--- a/Supplementary/文档/FA2SP HDM Edition说明文档.docx
+++ b/Supplementary/文档/FA2SP HDM Edition说明文档.docx
@@ -883,6 +883,42 @@
         <w:pStyle w:val="a9"/>
         <w:numPr>
           <w:ilvl w:val="0"/>
+          <w:numId w:val="11"/>
+        </w:numPr>
+        <w:rPr>
+          <w:rFonts w:ascii="Times New Roman" w:eastAsia="宋体" w:hAnsi="Times New Roman" w:cs="Times New Roman"/>
+        </w:rPr>
+      </w:pPr>
+      <w:r>
+        <w:rPr>
+          <w:rFonts w:ascii="Times New Roman" w:eastAsia="宋体" w:hAnsi="Times New Roman" w:cs="Times New Roman" w:hint="eastAsia"/>
+        </w:rPr>
+        <w:t>编辑器的拖拽绿点移动到有效目标时，会为目标显示绿色高亮</w:t>
+      </w:r>
+    </w:p>
+    <w:p>
+      <w:pPr>
+        <w:pStyle w:val="a9"/>
+        <w:numPr>
+          <w:ilvl w:val="0"/>
+          <w:numId w:val="11"/>
+        </w:numPr>
+        <w:rPr>
+          <w:rFonts w:ascii="Times New Roman" w:eastAsia="宋体" w:hAnsi="Times New Roman" w:cs="Times New Roman"/>
+        </w:rPr>
+      </w:pPr>
+      <w:r>
+        <w:rPr>
+          <w:rFonts w:ascii="Times New Roman" w:eastAsia="宋体" w:hAnsi="Times New Roman" w:cs="Times New Roman" w:hint="eastAsia"/>
+        </w:rPr>
+        <w:t>触发编辑器的行为列表选中的行为支持拖拽移动或拷贝至多开编辑器中</w:t>
+      </w:r>
+    </w:p>
+    <w:p>
+      <w:pPr>
+        <w:pStyle w:val="a9"/>
+        <w:numPr>
+          <w:ilvl w:val="0"/>
           <w:numId w:val="10"/>
         </w:numPr>
         <w:rPr>
@@ -901,6 +937,7 @@
           <w:sz w:val="28"/>
           <w:szCs w:val="32"/>
         </w:rPr>
+        <w:lastRenderedPageBreak/>
         <w:t>1.3.5 (2026.0</w:t>
       </w:r>
       <w:r>
@@ -977,889 +1014,889 @@
         <w:rPr>
           <w:rFonts w:ascii="Times New Roman" w:eastAsia="宋体" w:hAnsi="Times New Roman" w:cs="Times New Roman" w:hint="eastAsia"/>
         </w:rPr>
+        <w:t>修复删除地图</w:t>
+      </w:r>
+      <w:r>
+        <w:rPr>
+          <w:rFonts w:ascii="Times New Roman" w:eastAsia="宋体" w:hAnsi="Times New Roman" w:cs="Times New Roman" w:hint="eastAsia"/>
+        </w:rPr>
+        <w:t>include</w:t>
+      </w:r>
+      <w:r>
+        <w:rPr>
+          <w:rFonts w:ascii="Times New Roman" w:eastAsia="宋体" w:hAnsi="Times New Roman" w:cs="Times New Roman" w:hint="eastAsia"/>
+        </w:rPr>
+        <w:t>小节后不能正确保存部分</w:t>
+      </w:r>
+      <w:r>
+        <w:rPr>
+          <w:rFonts w:ascii="Times New Roman" w:eastAsia="宋体" w:hAnsi="Times New Roman" w:cs="Times New Roman" w:hint="eastAsia"/>
+        </w:rPr>
+        <w:t>ini</w:t>
+      </w:r>
+      <w:r>
+        <w:rPr>
+          <w:rFonts w:ascii="Times New Roman" w:eastAsia="宋体" w:hAnsi="Times New Roman" w:cs="Times New Roman" w:hint="eastAsia"/>
+        </w:rPr>
+        <w:t>小节的</w:t>
+      </w:r>
+      <w:r>
+        <w:rPr>
+          <w:rFonts w:ascii="Times New Roman" w:eastAsia="宋体" w:hAnsi="Times New Roman" w:cs="Times New Roman" w:hint="eastAsia"/>
+        </w:rPr>
+        <w:t>bug</w:t>
+      </w:r>
+      <w:r>
+        <w:rPr>
+          <w:rFonts w:ascii="Times New Roman" w:eastAsia="宋体" w:hAnsi="Times New Roman" w:cs="Times New Roman" w:hint="eastAsia"/>
+        </w:rPr>
+        <w:t>。</w:t>
+      </w:r>
+      <w:r>
+        <w:rPr>
+          <w:rFonts w:ascii="Times New Roman" w:eastAsia="宋体" w:hAnsi="Times New Roman" w:cs="Times New Roman" w:hint="eastAsia"/>
+        </w:rPr>
+        <w:t>注意，地图</w:t>
+      </w:r>
+      <w:r>
+        <w:rPr>
+          <w:rFonts w:ascii="Times New Roman" w:eastAsia="宋体" w:hAnsi="Times New Roman" w:cs="Times New Roman" w:hint="eastAsia"/>
+        </w:rPr>
+        <w:t>include</w:t>
+      </w:r>
+      <w:r>
+        <w:rPr>
+          <w:rFonts w:ascii="Times New Roman" w:eastAsia="宋体" w:hAnsi="Times New Roman" w:cs="Times New Roman" w:hint="eastAsia"/>
+        </w:rPr>
+        <w:t>支持仍属于实验性功能，不建议使用</w:t>
+      </w:r>
+      <w:r>
+        <w:rPr>
+          <w:rFonts w:ascii="Times New Roman" w:eastAsia="宋体" w:hAnsi="Times New Roman" w:cs="Times New Roman" w:hint="eastAsia"/>
+        </w:rPr>
+        <w:t>；由于技术限制，保存时并不能固定已有的</w:t>
+      </w:r>
+      <w:r>
+        <w:rPr>
+          <w:rFonts w:ascii="Times New Roman" w:eastAsia="宋体" w:hAnsi="Times New Roman" w:cs="Times New Roman" w:hint="eastAsia"/>
+        </w:rPr>
+        <w:t>include</w:t>
+      </w:r>
+      <w:r>
+        <w:rPr>
+          <w:rFonts w:ascii="Times New Roman" w:eastAsia="宋体" w:hAnsi="Times New Roman" w:cs="Times New Roman" w:hint="eastAsia"/>
+        </w:rPr>
+        <w:t>顺序</w:t>
+      </w:r>
+    </w:p>
+    <w:p>
+      <w:pPr>
+        <w:pStyle w:val="a9"/>
+        <w:numPr>
+          <w:ilvl w:val="0"/>
+          <w:numId w:val="43"/>
+        </w:numPr>
+        <w:rPr>
+          <w:rFonts w:ascii="Times New Roman" w:eastAsia="宋体" w:hAnsi="Times New Roman" w:cs="Times New Roman"/>
+        </w:rPr>
+      </w:pPr>
+      <w:r>
+        <w:rPr>
+          <w:rFonts w:ascii="Times New Roman" w:eastAsia="宋体" w:hAnsi="Times New Roman" w:cs="Times New Roman" w:hint="eastAsia"/>
+        </w:rPr>
+        <w:t>小队变更时会即时刷新触发编辑器对应菜单</w:t>
+      </w:r>
+    </w:p>
+    <w:p>
+      <w:pPr>
+        <w:pStyle w:val="a9"/>
+        <w:numPr>
+          <w:ilvl w:val="0"/>
+          <w:numId w:val="43"/>
+        </w:numPr>
+        <w:rPr>
+          <w:rFonts w:ascii="Times New Roman" w:eastAsia="宋体" w:hAnsi="Times New Roman" w:cs="Times New Roman"/>
+        </w:rPr>
+      </w:pPr>
+      <w:r>
+        <w:rPr>
+          <w:rFonts w:ascii="Times New Roman" w:eastAsia="宋体" w:hAnsi="Times New Roman" w:cs="Times New Roman" w:hint="eastAsia"/>
+        </w:rPr>
+        <w:t>新增选项</w:t>
+      </w:r>
+      <w:r>
+        <w:rPr>
+          <w:rFonts w:ascii="Times New Roman" w:eastAsia="宋体" w:hAnsi="Times New Roman" w:cs="Times New Roman" w:hint="eastAsia"/>
+        </w:rPr>
+        <w:t>SaveMap.KeepComments</w:t>
+      </w:r>
+      <w:r>
+        <w:rPr>
+          <w:rFonts w:ascii="Times New Roman" w:eastAsia="宋体" w:hAnsi="Times New Roman" w:cs="Times New Roman" w:hint="eastAsia"/>
+        </w:rPr>
+        <w:t>，在保存地图时可以保留注释</w:t>
+      </w:r>
+      <w:r>
+        <w:rPr>
+          <w:rFonts w:ascii="Times New Roman" w:eastAsia="宋体" w:hAnsi="Times New Roman" w:cs="Times New Roman" w:hint="eastAsia"/>
+        </w:rPr>
+        <w:t>，</w:t>
+      </w:r>
+      <w:r>
+        <w:rPr>
+          <w:rFonts w:ascii="Times New Roman" w:eastAsia="宋体" w:hAnsi="Times New Roman" w:cs="Times New Roman" w:hint="eastAsia"/>
+        </w:rPr>
+        <w:t>ini</w:t>
+      </w:r>
+      <w:r>
+        <w:rPr>
+          <w:rFonts w:ascii="Times New Roman" w:eastAsia="宋体" w:hAnsi="Times New Roman" w:cs="Times New Roman" w:hint="eastAsia"/>
+        </w:rPr>
+        <w:t>编辑器中可以保留并显示注释</w:t>
+      </w:r>
+    </w:p>
+    <w:p>
+      <w:pPr>
+        <w:pStyle w:val="a9"/>
+        <w:numPr>
+          <w:ilvl w:val="0"/>
+          <w:numId w:val="43"/>
+        </w:numPr>
+        <w:rPr>
+          <w:rFonts w:ascii="Times New Roman" w:eastAsia="宋体" w:hAnsi="Times New Roman" w:cs="Times New Roman"/>
+        </w:rPr>
+      </w:pPr>
+      <w:r>
+        <w:rPr>
+          <w:rFonts w:ascii="Times New Roman" w:eastAsia="宋体" w:hAnsi="Times New Roman" w:cs="Times New Roman" w:hint="eastAsia"/>
+        </w:rPr>
+        <w:t>在触发编辑器中为无标签的重复类型添加说明文本</w:t>
+      </w:r>
+    </w:p>
+    <w:p>
+      <w:pPr>
+        <w:pStyle w:val="a9"/>
+        <w:numPr>
+          <w:ilvl w:val="0"/>
+          <w:numId w:val="43"/>
+        </w:numPr>
+        <w:rPr>
+          <w:rFonts w:ascii="Times New Roman" w:eastAsia="宋体" w:hAnsi="Times New Roman" w:cs="Times New Roman"/>
+        </w:rPr>
+      </w:pPr>
+      <w:r>
+        <w:rPr>
+          <w:rFonts w:ascii="Times New Roman" w:eastAsia="宋体" w:hAnsi="Times New Roman" w:cs="Times New Roman" w:hint="eastAsia"/>
+        </w:rPr>
+        <w:t>新增加载</w:t>
+      </w:r>
+      <w:r>
+        <w:rPr>
+          <w:rFonts w:ascii="Times New Roman" w:eastAsia="宋体" w:hAnsi="Times New Roman" w:cs="Times New Roman" w:hint="eastAsia"/>
+        </w:rPr>
+        <w:t>/</w:t>
+      </w:r>
+      <w:r>
+        <w:rPr>
+          <w:rFonts w:ascii="Times New Roman" w:eastAsia="宋体" w:hAnsi="Times New Roman" w:cs="Times New Roman" w:hint="eastAsia"/>
+        </w:rPr>
+        <w:t>保存文件的</w:t>
+      </w:r>
+      <w:r>
+        <w:rPr>
+          <w:rFonts w:ascii="Times New Roman" w:eastAsia="宋体" w:hAnsi="Times New Roman" w:cs="Times New Roman" w:hint="eastAsia"/>
+        </w:rPr>
+        <w:t>lua</w:t>
+      </w:r>
+      <w:r>
+        <w:rPr>
+          <w:rFonts w:ascii="Times New Roman" w:eastAsia="宋体" w:hAnsi="Times New Roman" w:cs="Times New Roman" w:hint="eastAsia"/>
+        </w:rPr>
+        <w:t>脚本函数</w:t>
+      </w:r>
+    </w:p>
+    <w:p>
+      <w:pPr>
+        <w:pStyle w:val="a9"/>
+        <w:numPr>
+          <w:ilvl w:val="0"/>
+          <w:numId w:val="43"/>
+        </w:numPr>
+        <w:rPr>
+          <w:rFonts w:ascii="Times New Roman" w:eastAsia="宋体" w:hAnsi="Times New Roman" w:cs="Times New Roman"/>
+        </w:rPr>
+      </w:pPr>
+      <w:r>
+        <w:rPr>
+          <w:rFonts w:ascii="Times New Roman" w:eastAsia="宋体" w:hAnsi="Times New Roman" w:cs="Times New Roman" w:hint="eastAsia"/>
+        </w:rPr>
+        <w:t>修复部分</w:t>
+      </w:r>
+      <w:r>
+        <w:rPr>
+          <w:rFonts w:ascii="Times New Roman" w:eastAsia="宋体" w:hAnsi="Times New Roman" w:cs="Times New Roman" w:hint="eastAsia"/>
+        </w:rPr>
+        <w:t>lua</w:t>
+      </w:r>
+      <w:r>
+        <w:rPr>
+          <w:rFonts w:ascii="Times New Roman" w:eastAsia="宋体" w:hAnsi="Times New Roman" w:cs="Times New Roman" w:hint="eastAsia"/>
+        </w:rPr>
+        <w:t>脚本的</w:t>
+      </w:r>
+      <w:r>
+        <w:rPr>
+          <w:rFonts w:ascii="Times New Roman" w:eastAsia="宋体" w:hAnsi="Times New Roman" w:cs="Times New Roman" w:hint="eastAsia"/>
+        </w:rPr>
+        <w:t>bug</w:t>
+      </w:r>
+    </w:p>
+    <w:p>
+      <w:pPr>
+        <w:pStyle w:val="a9"/>
+        <w:numPr>
+          <w:ilvl w:val="0"/>
+          <w:numId w:val="43"/>
+        </w:numPr>
+        <w:rPr>
+          <w:rFonts w:ascii="Times New Roman" w:eastAsia="宋体" w:hAnsi="Times New Roman" w:cs="Times New Roman"/>
+        </w:rPr>
+      </w:pPr>
+      <w:r>
+        <w:rPr>
+          <w:rFonts w:ascii="Times New Roman" w:eastAsia="宋体" w:hAnsi="Times New Roman" w:cs="Times New Roman" w:hint="eastAsia"/>
+        </w:rPr>
+        <w:t>围墙覆盖物支持</w:t>
+      </w:r>
+      <w:r>
+        <w:rPr>
+          <w:rFonts w:ascii="Times New Roman" w:eastAsia="宋体" w:hAnsi="Times New Roman" w:cs="Times New Roman" w:hint="eastAsia"/>
+        </w:rPr>
+        <w:t>根据最近的建筑</w:t>
+      </w:r>
+      <w:r>
+        <w:rPr>
+          <w:rFonts w:ascii="Times New Roman" w:eastAsia="宋体" w:hAnsi="Times New Roman" w:cs="Times New Roman" w:hint="eastAsia"/>
+        </w:rPr>
+        <w:t>显示所属色</w:t>
+      </w:r>
+      <w:r>
+        <w:rPr>
+          <w:rFonts w:ascii="Times New Roman" w:eastAsia="宋体" w:hAnsi="Times New Roman" w:cs="Times New Roman" w:hint="eastAsia"/>
+        </w:rPr>
+        <w:t>（并不能完全还原游戏）</w:t>
+      </w:r>
+      <w:r>
+        <w:rPr>
+          <w:rFonts w:ascii="Times New Roman" w:eastAsia="宋体" w:hAnsi="Times New Roman" w:cs="Times New Roman" w:hint="eastAsia"/>
+        </w:rPr>
+        <w:t>，详见</w:t>
+      </w:r>
+      <w:r>
+        <w:rPr>
+          <w:rFonts w:ascii="Times New Roman" w:eastAsia="宋体" w:hAnsi="Times New Roman" w:cs="Times New Roman" w:hint="eastAsia"/>
+        </w:rPr>
+        <w:t>InGameDisplay.RemapableOverlay</w:t>
+      </w:r>
+    </w:p>
+    <w:p>
+      <w:pPr>
+        <w:pStyle w:val="a9"/>
+        <w:numPr>
+          <w:ilvl w:val="0"/>
+          <w:numId w:val="43"/>
+        </w:numPr>
+        <w:rPr>
+          <w:rFonts w:ascii="Times New Roman" w:eastAsia="宋体" w:hAnsi="Times New Roman" w:cs="Times New Roman"/>
+        </w:rPr>
+      </w:pPr>
+      <w:r>
+        <w:rPr>
+          <w:rFonts w:ascii="Times New Roman" w:eastAsia="宋体" w:hAnsi="Times New Roman" w:cs="Times New Roman" w:hint="eastAsia"/>
+        </w:rPr>
+        <w:t>恢复心灵终结中被错误隐藏的部分地形组</w:t>
+      </w:r>
+    </w:p>
+    <w:p>
+      <w:pPr>
+        <w:pStyle w:val="a9"/>
+        <w:numPr>
+          <w:ilvl w:val="0"/>
+          <w:numId w:val="43"/>
+        </w:numPr>
+        <w:rPr>
+          <w:rFonts w:ascii="Times New Roman" w:eastAsia="宋体" w:hAnsi="Times New Roman" w:cs="Times New Roman"/>
+        </w:rPr>
+      </w:pPr>
+      <w:r>
+        <w:rPr>
+          <w:rFonts w:ascii="Times New Roman" w:eastAsia="宋体" w:hAnsi="Times New Roman" w:cs="Times New Roman" w:hint="eastAsia"/>
+        </w:rPr>
+        <w:t>支持直接向建筑上放置加载物</w:t>
+      </w:r>
+      <w:r>
+        <w:rPr>
+          <w:rFonts w:ascii="Times New Roman" w:eastAsia="宋体" w:hAnsi="Times New Roman" w:cs="Times New Roman" w:hint="eastAsia"/>
+        </w:rPr>
+        <w:t>，详见</w:t>
+      </w:r>
+      <w:r>
+        <w:rPr>
+          <w:rFonts w:ascii="Times New Roman" w:eastAsia="宋体" w:hAnsi="Times New Roman" w:cs="Times New Roman" w:hint="eastAsia"/>
+        </w:rPr>
+        <w:t>PlaceStructure.PlaceUpgrade</w:t>
+      </w:r>
+    </w:p>
+    <w:p>
+      <w:pPr>
+        <w:pStyle w:val="a9"/>
+        <w:numPr>
+          <w:ilvl w:val="0"/>
+          <w:numId w:val="43"/>
+        </w:numPr>
+        <w:rPr>
+          <w:rFonts w:ascii="Times New Roman" w:eastAsia="宋体" w:hAnsi="Times New Roman" w:cs="Times New Roman"/>
+        </w:rPr>
+      </w:pPr>
+      <w:r>
+        <w:rPr>
+          <w:rFonts w:ascii="Times New Roman" w:eastAsia="宋体" w:hAnsi="Times New Roman" w:cs="Times New Roman" w:hint="eastAsia"/>
+        </w:rPr>
+        <w:t>触发编辑器支持</w:t>
+      </w:r>
+      <w:r>
+        <w:rPr>
+          <w:rFonts w:ascii="Times New Roman" w:eastAsia="宋体" w:hAnsi="Times New Roman" w:cs="Times New Roman" w:hint="eastAsia"/>
+        </w:rPr>
+        <w:t>多</w:t>
+      </w:r>
+      <w:r>
+        <w:rPr>
+          <w:rFonts w:ascii="Times New Roman" w:eastAsia="宋体" w:hAnsi="Times New Roman" w:cs="Times New Roman" w:hint="eastAsia"/>
+        </w:rPr>
+        <w:t>开</w:t>
+      </w:r>
+      <w:r>
+        <w:rPr>
+          <w:rFonts w:ascii="Times New Roman" w:eastAsia="宋体" w:hAnsi="Times New Roman" w:cs="Times New Roman" w:hint="eastAsia"/>
+        </w:rPr>
+        <w:t>，支持通过拖拽触发编辑器上的绿点设置参数</w:t>
+      </w:r>
+      <w:r>
+        <w:rPr>
+          <w:rFonts w:ascii="Times New Roman" w:eastAsia="宋体" w:hAnsi="Times New Roman" w:cs="Times New Roman" w:hint="eastAsia"/>
+        </w:rPr>
+        <w:t>，单击绿点可以为地图上的单位设置标签</w:t>
+      </w:r>
+    </w:p>
+    <w:p>
+      <w:pPr>
+        <w:pStyle w:val="a9"/>
+        <w:numPr>
+          <w:ilvl w:val="0"/>
+          <w:numId w:val="43"/>
+        </w:numPr>
+        <w:rPr>
+          <w:rFonts w:ascii="Times New Roman" w:eastAsia="宋体" w:hAnsi="Times New Roman" w:cs="Times New Roman"/>
+        </w:rPr>
+      </w:pPr>
+      <w:r>
+        <w:rPr>
+          <w:rFonts w:ascii="Times New Roman" w:eastAsia="宋体" w:hAnsi="Times New Roman" w:cs="Times New Roman" w:hint="eastAsia"/>
+        </w:rPr>
+        <w:t>作战小队、特遣部队、动作脚本编辑器支持通过拖拽</w:t>
+      </w:r>
+      <w:r>
+        <w:rPr>
+          <w:rFonts w:ascii="Times New Roman" w:eastAsia="宋体" w:hAnsi="Times New Roman" w:cs="Times New Roman" w:hint="eastAsia"/>
+        </w:rPr>
+        <w:t>绿点</w:t>
+      </w:r>
+      <w:r>
+        <w:rPr>
+          <w:rFonts w:ascii="Times New Roman" w:eastAsia="宋体" w:hAnsi="Times New Roman" w:cs="Times New Roman" w:hint="eastAsia"/>
+        </w:rPr>
+        <w:t>设置参数</w:t>
+      </w:r>
+    </w:p>
+    <w:p>
+      <w:pPr>
+        <w:pStyle w:val="a9"/>
+        <w:numPr>
+          <w:ilvl w:val="0"/>
+          <w:numId w:val="43"/>
+        </w:numPr>
+        <w:rPr>
+          <w:rFonts w:ascii="Times New Roman" w:eastAsia="宋体" w:hAnsi="Times New Roman" w:cs="Times New Roman"/>
+        </w:rPr>
+      </w:pPr>
+      <w:r>
+        <w:rPr>
+          <w:rFonts w:ascii="Times New Roman" w:eastAsia="宋体" w:hAnsi="Times New Roman" w:cs="Times New Roman" w:hint="eastAsia"/>
+        </w:rPr>
+        <w:t>修复当地形浏览器位于覆盖物视图时，切换框架模式会导致视图切换至地形的</w:t>
+      </w:r>
+      <w:r>
+        <w:rPr>
+          <w:rFonts w:ascii="Times New Roman" w:eastAsia="宋体" w:hAnsi="Times New Roman" w:cs="Times New Roman" w:hint="eastAsia"/>
+        </w:rPr>
+        <w:t>bug</w:t>
+      </w:r>
+    </w:p>
+    <w:p>
+      <w:pPr>
+        <w:pStyle w:val="a9"/>
+        <w:numPr>
+          <w:ilvl w:val="0"/>
+          <w:numId w:val="43"/>
+        </w:numPr>
+        <w:rPr>
+          <w:rFonts w:ascii="Times New Roman" w:eastAsia="宋体" w:hAnsi="Times New Roman" w:cs="Times New Roman"/>
+        </w:rPr>
+      </w:pPr>
+      <w:r>
+        <w:rPr>
+          <w:rFonts w:ascii="Times New Roman" w:eastAsia="宋体" w:hAnsi="Times New Roman" w:cs="Times New Roman" w:hint="eastAsia"/>
+        </w:rPr>
+        <w:t>优化高架桥阴影渲染</w:t>
+      </w:r>
+    </w:p>
+    <w:p>
+      <w:pPr>
+        <w:pStyle w:val="a9"/>
+        <w:numPr>
+          <w:ilvl w:val="0"/>
+          <w:numId w:val="43"/>
+        </w:numPr>
+        <w:rPr>
+          <w:rFonts w:ascii="Times New Roman" w:eastAsia="宋体" w:hAnsi="Times New Roman" w:cs="Times New Roman"/>
+        </w:rPr>
+      </w:pPr>
+      <w:r>
+        <w:rPr>
+          <w:rFonts w:ascii="Times New Roman" w:eastAsia="宋体" w:hAnsi="Times New Roman" w:cs="Times New Roman" w:hint="eastAsia"/>
+        </w:rPr>
+        <w:t>使用格式刷时会显示被修改的属性</w:t>
+      </w:r>
+    </w:p>
+    <w:p>
+      <w:pPr>
+        <w:pStyle w:val="a9"/>
+        <w:numPr>
+          <w:ilvl w:val="0"/>
+          <w:numId w:val="43"/>
+        </w:numPr>
+        <w:rPr>
+          <w:rFonts w:ascii="Times New Roman" w:eastAsia="宋体" w:hAnsi="Times New Roman" w:cs="Times New Roman"/>
+        </w:rPr>
+      </w:pPr>
+      <w:r>
+        <w:rPr>
+          <w:rFonts w:ascii="Times New Roman" w:eastAsia="宋体" w:hAnsi="Times New Roman" w:cs="Times New Roman" w:hint="eastAsia"/>
+        </w:rPr>
+        <w:t>优化单元标记和路径点的渲染效率</w:t>
+      </w:r>
+    </w:p>
+    <w:p>
+      <w:pPr>
+        <w:pStyle w:val="a9"/>
+        <w:numPr>
+          <w:ilvl w:val="0"/>
+          <w:numId w:val="43"/>
+        </w:numPr>
+        <w:rPr>
+          <w:rFonts w:ascii="Times New Roman" w:eastAsia="宋体" w:hAnsi="Times New Roman" w:cs="Times New Roman"/>
+        </w:rPr>
+      </w:pPr>
+      <w:r>
+        <w:rPr>
+          <w:rFonts w:ascii="Times New Roman" w:eastAsia="宋体" w:hAnsi="Times New Roman" w:cs="Times New Roman" w:hint="eastAsia"/>
+        </w:rPr>
+        <w:t>支持车辆单位的额外炮塔和额外炮管</w:t>
+      </w:r>
+    </w:p>
+    <w:p>
+      <w:pPr>
+        <w:pStyle w:val="a9"/>
+        <w:numPr>
+          <w:ilvl w:val="0"/>
+          <w:numId w:val="43"/>
+        </w:numPr>
+        <w:rPr>
+          <w:rFonts w:ascii="Times New Roman" w:eastAsia="宋体" w:hAnsi="Times New Roman" w:cs="Times New Roman"/>
+        </w:rPr>
+      </w:pPr>
+      <w:r>
+        <w:rPr>
+          <w:rFonts w:ascii="Times New Roman" w:eastAsia="宋体" w:hAnsi="Times New Roman" w:cs="Times New Roman"/>
+        </w:rPr>
+        <w:t>I</w:t>
+      </w:r>
+      <w:r>
+        <w:rPr>
+          <w:rFonts w:ascii="Times New Roman" w:eastAsia="宋体" w:hAnsi="Times New Roman" w:cs="Times New Roman" w:hint="eastAsia"/>
+        </w:rPr>
+        <w:t>ni</w:t>
+      </w:r>
+      <w:r>
+        <w:rPr>
+          <w:rFonts w:ascii="Times New Roman" w:eastAsia="宋体" w:hAnsi="Times New Roman" w:cs="Times New Roman" w:hint="eastAsia"/>
+        </w:rPr>
+        <w:t>编辑器和</w:t>
+      </w:r>
+      <w:r>
+        <w:rPr>
+          <w:rFonts w:ascii="Times New Roman" w:eastAsia="宋体" w:hAnsi="Times New Roman" w:cs="Times New Roman" w:hint="eastAsia"/>
+        </w:rPr>
+        <w:t>lua</w:t>
+      </w:r>
+      <w:r>
+        <w:rPr>
+          <w:rFonts w:ascii="Times New Roman" w:eastAsia="宋体" w:hAnsi="Times New Roman" w:cs="Times New Roman" w:hint="eastAsia"/>
+        </w:rPr>
+        <w:t>脚本输入窗口引入</w:t>
+      </w:r>
+      <w:r>
+        <w:rPr>
+          <w:rFonts w:ascii="Times New Roman" w:eastAsia="宋体" w:hAnsi="Times New Roman" w:cs="Times New Roman" w:hint="eastAsia"/>
+        </w:rPr>
+        <w:t>Scintilla</w:t>
+      </w:r>
+      <w:r>
+        <w:rPr>
+          <w:rFonts w:ascii="Times New Roman" w:eastAsia="宋体" w:hAnsi="Times New Roman" w:cs="Times New Roman" w:hint="eastAsia"/>
+        </w:rPr>
+        <w:t>引擎（</w:t>
+      </w:r>
+      <w:r>
+        <w:rPr>
+          <w:rFonts w:ascii="Times New Roman" w:eastAsia="宋体" w:hAnsi="Times New Roman" w:cs="Times New Roman" w:hint="eastAsia"/>
+        </w:rPr>
+        <w:t>notepad++</w:t>
+      </w:r>
+      <w:r>
+        <w:rPr>
+          <w:rFonts w:ascii="Times New Roman" w:eastAsia="宋体" w:hAnsi="Times New Roman" w:cs="Times New Roman" w:hint="eastAsia"/>
+        </w:rPr>
+        <w:t>同款），支持语法高亮</w:t>
+      </w:r>
+      <w:r>
+        <w:rPr>
+          <w:rFonts w:ascii="Times New Roman" w:eastAsia="宋体" w:hAnsi="Times New Roman" w:cs="Times New Roman" w:hint="eastAsia"/>
+        </w:rPr>
+        <w:t>、行数显示、矩形选择等特性</w:t>
+      </w:r>
+    </w:p>
+    <w:p>
+      <w:pPr>
+        <w:pStyle w:val="a9"/>
+        <w:numPr>
+          <w:ilvl w:val="0"/>
+          <w:numId w:val="43"/>
+        </w:numPr>
+        <w:rPr>
+          <w:rFonts w:ascii="Times New Roman" w:eastAsia="宋体" w:hAnsi="Times New Roman" w:cs="Times New Roman"/>
+        </w:rPr>
+      </w:pPr>
+      <w:r>
+        <w:rPr>
+          <w:rFonts w:ascii="Times New Roman" w:eastAsia="宋体" w:hAnsi="Times New Roman" w:cs="Times New Roman" w:hint="eastAsia"/>
+        </w:rPr>
+        <w:t>修复触发资源重载后，自定义地形组崩溃的</w:t>
+      </w:r>
+      <w:r>
+        <w:rPr>
+          <w:rFonts w:ascii="Times New Roman" w:eastAsia="宋体" w:hAnsi="Times New Roman" w:cs="Times New Roman" w:hint="eastAsia"/>
+        </w:rPr>
+        <w:t>bug</w:t>
+      </w:r>
+    </w:p>
+    <w:p>
+      <w:pPr>
+        <w:pStyle w:val="a9"/>
+        <w:numPr>
+          <w:ilvl w:val="0"/>
+          <w:numId w:val="43"/>
+        </w:numPr>
+        <w:rPr>
+          <w:rFonts w:ascii="Times New Roman" w:eastAsia="宋体" w:hAnsi="Times New Roman" w:cs="Times New Roman"/>
+        </w:rPr>
+      </w:pPr>
+      <w:r>
+        <w:rPr>
+          <w:rFonts w:ascii="Times New Roman" w:eastAsia="宋体" w:hAnsi="Times New Roman" w:cs="Times New Roman" w:hint="eastAsia"/>
+        </w:rPr>
+        <w:t>触发编辑器的行为列表支持多选，新增“上移”“下移”与“拆分”按钮，可以将选中的行为上下移动或拆分出新触发</w:t>
+      </w:r>
+    </w:p>
+    <w:p>
+      <w:pPr>
+        <w:pStyle w:val="a9"/>
+        <w:numPr>
+          <w:ilvl w:val="0"/>
+          <w:numId w:val="43"/>
+        </w:numPr>
+        <w:rPr>
+          <w:rFonts w:ascii="Times New Roman" w:eastAsia="宋体" w:hAnsi="Times New Roman" w:cs="Times New Roman"/>
+        </w:rPr>
+      </w:pPr>
+      <w:r>
+        <w:rPr>
+          <w:rFonts w:ascii="Times New Roman" w:eastAsia="宋体" w:hAnsi="Times New Roman" w:cs="Times New Roman" w:hint="eastAsia"/>
+        </w:rPr>
+        <w:t>支持通过按住</w:t>
+      </w:r>
+      <w:r>
+        <w:rPr>
+          <w:rFonts w:ascii="Times New Roman" w:eastAsia="宋体" w:hAnsi="Times New Roman" w:cs="Times New Roman" w:hint="eastAsia"/>
+        </w:rPr>
+        <w:t>alt</w:t>
+      </w:r>
+      <w:r>
+        <w:rPr>
+          <w:rFonts w:ascii="Times New Roman" w:eastAsia="宋体" w:hAnsi="Times New Roman" w:cs="Times New Roman" w:hint="eastAsia"/>
+        </w:rPr>
+        <w:t>键直线放置单元标记</w:t>
+      </w:r>
+    </w:p>
+    <w:p>
+      <w:pPr>
+        <w:pStyle w:val="a9"/>
+        <w:numPr>
+          <w:ilvl w:val="0"/>
+          <w:numId w:val="43"/>
+        </w:numPr>
+        <w:rPr>
+          <w:rFonts w:ascii="Times New Roman" w:eastAsia="宋体" w:hAnsi="Times New Roman" w:cs="Times New Roman"/>
+        </w:rPr>
+      </w:pPr>
+      <w:r>
+        <w:rPr>
+          <w:rFonts w:ascii="Times New Roman" w:eastAsia="宋体" w:hAnsi="Times New Roman" w:cs="Times New Roman" w:hint="eastAsia"/>
+        </w:rPr>
+        <w:t>支持通过设置附加命令行参数直接打开地图，格式为</w:t>
+      </w:r>
+      <w:r>
+        <w:rPr>
+          <w:rFonts w:ascii="Times New Roman" w:eastAsia="宋体" w:hAnsi="Times New Roman" w:cs="Times New Roman" w:hint="eastAsia"/>
+        </w:rPr>
+        <w:t xml:space="preserve">-o </w:t>
+      </w:r>
+      <w:r>
+        <w:rPr>
+          <w:rFonts w:ascii="Times New Roman" w:eastAsia="宋体" w:hAnsi="Times New Roman" w:cs="Times New Roman"/>
+        </w:rPr>
+        <w:t>“</w:t>
+      </w:r>
+      <w:r>
+        <w:rPr>
+          <w:rFonts w:ascii="Times New Roman" w:eastAsia="宋体" w:hAnsi="Times New Roman" w:cs="Times New Roman" w:hint="eastAsia"/>
+        </w:rPr>
+        <w:t>地图路径</w:t>
+      </w:r>
+      <w:r>
+        <w:rPr>
+          <w:rFonts w:ascii="Times New Roman" w:eastAsia="宋体" w:hAnsi="Times New Roman" w:cs="Times New Roman"/>
+        </w:rPr>
+        <w:t>”</w:t>
+      </w:r>
+      <w:r>
+        <w:rPr>
+          <w:rFonts w:ascii="Times New Roman" w:eastAsia="宋体" w:hAnsi="Times New Roman" w:cs="Times New Roman" w:hint="eastAsia"/>
+        </w:rPr>
+        <w:t>或</w:t>
+      </w:r>
+      <w:r>
+        <w:rPr>
+          <w:rFonts w:ascii="Times New Roman" w:eastAsia="宋体" w:hAnsi="Times New Roman" w:cs="Times New Roman" w:hint="eastAsia"/>
+        </w:rPr>
+        <w:t xml:space="preserve">--open </w:t>
+      </w:r>
+      <w:r>
+        <w:rPr>
+          <w:rFonts w:ascii="Times New Roman" w:eastAsia="宋体" w:hAnsi="Times New Roman" w:cs="Times New Roman"/>
+        </w:rPr>
+        <w:t>“</w:t>
+      </w:r>
+      <w:r>
+        <w:rPr>
+          <w:rFonts w:ascii="Times New Roman" w:eastAsia="宋体" w:hAnsi="Times New Roman" w:cs="Times New Roman" w:hint="eastAsia"/>
+        </w:rPr>
+        <w:t>地图路径</w:t>
+      </w:r>
+      <w:r>
+        <w:rPr>
+          <w:rFonts w:ascii="Times New Roman" w:eastAsia="宋体" w:hAnsi="Times New Roman" w:cs="Times New Roman"/>
+        </w:rPr>
+        <w:t>”</w:t>
+      </w:r>
+      <w:r>
+        <w:rPr>
+          <w:rFonts w:ascii="Times New Roman" w:eastAsia="宋体" w:hAnsi="Times New Roman" w:cs="Times New Roman" w:hint="eastAsia"/>
+        </w:rPr>
+        <w:t>，命令行参数可以填写在</w:t>
+      </w:r>
+      <w:r>
+        <w:rPr>
+          <w:rFonts w:ascii="Times New Roman" w:eastAsia="宋体" w:hAnsi="Times New Roman" w:cs="Times New Roman" w:hint="eastAsia"/>
+        </w:rPr>
+        <w:t>FA2spLaunch.exe</w:t>
+      </w:r>
+      <w:r>
+        <w:rPr>
+          <w:rFonts w:ascii="Times New Roman" w:eastAsia="宋体" w:hAnsi="Times New Roman" w:cs="Times New Roman" w:hint="eastAsia"/>
+        </w:rPr>
+        <w:t>后方，或者</w:t>
+      </w:r>
+      <w:r>
+        <w:rPr>
+          <w:rFonts w:ascii="Times New Roman" w:eastAsia="宋体" w:hAnsi="Times New Roman" w:cs="Times New Roman" w:hint="eastAsia"/>
+        </w:rPr>
+        <w:t>RunFA2sp.bat</w:t>
+      </w:r>
+      <w:r>
+        <w:rPr>
+          <w:rFonts w:ascii="Times New Roman" w:eastAsia="宋体" w:hAnsi="Times New Roman" w:cs="Times New Roman" w:hint="eastAsia"/>
+        </w:rPr>
+        <w:t>内</w:t>
+      </w:r>
+    </w:p>
+    <w:p>
+      <w:pPr>
+        <w:pStyle w:val="a9"/>
+        <w:numPr>
+          <w:ilvl w:val="0"/>
+          <w:numId w:val="43"/>
+        </w:numPr>
+        <w:rPr>
+          <w:rFonts w:ascii="Times New Roman" w:eastAsia="宋体" w:hAnsi="Times New Roman" w:cs="Times New Roman"/>
+        </w:rPr>
+      </w:pPr>
+      <w:r>
+        <w:rPr>
+          <w:rFonts w:ascii="Times New Roman" w:eastAsia="宋体" w:hAnsi="Times New Roman" w:cs="Times New Roman" w:hint="eastAsia"/>
+        </w:rPr>
+        <w:t>修复当使用放置于地图行为时，对应的标签被删除后仍能摆放单元标记的</w:t>
+      </w:r>
+      <w:r>
+        <w:rPr>
+          <w:rFonts w:ascii="Times New Roman" w:eastAsia="宋体" w:hAnsi="Times New Roman" w:cs="Times New Roman" w:hint="eastAsia"/>
+        </w:rPr>
+        <w:t>bug</w:t>
+      </w:r>
+    </w:p>
+    <w:p>
+      <w:pPr>
+        <w:pStyle w:val="a9"/>
+        <w:numPr>
+          <w:ilvl w:val="0"/>
+          <w:numId w:val="43"/>
+        </w:numPr>
+        <w:rPr>
+          <w:rFonts w:ascii="Times New Roman" w:eastAsia="宋体" w:hAnsi="Times New Roman" w:cs="Times New Roman"/>
+        </w:rPr>
+      </w:pPr>
+      <w:r>
+        <w:rPr>
+          <w:rFonts w:ascii="Times New Roman" w:eastAsia="宋体" w:hAnsi="Times New Roman" w:cs="Times New Roman" w:hint="eastAsia"/>
+        </w:rPr>
+        <w:t>TheaterInfo</w:t>
+      </w:r>
+      <w:r>
+        <w:rPr>
+          <w:rFonts w:ascii="Times New Roman" w:eastAsia="宋体" w:hAnsi="Times New Roman" w:cs="Times New Roman" w:hint="eastAsia"/>
+        </w:rPr>
+        <w:t>内的自定义斜坡类型支持指定地形组下的特定地形块</w:t>
+      </w:r>
+    </w:p>
+    <w:p>
+      <w:pPr>
+        <w:pStyle w:val="a9"/>
+        <w:numPr>
+          <w:ilvl w:val="0"/>
+          <w:numId w:val="43"/>
+        </w:numPr>
+        <w:rPr>
+          <w:rFonts w:ascii="Times New Roman" w:eastAsia="宋体" w:hAnsi="Times New Roman" w:cs="Times New Roman"/>
+        </w:rPr>
+      </w:pPr>
+      <w:r>
+        <w:rPr>
+          <w:rFonts w:ascii="Times New Roman" w:eastAsia="宋体" w:hAnsi="Times New Roman" w:cs="Times New Roman" w:hint="eastAsia"/>
+        </w:rPr>
+        <w:t>支持为无图像单位显示缺省图像，详见</w:t>
+      </w:r>
+      <w:r>
+        <w:rPr>
+          <w:rFonts w:ascii="Times New Roman" w:eastAsia="宋体" w:hAnsi="Times New Roman" w:cs="Times New Roman" w:hint="eastAsia"/>
+        </w:rPr>
+        <w:t>UseDefaultUnitImage</w:t>
+      </w:r>
+    </w:p>
+    <w:p>
+      <w:pPr>
+        <w:pStyle w:val="a9"/>
+        <w:numPr>
+          <w:ilvl w:val="0"/>
+          <w:numId w:val="43"/>
+        </w:numPr>
+        <w:rPr>
+          <w:rFonts w:ascii="Times New Roman" w:eastAsia="宋体" w:hAnsi="Times New Roman" w:cs="Times New Roman"/>
+        </w:rPr>
+      </w:pPr>
+      <w:r>
+        <w:rPr>
+          <w:rFonts w:ascii="Times New Roman" w:eastAsia="宋体" w:hAnsi="Times New Roman" w:cs="Times New Roman" w:hint="eastAsia"/>
+        </w:rPr>
+        <w:t>支持</w:t>
+      </w:r>
+      <w:r>
+        <w:rPr>
+          <w:rFonts w:ascii="Times New Roman" w:eastAsia="宋体" w:hAnsi="Times New Roman" w:cs="Times New Roman" w:hint="eastAsia"/>
+        </w:rPr>
+        <w:t>ares</w:t>
+      </w:r>
+      <w:r>
+        <w:rPr>
+          <w:rFonts w:ascii="Times New Roman" w:eastAsia="宋体" w:hAnsi="Times New Roman" w:cs="Times New Roman" w:hint="eastAsia"/>
+        </w:rPr>
+        <w:t>的自定义军衔</w:t>
+      </w:r>
+    </w:p>
+    <w:p>
+      <w:pPr>
+        <w:pStyle w:val="a9"/>
+        <w:numPr>
+          <w:ilvl w:val="0"/>
+          <w:numId w:val="43"/>
+        </w:numPr>
+        <w:rPr>
+          <w:rFonts w:ascii="Times New Roman" w:eastAsia="宋体" w:hAnsi="Times New Roman" w:cs="Times New Roman"/>
+        </w:rPr>
+      </w:pPr>
+      <w:r>
+        <w:rPr>
+          <w:rFonts w:ascii="Times New Roman" w:eastAsia="宋体" w:hAnsi="Times New Roman" w:cs="Times New Roman" w:hint="eastAsia"/>
+        </w:rPr>
+        <w:t>对无图像地形对象和污染显示文本</w:t>
+      </w:r>
+    </w:p>
+    <w:p>
+      <w:pPr>
+        <w:pStyle w:val="a9"/>
+        <w:numPr>
+          <w:ilvl w:val="0"/>
+          <w:numId w:val="43"/>
+        </w:numPr>
+        <w:rPr>
+          <w:rFonts w:ascii="Times New Roman" w:eastAsia="宋体" w:hAnsi="Times New Roman" w:cs="Times New Roman"/>
+        </w:rPr>
+      </w:pPr>
+      <w:r>
+        <w:rPr>
+          <w:rFonts w:ascii="Times New Roman" w:eastAsia="宋体" w:hAnsi="Times New Roman" w:cs="Times New Roman" w:hint="eastAsia"/>
+        </w:rPr>
         <w:lastRenderedPageBreak/>
-        <w:t>修复删除地图</w:t>
-      </w:r>
-      <w:r>
-        <w:rPr>
-          <w:rFonts w:ascii="Times New Roman" w:eastAsia="宋体" w:hAnsi="Times New Roman" w:cs="Times New Roman" w:hint="eastAsia"/>
-        </w:rPr>
-        <w:t>include</w:t>
-      </w:r>
-      <w:r>
-        <w:rPr>
-          <w:rFonts w:ascii="Times New Roman" w:eastAsia="宋体" w:hAnsi="Times New Roman" w:cs="Times New Roman" w:hint="eastAsia"/>
-        </w:rPr>
-        <w:t>小节后不能正确保存部分</w:t>
-      </w:r>
-      <w:r>
-        <w:rPr>
-          <w:rFonts w:ascii="Times New Roman" w:eastAsia="宋体" w:hAnsi="Times New Roman" w:cs="Times New Roman" w:hint="eastAsia"/>
-        </w:rPr>
-        <w:t>ini</w:t>
-      </w:r>
-      <w:r>
-        <w:rPr>
-          <w:rFonts w:ascii="Times New Roman" w:eastAsia="宋体" w:hAnsi="Times New Roman" w:cs="Times New Roman" w:hint="eastAsia"/>
-        </w:rPr>
-        <w:t>小节的</w:t>
-      </w:r>
-      <w:r>
-        <w:rPr>
-          <w:rFonts w:ascii="Times New Roman" w:eastAsia="宋体" w:hAnsi="Times New Roman" w:cs="Times New Roman" w:hint="eastAsia"/>
-        </w:rPr>
-        <w:t>bug</w:t>
-      </w:r>
-      <w:r>
-        <w:rPr>
-          <w:rFonts w:ascii="Times New Roman" w:eastAsia="宋体" w:hAnsi="Times New Roman" w:cs="Times New Roman" w:hint="eastAsia"/>
-        </w:rPr>
-        <w:t>。</w:t>
-      </w:r>
-      <w:r>
-        <w:rPr>
-          <w:rFonts w:ascii="Times New Roman" w:eastAsia="宋体" w:hAnsi="Times New Roman" w:cs="Times New Roman" w:hint="eastAsia"/>
-        </w:rPr>
-        <w:t>注意，地图</w:t>
-      </w:r>
-      <w:r>
-        <w:rPr>
-          <w:rFonts w:ascii="Times New Roman" w:eastAsia="宋体" w:hAnsi="Times New Roman" w:cs="Times New Roman" w:hint="eastAsia"/>
-        </w:rPr>
-        <w:t>include</w:t>
-      </w:r>
-      <w:r>
-        <w:rPr>
-          <w:rFonts w:ascii="Times New Roman" w:eastAsia="宋体" w:hAnsi="Times New Roman" w:cs="Times New Roman" w:hint="eastAsia"/>
-        </w:rPr>
-        <w:t>支持仍属于实验性功能，不建议使用</w:t>
-      </w:r>
-      <w:r>
-        <w:rPr>
-          <w:rFonts w:ascii="Times New Roman" w:eastAsia="宋体" w:hAnsi="Times New Roman" w:cs="Times New Roman" w:hint="eastAsia"/>
-        </w:rPr>
-        <w:t>；由于技术限制，保存时并不能固定已有的</w:t>
-      </w:r>
-      <w:r>
-        <w:rPr>
-          <w:rFonts w:ascii="Times New Roman" w:eastAsia="宋体" w:hAnsi="Times New Roman" w:cs="Times New Roman" w:hint="eastAsia"/>
-        </w:rPr>
-        <w:t>include</w:t>
-      </w:r>
-      <w:r>
-        <w:rPr>
-          <w:rFonts w:ascii="Times New Roman" w:eastAsia="宋体" w:hAnsi="Times New Roman" w:cs="Times New Roman" w:hint="eastAsia"/>
-        </w:rPr>
-        <w:t>顺序</w:t>
-      </w:r>
-    </w:p>
-    <w:p>
-      <w:pPr>
-        <w:pStyle w:val="a9"/>
-        <w:numPr>
-          <w:ilvl w:val="0"/>
-          <w:numId w:val="43"/>
-        </w:numPr>
-        <w:rPr>
-          <w:rFonts w:ascii="Times New Roman" w:eastAsia="宋体" w:hAnsi="Times New Roman" w:cs="Times New Roman"/>
-        </w:rPr>
-      </w:pPr>
-      <w:r>
-        <w:rPr>
-          <w:rFonts w:ascii="Times New Roman" w:eastAsia="宋体" w:hAnsi="Times New Roman" w:cs="Times New Roman" w:hint="eastAsia"/>
-        </w:rPr>
-        <w:t>小队变更时会即时刷新触发编辑器对应菜单</w:t>
-      </w:r>
-    </w:p>
-    <w:p>
-      <w:pPr>
-        <w:pStyle w:val="a9"/>
-        <w:numPr>
-          <w:ilvl w:val="0"/>
-          <w:numId w:val="43"/>
-        </w:numPr>
-        <w:rPr>
-          <w:rFonts w:ascii="Times New Roman" w:eastAsia="宋体" w:hAnsi="Times New Roman" w:cs="Times New Roman"/>
-        </w:rPr>
-      </w:pPr>
-      <w:r>
-        <w:rPr>
-          <w:rFonts w:ascii="Times New Roman" w:eastAsia="宋体" w:hAnsi="Times New Roman" w:cs="Times New Roman" w:hint="eastAsia"/>
-        </w:rPr>
-        <w:t>新增选项</w:t>
-      </w:r>
-      <w:r>
-        <w:rPr>
-          <w:rFonts w:ascii="Times New Roman" w:eastAsia="宋体" w:hAnsi="Times New Roman" w:cs="Times New Roman" w:hint="eastAsia"/>
-        </w:rPr>
-        <w:t>SaveMap.KeepComments</w:t>
-      </w:r>
-      <w:r>
-        <w:rPr>
-          <w:rFonts w:ascii="Times New Roman" w:eastAsia="宋体" w:hAnsi="Times New Roman" w:cs="Times New Roman" w:hint="eastAsia"/>
-        </w:rPr>
-        <w:t>，在保存地图时可以保留注释</w:t>
-      </w:r>
-      <w:r>
-        <w:rPr>
-          <w:rFonts w:ascii="Times New Roman" w:eastAsia="宋体" w:hAnsi="Times New Roman" w:cs="Times New Roman" w:hint="eastAsia"/>
-        </w:rPr>
-        <w:t>，</w:t>
-      </w:r>
-      <w:r>
-        <w:rPr>
-          <w:rFonts w:ascii="Times New Roman" w:eastAsia="宋体" w:hAnsi="Times New Roman" w:cs="Times New Roman" w:hint="eastAsia"/>
-        </w:rPr>
-        <w:t>ini</w:t>
-      </w:r>
-      <w:r>
-        <w:rPr>
-          <w:rFonts w:ascii="Times New Roman" w:eastAsia="宋体" w:hAnsi="Times New Roman" w:cs="Times New Roman" w:hint="eastAsia"/>
-        </w:rPr>
-        <w:t>编辑器中可以保留并显示注释</w:t>
-      </w:r>
-    </w:p>
-    <w:p>
-      <w:pPr>
-        <w:pStyle w:val="a9"/>
-        <w:numPr>
-          <w:ilvl w:val="0"/>
-          <w:numId w:val="43"/>
-        </w:numPr>
-        <w:rPr>
-          <w:rFonts w:ascii="Times New Roman" w:eastAsia="宋体" w:hAnsi="Times New Roman" w:cs="Times New Roman"/>
-        </w:rPr>
-      </w:pPr>
-      <w:r>
-        <w:rPr>
-          <w:rFonts w:ascii="Times New Roman" w:eastAsia="宋体" w:hAnsi="Times New Roman" w:cs="Times New Roman" w:hint="eastAsia"/>
-        </w:rPr>
-        <w:t>在触发编辑器中为无标签的重复类型添加说明文本</w:t>
-      </w:r>
-    </w:p>
-    <w:p>
-      <w:pPr>
-        <w:pStyle w:val="a9"/>
-        <w:numPr>
-          <w:ilvl w:val="0"/>
-          <w:numId w:val="43"/>
-        </w:numPr>
-        <w:rPr>
-          <w:rFonts w:ascii="Times New Roman" w:eastAsia="宋体" w:hAnsi="Times New Roman" w:cs="Times New Roman"/>
-        </w:rPr>
-      </w:pPr>
-      <w:r>
-        <w:rPr>
-          <w:rFonts w:ascii="Times New Roman" w:eastAsia="宋体" w:hAnsi="Times New Roman" w:cs="Times New Roman" w:hint="eastAsia"/>
-        </w:rPr>
-        <w:t>新增加载</w:t>
-      </w:r>
-      <w:r>
-        <w:rPr>
-          <w:rFonts w:ascii="Times New Roman" w:eastAsia="宋体" w:hAnsi="Times New Roman" w:cs="Times New Roman" w:hint="eastAsia"/>
-        </w:rPr>
-        <w:t>/</w:t>
-      </w:r>
-      <w:r>
-        <w:rPr>
-          <w:rFonts w:ascii="Times New Roman" w:eastAsia="宋体" w:hAnsi="Times New Roman" w:cs="Times New Roman" w:hint="eastAsia"/>
-        </w:rPr>
-        <w:t>保存文件的</w:t>
-      </w:r>
-      <w:r>
-        <w:rPr>
-          <w:rFonts w:ascii="Times New Roman" w:eastAsia="宋体" w:hAnsi="Times New Roman" w:cs="Times New Roman" w:hint="eastAsia"/>
-        </w:rPr>
-        <w:t>lua</w:t>
-      </w:r>
-      <w:r>
-        <w:rPr>
-          <w:rFonts w:ascii="Times New Roman" w:eastAsia="宋体" w:hAnsi="Times New Roman" w:cs="Times New Roman" w:hint="eastAsia"/>
-        </w:rPr>
-        <w:t>脚本函数</w:t>
-      </w:r>
-    </w:p>
-    <w:p>
-      <w:pPr>
-        <w:pStyle w:val="a9"/>
-        <w:numPr>
-          <w:ilvl w:val="0"/>
-          <w:numId w:val="43"/>
-        </w:numPr>
-        <w:rPr>
-          <w:rFonts w:ascii="Times New Roman" w:eastAsia="宋体" w:hAnsi="Times New Roman" w:cs="Times New Roman"/>
-        </w:rPr>
-      </w:pPr>
-      <w:r>
-        <w:rPr>
-          <w:rFonts w:ascii="Times New Roman" w:eastAsia="宋体" w:hAnsi="Times New Roman" w:cs="Times New Roman" w:hint="eastAsia"/>
-        </w:rPr>
-        <w:t>修复部分</w:t>
-      </w:r>
-      <w:r>
-        <w:rPr>
-          <w:rFonts w:ascii="Times New Roman" w:eastAsia="宋体" w:hAnsi="Times New Roman" w:cs="Times New Roman" w:hint="eastAsia"/>
-        </w:rPr>
-        <w:t>lua</w:t>
-      </w:r>
-      <w:r>
-        <w:rPr>
-          <w:rFonts w:ascii="Times New Roman" w:eastAsia="宋体" w:hAnsi="Times New Roman" w:cs="Times New Roman" w:hint="eastAsia"/>
-        </w:rPr>
-        <w:t>脚本的</w:t>
-      </w:r>
-      <w:r>
-        <w:rPr>
-          <w:rFonts w:ascii="Times New Roman" w:eastAsia="宋体" w:hAnsi="Times New Roman" w:cs="Times New Roman" w:hint="eastAsia"/>
-        </w:rPr>
-        <w:t>bug</w:t>
-      </w:r>
-    </w:p>
-    <w:p>
-      <w:pPr>
-        <w:pStyle w:val="a9"/>
-        <w:numPr>
-          <w:ilvl w:val="0"/>
-          <w:numId w:val="43"/>
-        </w:numPr>
-        <w:rPr>
-          <w:rFonts w:ascii="Times New Roman" w:eastAsia="宋体" w:hAnsi="Times New Roman" w:cs="Times New Roman"/>
-        </w:rPr>
-      </w:pPr>
-      <w:r>
-        <w:rPr>
-          <w:rFonts w:ascii="Times New Roman" w:eastAsia="宋体" w:hAnsi="Times New Roman" w:cs="Times New Roman" w:hint="eastAsia"/>
-        </w:rPr>
-        <w:t>围墙覆盖物支持</w:t>
-      </w:r>
-      <w:r>
-        <w:rPr>
-          <w:rFonts w:ascii="Times New Roman" w:eastAsia="宋体" w:hAnsi="Times New Roman" w:cs="Times New Roman" w:hint="eastAsia"/>
-        </w:rPr>
-        <w:t>根据最近的建筑</w:t>
-      </w:r>
-      <w:r>
-        <w:rPr>
-          <w:rFonts w:ascii="Times New Roman" w:eastAsia="宋体" w:hAnsi="Times New Roman" w:cs="Times New Roman" w:hint="eastAsia"/>
-        </w:rPr>
-        <w:t>显示所属色</w:t>
-      </w:r>
-      <w:r>
-        <w:rPr>
-          <w:rFonts w:ascii="Times New Roman" w:eastAsia="宋体" w:hAnsi="Times New Roman" w:cs="Times New Roman" w:hint="eastAsia"/>
-        </w:rPr>
-        <w:t>（并不能完全还原游戏）</w:t>
-      </w:r>
-      <w:r>
-        <w:rPr>
-          <w:rFonts w:ascii="Times New Roman" w:eastAsia="宋体" w:hAnsi="Times New Roman" w:cs="Times New Roman" w:hint="eastAsia"/>
-        </w:rPr>
-        <w:t>，详见</w:t>
-      </w:r>
-      <w:r>
-        <w:rPr>
-          <w:rFonts w:ascii="Times New Roman" w:eastAsia="宋体" w:hAnsi="Times New Roman" w:cs="Times New Roman" w:hint="eastAsia"/>
-        </w:rPr>
-        <w:t>InGameDisplay.RemapableOverlay</w:t>
-      </w:r>
-    </w:p>
-    <w:p>
-      <w:pPr>
-        <w:pStyle w:val="a9"/>
-        <w:numPr>
-          <w:ilvl w:val="0"/>
-          <w:numId w:val="43"/>
-        </w:numPr>
-        <w:rPr>
-          <w:rFonts w:ascii="Times New Roman" w:eastAsia="宋体" w:hAnsi="Times New Roman" w:cs="Times New Roman"/>
-        </w:rPr>
-      </w:pPr>
-      <w:r>
-        <w:rPr>
-          <w:rFonts w:ascii="Times New Roman" w:eastAsia="宋体" w:hAnsi="Times New Roman" w:cs="Times New Roman" w:hint="eastAsia"/>
-        </w:rPr>
-        <w:t>恢复心灵终结中被错误隐藏的部分地形组</w:t>
-      </w:r>
-    </w:p>
-    <w:p>
-      <w:pPr>
-        <w:pStyle w:val="a9"/>
-        <w:numPr>
-          <w:ilvl w:val="0"/>
-          <w:numId w:val="43"/>
-        </w:numPr>
-        <w:rPr>
-          <w:rFonts w:ascii="Times New Roman" w:eastAsia="宋体" w:hAnsi="Times New Roman" w:cs="Times New Roman"/>
-        </w:rPr>
-      </w:pPr>
-      <w:r>
-        <w:rPr>
-          <w:rFonts w:ascii="Times New Roman" w:eastAsia="宋体" w:hAnsi="Times New Roman" w:cs="Times New Roman" w:hint="eastAsia"/>
-        </w:rPr>
-        <w:t>支持直接向建筑上放置加载物</w:t>
-      </w:r>
-      <w:r>
-        <w:rPr>
-          <w:rFonts w:ascii="Times New Roman" w:eastAsia="宋体" w:hAnsi="Times New Roman" w:cs="Times New Roman" w:hint="eastAsia"/>
-        </w:rPr>
-        <w:t>，详见</w:t>
-      </w:r>
-      <w:r>
-        <w:rPr>
-          <w:rFonts w:ascii="Times New Roman" w:eastAsia="宋体" w:hAnsi="Times New Roman" w:cs="Times New Roman" w:hint="eastAsia"/>
-        </w:rPr>
-        <w:t>PlaceStructure.PlaceUpgrade</w:t>
-      </w:r>
-    </w:p>
-    <w:p>
-      <w:pPr>
-        <w:pStyle w:val="a9"/>
-        <w:numPr>
-          <w:ilvl w:val="0"/>
-          <w:numId w:val="43"/>
-        </w:numPr>
-        <w:rPr>
-          <w:rFonts w:ascii="Times New Roman" w:eastAsia="宋体" w:hAnsi="Times New Roman" w:cs="Times New Roman"/>
-        </w:rPr>
-      </w:pPr>
-      <w:r>
-        <w:rPr>
-          <w:rFonts w:ascii="Times New Roman" w:eastAsia="宋体" w:hAnsi="Times New Roman" w:cs="Times New Roman" w:hint="eastAsia"/>
-        </w:rPr>
-        <w:t>触发编辑器支持</w:t>
-      </w:r>
-      <w:r>
-        <w:rPr>
-          <w:rFonts w:ascii="Times New Roman" w:eastAsia="宋体" w:hAnsi="Times New Roman" w:cs="Times New Roman" w:hint="eastAsia"/>
-        </w:rPr>
-        <w:t>多</w:t>
-      </w:r>
-      <w:r>
-        <w:rPr>
-          <w:rFonts w:ascii="Times New Roman" w:eastAsia="宋体" w:hAnsi="Times New Roman" w:cs="Times New Roman" w:hint="eastAsia"/>
-        </w:rPr>
-        <w:t>开</w:t>
-      </w:r>
-      <w:r>
-        <w:rPr>
-          <w:rFonts w:ascii="Times New Roman" w:eastAsia="宋体" w:hAnsi="Times New Roman" w:cs="Times New Roman" w:hint="eastAsia"/>
-        </w:rPr>
-        <w:t>，支持通过拖拽触发编辑器上的绿点设置参数</w:t>
-      </w:r>
-      <w:r>
-        <w:rPr>
-          <w:rFonts w:ascii="Times New Roman" w:eastAsia="宋体" w:hAnsi="Times New Roman" w:cs="Times New Roman" w:hint="eastAsia"/>
-        </w:rPr>
-        <w:t>，单击绿点可以为地图上的单位设置标签</w:t>
-      </w:r>
-    </w:p>
-    <w:p>
-      <w:pPr>
-        <w:pStyle w:val="a9"/>
-        <w:numPr>
-          <w:ilvl w:val="0"/>
-          <w:numId w:val="43"/>
-        </w:numPr>
-        <w:rPr>
-          <w:rFonts w:ascii="Times New Roman" w:eastAsia="宋体" w:hAnsi="Times New Roman" w:cs="Times New Roman"/>
-        </w:rPr>
-      </w:pPr>
-      <w:r>
-        <w:rPr>
-          <w:rFonts w:ascii="Times New Roman" w:eastAsia="宋体" w:hAnsi="Times New Roman" w:cs="Times New Roman" w:hint="eastAsia"/>
-        </w:rPr>
-        <w:t>作战小队、特遣部队、动作脚本编辑器支持通过拖拽</w:t>
-      </w:r>
-      <w:r>
-        <w:rPr>
-          <w:rFonts w:ascii="Times New Roman" w:eastAsia="宋体" w:hAnsi="Times New Roman" w:cs="Times New Roman" w:hint="eastAsia"/>
-        </w:rPr>
-        <w:t>绿点</w:t>
-      </w:r>
-      <w:r>
-        <w:rPr>
-          <w:rFonts w:ascii="Times New Roman" w:eastAsia="宋体" w:hAnsi="Times New Roman" w:cs="Times New Roman" w:hint="eastAsia"/>
-        </w:rPr>
-        <w:t>设置参数</w:t>
-      </w:r>
-    </w:p>
-    <w:p>
-      <w:pPr>
-        <w:pStyle w:val="a9"/>
-        <w:numPr>
-          <w:ilvl w:val="0"/>
-          <w:numId w:val="43"/>
-        </w:numPr>
-        <w:rPr>
-          <w:rFonts w:ascii="Times New Roman" w:eastAsia="宋体" w:hAnsi="Times New Roman" w:cs="Times New Roman"/>
-        </w:rPr>
-      </w:pPr>
-      <w:r>
-        <w:rPr>
-          <w:rFonts w:ascii="Times New Roman" w:eastAsia="宋体" w:hAnsi="Times New Roman" w:cs="Times New Roman" w:hint="eastAsia"/>
-        </w:rPr>
-        <w:t>修复当地形浏览器位于覆盖物视图时，切换框架模式会导致视图切换至地形的</w:t>
-      </w:r>
-      <w:r>
-        <w:rPr>
-          <w:rFonts w:ascii="Times New Roman" w:eastAsia="宋体" w:hAnsi="Times New Roman" w:cs="Times New Roman" w:hint="eastAsia"/>
-        </w:rPr>
-        <w:t>bug</w:t>
-      </w:r>
-    </w:p>
-    <w:p>
-      <w:pPr>
-        <w:pStyle w:val="a9"/>
-        <w:numPr>
-          <w:ilvl w:val="0"/>
-          <w:numId w:val="43"/>
-        </w:numPr>
-        <w:rPr>
-          <w:rFonts w:ascii="Times New Roman" w:eastAsia="宋体" w:hAnsi="Times New Roman" w:cs="Times New Roman"/>
-        </w:rPr>
-      </w:pPr>
-      <w:r>
-        <w:rPr>
-          <w:rFonts w:ascii="Times New Roman" w:eastAsia="宋体" w:hAnsi="Times New Roman" w:cs="Times New Roman" w:hint="eastAsia"/>
-        </w:rPr>
-        <w:t>优化高架桥阴影渲染</w:t>
-      </w:r>
-    </w:p>
-    <w:p>
-      <w:pPr>
-        <w:pStyle w:val="a9"/>
-        <w:numPr>
-          <w:ilvl w:val="0"/>
-          <w:numId w:val="43"/>
-        </w:numPr>
-        <w:rPr>
-          <w:rFonts w:ascii="Times New Roman" w:eastAsia="宋体" w:hAnsi="Times New Roman" w:cs="Times New Roman"/>
-        </w:rPr>
-      </w:pPr>
-      <w:r>
-        <w:rPr>
-          <w:rFonts w:ascii="Times New Roman" w:eastAsia="宋体" w:hAnsi="Times New Roman" w:cs="Times New Roman" w:hint="eastAsia"/>
-        </w:rPr>
-        <w:t>使用格式刷时会显示被修改的属性</w:t>
-      </w:r>
-    </w:p>
-    <w:p>
-      <w:pPr>
-        <w:pStyle w:val="a9"/>
-        <w:numPr>
-          <w:ilvl w:val="0"/>
-          <w:numId w:val="43"/>
-        </w:numPr>
-        <w:rPr>
-          <w:rFonts w:ascii="Times New Roman" w:eastAsia="宋体" w:hAnsi="Times New Roman" w:cs="Times New Roman"/>
-        </w:rPr>
-      </w:pPr>
-      <w:r>
-        <w:rPr>
-          <w:rFonts w:ascii="Times New Roman" w:eastAsia="宋体" w:hAnsi="Times New Roman" w:cs="Times New Roman" w:hint="eastAsia"/>
-        </w:rPr>
-        <w:t>优化单元标记和路径点的渲染效率</w:t>
-      </w:r>
-    </w:p>
-    <w:p>
-      <w:pPr>
-        <w:pStyle w:val="a9"/>
-        <w:numPr>
-          <w:ilvl w:val="0"/>
-          <w:numId w:val="43"/>
-        </w:numPr>
-        <w:rPr>
-          <w:rFonts w:ascii="Times New Roman" w:eastAsia="宋体" w:hAnsi="Times New Roman" w:cs="Times New Roman"/>
-        </w:rPr>
-      </w:pPr>
-      <w:r>
-        <w:rPr>
-          <w:rFonts w:ascii="Times New Roman" w:eastAsia="宋体" w:hAnsi="Times New Roman" w:cs="Times New Roman" w:hint="eastAsia"/>
-        </w:rPr>
-        <w:t>支持车辆单位的额外炮塔和额外炮管</w:t>
-      </w:r>
-    </w:p>
-    <w:p>
-      <w:pPr>
-        <w:pStyle w:val="a9"/>
-        <w:numPr>
-          <w:ilvl w:val="0"/>
-          <w:numId w:val="43"/>
-        </w:numPr>
-        <w:rPr>
-          <w:rFonts w:ascii="Times New Roman" w:eastAsia="宋体" w:hAnsi="Times New Roman" w:cs="Times New Roman"/>
-        </w:rPr>
-      </w:pPr>
-      <w:r>
-        <w:rPr>
-          <w:rFonts w:ascii="Times New Roman" w:eastAsia="宋体" w:hAnsi="Times New Roman" w:cs="Times New Roman"/>
-        </w:rPr>
-        <w:t>I</w:t>
-      </w:r>
-      <w:r>
-        <w:rPr>
-          <w:rFonts w:ascii="Times New Roman" w:eastAsia="宋体" w:hAnsi="Times New Roman" w:cs="Times New Roman" w:hint="eastAsia"/>
-        </w:rPr>
-        <w:t>ni</w:t>
-      </w:r>
-      <w:r>
-        <w:rPr>
-          <w:rFonts w:ascii="Times New Roman" w:eastAsia="宋体" w:hAnsi="Times New Roman" w:cs="Times New Roman" w:hint="eastAsia"/>
-        </w:rPr>
-        <w:t>编辑器和</w:t>
-      </w:r>
-      <w:r>
-        <w:rPr>
-          <w:rFonts w:ascii="Times New Roman" w:eastAsia="宋体" w:hAnsi="Times New Roman" w:cs="Times New Roman" w:hint="eastAsia"/>
-        </w:rPr>
-        <w:t>lua</w:t>
-      </w:r>
-      <w:r>
-        <w:rPr>
-          <w:rFonts w:ascii="Times New Roman" w:eastAsia="宋体" w:hAnsi="Times New Roman" w:cs="Times New Roman" w:hint="eastAsia"/>
-        </w:rPr>
-        <w:t>脚本输入窗口引入</w:t>
-      </w:r>
-      <w:r>
-        <w:rPr>
-          <w:rFonts w:ascii="Times New Roman" w:eastAsia="宋体" w:hAnsi="Times New Roman" w:cs="Times New Roman" w:hint="eastAsia"/>
-        </w:rPr>
-        <w:t>Scintilla</w:t>
-      </w:r>
-      <w:r>
-        <w:rPr>
-          <w:rFonts w:ascii="Times New Roman" w:eastAsia="宋体" w:hAnsi="Times New Roman" w:cs="Times New Roman" w:hint="eastAsia"/>
-        </w:rPr>
-        <w:t>引擎（</w:t>
-      </w:r>
-      <w:r>
-        <w:rPr>
-          <w:rFonts w:ascii="Times New Roman" w:eastAsia="宋体" w:hAnsi="Times New Roman" w:cs="Times New Roman" w:hint="eastAsia"/>
-        </w:rPr>
-        <w:t>notepad++</w:t>
-      </w:r>
-      <w:r>
-        <w:rPr>
-          <w:rFonts w:ascii="Times New Roman" w:eastAsia="宋体" w:hAnsi="Times New Roman" w:cs="Times New Roman" w:hint="eastAsia"/>
-        </w:rPr>
-        <w:t>同款），支持语法高亮</w:t>
-      </w:r>
-      <w:r>
-        <w:rPr>
-          <w:rFonts w:ascii="Times New Roman" w:eastAsia="宋体" w:hAnsi="Times New Roman" w:cs="Times New Roman" w:hint="eastAsia"/>
-        </w:rPr>
-        <w:t>、行数显示、矩形选择等特性</w:t>
-      </w:r>
-    </w:p>
-    <w:p>
-      <w:pPr>
-        <w:pStyle w:val="a9"/>
-        <w:numPr>
-          <w:ilvl w:val="0"/>
-          <w:numId w:val="43"/>
-        </w:numPr>
-        <w:rPr>
-          <w:rFonts w:ascii="Times New Roman" w:eastAsia="宋体" w:hAnsi="Times New Roman" w:cs="Times New Roman"/>
-        </w:rPr>
-      </w:pPr>
-      <w:r>
-        <w:rPr>
-          <w:rFonts w:ascii="Times New Roman" w:eastAsia="宋体" w:hAnsi="Times New Roman" w:cs="Times New Roman" w:hint="eastAsia"/>
-        </w:rPr>
-        <w:t>修复触发资源重载后，自定义地形组崩溃的</w:t>
-      </w:r>
-      <w:r>
-        <w:rPr>
-          <w:rFonts w:ascii="Times New Roman" w:eastAsia="宋体" w:hAnsi="Times New Roman" w:cs="Times New Roman" w:hint="eastAsia"/>
-        </w:rPr>
-        <w:t>bug</w:t>
-      </w:r>
-    </w:p>
-    <w:p>
-      <w:pPr>
-        <w:pStyle w:val="a9"/>
-        <w:numPr>
-          <w:ilvl w:val="0"/>
-          <w:numId w:val="43"/>
-        </w:numPr>
-        <w:rPr>
-          <w:rFonts w:ascii="Times New Roman" w:eastAsia="宋体" w:hAnsi="Times New Roman" w:cs="Times New Roman"/>
-        </w:rPr>
-      </w:pPr>
-      <w:r>
-        <w:rPr>
-          <w:rFonts w:ascii="Times New Roman" w:eastAsia="宋体" w:hAnsi="Times New Roman" w:cs="Times New Roman" w:hint="eastAsia"/>
-        </w:rPr>
-        <w:t>触发编辑器的行为列表支持多选，新增“上移”“下移”与“拆分”按钮，可以将选中的行为上下移动或拆分出新触发</w:t>
-      </w:r>
-    </w:p>
-    <w:p>
-      <w:pPr>
-        <w:pStyle w:val="a9"/>
-        <w:numPr>
-          <w:ilvl w:val="0"/>
-          <w:numId w:val="43"/>
-        </w:numPr>
-        <w:rPr>
-          <w:rFonts w:ascii="Times New Roman" w:eastAsia="宋体" w:hAnsi="Times New Roman" w:cs="Times New Roman"/>
-        </w:rPr>
-      </w:pPr>
-      <w:r>
-        <w:rPr>
-          <w:rFonts w:ascii="Times New Roman" w:eastAsia="宋体" w:hAnsi="Times New Roman" w:cs="Times New Roman" w:hint="eastAsia"/>
-        </w:rPr>
-        <w:t>支持通过按住</w:t>
-      </w:r>
-      <w:r>
-        <w:rPr>
-          <w:rFonts w:ascii="Times New Roman" w:eastAsia="宋体" w:hAnsi="Times New Roman" w:cs="Times New Roman" w:hint="eastAsia"/>
-        </w:rPr>
-        <w:t>alt</w:t>
-      </w:r>
-      <w:r>
-        <w:rPr>
-          <w:rFonts w:ascii="Times New Roman" w:eastAsia="宋体" w:hAnsi="Times New Roman" w:cs="Times New Roman" w:hint="eastAsia"/>
-        </w:rPr>
-        <w:t>键直线放置单元标记</w:t>
-      </w:r>
-    </w:p>
-    <w:p>
-      <w:pPr>
-        <w:pStyle w:val="a9"/>
-        <w:numPr>
-          <w:ilvl w:val="0"/>
-          <w:numId w:val="43"/>
-        </w:numPr>
-        <w:rPr>
-          <w:rFonts w:ascii="Times New Roman" w:eastAsia="宋体" w:hAnsi="Times New Roman" w:cs="Times New Roman"/>
-        </w:rPr>
-      </w:pPr>
-      <w:r>
-        <w:rPr>
-          <w:rFonts w:ascii="Times New Roman" w:eastAsia="宋体" w:hAnsi="Times New Roman" w:cs="Times New Roman" w:hint="eastAsia"/>
-        </w:rPr>
-        <w:t>支持通过设置附加命令行参数直接打开地图，格式为</w:t>
-      </w:r>
-      <w:r>
-        <w:rPr>
-          <w:rFonts w:ascii="Times New Roman" w:eastAsia="宋体" w:hAnsi="Times New Roman" w:cs="Times New Roman" w:hint="eastAsia"/>
-        </w:rPr>
-        <w:t xml:space="preserve">-o </w:t>
-      </w:r>
-      <w:r>
-        <w:rPr>
-          <w:rFonts w:ascii="Times New Roman" w:eastAsia="宋体" w:hAnsi="Times New Roman" w:cs="Times New Roman"/>
-        </w:rPr>
-        <w:t>“</w:t>
-      </w:r>
-      <w:r>
-        <w:rPr>
-          <w:rFonts w:ascii="Times New Roman" w:eastAsia="宋体" w:hAnsi="Times New Roman" w:cs="Times New Roman" w:hint="eastAsia"/>
-        </w:rPr>
-        <w:t>地图路径</w:t>
-      </w:r>
-      <w:r>
-        <w:rPr>
-          <w:rFonts w:ascii="Times New Roman" w:eastAsia="宋体" w:hAnsi="Times New Roman" w:cs="Times New Roman"/>
-        </w:rPr>
-        <w:t>”</w:t>
-      </w:r>
-      <w:r>
-        <w:rPr>
-          <w:rFonts w:ascii="Times New Roman" w:eastAsia="宋体" w:hAnsi="Times New Roman" w:cs="Times New Roman" w:hint="eastAsia"/>
-        </w:rPr>
-        <w:t>或</w:t>
-      </w:r>
-      <w:r>
-        <w:rPr>
-          <w:rFonts w:ascii="Times New Roman" w:eastAsia="宋体" w:hAnsi="Times New Roman" w:cs="Times New Roman" w:hint="eastAsia"/>
-        </w:rPr>
-        <w:t xml:space="preserve">--open </w:t>
-      </w:r>
-      <w:r>
-        <w:rPr>
-          <w:rFonts w:ascii="Times New Roman" w:eastAsia="宋体" w:hAnsi="Times New Roman" w:cs="Times New Roman"/>
-        </w:rPr>
-        <w:t>“</w:t>
-      </w:r>
-      <w:r>
-        <w:rPr>
-          <w:rFonts w:ascii="Times New Roman" w:eastAsia="宋体" w:hAnsi="Times New Roman" w:cs="Times New Roman" w:hint="eastAsia"/>
-        </w:rPr>
-        <w:t>地图路径</w:t>
-      </w:r>
-      <w:r>
-        <w:rPr>
-          <w:rFonts w:ascii="Times New Roman" w:eastAsia="宋体" w:hAnsi="Times New Roman" w:cs="Times New Roman"/>
-        </w:rPr>
-        <w:t>”</w:t>
-      </w:r>
-      <w:r>
-        <w:rPr>
-          <w:rFonts w:ascii="Times New Roman" w:eastAsia="宋体" w:hAnsi="Times New Roman" w:cs="Times New Roman" w:hint="eastAsia"/>
-        </w:rPr>
-        <w:t>，命令行参数可以填写在</w:t>
-      </w:r>
-      <w:r>
-        <w:rPr>
-          <w:rFonts w:ascii="Times New Roman" w:eastAsia="宋体" w:hAnsi="Times New Roman" w:cs="Times New Roman" w:hint="eastAsia"/>
-        </w:rPr>
-        <w:t>FA2spLaunch.exe</w:t>
-      </w:r>
-      <w:r>
-        <w:rPr>
-          <w:rFonts w:ascii="Times New Roman" w:eastAsia="宋体" w:hAnsi="Times New Roman" w:cs="Times New Roman" w:hint="eastAsia"/>
-        </w:rPr>
-        <w:t>后方，或者</w:t>
-      </w:r>
-      <w:r>
-        <w:rPr>
-          <w:rFonts w:ascii="Times New Roman" w:eastAsia="宋体" w:hAnsi="Times New Roman" w:cs="Times New Roman" w:hint="eastAsia"/>
-        </w:rPr>
-        <w:t>RunFA2sp.bat</w:t>
-      </w:r>
-      <w:r>
-        <w:rPr>
-          <w:rFonts w:ascii="Times New Roman" w:eastAsia="宋体" w:hAnsi="Times New Roman" w:cs="Times New Roman" w:hint="eastAsia"/>
-        </w:rPr>
-        <w:t>内</w:t>
-      </w:r>
-    </w:p>
-    <w:p>
-      <w:pPr>
-        <w:pStyle w:val="a9"/>
-        <w:numPr>
-          <w:ilvl w:val="0"/>
-          <w:numId w:val="43"/>
-        </w:numPr>
-        <w:rPr>
-          <w:rFonts w:ascii="Times New Roman" w:eastAsia="宋体" w:hAnsi="Times New Roman" w:cs="Times New Roman"/>
-        </w:rPr>
-      </w:pPr>
-      <w:r>
-        <w:rPr>
-          <w:rFonts w:ascii="Times New Roman" w:eastAsia="宋体" w:hAnsi="Times New Roman" w:cs="Times New Roman" w:hint="eastAsia"/>
-        </w:rPr>
-        <w:t>修复当使用放置于地图行为时，对应的标签被删除后仍能摆放单元标记的</w:t>
-      </w:r>
-      <w:r>
-        <w:rPr>
-          <w:rFonts w:ascii="Times New Roman" w:eastAsia="宋体" w:hAnsi="Times New Roman" w:cs="Times New Roman" w:hint="eastAsia"/>
-        </w:rPr>
-        <w:t>bug</w:t>
-      </w:r>
-    </w:p>
-    <w:p>
-      <w:pPr>
-        <w:pStyle w:val="a9"/>
-        <w:numPr>
-          <w:ilvl w:val="0"/>
-          <w:numId w:val="43"/>
-        </w:numPr>
-        <w:rPr>
-          <w:rFonts w:ascii="Times New Roman" w:eastAsia="宋体" w:hAnsi="Times New Roman" w:cs="Times New Roman"/>
-        </w:rPr>
-      </w:pPr>
-      <w:r>
-        <w:rPr>
-          <w:rFonts w:ascii="Times New Roman" w:eastAsia="宋体" w:hAnsi="Times New Roman" w:cs="Times New Roman" w:hint="eastAsia"/>
-        </w:rPr>
-        <w:t>TheaterInfo</w:t>
-      </w:r>
-      <w:r>
-        <w:rPr>
-          <w:rFonts w:ascii="Times New Roman" w:eastAsia="宋体" w:hAnsi="Times New Roman" w:cs="Times New Roman" w:hint="eastAsia"/>
-        </w:rPr>
-        <w:t>内的自定义斜坡类型支持指定地形组下的特定地形块</w:t>
-      </w:r>
-    </w:p>
-    <w:p>
-      <w:pPr>
-        <w:pStyle w:val="a9"/>
-        <w:numPr>
-          <w:ilvl w:val="0"/>
-          <w:numId w:val="43"/>
-        </w:numPr>
-        <w:rPr>
-          <w:rFonts w:ascii="Times New Roman" w:eastAsia="宋体" w:hAnsi="Times New Roman" w:cs="Times New Roman"/>
-        </w:rPr>
-      </w:pPr>
-      <w:r>
-        <w:rPr>
-          <w:rFonts w:ascii="Times New Roman" w:eastAsia="宋体" w:hAnsi="Times New Roman" w:cs="Times New Roman" w:hint="eastAsia"/>
-        </w:rPr>
-        <w:t>支持为无图像单位显示缺省图像，详见</w:t>
-      </w:r>
-      <w:r>
-        <w:rPr>
-          <w:rFonts w:ascii="Times New Roman" w:eastAsia="宋体" w:hAnsi="Times New Roman" w:cs="Times New Roman" w:hint="eastAsia"/>
-        </w:rPr>
-        <w:t>UseDefaultUnitImage</w:t>
-      </w:r>
-    </w:p>
-    <w:p>
-      <w:pPr>
-        <w:pStyle w:val="a9"/>
-        <w:numPr>
-          <w:ilvl w:val="0"/>
-          <w:numId w:val="43"/>
-        </w:numPr>
-        <w:rPr>
-          <w:rFonts w:ascii="Times New Roman" w:eastAsia="宋体" w:hAnsi="Times New Roman" w:cs="Times New Roman"/>
-        </w:rPr>
-      </w:pPr>
-      <w:r>
-        <w:rPr>
-          <w:rFonts w:ascii="Times New Roman" w:eastAsia="宋体" w:hAnsi="Times New Roman" w:cs="Times New Roman" w:hint="eastAsia"/>
-        </w:rPr>
-        <w:t>支持</w:t>
-      </w:r>
-      <w:r>
-        <w:rPr>
-          <w:rFonts w:ascii="Times New Roman" w:eastAsia="宋体" w:hAnsi="Times New Roman" w:cs="Times New Roman" w:hint="eastAsia"/>
-        </w:rPr>
-        <w:t>ares</w:t>
-      </w:r>
-      <w:r>
-        <w:rPr>
-          <w:rFonts w:ascii="Times New Roman" w:eastAsia="宋体" w:hAnsi="Times New Roman" w:cs="Times New Roman" w:hint="eastAsia"/>
-        </w:rPr>
-        <w:t>的自定义军衔</w:t>
-      </w:r>
-    </w:p>
-    <w:p>
-      <w:pPr>
-        <w:pStyle w:val="a9"/>
-        <w:numPr>
-          <w:ilvl w:val="0"/>
-          <w:numId w:val="43"/>
-        </w:numPr>
-        <w:rPr>
-          <w:rFonts w:ascii="Times New Roman" w:eastAsia="宋体" w:hAnsi="Times New Roman" w:cs="Times New Roman"/>
-        </w:rPr>
-      </w:pPr>
-      <w:r>
-        <w:rPr>
-          <w:rFonts w:ascii="Times New Roman" w:eastAsia="宋体" w:hAnsi="Times New Roman" w:cs="Times New Roman" w:hint="eastAsia"/>
-        </w:rPr>
-        <w:t>对无图像地形对象和污染显示文本</w:t>
-      </w:r>
-    </w:p>
-    <w:p>
-      <w:pPr>
-        <w:pStyle w:val="a9"/>
-        <w:numPr>
-          <w:ilvl w:val="0"/>
-          <w:numId w:val="43"/>
-        </w:numPr>
-        <w:rPr>
-          <w:rFonts w:ascii="Times New Roman" w:eastAsia="宋体" w:hAnsi="Times New Roman" w:cs="Times New Roman"/>
-        </w:rPr>
-      </w:pPr>
-      <w:r>
-        <w:rPr>
-          <w:rFonts w:ascii="Times New Roman" w:eastAsia="宋体" w:hAnsi="Times New Roman" w:cs="Times New Roman" w:hint="eastAsia"/>
-        </w:rPr>
         <w:t>修复擦除覆盖物时，若围墙仅剩一格，无法正确调整连接关系的</w:t>
       </w:r>
       <w:r>
@@ -1980,7 +2017,6 @@
         <w:rPr>
           <w:rFonts w:ascii="Times New Roman" w:eastAsia="宋体" w:hAnsi="Times New Roman" w:cs="Times New Roman" w:hint="eastAsia"/>
         </w:rPr>
-        <w:lastRenderedPageBreak/>
         <w:t>修复极少数情况下重新加载地图时的弹窗</w:t>
       </w:r>
     </w:p>
@@ -2961,6 +2997,7 @@
         <w:rPr>
           <w:rFonts w:ascii="Times New Roman" w:eastAsia="宋体" w:hAnsi="Times New Roman" w:cs="Times New Roman" w:hint="eastAsia"/>
         </w:rPr>
+        <w:lastRenderedPageBreak/>
         <w:t>TurretShadow</w:t>
       </w:r>
       <w:r>
@@ -3039,7 +3076,6 @@
         <w:rPr>
           <w:rFonts w:ascii="Times New Roman" w:eastAsia="宋体" w:hAnsi="Times New Roman" w:cs="Times New Roman" w:hint="eastAsia"/>
         </w:rPr>
-        <w:lastRenderedPageBreak/>
         <w:t>若触发行为</w:t>
       </w:r>
       <w:r>
@@ -4048,6 +4084,7 @@
         <w:rPr>
           <w:rFonts w:ascii="Times New Roman" w:eastAsia="宋体" w:hAnsi="Times New Roman" w:cs="Times New Roman" w:hint="eastAsia"/>
         </w:rPr>
+        <w:lastRenderedPageBreak/>
         <w:t>仅当基地节点与相同建筑重叠时，才会在关闭建筑轮廓的情况下显示轮廓</w:t>
       </w:r>
     </w:p>
@@ -4162,944 +4199,950 @@
         <w:rPr>
           <w:rFonts w:ascii="Times New Roman" w:eastAsia="宋体" w:hAnsi="Times New Roman" w:cs="Times New Roman" w:hint="eastAsia"/>
         </w:rPr>
+        <w:t>修复建筑存在加载物时，加载物品浏览器图标时会闪退的</w:t>
+      </w:r>
+      <w:r>
+        <w:rPr>
+          <w:rFonts w:ascii="Times New Roman" w:eastAsia="宋体" w:hAnsi="Times New Roman" w:cs="Times New Roman" w:hint="eastAsia"/>
+        </w:rPr>
+        <w:t>bug</w:t>
+      </w:r>
+    </w:p>
+    <w:p>
+      <w:pPr>
+        <w:pStyle w:val="a9"/>
+        <w:numPr>
+          <w:ilvl w:val="0"/>
+          <w:numId w:val="42"/>
+        </w:numPr>
+        <w:rPr>
+          <w:rFonts w:ascii="Times New Roman" w:eastAsia="宋体" w:hAnsi="Times New Roman" w:cs="Times New Roman"/>
+        </w:rPr>
+      </w:pPr>
+      <w:r>
+        <w:rPr>
+          <w:rFonts w:ascii="Times New Roman" w:eastAsia="宋体" w:hAnsi="Times New Roman" w:cs="Times New Roman" w:hint="eastAsia"/>
+        </w:rPr>
+        <w:t>可以自定义水面地形索引，详见</w:t>
+      </w:r>
+      <w:r>
+        <w:rPr>
+          <w:rFonts w:ascii="Times New Roman" w:eastAsia="宋体" w:hAnsi="Times New Roman" w:cs="Times New Roman" w:hint="eastAsia"/>
+        </w:rPr>
+        <w:t>BigWaterIndices</w:t>
+      </w:r>
+      <w:r>
+        <w:rPr>
+          <w:rFonts w:ascii="Times New Roman" w:eastAsia="宋体" w:hAnsi="Times New Roman" w:cs="Times New Roman" w:hint="eastAsia"/>
+        </w:rPr>
+        <w:t>与</w:t>
+      </w:r>
+      <w:r>
+        <w:rPr>
+          <w:rFonts w:ascii="Times New Roman" w:eastAsia="宋体" w:hAnsi="Times New Roman" w:cs="Times New Roman" w:hint="eastAsia"/>
+        </w:rPr>
+        <w:t>SmallWaterIndices</w:t>
+      </w:r>
+    </w:p>
+    <w:p>
+      <w:pPr>
+        <w:pStyle w:val="a9"/>
+        <w:numPr>
+          <w:ilvl w:val="0"/>
+          <w:numId w:val="42"/>
+        </w:numPr>
+        <w:rPr>
+          <w:rFonts w:ascii="Times New Roman" w:eastAsia="宋体" w:hAnsi="Times New Roman" w:cs="Times New Roman"/>
+        </w:rPr>
+      </w:pPr>
+      <w:r>
+        <w:rPr>
+          <w:rFonts w:ascii="Times New Roman" w:eastAsia="宋体" w:hAnsi="Times New Roman" w:cs="Times New Roman" w:hint="eastAsia"/>
+        </w:rPr>
+        <w:t>当特遣、脚本、标签发生改变时，自动刷新作战小队窗口对应下拉菜单</w:t>
+      </w:r>
+    </w:p>
+    <w:p>
+      <w:pPr>
+        <w:pStyle w:val="a9"/>
+        <w:numPr>
+          <w:ilvl w:val="0"/>
+          <w:numId w:val="42"/>
+        </w:numPr>
+        <w:rPr>
+          <w:rFonts w:ascii="Times New Roman" w:eastAsia="宋体" w:hAnsi="Times New Roman" w:cs="Times New Roman"/>
+        </w:rPr>
+      </w:pPr>
+      <w:r>
+        <w:rPr>
+          <w:rFonts w:ascii="Times New Roman" w:eastAsia="宋体" w:hAnsi="Times New Roman" w:cs="Times New Roman" w:hint="eastAsia"/>
+        </w:rPr>
+        <w:t>支持剪切地图</w:t>
+      </w:r>
+    </w:p>
+    <w:p>
+      <w:pPr>
+        <w:pStyle w:val="a9"/>
+        <w:numPr>
+          <w:ilvl w:val="0"/>
+          <w:numId w:val="42"/>
+        </w:numPr>
+        <w:rPr>
+          <w:rFonts w:ascii="Times New Roman" w:eastAsia="宋体" w:hAnsi="Times New Roman" w:cs="Times New Roman"/>
+        </w:rPr>
+      </w:pPr>
+      <w:r>
+        <w:rPr>
+          <w:rFonts w:ascii="Times New Roman" w:eastAsia="宋体" w:hAnsi="Times New Roman" w:cs="Times New Roman" w:hint="eastAsia"/>
+        </w:rPr>
+        <w:t>修复了摆放地形预览会破坏重做记录的</w:t>
+      </w:r>
+      <w:r>
+        <w:rPr>
+          <w:rFonts w:ascii="Times New Roman" w:eastAsia="宋体" w:hAnsi="Times New Roman" w:cs="Times New Roman" w:hint="eastAsia"/>
+        </w:rPr>
+        <w:t>bug</w:t>
+      </w:r>
+    </w:p>
+    <w:p>
+      <w:pPr>
+        <w:pStyle w:val="a9"/>
+        <w:numPr>
+          <w:ilvl w:val="0"/>
+          <w:numId w:val="42"/>
+        </w:numPr>
+        <w:rPr>
+          <w:rFonts w:ascii="Times New Roman" w:eastAsia="宋体" w:hAnsi="Times New Roman" w:cs="Times New Roman"/>
+        </w:rPr>
+      </w:pPr>
+      <w:r>
+        <w:rPr>
+          <w:rFonts w:ascii="Times New Roman" w:eastAsia="宋体" w:hAnsi="Times New Roman" w:cs="Times New Roman" w:hint="eastAsia"/>
+        </w:rPr>
+        <w:t>支持覆盖物</w:t>
+      </w:r>
+      <w:r>
+        <w:rPr>
+          <w:rFonts w:ascii="Times New Roman" w:eastAsia="宋体" w:hAnsi="Times New Roman" w:cs="Times New Roman" w:hint="eastAsia"/>
+        </w:rPr>
+        <w:t>CellAnim</w:t>
+      </w:r>
+      <w:r>
+        <w:rPr>
+          <w:rFonts w:ascii="Times New Roman" w:eastAsia="宋体" w:hAnsi="Times New Roman" w:cs="Times New Roman" w:hint="eastAsia"/>
+        </w:rPr>
+        <w:t>动画显示</w:t>
+      </w:r>
+    </w:p>
+    <w:p>
+      <w:pPr>
+        <w:pStyle w:val="a9"/>
+        <w:numPr>
+          <w:ilvl w:val="0"/>
+          <w:numId w:val="42"/>
+        </w:numPr>
+        <w:rPr>
+          <w:rFonts w:ascii="Times New Roman" w:eastAsia="宋体" w:hAnsi="Times New Roman" w:cs="Times New Roman"/>
+        </w:rPr>
+      </w:pPr>
+      <w:r>
+        <w:rPr>
+          <w:rFonts w:ascii="Times New Roman" w:eastAsia="宋体" w:hAnsi="Times New Roman" w:cs="Times New Roman" w:hint="eastAsia"/>
+        </w:rPr>
+        <w:t>支持随机地形摆放</w:t>
+      </w:r>
+      <w:r>
+        <w:rPr>
+          <w:rFonts w:ascii="Times New Roman" w:eastAsia="宋体" w:hAnsi="Times New Roman" w:cs="Times New Roman" w:hint="eastAsia"/>
+        </w:rPr>
+        <w:t>，详见</w:t>
+      </w:r>
+      <w:r>
+        <w:rPr>
+          <w:rFonts w:ascii="Times New Roman" w:eastAsia="宋体" w:hAnsi="Times New Roman" w:cs="Times New Roman" w:hint="eastAsia"/>
+        </w:rPr>
+        <w:t>PlaceRandomTileList</w:t>
+      </w:r>
+    </w:p>
+    <w:p>
+      <w:pPr>
+        <w:pStyle w:val="a9"/>
+        <w:numPr>
+          <w:ilvl w:val="0"/>
+          <w:numId w:val="42"/>
+        </w:numPr>
+        <w:rPr>
+          <w:rFonts w:ascii="Times New Roman" w:eastAsia="宋体" w:hAnsi="Times New Roman" w:cs="Times New Roman"/>
+        </w:rPr>
+      </w:pPr>
+      <w:r>
+        <w:rPr>
+          <w:rFonts w:ascii="Times New Roman" w:eastAsia="宋体" w:hAnsi="Times New Roman" w:cs="Times New Roman" w:hint="eastAsia"/>
+        </w:rPr>
+        <w:t>修复了物品浏览器中污染编号限制在</w:t>
+      </w:r>
+      <w:r>
+        <w:rPr>
+          <w:rFonts w:ascii="Times New Roman" w:eastAsia="宋体" w:hAnsi="Times New Roman" w:cs="Times New Roman" w:hint="eastAsia"/>
+        </w:rPr>
+        <w:t>100</w:t>
+      </w:r>
+      <w:r>
+        <w:rPr>
+          <w:rFonts w:ascii="Times New Roman" w:eastAsia="宋体" w:hAnsi="Times New Roman" w:cs="Times New Roman" w:hint="eastAsia"/>
+        </w:rPr>
+        <w:t>以内的</w:t>
+      </w:r>
+      <w:r>
+        <w:rPr>
+          <w:rFonts w:ascii="Times New Roman" w:eastAsia="宋体" w:hAnsi="Times New Roman" w:cs="Times New Roman" w:hint="eastAsia"/>
+        </w:rPr>
+        <w:t>bug</w:t>
+      </w:r>
+    </w:p>
+    <w:p>
+      <w:pPr>
+        <w:pStyle w:val="a9"/>
+        <w:numPr>
+          <w:ilvl w:val="0"/>
+          <w:numId w:val="42"/>
+        </w:numPr>
+        <w:rPr>
+          <w:rFonts w:ascii="Times New Roman" w:eastAsia="宋体" w:hAnsi="Times New Roman" w:cs="Times New Roman"/>
+        </w:rPr>
+      </w:pPr>
+      <w:r>
+        <w:rPr>
+          <w:rFonts w:ascii="Times New Roman" w:eastAsia="宋体" w:hAnsi="Times New Roman" w:cs="Times New Roman" w:hint="eastAsia"/>
+        </w:rPr>
+        <w:t>微调各游戏对象渲染位置，匹配游戏内效果</w:t>
+      </w:r>
+    </w:p>
+    <w:p>
+      <w:pPr>
+        <w:pStyle w:val="a9"/>
+        <w:numPr>
+          <w:ilvl w:val="0"/>
+          <w:numId w:val="42"/>
+        </w:numPr>
+        <w:rPr>
+          <w:rFonts w:ascii="Times New Roman" w:eastAsia="宋体" w:hAnsi="Times New Roman" w:cs="Times New Roman"/>
+        </w:rPr>
+      </w:pPr>
+      <w:r>
+        <w:rPr>
+          <w:rFonts w:ascii="Times New Roman" w:eastAsia="宋体" w:hAnsi="Times New Roman" w:cs="Times New Roman" w:hint="eastAsia"/>
+        </w:rPr>
+        <w:t>修复了单位“在桥梁上”为</w:t>
+      </w:r>
+      <w:r>
+        <w:rPr>
+          <w:rFonts w:ascii="Times New Roman" w:eastAsia="宋体" w:hAnsi="Times New Roman" w:cs="Times New Roman" w:hint="eastAsia"/>
+        </w:rPr>
+        <w:t>1</w:t>
+      </w:r>
+      <w:r>
+        <w:rPr>
+          <w:rFonts w:ascii="Times New Roman" w:eastAsia="宋体" w:hAnsi="Times New Roman" w:cs="Times New Roman" w:hint="eastAsia"/>
+        </w:rPr>
+        <w:t>时，在水上也会显示水中图像的</w:t>
+      </w:r>
+      <w:r>
+        <w:rPr>
+          <w:rFonts w:ascii="Times New Roman" w:eastAsia="宋体" w:hAnsi="Times New Roman" w:cs="Times New Roman" w:hint="eastAsia"/>
+        </w:rPr>
+        <w:t>bug</w:t>
+      </w:r>
+    </w:p>
+    <w:p>
+      <w:pPr>
+        <w:pStyle w:val="a9"/>
+        <w:numPr>
+          <w:ilvl w:val="0"/>
+          <w:numId w:val="42"/>
+        </w:numPr>
+        <w:rPr>
+          <w:rFonts w:ascii="Times New Roman" w:eastAsia="宋体" w:hAnsi="Times New Roman" w:cs="Times New Roman"/>
+        </w:rPr>
+      </w:pPr>
+      <w:r>
+        <w:rPr>
+          <w:rFonts w:ascii="Times New Roman" w:eastAsia="宋体" w:hAnsi="Times New Roman" w:cs="Times New Roman" w:hint="eastAsia"/>
+        </w:rPr>
+        <w:t>粘贴功能支持按</w:t>
+      </w:r>
+      <w:r>
+        <w:rPr>
+          <w:rFonts w:ascii="Times New Roman" w:eastAsia="宋体" w:hAnsi="Times New Roman" w:cs="Times New Roman" w:hint="eastAsia"/>
+        </w:rPr>
+        <w:t>ctrl</w:t>
+      </w:r>
+      <w:r>
+        <w:rPr>
+          <w:rFonts w:ascii="Times New Roman" w:eastAsia="宋体" w:hAnsi="Times New Roman" w:cs="Times New Roman" w:hint="eastAsia"/>
+        </w:rPr>
+        <w:t>进行填充</w:t>
+      </w:r>
+    </w:p>
+    <w:p>
+      <w:pPr>
+        <w:pStyle w:val="a9"/>
+        <w:numPr>
+          <w:ilvl w:val="0"/>
+          <w:numId w:val="42"/>
+        </w:numPr>
+        <w:rPr>
+          <w:rFonts w:ascii="Times New Roman" w:eastAsia="宋体" w:hAnsi="Times New Roman" w:cs="Times New Roman"/>
+        </w:rPr>
+      </w:pPr>
+      <w:r>
+        <w:rPr>
+          <w:rFonts w:ascii="Times New Roman" w:eastAsia="宋体" w:hAnsi="Times New Roman" w:cs="Times New Roman" w:hint="eastAsia"/>
+        </w:rPr>
+        <w:t>优化地形与阴影的覆盖关系，使渲染更接近游戏内效果</w:t>
+      </w:r>
+    </w:p>
+    <w:p>
+      <w:pPr>
+        <w:pStyle w:val="a9"/>
+        <w:numPr>
+          <w:ilvl w:val="0"/>
+          <w:numId w:val="42"/>
+        </w:numPr>
+        <w:rPr>
+          <w:rFonts w:ascii="Times New Roman" w:eastAsia="宋体" w:hAnsi="Times New Roman" w:cs="Times New Roman"/>
+        </w:rPr>
+      </w:pPr>
+      <w:r>
+        <w:rPr>
+          <w:rFonts w:ascii="Times New Roman" w:eastAsia="宋体" w:hAnsi="Times New Roman" w:cs="Times New Roman" w:hint="eastAsia"/>
+        </w:rPr>
+        <w:t>支持</w:t>
+      </w:r>
+      <w:r>
+        <w:rPr>
+          <w:rFonts w:ascii="Times New Roman" w:eastAsia="宋体" w:hAnsi="Times New Roman" w:cs="Times New Roman" w:hint="eastAsia"/>
+        </w:rPr>
+        <w:t>FireAngle</w:t>
+      </w:r>
+      <w:r>
+        <w:rPr>
+          <w:rFonts w:ascii="Times New Roman" w:eastAsia="宋体" w:hAnsi="Times New Roman" w:cs="Times New Roman" w:hint="eastAsia"/>
+        </w:rPr>
+        <w:t>显示</w:t>
+      </w:r>
+    </w:p>
+    <w:p>
+      <w:pPr>
+        <w:pStyle w:val="a9"/>
+        <w:numPr>
+          <w:ilvl w:val="0"/>
+          <w:numId w:val="42"/>
+        </w:numPr>
+        <w:rPr>
+          <w:rFonts w:ascii="Times New Roman" w:eastAsia="宋体" w:hAnsi="Times New Roman" w:cs="Times New Roman"/>
+        </w:rPr>
+      </w:pPr>
+      <w:r>
+        <w:rPr>
+          <w:rFonts w:ascii="Times New Roman" w:eastAsia="宋体" w:hAnsi="Times New Roman" w:cs="Times New Roman" w:hint="eastAsia"/>
+        </w:rPr>
+        <w:t>修复了当单位注册名以数字结尾时，可能与其他单位图像冲突的</w:t>
+      </w:r>
+      <w:r>
+        <w:rPr>
+          <w:rFonts w:ascii="Times New Roman" w:eastAsia="宋体" w:hAnsi="Times New Roman" w:cs="Times New Roman" w:hint="eastAsia"/>
+        </w:rPr>
+        <w:t>bug</w:t>
+      </w:r>
+    </w:p>
+    <w:p>
+      <w:pPr>
+        <w:pStyle w:val="a9"/>
+        <w:numPr>
+          <w:ilvl w:val="0"/>
+          <w:numId w:val="42"/>
+        </w:numPr>
+        <w:rPr>
+          <w:rFonts w:ascii="Times New Roman" w:eastAsia="宋体" w:hAnsi="Times New Roman" w:cs="Times New Roman"/>
+        </w:rPr>
+      </w:pPr>
+      <w:r>
+        <w:rPr>
+          <w:rFonts w:ascii="Times New Roman" w:eastAsia="宋体" w:hAnsi="Times New Roman" w:cs="Times New Roman" w:hint="eastAsia"/>
+        </w:rPr>
+        <w:t>修复了</w:t>
+      </w:r>
+      <w:r>
+        <w:rPr>
+          <w:rFonts w:ascii="Times New Roman" w:eastAsia="宋体" w:hAnsi="Times New Roman" w:cs="Times New Roman" w:hint="eastAsia"/>
+        </w:rPr>
+        <w:t>include</w:t>
+      </w:r>
+      <w:r>
+        <w:rPr>
+          <w:rFonts w:ascii="Times New Roman" w:eastAsia="宋体" w:hAnsi="Times New Roman" w:cs="Times New Roman" w:hint="eastAsia"/>
+        </w:rPr>
+        <w:t>的</w:t>
+      </w:r>
+      <w:r>
+        <w:rPr>
+          <w:rFonts w:ascii="Times New Roman" w:eastAsia="宋体" w:hAnsi="Times New Roman" w:cs="Times New Roman" w:hint="eastAsia"/>
+        </w:rPr>
+        <w:t>ini</w:t>
+      </w:r>
+      <w:r>
+        <w:rPr>
+          <w:rFonts w:ascii="Times New Roman" w:eastAsia="宋体" w:hAnsi="Times New Roman" w:cs="Times New Roman" w:hint="eastAsia"/>
+        </w:rPr>
+        <w:t>文件中的继承失效的问题</w:t>
+      </w:r>
+    </w:p>
+    <w:p>
+      <w:pPr>
+        <w:pStyle w:val="a9"/>
+        <w:numPr>
+          <w:ilvl w:val="0"/>
+          <w:numId w:val="42"/>
+        </w:numPr>
+        <w:rPr>
+          <w:rFonts w:ascii="Times New Roman" w:eastAsia="宋体" w:hAnsi="Times New Roman" w:cs="Times New Roman"/>
+        </w:rPr>
+      </w:pPr>
+      <w:r>
+        <w:rPr>
+          <w:rFonts w:ascii="Times New Roman" w:eastAsia="宋体" w:hAnsi="Times New Roman" w:cs="Times New Roman" w:hint="eastAsia"/>
+        </w:rPr>
+        <w:t>支持在</w:t>
+      </w:r>
+      <w:r>
+        <w:rPr>
+          <w:rFonts w:ascii="Times New Roman" w:eastAsia="宋体" w:hAnsi="Times New Roman" w:cs="Times New Roman" w:hint="eastAsia"/>
+        </w:rPr>
+        <w:t>Resources</w:t>
+      </w:r>
+      <w:r>
+        <w:rPr>
+          <w:rFonts w:ascii="Times New Roman" w:eastAsia="宋体" w:hAnsi="Times New Roman" w:cs="Times New Roman" w:hint="eastAsia"/>
+        </w:rPr>
+        <w:t>文件夹中加载额外的游戏资源文件</w:t>
+      </w:r>
+    </w:p>
+    <w:p>
+      <w:pPr>
+        <w:pStyle w:val="a9"/>
+        <w:numPr>
+          <w:ilvl w:val="0"/>
+          <w:numId w:val="42"/>
+        </w:numPr>
+        <w:rPr>
+          <w:rFonts w:ascii="Times New Roman" w:eastAsia="宋体" w:hAnsi="Times New Roman" w:cs="Times New Roman"/>
+        </w:rPr>
+      </w:pPr>
+      <w:r>
+        <w:rPr>
+          <w:rFonts w:ascii="Times New Roman" w:eastAsia="宋体" w:hAnsi="Times New Roman" w:cs="Times New Roman" w:hint="eastAsia"/>
+        </w:rPr>
+        <w:t>当编辑已经重叠的建筑时，不再弹出提示窗</w:t>
+      </w:r>
+    </w:p>
+    <w:p>
+      <w:pPr>
+        <w:pStyle w:val="a9"/>
+        <w:numPr>
+          <w:ilvl w:val="0"/>
+          <w:numId w:val="42"/>
+        </w:numPr>
+        <w:rPr>
+          <w:rFonts w:ascii="Times New Roman" w:eastAsia="宋体" w:hAnsi="Times New Roman" w:cs="Times New Roman"/>
+        </w:rPr>
+      </w:pPr>
+      <w:r>
+        <w:rPr>
+          <w:rFonts w:ascii="Times New Roman" w:eastAsia="宋体" w:hAnsi="Times New Roman" w:cs="Times New Roman" w:hint="eastAsia"/>
+        </w:rPr>
+        <w:t>使用随机地形填充地表时支持随机选取</w:t>
+      </w:r>
+    </w:p>
+    <w:p>
+      <w:pPr>
+        <w:pStyle w:val="a9"/>
+        <w:numPr>
+          <w:ilvl w:val="0"/>
+          <w:numId w:val="42"/>
+        </w:numPr>
+        <w:rPr>
+          <w:rFonts w:ascii="Times New Roman" w:eastAsia="宋体" w:hAnsi="Times New Roman" w:cs="Times New Roman"/>
+        </w:rPr>
+      </w:pPr>
+      <w:r>
+        <w:rPr>
+          <w:rFonts w:ascii="Times New Roman" w:eastAsia="宋体" w:hAnsi="Times New Roman" w:cs="Times New Roman" w:hint="eastAsia"/>
+        </w:rPr>
+        <w:t>地图渲染器支持将渲染图保存为</w:t>
+      </w:r>
+      <w:r>
+        <w:rPr>
+          <w:rFonts w:ascii="Times New Roman" w:eastAsia="宋体" w:hAnsi="Times New Roman" w:cs="Times New Roman" w:hint="eastAsia"/>
+        </w:rPr>
+        <w:t>jpg</w:t>
+      </w:r>
+      <w:r>
+        <w:rPr>
+          <w:rFonts w:ascii="Times New Roman" w:eastAsia="宋体" w:hAnsi="Times New Roman" w:cs="Times New Roman" w:hint="eastAsia"/>
+        </w:rPr>
+        <w:t>格式</w:t>
+      </w:r>
+    </w:p>
+    <w:p>
+      <w:pPr>
+        <w:pStyle w:val="a9"/>
+        <w:numPr>
+          <w:ilvl w:val="0"/>
+          <w:numId w:val="42"/>
+        </w:numPr>
+        <w:rPr>
+          <w:rFonts w:ascii="Times New Roman" w:eastAsia="宋体" w:hAnsi="Times New Roman" w:cs="Times New Roman"/>
+        </w:rPr>
+      </w:pPr>
+      <w:r>
+        <w:rPr>
+          <w:rFonts w:ascii="Times New Roman" w:eastAsia="宋体" w:hAnsi="Times New Roman" w:cs="Times New Roman" w:hint="eastAsia"/>
+        </w:rPr>
+        <w:t>正确显示</w:t>
+      </w:r>
+      <w:r>
+        <w:rPr>
+          <w:rFonts w:ascii="Times New Roman" w:eastAsia="宋体" w:hAnsi="Times New Roman" w:cs="Times New Roman" w:hint="eastAsia"/>
+        </w:rPr>
+        <w:t>Land=Rock</w:t>
+      </w:r>
+      <w:r>
+        <w:rPr>
+          <w:rFonts w:ascii="Times New Roman" w:eastAsia="宋体" w:hAnsi="Times New Roman" w:cs="Times New Roman" w:hint="eastAsia"/>
+        </w:rPr>
+        <w:t>覆盖物在游戏内的位置。心灵终结的</w:t>
+      </w:r>
+      <w:r>
+        <w:rPr>
+          <w:rFonts w:ascii="Times New Roman" w:eastAsia="宋体" w:hAnsi="Times New Roman" w:cs="Times New Roman" w:hint="eastAsia"/>
+        </w:rPr>
+        <w:t>“</w:t>
+      </w:r>
+      <w:r>
+        <w:rPr>
+          <w:rFonts w:ascii="Times New Roman" w:eastAsia="宋体" w:hAnsi="Times New Roman" w:cs="Times New Roman" w:hint="eastAsia"/>
+        </w:rPr>
+        <w:t>Block Base</w:t>
+      </w:r>
+      <w:r>
+        <w:rPr>
+          <w:rFonts w:ascii="Times New Roman" w:eastAsia="宋体" w:hAnsi="Times New Roman" w:cs="Times New Roman" w:hint="eastAsia"/>
+        </w:rPr>
+        <w:t>”、</w:t>
+      </w:r>
+      <w:r>
+        <w:rPr>
+          <w:rFonts w:ascii="Times New Roman" w:eastAsia="宋体" w:hAnsi="Times New Roman" w:cs="Times New Roman" w:hint="eastAsia"/>
+        </w:rPr>
+        <w:t>“</w:t>
+      </w:r>
+      <w:r>
+        <w:rPr>
+          <w:rFonts w:ascii="Times New Roman" w:eastAsia="宋体" w:hAnsi="Times New Roman" w:cs="Times New Roman" w:hint="eastAsia"/>
+        </w:rPr>
+        <w:t>Block Base and Movement</w:t>
+      </w:r>
+      <w:r>
+        <w:rPr>
+          <w:rFonts w:ascii="Times New Roman" w:eastAsia="宋体" w:hAnsi="Times New Roman" w:cs="Times New Roman" w:hint="eastAsia"/>
+        </w:rPr>
+        <w:t>”覆盖物为了兼容旧地编，进行了额外的偏移，在修复后反而会偏移。</w:t>
+      </w:r>
+      <w:r>
+        <w:rPr>
+          <w:rFonts w:ascii="Times New Roman" w:eastAsia="宋体" w:hAnsi="Times New Roman" w:cs="Times New Roman" w:hint="eastAsia"/>
+        </w:rPr>
+        <w:t>Tools</w:t>
+      </w:r>
+      <w:r>
+        <w:rPr>
+          <w:rFonts w:ascii="Times New Roman" w:eastAsia="宋体" w:hAnsi="Times New Roman" w:cs="Times New Roman" w:hint="eastAsia"/>
+        </w:rPr>
+        <w:t>/</w:t>
+      </w:r>
+      <w:r>
+        <w:rPr>
+          <w:rFonts w:ascii="Times New Roman" w:eastAsia="宋体" w:hAnsi="Times New Roman" w:cs="Times New Roman" w:hint="eastAsia"/>
+        </w:rPr>
+        <w:t>MentalOmega</w:t>
+      </w:r>
+      <w:r>
+        <w:rPr>
+          <w:rFonts w:ascii="Times New Roman" w:eastAsia="宋体" w:hAnsi="Times New Roman" w:cs="Times New Roman" w:hint="eastAsia"/>
+        </w:rPr>
+        <w:t>目录下提供了适配后的文件，将其放入心灵终结游戏目录下即可</w:t>
+      </w:r>
+    </w:p>
+    <w:p>
+      <w:pPr>
+        <w:pStyle w:val="a9"/>
+        <w:numPr>
+          <w:ilvl w:val="0"/>
+          <w:numId w:val="42"/>
+        </w:numPr>
+        <w:rPr>
+          <w:rFonts w:ascii="Times New Roman" w:eastAsia="宋体" w:hAnsi="Times New Roman" w:cs="Times New Roman"/>
+        </w:rPr>
+      </w:pPr>
+      <w:r>
+        <w:rPr>
+          <w:rFonts w:ascii="Times New Roman" w:eastAsia="宋体" w:hAnsi="Times New Roman" w:cs="Times New Roman" w:hint="eastAsia"/>
+        </w:rPr>
+        <w:t>全局搜索的地形选项可以搜索覆盖物了</w:t>
+      </w:r>
+    </w:p>
+    <w:p>
+      <w:pPr>
+        <w:pStyle w:val="a9"/>
+        <w:numPr>
+          <w:ilvl w:val="0"/>
+          <w:numId w:val="42"/>
+        </w:numPr>
+        <w:rPr>
+          <w:rFonts w:ascii="Times New Roman" w:eastAsia="宋体" w:hAnsi="Times New Roman" w:cs="Times New Roman"/>
+        </w:rPr>
+      </w:pPr>
+      <w:r>
+        <w:rPr>
+          <w:rFonts w:ascii="Times New Roman" w:eastAsia="宋体" w:hAnsi="Times New Roman" w:cs="Times New Roman" w:hint="eastAsia"/>
+        </w:rPr>
+        <w:t>双击地图注释改为打开编辑框，缩放注释功能改为按住</w:t>
+      </w:r>
+      <w:r>
+        <w:rPr>
+          <w:rFonts w:ascii="Times New Roman" w:eastAsia="宋体" w:hAnsi="Times New Roman" w:cs="Times New Roman" w:hint="eastAsia"/>
+        </w:rPr>
+        <w:t>ctrl</w:t>
+      </w:r>
+      <w:r>
+        <w:rPr>
+          <w:rFonts w:ascii="Times New Roman" w:eastAsia="宋体" w:hAnsi="Times New Roman" w:cs="Times New Roman" w:hint="eastAsia"/>
+        </w:rPr>
+        <w:t>双击</w:t>
+      </w:r>
+    </w:p>
+    <w:p>
+      <w:pPr>
+        <w:pStyle w:val="a9"/>
+        <w:numPr>
+          <w:ilvl w:val="0"/>
+          <w:numId w:val="42"/>
+        </w:numPr>
+        <w:rPr>
+          <w:rFonts w:ascii="Times New Roman" w:eastAsia="宋体" w:hAnsi="Times New Roman" w:cs="Times New Roman"/>
+        </w:rPr>
+      </w:pPr>
+      <w:r>
+        <w:rPr>
+          <w:rFonts w:ascii="Times New Roman" w:eastAsia="宋体" w:hAnsi="Times New Roman" w:cs="Times New Roman" w:hint="eastAsia"/>
+        </w:rPr>
+        <w:t>地图渲染器“使用数字渲染透明覆盖物”选项更改为“显示游戏内不可见对象”</w:t>
+      </w:r>
+    </w:p>
+    <w:p>
+      <w:pPr>
+        <w:pStyle w:val="a9"/>
+        <w:numPr>
+          <w:ilvl w:val="0"/>
+          <w:numId w:val="42"/>
+        </w:numPr>
+        <w:rPr>
+          <w:rFonts w:ascii="Times New Roman" w:eastAsia="宋体" w:hAnsi="Times New Roman" w:cs="Times New Roman"/>
+        </w:rPr>
+      </w:pPr>
+      <w:r>
+        <w:rPr>
+          <w:rFonts w:ascii="Times New Roman" w:eastAsia="宋体" w:hAnsi="Times New Roman" w:cs="Times New Roman" w:hint="eastAsia"/>
+        </w:rPr>
+        <w:t>修复当</w:t>
+      </w:r>
+      <w:r>
+        <w:rPr>
+          <w:rFonts w:ascii="Times New Roman" w:eastAsia="宋体" w:hAnsi="Times New Roman" w:cs="Times New Roman" w:hint="eastAsia"/>
+        </w:rPr>
+        <w:t>shp</w:t>
+      </w:r>
+      <w:r>
+        <w:rPr>
+          <w:rFonts w:ascii="Times New Roman" w:eastAsia="宋体" w:hAnsi="Times New Roman" w:cs="Times New Roman" w:hint="eastAsia"/>
+        </w:rPr>
+        <w:t>车辆单位的</w:t>
+      </w:r>
+      <w:r>
+        <w:rPr>
+          <w:rFonts w:ascii="Times New Roman" w:eastAsia="宋体" w:hAnsi="Times New Roman" w:cs="Times New Roman" w:hint="eastAsia"/>
+        </w:rPr>
+        <w:t>*tur.shp</w:t>
+      </w:r>
+      <w:r>
+        <w:rPr>
+          <w:rFonts w:ascii="Times New Roman" w:eastAsia="宋体" w:hAnsi="Times New Roman" w:cs="Times New Roman" w:hint="eastAsia"/>
+        </w:rPr>
+        <w:t>炮塔文件</w:t>
+      </w:r>
+      <w:r>
+        <w:rPr>
+          <w:rFonts w:ascii="Times New Roman" w:eastAsia="宋体" w:hAnsi="Times New Roman" w:cs="Times New Roman" w:hint="eastAsia"/>
+        </w:rPr>
+        <w:t>与本体大小不一致时的崩溃</w:t>
+      </w:r>
+    </w:p>
+    <w:p>
+      <w:pPr>
+        <w:pStyle w:val="a9"/>
+        <w:numPr>
+          <w:ilvl w:val="0"/>
+          <w:numId w:val="42"/>
+        </w:numPr>
+        <w:rPr>
+          <w:rFonts w:ascii="Times New Roman" w:eastAsia="宋体" w:hAnsi="Times New Roman" w:cs="Times New Roman"/>
+        </w:rPr>
+      </w:pPr>
+      <w:r>
+        <w:rPr>
+          <w:rFonts w:ascii="Times New Roman" w:eastAsia="宋体" w:hAnsi="Times New Roman" w:cs="Times New Roman" w:hint="eastAsia"/>
+        </w:rPr>
+        <w:t>修复当地图大于</w:t>
+      </w:r>
+      <w:r>
+        <w:rPr>
+          <w:rFonts w:ascii="Times New Roman" w:eastAsia="宋体" w:hAnsi="Times New Roman" w:cs="Times New Roman" w:hint="eastAsia"/>
+        </w:rPr>
+        <w:t>209*209</w:t>
+      </w:r>
+      <w:r>
+        <w:rPr>
+          <w:rFonts w:ascii="Times New Roman" w:eastAsia="宋体" w:hAnsi="Times New Roman" w:cs="Times New Roman" w:hint="eastAsia"/>
+        </w:rPr>
+        <w:t>时，编辑地形概率导致崩溃的</w:t>
+      </w:r>
+      <w:r>
+        <w:rPr>
+          <w:rFonts w:ascii="Times New Roman" w:eastAsia="宋体" w:hAnsi="Times New Roman" w:cs="Times New Roman" w:hint="eastAsia"/>
+        </w:rPr>
+        <w:t>bug</w:t>
+      </w:r>
+    </w:p>
+    <w:p>
+      <w:pPr>
+        <w:pStyle w:val="a9"/>
+        <w:numPr>
+          <w:ilvl w:val="0"/>
+          <w:numId w:val="42"/>
+        </w:numPr>
+        <w:rPr>
+          <w:rFonts w:ascii="Times New Roman" w:eastAsia="宋体" w:hAnsi="Times New Roman" w:cs="Times New Roman"/>
+        </w:rPr>
+      </w:pPr>
+      <w:r>
+        <w:rPr>
+          <w:rFonts w:ascii="Times New Roman" w:eastAsia="宋体" w:hAnsi="Times New Roman" w:cs="Times New Roman" w:hint="eastAsia"/>
+        </w:rPr>
+        <w:t>优化建筑渲染图层，减少建筑不正常遮挡的现象</w:t>
+      </w:r>
+    </w:p>
+    <w:p>
+      <w:pPr>
+        <w:pStyle w:val="a9"/>
+        <w:numPr>
+          <w:ilvl w:val="0"/>
+          <w:numId w:val="42"/>
+        </w:numPr>
+        <w:rPr>
+          <w:rFonts w:ascii="Times New Roman" w:eastAsia="宋体" w:hAnsi="Times New Roman" w:cs="Times New Roman"/>
+        </w:rPr>
+      </w:pPr>
+      <w:r>
+        <w:rPr>
+          <w:rFonts w:ascii="Times New Roman" w:eastAsia="宋体" w:hAnsi="Times New Roman" w:cs="Times New Roman" w:hint="eastAsia"/>
+        </w:rPr>
+        <w:t>修复当剪切板内没有有效信息时，粘贴会导致错误撤销的</w:t>
+      </w:r>
+      <w:r>
+        <w:rPr>
+          <w:rFonts w:ascii="Times New Roman" w:eastAsia="宋体" w:hAnsi="Times New Roman" w:cs="Times New Roman" w:hint="eastAsia"/>
+        </w:rPr>
+        <w:t>bug</w:t>
+      </w:r>
+    </w:p>
+    <w:p>
+      <w:pPr>
+        <w:pStyle w:val="a9"/>
+        <w:numPr>
+          <w:ilvl w:val="0"/>
+          <w:numId w:val="42"/>
+        </w:numPr>
+        <w:rPr>
+          <w:rFonts w:ascii="Times New Roman" w:eastAsia="宋体" w:hAnsi="Times New Roman" w:cs="Times New Roman"/>
+        </w:rPr>
+      </w:pPr>
+      <w:r>
+        <w:rPr>
+          <w:rFonts w:ascii="Times New Roman" w:eastAsia="宋体" w:hAnsi="Times New Roman" w:cs="Times New Roman" w:hint="eastAsia"/>
+        </w:rPr>
+        <w:t>移除</w:t>
+      </w:r>
+      <w:r>
+        <w:rPr>
+          <w:rFonts w:ascii="Times New Roman" w:eastAsia="宋体" w:hAnsi="Times New Roman" w:cs="Times New Roman" w:hint="eastAsia"/>
+        </w:rPr>
+        <w:t>ImageServer</w:t>
+      </w:r>
+    </w:p>
+    <w:p>
+      <w:pPr>
+        <w:pStyle w:val="a9"/>
+        <w:numPr>
+          <w:ilvl w:val="0"/>
+          <w:numId w:val="42"/>
+        </w:numPr>
+        <w:rPr>
+          <w:rFonts w:ascii="Times New Roman" w:eastAsia="宋体" w:hAnsi="Times New Roman" w:cs="Times New Roman"/>
+        </w:rPr>
+      </w:pPr>
+      <w:r>
+        <w:rPr>
+          <w:rFonts w:ascii="Times New Roman" w:eastAsia="宋体" w:hAnsi="Times New Roman" w:cs="Times New Roman" w:hint="eastAsia"/>
+        </w:rPr>
+        <w:t>在地图内触发的重新加载不会清空已加载的素材，减少重新加载后的卡顿</w:t>
+      </w:r>
+    </w:p>
+    <w:p>
+      <w:pPr>
+        <w:pStyle w:val="a9"/>
+        <w:numPr>
+          <w:ilvl w:val="0"/>
+          <w:numId w:val="42"/>
+        </w:numPr>
+        <w:rPr>
+          <w:rFonts w:ascii="Times New Roman" w:eastAsia="宋体" w:hAnsi="Times New Roman" w:cs="Times New Roman"/>
+        </w:rPr>
+      </w:pPr>
+      <w:r>
+        <w:rPr>
+          <w:rFonts w:ascii="Times New Roman" w:eastAsia="宋体" w:hAnsi="Times New Roman" w:cs="Times New Roman" w:hint="eastAsia"/>
+        </w:rPr>
+        <w:t>修复语言设置只支持</w:t>
+      </w:r>
+      <w:r>
+        <w:rPr>
+          <w:rFonts w:ascii="Times New Roman" w:eastAsia="宋体" w:hAnsi="Times New Roman" w:cs="Times New Roman" w:hint="eastAsia"/>
+        </w:rPr>
+        <w:t>English</w:t>
+      </w:r>
+      <w:r>
+        <w:rPr>
+          <w:rFonts w:ascii="Times New Roman" w:eastAsia="宋体" w:hAnsi="Times New Roman" w:cs="Times New Roman" w:hint="eastAsia"/>
+        </w:rPr>
+        <w:t>前缀的</w:t>
+      </w:r>
+      <w:r>
+        <w:rPr>
+          <w:rFonts w:ascii="Times New Roman" w:eastAsia="宋体" w:hAnsi="Times New Roman" w:cs="Times New Roman" w:hint="eastAsia"/>
+        </w:rPr>
+        <w:t>bug</w:t>
+      </w:r>
+    </w:p>
+    <w:p>
+      <w:pPr>
+        <w:pStyle w:val="a9"/>
+        <w:numPr>
+          <w:ilvl w:val="0"/>
+          <w:numId w:val="42"/>
+        </w:numPr>
+        <w:rPr>
+          <w:rFonts w:ascii="Times New Roman" w:eastAsia="宋体" w:hAnsi="Times New Roman" w:cs="Times New Roman"/>
+        </w:rPr>
+      </w:pPr>
+      <w:r>
+        <w:rPr>
+          <w:rFonts w:ascii="Times New Roman" w:eastAsia="宋体" w:hAnsi="Times New Roman" w:cs="Times New Roman" w:hint="eastAsia"/>
+        </w:rPr>
+        <w:t>支持翻译任意</w:t>
+      </w:r>
+      <w:r>
+        <w:rPr>
+          <w:rFonts w:ascii="Times New Roman" w:eastAsia="宋体" w:hAnsi="Times New Roman" w:cs="Times New Roman" w:hint="eastAsia"/>
+        </w:rPr>
+        <w:t>FA2</w:t>
+      </w:r>
+      <w:r>
+        <w:rPr>
+          <w:rFonts w:ascii="Times New Roman" w:eastAsia="宋体" w:hAnsi="Times New Roman" w:cs="Times New Roman" w:hint="eastAsia"/>
+        </w:rPr>
+        <w:t>原始窗口的文本，详见</w:t>
+      </w:r>
+      <w:r>
+        <w:rPr>
+          <w:rFonts w:ascii="Times New Roman" w:eastAsia="宋体" w:hAnsi="Times New Roman" w:cs="Times New Roman" w:hint="eastAsia"/>
+        </w:rPr>
+        <w:t>FADialog.ini</w:t>
+      </w:r>
+    </w:p>
+    <w:p>
+      <w:pPr>
+        <w:pStyle w:val="a9"/>
+        <w:numPr>
+          <w:ilvl w:val="0"/>
+          <w:numId w:val="42"/>
+        </w:numPr>
+        <w:rPr>
+          <w:rFonts w:ascii="Times New Roman" w:eastAsia="宋体" w:hAnsi="Times New Roman" w:cs="Times New Roman"/>
+        </w:rPr>
+      </w:pPr>
+      <w:r>
+        <w:rPr>
+          <w:rFonts w:ascii="Times New Roman" w:eastAsia="宋体" w:hAnsi="Times New Roman" w:cs="Times New Roman" w:hint="eastAsia"/>
+        </w:rPr>
+        <w:t>支持多语言切换，添加了英文版。所有可以在</w:t>
+      </w:r>
+      <w:r>
+        <w:rPr>
+          <w:rFonts w:ascii="Times New Roman" w:eastAsia="宋体" w:hAnsi="Times New Roman" w:cs="Times New Roman" w:hint="eastAsia"/>
+        </w:rPr>
+        <w:t>FA2</w:t>
+      </w:r>
+      <w:r>
+        <w:rPr>
+          <w:rFonts w:ascii="Times New Roman" w:eastAsia="宋体" w:hAnsi="Times New Roman" w:cs="Times New Roman" w:hint="eastAsia"/>
+        </w:rPr>
+        <w:t>内显示文本的</w:t>
+      </w:r>
+      <w:r>
+        <w:rPr>
+          <w:rFonts w:ascii="Times New Roman" w:eastAsia="宋体" w:hAnsi="Times New Roman" w:cs="Times New Roman" w:hint="eastAsia"/>
+        </w:rPr>
+        <w:t>INI</w:t>
+      </w:r>
+      <w:r>
+        <w:rPr>
+          <w:rFonts w:ascii="Times New Roman" w:eastAsia="宋体" w:hAnsi="Times New Roman" w:cs="Times New Roman" w:hint="eastAsia"/>
+        </w:rPr>
+        <w:t>小节</w:t>
+      </w:r>
+      <w:r>
+        <w:rPr>
+          <w:rFonts w:ascii="Times New Roman" w:eastAsia="宋体" w:hAnsi="Times New Roman" w:cs="Times New Roman" w:hint="eastAsia"/>
+        </w:rPr>
+        <w:t>和</w:t>
+      </w:r>
+      <w:r>
+        <w:rPr>
+          <w:rFonts w:ascii="Times New Roman" w:eastAsia="宋体" w:hAnsi="Times New Roman" w:cs="Times New Roman" w:hint="eastAsia"/>
+        </w:rPr>
         <w:lastRenderedPageBreak/>
-        <w:t>修复建筑存在加载物时，加载物品浏览器图标时会闪退的</w:t>
-      </w:r>
-      <w:r>
-        <w:rPr>
-          <w:rFonts w:ascii="Times New Roman" w:eastAsia="宋体" w:hAnsi="Times New Roman" w:cs="Times New Roman" w:hint="eastAsia"/>
-        </w:rPr>
-        <w:t>bug</w:t>
-      </w:r>
-    </w:p>
-    <w:p>
-      <w:pPr>
-        <w:pStyle w:val="a9"/>
-        <w:numPr>
-          <w:ilvl w:val="0"/>
-          <w:numId w:val="42"/>
-        </w:numPr>
-        <w:rPr>
-          <w:rFonts w:ascii="Times New Roman" w:eastAsia="宋体" w:hAnsi="Times New Roman" w:cs="Times New Roman"/>
-        </w:rPr>
-      </w:pPr>
-      <w:r>
-        <w:rPr>
-          <w:rFonts w:ascii="Times New Roman" w:eastAsia="宋体" w:hAnsi="Times New Roman" w:cs="Times New Roman" w:hint="eastAsia"/>
-        </w:rPr>
-        <w:t>可以自定义水面地形索引，详见</w:t>
-      </w:r>
-      <w:r>
-        <w:rPr>
-          <w:rFonts w:ascii="Times New Roman" w:eastAsia="宋体" w:hAnsi="Times New Roman" w:cs="Times New Roman" w:hint="eastAsia"/>
-        </w:rPr>
-        <w:t>BigWaterIndices</w:t>
-      </w:r>
-      <w:r>
-        <w:rPr>
-          <w:rFonts w:ascii="Times New Roman" w:eastAsia="宋体" w:hAnsi="Times New Roman" w:cs="Times New Roman" w:hint="eastAsia"/>
-        </w:rPr>
-        <w:t>与</w:t>
-      </w:r>
-      <w:r>
-        <w:rPr>
-          <w:rFonts w:ascii="Times New Roman" w:eastAsia="宋体" w:hAnsi="Times New Roman" w:cs="Times New Roman" w:hint="eastAsia"/>
-        </w:rPr>
-        <w:t>SmallWaterIndices</w:t>
-      </w:r>
-    </w:p>
-    <w:p>
-      <w:pPr>
-        <w:pStyle w:val="a9"/>
-        <w:numPr>
-          <w:ilvl w:val="0"/>
-          <w:numId w:val="42"/>
-        </w:numPr>
-        <w:rPr>
-          <w:rFonts w:ascii="Times New Roman" w:eastAsia="宋体" w:hAnsi="Times New Roman" w:cs="Times New Roman"/>
-        </w:rPr>
-      </w:pPr>
-      <w:r>
-        <w:rPr>
-          <w:rFonts w:ascii="Times New Roman" w:eastAsia="宋体" w:hAnsi="Times New Roman" w:cs="Times New Roman" w:hint="eastAsia"/>
-        </w:rPr>
-        <w:t>当特遣、脚本、标签发生改变时，自动刷新作战小队窗口对应下拉菜单</w:t>
-      </w:r>
-    </w:p>
-    <w:p>
-      <w:pPr>
-        <w:pStyle w:val="a9"/>
-        <w:numPr>
-          <w:ilvl w:val="0"/>
-          <w:numId w:val="42"/>
-        </w:numPr>
-        <w:rPr>
-          <w:rFonts w:ascii="Times New Roman" w:eastAsia="宋体" w:hAnsi="Times New Roman" w:cs="Times New Roman"/>
-        </w:rPr>
-      </w:pPr>
-      <w:r>
-        <w:rPr>
-          <w:rFonts w:ascii="Times New Roman" w:eastAsia="宋体" w:hAnsi="Times New Roman" w:cs="Times New Roman" w:hint="eastAsia"/>
-        </w:rPr>
-        <w:t>支持剪切地图</w:t>
-      </w:r>
-    </w:p>
-    <w:p>
-      <w:pPr>
-        <w:pStyle w:val="a9"/>
-        <w:numPr>
-          <w:ilvl w:val="0"/>
-          <w:numId w:val="42"/>
-        </w:numPr>
-        <w:rPr>
-          <w:rFonts w:ascii="Times New Roman" w:eastAsia="宋体" w:hAnsi="Times New Roman" w:cs="Times New Roman"/>
-        </w:rPr>
-      </w:pPr>
-      <w:r>
-        <w:rPr>
-          <w:rFonts w:ascii="Times New Roman" w:eastAsia="宋体" w:hAnsi="Times New Roman" w:cs="Times New Roman" w:hint="eastAsia"/>
-        </w:rPr>
-        <w:t>修复了摆放地形预览会破坏重做记录的</w:t>
-      </w:r>
-      <w:r>
-        <w:rPr>
-          <w:rFonts w:ascii="Times New Roman" w:eastAsia="宋体" w:hAnsi="Times New Roman" w:cs="Times New Roman" w:hint="eastAsia"/>
-        </w:rPr>
-        <w:t>bug</w:t>
-      </w:r>
-    </w:p>
-    <w:p>
-      <w:pPr>
-        <w:pStyle w:val="a9"/>
-        <w:numPr>
-          <w:ilvl w:val="0"/>
-          <w:numId w:val="42"/>
-        </w:numPr>
-        <w:rPr>
-          <w:rFonts w:ascii="Times New Roman" w:eastAsia="宋体" w:hAnsi="Times New Roman" w:cs="Times New Roman"/>
-        </w:rPr>
-      </w:pPr>
-      <w:r>
-        <w:rPr>
-          <w:rFonts w:ascii="Times New Roman" w:eastAsia="宋体" w:hAnsi="Times New Roman" w:cs="Times New Roman" w:hint="eastAsia"/>
-        </w:rPr>
-        <w:t>支持覆盖物</w:t>
-      </w:r>
-      <w:r>
-        <w:rPr>
-          <w:rFonts w:ascii="Times New Roman" w:eastAsia="宋体" w:hAnsi="Times New Roman" w:cs="Times New Roman" w:hint="eastAsia"/>
-        </w:rPr>
-        <w:t>CellAnim</w:t>
-      </w:r>
-      <w:r>
-        <w:rPr>
-          <w:rFonts w:ascii="Times New Roman" w:eastAsia="宋体" w:hAnsi="Times New Roman" w:cs="Times New Roman" w:hint="eastAsia"/>
-        </w:rPr>
-        <w:t>动画显示</w:t>
-      </w:r>
-    </w:p>
-    <w:p>
-      <w:pPr>
-        <w:pStyle w:val="a9"/>
-        <w:numPr>
-          <w:ilvl w:val="0"/>
-          <w:numId w:val="42"/>
-        </w:numPr>
-        <w:rPr>
-          <w:rFonts w:ascii="Times New Roman" w:eastAsia="宋体" w:hAnsi="Times New Roman" w:cs="Times New Roman"/>
-        </w:rPr>
-      </w:pPr>
-      <w:r>
-        <w:rPr>
-          <w:rFonts w:ascii="Times New Roman" w:eastAsia="宋体" w:hAnsi="Times New Roman" w:cs="Times New Roman" w:hint="eastAsia"/>
-        </w:rPr>
-        <w:t>支持随机地形摆放</w:t>
-      </w:r>
-      <w:r>
-        <w:rPr>
-          <w:rFonts w:ascii="Times New Roman" w:eastAsia="宋体" w:hAnsi="Times New Roman" w:cs="Times New Roman" w:hint="eastAsia"/>
-        </w:rPr>
-        <w:t>，详见</w:t>
-      </w:r>
-      <w:r>
-        <w:rPr>
-          <w:rFonts w:ascii="Times New Roman" w:eastAsia="宋体" w:hAnsi="Times New Roman" w:cs="Times New Roman" w:hint="eastAsia"/>
-        </w:rPr>
-        <w:t>PlaceRandomTileList</w:t>
-      </w:r>
-    </w:p>
-    <w:p>
-      <w:pPr>
-        <w:pStyle w:val="a9"/>
-        <w:numPr>
-          <w:ilvl w:val="0"/>
-          <w:numId w:val="42"/>
-        </w:numPr>
-        <w:rPr>
-          <w:rFonts w:ascii="Times New Roman" w:eastAsia="宋体" w:hAnsi="Times New Roman" w:cs="Times New Roman"/>
-        </w:rPr>
-      </w:pPr>
-      <w:r>
-        <w:rPr>
-          <w:rFonts w:ascii="Times New Roman" w:eastAsia="宋体" w:hAnsi="Times New Roman" w:cs="Times New Roman" w:hint="eastAsia"/>
-        </w:rPr>
-        <w:t>修复了物品浏览器中污染编号限制在</w:t>
-      </w:r>
-      <w:r>
-        <w:rPr>
-          <w:rFonts w:ascii="Times New Roman" w:eastAsia="宋体" w:hAnsi="Times New Roman" w:cs="Times New Roman" w:hint="eastAsia"/>
-        </w:rPr>
-        <w:t>100</w:t>
-      </w:r>
-      <w:r>
-        <w:rPr>
-          <w:rFonts w:ascii="Times New Roman" w:eastAsia="宋体" w:hAnsi="Times New Roman" w:cs="Times New Roman" w:hint="eastAsia"/>
-        </w:rPr>
-        <w:t>以内的</w:t>
-      </w:r>
-      <w:r>
-        <w:rPr>
-          <w:rFonts w:ascii="Times New Roman" w:eastAsia="宋体" w:hAnsi="Times New Roman" w:cs="Times New Roman" w:hint="eastAsia"/>
-        </w:rPr>
-        <w:t>bug</w:t>
-      </w:r>
-    </w:p>
-    <w:p>
-      <w:pPr>
-        <w:pStyle w:val="a9"/>
-        <w:numPr>
-          <w:ilvl w:val="0"/>
-          <w:numId w:val="42"/>
-        </w:numPr>
-        <w:rPr>
-          <w:rFonts w:ascii="Times New Roman" w:eastAsia="宋体" w:hAnsi="Times New Roman" w:cs="Times New Roman"/>
-        </w:rPr>
-      </w:pPr>
-      <w:r>
-        <w:rPr>
-          <w:rFonts w:ascii="Times New Roman" w:eastAsia="宋体" w:hAnsi="Times New Roman" w:cs="Times New Roman" w:hint="eastAsia"/>
-        </w:rPr>
-        <w:t>微调各游戏对象渲染位置，匹配游戏内效果</w:t>
-      </w:r>
-    </w:p>
-    <w:p>
-      <w:pPr>
-        <w:pStyle w:val="a9"/>
-        <w:numPr>
-          <w:ilvl w:val="0"/>
-          <w:numId w:val="42"/>
-        </w:numPr>
-        <w:rPr>
-          <w:rFonts w:ascii="Times New Roman" w:eastAsia="宋体" w:hAnsi="Times New Roman" w:cs="Times New Roman"/>
-        </w:rPr>
-      </w:pPr>
-      <w:r>
-        <w:rPr>
-          <w:rFonts w:ascii="Times New Roman" w:eastAsia="宋体" w:hAnsi="Times New Roman" w:cs="Times New Roman" w:hint="eastAsia"/>
-        </w:rPr>
-        <w:t>修复了单位“在桥梁上”为</w:t>
-      </w:r>
-      <w:r>
-        <w:rPr>
-          <w:rFonts w:ascii="Times New Roman" w:eastAsia="宋体" w:hAnsi="Times New Roman" w:cs="Times New Roman" w:hint="eastAsia"/>
-        </w:rPr>
-        <w:t>1</w:t>
-      </w:r>
-      <w:r>
-        <w:rPr>
-          <w:rFonts w:ascii="Times New Roman" w:eastAsia="宋体" w:hAnsi="Times New Roman" w:cs="Times New Roman" w:hint="eastAsia"/>
-        </w:rPr>
-        <w:t>时，在水上也会显示水中图像的</w:t>
-      </w:r>
-      <w:r>
-        <w:rPr>
-          <w:rFonts w:ascii="Times New Roman" w:eastAsia="宋体" w:hAnsi="Times New Roman" w:cs="Times New Roman" w:hint="eastAsia"/>
-        </w:rPr>
-        <w:t>bug</w:t>
-      </w:r>
-    </w:p>
-    <w:p>
-      <w:pPr>
-        <w:pStyle w:val="a9"/>
-        <w:numPr>
-          <w:ilvl w:val="0"/>
-          <w:numId w:val="42"/>
-        </w:numPr>
-        <w:rPr>
-          <w:rFonts w:ascii="Times New Roman" w:eastAsia="宋体" w:hAnsi="Times New Roman" w:cs="Times New Roman"/>
-        </w:rPr>
-      </w:pPr>
-      <w:r>
-        <w:rPr>
-          <w:rFonts w:ascii="Times New Roman" w:eastAsia="宋体" w:hAnsi="Times New Roman" w:cs="Times New Roman" w:hint="eastAsia"/>
-        </w:rPr>
-        <w:t>粘贴功能支持按</w:t>
-      </w:r>
-      <w:r>
-        <w:rPr>
-          <w:rFonts w:ascii="Times New Roman" w:eastAsia="宋体" w:hAnsi="Times New Roman" w:cs="Times New Roman" w:hint="eastAsia"/>
-        </w:rPr>
-        <w:t>ctrl</w:t>
-      </w:r>
-      <w:r>
-        <w:rPr>
-          <w:rFonts w:ascii="Times New Roman" w:eastAsia="宋体" w:hAnsi="Times New Roman" w:cs="Times New Roman" w:hint="eastAsia"/>
-        </w:rPr>
-        <w:t>进行填充</w:t>
-      </w:r>
-    </w:p>
-    <w:p>
-      <w:pPr>
-        <w:pStyle w:val="a9"/>
-        <w:numPr>
-          <w:ilvl w:val="0"/>
-          <w:numId w:val="42"/>
-        </w:numPr>
-        <w:rPr>
-          <w:rFonts w:ascii="Times New Roman" w:eastAsia="宋体" w:hAnsi="Times New Roman" w:cs="Times New Roman"/>
-        </w:rPr>
-      </w:pPr>
-      <w:r>
-        <w:rPr>
-          <w:rFonts w:ascii="Times New Roman" w:eastAsia="宋体" w:hAnsi="Times New Roman" w:cs="Times New Roman" w:hint="eastAsia"/>
-        </w:rPr>
-        <w:t>优化地形与阴影的覆盖关系，使渲染更接近游戏内效果</w:t>
-      </w:r>
-    </w:p>
-    <w:p>
-      <w:pPr>
-        <w:pStyle w:val="a9"/>
-        <w:numPr>
-          <w:ilvl w:val="0"/>
-          <w:numId w:val="42"/>
-        </w:numPr>
-        <w:rPr>
-          <w:rFonts w:ascii="Times New Roman" w:eastAsia="宋体" w:hAnsi="Times New Roman" w:cs="Times New Roman"/>
-        </w:rPr>
-      </w:pPr>
-      <w:r>
-        <w:rPr>
-          <w:rFonts w:ascii="Times New Roman" w:eastAsia="宋体" w:hAnsi="Times New Roman" w:cs="Times New Roman" w:hint="eastAsia"/>
-        </w:rPr>
-        <w:t>支持</w:t>
-      </w:r>
-      <w:r>
-        <w:rPr>
-          <w:rFonts w:ascii="Times New Roman" w:eastAsia="宋体" w:hAnsi="Times New Roman" w:cs="Times New Roman" w:hint="eastAsia"/>
-        </w:rPr>
-        <w:t>FireAngle</w:t>
-      </w:r>
-      <w:r>
-        <w:rPr>
-          <w:rFonts w:ascii="Times New Roman" w:eastAsia="宋体" w:hAnsi="Times New Roman" w:cs="Times New Roman" w:hint="eastAsia"/>
-        </w:rPr>
-        <w:t>显示</w:t>
-      </w:r>
-    </w:p>
-    <w:p>
-      <w:pPr>
-        <w:pStyle w:val="a9"/>
-        <w:numPr>
-          <w:ilvl w:val="0"/>
-          <w:numId w:val="42"/>
-        </w:numPr>
-        <w:rPr>
-          <w:rFonts w:ascii="Times New Roman" w:eastAsia="宋体" w:hAnsi="Times New Roman" w:cs="Times New Roman"/>
-        </w:rPr>
-      </w:pPr>
-      <w:r>
-        <w:rPr>
-          <w:rFonts w:ascii="Times New Roman" w:eastAsia="宋体" w:hAnsi="Times New Roman" w:cs="Times New Roman" w:hint="eastAsia"/>
-        </w:rPr>
-        <w:t>修复了当单位注册名以数字结尾时，可能与其他单位图像冲突的</w:t>
-      </w:r>
-      <w:r>
-        <w:rPr>
-          <w:rFonts w:ascii="Times New Roman" w:eastAsia="宋体" w:hAnsi="Times New Roman" w:cs="Times New Roman" w:hint="eastAsia"/>
-        </w:rPr>
-        <w:t>bug</w:t>
-      </w:r>
-    </w:p>
-    <w:p>
-      <w:pPr>
-        <w:pStyle w:val="a9"/>
-        <w:numPr>
-          <w:ilvl w:val="0"/>
-          <w:numId w:val="42"/>
-        </w:numPr>
-        <w:rPr>
-          <w:rFonts w:ascii="Times New Roman" w:eastAsia="宋体" w:hAnsi="Times New Roman" w:cs="Times New Roman"/>
-        </w:rPr>
-      </w:pPr>
-      <w:r>
-        <w:rPr>
-          <w:rFonts w:ascii="Times New Roman" w:eastAsia="宋体" w:hAnsi="Times New Roman" w:cs="Times New Roman" w:hint="eastAsia"/>
-        </w:rPr>
-        <w:t>修复了</w:t>
-      </w:r>
-      <w:r>
-        <w:rPr>
-          <w:rFonts w:ascii="Times New Roman" w:eastAsia="宋体" w:hAnsi="Times New Roman" w:cs="Times New Roman" w:hint="eastAsia"/>
-        </w:rPr>
-        <w:t>include</w:t>
-      </w:r>
-      <w:r>
-        <w:rPr>
-          <w:rFonts w:ascii="Times New Roman" w:eastAsia="宋体" w:hAnsi="Times New Roman" w:cs="Times New Roman" w:hint="eastAsia"/>
-        </w:rPr>
-        <w:t>的</w:t>
-      </w:r>
-      <w:r>
-        <w:rPr>
-          <w:rFonts w:ascii="Times New Roman" w:eastAsia="宋体" w:hAnsi="Times New Roman" w:cs="Times New Roman" w:hint="eastAsia"/>
-        </w:rPr>
-        <w:t>ini</w:t>
-      </w:r>
-      <w:r>
-        <w:rPr>
-          <w:rFonts w:ascii="Times New Roman" w:eastAsia="宋体" w:hAnsi="Times New Roman" w:cs="Times New Roman" w:hint="eastAsia"/>
-        </w:rPr>
-        <w:t>文件中的继承失效的问题</w:t>
-      </w:r>
-    </w:p>
-    <w:p>
-      <w:pPr>
-        <w:pStyle w:val="a9"/>
-        <w:numPr>
-          <w:ilvl w:val="0"/>
-          <w:numId w:val="42"/>
-        </w:numPr>
-        <w:rPr>
-          <w:rFonts w:ascii="Times New Roman" w:eastAsia="宋体" w:hAnsi="Times New Roman" w:cs="Times New Roman"/>
-        </w:rPr>
-      </w:pPr>
-      <w:r>
-        <w:rPr>
-          <w:rFonts w:ascii="Times New Roman" w:eastAsia="宋体" w:hAnsi="Times New Roman" w:cs="Times New Roman" w:hint="eastAsia"/>
-        </w:rPr>
-        <w:t>支持在</w:t>
-      </w:r>
-      <w:r>
-        <w:rPr>
-          <w:rFonts w:ascii="Times New Roman" w:eastAsia="宋体" w:hAnsi="Times New Roman" w:cs="Times New Roman" w:hint="eastAsia"/>
-        </w:rPr>
-        <w:t>Resources</w:t>
-      </w:r>
-      <w:r>
-        <w:rPr>
-          <w:rFonts w:ascii="Times New Roman" w:eastAsia="宋体" w:hAnsi="Times New Roman" w:cs="Times New Roman" w:hint="eastAsia"/>
-        </w:rPr>
-        <w:t>文件夹中加载额外的游戏资源文件</w:t>
-      </w:r>
-    </w:p>
-    <w:p>
-      <w:pPr>
-        <w:pStyle w:val="a9"/>
-        <w:numPr>
-          <w:ilvl w:val="0"/>
-          <w:numId w:val="42"/>
-        </w:numPr>
-        <w:rPr>
-          <w:rFonts w:ascii="Times New Roman" w:eastAsia="宋体" w:hAnsi="Times New Roman" w:cs="Times New Roman"/>
-        </w:rPr>
-      </w:pPr>
-      <w:r>
-        <w:rPr>
-          <w:rFonts w:ascii="Times New Roman" w:eastAsia="宋体" w:hAnsi="Times New Roman" w:cs="Times New Roman" w:hint="eastAsia"/>
-        </w:rPr>
-        <w:t>当编辑已经重叠的建筑时，不再弹出提示窗</w:t>
-      </w:r>
-    </w:p>
-    <w:p>
-      <w:pPr>
-        <w:pStyle w:val="a9"/>
-        <w:numPr>
-          <w:ilvl w:val="0"/>
-          <w:numId w:val="42"/>
-        </w:numPr>
-        <w:rPr>
-          <w:rFonts w:ascii="Times New Roman" w:eastAsia="宋体" w:hAnsi="Times New Roman" w:cs="Times New Roman"/>
-        </w:rPr>
-      </w:pPr>
-      <w:r>
-        <w:rPr>
-          <w:rFonts w:ascii="Times New Roman" w:eastAsia="宋体" w:hAnsi="Times New Roman" w:cs="Times New Roman" w:hint="eastAsia"/>
-        </w:rPr>
-        <w:t>使用随机地形填充地表时支持随机选取</w:t>
-      </w:r>
-    </w:p>
-    <w:p>
-      <w:pPr>
-        <w:pStyle w:val="a9"/>
-        <w:numPr>
-          <w:ilvl w:val="0"/>
-          <w:numId w:val="42"/>
-        </w:numPr>
-        <w:rPr>
-          <w:rFonts w:ascii="Times New Roman" w:eastAsia="宋体" w:hAnsi="Times New Roman" w:cs="Times New Roman"/>
-        </w:rPr>
-      </w:pPr>
-      <w:r>
-        <w:rPr>
-          <w:rFonts w:ascii="Times New Roman" w:eastAsia="宋体" w:hAnsi="Times New Roman" w:cs="Times New Roman" w:hint="eastAsia"/>
-        </w:rPr>
-        <w:t>地图渲染器支持将渲染图保存为</w:t>
-      </w:r>
-      <w:r>
-        <w:rPr>
-          <w:rFonts w:ascii="Times New Roman" w:eastAsia="宋体" w:hAnsi="Times New Roman" w:cs="Times New Roman" w:hint="eastAsia"/>
-        </w:rPr>
-        <w:t>jpg</w:t>
-      </w:r>
-      <w:r>
-        <w:rPr>
-          <w:rFonts w:ascii="Times New Roman" w:eastAsia="宋体" w:hAnsi="Times New Roman" w:cs="Times New Roman" w:hint="eastAsia"/>
-        </w:rPr>
-        <w:t>格式</w:t>
-      </w:r>
-    </w:p>
-    <w:p>
-      <w:pPr>
-        <w:pStyle w:val="a9"/>
-        <w:numPr>
-          <w:ilvl w:val="0"/>
-          <w:numId w:val="42"/>
-        </w:numPr>
-        <w:rPr>
-          <w:rFonts w:ascii="Times New Roman" w:eastAsia="宋体" w:hAnsi="Times New Roman" w:cs="Times New Roman"/>
-        </w:rPr>
-      </w:pPr>
-      <w:r>
-        <w:rPr>
-          <w:rFonts w:ascii="Times New Roman" w:eastAsia="宋体" w:hAnsi="Times New Roman" w:cs="Times New Roman" w:hint="eastAsia"/>
-        </w:rPr>
-        <w:t>正确显示</w:t>
-      </w:r>
-      <w:r>
-        <w:rPr>
-          <w:rFonts w:ascii="Times New Roman" w:eastAsia="宋体" w:hAnsi="Times New Roman" w:cs="Times New Roman" w:hint="eastAsia"/>
-        </w:rPr>
-        <w:t>Land=Rock</w:t>
-      </w:r>
-      <w:r>
-        <w:rPr>
-          <w:rFonts w:ascii="Times New Roman" w:eastAsia="宋体" w:hAnsi="Times New Roman" w:cs="Times New Roman" w:hint="eastAsia"/>
-        </w:rPr>
-        <w:t>覆盖物在游戏内的位置。心灵终结的</w:t>
-      </w:r>
-      <w:r>
-        <w:rPr>
-          <w:rFonts w:ascii="Times New Roman" w:eastAsia="宋体" w:hAnsi="Times New Roman" w:cs="Times New Roman" w:hint="eastAsia"/>
-        </w:rPr>
-        <w:t>“</w:t>
-      </w:r>
-      <w:r>
-        <w:rPr>
-          <w:rFonts w:ascii="Times New Roman" w:eastAsia="宋体" w:hAnsi="Times New Roman" w:cs="Times New Roman" w:hint="eastAsia"/>
-        </w:rPr>
-        <w:t>Block Base</w:t>
-      </w:r>
-      <w:r>
-        <w:rPr>
-          <w:rFonts w:ascii="Times New Roman" w:eastAsia="宋体" w:hAnsi="Times New Roman" w:cs="Times New Roman" w:hint="eastAsia"/>
-        </w:rPr>
-        <w:t>”、</w:t>
-      </w:r>
-      <w:r>
-        <w:rPr>
-          <w:rFonts w:ascii="Times New Roman" w:eastAsia="宋体" w:hAnsi="Times New Roman" w:cs="Times New Roman" w:hint="eastAsia"/>
-        </w:rPr>
-        <w:t>“</w:t>
-      </w:r>
-      <w:r>
-        <w:rPr>
-          <w:rFonts w:ascii="Times New Roman" w:eastAsia="宋体" w:hAnsi="Times New Roman" w:cs="Times New Roman" w:hint="eastAsia"/>
-        </w:rPr>
-        <w:t>Block Base and Movement</w:t>
-      </w:r>
-      <w:r>
-        <w:rPr>
-          <w:rFonts w:ascii="Times New Roman" w:eastAsia="宋体" w:hAnsi="Times New Roman" w:cs="Times New Roman" w:hint="eastAsia"/>
-        </w:rPr>
-        <w:t>”覆盖物为了兼容旧地编，进行了额外的偏移，在修复后反而会偏移。</w:t>
-      </w:r>
-      <w:r>
-        <w:rPr>
-          <w:rFonts w:ascii="Times New Roman" w:eastAsia="宋体" w:hAnsi="Times New Roman" w:cs="Times New Roman" w:hint="eastAsia"/>
-        </w:rPr>
-        <w:t>Tools</w:t>
-      </w:r>
-      <w:r>
-        <w:rPr>
-          <w:rFonts w:ascii="Times New Roman" w:eastAsia="宋体" w:hAnsi="Times New Roman" w:cs="Times New Roman" w:hint="eastAsia"/>
-        </w:rPr>
-        <w:t>/</w:t>
-      </w:r>
-      <w:r>
-        <w:rPr>
-          <w:rFonts w:ascii="Times New Roman" w:eastAsia="宋体" w:hAnsi="Times New Roman" w:cs="Times New Roman" w:hint="eastAsia"/>
-        </w:rPr>
-        <w:t>MentalOmega</w:t>
-      </w:r>
-      <w:r>
-        <w:rPr>
-          <w:rFonts w:ascii="Times New Roman" w:eastAsia="宋体" w:hAnsi="Times New Roman" w:cs="Times New Roman" w:hint="eastAsia"/>
-        </w:rPr>
-        <w:t>目录下提供了适配后的文件，将其放入心灵终结游戏目录下即可</w:t>
-      </w:r>
-    </w:p>
-    <w:p>
-      <w:pPr>
-        <w:pStyle w:val="a9"/>
-        <w:numPr>
-          <w:ilvl w:val="0"/>
-          <w:numId w:val="42"/>
-        </w:numPr>
-        <w:rPr>
-          <w:rFonts w:ascii="Times New Roman" w:eastAsia="宋体" w:hAnsi="Times New Roman" w:cs="Times New Roman"/>
-        </w:rPr>
-      </w:pPr>
-      <w:r>
-        <w:rPr>
-          <w:rFonts w:ascii="Times New Roman" w:eastAsia="宋体" w:hAnsi="Times New Roman" w:cs="Times New Roman" w:hint="eastAsia"/>
-        </w:rPr>
-        <w:t>全局搜索的地形选项可以搜索覆盖物了</w:t>
-      </w:r>
-    </w:p>
-    <w:p>
-      <w:pPr>
-        <w:pStyle w:val="a9"/>
-        <w:numPr>
-          <w:ilvl w:val="0"/>
-          <w:numId w:val="42"/>
-        </w:numPr>
-        <w:rPr>
-          <w:rFonts w:ascii="Times New Roman" w:eastAsia="宋体" w:hAnsi="Times New Roman" w:cs="Times New Roman"/>
-        </w:rPr>
-      </w:pPr>
-      <w:r>
-        <w:rPr>
-          <w:rFonts w:ascii="Times New Roman" w:eastAsia="宋体" w:hAnsi="Times New Roman" w:cs="Times New Roman" w:hint="eastAsia"/>
-        </w:rPr>
-        <w:t>双击地图注释改为打开编辑框，缩放注释功能改为按住</w:t>
-      </w:r>
-      <w:r>
-        <w:rPr>
-          <w:rFonts w:ascii="Times New Roman" w:eastAsia="宋体" w:hAnsi="Times New Roman" w:cs="Times New Roman" w:hint="eastAsia"/>
-        </w:rPr>
-        <w:t>ctrl</w:t>
-      </w:r>
-      <w:r>
-        <w:rPr>
-          <w:rFonts w:ascii="Times New Roman" w:eastAsia="宋体" w:hAnsi="Times New Roman" w:cs="Times New Roman" w:hint="eastAsia"/>
-        </w:rPr>
-        <w:t>双击</w:t>
-      </w:r>
-    </w:p>
-    <w:p>
-      <w:pPr>
-        <w:pStyle w:val="a9"/>
-        <w:numPr>
-          <w:ilvl w:val="0"/>
-          <w:numId w:val="42"/>
-        </w:numPr>
-        <w:rPr>
-          <w:rFonts w:ascii="Times New Roman" w:eastAsia="宋体" w:hAnsi="Times New Roman" w:cs="Times New Roman"/>
-        </w:rPr>
-      </w:pPr>
-      <w:r>
-        <w:rPr>
-          <w:rFonts w:ascii="Times New Roman" w:eastAsia="宋体" w:hAnsi="Times New Roman" w:cs="Times New Roman" w:hint="eastAsia"/>
-        </w:rPr>
-        <w:t>地图渲染器“使用数字渲染透明覆盖物”选项更改为“显示游戏内不可见对象”</w:t>
-      </w:r>
-    </w:p>
-    <w:p>
-      <w:pPr>
-        <w:pStyle w:val="a9"/>
-        <w:numPr>
-          <w:ilvl w:val="0"/>
-          <w:numId w:val="42"/>
-        </w:numPr>
-        <w:rPr>
-          <w:rFonts w:ascii="Times New Roman" w:eastAsia="宋体" w:hAnsi="Times New Roman" w:cs="Times New Roman"/>
-        </w:rPr>
-      </w:pPr>
-      <w:r>
-        <w:rPr>
-          <w:rFonts w:ascii="Times New Roman" w:eastAsia="宋体" w:hAnsi="Times New Roman" w:cs="Times New Roman" w:hint="eastAsia"/>
-        </w:rPr>
-        <w:t>修复当</w:t>
-      </w:r>
-      <w:r>
-        <w:rPr>
-          <w:rFonts w:ascii="Times New Roman" w:eastAsia="宋体" w:hAnsi="Times New Roman" w:cs="Times New Roman" w:hint="eastAsia"/>
-        </w:rPr>
-        <w:t>shp</w:t>
-      </w:r>
-      <w:r>
-        <w:rPr>
-          <w:rFonts w:ascii="Times New Roman" w:eastAsia="宋体" w:hAnsi="Times New Roman" w:cs="Times New Roman" w:hint="eastAsia"/>
-        </w:rPr>
-        <w:t>车辆单位的</w:t>
-      </w:r>
-      <w:r>
-        <w:rPr>
-          <w:rFonts w:ascii="Times New Roman" w:eastAsia="宋体" w:hAnsi="Times New Roman" w:cs="Times New Roman" w:hint="eastAsia"/>
-        </w:rPr>
-        <w:t>*tur.shp</w:t>
-      </w:r>
-      <w:r>
-        <w:rPr>
-          <w:rFonts w:ascii="Times New Roman" w:eastAsia="宋体" w:hAnsi="Times New Roman" w:cs="Times New Roman" w:hint="eastAsia"/>
-        </w:rPr>
-        <w:t>炮塔文件</w:t>
-      </w:r>
-      <w:r>
-        <w:rPr>
-          <w:rFonts w:ascii="Times New Roman" w:eastAsia="宋体" w:hAnsi="Times New Roman" w:cs="Times New Roman" w:hint="eastAsia"/>
-        </w:rPr>
-        <w:t>与本体大小不一致时的崩溃</w:t>
-      </w:r>
-    </w:p>
-    <w:p>
-      <w:pPr>
-        <w:pStyle w:val="a9"/>
-        <w:numPr>
-          <w:ilvl w:val="0"/>
-          <w:numId w:val="42"/>
-        </w:numPr>
-        <w:rPr>
-          <w:rFonts w:ascii="Times New Roman" w:eastAsia="宋体" w:hAnsi="Times New Roman" w:cs="Times New Roman"/>
-        </w:rPr>
-      </w:pPr>
-      <w:r>
-        <w:rPr>
-          <w:rFonts w:ascii="Times New Roman" w:eastAsia="宋体" w:hAnsi="Times New Roman" w:cs="Times New Roman" w:hint="eastAsia"/>
-        </w:rPr>
-        <w:t>修复当地图大于</w:t>
-      </w:r>
-      <w:r>
-        <w:rPr>
-          <w:rFonts w:ascii="Times New Roman" w:eastAsia="宋体" w:hAnsi="Times New Roman" w:cs="Times New Roman" w:hint="eastAsia"/>
-        </w:rPr>
-        <w:t>209*209</w:t>
-      </w:r>
-      <w:r>
-        <w:rPr>
-          <w:rFonts w:ascii="Times New Roman" w:eastAsia="宋体" w:hAnsi="Times New Roman" w:cs="Times New Roman" w:hint="eastAsia"/>
-        </w:rPr>
-        <w:t>时，编辑地形概率导致崩溃的</w:t>
-      </w:r>
-      <w:r>
-        <w:rPr>
-          <w:rFonts w:ascii="Times New Roman" w:eastAsia="宋体" w:hAnsi="Times New Roman" w:cs="Times New Roman" w:hint="eastAsia"/>
-        </w:rPr>
-        <w:t>bug</w:t>
-      </w:r>
-    </w:p>
-    <w:p>
-      <w:pPr>
-        <w:pStyle w:val="a9"/>
-        <w:numPr>
-          <w:ilvl w:val="0"/>
-          <w:numId w:val="42"/>
-        </w:numPr>
-        <w:rPr>
-          <w:rFonts w:ascii="Times New Roman" w:eastAsia="宋体" w:hAnsi="Times New Roman" w:cs="Times New Roman"/>
-        </w:rPr>
-      </w:pPr>
-      <w:r>
-        <w:rPr>
-          <w:rFonts w:ascii="Times New Roman" w:eastAsia="宋体" w:hAnsi="Times New Roman" w:cs="Times New Roman" w:hint="eastAsia"/>
-        </w:rPr>
-        <w:t>优化建筑渲染图层，减少建筑不正常遮挡的现象</w:t>
-      </w:r>
-    </w:p>
-    <w:p>
-      <w:pPr>
-        <w:pStyle w:val="a9"/>
-        <w:numPr>
-          <w:ilvl w:val="0"/>
-          <w:numId w:val="42"/>
-        </w:numPr>
-        <w:rPr>
-          <w:rFonts w:ascii="Times New Roman" w:eastAsia="宋体" w:hAnsi="Times New Roman" w:cs="Times New Roman"/>
-        </w:rPr>
-      </w:pPr>
-      <w:r>
-        <w:rPr>
-          <w:rFonts w:ascii="Times New Roman" w:eastAsia="宋体" w:hAnsi="Times New Roman" w:cs="Times New Roman" w:hint="eastAsia"/>
-        </w:rPr>
-        <w:t>修复当剪切板内没有有效信息时，粘贴会导致错误撤销的</w:t>
-      </w:r>
-      <w:r>
-        <w:rPr>
-          <w:rFonts w:ascii="Times New Roman" w:eastAsia="宋体" w:hAnsi="Times New Roman" w:cs="Times New Roman" w:hint="eastAsia"/>
-        </w:rPr>
-        <w:t>bug</w:t>
-      </w:r>
-    </w:p>
-    <w:p>
-      <w:pPr>
-        <w:pStyle w:val="a9"/>
-        <w:numPr>
-          <w:ilvl w:val="0"/>
-          <w:numId w:val="42"/>
-        </w:numPr>
-        <w:rPr>
-          <w:rFonts w:ascii="Times New Roman" w:eastAsia="宋体" w:hAnsi="Times New Roman" w:cs="Times New Roman"/>
-        </w:rPr>
-      </w:pPr>
-      <w:r>
-        <w:rPr>
-          <w:rFonts w:ascii="Times New Roman" w:eastAsia="宋体" w:hAnsi="Times New Roman" w:cs="Times New Roman" w:hint="eastAsia"/>
-        </w:rPr>
-        <w:t>移除</w:t>
-      </w:r>
-      <w:r>
-        <w:rPr>
-          <w:rFonts w:ascii="Times New Roman" w:eastAsia="宋体" w:hAnsi="Times New Roman" w:cs="Times New Roman" w:hint="eastAsia"/>
-        </w:rPr>
-        <w:t>ImageServer</w:t>
-      </w:r>
-    </w:p>
-    <w:p>
-      <w:pPr>
-        <w:pStyle w:val="a9"/>
-        <w:numPr>
-          <w:ilvl w:val="0"/>
-          <w:numId w:val="42"/>
-        </w:numPr>
-        <w:rPr>
-          <w:rFonts w:ascii="Times New Roman" w:eastAsia="宋体" w:hAnsi="Times New Roman" w:cs="Times New Roman"/>
-        </w:rPr>
-      </w:pPr>
-      <w:r>
-        <w:rPr>
-          <w:rFonts w:ascii="Times New Roman" w:eastAsia="宋体" w:hAnsi="Times New Roman" w:cs="Times New Roman" w:hint="eastAsia"/>
-        </w:rPr>
-        <w:t>在地图内触发的重新加载不会清空已加载的素材，减少重新加载后的卡顿</w:t>
-      </w:r>
-    </w:p>
-    <w:p>
-      <w:pPr>
-        <w:pStyle w:val="a9"/>
-        <w:numPr>
-          <w:ilvl w:val="0"/>
-          <w:numId w:val="42"/>
-        </w:numPr>
-        <w:rPr>
-          <w:rFonts w:ascii="Times New Roman" w:eastAsia="宋体" w:hAnsi="Times New Roman" w:cs="Times New Roman"/>
-        </w:rPr>
-      </w:pPr>
-      <w:r>
-        <w:rPr>
-          <w:rFonts w:ascii="Times New Roman" w:eastAsia="宋体" w:hAnsi="Times New Roman" w:cs="Times New Roman" w:hint="eastAsia"/>
-        </w:rPr>
-        <w:t>修复语言设置只支持</w:t>
-      </w:r>
-      <w:r>
-        <w:rPr>
-          <w:rFonts w:ascii="Times New Roman" w:eastAsia="宋体" w:hAnsi="Times New Roman" w:cs="Times New Roman" w:hint="eastAsia"/>
-        </w:rPr>
-        <w:t>English</w:t>
-      </w:r>
-      <w:r>
-        <w:rPr>
-          <w:rFonts w:ascii="Times New Roman" w:eastAsia="宋体" w:hAnsi="Times New Roman" w:cs="Times New Roman" w:hint="eastAsia"/>
-        </w:rPr>
-        <w:t>前缀的</w:t>
-      </w:r>
-      <w:r>
-        <w:rPr>
-          <w:rFonts w:ascii="Times New Roman" w:eastAsia="宋体" w:hAnsi="Times New Roman" w:cs="Times New Roman" w:hint="eastAsia"/>
-        </w:rPr>
-        <w:t>bug</w:t>
-      </w:r>
-    </w:p>
-    <w:p>
-      <w:pPr>
-        <w:pStyle w:val="a9"/>
-        <w:numPr>
-          <w:ilvl w:val="0"/>
-          <w:numId w:val="42"/>
-        </w:numPr>
-        <w:rPr>
-          <w:rFonts w:ascii="Times New Roman" w:eastAsia="宋体" w:hAnsi="Times New Roman" w:cs="Times New Roman"/>
-        </w:rPr>
-      </w:pPr>
-      <w:r>
-        <w:rPr>
-          <w:rFonts w:ascii="Times New Roman" w:eastAsia="宋体" w:hAnsi="Times New Roman" w:cs="Times New Roman" w:hint="eastAsia"/>
-        </w:rPr>
-        <w:t>支持翻译任意</w:t>
-      </w:r>
-      <w:r>
-        <w:rPr>
-          <w:rFonts w:ascii="Times New Roman" w:eastAsia="宋体" w:hAnsi="Times New Roman" w:cs="Times New Roman" w:hint="eastAsia"/>
-        </w:rPr>
-        <w:t>FA2</w:t>
-      </w:r>
-      <w:r>
-        <w:rPr>
-          <w:rFonts w:ascii="Times New Roman" w:eastAsia="宋体" w:hAnsi="Times New Roman" w:cs="Times New Roman" w:hint="eastAsia"/>
-        </w:rPr>
-        <w:t>原始窗口的文本，详见</w:t>
-      </w:r>
-      <w:r>
-        <w:rPr>
-          <w:rFonts w:ascii="Times New Roman" w:eastAsia="宋体" w:hAnsi="Times New Roman" w:cs="Times New Roman" w:hint="eastAsia"/>
-        </w:rPr>
-        <w:t>FADialog.ini</w:t>
-      </w:r>
-    </w:p>
-    <w:p>
-      <w:pPr>
-        <w:pStyle w:val="a9"/>
-        <w:numPr>
-          <w:ilvl w:val="0"/>
-          <w:numId w:val="42"/>
-        </w:numPr>
-        <w:rPr>
-          <w:rFonts w:ascii="Times New Roman" w:eastAsia="宋体" w:hAnsi="Times New Roman" w:cs="Times New Roman"/>
-        </w:rPr>
-      </w:pPr>
-      <w:r>
-        <w:rPr>
-          <w:rFonts w:ascii="Times New Roman" w:eastAsia="宋体" w:hAnsi="Times New Roman" w:cs="Times New Roman" w:hint="eastAsia"/>
-        </w:rPr>
-        <w:t>支持多语言切换，添加了英文版。所有可以在</w:t>
-      </w:r>
-      <w:r>
-        <w:rPr>
-          <w:rFonts w:ascii="Times New Roman" w:eastAsia="宋体" w:hAnsi="Times New Roman" w:cs="Times New Roman" w:hint="eastAsia"/>
-        </w:rPr>
-        <w:t>FA2</w:t>
-      </w:r>
-      <w:r>
-        <w:rPr>
-          <w:rFonts w:ascii="Times New Roman" w:eastAsia="宋体" w:hAnsi="Times New Roman" w:cs="Times New Roman" w:hint="eastAsia"/>
-        </w:rPr>
-        <w:t>内显示文本的</w:t>
-      </w:r>
-      <w:r>
-        <w:rPr>
-          <w:rFonts w:ascii="Times New Roman" w:eastAsia="宋体" w:hAnsi="Times New Roman" w:cs="Times New Roman" w:hint="eastAsia"/>
-        </w:rPr>
-        <w:t>INI</w:t>
-      </w:r>
-      <w:r>
-        <w:rPr>
-          <w:rFonts w:ascii="Times New Roman" w:eastAsia="宋体" w:hAnsi="Times New Roman" w:cs="Times New Roman" w:hint="eastAsia"/>
-        </w:rPr>
-        <w:t>小节</w:t>
-      </w:r>
-      <w:r>
-        <w:rPr>
-          <w:rFonts w:ascii="Times New Roman" w:eastAsia="宋体" w:hAnsi="Times New Roman" w:cs="Times New Roman" w:hint="eastAsia"/>
-        </w:rPr>
-        <w:t>和键</w:t>
+        <w:t>键</w:t>
       </w:r>
       <w:r>
         <w:rPr>
@@ -5213,14 +5256,7 @@
         <w:rPr>
           <w:rFonts w:ascii="Times New Roman" w:eastAsia="宋体" w:hAnsi="Times New Roman" w:cs="Times New Roman" w:hint="eastAsia"/>
         </w:rPr>
-        <w:t>”</w:t>
-      </w:r>
-      <w:r>
-        <w:rPr>
-          <w:rFonts w:ascii="Times New Roman" w:eastAsia="宋体" w:hAnsi="Times New Roman" w:cs="Times New Roman" w:hint="eastAsia"/>
-        </w:rPr>
-        <w:lastRenderedPageBreak/>
-        <w:t>变为“</w:t>
+        <w:t>”变为“</w:t>
       </w:r>
       <w:r>
         <w:rPr>
@@ -6293,6 +6329,7 @@
         <w:rPr>
           <w:rFonts w:ascii="Times New Roman" w:eastAsia="宋体" w:hAnsi="Times New Roman" w:cs="Times New Roman" w:hint="eastAsia"/>
         </w:rPr>
+        <w:lastRenderedPageBreak/>
         <w:t>修补主程序，支持最高</w:t>
       </w:r>
       <w:r>
@@ -6359,7 +6396,6 @@
         <w:rPr>
           <w:rFonts w:ascii="Times New Roman" w:eastAsia="宋体" w:hAnsi="Times New Roman" w:cs="Times New Roman" w:hint="eastAsia"/>
         </w:rPr>
-        <w:lastRenderedPageBreak/>
         <w:t>支持</w:t>
       </w:r>
       <w:r>
@@ -7462,6 +7498,7 @@
         <w:rPr>
           <w:rFonts w:ascii="Times New Roman" w:eastAsia="宋体" w:hAnsi="Times New Roman" w:cs="Times New Roman" w:hint="eastAsia"/>
         </w:rPr>
+        <w:lastRenderedPageBreak/>
         <w:t>修复物品浏览器的标签文本错误换行的</w:t>
       </w:r>
       <w:r>
@@ -7510,7 +7547,6 @@
         <w:rPr>
           <w:rFonts w:ascii="Times New Roman" w:eastAsia="宋体" w:hAnsi="Times New Roman" w:cs="Times New Roman" w:hint="eastAsia"/>
         </w:rPr>
-        <w:lastRenderedPageBreak/>
         <w:t>新增</w:t>
       </w:r>
       <w:r>
@@ -8513,6 +8549,7 @@
         <w:rPr>
           <w:rFonts w:ascii="Times New Roman" w:eastAsia="宋体" w:hAnsi="Times New Roman" w:cs="Times New Roman" w:hint="eastAsia"/>
         </w:rPr>
+        <w:lastRenderedPageBreak/>
         <w:t>修复了新城市下使用绘制悬崖后部工具时，按</w:t>
       </w:r>
       <w:r>
@@ -8573,14 +8610,7 @@
         <w:rPr>
           <w:rFonts w:ascii="Times New Roman" w:eastAsia="宋体" w:hAnsi="Times New Roman" w:cs="Times New Roman" w:hint="eastAsia"/>
         </w:rPr>
-        <w:t>）中</w:t>
-      </w:r>
-      <w:r>
-        <w:rPr>
-          <w:rFonts w:ascii="Times New Roman" w:eastAsia="宋体" w:hAnsi="Times New Roman" w:cs="Times New Roman" w:hint="eastAsia"/>
-        </w:rPr>
-        <w:lastRenderedPageBreak/>
-        <w:t>填写</w:t>
+        <w:t>）中填写</w:t>
       </w:r>
       <w:r>
         <w:rPr>
@@ -9582,6 +9612,7 @@
         <w:rPr>
           <w:rFonts w:ascii="Times New Roman" w:eastAsia="宋体" w:hAnsi="Times New Roman" w:cs="Times New Roman" w:hint="eastAsia"/>
         </w:rPr>
+        <w:lastRenderedPageBreak/>
         <w:t>修复建筑部分位于地图外时，建筑本体可能不能显示的</w:t>
       </w:r>
       <w:r>
@@ -9630,7 +9661,6 @@
         <w:rPr>
           <w:rFonts w:ascii="Times New Roman" w:eastAsia="宋体" w:hAnsi="Times New Roman" w:cs="Times New Roman" w:hint="eastAsia"/>
         </w:rPr>
-        <w:lastRenderedPageBreak/>
         <w:t>修复部分编辑器下拉菜单窗口无法输入超过菜单宽度的文字的</w:t>
       </w:r>
       <w:r>
@@ -10717,6 +10747,7 @@
         <w:rPr>
           <w:rFonts w:ascii="Times New Roman" w:eastAsia="宋体" w:hAnsi="Times New Roman" w:cs="Times New Roman" w:hint="eastAsia"/>
         </w:rPr>
+        <w:lastRenderedPageBreak/>
         <w:t>绘制连接地形支持铁路</w:t>
       </w:r>
     </w:p>
@@ -10777,7 +10808,6 @@
         <w:rPr>
           <w:rFonts w:ascii="Times New Roman" w:eastAsia="宋体" w:hAnsi="Times New Roman" w:cs="Times New Roman" w:hint="eastAsia"/>
         </w:rPr>
-        <w:lastRenderedPageBreak/>
         <w:t>中立驻军建筑在红血时才会显示破损图像</w:t>
       </w:r>
     </w:p>
@@ -11736,6 +11766,7 @@
         <w:rPr>
           <w:rFonts w:ascii="Times New Roman" w:eastAsia="宋体" w:hAnsi="Times New Roman" w:cs="Times New Roman" w:hint="eastAsia"/>
         </w:rPr>
+        <w:lastRenderedPageBreak/>
         <w:t>优化绘制连接地形的性能与内存占用</w:t>
       </w:r>
     </w:p>
@@ -11760,7 +11791,6 @@
         <w:rPr>
           <w:rFonts w:ascii="Times New Roman" w:eastAsia="宋体" w:hAnsi="Times New Roman" w:cs="Times New Roman" w:hint="eastAsia"/>
         </w:rPr>
-        <w:lastRenderedPageBreak/>
         <w:t>LoadImageDataFromServer</w:t>
       </w:r>
     </w:p>
@@ -12708,6 +12738,7 @@
         <w:rPr>
           <w:rFonts w:ascii="Times New Roman" w:eastAsia="宋体" w:hAnsi="Times New Roman" w:cs="Times New Roman" w:hint="eastAsia"/>
         </w:rPr>
+        <w:lastRenderedPageBreak/>
         <w:t>物品浏览器支持查看预览图</w:t>
       </w:r>
       <w:r>
@@ -12750,14 +12781,7 @@
         <w:rPr>
           <w:rFonts w:ascii="Times New Roman" w:eastAsia="宋体" w:hAnsi="Times New Roman" w:cs="Times New Roman" w:hint="eastAsia"/>
         </w:rPr>
-        <w:t>。注：心灵</w:t>
-      </w:r>
-      <w:r>
-        <w:rPr>
-          <w:rFonts w:ascii="Times New Roman" w:eastAsia="宋体" w:hAnsi="Times New Roman" w:cs="Times New Roman" w:hint="eastAsia"/>
-        </w:rPr>
-        <w:lastRenderedPageBreak/>
-        <w:t>终结</w:t>
+        <w:t>。注：心灵终结</w:t>
       </w:r>
       <w:r>
         <w:rPr>
@@ -13724,6 +13748,7 @@
         <w:rPr>
           <w:rFonts w:ascii="Times New Roman" w:eastAsia="宋体" w:hAnsi="Times New Roman" w:cs="Times New Roman" w:hint="eastAsia"/>
         </w:rPr>
+        <w:lastRenderedPageBreak/>
         <w:t>修复下拉菜单部分情况下选择失效的</w:t>
       </w:r>
       <w:r>
@@ -13772,7 +13797,6 @@
         <w:rPr>
           <w:rFonts w:ascii="Times New Roman" w:eastAsia="宋体" w:hAnsi="Times New Roman" w:cs="Times New Roman" w:hint="eastAsia"/>
         </w:rPr>
-        <w:lastRenderedPageBreak/>
         <w:t>修复重新加载</w:t>
       </w:r>
       <w:r>
@@ -14667,6 +14691,7 @@
         <w:rPr>
           <w:rFonts w:ascii="Times New Roman" w:eastAsia="宋体" w:hAnsi="Times New Roman" w:cs="Times New Roman" w:hint="eastAsia"/>
         </w:rPr>
+        <w:lastRenderedPageBreak/>
         <w:t>修复了光照沙盒开启时，内存占用异常增高的</w:t>
       </w:r>
       <w:r>
@@ -14727,7 +14752,6 @@
         <w:rPr>
           <w:rFonts w:ascii="Times New Roman" w:eastAsia="宋体" w:hAnsi="Times New Roman" w:cs="Times New Roman" w:hint="eastAsia"/>
         </w:rPr>
-        <w:lastRenderedPageBreak/>
         <w:t>修复了触发、小队等名称中最后的数字超过</w:t>
       </w:r>
       <w:r>
@@ -15642,6 +15666,7 @@
           <w:sz w:val="28"/>
           <w:szCs w:val="32"/>
         </w:rPr>
+        <w:lastRenderedPageBreak/>
         <w:t>1.0.5 (2025.02.24)</w:t>
       </w:r>
     </w:p>
@@ -15684,7 +15709,6 @@
         <w:rPr>
           <w:rFonts w:ascii="Times New Roman" w:eastAsia="宋体" w:hAnsi="Times New Roman" w:cs="Times New Roman" w:hint="eastAsia"/>
         </w:rPr>
-        <w:lastRenderedPageBreak/>
         <w:t>新增</w:t>
       </w:r>
       <w:r>
@@ -16637,6 +16661,7 @@
         <w:rPr>
           <w:rFonts w:ascii="Times New Roman" w:eastAsia="宋体" w:hAnsi="Times New Roman" w:cs="Times New Roman" w:hint="eastAsia"/>
         </w:rPr>
+        <w:lastRenderedPageBreak/>
         <w:t>LAT</w:t>
       </w:r>
       <w:r>
@@ -16715,7 +16740,6 @@
         <w:rPr>
           <w:rFonts w:ascii="Times New Roman" w:eastAsia="宋体" w:hAnsi="Times New Roman" w:cs="Times New Roman" w:hint="eastAsia"/>
         </w:rPr>
-        <w:lastRenderedPageBreak/>
         <w:t>基于地图</w:t>
       </w:r>
       <w:r>
@@ -17780,7 +17804,14 @@
         <w:rPr>
           <w:rFonts w:ascii="Times New Roman" w:eastAsia="宋体" w:hAnsi="Times New Roman" w:cs="Times New Roman" w:hint="eastAsia"/>
         </w:rPr>
-        <w:t>，用于路径点与数字互转，详见</w:t>
+        <w:t>，用于路径点</w:t>
+      </w:r>
+      <w:r>
+        <w:rPr>
+          <w:rFonts w:ascii="Times New Roman" w:eastAsia="宋体" w:hAnsi="Times New Roman" w:cs="Times New Roman" w:hint="eastAsia"/>
+        </w:rPr>
+        <w:lastRenderedPageBreak/>
+        <w:t>与数字互转，详见</w:t>
       </w:r>
       <w:r>
         <w:rPr>
@@ -17860,8 +17891,492 @@
           <w:sz w:val="28"/>
           <w:szCs w:val="32"/>
         </w:rPr>
+        <w:t>新增功能</w:t>
+      </w:r>
+    </w:p>
+    <w:p>
+      <w:pPr>
+        <w:ind w:firstLineChars="200" w:firstLine="440"/>
+        <w:rPr>
+          <w:rFonts w:ascii="Times New Roman" w:eastAsia="宋体" w:hAnsi="Times New Roman" w:cs="Times New Roman"/>
+        </w:rPr>
+      </w:pPr>
+      <w:r>
+        <w:rPr>
+          <w:rFonts w:ascii="Times New Roman" w:eastAsia="宋体" w:hAnsi="Times New Roman" w:cs="Times New Roman" w:hint="eastAsia"/>
+        </w:rPr>
+        <w:t>随机摆放对象：支持步兵、车辆、飞行器、建筑、污染、覆盖图的随机摆放，预设存储在</w:t>
+      </w:r>
+      <w:r>
+        <w:rPr>
+          <w:rFonts w:ascii="Times New Roman" w:eastAsia="宋体" w:hAnsi="Times New Roman" w:cs="Times New Roman" w:hint="eastAsia"/>
+        </w:rPr>
+        <w:t>FAData.ini</w:t>
+      </w:r>
+      <w:r>
+        <w:rPr>
+          <w:rFonts w:ascii="Times New Roman" w:eastAsia="宋体" w:hAnsi="Times New Roman" w:cs="Times New Roman" w:hint="eastAsia"/>
+        </w:rPr>
+        <w:t>中</w:t>
+      </w:r>
+    </w:p>
+    <w:p>
+      <w:pPr>
+        <w:ind w:firstLineChars="200" w:firstLine="440"/>
+        <w:rPr>
+          <w:rFonts w:ascii="Times New Roman" w:eastAsia="宋体" w:hAnsi="Times New Roman" w:cs="Times New Roman"/>
+        </w:rPr>
+      </w:pPr>
+      <w:r>
+        <w:rPr>
+          <w:rFonts w:ascii="Times New Roman" w:eastAsia="宋体" w:hAnsi="Times New Roman" w:cs="Times New Roman" w:hint="eastAsia"/>
+        </w:rPr>
+        <w:t>基地节点顺序显示与调整：在基地节点上方会显示它的建造顺序，同时在物品浏览器中提供了上移节点与下移节点功能</w:t>
+      </w:r>
+    </w:p>
+    <w:p>
+      <w:pPr>
+        <w:ind w:firstLineChars="200" w:firstLine="440"/>
+        <w:rPr>
+          <w:rFonts w:ascii="Times New Roman" w:eastAsia="宋体" w:hAnsi="Times New Roman" w:cs="Times New Roman"/>
+        </w:rPr>
+      </w:pPr>
+      <w:r>
+        <w:rPr>
+          <w:rFonts w:ascii="Times New Roman" w:eastAsia="宋体" w:hAnsi="Times New Roman" w:cs="Times New Roman" w:hint="eastAsia"/>
+        </w:rPr>
+        <w:t>属性查看：位于物品浏览器中，可以实时显示鼠标所指对象的各类属性</w:t>
+      </w:r>
+      <w:r>
+        <w:rPr>
+          <w:rFonts w:ascii="Times New Roman" w:eastAsia="宋体" w:hAnsi="Times New Roman" w:cs="Times New Roman" w:hint="eastAsia"/>
+        </w:rPr>
+        <w:t>，如单位属性、路径点关联的触发或小队、武器射程、地表类型等</w:t>
+      </w:r>
+    </w:p>
+    <w:p>
+      <w:pPr>
+        <w:ind w:firstLineChars="200" w:firstLine="440"/>
+        <w:rPr>
+          <w:rFonts w:ascii="Times New Roman" w:eastAsia="宋体" w:hAnsi="Times New Roman" w:cs="Times New Roman"/>
+        </w:rPr>
+      </w:pPr>
+      <w:r>
+        <w:rPr>
+          <w:rFonts w:ascii="Times New Roman" w:eastAsia="宋体" w:hAnsi="Times New Roman" w:cs="Times New Roman" w:hint="eastAsia"/>
+        </w:rPr>
+        <w:t>绘制连接地形：位于物品浏览器中，可以以地形块为单位，根据鼠标相对位置，自动绘制如悬崖、海岸、小路等连接地形。相较于</w:t>
+      </w:r>
+      <w:r>
+        <w:rPr>
+          <w:rFonts w:ascii="Times New Roman" w:eastAsia="宋体" w:hAnsi="Times New Roman" w:cs="Times New Roman" w:hint="eastAsia"/>
+        </w:rPr>
+        <w:t>WAE</w:t>
+      </w:r>
+      <w:r>
+        <w:rPr>
+          <w:rFonts w:ascii="Times New Roman" w:eastAsia="宋体" w:hAnsi="Times New Roman" w:cs="Times New Roman" w:hint="eastAsia"/>
+        </w:rPr>
+        <w:t>的同类功能，提供了更加精细的控制权</w:t>
+      </w:r>
+    </w:p>
+    <w:p>
+      <w:pPr>
+        <w:ind w:firstLineChars="200" w:firstLine="440"/>
+        <w:rPr>
+          <w:rFonts w:ascii="Times New Roman" w:eastAsia="宋体" w:hAnsi="Times New Roman" w:cs="Times New Roman"/>
+        </w:rPr>
+      </w:pPr>
+      <w:r>
+        <w:rPr>
+          <w:rFonts w:ascii="Times New Roman" w:eastAsia="宋体" w:hAnsi="Times New Roman" w:cs="Times New Roman" w:hint="eastAsia"/>
+        </w:rPr>
+        <w:t>重载地图：支持快捷重新打开当前地图，快捷键为</w:t>
+      </w:r>
+      <w:r>
+        <w:rPr>
+          <w:rFonts w:ascii="Times New Roman" w:eastAsia="宋体" w:hAnsi="Times New Roman" w:cs="Times New Roman" w:hint="eastAsia"/>
+        </w:rPr>
+        <w:t>Ctrl+Shift+O</w:t>
+      </w:r>
+    </w:p>
+    <w:p>
+      <w:pPr>
+        <w:ind w:firstLineChars="200" w:firstLine="440"/>
+        <w:rPr>
+          <w:rFonts w:ascii="Times New Roman" w:eastAsia="宋体" w:hAnsi="Times New Roman" w:cs="Times New Roman"/>
+        </w:rPr>
+      </w:pPr>
+      <w:r>
+        <w:rPr>
+          <w:rFonts w:ascii="Times New Roman" w:eastAsia="宋体" w:hAnsi="Times New Roman" w:cs="Times New Roman" w:hint="eastAsia"/>
+        </w:rPr>
+        <w:t>重新加载游戏目录：当检测到打开的地图文件位于另一个尤复游戏文件夹下时，会提示是否重新加载对应目录的游戏资源</w:t>
+      </w:r>
+    </w:p>
+    <w:p>
+      <w:pPr>
+        <w:ind w:firstLineChars="200" w:firstLine="440"/>
+        <w:rPr>
+          <w:rFonts w:ascii="Times New Roman" w:eastAsia="宋体" w:hAnsi="Times New Roman" w:cs="Times New Roman"/>
+        </w:rPr>
+      </w:pPr>
+      <w:r>
+        <w:rPr>
+          <w:rFonts w:ascii="Times New Roman" w:eastAsia="宋体" w:hAnsi="Times New Roman" w:cs="Times New Roman" w:hint="eastAsia"/>
+        </w:rPr>
+        <w:t>CSF</w:t>
+      </w:r>
+      <w:r>
+        <w:rPr>
+          <w:rFonts w:ascii="Times New Roman" w:eastAsia="宋体" w:hAnsi="Times New Roman" w:cs="Times New Roman" w:hint="eastAsia"/>
+        </w:rPr>
+        <w:t>浏览器：可以浏览、搜索当前加载的全部</w:t>
+      </w:r>
+      <w:r>
+        <w:rPr>
+          <w:rFonts w:ascii="Times New Roman" w:eastAsia="宋体" w:hAnsi="Times New Roman" w:cs="Times New Roman" w:hint="eastAsia"/>
+        </w:rPr>
+        <w:t>CSF</w:t>
+      </w:r>
+      <w:r>
+        <w:rPr>
+          <w:rFonts w:ascii="Times New Roman" w:eastAsia="宋体" w:hAnsi="Times New Roman" w:cs="Times New Roman" w:hint="eastAsia"/>
+        </w:rPr>
+        <w:t>文本，也可以立即重新加载</w:t>
+      </w:r>
+      <w:r>
+        <w:rPr>
+          <w:rFonts w:ascii="Times New Roman" w:eastAsia="宋体" w:hAnsi="Times New Roman" w:cs="Times New Roman" w:hint="eastAsia"/>
+        </w:rPr>
+        <w:t>CSF</w:t>
+      </w:r>
+      <w:r>
+        <w:rPr>
+          <w:rFonts w:ascii="Times New Roman" w:eastAsia="宋体" w:hAnsi="Times New Roman" w:cs="Times New Roman" w:hint="eastAsia"/>
+        </w:rPr>
+        <w:t>文件，还可以快捷为触发事件的对应参数选择文本标签</w:t>
+      </w:r>
+    </w:p>
+    <w:p>
+      <w:pPr>
+        <w:ind w:firstLineChars="200" w:firstLine="440"/>
+        <w:rPr>
+          <w:rFonts w:ascii="Times New Roman" w:eastAsia="宋体" w:hAnsi="Times New Roman" w:cs="Times New Roman"/>
+        </w:rPr>
+      </w:pPr>
+      <w:r>
+        <w:rPr>
+          <w:rFonts w:ascii="Times New Roman" w:eastAsia="宋体" w:hAnsi="Times New Roman" w:cs="Times New Roman" w:hint="eastAsia"/>
+        </w:rPr>
+        <w:t>LLF</w:t>
+      </w:r>
+      <w:r>
+        <w:rPr>
+          <w:rFonts w:ascii="Times New Roman" w:eastAsia="宋体" w:hAnsi="Times New Roman" w:cs="Times New Roman" w:hint="eastAsia"/>
+        </w:rPr>
+        <w:t>与</w:t>
+      </w:r>
+      <w:r>
+        <w:rPr>
+          <w:rFonts w:ascii="Times New Roman" w:eastAsia="宋体" w:hAnsi="Times New Roman" w:cs="Times New Roman" w:hint="eastAsia"/>
+        </w:rPr>
+        <w:t>ECS</w:t>
+      </w:r>
+      <w:r>
+        <w:rPr>
+          <w:rFonts w:ascii="Times New Roman" w:eastAsia="宋体" w:hAnsi="Times New Roman" w:cs="Times New Roman" w:hint="eastAsia"/>
+        </w:rPr>
+        <w:t>格式：支持</w:t>
+      </w:r>
+      <w:r>
+        <w:rPr>
+          <w:rFonts w:ascii="Times New Roman" w:eastAsia="宋体" w:hAnsi="Times New Roman" w:cs="Times New Roman" w:hint="eastAsia"/>
+        </w:rPr>
+        <w:t>LLF</w:t>
+      </w:r>
+      <w:r>
+        <w:rPr>
+          <w:rFonts w:ascii="Times New Roman" w:eastAsia="宋体" w:hAnsi="Times New Roman" w:cs="Times New Roman" w:hint="eastAsia"/>
+        </w:rPr>
+        <w:t>与</w:t>
+      </w:r>
+      <w:r>
+        <w:rPr>
+          <w:rFonts w:ascii="Times New Roman" w:eastAsia="宋体" w:hAnsi="Times New Roman" w:cs="Times New Roman" w:hint="eastAsia"/>
+        </w:rPr>
+        <w:t>ECS</w:t>
+      </w:r>
+      <w:r>
+        <w:rPr>
+          <w:rFonts w:ascii="Times New Roman" w:eastAsia="宋体" w:hAnsi="Times New Roman" w:cs="Times New Roman" w:hint="eastAsia"/>
+        </w:rPr>
+        <w:t>格式的</w:t>
+      </w:r>
+      <w:r>
+        <w:rPr>
+          <w:rFonts w:ascii="Times New Roman" w:eastAsia="宋体" w:hAnsi="Times New Roman" w:cs="Times New Roman" w:hint="eastAsia"/>
+        </w:rPr>
+        <w:t>字符串表</w:t>
+      </w:r>
+      <w:r>
+        <w:rPr>
+          <w:rFonts w:ascii="Times New Roman" w:eastAsia="宋体" w:hAnsi="Times New Roman" w:cs="Times New Roman" w:hint="eastAsia"/>
+        </w:rPr>
+        <w:t>（</w:t>
+      </w:r>
+      <w:r>
+        <w:rPr>
+          <w:rFonts w:ascii="Times New Roman" w:eastAsia="宋体" w:hAnsi="Times New Roman" w:cs="Times New Roman" w:hint="eastAsia"/>
+        </w:rPr>
+        <w:t>Stringtable</w:t>
+      </w:r>
+      <w:r>
+        <w:rPr>
+          <w:rFonts w:ascii="Times New Roman" w:eastAsia="宋体" w:hAnsi="Times New Roman" w:cs="Times New Roman" w:hint="eastAsia"/>
+        </w:rPr>
+        <w:t>）文件读取</w:t>
+      </w:r>
+    </w:p>
+    <w:p>
+      <w:pPr>
+        <w:ind w:firstLineChars="200" w:firstLine="440"/>
+        <w:rPr>
+          <w:rFonts w:ascii="Times New Roman" w:eastAsia="宋体" w:hAnsi="Times New Roman" w:cs="Times New Roman"/>
+        </w:rPr>
+      </w:pPr>
+      <w:r>
+        <w:rPr>
+          <w:rFonts w:ascii="Times New Roman" w:eastAsia="宋体" w:hAnsi="Times New Roman" w:cs="Times New Roman" w:hint="eastAsia"/>
+        </w:rPr>
+        <w:t>下拉菜单内搜索：触发、作战小队、特遣部队、动作脚本、</w:t>
+      </w:r>
+      <w:r>
+        <w:rPr>
+          <w:rFonts w:ascii="Times New Roman" w:eastAsia="宋体" w:hAnsi="Times New Roman" w:cs="Times New Roman" w:hint="eastAsia"/>
+        </w:rPr>
+        <w:t>AI</w:t>
+      </w:r>
+      <w:r>
+        <w:rPr>
+          <w:rFonts w:ascii="Times New Roman" w:eastAsia="宋体" w:hAnsi="Times New Roman" w:cs="Times New Roman" w:hint="eastAsia"/>
+        </w:rPr>
+        <w:t>编辑器的下拉菜单均支持直接输入文本，搜索对应标签</w:t>
+      </w:r>
+      <w:r>
+        <w:rPr>
+          <w:rFonts w:ascii="Times New Roman" w:eastAsia="宋体" w:hAnsi="Times New Roman" w:cs="Times New Roman" w:hint="eastAsia"/>
+        </w:rPr>
+        <w:t>支持使用通配符</w:t>
+      </w:r>
+      <w:r>
+        <w:rPr>
+          <w:rFonts w:ascii="Times New Roman" w:eastAsia="宋体" w:hAnsi="Times New Roman" w:cs="Times New Roman" w:hint="eastAsia"/>
+        </w:rPr>
+        <w:t>*</w:t>
+      </w:r>
+      <w:r>
+        <w:rPr>
+          <w:rFonts w:ascii="Times New Roman" w:eastAsia="宋体" w:hAnsi="Times New Roman" w:cs="Times New Roman" w:hint="eastAsia"/>
+        </w:rPr>
+        <w:t>与</w:t>
+      </w:r>
+      <w:r>
+        <w:rPr>
+          <w:rFonts w:ascii="Times New Roman" w:eastAsia="宋体" w:hAnsi="Times New Roman" w:cs="Times New Roman" w:hint="eastAsia"/>
+        </w:rPr>
+        <w:t>|</w:t>
+      </w:r>
+    </w:p>
+    <w:p>
+      <w:pPr>
+        <w:ind w:firstLineChars="200" w:firstLine="440"/>
+        <w:rPr>
+          <w:rFonts w:ascii="Times New Roman" w:eastAsia="宋体" w:hAnsi="Times New Roman" w:cs="Times New Roman"/>
+        </w:rPr>
+      </w:pPr>
+      <w:r>
+        <w:rPr>
+          <w:rFonts w:ascii="Times New Roman" w:eastAsia="宋体" w:hAnsi="Times New Roman" w:cs="Times New Roman" w:hint="eastAsia"/>
+        </w:rPr>
+        <w:t>查找引用：触发、作战小队、特遣部队、动作脚本编辑器新增“查找引用”按键，可以查找引用了当前对象的对象</w:t>
+      </w:r>
+    </w:p>
+    <w:p>
+      <w:pPr>
+        <w:ind w:firstLineChars="200" w:firstLine="440"/>
+        <w:rPr>
+          <w:rFonts w:ascii="Times New Roman" w:eastAsia="宋体" w:hAnsi="Times New Roman" w:cs="Times New Roman"/>
+        </w:rPr>
+      </w:pPr>
+      <w:r>
+        <w:rPr>
+          <w:rFonts w:ascii="Times New Roman" w:eastAsia="宋体" w:hAnsi="Times New Roman" w:cs="Times New Roman" w:hint="eastAsia"/>
+        </w:rPr>
+        <w:t>自动计算</w:t>
+      </w:r>
+      <w:r>
+        <w:rPr>
+          <w:rFonts w:ascii="Times New Roman" w:eastAsia="宋体" w:hAnsi="Times New Roman" w:cs="Times New Roman" w:hint="eastAsia"/>
+        </w:rPr>
+        <w:t>LAT</w:t>
+      </w:r>
+      <w:r>
+        <w:rPr>
+          <w:rFonts w:ascii="Times New Roman" w:eastAsia="宋体" w:hAnsi="Times New Roman" w:cs="Times New Roman" w:hint="eastAsia"/>
+        </w:rPr>
+        <w:t>：位于</w:t>
+      </w:r>
+      <w:r>
+        <w:rPr>
+          <w:rFonts w:ascii="Times New Roman" w:eastAsia="宋体" w:hAnsi="Times New Roman" w:cs="Times New Roman" w:hint="eastAsia"/>
+        </w:rPr>
+        <w:t>菜单栏</w:t>
+      </w:r>
+      <w:r>
+        <w:rPr>
+          <w:rFonts w:ascii="Times New Roman" w:eastAsia="宋体" w:hAnsi="Times New Roman" w:cs="Times New Roman" w:hint="eastAsia"/>
+        </w:rPr>
+        <w:t>-</w:t>
+      </w:r>
+      <w:r>
+        <w:rPr>
+          <w:rFonts w:ascii="Times New Roman" w:eastAsia="宋体" w:hAnsi="Times New Roman" w:cs="Times New Roman" w:hint="eastAsia"/>
+        </w:rPr>
+        <w:t>地图工具中，会按照游戏引擎逻辑重绘全图的</w:t>
+      </w:r>
+      <w:r>
+        <w:rPr>
+          <w:rFonts w:ascii="Times New Roman" w:eastAsia="宋体" w:hAnsi="Times New Roman" w:cs="Times New Roman" w:hint="eastAsia"/>
+        </w:rPr>
+        <w:t>LAT</w:t>
+      </w:r>
+    </w:p>
+    <w:p>
+      <w:pPr>
+        <w:ind w:firstLineChars="200" w:firstLine="440"/>
+        <w:rPr>
+          <w:rFonts w:ascii="Times New Roman" w:eastAsia="宋体" w:hAnsi="Times New Roman" w:cs="Times New Roman"/>
+        </w:rPr>
+      </w:pPr>
+      <w:r>
+        <w:rPr>
+          <w:rFonts w:ascii="Times New Roman" w:eastAsia="宋体" w:hAnsi="Times New Roman" w:cs="Times New Roman" w:hint="eastAsia"/>
+        </w:rPr>
+        <w:t>重绘水面：位于</w:t>
+      </w:r>
+      <w:r>
+        <w:rPr>
+          <w:rFonts w:ascii="Times New Roman" w:eastAsia="宋体" w:hAnsi="Times New Roman" w:cs="Times New Roman" w:hint="eastAsia"/>
+        </w:rPr>
+        <w:t>菜单栏</w:t>
+      </w:r>
+      <w:r>
+        <w:rPr>
+          <w:rFonts w:ascii="Times New Roman" w:eastAsia="宋体" w:hAnsi="Times New Roman" w:cs="Times New Roman" w:hint="eastAsia"/>
+        </w:rPr>
+        <w:t>-</w:t>
+      </w:r>
+      <w:r>
+        <w:rPr>
+          <w:rFonts w:ascii="Times New Roman" w:eastAsia="宋体" w:hAnsi="Times New Roman" w:cs="Times New Roman" w:hint="eastAsia"/>
+        </w:rPr>
+        <w:t>地图工具中，会重新生成全图水面，消除不完整的水面</w:t>
+      </w:r>
+    </w:p>
+    <w:p>
+      <w:pPr>
+        <w:ind w:firstLineChars="200" w:firstLine="440"/>
+        <w:rPr>
+          <w:rFonts w:ascii="Times New Roman" w:eastAsia="宋体" w:hAnsi="Times New Roman" w:cs="Times New Roman"/>
+        </w:rPr>
+      </w:pPr>
+      <w:r>
+        <w:rPr>
+          <w:rFonts w:ascii="Times New Roman" w:eastAsia="宋体" w:hAnsi="Times New Roman" w:cs="Times New Roman" w:hint="eastAsia"/>
+        </w:rPr>
+        <w:t>军衔显示：可以显示地图上单位的经验等级</w:t>
+      </w:r>
+    </w:p>
+    <w:p>
+      <w:pPr>
+        <w:ind w:firstLineChars="200" w:firstLine="440"/>
+        <w:rPr>
+          <w:rFonts w:ascii="Times New Roman" w:eastAsia="宋体" w:hAnsi="Times New Roman" w:cs="Times New Roman"/>
+        </w:rPr>
+      </w:pPr>
+      <w:r>
+        <w:rPr>
+          <w:rFonts w:ascii="Times New Roman" w:eastAsia="宋体" w:hAnsi="Times New Roman" w:cs="Times New Roman" w:hint="eastAsia"/>
+        </w:rPr>
+        <w:t>不可通行单元显示：位于菜单栏</w:t>
+      </w:r>
+      <w:r>
+        <w:rPr>
+          <w:rFonts w:ascii="Times New Roman" w:eastAsia="宋体" w:hAnsi="Times New Roman" w:cs="Times New Roman" w:hint="eastAsia"/>
+        </w:rPr>
+        <w:t>-</w:t>
+      </w:r>
+      <w:r>
+        <w:rPr>
+          <w:rFonts w:ascii="Times New Roman" w:eastAsia="宋体" w:hAnsi="Times New Roman" w:cs="Times New Roman" w:hint="eastAsia"/>
+        </w:rPr>
+        <w:t>图层中，可以显示所有单位都无法到达的单元格</w:t>
+      </w:r>
+    </w:p>
+    <w:p>
+      <w:pPr>
+        <w:ind w:firstLineChars="200" w:firstLine="440"/>
+        <w:rPr>
+          <w:rFonts w:ascii="Times New Roman" w:eastAsia="宋体" w:hAnsi="Times New Roman" w:cs="Times New Roman"/>
+        </w:rPr>
+      </w:pPr>
+      <w:r>
+        <w:rPr>
+          <w:rFonts w:ascii="Times New Roman" w:eastAsia="宋体" w:hAnsi="Times New Roman" w:cs="Times New Roman" w:hint="eastAsia"/>
+        </w:rPr>
+        <w:t>建筑、步兵、车辆、飞行器、基地节点、单元标记筛选：位于菜单栏</w:t>
+      </w:r>
+      <w:r>
+        <w:rPr>
+          <w:rFonts w:ascii="Times New Roman" w:eastAsia="宋体" w:hAnsi="Times New Roman" w:cs="Times New Roman" w:hint="eastAsia"/>
+        </w:rPr>
+        <w:t>-</w:t>
+      </w:r>
+      <w:r>
+        <w:rPr>
+          <w:rFonts w:ascii="Times New Roman" w:eastAsia="宋体" w:hAnsi="Times New Roman" w:cs="Times New Roman" w:hint="eastAsia"/>
+        </w:rPr>
+        <w:t>图层中，可以设置多种条件，仅显示符合条件的对象</w:t>
+      </w:r>
+    </w:p>
+    <w:p>
+      <w:pPr>
+        <w:ind w:firstLineChars="200" w:firstLine="440"/>
+        <w:rPr>
+          <w:rFonts w:ascii="Times New Roman" w:eastAsia="宋体" w:hAnsi="Times New Roman" w:cs="Times New Roman"/>
+        </w:rPr>
+      </w:pPr>
+      <w:r>
+        <w:rPr>
+          <w:rFonts w:ascii="Times New Roman" w:eastAsia="宋体" w:hAnsi="Times New Roman" w:cs="Times New Roman" w:hint="eastAsia"/>
+        </w:rPr>
+        <w:t>标签列表：位于地形浏览器的菜单栏中，支持查阅触发与关联对象</w:t>
+      </w:r>
+    </w:p>
+    <w:p>
+      <w:pPr>
+        <w:ind w:firstLineChars="200" w:firstLine="440"/>
+        <w:rPr>
+          <w:rFonts w:ascii="Times New Roman" w:eastAsia="宋体" w:hAnsi="Times New Roman" w:cs="Times New Roman"/>
+        </w:rPr>
+      </w:pPr>
+      <w:r>
+        <w:rPr>
+          <w:rFonts w:ascii="Times New Roman" w:eastAsia="宋体" w:hAnsi="Times New Roman" w:cs="Times New Roman" w:hint="eastAsia"/>
+        </w:rPr>
         <w:lastRenderedPageBreak/>
-        <w:t>新增功能</w:t>
+        <w:t>小队列表：位于地形浏览器的菜单栏中</w:t>
       </w:r>
     </w:p>
     <w:p>
@@ -17875,19 +18390,7 @@
         <w:rPr>
           <w:rFonts w:ascii="Times New Roman" w:eastAsia="宋体" w:hAnsi="Times New Roman" w:cs="Times New Roman" w:hint="eastAsia"/>
         </w:rPr>
-        <w:t>随机摆放对象：支持步兵、车辆、飞行器、建筑、污染、覆盖图的随机摆放，预设存储在</w:t>
-      </w:r>
-      <w:r>
-        <w:rPr>
-          <w:rFonts w:ascii="Times New Roman" w:eastAsia="宋体" w:hAnsi="Times New Roman" w:cs="Times New Roman" w:hint="eastAsia"/>
-        </w:rPr>
-        <w:t>FAData.ini</w:t>
-      </w:r>
-      <w:r>
-        <w:rPr>
-          <w:rFonts w:ascii="Times New Roman" w:eastAsia="宋体" w:hAnsi="Times New Roman" w:cs="Times New Roman" w:hint="eastAsia"/>
-        </w:rPr>
-        <w:t>中</w:t>
+        <w:t>特遣列表：位于地形浏览器的菜单栏中</w:t>
       </w:r>
     </w:p>
     <w:p>
@@ -17901,479 +18404,6 @@
         <w:rPr>
           <w:rFonts w:ascii="Times New Roman" w:eastAsia="宋体" w:hAnsi="Times New Roman" w:cs="Times New Roman" w:hint="eastAsia"/>
         </w:rPr>
-        <w:t>基地节点顺序显示与调整：在基地节点上方会显示它的建造顺序，同时在物品浏览器中提供了上移节点与下移节点功能</w:t>
-      </w:r>
-    </w:p>
-    <w:p>
-      <w:pPr>
-        <w:ind w:firstLineChars="200" w:firstLine="440"/>
-        <w:rPr>
-          <w:rFonts w:ascii="Times New Roman" w:eastAsia="宋体" w:hAnsi="Times New Roman" w:cs="Times New Roman"/>
-        </w:rPr>
-      </w:pPr>
-      <w:r>
-        <w:rPr>
-          <w:rFonts w:ascii="Times New Roman" w:eastAsia="宋体" w:hAnsi="Times New Roman" w:cs="Times New Roman" w:hint="eastAsia"/>
-        </w:rPr>
-        <w:t>属性查看：位于物品浏览器中，可以实时显示鼠标所指对象的各类属性</w:t>
-      </w:r>
-      <w:r>
-        <w:rPr>
-          <w:rFonts w:ascii="Times New Roman" w:eastAsia="宋体" w:hAnsi="Times New Roman" w:cs="Times New Roman" w:hint="eastAsia"/>
-        </w:rPr>
-        <w:t>，如单位属性、路径点关联的触发或小队、武器射程、地表类型等</w:t>
-      </w:r>
-    </w:p>
-    <w:p>
-      <w:pPr>
-        <w:ind w:firstLineChars="200" w:firstLine="440"/>
-        <w:rPr>
-          <w:rFonts w:ascii="Times New Roman" w:eastAsia="宋体" w:hAnsi="Times New Roman" w:cs="Times New Roman"/>
-        </w:rPr>
-      </w:pPr>
-      <w:r>
-        <w:rPr>
-          <w:rFonts w:ascii="Times New Roman" w:eastAsia="宋体" w:hAnsi="Times New Roman" w:cs="Times New Roman" w:hint="eastAsia"/>
-        </w:rPr>
-        <w:t>绘制连接地形：位于物品浏览器中，可以以地形块为单位，根据鼠标相对位置，自动绘制如悬崖、海岸、小路等连接地形。相较于</w:t>
-      </w:r>
-      <w:r>
-        <w:rPr>
-          <w:rFonts w:ascii="Times New Roman" w:eastAsia="宋体" w:hAnsi="Times New Roman" w:cs="Times New Roman" w:hint="eastAsia"/>
-        </w:rPr>
-        <w:t>WAE</w:t>
-      </w:r>
-      <w:r>
-        <w:rPr>
-          <w:rFonts w:ascii="Times New Roman" w:eastAsia="宋体" w:hAnsi="Times New Roman" w:cs="Times New Roman" w:hint="eastAsia"/>
-        </w:rPr>
-        <w:t>的同类功能，提供了更加精细的控制权</w:t>
-      </w:r>
-    </w:p>
-    <w:p>
-      <w:pPr>
-        <w:ind w:firstLineChars="200" w:firstLine="440"/>
-        <w:rPr>
-          <w:rFonts w:ascii="Times New Roman" w:eastAsia="宋体" w:hAnsi="Times New Roman" w:cs="Times New Roman"/>
-        </w:rPr>
-      </w:pPr>
-      <w:r>
-        <w:rPr>
-          <w:rFonts w:ascii="Times New Roman" w:eastAsia="宋体" w:hAnsi="Times New Roman" w:cs="Times New Roman" w:hint="eastAsia"/>
-        </w:rPr>
-        <w:t>重载地图：支持快捷重新打开当前地图，快捷键为</w:t>
-      </w:r>
-      <w:r>
-        <w:rPr>
-          <w:rFonts w:ascii="Times New Roman" w:eastAsia="宋体" w:hAnsi="Times New Roman" w:cs="Times New Roman" w:hint="eastAsia"/>
-        </w:rPr>
-        <w:t>Ctrl+Shift+O</w:t>
-      </w:r>
-    </w:p>
-    <w:p>
-      <w:pPr>
-        <w:ind w:firstLineChars="200" w:firstLine="440"/>
-        <w:rPr>
-          <w:rFonts w:ascii="Times New Roman" w:eastAsia="宋体" w:hAnsi="Times New Roman" w:cs="Times New Roman"/>
-        </w:rPr>
-      </w:pPr>
-      <w:r>
-        <w:rPr>
-          <w:rFonts w:ascii="Times New Roman" w:eastAsia="宋体" w:hAnsi="Times New Roman" w:cs="Times New Roman" w:hint="eastAsia"/>
-        </w:rPr>
-        <w:t>重新加载游戏目录：当检测到打开的地图文件位于另一个尤复游戏文件夹下时，会提示是否重新加载对应目录的游戏资源</w:t>
-      </w:r>
-    </w:p>
-    <w:p>
-      <w:pPr>
-        <w:ind w:firstLineChars="200" w:firstLine="440"/>
-        <w:rPr>
-          <w:rFonts w:ascii="Times New Roman" w:eastAsia="宋体" w:hAnsi="Times New Roman" w:cs="Times New Roman"/>
-        </w:rPr>
-      </w:pPr>
-      <w:r>
-        <w:rPr>
-          <w:rFonts w:ascii="Times New Roman" w:eastAsia="宋体" w:hAnsi="Times New Roman" w:cs="Times New Roman" w:hint="eastAsia"/>
-        </w:rPr>
-        <w:t>CSF</w:t>
-      </w:r>
-      <w:r>
-        <w:rPr>
-          <w:rFonts w:ascii="Times New Roman" w:eastAsia="宋体" w:hAnsi="Times New Roman" w:cs="Times New Roman" w:hint="eastAsia"/>
-        </w:rPr>
-        <w:t>浏览器：可以浏览、搜索当前加载的全部</w:t>
-      </w:r>
-      <w:r>
-        <w:rPr>
-          <w:rFonts w:ascii="Times New Roman" w:eastAsia="宋体" w:hAnsi="Times New Roman" w:cs="Times New Roman" w:hint="eastAsia"/>
-        </w:rPr>
-        <w:t>CSF</w:t>
-      </w:r>
-      <w:r>
-        <w:rPr>
-          <w:rFonts w:ascii="Times New Roman" w:eastAsia="宋体" w:hAnsi="Times New Roman" w:cs="Times New Roman" w:hint="eastAsia"/>
-        </w:rPr>
-        <w:t>文本，也可以立即重新加载</w:t>
-      </w:r>
-      <w:r>
-        <w:rPr>
-          <w:rFonts w:ascii="Times New Roman" w:eastAsia="宋体" w:hAnsi="Times New Roman" w:cs="Times New Roman" w:hint="eastAsia"/>
-        </w:rPr>
-        <w:t>CSF</w:t>
-      </w:r>
-      <w:r>
-        <w:rPr>
-          <w:rFonts w:ascii="Times New Roman" w:eastAsia="宋体" w:hAnsi="Times New Roman" w:cs="Times New Roman" w:hint="eastAsia"/>
-        </w:rPr>
-        <w:t>文件，还可以快捷为触发事件的对应参数选择文本标签</w:t>
-      </w:r>
-    </w:p>
-    <w:p>
-      <w:pPr>
-        <w:ind w:firstLineChars="200" w:firstLine="440"/>
-        <w:rPr>
-          <w:rFonts w:ascii="Times New Roman" w:eastAsia="宋体" w:hAnsi="Times New Roman" w:cs="Times New Roman"/>
-        </w:rPr>
-      </w:pPr>
-      <w:r>
-        <w:rPr>
-          <w:rFonts w:ascii="Times New Roman" w:eastAsia="宋体" w:hAnsi="Times New Roman" w:cs="Times New Roman" w:hint="eastAsia"/>
-        </w:rPr>
-        <w:t>LLF</w:t>
-      </w:r>
-      <w:r>
-        <w:rPr>
-          <w:rFonts w:ascii="Times New Roman" w:eastAsia="宋体" w:hAnsi="Times New Roman" w:cs="Times New Roman" w:hint="eastAsia"/>
-        </w:rPr>
-        <w:t>与</w:t>
-      </w:r>
-      <w:r>
-        <w:rPr>
-          <w:rFonts w:ascii="Times New Roman" w:eastAsia="宋体" w:hAnsi="Times New Roman" w:cs="Times New Roman" w:hint="eastAsia"/>
-        </w:rPr>
-        <w:t>ECS</w:t>
-      </w:r>
-      <w:r>
-        <w:rPr>
-          <w:rFonts w:ascii="Times New Roman" w:eastAsia="宋体" w:hAnsi="Times New Roman" w:cs="Times New Roman" w:hint="eastAsia"/>
-        </w:rPr>
-        <w:t>格式：支持</w:t>
-      </w:r>
-      <w:r>
-        <w:rPr>
-          <w:rFonts w:ascii="Times New Roman" w:eastAsia="宋体" w:hAnsi="Times New Roman" w:cs="Times New Roman" w:hint="eastAsia"/>
-        </w:rPr>
-        <w:t>LLF</w:t>
-      </w:r>
-      <w:r>
-        <w:rPr>
-          <w:rFonts w:ascii="Times New Roman" w:eastAsia="宋体" w:hAnsi="Times New Roman" w:cs="Times New Roman" w:hint="eastAsia"/>
-        </w:rPr>
-        <w:t>与</w:t>
-      </w:r>
-      <w:r>
-        <w:rPr>
-          <w:rFonts w:ascii="Times New Roman" w:eastAsia="宋体" w:hAnsi="Times New Roman" w:cs="Times New Roman" w:hint="eastAsia"/>
-        </w:rPr>
-        <w:t>ECS</w:t>
-      </w:r>
-      <w:r>
-        <w:rPr>
-          <w:rFonts w:ascii="Times New Roman" w:eastAsia="宋体" w:hAnsi="Times New Roman" w:cs="Times New Roman" w:hint="eastAsia"/>
-        </w:rPr>
-        <w:t>格式的</w:t>
-      </w:r>
-      <w:r>
-        <w:rPr>
-          <w:rFonts w:ascii="Times New Roman" w:eastAsia="宋体" w:hAnsi="Times New Roman" w:cs="Times New Roman" w:hint="eastAsia"/>
-        </w:rPr>
-        <w:t>字符串表</w:t>
-      </w:r>
-      <w:r>
-        <w:rPr>
-          <w:rFonts w:ascii="Times New Roman" w:eastAsia="宋体" w:hAnsi="Times New Roman" w:cs="Times New Roman" w:hint="eastAsia"/>
-        </w:rPr>
-        <w:t>（</w:t>
-      </w:r>
-      <w:r>
-        <w:rPr>
-          <w:rFonts w:ascii="Times New Roman" w:eastAsia="宋体" w:hAnsi="Times New Roman" w:cs="Times New Roman" w:hint="eastAsia"/>
-        </w:rPr>
-        <w:t>Stringtable</w:t>
-      </w:r>
-      <w:r>
-        <w:rPr>
-          <w:rFonts w:ascii="Times New Roman" w:eastAsia="宋体" w:hAnsi="Times New Roman" w:cs="Times New Roman" w:hint="eastAsia"/>
-        </w:rPr>
-        <w:t>）文件读取</w:t>
-      </w:r>
-    </w:p>
-    <w:p>
-      <w:pPr>
-        <w:ind w:firstLineChars="200" w:firstLine="440"/>
-        <w:rPr>
-          <w:rFonts w:ascii="Times New Roman" w:eastAsia="宋体" w:hAnsi="Times New Roman" w:cs="Times New Roman"/>
-        </w:rPr>
-      </w:pPr>
-      <w:r>
-        <w:rPr>
-          <w:rFonts w:ascii="Times New Roman" w:eastAsia="宋体" w:hAnsi="Times New Roman" w:cs="Times New Roman" w:hint="eastAsia"/>
-        </w:rPr>
-        <w:t>下拉菜单内搜索：触发、作战小队、特遣部队、动作脚本、</w:t>
-      </w:r>
-      <w:r>
-        <w:rPr>
-          <w:rFonts w:ascii="Times New Roman" w:eastAsia="宋体" w:hAnsi="Times New Roman" w:cs="Times New Roman" w:hint="eastAsia"/>
-        </w:rPr>
-        <w:t>AI</w:t>
-      </w:r>
-      <w:r>
-        <w:rPr>
-          <w:rFonts w:ascii="Times New Roman" w:eastAsia="宋体" w:hAnsi="Times New Roman" w:cs="Times New Roman" w:hint="eastAsia"/>
-        </w:rPr>
-        <w:t>编辑器的下拉菜单均支持直接输入文本，搜索对应标签</w:t>
-      </w:r>
-      <w:r>
-        <w:rPr>
-          <w:rFonts w:ascii="Times New Roman" w:eastAsia="宋体" w:hAnsi="Times New Roman" w:cs="Times New Roman" w:hint="eastAsia"/>
-        </w:rPr>
-        <w:t>支持使用通配符</w:t>
-      </w:r>
-      <w:r>
-        <w:rPr>
-          <w:rFonts w:ascii="Times New Roman" w:eastAsia="宋体" w:hAnsi="Times New Roman" w:cs="Times New Roman" w:hint="eastAsia"/>
-        </w:rPr>
-        <w:t>*</w:t>
-      </w:r>
-      <w:r>
-        <w:rPr>
-          <w:rFonts w:ascii="Times New Roman" w:eastAsia="宋体" w:hAnsi="Times New Roman" w:cs="Times New Roman" w:hint="eastAsia"/>
-        </w:rPr>
-        <w:t>与</w:t>
-      </w:r>
-      <w:r>
-        <w:rPr>
-          <w:rFonts w:ascii="Times New Roman" w:eastAsia="宋体" w:hAnsi="Times New Roman" w:cs="Times New Roman" w:hint="eastAsia"/>
-        </w:rPr>
-        <w:t>|</w:t>
-      </w:r>
-    </w:p>
-    <w:p>
-      <w:pPr>
-        <w:ind w:firstLineChars="200" w:firstLine="440"/>
-        <w:rPr>
-          <w:rFonts w:ascii="Times New Roman" w:eastAsia="宋体" w:hAnsi="Times New Roman" w:cs="Times New Roman"/>
-        </w:rPr>
-      </w:pPr>
-      <w:r>
-        <w:rPr>
-          <w:rFonts w:ascii="Times New Roman" w:eastAsia="宋体" w:hAnsi="Times New Roman" w:cs="Times New Roman" w:hint="eastAsia"/>
-        </w:rPr>
-        <w:t>查找引用：触发、作战小队、特遣部队、动作脚本编辑器新增“查找引用”按键，可以查找引用了当前对象的对象</w:t>
-      </w:r>
-    </w:p>
-    <w:p>
-      <w:pPr>
-        <w:ind w:firstLineChars="200" w:firstLine="440"/>
-        <w:rPr>
-          <w:rFonts w:ascii="Times New Roman" w:eastAsia="宋体" w:hAnsi="Times New Roman" w:cs="Times New Roman"/>
-        </w:rPr>
-      </w:pPr>
-      <w:r>
-        <w:rPr>
-          <w:rFonts w:ascii="Times New Roman" w:eastAsia="宋体" w:hAnsi="Times New Roman" w:cs="Times New Roman" w:hint="eastAsia"/>
-        </w:rPr>
-        <w:t>自动计算</w:t>
-      </w:r>
-      <w:r>
-        <w:rPr>
-          <w:rFonts w:ascii="Times New Roman" w:eastAsia="宋体" w:hAnsi="Times New Roman" w:cs="Times New Roman" w:hint="eastAsia"/>
-        </w:rPr>
-        <w:t>LAT</w:t>
-      </w:r>
-      <w:r>
-        <w:rPr>
-          <w:rFonts w:ascii="Times New Roman" w:eastAsia="宋体" w:hAnsi="Times New Roman" w:cs="Times New Roman" w:hint="eastAsia"/>
-        </w:rPr>
-        <w:t>：位于</w:t>
-      </w:r>
-      <w:r>
-        <w:rPr>
-          <w:rFonts w:ascii="Times New Roman" w:eastAsia="宋体" w:hAnsi="Times New Roman" w:cs="Times New Roman" w:hint="eastAsia"/>
-        </w:rPr>
-        <w:t>菜单栏</w:t>
-      </w:r>
-      <w:r>
-        <w:rPr>
-          <w:rFonts w:ascii="Times New Roman" w:eastAsia="宋体" w:hAnsi="Times New Roman" w:cs="Times New Roman" w:hint="eastAsia"/>
-        </w:rPr>
-        <w:t>-</w:t>
-      </w:r>
-      <w:r>
-        <w:rPr>
-          <w:rFonts w:ascii="Times New Roman" w:eastAsia="宋体" w:hAnsi="Times New Roman" w:cs="Times New Roman" w:hint="eastAsia"/>
-        </w:rPr>
-        <w:t>地图工具中，会按照游戏引擎逻辑重绘全图的</w:t>
-      </w:r>
-      <w:r>
-        <w:rPr>
-          <w:rFonts w:ascii="Times New Roman" w:eastAsia="宋体" w:hAnsi="Times New Roman" w:cs="Times New Roman" w:hint="eastAsia"/>
-        </w:rPr>
-        <w:t>LAT</w:t>
-      </w:r>
-    </w:p>
-    <w:p>
-      <w:pPr>
-        <w:ind w:firstLineChars="200" w:firstLine="440"/>
-        <w:rPr>
-          <w:rFonts w:ascii="Times New Roman" w:eastAsia="宋体" w:hAnsi="Times New Roman" w:cs="Times New Roman"/>
-        </w:rPr>
-      </w:pPr>
-      <w:r>
-        <w:rPr>
-          <w:rFonts w:ascii="Times New Roman" w:eastAsia="宋体" w:hAnsi="Times New Roman" w:cs="Times New Roman" w:hint="eastAsia"/>
-        </w:rPr>
-        <w:t>重绘水面：位于</w:t>
-      </w:r>
-      <w:r>
-        <w:rPr>
-          <w:rFonts w:ascii="Times New Roman" w:eastAsia="宋体" w:hAnsi="Times New Roman" w:cs="Times New Roman" w:hint="eastAsia"/>
-        </w:rPr>
-        <w:t>菜单栏</w:t>
-      </w:r>
-      <w:r>
-        <w:rPr>
-          <w:rFonts w:ascii="Times New Roman" w:eastAsia="宋体" w:hAnsi="Times New Roman" w:cs="Times New Roman" w:hint="eastAsia"/>
-        </w:rPr>
-        <w:t>-</w:t>
-      </w:r>
-      <w:r>
-        <w:rPr>
-          <w:rFonts w:ascii="Times New Roman" w:eastAsia="宋体" w:hAnsi="Times New Roman" w:cs="Times New Roman" w:hint="eastAsia"/>
-        </w:rPr>
-        <w:t>地图工具中，会重新生成全图水面，消除不完整的水面</w:t>
-      </w:r>
-    </w:p>
-    <w:p>
-      <w:pPr>
-        <w:ind w:firstLineChars="200" w:firstLine="440"/>
-        <w:rPr>
-          <w:rFonts w:ascii="Times New Roman" w:eastAsia="宋体" w:hAnsi="Times New Roman" w:cs="Times New Roman"/>
-        </w:rPr>
-      </w:pPr>
-      <w:r>
-        <w:rPr>
-          <w:rFonts w:ascii="Times New Roman" w:eastAsia="宋体" w:hAnsi="Times New Roman" w:cs="Times New Roman" w:hint="eastAsia"/>
-        </w:rPr>
-        <w:t>军衔显示：可以显示地图上单位的经验等级</w:t>
-      </w:r>
-    </w:p>
-    <w:p>
-      <w:pPr>
-        <w:ind w:firstLineChars="200" w:firstLine="440"/>
-        <w:rPr>
-          <w:rFonts w:ascii="Times New Roman" w:eastAsia="宋体" w:hAnsi="Times New Roman" w:cs="Times New Roman"/>
-        </w:rPr>
-      </w:pPr>
-      <w:r>
-        <w:rPr>
-          <w:rFonts w:ascii="Times New Roman" w:eastAsia="宋体" w:hAnsi="Times New Roman" w:cs="Times New Roman" w:hint="eastAsia"/>
-        </w:rPr>
-        <w:t>不可通行单元显示：位于菜单栏</w:t>
-      </w:r>
-      <w:r>
-        <w:rPr>
-          <w:rFonts w:ascii="Times New Roman" w:eastAsia="宋体" w:hAnsi="Times New Roman" w:cs="Times New Roman" w:hint="eastAsia"/>
-        </w:rPr>
-        <w:t>-</w:t>
-      </w:r>
-      <w:r>
-        <w:rPr>
-          <w:rFonts w:ascii="Times New Roman" w:eastAsia="宋体" w:hAnsi="Times New Roman" w:cs="Times New Roman" w:hint="eastAsia"/>
-        </w:rPr>
-        <w:t>图层中，可以显示所有单位都无法到达的单元格</w:t>
-      </w:r>
-    </w:p>
-    <w:p>
-      <w:pPr>
-        <w:ind w:firstLineChars="200" w:firstLine="440"/>
-        <w:rPr>
-          <w:rFonts w:ascii="Times New Roman" w:eastAsia="宋体" w:hAnsi="Times New Roman" w:cs="Times New Roman"/>
-        </w:rPr>
-      </w:pPr>
-      <w:r>
-        <w:rPr>
-          <w:rFonts w:ascii="Times New Roman" w:eastAsia="宋体" w:hAnsi="Times New Roman" w:cs="Times New Roman" w:hint="eastAsia"/>
-        </w:rPr>
-        <w:t>建筑、步兵、车辆、飞行器、基地节点、单元标记筛选：位于菜单栏</w:t>
-      </w:r>
-      <w:r>
-        <w:rPr>
-          <w:rFonts w:ascii="Times New Roman" w:eastAsia="宋体" w:hAnsi="Times New Roman" w:cs="Times New Roman" w:hint="eastAsia"/>
-        </w:rPr>
-        <w:t>-</w:t>
-      </w:r>
-      <w:r>
-        <w:rPr>
-          <w:rFonts w:ascii="Times New Roman" w:eastAsia="宋体" w:hAnsi="Times New Roman" w:cs="Times New Roman" w:hint="eastAsia"/>
-        </w:rPr>
-        <w:t>图层中，可以设置多种条件，仅显示符合条件的对象</w:t>
-      </w:r>
-    </w:p>
-    <w:p>
-      <w:pPr>
-        <w:ind w:firstLineChars="200" w:firstLine="440"/>
-        <w:rPr>
-          <w:rFonts w:ascii="Times New Roman" w:eastAsia="宋体" w:hAnsi="Times New Roman" w:cs="Times New Roman"/>
-        </w:rPr>
-      </w:pPr>
-      <w:r>
-        <w:rPr>
-          <w:rFonts w:ascii="Times New Roman" w:eastAsia="宋体" w:hAnsi="Times New Roman" w:cs="Times New Roman" w:hint="eastAsia"/>
-        </w:rPr>
-        <w:t>标签列表：位于地形浏览器的菜单栏中，支持查阅触发与关联对象</w:t>
-      </w:r>
-    </w:p>
-    <w:p>
-      <w:pPr>
-        <w:ind w:firstLineChars="200" w:firstLine="440"/>
-        <w:rPr>
-          <w:rFonts w:ascii="Times New Roman" w:eastAsia="宋体" w:hAnsi="Times New Roman" w:cs="Times New Roman"/>
-        </w:rPr>
-      </w:pPr>
-      <w:r>
-        <w:rPr>
-          <w:rFonts w:ascii="Times New Roman" w:eastAsia="宋体" w:hAnsi="Times New Roman" w:cs="Times New Roman" w:hint="eastAsia"/>
-        </w:rPr>
-        <w:t>小队列表：位于地形浏览器的菜单栏中</w:t>
-      </w:r>
-    </w:p>
-    <w:p>
-      <w:pPr>
-        <w:ind w:firstLineChars="200" w:firstLine="440"/>
-        <w:rPr>
-          <w:rFonts w:ascii="Times New Roman" w:eastAsia="宋体" w:hAnsi="Times New Roman" w:cs="Times New Roman"/>
-        </w:rPr>
-      </w:pPr>
-      <w:r>
-        <w:rPr>
-          <w:rFonts w:ascii="Times New Roman" w:eastAsia="宋体" w:hAnsi="Times New Roman" w:cs="Times New Roman" w:hint="eastAsia"/>
-        </w:rPr>
-        <w:t>特遣列表：位于地形浏览器的菜单栏中</w:t>
-      </w:r>
-    </w:p>
-    <w:p>
-      <w:pPr>
-        <w:ind w:firstLineChars="200" w:firstLine="440"/>
-        <w:rPr>
-          <w:rFonts w:ascii="Times New Roman" w:eastAsia="宋体" w:hAnsi="Times New Roman" w:cs="Times New Roman"/>
-        </w:rPr>
-      </w:pPr>
-      <w:r>
-        <w:rPr>
-          <w:rFonts w:ascii="Times New Roman" w:eastAsia="宋体" w:hAnsi="Times New Roman" w:cs="Times New Roman" w:hint="eastAsia"/>
-        </w:rPr>
-        <w:lastRenderedPageBreak/>
         <w:t>脚本列表：位于地形浏览器的菜单栏中</w:t>
       </w:r>
     </w:p>
@@ -18878,7 +18908,14 @@
         <w:rPr>
           <w:rFonts w:ascii="Times New Roman" w:eastAsia="宋体" w:hAnsi="Times New Roman" w:cs="Times New Roman" w:hint="eastAsia"/>
         </w:rPr>
-        <w:t>，将触发设置、事件设置、行为设置集中显示在同一页面下，同时以列表状态显示事件与行为，可以显示当前事件或行为的全部参数列表</w:t>
+        <w:t>，将触发设置、事件设置、行为设</w:t>
+      </w:r>
+      <w:r>
+        <w:rPr>
+          <w:rFonts w:ascii="Times New Roman" w:eastAsia="宋体" w:hAnsi="Times New Roman" w:cs="Times New Roman" w:hint="eastAsia"/>
+        </w:rPr>
+        <w:lastRenderedPageBreak/>
+        <w:t>置集中显示在同一页面下，同时以列表状态显示事件与行为，可以显示当前事件或行为的全部参数列表</w:t>
       </w:r>
     </w:p>
     <w:p>
@@ -18892,20 +18929,538 @@
         <w:rPr>
           <w:rFonts w:ascii="Times New Roman" w:eastAsia="宋体" w:hAnsi="Times New Roman" w:cs="Times New Roman" w:hint="eastAsia"/>
         </w:rPr>
+        <w:t>动作脚本：完全重写的编辑器，拥有更加高效的</w:t>
+      </w:r>
+      <w:r>
+        <w:rPr>
+          <w:rFonts w:ascii="Times New Roman" w:eastAsia="宋体" w:hAnsi="Times New Roman" w:cs="Times New Roman" w:hint="eastAsia"/>
+        </w:rPr>
+        <w:t>UI</w:t>
+      </w:r>
+      <w:r>
+        <w:rPr>
+          <w:rFonts w:ascii="Times New Roman" w:eastAsia="宋体" w:hAnsi="Times New Roman" w:cs="Times New Roman" w:hint="eastAsia"/>
+        </w:rPr>
+        <w:t>界面，同时对于额外参数的支持更加全面</w:t>
+      </w:r>
+    </w:p>
+    <w:p>
+      <w:pPr>
+        <w:ind w:firstLineChars="200" w:firstLine="440"/>
+        <w:rPr>
+          <w:rFonts w:ascii="Times New Roman" w:eastAsia="宋体" w:hAnsi="Times New Roman" w:cs="Times New Roman"/>
+        </w:rPr>
+      </w:pPr>
+      <w:r>
+        <w:rPr>
+          <w:rFonts w:ascii="Times New Roman" w:eastAsia="宋体" w:hAnsi="Times New Roman" w:cs="Times New Roman" w:hint="eastAsia"/>
+        </w:rPr>
+        <w:t>特遣部队：完全重写的编辑器</w:t>
+      </w:r>
+    </w:p>
+    <w:p>
+      <w:pPr>
+        <w:ind w:firstLineChars="200" w:firstLine="440"/>
+        <w:rPr>
+          <w:rFonts w:ascii="Times New Roman" w:eastAsia="宋体" w:hAnsi="Times New Roman" w:cs="Times New Roman"/>
+        </w:rPr>
+      </w:pPr>
+      <w:r>
+        <w:rPr>
+          <w:rFonts w:ascii="Times New Roman" w:eastAsia="宋体" w:hAnsi="Times New Roman" w:cs="Times New Roman" w:hint="eastAsia"/>
+        </w:rPr>
+        <w:t>作战小队：完全重写的编辑器，可以通过滚轮直接切换所属方、特遣、脚本等内容，而无需重复获得焦点</w:t>
+      </w:r>
+      <w:r>
+        <w:rPr>
+          <w:rFonts w:ascii="Times New Roman" w:eastAsia="宋体" w:hAnsi="Times New Roman" w:cs="Times New Roman" w:hint="eastAsia"/>
+        </w:rPr>
+        <w:t>-</w:t>
+      </w:r>
+      <w:r>
+        <w:rPr>
+          <w:rFonts w:ascii="Times New Roman" w:eastAsia="宋体" w:hAnsi="Times New Roman" w:cs="Times New Roman" w:hint="eastAsia"/>
+        </w:rPr>
+        <w:t>失去焦点的复杂操作</w:t>
+      </w:r>
+    </w:p>
+    <w:p>
+      <w:pPr>
+        <w:ind w:firstLineChars="200" w:firstLine="440"/>
+        <w:rPr>
+          <w:rFonts w:ascii="Times New Roman" w:eastAsia="宋体" w:hAnsi="Times New Roman" w:cs="Times New Roman"/>
+        </w:rPr>
+      </w:pPr>
+      <w:r>
+        <w:rPr>
+          <w:rFonts w:ascii="Times New Roman" w:eastAsia="宋体" w:hAnsi="Times New Roman" w:cs="Times New Roman" w:hint="eastAsia"/>
+        </w:rPr>
+        <w:t>AI</w:t>
+      </w:r>
+      <w:r>
+        <w:rPr>
+          <w:rFonts w:ascii="Times New Roman" w:eastAsia="宋体" w:hAnsi="Times New Roman" w:cs="Times New Roman" w:hint="eastAsia"/>
+        </w:rPr>
+        <w:t>触发编辑器：完全重写的编辑器，调整了</w:t>
+      </w:r>
+      <w:r>
+        <w:rPr>
+          <w:rFonts w:ascii="Times New Roman" w:eastAsia="宋体" w:hAnsi="Times New Roman" w:cs="Times New Roman" w:hint="eastAsia"/>
+        </w:rPr>
+        <w:t>UI</w:t>
+      </w:r>
+      <w:r>
+        <w:rPr>
+          <w:rFonts w:ascii="Times New Roman" w:eastAsia="宋体" w:hAnsi="Times New Roman" w:cs="Times New Roman" w:hint="eastAsia"/>
+        </w:rPr>
+        <w:t>界面，大幅减少了卡顿</w:t>
+      </w:r>
+    </w:p>
+    <w:p>
+      <w:pPr>
+        <w:ind w:firstLineChars="200" w:firstLine="440"/>
+        <w:rPr>
+          <w:rFonts w:ascii="Times New Roman" w:eastAsia="宋体" w:hAnsi="Times New Roman" w:cs="Times New Roman"/>
+        </w:rPr>
+      </w:pPr>
+      <w:r>
+        <w:rPr>
+          <w:rFonts w:ascii="Times New Roman" w:eastAsia="宋体" w:hAnsi="Times New Roman" w:cs="Times New Roman" w:hint="eastAsia"/>
+        </w:rPr>
+        <w:t>单人任务设置：新增了部分全局设置选项</w:t>
+      </w:r>
+    </w:p>
+    <w:p>
+      <w:pPr>
+        <w:ind w:firstLineChars="200" w:firstLine="440"/>
+        <w:rPr>
+          <w:rFonts w:ascii="Times New Roman" w:eastAsia="宋体" w:hAnsi="Times New Roman" w:cs="Times New Roman"/>
+        </w:rPr>
+      </w:pPr>
+      <w:r>
+        <w:rPr>
+          <w:rFonts w:ascii="Times New Roman" w:eastAsia="宋体" w:hAnsi="Times New Roman" w:cs="Times New Roman" w:hint="eastAsia"/>
+        </w:rPr>
+        <w:t>INI</w:t>
+      </w:r>
+      <w:r>
+        <w:rPr>
+          <w:rFonts w:ascii="Times New Roman" w:eastAsia="宋体" w:hAnsi="Times New Roman" w:cs="Times New Roman" w:hint="eastAsia"/>
+        </w:rPr>
+        <w:t>编辑器：完全重写的编辑器，使用列表显示</w:t>
+      </w:r>
+      <w:r>
+        <w:rPr>
+          <w:rFonts w:ascii="Times New Roman" w:eastAsia="宋体" w:hAnsi="Times New Roman" w:cs="Times New Roman" w:hint="eastAsia"/>
+        </w:rPr>
+        <w:t>INI</w:t>
+      </w:r>
+      <w:r>
+        <w:rPr>
+          <w:rFonts w:ascii="Times New Roman" w:eastAsia="宋体" w:hAnsi="Times New Roman" w:cs="Times New Roman" w:hint="eastAsia"/>
+        </w:rPr>
+        <w:t>小节，一个文本编辑框显示小节内的全部内容，可以直接进行任意编辑，如同使用文本编辑器一样。新增了“从文本导入”按钮，可以直接粘贴一段</w:t>
+      </w:r>
+      <w:r>
+        <w:rPr>
+          <w:rFonts w:ascii="Times New Roman" w:eastAsia="宋体" w:hAnsi="Times New Roman" w:cs="Times New Roman" w:hint="eastAsia"/>
+        </w:rPr>
+        <w:t>INI</w:t>
+      </w:r>
+      <w:r>
+        <w:rPr>
+          <w:rFonts w:ascii="Times New Roman" w:eastAsia="宋体" w:hAnsi="Times New Roman" w:cs="Times New Roman" w:hint="eastAsia"/>
+        </w:rPr>
+        <w:t>文本进行导入。</w:t>
+      </w:r>
+      <w:r>
+        <w:rPr>
+          <w:rFonts w:ascii="Times New Roman" w:eastAsia="宋体" w:hAnsi="Times New Roman" w:cs="Times New Roman" w:hint="eastAsia"/>
+        </w:rPr>
+        <w:t>INI</w:t>
+      </w:r>
+      <w:r>
+        <w:rPr>
+          <w:rFonts w:ascii="Times New Roman" w:eastAsia="宋体" w:hAnsi="Times New Roman" w:cs="Times New Roman" w:hint="eastAsia"/>
+        </w:rPr>
+        <w:t>编辑器支持缩放大小和最大化</w:t>
+      </w:r>
+      <w:r>
+        <w:rPr>
+          <w:rFonts w:ascii="Times New Roman" w:eastAsia="宋体" w:hAnsi="Times New Roman" w:cs="Times New Roman" w:hint="eastAsia"/>
+        </w:rPr>
+        <w:t>。支持编辑地图对象的小节，改动会即刻生效</w:t>
+      </w:r>
+    </w:p>
+    <w:p>
+      <w:pPr>
+        <w:ind w:firstLineChars="200" w:firstLine="440"/>
+        <w:rPr>
+          <w:rFonts w:ascii="Times New Roman" w:eastAsia="宋体" w:hAnsi="Times New Roman" w:cs="Times New Roman"/>
+        </w:rPr>
+      </w:pPr>
+      <w:r>
+        <w:rPr>
+          <w:rFonts w:ascii="Times New Roman" w:eastAsia="宋体" w:hAnsi="Times New Roman" w:cs="Times New Roman" w:hint="eastAsia"/>
+        </w:rPr>
+        <w:t>LAT</w:t>
+      </w:r>
+      <w:r>
+        <w:rPr>
+          <w:rFonts w:ascii="Times New Roman" w:eastAsia="宋体" w:hAnsi="Times New Roman" w:cs="Times New Roman" w:hint="eastAsia"/>
+        </w:rPr>
+        <w:t>系统：重写了</w:t>
+      </w:r>
+      <w:r>
+        <w:rPr>
+          <w:rFonts w:ascii="Times New Roman" w:eastAsia="宋体" w:hAnsi="Times New Roman" w:cs="Times New Roman" w:hint="eastAsia"/>
+        </w:rPr>
+        <w:t>LAT</w:t>
+      </w:r>
+      <w:r>
+        <w:rPr>
+          <w:rFonts w:ascii="Times New Roman" w:eastAsia="宋体" w:hAnsi="Times New Roman" w:cs="Times New Roman" w:hint="eastAsia"/>
+        </w:rPr>
+        <w:t>逻辑，在支持原版</w:t>
+      </w:r>
+      <w:r>
+        <w:rPr>
+          <w:rFonts w:ascii="Times New Roman" w:eastAsia="宋体" w:hAnsi="Times New Roman" w:cs="Times New Roman" w:hint="eastAsia"/>
+        </w:rPr>
+        <w:t>LAT</w:t>
+      </w:r>
+      <w:r>
+        <w:rPr>
+          <w:rFonts w:ascii="Times New Roman" w:eastAsia="宋体" w:hAnsi="Times New Roman" w:cs="Times New Roman" w:hint="eastAsia"/>
+        </w:rPr>
+        <w:t>地形，让他们与游戏引擎内一致（如水泥地会自动与公路硬连接）的同时，支持在</w:t>
+      </w:r>
+      <w:r>
+        <w:rPr>
+          <w:rFonts w:ascii="Times New Roman" w:eastAsia="宋体" w:hAnsi="Times New Roman" w:cs="Times New Roman" w:hint="eastAsia"/>
+        </w:rPr>
+        <w:t>FAData</w:t>
+      </w:r>
+      <w:r>
+        <w:rPr>
+          <w:rFonts w:ascii="Times New Roman" w:eastAsia="宋体" w:hAnsi="Times New Roman" w:cs="Times New Roman" w:hint="eastAsia"/>
+        </w:rPr>
+        <w:t>中自定义新的</w:t>
+      </w:r>
+      <w:r>
+        <w:rPr>
+          <w:rFonts w:ascii="Times New Roman" w:eastAsia="宋体" w:hAnsi="Times New Roman" w:cs="Times New Roman" w:hint="eastAsia"/>
+        </w:rPr>
+        <w:t>LAT</w:t>
+      </w:r>
+      <w:r>
+        <w:rPr>
+          <w:rFonts w:ascii="Times New Roman" w:eastAsia="宋体" w:hAnsi="Times New Roman" w:cs="Times New Roman" w:hint="eastAsia"/>
+        </w:rPr>
+        <w:t>，可以实现自动为</w:t>
+      </w:r>
+      <w:r>
+        <w:rPr>
+          <w:rFonts w:ascii="Times New Roman" w:eastAsia="宋体" w:hAnsi="Times New Roman" w:cs="Times New Roman" w:hint="eastAsia"/>
+        </w:rPr>
+        <w:t>TX</w:t>
+      </w:r>
+      <w:r>
+        <w:rPr>
+          <w:rFonts w:ascii="Times New Roman" w:eastAsia="宋体" w:hAnsi="Times New Roman" w:cs="Times New Roman" w:hint="eastAsia"/>
+        </w:rPr>
+        <w:t>的新增</w:t>
+      </w:r>
+      <w:r>
+        <w:rPr>
+          <w:rFonts w:ascii="Times New Roman" w:eastAsia="宋体" w:hAnsi="Times New Roman" w:cs="Times New Roman" w:hint="eastAsia"/>
+        </w:rPr>
+        <w:t>LAT</w:t>
+      </w:r>
+      <w:r>
+        <w:rPr>
+          <w:rFonts w:ascii="Times New Roman" w:eastAsia="宋体" w:hAnsi="Times New Roman" w:cs="Times New Roman" w:hint="eastAsia"/>
+        </w:rPr>
+        <w:t>地形进行计算</w:t>
+      </w:r>
+    </w:p>
+    <w:p>
+      <w:pPr>
+        <w:ind w:firstLineChars="200" w:firstLine="440"/>
+        <w:rPr>
+          <w:rFonts w:ascii="Times New Roman" w:eastAsia="宋体" w:hAnsi="Times New Roman" w:cs="Times New Roman"/>
+        </w:rPr>
+      </w:pPr>
+      <w:r>
+        <w:rPr>
+          <w:rFonts w:ascii="Times New Roman" w:eastAsia="宋体" w:hAnsi="Times New Roman" w:cs="Times New Roman" w:hint="eastAsia"/>
+        </w:rPr>
+        <w:t>工具脚本：新增多个函数，提供了读取指定</w:t>
+      </w:r>
+      <w:r>
+        <w:rPr>
+          <w:rFonts w:ascii="Times New Roman" w:eastAsia="宋体" w:hAnsi="Times New Roman" w:cs="Times New Roman" w:hint="eastAsia"/>
+        </w:rPr>
+        <w:t>INI</w:t>
+      </w:r>
+      <w:r>
+        <w:rPr>
+          <w:rFonts w:ascii="Times New Roman" w:eastAsia="宋体" w:hAnsi="Times New Roman" w:cs="Times New Roman" w:hint="eastAsia"/>
+        </w:rPr>
+        <w:t>、对地形进行操作、获取地形信息等功能，详见“</w:t>
+      </w:r>
+      <w:r>
+        <w:rPr>
+          <w:rFonts w:ascii="Times New Roman" w:eastAsia="宋体" w:hAnsi="Times New Roman" w:cs="Times New Roman" w:hint="eastAsia"/>
+        </w:rPr>
+        <w:t>工具脚本词典</w:t>
+      </w:r>
+      <w:r>
+        <w:rPr>
+          <w:rFonts w:ascii="Times New Roman" w:eastAsia="宋体" w:hAnsi="Times New Roman" w:cs="Times New Roman" w:hint="eastAsia"/>
+        </w:rPr>
+        <w:t>.docx</w:t>
+      </w:r>
+      <w:r>
+        <w:rPr>
+          <w:rFonts w:ascii="Times New Roman" w:eastAsia="宋体" w:hAnsi="Times New Roman" w:cs="Times New Roman" w:hint="eastAsia"/>
+        </w:rPr>
+        <w:t>”</w:t>
+      </w:r>
+    </w:p>
+    <w:p>
+      <w:pPr>
+        <w:ind w:firstLineChars="200" w:firstLine="440"/>
+        <w:rPr>
+          <w:rFonts w:ascii="Times New Roman" w:eastAsia="宋体" w:hAnsi="Times New Roman" w:cs="Times New Roman"/>
+        </w:rPr>
+      </w:pPr>
+      <w:r>
+        <w:rPr>
+          <w:rFonts w:ascii="Times New Roman" w:eastAsia="宋体" w:hAnsi="Times New Roman" w:cs="Times New Roman" w:hint="eastAsia"/>
+        </w:rPr>
+        <w:t>小地图：将小地图窗口变为</w:t>
+      </w:r>
+      <w:r>
+        <w:rPr>
+          <w:rFonts w:ascii="Times New Roman" w:eastAsia="宋体" w:hAnsi="Times New Roman" w:cs="Times New Roman" w:hint="eastAsia"/>
+        </w:rPr>
+        <w:t>FA2</w:t>
+      </w:r>
+      <w:r>
+        <w:rPr>
+          <w:rFonts w:ascii="Times New Roman" w:eastAsia="宋体" w:hAnsi="Times New Roman" w:cs="Times New Roman" w:hint="eastAsia"/>
+        </w:rPr>
+        <w:t>的子窗口，不会在</w:t>
+      </w:r>
+      <w:r>
+        <w:rPr>
+          <w:rFonts w:ascii="Times New Roman" w:eastAsia="宋体" w:hAnsi="Times New Roman" w:cs="Times New Roman" w:hint="eastAsia"/>
+        </w:rPr>
+        <w:t>Windows</w:t>
+      </w:r>
+      <w:r>
+        <w:rPr>
+          <w:rFonts w:ascii="Times New Roman" w:eastAsia="宋体" w:hAnsi="Times New Roman" w:cs="Times New Roman" w:hint="eastAsia"/>
+        </w:rPr>
+        <w:t>菜单栏中显示为独立的窗口，删掉了它的最小化与最大化按钮</w:t>
+      </w:r>
+    </w:p>
+    <w:p>
+      <w:pPr>
+        <w:ind w:firstLineChars="200" w:firstLine="440"/>
+        <w:rPr>
+          <w:rFonts w:ascii="Times New Roman" w:eastAsia="宋体" w:hAnsi="Times New Roman" w:cs="Times New Roman"/>
+        </w:rPr>
+      </w:pPr>
+      <w:r>
+        <w:rPr>
+          <w:rFonts w:ascii="Times New Roman" w:eastAsia="宋体" w:hAnsi="Times New Roman" w:cs="Times New Roman" w:hint="eastAsia"/>
+        </w:rPr>
+        <w:t>地图边界：在地图上边界显示一条细线，指示游戏内实际可以到达的顶部区域</w:t>
+      </w:r>
+    </w:p>
+    <w:p>
+      <w:pPr>
+        <w:ind w:firstLineChars="200" w:firstLine="440"/>
+        <w:rPr>
+          <w:rFonts w:ascii="Times New Roman" w:eastAsia="宋体" w:hAnsi="Times New Roman" w:cs="Times New Roman"/>
+        </w:rPr>
+      </w:pPr>
+      <w:r>
+        <w:rPr>
+          <w:rFonts w:ascii="Times New Roman" w:eastAsia="宋体" w:hAnsi="Times New Roman" w:cs="Times New Roman" w:hint="eastAsia"/>
+        </w:rPr>
+        <w:t>显示建筑轮廓：当在图层中隐藏建筑时，建筑</w:t>
+      </w:r>
+      <w:r>
+        <w:rPr>
+          <w:rFonts w:ascii="Times New Roman" w:eastAsia="宋体" w:hAnsi="Times New Roman" w:cs="Times New Roman" w:hint="eastAsia"/>
+        </w:rPr>
+        <w:t>轮廓</w:t>
+      </w:r>
+      <w:r>
+        <w:rPr>
+          <w:rFonts w:ascii="Times New Roman" w:eastAsia="宋体" w:hAnsi="Times New Roman" w:cs="Times New Roman" w:hint="eastAsia"/>
+        </w:rPr>
+        <w:t>不会被隐藏</w:t>
+      </w:r>
+    </w:p>
+    <w:p>
+      <w:pPr>
+        <w:ind w:firstLineChars="200" w:firstLine="440"/>
+        <w:rPr>
+          <w:rFonts w:ascii="Times New Roman" w:eastAsia="宋体" w:hAnsi="Times New Roman" w:cs="Times New Roman"/>
+        </w:rPr>
+      </w:pPr>
+      <w:r>
+        <w:rPr>
+          <w:rFonts w:ascii="Times New Roman" w:eastAsia="宋体" w:hAnsi="Times New Roman" w:cs="Times New Roman" w:hint="eastAsia"/>
+        </w:rPr>
+        <w:t>粘贴选项：位于菜单栏中，可以选择粘贴的指定类型，注意除覆盖图和地形之外的选项，不能跨编辑器粘贴，也不支持撤销</w:t>
+      </w:r>
+    </w:p>
+    <w:p>
+      <w:pPr>
+        <w:ind w:firstLineChars="200" w:firstLine="440"/>
+        <w:rPr>
+          <w:rFonts w:ascii="Times New Roman" w:eastAsia="宋体" w:hAnsi="Times New Roman" w:cs="Times New Roman"/>
+        </w:rPr>
+      </w:pPr>
+      <w:r>
+        <w:rPr>
+          <w:rFonts w:ascii="Times New Roman" w:eastAsia="宋体" w:hAnsi="Times New Roman" w:cs="Times New Roman" w:hint="eastAsia"/>
+        </w:rPr>
+        <w:t>平面显示：将“使用悬崖模式自动升高地形”按钮替换为了平面显示按钮，同时开启平面显示时，会在视图左上角进行文本提示</w:t>
+      </w:r>
+    </w:p>
+    <w:p>
+      <w:pPr>
+        <w:ind w:firstLineChars="200" w:firstLine="440"/>
+        <w:rPr>
+          <w:rFonts w:ascii="Times New Roman" w:eastAsia="宋体" w:hAnsi="Times New Roman" w:cs="Times New Roman"/>
+        </w:rPr>
+      </w:pPr>
+      <w:r>
+        <w:rPr>
+          <w:rFonts w:ascii="Times New Roman" w:eastAsia="宋体" w:hAnsi="Times New Roman" w:cs="Times New Roman" w:hint="eastAsia"/>
+        </w:rPr>
+        <w:t>触发列表：位于地形浏览器的菜单栏中。现在触发列表支持查找上级触发与下级触发</w:t>
+      </w:r>
+    </w:p>
+    <w:p>
+      <w:pPr>
+        <w:ind w:firstLineChars="200" w:firstLine="440"/>
+        <w:rPr>
+          <w:rFonts w:ascii="Times New Roman" w:eastAsia="宋体" w:hAnsi="Times New Roman" w:cs="Times New Roman"/>
+        </w:rPr>
+      </w:pPr>
+      <w:r>
+        <w:rPr>
+          <w:rFonts w:ascii="Times New Roman" w:eastAsia="宋体" w:hAnsi="Times New Roman" w:cs="Times New Roman" w:hint="eastAsia"/>
+        </w:rPr>
+        <w:t>笔刷大小：支持在</w:t>
+      </w:r>
+      <w:r>
+        <w:rPr>
+          <w:rFonts w:ascii="Times New Roman" w:eastAsia="宋体" w:hAnsi="Times New Roman" w:cs="Times New Roman" w:hint="eastAsia"/>
+        </w:rPr>
+        <w:t>FAData</w:t>
+      </w:r>
+      <w:r>
+        <w:rPr>
+          <w:rFonts w:ascii="Times New Roman" w:eastAsia="宋体" w:hAnsi="Times New Roman" w:cs="Times New Roman" w:hint="eastAsia"/>
+        </w:rPr>
+        <w:t>中自定义笔刷大小</w:t>
+      </w:r>
+    </w:p>
+    <w:p>
+      <w:pPr>
+        <w:ind w:firstLineChars="200" w:firstLine="440"/>
+        <w:rPr>
+          <w:rFonts w:ascii="Times New Roman" w:eastAsia="宋体" w:hAnsi="Times New Roman" w:cs="Times New Roman"/>
+        </w:rPr>
+      </w:pPr>
+      <w:r>
+        <w:rPr>
+          <w:rFonts w:ascii="Times New Roman" w:eastAsia="宋体" w:hAnsi="Times New Roman" w:cs="Times New Roman" w:hint="eastAsia"/>
+        </w:rPr>
+        <w:t>BMP</w:t>
+      </w:r>
+      <w:r>
+        <w:rPr>
+          <w:rFonts w:ascii="Times New Roman" w:eastAsia="宋体" w:hAnsi="Times New Roman" w:cs="Times New Roman" w:hint="eastAsia"/>
+        </w:rPr>
+        <w:t>导入地图：支持生成最大</w:t>
+      </w:r>
+      <w:r>
+        <w:rPr>
+          <w:rFonts w:ascii="Times New Roman" w:eastAsia="宋体" w:hAnsi="Times New Roman" w:cs="Times New Roman" w:hint="eastAsia"/>
+        </w:rPr>
+        <w:t>255*255</w:t>
+      </w:r>
+      <w:r>
+        <w:rPr>
+          <w:rFonts w:ascii="Times New Roman" w:eastAsia="宋体" w:hAnsi="Times New Roman" w:cs="Times New Roman" w:hint="eastAsia"/>
+        </w:rPr>
+        <w:t>的地图，长</w:t>
+      </w:r>
+      <w:r>
+        <w:rPr>
+          <w:rFonts w:ascii="Times New Roman" w:eastAsia="宋体" w:hAnsi="Times New Roman" w:cs="Times New Roman" w:hint="eastAsia"/>
+        </w:rPr>
+        <w:t>+</w:t>
+      </w:r>
+      <w:r>
+        <w:rPr>
+          <w:rFonts w:ascii="Times New Roman" w:eastAsia="宋体" w:hAnsi="Times New Roman" w:cs="Times New Roman" w:hint="eastAsia"/>
+        </w:rPr>
+        <w:t>宽大于</w:t>
+      </w:r>
+      <w:r>
+        <w:rPr>
+          <w:rFonts w:ascii="Times New Roman" w:eastAsia="宋体" w:hAnsi="Times New Roman" w:cs="Times New Roman" w:hint="eastAsia"/>
+        </w:rPr>
+        <w:t>511</w:t>
+      </w:r>
+      <w:r>
+        <w:rPr>
+          <w:rFonts w:ascii="Times New Roman" w:eastAsia="宋体" w:hAnsi="Times New Roman" w:cs="Times New Roman" w:hint="eastAsia"/>
+        </w:rPr>
+        <w:t>后才会对图片进行缩放。不会自动生成海岸</w:t>
+      </w:r>
+    </w:p>
+    <w:p>
+      <w:pPr>
+        <w:ind w:firstLineChars="200" w:firstLine="440"/>
+        <w:rPr>
+          <w:rFonts w:ascii="Times New Roman" w:eastAsia="宋体" w:hAnsi="Times New Roman" w:cs="Times New Roman"/>
+        </w:rPr>
+      </w:pPr>
+      <w:r>
+        <w:rPr>
+          <w:rFonts w:ascii="Times New Roman" w:eastAsia="宋体" w:hAnsi="Times New Roman" w:cs="Times New Roman" w:hint="eastAsia"/>
+        </w:rPr>
         <w:lastRenderedPageBreak/>
-        <w:t>动作脚本：完全重写的编辑器，拥有更加高效的</w:t>
-      </w:r>
-      <w:r>
-        <w:rPr>
-          <w:rFonts w:ascii="Times New Roman" w:eastAsia="宋体" w:hAnsi="Times New Roman" w:cs="Times New Roman" w:hint="eastAsia"/>
-        </w:rPr>
-        <w:t>UI</w:t>
-      </w:r>
-      <w:r>
-        <w:rPr>
-          <w:rFonts w:ascii="Times New Roman" w:eastAsia="宋体" w:hAnsi="Times New Roman" w:cs="Times New Roman" w:hint="eastAsia"/>
-        </w:rPr>
-        <w:t>界面，同时对于额外参数的支持更加全面</w:t>
+        <w:t>步兵子单元格：可以正常显示</w:t>
+      </w:r>
+      <w:r>
+        <w:rPr>
+          <w:rFonts w:ascii="Times New Roman" w:eastAsia="宋体" w:hAnsi="Times New Roman" w:cs="Times New Roman" w:hint="eastAsia"/>
+        </w:rPr>
+        <w:t>4</w:t>
+      </w:r>
+      <w:r>
+        <w:rPr>
+          <w:rFonts w:ascii="Times New Roman" w:eastAsia="宋体" w:hAnsi="Times New Roman" w:cs="Times New Roman" w:hint="eastAsia"/>
+        </w:rPr>
+        <w:t>号位（游戏中单元格中下位置）的步兵，同时允许对步兵进行子单元格编辑，如指定步兵放置的位置，或者拖拽步兵的位置</w:t>
+      </w:r>
+      <w:r>
+        <w:rPr>
+          <w:rFonts w:ascii="Times New Roman" w:eastAsia="宋体" w:hAnsi="Times New Roman" w:cs="Times New Roman" w:hint="eastAsia"/>
+        </w:rPr>
+        <w:t>，将步兵放置在地形对象上时，会考虑可用的子单元格</w:t>
       </w:r>
     </w:p>
     <w:p>
@@ -18919,7 +19474,13 @@
         <w:rPr>
           <w:rFonts w:ascii="Times New Roman" w:eastAsia="宋体" w:hAnsi="Times New Roman" w:cs="Times New Roman" w:hint="eastAsia"/>
         </w:rPr>
-        <w:t>特遣部队：完全重写的编辑器</w:t>
+        <w:t>建筑放置：优化了建筑数量较多时放置、拖动、修改建筑属性的性能问题。现在无法直接放置重叠的建筑，若将建筑拖动到重叠位置，会弹出对话框确认</w:t>
+      </w:r>
+      <w:r>
+        <w:rPr>
+          <w:rFonts w:ascii="Times New Roman" w:eastAsia="宋体" w:hAnsi="Times New Roman" w:cs="Times New Roman" w:hint="eastAsia"/>
+        </w:rPr>
+        <w:t>。若建筑有加载物，会自动计算加载物数量</w:t>
       </w:r>
     </w:p>
     <w:p>
@@ -18933,19 +19494,43 @@
         <w:rPr>
           <w:rFonts w:ascii="Times New Roman" w:eastAsia="宋体" w:hAnsi="Times New Roman" w:cs="Times New Roman" w:hint="eastAsia"/>
         </w:rPr>
-        <w:t>作战小队：完全重写的编辑器，可以通过滚轮直接切换所属方、特遣、脚本等内容，而无需重复获得焦点</w:t>
-      </w:r>
-      <w:r>
-        <w:rPr>
-          <w:rFonts w:ascii="Times New Roman" w:eastAsia="宋体" w:hAnsi="Times New Roman" w:cs="Times New Roman" w:hint="eastAsia"/>
-        </w:rPr>
-        <w:t>-</w:t>
-      </w:r>
-      <w:r>
-        <w:rPr>
-          <w:rFonts w:ascii="Times New Roman" w:eastAsia="宋体" w:hAnsi="Times New Roman" w:cs="Times New Roman" w:hint="eastAsia"/>
-        </w:rPr>
-        <w:t>失去焦点的复杂操作</w:t>
+        <w:t>自动斜坡：重写了抬升、降低、平坦地表的对应函数。现在生成的斜坡更加不容易出现</w:t>
+      </w:r>
+      <w:r>
+        <w:rPr>
+          <w:rFonts w:ascii="Times New Roman" w:eastAsia="宋体" w:hAnsi="Times New Roman" w:cs="Times New Roman" w:hint="eastAsia"/>
+        </w:rPr>
+        <w:t>bug</w:t>
+      </w:r>
+      <w:r>
+        <w:rPr>
+          <w:rFonts w:ascii="Times New Roman" w:eastAsia="宋体" w:hAnsi="Times New Roman" w:cs="Times New Roman" w:hint="eastAsia"/>
+        </w:rPr>
+        <w:t>，平坦悬崖内地形不会溢出，支持按住</w:t>
+      </w:r>
+      <w:r>
+        <w:rPr>
+          <w:rFonts w:ascii="Times New Roman" w:eastAsia="宋体" w:hAnsi="Times New Roman" w:cs="Times New Roman" w:hint="eastAsia"/>
+        </w:rPr>
+        <w:t>Shift</w:t>
+      </w:r>
+      <w:r>
+        <w:rPr>
+          <w:rFonts w:ascii="Times New Roman" w:eastAsia="宋体" w:hAnsi="Times New Roman" w:cs="Times New Roman" w:hint="eastAsia"/>
+        </w:rPr>
+        <w:t>进行陡峭抬升，生成跨越两格高度的斜坡，支持按住</w:t>
+      </w:r>
+      <w:r>
+        <w:rPr>
+          <w:rFonts w:ascii="Times New Roman" w:eastAsia="宋体" w:hAnsi="Times New Roman" w:cs="Times New Roman" w:hint="eastAsia"/>
+        </w:rPr>
+        <w:t>Shift+Ctrl</w:t>
+      </w:r>
+      <w:r>
+        <w:rPr>
+          <w:rFonts w:ascii="Times New Roman" w:eastAsia="宋体" w:hAnsi="Times New Roman" w:cs="Times New Roman" w:hint="eastAsia"/>
+        </w:rPr>
+        <w:t>忽视不可抬升地形，强制生成斜坡</w:t>
       </w:r>
     </w:p>
     <w:p>
@@ -18959,25 +19544,7 @@
         <w:rPr>
           <w:rFonts w:ascii="Times New Roman" w:eastAsia="宋体" w:hAnsi="Times New Roman" w:cs="Times New Roman" w:hint="eastAsia"/>
         </w:rPr>
-        <w:t>AI</w:t>
-      </w:r>
-      <w:r>
-        <w:rPr>
-          <w:rFonts w:ascii="Times New Roman" w:eastAsia="宋体" w:hAnsi="Times New Roman" w:cs="Times New Roman" w:hint="eastAsia"/>
-        </w:rPr>
-        <w:t>触发编辑器：完全重写的编辑器，调整了</w:t>
-      </w:r>
-      <w:r>
-        <w:rPr>
-          <w:rFonts w:ascii="Times New Roman" w:eastAsia="宋体" w:hAnsi="Times New Roman" w:cs="Times New Roman" w:hint="eastAsia"/>
-        </w:rPr>
-        <w:t>UI</w:t>
-      </w:r>
-      <w:r>
-        <w:rPr>
-          <w:rFonts w:ascii="Times New Roman" w:eastAsia="宋体" w:hAnsi="Times New Roman" w:cs="Times New Roman" w:hint="eastAsia"/>
-        </w:rPr>
-        <w:t>界面，大幅减少了卡顿</w:t>
+        <w:t>连续放置地形、覆盖图：按住鼠标左键连续放置地形、覆盖图、擦除覆盖图后，此次连续更改仅占用一次历史记录，进行一次撤销即可全部撤销</w:t>
       </w:r>
     </w:p>
     <w:p>
@@ -18991,7 +19558,55 @@
         <w:rPr>
           <w:rFonts w:ascii="Times New Roman" w:eastAsia="宋体" w:hAnsi="Times New Roman" w:cs="Times New Roman" w:hint="eastAsia"/>
         </w:rPr>
-        <w:t>单人任务设置：新增了部分全局设置选项</w:t>
+        <w:t>填充模式：按住</w:t>
+      </w:r>
+      <w:r>
+        <w:rPr>
+          <w:rFonts w:ascii="Times New Roman" w:eastAsia="宋体" w:hAnsi="Times New Roman" w:cs="Times New Roman" w:hint="eastAsia"/>
+        </w:rPr>
+        <w:t>Ctrl</w:t>
+      </w:r>
+      <w:r>
+        <w:rPr>
+          <w:rFonts w:ascii="Times New Roman" w:eastAsia="宋体" w:hAnsi="Times New Roman" w:cs="Times New Roman" w:hint="eastAsia"/>
+        </w:rPr>
+        <w:t>填充摆放地形时，会将地形与该地形的</w:t>
+      </w:r>
+      <w:r>
+        <w:rPr>
+          <w:rFonts w:ascii="Times New Roman" w:eastAsia="宋体" w:hAnsi="Times New Roman" w:cs="Times New Roman" w:hint="eastAsia"/>
+        </w:rPr>
+        <w:t>LAT</w:t>
+      </w:r>
+      <w:r>
+        <w:rPr>
+          <w:rFonts w:ascii="Times New Roman" w:eastAsia="宋体" w:hAnsi="Times New Roman" w:cs="Times New Roman" w:hint="eastAsia"/>
+        </w:rPr>
+        <w:t>视为同一组</w:t>
+      </w:r>
+      <w:r>
+        <w:rPr>
+          <w:rFonts w:ascii="Times New Roman" w:eastAsia="宋体" w:hAnsi="Times New Roman" w:cs="Times New Roman" w:hint="eastAsia"/>
+        </w:rPr>
+        <w:t>，将所有水面视为同类地形，</w:t>
+      </w:r>
+      <w:r>
+        <w:rPr>
+          <w:rFonts w:ascii="Times New Roman" w:eastAsia="宋体" w:hAnsi="Times New Roman" w:cs="Times New Roman" w:hint="eastAsia"/>
+        </w:rPr>
+        <w:t>若有单元格</w:t>
+      </w:r>
+      <w:r>
+        <w:rPr>
+          <w:rFonts w:ascii="Times New Roman" w:eastAsia="宋体" w:hAnsi="Times New Roman" w:cs="Times New Roman" w:hint="eastAsia"/>
+        </w:rPr>
+        <w:t>被隐藏</w:t>
+      </w:r>
+      <w:r>
+        <w:rPr>
+          <w:rFonts w:ascii="Times New Roman" w:eastAsia="宋体" w:hAnsi="Times New Roman" w:cs="Times New Roman" w:hint="eastAsia"/>
+        </w:rPr>
+        <w:t>，则跳过；若开启多选模式，则对多选范围内的地形生效</w:t>
       </w:r>
     </w:p>
     <w:p>
@@ -19005,927 +19620,336 @@
         <w:rPr>
           <w:rFonts w:ascii="Times New Roman" w:eastAsia="宋体" w:hAnsi="Times New Roman" w:cs="Times New Roman" w:hint="eastAsia"/>
         </w:rPr>
+        <w:t>资源加载：支持读取游戏目录下的</w:t>
+      </w:r>
+      <w:r>
+        <w:rPr>
+          <w:rFonts w:ascii="Times New Roman" w:eastAsia="宋体" w:hAnsi="Times New Roman" w:cs="Times New Roman" w:hint="eastAsia"/>
+        </w:rPr>
+        <w:t>shp</w:t>
+      </w:r>
+      <w:r>
+        <w:rPr>
+          <w:rFonts w:ascii="Times New Roman" w:eastAsia="宋体" w:hAnsi="Times New Roman" w:cs="Times New Roman" w:hint="eastAsia"/>
+        </w:rPr>
+        <w:t>文件，围墙覆盖图的显示会尊重</w:t>
+      </w:r>
+      <w:r>
+        <w:rPr>
+          <w:rFonts w:ascii="Times New Roman" w:eastAsia="宋体" w:hAnsi="Times New Roman" w:cs="Times New Roman" w:hint="eastAsia"/>
+        </w:rPr>
+        <w:t>NewTheater</w:t>
+      </w:r>
+      <w:r>
+        <w:rPr>
+          <w:rFonts w:ascii="Times New Roman" w:eastAsia="宋体" w:hAnsi="Times New Roman" w:cs="Times New Roman" w:hint="eastAsia"/>
+        </w:rPr>
+        <w:t>设置</w:t>
+      </w:r>
+    </w:p>
+    <w:p>
+      <w:pPr>
+        <w:ind w:firstLineChars="200" w:firstLine="440"/>
+        <w:rPr>
+          <w:rFonts w:ascii="Times New Roman" w:eastAsia="宋体" w:hAnsi="Times New Roman" w:cs="Times New Roman"/>
+        </w:rPr>
+      </w:pPr>
+      <w:r>
+        <w:rPr>
+          <w:rFonts w:ascii="Times New Roman" w:eastAsia="宋体" w:hAnsi="Times New Roman" w:cs="Times New Roman" w:hint="eastAsia"/>
+        </w:rPr>
+        <w:t>遭遇战地图的新缩略图风格：提供了一种接近于原版地图缩略图的风格</w:t>
+      </w:r>
+    </w:p>
+    <w:p>
+      <w:pPr>
+        <w:ind w:firstLineChars="200" w:firstLine="440"/>
+        <w:rPr>
+          <w:rFonts w:ascii="Times New Roman" w:eastAsia="宋体" w:hAnsi="Times New Roman" w:cs="Times New Roman"/>
+        </w:rPr>
+      </w:pPr>
+      <w:r>
+        <w:rPr>
+          <w:rFonts w:ascii="Times New Roman" w:eastAsia="宋体" w:hAnsi="Times New Roman" w:cs="Times New Roman" w:hint="eastAsia"/>
+        </w:rPr>
+        <w:t>文件默认编码提示：在第一行添加了中文注释，对于多数自带编码推断的文本编辑器（包括记事本），会自动将地图文件以</w:t>
+      </w:r>
+      <w:r>
+        <w:rPr>
+          <w:rFonts w:ascii="Times New Roman" w:eastAsia="宋体" w:hAnsi="Times New Roman" w:cs="Times New Roman" w:hint="eastAsia"/>
+        </w:rPr>
+        <w:t>ANSI/GBK</w:t>
+      </w:r>
+      <w:r>
+        <w:rPr>
+          <w:rFonts w:ascii="Times New Roman" w:eastAsia="宋体" w:hAnsi="Times New Roman" w:cs="Times New Roman" w:hint="eastAsia"/>
+        </w:rPr>
+        <w:t>格式打开</w:t>
+      </w:r>
+    </w:p>
+    <w:p>
+      <w:pPr>
+        <w:ind w:firstLineChars="200" w:firstLine="440"/>
+        <w:rPr>
+          <w:rFonts w:ascii="Times New Roman" w:eastAsia="宋体" w:hAnsi="Times New Roman" w:cs="Times New Roman"/>
+        </w:rPr>
+      </w:pPr>
+      <w:r>
+        <w:rPr>
+          <w:rFonts w:ascii="Times New Roman" w:eastAsia="宋体" w:hAnsi="Times New Roman" w:cs="Times New Roman" w:hint="eastAsia"/>
+        </w:rPr>
+        <w:t>重新设置目录：启动时，若发现当前游戏目录资源不完整，会自动提示重新选择目录</w:t>
+      </w:r>
+    </w:p>
+    <w:p>
+      <w:pPr>
+        <w:ind w:firstLineChars="200" w:firstLine="440"/>
+        <w:rPr>
+          <w:rFonts w:ascii="Times New Roman" w:eastAsia="宋体" w:hAnsi="Times New Roman" w:cs="Times New Roman"/>
+        </w:rPr>
+      </w:pPr>
+      <w:r>
+        <w:rPr>
+          <w:rFonts w:ascii="Times New Roman" w:eastAsia="宋体" w:hAnsi="Times New Roman" w:cs="Times New Roman" w:hint="eastAsia"/>
+        </w:rPr>
+        <w:t>选择游戏目录：</w:t>
+      </w:r>
+      <w:r>
+        <w:rPr>
+          <w:rFonts w:ascii="Times New Roman" w:eastAsia="宋体" w:hAnsi="Times New Roman" w:cs="Times New Roman" w:hint="eastAsia"/>
+        </w:rPr>
+        <w:t>选择游戏目录对话框不会限定文件名称，可以选择</w:t>
+      </w:r>
+      <w:r>
+        <w:rPr>
+          <w:rFonts w:ascii="Times New Roman" w:eastAsia="宋体" w:hAnsi="Times New Roman" w:cs="Times New Roman" w:hint="eastAsia"/>
+        </w:rPr>
+        <w:t>.mix</w:t>
+      </w:r>
+      <w:r>
+        <w:rPr>
+          <w:rFonts w:ascii="Times New Roman" w:eastAsia="宋体" w:hAnsi="Times New Roman" w:cs="Times New Roman" w:hint="eastAsia"/>
+        </w:rPr>
+        <w:t>文件或</w:t>
+      </w:r>
+      <w:r>
+        <w:rPr>
+          <w:rFonts w:ascii="Times New Roman" w:eastAsia="宋体" w:hAnsi="Times New Roman" w:cs="Times New Roman" w:hint="eastAsia"/>
+        </w:rPr>
+        <w:t>.exe</w:t>
+      </w:r>
+      <w:r>
+        <w:rPr>
+          <w:rFonts w:ascii="Times New Roman" w:eastAsia="宋体" w:hAnsi="Times New Roman" w:cs="Times New Roman" w:hint="eastAsia"/>
+        </w:rPr>
+        <w:t>文件（实际上，只需要目录设置正确，选择目录内的任意文件均可）</w:t>
+      </w:r>
+    </w:p>
+    <w:p>
+      <w:pPr>
+        <w:ind w:firstLineChars="200" w:firstLine="440"/>
+        <w:rPr>
+          <w:rFonts w:ascii="Times New Roman" w:eastAsia="宋体" w:hAnsi="Times New Roman" w:cs="Times New Roman"/>
+        </w:rPr>
+      </w:pPr>
+      <w:r>
+        <w:rPr>
+          <w:rFonts w:ascii="Times New Roman" w:eastAsia="宋体" w:hAnsi="Times New Roman" w:cs="Times New Roman" w:hint="eastAsia"/>
+        </w:rPr>
+        <w:t>文件对话框风格：选择游戏目录、打开地图、保存地图使用的文件对话框，会使用</w:t>
+      </w:r>
+      <w:r>
+        <w:rPr>
+          <w:rFonts w:ascii="Times New Roman" w:eastAsia="宋体" w:hAnsi="Times New Roman" w:cs="Times New Roman" w:hint="eastAsia"/>
+        </w:rPr>
+        <w:t>WIN7</w:t>
+      </w:r>
+      <w:r>
+        <w:rPr>
+          <w:rFonts w:ascii="Times New Roman" w:eastAsia="宋体" w:hAnsi="Times New Roman" w:cs="Times New Roman" w:hint="eastAsia"/>
+        </w:rPr>
+        <w:t>风格</w:t>
+      </w:r>
+    </w:p>
+    <w:p>
+      <w:pPr>
+        <w:ind w:firstLineChars="200" w:firstLine="440"/>
+        <w:rPr>
+          <w:rFonts w:ascii="Times New Roman" w:eastAsia="宋体" w:hAnsi="Times New Roman" w:cs="Times New Roman"/>
+        </w:rPr>
+      </w:pPr>
+      <w:r>
+        <w:rPr>
+          <w:rFonts w:ascii="Times New Roman" w:eastAsia="宋体" w:hAnsi="Times New Roman" w:cs="Times New Roman" w:hint="eastAsia"/>
+        </w:rPr>
+        <w:t>自动设置拓展名：</w:t>
+      </w:r>
+      <w:r>
+        <w:rPr>
+          <w:rFonts w:ascii="Times New Roman" w:eastAsia="宋体" w:hAnsi="Times New Roman" w:cs="Times New Roman" w:hint="eastAsia"/>
+        </w:rPr>
+        <w:t>在保存地图时，会根据</w:t>
+      </w:r>
+      <w:r>
+        <w:rPr>
+          <w:rFonts w:ascii="Times New Roman" w:eastAsia="宋体" w:hAnsi="Times New Roman" w:cs="Times New Roman" w:hint="eastAsia"/>
+        </w:rPr>
+        <w:t>地图类型在文件对话框中选择默认的拓展名</w:t>
+      </w:r>
+    </w:p>
+    <w:p>
+      <w:pPr>
+        <w:ind w:firstLineChars="200" w:firstLine="440"/>
+        <w:rPr>
+          <w:rFonts w:ascii="Times New Roman" w:eastAsia="宋体" w:hAnsi="Times New Roman" w:cs="Times New Roman"/>
+        </w:rPr>
+      </w:pPr>
+      <w:r>
+        <w:rPr>
+          <w:rFonts w:ascii="Times New Roman" w:eastAsia="宋体" w:hAnsi="Times New Roman" w:cs="Times New Roman" w:hint="eastAsia"/>
+        </w:rPr>
+        <w:t>FAData</w:t>
+      </w:r>
+      <w:r>
+        <w:rPr>
+          <w:rFonts w:ascii="Times New Roman" w:eastAsia="宋体" w:hAnsi="Times New Roman" w:cs="Times New Roman" w:hint="eastAsia"/>
+        </w:rPr>
+        <w:t>拆分：支持对</w:t>
+      </w:r>
+      <w:r>
+        <w:rPr>
+          <w:rFonts w:ascii="Times New Roman" w:eastAsia="宋体" w:hAnsi="Times New Roman" w:cs="Times New Roman" w:hint="eastAsia"/>
+        </w:rPr>
+        <w:t>FAData</w:t>
+      </w:r>
+      <w:r>
+        <w:rPr>
+          <w:rFonts w:ascii="Times New Roman" w:eastAsia="宋体" w:hAnsi="Times New Roman" w:cs="Times New Roman" w:hint="eastAsia"/>
+        </w:rPr>
+        <w:t>进行拆分</w:t>
+      </w:r>
+    </w:p>
+    <w:p>
+      <w:pPr>
+        <w:ind w:firstLineChars="200" w:firstLine="440"/>
+        <w:rPr>
+          <w:rFonts w:ascii="Times New Roman" w:eastAsia="宋体" w:hAnsi="Times New Roman" w:cs="Times New Roman"/>
+        </w:rPr>
+      </w:pPr>
+      <w:r>
+        <w:rPr>
+          <w:rFonts w:ascii="Times New Roman" w:eastAsia="宋体" w:hAnsi="Times New Roman" w:cs="Times New Roman" w:hint="eastAsia"/>
+        </w:rPr>
+        <w:t>鼠标描边：支持</w:t>
+      </w:r>
+      <w:r>
+        <w:rPr>
+          <w:rFonts w:ascii="Times New Roman" w:eastAsia="宋体" w:hAnsi="Times New Roman" w:cs="Times New Roman" w:hint="eastAsia"/>
+        </w:rPr>
+        <w:t>FA2 2.0</w:t>
+      </w:r>
+      <w:r>
+        <w:rPr>
+          <w:rFonts w:ascii="Times New Roman" w:eastAsia="宋体" w:hAnsi="Times New Roman" w:cs="Times New Roman" w:hint="eastAsia"/>
+        </w:rPr>
+        <w:t>同款的依据当前高度改变鼠标描边颜色</w:t>
+      </w:r>
+    </w:p>
+    <w:p>
+      <w:pPr>
+        <w:ind w:firstLineChars="200" w:firstLine="440"/>
+        <w:rPr>
+          <w:rFonts w:ascii="Times New Roman" w:eastAsia="宋体" w:hAnsi="Times New Roman" w:cs="Times New Roman"/>
+        </w:rPr>
+      </w:pPr>
+      <w:r>
+        <w:rPr>
+          <w:rFonts w:ascii="Times New Roman" w:eastAsia="宋体" w:hAnsi="Times New Roman" w:cs="Times New Roman" w:hint="eastAsia"/>
+        </w:rPr>
+        <w:t>拖动界面指针：使用了</w:t>
+      </w:r>
+      <w:r>
+        <w:rPr>
+          <w:rFonts w:ascii="Times New Roman" w:eastAsia="宋体" w:hAnsi="Times New Roman" w:cs="Times New Roman" w:hint="eastAsia"/>
+        </w:rPr>
+        <w:t>FA2 2.0</w:t>
+      </w:r>
+      <w:r>
+        <w:rPr>
+          <w:rFonts w:ascii="Times New Roman" w:eastAsia="宋体" w:hAnsi="Times New Roman" w:cs="Times New Roman" w:hint="eastAsia"/>
+        </w:rPr>
+        <w:t>同款的按住右键拖动地图画面时显示的鼠标指针</w:t>
+      </w:r>
+    </w:p>
+    <w:p>
+      <w:pPr>
+        <w:ind w:firstLineChars="200" w:firstLine="440"/>
+        <w:rPr>
+          <w:rFonts w:ascii="Times New Roman" w:eastAsia="宋体" w:hAnsi="Times New Roman" w:cs="Times New Roman"/>
+        </w:rPr>
+      </w:pPr>
+      <w:r>
+        <w:rPr>
+          <w:rFonts w:ascii="Times New Roman" w:eastAsia="宋体" w:hAnsi="Times New Roman" w:cs="Times New Roman" w:hint="eastAsia"/>
+        </w:rPr>
+        <w:t>崩溃保存：崩溃时，将带当前时间后缀的地图文件保存在</w:t>
+      </w:r>
+      <w:r>
+        <w:rPr>
+          <w:rFonts w:ascii="Times New Roman" w:eastAsia="宋体" w:hAnsi="Times New Roman" w:cs="Times New Roman" w:hint="eastAsia"/>
+        </w:rPr>
+        <w:t>CrashBackups</w:t>
+      </w:r>
+      <w:r>
+        <w:rPr>
+          <w:rFonts w:ascii="Times New Roman" w:eastAsia="宋体" w:hAnsi="Times New Roman" w:cs="Times New Roman" w:hint="eastAsia"/>
+        </w:rPr>
+        <w:t>目录中，同时将必要的日志文件自动复制到</w:t>
+      </w:r>
+      <w:r>
+        <w:rPr>
+          <w:rFonts w:ascii="Times New Roman" w:eastAsia="宋体" w:hAnsi="Times New Roman" w:cs="Times New Roman" w:hint="eastAsia"/>
+        </w:rPr>
+        <w:t>debug</w:t>
+      </w:r>
+      <w:r>
+        <w:rPr>
+          <w:rFonts w:ascii="Times New Roman" w:eastAsia="宋体" w:hAnsi="Times New Roman" w:cs="Times New Roman" w:hint="eastAsia"/>
+        </w:rPr>
+        <w:t>目录</w:t>
+      </w:r>
+      <w:r>
+        <w:rPr>
+          <w:rFonts w:ascii="Times New Roman" w:eastAsia="宋体" w:hAnsi="Times New Roman" w:cs="Times New Roman" w:hint="eastAsia"/>
+        </w:rPr>
+        <w:t>下</w:t>
+      </w:r>
+    </w:p>
+    <w:p>
+      <w:pPr>
+        <w:ind w:firstLineChars="200" w:firstLine="440"/>
+        <w:rPr>
+          <w:rFonts w:ascii="Times New Roman" w:eastAsia="宋体" w:hAnsi="Times New Roman" w:cs="Times New Roman"/>
+        </w:rPr>
+      </w:pPr>
+      <w:r>
+        <w:rPr>
+          <w:rFonts w:ascii="Times New Roman" w:eastAsia="宋体" w:hAnsi="Times New Roman" w:cs="Times New Roman" w:hint="eastAsia"/>
+        </w:rPr>
+        <w:lastRenderedPageBreak/>
+        <w:t>地图检查器：增加了对循环触发链、重复特遣成员、错误基地节点格式、</w:t>
+      </w:r>
+      <w:r>
+        <w:rPr>
+          <w:rFonts w:ascii="Times New Roman" w:eastAsia="宋体" w:hAnsi="Times New Roman" w:cs="Times New Roman" w:hint="eastAsia"/>
+        </w:rPr>
         <w:t>INI</w:t>
       </w:r>
       <w:r>
         <w:rPr>
           <w:rFonts w:ascii="Times New Roman" w:eastAsia="宋体" w:hAnsi="Times New Roman" w:cs="Times New Roman" w:hint="eastAsia"/>
         </w:rPr>
-        <w:t>编辑器：完全重写的编辑器，使用列表显示</w:t>
-      </w:r>
-      <w:r>
-        <w:rPr>
-          <w:rFonts w:ascii="Times New Roman" w:eastAsia="宋体" w:hAnsi="Times New Roman" w:cs="Times New Roman" w:hint="eastAsia"/>
-        </w:rPr>
-        <w:t>INI</w:t>
-      </w:r>
-      <w:r>
-        <w:rPr>
-          <w:rFonts w:ascii="Times New Roman" w:eastAsia="宋体" w:hAnsi="Times New Roman" w:cs="Times New Roman" w:hint="eastAsia"/>
-        </w:rPr>
-        <w:t>小节，一个文本编辑框显示小节内的全部内容，可以直接进行任意编辑，如同使用文本编辑器一样。新增了“从文本导入”按钮，可以直接粘贴一段</w:t>
-      </w:r>
-      <w:r>
-        <w:rPr>
-          <w:rFonts w:ascii="Times New Roman" w:eastAsia="宋体" w:hAnsi="Times New Roman" w:cs="Times New Roman" w:hint="eastAsia"/>
-        </w:rPr>
-        <w:t>INI</w:t>
-      </w:r>
-      <w:r>
-        <w:rPr>
-          <w:rFonts w:ascii="Times New Roman" w:eastAsia="宋体" w:hAnsi="Times New Roman" w:cs="Times New Roman" w:hint="eastAsia"/>
-        </w:rPr>
-        <w:t>文本进行导入。</w:t>
-      </w:r>
-      <w:r>
-        <w:rPr>
-          <w:rFonts w:ascii="Times New Roman" w:eastAsia="宋体" w:hAnsi="Times New Roman" w:cs="Times New Roman" w:hint="eastAsia"/>
-        </w:rPr>
-        <w:t>INI</w:t>
-      </w:r>
-      <w:r>
-        <w:rPr>
-          <w:rFonts w:ascii="Times New Roman" w:eastAsia="宋体" w:hAnsi="Times New Roman" w:cs="Times New Roman" w:hint="eastAsia"/>
-        </w:rPr>
-        <w:t>编辑器支持缩放大小和最大化</w:t>
-      </w:r>
-      <w:r>
-        <w:rPr>
-          <w:rFonts w:ascii="Times New Roman" w:eastAsia="宋体" w:hAnsi="Times New Roman" w:cs="Times New Roman" w:hint="eastAsia"/>
-        </w:rPr>
-        <w:t>。支持编辑地图对象的小节，改动会即刻生效</w:t>
-      </w:r>
-    </w:p>
-    <w:p>
-      <w:pPr>
-        <w:ind w:firstLineChars="200" w:firstLine="440"/>
-        <w:rPr>
-          <w:rFonts w:ascii="Times New Roman" w:eastAsia="宋体" w:hAnsi="Times New Roman" w:cs="Times New Roman"/>
-        </w:rPr>
-      </w:pPr>
-      <w:r>
-        <w:rPr>
-          <w:rFonts w:ascii="Times New Roman" w:eastAsia="宋体" w:hAnsi="Times New Roman" w:cs="Times New Roman" w:hint="eastAsia"/>
-        </w:rPr>
-        <w:t>LAT</w:t>
-      </w:r>
-      <w:r>
-        <w:rPr>
-          <w:rFonts w:ascii="Times New Roman" w:eastAsia="宋体" w:hAnsi="Times New Roman" w:cs="Times New Roman" w:hint="eastAsia"/>
-        </w:rPr>
-        <w:t>系统：重写了</w:t>
-      </w:r>
-      <w:r>
-        <w:rPr>
-          <w:rFonts w:ascii="Times New Roman" w:eastAsia="宋体" w:hAnsi="Times New Roman" w:cs="Times New Roman" w:hint="eastAsia"/>
-        </w:rPr>
-        <w:t>LAT</w:t>
-      </w:r>
-      <w:r>
-        <w:rPr>
-          <w:rFonts w:ascii="Times New Roman" w:eastAsia="宋体" w:hAnsi="Times New Roman" w:cs="Times New Roman" w:hint="eastAsia"/>
-        </w:rPr>
-        <w:t>逻辑，在支持原版</w:t>
-      </w:r>
-      <w:r>
-        <w:rPr>
-          <w:rFonts w:ascii="Times New Roman" w:eastAsia="宋体" w:hAnsi="Times New Roman" w:cs="Times New Roman" w:hint="eastAsia"/>
-        </w:rPr>
-        <w:t>LAT</w:t>
-      </w:r>
-      <w:r>
-        <w:rPr>
-          <w:rFonts w:ascii="Times New Roman" w:eastAsia="宋体" w:hAnsi="Times New Roman" w:cs="Times New Roman" w:hint="eastAsia"/>
-        </w:rPr>
-        <w:t>地形，让他们与游戏引擎内一致（如水泥地会自动与公路硬连接）的同时，支持在</w:t>
-      </w:r>
-      <w:r>
-        <w:rPr>
-          <w:rFonts w:ascii="Times New Roman" w:eastAsia="宋体" w:hAnsi="Times New Roman" w:cs="Times New Roman" w:hint="eastAsia"/>
-        </w:rPr>
-        <w:t>FAData</w:t>
-      </w:r>
-      <w:r>
-        <w:rPr>
-          <w:rFonts w:ascii="Times New Roman" w:eastAsia="宋体" w:hAnsi="Times New Roman" w:cs="Times New Roman" w:hint="eastAsia"/>
-        </w:rPr>
-        <w:t>中自定义新的</w:t>
-      </w:r>
-      <w:r>
-        <w:rPr>
-          <w:rFonts w:ascii="Times New Roman" w:eastAsia="宋体" w:hAnsi="Times New Roman" w:cs="Times New Roman" w:hint="eastAsia"/>
-        </w:rPr>
-        <w:t>LAT</w:t>
-      </w:r>
-      <w:r>
-        <w:rPr>
-          <w:rFonts w:ascii="Times New Roman" w:eastAsia="宋体" w:hAnsi="Times New Roman" w:cs="Times New Roman" w:hint="eastAsia"/>
-        </w:rPr>
-        <w:t>，可以实现自动为</w:t>
-      </w:r>
-      <w:r>
-        <w:rPr>
-          <w:rFonts w:ascii="Times New Roman" w:eastAsia="宋体" w:hAnsi="Times New Roman" w:cs="Times New Roman" w:hint="eastAsia"/>
-        </w:rPr>
-        <w:t>TX</w:t>
-      </w:r>
-      <w:r>
-        <w:rPr>
-          <w:rFonts w:ascii="Times New Roman" w:eastAsia="宋体" w:hAnsi="Times New Roman" w:cs="Times New Roman" w:hint="eastAsia"/>
-        </w:rPr>
-        <w:t>的新增</w:t>
-      </w:r>
-      <w:r>
-        <w:rPr>
-          <w:rFonts w:ascii="Times New Roman" w:eastAsia="宋体" w:hAnsi="Times New Roman" w:cs="Times New Roman" w:hint="eastAsia"/>
-        </w:rPr>
-        <w:t>LAT</w:t>
-      </w:r>
-      <w:r>
-        <w:rPr>
-          <w:rFonts w:ascii="Times New Roman" w:eastAsia="宋体" w:hAnsi="Times New Roman" w:cs="Times New Roman" w:hint="eastAsia"/>
-        </w:rPr>
-        <w:t>地形进行计算</w:t>
-      </w:r>
-    </w:p>
-    <w:p>
-      <w:pPr>
-        <w:ind w:firstLineChars="200" w:firstLine="440"/>
-        <w:rPr>
-          <w:rFonts w:ascii="Times New Roman" w:eastAsia="宋体" w:hAnsi="Times New Roman" w:cs="Times New Roman"/>
-        </w:rPr>
-      </w:pPr>
-      <w:r>
-        <w:rPr>
-          <w:rFonts w:ascii="Times New Roman" w:eastAsia="宋体" w:hAnsi="Times New Roman" w:cs="Times New Roman" w:hint="eastAsia"/>
-        </w:rPr>
-        <w:t>工具脚本：新增多个函数，提供了读取指定</w:t>
-      </w:r>
-      <w:r>
-        <w:rPr>
-          <w:rFonts w:ascii="Times New Roman" w:eastAsia="宋体" w:hAnsi="Times New Roman" w:cs="Times New Roman" w:hint="eastAsia"/>
-        </w:rPr>
-        <w:t>INI</w:t>
-      </w:r>
-      <w:r>
-        <w:rPr>
-          <w:rFonts w:ascii="Times New Roman" w:eastAsia="宋体" w:hAnsi="Times New Roman" w:cs="Times New Roman" w:hint="eastAsia"/>
-        </w:rPr>
-        <w:t>、对地形进行操作、获取地形信息等功能，详见“</w:t>
-      </w:r>
-      <w:r>
-        <w:rPr>
-          <w:rFonts w:ascii="Times New Roman" w:eastAsia="宋体" w:hAnsi="Times New Roman" w:cs="Times New Roman" w:hint="eastAsia"/>
-        </w:rPr>
-        <w:t>工具脚本词典</w:t>
-      </w:r>
-      <w:r>
-        <w:rPr>
-          <w:rFonts w:ascii="Times New Roman" w:eastAsia="宋体" w:hAnsi="Times New Roman" w:cs="Times New Roman" w:hint="eastAsia"/>
-        </w:rPr>
-        <w:t>.docx</w:t>
-      </w:r>
-      <w:r>
-        <w:rPr>
-          <w:rFonts w:ascii="Times New Roman" w:eastAsia="宋体" w:hAnsi="Times New Roman" w:cs="Times New Roman" w:hint="eastAsia"/>
-        </w:rPr>
-        <w:t>”</w:t>
-      </w:r>
-    </w:p>
-    <w:p>
-      <w:pPr>
-        <w:ind w:firstLineChars="200" w:firstLine="440"/>
-        <w:rPr>
-          <w:rFonts w:ascii="Times New Roman" w:eastAsia="宋体" w:hAnsi="Times New Roman" w:cs="Times New Roman"/>
-        </w:rPr>
-      </w:pPr>
-      <w:r>
-        <w:rPr>
-          <w:rFonts w:ascii="Times New Roman" w:eastAsia="宋体" w:hAnsi="Times New Roman" w:cs="Times New Roman" w:hint="eastAsia"/>
-        </w:rPr>
-        <w:t>小地图：将小地图窗口变为</w:t>
-      </w:r>
-      <w:r>
-        <w:rPr>
-          <w:rFonts w:ascii="Times New Roman" w:eastAsia="宋体" w:hAnsi="Times New Roman" w:cs="Times New Roman" w:hint="eastAsia"/>
-        </w:rPr>
-        <w:t>FA2</w:t>
-      </w:r>
-      <w:r>
-        <w:rPr>
-          <w:rFonts w:ascii="Times New Roman" w:eastAsia="宋体" w:hAnsi="Times New Roman" w:cs="Times New Roman" w:hint="eastAsia"/>
-        </w:rPr>
-        <w:t>的子窗口，不会在</w:t>
-      </w:r>
-      <w:r>
-        <w:rPr>
-          <w:rFonts w:ascii="Times New Roman" w:eastAsia="宋体" w:hAnsi="Times New Roman" w:cs="Times New Roman" w:hint="eastAsia"/>
-        </w:rPr>
-        <w:t>Windows</w:t>
-      </w:r>
-      <w:r>
-        <w:rPr>
-          <w:rFonts w:ascii="Times New Roman" w:eastAsia="宋体" w:hAnsi="Times New Roman" w:cs="Times New Roman" w:hint="eastAsia"/>
-        </w:rPr>
-        <w:t>菜单栏中显示为独立的窗口，删掉了它的最小化与最大化按钮</w:t>
-      </w:r>
-    </w:p>
-    <w:p>
-      <w:pPr>
-        <w:ind w:firstLineChars="200" w:firstLine="440"/>
-        <w:rPr>
-          <w:rFonts w:ascii="Times New Roman" w:eastAsia="宋体" w:hAnsi="Times New Roman" w:cs="Times New Roman"/>
-        </w:rPr>
-      </w:pPr>
-      <w:r>
-        <w:rPr>
-          <w:rFonts w:ascii="Times New Roman" w:eastAsia="宋体" w:hAnsi="Times New Roman" w:cs="Times New Roman" w:hint="eastAsia"/>
-        </w:rPr>
-        <w:t>地图边界：在地图上边界显示一条细线，指示游戏内实际可以到达的顶部区域</w:t>
-      </w:r>
-    </w:p>
-    <w:p>
-      <w:pPr>
-        <w:ind w:firstLineChars="200" w:firstLine="440"/>
-        <w:rPr>
-          <w:rFonts w:ascii="Times New Roman" w:eastAsia="宋体" w:hAnsi="Times New Roman" w:cs="Times New Roman"/>
-        </w:rPr>
-      </w:pPr>
-      <w:r>
-        <w:rPr>
-          <w:rFonts w:ascii="Times New Roman" w:eastAsia="宋体" w:hAnsi="Times New Roman" w:cs="Times New Roman" w:hint="eastAsia"/>
-        </w:rPr>
-        <w:t>显示建筑轮廓：当在图层中隐藏建筑时，建筑</w:t>
-      </w:r>
-      <w:r>
-        <w:rPr>
-          <w:rFonts w:ascii="Times New Roman" w:eastAsia="宋体" w:hAnsi="Times New Roman" w:cs="Times New Roman" w:hint="eastAsia"/>
-        </w:rPr>
-        <w:t>轮廓</w:t>
-      </w:r>
-      <w:r>
-        <w:rPr>
-          <w:rFonts w:ascii="Times New Roman" w:eastAsia="宋体" w:hAnsi="Times New Roman" w:cs="Times New Roman" w:hint="eastAsia"/>
-        </w:rPr>
-        <w:t>不会被隐藏</w:t>
-      </w:r>
-    </w:p>
-    <w:p>
-      <w:pPr>
-        <w:ind w:firstLineChars="200" w:firstLine="440"/>
-        <w:rPr>
-          <w:rFonts w:ascii="Times New Roman" w:eastAsia="宋体" w:hAnsi="Times New Roman" w:cs="Times New Roman"/>
-        </w:rPr>
-      </w:pPr>
-      <w:r>
-        <w:rPr>
-          <w:rFonts w:ascii="Times New Roman" w:eastAsia="宋体" w:hAnsi="Times New Roman" w:cs="Times New Roman" w:hint="eastAsia"/>
-        </w:rPr>
-        <w:t>粘贴选项：位于菜单栏中，可以选择粘贴的指定类型，注意除覆盖图和地形之外的选项，不能跨编辑器粘贴，也不支持撤销</w:t>
-      </w:r>
-    </w:p>
-    <w:p>
-      <w:pPr>
-        <w:ind w:firstLineChars="200" w:firstLine="440"/>
-        <w:rPr>
-          <w:rFonts w:ascii="Times New Roman" w:eastAsia="宋体" w:hAnsi="Times New Roman" w:cs="Times New Roman"/>
-        </w:rPr>
-      </w:pPr>
-      <w:r>
-        <w:rPr>
-          <w:rFonts w:ascii="Times New Roman" w:eastAsia="宋体" w:hAnsi="Times New Roman" w:cs="Times New Roman" w:hint="eastAsia"/>
-        </w:rPr>
-        <w:t>平面显示：将“使用悬崖模式自动升高地形”按钮替换为了平面显示按钮，同时开启平面显示时，会在视图左上角进行文本提示</w:t>
-      </w:r>
-    </w:p>
-    <w:p>
-      <w:pPr>
-        <w:ind w:firstLineChars="200" w:firstLine="440"/>
-        <w:rPr>
-          <w:rFonts w:ascii="Times New Roman" w:eastAsia="宋体" w:hAnsi="Times New Roman" w:cs="Times New Roman"/>
-        </w:rPr>
-      </w:pPr>
-      <w:r>
-        <w:rPr>
-          <w:rFonts w:ascii="Times New Roman" w:eastAsia="宋体" w:hAnsi="Times New Roman" w:cs="Times New Roman" w:hint="eastAsia"/>
-        </w:rPr>
-        <w:t>触发列表：位于地形浏览器的菜单栏中。现在触发列表支持查找上级触发与下级触发</w:t>
-      </w:r>
-    </w:p>
-    <w:p>
-      <w:pPr>
-        <w:ind w:firstLineChars="200" w:firstLine="440"/>
-        <w:rPr>
-          <w:rFonts w:ascii="Times New Roman" w:eastAsia="宋体" w:hAnsi="Times New Roman" w:cs="Times New Roman"/>
-        </w:rPr>
-      </w:pPr>
-      <w:r>
-        <w:rPr>
-          <w:rFonts w:ascii="Times New Roman" w:eastAsia="宋体" w:hAnsi="Times New Roman" w:cs="Times New Roman" w:hint="eastAsia"/>
-        </w:rPr>
-        <w:t>笔刷大小：支持在</w:t>
-      </w:r>
-      <w:r>
-        <w:rPr>
-          <w:rFonts w:ascii="Times New Roman" w:eastAsia="宋体" w:hAnsi="Times New Roman" w:cs="Times New Roman" w:hint="eastAsia"/>
-        </w:rPr>
-        <w:t>FAData</w:t>
-      </w:r>
-      <w:r>
-        <w:rPr>
-          <w:rFonts w:ascii="Times New Roman" w:eastAsia="宋体" w:hAnsi="Times New Roman" w:cs="Times New Roman" w:hint="eastAsia"/>
-        </w:rPr>
-        <w:t>中自定义笔刷大小</w:t>
-      </w:r>
-    </w:p>
-    <w:p>
-      <w:pPr>
-        <w:ind w:firstLineChars="200" w:firstLine="440"/>
-        <w:rPr>
-          <w:rFonts w:ascii="Times New Roman" w:eastAsia="宋体" w:hAnsi="Times New Roman" w:cs="Times New Roman"/>
-        </w:rPr>
-      </w:pPr>
-      <w:r>
-        <w:rPr>
-          <w:rFonts w:ascii="Times New Roman" w:eastAsia="宋体" w:hAnsi="Times New Roman" w:cs="Times New Roman" w:hint="eastAsia"/>
-        </w:rPr>
-        <w:t>BMP</w:t>
-      </w:r>
-      <w:r>
-        <w:rPr>
-          <w:rFonts w:ascii="Times New Roman" w:eastAsia="宋体" w:hAnsi="Times New Roman" w:cs="Times New Roman" w:hint="eastAsia"/>
-        </w:rPr>
-        <w:t>导入地图：支持生成最大</w:t>
-      </w:r>
-      <w:r>
-        <w:rPr>
-          <w:rFonts w:ascii="Times New Roman" w:eastAsia="宋体" w:hAnsi="Times New Roman" w:cs="Times New Roman" w:hint="eastAsia"/>
-        </w:rPr>
-        <w:t>255*255</w:t>
-      </w:r>
-      <w:r>
-        <w:rPr>
-          <w:rFonts w:ascii="Times New Roman" w:eastAsia="宋体" w:hAnsi="Times New Roman" w:cs="Times New Roman" w:hint="eastAsia"/>
-        </w:rPr>
-        <w:t>的地图，长</w:t>
-      </w:r>
-      <w:r>
-        <w:rPr>
-          <w:rFonts w:ascii="Times New Roman" w:eastAsia="宋体" w:hAnsi="Times New Roman" w:cs="Times New Roman" w:hint="eastAsia"/>
-        </w:rPr>
-        <w:t>+</w:t>
-      </w:r>
-      <w:r>
-        <w:rPr>
-          <w:rFonts w:ascii="Times New Roman" w:eastAsia="宋体" w:hAnsi="Times New Roman" w:cs="Times New Roman" w:hint="eastAsia"/>
-        </w:rPr>
-        <w:t>宽大于</w:t>
-      </w:r>
-      <w:r>
-        <w:rPr>
-          <w:rFonts w:ascii="Times New Roman" w:eastAsia="宋体" w:hAnsi="Times New Roman" w:cs="Times New Roman" w:hint="eastAsia"/>
-        </w:rPr>
-        <w:t>511</w:t>
-      </w:r>
-      <w:r>
-        <w:rPr>
-          <w:rFonts w:ascii="Times New Roman" w:eastAsia="宋体" w:hAnsi="Times New Roman" w:cs="Times New Roman" w:hint="eastAsia"/>
-        </w:rPr>
-        <w:t>后才会对图片进行缩放。不会自动生成海岸</w:t>
-      </w:r>
-    </w:p>
-    <w:p>
-      <w:pPr>
-        <w:ind w:firstLineChars="200" w:firstLine="440"/>
-        <w:rPr>
-          <w:rFonts w:ascii="Times New Roman" w:eastAsia="宋体" w:hAnsi="Times New Roman" w:cs="Times New Roman"/>
-        </w:rPr>
-      </w:pPr>
-      <w:r>
-        <w:rPr>
-          <w:rFonts w:ascii="Times New Roman" w:eastAsia="宋体" w:hAnsi="Times New Roman" w:cs="Times New Roman" w:hint="eastAsia"/>
-        </w:rPr>
-        <w:t>步兵子单元格：可以正常显示</w:t>
-      </w:r>
-      <w:r>
-        <w:rPr>
-          <w:rFonts w:ascii="Times New Roman" w:eastAsia="宋体" w:hAnsi="Times New Roman" w:cs="Times New Roman" w:hint="eastAsia"/>
-        </w:rPr>
-        <w:t>4</w:t>
-      </w:r>
-      <w:r>
-        <w:rPr>
-          <w:rFonts w:ascii="Times New Roman" w:eastAsia="宋体" w:hAnsi="Times New Roman" w:cs="Times New Roman" w:hint="eastAsia"/>
-        </w:rPr>
-        <w:t>号位（游戏中单元格中下位置）的步兵，同时允许对步兵进行子单元格编辑，如指定步兵放置的位置，或者拖拽步兵的位置</w:t>
-      </w:r>
-      <w:r>
-        <w:rPr>
-          <w:rFonts w:ascii="Times New Roman" w:eastAsia="宋体" w:hAnsi="Times New Roman" w:cs="Times New Roman" w:hint="eastAsia"/>
-        </w:rPr>
-        <w:t>，将步兵</w:t>
-      </w:r>
-      <w:r>
-        <w:rPr>
-          <w:rFonts w:ascii="Times New Roman" w:eastAsia="宋体" w:hAnsi="Times New Roman" w:cs="Times New Roman" w:hint="eastAsia"/>
-        </w:rPr>
-        <w:lastRenderedPageBreak/>
-        <w:t>放置在地形对象上时，会考虑可用的子单元格</w:t>
-      </w:r>
-    </w:p>
-    <w:p>
-      <w:pPr>
-        <w:ind w:firstLineChars="200" w:firstLine="440"/>
-        <w:rPr>
-          <w:rFonts w:ascii="Times New Roman" w:eastAsia="宋体" w:hAnsi="Times New Roman" w:cs="Times New Roman"/>
-        </w:rPr>
-      </w:pPr>
-      <w:r>
-        <w:rPr>
-          <w:rFonts w:ascii="Times New Roman" w:eastAsia="宋体" w:hAnsi="Times New Roman" w:cs="Times New Roman" w:hint="eastAsia"/>
-        </w:rPr>
-        <w:t>建筑放置：优化了建筑数量较多时放置、拖动、修改建筑属性的性能问题。现在无法直接放置重叠的建筑，若将建筑拖动到重叠位置，会弹出对话框确认</w:t>
-      </w:r>
-      <w:r>
-        <w:rPr>
-          <w:rFonts w:ascii="Times New Roman" w:eastAsia="宋体" w:hAnsi="Times New Roman" w:cs="Times New Roman" w:hint="eastAsia"/>
-        </w:rPr>
-        <w:t>。若建筑有加载物，会自动计算加载物数量</w:t>
-      </w:r>
-    </w:p>
-    <w:p>
-      <w:pPr>
-        <w:ind w:firstLineChars="200" w:firstLine="440"/>
-        <w:rPr>
-          <w:rFonts w:ascii="Times New Roman" w:eastAsia="宋体" w:hAnsi="Times New Roman" w:cs="Times New Roman"/>
-        </w:rPr>
-      </w:pPr>
-      <w:r>
-        <w:rPr>
-          <w:rFonts w:ascii="Times New Roman" w:eastAsia="宋体" w:hAnsi="Times New Roman" w:cs="Times New Roman" w:hint="eastAsia"/>
-        </w:rPr>
-        <w:t>自动斜坡：重写了抬升、降低、平坦地表的对应函数。现在生成的斜坡更加不容易出现</w:t>
-      </w:r>
-      <w:r>
-        <w:rPr>
-          <w:rFonts w:ascii="Times New Roman" w:eastAsia="宋体" w:hAnsi="Times New Roman" w:cs="Times New Roman" w:hint="eastAsia"/>
-        </w:rPr>
-        <w:t>bug</w:t>
-      </w:r>
-      <w:r>
-        <w:rPr>
-          <w:rFonts w:ascii="Times New Roman" w:eastAsia="宋体" w:hAnsi="Times New Roman" w:cs="Times New Roman" w:hint="eastAsia"/>
-        </w:rPr>
-        <w:t>，平坦悬崖内地形不会溢出，支持按住</w:t>
-      </w:r>
-      <w:r>
-        <w:rPr>
-          <w:rFonts w:ascii="Times New Roman" w:eastAsia="宋体" w:hAnsi="Times New Roman" w:cs="Times New Roman" w:hint="eastAsia"/>
-        </w:rPr>
-        <w:t>Shift</w:t>
-      </w:r>
-      <w:r>
-        <w:rPr>
-          <w:rFonts w:ascii="Times New Roman" w:eastAsia="宋体" w:hAnsi="Times New Roman" w:cs="Times New Roman" w:hint="eastAsia"/>
-        </w:rPr>
-        <w:t>进行陡峭抬升，生成跨越两格高度的斜坡，支持按住</w:t>
-      </w:r>
-      <w:r>
-        <w:rPr>
-          <w:rFonts w:ascii="Times New Roman" w:eastAsia="宋体" w:hAnsi="Times New Roman" w:cs="Times New Roman" w:hint="eastAsia"/>
-        </w:rPr>
-        <w:t>Shift+Ctrl</w:t>
-      </w:r>
-      <w:r>
-        <w:rPr>
-          <w:rFonts w:ascii="Times New Roman" w:eastAsia="宋体" w:hAnsi="Times New Roman" w:cs="Times New Roman" w:hint="eastAsia"/>
-        </w:rPr>
-        <w:t>忽视不可抬升地形，强制生成斜坡</w:t>
-      </w:r>
-    </w:p>
-    <w:p>
-      <w:pPr>
-        <w:ind w:firstLineChars="200" w:firstLine="440"/>
-        <w:rPr>
-          <w:rFonts w:ascii="Times New Roman" w:eastAsia="宋体" w:hAnsi="Times New Roman" w:cs="Times New Roman"/>
-        </w:rPr>
-      </w:pPr>
-      <w:r>
-        <w:rPr>
-          <w:rFonts w:ascii="Times New Roman" w:eastAsia="宋体" w:hAnsi="Times New Roman" w:cs="Times New Roman" w:hint="eastAsia"/>
-        </w:rPr>
-        <w:t>连续放置地形、覆盖图：按住鼠标左键连续放置地形、覆盖图、擦除覆盖图后，此次连续更改仅占用一次历史记录，进行一次撤销即可全部撤销</w:t>
-      </w:r>
-    </w:p>
-    <w:p>
-      <w:pPr>
-        <w:ind w:firstLineChars="200" w:firstLine="440"/>
-        <w:rPr>
-          <w:rFonts w:ascii="Times New Roman" w:eastAsia="宋体" w:hAnsi="Times New Roman" w:cs="Times New Roman"/>
-        </w:rPr>
-      </w:pPr>
-      <w:r>
-        <w:rPr>
-          <w:rFonts w:ascii="Times New Roman" w:eastAsia="宋体" w:hAnsi="Times New Roman" w:cs="Times New Roman" w:hint="eastAsia"/>
-        </w:rPr>
-        <w:t>填充模式：按住</w:t>
-      </w:r>
-      <w:r>
-        <w:rPr>
-          <w:rFonts w:ascii="Times New Roman" w:eastAsia="宋体" w:hAnsi="Times New Roman" w:cs="Times New Roman" w:hint="eastAsia"/>
-        </w:rPr>
-        <w:t>Ctrl</w:t>
-      </w:r>
-      <w:r>
-        <w:rPr>
-          <w:rFonts w:ascii="Times New Roman" w:eastAsia="宋体" w:hAnsi="Times New Roman" w:cs="Times New Roman" w:hint="eastAsia"/>
-        </w:rPr>
-        <w:t>填充摆放地形时，会将地形与该地形的</w:t>
-      </w:r>
-      <w:r>
-        <w:rPr>
-          <w:rFonts w:ascii="Times New Roman" w:eastAsia="宋体" w:hAnsi="Times New Roman" w:cs="Times New Roman" w:hint="eastAsia"/>
-        </w:rPr>
-        <w:t>LAT</w:t>
-      </w:r>
-      <w:r>
-        <w:rPr>
-          <w:rFonts w:ascii="Times New Roman" w:eastAsia="宋体" w:hAnsi="Times New Roman" w:cs="Times New Roman" w:hint="eastAsia"/>
-        </w:rPr>
-        <w:t>视为同一组</w:t>
-      </w:r>
-      <w:r>
-        <w:rPr>
-          <w:rFonts w:ascii="Times New Roman" w:eastAsia="宋体" w:hAnsi="Times New Roman" w:cs="Times New Roman" w:hint="eastAsia"/>
-        </w:rPr>
-        <w:t>，将所有水面视为同类地形，</w:t>
-      </w:r>
-      <w:r>
-        <w:rPr>
-          <w:rFonts w:ascii="Times New Roman" w:eastAsia="宋体" w:hAnsi="Times New Roman" w:cs="Times New Roman" w:hint="eastAsia"/>
-        </w:rPr>
-        <w:t>若有单元格</w:t>
-      </w:r>
-      <w:r>
-        <w:rPr>
-          <w:rFonts w:ascii="Times New Roman" w:eastAsia="宋体" w:hAnsi="Times New Roman" w:cs="Times New Roman" w:hint="eastAsia"/>
-        </w:rPr>
-        <w:t>被隐藏</w:t>
-      </w:r>
-      <w:r>
-        <w:rPr>
-          <w:rFonts w:ascii="Times New Roman" w:eastAsia="宋体" w:hAnsi="Times New Roman" w:cs="Times New Roman" w:hint="eastAsia"/>
-        </w:rPr>
-        <w:t>，则跳过；若开启多选模式，则对多选范围内的地形生效</w:t>
-      </w:r>
-    </w:p>
-    <w:p>
-      <w:pPr>
-        <w:ind w:firstLineChars="200" w:firstLine="440"/>
-        <w:rPr>
-          <w:rFonts w:ascii="Times New Roman" w:eastAsia="宋体" w:hAnsi="Times New Roman" w:cs="Times New Roman"/>
-        </w:rPr>
-      </w:pPr>
-      <w:r>
-        <w:rPr>
-          <w:rFonts w:ascii="Times New Roman" w:eastAsia="宋体" w:hAnsi="Times New Roman" w:cs="Times New Roman" w:hint="eastAsia"/>
-        </w:rPr>
-        <w:t>资源加载：支持读取游戏目录下的</w:t>
-      </w:r>
-      <w:r>
-        <w:rPr>
-          <w:rFonts w:ascii="Times New Roman" w:eastAsia="宋体" w:hAnsi="Times New Roman" w:cs="Times New Roman" w:hint="eastAsia"/>
-        </w:rPr>
-        <w:t>shp</w:t>
-      </w:r>
-      <w:r>
-        <w:rPr>
-          <w:rFonts w:ascii="Times New Roman" w:eastAsia="宋体" w:hAnsi="Times New Roman" w:cs="Times New Roman" w:hint="eastAsia"/>
-        </w:rPr>
-        <w:t>文件，围墙覆盖图的显示会尊重</w:t>
-      </w:r>
-      <w:r>
-        <w:rPr>
-          <w:rFonts w:ascii="Times New Roman" w:eastAsia="宋体" w:hAnsi="Times New Roman" w:cs="Times New Roman" w:hint="eastAsia"/>
-        </w:rPr>
-        <w:t>NewTheater</w:t>
-      </w:r>
-      <w:r>
-        <w:rPr>
-          <w:rFonts w:ascii="Times New Roman" w:eastAsia="宋体" w:hAnsi="Times New Roman" w:cs="Times New Roman" w:hint="eastAsia"/>
-        </w:rPr>
-        <w:t>设置</w:t>
-      </w:r>
-    </w:p>
-    <w:p>
-      <w:pPr>
-        <w:ind w:firstLineChars="200" w:firstLine="440"/>
-        <w:rPr>
-          <w:rFonts w:ascii="Times New Roman" w:eastAsia="宋体" w:hAnsi="Times New Roman" w:cs="Times New Roman"/>
-        </w:rPr>
-      </w:pPr>
-      <w:r>
-        <w:rPr>
-          <w:rFonts w:ascii="Times New Roman" w:eastAsia="宋体" w:hAnsi="Times New Roman" w:cs="Times New Roman" w:hint="eastAsia"/>
-        </w:rPr>
-        <w:t>遭遇战地图的新缩略图风格：提供了一种接近于原版地图缩略图的风格</w:t>
-      </w:r>
-    </w:p>
-    <w:p>
-      <w:pPr>
-        <w:ind w:firstLineChars="200" w:firstLine="440"/>
-        <w:rPr>
-          <w:rFonts w:ascii="Times New Roman" w:eastAsia="宋体" w:hAnsi="Times New Roman" w:cs="Times New Roman"/>
-        </w:rPr>
-      </w:pPr>
-      <w:r>
-        <w:rPr>
-          <w:rFonts w:ascii="Times New Roman" w:eastAsia="宋体" w:hAnsi="Times New Roman" w:cs="Times New Roman" w:hint="eastAsia"/>
-        </w:rPr>
-        <w:t>文件默认编码提示：在第一行添加了中文注释，对于多数自带编码推断的文本编辑器（包括记事本），会自动将地图文件以</w:t>
-      </w:r>
-      <w:r>
-        <w:rPr>
-          <w:rFonts w:ascii="Times New Roman" w:eastAsia="宋体" w:hAnsi="Times New Roman" w:cs="Times New Roman" w:hint="eastAsia"/>
-        </w:rPr>
-        <w:t>ANSI/GBK</w:t>
-      </w:r>
-      <w:r>
-        <w:rPr>
-          <w:rFonts w:ascii="Times New Roman" w:eastAsia="宋体" w:hAnsi="Times New Roman" w:cs="Times New Roman" w:hint="eastAsia"/>
-        </w:rPr>
-        <w:t>格式打开</w:t>
-      </w:r>
-    </w:p>
-    <w:p>
-      <w:pPr>
-        <w:ind w:firstLineChars="200" w:firstLine="440"/>
-        <w:rPr>
-          <w:rFonts w:ascii="Times New Roman" w:eastAsia="宋体" w:hAnsi="Times New Roman" w:cs="Times New Roman"/>
-        </w:rPr>
-      </w:pPr>
-      <w:r>
-        <w:rPr>
-          <w:rFonts w:ascii="Times New Roman" w:eastAsia="宋体" w:hAnsi="Times New Roman" w:cs="Times New Roman" w:hint="eastAsia"/>
-        </w:rPr>
-        <w:t>重新设置目录：启动时，若发现当前游戏目录资源不完整，会自动提示重新选择目录</w:t>
-      </w:r>
-    </w:p>
-    <w:p>
-      <w:pPr>
-        <w:ind w:firstLineChars="200" w:firstLine="440"/>
-        <w:rPr>
-          <w:rFonts w:ascii="Times New Roman" w:eastAsia="宋体" w:hAnsi="Times New Roman" w:cs="Times New Roman"/>
-        </w:rPr>
-      </w:pPr>
-      <w:r>
-        <w:rPr>
-          <w:rFonts w:ascii="Times New Roman" w:eastAsia="宋体" w:hAnsi="Times New Roman" w:cs="Times New Roman" w:hint="eastAsia"/>
-        </w:rPr>
-        <w:t>选择游戏目录：</w:t>
-      </w:r>
-      <w:r>
-        <w:rPr>
-          <w:rFonts w:ascii="Times New Roman" w:eastAsia="宋体" w:hAnsi="Times New Roman" w:cs="Times New Roman" w:hint="eastAsia"/>
-        </w:rPr>
-        <w:t>选择游戏目录对话框不会限定文件名称，可以选择</w:t>
-      </w:r>
-      <w:r>
-        <w:rPr>
-          <w:rFonts w:ascii="Times New Roman" w:eastAsia="宋体" w:hAnsi="Times New Roman" w:cs="Times New Roman" w:hint="eastAsia"/>
-        </w:rPr>
-        <w:t>.mix</w:t>
-      </w:r>
-      <w:r>
-        <w:rPr>
-          <w:rFonts w:ascii="Times New Roman" w:eastAsia="宋体" w:hAnsi="Times New Roman" w:cs="Times New Roman" w:hint="eastAsia"/>
-        </w:rPr>
-        <w:t>文件或</w:t>
-      </w:r>
-      <w:r>
-        <w:rPr>
-          <w:rFonts w:ascii="Times New Roman" w:eastAsia="宋体" w:hAnsi="Times New Roman" w:cs="Times New Roman" w:hint="eastAsia"/>
-        </w:rPr>
-        <w:t>.exe</w:t>
-      </w:r>
-      <w:r>
-        <w:rPr>
-          <w:rFonts w:ascii="Times New Roman" w:eastAsia="宋体" w:hAnsi="Times New Roman" w:cs="Times New Roman" w:hint="eastAsia"/>
-        </w:rPr>
-        <w:t>文件（实际上，只需要目录设置正确，选择目录内的任意文件均可）</w:t>
-      </w:r>
-    </w:p>
-    <w:p>
-      <w:pPr>
-        <w:ind w:firstLineChars="200" w:firstLine="440"/>
-        <w:rPr>
-          <w:rFonts w:ascii="Times New Roman" w:eastAsia="宋体" w:hAnsi="Times New Roman" w:cs="Times New Roman"/>
-        </w:rPr>
-      </w:pPr>
-      <w:r>
-        <w:rPr>
-          <w:rFonts w:ascii="Times New Roman" w:eastAsia="宋体" w:hAnsi="Times New Roman" w:cs="Times New Roman" w:hint="eastAsia"/>
-        </w:rPr>
-        <w:t>文件对话框风格：选择游戏目录、打开地图、保存地图使用的文件对话框，会使用</w:t>
-      </w:r>
-      <w:r>
-        <w:rPr>
-          <w:rFonts w:ascii="Times New Roman" w:eastAsia="宋体" w:hAnsi="Times New Roman" w:cs="Times New Roman" w:hint="eastAsia"/>
-        </w:rPr>
-        <w:t>WIN7</w:t>
-      </w:r>
-      <w:r>
-        <w:rPr>
-          <w:rFonts w:ascii="Times New Roman" w:eastAsia="宋体" w:hAnsi="Times New Roman" w:cs="Times New Roman" w:hint="eastAsia"/>
-        </w:rPr>
-        <w:t>风格</w:t>
-      </w:r>
-    </w:p>
-    <w:p>
-      <w:pPr>
-        <w:ind w:firstLineChars="200" w:firstLine="440"/>
-        <w:rPr>
-          <w:rFonts w:ascii="Times New Roman" w:eastAsia="宋体" w:hAnsi="Times New Roman" w:cs="Times New Roman"/>
-        </w:rPr>
-      </w:pPr>
-      <w:r>
-        <w:rPr>
-          <w:rFonts w:ascii="Times New Roman" w:eastAsia="宋体" w:hAnsi="Times New Roman" w:cs="Times New Roman" w:hint="eastAsia"/>
-        </w:rPr>
-        <w:t>自动设置拓展名：</w:t>
-      </w:r>
-      <w:r>
-        <w:rPr>
-          <w:rFonts w:ascii="Times New Roman" w:eastAsia="宋体" w:hAnsi="Times New Roman" w:cs="Times New Roman" w:hint="eastAsia"/>
-        </w:rPr>
-        <w:t>在保存地图时，会根据</w:t>
-      </w:r>
-      <w:r>
-        <w:rPr>
-          <w:rFonts w:ascii="Times New Roman" w:eastAsia="宋体" w:hAnsi="Times New Roman" w:cs="Times New Roman" w:hint="eastAsia"/>
-        </w:rPr>
-        <w:t>地图类型在文件对话框中选择默认的拓展名</w:t>
-      </w:r>
-    </w:p>
-    <w:p>
-      <w:pPr>
-        <w:ind w:firstLineChars="200" w:firstLine="440"/>
-        <w:rPr>
-          <w:rFonts w:ascii="Times New Roman" w:eastAsia="宋体" w:hAnsi="Times New Roman" w:cs="Times New Roman"/>
-        </w:rPr>
-      </w:pPr>
-      <w:r>
-        <w:rPr>
-          <w:rFonts w:ascii="Times New Roman" w:eastAsia="宋体" w:hAnsi="Times New Roman" w:cs="Times New Roman" w:hint="eastAsia"/>
-        </w:rPr>
-        <w:t>FAData</w:t>
-      </w:r>
-      <w:r>
-        <w:rPr>
-          <w:rFonts w:ascii="Times New Roman" w:eastAsia="宋体" w:hAnsi="Times New Roman" w:cs="Times New Roman" w:hint="eastAsia"/>
-        </w:rPr>
-        <w:t>拆分：支持对</w:t>
-      </w:r>
-      <w:r>
-        <w:rPr>
-          <w:rFonts w:ascii="Times New Roman" w:eastAsia="宋体" w:hAnsi="Times New Roman" w:cs="Times New Roman" w:hint="eastAsia"/>
-        </w:rPr>
-        <w:t>FAData</w:t>
-      </w:r>
-      <w:r>
-        <w:rPr>
-          <w:rFonts w:ascii="Times New Roman" w:eastAsia="宋体" w:hAnsi="Times New Roman" w:cs="Times New Roman" w:hint="eastAsia"/>
-        </w:rPr>
-        <w:t>进行拆分</w:t>
-      </w:r>
-    </w:p>
-    <w:p>
-      <w:pPr>
-        <w:ind w:firstLineChars="200" w:firstLine="440"/>
-        <w:rPr>
-          <w:rFonts w:ascii="Times New Roman" w:eastAsia="宋体" w:hAnsi="Times New Roman" w:cs="Times New Roman"/>
-        </w:rPr>
-      </w:pPr>
-      <w:r>
-        <w:rPr>
-          <w:rFonts w:ascii="Times New Roman" w:eastAsia="宋体" w:hAnsi="Times New Roman" w:cs="Times New Roman" w:hint="eastAsia"/>
-        </w:rPr>
-        <w:t>鼠标描边：支持</w:t>
-      </w:r>
-      <w:r>
-        <w:rPr>
-          <w:rFonts w:ascii="Times New Roman" w:eastAsia="宋体" w:hAnsi="Times New Roman" w:cs="Times New Roman" w:hint="eastAsia"/>
-        </w:rPr>
-        <w:t>FA2 2.0</w:t>
-      </w:r>
-      <w:r>
-        <w:rPr>
-          <w:rFonts w:ascii="Times New Roman" w:eastAsia="宋体" w:hAnsi="Times New Roman" w:cs="Times New Roman" w:hint="eastAsia"/>
-        </w:rPr>
-        <w:t>同款的依据当前高度改变鼠标描边颜色</w:t>
-      </w:r>
-    </w:p>
-    <w:p>
-      <w:pPr>
-        <w:ind w:firstLineChars="200" w:firstLine="440"/>
-        <w:rPr>
-          <w:rFonts w:ascii="Times New Roman" w:eastAsia="宋体" w:hAnsi="Times New Roman" w:cs="Times New Roman"/>
-        </w:rPr>
-      </w:pPr>
-      <w:r>
-        <w:rPr>
-          <w:rFonts w:ascii="Times New Roman" w:eastAsia="宋体" w:hAnsi="Times New Roman" w:cs="Times New Roman" w:hint="eastAsia"/>
-        </w:rPr>
-        <w:t>拖动界面指针：使用了</w:t>
-      </w:r>
-      <w:r>
-        <w:rPr>
-          <w:rFonts w:ascii="Times New Roman" w:eastAsia="宋体" w:hAnsi="Times New Roman" w:cs="Times New Roman" w:hint="eastAsia"/>
-        </w:rPr>
-        <w:t>FA2 2.0</w:t>
-      </w:r>
-      <w:r>
-        <w:rPr>
-          <w:rFonts w:ascii="Times New Roman" w:eastAsia="宋体" w:hAnsi="Times New Roman" w:cs="Times New Roman" w:hint="eastAsia"/>
-        </w:rPr>
-        <w:t>同款的按住右键拖动地图画面时显示的鼠标指针</w:t>
-      </w:r>
-    </w:p>
-    <w:p>
-      <w:pPr>
-        <w:ind w:firstLineChars="200" w:firstLine="440"/>
-        <w:rPr>
-          <w:rFonts w:ascii="Times New Roman" w:eastAsia="宋体" w:hAnsi="Times New Roman" w:cs="Times New Roman"/>
-        </w:rPr>
-      </w:pPr>
-      <w:r>
-        <w:rPr>
-          <w:rFonts w:ascii="Times New Roman" w:eastAsia="宋体" w:hAnsi="Times New Roman" w:cs="Times New Roman" w:hint="eastAsia"/>
-        </w:rPr>
-        <w:t>崩溃保存：崩溃时，将带当前时间后缀的地图文件保存在</w:t>
-      </w:r>
-      <w:r>
-        <w:rPr>
-          <w:rFonts w:ascii="Times New Roman" w:eastAsia="宋体" w:hAnsi="Times New Roman" w:cs="Times New Roman" w:hint="eastAsia"/>
-        </w:rPr>
-        <w:t>CrashBackups</w:t>
-      </w:r>
-      <w:r>
-        <w:rPr>
-          <w:rFonts w:ascii="Times New Roman" w:eastAsia="宋体" w:hAnsi="Times New Roman" w:cs="Times New Roman" w:hint="eastAsia"/>
-        </w:rPr>
-        <w:t>目录中，同时将必要的日志文件自动复制到</w:t>
-      </w:r>
-      <w:r>
-        <w:rPr>
-          <w:rFonts w:ascii="Times New Roman" w:eastAsia="宋体" w:hAnsi="Times New Roman" w:cs="Times New Roman" w:hint="eastAsia"/>
-        </w:rPr>
-        <w:t>debug</w:t>
-      </w:r>
-      <w:r>
-        <w:rPr>
-          <w:rFonts w:ascii="Times New Roman" w:eastAsia="宋体" w:hAnsi="Times New Roman" w:cs="Times New Roman" w:hint="eastAsia"/>
-        </w:rPr>
-        <w:t>目录</w:t>
-      </w:r>
-      <w:r>
-        <w:rPr>
-          <w:rFonts w:ascii="Times New Roman" w:eastAsia="宋体" w:hAnsi="Times New Roman" w:cs="Times New Roman" w:hint="eastAsia"/>
-        </w:rPr>
-        <w:t>下</w:t>
-      </w:r>
-    </w:p>
-    <w:p>
-      <w:pPr>
-        <w:ind w:firstLineChars="200" w:firstLine="440"/>
-        <w:rPr>
-          <w:rFonts w:ascii="Times New Roman" w:eastAsia="宋体" w:hAnsi="Times New Roman" w:cs="Times New Roman"/>
-        </w:rPr>
-      </w:pPr>
-      <w:r>
-        <w:rPr>
-          <w:rFonts w:ascii="Times New Roman" w:eastAsia="宋体" w:hAnsi="Times New Roman" w:cs="Times New Roman" w:hint="eastAsia"/>
-        </w:rPr>
-        <w:t>地图检查器：增加了对循环触发链、重复特遣成员、错误基地节点格式、</w:t>
-      </w:r>
-      <w:r>
-        <w:rPr>
-          <w:rFonts w:ascii="Times New Roman" w:eastAsia="宋体" w:hAnsi="Times New Roman" w:cs="Times New Roman" w:hint="eastAsia"/>
-        </w:rPr>
-        <w:t>INI</w:t>
-      </w:r>
-      <w:r>
-        <w:rPr>
-          <w:rFonts w:ascii="Times New Roman" w:eastAsia="宋体" w:hAnsi="Times New Roman" w:cs="Times New Roman" w:hint="eastAsia"/>
-        </w:rPr>
-        <w:t>过</w:t>
-      </w:r>
-      <w:r>
-        <w:rPr>
-          <w:rFonts w:ascii="Times New Roman" w:eastAsia="宋体" w:hAnsi="Times New Roman" w:cs="Times New Roman" w:hint="eastAsia"/>
-        </w:rPr>
-        <w:lastRenderedPageBreak/>
-        <w:t>长、触发空小队参数的检查</w:t>
+        <w:t>过长、触发空小队参数的检查</w:t>
       </w:r>
     </w:p>
     <w:p>
@@ -38007,7 +38031,7 @@
         <v:path o:extrusionok="f" gradientshapeok="t" o:connecttype="rect"/>
         <o:lock v:ext="edit" aspectratio="t"/>
       </v:shapetype>
-      <v:shape id="_x0000_i1030" type="#_x0000_t75" style="width:11.4pt;height:11.4pt" o:bullet="t">
+      <v:shape id="_x0000_i1032" type="#_x0000_t75" style="width:11.4pt;height:11.4pt" o:bullet="t">
         <v:imagedata r:id="rId1" o:title="mso9A9A"/>
       </v:shape>
     </w:pict>

--- a/Supplementary/文档/FA2SP HDM Edition说明文档.docx
+++ b/Supplementary/文档/FA2SP HDM Edition说明文档.docx
@@ -911,7 +911,31 @@
         <w:rPr>
           <w:rFonts w:ascii="Times New Roman" w:eastAsia="宋体" w:hAnsi="Times New Roman" w:cs="Times New Roman" w:hint="eastAsia"/>
         </w:rPr>
-        <w:t>触发编辑器的行为列表选中的行为支持拖拽移动或拷贝至多开编辑器中</w:t>
+        <w:t>触发编辑器的</w:t>
+      </w:r>
+      <w:r>
+        <w:rPr>
+          <w:rFonts w:ascii="Times New Roman" w:eastAsia="宋体" w:hAnsi="Times New Roman" w:cs="Times New Roman" w:hint="eastAsia"/>
+        </w:rPr>
+        <w:t>事件和行为</w:t>
+      </w:r>
+      <w:r>
+        <w:rPr>
+          <w:rFonts w:ascii="Times New Roman" w:eastAsia="宋体" w:hAnsi="Times New Roman" w:cs="Times New Roman" w:hint="eastAsia"/>
+        </w:rPr>
+        <w:t>列表支持</w:t>
+      </w:r>
+      <w:r>
+        <w:rPr>
+          <w:rFonts w:ascii="Times New Roman" w:eastAsia="宋体" w:hAnsi="Times New Roman" w:cs="Times New Roman" w:hint="eastAsia"/>
+        </w:rPr>
+        <w:t>将选中项</w:t>
+      </w:r>
+      <w:r>
+        <w:rPr>
+          <w:rFonts w:ascii="Times New Roman" w:eastAsia="宋体" w:hAnsi="Times New Roman" w:cs="Times New Roman" w:hint="eastAsia"/>
+        </w:rPr>
+        <w:t>拖拽移动或拷贝至多开编辑器中</w:t>
       </w:r>
     </w:p>
     <w:p>
@@ -930,6 +954,24 @@
           <w:rFonts w:ascii="Times New Roman" w:eastAsia="宋体" w:hAnsi="Times New Roman" w:cs="Times New Roman" w:hint="eastAsia"/>
         </w:rPr>
         <w:lastRenderedPageBreak/>
+        <w:t>触发编辑器的事件列表支持多选</w:t>
+      </w:r>
+    </w:p>
+    <w:p>
+      <w:pPr>
+        <w:pStyle w:val="a9"/>
+        <w:numPr>
+          <w:ilvl w:val="0"/>
+          <w:numId w:val="11"/>
+        </w:numPr>
+        <w:rPr>
+          <w:rFonts w:ascii="Times New Roman" w:eastAsia="宋体" w:hAnsi="Times New Roman" w:cs="Times New Roman"/>
+        </w:rPr>
+      </w:pPr>
+      <w:r>
+        <w:rPr>
+          <w:rFonts w:ascii="Times New Roman" w:eastAsia="宋体" w:hAnsi="Times New Roman" w:cs="Times New Roman" w:hint="eastAsia"/>
+        </w:rPr>
         <w:t>支持使用椭圆绘制范围属性，详见</w:t>
       </w:r>
       <w:r>
@@ -1872,6 +1914,7 @@
         <w:rPr>
           <w:rFonts w:ascii="Times New Roman" w:eastAsia="宋体" w:hAnsi="Times New Roman" w:cs="Times New Roman" w:hint="eastAsia"/>
         </w:rPr>
+        <w:lastRenderedPageBreak/>
         <w:t>支持</w:t>
       </w:r>
       <w:r>
@@ -1902,7 +1945,6 @@
         <w:rPr>
           <w:rFonts w:ascii="Times New Roman" w:eastAsia="宋体" w:hAnsi="Times New Roman" w:cs="Times New Roman" w:hint="eastAsia"/>
         </w:rPr>
-        <w:lastRenderedPageBreak/>
         <w:t>对无图像地形对象和污染显示文本</w:t>
       </w:r>
     </w:p>
@@ -2967,6 +3009,7 @@
         <w:rPr>
           <w:rFonts w:ascii="Times New Roman" w:eastAsia="宋体" w:hAnsi="Times New Roman" w:cs="Times New Roman" w:hint="eastAsia"/>
         </w:rPr>
+        <w:lastRenderedPageBreak/>
         <w:t>JumpJet</w:t>
       </w:r>
       <w:r>
@@ -2991,7 +3034,6 @@
         <w:rPr>
           <w:rFonts w:ascii="Times New Roman" w:eastAsia="宋体" w:hAnsi="Times New Roman" w:cs="Times New Roman" w:hint="eastAsia"/>
         </w:rPr>
-        <w:lastRenderedPageBreak/>
         <w:t>支持渲染体素的炮塔和炮管阴影，并读取</w:t>
       </w:r>
       <w:r>
@@ -4066,6 +4108,7 @@
         <w:rPr>
           <w:rFonts w:ascii="Times New Roman" w:eastAsia="宋体" w:hAnsi="Times New Roman" w:cs="Times New Roman" w:hint="eastAsia"/>
         </w:rPr>
+        <w:lastRenderedPageBreak/>
         <w:t>微调了地图渲染器的边缘坐标</w:t>
       </w:r>
     </w:p>
@@ -4084,7 +4127,6 @@
         <w:rPr>
           <w:rFonts w:ascii="Times New Roman" w:eastAsia="宋体" w:hAnsi="Times New Roman" w:cs="Times New Roman" w:hint="eastAsia"/>
         </w:rPr>
-        <w:lastRenderedPageBreak/>
         <w:t>修复了军衔图层不能隐藏的</w:t>
       </w:r>
       <w:r>
@@ -5093,6 +5135,7 @@
         <w:rPr>
           <w:rFonts w:ascii="Times New Roman" w:eastAsia="宋体" w:hAnsi="Times New Roman" w:cs="Times New Roman" w:hint="eastAsia"/>
         </w:rPr>
+        <w:lastRenderedPageBreak/>
         <w:t>支持翻译任意</w:t>
       </w:r>
       <w:r>
@@ -5129,7 +5172,6 @@
         <w:rPr>
           <w:rFonts w:ascii="Times New Roman" w:eastAsia="宋体" w:hAnsi="Times New Roman" w:cs="Times New Roman" w:hint="eastAsia"/>
         </w:rPr>
-        <w:lastRenderedPageBreak/>
         <w:t>支持多语言切换，添加了英文版。所有可以在</w:t>
       </w:r>
       <w:r>
@@ -6305,6 +6347,7 @@
         <w:rPr>
           <w:rFonts w:ascii="Times New Roman" w:eastAsia="宋体" w:hAnsi="Times New Roman" w:cs="Times New Roman" w:hint="eastAsia"/>
         </w:rPr>
+        <w:lastRenderedPageBreak/>
         <w:t>支持破损建筑的火焰效果显示</w:t>
       </w:r>
     </w:p>
@@ -6323,7 +6366,6 @@
         <w:rPr>
           <w:rFonts w:ascii="Times New Roman" w:eastAsia="宋体" w:hAnsi="Times New Roman" w:cs="Times New Roman" w:hint="eastAsia"/>
         </w:rPr>
-        <w:lastRenderedPageBreak/>
         <w:t>新增地图渲染器功能，可以渲染全图</w:t>
       </w:r>
       <w:r>
@@ -7498,14 +7540,8 @@
         <w:rPr>
           <w:rFonts w:ascii="Times New Roman" w:eastAsia="宋体" w:hAnsi="Times New Roman" w:cs="Times New Roman" w:hint="eastAsia"/>
         </w:rPr>
-        <w:t>作战小队编辑器新增跳转按钮，可以跳转至对应的特遣部队、脚本、标签（实</w:t>
-      </w:r>
-      <w:r>
-        <w:rPr>
-          <w:rFonts w:ascii="Times New Roman" w:eastAsia="宋体" w:hAnsi="Times New Roman" w:cs="Times New Roman" w:hint="eastAsia"/>
-        </w:rPr>
         <w:lastRenderedPageBreak/>
-        <w:t>际为寻找对应触发）</w:t>
+        <w:t>作战小队编辑器新增跳转按钮，可以跳转至对应的特遣部队、脚本、标签（实际为寻找对应触发）</w:t>
       </w:r>
     </w:p>
     <w:p>
@@ -8489,6 +8525,7 @@
         <w:rPr>
           <w:rFonts w:ascii="Times New Roman" w:eastAsia="宋体" w:hAnsi="Times New Roman" w:cs="Times New Roman" w:hint="eastAsia"/>
         </w:rPr>
+        <w:lastRenderedPageBreak/>
         <w:t>修复调整地图大小后隧道位置错误的</w:t>
       </w:r>
       <w:r>
@@ -8513,7 +8550,6 @@
         <w:rPr>
           <w:rFonts w:ascii="Times New Roman" w:eastAsia="宋体" w:hAnsi="Times New Roman" w:cs="Times New Roman" w:hint="eastAsia"/>
         </w:rPr>
-        <w:lastRenderedPageBreak/>
         <w:t>修复了在开启输入法和部分情况下在地图界面按</w:t>
       </w:r>
       <w:r>
@@ -9576,6 +9612,7 @@
         <w:rPr>
           <w:rFonts w:ascii="Times New Roman" w:eastAsia="宋体" w:hAnsi="Times New Roman" w:cs="Times New Roman" w:hint="eastAsia"/>
         </w:rPr>
+        <w:lastRenderedPageBreak/>
         <w:t>修复在摆放过建筑后改变地图大小时弹框的</w:t>
       </w:r>
       <w:r>
@@ -9600,7 +9637,6 @@
         <w:rPr>
           <w:rFonts w:ascii="Times New Roman" w:eastAsia="宋体" w:hAnsi="Times New Roman" w:cs="Times New Roman" w:hint="eastAsia"/>
         </w:rPr>
-        <w:lastRenderedPageBreak/>
         <w:t>新增</w:t>
       </w:r>
       <w:r>
@@ -10705,6 +10741,7 @@
         <w:rPr>
           <w:rFonts w:ascii="Times New Roman" w:eastAsia="宋体" w:hAnsi="Times New Roman" w:cs="Times New Roman" w:hint="eastAsia"/>
         </w:rPr>
+        <w:lastRenderedPageBreak/>
         <w:t>支持建筑动画的</w:t>
       </w:r>
       <w:r>
@@ -10753,14 +10790,7 @@
         <w:rPr>
           <w:rFonts w:ascii="Times New Roman" w:eastAsia="宋体" w:hAnsi="Times New Roman" w:cs="Times New Roman" w:hint="eastAsia"/>
         </w:rPr>
-        <w:t>深度</w:t>
-      </w:r>
-      <w:r>
-        <w:rPr>
-          <w:rFonts w:ascii="Times New Roman" w:eastAsia="宋体" w:hAnsi="Times New Roman" w:cs="Times New Roman" w:hint="eastAsia"/>
-        </w:rPr>
-        <w:lastRenderedPageBreak/>
-        <w:t>调整</w:t>
+        <w:t>深度调整</w:t>
       </w:r>
     </w:p>
     <w:p>
@@ -11754,6 +11784,7 @@
         <w:rPr>
           <w:rFonts w:ascii="Times New Roman" w:eastAsia="宋体" w:hAnsi="Times New Roman" w:cs="Times New Roman" w:hint="eastAsia"/>
         </w:rPr>
+        <w:lastRenderedPageBreak/>
         <w:t>优化地形浏览器渲染，减少部分地形的黑边</w:t>
       </w:r>
     </w:p>
@@ -11772,7 +11803,6 @@
         <w:rPr>
           <w:rFonts w:ascii="Times New Roman" w:eastAsia="宋体" w:hAnsi="Times New Roman" w:cs="Times New Roman" w:hint="eastAsia"/>
         </w:rPr>
-        <w:lastRenderedPageBreak/>
         <w:t>修复部分情况下物品浏览器取消选择仍会错误选中界面顶端选项的</w:t>
       </w:r>
       <w:r>
@@ -12732,6 +12762,7 @@
         <w:rPr>
           <w:rFonts w:ascii="Times New Roman" w:eastAsia="宋体" w:hAnsi="Times New Roman" w:cs="Times New Roman" w:hint="eastAsia"/>
         </w:rPr>
+        <w:lastRenderedPageBreak/>
         <w:t>粘贴选项新增“粘贴区域描边”，可以控制是否显示描边</w:t>
       </w:r>
     </w:p>
@@ -12750,7 +12781,6 @@
         <w:rPr>
           <w:rFonts w:ascii="Times New Roman" w:eastAsia="宋体" w:hAnsi="Times New Roman" w:cs="Times New Roman" w:hint="eastAsia"/>
         </w:rPr>
-        <w:lastRenderedPageBreak/>
         <w:t>多选模式支持正矩形添加和删除</w:t>
       </w:r>
     </w:p>
@@ -13736,6 +13766,7 @@
         <w:rPr>
           <w:rFonts w:ascii="Times New Roman" w:eastAsia="宋体" w:hAnsi="Times New Roman" w:cs="Times New Roman" w:hint="eastAsia"/>
         </w:rPr>
+        <w:lastRenderedPageBreak/>
         <w:t>CSF</w:t>
       </w:r>
       <w:r>
@@ -13760,7 +13791,6 @@
         <w:rPr>
           <w:rFonts w:ascii="Times New Roman" w:eastAsia="宋体" w:hAnsi="Times New Roman" w:cs="Times New Roman" w:hint="eastAsia"/>
         </w:rPr>
-        <w:lastRenderedPageBreak/>
         <w:t>恢复在某些地形下被屏蔽的高架木桥桥墩废墟</w:t>
       </w:r>
     </w:p>
@@ -14661,6 +14691,7 @@
         <w:rPr>
           <w:rFonts w:ascii="Times New Roman" w:eastAsia="宋体" w:hAnsi="Times New Roman" w:cs="Times New Roman" w:hint="eastAsia"/>
         </w:rPr>
+        <w:lastRenderedPageBreak/>
         <w:t>修复了当建筑位置位于地图外时崩溃的</w:t>
       </w:r>
       <w:r>
@@ -14685,7 +14716,6 @@
         <w:rPr>
           <w:rFonts w:ascii="Times New Roman" w:eastAsia="宋体" w:hAnsi="Times New Roman" w:cs="Times New Roman" w:hint="eastAsia"/>
         </w:rPr>
-        <w:lastRenderedPageBreak/>
         <w:t>修复了使用</w:t>
       </w:r>
       <w:r>
@@ -15664,6 +15694,7 @@
         <w:rPr>
           <w:rFonts w:ascii="Times New Roman" w:eastAsia="宋体" w:hAnsi="Times New Roman" w:cs="Times New Roman" w:hint="eastAsia"/>
         </w:rPr>
+        <w:lastRenderedPageBreak/>
         <w:t>修复由地形自定义色盘导致的部分地形显示</w:t>
       </w:r>
       <w:r>
@@ -15696,7 +15727,6 @@
           <w:sz w:val="28"/>
           <w:szCs w:val="32"/>
         </w:rPr>
-        <w:lastRenderedPageBreak/>
         <w:t>1.0.5 (2025.02.24)</w:t>
       </w:r>
     </w:p>
@@ -16685,13 +16715,13 @@
         <w:rPr>
           <w:rFonts w:ascii="Times New Roman" w:eastAsia="宋体" w:hAnsi="Times New Roman" w:cs="Times New Roman" w:hint="eastAsia"/>
         </w:rPr>
+        <w:lastRenderedPageBreak/>
         <w:t>修复了在开启自动海岸的情况下，放置地形会导致笔刷边缘区域进行不必要的</w:t>
       </w:r>
       <w:r>
         <w:rPr>
           <w:rFonts w:ascii="Times New Roman" w:eastAsia="宋体" w:hAnsi="Times New Roman" w:cs="Times New Roman" w:hint="eastAsia"/>
         </w:rPr>
-        <w:lastRenderedPageBreak/>
         <w:t>LAT</w:t>
       </w:r>
       <w:r>
@@ -17810,6 +17840,7 @@
         <w:rPr>
           <w:rFonts w:ascii="Times New Roman" w:eastAsia="宋体" w:hAnsi="Times New Roman" w:cs="Times New Roman" w:hint="eastAsia"/>
         </w:rPr>
+        <w:lastRenderedPageBreak/>
         <w:t>新增两项工具脚本函数：</w:t>
       </w:r>
       <w:r>
@@ -17834,14 +17865,7 @@
         <w:rPr>
           <w:rFonts w:ascii="Times New Roman" w:eastAsia="宋体" w:hAnsi="Times New Roman" w:cs="Times New Roman" w:hint="eastAsia"/>
         </w:rPr>
-        <w:t>，用于路径点</w:t>
-      </w:r>
-      <w:r>
-        <w:rPr>
-          <w:rFonts w:ascii="Times New Roman" w:eastAsia="宋体" w:hAnsi="Times New Roman" w:cs="Times New Roman" w:hint="eastAsia"/>
-        </w:rPr>
-        <w:lastRenderedPageBreak/>
-        <w:t>与数字互转，详见</w:t>
+        <w:t>，用于路径点与数字互转，详见</w:t>
       </w:r>
       <w:r>
         <w:rPr>

--- a/Supplementary/文档/FA2SP HDM Edition说明文档.docx
+++ b/Supplementary/文档/FA2SP HDM Edition说明文档.docx
@@ -174,7 +174,7 @@
           <w:rFonts w:ascii="宋体" w:eastAsia="宋体" w:hAnsi="宋体" w:hint="eastAsia"/>
           <w:sz w:val="24"/>
         </w:rPr>
-        <w:t>3</w:t>
+        <w:t>4</w:t>
       </w:r>
     </w:p>
     <w:p>
@@ -246,7 +246,7 @@
           <w:sz w:val="28"/>
           <w:szCs w:val="32"/>
         </w:rPr>
-        <w:t>3</w:t>
+        <w:t>4</w:t>
       </w:r>
       <w:r>
         <w:rPr>
@@ -735,6 +735,24 @@
         <w:pStyle w:val="a9"/>
         <w:numPr>
           <w:ilvl w:val="0"/>
+          <w:numId w:val="11"/>
+        </w:numPr>
+        <w:rPr>
+          <w:rFonts w:ascii="Times New Roman" w:eastAsia="宋体" w:hAnsi="Times New Roman" w:cs="Times New Roman"/>
+        </w:rPr>
+      </w:pPr>
+      <w:r>
+        <w:rPr>
+          <w:rFonts w:ascii="Times New Roman" w:eastAsia="宋体" w:hAnsi="Times New Roman" w:cs="Times New Roman" w:hint="eastAsia"/>
+        </w:rPr>
+        <w:t>添加通用格式刷工具，可以同时修改所有科技类型的属性</w:t>
+      </w:r>
+    </w:p>
+    <w:p>
+      <w:pPr>
+        <w:pStyle w:val="a9"/>
+        <w:numPr>
+          <w:ilvl w:val="0"/>
           <w:numId w:val="10"/>
         </w:numPr>
         <w:rPr>
@@ -947,6 +965,7 @@
         <w:rPr>
           <w:rFonts w:ascii="Times New Roman" w:eastAsia="宋体" w:hAnsi="Times New Roman" w:cs="Times New Roman" w:hint="eastAsia"/>
         </w:rPr>
+        <w:lastRenderedPageBreak/>
         <w:t>优化摆放单位时预览的性能</w:t>
       </w:r>
     </w:p>
@@ -965,7 +984,6 @@
         <w:rPr>
           <w:rFonts w:ascii="Times New Roman" w:eastAsia="宋体" w:hAnsi="Times New Roman" w:cs="Times New Roman" w:hint="eastAsia"/>
         </w:rPr>
-        <w:lastRenderedPageBreak/>
         <w:t>修复设置路径点颜色失效的</w:t>
       </w:r>
       <w:r>
@@ -1986,7 +2004,14 @@
         <w:rPr>
           <w:rFonts w:ascii="Times New Roman" w:eastAsia="宋体" w:hAnsi="Times New Roman" w:cs="Times New Roman" w:hint="eastAsia"/>
         </w:rPr>
-        <w:t>，单击绿点可以为地图上的单位设置标签</w:t>
+        <w:t>，单击绿</w:t>
+      </w:r>
+      <w:r>
+        <w:rPr>
+          <w:rFonts w:ascii="Times New Roman" w:eastAsia="宋体" w:hAnsi="Times New Roman" w:cs="Times New Roman" w:hint="eastAsia"/>
+        </w:rPr>
+        <w:lastRenderedPageBreak/>
+        <w:t>点可以为地图上的单位设置标签</w:t>
       </w:r>
     </w:p>
     <w:p>
@@ -2004,7 +2029,6 @@
         <w:rPr>
           <w:rFonts w:ascii="Times New Roman" w:eastAsia="宋体" w:hAnsi="Times New Roman" w:cs="Times New Roman" w:hint="eastAsia"/>
         </w:rPr>
-        <w:lastRenderedPageBreak/>
         <w:t>作战小队、特遣部队、动作脚本编辑器支持通过拖拽</w:t>
       </w:r>
       <w:r>
@@ -3013,6 +3037,7 @@
         <w:rPr>
           <w:rFonts w:ascii="Times New Roman" w:eastAsia="宋体" w:hAnsi="Times New Roman" w:cs="Times New Roman" w:hint="eastAsia"/>
         </w:rPr>
+        <w:lastRenderedPageBreak/>
         <w:t>支持对覆盖物进行分类，详见</w:t>
       </w:r>
       <w:r>
@@ -3037,7 +3062,6 @@
         <w:rPr>
           <w:rFonts w:ascii="Times New Roman" w:eastAsia="宋体" w:hAnsi="Times New Roman" w:cs="Times New Roman" w:hint="eastAsia"/>
         </w:rPr>
-        <w:lastRenderedPageBreak/>
         <w:t>放置铁路时，仅在物品浏览器</w:t>
       </w:r>
       <w:r>
@@ -4092,6 +4116,7 @@
         <w:rPr>
           <w:rFonts w:ascii="Times New Roman" w:eastAsia="宋体" w:hAnsi="Times New Roman" w:cs="Times New Roman" w:hint="eastAsia"/>
         </w:rPr>
+        <w:lastRenderedPageBreak/>
         <w:t>复制粘贴所使用的</w:t>
       </w:r>
       <w:r>
@@ -4110,7 +4135,6 @@
         <w:rPr>
           <w:rFonts w:ascii="Times New Roman" w:eastAsia="宋体" w:hAnsi="Times New Roman" w:cs="Times New Roman" w:hint="eastAsia"/>
         </w:rPr>
-        <w:lastRenderedPageBreak/>
         <w:t>Urb2UbnTileRules</w:t>
       </w:r>
       <w:r>
@@ -5171,6 +5195,7 @@
         <w:rPr>
           <w:rFonts w:ascii="Times New Roman" w:eastAsia="宋体" w:hAnsi="Times New Roman" w:cs="Times New Roman" w:hint="eastAsia"/>
         </w:rPr>
+        <w:lastRenderedPageBreak/>
         <w:t>修复了</w:t>
       </w:r>
       <w:r>
@@ -5213,7 +5238,6 @@
         <w:rPr>
           <w:rFonts w:ascii="Times New Roman" w:eastAsia="宋体" w:hAnsi="Times New Roman" w:cs="Times New Roman" w:hint="eastAsia"/>
         </w:rPr>
-        <w:lastRenderedPageBreak/>
         <w:t>支持在</w:t>
       </w:r>
       <w:r>
@@ -38599,7 +38623,7 @@
         <v:path o:extrusionok="f" gradientshapeok="t" o:connecttype="rect"/>
         <o:lock v:ext="edit" aspectratio="t"/>
       </v:shapetype>
-      <v:shape id="_x0000_i1028" type="#_x0000_t75" style="width:11.25pt;height:11.25pt" o:bullet="t">
+      <v:shape id="_x0000_i1030" type="#_x0000_t75" style="width:11.25pt;height:11.25pt" o:bullet="t">
         <v:imagedata r:id="rId1" o:title="mso9A9A"/>
       </v:shape>
     </w:pict>

--- a/Supplementary/文档/FA2SP HDM Edition说明文档.docx
+++ b/Supplementary/文档/FA2SP HDM Edition说明文档.docx
@@ -183,7 +183,7 @@
           <w:rFonts w:ascii="宋体" w:eastAsia="宋体" w:hAnsi="宋体" w:hint="eastAsia"/>
           <w:sz w:val="24"/>
         </w:rPr>
-        <w:t>4</w:t>
+        <w:t>5</w:t>
       </w:r>
     </w:p>
     <w:p>
@@ -255,7 +255,7 @@
           <w:sz w:val="28"/>
           <w:szCs w:val="32"/>
         </w:rPr>
-        <w:t>4</w:t>
+        <w:t>5</w:t>
       </w:r>
       <w:r>
         <w:rPr>
@@ -321,7 +321,21 @@
         <w:rPr>
           <w:rFonts w:ascii="Times New Roman" w:eastAsia="宋体" w:hAnsi="Times New Roman" w:cs="Times New Roman" w:hint="eastAsia"/>
         </w:rPr>
-        <w:t>触发批量编辑器的拖拽高亮可以正确显示在目标单元格上</w:t>
+        <w:t>触发批量编辑器的拖拽高</w:t>
+      </w:r>
+      <w:proofErr w:type="gramStart"/>
+      <w:r>
+        <w:rPr>
+          <w:rFonts w:ascii="Times New Roman" w:eastAsia="宋体" w:hAnsi="Times New Roman" w:cs="Times New Roman" w:hint="eastAsia"/>
+        </w:rPr>
+        <w:t>亮可以</w:t>
+      </w:r>
+      <w:proofErr w:type="gramEnd"/>
+      <w:r>
+        <w:rPr>
+          <w:rFonts w:ascii="Times New Roman" w:eastAsia="宋体" w:hAnsi="Times New Roman" w:cs="Times New Roman" w:hint="eastAsia"/>
+        </w:rPr>
+        <w:t>正确显示在目标单元格上</w:t>
       </w:r>
     </w:p>
     <w:p>
@@ -567,7 +581,21 @@
         <w:rPr>
           <w:rFonts w:ascii="Times New Roman" w:eastAsia="宋体" w:hAnsi="Times New Roman" w:cs="Times New Roman" w:hint="eastAsia"/>
         </w:rPr>
-        <w:t>擦除覆盖物读取笔刷大小，删除“</w:t>
+        <w:t>擦除覆盖物</w:t>
+      </w:r>
+      <w:proofErr w:type="gramStart"/>
+      <w:r>
+        <w:rPr>
+          <w:rFonts w:ascii="Times New Roman" w:eastAsia="宋体" w:hAnsi="Times New Roman" w:cs="Times New Roman" w:hint="eastAsia"/>
+        </w:rPr>
+        <w:t>读取笔刷大小</w:t>
+      </w:r>
+      <w:proofErr w:type="gramEnd"/>
+      <w:r>
+        <w:rPr>
+          <w:rFonts w:ascii="Times New Roman" w:eastAsia="宋体" w:hAnsi="Times New Roman" w:cs="Times New Roman" w:hint="eastAsia"/>
+        </w:rPr>
+        <w:t>，删除“</w:t>
       </w:r>
       <w:r>
         <w:rPr>
@@ -639,7 +667,21 @@
         <w:rPr>
           <w:rFonts w:ascii="Times New Roman" w:eastAsia="宋体" w:hAnsi="Times New Roman" w:cs="Times New Roman" w:hint="eastAsia"/>
         </w:rPr>
-        <w:t>修复关闭后进程需要过一段时间才能结束的</w:t>
+        <w:t>修复关闭</w:t>
+      </w:r>
+      <w:proofErr w:type="gramStart"/>
+      <w:r>
+        <w:rPr>
+          <w:rFonts w:ascii="Times New Roman" w:eastAsia="宋体" w:hAnsi="Times New Roman" w:cs="Times New Roman" w:hint="eastAsia"/>
+        </w:rPr>
+        <w:t>后进程</w:t>
+      </w:r>
+      <w:proofErr w:type="gramEnd"/>
+      <w:r>
+        <w:rPr>
+          <w:rFonts w:ascii="Times New Roman" w:eastAsia="宋体" w:hAnsi="Times New Roman" w:cs="Times New Roman" w:hint="eastAsia"/>
+        </w:rPr>
+        <w:t>需要过一段时间才能结束的</w:t>
       </w:r>
       <w:r>
         <w:rPr>
@@ -687,7 +729,21 @@
         <w:rPr>
           <w:rFonts w:ascii="Times New Roman" w:eastAsia="宋体" w:hAnsi="Times New Roman" w:cs="Times New Roman" w:hint="eastAsia"/>
         </w:rPr>
-        <w:t>修复在暗色模式下运行地图渲染器后暗色模式部分失效的</w:t>
+        <w:t>修复在暗色模式下运行地图</w:t>
+      </w:r>
+      <w:proofErr w:type="gramStart"/>
+      <w:r>
+        <w:rPr>
+          <w:rFonts w:ascii="Times New Roman" w:eastAsia="宋体" w:hAnsi="Times New Roman" w:cs="Times New Roman" w:hint="eastAsia"/>
+        </w:rPr>
+        <w:t>渲染器</w:t>
+      </w:r>
+      <w:proofErr w:type="gramEnd"/>
+      <w:r>
+        <w:rPr>
+          <w:rFonts w:ascii="Times New Roman" w:eastAsia="宋体" w:hAnsi="Times New Roman" w:cs="Times New Roman" w:hint="eastAsia"/>
+        </w:rPr>
+        <w:t>后暗色模式部分失效的</w:t>
       </w:r>
       <w:r>
         <w:rPr>
@@ -802,6 +858,30 @@
         <w:pStyle w:val="a9"/>
         <w:numPr>
           <w:ilvl w:val="0"/>
+          <w:numId w:val="11"/>
+        </w:numPr>
+        <w:rPr>
+          <w:rFonts w:ascii="Times New Roman" w:eastAsia="宋体" w:hAnsi="Times New Roman" w:cs="Times New Roman"/>
+        </w:rPr>
+      </w:pPr>
+      <w:r>
+        <w:rPr>
+          <w:rFonts w:ascii="Times New Roman" w:eastAsia="宋体" w:hAnsi="Times New Roman" w:cs="Times New Roman" w:hint="eastAsia"/>
+        </w:rPr>
+        <w:t>修复当建筑多个动画互相无限循环时导致崩溃的</w:t>
+      </w:r>
+      <w:r>
+        <w:rPr>
+          <w:rFonts w:ascii="Times New Roman" w:eastAsia="宋体" w:hAnsi="Times New Roman" w:cs="Times New Roman" w:hint="eastAsia"/>
+        </w:rPr>
+        <w:t>bug</w:t>
+      </w:r>
+    </w:p>
+    <w:p>
+      <w:pPr>
+        <w:pStyle w:val="a9"/>
+        <w:numPr>
+          <w:ilvl w:val="0"/>
           <w:numId w:val="10"/>
         </w:numPr>
         <w:rPr>
@@ -968,7 +1048,14 @@
         <w:rPr>
           <w:rFonts w:ascii="Times New Roman" w:eastAsia="宋体" w:hAnsi="Times New Roman" w:cs="Times New Roman" w:hint="eastAsia"/>
         </w:rPr>
-        <w:t>支持将地图文件关联至启动器，直接打开地图；支持将地图拖拽至启动器打开，详见</w:t>
+        <w:t>支持将地图文件关联至启动器，直接打开地图；支持将地图拖拽至启动器打</w:t>
+      </w:r>
+      <w:r>
+        <w:rPr>
+          <w:rFonts w:ascii="Times New Roman" w:eastAsia="宋体" w:hAnsi="Times New Roman" w:cs="Times New Roman" w:hint="eastAsia"/>
+        </w:rPr>
+        <w:lastRenderedPageBreak/>
+        <w:t>开，详见</w:t>
       </w:r>
       <w:proofErr w:type="spellStart"/>
       <w:r>
@@ -994,7 +1081,6 @@
         <w:rPr>
           <w:rFonts w:ascii="Times New Roman" w:eastAsia="宋体" w:hAnsi="Times New Roman" w:cs="Times New Roman" w:hint="eastAsia"/>
         </w:rPr>
-        <w:lastRenderedPageBreak/>
         <w:t>修复重新加载资源后自定义军衔消失的</w:t>
       </w:r>
       <w:r>
@@ -1081,8 +1167,16 @@
         <w:rPr>
           <w:rFonts w:ascii="Times New Roman" w:eastAsia="宋体" w:hAnsi="Times New Roman" w:cs="Times New Roman" w:hint="eastAsia"/>
         </w:rPr>
-        <w:t>、驻军建筑显示驻扎帧</w:t>
-      </w:r>
+        <w:t>、驻军建筑显示驻扎</w:t>
+      </w:r>
+      <w:proofErr w:type="gramStart"/>
+      <w:r>
+        <w:rPr>
+          <w:rFonts w:ascii="Times New Roman" w:eastAsia="宋体" w:hAnsi="Times New Roman" w:cs="Times New Roman" w:hint="eastAsia"/>
+        </w:rPr>
+        <w:t>帧</w:t>
+      </w:r>
+      <w:proofErr w:type="gramEnd"/>
     </w:p>
     <w:p>
       <w:pPr>
@@ -1125,12 +1219,14 @@
         </w:rPr>
         <w:t>bib</w:t>
       </w:r>
+      <w:proofErr w:type="gramStart"/>
       <w:r>
         <w:rPr>
           <w:rFonts w:ascii="Times New Roman" w:eastAsia="宋体" w:hAnsi="Times New Roman" w:cs="Times New Roman" w:hint="eastAsia"/>
         </w:rPr>
         <w:t>的图层顺序</w:t>
       </w:r>
+      <w:proofErr w:type="gramEnd"/>
     </w:p>
     <w:p>
       <w:pPr>
@@ -1313,7 +1409,21 @@
         <w:rPr>
           <w:rFonts w:ascii="Times New Roman" w:eastAsia="宋体" w:hAnsi="Times New Roman" w:cs="Times New Roman" w:hint="eastAsia"/>
         </w:rPr>
-        <w:t>修复当破损建筑动画未指定时，部分参数不能正确读取其完好动画信息的</w:t>
+        <w:t>修复当破损建筑</w:t>
+      </w:r>
+      <w:proofErr w:type="gramStart"/>
+      <w:r>
+        <w:rPr>
+          <w:rFonts w:ascii="Times New Roman" w:eastAsia="宋体" w:hAnsi="Times New Roman" w:cs="Times New Roman" w:hint="eastAsia"/>
+        </w:rPr>
+        <w:t>动画未</w:t>
+      </w:r>
+      <w:proofErr w:type="gramEnd"/>
+      <w:r>
+        <w:rPr>
+          <w:rFonts w:ascii="Times New Roman" w:eastAsia="宋体" w:hAnsi="Times New Roman" w:cs="Times New Roman" w:hint="eastAsia"/>
+        </w:rPr>
+        <w:t>指定时，部分参数不能正确读取其完好动画信息的</w:t>
       </w:r>
       <w:r>
         <w:rPr>
@@ -1561,7 +1671,21 @@
         <w:rPr>
           <w:rFonts w:ascii="Times New Roman" w:eastAsia="宋体" w:hAnsi="Times New Roman" w:cs="Times New Roman" w:hint="eastAsia"/>
         </w:rPr>
-        <w:t>拖拽移动或拷贝至多开编辑器中</w:t>
+        <w:t>拖拽移动或拷贝</w:t>
+      </w:r>
+      <w:proofErr w:type="gramStart"/>
+      <w:r>
+        <w:rPr>
+          <w:rFonts w:ascii="Times New Roman" w:eastAsia="宋体" w:hAnsi="Times New Roman" w:cs="Times New Roman" w:hint="eastAsia"/>
+        </w:rPr>
+        <w:t>至多开</w:t>
+      </w:r>
+      <w:proofErr w:type="gramEnd"/>
+      <w:r>
+        <w:rPr>
+          <w:rFonts w:ascii="Times New Roman" w:eastAsia="宋体" w:hAnsi="Times New Roman" w:cs="Times New Roman" w:hint="eastAsia"/>
+        </w:rPr>
+        <w:t>编辑器中</w:t>
       </w:r>
     </w:p>
     <w:p>
@@ -1969,8 +2093,16 @@
         <w:rPr>
           <w:rFonts w:ascii="Times New Roman" w:eastAsia="宋体" w:hAnsi="Times New Roman" w:cs="Times New Roman" w:hint="eastAsia"/>
         </w:rPr>
-        <w:t>围墙覆盖物支持</w:t>
-      </w:r>
+        <w:t>围墙覆盖</w:t>
+      </w:r>
+      <w:proofErr w:type="gramStart"/>
+      <w:r>
+        <w:rPr>
+          <w:rFonts w:ascii="Times New Roman" w:eastAsia="宋体" w:hAnsi="Times New Roman" w:cs="Times New Roman" w:hint="eastAsia"/>
+        </w:rPr>
+        <w:t>物支持</w:t>
+      </w:r>
+      <w:proofErr w:type="gramEnd"/>
       <w:r>
         <w:rPr>
           <w:rFonts w:ascii="Times New Roman" w:eastAsia="宋体" w:hAnsi="Times New Roman" w:cs="Times New Roman" w:hint="eastAsia"/>
@@ -2037,6 +2169,7 @@
         <w:rPr>
           <w:rFonts w:ascii="Times New Roman" w:eastAsia="宋体" w:hAnsi="Times New Roman" w:cs="Times New Roman" w:hint="eastAsia"/>
         </w:rPr>
+        <w:lastRenderedPageBreak/>
         <w:t>支持直接向建筑上放置加载物</w:t>
       </w:r>
       <w:r>
@@ -2069,7 +2202,6 @@
         <w:rPr>
           <w:rFonts w:ascii="Times New Roman" w:eastAsia="宋体" w:hAnsi="Times New Roman" w:cs="Times New Roman" w:hint="eastAsia"/>
         </w:rPr>
-        <w:lastRenderedPageBreak/>
         <w:t>触发编辑器支持</w:t>
       </w:r>
       <w:r>
@@ -2730,11 +2862,19 @@
           <w:rFonts w:ascii="Times New Roman" w:eastAsia="宋体" w:hAnsi="Times New Roman" w:cs="Times New Roman"/>
         </w:rPr>
       </w:pPr>
-      <w:r>
-        <w:rPr>
-          <w:rFonts w:ascii="Times New Roman" w:eastAsia="宋体" w:hAnsi="Times New Roman" w:cs="Times New Roman" w:hint="eastAsia"/>
-        </w:rPr>
-        <w:t>修复极少数情况下重新加载地图时的弹窗</w:t>
+      <w:proofErr w:type="gramStart"/>
+      <w:r>
+        <w:rPr>
+          <w:rFonts w:ascii="Times New Roman" w:eastAsia="宋体" w:hAnsi="Times New Roman" w:cs="Times New Roman" w:hint="eastAsia"/>
+        </w:rPr>
+        <w:t>修复极</w:t>
+      </w:r>
+      <w:proofErr w:type="gramEnd"/>
+      <w:r>
+        <w:rPr>
+          <w:rFonts w:ascii="Times New Roman" w:eastAsia="宋体" w:hAnsi="Times New Roman" w:cs="Times New Roman" w:hint="eastAsia"/>
+        </w:rPr>
+        <w:t>少数情况下重新加载地图时的弹窗</w:t>
       </w:r>
     </w:p>
     <w:p>
@@ -2964,7 +3104,21 @@
         <w:rPr>
           <w:rFonts w:ascii="Times New Roman" w:eastAsia="宋体" w:hAnsi="Times New Roman" w:cs="Times New Roman" w:hint="eastAsia"/>
         </w:rPr>
-        <w:t>全部覆盖物支持笔刷大小</w:t>
+        <w:t>全部覆盖</w:t>
+      </w:r>
+      <w:proofErr w:type="gramStart"/>
+      <w:r>
+        <w:rPr>
+          <w:rFonts w:ascii="Times New Roman" w:eastAsia="宋体" w:hAnsi="Times New Roman" w:cs="Times New Roman" w:hint="eastAsia"/>
+        </w:rPr>
+        <w:t>物支持笔刷</w:t>
+      </w:r>
+      <w:proofErr w:type="gramEnd"/>
+      <w:r>
+        <w:rPr>
+          <w:rFonts w:ascii="Times New Roman" w:eastAsia="宋体" w:hAnsi="Times New Roman" w:cs="Times New Roman" w:hint="eastAsia"/>
+        </w:rPr>
+        <w:t>大小</w:t>
       </w:r>
     </w:p>
     <w:p>
@@ -3054,6 +3208,7 @@
         <w:rPr>
           <w:rFonts w:ascii="Times New Roman" w:eastAsia="宋体" w:hAnsi="Times New Roman" w:cs="Times New Roman" w:hint="eastAsia"/>
         </w:rPr>
+        <w:lastRenderedPageBreak/>
         <w:t>支持</w:t>
       </w:r>
       <w:proofErr w:type="spellStart"/>
@@ -3106,7 +3261,6 @@
         <w:rPr>
           <w:rFonts w:ascii="Times New Roman" w:eastAsia="宋体" w:hAnsi="Times New Roman" w:cs="Times New Roman" w:hint="eastAsia"/>
         </w:rPr>
-        <w:lastRenderedPageBreak/>
         <w:t>绝大部分填写色盘的</w:t>
       </w:r>
       <w:proofErr w:type="spellStart"/>
@@ -3719,11 +3873,19 @@
         <w:t>JumpJet</w:t>
       </w:r>
       <w:proofErr w:type="spellEnd"/>
-      <w:r>
-        <w:rPr>
-          <w:rFonts w:ascii="Times New Roman" w:eastAsia="宋体" w:hAnsi="Times New Roman" w:cs="Times New Roman" w:hint="eastAsia"/>
-        </w:rPr>
-        <w:t>类体素车辆的阴影会渲染为一半大小</w:t>
+      <w:proofErr w:type="gramStart"/>
+      <w:r>
+        <w:rPr>
+          <w:rFonts w:ascii="Times New Roman" w:eastAsia="宋体" w:hAnsi="Times New Roman" w:cs="Times New Roman" w:hint="eastAsia"/>
+        </w:rPr>
+        <w:t>类体素车辆</w:t>
+      </w:r>
+      <w:proofErr w:type="gramEnd"/>
+      <w:r>
+        <w:rPr>
+          <w:rFonts w:ascii="Times New Roman" w:eastAsia="宋体" w:hAnsi="Times New Roman" w:cs="Times New Roman" w:hint="eastAsia"/>
+        </w:rPr>
+        <w:t>的阴影会渲染为一半大小</w:t>
       </w:r>
     </w:p>
     <w:p>
@@ -4037,7 +4199,21 @@
         <w:rPr>
           <w:rFonts w:ascii="Times New Roman" w:eastAsia="宋体" w:hAnsi="Times New Roman" w:cs="Times New Roman" w:hint="eastAsia"/>
         </w:rPr>
-        <w:t>修复全局搜索搜索地形栏覆盖物时无法正确加载翻译名称的</w:t>
+        <w:t>修复全局</w:t>
+      </w:r>
+      <w:proofErr w:type="gramStart"/>
+      <w:r>
+        <w:rPr>
+          <w:rFonts w:ascii="Times New Roman" w:eastAsia="宋体" w:hAnsi="Times New Roman" w:cs="Times New Roman" w:hint="eastAsia"/>
+        </w:rPr>
+        <w:t>搜索搜索</w:t>
+      </w:r>
+      <w:proofErr w:type="gramEnd"/>
+      <w:r>
+        <w:rPr>
+          <w:rFonts w:ascii="Times New Roman" w:eastAsia="宋体" w:hAnsi="Times New Roman" w:cs="Times New Roman" w:hint="eastAsia"/>
+        </w:rPr>
+        <w:t>地形栏覆盖物时无法正确加载翻译名称的</w:t>
       </w:r>
       <w:r>
         <w:rPr>
@@ -4147,7 +4323,21 @@
         <w:rPr>
           <w:rFonts w:ascii="Times New Roman" w:eastAsia="宋体" w:hAnsi="Times New Roman" w:cs="Times New Roman" w:hint="eastAsia"/>
         </w:rPr>
-        <w:t>污染现在能正确被阴影遮挡</w:t>
+        <w:t>污染现在能</w:t>
+      </w:r>
+      <w:proofErr w:type="gramStart"/>
+      <w:r>
+        <w:rPr>
+          <w:rFonts w:ascii="Times New Roman" w:eastAsia="宋体" w:hAnsi="Times New Roman" w:cs="Times New Roman" w:hint="eastAsia"/>
+        </w:rPr>
+        <w:t>正确被</w:t>
+      </w:r>
+      <w:proofErr w:type="gramEnd"/>
+      <w:r>
+        <w:rPr>
+          <w:rFonts w:ascii="Times New Roman" w:eastAsia="宋体" w:hAnsi="Times New Roman" w:cs="Times New Roman" w:hint="eastAsia"/>
+        </w:rPr>
+        <w:t>阴影遮挡</w:t>
       </w:r>
     </w:p>
     <w:p>
@@ -4239,6 +4429,7 @@
         <w:rPr>
           <w:rFonts w:ascii="Times New Roman" w:eastAsia="宋体" w:hAnsi="Times New Roman" w:cs="Times New Roman" w:hint="eastAsia"/>
         </w:rPr>
+        <w:lastRenderedPageBreak/>
         <w:t>优化绘图效率，特别是在</w:t>
       </w:r>
       <w:proofErr w:type="spellStart"/>
@@ -4271,7 +4462,6 @@
         <w:rPr>
           <w:rFonts w:ascii="Times New Roman" w:eastAsia="宋体" w:hAnsi="Times New Roman" w:cs="Times New Roman" w:hint="eastAsia"/>
         </w:rPr>
-        <w:lastRenderedPageBreak/>
         <w:t>地形生成器新增斜坡功能</w:t>
       </w:r>
     </w:p>
@@ -4368,7 +4558,21 @@
         <w:rPr>
           <w:rFonts w:ascii="Times New Roman" w:eastAsia="宋体" w:hAnsi="Times New Roman" w:cs="Times New Roman" w:hint="eastAsia"/>
         </w:rPr>
-        <w:t>优化部分描边的绘制性能</w:t>
+        <w:t>优化</w:t>
+      </w:r>
+      <w:proofErr w:type="gramStart"/>
+      <w:r>
+        <w:rPr>
+          <w:rFonts w:ascii="Times New Roman" w:eastAsia="宋体" w:hAnsi="Times New Roman" w:cs="Times New Roman" w:hint="eastAsia"/>
+        </w:rPr>
+        <w:t>部分描边的</w:t>
+      </w:r>
+      <w:proofErr w:type="gramEnd"/>
+      <w:r>
+        <w:rPr>
+          <w:rFonts w:ascii="Times New Roman" w:eastAsia="宋体" w:hAnsi="Times New Roman" w:cs="Times New Roman" w:hint="eastAsia"/>
+        </w:rPr>
+        <w:t>绘制性能</w:t>
       </w:r>
     </w:p>
     <w:p>
@@ -4508,11 +4712,19 @@
           <w:rFonts w:ascii="Times New Roman" w:eastAsia="宋体" w:hAnsi="Times New Roman" w:cs="Times New Roman"/>
         </w:rPr>
       </w:pPr>
-      <w:r>
-        <w:rPr>
-          <w:rFonts w:ascii="Times New Roman" w:eastAsia="宋体" w:hAnsi="Times New Roman" w:cs="Times New Roman" w:hint="eastAsia"/>
-        </w:rPr>
-        <w:t>保存非地图</w:t>
+      <w:proofErr w:type="gramStart"/>
+      <w:r>
+        <w:rPr>
+          <w:rFonts w:ascii="Times New Roman" w:eastAsia="宋体" w:hAnsi="Times New Roman" w:cs="Times New Roman" w:hint="eastAsia"/>
+        </w:rPr>
+        <w:t>保存非</w:t>
+      </w:r>
+      <w:proofErr w:type="gramEnd"/>
+      <w:r>
+        <w:rPr>
+          <w:rFonts w:ascii="Times New Roman" w:eastAsia="宋体" w:hAnsi="Times New Roman" w:cs="Times New Roman" w:hint="eastAsia"/>
+        </w:rPr>
+        <w:t>地图</w:t>
       </w:r>
       <w:proofErr w:type="spellStart"/>
       <w:r>
@@ -4544,7 +4756,21 @@
         <w:rPr>
           <w:rFonts w:ascii="Times New Roman" w:eastAsia="宋体" w:hAnsi="Times New Roman" w:cs="Times New Roman" w:hint="eastAsia"/>
         </w:rPr>
-        <w:t>修复了闸门的破损帧加载错误的</w:t>
+        <w:t>修复了闸门的破损</w:t>
+      </w:r>
+      <w:proofErr w:type="gramStart"/>
+      <w:r>
+        <w:rPr>
+          <w:rFonts w:ascii="Times New Roman" w:eastAsia="宋体" w:hAnsi="Times New Roman" w:cs="Times New Roman" w:hint="eastAsia"/>
+        </w:rPr>
+        <w:t>帧</w:t>
+      </w:r>
+      <w:proofErr w:type="gramEnd"/>
+      <w:r>
+        <w:rPr>
+          <w:rFonts w:ascii="Times New Roman" w:eastAsia="宋体" w:hAnsi="Times New Roman" w:cs="Times New Roman" w:hint="eastAsia"/>
+        </w:rPr>
+        <w:t>加载错误的</w:t>
       </w:r>
       <w:r>
         <w:rPr>
@@ -4568,7 +4794,21 @@
         <w:rPr>
           <w:rFonts w:ascii="Times New Roman" w:eastAsia="宋体" w:hAnsi="Times New Roman" w:cs="Times New Roman" w:hint="eastAsia"/>
         </w:rPr>
-        <w:t>修复程序关闭后进程不能立即结束的</w:t>
+        <w:t>修复程序关闭</w:t>
+      </w:r>
+      <w:proofErr w:type="gramStart"/>
+      <w:r>
+        <w:rPr>
+          <w:rFonts w:ascii="Times New Roman" w:eastAsia="宋体" w:hAnsi="Times New Roman" w:cs="Times New Roman" w:hint="eastAsia"/>
+        </w:rPr>
+        <w:t>后进程</w:t>
+      </w:r>
+      <w:proofErr w:type="gramEnd"/>
+      <w:r>
+        <w:rPr>
+          <w:rFonts w:ascii="Times New Roman" w:eastAsia="宋体" w:hAnsi="Times New Roman" w:cs="Times New Roman" w:hint="eastAsia"/>
+        </w:rPr>
+        <w:t>不能立即结束的</w:t>
       </w:r>
       <w:r>
         <w:rPr>
@@ -4848,7 +5088,21 @@
         <w:rPr>
           <w:rFonts w:ascii="Times New Roman" w:eastAsia="宋体" w:hAnsi="Times New Roman" w:cs="Times New Roman" w:hint="eastAsia"/>
         </w:rPr>
-        <w:t>微调了地图渲染器的边缘坐标</w:t>
+        <w:t>微调了地图</w:t>
+      </w:r>
+      <w:proofErr w:type="gramStart"/>
+      <w:r>
+        <w:rPr>
+          <w:rFonts w:ascii="Times New Roman" w:eastAsia="宋体" w:hAnsi="Times New Roman" w:cs="Times New Roman" w:hint="eastAsia"/>
+        </w:rPr>
+        <w:t>渲染器</w:t>
+      </w:r>
+      <w:proofErr w:type="gramEnd"/>
+      <w:r>
+        <w:rPr>
+          <w:rFonts w:ascii="Times New Roman" w:eastAsia="宋体" w:hAnsi="Times New Roman" w:cs="Times New Roman" w:hint="eastAsia"/>
+        </w:rPr>
+        <w:t>的边缘坐标</w:t>
       </w:r>
     </w:p>
     <w:p>
@@ -4866,7 +5120,21 @@
         <w:rPr>
           <w:rFonts w:ascii="Times New Roman" w:eastAsia="宋体" w:hAnsi="Times New Roman" w:cs="Times New Roman" w:hint="eastAsia"/>
         </w:rPr>
-        <w:t>修复了军衔图层不能隐藏的</w:t>
+        <w:t>修复了军衔</w:t>
+      </w:r>
+      <w:proofErr w:type="gramStart"/>
+      <w:r>
+        <w:rPr>
+          <w:rFonts w:ascii="Times New Roman" w:eastAsia="宋体" w:hAnsi="Times New Roman" w:cs="Times New Roman" w:hint="eastAsia"/>
+        </w:rPr>
+        <w:t>图层不能</w:t>
+      </w:r>
+      <w:proofErr w:type="gramEnd"/>
+      <w:r>
+        <w:rPr>
+          <w:rFonts w:ascii="Times New Roman" w:eastAsia="宋体" w:hAnsi="Times New Roman" w:cs="Times New Roman" w:hint="eastAsia"/>
+        </w:rPr>
+        <w:t>隐藏的</w:t>
       </w:r>
       <w:r>
         <w:rPr>
@@ -5004,7 +5272,21 @@
         <w:rPr>
           <w:rFonts w:ascii="Times New Roman" w:eastAsia="宋体" w:hAnsi="Times New Roman" w:cs="Times New Roman" w:hint="eastAsia"/>
         </w:rPr>
-        <w:t>修复建筑存在加载物时，加载物品浏览器图标时会闪退的</w:t>
+        <w:t>修复建筑存在</w:t>
+      </w:r>
+      <w:proofErr w:type="gramStart"/>
+      <w:r>
+        <w:rPr>
+          <w:rFonts w:ascii="Times New Roman" w:eastAsia="宋体" w:hAnsi="Times New Roman" w:cs="Times New Roman" w:hint="eastAsia"/>
+        </w:rPr>
+        <w:t>加载物</w:t>
+      </w:r>
+      <w:proofErr w:type="gramEnd"/>
+      <w:r>
+        <w:rPr>
+          <w:rFonts w:ascii="Times New Roman" w:eastAsia="宋体" w:hAnsi="Times New Roman" w:cs="Times New Roman" w:hint="eastAsia"/>
+        </w:rPr>
+        <w:t>时，加载物品浏览器图标时会闪退的</w:t>
       </w:r>
       <w:r>
         <w:rPr>
@@ -5330,6 +5612,7 @@
         <w:rPr>
           <w:rFonts w:ascii="Times New Roman" w:eastAsia="宋体" w:hAnsi="Times New Roman" w:cs="Times New Roman" w:hint="eastAsia"/>
         </w:rPr>
+        <w:lastRenderedPageBreak/>
         <w:t>支持</w:t>
       </w:r>
       <w:proofErr w:type="spellStart"/>
@@ -5362,7 +5645,6 @@
         <w:rPr>
           <w:rFonts w:ascii="Times New Roman" w:eastAsia="宋体" w:hAnsi="Times New Roman" w:cs="Times New Roman" w:hint="eastAsia"/>
         </w:rPr>
-        <w:lastRenderedPageBreak/>
         <w:t>修复了当单位注册名以数字结尾时，可能与其他单位图像冲突的</w:t>
       </w:r>
       <w:r>
@@ -5497,7 +5779,21 @@
         <w:rPr>
           <w:rFonts w:ascii="Times New Roman" w:eastAsia="宋体" w:hAnsi="Times New Roman" w:cs="Times New Roman" w:hint="eastAsia"/>
         </w:rPr>
-        <w:t>地图渲染器支持将渲染图保存为</w:t>
+        <w:t>地图</w:t>
+      </w:r>
+      <w:proofErr w:type="gramStart"/>
+      <w:r>
+        <w:rPr>
+          <w:rFonts w:ascii="Times New Roman" w:eastAsia="宋体" w:hAnsi="Times New Roman" w:cs="Times New Roman" w:hint="eastAsia"/>
+        </w:rPr>
+        <w:t>渲染器支持</w:t>
+      </w:r>
+      <w:proofErr w:type="gramEnd"/>
+      <w:r>
+        <w:rPr>
+          <w:rFonts w:ascii="Times New Roman" w:eastAsia="宋体" w:hAnsi="Times New Roman" w:cs="Times New Roman" w:hint="eastAsia"/>
+        </w:rPr>
+        <w:t>将渲染图保存为</w:t>
       </w:r>
       <w:r>
         <w:rPr>
@@ -5575,7 +5871,21 @@
         <w:rPr>
           <w:rFonts w:ascii="Times New Roman" w:eastAsia="宋体" w:hAnsi="Times New Roman" w:cs="Times New Roman" w:hint="eastAsia"/>
         </w:rPr>
-        <w:t>”覆盖物为了兼容旧地编，进行了额外的偏移，在修复后反而会偏移。</w:t>
+        <w:t>”覆盖</w:t>
+      </w:r>
+      <w:proofErr w:type="gramStart"/>
+      <w:r>
+        <w:rPr>
+          <w:rFonts w:ascii="Times New Roman" w:eastAsia="宋体" w:hAnsi="Times New Roman" w:cs="Times New Roman" w:hint="eastAsia"/>
+        </w:rPr>
+        <w:t>物为了</w:t>
+      </w:r>
+      <w:proofErr w:type="gramEnd"/>
+      <w:r>
+        <w:rPr>
+          <w:rFonts w:ascii="Times New Roman" w:eastAsia="宋体" w:hAnsi="Times New Roman" w:cs="Times New Roman" w:hint="eastAsia"/>
+        </w:rPr>
+        <w:t>兼容旧地编，进行了额外的偏移，在修复后反而会偏移。</w:t>
       </w:r>
       <w:r>
         <w:rPr>
@@ -5743,7 +6053,21 @@
         <w:rPr>
           <w:rFonts w:ascii="Times New Roman" w:eastAsia="宋体" w:hAnsi="Times New Roman" w:cs="Times New Roman" w:hint="eastAsia"/>
         </w:rPr>
-        <w:t>修复当地图大于</w:t>
+        <w:t>修复</w:t>
+      </w:r>
+      <w:proofErr w:type="gramStart"/>
+      <w:r>
+        <w:rPr>
+          <w:rFonts w:ascii="Times New Roman" w:eastAsia="宋体" w:hAnsi="Times New Roman" w:cs="Times New Roman" w:hint="eastAsia"/>
+        </w:rPr>
+        <w:t>当地图</w:t>
+      </w:r>
+      <w:proofErr w:type="gramEnd"/>
+      <w:r>
+        <w:rPr>
+          <w:rFonts w:ascii="Times New Roman" w:eastAsia="宋体" w:hAnsi="Times New Roman" w:cs="Times New Roman" w:hint="eastAsia"/>
+        </w:rPr>
+        <w:t>大于</w:t>
       </w:r>
       <w:r>
         <w:rPr>
@@ -5967,13 +6291,27 @@
         <w:rPr>
           <w:rFonts w:ascii="Times New Roman" w:eastAsia="宋体" w:hAnsi="Times New Roman" w:cs="Times New Roman" w:hint="eastAsia"/>
         </w:rPr>
-        <w:t>和键</w:t>
-      </w:r>
-      <w:r>
-        <w:rPr>
-          <w:rFonts w:ascii="Times New Roman" w:eastAsia="宋体" w:hAnsi="Times New Roman" w:cs="Times New Roman" w:hint="eastAsia"/>
-        </w:rPr>
-        <w:t>，均可以通过“</w:t>
+        <w:t>和</w:t>
+      </w:r>
+      <w:proofErr w:type="gramStart"/>
+      <w:r>
+        <w:rPr>
+          <w:rFonts w:ascii="Times New Roman" w:eastAsia="宋体" w:hAnsi="Times New Roman" w:cs="Times New Roman" w:hint="eastAsia"/>
+        </w:rPr>
+        <w:t>键</w:t>
+      </w:r>
+      <w:r>
+        <w:rPr>
+          <w:rFonts w:ascii="Times New Roman" w:eastAsia="宋体" w:hAnsi="Times New Roman" w:cs="Times New Roman" w:hint="eastAsia"/>
+        </w:rPr>
+        <w:t>，</w:t>
+      </w:r>
+      <w:proofErr w:type="gramEnd"/>
+      <w:r>
+        <w:rPr>
+          <w:rFonts w:ascii="Times New Roman" w:eastAsia="宋体" w:hAnsi="Times New Roman" w:cs="Times New Roman" w:hint="eastAsia"/>
+        </w:rPr>
+        <w:t>均可以通过“</w:t>
       </w:r>
       <w:r>
         <w:rPr>
@@ -6443,6 +6781,7 @@
         <w:rPr>
           <w:rFonts w:ascii="Times New Roman" w:eastAsia="宋体" w:hAnsi="Times New Roman" w:cs="Times New Roman" w:hint="eastAsia"/>
         </w:rPr>
+        <w:lastRenderedPageBreak/>
         <w:t>修复部分情况下摆放车辆</w:t>
       </w:r>
       <w:r>
@@ -6479,7 +6818,6 @@
         <w:rPr>
           <w:rFonts w:ascii="Times New Roman" w:eastAsia="宋体" w:hAnsi="Times New Roman" w:cs="Times New Roman" w:hint="eastAsia"/>
         </w:rPr>
-        <w:lastRenderedPageBreak/>
         <w:t>修复超大建筑物在部分视角下不能正确渲染的</w:t>
       </w:r>
       <w:r>
@@ -6570,7 +6908,21 @@
         <w:rPr>
           <w:rFonts w:ascii="Times New Roman" w:eastAsia="宋体" w:hAnsi="Times New Roman" w:cs="Times New Roman" w:hint="eastAsia"/>
         </w:rPr>
-        <w:t>修复加载物不显示阴影的</w:t>
+        <w:t>修复</w:t>
+      </w:r>
+      <w:proofErr w:type="gramStart"/>
+      <w:r>
+        <w:rPr>
+          <w:rFonts w:ascii="Times New Roman" w:eastAsia="宋体" w:hAnsi="Times New Roman" w:cs="Times New Roman" w:hint="eastAsia"/>
+        </w:rPr>
+        <w:t>加载物</w:t>
+      </w:r>
+      <w:proofErr w:type="gramEnd"/>
+      <w:r>
+        <w:rPr>
+          <w:rFonts w:ascii="Times New Roman" w:eastAsia="宋体" w:hAnsi="Times New Roman" w:cs="Times New Roman" w:hint="eastAsia"/>
+        </w:rPr>
+        <w:t>不显示阴影的</w:t>
       </w:r>
       <w:r>
         <w:rPr>
@@ -7208,7 +7560,21 @@
         <w:rPr>
           <w:rFonts w:ascii="Times New Roman" w:eastAsia="宋体" w:hAnsi="Times New Roman" w:cs="Times New Roman" w:hint="eastAsia"/>
         </w:rPr>
-        <w:t>新增地图渲染器功能，可以渲染全图</w:t>
+        <w:t>新增地图</w:t>
+      </w:r>
+      <w:proofErr w:type="gramStart"/>
+      <w:r>
+        <w:rPr>
+          <w:rFonts w:ascii="Times New Roman" w:eastAsia="宋体" w:hAnsi="Times New Roman" w:cs="Times New Roman" w:hint="eastAsia"/>
+        </w:rPr>
+        <w:t>渲染器</w:t>
+      </w:r>
+      <w:proofErr w:type="gramEnd"/>
+      <w:r>
+        <w:rPr>
+          <w:rFonts w:ascii="Times New Roman" w:eastAsia="宋体" w:hAnsi="Times New Roman" w:cs="Times New Roman" w:hint="eastAsia"/>
+        </w:rPr>
+        <w:t>功能，可以渲染全图</w:t>
       </w:r>
       <w:r>
         <w:rPr>
@@ -7632,7 +7998,21 @@
         <w:rPr>
           <w:rFonts w:ascii="Times New Roman" w:eastAsia="宋体" w:hAnsi="Times New Roman" w:cs="Times New Roman" w:hint="eastAsia"/>
         </w:rPr>
-        <w:t>擦除覆盖物不会导致附近的围墙变为完好状态，会保持当前破损状态（但仍然会重新计算连接方式）</w:t>
+        <w:t>擦除覆盖</w:t>
+      </w:r>
+      <w:proofErr w:type="gramStart"/>
+      <w:r>
+        <w:rPr>
+          <w:rFonts w:ascii="Times New Roman" w:eastAsia="宋体" w:hAnsi="Times New Roman" w:cs="Times New Roman" w:hint="eastAsia"/>
+        </w:rPr>
+        <w:t>物不会</w:t>
+      </w:r>
+      <w:proofErr w:type="gramEnd"/>
+      <w:r>
+        <w:rPr>
+          <w:rFonts w:ascii="Times New Roman" w:eastAsia="宋体" w:hAnsi="Times New Roman" w:cs="Times New Roman" w:hint="eastAsia"/>
+        </w:rPr>
+        <w:t>导致附近的围墙变为完好状态，会保持当前破损状态（但仍然会重新计算连接方式）</w:t>
       </w:r>
     </w:p>
     <w:p>
@@ -7674,6 +8054,7 @@
         <w:rPr>
           <w:rFonts w:ascii="Times New Roman" w:eastAsia="宋体" w:hAnsi="Times New Roman" w:cs="Times New Roman" w:hint="eastAsia"/>
         </w:rPr>
+        <w:lastRenderedPageBreak/>
         <w:t>修复了建筑</w:t>
       </w:r>
       <w:r>
@@ -7710,7 +8091,6 @@
         <w:rPr>
           <w:rFonts w:ascii="Times New Roman" w:eastAsia="宋体" w:hAnsi="Times New Roman" w:cs="Times New Roman" w:hint="eastAsia"/>
         </w:rPr>
-        <w:lastRenderedPageBreak/>
         <w:t>多人地图建立路径点会跳过</w:t>
       </w:r>
       <w:r>
@@ -7857,12 +8237,14 @@
           <w:rFonts w:ascii="Times New Roman" w:eastAsia="宋体" w:hAnsi="Times New Roman" w:cs="Times New Roman"/>
         </w:rPr>
       </w:pPr>
+      <w:proofErr w:type="gramStart"/>
       <w:r>
         <w:rPr>
           <w:rFonts w:ascii="Times New Roman" w:eastAsia="宋体" w:hAnsi="Times New Roman" w:cs="Times New Roman" w:hint="eastAsia"/>
         </w:rPr>
         <w:t>图层</w:t>
       </w:r>
+      <w:proofErr w:type="gramEnd"/>
       <w:r>
         <w:rPr>
           <w:rFonts w:ascii="Times New Roman" w:eastAsia="宋体" w:hAnsi="Times New Roman" w:cs="Times New Roman" w:hint="eastAsia"/>
@@ -8453,7 +8835,21 @@
         <w:rPr>
           <w:rFonts w:ascii="Times New Roman" w:eastAsia="宋体" w:hAnsi="Times New Roman" w:cs="Times New Roman" w:hint="eastAsia"/>
         </w:rPr>
-        <w:t>修复了地图检查器错误项过多时会挤在一起的</w:t>
+        <w:t>修复了地图检查</w:t>
+      </w:r>
+      <w:proofErr w:type="gramStart"/>
+      <w:r>
+        <w:rPr>
+          <w:rFonts w:ascii="Times New Roman" w:eastAsia="宋体" w:hAnsi="Times New Roman" w:cs="Times New Roman" w:hint="eastAsia"/>
+        </w:rPr>
+        <w:t>器错误</w:t>
+      </w:r>
+      <w:proofErr w:type="gramEnd"/>
+      <w:r>
+        <w:rPr>
+          <w:rFonts w:ascii="Times New Roman" w:eastAsia="宋体" w:hAnsi="Times New Roman" w:cs="Times New Roman" w:hint="eastAsia"/>
+        </w:rPr>
+        <w:t>项过多时会挤在一起的</w:t>
       </w:r>
       <w:r>
         <w:rPr>
@@ -8529,13 +8925,35 @@
         <w:rPr>
           <w:rFonts w:ascii="Times New Roman" w:eastAsia="宋体" w:hAnsi="Times New Roman" w:cs="Times New Roman" w:hint="eastAsia"/>
         </w:rPr>
-        <w:t>调节建筑动画图层</w:t>
-      </w:r>
-      <w:r>
-        <w:rPr>
-          <w:rFonts w:ascii="Times New Roman" w:eastAsia="宋体" w:hAnsi="Times New Roman" w:cs="Times New Roman" w:hint="eastAsia"/>
-        </w:rPr>
-        <w:t>功能；优化建筑图层顺序计算</w:t>
+        <w:t>调节建筑</w:t>
+      </w:r>
+      <w:proofErr w:type="gramStart"/>
+      <w:r>
+        <w:rPr>
+          <w:rFonts w:ascii="Times New Roman" w:eastAsia="宋体" w:hAnsi="Times New Roman" w:cs="Times New Roman" w:hint="eastAsia"/>
+        </w:rPr>
+        <w:t>动画图层</w:t>
+      </w:r>
+      <w:proofErr w:type="gramEnd"/>
+      <w:r>
+        <w:rPr>
+          <w:rFonts w:ascii="Times New Roman" w:eastAsia="宋体" w:hAnsi="Times New Roman" w:cs="Times New Roman" w:hint="eastAsia"/>
+        </w:rPr>
+        <w:t>功能；优化</w:t>
+      </w:r>
+      <w:proofErr w:type="gramStart"/>
+      <w:r>
+        <w:rPr>
+          <w:rFonts w:ascii="Times New Roman" w:eastAsia="宋体" w:hAnsi="Times New Roman" w:cs="Times New Roman" w:hint="eastAsia"/>
+        </w:rPr>
+        <w:t>建筑图层顺序</w:t>
+      </w:r>
+      <w:proofErr w:type="gramEnd"/>
+      <w:r>
+        <w:rPr>
+          <w:rFonts w:ascii="Times New Roman" w:eastAsia="宋体" w:hAnsi="Times New Roman" w:cs="Times New Roman" w:hint="eastAsia"/>
+        </w:rPr>
+        <w:t>计算</w:t>
       </w:r>
     </w:p>
     <w:p>
@@ -8553,7 +8971,21 @@
         <w:rPr>
           <w:rFonts w:ascii="Times New Roman" w:eastAsia="宋体" w:hAnsi="Times New Roman" w:cs="Times New Roman" w:hint="eastAsia"/>
         </w:rPr>
-        <w:t>修复动作脚本为空时，勾选插入模式新建行为导致崩溃的</w:t>
+        <w:t>修复动作脚本为空时，</w:t>
+      </w:r>
+      <w:proofErr w:type="gramStart"/>
+      <w:r>
+        <w:rPr>
+          <w:rFonts w:ascii="Times New Roman" w:eastAsia="宋体" w:hAnsi="Times New Roman" w:cs="Times New Roman" w:hint="eastAsia"/>
+        </w:rPr>
+        <w:t>勾选插入</w:t>
+      </w:r>
+      <w:proofErr w:type="gramEnd"/>
+      <w:r>
+        <w:rPr>
+          <w:rFonts w:ascii="Times New Roman" w:eastAsia="宋体" w:hAnsi="Times New Roman" w:cs="Times New Roman" w:hint="eastAsia"/>
+        </w:rPr>
+        <w:t>模式新建行为导致崩溃的</w:t>
       </w:r>
       <w:r>
         <w:rPr>
@@ -8815,6 +9247,7 @@
         <w:rPr>
           <w:rFonts w:ascii="Times New Roman" w:eastAsia="宋体" w:hAnsi="Times New Roman" w:cs="Times New Roman" w:hint="eastAsia"/>
         </w:rPr>
+        <w:lastRenderedPageBreak/>
         <w:t>地图注释窗口的颜色设置可以调用颜色选择器，不再需要手动输入</w:t>
       </w:r>
     </w:p>
@@ -8833,9 +9266,16 @@
         <w:rPr>
           <w:rFonts w:ascii="Times New Roman" w:eastAsia="宋体" w:hAnsi="Times New Roman" w:cs="Times New Roman" w:hint="eastAsia"/>
         </w:rPr>
-        <w:lastRenderedPageBreak/>
-        <w:t>优化建筑动画的图层顺序</w:t>
-      </w:r>
+        <w:t>优化建筑动画</w:t>
+      </w:r>
+      <w:proofErr w:type="gramStart"/>
+      <w:r>
+        <w:rPr>
+          <w:rFonts w:ascii="Times New Roman" w:eastAsia="宋体" w:hAnsi="Times New Roman" w:cs="Times New Roman" w:hint="eastAsia"/>
+        </w:rPr>
+        <w:t>的图层顺序</w:t>
+      </w:r>
+      <w:proofErr w:type="gramEnd"/>
     </w:p>
     <w:p>
       <w:pPr>
@@ -9212,7 +9652,21 @@
         <w:rPr>
           <w:rFonts w:ascii="Times New Roman" w:eastAsia="宋体" w:hAnsi="Times New Roman" w:cs="Times New Roman" w:hint="eastAsia"/>
         </w:rPr>
-        <w:t>修复部分情况下绘制连接地形上升、下降段高度错误的</w:t>
+        <w:t>修复部分情况下绘制连接地形上升、下降</w:t>
+      </w:r>
+      <w:proofErr w:type="gramStart"/>
+      <w:r>
+        <w:rPr>
+          <w:rFonts w:ascii="Times New Roman" w:eastAsia="宋体" w:hAnsi="Times New Roman" w:cs="Times New Roman" w:hint="eastAsia"/>
+        </w:rPr>
+        <w:t>段高度</w:t>
+      </w:r>
+      <w:proofErr w:type="gramEnd"/>
+      <w:r>
+        <w:rPr>
+          <w:rFonts w:ascii="Times New Roman" w:eastAsia="宋体" w:hAnsi="Times New Roman" w:cs="Times New Roman" w:hint="eastAsia"/>
+        </w:rPr>
+        <w:t>错误的</w:t>
       </w:r>
       <w:r>
         <w:rPr>
@@ -9236,7 +9690,21 @@
         <w:rPr>
           <w:rFonts w:ascii="Times New Roman" w:eastAsia="宋体" w:hAnsi="Times New Roman" w:cs="Times New Roman" w:hint="eastAsia"/>
         </w:rPr>
-        <w:t>优化光照沙盒切换时的性能</w:t>
+        <w:t>优化</w:t>
+      </w:r>
+      <w:proofErr w:type="gramStart"/>
+      <w:r>
+        <w:rPr>
+          <w:rFonts w:ascii="Times New Roman" w:eastAsia="宋体" w:hAnsi="Times New Roman" w:cs="Times New Roman" w:hint="eastAsia"/>
+        </w:rPr>
+        <w:t>光照沙盒切换</w:t>
+      </w:r>
+      <w:proofErr w:type="gramEnd"/>
+      <w:r>
+        <w:rPr>
+          <w:rFonts w:ascii="Times New Roman" w:eastAsia="宋体" w:hAnsi="Times New Roman" w:cs="Times New Roman" w:hint="eastAsia"/>
+        </w:rPr>
+        <w:t>时的性能</w:t>
       </w:r>
     </w:p>
     <w:p>
@@ -9286,7 +9754,21 @@
         <w:rPr>
           <w:rFonts w:ascii="Times New Roman" w:eastAsia="宋体" w:hAnsi="Times New Roman" w:cs="Times New Roman" w:hint="eastAsia"/>
         </w:rPr>
-        <w:t>，控制是否按光照沙盒渲染地形浏览器图像</w:t>
+        <w:t>，控制是否按</w:t>
+      </w:r>
+      <w:proofErr w:type="gramStart"/>
+      <w:r>
+        <w:rPr>
+          <w:rFonts w:ascii="Times New Roman" w:eastAsia="宋体" w:hAnsi="Times New Roman" w:cs="Times New Roman" w:hint="eastAsia"/>
+        </w:rPr>
+        <w:t>光照沙盒渲染</w:t>
+      </w:r>
+      <w:proofErr w:type="gramEnd"/>
+      <w:r>
+        <w:rPr>
+          <w:rFonts w:ascii="Times New Roman" w:eastAsia="宋体" w:hAnsi="Times New Roman" w:cs="Times New Roman" w:hint="eastAsia"/>
+        </w:rPr>
+        <w:t>地形浏览器图像</w:t>
       </w:r>
     </w:p>
     <w:p>
@@ -9512,11 +9994,19 @@
         </w:rPr>
         <w:t>A</w:t>
       </w:r>
-      <w:r>
-        <w:rPr>
-          <w:rFonts w:ascii="Times New Roman" w:eastAsia="宋体" w:hAnsi="Times New Roman" w:cs="Times New Roman" w:hint="eastAsia"/>
-        </w:rPr>
-        <w:t>键无法切换悬崖类型的</w:t>
+      <w:proofErr w:type="gramStart"/>
+      <w:r>
+        <w:rPr>
+          <w:rFonts w:ascii="Times New Roman" w:eastAsia="宋体" w:hAnsi="Times New Roman" w:cs="Times New Roman" w:hint="eastAsia"/>
+        </w:rPr>
+        <w:t>键无法</w:t>
+      </w:r>
+      <w:proofErr w:type="gramEnd"/>
+      <w:r>
+        <w:rPr>
+          <w:rFonts w:ascii="Times New Roman" w:eastAsia="宋体" w:hAnsi="Times New Roman" w:cs="Times New Roman" w:hint="eastAsia"/>
+        </w:rPr>
+        <w:t>切换悬崖类型的</w:t>
       </w:r>
       <w:r>
         <w:rPr>
@@ -9984,6 +10474,7 @@
         <w:rPr>
           <w:rFonts w:ascii="Times New Roman" w:eastAsia="宋体" w:hAnsi="Times New Roman" w:cs="Times New Roman" w:hint="eastAsia"/>
         </w:rPr>
+        <w:lastRenderedPageBreak/>
         <w:t>新增</w:t>
       </w:r>
       <w:proofErr w:type="spellStart"/>
@@ -9998,14 +10489,21 @@
         <w:rPr>
           <w:rFonts w:ascii="Times New Roman" w:eastAsia="宋体" w:hAnsi="Times New Roman" w:cs="Times New Roman" w:hint="eastAsia"/>
         </w:rPr>
-        <w:t>，支持仅在缩小时使用双线性插值，放</w:t>
-      </w:r>
-      <w:r>
-        <w:rPr>
-          <w:rFonts w:ascii="Times New Roman" w:eastAsia="宋体" w:hAnsi="Times New Roman" w:cs="Times New Roman" w:hint="eastAsia"/>
-        </w:rPr>
-        <w:lastRenderedPageBreak/>
-        <w:t>大时硬边缘放大</w:t>
+        <w:t>，</w:t>
+      </w:r>
+      <w:proofErr w:type="gramStart"/>
+      <w:r>
+        <w:rPr>
+          <w:rFonts w:ascii="Times New Roman" w:eastAsia="宋体" w:hAnsi="Times New Roman" w:cs="Times New Roman" w:hint="eastAsia"/>
+        </w:rPr>
+        <w:t>支持仅</w:t>
+      </w:r>
+      <w:proofErr w:type="gramEnd"/>
+      <w:r>
+        <w:rPr>
+          <w:rFonts w:ascii="Times New Roman" w:eastAsia="宋体" w:hAnsi="Times New Roman" w:cs="Times New Roman" w:hint="eastAsia"/>
+        </w:rPr>
+        <w:t>在缩小时使用双线性插值，放大时硬边缘放大</w:t>
       </w:r>
     </w:p>
     <w:p>
@@ -10223,11 +10721,19 @@
         <w:t>AlphaImage</w:t>
       </w:r>
       <w:proofErr w:type="spellEnd"/>
-      <w:r>
-        <w:rPr>
-          <w:rFonts w:ascii="Times New Roman" w:eastAsia="宋体" w:hAnsi="Times New Roman" w:cs="Times New Roman" w:hint="eastAsia"/>
-        </w:rPr>
-        <w:t>不受图层选项控制的</w:t>
+      <w:proofErr w:type="gramStart"/>
+      <w:r>
+        <w:rPr>
+          <w:rFonts w:ascii="Times New Roman" w:eastAsia="宋体" w:hAnsi="Times New Roman" w:cs="Times New Roman" w:hint="eastAsia"/>
+        </w:rPr>
+        <w:t>不受图层选项</w:t>
+      </w:r>
+      <w:proofErr w:type="gramEnd"/>
+      <w:r>
+        <w:rPr>
+          <w:rFonts w:ascii="Times New Roman" w:eastAsia="宋体" w:hAnsi="Times New Roman" w:cs="Times New Roman" w:hint="eastAsia"/>
+        </w:rPr>
+        <w:t>控制的</w:t>
       </w:r>
       <w:r>
         <w:rPr>
@@ -10363,7 +10869,21 @@
         <w:rPr>
           <w:rFonts w:ascii="Times New Roman" w:eastAsia="宋体" w:hAnsi="Times New Roman" w:cs="Times New Roman" w:hint="eastAsia"/>
         </w:rPr>
-        <w:t>修复了手动设置覆盖物和覆盖物数据可能溢出的</w:t>
+        <w:t>修复了手动设置覆盖物和覆盖</w:t>
+      </w:r>
+      <w:proofErr w:type="gramStart"/>
+      <w:r>
+        <w:rPr>
+          <w:rFonts w:ascii="Times New Roman" w:eastAsia="宋体" w:hAnsi="Times New Roman" w:cs="Times New Roman" w:hint="eastAsia"/>
+        </w:rPr>
+        <w:t>物数据</w:t>
+      </w:r>
+      <w:proofErr w:type="gramEnd"/>
+      <w:r>
+        <w:rPr>
+          <w:rFonts w:ascii="Times New Roman" w:eastAsia="宋体" w:hAnsi="Times New Roman" w:cs="Times New Roman" w:hint="eastAsia"/>
+        </w:rPr>
+        <w:t>可能溢出的</w:t>
       </w:r>
       <w:r>
         <w:rPr>
@@ -10675,7 +11195,21 @@
         <w:rPr>
           <w:rFonts w:ascii="Times New Roman" w:eastAsia="宋体" w:hAnsi="Times New Roman" w:cs="Times New Roman" w:hint="eastAsia"/>
         </w:rPr>
-        <w:t>修复删除对象、格式刷使用大笔刷时，在地图边缘可能崩溃的</w:t>
+        <w:t>修复删除对象、格式</w:t>
+      </w:r>
+      <w:proofErr w:type="gramStart"/>
+      <w:r>
+        <w:rPr>
+          <w:rFonts w:ascii="Times New Roman" w:eastAsia="宋体" w:hAnsi="Times New Roman" w:cs="Times New Roman" w:hint="eastAsia"/>
+        </w:rPr>
+        <w:t>刷使用</w:t>
+      </w:r>
+      <w:proofErr w:type="gramEnd"/>
+      <w:r>
+        <w:rPr>
+          <w:rFonts w:ascii="Times New Roman" w:eastAsia="宋体" w:hAnsi="Times New Roman" w:cs="Times New Roman" w:hint="eastAsia"/>
+        </w:rPr>
+        <w:t>大笔刷时，在地图边缘可能崩溃的</w:t>
       </w:r>
       <w:r>
         <w:rPr>
@@ -11079,6 +11613,7 @@
         <w:rPr>
           <w:rFonts w:ascii="Times New Roman" w:eastAsia="宋体" w:hAnsi="Times New Roman" w:cs="Times New Roman" w:hint="eastAsia"/>
         </w:rPr>
+        <w:lastRenderedPageBreak/>
         <w:t>支持按“</w:t>
       </w:r>
       <w:r>
@@ -11103,8 +11638,16 @@
         <w:rPr>
           <w:rFonts w:ascii="Times New Roman" w:eastAsia="宋体" w:hAnsi="Times New Roman" w:cs="Times New Roman" w:hint="eastAsia"/>
         </w:rPr>
-        <w:t>”调节笔刷大小</w:t>
-      </w:r>
+        <w:t>”</w:t>
+      </w:r>
+      <w:proofErr w:type="gramStart"/>
+      <w:r>
+        <w:rPr>
+          <w:rFonts w:ascii="Times New Roman" w:eastAsia="宋体" w:hAnsi="Times New Roman" w:cs="Times New Roman" w:hint="eastAsia"/>
+        </w:rPr>
+        <w:t>调节笔刷大小</w:t>
+      </w:r>
+      <w:proofErr w:type="gramEnd"/>
     </w:p>
     <w:p>
       <w:pPr>
@@ -11121,7 +11664,6 @@
         <w:rPr>
           <w:rFonts w:ascii="Times New Roman" w:eastAsia="宋体" w:hAnsi="Times New Roman" w:cs="Times New Roman" w:hint="eastAsia"/>
         </w:rPr>
-        <w:lastRenderedPageBreak/>
         <w:t>修复单位不存在精英武器时，属性查看无法显示精英单位射程的</w:t>
       </w:r>
       <w:r>
@@ -11178,8 +11720,16 @@
         <w:rPr>
           <w:rFonts w:ascii="Times New Roman" w:eastAsia="宋体" w:hAnsi="Times New Roman" w:cs="Times New Roman" w:hint="eastAsia"/>
         </w:rPr>
-        <w:t>更改所属方支持笔刷操作</w:t>
-      </w:r>
+        <w:t>更改所属方</w:t>
+      </w:r>
+      <w:proofErr w:type="gramStart"/>
+      <w:r>
+        <w:rPr>
+          <w:rFonts w:ascii="Times New Roman" w:eastAsia="宋体" w:hAnsi="Times New Roman" w:cs="Times New Roman" w:hint="eastAsia"/>
+        </w:rPr>
+        <w:t>支持笔刷操作</w:t>
+      </w:r>
+      <w:proofErr w:type="gramEnd"/>
     </w:p>
     <w:p>
       <w:pPr>
@@ -11222,11 +11772,19 @@
           <w:rFonts w:ascii="Times New Roman" w:eastAsia="宋体" w:hAnsi="Times New Roman" w:cs="Times New Roman"/>
         </w:rPr>
       </w:pPr>
-      <w:r>
-        <w:rPr>
-          <w:rFonts w:ascii="Times New Roman" w:eastAsia="宋体" w:hAnsi="Times New Roman" w:cs="Times New Roman" w:hint="eastAsia"/>
-        </w:rPr>
-        <w:t>新增拾色器功能，当鼠标为空且按住</w:t>
+      <w:proofErr w:type="gramStart"/>
+      <w:r>
+        <w:rPr>
+          <w:rFonts w:ascii="Times New Roman" w:eastAsia="宋体" w:hAnsi="Times New Roman" w:cs="Times New Roman" w:hint="eastAsia"/>
+        </w:rPr>
+        <w:t>新增拾色器</w:t>
+      </w:r>
+      <w:proofErr w:type="gramEnd"/>
+      <w:r>
+        <w:rPr>
+          <w:rFonts w:ascii="Times New Roman" w:eastAsia="宋体" w:hAnsi="Times New Roman" w:cs="Times New Roman" w:hint="eastAsia"/>
+        </w:rPr>
+        <w:t>功能，当鼠标为空且按住</w:t>
       </w:r>
       <w:r>
         <w:rPr>
@@ -11698,7 +12256,21 @@
         <w:rPr>
           <w:rFonts w:ascii="Times New Roman" w:eastAsia="宋体" w:hAnsi="Times New Roman" w:cs="Times New Roman" w:hint="eastAsia"/>
         </w:rPr>
-        <w:t>修复当地图边界超出地图范围时，细蓝线会偏移的</w:t>
+        <w:t>修复</w:t>
+      </w:r>
+      <w:proofErr w:type="gramStart"/>
+      <w:r>
+        <w:rPr>
+          <w:rFonts w:ascii="Times New Roman" w:eastAsia="宋体" w:hAnsi="Times New Roman" w:cs="Times New Roman" w:hint="eastAsia"/>
+        </w:rPr>
+        <w:t>当地图</w:t>
+      </w:r>
+      <w:proofErr w:type="gramEnd"/>
+      <w:r>
+        <w:rPr>
+          <w:rFonts w:ascii="Times New Roman" w:eastAsia="宋体" w:hAnsi="Times New Roman" w:cs="Times New Roman" w:hint="eastAsia"/>
+        </w:rPr>
+        <w:t>边界超出地图范围时，细蓝线会偏移的</w:t>
       </w:r>
       <w:r>
         <w:rPr>
@@ -11934,7 +12506,21 @@
         <w:rPr>
           <w:rFonts w:ascii="Times New Roman" w:eastAsia="宋体" w:hAnsi="Times New Roman" w:cs="Times New Roman" w:hint="eastAsia"/>
         </w:rPr>
-        <w:t>修复了沙漠地图修改大小</w:t>
+        <w:t>修复了沙漠地</w:t>
+      </w:r>
+      <w:proofErr w:type="gramStart"/>
+      <w:r>
+        <w:rPr>
+          <w:rFonts w:ascii="Times New Roman" w:eastAsia="宋体" w:hAnsi="Times New Roman" w:cs="Times New Roman" w:hint="eastAsia"/>
+        </w:rPr>
+        <w:t>图修改</w:t>
+      </w:r>
+      <w:proofErr w:type="gramEnd"/>
+      <w:r>
+        <w:rPr>
+          <w:rFonts w:ascii="Times New Roman" w:eastAsia="宋体" w:hAnsi="Times New Roman" w:cs="Times New Roman" w:hint="eastAsia"/>
+        </w:rPr>
+        <w:t>大小</w:t>
       </w:r>
       <w:r>
         <w:rPr>
@@ -12204,6 +12790,7 @@
         <w:rPr>
           <w:rFonts w:ascii="Times New Roman" w:eastAsia="宋体" w:hAnsi="Times New Roman" w:cs="Times New Roman" w:hint="eastAsia"/>
         </w:rPr>
+        <w:lastRenderedPageBreak/>
         <w:t>修复地图注释不能双击折叠的</w:t>
       </w:r>
       <w:r>
@@ -12228,7 +12815,6 @@
         <w:rPr>
           <w:rFonts w:ascii="Times New Roman" w:eastAsia="宋体" w:hAnsi="Times New Roman" w:cs="Times New Roman" w:hint="eastAsia"/>
         </w:rPr>
-        <w:lastRenderedPageBreak/>
         <w:t>将地图检查器窗口居中</w:t>
       </w:r>
     </w:p>
@@ -12775,7 +13361,21 @@
         <w:rPr>
           <w:rFonts w:ascii="Times New Roman" w:eastAsia="宋体" w:hAnsi="Times New Roman" w:cs="Times New Roman" w:hint="eastAsia"/>
         </w:rPr>
-        <w:t>优化复制粘贴性能，支持跨进程显示区域描边</w:t>
+        <w:t>优化复制粘贴性能，支持跨进</w:t>
+      </w:r>
+      <w:proofErr w:type="gramStart"/>
+      <w:r>
+        <w:rPr>
+          <w:rFonts w:ascii="Times New Roman" w:eastAsia="宋体" w:hAnsi="Times New Roman" w:cs="Times New Roman" w:hint="eastAsia"/>
+        </w:rPr>
+        <w:t>程显示</w:t>
+      </w:r>
+      <w:proofErr w:type="gramEnd"/>
+      <w:r>
+        <w:rPr>
+          <w:rFonts w:ascii="Times New Roman" w:eastAsia="宋体" w:hAnsi="Times New Roman" w:cs="Times New Roman" w:hint="eastAsia"/>
+        </w:rPr>
+        <w:t>区域描边</w:t>
       </w:r>
     </w:p>
     <w:p>
@@ -12953,8 +13553,16 @@
         <w:rPr>
           <w:rFonts w:ascii="Times New Roman" w:eastAsia="宋体" w:hAnsi="Times New Roman" w:cs="Times New Roman" w:hint="eastAsia"/>
         </w:rPr>
-        <w:t>格式化、删除对象支持使用笔刷大小</w:t>
-      </w:r>
+        <w:t>格式化、删除对象支持</w:t>
+      </w:r>
+      <w:proofErr w:type="gramStart"/>
+      <w:r>
+        <w:rPr>
+          <w:rFonts w:ascii="Times New Roman" w:eastAsia="宋体" w:hAnsi="Times New Roman" w:cs="Times New Roman" w:hint="eastAsia"/>
+        </w:rPr>
+        <w:t>使用笔刷大小</w:t>
+      </w:r>
+      <w:proofErr w:type="gramEnd"/>
     </w:p>
     <w:p>
       <w:pPr>
@@ -13384,7 +13992,35 @@
         <w:rPr>
           <w:rFonts w:ascii="Times New Roman" w:eastAsia="宋体" w:hAnsi="Times New Roman" w:cs="Times New Roman" w:hint="eastAsia"/>
         </w:rPr>
-        <w:t>粘贴区域描边使用与复制描边相同的颜色，即</w:t>
+        <w:t>粘贴</w:t>
+      </w:r>
+      <w:proofErr w:type="gramStart"/>
+      <w:r>
+        <w:rPr>
+          <w:rFonts w:ascii="Times New Roman" w:eastAsia="宋体" w:hAnsi="Times New Roman" w:cs="Times New Roman" w:hint="eastAsia"/>
+        </w:rPr>
+        <w:t>区域描边使用</w:t>
+      </w:r>
+      <w:proofErr w:type="gramEnd"/>
+      <w:r>
+        <w:rPr>
+          <w:rFonts w:ascii="Times New Roman" w:eastAsia="宋体" w:hAnsi="Times New Roman" w:cs="Times New Roman" w:hint="eastAsia"/>
+        </w:rPr>
+        <w:t>与</w:t>
+      </w:r>
+      <w:proofErr w:type="gramStart"/>
+      <w:r>
+        <w:rPr>
+          <w:rFonts w:ascii="Times New Roman" w:eastAsia="宋体" w:hAnsi="Times New Roman" w:cs="Times New Roman" w:hint="eastAsia"/>
+        </w:rPr>
+        <w:t>复制描边相同</w:t>
+      </w:r>
+      <w:proofErr w:type="gramEnd"/>
+      <w:r>
+        <w:rPr>
+          <w:rFonts w:ascii="Times New Roman" w:eastAsia="宋体" w:hAnsi="Times New Roman" w:cs="Times New Roman" w:hint="eastAsia"/>
+        </w:rPr>
+        <w:t>的颜色，即</w:t>
       </w:r>
       <w:proofErr w:type="spellStart"/>
       <w:r>
@@ -13428,7 +14064,21 @@
         <w:rPr>
           <w:rFonts w:ascii="Times New Roman" w:eastAsia="宋体" w:hAnsi="Times New Roman" w:cs="Times New Roman" w:hint="eastAsia"/>
         </w:rPr>
-        <w:t>多选模式新增自定义添加与删除，可以在多个选项中自选条件，删除同类与同类相连添加和删除</w:t>
+        <w:t>多选模式新增自定义添加与删除，可以在多个选项中自选条件，删除</w:t>
+      </w:r>
+      <w:proofErr w:type="gramStart"/>
+      <w:r>
+        <w:rPr>
+          <w:rFonts w:ascii="Times New Roman" w:eastAsia="宋体" w:hAnsi="Times New Roman" w:cs="Times New Roman" w:hint="eastAsia"/>
+        </w:rPr>
+        <w:t>同类与</w:t>
+      </w:r>
+      <w:proofErr w:type="gramEnd"/>
+      <w:r>
+        <w:rPr>
+          <w:rFonts w:ascii="Times New Roman" w:eastAsia="宋体" w:hAnsi="Times New Roman" w:cs="Times New Roman" w:hint="eastAsia"/>
+        </w:rPr>
+        <w:t>同类相连添加和删除</w:t>
       </w:r>
     </w:p>
     <w:p>
@@ -13464,7 +14114,21 @@
         <w:rPr>
           <w:rFonts w:ascii="Times New Roman" w:eastAsia="宋体" w:hAnsi="Times New Roman" w:cs="Times New Roman" w:hint="eastAsia"/>
         </w:rPr>
-        <w:t>物品浏览器预览图支持优先读取</w:t>
+        <w:t>物品浏览器预览</w:t>
+      </w:r>
+      <w:proofErr w:type="gramStart"/>
+      <w:r>
+        <w:rPr>
+          <w:rFonts w:ascii="Times New Roman" w:eastAsia="宋体" w:hAnsi="Times New Roman" w:cs="Times New Roman" w:hint="eastAsia"/>
+        </w:rPr>
+        <w:t>图支持</w:t>
+      </w:r>
+      <w:proofErr w:type="gramEnd"/>
+      <w:r>
+        <w:rPr>
+          <w:rFonts w:ascii="Times New Roman" w:eastAsia="宋体" w:hAnsi="Times New Roman" w:cs="Times New Roman" w:hint="eastAsia"/>
+        </w:rPr>
+        <w:t>优先读取</w:t>
       </w:r>
       <w:r>
         <w:rPr>
@@ -13877,7 +14541,21 @@
         <w:rPr>
           <w:rFonts w:ascii="Times New Roman" w:eastAsia="宋体" w:hAnsi="Times New Roman" w:cs="Times New Roman" w:hint="eastAsia"/>
         </w:rPr>
-        <w:t>第一次运行会生成缩略图保存至</w:t>
+        <w:t>第一次运行会生成</w:t>
+      </w:r>
+      <w:proofErr w:type="gramStart"/>
+      <w:r>
+        <w:rPr>
+          <w:rFonts w:ascii="Times New Roman" w:eastAsia="宋体" w:hAnsi="Times New Roman" w:cs="Times New Roman" w:hint="eastAsia"/>
+        </w:rPr>
+        <w:t>缩略图</w:t>
+      </w:r>
+      <w:proofErr w:type="gramEnd"/>
+      <w:r>
+        <w:rPr>
+          <w:rFonts w:ascii="Times New Roman" w:eastAsia="宋体" w:hAnsi="Times New Roman" w:cs="Times New Roman" w:hint="eastAsia"/>
+        </w:rPr>
+        <w:t>保存至</w:t>
       </w:r>
       <w:r>
         <w:rPr>
@@ -13925,7 +14603,21 @@
         <w:rPr>
           <w:rFonts w:ascii="Times New Roman" w:eastAsia="宋体" w:hAnsi="Times New Roman" w:cs="Times New Roman" w:hint="eastAsia"/>
         </w:rPr>
-        <w:t>”覆盖图文件损坏，启用后会导致程序崩溃，请将“</w:t>
+        <w:t>”覆盖</w:t>
+      </w:r>
+      <w:proofErr w:type="gramStart"/>
+      <w:r>
+        <w:rPr>
+          <w:rFonts w:ascii="Times New Roman" w:eastAsia="宋体" w:hAnsi="Times New Roman" w:cs="Times New Roman" w:hint="eastAsia"/>
+        </w:rPr>
+        <w:t>图文件</w:t>
+      </w:r>
+      <w:proofErr w:type="gramEnd"/>
+      <w:r>
+        <w:rPr>
+          <w:rFonts w:ascii="Times New Roman" w:eastAsia="宋体" w:hAnsi="Times New Roman" w:cs="Times New Roman" w:hint="eastAsia"/>
+        </w:rPr>
+        <w:t>损坏，启用后会导致程序崩溃，请将“</w:t>
       </w:r>
       <w:r>
         <w:rPr>
@@ -14268,7 +14960,21 @@
         <w:rPr>
           <w:rFonts w:ascii="Times New Roman" w:eastAsia="宋体" w:hAnsi="Times New Roman" w:cs="Times New Roman" w:hint="eastAsia"/>
         </w:rPr>
-        <w:t>修复部分情况下触发编辑器行为栏不能随参数数量正确缩放的</w:t>
+        <w:t>修复部分情况下触发编辑器行为</w:t>
+      </w:r>
+      <w:proofErr w:type="gramStart"/>
+      <w:r>
+        <w:rPr>
+          <w:rFonts w:ascii="Times New Roman" w:eastAsia="宋体" w:hAnsi="Times New Roman" w:cs="Times New Roman" w:hint="eastAsia"/>
+        </w:rPr>
+        <w:t>栏不能</w:t>
+      </w:r>
+      <w:proofErr w:type="gramEnd"/>
+      <w:r>
+        <w:rPr>
+          <w:rFonts w:ascii="Times New Roman" w:eastAsia="宋体" w:hAnsi="Times New Roman" w:cs="Times New Roman" w:hint="eastAsia"/>
+        </w:rPr>
+        <w:t>随参数数量正确缩放的</w:t>
       </w:r>
       <w:r>
         <w:rPr>
@@ -14383,8 +15089,16 @@
         <w:rPr>
           <w:rFonts w:ascii="Times New Roman" w:eastAsia="宋体" w:hAnsi="Times New Roman" w:cs="Times New Roman" w:hint="eastAsia"/>
         </w:rPr>
-        <w:t>拖动单位尊重图层状态</w:t>
-      </w:r>
+        <w:t>拖动单位</w:t>
+      </w:r>
+      <w:proofErr w:type="gramStart"/>
+      <w:r>
+        <w:rPr>
+          <w:rFonts w:ascii="Times New Roman" w:eastAsia="宋体" w:hAnsi="Times New Roman" w:cs="Times New Roman" w:hint="eastAsia"/>
+        </w:rPr>
+        <w:t>尊重图层状态</w:t>
+      </w:r>
+      <w:proofErr w:type="gramEnd"/>
       <w:r>
         <w:rPr>
           <w:rFonts w:ascii="Times New Roman" w:eastAsia="宋体" w:hAnsi="Times New Roman" w:cs="Times New Roman" w:hint="eastAsia"/>
@@ -14817,7 +15531,21 @@
         <w:rPr>
           <w:rFonts w:ascii="Times New Roman" w:eastAsia="宋体" w:hAnsi="Times New Roman" w:cs="Times New Roman" w:hint="eastAsia"/>
         </w:rPr>
-        <w:t>，固定在栈上分配内存，可以在提升稳定性的同时避免过大的内存开销</w:t>
+        <w:t>，固定在</w:t>
+      </w:r>
+      <w:proofErr w:type="gramStart"/>
+      <w:r>
+        <w:rPr>
+          <w:rFonts w:ascii="Times New Roman" w:eastAsia="宋体" w:hAnsi="Times New Roman" w:cs="Times New Roman" w:hint="eastAsia"/>
+        </w:rPr>
+        <w:t>栈</w:t>
+      </w:r>
+      <w:proofErr w:type="gramEnd"/>
+      <w:r>
+        <w:rPr>
+          <w:rFonts w:ascii="Times New Roman" w:eastAsia="宋体" w:hAnsi="Times New Roman" w:cs="Times New Roman" w:hint="eastAsia"/>
+        </w:rPr>
+        <w:t>上分配内存，可以在提升稳定性的同时避免过大的内存开销</w:t>
       </w:r>
     </w:p>
     <w:p>
@@ -14901,7 +15629,21 @@
         <w:rPr>
           <w:rFonts w:ascii="Times New Roman" w:eastAsia="宋体" w:hAnsi="Times New Roman" w:cs="Times New Roman" w:hint="eastAsia"/>
         </w:rPr>
-        <w:t>修复下拉菜单自动搜索部分情况下异常被禁用的</w:t>
+        <w:t>修复下拉菜单自动搜索部分情况下</w:t>
+      </w:r>
+      <w:proofErr w:type="gramStart"/>
+      <w:r>
+        <w:rPr>
+          <w:rFonts w:ascii="Times New Roman" w:eastAsia="宋体" w:hAnsi="Times New Roman" w:cs="Times New Roman" w:hint="eastAsia"/>
+        </w:rPr>
+        <w:t>异常被</w:t>
+      </w:r>
+      <w:proofErr w:type="gramEnd"/>
+      <w:r>
+        <w:rPr>
+          <w:rFonts w:ascii="Times New Roman" w:eastAsia="宋体" w:hAnsi="Times New Roman" w:cs="Times New Roman" w:hint="eastAsia"/>
+        </w:rPr>
+        <w:t>禁用的</w:t>
       </w:r>
       <w:r>
         <w:rPr>
@@ -15363,7 +16105,21 @@
         <w:rPr>
           <w:rFonts w:ascii="Times New Roman" w:eastAsia="宋体" w:hAnsi="Times New Roman" w:cs="Times New Roman" w:hint="eastAsia"/>
         </w:rPr>
-        <w:t>修复隐藏建筑图层会同时隐藏建筑轮廓的</w:t>
+        <w:t>修复隐藏</w:t>
+      </w:r>
+      <w:proofErr w:type="gramStart"/>
+      <w:r>
+        <w:rPr>
+          <w:rFonts w:ascii="Times New Roman" w:eastAsia="宋体" w:hAnsi="Times New Roman" w:cs="Times New Roman" w:hint="eastAsia"/>
+        </w:rPr>
+        <w:t>建筑图层会同</w:t>
+      </w:r>
+      <w:proofErr w:type="gramEnd"/>
+      <w:r>
+        <w:rPr>
+          <w:rFonts w:ascii="Times New Roman" w:eastAsia="宋体" w:hAnsi="Times New Roman" w:cs="Times New Roman" w:hint="eastAsia"/>
+        </w:rPr>
+        <w:t>时隐藏建筑轮廓的</w:t>
       </w:r>
       <w:r>
         <w:rPr>
@@ -15472,7 +16228,21 @@
         <w:rPr>
           <w:rFonts w:ascii="Times New Roman" w:eastAsia="宋体" w:hAnsi="Times New Roman" w:cs="Times New Roman" w:hint="eastAsia"/>
         </w:rPr>
-        <w:t>优化了灯光建筑较多时，光照沙盒模式的性能</w:t>
+        <w:t>优化了灯光建筑较多时，光照</w:t>
+      </w:r>
+      <w:proofErr w:type="gramStart"/>
+      <w:r>
+        <w:rPr>
+          <w:rFonts w:ascii="Times New Roman" w:eastAsia="宋体" w:hAnsi="Times New Roman" w:cs="Times New Roman" w:hint="eastAsia"/>
+        </w:rPr>
+        <w:t>沙盒模式</w:t>
+      </w:r>
+      <w:proofErr w:type="gramEnd"/>
+      <w:r>
+        <w:rPr>
+          <w:rFonts w:ascii="Times New Roman" w:eastAsia="宋体" w:hAnsi="Times New Roman" w:cs="Times New Roman" w:hint="eastAsia"/>
+        </w:rPr>
+        <w:t>的性能</w:t>
       </w:r>
     </w:p>
     <w:p>
@@ -15550,7 +16320,21 @@
         <w:rPr>
           <w:rFonts w:ascii="Times New Roman" w:eastAsia="宋体" w:hAnsi="Times New Roman" w:cs="Times New Roman" w:hint="eastAsia"/>
         </w:rPr>
-        <w:t>修复在光照沙盒开启时，放置车辆、飞行器、路径点时小地图光照会错误的</w:t>
+        <w:t>修复在</w:t>
+      </w:r>
+      <w:proofErr w:type="gramStart"/>
+      <w:r>
+        <w:rPr>
+          <w:rFonts w:ascii="Times New Roman" w:eastAsia="宋体" w:hAnsi="Times New Roman" w:cs="Times New Roman" w:hint="eastAsia"/>
+        </w:rPr>
+        <w:t>光照沙盒开启</w:t>
+      </w:r>
+      <w:proofErr w:type="gramEnd"/>
+      <w:r>
+        <w:rPr>
+          <w:rFonts w:ascii="Times New Roman" w:eastAsia="宋体" w:hAnsi="Times New Roman" w:cs="Times New Roman" w:hint="eastAsia"/>
+        </w:rPr>
+        <w:t>时，放置车辆、飞行器、路径点时小地图光照会错误的</w:t>
       </w:r>
       <w:r>
         <w:rPr>
@@ -15614,6 +16398,7 @@
           <w:rFonts w:ascii="Times New Roman" w:eastAsia="宋体" w:hAnsi="Times New Roman" w:cs="Times New Roman"/>
         </w:rPr>
       </w:pPr>
+      <w:proofErr w:type="gramStart"/>
       <w:r>
         <w:rPr>
           <w:rFonts w:ascii="Times New Roman" w:eastAsia="宋体" w:hAnsi="Times New Roman" w:cs="Times New Roman" w:hint="eastAsia"/>
@@ -15626,6 +16411,7 @@
         </w:rPr>
         <w:t>图层</w:t>
       </w:r>
+      <w:proofErr w:type="gramEnd"/>
       <w:r>
         <w:rPr>
           <w:rFonts w:ascii="Times New Roman" w:eastAsia="宋体" w:hAnsi="Times New Roman" w:cs="Times New Roman" w:hint="eastAsia"/>
@@ -15826,7 +16612,21 @@
         <w:rPr>
           <w:rFonts w:ascii="Times New Roman" w:eastAsia="宋体" w:hAnsi="Times New Roman" w:cs="Times New Roman" w:hint="eastAsia"/>
         </w:rPr>
-        <w:t>修复了光照沙盒开启时，内存占用异常增高的</w:t>
+        <w:t>修复了</w:t>
+      </w:r>
+      <w:proofErr w:type="gramStart"/>
+      <w:r>
+        <w:rPr>
+          <w:rFonts w:ascii="Times New Roman" w:eastAsia="宋体" w:hAnsi="Times New Roman" w:cs="Times New Roman" w:hint="eastAsia"/>
+        </w:rPr>
+        <w:t>光照沙盒开启</w:t>
+      </w:r>
+      <w:proofErr w:type="gramEnd"/>
+      <w:r>
+        <w:rPr>
+          <w:rFonts w:ascii="Times New Roman" w:eastAsia="宋体" w:hAnsi="Times New Roman" w:cs="Times New Roman" w:hint="eastAsia"/>
+        </w:rPr>
+        <w:t>时，内存占用异常增高的</w:t>
       </w:r>
       <w:r>
         <w:rPr>
@@ -16046,8 +16846,16 @@
         <w:rPr>
           <w:rFonts w:ascii="Times New Roman" w:eastAsia="宋体" w:hAnsi="Times New Roman" w:cs="Times New Roman" w:hint="eastAsia"/>
         </w:rPr>
-        <w:t>改进了光照沙盒</w:t>
-      </w:r>
+        <w:t>改进了</w:t>
+      </w:r>
+      <w:proofErr w:type="gramStart"/>
+      <w:r>
+        <w:rPr>
+          <w:rFonts w:ascii="Times New Roman" w:eastAsia="宋体" w:hAnsi="Times New Roman" w:cs="Times New Roman" w:hint="eastAsia"/>
+        </w:rPr>
+        <w:t>光照沙盒</w:t>
+      </w:r>
+      <w:proofErr w:type="gramEnd"/>
       <w:r>
         <w:rPr>
           <w:rFonts w:ascii="Times New Roman" w:eastAsia="宋体" w:hAnsi="Times New Roman" w:cs="Times New Roman" w:hint="eastAsia"/>
@@ -16529,7 +17337,21 @@
         <w:rPr>
           <w:rFonts w:ascii="Times New Roman" w:eastAsia="宋体" w:hAnsi="Times New Roman" w:cs="Times New Roman" w:hint="eastAsia"/>
         </w:rPr>
-        <w:t>编辑器中编辑框无法按下回车的</w:t>
+        <w:t>编辑器中编辑</w:t>
+      </w:r>
+      <w:proofErr w:type="gramStart"/>
+      <w:r>
+        <w:rPr>
+          <w:rFonts w:ascii="Times New Roman" w:eastAsia="宋体" w:hAnsi="Times New Roman" w:cs="Times New Roman" w:hint="eastAsia"/>
+        </w:rPr>
+        <w:t>框无法</w:t>
+      </w:r>
+      <w:proofErr w:type="gramEnd"/>
+      <w:r>
+        <w:rPr>
+          <w:rFonts w:ascii="Times New Roman" w:eastAsia="宋体" w:hAnsi="Times New Roman" w:cs="Times New Roman" w:hint="eastAsia"/>
+        </w:rPr>
+        <w:t>按下回车的</w:t>
       </w:r>
       <w:r>
         <w:rPr>
@@ -16597,11 +17419,19 @@
         </w:rPr>
         <w:t>SHP</w:t>
       </w:r>
-      <w:r>
-        <w:rPr>
-          <w:rFonts w:ascii="Times New Roman" w:eastAsia="宋体" w:hAnsi="Times New Roman" w:cs="Times New Roman" w:hint="eastAsia"/>
-        </w:rPr>
-        <w:t>载具的炮塔，支持</w:t>
+      <w:proofErr w:type="gramStart"/>
+      <w:r>
+        <w:rPr>
+          <w:rFonts w:ascii="Times New Roman" w:eastAsia="宋体" w:hAnsi="Times New Roman" w:cs="Times New Roman" w:hint="eastAsia"/>
+        </w:rPr>
+        <w:t>载具的</w:t>
+      </w:r>
+      <w:proofErr w:type="gramEnd"/>
+      <w:r>
+        <w:rPr>
+          <w:rFonts w:ascii="Times New Roman" w:eastAsia="宋体" w:hAnsi="Times New Roman" w:cs="Times New Roman" w:hint="eastAsia"/>
+        </w:rPr>
+        <w:t>炮塔，支持</w:t>
       </w:r>
       <w:r>
         <w:rPr>
@@ -16923,11 +17753,19 @@
         </w:rPr>
         <w:t>FA2SP</w:t>
       </w:r>
-      <w:r>
-        <w:rPr>
-          <w:rFonts w:ascii="Times New Roman" w:eastAsia="宋体" w:hAnsi="Times New Roman" w:cs="Times New Roman" w:hint="eastAsia"/>
-        </w:rPr>
-        <w:t>容易弹窗的数个场景均通过稳定性测试，故删除</w:t>
+      <w:proofErr w:type="gramStart"/>
+      <w:r>
+        <w:rPr>
+          <w:rFonts w:ascii="Times New Roman" w:eastAsia="宋体" w:hAnsi="Times New Roman" w:cs="Times New Roman" w:hint="eastAsia"/>
+        </w:rPr>
+        <w:t>容易弹窗的</w:t>
+      </w:r>
+      <w:proofErr w:type="gramEnd"/>
+      <w:r>
+        <w:rPr>
+          <w:rFonts w:ascii="Times New Roman" w:eastAsia="宋体" w:hAnsi="Times New Roman" w:cs="Times New Roman" w:hint="eastAsia"/>
+        </w:rPr>
+        <w:t>数个场景均通过稳定性测试，故删除</w:t>
       </w:r>
       <w:proofErr w:type="spellStart"/>
       <w:r>
@@ -17063,7 +17901,21 @@
         <w:rPr>
           <w:rFonts w:ascii="Times New Roman" w:eastAsia="宋体" w:hAnsi="Times New Roman" w:cs="Times New Roman" w:hint="eastAsia"/>
         </w:rPr>
-        <w:t>多选模式增加同类添加和同类删除按钮，可以批量添加同类地形</w:t>
+        <w:t>多选模</w:t>
+      </w:r>
+      <w:proofErr w:type="gramStart"/>
+      <w:r>
+        <w:rPr>
+          <w:rFonts w:ascii="Times New Roman" w:eastAsia="宋体" w:hAnsi="Times New Roman" w:cs="Times New Roman" w:hint="eastAsia"/>
+        </w:rPr>
+        <w:t>式增加</w:t>
+      </w:r>
+      <w:proofErr w:type="gramEnd"/>
+      <w:r>
+        <w:rPr>
+          <w:rFonts w:ascii="Times New Roman" w:eastAsia="宋体" w:hAnsi="Times New Roman" w:cs="Times New Roman" w:hint="eastAsia"/>
+        </w:rPr>
+        <w:t>同类添加和同类删除按钮，可以批量添加同类地形</w:t>
       </w:r>
     </w:p>
     <w:p>
@@ -17081,7 +17933,21 @@
         <w:rPr>
           <w:rFonts w:ascii="Times New Roman" w:eastAsia="宋体" w:hAnsi="Times New Roman" w:cs="Times New Roman" w:hint="eastAsia"/>
         </w:rPr>
-        <w:t>光照沙盒支持光照亮度随高度改变</w:t>
+        <w:t>光照</w:t>
+      </w:r>
+      <w:proofErr w:type="gramStart"/>
+      <w:r>
+        <w:rPr>
+          <w:rFonts w:ascii="Times New Roman" w:eastAsia="宋体" w:hAnsi="Times New Roman" w:cs="Times New Roman" w:hint="eastAsia"/>
+        </w:rPr>
+        <w:t>沙盒支持</w:t>
+      </w:r>
+      <w:proofErr w:type="gramEnd"/>
+      <w:r>
+        <w:rPr>
+          <w:rFonts w:ascii="Times New Roman" w:eastAsia="宋体" w:hAnsi="Times New Roman" w:cs="Times New Roman" w:hint="eastAsia"/>
+        </w:rPr>
+        <w:t>光照亮度随高度改变</w:t>
       </w:r>
       <w:r>
         <w:rPr>
@@ -17105,7 +17971,21 @@
         <w:rPr>
           <w:rFonts w:ascii="Times New Roman" w:eastAsia="宋体" w:hAnsi="Times New Roman" w:cs="Times New Roman" w:hint="eastAsia"/>
         </w:rPr>
-        <w:t>光照沙盒支持显示灯光建筑</w:t>
+        <w:t>光照</w:t>
+      </w:r>
+      <w:proofErr w:type="gramStart"/>
+      <w:r>
+        <w:rPr>
+          <w:rFonts w:ascii="Times New Roman" w:eastAsia="宋体" w:hAnsi="Times New Roman" w:cs="Times New Roman" w:hint="eastAsia"/>
+        </w:rPr>
+        <w:t>沙盒支持</w:t>
+      </w:r>
+      <w:proofErr w:type="gramEnd"/>
+      <w:r>
+        <w:rPr>
+          <w:rFonts w:ascii="Times New Roman" w:eastAsia="宋体" w:hAnsi="Times New Roman" w:cs="Times New Roman" w:hint="eastAsia"/>
+        </w:rPr>
+        <w:t>显示灯光建筑</w:t>
       </w:r>
     </w:p>
     <w:p>
@@ -17500,7 +18380,21 @@
         <w:rPr>
           <w:rFonts w:ascii="Times New Roman" w:eastAsia="宋体" w:hAnsi="Times New Roman" w:cs="Times New Roman" w:hint="eastAsia"/>
         </w:rPr>
-        <w:t>全部覆盖图列表的名称前增加了索引，便于查找</w:t>
+        <w:t>全部覆盖</w:t>
+      </w:r>
+      <w:proofErr w:type="gramStart"/>
+      <w:r>
+        <w:rPr>
+          <w:rFonts w:ascii="Times New Roman" w:eastAsia="宋体" w:hAnsi="Times New Roman" w:cs="Times New Roman" w:hint="eastAsia"/>
+        </w:rPr>
+        <w:t>图列</w:t>
+      </w:r>
+      <w:proofErr w:type="gramEnd"/>
+      <w:r>
+        <w:rPr>
+          <w:rFonts w:ascii="Times New Roman" w:eastAsia="宋体" w:hAnsi="Times New Roman" w:cs="Times New Roman" w:hint="eastAsia"/>
+        </w:rPr>
+        <w:t>表的名称前增加了索引，便于查找</w:t>
       </w:r>
     </w:p>
     <w:p>
@@ -17514,11 +18408,19 @@
           <w:rFonts w:ascii="Times New Roman" w:eastAsia="宋体" w:hAnsi="Times New Roman" w:cs="Times New Roman"/>
         </w:rPr>
       </w:pPr>
-      <w:r>
-        <w:rPr>
-          <w:rFonts w:ascii="Times New Roman" w:eastAsia="宋体" w:hAnsi="Times New Roman" w:cs="Times New Roman" w:hint="eastAsia"/>
-        </w:rPr>
-        <w:t>缩略图的覆盖图颜色会读取</w:t>
+      <w:proofErr w:type="gramStart"/>
+      <w:r>
+        <w:rPr>
+          <w:rFonts w:ascii="Times New Roman" w:eastAsia="宋体" w:hAnsi="Times New Roman" w:cs="Times New Roman" w:hint="eastAsia"/>
+        </w:rPr>
+        <w:t>缩略图</w:t>
+      </w:r>
+      <w:proofErr w:type="gramEnd"/>
+      <w:r>
+        <w:rPr>
+          <w:rFonts w:ascii="Times New Roman" w:eastAsia="宋体" w:hAnsi="Times New Roman" w:cs="Times New Roman" w:hint="eastAsia"/>
+        </w:rPr>
+        <w:t>的覆盖图颜色会读取</w:t>
       </w:r>
       <w:r>
         <w:rPr>
@@ -17562,7 +18464,21 @@
         <w:rPr>
           <w:rFonts w:ascii="Times New Roman" w:eastAsia="宋体" w:hAnsi="Times New Roman" w:cs="Times New Roman" w:hint="eastAsia"/>
         </w:rPr>
-        <w:t>修复了开启光照沙盒后放置地形会弹框的</w:t>
+        <w:t>修复了开启</w:t>
+      </w:r>
+      <w:proofErr w:type="gramStart"/>
+      <w:r>
+        <w:rPr>
+          <w:rFonts w:ascii="Times New Roman" w:eastAsia="宋体" w:hAnsi="Times New Roman" w:cs="Times New Roman" w:hint="eastAsia"/>
+        </w:rPr>
+        <w:t>光照沙盒后</w:t>
+      </w:r>
+      <w:proofErr w:type="gramEnd"/>
+      <w:r>
+        <w:rPr>
+          <w:rFonts w:ascii="Times New Roman" w:eastAsia="宋体" w:hAnsi="Times New Roman" w:cs="Times New Roman" w:hint="eastAsia"/>
+        </w:rPr>
+        <w:t>放置地形会弹框的</w:t>
       </w:r>
       <w:r>
         <w:rPr>
@@ -17656,8 +18572,30 @@
         <w:rPr>
           <w:rFonts w:ascii="Times New Roman" w:eastAsia="宋体" w:hAnsi="Times New Roman" w:cs="Times New Roman" w:hint="eastAsia"/>
         </w:rPr>
-        <w:t>，现在保存缩略图的光照会跟随光照沙盒设置</w:t>
-      </w:r>
+        <w:t>，现在保存</w:t>
+      </w:r>
+      <w:proofErr w:type="gramStart"/>
+      <w:r>
+        <w:rPr>
+          <w:rFonts w:ascii="Times New Roman" w:eastAsia="宋体" w:hAnsi="Times New Roman" w:cs="Times New Roman" w:hint="eastAsia"/>
+        </w:rPr>
+        <w:t>缩略图</w:t>
+      </w:r>
+      <w:proofErr w:type="gramEnd"/>
+      <w:r>
+        <w:rPr>
+          <w:rFonts w:ascii="Times New Roman" w:eastAsia="宋体" w:hAnsi="Times New Roman" w:cs="Times New Roman" w:hint="eastAsia"/>
+        </w:rPr>
+        <w:t>的光照会跟随</w:t>
+      </w:r>
+      <w:proofErr w:type="gramStart"/>
+      <w:r>
+        <w:rPr>
+          <w:rFonts w:ascii="Times New Roman" w:eastAsia="宋体" w:hAnsi="Times New Roman" w:cs="Times New Roman" w:hint="eastAsia"/>
+        </w:rPr>
+        <w:t>光照沙盒设置</w:t>
+      </w:r>
+      <w:proofErr w:type="gramEnd"/>
     </w:p>
     <w:p>
       <w:pPr>
@@ -17832,7 +18770,21 @@
         <w:rPr>
           <w:rFonts w:ascii="Times New Roman" w:eastAsia="宋体" w:hAnsi="Times New Roman" w:cs="Times New Roman" w:hint="eastAsia"/>
         </w:rPr>
-        <w:t>修复了在开启自动海岸的情况下，放置地形会导致笔刷边缘区域进行不必要的</w:t>
+        <w:t>修复了在开启自动海岸的情况下，放置地形会</w:t>
+      </w:r>
+      <w:proofErr w:type="gramStart"/>
+      <w:r>
+        <w:rPr>
+          <w:rFonts w:ascii="Times New Roman" w:eastAsia="宋体" w:hAnsi="Times New Roman" w:cs="Times New Roman" w:hint="eastAsia"/>
+        </w:rPr>
+        <w:t>导致笔刷边缘</w:t>
+      </w:r>
+      <w:proofErr w:type="gramEnd"/>
+      <w:r>
+        <w:rPr>
+          <w:rFonts w:ascii="Times New Roman" w:eastAsia="宋体" w:hAnsi="Times New Roman" w:cs="Times New Roman" w:hint="eastAsia"/>
+        </w:rPr>
+        <w:t>区域进行不必要的</w:t>
       </w:r>
       <w:r>
         <w:rPr>
@@ -18010,7 +18962,21 @@
         <w:rPr>
           <w:rFonts w:ascii="Times New Roman" w:eastAsia="宋体" w:hAnsi="Times New Roman" w:cs="Times New Roman" w:hint="eastAsia"/>
         </w:rPr>
-        <w:t>修复当地形生成器没有勾选覆盖时，无法正常摆放默认地形的</w:t>
+        <w:t>修复当地形生成器</w:t>
+      </w:r>
+      <w:proofErr w:type="gramStart"/>
+      <w:r>
+        <w:rPr>
+          <w:rFonts w:ascii="Times New Roman" w:eastAsia="宋体" w:hAnsi="Times New Roman" w:cs="Times New Roman" w:hint="eastAsia"/>
+        </w:rPr>
+        <w:t>没有勾选覆盖</w:t>
+      </w:r>
+      <w:proofErr w:type="gramEnd"/>
+      <w:r>
+        <w:rPr>
+          <w:rFonts w:ascii="Times New Roman" w:eastAsia="宋体" w:hAnsi="Times New Roman" w:cs="Times New Roman" w:hint="eastAsia"/>
+        </w:rPr>
+        <w:t>时，无法正常摆放默认地形的</w:t>
       </w:r>
       <w:r>
         <w:rPr>
@@ -18145,7 +19111,21 @@
         <w:rPr>
           <w:rFonts w:ascii="Times New Roman" w:eastAsia="宋体" w:hAnsi="Times New Roman" w:cs="Times New Roman" w:hint="eastAsia"/>
         </w:rPr>
-        <w:t>，控制光照沙盒功能的开启</w:t>
+        <w:t>，控制光照</w:t>
+      </w:r>
+      <w:proofErr w:type="gramStart"/>
+      <w:r>
+        <w:rPr>
+          <w:rFonts w:ascii="Times New Roman" w:eastAsia="宋体" w:hAnsi="Times New Roman" w:cs="Times New Roman" w:hint="eastAsia"/>
+        </w:rPr>
+        <w:t>沙盒功能</w:t>
+      </w:r>
+      <w:proofErr w:type="gramEnd"/>
+      <w:r>
+        <w:rPr>
+          <w:rFonts w:ascii="Times New Roman" w:eastAsia="宋体" w:hAnsi="Times New Roman" w:cs="Times New Roman" w:hint="eastAsia"/>
+        </w:rPr>
+        <w:t>的开启</w:t>
       </w:r>
     </w:p>
     <w:p>
@@ -18562,8 +19542,16 @@
         <w:rPr>
           <w:rFonts w:ascii="Times New Roman" w:eastAsia="宋体" w:hAnsi="Times New Roman" w:cs="Times New Roman" w:hint="eastAsia"/>
         </w:rPr>
-        <w:t>当覆盖图超过</w:t>
-      </w:r>
+        <w:t>当覆盖</w:t>
+      </w:r>
+      <w:proofErr w:type="gramStart"/>
+      <w:r>
+        <w:rPr>
+          <w:rFonts w:ascii="Times New Roman" w:eastAsia="宋体" w:hAnsi="Times New Roman" w:cs="Times New Roman" w:hint="eastAsia"/>
+        </w:rPr>
+        <w:t>图超过</w:t>
+      </w:r>
+      <w:proofErr w:type="gramEnd"/>
       <w:r>
         <w:rPr>
           <w:rFonts w:ascii="Times New Roman" w:eastAsia="宋体" w:hAnsi="Times New Roman" w:cs="Times New Roman" w:hint="eastAsia"/>
@@ -19257,7 +20245,21 @@
         <w:rPr>
           <w:rFonts w:ascii="Times New Roman" w:eastAsia="宋体" w:hAnsi="Times New Roman" w:cs="Times New Roman" w:hint="eastAsia"/>
         </w:rPr>
-        <w:t>重新加载游戏目录：当检测到打开的地图文件位于另一个尤复游戏文件夹下时，会提示是否重新加载对应目录的游戏资源</w:t>
+        <w:t>重新加载游戏目录：当检测到打开的地图文件位于另</w:t>
+      </w:r>
+      <w:proofErr w:type="gramStart"/>
+      <w:r>
+        <w:rPr>
+          <w:rFonts w:ascii="Times New Roman" w:eastAsia="宋体" w:hAnsi="Times New Roman" w:cs="Times New Roman" w:hint="eastAsia"/>
+        </w:rPr>
+        <w:t>一个尤复游戏</w:t>
+      </w:r>
+      <w:proofErr w:type="gramEnd"/>
+      <w:r>
+        <w:rPr>
+          <w:rFonts w:ascii="Times New Roman" w:eastAsia="宋体" w:hAnsi="Times New Roman" w:cs="Times New Roman" w:hint="eastAsia"/>
+        </w:rPr>
+        <w:t>文件夹下时，会提示是否重新加载对应目录的游戏资源</w:t>
       </w:r>
     </w:p>
     <w:p>
@@ -19447,7 +20449,21 @@
         <w:rPr>
           <w:rFonts w:ascii="Times New Roman" w:eastAsia="宋体" w:hAnsi="Times New Roman" w:cs="Times New Roman" w:hint="eastAsia"/>
         </w:rPr>
-        <w:t>查找引用：触发、作战小队、特遣部队、动作脚本编辑器新增“查找引用”按键，可以查找引用了当前对象的对象</w:t>
+        <w:t>查找引用：触发、作战小队、特遣部队、动作脚本编辑器新增“查找引用”按键，可以查找引用了当</w:t>
+      </w:r>
+      <w:proofErr w:type="gramStart"/>
+      <w:r>
+        <w:rPr>
+          <w:rFonts w:ascii="Times New Roman" w:eastAsia="宋体" w:hAnsi="Times New Roman" w:cs="Times New Roman" w:hint="eastAsia"/>
+        </w:rPr>
+        <w:t>前对象</w:t>
+      </w:r>
+      <w:proofErr w:type="gramEnd"/>
+      <w:r>
+        <w:rPr>
+          <w:rFonts w:ascii="Times New Roman" w:eastAsia="宋体" w:hAnsi="Times New Roman" w:cs="Times New Roman" w:hint="eastAsia"/>
+        </w:rPr>
+        <w:t>的对象</w:t>
       </w:r>
     </w:p>
     <w:p>
@@ -19735,7 +20751,21 @@
         <w:rPr>
           <w:rFonts w:ascii="Times New Roman" w:eastAsia="宋体" w:hAnsi="Times New Roman" w:cs="Times New Roman" w:hint="eastAsia"/>
         </w:rPr>
-        <w:t>可以在划定的矩形区域或多选模式下的区域中随机生成预设的地形、地形对象、覆盖图或污染。地形生成</w:t>
+        <w:t>可以在划定的矩形区域或多</w:t>
+      </w:r>
+      <w:proofErr w:type="gramStart"/>
+      <w:r>
+        <w:rPr>
+          <w:rFonts w:ascii="Times New Roman" w:eastAsia="宋体" w:hAnsi="Times New Roman" w:cs="Times New Roman" w:hint="eastAsia"/>
+        </w:rPr>
+        <w:t>选模式下的</w:t>
+      </w:r>
+      <w:proofErr w:type="gramEnd"/>
+      <w:r>
+        <w:rPr>
+          <w:rFonts w:ascii="Times New Roman" w:eastAsia="宋体" w:hAnsi="Times New Roman" w:cs="Times New Roman" w:hint="eastAsia"/>
+        </w:rPr>
+        <w:t>区域中随机生成预设的地形、地形对象、覆盖图或污染。地形生成</w:t>
       </w:r>
       <w:r>
         <w:rPr>
@@ -20102,7 +21132,21 @@
         <w:rPr>
           <w:rFonts w:ascii="Times New Roman" w:eastAsia="宋体" w:hAnsi="Times New Roman" w:cs="Times New Roman" w:hint="eastAsia"/>
         </w:rPr>
-        <w:t>多选模式：现在多选模式需要在物品浏览器中点击才能进行选择，同时提供了矩形添加和矩形删除功能。多选模式还能与复制粘贴、地形生成器</w:t>
+        <w:t>多选模式：现在多选模</w:t>
+      </w:r>
+      <w:proofErr w:type="gramStart"/>
+      <w:r>
+        <w:rPr>
+          <w:rFonts w:ascii="Times New Roman" w:eastAsia="宋体" w:hAnsi="Times New Roman" w:cs="Times New Roman" w:hint="eastAsia"/>
+        </w:rPr>
+        <w:t>式需要</w:t>
+      </w:r>
+      <w:proofErr w:type="gramEnd"/>
+      <w:r>
+        <w:rPr>
+          <w:rFonts w:ascii="Times New Roman" w:eastAsia="宋体" w:hAnsi="Times New Roman" w:cs="Times New Roman" w:hint="eastAsia"/>
+        </w:rPr>
+        <w:t>在物品浏览器中点击才能进行选择，同时提供了矩形添加和矩形删除功能。多选模式还能与复制粘贴、地形生成器</w:t>
       </w:r>
       <w:r>
         <w:rPr>
@@ -20617,11 +21661,19 @@
           <w:rFonts w:ascii="Times New Roman" w:eastAsia="宋体" w:hAnsi="Times New Roman" w:cs="Times New Roman"/>
         </w:rPr>
       </w:pPr>
-      <w:r>
-        <w:rPr>
-          <w:rFonts w:ascii="Times New Roman" w:eastAsia="宋体" w:hAnsi="Times New Roman" w:cs="Times New Roman" w:hint="eastAsia"/>
-        </w:rPr>
-        <w:t>笔刷大小：支持在</w:t>
+      <w:proofErr w:type="gramStart"/>
+      <w:r>
+        <w:rPr>
+          <w:rFonts w:ascii="Times New Roman" w:eastAsia="宋体" w:hAnsi="Times New Roman" w:cs="Times New Roman" w:hint="eastAsia"/>
+        </w:rPr>
+        <w:t>笔刷大小</w:t>
+      </w:r>
+      <w:proofErr w:type="gramEnd"/>
+      <w:r>
+        <w:rPr>
+          <w:rFonts w:ascii="Times New Roman" w:eastAsia="宋体" w:hAnsi="Times New Roman" w:cs="Times New Roman" w:hint="eastAsia"/>
+        </w:rPr>
+        <w:t>：支持在</w:t>
       </w:r>
       <w:proofErr w:type="spellStart"/>
       <w:r>
@@ -20635,8 +21687,16 @@
         <w:rPr>
           <w:rFonts w:ascii="Times New Roman" w:eastAsia="宋体" w:hAnsi="Times New Roman" w:cs="Times New Roman" w:hint="eastAsia"/>
         </w:rPr>
-        <w:t>中自定义笔刷大小</w:t>
-      </w:r>
+        <w:t>中</w:t>
+      </w:r>
+      <w:proofErr w:type="gramStart"/>
+      <w:r>
+        <w:rPr>
+          <w:rFonts w:ascii="Times New Roman" w:eastAsia="宋体" w:hAnsi="Times New Roman" w:cs="Times New Roman" w:hint="eastAsia"/>
+        </w:rPr>
+        <w:t>自定义笔刷大小</w:t>
+      </w:r>
+      <w:proofErr w:type="gramEnd"/>
     </w:p>
     <w:p>
       <w:pPr>
@@ -20743,7 +21803,35 @@
         <w:rPr>
           <w:rFonts w:ascii="Times New Roman" w:eastAsia="宋体" w:hAnsi="Times New Roman" w:cs="Times New Roman" w:hint="eastAsia"/>
         </w:rPr>
-        <w:t>。若建筑有加载物，会自动计算加载物数量</w:t>
+        <w:t>。</w:t>
+      </w:r>
+      <w:proofErr w:type="gramStart"/>
+      <w:r>
+        <w:rPr>
+          <w:rFonts w:ascii="Times New Roman" w:eastAsia="宋体" w:hAnsi="Times New Roman" w:cs="Times New Roman" w:hint="eastAsia"/>
+        </w:rPr>
+        <w:t>若建筑</w:t>
+      </w:r>
+      <w:proofErr w:type="gramEnd"/>
+      <w:r>
+        <w:rPr>
+          <w:rFonts w:ascii="Times New Roman" w:eastAsia="宋体" w:hAnsi="Times New Roman" w:cs="Times New Roman" w:hint="eastAsia"/>
+        </w:rPr>
+        <w:t>有加载物，会自动计算</w:t>
+      </w:r>
+      <w:proofErr w:type="gramStart"/>
+      <w:r>
+        <w:rPr>
+          <w:rFonts w:ascii="Times New Roman" w:eastAsia="宋体" w:hAnsi="Times New Roman" w:cs="Times New Roman" w:hint="eastAsia"/>
+        </w:rPr>
+        <w:t>加载物</w:t>
+      </w:r>
+      <w:proofErr w:type="gramEnd"/>
+      <w:r>
+        <w:rPr>
+          <w:rFonts w:ascii="Times New Roman" w:eastAsia="宋体" w:hAnsi="Times New Roman" w:cs="Times New Roman" w:hint="eastAsia"/>
+        </w:rPr>
+        <w:t>数量</w:t>
       </w:r>
     </w:p>
     <w:p>
@@ -20781,7 +21869,21 @@
         <w:rPr>
           <w:rFonts w:ascii="Times New Roman" w:eastAsia="宋体" w:hAnsi="Times New Roman" w:cs="Times New Roman" w:hint="eastAsia"/>
         </w:rPr>
-        <w:t>进行陡峭抬升，生成跨越两格高度的斜坡，支持按住</w:t>
+        <w:t>进行陡峭抬升，生成跨越两</w:t>
+      </w:r>
+      <w:proofErr w:type="gramStart"/>
+      <w:r>
+        <w:rPr>
+          <w:rFonts w:ascii="Times New Roman" w:eastAsia="宋体" w:hAnsi="Times New Roman" w:cs="Times New Roman" w:hint="eastAsia"/>
+        </w:rPr>
+        <w:t>格高度</w:t>
+      </w:r>
+      <w:proofErr w:type="gramEnd"/>
+      <w:r>
+        <w:rPr>
+          <w:rFonts w:ascii="Times New Roman" w:eastAsia="宋体" w:hAnsi="Times New Roman" w:cs="Times New Roman" w:hint="eastAsia"/>
+        </w:rPr>
+        <w:t>的斜坡，支持按住</w:t>
       </w:r>
       <w:proofErr w:type="spellStart"/>
       <w:r>
@@ -20809,7 +21911,21 @@
         <w:rPr>
           <w:rFonts w:ascii="Times New Roman" w:eastAsia="宋体" w:hAnsi="Times New Roman" w:cs="Times New Roman" w:hint="eastAsia"/>
         </w:rPr>
-        <w:t>连续放置地形、覆盖图：按住鼠标左键连续放置地形、覆盖图、擦除覆盖图后，此次连续更改仅占用一次历史记录，进行一次撤销即可全部撤销</w:t>
+        <w:t>连续放置地形、覆盖图：按住鼠标左键连续放置地形、覆盖图、擦除覆盖图后，此次连续</w:t>
+      </w:r>
+      <w:proofErr w:type="gramStart"/>
+      <w:r>
+        <w:rPr>
+          <w:rFonts w:ascii="Times New Roman" w:eastAsia="宋体" w:hAnsi="Times New Roman" w:cs="Times New Roman" w:hint="eastAsia"/>
+        </w:rPr>
+        <w:t>更改仅</w:t>
+      </w:r>
+      <w:proofErr w:type="gramEnd"/>
+      <w:r>
+        <w:rPr>
+          <w:rFonts w:ascii="Times New Roman" w:eastAsia="宋体" w:hAnsi="Times New Roman" w:cs="Times New Roman" w:hint="eastAsia"/>
+        </w:rPr>
+        <w:t>占用一次历史记录，进行一次撤销即可全部撤销</w:t>
       </w:r>
     </w:p>
     <w:p>
@@ -20928,7 +22044,35 @@
         <w:rPr>
           <w:rFonts w:ascii="Times New Roman" w:eastAsia="宋体" w:hAnsi="Times New Roman" w:cs="Times New Roman" w:hint="eastAsia"/>
         </w:rPr>
-        <w:t>遭遇战地图的新缩略图风格：提供了一种接近于原版地图缩略图的风格</w:t>
+        <w:t>遭遇战地图的新</w:t>
+      </w:r>
+      <w:proofErr w:type="gramStart"/>
+      <w:r>
+        <w:rPr>
+          <w:rFonts w:ascii="Times New Roman" w:eastAsia="宋体" w:hAnsi="Times New Roman" w:cs="Times New Roman" w:hint="eastAsia"/>
+        </w:rPr>
+        <w:t>缩略图</w:t>
+      </w:r>
+      <w:proofErr w:type="gramEnd"/>
+      <w:r>
+        <w:rPr>
+          <w:rFonts w:ascii="Times New Roman" w:eastAsia="宋体" w:hAnsi="Times New Roman" w:cs="Times New Roman" w:hint="eastAsia"/>
+        </w:rPr>
+        <w:t>风格：提供了一种接近于原版地图</w:t>
+      </w:r>
+      <w:proofErr w:type="gramStart"/>
+      <w:r>
+        <w:rPr>
+          <w:rFonts w:ascii="Times New Roman" w:eastAsia="宋体" w:hAnsi="Times New Roman" w:cs="Times New Roman" w:hint="eastAsia"/>
+        </w:rPr>
+        <w:t>缩略图</w:t>
+      </w:r>
+      <w:proofErr w:type="gramEnd"/>
+      <w:r>
+        <w:rPr>
+          <w:rFonts w:ascii="Times New Roman" w:eastAsia="宋体" w:hAnsi="Times New Roman" w:cs="Times New Roman" w:hint="eastAsia"/>
+        </w:rPr>
+        <w:t>的风格</w:t>
       </w:r>
     </w:p>
     <w:p>
@@ -21064,7 +22208,21 @@
         <w:rPr>
           <w:rFonts w:ascii="Times New Roman" w:eastAsia="宋体" w:hAnsi="Times New Roman" w:cs="Times New Roman" w:hint="eastAsia"/>
         </w:rPr>
-        <w:t>地图类型在文件对话框中选择默认的拓展名</w:t>
+        <w:t>地</w:t>
+      </w:r>
+      <w:proofErr w:type="gramStart"/>
+      <w:r>
+        <w:rPr>
+          <w:rFonts w:ascii="Times New Roman" w:eastAsia="宋体" w:hAnsi="Times New Roman" w:cs="Times New Roman" w:hint="eastAsia"/>
+        </w:rPr>
+        <w:t>图类型</w:t>
+      </w:r>
+      <w:proofErr w:type="gramEnd"/>
+      <w:r>
+        <w:rPr>
+          <w:rFonts w:ascii="Times New Roman" w:eastAsia="宋体" w:hAnsi="Times New Roman" w:cs="Times New Roman" w:hint="eastAsia"/>
+        </w:rPr>
+        <w:t>在文件对话框中选择默认的拓展名</w:t>
       </w:r>
     </w:p>
     <w:p>
@@ -21126,8 +22284,16 @@
         <w:rPr>
           <w:rFonts w:ascii="Times New Roman" w:eastAsia="宋体" w:hAnsi="Times New Roman" w:cs="Times New Roman" w:hint="eastAsia"/>
         </w:rPr>
-        <w:t>同款的依据当前高度改变鼠标描边颜色</w:t>
-      </w:r>
+        <w:t>同款的依据当前高度改变鼠标</w:t>
+      </w:r>
+      <w:proofErr w:type="gramStart"/>
+      <w:r>
+        <w:rPr>
+          <w:rFonts w:ascii="Times New Roman" w:eastAsia="宋体" w:hAnsi="Times New Roman" w:cs="Times New Roman" w:hint="eastAsia"/>
+        </w:rPr>
+        <w:t>描边颜色</w:t>
+      </w:r>
+      <w:proofErr w:type="gramEnd"/>
     </w:p>
     <w:p>
       <w:pPr>
@@ -21166,7 +22332,21 @@
         <w:rPr>
           <w:rFonts w:ascii="Times New Roman" w:eastAsia="宋体" w:hAnsi="Times New Roman" w:cs="Times New Roman" w:hint="eastAsia"/>
         </w:rPr>
-        <w:t>崩溃保存：崩溃时，将带当前时间后缀的地图文件保存在</w:t>
+        <w:t>崩溃保存：崩溃时，将</w:t>
+      </w:r>
+      <w:proofErr w:type="gramStart"/>
+      <w:r>
+        <w:rPr>
+          <w:rFonts w:ascii="Times New Roman" w:eastAsia="宋体" w:hAnsi="Times New Roman" w:cs="Times New Roman" w:hint="eastAsia"/>
+        </w:rPr>
+        <w:t>带当前</w:t>
+      </w:r>
+      <w:proofErr w:type="gramEnd"/>
+      <w:r>
+        <w:rPr>
+          <w:rFonts w:ascii="Times New Roman" w:eastAsia="宋体" w:hAnsi="Times New Roman" w:cs="Times New Roman" w:hint="eastAsia"/>
+        </w:rPr>
+        <w:t>时间后缀的地图文件保存在</w:t>
       </w:r>
       <w:proofErr w:type="spellStart"/>
       <w:r>
@@ -21412,7 +22592,21 @@
         <w:rPr>
           <w:rFonts w:ascii="Times New Roman" w:eastAsia="宋体" w:hAnsi="Times New Roman" w:cs="Times New Roman" w:hint="eastAsia"/>
         </w:rPr>
-        <w:t>地形后新城市的自动海岸完全不可用的</w:t>
+        <w:t>地形后新城市的自动海岸完全</w:t>
+      </w:r>
+      <w:proofErr w:type="gramStart"/>
+      <w:r>
+        <w:rPr>
+          <w:rFonts w:ascii="Times New Roman" w:eastAsia="宋体" w:hAnsi="Times New Roman" w:cs="Times New Roman" w:hint="eastAsia"/>
+        </w:rPr>
+        <w:t>不</w:t>
+      </w:r>
+      <w:proofErr w:type="gramEnd"/>
+      <w:r>
+        <w:rPr>
+          <w:rFonts w:ascii="Times New Roman" w:eastAsia="宋体" w:hAnsi="Times New Roman" w:cs="Times New Roman" w:hint="eastAsia"/>
+        </w:rPr>
+        <w:t>可用的</w:t>
       </w:r>
       <w:r>
         <w:rPr>
@@ -21452,7 +22646,21 @@
         <w:rPr>
           <w:rFonts w:ascii="Times New Roman" w:eastAsia="宋体" w:hAnsi="Times New Roman" w:cs="Times New Roman" w:hint="eastAsia"/>
         </w:rPr>
-        <w:t>抬升地形：修复了抬升、降低地形若在地图边缘且笔刷较大时，会导致崩溃的</w:t>
+        <w:t>抬升地形：修复了抬升、降低地形若在地图边缘</w:t>
+      </w:r>
+      <w:proofErr w:type="gramStart"/>
+      <w:r>
+        <w:rPr>
+          <w:rFonts w:ascii="Times New Roman" w:eastAsia="宋体" w:hAnsi="Times New Roman" w:cs="Times New Roman" w:hint="eastAsia"/>
+        </w:rPr>
+        <w:t>且笔刷较大</w:t>
+      </w:r>
+      <w:proofErr w:type="gramEnd"/>
+      <w:r>
+        <w:rPr>
+          <w:rFonts w:ascii="Times New Roman" w:eastAsia="宋体" w:hAnsi="Times New Roman" w:cs="Times New Roman" w:hint="eastAsia"/>
+        </w:rPr>
+        <w:t>时，会导致崩溃的</w:t>
       </w:r>
       <w:r>
         <w:rPr>
@@ -23270,8 +24478,16 @@
         <w:rPr>
           <w:rFonts w:ascii="Times New Roman" w:eastAsia="宋体" w:hAnsi="Times New Roman" w:cs="Times New Roman"/>
         </w:rPr>
-        <w:t>是否根据当前高度显示不同的描边颜色</w:t>
-      </w:r>
+        <w:t>是否根据当前高度显示不同的</w:t>
+      </w:r>
+      <w:proofErr w:type="gramStart"/>
+      <w:r>
+        <w:rPr>
+          <w:rFonts w:ascii="Times New Roman" w:eastAsia="宋体" w:hAnsi="Times New Roman" w:cs="Times New Roman"/>
+        </w:rPr>
+        <w:t>描边颜色</w:t>
+      </w:r>
+      <w:proofErr w:type="gramEnd"/>
       <w:r>
         <w:rPr>
           <w:rFonts w:ascii="Times New Roman" w:eastAsia="宋体" w:hAnsi="Times New Roman" w:cs="Times New Roman"/>
@@ -24101,7 +25317,21 @@
         <w:rPr>
           <w:rFonts w:ascii="Times New Roman" w:eastAsia="宋体" w:hAnsi="Times New Roman" w:cs="Times New Roman"/>
         </w:rPr>
-        <w:t>放置地形时的变动仅记录一次历史记录</w:t>
+        <w:t>放置地形时的</w:t>
+      </w:r>
+      <w:proofErr w:type="gramStart"/>
+      <w:r>
+        <w:rPr>
+          <w:rFonts w:ascii="Times New Roman" w:eastAsia="宋体" w:hAnsi="Times New Roman" w:cs="Times New Roman"/>
+        </w:rPr>
+        <w:t>变动仅</w:t>
+      </w:r>
+      <w:proofErr w:type="gramEnd"/>
+      <w:r>
+        <w:rPr>
+          <w:rFonts w:ascii="Times New Roman" w:eastAsia="宋体" w:hAnsi="Times New Roman" w:cs="Times New Roman"/>
+        </w:rPr>
+        <w:t>记录一次历史记录</w:t>
       </w:r>
       <w:r>
         <w:rPr>
@@ -24179,11 +25409,33 @@
         </w:rPr>
         <w:t xml:space="preserve"> true, </w:t>
       </w:r>
-      <w:r>
-        <w:rPr>
-          <w:rFonts w:ascii="Times New Roman" w:eastAsia="宋体" w:hAnsi="Times New Roman" w:cs="Times New Roman"/>
-        </w:rPr>
-        <w:t>则长按放置覆盖图时的变动仅记录一次历史记录</w:t>
+      <w:proofErr w:type="gramStart"/>
+      <w:r>
+        <w:rPr>
+          <w:rFonts w:ascii="Times New Roman" w:eastAsia="宋体" w:hAnsi="Times New Roman" w:cs="Times New Roman"/>
+        </w:rPr>
+        <w:t>则长按放置</w:t>
+      </w:r>
+      <w:proofErr w:type="gramEnd"/>
+      <w:r>
+        <w:rPr>
+          <w:rFonts w:ascii="Times New Roman" w:eastAsia="宋体" w:hAnsi="Times New Roman" w:cs="Times New Roman"/>
+        </w:rPr>
+        <w:t>覆盖图时的</w:t>
+      </w:r>
+      <w:proofErr w:type="gramStart"/>
+      <w:r>
+        <w:rPr>
+          <w:rFonts w:ascii="Times New Roman" w:eastAsia="宋体" w:hAnsi="Times New Roman" w:cs="Times New Roman"/>
+        </w:rPr>
+        <w:t>变动仅</w:t>
+      </w:r>
+      <w:proofErr w:type="gramEnd"/>
+      <w:r>
+        <w:rPr>
+          <w:rFonts w:ascii="Times New Roman" w:eastAsia="宋体" w:hAnsi="Times New Roman" w:cs="Times New Roman"/>
+        </w:rPr>
+        <w:t>记录一次历史记录</w:t>
       </w:r>
       <w:r>
         <w:rPr>
@@ -25408,12 +26660,14 @@
         </w:rPr>
         <w:t xml:space="preserve">, false = </w:t>
       </w:r>
+      <w:proofErr w:type="gramStart"/>
       <w:r>
         <w:rPr>
           <w:rFonts w:ascii="Times New Roman" w:eastAsia="宋体" w:hAnsi="Times New Roman" w:cs="Times New Roman" w:hint="eastAsia"/>
         </w:rPr>
         <w:t>尤复逻辑</w:t>
       </w:r>
+      <w:proofErr w:type="gramEnd"/>
       <w:r>
         <w:rPr>
           <w:rFonts w:ascii="Times New Roman" w:eastAsia="宋体" w:hAnsi="Times New Roman" w:cs="Times New Roman" w:hint="eastAsia"/>
@@ -25784,8 +27038,16 @@
         <w:rPr>
           <w:rFonts w:ascii="Times New Roman" w:eastAsia="宋体" w:hAnsi="Times New Roman" w:cs="Times New Roman" w:hint="eastAsia"/>
         </w:rPr>
-        <w:t>可以直接向建筑放置加载物</w:t>
-      </w:r>
+        <w:t>可以直接向建筑放置</w:t>
+      </w:r>
+      <w:proofErr w:type="gramStart"/>
+      <w:r>
+        <w:rPr>
+          <w:rFonts w:ascii="Times New Roman" w:eastAsia="宋体" w:hAnsi="Times New Roman" w:cs="Times New Roman" w:hint="eastAsia"/>
+        </w:rPr>
+        <w:t>加载物</w:t>
+      </w:r>
+      <w:proofErr w:type="gramEnd"/>
       <w:r>
         <w:rPr>
           <w:rFonts w:ascii="Times New Roman" w:eastAsia="宋体" w:hAnsi="Times New Roman" w:cs="Times New Roman" w:hint="eastAsia"/>
@@ -26000,8 +27262,16 @@
         <w:rPr>
           <w:rFonts w:ascii="Times New Roman" w:eastAsia="宋体" w:hAnsi="Times New Roman" w:cs="Times New Roman" w:hint="eastAsia"/>
         </w:rPr>
-        <w:t>选择光照沙盒的</w:t>
-      </w:r>
+        <w:t>选择</w:t>
+      </w:r>
+      <w:proofErr w:type="gramStart"/>
+      <w:r>
+        <w:rPr>
+          <w:rFonts w:ascii="Times New Roman" w:eastAsia="宋体" w:hAnsi="Times New Roman" w:cs="Times New Roman" w:hint="eastAsia"/>
+        </w:rPr>
+        <w:t>光照沙盒的</w:t>
+      </w:r>
+      <w:proofErr w:type="gramEnd"/>
       <w:r>
         <w:rPr>
           <w:rFonts w:ascii="Times New Roman" w:eastAsia="宋体" w:hAnsi="Times New Roman" w:cs="Times New Roman" w:hint="eastAsia"/>
@@ -26056,12 +27326,14 @@
         </w:rPr>
         <w:t xml:space="preserve">, </w:t>
       </w:r>
+      <w:proofErr w:type="gramStart"/>
       <w:r>
         <w:rPr>
           <w:rFonts w:ascii="Times New Roman" w:eastAsia="宋体" w:hAnsi="Times New Roman" w:cs="Times New Roman" w:hint="eastAsia"/>
         </w:rPr>
         <w:t>载具</w:t>
       </w:r>
+      <w:proofErr w:type="gramEnd"/>
       <w:r>
         <w:rPr>
           <w:rFonts w:ascii="Times New Roman" w:eastAsia="宋体" w:hAnsi="Times New Roman" w:cs="Times New Roman" w:hint="eastAsia"/>
@@ -26130,7 +27402,21 @@
         <w:rPr>
           <w:rFonts w:ascii="Times New Roman" w:eastAsia="宋体" w:hAnsi="Times New Roman" w:cs="Times New Roman" w:hint="eastAsia"/>
         </w:rPr>
-        <w:t>是否按照光照沙盒的光照重新渲染地形浏览器图像</w:t>
+        <w:t>是否按照</w:t>
+      </w:r>
+      <w:proofErr w:type="gramStart"/>
+      <w:r>
+        <w:rPr>
+          <w:rFonts w:ascii="Times New Roman" w:eastAsia="宋体" w:hAnsi="Times New Roman" w:cs="Times New Roman" w:hint="eastAsia"/>
+        </w:rPr>
+        <w:t>光照沙盒的</w:t>
+      </w:r>
+      <w:proofErr w:type="gramEnd"/>
+      <w:r>
+        <w:rPr>
+          <w:rFonts w:ascii="Times New Roman" w:eastAsia="宋体" w:hAnsi="Times New Roman" w:cs="Times New Roman" w:hint="eastAsia"/>
+        </w:rPr>
+        <w:t>光照重新渲染地形浏览器图像</w:t>
       </w:r>
       <w:r>
         <w:rPr>
@@ -27379,8 +28665,16 @@
         <w:rPr>
           <w:rFonts w:ascii="Times New Roman" w:eastAsia="宋体" w:hAnsi="Times New Roman" w:cs="Times New Roman"/>
         </w:rPr>
-        <w:t>是否跳过改变笔刷大小</w:t>
-      </w:r>
+        <w:t>是否跳过改变</w:t>
+      </w:r>
+      <w:proofErr w:type="gramStart"/>
+      <w:r>
+        <w:rPr>
+          <w:rFonts w:ascii="Times New Roman" w:eastAsia="宋体" w:hAnsi="Times New Roman" w:cs="Times New Roman"/>
+        </w:rPr>
+        <w:t>笔刷大小</w:t>
+      </w:r>
+      <w:proofErr w:type="gramEnd"/>
       <w:r>
         <w:rPr>
           <w:rFonts w:ascii="Times New Roman" w:eastAsia="宋体" w:hAnsi="Times New Roman" w:cs="Times New Roman"/>
@@ -27916,7 +29210,21 @@
         <w:rPr>
           <w:rFonts w:ascii="Times New Roman" w:eastAsia="宋体" w:hAnsi="Times New Roman" w:cs="Times New Roman" w:hint="eastAsia"/>
         </w:rPr>
-        <w:t>是否对水中的步兵或载具显示水中图像</w:t>
+        <w:t>是否对水中的步兵或</w:t>
+      </w:r>
+      <w:proofErr w:type="gramStart"/>
+      <w:r>
+        <w:rPr>
+          <w:rFonts w:ascii="Times New Roman" w:eastAsia="宋体" w:hAnsi="Times New Roman" w:cs="Times New Roman" w:hint="eastAsia"/>
+        </w:rPr>
+        <w:t>载具显示</w:t>
+      </w:r>
+      <w:proofErr w:type="gramEnd"/>
+      <w:r>
+        <w:rPr>
+          <w:rFonts w:ascii="Times New Roman" w:eastAsia="宋体" w:hAnsi="Times New Roman" w:cs="Times New Roman" w:hint="eastAsia"/>
+        </w:rPr>
+        <w:t>水中图像</w:t>
       </w:r>
       <w:r>
         <w:rPr>
@@ -28208,8 +29516,16 @@
         <w:rPr>
           <w:rFonts w:ascii="Times New Roman" w:eastAsia="宋体" w:hAnsi="Times New Roman" w:cs="Times New Roman" w:hint="eastAsia"/>
         </w:rPr>
-        <w:t>设置调整建筑动画图层</w:t>
-      </w:r>
+        <w:t>设置调整建筑</w:t>
+      </w:r>
+      <w:proofErr w:type="gramStart"/>
+      <w:r>
+        <w:rPr>
+          <w:rFonts w:ascii="Times New Roman" w:eastAsia="宋体" w:hAnsi="Times New Roman" w:cs="Times New Roman" w:hint="eastAsia"/>
+        </w:rPr>
+        <w:t>动画图层</w:t>
+      </w:r>
+      <w:proofErr w:type="gramEnd"/>
       <w:r>
         <w:rPr>
           <w:rFonts w:ascii="Times New Roman" w:eastAsia="宋体" w:hAnsi="Times New Roman" w:cs="Times New Roman" w:hint="eastAsia"/>
@@ -29136,7 +30452,21 @@
         <w:rPr>
           <w:rFonts w:ascii="Times New Roman" w:eastAsia="宋体" w:hAnsi="Times New Roman" w:cs="Times New Roman" w:hint="eastAsia"/>
         </w:rPr>
-        <w:t>在“设置路径点颜色”中替换的路径点旗帜颜色</w:t>
+        <w:t>在“设置路径点颜色”中替换的路径</w:t>
+      </w:r>
+      <w:proofErr w:type="gramStart"/>
+      <w:r>
+        <w:rPr>
+          <w:rFonts w:ascii="Times New Roman" w:eastAsia="宋体" w:hAnsi="Times New Roman" w:cs="Times New Roman" w:hint="eastAsia"/>
+        </w:rPr>
+        <w:t>点旗帜</w:t>
+      </w:r>
+      <w:proofErr w:type="gramEnd"/>
+      <w:r>
+        <w:rPr>
+          <w:rFonts w:ascii="Times New Roman" w:eastAsia="宋体" w:hAnsi="Times New Roman" w:cs="Times New Roman" w:hint="eastAsia"/>
+        </w:rPr>
+        <w:t>颜色</w:t>
       </w:r>
       <w:r>
         <w:rPr>
@@ -29404,7 +30734,21 @@
         <w:rPr>
           <w:rFonts w:ascii="Times New Roman" w:eastAsia="宋体" w:hAnsi="Times New Roman" w:cs="Times New Roman" w:hint="eastAsia"/>
         </w:rPr>
-        <w:t>地图渲染器游戏者位置的颜色</w:t>
+        <w:t>地图</w:t>
+      </w:r>
+      <w:proofErr w:type="gramStart"/>
+      <w:r>
+        <w:rPr>
+          <w:rFonts w:ascii="Times New Roman" w:eastAsia="宋体" w:hAnsi="Times New Roman" w:cs="Times New Roman" w:hint="eastAsia"/>
+        </w:rPr>
+        <w:t>渲染器</w:t>
+      </w:r>
+      <w:proofErr w:type="gramEnd"/>
+      <w:r>
+        <w:rPr>
+          <w:rFonts w:ascii="Times New Roman" w:eastAsia="宋体" w:hAnsi="Times New Roman" w:cs="Times New Roman" w:hint="eastAsia"/>
+        </w:rPr>
+        <w:t>游戏者位置的颜色</w:t>
       </w:r>
       <w:r>
         <w:rPr>
@@ -29669,6 +31013,7 @@
         </w:rPr>
         <w:t xml:space="preserve">COLORREF(R,G,B) ; </w:t>
       </w:r>
+      <w:proofErr w:type="gramStart"/>
       <w:r>
         <w:rPr>
           <w:rFonts w:ascii="Times New Roman" w:eastAsia="宋体" w:hAnsi="Times New Roman" w:cs="Times New Roman" w:hint="eastAsia"/>
@@ -29679,7 +31024,14 @@
         <w:rPr>
           <w:rFonts w:ascii="Times New Roman" w:eastAsia="宋体" w:hAnsi="Times New Roman" w:cs="Times New Roman"/>
         </w:rPr>
-        <w:t>武器射程范围的颜色</w:t>
+        <w:t>武器</w:t>
+      </w:r>
+      <w:proofErr w:type="gramEnd"/>
+      <w:r>
+        <w:rPr>
+          <w:rFonts w:ascii="Times New Roman" w:eastAsia="宋体" w:hAnsi="Times New Roman" w:cs="Times New Roman"/>
+        </w:rPr>
+        <w:t>射程范围的颜色</w:t>
       </w:r>
       <w:r>
         <w:rPr>
@@ -29739,6 +31091,7 @@
         </w:rPr>
         <w:t xml:space="preserve">COLORREF(R,G,B) ; </w:t>
       </w:r>
+      <w:proofErr w:type="gramStart"/>
       <w:r>
         <w:rPr>
           <w:rFonts w:ascii="Times New Roman" w:eastAsia="宋体" w:hAnsi="Times New Roman" w:cs="Times New Roman" w:hint="eastAsia"/>
@@ -29749,7 +31102,14 @@
         <w:rPr>
           <w:rFonts w:ascii="Times New Roman" w:eastAsia="宋体" w:hAnsi="Times New Roman" w:cs="Times New Roman"/>
         </w:rPr>
-        <w:t>武器最小射程范围的颜色</w:t>
+        <w:t>武器</w:t>
+      </w:r>
+      <w:proofErr w:type="gramEnd"/>
+      <w:r>
+        <w:rPr>
+          <w:rFonts w:ascii="Times New Roman" w:eastAsia="宋体" w:hAnsi="Times New Roman" w:cs="Times New Roman"/>
+        </w:rPr>
+        <w:t>最小射程范围的颜色</w:t>
       </w:r>
       <w:r>
         <w:rPr>
@@ -30407,8 +31767,16 @@
         <w:rPr>
           <w:rFonts w:ascii="Times New Roman" w:eastAsia="宋体" w:hAnsi="Times New Roman" w:cs="Times New Roman" w:hint="eastAsia"/>
         </w:rPr>
-        <w:t>是否默认显示描边</w:t>
-      </w:r>
+        <w:t>是否默认</w:t>
+      </w:r>
+      <w:proofErr w:type="gramStart"/>
+      <w:r>
+        <w:rPr>
+          <w:rFonts w:ascii="Times New Roman" w:eastAsia="宋体" w:hAnsi="Times New Roman" w:cs="Times New Roman" w:hint="eastAsia"/>
+        </w:rPr>
+        <w:t>显示描边</w:t>
+      </w:r>
+      <w:proofErr w:type="gramEnd"/>
       <w:r>
         <w:rPr>
           <w:rFonts w:ascii="Times New Roman" w:eastAsia="宋体" w:hAnsi="Times New Roman" w:cs="Times New Roman" w:hint="eastAsia"/>
@@ -30708,7 +32076,7 @@
         <w:fldChar w:fldCharType="begin"/>
       </w:r>
       <w:r>
-        <w:instrText>HYPERLINK "https://github.com/handama/FA2sp/tree/master/Supplementary/%E5%B7%A5%E5%85%B7/ResourceEncryptor"</w:instrText>
+        <w:instrText>HYPERLINK "https://github.com/handama/FA2sp/tree/master/Supplementary/Tools/ResourceEncryptor"</w:instrText>
       </w:r>
       <w:r>
         <w:rPr>
@@ -30721,7 +32089,21 @@
           <w:rStyle w:val="ae"/>
           <w:rFonts w:ascii="Times New Roman" w:eastAsia="宋体" w:hAnsi="Times New Roman" w:cs="Times New Roman" w:hint="eastAsia"/>
         </w:rPr>
-        <w:t>Github</w:t>
+        <w:t>Gith</w:t>
+      </w:r>
+      <w:r>
+        <w:rPr>
+          <w:rStyle w:val="ae"/>
+          <w:rFonts w:ascii="Times New Roman" w:eastAsia="宋体" w:hAnsi="Times New Roman" w:cs="Times New Roman" w:hint="eastAsia"/>
+        </w:rPr>
+        <w:t>u</w:t>
+      </w:r>
+      <w:r>
+        <w:rPr>
+          <w:rStyle w:val="ae"/>
+          <w:rFonts w:ascii="Times New Roman" w:eastAsia="宋体" w:hAnsi="Times New Roman" w:cs="Times New Roman" w:hint="eastAsia"/>
+        </w:rPr>
+        <w:t>b</w:t>
       </w:r>
       <w:r>
         <w:rPr>
@@ -30822,8 +32204,16 @@
         <w:rPr>
           <w:rFonts w:ascii="Times New Roman" w:eastAsia="宋体" w:hAnsi="Times New Roman" w:cs="Times New Roman" w:hint="eastAsia"/>
         </w:rPr>
-        <w:t>秘钥</w:t>
-      </w:r>
+        <w:t>秘</w:t>
+      </w:r>
+      <w:proofErr w:type="gramStart"/>
+      <w:r>
+        <w:rPr>
+          <w:rFonts w:ascii="Times New Roman" w:eastAsia="宋体" w:hAnsi="Times New Roman" w:cs="Times New Roman" w:hint="eastAsia"/>
+        </w:rPr>
+        <w:t>钥</w:t>
+      </w:r>
+      <w:proofErr w:type="gramEnd"/>
       <w:r>
         <w:rPr>
           <w:rFonts w:ascii="Times New Roman" w:eastAsia="宋体" w:hAnsi="Times New Roman" w:cs="Times New Roman" w:hint="eastAsia"/>
@@ -30836,8 +32226,18 @@
           <w:b/>
           <w:bCs/>
         </w:rPr>
-        <w:t>妥善保存该秘钥</w:t>
-      </w:r>
+        <w:t>妥善保存该秘</w:t>
+      </w:r>
+      <w:proofErr w:type="gramStart"/>
+      <w:r>
+        <w:rPr>
+          <w:rFonts w:ascii="Times New Roman" w:eastAsia="宋体" w:hAnsi="Times New Roman" w:cs="Times New Roman" w:hint="eastAsia"/>
+          <w:b/>
+          <w:bCs/>
+        </w:rPr>
+        <w:t>钥</w:t>
+      </w:r>
+      <w:proofErr w:type="gramEnd"/>
       <w:r>
         <w:rPr>
           <w:rFonts w:ascii="Times New Roman" w:eastAsia="宋体" w:hAnsi="Times New Roman" w:cs="Times New Roman" w:hint="eastAsia"/>
@@ -30924,8 +32324,16 @@
                               <w:rPr>
                                 <w:rFonts w:ascii="Times New Roman" w:hAnsi="Times New Roman" w:cs="Times New Roman" w:hint="eastAsia"/>
                               </w:rPr>
-                              <w:t>Dt!5OoxWyIHsh#p~s6LKOmEeRJI44!AW</w:t>
+                              <w:t>Dt!5OoxWyIHsh#p~s6LKOmEeRJI</w:t>
                             </w:r>
+                            <w:proofErr w:type="gramStart"/>
+                            <w:r>
+                              <w:rPr>
+                                <w:rFonts w:ascii="Times New Roman" w:hAnsi="Times New Roman" w:cs="Times New Roman" w:hint="eastAsia"/>
+                              </w:rPr>
+                              <w:t>44!AW</w:t>
+                            </w:r>
+                            <w:proofErr w:type="gramEnd"/>
                           </w:p>
                         </w:txbxContent>
                       </wps:txbx>
@@ -31011,7 +32419,21 @@
         <w:rPr>
           <w:rFonts w:ascii="Times New Roman" w:eastAsia="宋体" w:hAnsi="Times New Roman" w:cs="Times New Roman" w:hint="eastAsia"/>
         </w:rPr>
-        <w:t>，将刚刚得到的秘钥作为参数输入（形式如</w:t>
+        <w:t>，将刚刚得到的秘</w:t>
+      </w:r>
+      <w:proofErr w:type="gramStart"/>
+      <w:r>
+        <w:rPr>
+          <w:rFonts w:ascii="Times New Roman" w:eastAsia="宋体" w:hAnsi="Times New Roman" w:cs="Times New Roman" w:hint="eastAsia"/>
+        </w:rPr>
+        <w:t>钥</w:t>
+      </w:r>
+      <w:proofErr w:type="gramEnd"/>
+      <w:r>
+        <w:rPr>
+          <w:rFonts w:ascii="Times New Roman" w:eastAsia="宋体" w:hAnsi="Times New Roman" w:cs="Times New Roman" w:hint="eastAsia"/>
+        </w:rPr>
+        <w:t>作为参数输入（形式如</w:t>
       </w:r>
       <w:r>
         <w:rPr>
@@ -31322,7 +32744,21 @@
         <w:rPr>
           <w:rFonts w:ascii="Times New Roman" w:eastAsia="宋体" w:hAnsi="Times New Roman" w:cs="Times New Roman" w:hint="eastAsia"/>
         </w:rPr>
-        <w:t>秘钥（形式如</w:t>
+        <w:t>秘</w:t>
+      </w:r>
+      <w:proofErr w:type="gramStart"/>
+      <w:r>
+        <w:rPr>
+          <w:rFonts w:ascii="Times New Roman" w:eastAsia="宋体" w:hAnsi="Times New Roman" w:cs="Times New Roman" w:hint="eastAsia"/>
+        </w:rPr>
+        <w:t>钥</w:t>
+      </w:r>
+      <w:proofErr w:type="gramEnd"/>
+      <w:r>
+        <w:rPr>
+          <w:rFonts w:ascii="Times New Roman" w:eastAsia="宋体" w:hAnsi="Times New Roman" w:cs="Times New Roman" w:hint="eastAsia"/>
+        </w:rPr>
+        <w:t>（形式如</w:t>
       </w:r>
       <w:r>
         <w:rPr>
@@ -31463,7 +32899,21 @@
                               <w:rPr>
                                 <w:rFonts w:ascii="Times New Roman" w:hAnsi="Times New Roman" w:cs="Times New Roman" w:hint="eastAsia"/>
                               </w:rPr>
-                              <w:t>[PACK] GNTECH.shp -&gt; 75aaaead8205dbf7c2b3d43787b13c4d | offset=0, enc=56192, raw=56184</w:t>
+                              <w:t xml:space="preserve">[PACK] </w:t>
+                            </w:r>
+                            <w:proofErr w:type="spellStart"/>
+                            <w:r>
+                              <w:rPr>
+                                <w:rFonts w:ascii="Times New Roman" w:hAnsi="Times New Roman" w:cs="Times New Roman" w:hint="eastAsia"/>
+                              </w:rPr>
+                              <w:t>GNTECH.shp</w:t>
+                            </w:r>
+                            <w:proofErr w:type="spellEnd"/>
+                            <w:r>
+                              <w:rPr>
+                                <w:rFonts w:ascii="Times New Roman" w:hAnsi="Times New Roman" w:cs="Times New Roman" w:hint="eastAsia"/>
+                              </w:rPr>
+                              <w:t xml:space="preserve"> -&gt; 75aaaead8205dbf7c2b3d43787b13c4d | offset=0, enc=56192, raw=56184</w:t>
                             </w:r>
                           </w:p>
                           <w:p>
@@ -31476,7 +32926,21 @@
                               <w:rPr>
                                 <w:rFonts w:ascii="Times New Roman" w:hAnsi="Times New Roman" w:cs="Times New Roman" w:hint="eastAsia"/>
                               </w:rPr>
-                              <w:t>[PACK] gatech.shp -&gt; d1725fd3572143eb12c61c7e3f51c12d | offset=56192, enc=56320, raw=56316</w:t>
+                              <w:t xml:space="preserve">[PACK] </w:t>
+                            </w:r>
+                            <w:proofErr w:type="spellStart"/>
+                            <w:r>
+                              <w:rPr>
+                                <w:rFonts w:ascii="Times New Roman" w:hAnsi="Times New Roman" w:cs="Times New Roman" w:hint="eastAsia"/>
+                              </w:rPr>
+                              <w:t>gatech.shp</w:t>
+                            </w:r>
+                            <w:proofErr w:type="spellEnd"/>
+                            <w:r>
+                              <w:rPr>
+                                <w:rFonts w:ascii="Times New Roman" w:hAnsi="Times New Roman" w:cs="Times New Roman" w:hint="eastAsia"/>
+                              </w:rPr>
+                              <w:t xml:space="preserve"> -&gt; d1725fd3572143eb12c61c7e3f51c12d | offset=56192, enc=56320, raw=56316</w:t>
                             </w:r>
                           </w:p>
                           <w:p>
@@ -31489,7 +32953,21 @@
                               <w:rPr>
                                 <w:rFonts w:ascii="Times New Roman" w:hAnsi="Times New Roman" w:cs="Times New Roman" w:hint="eastAsia"/>
                               </w:rPr>
-                              <w:t xml:space="preserve">[PACK] gatech_b.shp -&gt; cc7af4c295ebe5f21fd26a52b57e7c78 | offset=112512, enc=8000, raw=7998 </w:t>
+                              <w:t xml:space="preserve">[PACK] </w:t>
+                            </w:r>
+                            <w:proofErr w:type="spellStart"/>
+                            <w:r>
+                              <w:rPr>
+                                <w:rFonts w:ascii="Times New Roman" w:hAnsi="Times New Roman" w:cs="Times New Roman" w:hint="eastAsia"/>
+                              </w:rPr>
+                              <w:t>gatech_b.shp</w:t>
+                            </w:r>
+                            <w:proofErr w:type="spellEnd"/>
+                            <w:r>
+                              <w:rPr>
+                                <w:rFonts w:ascii="Times New Roman" w:hAnsi="Times New Roman" w:cs="Times New Roman" w:hint="eastAsia"/>
+                              </w:rPr>
+                              <w:t xml:space="preserve"> -&gt; cc7af4c295ebe5f21fd26a52b57e7c78 | offset=112512, enc=8000, raw=7998 </w:t>
                             </w:r>
                           </w:p>
                           <w:p>
@@ -31502,7 +32980,23 @@
                               <w:rPr>
                                 <w:rFonts w:ascii="Times New Roman" w:hAnsi="Times New Roman" w:cs="Times New Roman" w:hint="eastAsia"/>
                               </w:rPr>
-                              <w:t>[DONE] Packed 3 files into 'data.rpck'.</w:t>
+                              <w:t>[DONE] Packed 3 files into '</w:t>
+                            </w:r>
+                            <w:proofErr w:type="spellStart"/>
+                            <w:proofErr w:type="gramStart"/>
+                            <w:r>
+                              <w:rPr>
+                                <w:rFonts w:ascii="Times New Roman" w:hAnsi="Times New Roman" w:cs="Times New Roman" w:hint="eastAsia"/>
+                              </w:rPr>
+                              <w:t>data.rpck</w:t>
+                            </w:r>
+                            <w:proofErr w:type="spellEnd"/>
+                            <w:proofErr w:type="gramEnd"/>
+                            <w:r>
+                              <w:rPr>
+                                <w:rFonts w:ascii="Times New Roman" w:hAnsi="Times New Roman" w:cs="Times New Roman" w:hint="eastAsia"/>
+                              </w:rPr>
+                              <w:t>'.</w:t>
                             </w:r>
                           </w:p>
                           <w:p>
@@ -31515,8 +33009,16 @@
                               <w:rPr>
                                 <w:rFonts w:ascii="Times New Roman" w:hAnsi="Times New Roman" w:cs="Times New Roman" w:hint="eastAsia"/>
                               </w:rPr>
-                              <w:t>Actual password used: Dt!5OoxWyIHsh#p~s6LKOmEeRJI44!AW</w:t>
+                              <w:t>Actual password used: Dt!5OoxWyIHsh#p~s6LKOmEeRJI</w:t>
                             </w:r>
+                            <w:proofErr w:type="gramStart"/>
+                            <w:r>
+                              <w:rPr>
+                                <w:rFonts w:ascii="Times New Roman" w:hAnsi="Times New Roman" w:cs="Times New Roman" w:hint="eastAsia"/>
+                              </w:rPr>
+                              <w:t>44!AW</w:t>
+                            </w:r>
+                            <w:proofErr w:type="gramEnd"/>
                           </w:p>
                         </w:txbxContent>
                       </wps:txbx>
@@ -32442,7 +33944,21 @@
         <w:rPr>
           <w:rFonts w:ascii="Times New Roman" w:eastAsia="宋体" w:hAnsi="Times New Roman" w:cs="Times New Roman" w:hint="eastAsia"/>
         </w:rPr>
-        <w:t>TileSet1,TileSet2,</w:t>
+        <w:t>TileSet</w:t>
+      </w:r>
+      <w:proofErr w:type="gramStart"/>
+      <w:r>
+        <w:rPr>
+          <w:rFonts w:ascii="Times New Roman" w:eastAsia="宋体" w:hAnsi="Times New Roman" w:cs="Times New Roman" w:hint="eastAsia"/>
+        </w:rPr>
+        <w:t>1,TileSet</w:t>
+      </w:r>
+      <w:proofErr w:type="gramEnd"/>
+      <w:r>
+        <w:rPr>
+          <w:rFonts w:ascii="Times New Roman" w:eastAsia="宋体" w:hAnsi="Times New Roman" w:cs="Times New Roman" w:hint="eastAsia"/>
+        </w:rPr>
+        <w:t>2,</w:t>
       </w:r>
       <w:r>
         <w:rPr>
@@ -32493,6 +34009,7 @@
         </w:rPr>
         <w:t xml:space="preserve">] ; </w:t>
       </w:r>
+      <w:proofErr w:type="gramStart"/>
       <w:r>
         <w:rPr>
           <w:rFonts w:ascii="Times New Roman" w:eastAsia="宋体" w:hAnsi="Times New Roman" w:cs="Times New Roman" w:hint="eastAsia"/>
@@ -32501,6 +34018,7 @@
         </w:rPr>
         <w:t>自定义笔刷大小</w:t>
       </w:r>
+      <w:proofErr w:type="gramEnd"/>
     </w:p>
     <w:p>
       <w:pPr>
@@ -32537,7 +34055,21 @@
         <w:rPr>
           <w:rFonts w:ascii="Times New Roman" w:eastAsia="宋体" w:hAnsi="Times New Roman" w:cs="Times New Roman" w:hint="eastAsia"/>
         </w:rPr>
-        <w:t>中部分操作会强制将笔刷设为第一个获第二个，因此不推荐更改前两项的值</w:t>
+        <w:t>中部分操作会强制</w:t>
+      </w:r>
+      <w:proofErr w:type="gramStart"/>
+      <w:r>
+        <w:rPr>
+          <w:rFonts w:ascii="Times New Roman" w:eastAsia="宋体" w:hAnsi="Times New Roman" w:cs="Times New Roman" w:hint="eastAsia"/>
+        </w:rPr>
+        <w:t>将笔刷设为</w:t>
+      </w:r>
+      <w:proofErr w:type="gramEnd"/>
+      <w:r>
+        <w:rPr>
+          <w:rFonts w:ascii="Times New Roman" w:eastAsia="宋体" w:hAnsi="Times New Roman" w:cs="Times New Roman" w:hint="eastAsia"/>
+        </w:rPr>
+        <w:t>第一个获第二个，因此不推荐更改前两项的值</w:t>
       </w:r>
     </w:p>
     <w:p>
@@ -32608,13 +34140,23 @@
         <w:t>XXXInfo</w:t>
       </w:r>
       <w:proofErr w:type="spellEnd"/>
-      <w:r>
-        <w:rPr>
-          <w:rFonts w:ascii="Times New Roman" w:eastAsia="宋体" w:hAnsi="Times New Roman" w:cs="Times New Roman" w:hint="eastAsia"/>
-          <w:b/>
-          <w:bCs/>
-        </w:rPr>
-        <w:t xml:space="preserve">] ; </w:t>
+      <w:proofErr w:type="gramStart"/>
+      <w:r>
+        <w:rPr>
+          <w:rFonts w:ascii="Times New Roman" w:eastAsia="宋体" w:hAnsi="Times New Roman" w:cs="Times New Roman" w:hint="eastAsia"/>
+          <w:b/>
+          <w:bCs/>
+        </w:rPr>
+        <w:t>] ;</w:t>
+      </w:r>
+      <w:proofErr w:type="gramEnd"/>
+      <w:r>
+        <w:rPr>
+          <w:rFonts w:ascii="Times New Roman" w:eastAsia="宋体" w:hAnsi="Times New Roman" w:cs="Times New Roman" w:hint="eastAsia"/>
+          <w:b/>
+          <w:bCs/>
+        </w:rPr>
+        <w:t xml:space="preserve"> </w:t>
       </w:r>
       <w:proofErr w:type="spellStart"/>
       <w:r>
@@ -32742,7 +34284,21 @@
         <w:rPr>
           <w:rFonts w:ascii="Times New Roman" w:eastAsia="宋体" w:hAnsi="Times New Roman" w:cs="Times New Roman" w:hint="eastAsia"/>
         </w:rPr>
-        <w:t>TileSet1,TileSet2,</w:t>
+        <w:t>TileSet</w:t>
+      </w:r>
+      <w:proofErr w:type="gramStart"/>
+      <w:r>
+        <w:rPr>
+          <w:rFonts w:ascii="Times New Roman" w:eastAsia="宋体" w:hAnsi="Times New Roman" w:cs="Times New Roman" w:hint="eastAsia"/>
+        </w:rPr>
+        <w:t>1,TileSet</w:t>
+      </w:r>
+      <w:proofErr w:type="gramEnd"/>
+      <w:r>
+        <w:rPr>
+          <w:rFonts w:ascii="Times New Roman" w:eastAsia="宋体" w:hAnsi="Times New Roman" w:cs="Times New Roman" w:hint="eastAsia"/>
+        </w:rPr>
+        <w:t>2,</w:t>
       </w:r>
       <w:r>
         <w:rPr>
@@ -32808,7 +34364,14 @@
         <w:rPr>
           <w:rFonts w:ascii="Times New Roman" w:eastAsia="宋体" w:hAnsi="Times New Roman" w:cs="Times New Roman" w:hint="eastAsia"/>
         </w:rPr>
-        <w:t>TileIndex2,</w:t>
+        <w:t>TileIndex</w:t>
+      </w:r>
+      <w:proofErr w:type="gramStart"/>
+      <w:r>
+        <w:rPr>
+          <w:rFonts w:ascii="Times New Roman" w:eastAsia="宋体" w:hAnsi="Times New Roman" w:cs="Times New Roman" w:hint="eastAsia"/>
+        </w:rPr>
+        <w:t>2,</w:t>
       </w:r>
       <w:r>
         <w:rPr>
@@ -32817,6 +34380,7 @@
         <w:t>…</w:t>
       </w:r>
       <w:proofErr w:type="spellStart"/>
+      <w:proofErr w:type="gramEnd"/>
       <w:r>
         <w:rPr>
           <w:rFonts w:ascii="Times New Roman" w:eastAsia="宋体" w:hAnsi="Times New Roman" w:cs="Times New Roman" w:hint="eastAsia"/>
@@ -32886,7 +34450,14 @@
         <w:rPr>
           <w:rFonts w:ascii="Times New Roman" w:eastAsia="宋体" w:hAnsi="Times New Roman" w:cs="Times New Roman" w:hint="eastAsia"/>
         </w:rPr>
-        <w:t>TileIndex2,</w:t>
+        <w:t>TileIndex</w:t>
+      </w:r>
+      <w:proofErr w:type="gramStart"/>
+      <w:r>
+        <w:rPr>
+          <w:rFonts w:ascii="Times New Roman" w:eastAsia="宋体" w:hAnsi="Times New Roman" w:cs="Times New Roman" w:hint="eastAsia"/>
+        </w:rPr>
+        <w:t>2,</w:t>
       </w:r>
       <w:r>
         <w:rPr>
@@ -32895,6 +34466,7 @@
         <w:t>…</w:t>
       </w:r>
       <w:proofErr w:type="spellStart"/>
+      <w:proofErr w:type="gramEnd"/>
       <w:r>
         <w:rPr>
           <w:rFonts w:ascii="Times New Roman" w:eastAsia="宋体" w:hAnsi="Times New Roman" w:cs="Times New Roman" w:hint="eastAsia"/>
@@ -32946,7 +34518,21 @@
         <w:rPr>
           <w:rFonts w:ascii="Times New Roman" w:eastAsia="宋体" w:hAnsi="Times New Roman" w:cs="Times New Roman" w:hint="eastAsia"/>
         </w:rPr>
-        <w:t>=TileSet1,TileSet2,</w:t>
+        <w:t>=TileSet</w:t>
+      </w:r>
+      <w:proofErr w:type="gramStart"/>
+      <w:r>
+        <w:rPr>
+          <w:rFonts w:ascii="Times New Roman" w:eastAsia="宋体" w:hAnsi="Times New Roman" w:cs="Times New Roman" w:hint="eastAsia"/>
+        </w:rPr>
+        <w:t>1,TileSet</w:t>
+      </w:r>
+      <w:proofErr w:type="gramEnd"/>
+      <w:r>
+        <w:rPr>
+          <w:rFonts w:ascii="Times New Roman" w:eastAsia="宋体" w:hAnsi="Times New Roman" w:cs="Times New Roman" w:hint="eastAsia"/>
+        </w:rPr>
+        <w:t>2,</w:t>
       </w:r>
       <w:r>
         <w:rPr>
@@ -34227,7 +35813,25 @@
           <w:b/>
           <w:bCs/>
         </w:rPr>
-        <w:t>指定每种地图类型下计算遮挡关系时忽视</w:t>
+        <w:t>指定每种地图类型</w:t>
+      </w:r>
+      <w:proofErr w:type="gramStart"/>
+      <w:r>
+        <w:rPr>
+          <w:rFonts w:ascii="Times New Roman" w:eastAsia="宋体" w:hAnsi="Times New Roman" w:cs="Times New Roman" w:hint="eastAsia"/>
+          <w:b/>
+          <w:bCs/>
+        </w:rPr>
+        <w:t>下计算</w:t>
+      </w:r>
+      <w:proofErr w:type="gramEnd"/>
+      <w:r>
+        <w:rPr>
+          <w:rFonts w:ascii="Times New Roman" w:eastAsia="宋体" w:hAnsi="Times New Roman" w:cs="Times New Roman" w:hint="eastAsia"/>
+          <w:b/>
+          <w:bCs/>
+        </w:rPr>
+        <w:t>遮挡关系时忽视</w:t>
       </w:r>
       <w:proofErr w:type="spellStart"/>
       <w:r>
@@ -34471,7 +36075,21 @@
         <w:rPr>
           <w:rFonts w:ascii="Times New Roman" w:eastAsia="宋体" w:hAnsi="Times New Roman" w:cs="Times New Roman" w:hint="eastAsia"/>
         </w:rPr>
-        <w:t>SideIndex1,SideIndex2,</w:t>
+        <w:t>SideIndex</w:t>
+      </w:r>
+      <w:proofErr w:type="gramStart"/>
+      <w:r>
+        <w:rPr>
+          <w:rFonts w:ascii="Times New Roman" w:eastAsia="宋体" w:hAnsi="Times New Roman" w:cs="Times New Roman" w:hint="eastAsia"/>
+        </w:rPr>
+        <w:t>1,SideIndex</w:t>
+      </w:r>
+      <w:proofErr w:type="gramEnd"/>
+      <w:r>
+        <w:rPr>
+          <w:rFonts w:ascii="Times New Roman" w:eastAsia="宋体" w:hAnsi="Times New Roman" w:cs="Times New Roman" w:hint="eastAsia"/>
+        </w:rPr>
+        <w:t>2,</w:t>
       </w:r>
       <w:r>
         <w:rPr>
@@ -34896,13 +36514,23 @@
         <w:t>XXX</w:t>
       </w:r>
       <w:proofErr w:type="spellEnd"/>
-      <w:r>
-        <w:rPr>
-          <w:rFonts w:ascii="Times New Roman" w:eastAsia="宋体" w:hAnsi="Times New Roman" w:cs="Times New Roman" w:hint="eastAsia"/>
-          <w:b/>
-          <w:bCs/>
-        </w:rPr>
-        <w:t xml:space="preserve">] ; </w:t>
+      <w:proofErr w:type="gramStart"/>
+      <w:r>
+        <w:rPr>
+          <w:rFonts w:ascii="Times New Roman" w:eastAsia="宋体" w:hAnsi="Times New Roman" w:cs="Times New Roman" w:hint="eastAsia"/>
+          <w:b/>
+          <w:bCs/>
+        </w:rPr>
+        <w:t>] ;</w:t>
+      </w:r>
+      <w:proofErr w:type="gramEnd"/>
+      <w:r>
+        <w:rPr>
+          <w:rFonts w:ascii="Times New Roman" w:eastAsia="宋体" w:hAnsi="Times New Roman" w:cs="Times New Roman" w:hint="eastAsia"/>
+          <w:b/>
+          <w:bCs/>
+        </w:rPr>
+        <w:t xml:space="preserve"> </w:t>
       </w:r>
       <w:proofErr w:type="spellStart"/>
       <w:r>
@@ -35215,7 +36843,21 @@
         <w:rPr>
           <w:rFonts w:ascii="Times New Roman" w:eastAsia="宋体" w:hAnsi="Times New Roman" w:cs="Times New Roman" w:hint="eastAsia"/>
         </w:rPr>
-        <w:t>地图渲染器中忽略的单位</w:t>
+        <w:t>地图</w:t>
+      </w:r>
+      <w:proofErr w:type="gramStart"/>
+      <w:r>
+        <w:rPr>
+          <w:rFonts w:ascii="Times New Roman" w:eastAsia="宋体" w:hAnsi="Times New Roman" w:cs="Times New Roman" w:hint="eastAsia"/>
+        </w:rPr>
+        <w:t>渲染器</w:t>
+      </w:r>
+      <w:proofErr w:type="gramEnd"/>
+      <w:r>
+        <w:rPr>
+          <w:rFonts w:ascii="Times New Roman" w:eastAsia="宋体" w:hAnsi="Times New Roman" w:cs="Times New Roman" w:hint="eastAsia"/>
+        </w:rPr>
+        <w:t>中忽略的单位</w:t>
       </w:r>
       <w:r>
         <w:rPr>
@@ -35265,6 +36907,929 @@
         <w:t>XXX</w:t>
       </w:r>
       <w:proofErr w:type="spellEnd"/>
+      <w:proofErr w:type="gramStart"/>
+      <w:r>
+        <w:rPr>
+          <w:rFonts w:ascii="Times New Roman" w:eastAsia="宋体" w:hAnsi="Times New Roman" w:cs="Times New Roman" w:hint="eastAsia"/>
+          <w:b/>
+          <w:bCs/>
+        </w:rPr>
+        <w:t>] ;</w:t>
+      </w:r>
+      <w:proofErr w:type="gramEnd"/>
+      <w:r>
+        <w:rPr>
+          <w:rFonts w:ascii="Times New Roman" w:eastAsia="宋体" w:hAnsi="Times New Roman" w:cs="Times New Roman" w:hint="eastAsia"/>
+          <w:b/>
+          <w:bCs/>
+        </w:rPr>
+        <w:t xml:space="preserve"> </w:t>
+      </w:r>
+      <w:proofErr w:type="spellStart"/>
+      <w:r>
+        <w:rPr>
+          <w:rFonts w:ascii="Times New Roman" w:eastAsia="宋体" w:hAnsi="Times New Roman" w:cs="Times New Roman" w:hint="eastAsia"/>
+          <w:b/>
+          <w:bCs/>
+        </w:rPr>
+        <w:t>MapRendererIgnoreObjects</w:t>
+      </w:r>
+      <w:r>
+        <w:rPr>
+          <w:rFonts w:ascii="Times New Roman" w:eastAsia="宋体" w:hAnsi="Times New Roman" w:cs="Times New Roman" w:hint="eastAsia"/>
+          <w:b/>
+          <w:bCs/>
+        </w:rPr>
+        <w:t>TEM</w:t>
+      </w:r>
+      <w:proofErr w:type="spellEnd"/>
+      <w:r>
+        <w:rPr>
+          <w:rFonts w:ascii="Times New Roman" w:eastAsia="宋体" w:hAnsi="Times New Roman" w:cs="Times New Roman" w:hint="eastAsia"/>
+          <w:b/>
+          <w:bCs/>
+        </w:rPr>
+        <w:t xml:space="preserve">, </w:t>
+      </w:r>
+      <w:proofErr w:type="spellStart"/>
+      <w:r>
+        <w:rPr>
+          <w:rFonts w:ascii="Times New Roman" w:eastAsia="宋体" w:hAnsi="Times New Roman" w:cs="Times New Roman" w:hint="eastAsia"/>
+          <w:b/>
+          <w:bCs/>
+        </w:rPr>
+        <w:t>MapRendererIgnoreObjects</w:t>
+      </w:r>
+      <w:r>
+        <w:rPr>
+          <w:rFonts w:ascii="Times New Roman" w:eastAsia="宋体" w:hAnsi="Times New Roman" w:cs="Times New Roman" w:hint="eastAsia"/>
+          <w:b/>
+          <w:bCs/>
+        </w:rPr>
+        <w:t>SNO</w:t>
+      </w:r>
+      <w:proofErr w:type="spellEnd"/>
+      <w:r>
+        <w:rPr>
+          <w:rFonts w:ascii="Times New Roman" w:eastAsia="宋体" w:hAnsi="Times New Roman" w:cs="Times New Roman" w:hint="eastAsia"/>
+          <w:b/>
+          <w:bCs/>
+        </w:rPr>
+        <w:t>,</w:t>
+      </w:r>
+      <w:r>
+        <w:rPr>
+          <w:rFonts w:hint="eastAsia"/>
+        </w:rPr>
+        <w:t xml:space="preserve"> </w:t>
+      </w:r>
+      <w:proofErr w:type="spellStart"/>
+      <w:r>
+        <w:rPr>
+          <w:rFonts w:ascii="Times New Roman" w:eastAsia="宋体" w:hAnsi="Times New Roman" w:cs="Times New Roman" w:hint="eastAsia"/>
+          <w:b/>
+          <w:bCs/>
+        </w:rPr>
+        <w:t>MapRendererIgnoreObjects</w:t>
+      </w:r>
+      <w:r>
+        <w:rPr>
+          <w:rFonts w:ascii="Times New Roman" w:eastAsia="宋体" w:hAnsi="Times New Roman" w:cs="Times New Roman" w:hint="eastAsia"/>
+          <w:b/>
+          <w:bCs/>
+        </w:rPr>
+        <w:t>URB</w:t>
+      </w:r>
+      <w:proofErr w:type="spellEnd"/>
+      <w:r>
+        <w:rPr>
+          <w:rFonts w:ascii="Times New Roman" w:eastAsia="宋体" w:hAnsi="Times New Roman" w:cs="Times New Roman" w:hint="eastAsia"/>
+          <w:b/>
+          <w:bCs/>
+        </w:rPr>
+        <w:t>,</w:t>
+      </w:r>
+      <w:r>
+        <w:rPr>
+          <w:rFonts w:ascii="Times New Roman" w:eastAsia="宋体" w:hAnsi="Times New Roman" w:cs="Times New Roman" w:hint="eastAsia"/>
+          <w:b/>
+          <w:bCs/>
+        </w:rPr>
+        <w:t xml:space="preserve"> </w:t>
+      </w:r>
+      <w:proofErr w:type="spellStart"/>
+      <w:r>
+        <w:rPr>
+          <w:rFonts w:ascii="Times New Roman" w:eastAsia="宋体" w:hAnsi="Times New Roman" w:cs="Times New Roman" w:hint="eastAsia"/>
+          <w:b/>
+          <w:bCs/>
+        </w:rPr>
+        <w:t>MapRendererIgnoreObjects</w:t>
+      </w:r>
+      <w:r>
+        <w:rPr>
+          <w:rFonts w:ascii="Times New Roman" w:eastAsia="宋体" w:hAnsi="Times New Roman" w:cs="Times New Roman" w:hint="eastAsia"/>
+          <w:b/>
+          <w:bCs/>
+        </w:rPr>
+        <w:t>UBN</w:t>
+      </w:r>
+      <w:proofErr w:type="spellEnd"/>
+      <w:r>
+        <w:rPr>
+          <w:rFonts w:ascii="Times New Roman" w:eastAsia="宋体" w:hAnsi="Times New Roman" w:cs="Times New Roman" w:hint="eastAsia"/>
+          <w:b/>
+          <w:bCs/>
+        </w:rPr>
+        <w:t>,</w:t>
+      </w:r>
+      <w:r>
+        <w:rPr>
+          <w:rFonts w:ascii="Times New Roman" w:eastAsia="宋体" w:hAnsi="Times New Roman" w:cs="Times New Roman" w:hint="eastAsia"/>
+          <w:b/>
+          <w:bCs/>
+        </w:rPr>
+        <w:t xml:space="preserve"> </w:t>
+      </w:r>
+      <w:proofErr w:type="spellStart"/>
+      <w:r>
+        <w:rPr>
+          <w:rFonts w:ascii="Times New Roman" w:eastAsia="宋体" w:hAnsi="Times New Roman" w:cs="Times New Roman" w:hint="eastAsia"/>
+          <w:b/>
+          <w:bCs/>
+        </w:rPr>
+        <w:t>MapRendererIgnoreObjects</w:t>
+      </w:r>
+      <w:r>
+        <w:rPr>
+          <w:rFonts w:ascii="Times New Roman" w:eastAsia="宋体" w:hAnsi="Times New Roman" w:cs="Times New Roman" w:hint="eastAsia"/>
+          <w:b/>
+          <w:bCs/>
+        </w:rPr>
+        <w:t>LUN</w:t>
+      </w:r>
+      <w:proofErr w:type="spellEnd"/>
+      <w:r>
+        <w:rPr>
+          <w:rFonts w:ascii="Times New Roman" w:eastAsia="宋体" w:hAnsi="Times New Roman" w:cs="Times New Roman" w:hint="eastAsia"/>
+          <w:b/>
+          <w:bCs/>
+        </w:rPr>
+        <w:t>,</w:t>
+      </w:r>
+      <w:r>
+        <w:rPr>
+          <w:rFonts w:ascii="Times New Roman" w:eastAsia="宋体" w:hAnsi="Times New Roman" w:cs="Times New Roman" w:hint="eastAsia"/>
+          <w:b/>
+          <w:bCs/>
+        </w:rPr>
+        <w:t xml:space="preserve"> </w:t>
+      </w:r>
+      <w:proofErr w:type="spellStart"/>
+      <w:r>
+        <w:rPr>
+          <w:rFonts w:ascii="Times New Roman" w:eastAsia="宋体" w:hAnsi="Times New Roman" w:cs="Times New Roman" w:hint="eastAsia"/>
+          <w:b/>
+          <w:bCs/>
+        </w:rPr>
+        <w:t>MapRendererIgnoreObjects</w:t>
+      </w:r>
+      <w:r>
+        <w:rPr>
+          <w:rFonts w:ascii="Times New Roman" w:eastAsia="宋体" w:hAnsi="Times New Roman" w:cs="Times New Roman" w:hint="eastAsia"/>
+          <w:b/>
+          <w:bCs/>
+        </w:rPr>
+        <w:t>DES</w:t>
+      </w:r>
+      <w:proofErr w:type="spellEnd"/>
+    </w:p>
+    <w:p>
+      <w:pPr>
+        <w:ind w:firstLineChars="200" w:firstLine="440"/>
+        <w:rPr>
+          <w:rFonts w:ascii="Times New Roman" w:eastAsia="宋体" w:hAnsi="Times New Roman" w:cs="Times New Roman"/>
+        </w:rPr>
+      </w:pPr>
+      <w:r>
+        <w:rPr>
+          <w:rFonts w:ascii="Times New Roman" w:eastAsia="宋体" w:hAnsi="Times New Roman" w:cs="Times New Roman" w:hint="eastAsia"/>
+        </w:rPr>
+        <w:t>Index=ID</w:t>
+      </w:r>
+      <w:r>
+        <w:rPr>
+          <w:rFonts w:ascii="Times New Roman" w:eastAsia="宋体" w:hAnsi="Times New Roman" w:cs="Times New Roman" w:hint="eastAsia"/>
+        </w:rPr>
+        <w:t xml:space="preserve">; </w:t>
+      </w:r>
+      <w:r>
+        <w:rPr>
+          <w:rFonts w:ascii="Times New Roman" w:eastAsia="宋体" w:hAnsi="Times New Roman" w:cs="Times New Roman" w:hint="eastAsia"/>
+        </w:rPr>
+        <w:t>同</w:t>
+      </w:r>
+      <w:r>
+        <w:rPr>
+          <w:rFonts w:ascii="Times New Roman" w:eastAsia="宋体" w:hAnsi="Times New Roman" w:cs="Times New Roman" w:hint="eastAsia"/>
+        </w:rPr>
+        <w:t>[</w:t>
+      </w:r>
+      <w:proofErr w:type="spellStart"/>
+      <w:r>
+        <w:rPr>
+          <w:rFonts w:ascii="Times New Roman" w:eastAsia="宋体" w:hAnsi="Times New Roman" w:cs="Times New Roman" w:hint="eastAsia"/>
+        </w:rPr>
+        <w:t>MapRendererIgnoreObjects</w:t>
+      </w:r>
+      <w:proofErr w:type="spellEnd"/>
+      <w:r>
+        <w:rPr>
+          <w:rFonts w:ascii="Times New Roman" w:eastAsia="宋体" w:hAnsi="Times New Roman" w:cs="Times New Roman" w:hint="eastAsia"/>
+        </w:rPr>
+        <w:t>]</w:t>
+      </w:r>
+      <w:r>
+        <w:rPr>
+          <w:rFonts w:ascii="Times New Roman" w:eastAsia="宋体" w:hAnsi="Times New Roman" w:cs="Times New Roman" w:hint="eastAsia"/>
+        </w:rPr>
+        <w:t>，仅在指定的地图类型中生效</w:t>
+      </w:r>
+    </w:p>
+    <w:p>
+      <w:pPr>
+        <w:rPr>
+          <w:rFonts w:ascii="Times New Roman" w:eastAsia="宋体" w:hAnsi="Times New Roman" w:cs="Times New Roman"/>
+          <w:b/>
+          <w:bCs/>
+        </w:rPr>
+      </w:pPr>
+      <w:r>
+        <w:rPr>
+          <w:rFonts w:ascii="Times New Roman" w:eastAsia="宋体" w:hAnsi="Times New Roman" w:cs="Times New Roman" w:hint="eastAsia"/>
+          <w:b/>
+          <w:bCs/>
+        </w:rPr>
+        <w:t>[</w:t>
+      </w:r>
+      <w:proofErr w:type="spellStart"/>
+      <w:r>
+        <w:rPr>
+          <w:rFonts w:ascii="Times New Roman" w:eastAsia="宋体" w:hAnsi="Times New Roman" w:cs="Times New Roman" w:hint="eastAsia"/>
+          <w:b/>
+          <w:bCs/>
+        </w:rPr>
+        <w:t>PlaceRandomTileList</w:t>
+      </w:r>
+      <w:proofErr w:type="spellEnd"/>
+      <w:r>
+        <w:rPr>
+          <w:rFonts w:ascii="Times New Roman" w:eastAsia="宋体" w:hAnsi="Times New Roman" w:cs="Times New Roman" w:hint="eastAsia"/>
+          <w:b/>
+          <w:bCs/>
+        </w:rPr>
+        <w:t>]</w:t>
+      </w:r>
+      <w:r>
+        <w:rPr>
+          <w:rFonts w:ascii="Times New Roman" w:eastAsia="宋体" w:hAnsi="Times New Roman" w:cs="Times New Roman" w:hint="eastAsia"/>
+          <w:b/>
+          <w:bCs/>
+        </w:rPr>
+        <w:t xml:space="preserve"> ; </w:t>
+      </w:r>
+      <w:r>
+        <w:rPr>
+          <w:rFonts w:ascii="Times New Roman" w:eastAsia="宋体" w:hAnsi="Times New Roman" w:cs="Times New Roman" w:hint="eastAsia"/>
+          <w:b/>
+          <w:bCs/>
+        </w:rPr>
+        <w:t>随机摆放地形的预设注册表</w:t>
+      </w:r>
+    </w:p>
+    <w:p>
+      <w:pPr>
+        <w:ind w:firstLineChars="200" w:firstLine="440"/>
+        <w:rPr>
+          <w:rFonts w:ascii="Times New Roman" w:eastAsia="宋体" w:hAnsi="Times New Roman" w:cs="Times New Roman"/>
+          <w:b/>
+          <w:bCs/>
+        </w:rPr>
+      </w:pPr>
+      <w:r>
+        <w:rPr>
+          <w:rFonts w:ascii="Times New Roman" w:eastAsia="宋体" w:hAnsi="Times New Roman" w:cs="Times New Roman" w:hint="eastAsia"/>
+        </w:rPr>
+        <w:t>Index</w:t>
+      </w:r>
+      <w:r>
+        <w:rPr>
+          <w:rFonts w:ascii="Times New Roman" w:eastAsia="宋体" w:hAnsi="Times New Roman" w:cs="Times New Roman" w:hint="eastAsia"/>
+        </w:rPr>
+        <w:t>=</w:t>
+      </w:r>
+      <w:proofErr w:type="spellStart"/>
+      <w:r>
+        <w:rPr>
+          <w:rFonts w:ascii="Times New Roman" w:eastAsia="宋体" w:hAnsi="Times New Roman" w:cs="Times New Roman" w:hint="eastAsia"/>
+        </w:rPr>
+        <w:t>PresetID</w:t>
+      </w:r>
+      <w:proofErr w:type="spellEnd"/>
+    </w:p>
+    <w:p>
+      <w:pPr>
+        <w:rPr>
+          <w:rFonts w:ascii="Times New Roman" w:eastAsia="宋体" w:hAnsi="Times New Roman" w:cs="Times New Roman"/>
+          <w:b/>
+          <w:bCs/>
+        </w:rPr>
+      </w:pPr>
+      <w:r>
+        <w:rPr>
+          <w:rFonts w:ascii="Times New Roman" w:eastAsia="宋体" w:hAnsi="Times New Roman" w:cs="Times New Roman" w:hint="eastAsia"/>
+          <w:b/>
+          <w:bCs/>
+        </w:rPr>
+        <w:t>[</w:t>
+      </w:r>
+      <w:proofErr w:type="spellStart"/>
+      <w:r>
+        <w:rPr>
+          <w:rFonts w:ascii="Times New Roman" w:eastAsia="宋体" w:hAnsi="Times New Roman" w:cs="Times New Roman" w:hint="eastAsia"/>
+          <w:b/>
+          <w:bCs/>
+        </w:rPr>
+        <w:t>PlaceRandomSmudgeList</w:t>
+      </w:r>
+      <w:proofErr w:type="spellEnd"/>
+      <w:r>
+        <w:rPr>
+          <w:rFonts w:ascii="Times New Roman" w:eastAsia="宋体" w:hAnsi="Times New Roman" w:cs="Times New Roman" w:hint="eastAsia"/>
+          <w:b/>
+          <w:bCs/>
+        </w:rPr>
+        <w:t>]</w:t>
+      </w:r>
+      <w:r>
+        <w:rPr>
+          <w:rFonts w:ascii="Times New Roman" w:eastAsia="宋体" w:hAnsi="Times New Roman" w:cs="Times New Roman" w:hint="eastAsia"/>
+          <w:b/>
+          <w:bCs/>
+        </w:rPr>
+        <w:t xml:space="preserve"> ; </w:t>
+      </w:r>
+      <w:r>
+        <w:rPr>
+          <w:rFonts w:ascii="Times New Roman" w:eastAsia="宋体" w:hAnsi="Times New Roman" w:cs="Times New Roman" w:hint="eastAsia"/>
+          <w:b/>
+          <w:bCs/>
+        </w:rPr>
+        <w:t>随机摆放污染的预设注册表</w:t>
+      </w:r>
+    </w:p>
+    <w:p>
+      <w:pPr>
+        <w:ind w:firstLineChars="200" w:firstLine="440"/>
+        <w:rPr>
+          <w:rFonts w:ascii="Times New Roman" w:eastAsia="宋体" w:hAnsi="Times New Roman" w:cs="Times New Roman"/>
+          <w:b/>
+          <w:bCs/>
+        </w:rPr>
+      </w:pPr>
+      <w:r>
+        <w:rPr>
+          <w:rFonts w:ascii="Times New Roman" w:eastAsia="宋体" w:hAnsi="Times New Roman" w:cs="Times New Roman" w:hint="eastAsia"/>
+        </w:rPr>
+        <w:t>Index</w:t>
+      </w:r>
+      <w:r>
+        <w:rPr>
+          <w:rFonts w:ascii="Times New Roman" w:eastAsia="宋体" w:hAnsi="Times New Roman" w:cs="Times New Roman" w:hint="eastAsia"/>
+        </w:rPr>
+        <w:t>=</w:t>
+      </w:r>
+      <w:proofErr w:type="spellStart"/>
+      <w:r>
+        <w:rPr>
+          <w:rFonts w:ascii="Times New Roman" w:eastAsia="宋体" w:hAnsi="Times New Roman" w:cs="Times New Roman" w:hint="eastAsia"/>
+        </w:rPr>
+        <w:t>PresetID</w:t>
+      </w:r>
+      <w:proofErr w:type="spellEnd"/>
+    </w:p>
+    <w:p>
+      <w:pPr>
+        <w:rPr>
+          <w:rFonts w:ascii="Times New Roman" w:eastAsia="宋体" w:hAnsi="Times New Roman" w:cs="Times New Roman"/>
+          <w:b/>
+          <w:bCs/>
+        </w:rPr>
+      </w:pPr>
+      <w:r>
+        <w:rPr>
+          <w:rFonts w:ascii="Times New Roman" w:eastAsia="宋体" w:hAnsi="Times New Roman" w:cs="Times New Roman" w:hint="eastAsia"/>
+          <w:b/>
+          <w:bCs/>
+        </w:rPr>
+        <w:t>[</w:t>
+      </w:r>
+      <w:proofErr w:type="spellStart"/>
+      <w:r>
+        <w:rPr>
+          <w:rFonts w:ascii="Times New Roman" w:eastAsia="宋体" w:hAnsi="Times New Roman" w:cs="Times New Roman" w:hint="eastAsia"/>
+          <w:b/>
+          <w:bCs/>
+        </w:rPr>
+        <w:t>PlaceRandomOverlayList</w:t>
+      </w:r>
+      <w:proofErr w:type="spellEnd"/>
+      <w:r>
+        <w:rPr>
+          <w:rFonts w:ascii="Times New Roman" w:eastAsia="宋体" w:hAnsi="Times New Roman" w:cs="Times New Roman" w:hint="eastAsia"/>
+          <w:b/>
+          <w:bCs/>
+        </w:rPr>
+        <w:t>]</w:t>
+      </w:r>
+      <w:r>
+        <w:rPr>
+          <w:rFonts w:ascii="Times New Roman" w:eastAsia="宋体" w:hAnsi="Times New Roman" w:cs="Times New Roman" w:hint="eastAsia"/>
+          <w:b/>
+          <w:bCs/>
+        </w:rPr>
+        <w:t xml:space="preserve"> ; </w:t>
+      </w:r>
+      <w:r>
+        <w:rPr>
+          <w:rFonts w:ascii="Times New Roman" w:eastAsia="宋体" w:hAnsi="Times New Roman" w:cs="Times New Roman" w:hint="eastAsia"/>
+          <w:b/>
+          <w:bCs/>
+        </w:rPr>
+        <w:t>随机摆放覆盖图的预设注册表</w:t>
+      </w:r>
+    </w:p>
+    <w:p>
+      <w:pPr>
+        <w:ind w:firstLineChars="200" w:firstLine="440"/>
+        <w:rPr>
+          <w:rFonts w:ascii="Times New Roman" w:eastAsia="宋体" w:hAnsi="Times New Roman" w:cs="Times New Roman"/>
+          <w:b/>
+          <w:bCs/>
+        </w:rPr>
+      </w:pPr>
+      <w:r>
+        <w:rPr>
+          <w:rFonts w:ascii="Times New Roman" w:eastAsia="宋体" w:hAnsi="Times New Roman" w:cs="Times New Roman" w:hint="eastAsia"/>
+        </w:rPr>
+        <w:t>Index</w:t>
+      </w:r>
+      <w:r>
+        <w:rPr>
+          <w:rFonts w:ascii="Times New Roman" w:eastAsia="宋体" w:hAnsi="Times New Roman" w:cs="Times New Roman" w:hint="eastAsia"/>
+        </w:rPr>
+        <w:t>=</w:t>
+      </w:r>
+      <w:proofErr w:type="spellStart"/>
+      <w:r>
+        <w:rPr>
+          <w:rFonts w:ascii="Times New Roman" w:eastAsia="宋体" w:hAnsi="Times New Roman" w:cs="Times New Roman" w:hint="eastAsia"/>
+        </w:rPr>
+        <w:t>PresetID</w:t>
+      </w:r>
+      <w:proofErr w:type="spellEnd"/>
+    </w:p>
+    <w:p>
+      <w:pPr>
+        <w:rPr>
+          <w:rFonts w:ascii="Times New Roman" w:eastAsia="宋体" w:hAnsi="Times New Roman" w:cs="Times New Roman"/>
+          <w:b/>
+          <w:bCs/>
+        </w:rPr>
+      </w:pPr>
+      <w:r>
+        <w:rPr>
+          <w:rFonts w:ascii="Times New Roman" w:eastAsia="宋体" w:hAnsi="Times New Roman" w:cs="Times New Roman" w:hint="eastAsia"/>
+          <w:b/>
+          <w:bCs/>
+        </w:rPr>
+        <w:t>[</w:t>
+      </w:r>
+      <w:proofErr w:type="spellStart"/>
+      <w:r>
+        <w:rPr>
+          <w:rFonts w:ascii="Times New Roman" w:eastAsia="宋体" w:hAnsi="Times New Roman" w:cs="Times New Roman" w:hint="eastAsia"/>
+          <w:b/>
+          <w:bCs/>
+        </w:rPr>
+        <w:t>PlaceRandomTreeObList</w:t>
+      </w:r>
+      <w:proofErr w:type="spellEnd"/>
+      <w:r>
+        <w:rPr>
+          <w:rFonts w:ascii="Times New Roman" w:eastAsia="宋体" w:hAnsi="Times New Roman" w:cs="Times New Roman" w:hint="eastAsia"/>
+          <w:b/>
+          <w:bCs/>
+        </w:rPr>
+        <w:t>]</w:t>
+      </w:r>
+      <w:r>
+        <w:rPr>
+          <w:rFonts w:ascii="Times New Roman" w:eastAsia="宋体" w:hAnsi="Times New Roman" w:cs="Times New Roman" w:hint="eastAsia"/>
+          <w:b/>
+          <w:bCs/>
+        </w:rPr>
+        <w:t xml:space="preserve"> ; </w:t>
+      </w:r>
+      <w:r>
+        <w:rPr>
+          <w:rFonts w:ascii="Times New Roman" w:eastAsia="宋体" w:hAnsi="Times New Roman" w:cs="Times New Roman" w:hint="eastAsia"/>
+          <w:b/>
+          <w:bCs/>
+        </w:rPr>
+        <w:t>随机摆放地形对象的预设注册表</w:t>
+      </w:r>
+    </w:p>
+    <w:p>
+      <w:pPr>
+        <w:ind w:firstLineChars="200" w:firstLine="440"/>
+        <w:rPr>
+          <w:rFonts w:ascii="Times New Roman" w:eastAsia="宋体" w:hAnsi="Times New Roman" w:cs="Times New Roman"/>
+          <w:b/>
+          <w:bCs/>
+        </w:rPr>
+      </w:pPr>
+      <w:r>
+        <w:rPr>
+          <w:rFonts w:ascii="Times New Roman" w:eastAsia="宋体" w:hAnsi="Times New Roman" w:cs="Times New Roman" w:hint="eastAsia"/>
+        </w:rPr>
+        <w:t>Index</w:t>
+      </w:r>
+      <w:r>
+        <w:rPr>
+          <w:rFonts w:ascii="Times New Roman" w:eastAsia="宋体" w:hAnsi="Times New Roman" w:cs="Times New Roman" w:hint="eastAsia"/>
+        </w:rPr>
+        <w:t>=</w:t>
+      </w:r>
+      <w:proofErr w:type="spellStart"/>
+      <w:r>
+        <w:rPr>
+          <w:rFonts w:ascii="Times New Roman" w:eastAsia="宋体" w:hAnsi="Times New Roman" w:cs="Times New Roman" w:hint="eastAsia"/>
+        </w:rPr>
+        <w:t>PresetID</w:t>
+      </w:r>
+      <w:proofErr w:type="spellEnd"/>
+    </w:p>
+    <w:p>
+      <w:pPr>
+        <w:rPr>
+          <w:rFonts w:ascii="Times New Roman" w:eastAsia="宋体" w:hAnsi="Times New Roman" w:cs="Times New Roman"/>
+          <w:b/>
+          <w:bCs/>
+        </w:rPr>
+      </w:pPr>
+      <w:r>
+        <w:rPr>
+          <w:rFonts w:ascii="Times New Roman" w:eastAsia="宋体" w:hAnsi="Times New Roman" w:cs="Times New Roman" w:hint="eastAsia"/>
+          <w:b/>
+          <w:bCs/>
+        </w:rPr>
+        <w:t>[</w:t>
+      </w:r>
+      <w:proofErr w:type="spellStart"/>
+      <w:r>
+        <w:rPr>
+          <w:rFonts w:ascii="Times New Roman" w:eastAsia="宋体" w:hAnsi="Times New Roman" w:cs="Times New Roman" w:hint="eastAsia"/>
+          <w:b/>
+          <w:bCs/>
+        </w:rPr>
+        <w:t>PlaceRandomInfantryObList</w:t>
+      </w:r>
+      <w:proofErr w:type="spellEnd"/>
+      <w:r>
+        <w:rPr>
+          <w:rFonts w:ascii="Times New Roman" w:eastAsia="宋体" w:hAnsi="Times New Roman" w:cs="Times New Roman" w:hint="eastAsia"/>
+          <w:b/>
+          <w:bCs/>
+        </w:rPr>
+        <w:t>]</w:t>
+      </w:r>
+      <w:r>
+        <w:rPr>
+          <w:rFonts w:ascii="Times New Roman" w:eastAsia="宋体" w:hAnsi="Times New Roman" w:cs="Times New Roman" w:hint="eastAsia"/>
+          <w:b/>
+          <w:bCs/>
+        </w:rPr>
+        <w:t xml:space="preserve"> ; </w:t>
+      </w:r>
+      <w:r>
+        <w:rPr>
+          <w:rFonts w:ascii="Times New Roman" w:eastAsia="宋体" w:hAnsi="Times New Roman" w:cs="Times New Roman" w:hint="eastAsia"/>
+          <w:b/>
+          <w:bCs/>
+        </w:rPr>
+        <w:t>随机摆放步兵的预设注册表</w:t>
+      </w:r>
+    </w:p>
+    <w:p>
+      <w:pPr>
+        <w:ind w:firstLineChars="200" w:firstLine="440"/>
+        <w:rPr>
+          <w:rFonts w:ascii="Times New Roman" w:eastAsia="宋体" w:hAnsi="Times New Roman" w:cs="Times New Roman"/>
+          <w:b/>
+          <w:bCs/>
+        </w:rPr>
+      </w:pPr>
+      <w:r>
+        <w:rPr>
+          <w:rFonts w:ascii="Times New Roman" w:eastAsia="宋体" w:hAnsi="Times New Roman" w:cs="Times New Roman" w:hint="eastAsia"/>
+        </w:rPr>
+        <w:t>Index</w:t>
+      </w:r>
+      <w:r>
+        <w:rPr>
+          <w:rFonts w:ascii="Times New Roman" w:eastAsia="宋体" w:hAnsi="Times New Roman" w:cs="Times New Roman" w:hint="eastAsia"/>
+        </w:rPr>
+        <w:t>=</w:t>
+      </w:r>
+      <w:proofErr w:type="spellStart"/>
+      <w:r>
+        <w:rPr>
+          <w:rFonts w:ascii="Times New Roman" w:eastAsia="宋体" w:hAnsi="Times New Roman" w:cs="Times New Roman" w:hint="eastAsia"/>
+        </w:rPr>
+        <w:t>PresetID</w:t>
+      </w:r>
+      <w:proofErr w:type="spellEnd"/>
+    </w:p>
+    <w:p>
+      <w:pPr>
+        <w:rPr>
+          <w:rFonts w:ascii="Times New Roman" w:eastAsia="宋体" w:hAnsi="Times New Roman" w:cs="Times New Roman"/>
+          <w:b/>
+          <w:bCs/>
+        </w:rPr>
+      </w:pPr>
+      <w:r>
+        <w:rPr>
+          <w:rFonts w:ascii="Times New Roman" w:eastAsia="宋体" w:hAnsi="Times New Roman" w:cs="Times New Roman" w:hint="eastAsia"/>
+          <w:b/>
+          <w:bCs/>
+        </w:rPr>
+        <w:t>[</w:t>
+      </w:r>
+      <w:proofErr w:type="spellStart"/>
+      <w:r>
+        <w:rPr>
+          <w:rFonts w:ascii="Times New Roman" w:eastAsia="宋体" w:hAnsi="Times New Roman" w:cs="Times New Roman" w:hint="eastAsia"/>
+          <w:b/>
+          <w:bCs/>
+        </w:rPr>
+        <w:t>PlaceRandomVehicleObList</w:t>
+      </w:r>
+      <w:proofErr w:type="spellEnd"/>
+      <w:r>
+        <w:rPr>
+          <w:rFonts w:ascii="Times New Roman" w:eastAsia="宋体" w:hAnsi="Times New Roman" w:cs="Times New Roman" w:hint="eastAsia"/>
+          <w:b/>
+          <w:bCs/>
+        </w:rPr>
+        <w:t>]</w:t>
+      </w:r>
+      <w:r>
+        <w:rPr>
+          <w:rFonts w:ascii="Times New Roman" w:eastAsia="宋体" w:hAnsi="Times New Roman" w:cs="Times New Roman" w:hint="eastAsia"/>
+          <w:b/>
+          <w:bCs/>
+        </w:rPr>
+        <w:t xml:space="preserve"> ; </w:t>
+      </w:r>
+      <w:r>
+        <w:rPr>
+          <w:rFonts w:ascii="Times New Roman" w:eastAsia="宋体" w:hAnsi="Times New Roman" w:cs="Times New Roman" w:hint="eastAsia"/>
+          <w:b/>
+          <w:bCs/>
+        </w:rPr>
+        <w:t>随机摆放车辆的预设注册表</w:t>
+      </w:r>
+    </w:p>
+    <w:p>
+      <w:pPr>
+        <w:ind w:firstLineChars="200" w:firstLine="440"/>
+        <w:rPr>
+          <w:rFonts w:ascii="Times New Roman" w:eastAsia="宋体" w:hAnsi="Times New Roman" w:cs="Times New Roman"/>
+          <w:b/>
+          <w:bCs/>
+        </w:rPr>
+      </w:pPr>
+      <w:r>
+        <w:rPr>
+          <w:rFonts w:ascii="Times New Roman" w:eastAsia="宋体" w:hAnsi="Times New Roman" w:cs="Times New Roman" w:hint="eastAsia"/>
+        </w:rPr>
+        <w:t>Index</w:t>
+      </w:r>
+      <w:r>
+        <w:rPr>
+          <w:rFonts w:ascii="Times New Roman" w:eastAsia="宋体" w:hAnsi="Times New Roman" w:cs="Times New Roman" w:hint="eastAsia"/>
+        </w:rPr>
+        <w:t>=</w:t>
+      </w:r>
+      <w:proofErr w:type="spellStart"/>
+      <w:r>
+        <w:rPr>
+          <w:rFonts w:ascii="Times New Roman" w:eastAsia="宋体" w:hAnsi="Times New Roman" w:cs="Times New Roman" w:hint="eastAsia"/>
+        </w:rPr>
+        <w:t>PresetID</w:t>
+      </w:r>
+      <w:proofErr w:type="spellEnd"/>
+    </w:p>
+    <w:p>
+      <w:pPr>
+        <w:rPr>
+          <w:rFonts w:ascii="Times New Roman" w:eastAsia="宋体" w:hAnsi="Times New Roman" w:cs="Times New Roman"/>
+          <w:b/>
+          <w:bCs/>
+        </w:rPr>
+      </w:pPr>
+      <w:r>
+        <w:rPr>
+          <w:rFonts w:ascii="Times New Roman" w:eastAsia="宋体" w:hAnsi="Times New Roman" w:cs="Times New Roman" w:hint="eastAsia"/>
+          <w:b/>
+          <w:bCs/>
+        </w:rPr>
+        <w:t>[</w:t>
+      </w:r>
+      <w:proofErr w:type="spellStart"/>
+      <w:r>
+        <w:rPr>
+          <w:rFonts w:ascii="Times New Roman" w:eastAsia="宋体" w:hAnsi="Times New Roman" w:cs="Times New Roman" w:hint="eastAsia"/>
+          <w:b/>
+          <w:bCs/>
+        </w:rPr>
+        <w:t>PlaceRandomBuildingObList</w:t>
+      </w:r>
+      <w:proofErr w:type="spellEnd"/>
+      <w:r>
+        <w:rPr>
+          <w:rFonts w:ascii="Times New Roman" w:eastAsia="宋体" w:hAnsi="Times New Roman" w:cs="Times New Roman" w:hint="eastAsia"/>
+          <w:b/>
+          <w:bCs/>
+        </w:rPr>
+        <w:t>]</w:t>
+      </w:r>
+      <w:r>
+        <w:rPr>
+          <w:rFonts w:ascii="Times New Roman" w:eastAsia="宋体" w:hAnsi="Times New Roman" w:cs="Times New Roman" w:hint="eastAsia"/>
+          <w:b/>
+          <w:bCs/>
+        </w:rPr>
+        <w:t xml:space="preserve"> ; </w:t>
+      </w:r>
+      <w:r>
+        <w:rPr>
+          <w:rFonts w:ascii="Times New Roman" w:eastAsia="宋体" w:hAnsi="Times New Roman" w:cs="Times New Roman" w:hint="eastAsia"/>
+          <w:b/>
+          <w:bCs/>
+        </w:rPr>
+        <w:t>随机摆放建筑的预设注册表</w:t>
+      </w:r>
+    </w:p>
+    <w:p>
+      <w:pPr>
+        <w:ind w:firstLineChars="200" w:firstLine="440"/>
+        <w:rPr>
+          <w:rFonts w:ascii="Times New Roman" w:eastAsia="宋体" w:hAnsi="Times New Roman" w:cs="Times New Roman"/>
+          <w:b/>
+          <w:bCs/>
+        </w:rPr>
+      </w:pPr>
+      <w:r>
+        <w:rPr>
+          <w:rFonts w:ascii="Times New Roman" w:eastAsia="宋体" w:hAnsi="Times New Roman" w:cs="Times New Roman" w:hint="eastAsia"/>
+        </w:rPr>
+        <w:t>Index</w:t>
+      </w:r>
+      <w:r>
+        <w:rPr>
+          <w:rFonts w:ascii="Times New Roman" w:eastAsia="宋体" w:hAnsi="Times New Roman" w:cs="Times New Roman" w:hint="eastAsia"/>
+        </w:rPr>
+        <w:t>=</w:t>
+      </w:r>
+      <w:proofErr w:type="spellStart"/>
+      <w:r>
+        <w:rPr>
+          <w:rFonts w:ascii="Times New Roman" w:eastAsia="宋体" w:hAnsi="Times New Roman" w:cs="Times New Roman" w:hint="eastAsia"/>
+        </w:rPr>
+        <w:t>PresetID</w:t>
+      </w:r>
+      <w:proofErr w:type="spellEnd"/>
+    </w:p>
+    <w:p>
+      <w:pPr>
+        <w:rPr>
+          <w:rFonts w:ascii="Times New Roman" w:eastAsia="宋体" w:hAnsi="Times New Roman" w:cs="Times New Roman"/>
+          <w:b/>
+          <w:bCs/>
+        </w:rPr>
+      </w:pPr>
+      <w:r>
+        <w:rPr>
+          <w:rFonts w:ascii="Times New Roman" w:eastAsia="宋体" w:hAnsi="Times New Roman" w:cs="Times New Roman" w:hint="eastAsia"/>
+          <w:b/>
+          <w:bCs/>
+        </w:rPr>
+        <w:t>[</w:t>
+      </w:r>
+      <w:proofErr w:type="spellStart"/>
+      <w:r>
+        <w:rPr>
+          <w:rFonts w:ascii="Times New Roman" w:eastAsia="宋体" w:hAnsi="Times New Roman" w:cs="Times New Roman" w:hint="eastAsia"/>
+          <w:b/>
+          <w:bCs/>
+        </w:rPr>
+        <w:t>PlaceRandomAircraftObList</w:t>
+      </w:r>
+      <w:proofErr w:type="spellEnd"/>
+      <w:r>
+        <w:rPr>
+          <w:rFonts w:ascii="Times New Roman" w:eastAsia="宋体" w:hAnsi="Times New Roman" w:cs="Times New Roman" w:hint="eastAsia"/>
+          <w:b/>
+          <w:bCs/>
+        </w:rPr>
+        <w:t>]</w:t>
+      </w:r>
+      <w:r>
+        <w:rPr>
+          <w:rFonts w:ascii="Times New Roman" w:eastAsia="宋体" w:hAnsi="Times New Roman" w:cs="Times New Roman" w:hint="eastAsia"/>
+          <w:b/>
+          <w:bCs/>
+        </w:rPr>
+        <w:t xml:space="preserve"> ; </w:t>
+      </w:r>
+      <w:r>
+        <w:rPr>
+          <w:rFonts w:ascii="Times New Roman" w:eastAsia="宋体" w:hAnsi="Times New Roman" w:cs="Times New Roman" w:hint="eastAsia"/>
+          <w:b/>
+          <w:bCs/>
+        </w:rPr>
+        <w:t>随机摆放飞行器的预设注册表</w:t>
+      </w:r>
+    </w:p>
+    <w:p>
+      <w:pPr>
+        <w:ind w:firstLineChars="200" w:firstLine="440"/>
+        <w:rPr>
+          <w:rFonts w:ascii="Times New Roman" w:eastAsia="宋体" w:hAnsi="Times New Roman" w:cs="Times New Roman"/>
+          <w:b/>
+          <w:bCs/>
+        </w:rPr>
+      </w:pPr>
+      <w:r>
+        <w:rPr>
+          <w:rFonts w:ascii="Times New Roman" w:eastAsia="宋体" w:hAnsi="Times New Roman" w:cs="Times New Roman" w:hint="eastAsia"/>
+        </w:rPr>
+        <w:t>Index</w:t>
+      </w:r>
+      <w:r>
+        <w:rPr>
+          <w:rFonts w:ascii="Times New Roman" w:eastAsia="宋体" w:hAnsi="Times New Roman" w:cs="Times New Roman" w:hint="eastAsia"/>
+        </w:rPr>
+        <w:t>=</w:t>
+      </w:r>
+      <w:proofErr w:type="spellStart"/>
+      <w:r>
+        <w:rPr>
+          <w:rFonts w:ascii="Times New Roman" w:eastAsia="宋体" w:hAnsi="Times New Roman" w:cs="Times New Roman" w:hint="eastAsia"/>
+        </w:rPr>
+        <w:t>PresetID</w:t>
+      </w:r>
+      <w:proofErr w:type="spellEnd"/>
+    </w:p>
+    <w:p>
+      <w:pPr>
+        <w:rPr>
+          <w:rFonts w:ascii="Times New Roman" w:eastAsia="宋体" w:hAnsi="Times New Roman" w:cs="Times New Roman"/>
+          <w:b/>
+          <w:bCs/>
+        </w:rPr>
+      </w:pPr>
+      <w:r>
+        <w:rPr>
+          <w:rFonts w:ascii="Times New Roman" w:eastAsia="宋体" w:hAnsi="Times New Roman" w:cs="Times New Roman" w:hint="eastAsia"/>
+          <w:b/>
+          <w:bCs/>
+        </w:rPr>
+        <w:t>[</w:t>
+      </w:r>
+      <w:proofErr w:type="spellStart"/>
+      <w:r>
+        <w:rPr>
+          <w:rFonts w:ascii="Times New Roman" w:eastAsia="宋体" w:hAnsi="Times New Roman" w:cs="Times New Roman" w:hint="eastAsia"/>
+          <w:b/>
+          <w:bCs/>
+        </w:rPr>
+        <w:t>PresetID</w:t>
+      </w:r>
+      <w:proofErr w:type="spellEnd"/>
       <w:r>
         <w:rPr>
           <w:rFonts w:ascii="Times New Roman" w:eastAsia="宋体" w:hAnsi="Times New Roman" w:cs="Times New Roman" w:hint="eastAsia"/>
@@ -35273,184 +37838,14 @@
         </w:rPr>
         <w:t xml:space="preserve">] ; </w:t>
       </w:r>
-      <w:proofErr w:type="spellStart"/>
-      <w:r>
-        <w:rPr>
-          <w:rFonts w:ascii="Times New Roman" w:eastAsia="宋体" w:hAnsi="Times New Roman" w:cs="Times New Roman" w:hint="eastAsia"/>
-          <w:b/>
-          <w:bCs/>
-        </w:rPr>
-        <w:t>MapRendererIgnoreObjects</w:t>
-      </w:r>
-      <w:r>
-        <w:rPr>
-          <w:rFonts w:ascii="Times New Roman" w:eastAsia="宋体" w:hAnsi="Times New Roman" w:cs="Times New Roman" w:hint="eastAsia"/>
-          <w:b/>
-          <w:bCs/>
-        </w:rPr>
-        <w:t>TEM</w:t>
-      </w:r>
-      <w:proofErr w:type="spellEnd"/>
-      <w:r>
-        <w:rPr>
-          <w:rFonts w:ascii="Times New Roman" w:eastAsia="宋体" w:hAnsi="Times New Roman" w:cs="Times New Roman" w:hint="eastAsia"/>
-          <w:b/>
-          <w:bCs/>
-        </w:rPr>
-        <w:t xml:space="preserve">, </w:t>
-      </w:r>
-      <w:proofErr w:type="spellStart"/>
-      <w:r>
-        <w:rPr>
-          <w:rFonts w:ascii="Times New Roman" w:eastAsia="宋体" w:hAnsi="Times New Roman" w:cs="Times New Roman" w:hint="eastAsia"/>
-          <w:b/>
-          <w:bCs/>
-        </w:rPr>
-        <w:t>MapRendererIgnoreObjects</w:t>
-      </w:r>
-      <w:r>
-        <w:rPr>
-          <w:rFonts w:ascii="Times New Roman" w:eastAsia="宋体" w:hAnsi="Times New Roman" w:cs="Times New Roman" w:hint="eastAsia"/>
-          <w:b/>
-          <w:bCs/>
-        </w:rPr>
-        <w:t>SNO</w:t>
-      </w:r>
-      <w:proofErr w:type="spellEnd"/>
-      <w:r>
-        <w:rPr>
-          <w:rFonts w:ascii="Times New Roman" w:eastAsia="宋体" w:hAnsi="Times New Roman" w:cs="Times New Roman" w:hint="eastAsia"/>
-          <w:b/>
-          <w:bCs/>
-        </w:rPr>
-        <w:t>,</w:t>
-      </w:r>
-      <w:r>
-        <w:rPr>
-          <w:rFonts w:hint="eastAsia"/>
-        </w:rPr>
-        <w:t xml:space="preserve"> </w:t>
-      </w:r>
-      <w:proofErr w:type="spellStart"/>
-      <w:r>
-        <w:rPr>
-          <w:rFonts w:ascii="Times New Roman" w:eastAsia="宋体" w:hAnsi="Times New Roman" w:cs="Times New Roman" w:hint="eastAsia"/>
-          <w:b/>
-          <w:bCs/>
-        </w:rPr>
-        <w:t>MapRendererIgnoreObjects</w:t>
-      </w:r>
-      <w:r>
-        <w:rPr>
-          <w:rFonts w:ascii="Times New Roman" w:eastAsia="宋体" w:hAnsi="Times New Roman" w:cs="Times New Roman" w:hint="eastAsia"/>
-          <w:b/>
-          <w:bCs/>
-        </w:rPr>
-        <w:t>URB</w:t>
-      </w:r>
-      <w:proofErr w:type="spellEnd"/>
-      <w:r>
-        <w:rPr>
-          <w:rFonts w:ascii="Times New Roman" w:eastAsia="宋体" w:hAnsi="Times New Roman" w:cs="Times New Roman" w:hint="eastAsia"/>
-          <w:b/>
-          <w:bCs/>
-        </w:rPr>
-        <w:t>,</w:t>
-      </w:r>
-      <w:r>
-        <w:rPr>
-          <w:rFonts w:ascii="Times New Roman" w:eastAsia="宋体" w:hAnsi="Times New Roman" w:cs="Times New Roman" w:hint="eastAsia"/>
-          <w:b/>
-          <w:bCs/>
-        </w:rPr>
-        <w:t xml:space="preserve"> </w:t>
-      </w:r>
-      <w:proofErr w:type="spellStart"/>
-      <w:r>
-        <w:rPr>
-          <w:rFonts w:ascii="Times New Roman" w:eastAsia="宋体" w:hAnsi="Times New Roman" w:cs="Times New Roman" w:hint="eastAsia"/>
-          <w:b/>
-          <w:bCs/>
-        </w:rPr>
-        <w:t>MapRendererIgnoreObjects</w:t>
-      </w:r>
-      <w:r>
-        <w:rPr>
-          <w:rFonts w:ascii="Times New Roman" w:eastAsia="宋体" w:hAnsi="Times New Roman" w:cs="Times New Roman" w:hint="eastAsia"/>
-          <w:b/>
-          <w:bCs/>
-        </w:rPr>
-        <w:t>UBN</w:t>
-      </w:r>
-      <w:proofErr w:type="spellEnd"/>
-      <w:r>
-        <w:rPr>
-          <w:rFonts w:ascii="Times New Roman" w:eastAsia="宋体" w:hAnsi="Times New Roman" w:cs="Times New Roman" w:hint="eastAsia"/>
-          <w:b/>
-          <w:bCs/>
-        </w:rPr>
-        <w:t>,</w:t>
-      </w:r>
-      <w:r>
-        <w:rPr>
-          <w:rFonts w:ascii="Times New Roman" w:eastAsia="宋体" w:hAnsi="Times New Roman" w:cs="Times New Roman" w:hint="eastAsia"/>
-          <w:b/>
-          <w:bCs/>
-        </w:rPr>
-        <w:t xml:space="preserve"> </w:t>
-      </w:r>
-      <w:proofErr w:type="spellStart"/>
-      <w:r>
-        <w:rPr>
-          <w:rFonts w:ascii="Times New Roman" w:eastAsia="宋体" w:hAnsi="Times New Roman" w:cs="Times New Roman" w:hint="eastAsia"/>
-          <w:b/>
-          <w:bCs/>
-        </w:rPr>
-        <w:t>MapRendererIgnoreObjects</w:t>
-      </w:r>
-      <w:r>
-        <w:rPr>
-          <w:rFonts w:ascii="Times New Roman" w:eastAsia="宋体" w:hAnsi="Times New Roman" w:cs="Times New Roman" w:hint="eastAsia"/>
-          <w:b/>
-          <w:bCs/>
-        </w:rPr>
-        <w:t>LUN</w:t>
-      </w:r>
-      <w:proofErr w:type="spellEnd"/>
-      <w:r>
-        <w:rPr>
-          <w:rFonts w:ascii="Times New Roman" w:eastAsia="宋体" w:hAnsi="Times New Roman" w:cs="Times New Roman" w:hint="eastAsia"/>
-          <w:b/>
-          <w:bCs/>
-        </w:rPr>
-        <w:t>,</w:t>
-      </w:r>
-      <w:r>
-        <w:rPr>
-          <w:rFonts w:ascii="Times New Roman" w:eastAsia="宋体" w:hAnsi="Times New Roman" w:cs="Times New Roman" w:hint="eastAsia"/>
-          <w:b/>
-          <w:bCs/>
-        </w:rPr>
-        <w:t xml:space="preserve"> </w:t>
-      </w:r>
-      <w:proofErr w:type="spellStart"/>
-      <w:r>
-        <w:rPr>
-          <w:rFonts w:ascii="Times New Roman" w:eastAsia="宋体" w:hAnsi="Times New Roman" w:cs="Times New Roman" w:hint="eastAsia"/>
-          <w:b/>
-          <w:bCs/>
-        </w:rPr>
-        <w:t>MapRendererIgnoreObjects</w:t>
-      </w:r>
-      <w:r>
-        <w:rPr>
-          <w:rFonts w:ascii="Times New Roman" w:eastAsia="宋体" w:hAnsi="Times New Roman" w:cs="Times New Roman" w:hint="eastAsia"/>
-          <w:b/>
-          <w:bCs/>
-        </w:rPr>
-        <w:t>DES</w:t>
-      </w:r>
-      <w:proofErr w:type="spellEnd"/>
+      <w:r>
+        <w:rPr>
+          <w:rFonts w:ascii="Times New Roman" w:eastAsia="宋体" w:hAnsi="Times New Roman" w:cs="Times New Roman" w:hint="eastAsia"/>
+          <w:b/>
+          <w:bCs/>
+        </w:rPr>
+        <w:t>上述注册表对应的项</w:t>
+      </w:r>
     </w:p>
     <w:p>
       <w:pPr>
@@ -35463,96 +37858,105 @@
         <w:rPr>
           <w:rFonts w:ascii="Times New Roman" w:eastAsia="宋体" w:hAnsi="Times New Roman" w:cs="Times New Roman" w:hint="eastAsia"/>
         </w:rPr>
-        <w:t>Index=ID</w:t>
-      </w:r>
-      <w:r>
-        <w:rPr>
-          <w:rFonts w:ascii="Times New Roman" w:eastAsia="宋体" w:hAnsi="Times New Roman" w:cs="Times New Roman" w:hint="eastAsia"/>
-        </w:rPr>
-        <w:t xml:space="preserve">; </w:t>
-      </w:r>
-      <w:r>
-        <w:rPr>
-          <w:rFonts w:ascii="Times New Roman" w:eastAsia="宋体" w:hAnsi="Times New Roman" w:cs="Times New Roman" w:hint="eastAsia"/>
-        </w:rPr>
-        <w:t>同</w:t>
-      </w:r>
-      <w:r>
-        <w:rPr>
-          <w:rFonts w:ascii="Times New Roman" w:eastAsia="宋体" w:hAnsi="Times New Roman" w:cs="Times New Roman" w:hint="eastAsia"/>
-        </w:rPr>
-        <w:t>[</w:t>
-      </w:r>
-      <w:proofErr w:type="spellStart"/>
-      <w:r>
-        <w:rPr>
-          <w:rFonts w:ascii="Times New Roman" w:eastAsia="宋体" w:hAnsi="Times New Roman" w:cs="Times New Roman" w:hint="eastAsia"/>
-        </w:rPr>
-        <w:t>MapRendererIgnoreObjects</w:t>
-      </w:r>
-      <w:proofErr w:type="spellEnd"/>
-      <w:r>
-        <w:rPr>
-          <w:rFonts w:ascii="Times New Roman" w:eastAsia="宋体" w:hAnsi="Times New Roman" w:cs="Times New Roman" w:hint="eastAsia"/>
-        </w:rPr>
-        <w:t>]</w:t>
-      </w:r>
-      <w:r>
-        <w:rPr>
-          <w:rFonts w:ascii="Times New Roman" w:eastAsia="宋体" w:hAnsi="Times New Roman" w:cs="Times New Roman" w:hint="eastAsia"/>
-        </w:rPr>
-        <w:t>，仅在指定的地图类型中生效</w:t>
-      </w:r>
-    </w:p>
-    <w:p>
-      <w:pPr>
-        <w:rPr>
-          <w:rFonts w:ascii="Times New Roman" w:eastAsia="宋体" w:hAnsi="Times New Roman" w:cs="Times New Roman"/>
-          <w:b/>
-          <w:bCs/>
-        </w:rPr>
-      </w:pPr>
-      <w:r>
-        <w:rPr>
-          <w:rFonts w:ascii="Times New Roman" w:eastAsia="宋体" w:hAnsi="Times New Roman" w:cs="Times New Roman" w:hint="eastAsia"/>
-          <w:b/>
-          <w:bCs/>
-        </w:rPr>
-        <w:t>[</w:t>
-      </w:r>
-      <w:proofErr w:type="spellStart"/>
-      <w:r>
-        <w:rPr>
-          <w:rFonts w:ascii="Times New Roman" w:eastAsia="宋体" w:hAnsi="Times New Roman" w:cs="Times New Roman" w:hint="eastAsia"/>
-          <w:b/>
-          <w:bCs/>
-        </w:rPr>
-        <w:t>PlaceRandomTileList</w:t>
-      </w:r>
-      <w:proofErr w:type="spellEnd"/>
-      <w:r>
-        <w:rPr>
-          <w:rFonts w:ascii="Times New Roman" w:eastAsia="宋体" w:hAnsi="Times New Roman" w:cs="Times New Roman" w:hint="eastAsia"/>
-          <w:b/>
-          <w:bCs/>
-        </w:rPr>
-        <w:t>]</w:t>
-      </w:r>
-      <w:r>
-        <w:rPr>
-          <w:rFonts w:ascii="Times New Roman" w:eastAsia="宋体" w:hAnsi="Times New Roman" w:cs="Times New Roman" w:hint="eastAsia"/>
-          <w:b/>
-          <w:bCs/>
+        <w:t>Name</w:t>
+      </w:r>
+      <w:r>
+        <w:rPr>
+          <w:rFonts w:ascii="Times New Roman" w:eastAsia="宋体" w:hAnsi="Times New Roman" w:cs="Times New Roman" w:hint="eastAsia"/>
+        </w:rPr>
+        <w:t>=</w:t>
+      </w:r>
+      <w:r>
+        <w:rPr>
+          <w:rFonts w:ascii="Times New Roman" w:eastAsia="宋体" w:hAnsi="Times New Roman" w:cs="Times New Roman" w:hint="eastAsia"/>
+        </w:rPr>
+        <w:t xml:space="preserve">String ; </w:t>
+      </w:r>
+      <w:r>
+        <w:rPr>
+          <w:rFonts w:ascii="Times New Roman" w:eastAsia="宋体" w:hAnsi="Times New Roman" w:cs="Times New Roman" w:hint="eastAsia"/>
+        </w:rPr>
+        <w:t>物品浏览器中显示的名称</w:t>
+      </w:r>
+    </w:p>
+    <w:p>
+      <w:pPr>
+        <w:ind w:firstLineChars="200" w:firstLine="440"/>
+        <w:rPr>
+          <w:rFonts w:ascii="Times New Roman" w:eastAsia="宋体" w:hAnsi="Times New Roman" w:cs="Times New Roman"/>
+        </w:rPr>
+      </w:pPr>
+      <w:proofErr w:type="spellStart"/>
+      <w:r>
+        <w:rPr>
+          <w:rFonts w:ascii="Times New Roman" w:eastAsia="宋体" w:hAnsi="Times New Roman" w:cs="Times New Roman" w:hint="eastAsia"/>
+        </w:rPr>
+        <w:t>BannedTheater</w:t>
+      </w:r>
+      <w:proofErr w:type="spellEnd"/>
+      <w:r>
+        <w:rPr>
+          <w:rFonts w:ascii="Times New Roman" w:eastAsia="宋体" w:hAnsi="Times New Roman" w:cs="Times New Roman" w:hint="eastAsia"/>
+        </w:rPr>
+        <w:t>=Theater</w:t>
+      </w:r>
+      <w:proofErr w:type="gramStart"/>
+      <w:r>
+        <w:rPr>
+          <w:rFonts w:ascii="Times New Roman" w:eastAsia="宋体" w:hAnsi="Times New Roman" w:cs="Times New Roman" w:hint="eastAsia"/>
+        </w:rPr>
+        <w:t>1,</w:t>
+      </w:r>
+      <w:r>
+        <w:rPr>
+          <w:rFonts w:ascii="Times New Roman" w:eastAsia="宋体" w:hAnsi="Times New Roman" w:cs="Times New Roman" w:hint="eastAsia"/>
+        </w:rPr>
+        <w:t>Theater</w:t>
+      </w:r>
+      <w:proofErr w:type="gramEnd"/>
+      <w:r>
+        <w:rPr>
+          <w:rFonts w:ascii="Times New Roman" w:eastAsia="宋体" w:hAnsi="Times New Roman" w:cs="Times New Roman" w:hint="eastAsia"/>
+        </w:rPr>
+        <w:t>2,</w:t>
+      </w:r>
+      <w:r>
+        <w:rPr>
+          <w:rFonts w:ascii="Times New Roman" w:eastAsia="宋体" w:hAnsi="Times New Roman" w:cs="Times New Roman"/>
+        </w:rPr>
+        <w:t>…</w:t>
+      </w:r>
+      <w:proofErr w:type="spellStart"/>
+      <w:r>
+        <w:rPr>
+          <w:rFonts w:ascii="Times New Roman" w:eastAsia="宋体" w:hAnsi="Times New Roman" w:cs="Times New Roman" w:hint="eastAsia"/>
+        </w:rPr>
+        <w:t>Theater</w:t>
+      </w:r>
+      <w:r>
+        <w:rPr>
+          <w:rFonts w:ascii="Times New Roman" w:eastAsia="宋体" w:hAnsi="Times New Roman" w:cs="Times New Roman" w:hint="eastAsia"/>
+        </w:rPr>
+        <w:t>N</w:t>
+      </w:r>
+      <w:proofErr w:type="spellEnd"/>
+      <w:r>
+        <w:rPr>
+          <w:rFonts w:ascii="Times New Roman" w:eastAsia="宋体" w:hAnsi="Times New Roman" w:cs="Times New Roman" w:hint="eastAsia"/>
         </w:rPr>
         <w:t xml:space="preserve"> ; </w:t>
       </w:r>
       <w:r>
         <w:rPr>
           <w:rFonts w:ascii="Times New Roman" w:eastAsia="宋体" w:hAnsi="Times New Roman" w:cs="Times New Roman" w:hint="eastAsia"/>
-          <w:b/>
-          <w:bCs/>
-        </w:rPr>
-        <w:t>随机摆放地形的预设注册表</w:t>
+        </w:rPr>
+        <w:t>在这些地图类型下禁用</w:t>
+      </w:r>
+      <w:r>
+        <w:rPr>
+          <w:rFonts w:ascii="Times New Roman" w:eastAsia="宋体" w:hAnsi="Times New Roman" w:cs="Times New Roman" w:hint="eastAsia"/>
+        </w:rPr>
+        <w:t>（除随机地形外）</w:t>
       </w:r>
     </w:p>
     <w:p>
@@ -35560,694 +37964,29 @@
         <w:ind w:firstLineChars="200" w:firstLine="440"/>
         <w:rPr>
           <w:rFonts w:ascii="Times New Roman" w:eastAsia="宋体" w:hAnsi="Times New Roman" w:cs="Times New Roman"/>
-          <w:b/>
-          <w:bCs/>
-        </w:rPr>
-      </w:pPr>
-      <w:r>
-        <w:rPr>
-          <w:rFonts w:ascii="Times New Roman" w:eastAsia="宋体" w:hAnsi="Times New Roman" w:cs="Times New Roman" w:hint="eastAsia"/>
-        </w:rPr>
-        <w:t>Index</w:t>
-      </w:r>
+        </w:rPr>
+      </w:pPr>
+      <w:proofErr w:type="spellStart"/>
+      <w:r>
+        <w:rPr>
+          <w:rFonts w:ascii="Times New Roman" w:eastAsia="宋体" w:hAnsi="Times New Roman" w:cs="Times New Roman" w:hint="eastAsia"/>
+        </w:rPr>
+        <w:t>AllowedTheater</w:t>
+      </w:r>
+      <w:proofErr w:type="spellEnd"/>
       <w:r>
         <w:rPr>
           <w:rFonts w:ascii="Times New Roman" w:eastAsia="宋体" w:hAnsi="Times New Roman" w:cs="Times New Roman" w:hint="eastAsia"/>
         </w:rPr>
         <w:t>=</w:t>
       </w:r>
-      <w:proofErr w:type="spellStart"/>
-      <w:r>
-        <w:rPr>
-          <w:rFonts w:ascii="Times New Roman" w:eastAsia="宋体" w:hAnsi="Times New Roman" w:cs="Times New Roman" w:hint="eastAsia"/>
-        </w:rPr>
-        <w:t>PresetID</w:t>
-      </w:r>
-      <w:proofErr w:type="spellEnd"/>
-    </w:p>
-    <w:p>
-      <w:pPr>
-        <w:rPr>
-          <w:rFonts w:ascii="Times New Roman" w:eastAsia="宋体" w:hAnsi="Times New Roman" w:cs="Times New Roman"/>
-          <w:b/>
-          <w:bCs/>
-        </w:rPr>
-      </w:pPr>
-      <w:r>
-        <w:rPr>
-          <w:rFonts w:ascii="Times New Roman" w:eastAsia="宋体" w:hAnsi="Times New Roman" w:cs="Times New Roman" w:hint="eastAsia"/>
-          <w:b/>
-          <w:bCs/>
-        </w:rPr>
-        <w:t>[</w:t>
-      </w:r>
-      <w:proofErr w:type="spellStart"/>
-      <w:r>
-        <w:rPr>
-          <w:rFonts w:ascii="Times New Roman" w:eastAsia="宋体" w:hAnsi="Times New Roman" w:cs="Times New Roman" w:hint="eastAsia"/>
-          <w:b/>
-          <w:bCs/>
-        </w:rPr>
-        <w:t>PlaceRandomSmudgeList</w:t>
-      </w:r>
-      <w:proofErr w:type="spellEnd"/>
-      <w:r>
-        <w:rPr>
-          <w:rFonts w:ascii="Times New Roman" w:eastAsia="宋体" w:hAnsi="Times New Roman" w:cs="Times New Roman" w:hint="eastAsia"/>
-          <w:b/>
-          <w:bCs/>
-        </w:rPr>
-        <w:t>]</w:t>
-      </w:r>
-      <w:r>
-        <w:rPr>
-          <w:rFonts w:ascii="Times New Roman" w:eastAsia="宋体" w:hAnsi="Times New Roman" w:cs="Times New Roman" w:hint="eastAsia"/>
-          <w:b/>
-          <w:bCs/>
-        </w:rPr>
-        <w:t xml:space="preserve"> ; </w:t>
-      </w:r>
-      <w:r>
-        <w:rPr>
-          <w:rFonts w:ascii="Times New Roman" w:eastAsia="宋体" w:hAnsi="Times New Roman" w:cs="Times New Roman" w:hint="eastAsia"/>
-          <w:b/>
-          <w:bCs/>
-        </w:rPr>
-        <w:t>随机摆放污染的预设注册表</w:t>
-      </w:r>
-    </w:p>
-    <w:p>
-      <w:pPr>
-        <w:ind w:firstLineChars="200" w:firstLine="440"/>
-        <w:rPr>
-          <w:rFonts w:ascii="Times New Roman" w:eastAsia="宋体" w:hAnsi="Times New Roman" w:cs="Times New Roman"/>
-          <w:b/>
-          <w:bCs/>
-        </w:rPr>
-      </w:pPr>
-      <w:r>
-        <w:rPr>
-          <w:rFonts w:ascii="Times New Roman" w:eastAsia="宋体" w:hAnsi="Times New Roman" w:cs="Times New Roman" w:hint="eastAsia"/>
-        </w:rPr>
-        <w:t>Index</w:t>
-      </w:r>
-      <w:r>
-        <w:rPr>
-          <w:rFonts w:ascii="Times New Roman" w:eastAsia="宋体" w:hAnsi="Times New Roman" w:cs="Times New Roman" w:hint="eastAsia"/>
-        </w:rPr>
-        <w:t>=</w:t>
-      </w:r>
-      <w:proofErr w:type="spellStart"/>
-      <w:r>
-        <w:rPr>
-          <w:rFonts w:ascii="Times New Roman" w:eastAsia="宋体" w:hAnsi="Times New Roman" w:cs="Times New Roman" w:hint="eastAsia"/>
-        </w:rPr>
-        <w:t>PresetID</w:t>
-      </w:r>
-      <w:proofErr w:type="spellEnd"/>
-    </w:p>
-    <w:p>
-      <w:pPr>
-        <w:rPr>
-          <w:rFonts w:ascii="Times New Roman" w:eastAsia="宋体" w:hAnsi="Times New Roman" w:cs="Times New Roman"/>
-          <w:b/>
-          <w:bCs/>
-        </w:rPr>
-      </w:pPr>
-      <w:r>
-        <w:rPr>
-          <w:rFonts w:ascii="Times New Roman" w:eastAsia="宋体" w:hAnsi="Times New Roman" w:cs="Times New Roman" w:hint="eastAsia"/>
-          <w:b/>
-          <w:bCs/>
-        </w:rPr>
-        <w:t>[</w:t>
-      </w:r>
-      <w:proofErr w:type="spellStart"/>
-      <w:r>
-        <w:rPr>
-          <w:rFonts w:ascii="Times New Roman" w:eastAsia="宋体" w:hAnsi="Times New Roman" w:cs="Times New Roman" w:hint="eastAsia"/>
-          <w:b/>
-          <w:bCs/>
-        </w:rPr>
-        <w:t>PlaceRandomOverlayList</w:t>
-      </w:r>
-      <w:proofErr w:type="spellEnd"/>
-      <w:r>
-        <w:rPr>
-          <w:rFonts w:ascii="Times New Roman" w:eastAsia="宋体" w:hAnsi="Times New Roman" w:cs="Times New Roman" w:hint="eastAsia"/>
-          <w:b/>
-          <w:bCs/>
-        </w:rPr>
-        <w:t>]</w:t>
-      </w:r>
-      <w:r>
-        <w:rPr>
-          <w:rFonts w:ascii="Times New Roman" w:eastAsia="宋体" w:hAnsi="Times New Roman" w:cs="Times New Roman" w:hint="eastAsia"/>
-          <w:b/>
-          <w:bCs/>
-        </w:rPr>
-        <w:t xml:space="preserve"> ; </w:t>
-      </w:r>
-      <w:r>
-        <w:rPr>
-          <w:rFonts w:ascii="Times New Roman" w:eastAsia="宋体" w:hAnsi="Times New Roman" w:cs="Times New Roman" w:hint="eastAsia"/>
-          <w:b/>
-          <w:bCs/>
-        </w:rPr>
-        <w:t>随机摆放覆盖图的预设注册表</w:t>
-      </w:r>
-    </w:p>
-    <w:p>
-      <w:pPr>
-        <w:ind w:firstLineChars="200" w:firstLine="440"/>
-        <w:rPr>
-          <w:rFonts w:ascii="Times New Roman" w:eastAsia="宋体" w:hAnsi="Times New Roman" w:cs="Times New Roman"/>
-          <w:b/>
-          <w:bCs/>
-        </w:rPr>
-      </w:pPr>
-      <w:r>
-        <w:rPr>
-          <w:rFonts w:ascii="Times New Roman" w:eastAsia="宋体" w:hAnsi="Times New Roman" w:cs="Times New Roman" w:hint="eastAsia"/>
-        </w:rPr>
-        <w:t>Index</w:t>
-      </w:r>
-      <w:r>
-        <w:rPr>
-          <w:rFonts w:ascii="Times New Roman" w:eastAsia="宋体" w:hAnsi="Times New Roman" w:cs="Times New Roman" w:hint="eastAsia"/>
-        </w:rPr>
-        <w:t>=</w:t>
-      </w:r>
-      <w:proofErr w:type="spellStart"/>
-      <w:r>
-        <w:rPr>
-          <w:rFonts w:ascii="Times New Roman" w:eastAsia="宋体" w:hAnsi="Times New Roman" w:cs="Times New Roman" w:hint="eastAsia"/>
-        </w:rPr>
-        <w:t>PresetID</w:t>
-      </w:r>
-      <w:proofErr w:type="spellEnd"/>
-    </w:p>
-    <w:p>
-      <w:pPr>
-        <w:rPr>
-          <w:rFonts w:ascii="Times New Roman" w:eastAsia="宋体" w:hAnsi="Times New Roman" w:cs="Times New Roman"/>
-          <w:b/>
-          <w:bCs/>
-        </w:rPr>
-      </w:pPr>
-      <w:r>
-        <w:rPr>
-          <w:rFonts w:ascii="Times New Roman" w:eastAsia="宋体" w:hAnsi="Times New Roman" w:cs="Times New Roman" w:hint="eastAsia"/>
-          <w:b/>
-          <w:bCs/>
-        </w:rPr>
-        <w:t>[</w:t>
-      </w:r>
-      <w:proofErr w:type="spellStart"/>
-      <w:r>
-        <w:rPr>
-          <w:rFonts w:ascii="Times New Roman" w:eastAsia="宋体" w:hAnsi="Times New Roman" w:cs="Times New Roman" w:hint="eastAsia"/>
-          <w:b/>
-          <w:bCs/>
-        </w:rPr>
-        <w:t>PlaceRandomTreeObList</w:t>
-      </w:r>
-      <w:proofErr w:type="spellEnd"/>
-      <w:r>
-        <w:rPr>
-          <w:rFonts w:ascii="Times New Roman" w:eastAsia="宋体" w:hAnsi="Times New Roman" w:cs="Times New Roman" w:hint="eastAsia"/>
-          <w:b/>
-          <w:bCs/>
-        </w:rPr>
-        <w:t>]</w:t>
-      </w:r>
-      <w:r>
-        <w:rPr>
-          <w:rFonts w:ascii="Times New Roman" w:eastAsia="宋体" w:hAnsi="Times New Roman" w:cs="Times New Roman" w:hint="eastAsia"/>
-          <w:b/>
-          <w:bCs/>
-        </w:rPr>
-        <w:t xml:space="preserve"> ; </w:t>
-      </w:r>
-      <w:r>
-        <w:rPr>
-          <w:rFonts w:ascii="Times New Roman" w:eastAsia="宋体" w:hAnsi="Times New Roman" w:cs="Times New Roman" w:hint="eastAsia"/>
-          <w:b/>
-          <w:bCs/>
-        </w:rPr>
-        <w:t>随机摆放地形对象的预设注册表</w:t>
-      </w:r>
-    </w:p>
-    <w:p>
-      <w:pPr>
-        <w:ind w:firstLineChars="200" w:firstLine="440"/>
-        <w:rPr>
-          <w:rFonts w:ascii="Times New Roman" w:eastAsia="宋体" w:hAnsi="Times New Roman" w:cs="Times New Roman"/>
-          <w:b/>
-          <w:bCs/>
-        </w:rPr>
-      </w:pPr>
-      <w:r>
-        <w:rPr>
-          <w:rFonts w:ascii="Times New Roman" w:eastAsia="宋体" w:hAnsi="Times New Roman" w:cs="Times New Roman" w:hint="eastAsia"/>
-        </w:rPr>
-        <w:t>Index</w:t>
-      </w:r>
-      <w:r>
-        <w:rPr>
-          <w:rFonts w:ascii="Times New Roman" w:eastAsia="宋体" w:hAnsi="Times New Roman" w:cs="Times New Roman" w:hint="eastAsia"/>
-        </w:rPr>
-        <w:t>=</w:t>
-      </w:r>
-      <w:proofErr w:type="spellStart"/>
-      <w:r>
-        <w:rPr>
-          <w:rFonts w:ascii="Times New Roman" w:eastAsia="宋体" w:hAnsi="Times New Roman" w:cs="Times New Roman" w:hint="eastAsia"/>
-        </w:rPr>
-        <w:t>PresetID</w:t>
-      </w:r>
-      <w:proofErr w:type="spellEnd"/>
-    </w:p>
-    <w:p>
-      <w:pPr>
-        <w:rPr>
-          <w:rFonts w:ascii="Times New Roman" w:eastAsia="宋体" w:hAnsi="Times New Roman" w:cs="Times New Roman"/>
-          <w:b/>
-          <w:bCs/>
-        </w:rPr>
-      </w:pPr>
-      <w:r>
-        <w:rPr>
-          <w:rFonts w:ascii="Times New Roman" w:eastAsia="宋体" w:hAnsi="Times New Roman" w:cs="Times New Roman" w:hint="eastAsia"/>
-          <w:b/>
-          <w:bCs/>
-        </w:rPr>
-        <w:t>[</w:t>
-      </w:r>
-      <w:proofErr w:type="spellStart"/>
-      <w:r>
-        <w:rPr>
-          <w:rFonts w:ascii="Times New Roman" w:eastAsia="宋体" w:hAnsi="Times New Roman" w:cs="Times New Roman" w:hint="eastAsia"/>
-          <w:b/>
-          <w:bCs/>
-        </w:rPr>
-        <w:t>PlaceRandomInfantryObList</w:t>
-      </w:r>
-      <w:proofErr w:type="spellEnd"/>
-      <w:r>
-        <w:rPr>
-          <w:rFonts w:ascii="Times New Roman" w:eastAsia="宋体" w:hAnsi="Times New Roman" w:cs="Times New Roman" w:hint="eastAsia"/>
-          <w:b/>
-          <w:bCs/>
-        </w:rPr>
-        <w:t>]</w:t>
-      </w:r>
-      <w:r>
-        <w:rPr>
-          <w:rFonts w:ascii="Times New Roman" w:eastAsia="宋体" w:hAnsi="Times New Roman" w:cs="Times New Roman" w:hint="eastAsia"/>
-          <w:b/>
-          <w:bCs/>
-        </w:rPr>
-        <w:t xml:space="preserve"> ; </w:t>
-      </w:r>
-      <w:r>
-        <w:rPr>
-          <w:rFonts w:ascii="Times New Roman" w:eastAsia="宋体" w:hAnsi="Times New Roman" w:cs="Times New Roman" w:hint="eastAsia"/>
-          <w:b/>
-          <w:bCs/>
-        </w:rPr>
-        <w:t>随机摆放步兵的预设注册表</w:t>
-      </w:r>
-    </w:p>
-    <w:p>
-      <w:pPr>
-        <w:ind w:firstLineChars="200" w:firstLine="440"/>
-        <w:rPr>
-          <w:rFonts w:ascii="Times New Roman" w:eastAsia="宋体" w:hAnsi="Times New Roman" w:cs="Times New Roman"/>
-          <w:b/>
-          <w:bCs/>
-        </w:rPr>
-      </w:pPr>
-      <w:r>
-        <w:rPr>
-          <w:rFonts w:ascii="Times New Roman" w:eastAsia="宋体" w:hAnsi="Times New Roman" w:cs="Times New Roman" w:hint="eastAsia"/>
-        </w:rPr>
-        <w:t>Index</w:t>
-      </w:r>
-      <w:r>
-        <w:rPr>
-          <w:rFonts w:ascii="Times New Roman" w:eastAsia="宋体" w:hAnsi="Times New Roman" w:cs="Times New Roman" w:hint="eastAsia"/>
-        </w:rPr>
-        <w:t>=</w:t>
-      </w:r>
-      <w:proofErr w:type="spellStart"/>
-      <w:r>
-        <w:rPr>
-          <w:rFonts w:ascii="Times New Roman" w:eastAsia="宋体" w:hAnsi="Times New Roman" w:cs="Times New Roman" w:hint="eastAsia"/>
-        </w:rPr>
-        <w:t>PresetID</w:t>
-      </w:r>
-      <w:proofErr w:type="spellEnd"/>
-    </w:p>
-    <w:p>
-      <w:pPr>
-        <w:rPr>
-          <w:rFonts w:ascii="Times New Roman" w:eastAsia="宋体" w:hAnsi="Times New Roman" w:cs="Times New Roman"/>
-          <w:b/>
-          <w:bCs/>
-        </w:rPr>
-      </w:pPr>
-      <w:r>
-        <w:rPr>
-          <w:rFonts w:ascii="Times New Roman" w:eastAsia="宋体" w:hAnsi="Times New Roman" w:cs="Times New Roman" w:hint="eastAsia"/>
-          <w:b/>
-          <w:bCs/>
-        </w:rPr>
-        <w:t>[</w:t>
-      </w:r>
-      <w:proofErr w:type="spellStart"/>
-      <w:r>
-        <w:rPr>
-          <w:rFonts w:ascii="Times New Roman" w:eastAsia="宋体" w:hAnsi="Times New Roman" w:cs="Times New Roman" w:hint="eastAsia"/>
-          <w:b/>
-          <w:bCs/>
-        </w:rPr>
-        <w:t>PlaceRandomVehicleObList</w:t>
-      </w:r>
-      <w:proofErr w:type="spellEnd"/>
-      <w:r>
-        <w:rPr>
-          <w:rFonts w:ascii="Times New Roman" w:eastAsia="宋体" w:hAnsi="Times New Roman" w:cs="Times New Roman" w:hint="eastAsia"/>
-          <w:b/>
-          <w:bCs/>
-        </w:rPr>
-        <w:t>]</w:t>
-      </w:r>
-      <w:r>
-        <w:rPr>
-          <w:rFonts w:ascii="Times New Roman" w:eastAsia="宋体" w:hAnsi="Times New Roman" w:cs="Times New Roman" w:hint="eastAsia"/>
-          <w:b/>
-          <w:bCs/>
-        </w:rPr>
-        <w:t xml:space="preserve"> ; </w:t>
-      </w:r>
-      <w:r>
-        <w:rPr>
-          <w:rFonts w:ascii="Times New Roman" w:eastAsia="宋体" w:hAnsi="Times New Roman" w:cs="Times New Roman" w:hint="eastAsia"/>
-          <w:b/>
-          <w:bCs/>
-        </w:rPr>
-        <w:t>随机摆放车辆的预设注册表</w:t>
-      </w:r>
-    </w:p>
-    <w:p>
-      <w:pPr>
-        <w:ind w:firstLineChars="200" w:firstLine="440"/>
-        <w:rPr>
-          <w:rFonts w:ascii="Times New Roman" w:eastAsia="宋体" w:hAnsi="Times New Roman" w:cs="Times New Roman"/>
-          <w:b/>
-          <w:bCs/>
-        </w:rPr>
-      </w:pPr>
-      <w:r>
-        <w:rPr>
-          <w:rFonts w:ascii="Times New Roman" w:eastAsia="宋体" w:hAnsi="Times New Roman" w:cs="Times New Roman" w:hint="eastAsia"/>
-        </w:rPr>
-        <w:t>Index</w:t>
-      </w:r>
-      <w:r>
-        <w:rPr>
-          <w:rFonts w:ascii="Times New Roman" w:eastAsia="宋体" w:hAnsi="Times New Roman" w:cs="Times New Roman" w:hint="eastAsia"/>
-        </w:rPr>
-        <w:t>=</w:t>
-      </w:r>
-      <w:proofErr w:type="spellStart"/>
-      <w:r>
-        <w:rPr>
-          <w:rFonts w:ascii="Times New Roman" w:eastAsia="宋体" w:hAnsi="Times New Roman" w:cs="Times New Roman" w:hint="eastAsia"/>
-        </w:rPr>
-        <w:t>PresetID</w:t>
-      </w:r>
-      <w:proofErr w:type="spellEnd"/>
-    </w:p>
-    <w:p>
-      <w:pPr>
-        <w:rPr>
-          <w:rFonts w:ascii="Times New Roman" w:eastAsia="宋体" w:hAnsi="Times New Roman" w:cs="Times New Roman"/>
-          <w:b/>
-          <w:bCs/>
-        </w:rPr>
-      </w:pPr>
-      <w:r>
-        <w:rPr>
-          <w:rFonts w:ascii="Times New Roman" w:eastAsia="宋体" w:hAnsi="Times New Roman" w:cs="Times New Roman" w:hint="eastAsia"/>
-          <w:b/>
-          <w:bCs/>
-        </w:rPr>
-        <w:t>[</w:t>
-      </w:r>
-      <w:proofErr w:type="spellStart"/>
-      <w:r>
-        <w:rPr>
-          <w:rFonts w:ascii="Times New Roman" w:eastAsia="宋体" w:hAnsi="Times New Roman" w:cs="Times New Roman" w:hint="eastAsia"/>
-          <w:b/>
-          <w:bCs/>
-        </w:rPr>
-        <w:t>PlaceRandomBuildingObList</w:t>
-      </w:r>
-      <w:proofErr w:type="spellEnd"/>
-      <w:r>
-        <w:rPr>
-          <w:rFonts w:ascii="Times New Roman" w:eastAsia="宋体" w:hAnsi="Times New Roman" w:cs="Times New Roman" w:hint="eastAsia"/>
-          <w:b/>
-          <w:bCs/>
-        </w:rPr>
-        <w:t>]</w:t>
-      </w:r>
-      <w:r>
-        <w:rPr>
-          <w:rFonts w:ascii="Times New Roman" w:eastAsia="宋体" w:hAnsi="Times New Roman" w:cs="Times New Roman" w:hint="eastAsia"/>
-          <w:b/>
-          <w:bCs/>
-        </w:rPr>
-        <w:t xml:space="preserve"> ; </w:t>
-      </w:r>
-      <w:r>
-        <w:rPr>
-          <w:rFonts w:ascii="Times New Roman" w:eastAsia="宋体" w:hAnsi="Times New Roman" w:cs="Times New Roman" w:hint="eastAsia"/>
-          <w:b/>
-          <w:bCs/>
-        </w:rPr>
-        <w:t>随机摆放建筑的预设注册表</w:t>
-      </w:r>
-    </w:p>
-    <w:p>
-      <w:pPr>
-        <w:ind w:firstLineChars="200" w:firstLine="440"/>
-        <w:rPr>
-          <w:rFonts w:ascii="Times New Roman" w:eastAsia="宋体" w:hAnsi="Times New Roman" w:cs="Times New Roman"/>
-          <w:b/>
-          <w:bCs/>
-        </w:rPr>
-      </w:pPr>
-      <w:r>
-        <w:rPr>
-          <w:rFonts w:ascii="Times New Roman" w:eastAsia="宋体" w:hAnsi="Times New Roman" w:cs="Times New Roman" w:hint="eastAsia"/>
-        </w:rPr>
-        <w:t>Index</w:t>
-      </w:r>
-      <w:r>
-        <w:rPr>
-          <w:rFonts w:ascii="Times New Roman" w:eastAsia="宋体" w:hAnsi="Times New Roman" w:cs="Times New Roman" w:hint="eastAsia"/>
-        </w:rPr>
-        <w:t>=</w:t>
-      </w:r>
-      <w:proofErr w:type="spellStart"/>
-      <w:r>
-        <w:rPr>
-          <w:rFonts w:ascii="Times New Roman" w:eastAsia="宋体" w:hAnsi="Times New Roman" w:cs="Times New Roman" w:hint="eastAsia"/>
-        </w:rPr>
-        <w:t>PresetID</w:t>
-      </w:r>
-      <w:proofErr w:type="spellEnd"/>
-    </w:p>
-    <w:p>
-      <w:pPr>
-        <w:rPr>
-          <w:rFonts w:ascii="Times New Roman" w:eastAsia="宋体" w:hAnsi="Times New Roman" w:cs="Times New Roman"/>
-          <w:b/>
-          <w:bCs/>
-        </w:rPr>
-      </w:pPr>
-      <w:r>
-        <w:rPr>
-          <w:rFonts w:ascii="Times New Roman" w:eastAsia="宋体" w:hAnsi="Times New Roman" w:cs="Times New Roman" w:hint="eastAsia"/>
-          <w:b/>
-          <w:bCs/>
-        </w:rPr>
-        <w:t>[</w:t>
-      </w:r>
-      <w:proofErr w:type="spellStart"/>
-      <w:r>
-        <w:rPr>
-          <w:rFonts w:ascii="Times New Roman" w:eastAsia="宋体" w:hAnsi="Times New Roman" w:cs="Times New Roman" w:hint="eastAsia"/>
-          <w:b/>
-          <w:bCs/>
-        </w:rPr>
-        <w:t>PlaceRandomAircraftObList</w:t>
-      </w:r>
-      <w:proofErr w:type="spellEnd"/>
-      <w:r>
-        <w:rPr>
-          <w:rFonts w:ascii="Times New Roman" w:eastAsia="宋体" w:hAnsi="Times New Roman" w:cs="Times New Roman" w:hint="eastAsia"/>
-          <w:b/>
-          <w:bCs/>
-        </w:rPr>
-        <w:t>]</w:t>
-      </w:r>
-      <w:r>
-        <w:rPr>
-          <w:rFonts w:ascii="Times New Roman" w:eastAsia="宋体" w:hAnsi="Times New Roman" w:cs="Times New Roman" w:hint="eastAsia"/>
-          <w:b/>
-          <w:bCs/>
-        </w:rPr>
-        <w:t xml:space="preserve"> ; </w:t>
-      </w:r>
-      <w:r>
-        <w:rPr>
-          <w:rFonts w:ascii="Times New Roman" w:eastAsia="宋体" w:hAnsi="Times New Roman" w:cs="Times New Roman" w:hint="eastAsia"/>
-          <w:b/>
-          <w:bCs/>
-        </w:rPr>
-        <w:t>随机摆放飞行器的预设注册表</w:t>
-      </w:r>
-    </w:p>
-    <w:p>
-      <w:pPr>
-        <w:ind w:firstLineChars="200" w:firstLine="440"/>
-        <w:rPr>
-          <w:rFonts w:ascii="Times New Roman" w:eastAsia="宋体" w:hAnsi="Times New Roman" w:cs="Times New Roman"/>
-          <w:b/>
-          <w:bCs/>
-        </w:rPr>
-      </w:pPr>
-      <w:r>
-        <w:rPr>
-          <w:rFonts w:ascii="Times New Roman" w:eastAsia="宋体" w:hAnsi="Times New Roman" w:cs="Times New Roman" w:hint="eastAsia"/>
-        </w:rPr>
-        <w:t>Index</w:t>
-      </w:r>
-      <w:r>
-        <w:rPr>
-          <w:rFonts w:ascii="Times New Roman" w:eastAsia="宋体" w:hAnsi="Times New Roman" w:cs="Times New Roman" w:hint="eastAsia"/>
-        </w:rPr>
-        <w:t>=</w:t>
-      </w:r>
-      <w:proofErr w:type="spellStart"/>
-      <w:r>
-        <w:rPr>
-          <w:rFonts w:ascii="Times New Roman" w:eastAsia="宋体" w:hAnsi="Times New Roman" w:cs="Times New Roman" w:hint="eastAsia"/>
-        </w:rPr>
-        <w:t>PresetID</w:t>
-      </w:r>
-      <w:proofErr w:type="spellEnd"/>
-    </w:p>
-    <w:p>
-      <w:pPr>
-        <w:rPr>
-          <w:rFonts w:ascii="Times New Roman" w:eastAsia="宋体" w:hAnsi="Times New Roman" w:cs="Times New Roman"/>
-          <w:b/>
-          <w:bCs/>
-        </w:rPr>
-      </w:pPr>
-      <w:r>
-        <w:rPr>
-          <w:rFonts w:ascii="Times New Roman" w:eastAsia="宋体" w:hAnsi="Times New Roman" w:cs="Times New Roman" w:hint="eastAsia"/>
-          <w:b/>
-          <w:bCs/>
-        </w:rPr>
-        <w:t>[</w:t>
-      </w:r>
-      <w:proofErr w:type="spellStart"/>
-      <w:r>
-        <w:rPr>
-          <w:rFonts w:ascii="Times New Roman" w:eastAsia="宋体" w:hAnsi="Times New Roman" w:cs="Times New Roman" w:hint="eastAsia"/>
-          <w:b/>
-          <w:bCs/>
-        </w:rPr>
-        <w:t>PresetID</w:t>
-      </w:r>
-      <w:proofErr w:type="spellEnd"/>
-      <w:r>
-        <w:rPr>
-          <w:rFonts w:ascii="Times New Roman" w:eastAsia="宋体" w:hAnsi="Times New Roman" w:cs="Times New Roman" w:hint="eastAsia"/>
-          <w:b/>
-          <w:bCs/>
-        </w:rPr>
-        <w:t xml:space="preserve">] ; </w:t>
-      </w:r>
-      <w:r>
-        <w:rPr>
-          <w:rFonts w:ascii="Times New Roman" w:eastAsia="宋体" w:hAnsi="Times New Roman" w:cs="Times New Roman" w:hint="eastAsia"/>
-          <w:b/>
-          <w:bCs/>
-        </w:rPr>
-        <w:t>上述注册表对应的项</w:t>
-      </w:r>
-    </w:p>
-    <w:p>
-      <w:pPr>
-        <w:ind w:firstLineChars="200" w:firstLine="440"/>
-        <w:rPr>
-          <w:rFonts w:ascii="Times New Roman" w:eastAsia="宋体" w:hAnsi="Times New Roman" w:cs="Times New Roman"/>
-        </w:rPr>
-      </w:pPr>
-      <w:r>
-        <w:rPr>
-          <w:rFonts w:ascii="Times New Roman" w:eastAsia="宋体" w:hAnsi="Times New Roman" w:cs="Times New Roman" w:hint="eastAsia"/>
-        </w:rPr>
-        <w:t>Name</w:t>
-      </w:r>
-      <w:r>
-        <w:rPr>
-          <w:rFonts w:ascii="Times New Roman" w:eastAsia="宋体" w:hAnsi="Times New Roman" w:cs="Times New Roman" w:hint="eastAsia"/>
-        </w:rPr>
-        <w:t>=</w:t>
-      </w:r>
-      <w:r>
-        <w:rPr>
-          <w:rFonts w:ascii="Times New Roman" w:eastAsia="宋体" w:hAnsi="Times New Roman" w:cs="Times New Roman" w:hint="eastAsia"/>
-        </w:rPr>
-        <w:t xml:space="preserve">String ; </w:t>
-      </w:r>
-      <w:r>
-        <w:rPr>
-          <w:rFonts w:ascii="Times New Roman" w:eastAsia="宋体" w:hAnsi="Times New Roman" w:cs="Times New Roman" w:hint="eastAsia"/>
-        </w:rPr>
-        <w:t>物品浏览器中显示的名称</w:t>
-      </w:r>
-    </w:p>
-    <w:p>
-      <w:pPr>
-        <w:ind w:firstLineChars="200" w:firstLine="440"/>
-        <w:rPr>
-          <w:rFonts w:ascii="Times New Roman" w:eastAsia="宋体" w:hAnsi="Times New Roman" w:cs="Times New Roman"/>
-        </w:rPr>
-      </w:pPr>
-      <w:proofErr w:type="spellStart"/>
-      <w:r>
-        <w:rPr>
-          <w:rFonts w:ascii="Times New Roman" w:eastAsia="宋体" w:hAnsi="Times New Roman" w:cs="Times New Roman" w:hint="eastAsia"/>
-        </w:rPr>
-        <w:t>BannedTheater</w:t>
-      </w:r>
-      <w:proofErr w:type="spellEnd"/>
-      <w:r>
-        <w:rPr>
-          <w:rFonts w:ascii="Times New Roman" w:eastAsia="宋体" w:hAnsi="Times New Roman" w:cs="Times New Roman" w:hint="eastAsia"/>
-        </w:rPr>
-        <w:t>=Theater</w:t>
-      </w:r>
+      <w:r>
+        <w:rPr>
+          <w:rFonts w:ascii="Times New Roman" w:eastAsia="宋体" w:hAnsi="Times New Roman" w:cs="Times New Roman" w:hint="eastAsia"/>
+        </w:rPr>
+        <w:t>Theater</w:t>
+      </w:r>
+      <w:proofErr w:type="gramStart"/>
       <w:r>
         <w:rPr>
           <w:rFonts w:ascii="Times New Roman" w:eastAsia="宋体" w:hAnsi="Times New Roman" w:cs="Times New Roman" w:hint="eastAsia"/>
@@ -36260,90 +37999,7 @@
         </w:rPr>
         <w:t>Theater</w:t>
       </w:r>
-      <w:r>
-        <w:rPr>
-          <w:rFonts w:ascii="Times New Roman" w:eastAsia="宋体" w:hAnsi="Times New Roman" w:cs="Times New Roman" w:hint="eastAsia"/>
-        </w:rPr>
-        <w:t>2,</w:t>
-      </w:r>
-      <w:r>
-        <w:rPr>
-          <w:rFonts w:ascii="Times New Roman" w:eastAsia="宋体" w:hAnsi="Times New Roman" w:cs="Times New Roman"/>
-        </w:rPr>
-        <w:t>…</w:t>
-      </w:r>
-      <w:proofErr w:type="spellStart"/>
-      <w:r>
-        <w:rPr>
-          <w:rFonts w:ascii="Times New Roman" w:eastAsia="宋体" w:hAnsi="Times New Roman" w:cs="Times New Roman" w:hint="eastAsia"/>
-        </w:rPr>
-        <w:t>Theater</w:t>
-      </w:r>
-      <w:r>
-        <w:rPr>
-          <w:rFonts w:ascii="Times New Roman" w:eastAsia="宋体" w:hAnsi="Times New Roman" w:cs="Times New Roman" w:hint="eastAsia"/>
-        </w:rPr>
-        <w:t>N</w:t>
-      </w:r>
-      <w:proofErr w:type="spellEnd"/>
-      <w:r>
-        <w:rPr>
-          <w:rFonts w:ascii="Times New Roman" w:eastAsia="宋体" w:hAnsi="Times New Roman" w:cs="Times New Roman" w:hint="eastAsia"/>
-        </w:rPr>
-        <w:t xml:space="preserve"> ; </w:t>
-      </w:r>
-      <w:r>
-        <w:rPr>
-          <w:rFonts w:ascii="Times New Roman" w:eastAsia="宋体" w:hAnsi="Times New Roman" w:cs="Times New Roman" w:hint="eastAsia"/>
-        </w:rPr>
-        <w:t>在这些地图类型下禁用</w:t>
-      </w:r>
-      <w:r>
-        <w:rPr>
-          <w:rFonts w:ascii="Times New Roman" w:eastAsia="宋体" w:hAnsi="Times New Roman" w:cs="Times New Roman" w:hint="eastAsia"/>
-        </w:rPr>
-        <w:t>（除随机地形外）</w:t>
-      </w:r>
-    </w:p>
-    <w:p>
-      <w:pPr>
-        <w:ind w:firstLineChars="200" w:firstLine="440"/>
-        <w:rPr>
-          <w:rFonts w:ascii="Times New Roman" w:eastAsia="宋体" w:hAnsi="Times New Roman" w:cs="Times New Roman"/>
-        </w:rPr>
-      </w:pPr>
-      <w:proofErr w:type="spellStart"/>
-      <w:r>
-        <w:rPr>
-          <w:rFonts w:ascii="Times New Roman" w:eastAsia="宋体" w:hAnsi="Times New Roman" w:cs="Times New Roman" w:hint="eastAsia"/>
-        </w:rPr>
-        <w:t>AllowedTheater</w:t>
-      </w:r>
-      <w:proofErr w:type="spellEnd"/>
-      <w:r>
-        <w:rPr>
-          <w:rFonts w:ascii="Times New Roman" w:eastAsia="宋体" w:hAnsi="Times New Roman" w:cs="Times New Roman" w:hint="eastAsia"/>
-        </w:rPr>
-        <w:t>=</w:t>
-      </w:r>
-      <w:r>
-        <w:rPr>
-          <w:rFonts w:ascii="Times New Roman" w:eastAsia="宋体" w:hAnsi="Times New Roman" w:cs="Times New Roman" w:hint="eastAsia"/>
-        </w:rPr>
-        <w:t>Theater</w:t>
-      </w:r>
-      <w:r>
-        <w:rPr>
-          <w:rFonts w:ascii="Times New Roman" w:eastAsia="宋体" w:hAnsi="Times New Roman" w:cs="Times New Roman" w:hint="eastAsia"/>
-        </w:rPr>
-        <w:t>1,</w:t>
-      </w:r>
-      <w:r>
-        <w:rPr>
-          <w:rFonts w:ascii="Times New Roman" w:eastAsia="宋体" w:hAnsi="Times New Roman" w:cs="Times New Roman" w:hint="eastAsia"/>
-        </w:rPr>
-        <w:t>Theater</w:t>
-      </w:r>
+      <w:proofErr w:type="gramEnd"/>
       <w:r>
         <w:rPr>
           <w:rFonts w:ascii="Times New Roman" w:eastAsia="宋体" w:hAnsi="Times New Roman" w:cs="Times New Roman" w:hint="eastAsia"/>
@@ -36709,14 +38365,365 @@
         <w:rPr>
           <w:rFonts w:ascii="Times New Roman" w:eastAsia="宋体" w:hAnsi="Times New Roman" w:cs="Times New Roman" w:hint="eastAsia"/>
         </w:rPr>
-        <w:t>Action/Event, Number, Source Param, Affected Param, Source Param Value 1, Affected Param Type 1, Source Param Value 2, Affected Param Type 2...</w:t>
-      </w:r>
-      <w:r>
-        <w:rPr>
-          <w:rFonts w:ascii="Times New Roman" w:eastAsia="宋体" w:hAnsi="Times New Roman" w:cs="Times New Roman" w:hint="eastAsia"/>
+        <w:t>Action/Event, Number, Source Param, Affected Param, Source Param Value 1, Affected Param Type 1, Source Param Value 2, Affected Param Type 2</w:t>
+      </w:r>
+      <w:proofErr w:type="gramStart"/>
+      <w:r>
+        <w:rPr>
+          <w:rFonts w:ascii="Times New Roman" w:eastAsia="宋体" w:hAnsi="Times New Roman" w:cs="Times New Roman" w:hint="eastAsia"/>
+        </w:rPr>
+        <w:t>...</w:t>
+      </w:r>
+      <w:r>
+        <w:rPr>
+          <w:rFonts w:ascii="Times New Roman" w:eastAsia="宋体" w:hAnsi="Times New Roman" w:cs="Times New Roman" w:hint="eastAsia"/>
+        </w:rPr>
+        <w:t xml:space="preserve"> ;</w:t>
+      </w:r>
+      <w:proofErr w:type="gramEnd"/>
+      <w:r>
+        <w:rPr>
+          <w:rFonts w:ascii="Times New Roman" w:eastAsia="宋体" w:hAnsi="Times New Roman" w:cs="Times New Roman" w:hint="eastAsia"/>
+        </w:rPr>
+        <w:t xml:space="preserve"> </w:t>
+      </w:r>
+      <w:proofErr w:type="spellStart"/>
+      <w:r>
+        <w:rPr>
+          <w:rFonts w:ascii="Times New Roman" w:eastAsia="宋体" w:hAnsi="Times New Roman" w:cs="Times New Roman" w:hint="eastAsia"/>
+        </w:rPr>
+        <w:t>ParamDesc</w:t>
+      </w:r>
+      <w:proofErr w:type="spellEnd"/>
+      <w:r>
+        <w:rPr>
+          <w:rFonts w:ascii="Times New Roman" w:eastAsia="宋体" w:hAnsi="Times New Roman" w:cs="Times New Roman" w:hint="eastAsia"/>
+        </w:rPr>
+        <w:t>为参数在编辑器中显示的名称，</w:t>
+      </w:r>
+      <w:r>
+        <w:rPr>
+          <w:rFonts w:ascii="Times New Roman" w:eastAsia="宋体" w:hAnsi="Times New Roman" w:cs="Times New Roman" w:hint="eastAsia"/>
+        </w:rPr>
+        <w:t>Action/Even</w:t>
+      </w:r>
+      <w:r>
+        <w:rPr>
+          <w:rFonts w:ascii="Times New Roman" w:eastAsia="宋体" w:hAnsi="Times New Roman" w:cs="Times New Roman" w:hint="eastAsia"/>
+        </w:rPr>
+        <w:t>t</w:t>
+      </w:r>
+      <w:r>
+        <w:rPr>
+          <w:rFonts w:ascii="Times New Roman" w:eastAsia="宋体" w:hAnsi="Times New Roman" w:cs="Times New Roman" w:hint="eastAsia"/>
+        </w:rPr>
+        <w:t>决定该项是触发事件还是行为；</w:t>
+      </w:r>
+      <w:r>
+        <w:rPr>
+          <w:rFonts w:ascii="Times New Roman" w:eastAsia="宋体" w:hAnsi="Times New Roman" w:cs="Times New Roman" w:hint="eastAsia"/>
+        </w:rPr>
+        <w:t>Number</w:t>
+      </w:r>
+      <w:r>
+        <w:rPr>
+          <w:rFonts w:ascii="Times New Roman" w:eastAsia="宋体" w:hAnsi="Times New Roman" w:cs="Times New Roman" w:hint="eastAsia"/>
+        </w:rPr>
+        <w:t>是触发事件或行为的序号；</w:t>
+      </w:r>
+      <w:r>
+        <w:rPr>
+          <w:rFonts w:ascii="Times New Roman" w:eastAsia="宋体" w:hAnsi="Times New Roman" w:cs="Times New Roman" w:hint="eastAsia"/>
+        </w:rPr>
+        <w:t>Source Param</w:t>
+      </w:r>
+      <w:r>
+        <w:rPr>
+          <w:rFonts w:ascii="Times New Roman" w:eastAsia="宋体" w:hAnsi="Times New Roman" w:cs="Times New Roman" w:hint="eastAsia"/>
+        </w:rPr>
+        <w:t>是产生影响的参数，如“变量</w:t>
+      </w:r>
+      <w:r>
+        <w:rPr>
+          <w:rFonts w:ascii="Times New Roman" w:eastAsia="宋体" w:hAnsi="Times New Roman" w:cs="Times New Roman" w:hint="eastAsia"/>
+        </w:rPr>
+        <w:t>A</w:t>
+      </w:r>
+      <w:r>
+        <w:rPr>
+          <w:rFonts w:ascii="Times New Roman" w:eastAsia="宋体" w:hAnsi="Times New Roman" w:cs="Times New Roman" w:hint="eastAsia"/>
+        </w:rPr>
+        <w:t>是否是全局变量”，数值为参数在触发编辑器中的顺序，并不是</w:t>
+      </w:r>
+      <w:r>
+        <w:rPr>
+          <w:rFonts w:ascii="Times New Roman" w:eastAsia="宋体" w:hAnsi="Times New Roman" w:cs="Times New Roman" w:hint="eastAsia"/>
+        </w:rPr>
+        <w:t>EventsRA2</w:t>
+      </w:r>
+      <w:r>
+        <w:rPr>
+          <w:rFonts w:ascii="Times New Roman" w:eastAsia="宋体" w:hAnsi="Times New Roman" w:cs="Times New Roman" w:hint="eastAsia"/>
+        </w:rPr>
+        <w:t>或</w:t>
+      </w:r>
+      <w:r>
+        <w:rPr>
+          <w:rFonts w:ascii="Times New Roman" w:eastAsia="宋体" w:hAnsi="Times New Roman" w:cs="Times New Roman" w:hint="eastAsia"/>
+        </w:rPr>
+        <w:t>Action</w:t>
+      </w:r>
+      <w:r>
+        <w:rPr>
+          <w:rFonts w:ascii="Times New Roman" w:eastAsia="宋体" w:hAnsi="Times New Roman" w:cs="Times New Roman" w:hint="eastAsia"/>
+        </w:rPr>
+        <w:t>sRA2</w:t>
+      </w:r>
+      <w:r>
+        <w:rPr>
+          <w:rFonts w:ascii="Times New Roman" w:eastAsia="宋体" w:hAnsi="Times New Roman" w:cs="Times New Roman" w:hint="eastAsia"/>
+        </w:rPr>
+        <w:t>中的顺序；</w:t>
+      </w:r>
+      <w:r>
+        <w:rPr>
+          <w:rFonts w:ascii="Times New Roman" w:eastAsia="宋体" w:hAnsi="Times New Roman" w:cs="Times New Roman" w:hint="eastAsia"/>
+        </w:rPr>
+        <w:t>Affected Param</w:t>
+      </w:r>
+      <w:r>
+        <w:rPr>
+          <w:rFonts w:ascii="Times New Roman" w:eastAsia="宋体" w:hAnsi="Times New Roman" w:cs="Times New Roman" w:hint="eastAsia"/>
+        </w:rPr>
+        <w:t>是受影响的参数的序号；</w:t>
+      </w:r>
+      <w:r>
+        <w:rPr>
+          <w:rFonts w:ascii="Times New Roman" w:eastAsia="宋体" w:hAnsi="Times New Roman" w:cs="Times New Roman" w:hint="eastAsia"/>
+        </w:rPr>
+        <w:t>Source Param Value 1</w:t>
+      </w:r>
+      <w:r>
+        <w:rPr>
+          <w:rFonts w:ascii="Times New Roman" w:eastAsia="宋体" w:hAnsi="Times New Roman" w:cs="Times New Roman" w:hint="eastAsia"/>
+        </w:rPr>
+        <w:t>与</w:t>
+      </w:r>
+      <w:r>
+        <w:rPr>
+          <w:rFonts w:ascii="Times New Roman" w:eastAsia="宋体" w:hAnsi="Times New Roman" w:cs="Times New Roman" w:hint="eastAsia"/>
+        </w:rPr>
+        <w:t>Affected Param Type 1</w:t>
+      </w:r>
+      <w:r>
+        <w:rPr>
+          <w:rFonts w:ascii="Times New Roman" w:eastAsia="宋体" w:hAnsi="Times New Roman" w:cs="Times New Roman" w:hint="eastAsia"/>
+        </w:rPr>
+        <w:t>是当源参数取值为</w:t>
+      </w:r>
+      <w:r>
+        <w:rPr>
+          <w:rFonts w:ascii="Times New Roman" w:eastAsia="宋体" w:hAnsi="Times New Roman" w:cs="Times New Roman" w:hint="eastAsia"/>
+        </w:rPr>
+        <w:t>Source Param Value 1</w:t>
+      </w:r>
+      <w:r>
+        <w:rPr>
+          <w:rFonts w:ascii="Times New Roman" w:eastAsia="宋体" w:hAnsi="Times New Roman" w:cs="Times New Roman" w:hint="eastAsia"/>
+        </w:rPr>
+        <w:t>时，受影响参数读取的</w:t>
+      </w:r>
+      <w:r>
+        <w:rPr>
+          <w:rFonts w:ascii="Times New Roman" w:eastAsia="宋体" w:hAnsi="Times New Roman" w:cs="Times New Roman" w:hint="eastAsia"/>
+        </w:rPr>
+        <w:t>[</w:t>
+      </w:r>
+      <w:proofErr w:type="spellStart"/>
+      <w:r>
+        <w:rPr>
+          <w:rFonts w:ascii="Times New Roman" w:eastAsia="宋体" w:hAnsi="Times New Roman" w:cs="Times New Roman" w:hint="eastAsia"/>
+        </w:rPr>
+        <w:t>ParamTypes</w:t>
+      </w:r>
+      <w:proofErr w:type="spellEnd"/>
+      <w:r>
+        <w:rPr>
+          <w:rFonts w:ascii="Times New Roman" w:eastAsia="宋体" w:hAnsi="Times New Roman" w:cs="Times New Roman" w:hint="eastAsia"/>
+        </w:rPr>
+        <w:t>]</w:t>
+      </w:r>
+      <w:r>
+        <w:rPr>
+          <w:rFonts w:ascii="Times New Roman" w:eastAsia="宋体" w:hAnsi="Times New Roman" w:cs="Times New Roman" w:hint="eastAsia"/>
+        </w:rPr>
+        <w:t>中的序号，可以填写多组。</w:t>
+      </w:r>
+    </w:p>
+    <w:p>
+      <w:pPr>
+        <w:rPr>
+          <w:rFonts w:ascii="Times New Roman" w:eastAsia="宋体" w:hAnsi="Times New Roman" w:cs="Times New Roman"/>
+          <w:b/>
+          <w:bCs/>
+        </w:rPr>
+      </w:pPr>
+      <w:r>
+        <w:rPr>
+          <w:rFonts w:ascii="Times New Roman" w:eastAsia="宋体" w:hAnsi="Times New Roman" w:cs="Times New Roman" w:hint="eastAsia"/>
+          <w:b/>
+          <w:bCs/>
+        </w:rPr>
+        <w:t>[</w:t>
+      </w:r>
+      <w:proofErr w:type="spellStart"/>
+      <w:r>
+        <w:rPr>
+          <w:rFonts w:ascii="Times New Roman" w:eastAsia="宋体" w:hAnsi="Times New Roman" w:cs="Times New Roman" w:hint="eastAsia"/>
+          <w:b/>
+          <w:bCs/>
+        </w:rPr>
+        <w:t>ScriptParams</w:t>
+      </w:r>
+      <w:proofErr w:type="spellEnd"/>
+      <w:r>
+        <w:rPr>
+          <w:rFonts w:ascii="Times New Roman" w:eastAsia="宋体" w:hAnsi="Times New Roman" w:cs="Times New Roman" w:hint="eastAsia"/>
+          <w:b/>
+          <w:bCs/>
+        </w:rPr>
+        <w:t>]</w:t>
+      </w:r>
+      <w:r>
+        <w:rPr>
+          <w:rFonts w:ascii="Times New Roman" w:eastAsia="宋体" w:hAnsi="Times New Roman" w:cs="Times New Roman" w:hint="eastAsia"/>
+          <w:b/>
+          <w:bCs/>
         </w:rPr>
         <w:t xml:space="preserve"> ; </w:t>
       </w:r>
+      <w:r>
+        <w:rPr>
+          <w:rFonts w:ascii="Times New Roman" w:eastAsia="宋体" w:hAnsi="Times New Roman" w:cs="Times New Roman" w:hint="eastAsia"/>
+          <w:b/>
+          <w:bCs/>
+        </w:rPr>
+        <w:t>动作脚本编辑器中读取的参数列表</w:t>
+      </w:r>
+    </w:p>
+    <w:p>
+      <w:pPr>
+        <w:ind w:firstLineChars="200" w:firstLine="440"/>
+        <w:rPr>
+          <w:rFonts w:ascii="Times New Roman" w:eastAsia="宋体" w:hAnsi="Times New Roman" w:cs="Times New Roman"/>
+        </w:rPr>
+      </w:pPr>
+      <w:r>
+        <w:rPr>
+          <w:rFonts w:ascii="Times New Roman" w:eastAsia="宋体" w:hAnsi="Times New Roman" w:cs="Times New Roman" w:hint="eastAsia"/>
+        </w:rPr>
+        <w:t>Index</w:t>
+      </w:r>
+      <w:r>
+        <w:rPr>
+          <w:rFonts w:ascii="Times New Roman" w:eastAsia="宋体" w:hAnsi="Times New Roman" w:cs="Times New Roman" w:hint="eastAsia"/>
+        </w:rPr>
+        <w:t>=</w:t>
+      </w:r>
+      <w:proofErr w:type="spellStart"/>
+      <w:r>
+        <w:rPr>
+          <w:rFonts w:ascii="Times New Roman" w:eastAsia="宋体" w:hAnsi="Times New Roman" w:cs="Times New Roman" w:hint="eastAsia"/>
+        </w:rPr>
+        <w:t>Param</w:t>
+      </w:r>
+      <w:r>
+        <w:rPr>
+          <w:rFonts w:ascii="Times New Roman" w:eastAsia="宋体" w:hAnsi="Times New Roman" w:cs="Times New Roman" w:hint="eastAsia"/>
+        </w:rPr>
+        <w:t>D</w:t>
+      </w:r>
+      <w:r>
+        <w:rPr>
+          <w:rFonts w:ascii="Times New Roman" w:eastAsia="宋体" w:hAnsi="Times New Roman" w:cs="Times New Roman" w:hint="eastAsia"/>
+        </w:rPr>
+        <w:t>esc,</w:t>
+      </w:r>
+      <w:r>
+        <w:rPr>
+          <w:rFonts w:ascii="Times New Roman" w:eastAsia="宋体" w:hAnsi="Times New Roman" w:cs="Times New Roman" w:hint="eastAsia"/>
+        </w:rPr>
+        <w:t>Param</w:t>
+      </w:r>
+      <w:r>
+        <w:rPr>
+          <w:rFonts w:ascii="Times New Roman" w:eastAsia="宋体" w:hAnsi="Times New Roman" w:cs="Times New Roman" w:hint="eastAsia"/>
+        </w:rPr>
+        <w:t>Index</w:t>
+      </w:r>
+      <w:proofErr w:type="spellEnd"/>
+      <w:r>
+        <w:rPr>
+          <w:rFonts w:ascii="Times New Roman" w:eastAsia="宋体" w:hAnsi="Times New Roman" w:cs="Times New Roman" w:hint="eastAsia"/>
+        </w:rPr>
+        <w:t>,[</w:t>
+      </w:r>
+      <w:proofErr w:type="spellStart"/>
+      <w:r>
+        <w:rPr>
+          <w:rFonts w:ascii="Times New Roman" w:eastAsia="宋体" w:hAnsi="Times New Roman" w:cs="Times New Roman" w:hint="eastAsia"/>
+        </w:rPr>
+        <w:t>Extra</w:t>
+      </w:r>
+      <w:r>
+        <w:rPr>
+          <w:rFonts w:ascii="Times New Roman" w:eastAsia="宋体" w:hAnsi="Times New Roman" w:cs="Times New Roman" w:hint="eastAsia"/>
+        </w:rPr>
+        <w:t>P</w:t>
+      </w:r>
+      <w:r>
+        <w:rPr>
+          <w:rFonts w:ascii="Times New Roman" w:eastAsia="宋体" w:hAnsi="Times New Roman" w:cs="Times New Roman" w:hint="eastAsia"/>
+        </w:rPr>
+        <w:t>aram</w:t>
+      </w:r>
+      <w:r>
+        <w:rPr>
+          <w:rFonts w:ascii="Times New Roman" w:eastAsia="宋体" w:hAnsi="Times New Roman" w:cs="Times New Roman" w:hint="eastAsia"/>
+        </w:rPr>
+        <w:t>D</w:t>
+      </w:r>
+      <w:r>
+        <w:rPr>
+          <w:rFonts w:ascii="Times New Roman" w:eastAsia="宋体" w:hAnsi="Times New Roman" w:cs="Times New Roman" w:hint="eastAsia"/>
+        </w:rPr>
+        <w:t>esc,</w:t>
+      </w:r>
+      <w:r>
+        <w:rPr>
+          <w:rFonts w:ascii="Times New Roman" w:eastAsia="宋体" w:hAnsi="Times New Roman" w:cs="Times New Roman" w:hint="eastAsia"/>
+        </w:rPr>
+        <w:t>ExtraP</w:t>
+      </w:r>
+      <w:r>
+        <w:rPr>
+          <w:rFonts w:ascii="Times New Roman" w:eastAsia="宋体" w:hAnsi="Times New Roman" w:cs="Times New Roman" w:hint="eastAsia"/>
+        </w:rPr>
+        <w:t>aramIndex</w:t>
+      </w:r>
+      <w:proofErr w:type="spellEnd"/>
+      <w:r>
+        <w:rPr>
+          <w:rFonts w:ascii="Times New Roman" w:eastAsia="宋体" w:hAnsi="Times New Roman" w:cs="Times New Roman" w:hint="eastAsia"/>
+        </w:rPr>
+        <w:t>]</w:t>
+      </w:r>
+      <w:r>
+        <w:rPr>
+          <w:rFonts w:ascii="Times New Roman" w:eastAsia="宋体" w:hAnsi="Times New Roman" w:cs="Times New Roman" w:hint="eastAsia"/>
+        </w:rPr>
+        <w:t xml:space="preserve"> ; </w:t>
+      </w:r>
       <w:proofErr w:type="spellStart"/>
       <w:r>
         <w:rPr>
@@ -36731,141 +38738,88 @@
         </w:rPr>
         <w:t>为参数在编辑器中显示的名称，</w:t>
       </w:r>
-      <w:r>
-        <w:rPr>
-          <w:rFonts w:ascii="Times New Roman" w:eastAsia="宋体" w:hAnsi="Times New Roman" w:cs="Times New Roman" w:hint="eastAsia"/>
-        </w:rPr>
-        <w:t>Action/Even</w:t>
-      </w:r>
-      <w:r>
-        <w:rPr>
-          <w:rFonts w:ascii="Times New Roman" w:eastAsia="宋体" w:hAnsi="Times New Roman" w:cs="Times New Roman" w:hint="eastAsia"/>
-        </w:rPr>
-        <w:t>t</w:t>
-      </w:r>
-      <w:r>
-        <w:rPr>
-          <w:rFonts w:ascii="Times New Roman" w:eastAsia="宋体" w:hAnsi="Times New Roman" w:cs="Times New Roman" w:hint="eastAsia"/>
-        </w:rPr>
-        <w:t>决定该项是触发事件还是行为；</w:t>
-      </w:r>
-      <w:r>
-        <w:rPr>
-          <w:rFonts w:ascii="Times New Roman" w:eastAsia="宋体" w:hAnsi="Times New Roman" w:cs="Times New Roman" w:hint="eastAsia"/>
-        </w:rPr>
-        <w:t>Number</w:t>
-      </w:r>
-      <w:r>
-        <w:rPr>
-          <w:rFonts w:ascii="Times New Roman" w:eastAsia="宋体" w:hAnsi="Times New Roman" w:cs="Times New Roman" w:hint="eastAsia"/>
-        </w:rPr>
-        <w:t>是触发事件或行为的序号；</w:t>
-      </w:r>
-      <w:r>
-        <w:rPr>
-          <w:rFonts w:ascii="Times New Roman" w:eastAsia="宋体" w:hAnsi="Times New Roman" w:cs="Times New Roman" w:hint="eastAsia"/>
-        </w:rPr>
-        <w:t>Source Param</w:t>
-      </w:r>
-      <w:r>
-        <w:rPr>
-          <w:rFonts w:ascii="Times New Roman" w:eastAsia="宋体" w:hAnsi="Times New Roman" w:cs="Times New Roman" w:hint="eastAsia"/>
-        </w:rPr>
-        <w:t>是产生影响的参数，如“变量</w:t>
-      </w:r>
-      <w:r>
-        <w:rPr>
-          <w:rFonts w:ascii="Times New Roman" w:eastAsia="宋体" w:hAnsi="Times New Roman" w:cs="Times New Roman" w:hint="eastAsia"/>
-        </w:rPr>
-        <w:t>A</w:t>
-      </w:r>
-      <w:r>
-        <w:rPr>
-          <w:rFonts w:ascii="Times New Roman" w:eastAsia="宋体" w:hAnsi="Times New Roman" w:cs="Times New Roman" w:hint="eastAsia"/>
-        </w:rPr>
-        <w:t>是否是全局变量”，数值为参数在触发编辑器中的顺序，并不是</w:t>
-      </w:r>
-      <w:r>
-        <w:rPr>
-          <w:rFonts w:ascii="Times New Roman" w:eastAsia="宋体" w:hAnsi="Times New Roman" w:cs="Times New Roman" w:hint="eastAsia"/>
-        </w:rPr>
-        <w:t>EventsRA2</w:t>
-      </w:r>
-      <w:r>
-        <w:rPr>
-          <w:rFonts w:ascii="Times New Roman" w:eastAsia="宋体" w:hAnsi="Times New Roman" w:cs="Times New Roman" w:hint="eastAsia"/>
-        </w:rPr>
-        <w:t>或</w:t>
-      </w:r>
-      <w:r>
-        <w:rPr>
-          <w:rFonts w:ascii="Times New Roman" w:eastAsia="宋体" w:hAnsi="Times New Roman" w:cs="Times New Roman" w:hint="eastAsia"/>
-        </w:rPr>
-        <w:t>Action</w:t>
-      </w:r>
-      <w:r>
-        <w:rPr>
-          <w:rFonts w:ascii="Times New Roman" w:eastAsia="宋体" w:hAnsi="Times New Roman" w:cs="Times New Roman" w:hint="eastAsia"/>
-        </w:rPr>
-        <w:t>sRA2</w:t>
-      </w:r>
-      <w:r>
-        <w:rPr>
-          <w:rFonts w:ascii="Times New Roman" w:eastAsia="宋体" w:hAnsi="Times New Roman" w:cs="Times New Roman" w:hint="eastAsia"/>
-        </w:rPr>
-        <w:t>中的顺序；</w:t>
-      </w:r>
-      <w:r>
-        <w:rPr>
-          <w:rFonts w:ascii="Times New Roman" w:eastAsia="宋体" w:hAnsi="Times New Roman" w:cs="Times New Roman" w:hint="eastAsia"/>
-        </w:rPr>
-        <w:t>Affected Param</w:t>
-      </w:r>
-      <w:r>
-        <w:rPr>
-          <w:rFonts w:ascii="Times New Roman" w:eastAsia="宋体" w:hAnsi="Times New Roman" w:cs="Times New Roman" w:hint="eastAsia"/>
-        </w:rPr>
-        <w:t>是受影响的参数的序号；</w:t>
-      </w:r>
-      <w:r>
-        <w:rPr>
-          <w:rFonts w:ascii="Times New Roman" w:eastAsia="宋体" w:hAnsi="Times New Roman" w:cs="Times New Roman" w:hint="eastAsia"/>
-        </w:rPr>
-        <w:t>Source Param Value 1</w:t>
-      </w:r>
+      <w:proofErr w:type="spellStart"/>
+      <w:r>
+        <w:rPr>
+          <w:rFonts w:ascii="Times New Roman" w:eastAsia="宋体" w:hAnsi="Times New Roman" w:cs="Times New Roman" w:hint="eastAsia"/>
+        </w:rPr>
+        <w:t>ParamIndex</w:t>
+      </w:r>
+      <w:proofErr w:type="spellEnd"/>
+      <w:r>
+        <w:rPr>
+          <w:rFonts w:ascii="Times New Roman" w:eastAsia="宋体" w:hAnsi="Times New Roman" w:cs="Times New Roman" w:hint="eastAsia"/>
+        </w:rPr>
+        <w:t>为</w:t>
+      </w:r>
+      <w:r>
+        <w:rPr>
+          <w:rFonts w:ascii="Times New Roman" w:eastAsia="宋体" w:hAnsi="Times New Roman" w:cs="Times New Roman" w:hint="eastAsia"/>
+        </w:rPr>
+        <w:t>[</w:t>
+      </w:r>
+      <w:proofErr w:type="spellStart"/>
+      <w:r>
+        <w:rPr>
+          <w:rFonts w:ascii="Times New Roman" w:eastAsia="宋体" w:hAnsi="Times New Roman" w:cs="Times New Roman" w:hint="eastAsia"/>
+        </w:rPr>
+        <w:t>NewParamTypes</w:t>
+      </w:r>
+      <w:proofErr w:type="spellEnd"/>
+      <w:r>
+        <w:rPr>
+          <w:rFonts w:ascii="Times New Roman" w:eastAsia="宋体" w:hAnsi="Times New Roman" w:cs="Times New Roman" w:hint="eastAsia"/>
+        </w:rPr>
+        <w:t>]</w:t>
+      </w:r>
+      <w:r>
+        <w:rPr>
+          <w:rFonts w:ascii="Times New Roman" w:eastAsia="宋体" w:hAnsi="Times New Roman" w:cs="Times New Roman" w:hint="eastAsia"/>
+        </w:rPr>
+        <w:t>中对应的键，若填写了额外参数</w:t>
+      </w:r>
+      <w:proofErr w:type="spellStart"/>
+      <w:r>
+        <w:rPr>
+          <w:rFonts w:ascii="Times New Roman" w:eastAsia="宋体" w:hAnsi="Times New Roman" w:cs="Times New Roman" w:hint="eastAsia"/>
+        </w:rPr>
+        <w:t>ExtraParamDesc</w:t>
+      </w:r>
+      <w:proofErr w:type="spellEnd"/>
       <w:r>
         <w:rPr>
           <w:rFonts w:ascii="Times New Roman" w:eastAsia="宋体" w:hAnsi="Times New Roman" w:cs="Times New Roman" w:hint="eastAsia"/>
         </w:rPr>
         <w:t>与</w:t>
       </w:r>
-      <w:r>
-        <w:rPr>
-          <w:rFonts w:ascii="Times New Roman" w:eastAsia="宋体" w:hAnsi="Times New Roman" w:cs="Times New Roman" w:hint="eastAsia"/>
-        </w:rPr>
-        <w:t>Affected Param Type 1</w:t>
-      </w:r>
-      <w:r>
-        <w:rPr>
-          <w:rFonts w:ascii="Times New Roman" w:eastAsia="宋体" w:hAnsi="Times New Roman" w:cs="Times New Roman" w:hint="eastAsia"/>
-        </w:rPr>
-        <w:t>是当源参数取值为</w:t>
-      </w:r>
-      <w:r>
-        <w:rPr>
-          <w:rFonts w:ascii="Times New Roman" w:eastAsia="宋体" w:hAnsi="Times New Roman" w:cs="Times New Roman" w:hint="eastAsia"/>
-        </w:rPr>
-        <w:t>Source Param Value 1</w:t>
-      </w:r>
-      <w:r>
-        <w:rPr>
-          <w:rFonts w:ascii="Times New Roman" w:eastAsia="宋体" w:hAnsi="Times New Roman" w:cs="Times New Roman" w:hint="eastAsia"/>
-        </w:rPr>
-        <w:t>时，受影响参数读取的</w:t>
-      </w:r>
-      <w:r>
-        <w:rPr>
-          <w:rFonts w:ascii="Times New Roman" w:eastAsia="宋体" w:hAnsi="Times New Roman" w:cs="Times New Roman" w:hint="eastAsia"/>
+      <w:proofErr w:type="spellStart"/>
+      <w:r>
+        <w:rPr>
+          <w:rFonts w:ascii="Times New Roman" w:eastAsia="宋体" w:hAnsi="Times New Roman" w:cs="Times New Roman" w:hint="eastAsia"/>
+        </w:rPr>
+        <w:t>ExtraParamIndex</w:t>
+      </w:r>
+      <w:proofErr w:type="spellEnd"/>
+      <w:r>
+        <w:rPr>
+          <w:rFonts w:ascii="Times New Roman" w:eastAsia="宋体" w:hAnsi="Times New Roman" w:cs="Times New Roman" w:hint="eastAsia"/>
+        </w:rPr>
+        <w:t>，则表示该脚本使用了额外参数，作用同前两项</w:t>
+      </w:r>
+    </w:p>
+    <w:p>
+      <w:pPr>
+        <w:rPr>
+          <w:rFonts w:ascii="Times New Roman" w:eastAsia="宋体" w:hAnsi="Times New Roman" w:cs="Times New Roman"/>
+          <w:b/>
+          <w:bCs/>
+        </w:rPr>
+      </w:pPr>
+      <w:r>
+        <w:rPr>
+          <w:rFonts w:ascii="Times New Roman" w:eastAsia="宋体" w:hAnsi="Times New Roman" w:cs="Times New Roman" w:hint="eastAsia"/>
+          <w:b/>
+          <w:bCs/>
         </w:rPr>
         <w:t>[</w:t>
       </w:r>
@@ -36873,6 +38827,8 @@
       <w:r>
         <w:rPr>
           <w:rFonts w:ascii="Times New Roman" w:eastAsia="宋体" w:hAnsi="Times New Roman" w:cs="Times New Roman" w:hint="eastAsia"/>
+          <w:b/>
+          <w:bCs/>
         </w:rPr>
         <w:t>ParamTypes</w:t>
       </w:r>
@@ -36880,6 +38836,142 @@
       <w:r>
         <w:rPr>
           <w:rFonts w:ascii="Times New Roman" w:eastAsia="宋体" w:hAnsi="Times New Roman" w:cs="Times New Roman" w:hint="eastAsia"/>
+          <w:b/>
+          <w:bCs/>
+        </w:rPr>
+        <w:t xml:space="preserve">] ; </w:t>
+      </w:r>
+      <w:r>
+        <w:rPr>
+          <w:rFonts w:ascii="Times New Roman" w:eastAsia="宋体" w:hAnsi="Times New Roman" w:cs="Times New Roman" w:hint="eastAsia"/>
+          <w:b/>
+          <w:bCs/>
+        </w:rPr>
+        <w:t>触发编辑器中读取的参数列表</w:t>
+      </w:r>
+    </w:p>
+    <w:p>
+      <w:pPr>
+        <w:ind w:firstLineChars="200" w:firstLine="440"/>
+        <w:rPr>
+          <w:rFonts w:ascii="Times New Roman" w:eastAsia="宋体" w:hAnsi="Times New Roman" w:cs="Times New Roman"/>
+        </w:rPr>
+      </w:pPr>
+      <w:r>
+        <w:rPr>
+          <w:rFonts w:ascii="Times New Roman" w:eastAsia="宋体" w:hAnsi="Times New Roman" w:cs="Times New Roman" w:hint="eastAsia"/>
+        </w:rPr>
+        <w:t>Index</w:t>
+      </w:r>
+      <w:r>
+        <w:rPr>
+          <w:rFonts w:ascii="Times New Roman" w:eastAsia="宋体" w:hAnsi="Times New Roman" w:cs="Times New Roman" w:hint="eastAsia"/>
+        </w:rPr>
+        <w:t>=</w:t>
+      </w:r>
+      <w:proofErr w:type="spellStart"/>
+      <w:r>
+        <w:rPr>
+          <w:rFonts w:ascii="Times New Roman" w:eastAsia="宋体" w:hAnsi="Times New Roman" w:cs="Times New Roman" w:hint="eastAsia"/>
+        </w:rPr>
+        <w:t>Param</w:t>
+      </w:r>
+      <w:r>
+        <w:rPr>
+          <w:rFonts w:ascii="Times New Roman" w:eastAsia="宋体" w:hAnsi="Times New Roman" w:cs="Times New Roman" w:hint="eastAsia"/>
+        </w:rPr>
+        <w:t>D</w:t>
+      </w:r>
+      <w:r>
+        <w:rPr>
+          <w:rFonts w:ascii="Times New Roman" w:eastAsia="宋体" w:hAnsi="Times New Roman" w:cs="Times New Roman" w:hint="eastAsia"/>
+        </w:rPr>
+        <w:t>esc</w:t>
+      </w:r>
+      <w:r>
+        <w:rPr>
+          <w:rFonts w:ascii="Times New Roman" w:eastAsia="宋体" w:hAnsi="Times New Roman" w:cs="Times New Roman" w:hint="eastAsia"/>
+        </w:rPr>
+        <w:t>,</w:t>
+      </w:r>
+      <w:r>
+        <w:rPr>
+          <w:rFonts w:ascii="Times New Roman" w:eastAsia="宋体" w:hAnsi="Times New Roman" w:cs="Times New Roman" w:hint="eastAsia"/>
+        </w:rPr>
+        <w:t>Param</w:t>
+      </w:r>
+      <w:r>
+        <w:rPr>
+          <w:rFonts w:ascii="Times New Roman" w:eastAsia="宋体" w:hAnsi="Times New Roman" w:cs="Times New Roman" w:hint="eastAsia"/>
+        </w:rPr>
+        <w:t>Index</w:t>
+      </w:r>
+      <w:proofErr w:type="spellEnd"/>
+      <w:r>
+        <w:rPr>
+          <w:rFonts w:ascii="Times New Roman" w:eastAsia="宋体" w:hAnsi="Times New Roman" w:cs="Times New Roman" w:hint="eastAsia"/>
+        </w:rPr>
+        <w:t>,[</w:t>
+      </w:r>
+      <w:proofErr w:type="spellStart"/>
+      <w:r>
+        <w:rPr>
+          <w:rFonts w:ascii="Times New Roman" w:eastAsia="宋体" w:hAnsi="Times New Roman" w:cs="Times New Roman" w:hint="eastAsia"/>
+        </w:rPr>
+        <w:t>SpecialParam</w:t>
+      </w:r>
+      <w:proofErr w:type="spellEnd"/>
+      <w:r>
+        <w:rPr>
+          <w:rFonts w:ascii="Times New Roman" w:eastAsia="宋体" w:hAnsi="Times New Roman" w:cs="Times New Roman" w:hint="eastAsia"/>
+        </w:rPr>
+        <w:t xml:space="preserve">] ; </w:t>
+      </w:r>
+      <w:proofErr w:type="spellStart"/>
+      <w:r>
+        <w:rPr>
+          <w:rFonts w:ascii="Times New Roman" w:eastAsia="宋体" w:hAnsi="Times New Roman" w:cs="Times New Roman" w:hint="eastAsia"/>
+        </w:rPr>
+        <w:t>ParamDesc</w:t>
+      </w:r>
+      <w:proofErr w:type="spellEnd"/>
+      <w:r>
+        <w:rPr>
+          <w:rFonts w:ascii="Times New Roman" w:eastAsia="宋体" w:hAnsi="Times New Roman" w:cs="Times New Roman" w:hint="eastAsia"/>
+        </w:rPr>
+        <w:t>为参数在编辑器中显示的名称，</w:t>
+      </w:r>
+      <w:proofErr w:type="spellStart"/>
+      <w:r>
+        <w:rPr>
+          <w:rFonts w:ascii="Times New Roman" w:eastAsia="宋体" w:hAnsi="Times New Roman" w:cs="Times New Roman" w:hint="eastAsia"/>
+        </w:rPr>
+        <w:t>ParamIndex</w:t>
+      </w:r>
+      <w:proofErr w:type="spellEnd"/>
+      <w:r>
+        <w:rPr>
+          <w:rFonts w:ascii="Times New Roman" w:eastAsia="宋体" w:hAnsi="Times New Roman" w:cs="Times New Roman" w:hint="eastAsia"/>
+        </w:rPr>
+        <w:t>为</w:t>
+      </w:r>
+      <w:r>
+        <w:rPr>
+          <w:rFonts w:ascii="Times New Roman" w:eastAsia="宋体" w:hAnsi="Times New Roman" w:cs="Times New Roman" w:hint="eastAsia"/>
+        </w:rPr>
+        <w:t>[</w:t>
+      </w:r>
+      <w:proofErr w:type="spellStart"/>
+      <w:r>
+        <w:rPr>
+          <w:rFonts w:ascii="Times New Roman" w:eastAsia="宋体" w:hAnsi="Times New Roman" w:cs="Times New Roman" w:hint="eastAsia"/>
+        </w:rPr>
+        <w:t>NewParamTypes</w:t>
+      </w:r>
+      <w:proofErr w:type="spellEnd"/>
+      <w:r>
+        <w:rPr>
+          <w:rFonts w:ascii="Times New Roman" w:eastAsia="宋体" w:hAnsi="Times New Roman" w:cs="Times New Roman" w:hint="eastAsia"/>
         </w:rPr>
         <w:t>]</w:t>
       </w:r>
@@ -36887,7 +38979,27 @@
         <w:rPr>
           <w:rFonts w:ascii="Times New Roman" w:eastAsia="宋体" w:hAnsi="Times New Roman" w:cs="Times New Roman" w:hint="eastAsia"/>
         </w:rPr>
-        <w:t>中的序号，可以填写多组。</w:t>
+        <w:t>中对应的键</w:t>
+      </w:r>
+      <w:r>
+        <w:rPr>
+          <w:rFonts w:ascii="Times New Roman" w:eastAsia="宋体" w:hAnsi="Times New Roman" w:cs="Times New Roman" w:hint="eastAsia"/>
+        </w:rPr>
+        <w:t>。</w:t>
+      </w:r>
+      <w:proofErr w:type="spellStart"/>
+      <w:r>
+        <w:rPr>
+          <w:rFonts w:ascii="Times New Roman" w:eastAsia="宋体" w:hAnsi="Times New Roman" w:cs="Times New Roman" w:hint="eastAsia"/>
+        </w:rPr>
+        <w:t>SpecialParam</w:t>
+      </w:r>
+      <w:proofErr w:type="spellEnd"/>
+      <w:r>
+        <w:rPr>
+          <w:rFonts w:ascii="Times New Roman" w:eastAsia="宋体" w:hAnsi="Times New Roman" w:cs="Times New Roman" w:hint="eastAsia"/>
+        </w:rPr>
+        <w:t>仅用于少部分触发事件中。</w:t>
       </w:r>
     </w:p>
     <w:p>
@@ -36913,7 +39025,7 @@
           <w:b/>
           <w:bCs/>
         </w:rPr>
-        <w:t>ScriptParams</w:t>
+        <w:t>NewParamTypes</w:t>
       </w:r>
       <w:proofErr w:type="spellEnd"/>
       <w:r>
@@ -36938,7 +39050,7 @@
           <w:b/>
           <w:bCs/>
         </w:rPr>
-        <w:t>动作脚本编辑器中读取的参数列表</w:t>
+        <w:t>动作脚本和触发编辑器参数读取的具体定义</w:t>
       </w:r>
     </w:p>
     <w:p>
@@ -36952,6 +39064,12 @@
         <w:rPr>
           <w:rFonts w:ascii="Times New Roman" w:eastAsia="宋体" w:hAnsi="Times New Roman" w:cs="Times New Roman" w:hint="eastAsia"/>
         </w:rPr>
+        <w:t>Param</w:t>
+      </w:r>
+      <w:r>
+        <w:rPr>
+          <w:rFonts w:ascii="Times New Roman" w:eastAsia="宋体" w:hAnsi="Times New Roman" w:cs="Times New Roman" w:hint="eastAsia"/>
+        </w:rPr>
         <w:t>Index</w:t>
       </w:r>
       <w:r>
@@ -36960,93 +39078,11 @@
         </w:rPr>
         <w:t>=</w:t>
       </w:r>
-      <w:proofErr w:type="spellStart"/>
-      <w:r>
-        <w:rPr>
-          <w:rFonts w:ascii="Times New Roman" w:eastAsia="宋体" w:hAnsi="Times New Roman" w:cs="Times New Roman" w:hint="eastAsia"/>
-        </w:rPr>
-        <w:t>Param</w:t>
-      </w:r>
-      <w:r>
-        <w:rPr>
-          <w:rFonts w:ascii="Times New Roman" w:eastAsia="宋体" w:hAnsi="Times New Roman" w:cs="Times New Roman" w:hint="eastAsia"/>
-        </w:rPr>
-        <w:t>D</w:t>
-      </w:r>
-      <w:r>
-        <w:rPr>
-          <w:rFonts w:ascii="Times New Roman" w:eastAsia="宋体" w:hAnsi="Times New Roman" w:cs="Times New Roman" w:hint="eastAsia"/>
-        </w:rPr>
-        <w:t>esc,</w:t>
-      </w:r>
-      <w:r>
-        <w:rPr>
-          <w:rFonts w:ascii="Times New Roman" w:eastAsia="宋体" w:hAnsi="Times New Roman" w:cs="Times New Roman" w:hint="eastAsia"/>
-        </w:rPr>
-        <w:t>Param</w:t>
-      </w:r>
-      <w:r>
-        <w:rPr>
-          <w:rFonts w:ascii="Times New Roman" w:eastAsia="宋体" w:hAnsi="Times New Roman" w:cs="Times New Roman" w:hint="eastAsia"/>
-        </w:rPr>
-        <w:t>Index</w:t>
-      </w:r>
-      <w:proofErr w:type="spellEnd"/>
-      <w:r>
-        <w:rPr>
-          <w:rFonts w:ascii="Times New Roman" w:eastAsia="宋体" w:hAnsi="Times New Roman" w:cs="Times New Roman" w:hint="eastAsia"/>
-        </w:rPr>
-        <w:t>,[</w:t>
-      </w:r>
-      <w:proofErr w:type="spellStart"/>
-      <w:r>
-        <w:rPr>
-          <w:rFonts w:ascii="Times New Roman" w:eastAsia="宋体" w:hAnsi="Times New Roman" w:cs="Times New Roman" w:hint="eastAsia"/>
-        </w:rPr>
-        <w:t>Extra</w:t>
-      </w:r>
-      <w:r>
-        <w:rPr>
-          <w:rFonts w:ascii="Times New Roman" w:eastAsia="宋体" w:hAnsi="Times New Roman" w:cs="Times New Roman" w:hint="eastAsia"/>
-        </w:rPr>
-        <w:t>P</w:t>
-      </w:r>
-      <w:r>
-        <w:rPr>
-          <w:rFonts w:ascii="Times New Roman" w:eastAsia="宋体" w:hAnsi="Times New Roman" w:cs="Times New Roman" w:hint="eastAsia"/>
-        </w:rPr>
-        <w:t>aram</w:t>
-      </w:r>
-      <w:r>
-        <w:rPr>
-          <w:rFonts w:ascii="Times New Roman" w:eastAsia="宋体" w:hAnsi="Times New Roman" w:cs="Times New Roman" w:hint="eastAsia"/>
-        </w:rPr>
-        <w:t>D</w:t>
-      </w:r>
-      <w:r>
-        <w:rPr>
-          <w:rFonts w:ascii="Times New Roman" w:eastAsia="宋体" w:hAnsi="Times New Roman" w:cs="Times New Roman" w:hint="eastAsia"/>
-        </w:rPr>
-        <w:t>esc,</w:t>
-      </w:r>
-      <w:r>
-        <w:rPr>
-          <w:rFonts w:ascii="Times New Roman" w:eastAsia="宋体" w:hAnsi="Times New Roman" w:cs="Times New Roman" w:hint="eastAsia"/>
-        </w:rPr>
-        <w:t>ExtraP</w:t>
-      </w:r>
-      <w:r>
-        <w:rPr>
-          <w:rFonts w:ascii="Times New Roman" w:eastAsia="宋体" w:hAnsi="Times New Roman" w:cs="Times New Roman" w:hint="eastAsia"/>
-        </w:rPr>
-        <w:t>aramIndex</w:t>
-      </w:r>
-      <w:proofErr w:type="spellEnd"/>
-      <w:r>
-        <w:rPr>
-          <w:rFonts w:ascii="Times New Roman" w:eastAsia="宋体" w:hAnsi="Times New Roman" w:cs="Times New Roman" w:hint="eastAsia"/>
-        </w:rPr>
-        <w:t>]</w:t>
+      <w:r>
+        <w:rPr>
+          <w:rFonts w:ascii="Times New Roman" w:eastAsia="宋体" w:hAnsi="Times New Roman" w:cs="Times New Roman" w:hint="eastAsia"/>
+        </w:rPr>
+        <w:t>SectionName,LoadFrom,StrictOrder,ShowUIName,[UseValue]</w:t>
       </w:r>
       <w:r>
         <w:rPr>
@@ -37059,372 +39095,6 @@
         <w:rPr>
           <w:rFonts w:ascii="Times New Roman" w:eastAsia="宋体" w:hAnsi="Times New Roman" w:cs="Times New Roman" w:hint="eastAsia"/>
         </w:rPr>
-        <w:t>ParamDesc</w:t>
-      </w:r>
-      <w:proofErr w:type="spellEnd"/>
-      <w:r>
-        <w:rPr>
-          <w:rFonts w:ascii="Times New Roman" w:eastAsia="宋体" w:hAnsi="Times New Roman" w:cs="Times New Roman" w:hint="eastAsia"/>
-        </w:rPr>
-        <w:t>为参数在编辑器中显示的名称，</w:t>
-      </w:r>
-      <w:proofErr w:type="spellStart"/>
-      <w:r>
-        <w:rPr>
-          <w:rFonts w:ascii="Times New Roman" w:eastAsia="宋体" w:hAnsi="Times New Roman" w:cs="Times New Roman" w:hint="eastAsia"/>
-        </w:rPr>
-        <w:t>ParamIndex</w:t>
-      </w:r>
-      <w:proofErr w:type="spellEnd"/>
-      <w:r>
-        <w:rPr>
-          <w:rFonts w:ascii="Times New Roman" w:eastAsia="宋体" w:hAnsi="Times New Roman" w:cs="Times New Roman" w:hint="eastAsia"/>
-        </w:rPr>
-        <w:t>为</w:t>
-      </w:r>
-      <w:r>
-        <w:rPr>
-          <w:rFonts w:ascii="Times New Roman" w:eastAsia="宋体" w:hAnsi="Times New Roman" w:cs="Times New Roman" w:hint="eastAsia"/>
-        </w:rPr>
-        <w:t>[</w:t>
-      </w:r>
-      <w:proofErr w:type="spellStart"/>
-      <w:r>
-        <w:rPr>
-          <w:rFonts w:ascii="Times New Roman" w:eastAsia="宋体" w:hAnsi="Times New Roman" w:cs="Times New Roman" w:hint="eastAsia"/>
-        </w:rPr>
-        <w:t>NewParamTypes</w:t>
-      </w:r>
-      <w:proofErr w:type="spellEnd"/>
-      <w:r>
-        <w:rPr>
-          <w:rFonts w:ascii="Times New Roman" w:eastAsia="宋体" w:hAnsi="Times New Roman" w:cs="Times New Roman" w:hint="eastAsia"/>
-        </w:rPr>
-        <w:t>]</w:t>
-      </w:r>
-      <w:r>
-        <w:rPr>
-          <w:rFonts w:ascii="Times New Roman" w:eastAsia="宋体" w:hAnsi="Times New Roman" w:cs="Times New Roman" w:hint="eastAsia"/>
-        </w:rPr>
-        <w:t>中对应的键，若填写了额外参数</w:t>
-      </w:r>
-      <w:proofErr w:type="spellStart"/>
-      <w:r>
-        <w:rPr>
-          <w:rFonts w:ascii="Times New Roman" w:eastAsia="宋体" w:hAnsi="Times New Roman" w:cs="Times New Roman" w:hint="eastAsia"/>
-        </w:rPr>
-        <w:t>ExtraParamDesc</w:t>
-      </w:r>
-      <w:proofErr w:type="spellEnd"/>
-      <w:r>
-        <w:rPr>
-          <w:rFonts w:ascii="Times New Roman" w:eastAsia="宋体" w:hAnsi="Times New Roman" w:cs="Times New Roman" w:hint="eastAsia"/>
-        </w:rPr>
-        <w:t>与</w:t>
-      </w:r>
-      <w:proofErr w:type="spellStart"/>
-      <w:r>
-        <w:rPr>
-          <w:rFonts w:ascii="Times New Roman" w:eastAsia="宋体" w:hAnsi="Times New Roman" w:cs="Times New Roman" w:hint="eastAsia"/>
-        </w:rPr>
-        <w:t>ExtraParamIndex</w:t>
-      </w:r>
-      <w:proofErr w:type="spellEnd"/>
-      <w:r>
-        <w:rPr>
-          <w:rFonts w:ascii="Times New Roman" w:eastAsia="宋体" w:hAnsi="Times New Roman" w:cs="Times New Roman" w:hint="eastAsia"/>
-        </w:rPr>
-        <w:t>，则表示该脚本使用了额外参数，作用同前两项</w:t>
-      </w:r>
-    </w:p>
-    <w:p>
-      <w:pPr>
-        <w:rPr>
-          <w:rFonts w:ascii="Times New Roman" w:eastAsia="宋体" w:hAnsi="Times New Roman" w:cs="Times New Roman"/>
-          <w:b/>
-          <w:bCs/>
-        </w:rPr>
-      </w:pPr>
-      <w:r>
-        <w:rPr>
-          <w:rFonts w:ascii="Times New Roman" w:eastAsia="宋体" w:hAnsi="Times New Roman" w:cs="Times New Roman" w:hint="eastAsia"/>
-          <w:b/>
-          <w:bCs/>
-        </w:rPr>
-        <w:t>[</w:t>
-      </w:r>
-      <w:proofErr w:type="spellStart"/>
-      <w:r>
-        <w:rPr>
-          <w:rFonts w:ascii="Times New Roman" w:eastAsia="宋体" w:hAnsi="Times New Roman" w:cs="Times New Roman" w:hint="eastAsia"/>
-          <w:b/>
-          <w:bCs/>
-        </w:rPr>
-        <w:t>ParamTypes</w:t>
-      </w:r>
-      <w:proofErr w:type="spellEnd"/>
-      <w:r>
-        <w:rPr>
-          <w:rFonts w:ascii="Times New Roman" w:eastAsia="宋体" w:hAnsi="Times New Roman" w:cs="Times New Roman" w:hint="eastAsia"/>
-          <w:b/>
-          <w:bCs/>
-        </w:rPr>
-        <w:t xml:space="preserve">] ; </w:t>
-      </w:r>
-      <w:r>
-        <w:rPr>
-          <w:rFonts w:ascii="Times New Roman" w:eastAsia="宋体" w:hAnsi="Times New Roman" w:cs="Times New Roman" w:hint="eastAsia"/>
-          <w:b/>
-          <w:bCs/>
-        </w:rPr>
-        <w:t>触发编辑器中读取的参数列表</w:t>
-      </w:r>
-    </w:p>
-    <w:p>
-      <w:pPr>
-        <w:ind w:firstLineChars="200" w:firstLine="440"/>
-        <w:rPr>
-          <w:rFonts w:ascii="Times New Roman" w:eastAsia="宋体" w:hAnsi="Times New Roman" w:cs="Times New Roman"/>
-        </w:rPr>
-      </w:pPr>
-      <w:r>
-        <w:rPr>
-          <w:rFonts w:ascii="Times New Roman" w:eastAsia="宋体" w:hAnsi="Times New Roman" w:cs="Times New Roman" w:hint="eastAsia"/>
-        </w:rPr>
-        <w:t>Index</w:t>
-      </w:r>
-      <w:r>
-        <w:rPr>
-          <w:rFonts w:ascii="Times New Roman" w:eastAsia="宋体" w:hAnsi="Times New Roman" w:cs="Times New Roman" w:hint="eastAsia"/>
-        </w:rPr>
-        <w:t>=</w:t>
-      </w:r>
-      <w:proofErr w:type="spellStart"/>
-      <w:r>
-        <w:rPr>
-          <w:rFonts w:ascii="Times New Roman" w:eastAsia="宋体" w:hAnsi="Times New Roman" w:cs="Times New Roman" w:hint="eastAsia"/>
-        </w:rPr>
-        <w:t>Param</w:t>
-      </w:r>
-      <w:r>
-        <w:rPr>
-          <w:rFonts w:ascii="Times New Roman" w:eastAsia="宋体" w:hAnsi="Times New Roman" w:cs="Times New Roman" w:hint="eastAsia"/>
-        </w:rPr>
-        <w:t>D</w:t>
-      </w:r>
-      <w:r>
-        <w:rPr>
-          <w:rFonts w:ascii="Times New Roman" w:eastAsia="宋体" w:hAnsi="Times New Roman" w:cs="Times New Roman" w:hint="eastAsia"/>
-        </w:rPr>
-        <w:t>esc</w:t>
-      </w:r>
-      <w:r>
-        <w:rPr>
-          <w:rFonts w:ascii="Times New Roman" w:eastAsia="宋体" w:hAnsi="Times New Roman" w:cs="Times New Roman" w:hint="eastAsia"/>
-        </w:rPr>
-        <w:t>,</w:t>
-      </w:r>
-      <w:r>
-        <w:rPr>
-          <w:rFonts w:ascii="Times New Roman" w:eastAsia="宋体" w:hAnsi="Times New Roman" w:cs="Times New Roman" w:hint="eastAsia"/>
-        </w:rPr>
-        <w:t>Param</w:t>
-      </w:r>
-      <w:r>
-        <w:rPr>
-          <w:rFonts w:ascii="Times New Roman" w:eastAsia="宋体" w:hAnsi="Times New Roman" w:cs="Times New Roman" w:hint="eastAsia"/>
-        </w:rPr>
-        <w:t>Index</w:t>
-      </w:r>
-      <w:proofErr w:type="spellEnd"/>
-      <w:r>
-        <w:rPr>
-          <w:rFonts w:ascii="Times New Roman" w:eastAsia="宋体" w:hAnsi="Times New Roman" w:cs="Times New Roman" w:hint="eastAsia"/>
-        </w:rPr>
-        <w:t>,[</w:t>
-      </w:r>
-      <w:proofErr w:type="spellStart"/>
-      <w:r>
-        <w:rPr>
-          <w:rFonts w:ascii="Times New Roman" w:eastAsia="宋体" w:hAnsi="Times New Roman" w:cs="Times New Roman" w:hint="eastAsia"/>
-        </w:rPr>
-        <w:t>SpecialParam</w:t>
-      </w:r>
-      <w:proofErr w:type="spellEnd"/>
-      <w:r>
-        <w:rPr>
-          <w:rFonts w:ascii="Times New Roman" w:eastAsia="宋体" w:hAnsi="Times New Roman" w:cs="Times New Roman" w:hint="eastAsia"/>
-        </w:rPr>
-        <w:t xml:space="preserve">] ; </w:t>
-      </w:r>
-      <w:proofErr w:type="spellStart"/>
-      <w:r>
-        <w:rPr>
-          <w:rFonts w:ascii="Times New Roman" w:eastAsia="宋体" w:hAnsi="Times New Roman" w:cs="Times New Roman" w:hint="eastAsia"/>
-        </w:rPr>
-        <w:t>ParamDesc</w:t>
-      </w:r>
-      <w:proofErr w:type="spellEnd"/>
-      <w:r>
-        <w:rPr>
-          <w:rFonts w:ascii="Times New Roman" w:eastAsia="宋体" w:hAnsi="Times New Roman" w:cs="Times New Roman" w:hint="eastAsia"/>
-        </w:rPr>
-        <w:t>为参数在编辑器中显示的名称，</w:t>
-      </w:r>
-      <w:proofErr w:type="spellStart"/>
-      <w:r>
-        <w:rPr>
-          <w:rFonts w:ascii="Times New Roman" w:eastAsia="宋体" w:hAnsi="Times New Roman" w:cs="Times New Roman" w:hint="eastAsia"/>
-        </w:rPr>
-        <w:t>ParamIndex</w:t>
-      </w:r>
-      <w:proofErr w:type="spellEnd"/>
-      <w:r>
-        <w:rPr>
-          <w:rFonts w:ascii="Times New Roman" w:eastAsia="宋体" w:hAnsi="Times New Roman" w:cs="Times New Roman" w:hint="eastAsia"/>
-        </w:rPr>
-        <w:t>为</w:t>
-      </w:r>
-      <w:r>
-        <w:rPr>
-          <w:rFonts w:ascii="Times New Roman" w:eastAsia="宋体" w:hAnsi="Times New Roman" w:cs="Times New Roman" w:hint="eastAsia"/>
-        </w:rPr>
-        <w:t>[</w:t>
-      </w:r>
-      <w:proofErr w:type="spellStart"/>
-      <w:r>
-        <w:rPr>
-          <w:rFonts w:ascii="Times New Roman" w:eastAsia="宋体" w:hAnsi="Times New Roman" w:cs="Times New Roman" w:hint="eastAsia"/>
-        </w:rPr>
-        <w:t>NewParamTypes</w:t>
-      </w:r>
-      <w:proofErr w:type="spellEnd"/>
-      <w:r>
-        <w:rPr>
-          <w:rFonts w:ascii="Times New Roman" w:eastAsia="宋体" w:hAnsi="Times New Roman" w:cs="Times New Roman" w:hint="eastAsia"/>
-        </w:rPr>
-        <w:t>]</w:t>
-      </w:r>
-      <w:r>
-        <w:rPr>
-          <w:rFonts w:ascii="Times New Roman" w:eastAsia="宋体" w:hAnsi="Times New Roman" w:cs="Times New Roman" w:hint="eastAsia"/>
-        </w:rPr>
-        <w:t>中对应的键</w:t>
-      </w:r>
-      <w:r>
-        <w:rPr>
-          <w:rFonts w:ascii="Times New Roman" w:eastAsia="宋体" w:hAnsi="Times New Roman" w:cs="Times New Roman" w:hint="eastAsia"/>
-        </w:rPr>
-        <w:t>。</w:t>
-      </w:r>
-      <w:proofErr w:type="spellStart"/>
-      <w:r>
-        <w:rPr>
-          <w:rFonts w:ascii="Times New Roman" w:eastAsia="宋体" w:hAnsi="Times New Roman" w:cs="Times New Roman" w:hint="eastAsia"/>
-        </w:rPr>
-        <w:t>SpecialParam</w:t>
-      </w:r>
-      <w:proofErr w:type="spellEnd"/>
-      <w:r>
-        <w:rPr>
-          <w:rFonts w:ascii="Times New Roman" w:eastAsia="宋体" w:hAnsi="Times New Roman" w:cs="Times New Roman" w:hint="eastAsia"/>
-        </w:rPr>
-        <w:t>仅用于少部分触发事件中。</w:t>
-      </w:r>
-    </w:p>
-    <w:p>
-      <w:pPr>
-        <w:rPr>
-          <w:rFonts w:ascii="Times New Roman" w:eastAsia="宋体" w:hAnsi="Times New Roman" w:cs="Times New Roman"/>
-          <w:b/>
-          <w:bCs/>
-        </w:rPr>
-      </w:pPr>
-      <w:r>
-        <w:rPr>
-          <w:rFonts w:ascii="Times New Roman" w:eastAsia="宋体" w:hAnsi="Times New Roman" w:cs="Times New Roman" w:hint="eastAsia"/>
-          <w:b/>
-          <w:bCs/>
-        </w:rPr>
-        <w:t>[</w:t>
-      </w:r>
-      <w:proofErr w:type="spellStart"/>
-      <w:r>
-        <w:rPr>
-          <w:rFonts w:ascii="Times New Roman" w:eastAsia="宋体" w:hAnsi="Times New Roman" w:cs="Times New Roman" w:hint="eastAsia"/>
-          <w:b/>
-          <w:bCs/>
-        </w:rPr>
-        <w:t>NewParamTypes</w:t>
-      </w:r>
-      <w:proofErr w:type="spellEnd"/>
-      <w:r>
-        <w:rPr>
-          <w:rFonts w:ascii="Times New Roman" w:eastAsia="宋体" w:hAnsi="Times New Roman" w:cs="Times New Roman" w:hint="eastAsia"/>
-          <w:b/>
-          <w:bCs/>
-        </w:rPr>
-        <w:t>]</w:t>
-      </w:r>
-      <w:r>
-        <w:rPr>
-          <w:rFonts w:ascii="Times New Roman" w:eastAsia="宋体" w:hAnsi="Times New Roman" w:cs="Times New Roman" w:hint="eastAsia"/>
-          <w:b/>
-          <w:bCs/>
-        </w:rPr>
-        <w:t xml:space="preserve"> ; </w:t>
-      </w:r>
-      <w:r>
-        <w:rPr>
-          <w:rFonts w:ascii="Times New Roman" w:eastAsia="宋体" w:hAnsi="Times New Roman" w:cs="Times New Roman" w:hint="eastAsia"/>
-          <w:b/>
-          <w:bCs/>
-        </w:rPr>
-        <w:t>动作脚本和触发编辑器参数读取的具体定义</w:t>
-      </w:r>
-    </w:p>
-    <w:p>
-      <w:pPr>
-        <w:ind w:firstLineChars="200" w:firstLine="440"/>
-        <w:rPr>
-          <w:rFonts w:ascii="Times New Roman" w:eastAsia="宋体" w:hAnsi="Times New Roman" w:cs="Times New Roman"/>
-        </w:rPr>
-      </w:pPr>
-      <w:r>
-        <w:rPr>
-          <w:rFonts w:ascii="Times New Roman" w:eastAsia="宋体" w:hAnsi="Times New Roman" w:cs="Times New Roman" w:hint="eastAsia"/>
-        </w:rPr>
-        <w:t>Param</w:t>
-      </w:r>
-      <w:r>
-        <w:rPr>
-          <w:rFonts w:ascii="Times New Roman" w:eastAsia="宋体" w:hAnsi="Times New Roman" w:cs="Times New Roman" w:hint="eastAsia"/>
-        </w:rPr>
-        <w:t>Index</w:t>
-      </w:r>
-      <w:r>
-        <w:rPr>
-          <w:rFonts w:ascii="Times New Roman" w:eastAsia="宋体" w:hAnsi="Times New Roman" w:cs="Times New Roman" w:hint="eastAsia"/>
-        </w:rPr>
-        <w:t>=</w:t>
-      </w:r>
-      <w:r>
-        <w:rPr>
-          <w:rFonts w:ascii="Times New Roman" w:eastAsia="宋体" w:hAnsi="Times New Roman" w:cs="Times New Roman" w:hint="eastAsia"/>
-        </w:rPr>
-        <w:t>SectionName,LoadFrom,StrictOrder,ShowUIName,[UseValue]</w:t>
-      </w:r>
-      <w:r>
-        <w:rPr>
-          <w:rFonts w:ascii="Times New Roman" w:eastAsia="宋体" w:hAnsi="Times New Roman" w:cs="Times New Roman" w:hint="eastAsia"/>
-        </w:rPr>
-        <w:t xml:space="preserve"> ; </w:t>
-      </w:r>
-      <w:proofErr w:type="spellStart"/>
-      <w:r>
-        <w:rPr>
-          <w:rFonts w:ascii="Times New Roman" w:eastAsia="宋体" w:hAnsi="Times New Roman" w:cs="Times New Roman" w:hint="eastAsia"/>
-        </w:rPr>
         <w:t>SectionName</w:t>
       </w:r>
       <w:proofErr w:type="spellEnd"/>
@@ -37666,11 +39336,19 @@
         </w:rPr>
         <w:t>1=</w:t>
       </w:r>
-      <w:r>
-        <w:rPr>
-          <w:rFonts w:ascii="Times New Roman" w:eastAsia="宋体" w:hAnsi="Times New Roman" w:cs="Times New Roman" w:hint="eastAsia"/>
-        </w:rPr>
-        <w:t>将键转化为从</w:t>
+      <w:proofErr w:type="gramStart"/>
+      <w:r>
+        <w:rPr>
+          <w:rFonts w:ascii="Times New Roman" w:eastAsia="宋体" w:hAnsi="Times New Roman" w:cs="Times New Roman" w:hint="eastAsia"/>
+        </w:rPr>
+        <w:t>将键转化</w:t>
+      </w:r>
+      <w:proofErr w:type="gramEnd"/>
+      <w:r>
+        <w:rPr>
+          <w:rFonts w:ascii="Times New Roman" w:eastAsia="宋体" w:hAnsi="Times New Roman" w:cs="Times New Roman" w:hint="eastAsia"/>
+        </w:rPr>
+        <w:t>为从</w:t>
       </w:r>
       <w:r>
         <w:rPr>
@@ -38526,13 +40204,23 @@
         <w:t>XXX</w:t>
       </w:r>
       <w:proofErr w:type="spellEnd"/>
-      <w:r>
-        <w:rPr>
-          <w:rFonts w:ascii="Times New Roman" w:eastAsia="宋体" w:hAnsi="Times New Roman" w:cs="Times New Roman" w:hint="eastAsia"/>
-          <w:b/>
-          <w:bCs/>
-        </w:rPr>
-        <w:t xml:space="preserve">] ; </w:t>
+      <w:proofErr w:type="gramStart"/>
+      <w:r>
+        <w:rPr>
+          <w:rFonts w:ascii="Times New Roman" w:eastAsia="宋体" w:hAnsi="Times New Roman" w:cs="Times New Roman" w:hint="eastAsia"/>
+          <w:b/>
+          <w:bCs/>
+        </w:rPr>
+        <w:t>] ;</w:t>
+      </w:r>
+      <w:proofErr w:type="gramEnd"/>
+      <w:r>
+        <w:rPr>
+          <w:rFonts w:ascii="Times New Roman" w:eastAsia="宋体" w:hAnsi="Times New Roman" w:cs="Times New Roman" w:hint="eastAsia"/>
+          <w:b/>
+          <w:bCs/>
+        </w:rPr>
+        <w:t xml:space="preserve"> </w:t>
       </w:r>
       <w:proofErr w:type="spellStart"/>
       <w:r>
@@ -39029,6 +40717,7 @@
         </w:rPr>
         <w:t>Theater</w:t>
       </w:r>
+      <w:proofErr w:type="gramStart"/>
       <w:r>
         <w:rPr>
           <w:rFonts w:ascii="Times New Roman" w:eastAsia="宋体" w:hAnsi="Times New Roman" w:cs="Times New Roman" w:hint="eastAsia"/>
@@ -39041,6 +40730,7 @@
         </w:rPr>
         <w:t>Theater</w:t>
       </w:r>
+      <w:proofErr w:type="gramEnd"/>
       <w:r>
         <w:rPr>
           <w:rFonts w:ascii="Times New Roman" w:eastAsia="宋体" w:hAnsi="Times New Roman" w:cs="Times New Roman" w:hint="eastAsia"/>
@@ -39532,7 +41222,21 @@
         <w:rPr>
           <w:rFonts w:ascii="Times New Roman" w:eastAsia="宋体" w:hAnsi="Times New Roman" w:cs="Times New Roman" w:hint="eastAsia"/>
         </w:rPr>
-        <w:t>TileIndex1,TileIndex2,</w:t>
+        <w:t>TileIndex</w:t>
+      </w:r>
+      <w:proofErr w:type="gramStart"/>
+      <w:r>
+        <w:rPr>
+          <w:rFonts w:ascii="Times New Roman" w:eastAsia="宋体" w:hAnsi="Times New Roman" w:cs="Times New Roman" w:hint="eastAsia"/>
+        </w:rPr>
+        <w:t>1,TileIndex</w:t>
+      </w:r>
+      <w:proofErr w:type="gramEnd"/>
+      <w:r>
+        <w:rPr>
+          <w:rFonts w:ascii="Times New Roman" w:eastAsia="宋体" w:hAnsi="Times New Roman" w:cs="Times New Roman" w:hint="eastAsia"/>
+        </w:rPr>
+        <w:t>2,</w:t>
       </w:r>
       <w:r>
         <w:rPr>
@@ -40009,8 +41713,16 @@
         <w:rPr>
           <w:rFonts w:ascii="Times New Roman" w:eastAsia="宋体" w:hAnsi="Times New Roman" w:cs="Times New Roman" w:hint="eastAsia"/>
         </w:rPr>
-        <w:t>生成地形的缩放系数，越小地形块越细碎</w:t>
-      </w:r>
+        <w:t>生成地形的缩放系数，越小</w:t>
+      </w:r>
+      <w:proofErr w:type="gramStart"/>
+      <w:r>
+        <w:rPr>
+          <w:rFonts w:ascii="Times New Roman" w:eastAsia="宋体" w:hAnsi="Times New Roman" w:cs="Times New Roman" w:hint="eastAsia"/>
+        </w:rPr>
+        <w:t>地形块越细碎</w:t>
+      </w:r>
+      <w:proofErr w:type="gramEnd"/>
     </w:p>
     <w:p>
       <w:pPr>
@@ -40031,6 +41743,7 @@
         </w:rPr>
         <w:t>Theater</w:t>
       </w:r>
+      <w:proofErr w:type="gramStart"/>
       <w:r>
         <w:rPr>
           <w:rFonts w:ascii="Times New Roman" w:eastAsia="宋体" w:hAnsi="Times New Roman" w:cs="Times New Roman" w:hint="eastAsia"/>
@@ -40043,6 +41756,7 @@
         </w:rPr>
         <w:t>Theater</w:t>
       </w:r>
+      <w:proofErr w:type="gramEnd"/>
       <w:r>
         <w:rPr>
           <w:rFonts w:ascii="Times New Roman" w:eastAsia="宋体" w:hAnsi="Times New Roman" w:cs="Times New Roman" w:hint="eastAsia"/>
@@ -40252,7 +41966,21 @@
         <w:rPr>
           <w:rFonts w:ascii="Times New Roman" w:eastAsia="宋体" w:hAnsi="Times New Roman" w:cs="Times New Roman" w:hint="eastAsia"/>
         </w:rPr>
-        <w:t>Index1,Index2,</w:t>
+        <w:t>Index</w:t>
+      </w:r>
+      <w:proofErr w:type="gramStart"/>
+      <w:r>
+        <w:rPr>
+          <w:rFonts w:ascii="Times New Roman" w:eastAsia="宋体" w:hAnsi="Times New Roman" w:cs="Times New Roman" w:hint="eastAsia"/>
+        </w:rPr>
+        <w:t>1,Index</w:t>
+      </w:r>
+      <w:proofErr w:type="gramEnd"/>
+      <w:r>
+        <w:rPr>
+          <w:rFonts w:ascii="Times New Roman" w:eastAsia="宋体" w:hAnsi="Times New Roman" w:cs="Times New Roman" w:hint="eastAsia"/>
+        </w:rPr>
+        <w:t>2,</w:t>
       </w:r>
       <w:r>
         <w:rPr>
@@ -40332,7 +42060,21 @@
         <w:rPr>
           <w:rFonts w:ascii="Times New Roman" w:eastAsia="宋体" w:hAnsi="Times New Roman" w:cs="Times New Roman" w:hint="eastAsia"/>
         </w:rPr>
-        <w:t>=Chance,Index1,</w:t>
+        <w:t>=</w:t>
+      </w:r>
+      <w:proofErr w:type="gramStart"/>
+      <w:r>
+        <w:rPr>
+          <w:rFonts w:ascii="Times New Roman" w:eastAsia="宋体" w:hAnsi="Times New Roman" w:cs="Times New Roman" w:hint="eastAsia"/>
+        </w:rPr>
+        <w:t>Chance,Index</w:t>
+      </w:r>
+      <w:proofErr w:type="gramEnd"/>
+      <w:r>
+        <w:rPr>
+          <w:rFonts w:ascii="Times New Roman" w:eastAsia="宋体" w:hAnsi="Times New Roman" w:cs="Times New Roman" w:hint="eastAsia"/>
+        </w:rPr>
+        <w:t>1,</w:t>
       </w:r>
       <w:r>
         <w:rPr>
@@ -40440,7 +42182,21 @@
         <w:rPr>
           <w:rFonts w:ascii="Times New Roman" w:eastAsia="宋体" w:hAnsi="Times New Roman" w:cs="Times New Roman" w:hint="eastAsia"/>
         </w:rPr>
-        <w:t>Index1,Index2,</w:t>
+        <w:t>Index</w:t>
+      </w:r>
+      <w:proofErr w:type="gramStart"/>
+      <w:r>
+        <w:rPr>
+          <w:rFonts w:ascii="Times New Roman" w:eastAsia="宋体" w:hAnsi="Times New Roman" w:cs="Times New Roman" w:hint="eastAsia"/>
+        </w:rPr>
+        <w:t>1,Index</w:t>
+      </w:r>
+      <w:proofErr w:type="gramEnd"/>
+      <w:r>
+        <w:rPr>
+          <w:rFonts w:ascii="Times New Roman" w:eastAsia="宋体" w:hAnsi="Times New Roman" w:cs="Times New Roman" w:hint="eastAsia"/>
+        </w:rPr>
+        <w:t>2,</w:t>
       </w:r>
       <w:r>
         <w:rPr>
@@ -40509,11 +42265,19 @@
         </w:rPr>
         <w:t>=</w:t>
       </w:r>
-      <w:r>
-        <w:rPr>
-          <w:rFonts w:ascii="Times New Roman" w:eastAsia="宋体" w:hAnsi="Times New Roman" w:cs="Times New Roman" w:hint="eastAsia"/>
-        </w:rPr>
-        <w:t>Chance,ID1,</w:t>
+      <w:proofErr w:type="gramStart"/>
+      <w:r>
+        <w:rPr>
+          <w:rFonts w:ascii="Times New Roman" w:eastAsia="宋体" w:hAnsi="Times New Roman" w:cs="Times New Roman" w:hint="eastAsia"/>
+        </w:rPr>
+        <w:t>Chance,ID</w:t>
+      </w:r>
+      <w:proofErr w:type="gramEnd"/>
+      <w:r>
+        <w:rPr>
+          <w:rFonts w:ascii="Times New Roman" w:eastAsia="宋体" w:hAnsi="Times New Roman" w:cs="Times New Roman" w:hint="eastAsia"/>
+        </w:rPr>
+        <w:t>1,</w:t>
       </w:r>
       <w:r>
         <w:rPr>
@@ -40604,11 +42368,19 @@
         </w:rPr>
         <w:t>=</w:t>
       </w:r>
-      <w:r>
-        <w:rPr>
-          <w:rFonts w:ascii="Times New Roman" w:eastAsia="宋体" w:hAnsi="Times New Roman" w:cs="Times New Roman" w:hint="eastAsia"/>
-        </w:rPr>
-        <w:t>Chance,ID1,</w:t>
+      <w:proofErr w:type="gramStart"/>
+      <w:r>
+        <w:rPr>
+          <w:rFonts w:ascii="Times New Roman" w:eastAsia="宋体" w:hAnsi="Times New Roman" w:cs="Times New Roman" w:hint="eastAsia"/>
+        </w:rPr>
+        <w:t>Chance,ID</w:t>
+      </w:r>
+      <w:proofErr w:type="gramEnd"/>
+      <w:r>
+        <w:rPr>
+          <w:rFonts w:ascii="Times New Roman" w:eastAsia="宋体" w:hAnsi="Times New Roman" w:cs="Times New Roman" w:hint="eastAsia"/>
+        </w:rPr>
+        <w:t>1,</w:t>
       </w:r>
       <w:r>
         <w:rPr>
@@ -41825,7 +43597,21 @@
         <w:rPr>
           <w:rFonts w:ascii="Times New Roman" w:eastAsia="宋体" w:hAnsi="Times New Roman" w:cs="Times New Roman" w:hint="eastAsia"/>
         </w:rPr>
-        <w:t>标记单位被格式刷修改的图像</w:t>
+        <w:t>标记单位被格式</w:t>
+      </w:r>
+      <w:proofErr w:type="gramStart"/>
+      <w:r>
+        <w:rPr>
+          <w:rFonts w:ascii="Times New Roman" w:eastAsia="宋体" w:hAnsi="Times New Roman" w:cs="Times New Roman" w:hint="eastAsia"/>
+        </w:rPr>
+        <w:t>刷修改</w:t>
+      </w:r>
+      <w:proofErr w:type="gramEnd"/>
+      <w:r>
+        <w:rPr>
+          <w:rFonts w:ascii="Times New Roman" w:eastAsia="宋体" w:hAnsi="Times New Roman" w:cs="Times New Roman" w:hint="eastAsia"/>
+        </w:rPr>
+        <w:t>的图像</w:t>
       </w:r>
     </w:p>
     <w:p>
@@ -42227,7 +44013,7 @@
         <v:path o:extrusionok="f" gradientshapeok="t" o:connecttype="rect"/>
         <o:lock v:ext="edit" aspectratio="t"/>
       </v:shapetype>
-      <v:shape id="_x0000_i1032" type="#_x0000_t75" style="width:11.25pt;height:11.25pt" o:bullet="t">
+      <v:shape id="_x0000_i1042" type="#_x0000_t75" style="width:11.25pt;height:11.25pt" o:bullet="t">
         <v:imagedata r:id="rId1" o:title="mso9A9A"/>
       </v:shape>
     </w:pict>

--- a/Supplementary/文档/FA2SP HDM Edition说明文档.docx
+++ b/Supplementary/文档/FA2SP HDM Edition说明文档.docx
@@ -174,7 +174,7 @@
           <w:rFonts w:ascii="宋体" w:eastAsia="宋体" w:hAnsi="宋体" w:hint="eastAsia"/>
           <w:sz w:val="24"/>
         </w:rPr>
-        <w:t>7</w:t>
+        <w:t>8</w:t>
       </w:r>
     </w:p>
     <w:p>
@@ -246,7 +246,7 @@
           <w:sz w:val="28"/>
           <w:szCs w:val="32"/>
         </w:rPr>
-        <w:t>7</w:t>
+        <w:t>8</w:t>
       </w:r>
       <w:r>
         <w:rPr>
@@ -819,6 +819,78 @@
         <w:pStyle w:val="a9"/>
         <w:numPr>
           <w:ilvl w:val="0"/>
+          <w:numId w:val="11"/>
+        </w:numPr>
+        <w:rPr>
+          <w:rFonts w:ascii="Times New Roman" w:eastAsia="宋体" w:hAnsi="Times New Roman" w:cs="Times New Roman"/>
+        </w:rPr>
+      </w:pPr>
+      <w:r>
+        <w:rPr>
+          <w:rFonts w:ascii="Times New Roman" w:eastAsia="宋体" w:hAnsi="Times New Roman" w:cs="Times New Roman" w:hint="eastAsia"/>
+        </w:rPr>
+        <w:t>FAData.ini</w:t>
+      </w:r>
+      <w:r>
+        <w:rPr>
+          <w:rFonts w:ascii="Times New Roman" w:eastAsia="宋体" w:hAnsi="Times New Roman" w:cs="Times New Roman" w:hint="eastAsia"/>
+        </w:rPr>
+        <w:t>、</w:t>
+      </w:r>
+      <w:r>
+        <w:rPr>
+          <w:rFonts w:ascii="Times New Roman" w:eastAsia="宋体" w:hAnsi="Times New Roman" w:cs="Times New Roman" w:hint="eastAsia"/>
+        </w:rPr>
+        <w:t>FALanguage.ini</w:t>
+      </w:r>
+      <w:r>
+        <w:rPr>
+          <w:rFonts w:ascii="Times New Roman" w:eastAsia="宋体" w:hAnsi="Times New Roman" w:cs="Times New Roman" w:hint="eastAsia"/>
+        </w:rPr>
+        <w:t>支持使用</w:t>
+      </w:r>
+      <w:r>
+        <w:rPr>
+          <w:rFonts w:ascii="Times New Roman" w:eastAsia="宋体" w:hAnsi="Times New Roman" w:cs="Times New Roman" w:hint="eastAsia"/>
+        </w:rPr>
+        <w:t>+=</w:t>
+      </w:r>
+      <w:r>
+        <w:rPr>
+          <w:rFonts w:ascii="Times New Roman" w:eastAsia="宋体" w:hAnsi="Times New Roman" w:cs="Times New Roman" w:hint="eastAsia"/>
+        </w:rPr>
+        <w:t>填写注册表小节（如</w:t>
+      </w:r>
+      <w:r>
+        <w:rPr>
+          <w:rFonts w:ascii="Times New Roman" w:eastAsia="宋体" w:hAnsi="Times New Roman" w:cs="Times New Roman" w:hint="eastAsia"/>
+        </w:rPr>
+        <w:t>[</w:t>
+      </w:r>
+      <w:r>
+        <w:rPr>
+          <w:rFonts w:ascii="Times New Roman" w:eastAsia="宋体" w:hAnsi="Times New Roman" w:cs="Times New Roman" w:hint="eastAsia"/>
+        </w:rPr>
+        <w:t>IgnoreRA2</w:t>
+      </w:r>
+      <w:r>
+        <w:rPr>
+          <w:rFonts w:ascii="Times New Roman" w:eastAsia="宋体" w:hAnsi="Times New Roman" w:cs="Times New Roman" w:hint="eastAsia"/>
+        </w:rPr>
+        <w:t>]</w:t>
+      </w:r>
+      <w:r>
+        <w:rPr>
+          <w:rFonts w:ascii="Times New Roman" w:eastAsia="宋体" w:hAnsi="Times New Roman" w:cs="Times New Roman" w:hint="eastAsia"/>
+        </w:rPr>
+        <w:t>）</w:t>
+      </w:r>
+    </w:p>
+    <w:p>
+      <w:pPr>
+        <w:pStyle w:val="a9"/>
+        <w:numPr>
+          <w:ilvl w:val="0"/>
           <w:numId w:val="10"/>
         </w:numPr>
         <w:rPr>
@@ -965,6 +1037,7 @@
         <w:rPr>
           <w:rFonts w:ascii="Times New Roman" w:eastAsia="宋体" w:hAnsi="Times New Roman" w:cs="Times New Roman" w:hint="eastAsia"/>
         </w:rPr>
+        <w:lastRenderedPageBreak/>
         <w:t>为基地节点渲染自定义军衔</w:t>
       </w:r>
     </w:p>
@@ -983,7 +1056,6 @@
         <w:rPr>
           <w:rFonts w:ascii="Times New Roman" w:eastAsia="宋体" w:hAnsi="Times New Roman" w:cs="Times New Roman" w:hint="eastAsia"/>
         </w:rPr>
-        <w:lastRenderedPageBreak/>
         <w:t>支持将地图文件关联至启动器，直接打开地图；支持将地图拖拽至启动器打开，详见</w:t>
       </w:r>
       <w:r>
@@ -1980,6 +2052,7 @@
         <w:rPr>
           <w:rFonts w:ascii="Times New Roman" w:eastAsia="宋体" w:hAnsi="Times New Roman" w:cs="Times New Roman" w:hint="eastAsia"/>
         </w:rPr>
+        <w:lastRenderedPageBreak/>
         <w:t>InGameDisplay.RemapableOverlay</w:t>
       </w:r>
     </w:p>
@@ -1998,7 +2071,6 @@
         <w:rPr>
           <w:rFonts w:ascii="Times New Roman" w:eastAsia="宋体" w:hAnsi="Times New Roman" w:cs="Times New Roman" w:hint="eastAsia"/>
         </w:rPr>
-        <w:lastRenderedPageBreak/>
         <w:t>恢复心灵终结中被错误隐藏的部分地形组</w:t>
       </w:r>
     </w:p>
@@ -2959,6 +3031,7 @@
         <w:rPr>
           <w:rFonts w:ascii="Times New Roman" w:eastAsia="宋体" w:hAnsi="Times New Roman" w:cs="Times New Roman" w:hint="eastAsia"/>
         </w:rPr>
+        <w:lastRenderedPageBreak/>
         <w:t>物品浏览器</w:t>
       </w:r>
       <w:r>
@@ -2983,14 +3056,7 @@
         <w:rPr>
           <w:rFonts w:ascii="Times New Roman" w:eastAsia="宋体" w:hAnsi="Times New Roman" w:cs="Times New Roman" w:hint="eastAsia"/>
         </w:rPr>
-        <w:t>水晶不能将矿石放在斜坡上（不影响地形浏览器中的</w:t>
-      </w:r>
-      <w:r>
-        <w:rPr>
-          <w:rFonts w:ascii="Times New Roman" w:eastAsia="宋体" w:hAnsi="Times New Roman" w:cs="Times New Roman" w:hint="eastAsia"/>
-        </w:rPr>
-        <w:lastRenderedPageBreak/>
-        <w:t>摆放）</w:t>
+        <w:t>水晶不能将矿石放在斜坡上（不影响地形浏览器中的摆放）</w:t>
       </w:r>
     </w:p>
     <w:p>
@@ -4074,6 +4140,7 @@
         <w:rPr>
           <w:rFonts w:ascii="Times New Roman" w:eastAsia="宋体" w:hAnsi="Times New Roman" w:cs="Times New Roman" w:hint="eastAsia"/>
         </w:rPr>
+        <w:lastRenderedPageBreak/>
         <w:t>修复地形生成器的显示范围比划定范围宽一格的</w:t>
       </w:r>
       <w:r>
@@ -4098,7 +4165,6 @@
         <w:rPr>
           <w:rFonts w:ascii="Times New Roman" w:eastAsia="宋体" w:hAnsi="Times New Roman" w:cs="Times New Roman" w:hint="eastAsia"/>
         </w:rPr>
-        <w:lastRenderedPageBreak/>
         <w:t>支持自定义加载嵌套</w:t>
       </w:r>
       <w:r>
@@ -5159,6 +5225,7 @@
         <w:rPr>
           <w:rFonts w:ascii="Times New Roman" w:eastAsia="宋体" w:hAnsi="Times New Roman" w:cs="Times New Roman" w:hint="eastAsia"/>
         </w:rPr>
+        <w:lastRenderedPageBreak/>
         <w:t>粘贴功能支持按</w:t>
       </w:r>
       <w:r>
@@ -5189,7 +5256,6 @@
         <w:rPr>
           <w:rFonts w:ascii="Times New Roman" w:eastAsia="宋体" w:hAnsi="Times New Roman" w:cs="Times New Roman" w:hint="eastAsia"/>
         </w:rPr>
-        <w:lastRenderedPageBreak/>
         <w:t>优化地形与阴影的覆盖关系，使渲染更接近游戏内效果</w:t>
       </w:r>
     </w:p>

--- a/Supplementary/文档/FA2SP HDM Edition说明文档.docx
+++ b/Supplementary/文档/FA2SP HDM Edition说明文档.docx
@@ -174,7 +174,7 @@
           <w:rFonts w:ascii="宋体" w:eastAsia="宋体" w:hAnsi="宋体" w:hint="eastAsia"/>
           <w:sz w:val="24"/>
         </w:rPr>
-        <w:t>8</w:t>
+        <w:t>9</w:t>
       </w:r>
     </w:p>
     <w:p>
@@ -246,7 +246,7 @@
           <w:sz w:val="28"/>
           <w:szCs w:val="32"/>
         </w:rPr>
-        <w:t>8</w:t>
+        <w:t>9</w:t>
       </w:r>
       <w:r>
         <w:rPr>
@@ -891,6 +891,48 @@
         <w:pStyle w:val="a9"/>
         <w:numPr>
           <w:ilvl w:val="0"/>
+          <w:numId w:val="11"/>
+        </w:numPr>
+        <w:rPr>
+          <w:rFonts w:ascii="Times New Roman" w:eastAsia="宋体" w:hAnsi="Times New Roman" w:cs="Times New Roman"/>
+        </w:rPr>
+      </w:pPr>
+      <w:r>
+        <w:rPr>
+          <w:rFonts w:ascii="Times New Roman" w:eastAsia="宋体" w:hAnsi="Times New Roman" w:cs="Times New Roman" w:hint="eastAsia"/>
+        </w:rPr>
+        <w:t>修复在地图边缘</w:t>
+      </w:r>
+      <w:r>
+        <w:rPr>
+          <w:rFonts w:ascii="Times New Roman" w:eastAsia="宋体" w:hAnsi="Times New Roman" w:cs="Times New Roman" w:hint="eastAsia"/>
+        </w:rPr>
+        <w:t>平坦地形</w:t>
+      </w:r>
+      <w:r>
+        <w:rPr>
+          <w:rFonts w:ascii="Times New Roman" w:eastAsia="宋体" w:hAnsi="Times New Roman" w:cs="Times New Roman" w:hint="eastAsia"/>
+        </w:rPr>
+        <w:t>时</w:t>
+      </w:r>
+      <w:r>
+        <w:rPr>
+          <w:rFonts w:ascii="Times New Roman" w:eastAsia="宋体" w:hAnsi="Times New Roman" w:cs="Times New Roman" w:hint="eastAsia"/>
+        </w:rPr>
+        <w:t>会绕过悬崖的</w:t>
+      </w:r>
+      <w:r>
+        <w:rPr>
+          <w:rFonts w:ascii="Times New Roman" w:eastAsia="宋体" w:hAnsi="Times New Roman" w:cs="Times New Roman" w:hint="eastAsia"/>
+        </w:rPr>
+        <w:t>bug</w:t>
+      </w:r>
+    </w:p>
+    <w:p>
+      <w:pPr>
+        <w:pStyle w:val="a9"/>
+        <w:numPr>
+          <w:ilvl w:val="0"/>
           <w:numId w:val="10"/>
         </w:numPr>
         <w:rPr>
@@ -1013,6 +1055,7 @@
         <w:rPr>
           <w:rFonts w:ascii="Times New Roman" w:eastAsia="宋体" w:hAnsi="Times New Roman" w:cs="Times New Roman" w:hint="eastAsia"/>
         </w:rPr>
+        <w:lastRenderedPageBreak/>
         <w:t>修复附加单位绑定在建筑炮塔上时，无法跟随旋转的</w:t>
       </w:r>
       <w:r>
@@ -1037,7 +1080,6 @@
         <w:rPr>
           <w:rFonts w:ascii="Times New Roman" w:eastAsia="宋体" w:hAnsi="Times New Roman" w:cs="Times New Roman" w:hint="eastAsia"/>
         </w:rPr>
-        <w:lastRenderedPageBreak/>
         <w:t>为基地节点渲染自定义军衔</w:t>
       </w:r>
     </w:p>
@@ -2022,6 +2064,7 @@
         <w:rPr>
           <w:rFonts w:ascii="Times New Roman" w:eastAsia="宋体" w:hAnsi="Times New Roman" w:cs="Times New Roman" w:hint="eastAsia"/>
         </w:rPr>
+        <w:lastRenderedPageBreak/>
         <w:t>围墙覆盖物支持</w:t>
       </w:r>
       <w:r>
@@ -2052,7 +2095,6 @@
         <w:rPr>
           <w:rFonts w:ascii="Times New Roman" w:eastAsia="宋体" w:hAnsi="Times New Roman" w:cs="Times New Roman" w:hint="eastAsia"/>
         </w:rPr>
-        <w:lastRenderedPageBreak/>
         <w:t>InGameDisplay.RemapableOverlay</w:t>
       </w:r>
     </w:p>
@@ -3001,6 +3043,7 @@
         <w:rPr>
           <w:rFonts w:ascii="Times New Roman" w:eastAsia="宋体" w:hAnsi="Times New Roman" w:cs="Times New Roman" w:hint="eastAsia"/>
         </w:rPr>
+        <w:lastRenderedPageBreak/>
         <w:t>小队变更时会即时刷新</w:t>
       </w:r>
       <w:r>
@@ -3031,7 +3074,6 @@
         <w:rPr>
           <w:rFonts w:ascii="Times New Roman" w:eastAsia="宋体" w:hAnsi="Times New Roman" w:cs="Times New Roman" w:hint="eastAsia"/>
         </w:rPr>
-        <w:lastRenderedPageBreak/>
         <w:t>物品浏览器</w:t>
       </w:r>
       <w:r>
@@ -4122,6 +4164,7 @@
         <w:rPr>
           <w:rFonts w:ascii="Times New Roman" w:eastAsia="宋体" w:hAnsi="Times New Roman" w:cs="Times New Roman" w:hint="eastAsia"/>
         </w:rPr>
+        <w:lastRenderedPageBreak/>
         <w:t>污染现在能正确被阴影遮挡</w:t>
       </w:r>
     </w:p>
@@ -4140,7 +4183,6 @@
         <w:rPr>
           <w:rFonts w:ascii="Times New Roman" w:eastAsia="宋体" w:hAnsi="Times New Roman" w:cs="Times New Roman" w:hint="eastAsia"/>
         </w:rPr>
-        <w:lastRenderedPageBreak/>
         <w:t>修复地形生成器的显示范围比划定范围宽一格的</w:t>
       </w:r>
       <w:r>
@@ -5189,6 +5231,7 @@
         <w:rPr>
           <w:rFonts w:ascii="Times New Roman" w:eastAsia="宋体" w:hAnsi="Times New Roman" w:cs="Times New Roman" w:hint="eastAsia"/>
         </w:rPr>
+        <w:lastRenderedPageBreak/>
         <w:t>修复了单位“在桥梁上”为</w:t>
       </w:r>
       <w:r>
@@ -5225,7 +5268,6 @@
         <w:rPr>
           <w:rFonts w:ascii="Times New Roman" w:eastAsia="宋体" w:hAnsi="Times New Roman" w:cs="Times New Roman" w:hint="eastAsia"/>
         </w:rPr>
-        <w:lastRenderedPageBreak/>
         <w:t>粘贴功能支持按</w:t>
       </w:r>
       <w:r>
@@ -6298,6 +6340,7 @@
         <w:rPr>
           <w:rFonts w:ascii="Times New Roman" w:eastAsia="宋体" w:hAnsi="Times New Roman" w:cs="Times New Roman" w:hint="eastAsia"/>
         </w:rPr>
+        <w:lastRenderedPageBreak/>
         <w:t>修复触发编辑器填写的参数为触发时不能正确截断空格的</w:t>
       </w:r>
       <w:r>
@@ -6330,7 +6373,6 @@
           <w:sz w:val="28"/>
           <w:szCs w:val="32"/>
         </w:rPr>
-        <w:lastRenderedPageBreak/>
         <w:t>1.2.4 (2025.11.02)</w:t>
       </w:r>
     </w:p>
@@ -7470,14 +7512,8 @@
         <w:rPr>
           <w:rFonts w:ascii="Times New Roman" w:eastAsia="宋体" w:hAnsi="Times New Roman" w:cs="Times New Roman" w:hint="eastAsia"/>
         </w:rPr>
-        <w:t>擦除覆盖物不会导致附近的围墙变为完好状态，会保持当前破损状态（但仍</w:t>
-      </w:r>
-      <w:r>
-        <w:rPr>
-          <w:rFonts w:ascii="Times New Roman" w:eastAsia="宋体" w:hAnsi="Times New Roman" w:cs="Times New Roman" w:hint="eastAsia"/>
-        </w:rPr>
         <w:lastRenderedPageBreak/>
-        <w:t>然会重新计算连接方式）</w:t>
+        <w:t>擦除覆盖物不会导致附近的围墙变为完好状态，会保持当前破损状态（但仍然会重新计算连接方式）</w:t>
       </w:r>
     </w:p>
     <w:p>
@@ -38807,7 +38843,7 @@
         <v:path o:extrusionok="f" gradientshapeok="t" o:connecttype="rect"/>
         <o:lock v:ext="edit" aspectratio="t"/>
       </v:shapetype>
-      <v:shape id="_x0000_i1029" type="#_x0000_t75" style="width:11.4pt;height:11.4pt" o:bullet="t">
+      <v:shape id="_x0000_i1031" type="#_x0000_t75" style="width:11.4pt;height:11.4pt" o:bullet="t">
         <v:imagedata r:id="rId1" o:title="mso9A9A"/>
       </v:shape>
     </w:pict>

--- a/Supplementary/文档/FA2SP HDM Edition说明文档.docx
+++ b/Supplementary/文档/FA2SP HDM Edition说明文档.docx
@@ -1204,6 +1204,54 @@
         <w:pStyle w:val="a9"/>
         <w:numPr>
           <w:ilvl w:val="0"/>
+          <w:numId w:val="11"/>
+        </w:numPr>
+        <w:rPr>
+          <w:rFonts w:ascii="Times New Roman" w:eastAsia="宋体" w:hAnsi="Times New Roman" w:cs="Times New Roman"/>
+        </w:rPr>
+      </w:pPr>
+      <w:r>
+        <w:rPr>
+          <w:rFonts w:ascii="Times New Roman" w:eastAsia="宋体" w:hAnsi="Times New Roman" w:cs="Times New Roman" w:hint="eastAsia"/>
+        </w:rPr>
+        <w:t>修复地形浏览器</w:t>
+      </w:r>
+      <w:r>
+        <w:rPr>
+          <w:rFonts w:ascii="Times New Roman" w:eastAsia="宋体" w:hAnsi="Times New Roman" w:cs="Times New Roman" w:hint="eastAsia"/>
+        </w:rPr>
+        <w:t>-&gt;</w:t>
+      </w:r>
+      <w:r>
+        <w:rPr>
+          <w:rFonts w:ascii="Times New Roman" w:eastAsia="宋体" w:hAnsi="Times New Roman" w:cs="Times New Roman" w:hint="eastAsia"/>
+        </w:rPr>
+        <w:t>增加</w:t>
+      </w:r>
+      <w:r>
+        <w:rPr>
+          <w:rFonts w:ascii="Times New Roman" w:eastAsia="宋体" w:hAnsi="Times New Roman" w:cs="Times New Roman" w:hint="eastAsia"/>
+        </w:rPr>
+        <w:t>/</w:t>
+      </w:r>
+      <w:r>
+        <w:rPr>
+          <w:rFonts w:ascii="Times New Roman" w:eastAsia="宋体" w:hAnsi="Times New Roman" w:cs="Times New Roman" w:hint="eastAsia"/>
+        </w:rPr>
+        <w:t>减少矿石导致资源总量计算误差的</w:t>
+      </w:r>
+      <w:r>
+        <w:rPr>
+          <w:rFonts w:ascii="Times New Roman" w:eastAsia="宋体" w:hAnsi="Times New Roman" w:cs="Times New Roman" w:hint="eastAsia"/>
+        </w:rPr>
+        <w:t>bug</w:t>
+      </w:r>
+    </w:p>
+    <w:p>
+      <w:pPr>
+        <w:pStyle w:val="a9"/>
+        <w:numPr>
+          <w:ilvl w:val="0"/>
           <w:numId w:val="10"/>
         </w:numPr>
         <w:rPr>
@@ -1974,6 +2022,7 @@
         <w:rPr>
           <w:rFonts w:ascii="Times New Roman" w:eastAsia="宋体" w:hAnsi="Times New Roman" w:cs="Times New Roman" w:hint="eastAsia"/>
         </w:rPr>
+        <w:lastRenderedPageBreak/>
         <w:t>支持使用椭圆绘制范围属性，详见</w:t>
       </w:r>
       <w:r>
@@ -2006,7 +2055,6 @@
           <w:sz w:val="28"/>
           <w:szCs w:val="32"/>
         </w:rPr>
-        <w:lastRenderedPageBreak/>
         <w:t>1.3.5 (2026.0</w:t>
       </w:r>
       <w:r>
@@ -2947,6 +2995,7 @@
         <w:rPr>
           <w:rFonts w:ascii="Times New Roman" w:eastAsia="宋体" w:hAnsi="Times New Roman" w:cs="Times New Roman" w:hint="eastAsia"/>
         </w:rPr>
+        <w:lastRenderedPageBreak/>
         <w:t>对无图像地形对象和污染显示文本</w:t>
       </w:r>
     </w:p>
@@ -2965,7 +3014,6 @@
         <w:rPr>
           <w:rFonts w:ascii="Times New Roman" w:eastAsia="宋体" w:hAnsi="Times New Roman" w:cs="Times New Roman" w:hint="eastAsia"/>
         </w:rPr>
-        <w:lastRenderedPageBreak/>
         <w:t>修复擦除覆盖物时，若围墙仅剩一格，无法正确调整连接关系的</w:t>
       </w:r>
       <w:r>
@@ -4036,6 +4084,7 @@
         <w:rPr>
           <w:rFonts w:ascii="Times New Roman" w:eastAsia="宋体" w:hAnsi="Times New Roman" w:cs="Times New Roman" w:hint="eastAsia"/>
         </w:rPr>
+        <w:lastRenderedPageBreak/>
         <w:t>支持渲染体素的炮塔和炮管阴影，并读取</w:t>
       </w:r>
       <w:r>
@@ -4066,7 +4115,6 @@
         <w:rPr>
           <w:rFonts w:ascii="Times New Roman" w:eastAsia="宋体" w:hAnsi="Times New Roman" w:cs="Times New Roman" w:hint="eastAsia"/>
         </w:rPr>
-        <w:lastRenderedPageBreak/>
         <w:t>TurretShadow</w:t>
       </w:r>
       <w:r>
@@ -5129,6 +5177,7 @@
         <w:rPr>
           <w:rFonts w:ascii="Times New Roman" w:eastAsia="宋体" w:hAnsi="Times New Roman" w:cs="Times New Roman" w:hint="eastAsia"/>
         </w:rPr>
+        <w:lastRenderedPageBreak/>
         <w:t>修复了军衔图层不能隐藏的</w:t>
       </w:r>
       <w:r>
@@ -5153,7 +5202,6 @@
         <w:rPr>
           <w:rFonts w:ascii="Times New Roman" w:eastAsia="宋体" w:hAnsi="Times New Roman" w:cs="Times New Roman" w:hint="eastAsia"/>
         </w:rPr>
-        <w:lastRenderedPageBreak/>
         <w:t>仅当基地节点与相同建筑重叠时，才会在关闭建筑轮廓的情况下显示轮廓</w:t>
       </w:r>
     </w:p>
@@ -6174,6 +6222,7 @@
         <w:rPr>
           <w:rFonts w:ascii="Times New Roman" w:eastAsia="宋体" w:hAnsi="Times New Roman" w:cs="Times New Roman" w:hint="eastAsia"/>
         </w:rPr>
+        <w:lastRenderedPageBreak/>
         <w:t>支持多语言切换，添加了英文版。所有可以在</w:t>
       </w:r>
       <w:r>
@@ -6204,14 +6253,7 @@
         <w:rPr>
           <w:rFonts w:ascii="Times New Roman" w:eastAsia="宋体" w:hAnsi="Times New Roman" w:cs="Times New Roman" w:hint="eastAsia"/>
         </w:rPr>
-        <w:t>和</w:t>
-      </w:r>
-      <w:r>
-        <w:rPr>
-          <w:rFonts w:ascii="Times New Roman" w:eastAsia="宋体" w:hAnsi="Times New Roman" w:cs="Times New Roman" w:hint="eastAsia"/>
-        </w:rPr>
-        <w:lastRenderedPageBreak/>
-        <w:t>键</w:t>
+        <w:t>和键</w:t>
       </w:r>
       <w:r>
         <w:rPr>
@@ -7374,6 +7416,7 @@
         <w:rPr>
           <w:rFonts w:ascii="Times New Roman" w:eastAsia="宋体" w:hAnsi="Times New Roman" w:cs="Times New Roman" w:hint="eastAsia"/>
         </w:rPr>
+        <w:lastRenderedPageBreak/>
         <w:t>新增地图渲染器功能，可以渲染全图</w:t>
       </w:r>
       <w:r>
@@ -7398,7 +7441,6 @@
         <w:rPr>
           <w:rFonts w:ascii="Times New Roman" w:eastAsia="宋体" w:hAnsi="Times New Roman" w:cs="Times New Roman" w:hint="eastAsia"/>
         </w:rPr>
-        <w:lastRenderedPageBreak/>
         <w:t>修补主程序，支持最高</w:t>
       </w:r>
       <w:r>
@@ -8549,7 +8591,14 @@
         <w:rPr>
           <w:rFonts w:ascii="Times New Roman" w:eastAsia="宋体" w:hAnsi="Times New Roman" w:cs="Times New Roman" w:hint="eastAsia"/>
         </w:rPr>
-        <w:t>作战小队编辑器新增跳转按钮，可以跳转至对应的特遣部队、脚本、标签（实际为寻找对应触发）</w:t>
+        <w:t>作战小队编辑器新增跳转按钮，可以跳转至对应的特遣部队、脚本、标签（实</w:t>
+      </w:r>
+      <w:r>
+        <w:rPr>
+          <w:rFonts w:ascii="Times New Roman" w:eastAsia="宋体" w:hAnsi="Times New Roman" w:cs="Times New Roman" w:hint="eastAsia"/>
+        </w:rPr>
+        <w:lastRenderedPageBreak/>
+        <w:t>际为寻找对应触发）</w:t>
       </w:r>
     </w:p>
     <w:p>
@@ -8567,7 +8616,6 @@
         <w:rPr>
           <w:rFonts w:ascii="Times New Roman" w:eastAsia="宋体" w:hAnsi="Times New Roman" w:cs="Times New Roman" w:hint="eastAsia"/>
         </w:rPr>
-        <w:lastRenderedPageBreak/>
         <w:t>修复物品浏览器的标签文本错误换行的</w:t>
       </w:r>
       <w:r>
@@ -9558,6 +9606,7 @@
         <w:rPr>
           <w:rFonts w:ascii="Times New Roman" w:eastAsia="宋体" w:hAnsi="Times New Roman" w:cs="Times New Roman" w:hint="eastAsia"/>
         </w:rPr>
+        <w:lastRenderedPageBreak/>
         <w:t>修复了在开启输入法和部分情况下在地图界面按</w:t>
       </w:r>
       <w:r>
@@ -9618,7 +9667,6 @@
         <w:rPr>
           <w:rFonts w:ascii="Times New Roman" w:eastAsia="宋体" w:hAnsi="Times New Roman" w:cs="Times New Roman" w:hint="eastAsia"/>
         </w:rPr>
-        <w:lastRenderedPageBreak/>
         <w:t>修复了新城市下使用绘制悬崖后部工具时，按</w:t>
       </w:r>
       <w:r>
@@ -10645,6 +10693,7 @@
         <w:rPr>
           <w:rFonts w:ascii="Times New Roman" w:eastAsia="宋体" w:hAnsi="Times New Roman" w:cs="Times New Roman" w:hint="eastAsia"/>
         </w:rPr>
+        <w:lastRenderedPageBreak/>
         <w:t>新增</w:t>
       </w:r>
       <w:r>
@@ -10681,7 +10730,6 @@
         <w:rPr>
           <w:rFonts w:ascii="Times New Roman" w:eastAsia="宋体" w:hAnsi="Times New Roman" w:cs="Times New Roman" w:hint="eastAsia"/>
         </w:rPr>
-        <w:lastRenderedPageBreak/>
         <w:t>修复建筑部分位于地图外时，建筑本体可能不能显示的</w:t>
       </w:r>
       <w:r>
@@ -11798,7 +11846,14 @@
         <w:rPr>
           <w:rFonts w:ascii="Times New Roman" w:eastAsia="宋体" w:hAnsi="Times New Roman" w:cs="Times New Roman" w:hint="eastAsia"/>
         </w:rPr>
-        <w:t>深度调整</w:t>
+        <w:t>深度</w:t>
+      </w:r>
+      <w:r>
+        <w:rPr>
+          <w:rFonts w:ascii="Times New Roman" w:eastAsia="宋体" w:hAnsi="Times New Roman" w:cs="Times New Roman" w:hint="eastAsia"/>
+        </w:rPr>
+        <w:lastRenderedPageBreak/>
+        <w:t>调整</w:t>
       </w:r>
     </w:p>
     <w:p>
@@ -11816,7 +11871,6 @@
         <w:rPr>
           <w:rFonts w:ascii="Times New Roman" w:eastAsia="宋体" w:hAnsi="Times New Roman" w:cs="Times New Roman" w:hint="eastAsia"/>
         </w:rPr>
-        <w:lastRenderedPageBreak/>
         <w:t>绘制连接地形支持铁路</w:t>
       </w:r>
     </w:p>
@@ -12811,6 +12865,7 @@
         <w:rPr>
           <w:rFonts w:ascii="Times New Roman" w:eastAsia="宋体" w:hAnsi="Times New Roman" w:cs="Times New Roman" w:hint="eastAsia"/>
         </w:rPr>
+        <w:lastRenderedPageBreak/>
         <w:t>修复部分情况下物品浏览器取消选择仍会错误选中界面顶端选项的</w:t>
       </w:r>
       <w:r>
@@ -12835,7 +12890,6 @@
         <w:rPr>
           <w:rFonts w:ascii="Times New Roman" w:eastAsia="宋体" w:hAnsi="Times New Roman" w:cs="Times New Roman" w:hint="eastAsia"/>
         </w:rPr>
-        <w:lastRenderedPageBreak/>
         <w:t>优化绘制连接地形的性能与内存占用</w:t>
       </w:r>
     </w:p>
@@ -13789,6 +13843,7 @@
         <w:rPr>
           <w:rFonts w:ascii="Times New Roman" w:eastAsia="宋体" w:hAnsi="Times New Roman" w:cs="Times New Roman" w:hint="eastAsia"/>
         </w:rPr>
+        <w:lastRenderedPageBreak/>
         <w:t>多选模式支持正矩形添加和删除</w:t>
       </w:r>
     </w:p>
@@ -13807,7 +13862,6 @@
         <w:rPr>
           <w:rFonts w:ascii="Times New Roman" w:eastAsia="宋体" w:hAnsi="Times New Roman" w:cs="Times New Roman" w:hint="eastAsia"/>
         </w:rPr>
-        <w:lastRenderedPageBreak/>
         <w:t>物品浏览器支持查看预览图</w:t>
       </w:r>
       <w:r>
@@ -14799,6 +14853,7 @@
         <w:rPr>
           <w:rFonts w:ascii="Times New Roman" w:eastAsia="宋体" w:hAnsi="Times New Roman" w:cs="Times New Roman" w:hint="eastAsia"/>
         </w:rPr>
+        <w:lastRenderedPageBreak/>
         <w:t>恢复在某些地形下被屏蔽的高架木桥桥墩废墟</w:t>
       </w:r>
     </w:p>
@@ -14817,7 +14872,6 @@
         <w:rPr>
           <w:rFonts w:ascii="Times New Roman" w:eastAsia="宋体" w:hAnsi="Times New Roman" w:cs="Times New Roman" w:hint="eastAsia"/>
         </w:rPr>
-        <w:lastRenderedPageBreak/>
         <w:t>修复下拉菜单部分情况下选择失效的</w:t>
       </w:r>
       <w:r>
@@ -15724,6 +15778,7 @@
         <w:rPr>
           <w:rFonts w:ascii="Times New Roman" w:eastAsia="宋体" w:hAnsi="Times New Roman" w:cs="Times New Roman" w:hint="eastAsia"/>
         </w:rPr>
+        <w:lastRenderedPageBreak/>
         <w:t>修复了使用</w:t>
       </w:r>
       <w:r>
@@ -15760,7 +15815,6 @@
         <w:rPr>
           <w:rFonts w:ascii="Times New Roman" w:eastAsia="宋体" w:hAnsi="Times New Roman" w:cs="Times New Roman" w:hint="eastAsia"/>
         </w:rPr>
-        <w:lastRenderedPageBreak/>
         <w:t>修复了光照沙盒开启时，内存占用异常增高的</w:t>
       </w:r>
       <w:r>
@@ -39255,7 +39309,7 @@
         <v:path o:extrusionok="f" gradientshapeok="t" o:connecttype="rect"/>
         <o:lock v:ext="edit" aspectratio="t"/>
       </v:shapetype>
-      <v:shape id="_x0000_i1029" type="#_x0000_t75" style="width:11.4pt;height:11.4pt" o:bullet="t">
+      <v:shape id="_x0000_i1030" type="#_x0000_t75" style="width:11.4pt;height:11.4pt" o:bullet="t">
         <v:imagedata r:id="rId1" o:title="mso9A9A"/>
       </v:shape>
     </w:pict>

--- a/Supplementary/文档/FA2SP HDM Edition说明文档.docx
+++ b/Supplementary/文档/FA2SP HDM Edition说明文档.docx
@@ -174,7 +174,7 @@
           <w:rFonts w:ascii="宋体" w:eastAsia="宋体" w:hAnsi="宋体" w:hint="eastAsia"/>
           <w:sz w:val="24"/>
         </w:rPr>
-        <w:t>1</w:t>
+        <w:t>2</w:t>
       </w:r>
     </w:p>
     <w:p>
@@ -246,7 +246,7 @@
           <w:sz w:val="28"/>
           <w:szCs w:val="32"/>
         </w:rPr>
-        <w:t>1</w:t>
+        <w:t>2</w:t>
       </w:r>
       <w:r>
         <w:rPr>
@@ -1252,6 +1252,48 @@
         <w:pStyle w:val="a9"/>
         <w:numPr>
           <w:ilvl w:val="0"/>
+          <w:numId w:val="11"/>
+        </w:numPr>
+        <w:rPr>
+          <w:rFonts w:ascii="Times New Roman" w:eastAsia="宋体" w:hAnsi="Times New Roman" w:cs="Times New Roman"/>
+        </w:rPr>
+      </w:pPr>
+      <w:r>
+        <w:rPr>
+          <w:rFonts w:ascii="Times New Roman" w:eastAsia="宋体" w:hAnsi="Times New Roman" w:cs="Times New Roman" w:hint="eastAsia"/>
+        </w:rPr>
+        <w:t>在</w:t>
+      </w:r>
+      <w:r>
+        <w:rPr>
+          <w:rFonts w:ascii="Times New Roman" w:eastAsia="宋体" w:hAnsi="Times New Roman" w:cs="Times New Roman" w:hint="eastAsia"/>
+        </w:rPr>
+        <w:t>ini</w:t>
+      </w:r>
+      <w:r>
+        <w:rPr>
+          <w:rFonts w:ascii="Times New Roman" w:eastAsia="宋体" w:hAnsi="Times New Roman" w:cs="Times New Roman" w:hint="eastAsia"/>
+        </w:rPr>
+        <w:t>编辑器内修改单位的</w:t>
+      </w:r>
+      <w:r>
+        <w:rPr>
+          <w:rFonts w:ascii="Times New Roman" w:eastAsia="宋体" w:hAnsi="Times New Roman" w:cs="Times New Roman" w:hint="eastAsia"/>
+        </w:rPr>
+        <w:t>Image</w:t>
+      </w:r>
+      <w:r>
+        <w:rPr>
+          <w:rFonts w:ascii="Times New Roman" w:eastAsia="宋体" w:hAnsi="Times New Roman" w:cs="Times New Roman" w:hint="eastAsia"/>
+        </w:rPr>
+        <w:t>后，会自动重新载入素材</w:t>
+      </w:r>
+    </w:p>
+    <w:p>
+      <w:pPr>
+        <w:pStyle w:val="a9"/>
+        <w:numPr>
+          <w:ilvl w:val="0"/>
           <w:numId w:val="10"/>
         </w:numPr>
         <w:rPr>
@@ -2004,6 +2046,7 @@
         <w:rPr>
           <w:rFonts w:ascii="Times New Roman" w:eastAsia="宋体" w:hAnsi="Times New Roman" w:cs="Times New Roman" w:hint="eastAsia"/>
         </w:rPr>
+        <w:lastRenderedPageBreak/>
         <w:t>触发编辑器的事件列表支持多选</w:t>
       </w:r>
     </w:p>
@@ -2022,7 +2065,6 @@
         <w:rPr>
           <w:rFonts w:ascii="Times New Roman" w:eastAsia="宋体" w:hAnsi="Times New Roman" w:cs="Times New Roman" w:hint="eastAsia"/>
         </w:rPr>
-        <w:lastRenderedPageBreak/>
         <w:t>支持使用椭圆绘制范围属性，详见</w:t>
       </w:r>
       <w:r>
@@ -2965,6 +3007,7 @@
         <w:rPr>
           <w:rFonts w:ascii="Times New Roman" w:eastAsia="宋体" w:hAnsi="Times New Roman" w:cs="Times New Roman" w:hint="eastAsia"/>
         </w:rPr>
+        <w:lastRenderedPageBreak/>
         <w:t>支持</w:t>
       </w:r>
       <w:r>
@@ -2995,7 +3038,6 @@
         <w:rPr>
           <w:rFonts w:ascii="Times New Roman" w:eastAsia="宋体" w:hAnsi="Times New Roman" w:cs="Times New Roman" w:hint="eastAsia"/>
         </w:rPr>
-        <w:lastRenderedPageBreak/>
         <w:t>对无图像地形对象和污染显示文本</w:t>
       </w:r>
     </w:p>
@@ -4060,6 +4102,7 @@
         <w:rPr>
           <w:rFonts w:ascii="Times New Roman" w:eastAsia="宋体" w:hAnsi="Times New Roman" w:cs="Times New Roman" w:hint="eastAsia"/>
         </w:rPr>
+        <w:lastRenderedPageBreak/>
         <w:t>JumpJet</w:t>
       </w:r>
       <w:r>
@@ -4084,7 +4127,6 @@
         <w:rPr>
           <w:rFonts w:ascii="Times New Roman" w:eastAsia="宋体" w:hAnsi="Times New Roman" w:cs="Times New Roman" w:hint="eastAsia"/>
         </w:rPr>
-        <w:lastRenderedPageBreak/>
         <w:t>支持渲染体素的炮塔和炮管阴影，并读取</w:t>
       </w:r>
       <w:r>
@@ -5159,6 +5201,7 @@
         <w:rPr>
           <w:rFonts w:ascii="Times New Roman" w:eastAsia="宋体" w:hAnsi="Times New Roman" w:cs="Times New Roman" w:hint="eastAsia"/>
         </w:rPr>
+        <w:lastRenderedPageBreak/>
         <w:t>微调了地图渲染器的边缘坐标</w:t>
       </w:r>
     </w:p>
@@ -5177,7 +5220,6 @@
         <w:rPr>
           <w:rFonts w:ascii="Times New Roman" w:eastAsia="宋体" w:hAnsi="Times New Roman" w:cs="Times New Roman" w:hint="eastAsia"/>
         </w:rPr>
-        <w:lastRenderedPageBreak/>
         <w:t>修复了军衔图层不能隐藏的</w:t>
       </w:r>
       <w:r>
@@ -6186,6 +6228,7 @@
         <w:rPr>
           <w:rFonts w:ascii="Times New Roman" w:eastAsia="宋体" w:hAnsi="Times New Roman" w:cs="Times New Roman" w:hint="eastAsia"/>
         </w:rPr>
+        <w:lastRenderedPageBreak/>
         <w:t>支持翻译任意</w:t>
       </w:r>
       <w:r>
@@ -6222,7 +6265,6 @@
         <w:rPr>
           <w:rFonts w:ascii="Times New Roman" w:eastAsia="宋体" w:hAnsi="Times New Roman" w:cs="Times New Roman" w:hint="eastAsia"/>
         </w:rPr>
-        <w:lastRenderedPageBreak/>
         <w:t>支持多语言切换，添加了英文版。所有可以在</w:t>
       </w:r>
       <w:r>
@@ -7398,6 +7440,7 @@
         <w:rPr>
           <w:rFonts w:ascii="Times New Roman" w:eastAsia="宋体" w:hAnsi="Times New Roman" w:cs="Times New Roman" w:hint="eastAsia"/>
         </w:rPr>
+        <w:lastRenderedPageBreak/>
         <w:t>支持破损建筑的火焰效果显示</w:t>
       </w:r>
     </w:p>
@@ -7416,7 +7459,6 @@
         <w:rPr>
           <w:rFonts w:ascii="Times New Roman" w:eastAsia="宋体" w:hAnsi="Times New Roman" w:cs="Times New Roman" w:hint="eastAsia"/>
         </w:rPr>
-        <w:lastRenderedPageBreak/>
         <w:t>新增地图渲染器功能，可以渲染全图</w:t>
       </w:r>
       <w:r>
@@ -8591,14 +8633,8 @@
         <w:rPr>
           <w:rFonts w:ascii="Times New Roman" w:eastAsia="宋体" w:hAnsi="Times New Roman" w:cs="Times New Roman" w:hint="eastAsia"/>
         </w:rPr>
-        <w:t>作战小队编辑器新增跳转按钮，可以跳转至对应的特遣部队、脚本、标签（实</w:t>
-      </w:r>
-      <w:r>
-        <w:rPr>
-          <w:rFonts w:ascii="Times New Roman" w:eastAsia="宋体" w:hAnsi="Times New Roman" w:cs="Times New Roman" w:hint="eastAsia"/>
-        </w:rPr>
         <w:lastRenderedPageBreak/>
-        <w:t>际为寻找对应触发）</w:t>
+        <w:t>作战小队编辑器新增跳转按钮，可以跳转至对应的特遣部队、脚本、标签（实际为寻找对应触发）</w:t>
       </w:r>
     </w:p>
     <w:p>
@@ -9582,6 +9618,7 @@
         <w:rPr>
           <w:rFonts w:ascii="Times New Roman" w:eastAsia="宋体" w:hAnsi="Times New Roman" w:cs="Times New Roman" w:hint="eastAsia"/>
         </w:rPr>
+        <w:lastRenderedPageBreak/>
         <w:t>修复调整地图大小后隧道位置错误的</w:t>
       </w:r>
       <w:r>
@@ -9606,7 +9643,6 @@
         <w:rPr>
           <w:rFonts w:ascii="Times New Roman" w:eastAsia="宋体" w:hAnsi="Times New Roman" w:cs="Times New Roman" w:hint="eastAsia"/>
         </w:rPr>
-        <w:lastRenderedPageBreak/>
         <w:t>修复了在开启输入法和部分情况下在地图界面按</w:t>
       </w:r>
       <w:r>
@@ -10669,6 +10705,7 @@
         <w:rPr>
           <w:rFonts w:ascii="Times New Roman" w:eastAsia="宋体" w:hAnsi="Times New Roman" w:cs="Times New Roman" w:hint="eastAsia"/>
         </w:rPr>
+        <w:lastRenderedPageBreak/>
         <w:t>修复在摆放过建筑后改变地图大小时弹框的</w:t>
       </w:r>
       <w:r>
@@ -10693,7 +10730,6 @@
         <w:rPr>
           <w:rFonts w:ascii="Times New Roman" w:eastAsia="宋体" w:hAnsi="Times New Roman" w:cs="Times New Roman" w:hint="eastAsia"/>
         </w:rPr>
-        <w:lastRenderedPageBreak/>
         <w:t>新增</w:t>
       </w:r>
       <w:r>
@@ -11798,6 +11834,7 @@
         <w:rPr>
           <w:rFonts w:ascii="Times New Roman" w:eastAsia="宋体" w:hAnsi="Times New Roman" w:cs="Times New Roman" w:hint="eastAsia"/>
         </w:rPr>
+        <w:lastRenderedPageBreak/>
         <w:t>支持建筑动画的</w:t>
       </w:r>
       <w:r>
@@ -11846,14 +11883,7 @@
         <w:rPr>
           <w:rFonts w:ascii="Times New Roman" w:eastAsia="宋体" w:hAnsi="Times New Roman" w:cs="Times New Roman" w:hint="eastAsia"/>
         </w:rPr>
-        <w:t>深度</w:t>
-      </w:r>
-      <w:r>
-        <w:rPr>
-          <w:rFonts w:ascii="Times New Roman" w:eastAsia="宋体" w:hAnsi="Times New Roman" w:cs="Times New Roman" w:hint="eastAsia"/>
-        </w:rPr>
-        <w:lastRenderedPageBreak/>
-        <w:t>调整</w:t>
+        <w:t>深度调整</w:t>
       </w:r>
     </w:p>
     <w:p>
@@ -12847,6 +12877,7 @@
         <w:rPr>
           <w:rFonts w:ascii="Times New Roman" w:eastAsia="宋体" w:hAnsi="Times New Roman" w:cs="Times New Roman" w:hint="eastAsia"/>
         </w:rPr>
+        <w:lastRenderedPageBreak/>
         <w:t>优化地形浏览器渲染，减少部分地形的黑边</w:t>
       </w:r>
     </w:p>
@@ -12865,7 +12896,6 @@
         <w:rPr>
           <w:rFonts w:ascii="Times New Roman" w:eastAsia="宋体" w:hAnsi="Times New Roman" w:cs="Times New Roman" w:hint="eastAsia"/>
         </w:rPr>
-        <w:lastRenderedPageBreak/>
         <w:t>修复部分情况下物品浏览器取消选择仍会错误选中界面顶端选项的</w:t>
       </w:r>
       <w:r>
@@ -13825,6 +13855,7 @@
         <w:rPr>
           <w:rFonts w:ascii="Times New Roman" w:eastAsia="宋体" w:hAnsi="Times New Roman" w:cs="Times New Roman" w:hint="eastAsia"/>
         </w:rPr>
+        <w:lastRenderedPageBreak/>
         <w:t>粘贴选项新增“粘贴区域描边”，可以控制是否显示描边</w:t>
       </w:r>
     </w:p>
@@ -13843,7 +13874,6 @@
         <w:rPr>
           <w:rFonts w:ascii="Times New Roman" w:eastAsia="宋体" w:hAnsi="Times New Roman" w:cs="Times New Roman" w:hint="eastAsia"/>
         </w:rPr>
-        <w:lastRenderedPageBreak/>
         <w:t>多选模式支持正矩形添加和删除</w:t>
       </w:r>
     </w:p>
@@ -14829,6 +14859,7 @@
         <w:rPr>
           <w:rFonts w:ascii="Times New Roman" w:eastAsia="宋体" w:hAnsi="Times New Roman" w:cs="Times New Roman" w:hint="eastAsia"/>
         </w:rPr>
+        <w:lastRenderedPageBreak/>
         <w:t>CSF</w:t>
       </w:r>
       <w:r>
@@ -14853,7 +14884,6 @@
         <w:rPr>
           <w:rFonts w:ascii="Times New Roman" w:eastAsia="宋体" w:hAnsi="Times New Roman" w:cs="Times New Roman" w:hint="eastAsia"/>
         </w:rPr>
-        <w:lastRenderedPageBreak/>
         <w:t>恢复在某些地形下被屏蔽的高架木桥桥墩废墟</w:t>
       </w:r>
     </w:p>
@@ -15754,6 +15784,7 @@
         <w:rPr>
           <w:rFonts w:ascii="Times New Roman" w:eastAsia="宋体" w:hAnsi="Times New Roman" w:cs="Times New Roman" w:hint="eastAsia"/>
         </w:rPr>
+        <w:lastRenderedPageBreak/>
         <w:t>修复了当建筑位置位于地图外时崩溃的</w:t>
       </w:r>
       <w:r>
@@ -15778,7 +15809,6 @@
         <w:rPr>
           <w:rFonts w:ascii="Times New Roman" w:eastAsia="宋体" w:hAnsi="Times New Roman" w:cs="Times New Roman" w:hint="eastAsia"/>
         </w:rPr>
-        <w:lastRenderedPageBreak/>
         <w:t>修复了使用</w:t>
       </w:r>
       <w:r>
@@ -16757,6 +16787,7 @@
         <w:rPr>
           <w:rFonts w:ascii="Times New Roman" w:eastAsia="宋体" w:hAnsi="Times New Roman" w:cs="Times New Roman" w:hint="eastAsia"/>
         </w:rPr>
+        <w:lastRenderedPageBreak/>
         <w:t>修复由地形自定义色盘导致的部分地形显示</w:t>
       </w:r>
       <w:r>
@@ -16789,7 +16820,6 @@
           <w:sz w:val="28"/>
           <w:szCs w:val="32"/>
         </w:rPr>
-        <w:lastRenderedPageBreak/>
         <w:t>1.0.5 (2025.02.24)</w:t>
       </w:r>
     </w:p>
@@ -17778,13 +17808,13 @@
         <w:rPr>
           <w:rFonts w:ascii="Times New Roman" w:eastAsia="宋体" w:hAnsi="Times New Roman" w:cs="Times New Roman" w:hint="eastAsia"/>
         </w:rPr>
+        <w:lastRenderedPageBreak/>
         <w:t>修复了在开启自动海岸的情况下，放置地形会导致笔刷边缘区域进行不必要的</w:t>
       </w:r>
       <w:r>
         <w:rPr>
           <w:rFonts w:ascii="Times New Roman" w:eastAsia="宋体" w:hAnsi="Times New Roman" w:cs="Times New Roman" w:hint="eastAsia"/>
         </w:rPr>
-        <w:lastRenderedPageBreak/>
         <w:t>LAT</w:t>
       </w:r>
       <w:r>
@@ -18903,6 +18933,7 @@
         <w:rPr>
           <w:rFonts w:ascii="Times New Roman" w:eastAsia="宋体" w:hAnsi="Times New Roman" w:cs="Times New Roman" w:hint="eastAsia"/>
         </w:rPr>
+        <w:lastRenderedPageBreak/>
         <w:t>新增两项工具脚本函数：</w:t>
       </w:r>
       <w:r>
@@ -18927,14 +18958,7 @@
         <w:rPr>
           <w:rFonts w:ascii="Times New Roman" w:eastAsia="宋体" w:hAnsi="Times New Roman" w:cs="Times New Roman" w:hint="eastAsia"/>
         </w:rPr>
-        <w:t>，用于路径点</w:t>
-      </w:r>
-      <w:r>
-        <w:rPr>
-          <w:rFonts w:ascii="Times New Roman" w:eastAsia="宋体" w:hAnsi="Times New Roman" w:cs="Times New Roman" w:hint="eastAsia"/>
-        </w:rPr>
-        <w:lastRenderedPageBreak/>
-        <w:t>与数字互转，详见</w:t>
+        <w:t>，用于路径点与数字互转，详见</w:t>
       </w:r>
       <w:r>
         <w:rPr>

--- a/Supplementary/文档/FA2SP HDM Edition说明文档.docx
+++ b/Supplementary/文档/FA2SP HDM Edition说明文档.docx
@@ -1336,6 +1336,36 @@
         <w:pStyle w:val="a9"/>
         <w:numPr>
           <w:ilvl w:val="0"/>
+          <w:numId w:val="11"/>
+        </w:numPr>
+        <w:rPr>
+          <w:rFonts w:ascii="Times New Roman" w:eastAsia="宋体" w:hAnsi="Times New Roman" w:cs="Times New Roman"/>
+        </w:rPr>
+      </w:pPr>
+      <w:r>
+        <w:rPr>
+          <w:rFonts w:ascii="Times New Roman" w:eastAsia="宋体" w:hAnsi="Times New Roman" w:cs="Times New Roman" w:hint="eastAsia"/>
+        </w:rPr>
+        <w:t>建筑</w:t>
+      </w:r>
+      <w:r>
+        <w:rPr>
+          <w:rFonts w:ascii="Times New Roman" w:eastAsia="宋体" w:hAnsi="Times New Roman" w:cs="Times New Roman" w:hint="eastAsia"/>
+        </w:rPr>
+        <w:t>AlphaImage</w:t>
+      </w:r>
+      <w:r>
+        <w:rPr>
+          <w:rFonts w:ascii="Times New Roman" w:eastAsia="宋体" w:hAnsi="Times New Roman" w:cs="Times New Roman" w:hint="eastAsia"/>
+        </w:rPr>
+        <w:t>支持跟随炮塔旋转</w:t>
+      </w:r>
+    </w:p>
+    <w:p>
+      <w:pPr>
+        <w:pStyle w:val="a9"/>
+        <w:numPr>
+          <w:ilvl w:val="0"/>
           <w:numId w:val="10"/>
         </w:numPr>
         <w:rPr>
@@ -2028,6 +2058,7 @@
         <w:rPr>
           <w:rFonts w:ascii="Times New Roman" w:eastAsia="宋体" w:hAnsi="Times New Roman" w:cs="Times New Roman" w:hint="eastAsia"/>
         </w:rPr>
+        <w:lastRenderedPageBreak/>
         <w:t>编辑器的拖拽绿点移动到有效目标时，会为目标显示绿色高亮</w:t>
       </w:r>
     </w:p>
@@ -2046,7 +2077,6 @@
         <w:rPr>
           <w:rFonts w:ascii="Times New Roman" w:eastAsia="宋体" w:hAnsi="Times New Roman" w:cs="Times New Roman" w:hint="eastAsia"/>
         </w:rPr>
-        <w:lastRenderedPageBreak/>
         <w:t>触发编辑器的</w:t>
       </w:r>
       <w:r>
@@ -3001,6 +3031,7 @@
         <w:rPr>
           <w:rFonts w:ascii="Times New Roman" w:eastAsia="宋体" w:hAnsi="Times New Roman" w:cs="Times New Roman" w:hint="eastAsia"/>
         </w:rPr>
+        <w:lastRenderedPageBreak/>
         <w:t>TheaterInfo</w:t>
       </w:r>
       <w:r>
@@ -3025,7 +3056,6 @@
         <w:rPr>
           <w:rFonts w:ascii="Times New Roman" w:eastAsia="宋体" w:hAnsi="Times New Roman" w:cs="Times New Roman" w:hint="eastAsia"/>
         </w:rPr>
-        <w:lastRenderedPageBreak/>
         <w:t>支持为无图像单位显示缺省图像，详见</w:t>
       </w:r>
       <w:r>
@@ -4120,13 +4150,13 @@
         <w:rPr>
           <w:rFonts w:ascii="Times New Roman" w:eastAsia="宋体" w:hAnsi="Times New Roman" w:cs="Times New Roman" w:hint="eastAsia"/>
         </w:rPr>
+        <w:lastRenderedPageBreak/>
         <w:t>体素的阴影可以选择绘制在体素底部或地面上，详见</w:t>
       </w:r>
       <w:r>
         <w:rPr>
           <w:rFonts w:ascii="Times New Roman" w:eastAsia="宋体" w:hAnsi="Times New Roman" w:cs="Times New Roman" w:hint="eastAsia"/>
         </w:rPr>
-        <w:lastRenderedPageBreak/>
         <w:t>InGameDisplay.Shadow.OnGround</w:t>
       </w:r>
     </w:p>
@@ -5201,6 +5231,7 @@
         <w:rPr>
           <w:rFonts w:ascii="Times New Roman" w:eastAsia="宋体" w:hAnsi="Times New Roman" w:cs="Times New Roman" w:hint="eastAsia"/>
         </w:rPr>
+        <w:lastRenderedPageBreak/>
         <w:t>多选模式、地形生成器的范围标记会跟随边缘单元格高度改变</w:t>
       </w:r>
     </w:p>
@@ -5219,7 +5250,6 @@
         <w:rPr>
           <w:rFonts w:ascii="Times New Roman" w:eastAsia="宋体" w:hAnsi="Times New Roman" w:cs="Times New Roman" w:hint="eastAsia"/>
         </w:rPr>
-        <w:lastRenderedPageBreak/>
         <w:t>修复了部分情况下无法加载建筑火焰的</w:t>
       </w:r>
       <w:r>
@@ -6216,6 +6246,7 @@
         <w:rPr>
           <w:rFonts w:ascii="Times New Roman" w:eastAsia="宋体" w:hAnsi="Times New Roman" w:cs="Times New Roman" w:hint="eastAsia"/>
         </w:rPr>
+        <w:lastRenderedPageBreak/>
         <w:t>在地图内触发的重新加载不会清空已加载的素材，减少重新加载后的卡顿</w:t>
       </w:r>
     </w:p>
@@ -6234,7 +6265,6 @@
         <w:rPr>
           <w:rFonts w:ascii="Times New Roman" w:eastAsia="宋体" w:hAnsi="Times New Roman" w:cs="Times New Roman" w:hint="eastAsia"/>
         </w:rPr>
-        <w:lastRenderedPageBreak/>
         <w:t>修复语言设置只支持</w:t>
       </w:r>
       <w:r>
@@ -7392,7 +7422,14 @@
         <w:rPr>
           <w:rFonts w:ascii="Times New Roman" w:eastAsia="宋体" w:hAnsi="Times New Roman" w:cs="Times New Roman" w:hint="eastAsia"/>
         </w:rPr>
-        <w:t>串参数，详见</w:t>
+        <w:t>串参数，详</w:t>
+      </w:r>
+      <w:r>
+        <w:rPr>
+          <w:rFonts w:ascii="Times New Roman" w:eastAsia="宋体" w:hAnsi="Times New Roman" w:cs="Times New Roman" w:hint="eastAsia"/>
+        </w:rPr>
+        <w:lastRenderedPageBreak/>
+        <w:t>见</w:t>
       </w:r>
       <w:r>
         <w:rPr>
@@ -7434,7 +7471,6 @@
         <w:rPr>
           <w:rFonts w:ascii="Times New Roman" w:eastAsia="宋体" w:hAnsi="Times New Roman" w:cs="Times New Roman" w:hint="eastAsia"/>
         </w:rPr>
-        <w:lastRenderedPageBreak/>
         <w:t>修复抬升</w:t>
       </w:r>
       <w:r>
@@ -8591,6 +8627,7 @@
         <w:rPr>
           <w:rFonts w:ascii="Times New Roman" w:eastAsia="宋体" w:hAnsi="Times New Roman" w:cs="Times New Roman" w:hint="eastAsia"/>
         </w:rPr>
+        <w:lastRenderedPageBreak/>
         <w:t>修复新增框架模式的自定义色盘兼容性问题</w:t>
       </w:r>
     </w:p>
@@ -8609,7 +8646,6 @@
         <w:rPr>
           <w:rFonts w:ascii="Times New Roman" w:eastAsia="宋体" w:hAnsi="Times New Roman" w:cs="Times New Roman" w:hint="eastAsia"/>
         </w:rPr>
-        <w:lastRenderedPageBreak/>
         <w:t>新增</w:t>
       </w:r>
       <w:r>
@@ -9612,6 +9648,7 @@
         <w:rPr>
           <w:rFonts w:ascii="Times New Roman" w:eastAsia="宋体" w:hAnsi="Times New Roman" w:cs="Times New Roman" w:hint="eastAsia"/>
         </w:rPr>
+        <w:lastRenderedPageBreak/>
         <w:t>绘制连接地形可以将鼠标移动到地图边界外，更方便靠近边界的绘制</w:t>
       </w:r>
     </w:p>
@@ -9630,7 +9667,6 @@
         <w:rPr>
           <w:rFonts w:ascii="Times New Roman" w:eastAsia="宋体" w:hAnsi="Times New Roman" w:cs="Times New Roman" w:hint="eastAsia"/>
         </w:rPr>
-        <w:lastRenderedPageBreak/>
         <w:t>优化</w:t>
       </w:r>
       <w:r>
@@ -10705,6 +10741,7 @@
         <w:rPr>
           <w:rFonts w:ascii="Times New Roman" w:eastAsia="宋体" w:hAnsi="Times New Roman" w:cs="Times New Roman" w:hint="eastAsia"/>
         </w:rPr>
+        <w:lastRenderedPageBreak/>
         <w:t>bug</w:t>
       </w:r>
     </w:p>
@@ -10723,7 +10760,6 @@
         <w:rPr>
           <w:rFonts w:ascii="Times New Roman" w:eastAsia="宋体" w:hAnsi="Times New Roman" w:cs="Times New Roman" w:hint="eastAsia"/>
         </w:rPr>
-        <w:lastRenderedPageBreak/>
         <w:t>修复改变地图大小时基地节点、污染可能错位的</w:t>
       </w:r>
       <w:r>
@@ -11816,6 +11852,7 @@
         <w:rPr>
           <w:rFonts w:ascii="Times New Roman" w:eastAsia="宋体" w:hAnsi="Times New Roman" w:cs="Times New Roman" w:hint="eastAsia"/>
         </w:rPr>
+        <w:lastRenderedPageBreak/>
         <w:t>修复当地图边界超出地图范围时，细蓝线会偏移的</w:t>
       </w:r>
       <w:r>
@@ -11840,7 +11877,6 @@
         <w:rPr>
           <w:rFonts w:ascii="Times New Roman" w:eastAsia="宋体" w:hAnsi="Times New Roman" w:cs="Times New Roman" w:hint="eastAsia"/>
         </w:rPr>
-        <w:lastRenderedPageBreak/>
         <w:t>支持自定义</w:t>
       </w:r>
       <w:r>
@@ -12865,6 +12901,7 @@
         <w:rPr>
           <w:rFonts w:ascii="Times New Roman" w:eastAsia="宋体" w:hAnsi="Times New Roman" w:cs="Times New Roman" w:hint="eastAsia"/>
         </w:rPr>
+        <w:lastRenderedPageBreak/>
         <w:t>优化复制粘贴性能，支持跨进程显示区域描边</w:t>
       </w:r>
     </w:p>
@@ -12883,7 +12920,6 @@
         <w:rPr>
           <w:rFonts w:ascii="Times New Roman" w:eastAsia="宋体" w:hAnsi="Times New Roman" w:cs="Times New Roman" w:hint="eastAsia"/>
         </w:rPr>
-        <w:lastRenderedPageBreak/>
         <w:t>修复地形浏览器显示</w:t>
       </w:r>
       <w:r>
@@ -13831,6 +13867,7 @@
         <w:rPr>
           <w:rFonts w:ascii="Times New Roman" w:eastAsia="宋体" w:hAnsi="Times New Roman" w:cs="Times New Roman" w:hint="eastAsia"/>
         </w:rPr>
+        <w:lastRenderedPageBreak/>
         <w:t>触发条件与行为参数支持根据其它参数值改变，例如</w:t>
       </w:r>
       <w:r>
@@ -13849,14 +13886,7 @@
         <w:rPr>
           <w:rFonts w:ascii="Times New Roman" w:eastAsia="宋体" w:hAnsi="Times New Roman" w:cs="Times New Roman" w:hint="eastAsia"/>
         </w:rPr>
-        <w:t>变量间计</w:t>
-      </w:r>
-      <w:r>
-        <w:rPr>
-          <w:rFonts w:ascii="Times New Roman" w:eastAsia="宋体" w:hAnsi="Times New Roman" w:cs="Times New Roman" w:hint="eastAsia"/>
-        </w:rPr>
-        <w:lastRenderedPageBreak/>
-        <w:t>算</w:t>
+        <w:t>变量间计算</w:t>
       </w:r>
       <w:r>
         <w:rPr>
@@ -14865,6 +14895,7 @@
         <w:rPr>
           <w:rFonts w:ascii="Times New Roman" w:eastAsia="宋体" w:hAnsi="Times New Roman" w:cs="Times New Roman" w:hint="eastAsia"/>
         </w:rPr>
+        <w:lastRenderedPageBreak/>
         <w:t>将</w:t>
       </w:r>
       <w:r>
@@ -14889,14 +14920,7 @@
         <w:rPr>
           <w:rFonts w:ascii="Times New Roman" w:eastAsia="宋体" w:hAnsi="Times New Roman" w:cs="Times New Roman" w:hint="eastAsia"/>
         </w:rPr>
-        <w:t>，固定在栈上分</w:t>
-      </w:r>
-      <w:r>
-        <w:rPr>
-          <w:rFonts w:ascii="Times New Roman" w:eastAsia="宋体" w:hAnsi="Times New Roman" w:cs="Times New Roman" w:hint="eastAsia"/>
-        </w:rPr>
-        <w:lastRenderedPageBreak/>
-        <w:t>配内存，可以在提升稳定性的同时避免过大的内存开销</w:t>
+        <w:t>，固定在栈上分配内存，可以在提升稳定性的同时避免过大的内存开销</w:t>
       </w:r>
     </w:p>
     <w:p>
@@ -15772,6 +15796,7 @@
         <w:rPr>
           <w:rFonts w:ascii="Times New Roman" w:eastAsia="宋体" w:hAnsi="Times New Roman" w:cs="Times New Roman" w:hint="eastAsia"/>
         </w:rPr>
+        <w:lastRenderedPageBreak/>
         <w:t>增强了自动海岸对其他地形的覆盖控制，</w:t>
       </w:r>
       <w:r>
@@ -15808,7 +15833,6 @@
         <w:rPr>
           <w:rFonts w:ascii="Times New Roman" w:eastAsia="宋体" w:hAnsi="Times New Roman" w:cs="Times New Roman" w:hint="eastAsia"/>
         </w:rPr>
-        <w:lastRenderedPageBreak/>
         <w:t>创建新地图</w:t>
       </w:r>
       <w:r>
@@ -16793,6 +16817,7 @@
         <w:rPr>
           <w:rFonts w:ascii="Times New Roman" w:eastAsia="宋体" w:hAnsi="Times New Roman" w:cs="Times New Roman" w:hint="eastAsia"/>
         </w:rPr>
+        <w:lastRenderedPageBreak/>
         <w:t>新增</w:t>
       </w:r>
       <w:r>
@@ -16811,14 +16836,7 @@
         <w:rPr>
           <w:rFonts w:ascii="Times New Roman" w:eastAsia="宋体" w:hAnsi="Times New Roman" w:cs="Times New Roman" w:hint="eastAsia"/>
         </w:rPr>
-        <w:t>在放置地形、生成海岸、抬升地表、粘贴地</w:t>
-      </w:r>
-      <w:r>
-        <w:rPr>
-          <w:rFonts w:ascii="Times New Roman" w:eastAsia="宋体" w:hAnsi="Times New Roman" w:cs="Times New Roman" w:hint="eastAsia"/>
-        </w:rPr>
-        <w:lastRenderedPageBreak/>
-        <w:t>形时</w:t>
+        <w:t>在放置地形、生成海岸、抬升地表、粘贴地形时</w:t>
       </w:r>
       <w:r>
         <w:rPr>
@@ -39534,7 +39552,7 @@
         <v:path o:extrusionok="f" gradientshapeok="t" o:connecttype="rect"/>
         <o:lock v:ext="edit" aspectratio="t"/>
       </v:shapetype>
-      <v:shape id="_x0000_i1034" type="#_x0000_t75" style="width:11.4pt;height:11.4pt" o:bullet="t">
+      <v:shape id="_x0000_i1030" type="#_x0000_t75" style="width:11.4pt;height:11.4pt" o:bullet="t">
         <v:imagedata r:id="rId1" o:title="mso9A9A"/>
       </v:shape>
     </w:pict>

--- a/Supplementary/文档/FA2SP HDM Edition说明文档.docx
+++ b/Supplementary/文档/FA2SP HDM Edition说明文档.docx
@@ -1470,7 +1470,7 @@
           <w:kern w:val="0"/>
           <w14:ligatures w14:val="none"/>
         </w:rPr>
-        <w:t>地形对象、覆盖物、污染支持在</w:t>
+        <w:t>科技类型、</w:t>
       </w:r>
       <w:r>
         <w:rPr>
@@ -1478,7 +1478,7 @@
           <w:kern w:val="0"/>
           <w14:ligatures w14:val="none"/>
         </w:rPr>
-        <w:t>rules</w:t>
+        <w:t>地形对象、覆盖物、污染支持在</w:t>
       </w:r>
       <w:r>
         <w:rPr>
@@ -1486,7 +1486,7 @@
           <w:kern w:val="0"/>
           <w14:ligatures w14:val="none"/>
         </w:rPr>
-        <w:t>中填写</w:t>
+        <w:t>rules</w:t>
       </w:r>
       <w:r>
         <w:rPr>
@@ -1494,7 +1494,7 @@
           <w:kern w:val="0"/>
           <w14:ligatures w14:val="none"/>
         </w:rPr>
-        <w:t>EditorCategory</w:t>
+        <w:t>中填写</w:t>
       </w:r>
       <w:r>
         <w:rPr>
@@ -1502,7 +1502,7 @@
           <w:kern w:val="0"/>
           <w14:ligatures w14:val="none"/>
         </w:rPr>
-        <w:t>=key</w:t>
+        <w:t>EditorCategory</w:t>
       </w:r>
       <w:r>
         <w:rPr>
@@ -1510,7 +1510,7 @@
           <w:kern w:val="0"/>
           <w14:ligatures w14:val="none"/>
         </w:rPr>
-        <w:t>在物品浏览器中进行分类，其中</w:t>
+        <w:t>=</w:t>
       </w:r>
       <w:r>
         <w:rPr>
@@ -1518,7 +1518,7 @@
           <w:kern w:val="0"/>
           <w14:ligatures w14:val="none"/>
         </w:rPr>
-        <w:t>key</w:t>
+        <w:t>value</w:t>
       </w:r>
       <w:r>
         <w:rPr>
@@ -1526,7 +1526,7 @@
           <w:kern w:val="0"/>
           <w14:ligatures w14:val="none"/>
         </w:rPr>
-        <w:t>可以在</w:t>
+        <w:t>在物品浏览器中进行分类，其中</w:t>
       </w:r>
       <w:r>
         <w:rPr>
@@ -1534,7 +1534,7 @@
           <w:kern w:val="0"/>
           <w14:ligatures w14:val="none"/>
         </w:rPr>
-        <w:t>FALanguage.ini</w:t>
+        <w:t>key</w:t>
       </w:r>
       <w:r>
         <w:rPr>
@@ -1542,7 +1542,7 @@
           <w:kern w:val="0"/>
           <w14:ligatures w14:val="none"/>
         </w:rPr>
-        <w:t>中进行翻译，此标签与</w:t>
+        <w:t>可以在</w:t>
       </w:r>
       <w:r>
         <w:rPr>
@@ -1550,7 +1550,7 @@
           <w:kern w:val="0"/>
           <w14:ligatures w14:val="none"/>
         </w:rPr>
-        <w:t>WAE</w:t>
+        <w:t>FALanguage.ini</w:t>
       </w:r>
       <w:r>
         <w:rPr>
@@ -1558,27 +1558,15 @@
           <w:kern w:val="0"/>
           <w14:ligatures w14:val="none"/>
         </w:rPr>
-        <w:t>兼容</w:t>
-      </w:r>
-    </w:p>
-    <w:p>
-      <w:pPr>
-        <w:pStyle w:val="a9"/>
-        <w:numPr>
-          <w:ilvl w:val="0"/>
-          <w:numId w:val="11"/>
-        </w:numPr>
-        <w:rPr>
-          <w:rFonts w:ascii="Times New Roman" w:eastAsia="宋体" w:hAnsi="Times New Roman" w:cs="Times New Roman"/>
-        </w:rPr>
-      </w:pPr>
+        <w:t>中进行翻译，此标签与</w:t>
+      </w:r>
       <w:r>
         <w:rPr>
           <w:rFonts w:ascii="Times New Roman" w:eastAsia="宋体" w:hAnsi="Times New Roman" w:cs="Times New Roman" w:hint="eastAsia"/>
           <w:kern w:val="0"/>
           <w14:ligatures w14:val="none"/>
         </w:rPr>
-        <w:t>修复部分情况下物品浏览器选项的名称与实际单位不符的</w:t>
+        <w:t>WAE</w:t>
       </w:r>
       <w:r>
         <w:rPr>
@@ -1586,29 +1574,23 @@
           <w:kern w:val="0"/>
           <w14:ligatures w14:val="none"/>
         </w:rPr>
-        <w:t>bug</w:t>
-      </w:r>
-    </w:p>
-    <w:p>
-      <w:pPr>
-        <w:pStyle w:val="a9"/>
-        <w:numPr>
-          <w:ilvl w:val="0"/>
-          <w:numId w:val="11"/>
-        </w:numPr>
-        <w:rPr>
-          <w:rFonts w:ascii="Times New Roman" w:eastAsia="宋体" w:hAnsi="Times New Roman" w:cs="Times New Roman"/>
+        <w:t>兼容</w:t>
+      </w:r>
+      <w:r>
+        <w:rPr>
+          <w:rFonts w:ascii="Times New Roman" w:eastAsia="宋体" w:hAnsi="Times New Roman" w:cs="Times New Roman" w:hint="eastAsia"/>
           <w:kern w:val="0"/>
           <w14:ligatures w14:val="none"/>
         </w:rPr>
-      </w:pPr>
+        <w:t>；当</w:t>
+      </w:r>
       <w:r>
         <w:rPr>
           <w:rFonts w:ascii="Times New Roman" w:eastAsia="宋体" w:hAnsi="Times New Roman" w:cs="Times New Roman" w:hint="eastAsia"/>
           <w:kern w:val="0"/>
           <w14:ligatures w14:val="none"/>
         </w:rPr>
-        <w:t>支持设置覆盖物数据的最大值，详见</w:t>
+        <w:t>value</w:t>
       </w:r>
       <w:r>
         <w:rPr>
@@ -1616,29 +1598,23 @@
           <w:kern w:val="0"/>
           <w14:ligatures w14:val="none"/>
         </w:rPr>
-        <w:t>OverlayDataLimit</w:t>
-      </w:r>
-    </w:p>
-    <w:p>
-      <w:pPr>
-        <w:pStyle w:val="a9"/>
-        <w:numPr>
-          <w:ilvl w:val="0"/>
-          <w:numId w:val="11"/>
-        </w:numPr>
-        <w:rPr>
-          <w:rFonts w:ascii="Times New Roman" w:eastAsia="宋体" w:hAnsi="Times New Roman" w:cs="Times New Roman"/>
+        <w:t>与</w:t>
+      </w:r>
+      <w:r>
+        <w:rPr>
+          <w:rFonts w:ascii="Times New Roman" w:eastAsia="宋体" w:hAnsi="Times New Roman" w:cs="Times New Roman" w:hint="eastAsia"/>
           <w:kern w:val="0"/>
           <w14:ligatures w14:val="none"/>
         </w:rPr>
-      </w:pPr>
+        <w:t>FAData.ini-&gt;[</w:t>
+      </w:r>
       <w:r>
         <w:rPr>
           <w:rFonts w:ascii="Times New Roman" w:eastAsia="宋体" w:hAnsi="Times New Roman" w:cs="Times New Roman" w:hint="eastAsia"/>
           <w:kern w:val="0"/>
           <w14:ligatures w14:val="none"/>
         </w:rPr>
-        <w:t>修复</w:t>
+        <w:t>English-Sides</w:t>
       </w:r>
       <w:r>
         <w:rPr>
@@ -1646,7 +1622,7 @@
           <w:kern w:val="0"/>
           <w14:ligatures w14:val="none"/>
         </w:rPr>
-        <w:t>phobos</w:t>
+        <w:t>]</w:t>
       </w:r>
       <w:r>
         <w:rPr>
@@ -1654,7 +1630,7 @@
           <w:kern w:val="0"/>
           <w14:ligatures w14:val="none"/>
         </w:rPr>
-        <w:t>继承的部分问题</w:t>
+        <w:t>中的值相同时，会进行合并</w:t>
       </w:r>
     </w:p>
     <w:p>
@@ -1666,16 +1642,112 @@
         </w:numPr>
         <w:rPr>
           <w:rFonts w:ascii="Times New Roman" w:eastAsia="宋体" w:hAnsi="Times New Roman" w:cs="Times New Roman"/>
+        </w:rPr>
+      </w:pPr>
+      <w:r>
+        <w:rPr>
+          <w:rFonts w:ascii="Times New Roman" w:eastAsia="宋体" w:hAnsi="Times New Roman" w:cs="Times New Roman" w:hint="eastAsia"/>
           <w:kern w:val="0"/>
           <w14:ligatures w14:val="none"/>
         </w:rPr>
-      </w:pPr>
+        <w:t>修复部分情况下物品浏览器选项的名称与实际单位不符的</w:t>
+      </w:r>
       <w:r>
         <w:rPr>
           <w:rFonts w:ascii="Times New Roman" w:eastAsia="宋体" w:hAnsi="Times New Roman" w:cs="Times New Roman" w:hint="eastAsia"/>
           <w:kern w:val="0"/>
           <w14:ligatures w14:val="none"/>
         </w:rPr>
+        <w:t>bug</w:t>
+      </w:r>
+    </w:p>
+    <w:p>
+      <w:pPr>
+        <w:pStyle w:val="a9"/>
+        <w:numPr>
+          <w:ilvl w:val="0"/>
+          <w:numId w:val="11"/>
+        </w:numPr>
+        <w:rPr>
+          <w:rFonts w:ascii="Times New Roman" w:eastAsia="宋体" w:hAnsi="Times New Roman" w:cs="Times New Roman"/>
+          <w:kern w:val="0"/>
+          <w14:ligatures w14:val="none"/>
+        </w:rPr>
+      </w:pPr>
+      <w:r>
+        <w:rPr>
+          <w:rFonts w:ascii="Times New Roman" w:eastAsia="宋体" w:hAnsi="Times New Roman" w:cs="Times New Roman" w:hint="eastAsia"/>
+          <w:kern w:val="0"/>
+          <w14:ligatures w14:val="none"/>
+        </w:rPr>
+        <w:t>支持设置覆盖物数据的最大值，详见</w:t>
+      </w:r>
+      <w:r>
+        <w:rPr>
+          <w:rFonts w:ascii="Times New Roman" w:eastAsia="宋体" w:hAnsi="Times New Roman" w:cs="Times New Roman" w:hint="eastAsia"/>
+          <w:kern w:val="0"/>
+          <w14:ligatures w14:val="none"/>
+        </w:rPr>
+        <w:t>OverlayDataLimit</w:t>
+      </w:r>
+    </w:p>
+    <w:p>
+      <w:pPr>
+        <w:pStyle w:val="a9"/>
+        <w:numPr>
+          <w:ilvl w:val="0"/>
+          <w:numId w:val="11"/>
+        </w:numPr>
+        <w:rPr>
+          <w:rFonts w:ascii="Times New Roman" w:eastAsia="宋体" w:hAnsi="Times New Roman" w:cs="Times New Roman"/>
+          <w:kern w:val="0"/>
+          <w14:ligatures w14:val="none"/>
+        </w:rPr>
+      </w:pPr>
+      <w:r>
+        <w:rPr>
+          <w:rFonts w:ascii="Times New Roman" w:eastAsia="宋体" w:hAnsi="Times New Roman" w:cs="Times New Roman" w:hint="eastAsia"/>
+          <w:kern w:val="0"/>
+          <w14:ligatures w14:val="none"/>
+        </w:rPr>
+        <w:t>修复</w:t>
+      </w:r>
+      <w:r>
+        <w:rPr>
+          <w:rFonts w:ascii="Times New Roman" w:eastAsia="宋体" w:hAnsi="Times New Roman" w:cs="Times New Roman" w:hint="eastAsia"/>
+          <w:kern w:val="0"/>
+          <w14:ligatures w14:val="none"/>
+        </w:rPr>
+        <w:t>phobos</w:t>
+      </w:r>
+      <w:r>
+        <w:rPr>
+          <w:rFonts w:ascii="Times New Roman" w:eastAsia="宋体" w:hAnsi="Times New Roman" w:cs="Times New Roman" w:hint="eastAsia"/>
+          <w:kern w:val="0"/>
+          <w14:ligatures w14:val="none"/>
+        </w:rPr>
+        <w:t>继承的部分问题</w:t>
+      </w:r>
+    </w:p>
+    <w:p>
+      <w:pPr>
+        <w:pStyle w:val="a9"/>
+        <w:numPr>
+          <w:ilvl w:val="0"/>
+          <w:numId w:val="11"/>
+        </w:numPr>
+        <w:rPr>
+          <w:rFonts w:ascii="Times New Roman" w:eastAsia="宋体" w:hAnsi="Times New Roman" w:cs="Times New Roman"/>
+          <w:kern w:val="0"/>
+          <w14:ligatures w14:val="none"/>
+        </w:rPr>
+      </w:pPr>
+      <w:r>
+        <w:rPr>
+          <w:rFonts w:ascii="Times New Roman" w:eastAsia="宋体" w:hAnsi="Times New Roman" w:cs="Times New Roman" w:hint="eastAsia"/>
+          <w:kern w:val="0"/>
+          <w14:ligatures w14:val="none"/>
+        </w:rPr>
         <w:t>当单位本体不可见时，仍然支持绘制附加单位</w:t>
       </w:r>
     </w:p>
@@ -2022,6 +2094,7 @@
         <w:rPr>
           <w:rFonts w:ascii="Times New Roman" w:eastAsia="宋体" w:hAnsi="Times New Roman" w:cs="Times New Roman" w:hint="eastAsia"/>
         </w:rPr>
+        <w:lastRenderedPageBreak/>
         <w:t>支持半透明的建筑动画</w:t>
       </w:r>
     </w:p>
@@ -2040,7 +2113,6 @@
         <w:rPr>
           <w:rFonts w:ascii="Times New Roman" w:eastAsia="宋体" w:hAnsi="Times New Roman" w:cs="Times New Roman" w:hint="eastAsia"/>
         </w:rPr>
-        <w:lastRenderedPageBreak/>
         <w:t>修复当显示缺省图像开启时，对没有影子帧的单位显示缺省阴影的</w:t>
       </w:r>
       <w:r>
@@ -3043,6 +3115,7 @@
         <w:rPr>
           <w:rFonts w:ascii="Times New Roman" w:eastAsia="宋体" w:hAnsi="Times New Roman" w:cs="Times New Roman" w:hint="eastAsia"/>
         </w:rPr>
+        <w:lastRenderedPageBreak/>
         <w:t>优化单元标记和路径点的渲染效率</w:t>
       </w:r>
     </w:p>
@@ -3061,7 +3134,6 @@
         <w:rPr>
           <w:rFonts w:ascii="Times New Roman" w:eastAsia="宋体" w:hAnsi="Times New Roman" w:cs="Times New Roman" w:hint="eastAsia"/>
         </w:rPr>
-        <w:lastRenderedPageBreak/>
         <w:t>支持车辆单位的额外炮塔和额外炮管</w:t>
       </w:r>
     </w:p>
@@ -4124,6 +4196,7 @@
         <w:rPr>
           <w:rFonts w:ascii="Times New Roman" w:eastAsia="宋体" w:hAnsi="Times New Roman" w:cs="Times New Roman" w:hint="eastAsia"/>
         </w:rPr>
+        <w:lastRenderedPageBreak/>
         <w:t>新增</w:t>
       </w:r>
       <w:r>
@@ -4162,7 +4235,6 @@
           <w:sz w:val="28"/>
           <w:szCs w:val="32"/>
         </w:rPr>
-        <w:lastRenderedPageBreak/>
         <w:t>1.3.3 (2025.12.</w:t>
       </w:r>
       <w:r>
@@ -5213,6 +5285,7 @@
         <w:rPr>
           <w:rFonts w:ascii="Times New Roman" w:eastAsia="宋体" w:hAnsi="Times New Roman" w:cs="Times New Roman" w:hint="eastAsia"/>
         </w:rPr>
+        <w:lastRenderedPageBreak/>
         <w:t>修复当地图上存在</w:t>
       </w:r>
       <w:r>
@@ -5243,7 +5316,6 @@
         <w:rPr>
           <w:rFonts w:ascii="Times New Roman" w:eastAsia="宋体" w:hAnsi="Times New Roman" w:cs="Times New Roman" w:hint="eastAsia"/>
         </w:rPr>
-        <w:lastRenderedPageBreak/>
         <w:t>bug</w:t>
       </w:r>
     </w:p>
@@ -6294,6 +6366,7 @@
         <w:rPr>
           <w:rFonts w:ascii="Times New Roman" w:eastAsia="宋体" w:hAnsi="Times New Roman" w:cs="Times New Roman" w:hint="eastAsia"/>
         </w:rPr>
+        <w:lastRenderedPageBreak/>
         <w:t>“</w:t>
       </w:r>
       <w:r>
@@ -6306,14 +6379,7 @@
         <w:rPr>
           <w:rFonts w:ascii="Times New Roman" w:eastAsia="宋体" w:hAnsi="Times New Roman" w:cs="Times New Roman" w:hint="eastAsia"/>
         </w:rPr>
-        <w:t>”覆盖物为了兼容旧地编，进行了额外的偏移，在</w:t>
-      </w:r>
-      <w:r>
-        <w:rPr>
-          <w:rFonts w:ascii="Times New Roman" w:eastAsia="宋体" w:hAnsi="Times New Roman" w:cs="Times New Roman" w:hint="eastAsia"/>
-        </w:rPr>
-        <w:lastRenderedPageBreak/>
-        <w:t>修复后反而会偏移。</w:t>
+        <w:t>”覆盖物为了兼容旧地编，进行了额外的偏移，在修复后反而会偏移。</w:t>
       </w:r>
       <w:r>
         <w:rPr>
@@ -7381,6 +7447,7 @@
         <w:rPr>
           <w:rFonts w:ascii="Times New Roman" w:eastAsia="宋体" w:hAnsi="Times New Roman" w:cs="Times New Roman" w:hint="eastAsia"/>
         </w:rPr>
+        <w:lastRenderedPageBreak/>
         <w:t>新增触发注释窗口，可以为触发、小队、脚本、特遣、</w:t>
       </w:r>
       <w:r>
@@ -7405,14 +7472,7 @@
         <w:rPr>
           <w:rFonts w:ascii="Times New Roman" w:eastAsia="宋体" w:hAnsi="Times New Roman" w:cs="Times New Roman" w:hint="eastAsia"/>
         </w:rPr>
-        <w:t>添加注</w:t>
-      </w:r>
-      <w:r>
-        <w:rPr>
-          <w:rFonts w:ascii="Times New Roman" w:eastAsia="宋体" w:hAnsi="Times New Roman" w:cs="Times New Roman" w:hint="eastAsia"/>
-        </w:rPr>
-        <w:lastRenderedPageBreak/>
-        <w:t>释</w:t>
+        <w:t>添加注释</w:t>
       </w:r>
     </w:p>
     <w:p>
@@ -8569,6 +8629,7 @@
         <w:rPr>
           <w:rFonts w:ascii="Times New Roman" w:eastAsia="宋体" w:hAnsi="Times New Roman" w:cs="Times New Roman" w:hint="eastAsia"/>
         </w:rPr>
+        <w:lastRenderedPageBreak/>
         <w:t>修复了</w:t>
       </w:r>
       <w:r>
@@ -8605,7 +8666,6 @@
         <w:rPr>
           <w:rFonts w:ascii="Times New Roman" w:eastAsia="宋体" w:hAnsi="Times New Roman" w:cs="Times New Roman" w:hint="eastAsia"/>
         </w:rPr>
-        <w:lastRenderedPageBreak/>
         <w:t>支持</w:t>
       </w:r>
       <w:r>
@@ -9696,6 +9756,7 @@
         <w:rPr>
           <w:rFonts w:ascii="Times New Roman" w:eastAsia="宋体" w:hAnsi="Times New Roman" w:cs="Times New Roman" w:hint="eastAsia"/>
         </w:rPr>
+        <w:lastRenderedPageBreak/>
         <w:t>优化建筑动画读取逻辑，尊重动画的</w:t>
       </w:r>
       <w:r>
@@ -9726,14 +9787,980 @@
         <w:rPr>
           <w:rFonts w:ascii="Times New Roman" w:eastAsia="宋体" w:hAnsi="Times New Roman" w:cs="Times New Roman" w:hint="eastAsia"/>
         </w:rPr>
+        <w:t>Lua</w:t>
+      </w:r>
+      <w:r>
+        <w:rPr>
+          <w:rFonts w:ascii="Times New Roman" w:eastAsia="宋体" w:hAnsi="Times New Roman" w:cs="Times New Roman" w:hint="eastAsia"/>
+        </w:rPr>
+        <w:t>脚本终端支持搜索脚本文件</w:t>
+      </w:r>
+    </w:p>
+    <w:p>
+      <w:pPr>
+        <w:pStyle w:val="a9"/>
+        <w:numPr>
+          <w:ilvl w:val="0"/>
+          <w:numId w:val="31"/>
+        </w:numPr>
+        <w:rPr>
+          <w:rFonts w:ascii="Times New Roman" w:eastAsia="宋体" w:hAnsi="Times New Roman" w:cs="Times New Roman"/>
+        </w:rPr>
+      </w:pPr>
+      <w:r>
+        <w:rPr>
+          <w:rFonts w:ascii="Times New Roman" w:eastAsia="宋体" w:hAnsi="Times New Roman" w:cs="Times New Roman" w:hint="eastAsia"/>
+        </w:rPr>
+        <w:t>微调地图边界细蓝线的位置</w:t>
+      </w:r>
+    </w:p>
+    <w:p>
+      <w:pPr>
+        <w:pStyle w:val="a9"/>
+        <w:numPr>
+          <w:ilvl w:val="0"/>
+          <w:numId w:val="31"/>
+        </w:numPr>
+        <w:rPr>
+          <w:rFonts w:ascii="Times New Roman" w:eastAsia="宋体" w:hAnsi="Times New Roman" w:cs="Times New Roman"/>
+        </w:rPr>
+      </w:pPr>
+      <w:r>
+        <w:rPr>
+          <w:rFonts w:ascii="Times New Roman" w:eastAsia="宋体" w:hAnsi="Times New Roman" w:cs="Times New Roman" w:hint="eastAsia"/>
+        </w:rPr>
+        <w:t>修复了</w:t>
+      </w:r>
+      <w:r>
+        <w:rPr>
+          <w:rFonts w:ascii="Times New Roman" w:eastAsia="宋体" w:hAnsi="Times New Roman" w:cs="Times New Roman" w:hint="eastAsia"/>
+        </w:rPr>
+        <w:t>Vxl</w:t>
+      </w:r>
+      <w:r>
+        <w:rPr>
+          <w:rFonts w:ascii="Times New Roman" w:eastAsia="宋体" w:hAnsi="Times New Roman" w:cs="Times New Roman" w:hint="eastAsia"/>
+        </w:rPr>
+        <w:t>车辆</w:t>
+      </w:r>
+      <w:r>
+        <w:rPr>
+          <w:rFonts w:ascii="Times New Roman" w:eastAsia="宋体" w:hAnsi="Times New Roman" w:cs="Times New Roman" w:hint="eastAsia"/>
+        </w:rPr>
+        <w:t>Noshadow=yes</w:t>
+      </w:r>
+      <w:r>
+        <w:rPr>
+          <w:rFonts w:ascii="Times New Roman" w:eastAsia="宋体" w:hAnsi="Times New Roman" w:cs="Times New Roman" w:hint="eastAsia"/>
+        </w:rPr>
+        <w:t>时仍会显示阴影的</w:t>
+      </w:r>
+      <w:r>
+        <w:rPr>
+          <w:rFonts w:ascii="Times New Roman" w:eastAsia="宋体" w:hAnsi="Times New Roman" w:cs="Times New Roman" w:hint="eastAsia"/>
+        </w:rPr>
+        <w:t>bug</w:t>
+      </w:r>
+    </w:p>
+    <w:p>
+      <w:pPr>
+        <w:pStyle w:val="a9"/>
+        <w:numPr>
+          <w:ilvl w:val="0"/>
+          <w:numId w:val="31"/>
+        </w:numPr>
+        <w:rPr>
+          <w:rFonts w:ascii="Times New Roman" w:eastAsia="宋体" w:hAnsi="Times New Roman" w:cs="Times New Roman"/>
+        </w:rPr>
+      </w:pPr>
+      <w:r>
+        <w:rPr>
+          <w:rFonts w:ascii="Times New Roman" w:eastAsia="宋体" w:hAnsi="Times New Roman" w:cs="Times New Roman" w:hint="eastAsia"/>
+        </w:rPr>
+        <w:t>修复部分情况下绘制连接地形上升、下降段高度错误的</w:t>
+      </w:r>
+      <w:r>
+        <w:rPr>
+          <w:rFonts w:ascii="Times New Roman" w:eastAsia="宋体" w:hAnsi="Times New Roman" w:cs="Times New Roman" w:hint="eastAsia"/>
+        </w:rPr>
+        <w:t>bug</w:t>
+      </w:r>
+    </w:p>
+    <w:p>
+      <w:pPr>
+        <w:pStyle w:val="a9"/>
+        <w:numPr>
+          <w:ilvl w:val="0"/>
+          <w:numId w:val="31"/>
+        </w:numPr>
+        <w:rPr>
+          <w:rFonts w:ascii="Times New Roman" w:eastAsia="宋体" w:hAnsi="Times New Roman" w:cs="Times New Roman"/>
+        </w:rPr>
+      </w:pPr>
+      <w:r>
+        <w:rPr>
+          <w:rFonts w:ascii="Times New Roman" w:eastAsia="宋体" w:hAnsi="Times New Roman" w:cs="Times New Roman" w:hint="eastAsia"/>
+        </w:rPr>
+        <w:t>优化光照沙盒切换时的性能</w:t>
+      </w:r>
+    </w:p>
+    <w:p>
+      <w:pPr>
+        <w:pStyle w:val="a9"/>
+        <w:numPr>
+          <w:ilvl w:val="0"/>
+          <w:numId w:val="31"/>
+        </w:numPr>
+        <w:rPr>
+          <w:rFonts w:ascii="Times New Roman" w:eastAsia="宋体" w:hAnsi="Times New Roman" w:cs="Times New Roman"/>
+        </w:rPr>
+      </w:pPr>
+      <w:r>
+        <w:rPr>
+          <w:rFonts w:ascii="Times New Roman" w:eastAsia="宋体" w:hAnsi="Times New Roman" w:cs="Times New Roman" w:hint="eastAsia"/>
+        </w:rPr>
+        <w:t>新增</w:t>
+      </w:r>
+      <w:r>
+        <w:rPr>
+          <w:rFonts w:ascii="Times New Roman" w:eastAsia="宋体" w:hAnsi="Times New Roman" w:cs="Times New Roman" w:hint="eastAsia"/>
+        </w:rPr>
+        <w:t>LightingPreview</w:t>
+      </w:r>
+      <w:r>
+        <w:rPr>
+          <w:rFonts w:ascii="Times New Roman" w:eastAsia="宋体" w:hAnsi="Times New Roman" w:cs="Times New Roman" w:hint="eastAsia"/>
+        </w:rPr>
+        <w:t>.</w:t>
+      </w:r>
+      <w:r>
+        <w:rPr>
+          <w:rFonts w:ascii="Times New Roman" w:eastAsia="宋体" w:hAnsi="Times New Roman" w:cs="Times New Roman" w:hint="eastAsia"/>
+        </w:rPr>
+        <w:t>Tint</w:t>
+      </w:r>
+      <w:r>
+        <w:rPr>
+          <w:rFonts w:ascii="Times New Roman" w:eastAsia="宋体" w:hAnsi="Times New Roman" w:cs="Times New Roman" w:hint="eastAsia"/>
+        </w:rPr>
+        <w:t>TileSetBrowserView</w:t>
+      </w:r>
+      <w:r>
+        <w:rPr>
+          <w:rFonts w:ascii="Times New Roman" w:eastAsia="宋体" w:hAnsi="Times New Roman" w:cs="Times New Roman" w:hint="eastAsia"/>
+        </w:rPr>
+        <w:t>，控制是否按光照沙盒渲染地形浏览器图像</w:t>
+      </w:r>
+    </w:p>
+    <w:p>
+      <w:pPr>
+        <w:pStyle w:val="a9"/>
+        <w:numPr>
+          <w:ilvl w:val="0"/>
+          <w:numId w:val="31"/>
+        </w:numPr>
+        <w:rPr>
+          <w:rFonts w:ascii="Times New Roman" w:eastAsia="宋体" w:hAnsi="Times New Roman" w:cs="Times New Roman"/>
+        </w:rPr>
+      </w:pPr>
+      <w:r>
+        <w:rPr>
+          <w:rFonts w:ascii="Times New Roman" w:eastAsia="宋体" w:hAnsi="Times New Roman" w:cs="Times New Roman" w:hint="eastAsia"/>
+        </w:rPr>
+        <w:t>新增距离标尺，可以记录当前鼠标位置距离上次按下左键位置的距离，记录历史数量见</w:t>
+      </w:r>
+      <w:r>
+        <w:rPr>
+          <w:rFonts w:ascii="Times New Roman" w:eastAsia="宋体" w:hAnsi="Times New Roman" w:cs="Times New Roman" w:hint="eastAsia"/>
+        </w:rPr>
+        <w:t>DistanceRuler.Records</w:t>
+      </w:r>
+    </w:p>
+    <w:p>
+      <w:pPr>
+        <w:pStyle w:val="a9"/>
+        <w:numPr>
+          <w:ilvl w:val="0"/>
+          <w:numId w:val="31"/>
+        </w:numPr>
+        <w:rPr>
+          <w:rFonts w:ascii="Times New Roman" w:eastAsia="宋体" w:hAnsi="Times New Roman" w:cs="Times New Roman"/>
+        </w:rPr>
+      </w:pPr>
+      <w:r>
+        <w:rPr>
+          <w:rFonts w:ascii="Times New Roman" w:eastAsia="宋体" w:hAnsi="Times New Roman" w:cs="Times New Roman" w:hint="eastAsia"/>
+        </w:rPr>
+        <w:t>微调新建地图时可视边界数值</w:t>
+      </w:r>
+    </w:p>
+    <w:p>
+      <w:pPr>
+        <w:pStyle w:val="a9"/>
+        <w:numPr>
+          <w:ilvl w:val="0"/>
+          <w:numId w:val="31"/>
+        </w:numPr>
+        <w:rPr>
+          <w:rFonts w:ascii="Times New Roman" w:eastAsia="宋体" w:hAnsi="Times New Roman" w:cs="Times New Roman"/>
+        </w:rPr>
+      </w:pPr>
+      <w:r>
+        <w:rPr>
+          <w:rFonts w:ascii="Times New Roman" w:eastAsia="宋体" w:hAnsi="Times New Roman" w:cs="Times New Roman" w:hint="eastAsia"/>
+        </w:rPr>
+        <w:t>修复平坦地形工具无法平坦地图边缘斜坡的</w:t>
+      </w:r>
+      <w:r>
+        <w:rPr>
+          <w:rFonts w:ascii="Times New Roman" w:eastAsia="宋体" w:hAnsi="Times New Roman" w:cs="Times New Roman" w:hint="eastAsia"/>
+        </w:rPr>
+        <w:t>bug</w:t>
+      </w:r>
+    </w:p>
+    <w:p>
+      <w:pPr>
+        <w:pStyle w:val="a9"/>
+        <w:numPr>
+          <w:ilvl w:val="0"/>
+          <w:numId w:val="31"/>
+        </w:numPr>
+        <w:rPr>
+          <w:rFonts w:ascii="Times New Roman" w:eastAsia="宋体" w:hAnsi="Times New Roman" w:cs="Times New Roman"/>
+        </w:rPr>
+      </w:pPr>
+      <w:r>
+        <w:rPr>
+          <w:rFonts w:ascii="Times New Roman" w:eastAsia="宋体" w:hAnsi="Times New Roman" w:cs="Times New Roman" w:hint="eastAsia"/>
+        </w:rPr>
+        <w:t>绘制连接地形可以将鼠标移动到地图边界外，更方便靠近边界的绘制</w:t>
+      </w:r>
+    </w:p>
+    <w:p>
+      <w:pPr>
+        <w:pStyle w:val="a9"/>
+        <w:numPr>
+          <w:ilvl w:val="0"/>
+          <w:numId w:val="31"/>
+        </w:numPr>
+        <w:rPr>
+          <w:rFonts w:ascii="Times New Roman" w:eastAsia="宋体" w:hAnsi="Times New Roman" w:cs="Times New Roman"/>
+        </w:rPr>
+      </w:pPr>
+      <w:r>
+        <w:rPr>
+          <w:rFonts w:ascii="Times New Roman" w:eastAsia="宋体" w:hAnsi="Times New Roman" w:cs="Times New Roman" w:hint="eastAsia"/>
+        </w:rPr>
+        <w:t>优化</w:t>
+      </w:r>
+      <w:r>
+        <w:rPr>
+          <w:rFonts w:ascii="Times New Roman" w:eastAsia="宋体" w:hAnsi="Times New Roman" w:cs="Times New Roman" w:hint="eastAsia"/>
+        </w:rPr>
+        <w:t>IsoMapPack5</w:t>
+      </w:r>
+      <w:r>
+        <w:rPr>
+          <w:rFonts w:ascii="Times New Roman" w:eastAsia="宋体" w:hAnsi="Times New Roman" w:cs="Times New Roman" w:hint="eastAsia"/>
+        </w:rPr>
+        <w:t>压缩，减少地图体积，减少游戏内大地图地形异常的可能</w:t>
+      </w:r>
+    </w:p>
+    <w:p>
+      <w:pPr>
+        <w:pStyle w:val="a9"/>
+        <w:numPr>
+          <w:ilvl w:val="0"/>
+          <w:numId w:val="31"/>
+        </w:numPr>
+        <w:rPr>
+          <w:rFonts w:ascii="Times New Roman" w:eastAsia="宋体" w:hAnsi="Times New Roman" w:cs="Times New Roman"/>
+        </w:rPr>
+      </w:pPr>
+      <w:r>
+        <w:rPr>
+          <w:rFonts w:ascii="Times New Roman" w:eastAsia="宋体" w:hAnsi="Times New Roman" w:cs="Times New Roman" w:hint="eastAsia"/>
+        </w:rPr>
+        <w:t>修复调整地图大小后隧道位置错误的</w:t>
+      </w:r>
+      <w:r>
+        <w:rPr>
+          <w:rFonts w:ascii="Times New Roman" w:eastAsia="宋体" w:hAnsi="Times New Roman" w:cs="Times New Roman" w:hint="eastAsia"/>
+        </w:rPr>
+        <w:t>bug</w:t>
+      </w:r>
+    </w:p>
+    <w:p>
+      <w:pPr>
+        <w:pStyle w:val="a9"/>
+        <w:numPr>
+          <w:ilvl w:val="0"/>
+          <w:numId w:val="31"/>
+        </w:numPr>
+        <w:rPr>
+          <w:rFonts w:ascii="Times New Roman" w:eastAsia="宋体" w:hAnsi="Times New Roman" w:cs="Times New Roman"/>
+        </w:rPr>
+      </w:pPr>
+      <w:r>
+        <w:rPr>
+          <w:rFonts w:ascii="Times New Roman" w:eastAsia="宋体" w:hAnsi="Times New Roman" w:cs="Times New Roman" w:hint="eastAsia"/>
+        </w:rPr>
+        <w:t>修复了在开启输入法和部分情况下在地图界面按</w:t>
+      </w:r>
+      <w:r>
+        <w:rPr>
+          <w:rFonts w:ascii="Times New Roman" w:eastAsia="宋体" w:hAnsi="Times New Roman" w:cs="Times New Roman" w:hint="eastAsia"/>
+        </w:rPr>
+        <w:t>D</w:t>
+      </w:r>
+      <w:r>
+        <w:rPr>
+          <w:rFonts w:ascii="Times New Roman" w:eastAsia="宋体" w:hAnsi="Times New Roman" w:cs="Times New Roman" w:hint="eastAsia"/>
+        </w:rPr>
+        <w:t>、</w:t>
+      </w:r>
+      <w:r>
+        <w:rPr>
+          <w:rFonts w:ascii="Times New Roman" w:eastAsia="宋体" w:hAnsi="Times New Roman" w:cs="Times New Roman" w:hint="eastAsia"/>
+        </w:rPr>
+        <w:t>[</w:t>
+      </w:r>
+      <w:r>
+        <w:rPr>
+          <w:rFonts w:ascii="Times New Roman" w:eastAsia="宋体" w:hAnsi="Times New Roman" w:cs="Times New Roman" w:hint="eastAsia"/>
+        </w:rPr>
+        <w:t>、</w:t>
+      </w:r>
+      <w:r>
+        <w:rPr>
+          <w:rFonts w:ascii="Times New Roman" w:eastAsia="宋体" w:hAnsi="Times New Roman" w:cs="Times New Roman" w:hint="eastAsia"/>
+        </w:rPr>
+        <w:t>]</w:t>
+      </w:r>
+      <w:r>
+        <w:rPr>
+          <w:rFonts w:ascii="Times New Roman" w:eastAsia="宋体" w:hAnsi="Times New Roman" w:cs="Times New Roman" w:hint="eastAsia"/>
+        </w:rPr>
+        <w:t>键无效的</w:t>
+      </w:r>
+      <w:r>
+        <w:rPr>
+          <w:rFonts w:ascii="Times New Roman" w:eastAsia="宋体" w:hAnsi="Times New Roman" w:cs="Times New Roman" w:hint="eastAsia"/>
+        </w:rPr>
+        <w:t>bug</w:t>
+      </w:r>
+    </w:p>
+    <w:p>
+      <w:pPr>
+        <w:pStyle w:val="a9"/>
+        <w:numPr>
+          <w:ilvl w:val="0"/>
+          <w:numId w:val="31"/>
+        </w:numPr>
+        <w:rPr>
+          <w:rFonts w:ascii="Times New Roman" w:eastAsia="宋体" w:hAnsi="Times New Roman" w:cs="Times New Roman"/>
+        </w:rPr>
+      </w:pPr>
+      <w:r>
+        <w:rPr>
+          <w:rFonts w:ascii="Times New Roman" w:eastAsia="宋体" w:hAnsi="Times New Roman" w:cs="Times New Roman" w:hint="eastAsia"/>
+        </w:rPr>
+        <w:t>修复了新城市下使用绘制悬崖后部工具时，按</w:t>
+      </w:r>
+      <w:r>
+        <w:rPr>
+          <w:rFonts w:ascii="Times New Roman" w:eastAsia="宋体" w:hAnsi="Times New Roman" w:cs="Times New Roman" w:hint="eastAsia"/>
+        </w:rPr>
+        <w:t>A</w:t>
+      </w:r>
+      <w:r>
+        <w:rPr>
+          <w:rFonts w:ascii="Times New Roman" w:eastAsia="宋体" w:hAnsi="Times New Roman" w:cs="Times New Roman" w:hint="eastAsia"/>
+        </w:rPr>
+        <w:t>键无法切换悬崖类型的</w:t>
+      </w:r>
+      <w:r>
+        <w:rPr>
+          <w:rFonts w:ascii="Times New Roman" w:eastAsia="宋体" w:hAnsi="Times New Roman" w:cs="Times New Roman" w:hint="eastAsia"/>
+        </w:rPr>
+        <w:t>bug</w:t>
+      </w:r>
+    </w:p>
+    <w:p>
+      <w:pPr>
+        <w:pStyle w:val="a9"/>
+        <w:numPr>
+          <w:ilvl w:val="0"/>
+          <w:numId w:val="31"/>
+        </w:numPr>
+        <w:rPr>
+          <w:rFonts w:ascii="Times New Roman" w:eastAsia="宋体" w:hAnsi="Times New Roman" w:cs="Times New Roman"/>
+        </w:rPr>
+      </w:pPr>
+      <w:r>
+        <w:rPr>
+          <w:rFonts w:ascii="Times New Roman" w:eastAsia="宋体" w:hAnsi="Times New Roman" w:cs="Times New Roman" w:hint="eastAsia"/>
+        </w:rPr>
+        <w:t>增强绘制悬崖工具，可以在不同地图类型的</w:t>
+      </w:r>
+      <w:r>
+        <w:rPr>
+          <w:rFonts w:ascii="Times New Roman" w:eastAsia="宋体" w:hAnsi="Times New Roman" w:cs="Times New Roman" w:hint="eastAsia"/>
+        </w:rPr>
+        <w:t>[TheaterInfo]</w:t>
+      </w:r>
+      <w:r>
+        <w:rPr>
+          <w:rFonts w:ascii="Times New Roman" w:eastAsia="宋体" w:hAnsi="Times New Roman" w:cs="Times New Roman" w:hint="eastAsia"/>
+        </w:rPr>
+        <w:t>（如</w:t>
+      </w:r>
+      <w:r>
+        <w:rPr>
+          <w:rFonts w:ascii="Times New Roman" w:eastAsia="宋体" w:hAnsi="Times New Roman" w:cs="Times New Roman" w:hint="eastAsia"/>
+        </w:rPr>
+        <w:t>[SnowInfo]</w:t>
+      </w:r>
+      <w:r>
+        <w:rPr>
+          <w:rFonts w:ascii="Times New Roman" w:eastAsia="宋体" w:hAnsi="Times New Roman" w:cs="Times New Roman" w:hint="eastAsia"/>
+        </w:rPr>
+        <w:t>）中填写</w:t>
+      </w:r>
+      <w:r>
+        <w:rPr>
+          <w:rFonts w:ascii="Times New Roman" w:eastAsia="宋体" w:hAnsi="Times New Roman" w:cs="Times New Roman" w:hint="eastAsia"/>
+        </w:rPr>
+        <w:t>Cliffs2</w:t>
+      </w:r>
+      <w:r>
+        <w:rPr>
+          <w:rFonts w:ascii="Times New Roman" w:eastAsia="宋体" w:hAnsi="Times New Roman" w:cs="Times New Roman" w:hint="eastAsia"/>
+        </w:rPr>
+        <w:t>、</w:t>
+      </w:r>
+      <w:r>
+        <w:rPr>
+          <w:rFonts w:ascii="Times New Roman" w:eastAsia="宋体" w:hAnsi="Times New Roman" w:cs="Times New Roman" w:hint="eastAsia"/>
+        </w:rPr>
+        <w:t>CliffsWater2</w:t>
+      </w:r>
+      <w:r>
+        <w:rPr>
+          <w:rFonts w:ascii="Times New Roman" w:eastAsia="宋体" w:hAnsi="Times New Roman" w:cs="Times New Roman" w:hint="eastAsia"/>
+        </w:rPr>
+        <w:t>以支持悬崖类型切换；在存在月球悬崖时，支持绘制月球悬崖</w:t>
+      </w:r>
+    </w:p>
+    <w:p>
+      <w:pPr>
+        <w:pStyle w:val="a9"/>
+        <w:numPr>
+          <w:ilvl w:val="0"/>
+          <w:numId w:val="31"/>
+        </w:numPr>
+        <w:rPr>
+          <w:rFonts w:ascii="Times New Roman" w:eastAsia="宋体" w:hAnsi="Times New Roman" w:cs="Times New Roman"/>
+        </w:rPr>
+      </w:pPr>
+      <w:r>
+        <w:rPr>
+          <w:rFonts w:ascii="Times New Roman" w:eastAsia="宋体" w:hAnsi="Times New Roman" w:cs="Times New Roman" w:hint="eastAsia"/>
+        </w:rPr>
+        <w:t>支持</w:t>
+      </w:r>
+      <w:r>
+        <w:rPr>
+          <w:rFonts w:ascii="Times New Roman" w:eastAsia="宋体" w:hAnsi="Times New Roman" w:cs="Times New Roman" w:hint="eastAsia"/>
+        </w:rPr>
+        <w:t>32</w:t>
+      </w:r>
+      <w:r>
+        <w:rPr>
+          <w:rFonts w:ascii="Times New Roman" w:eastAsia="宋体" w:hAnsi="Times New Roman" w:cs="Times New Roman" w:hint="eastAsia"/>
+        </w:rPr>
+        <w:t>向面向</w:t>
+      </w:r>
+      <w:r>
+        <w:rPr>
+          <w:rFonts w:ascii="Times New Roman" w:eastAsia="宋体" w:hAnsi="Times New Roman" w:cs="Times New Roman" w:hint="eastAsia"/>
+        </w:rPr>
+        <w:t>与拖拽</w:t>
+      </w:r>
+      <w:r>
+        <w:rPr>
+          <w:rFonts w:ascii="Times New Roman" w:eastAsia="宋体" w:hAnsi="Times New Roman" w:cs="Times New Roman" w:hint="eastAsia"/>
+        </w:rPr>
+        <w:t>，详见</w:t>
+      </w:r>
+      <w:r>
+        <w:rPr>
+          <w:rFonts w:ascii="Times New Roman" w:eastAsia="宋体" w:hAnsi="Times New Roman" w:cs="Times New Roman" w:hint="eastAsia"/>
+        </w:rPr>
+        <w:t>ExtFacings</w:t>
+      </w:r>
+      <w:r>
+        <w:rPr>
+          <w:rFonts w:ascii="Times New Roman" w:eastAsia="宋体" w:hAnsi="Times New Roman" w:cs="Times New Roman" w:hint="eastAsia"/>
+        </w:rPr>
+        <w:t>与</w:t>
+      </w:r>
+      <w:r>
+        <w:rPr>
+          <w:rFonts w:ascii="Times New Roman" w:eastAsia="宋体" w:hAnsi="Times New Roman" w:cs="Times New Roman" w:hint="eastAsia"/>
+        </w:rPr>
+        <w:t>ExtFacings.Drag</w:t>
+      </w:r>
+    </w:p>
+    <w:p>
+      <w:pPr>
+        <w:pStyle w:val="a9"/>
+        <w:numPr>
+          <w:ilvl w:val="0"/>
+          <w:numId w:val="31"/>
+        </w:numPr>
+        <w:rPr>
+          <w:rFonts w:ascii="Times New Roman" w:eastAsia="宋体" w:hAnsi="Times New Roman" w:cs="Times New Roman"/>
+        </w:rPr>
+      </w:pPr>
+      <w:r>
+        <w:rPr>
+          <w:rFonts w:ascii="Times New Roman" w:eastAsia="宋体" w:hAnsi="Times New Roman" w:cs="Times New Roman" w:hint="eastAsia"/>
+        </w:rPr>
+        <w:t>重写部分字符串类型，优化字符串加载稳定性</w:t>
+      </w:r>
+    </w:p>
+    <w:p>
+      <w:pPr>
+        <w:pStyle w:val="a9"/>
+        <w:numPr>
+          <w:ilvl w:val="0"/>
+          <w:numId w:val="31"/>
+        </w:numPr>
+        <w:rPr>
+          <w:rFonts w:ascii="Times New Roman" w:eastAsia="宋体" w:hAnsi="Times New Roman" w:cs="Times New Roman"/>
+        </w:rPr>
+      </w:pPr>
+      <w:r>
+        <w:rPr>
+          <w:rFonts w:ascii="Times New Roman" w:eastAsia="宋体" w:hAnsi="Times New Roman" w:cs="Times New Roman" w:hint="eastAsia"/>
+        </w:rPr>
+        <w:t>优化抬升</w:t>
+      </w:r>
+      <w:r>
+        <w:rPr>
+          <w:rFonts w:ascii="Times New Roman" w:eastAsia="宋体" w:hAnsi="Times New Roman" w:cs="Times New Roman" w:hint="eastAsia"/>
+        </w:rPr>
+        <w:t>/</w:t>
+      </w:r>
+      <w:r>
+        <w:rPr>
+          <w:rFonts w:ascii="Times New Roman" w:eastAsia="宋体" w:hAnsi="Times New Roman" w:cs="Times New Roman" w:hint="eastAsia"/>
+        </w:rPr>
+        <w:t>降低地表算法，不会出现异常的大范围变动</w:t>
+      </w:r>
+    </w:p>
+    <w:p>
+      <w:pPr>
+        <w:pStyle w:val="a9"/>
+        <w:numPr>
+          <w:ilvl w:val="0"/>
+          <w:numId w:val="31"/>
+        </w:numPr>
+        <w:rPr>
+          <w:rFonts w:ascii="Times New Roman" w:eastAsia="宋体" w:hAnsi="Times New Roman" w:cs="Times New Roman"/>
+        </w:rPr>
+      </w:pPr>
+      <w:r>
+        <w:rPr>
+          <w:rFonts w:ascii="Times New Roman" w:eastAsia="宋体" w:hAnsi="Times New Roman" w:cs="Times New Roman" w:hint="eastAsia"/>
+        </w:rPr>
+        <w:t>FA2sp.log</w:t>
+      </w:r>
+      <w:r>
+        <w:rPr>
+          <w:rFonts w:ascii="Times New Roman" w:eastAsia="宋体" w:hAnsi="Times New Roman" w:cs="Times New Roman" w:hint="eastAsia"/>
+        </w:rPr>
+        <w:t>使用</w:t>
+      </w:r>
+      <w:r>
+        <w:rPr>
+          <w:rFonts w:ascii="Times New Roman" w:eastAsia="宋体" w:hAnsi="Times New Roman" w:cs="Times New Roman" w:hint="eastAsia"/>
+        </w:rPr>
+        <w:t>UTF8</w:t>
+      </w:r>
+      <w:r>
+        <w:rPr>
+          <w:rFonts w:ascii="Times New Roman" w:eastAsia="宋体" w:hAnsi="Times New Roman" w:cs="Times New Roman" w:hint="eastAsia"/>
+        </w:rPr>
+        <w:t>编码</w:t>
+      </w:r>
+    </w:p>
+    <w:p>
+      <w:pPr>
+        <w:pStyle w:val="a9"/>
+        <w:numPr>
+          <w:ilvl w:val="0"/>
+          <w:numId w:val="31"/>
+        </w:numPr>
+        <w:rPr>
+          <w:rFonts w:ascii="Times New Roman" w:eastAsia="宋体" w:hAnsi="Times New Roman" w:cs="Times New Roman"/>
+        </w:rPr>
+      </w:pPr>
+      <w:r>
+        <w:rPr>
+          <w:rFonts w:ascii="Times New Roman" w:eastAsia="宋体" w:hAnsi="Times New Roman" w:cs="Times New Roman" w:hint="eastAsia"/>
+        </w:rPr>
+        <w:t>保存地图时可以维持已有的</w:t>
+      </w:r>
+      <w:r>
+        <w:rPr>
+          <w:rFonts w:ascii="Times New Roman" w:eastAsia="宋体" w:hAnsi="Times New Roman" w:cs="Times New Roman" w:hint="eastAsia"/>
+        </w:rPr>
+        <w:t>ini</w:t>
+      </w:r>
+      <w:r>
+        <w:rPr>
+          <w:rFonts w:ascii="Times New Roman" w:eastAsia="宋体" w:hAnsi="Times New Roman" w:cs="Times New Roman" w:hint="eastAsia"/>
+        </w:rPr>
+        <w:t>小节顺序，详见</w:t>
+      </w:r>
+      <w:r>
+        <w:rPr>
+          <w:rFonts w:ascii="Times New Roman" w:eastAsia="宋体" w:hAnsi="Times New Roman" w:cs="Times New Roman" w:hint="eastAsia"/>
+        </w:rPr>
+        <w:t>SaveMap.PreserveINISorting</w:t>
+      </w:r>
+    </w:p>
+    <w:p>
+      <w:pPr>
+        <w:pStyle w:val="a9"/>
+        <w:numPr>
+          <w:ilvl w:val="0"/>
+          <w:numId w:val="31"/>
+        </w:numPr>
+        <w:rPr>
+          <w:rFonts w:ascii="Times New Roman" w:eastAsia="宋体" w:hAnsi="Times New Roman" w:cs="Times New Roman"/>
+        </w:rPr>
+      </w:pPr>
+      <w:r>
+        <w:rPr>
+          <w:rFonts w:ascii="Times New Roman" w:eastAsia="宋体" w:hAnsi="Times New Roman" w:cs="Times New Roman" w:hint="eastAsia"/>
+        </w:rPr>
+        <w:t>重写撤销重做系统，所有撤销动作均支持完整重做</w:t>
+      </w:r>
+    </w:p>
+    <w:p>
+      <w:pPr>
+        <w:pStyle w:val="a9"/>
+        <w:numPr>
+          <w:ilvl w:val="0"/>
+          <w:numId w:val="31"/>
+        </w:numPr>
+        <w:rPr>
+          <w:rFonts w:ascii="Times New Roman" w:eastAsia="宋体" w:hAnsi="Times New Roman" w:cs="Times New Roman"/>
+        </w:rPr>
+      </w:pPr>
+      <w:r>
+        <w:rPr>
+          <w:rFonts w:ascii="Times New Roman" w:eastAsia="宋体" w:hAnsi="Times New Roman" w:cs="Times New Roman" w:hint="eastAsia"/>
+        </w:rPr>
+        <w:t>撤销重做系统能够记录游戏对象的修改历史，详见</w:t>
+      </w:r>
+      <w:r>
+        <w:rPr>
+          <w:rFonts w:ascii="Times New Roman" w:eastAsia="宋体" w:hAnsi="Times New Roman" w:cs="Times New Roman" w:hint="eastAsia"/>
+        </w:rPr>
+        <w:t>UndoRedo.RecordObjects</w:t>
+      </w:r>
+    </w:p>
+    <w:p>
+      <w:pPr>
+        <w:pStyle w:val="a9"/>
+        <w:numPr>
+          <w:ilvl w:val="0"/>
+          <w:numId w:val="31"/>
+        </w:numPr>
+        <w:rPr>
+          <w:rFonts w:ascii="Times New Roman" w:eastAsia="宋体" w:hAnsi="Times New Roman" w:cs="Times New Roman"/>
+        </w:rPr>
+      </w:pPr>
+      <w:r>
+        <w:rPr>
+          <w:rFonts w:ascii="Times New Roman" w:eastAsia="宋体" w:hAnsi="Times New Roman" w:cs="Times New Roman" w:hint="eastAsia"/>
+        </w:rPr>
+        <w:t>支持设置</w:t>
+      </w:r>
+      <w:r>
+        <w:rPr>
+          <w:rFonts w:ascii="Times New Roman" w:eastAsia="宋体" w:hAnsi="Times New Roman" w:cs="Times New Roman" w:hint="eastAsia"/>
+        </w:rPr>
+        <w:t>RubblePalette</w:t>
+      </w:r>
+      <w:r>
+        <w:rPr>
+          <w:rFonts w:ascii="Times New Roman" w:eastAsia="宋体" w:hAnsi="Times New Roman" w:cs="Times New Roman" w:hint="eastAsia"/>
+        </w:rPr>
+        <w:t>=</w:t>
+      </w:r>
+      <w:r>
+        <w:rPr>
+          <w:rFonts w:ascii="Times New Roman" w:eastAsia="宋体" w:hAnsi="Times New Roman" w:cs="Times New Roman" w:hint="eastAsia"/>
+        </w:rPr>
+        <w:t>指定建筑废墟色盘</w:t>
+      </w:r>
+    </w:p>
+    <w:p>
+      <w:pPr>
+        <w:pStyle w:val="a9"/>
+        <w:numPr>
+          <w:ilvl w:val="0"/>
+          <w:numId w:val="31"/>
+        </w:numPr>
+        <w:rPr>
+          <w:rFonts w:ascii="Times New Roman" w:eastAsia="宋体" w:hAnsi="Times New Roman" w:cs="Times New Roman"/>
+        </w:rPr>
+      </w:pPr>
+      <w:r>
+        <w:rPr>
+          <w:rFonts w:ascii="Times New Roman" w:eastAsia="宋体" w:hAnsi="Times New Roman" w:cs="Times New Roman" w:hint="eastAsia"/>
+        </w:rPr>
+        <w:t>提升稳定性</w:t>
+      </w:r>
+    </w:p>
+    <w:p>
+      <w:pPr>
+        <w:pStyle w:val="a9"/>
+        <w:numPr>
+          <w:ilvl w:val="0"/>
+          <w:numId w:val="31"/>
+        </w:numPr>
+        <w:rPr>
+          <w:rFonts w:ascii="Times New Roman" w:eastAsia="宋体" w:hAnsi="Times New Roman" w:cs="Times New Roman"/>
+        </w:rPr>
+      </w:pPr>
+      <w:r>
+        <w:rPr>
+          <w:rFonts w:ascii="Times New Roman" w:eastAsia="宋体" w:hAnsi="Times New Roman" w:cs="Times New Roman" w:hint="eastAsia"/>
+        </w:rPr>
+        <w:t>优化素材图像内存占用</w:t>
+      </w:r>
+    </w:p>
+    <w:p>
+      <w:pPr>
+        <w:pStyle w:val="a9"/>
+        <w:numPr>
+          <w:ilvl w:val="0"/>
+          <w:numId w:val="31"/>
+        </w:numPr>
+        <w:rPr>
+          <w:rFonts w:ascii="Times New Roman" w:eastAsia="宋体" w:hAnsi="Times New Roman" w:cs="Times New Roman"/>
+        </w:rPr>
+      </w:pPr>
+      <w:r>
+        <w:rPr>
+          <w:rFonts w:ascii="Times New Roman" w:eastAsia="宋体" w:hAnsi="Times New Roman" w:cs="Times New Roman" w:hint="eastAsia"/>
+        </w:rPr>
+        <w:t>重写</w:t>
+      </w:r>
+      <w:r>
+        <w:rPr>
+          <w:rFonts w:ascii="Times New Roman" w:eastAsia="宋体" w:hAnsi="Times New Roman" w:cs="Times New Roman" w:hint="eastAsia"/>
+        </w:rPr>
+        <w:t>mix</w:t>
+      </w:r>
+      <w:r>
+        <w:rPr>
+          <w:rFonts w:ascii="Times New Roman" w:eastAsia="宋体" w:hAnsi="Times New Roman" w:cs="Times New Roman" w:hint="eastAsia"/>
+        </w:rPr>
+        <w:t>加载逻辑，修复加载中的内存泄漏</w:t>
+      </w:r>
+      <w:r>
+        <w:rPr>
+          <w:rFonts w:ascii="Times New Roman" w:eastAsia="宋体" w:hAnsi="Times New Roman" w:cs="Times New Roman" w:hint="eastAsia"/>
+        </w:rPr>
+        <w:t>，详见</w:t>
+      </w:r>
+      <w:r>
+        <w:rPr>
+          <w:rFonts w:ascii="Times New Roman" w:eastAsia="宋体" w:hAnsi="Times New Roman" w:cs="Times New Roman" w:hint="eastAsia"/>
+        </w:rPr>
+        <w:t>ExtMixLoader</w:t>
+      </w:r>
+    </w:p>
+    <w:p>
+      <w:pPr>
+        <w:pStyle w:val="a9"/>
+        <w:numPr>
+          <w:ilvl w:val="0"/>
+          <w:numId w:val="31"/>
+        </w:numPr>
+        <w:rPr>
+          <w:rFonts w:ascii="Times New Roman" w:eastAsia="宋体" w:hAnsi="Times New Roman" w:cs="Times New Roman"/>
+        </w:rPr>
+      </w:pPr>
+      <w:r>
+        <w:rPr>
+          <w:rFonts w:ascii="Times New Roman" w:eastAsia="宋体" w:hAnsi="Times New Roman" w:cs="Times New Roman" w:hint="eastAsia"/>
+        </w:rPr>
+        <w:t>新增</w:t>
+      </w:r>
+      <w:r>
+        <w:rPr>
+          <w:rFonts w:ascii="Times New Roman" w:eastAsia="宋体" w:hAnsi="Times New Roman" w:cs="Times New Roman" w:hint="eastAsia"/>
+        </w:rPr>
+        <w:t>DDrawScalingBilinear.OnlyShrink</w:t>
+      </w:r>
+      <w:r>
+        <w:rPr>
+          <w:rFonts w:ascii="Times New Roman" w:eastAsia="宋体" w:hAnsi="Times New Roman" w:cs="Times New Roman" w:hint="eastAsia"/>
+        </w:rPr>
+        <w:t>，支持仅在缩小时使用双线性插值，放大时硬边缘放大</w:t>
+      </w:r>
+    </w:p>
+    <w:p>
+      <w:pPr>
+        <w:pStyle w:val="a9"/>
+        <w:numPr>
+          <w:ilvl w:val="0"/>
+          <w:numId w:val="31"/>
+        </w:numPr>
+        <w:rPr>
+          <w:rFonts w:ascii="Times New Roman" w:eastAsia="宋体" w:hAnsi="Times New Roman" w:cs="Times New Roman"/>
+        </w:rPr>
+      </w:pPr>
+      <w:r>
+        <w:rPr>
+          <w:rFonts w:ascii="Times New Roman" w:eastAsia="宋体" w:hAnsi="Times New Roman" w:cs="Times New Roman" w:hint="eastAsia"/>
+        </w:rPr>
+        <w:t>优化绘图性能</w:t>
+      </w:r>
+    </w:p>
+    <w:p>
+      <w:pPr>
+        <w:pStyle w:val="a9"/>
+        <w:numPr>
+          <w:ilvl w:val="0"/>
+          <w:numId w:val="31"/>
+        </w:numPr>
+        <w:rPr>
+          <w:rFonts w:ascii="Times New Roman" w:eastAsia="宋体" w:hAnsi="Times New Roman" w:cs="Times New Roman"/>
+        </w:rPr>
+      </w:pPr>
+      <w:r>
+        <w:rPr>
+          <w:rFonts w:ascii="Times New Roman" w:eastAsia="宋体" w:hAnsi="Times New Roman" w:cs="Times New Roman" w:hint="eastAsia"/>
+        </w:rPr>
+        <w:t>重写</w:t>
+      </w:r>
+      <w:r>
+        <w:rPr>
+          <w:rFonts w:ascii="Times New Roman" w:eastAsia="宋体" w:hAnsi="Times New Roman" w:cs="Times New Roman" w:hint="eastAsia"/>
+        </w:rPr>
+        <w:t>ini</w:t>
+      </w:r>
+      <w:r>
+        <w:rPr>
+          <w:rFonts w:ascii="Times New Roman" w:eastAsia="宋体" w:hAnsi="Times New Roman" w:cs="Times New Roman" w:hint="eastAsia"/>
+        </w:rPr>
+        <w:t>加载逻辑，加载</w:t>
+      </w:r>
+      <w:r>
+        <w:rPr>
+          <w:rFonts w:ascii="Times New Roman" w:eastAsia="宋体" w:hAnsi="Times New Roman" w:cs="Times New Roman" w:hint="eastAsia"/>
+        </w:rPr>
+        <w:t>ini</w:t>
+      </w:r>
+      <w:r>
+        <w:rPr>
+          <w:rFonts w:ascii="Times New Roman" w:eastAsia="宋体" w:hAnsi="Times New Roman" w:cs="Times New Roman" w:hint="eastAsia"/>
+        </w:rPr>
+        <w:t>不会再释放至游戏目录，新建国家等操作可以即时生效</w:t>
+      </w:r>
+    </w:p>
+    <w:p>
+      <w:pPr>
+        <w:pStyle w:val="a9"/>
+        <w:numPr>
+          <w:ilvl w:val="0"/>
+          <w:numId w:val="31"/>
+        </w:numPr>
+        <w:rPr>
+          <w:rFonts w:ascii="Times New Roman" w:eastAsia="宋体" w:hAnsi="Times New Roman" w:cs="Times New Roman"/>
+        </w:rPr>
+      </w:pPr>
+      <w:r>
+        <w:rPr>
+          <w:rFonts w:ascii="Times New Roman" w:eastAsia="宋体" w:hAnsi="Times New Roman" w:cs="Times New Roman" w:hint="eastAsia"/>
+        </w:rPr>
+        <w:t>ini [#include]</w:t>
+      </w:r>
+      <w:r>
+        <w:rPr>
+          <w:rFonts w:ascii="Times New Roman" w:eastAsia="宋体" w:hAnsi="Times New Roman" w:cs="Times New Roman" w:hint="eastAsia"/>
+        </w:rPr>
+        <w:t>逻辑现遵循</w:t>
+      </w:r>
+      <w:r>
+        <w:rPr>
+          <w:rFonts w:ascii="Times New Roman" w:eastAsia="宋体" w:hAnsi="Times New Roman" w:cs="Times New Roman" w:hint="eastAsia"/>
+        </w:rPr>
+        <w:t>ares</w:t>
+      </w:r>
+      <w:r>
+        <w:rPr>
+          <w:rFonts w:ascii="Times New Roman" w:eastAsia="宋体" w:hAnsi="Times New Roman" w:cs="Times New Roman" w:hint="eastAsia"/>
+        </w:rPr>
+        <w:t>规则，为广度优先遍历而非深度优先遍历</w:t>
+      </w:r>
+    </w:p>
+    <w:p>
+      <w:pPr>
+        <w:pStyle w:val="a9"/>
+        <w:numPr>
+          <w:ilvl w:val="0"/>
+          <w:numId w:val="31"/>
+        </w:numPr>
+        <w:rPr>
+          <w:rFonts w:ascii="Times New Roman" w:eastAsia="宋体" w:hAnsi="Times New Roman" w:cs="Times New Roman"/>
+        </w:rPr>
+      </w:pPr>
+      <w:r>
+        <w:rPr>
+          <w:rFonts w:ascii="Times New Roman" w:eastAsia="宋体" w:hAnsi="Times New Roman" w:cs="Times New Roman" w:hint="eastAsia"/>
+        </w:rPr>
+        <w:t>修复了触发编辑器的参数在部分情况下没有正确刷新的</w:t>
+      </w:r>
+      <w:r>
+        <w:rPr>
+          <w:rFonts w:ascii="Times New Roman" w:eastAsia="宋体" w:hAnsi="Times New Roman" w:cs="Times New Roman" w:hint="eastAsia"/>
+        </w:rPr>
+        <w:t>bug</w:t>
+      </w:r>
+    </w:p>
+    <w:p>
+      <w:pPr>
+        <w:pStyle w:val="a9"/>
+        <w:numPr>
+          <w:ilvl w:val="0"/>
+          <w:numId w:val="31"/>
+        </w:numPr>
+        <w:rPr>
+          <w:rFonts w:ascii="Times New Roman" w:eastAsia="宋体" w:hAnsi="Times New Roman" w:cs="Times New Roman"/>
+        </w:rPr>
+      </w:pPr>
+      <w:r>
+        <w:rPr>
+          <w:rFonts w:ascii="Times New Roman" w:eastAsia="宋体" w:hAnsi="Times New Roman" w:cs="Times New Roman" w:hint="eastAsia"/>
+        </w:rPr>
         <w:lastRenderedPageBreak/>
-        <w:t>Lua</w:t>
-      </w:r>
-      <w:r>
-        <w:rPr>
-          <w:rFonts w:ascii="Times New Roman" w:eastAsia="宋体" w:hAnsi="Times New Roman" w:cs="Times New Roman" w:hint="eastAsia"/>
-        </w:rPr>
-        <w:t>脚本终端支持搜索脚本文件</w:t>
+        <w:t>支持拖拽面向的实时预览，详见</w:t>
+      </w:r>
+      <w:r>
+        <w:rPr>
+          <w:rFonts w:ascii="Times New Roman" w:eastAsia="宋体" w:hAnsi="Times New Roman" w:cs="Times New Roman" w:hint="eastAsia"/>
+        </w:rPr>
+        <w:t>ExtFacings.DragPreview</w:t>
       </w:r>
     </w:p>
     <w:p>
@@ -9751,973 +10778,6 @@
         <w:rPr>
           <w:rFonts w:ascii="Times New Roman" w:eastAsia="宋体" w:hAnsi="Times New Roman" w:cs="Times New Roman" w:hint="eastAsia"/>
         </w:rPr>
-        <w:t>微调地图边界细蓝线的位置</w:t>
-      </w:r>
-    </w:p>
-    <w:p>
-      <w:pPr>
-        <w:pStyle w:val="a9"/>
-        <w:numPr>
-          <w:ilvl w:val="0"/>
-          <w:numId w:val="31"/>
-        </w:numPr>
-        <w:rPr>
-          <w:rFonts w:ascii="Times New Roman" w:eastAsia="宋体" w:hAnsi="Times New Roman" w:cs="Times New Roman"/>
-        </w:rPr>
-      </w:pPr>
-      <w:r>
-        <w:rPr>
-          <w:rFonts w:ascii="Times New Roman" w:eastAsia="宋体" w:hAnsi="Times New Roman" w:cs="Times New Roman" w:hint="eastAsia"/>
-        </w:rPr>
-        <w:t>修复了</w:t>
-      </w:r>
-      <w:r>
-        <w:rPr>
-          <w:rFonts w:ascii="Times New Roman" w:eastAsia="宋体" w:hAnsi="Times New Roman" w:cs="Times New Roman" w:hint="eastAsia"/>
-        </w:rPr>
-        <w:t>Vxl</w:t>
-      </w:r>
-      <w:r>
-        <w:rPr>
-          <w:rFonts w:ascii="Times New Roman" w:eastAsia="宋体" w:hAnsi="Times New Roman" w:cs="Times New Roman" w:hint="eastAsia"/>
-        </w:rPr>
-        <w:t>车辆</w:t>
-      </w:r>
-      <w:r>
-        <w:rPr>
-          <w:rFonts w:ascii="Times New Roman" w:eastAsia="宋体" w:hAnsi="Times New Roman" w:cs="Times New Roman" w:hint="eastAsia"/>
-        </w:rPr>
-        <w:t>Noshadow=yes</w:t>
-      </w:r>
-      <w:r>
-        <w:rPr>
-          <w:rFonts w:ascii="Times New Roman" w:eastAsia="宋体" w:hAnsi="Times New Roman" w:cs="Times New Roman" w:hint="eastAsia"/>
-        </w:rPr>
-        <w:t>时仍会显示阴影的</w:t>
-      </w:r>
-      <w:r>
-        <w:rPr>
-          <w:rFonts w:ascii="Times New Roman" w:eastAsia="宋体" w:hAnsi="Times New Roman" w:cs="Times New Roman" w:hint="eastAsia"/>
-        </w:rPr>
-        <w:t>bug</w:t>
-      </w:r>
-    </w:p>
-    <w:p>
-      <w:pPr>
-        <w:pStyle w:val="a9"/>
-        <w:numPr>
-          <w:ilvl w:val="0"/>
-          <w:numId w:val="31"/>
-        </w:numPr>
-        <w:rPr>
-          <w:rFonts w:ascii="Times New Roman" w:eastAsia="宋体" w:hAnsi="Times New Roman" w:cs="Times New Roman"/>
-        </w:rPr>
-      </w:pPr>
-      <w:r>
-        <w:rPr>
-          <w:rFonts w:ascii="Times New Roman" w:eastAsia="宋体" w:hAnsi="Times New Roman" w:cs="Times New Roman" w:hint="eastAsia"/>
-        </w:rPr>
-        <w:t>修复部分情况下绘制连接地形上升、下降段高度错误的</w:t>
-      </w:r>
-      <w:r>
-        <w:rPr>
-          <w:rFonts w:ascii="Times New Roman" w:eastAsia="宋体" w:hAnsi="Times New Roman" w:cs="Times New Roman" w:hint="eastAsia"/>
-        </w:rPr>
-        <w:t>bug</w:t>
-      </w:r>
-    </w:p>
-    <w:p>
-      <w:pPr>
-        <w:pStyle w:val="a9"/>
-        <w:numPr>
-          <w:ilvl w:val="0"/>
-          <w:numId w:val="31"/>
-        </w:numPr>
-        <w:rPr>
-          <w:rFonts w:ascii="Times New Roman" w:eastAsia="宋体" w:hAnsi="Times New Roman" w:cs="Times New Roman"/>
-        </w:rPr>
-      </w:pPr>
-      <w:r>
-        <w:rPr>
-          <w:rFonts w:ascii="Times New Roman" w:eastAsia="宋体" w:hAnsi="Times New Roman" w:cs="Times New Roman" w:hint="eastAsia"/>
-        </w:rPr>
-        <w:t>优化光照沙盒切换时的性能</w:t>
-      </w:r>
-    </w:p>
-    <w:p>
-      <w:pPr>
-        <w:pStyle w:val="a9"/>
-        <w:numPr>
-          <w:ilvl w:val="0"/>
-          <w:numId w:val="31"/>
-        </w:numPr>
-        <w:rPr>
-          <w:rFonts w:ascii="Times New Roman" w:eastAsia="宋体" w:hAnsi="Times New Roman" w:cs="Times New Roman"/>
-        </w:rPr>
-      </w:pPr>
-      <w:r>
-        <w:rPr>
-          <w:rFonts w:ascii="Times New Roman" w:eastAsia="宋体" w:hAnsi="Times New Roman" w:cs="Times New Roman" w:hint="eastAsia"/>
-        </w:rPr>
-        <w:t>新增</w:t>
-      </w:r>
-      <w:r>
-        <w:rPr>
-          <w:rFonts w:ascii="Times New Roman" w:eastAsia="宋体" w:hAnsi="Times New Roman" w:cs="Times New Roman" w:hint="eastAsia"/>
-        </w:rPr>
-        <w:t>LightingPreview</w:t>
-      </w:r>
-      <w:r>
-        <w:rPr>
-          <w:rFonts w:ascii="Times New Roman" w:eastAsia="宋体" w:hAnsi="Times New Roman" w:cs="Times New Roman" w:hint="eastAsia"/>
-        </w:rPr>
-        <w:t>.</w:t>
-      </w:r>
-      <w:r>
-        <w:rPr>
-          <w:rFonts w:ascii="Times New Roman" w:eastAsia="宋体" w:hAnsi="Times New Roman" w:cs="Times New Roman" w:hint="eastAsia"/>
-        </w:rPr>
-        <w:t>Tint</w:t>
-      </w:r>
-      <w:r>
-        <w:rPr>
-          <w:rFonts w:ascii="Times New Roman" w:eastAsia="宋体" w:hAnsi="Times New Roman" w:cs="Times New Roman" w:hint="eastAsia"/>
-        </w:rPr>
-        <w:t>TileSetBrowserView</w:t>
-      </w:r>
-      <w:r>
-        <w:rPr>
-          <w:rFonts w:ascii="Times New Roman" w:eastAsia="宋体" w:hAnsi="Times New Roman" w:cs="Times New Roman" w:hint="eastAsia"/>
-        </w:rPr>
-        <w:t>，控制是否按光照沙盒渲染地形浏览器图像</w:t>
-      </w:r>
-    </w:p>
-    <w:p>
-      <w:pPr>
-        <w:pStyle w:val="a9"/>
-        <w:numPr>
-          <w:ilvl w:val="0"/>
-          <w:numId w:val="31"/>
-        </w:numPr>
-        <w:rPr>
-          <w:rFonts w:ascii="Times New Roman" w:eastAsia="宋体" w:hAnsi="Times New Roman" w:cs="Times New Roman"/>
-        </w:rPr>
-      </w:pPr>
-      <w:r>
-        <w:rPr>
-          <w:rFonts w:ascii="Times New Roman" w:eastAsia="宋体" w:hAnsi="Times New Roman" w:cs="Times New Roman" w:hint="eastAsia"/>
-        </w:rPr>
-        <w:t>新增距离标尺，可以记录当前鼠标位置距离上次按下左键位置的距离，记录历史数量见</w:t>
-      </w:r>
-      <w:r>
-        <w:rPr>
-          <w:rFonts w:ascii="Times New Roman" w:eastAsia="宋体" w:hAnsi="Times New Roman" w:cs="Times New Roman" w:hint="eastAsia"/>
-        </w:rPr>
-        <w:t>DistanceRuler.Records</w:t>
-      </w:r>
-    </w:p>
-    <w:p>
-      <w:pPr>
-        <w:pStyle w:val="a9"/>
-        <w:numPr>
-          <w:ilvl w:val="0"/>
-          <w:numId w:val="31"/>
-        </w:numPr>
-        <w:rPr>
-          <w:rFonts w:ascii="Times New Roman" w:eastAsia="宋体" w:hAnsi="Times New Roman" w:cs="Times New Roman"/>
-        </w:rPr>
-      </w:pPr>
-      <w:r>
-        <w:rPr>
-          <w:rFonts w:ascii="Times New Roman" w:eastAsia="宋体" w:hAnsi="Times New Roman" w:cs="Times New Roman" w:hint="eastAsia"/>
-        </w:rPr>
-        <w:t>微调新建地图时可视边界数值</w:t>
-      </w:r>
-    </w:p>
-    <w:p>
-      <w:pPr>
-        <w:pStyle w:val="a9"/>
-        <w:numPr>
-          <w:ilvl w:val="0"/>
-          <w:numId w:val="31"/>
-        </w:numPr>
-        <w:rPr>
-          <w:rFonts w:ascii="Times New Roman" w:eastAsia="宋体" w:hAnsi="Times New Roman" w:cs="Times New Roman"/>
-        </w:rPr>
-      </w:pPr>
-      <w:r>
-        <w:rPr>
-          <w:rFonts w:ascii="Times New Roman" w:eastAsia="宋体" w:hAnsi="Times New Roman" w:cs="Times New Roman" w:hint="eastAsia"/>
-        </w:rPr>
-        <w:t>修复平坦地形工具无法平坦地图边缘斜坡的</w:t>
-      </w:r>
-      <w:r>
-        <w:rPr>
-          <w:rFonts w:ascii="Times New Roman" w:eastAsia="宋体" w:hAnsi="Times New Roman" w:cs="Times New Roman" w:hint="eastAsia"/>
-        </w:rPr>
-        <w:t>bug</w:t>
-      </w:r>
-    </w:p>
-    <w:p>
-      <w:pPr>
-        <w:pStyle w:val="a9"/>
-        <w:numPr>
-          <w:ilvl w:val="0"/>
-          <w:numId w:val="31"/>
-        </w:numPr>
-        <w:rPr>
-          <w:rFonts w:ascii="Times New Roman" w:eastAsia="宋体" w:hAnsi="Times New Roman" w:cs="Times New Roman"/>
-        </w:rPr>
-      </w:pPr>
-      <w:r>
-        <w:rPr>
-          <w:rFonts w:ascii="Times New Roman" w:eastAsia="宋体" w:hAnsi="Times New Roman" w:cs="Times New Roman" w:hint="eastAsia"/>
-        </w:rPr>
-        <w:t>绘制连接地形可以将鼠标移动到地图边界外，更方便靠近边界的绘制</w:t>
-      </w:r>
-    </w:p>
-    <w:p>
-      <w:pPr>
-        <w:pStyle w:val="a9"/>
-        <w:numPr>
-          <w:ilvl w:val="0"/>
-          <w:numId w:val="31"/>
-        </w:numPr>
-        <w:rPr>
-          <w:rFonts w:ascii="Times New Roman" w:eastAsia="宋体" w:hAnsi="Times New Roman" w:cs="Times New Roman"/>
-        </w:rPr>
-      </w:pPr>
-      <w:r>
-        <w:rPr>
-          <w:rFonts w:ascii="Times New Roman" w:eastAsia="宋体" w:hAnsi="Times New Roman" w:cs="Times New Roman" w:hint="eastAsia"/>
-        </w:rPr>
-        <w:t>优化</w:t>
-      </w:r>
-      <w:r>
-        <w:rPr>
-          <w:rFonts w:ascii="Times New Roman" w:eastAsia="宋体" w:hAnsi="Times New Roman" w:cs="Times New Roman" w:hint="eastAsia"/>
-        </w:rPr>
-        <w:t>IsoMapPack5</w:t>
-      </w:r>
-      <w:r>
-        <w:rPr>
-          <w:rFonts w:ascii="Times New Roman" w:eastAsia="宋体" w:hAnsi="Times New Roman" w:cs="Times New Roman" w:hint="eastAsia"/>
-        </w:rPr>
-        <w:t>压缩，减少地图体积，减少游戏内大地图地形异常的可能</w:t>
-      </w:r>
-    </w:p>
-    <w:p>
-      <w:pPr>
-        <w:pStyle w:val="a9"/>
-        <w:numPr>
-          <w:ilvl w:val="0"/>
-          <w:numId w:val="31"/>
-        </w:numPr>
-        <w:rPr>
-          <w:rFonts w:ascii="Times New Roman" w:eastAsia="宋体" w:hAnsi="Times New Roman" w:cs="Times New Roman"/>
-        </w:rPr>
-      </w:pPr>
-      <w:r>
-        <w:rPr>
-          <w:rFonts w:ascii="Times New Roman" w:eastAsia="宋体" w:hAnsi="Times New Roman" w:cs="Times New Roman" w:hint="eastAsia"/>
-        </w:rPr>
-        <w:t>修复调整地图大小后隧道位置错误的</w:t>
-      </w:r>
-      <w:r>
-        <w:rPr>
-          <w:rFonts w:ascii="Times New Roman" w:eastAsia="宋体" w:hAnsi="Times New Roman" w:cs="Times New Roman" w:hint="eastAsia"/>
-        </w:rPr>
-        <w:t>bug</w:t>
-      </w:r>
-    </w:p>
-    <w:p>
-      <w:pPr>
-        <w:pStyle w:val="a9"/>
-        <w:numPr>
-          <w:ilvl w:val="0"/>
-          <w:numId w:val="31"/>
-        </w:numPr>
-        <w:rPr>
-          <w:rFonts w:ascii="Times New Roman" w:eastAsia="宋体" w:hAnsi="Times New Roman" w:cs="Times New Roman"/>
-        </w:rPr>
-      </w:pPr>
-      <w:r>
-        <w:rPr>
-          <w:rFonts w:ascii="Times New Roman" w:eastAsia="宋体" w:hAnsi="Times New Roman" w:cs="Times New Roman" w:hint="eastAsia"/>
-        </w:rPr>
-        <w:t>修复了在开启输入法和部分情况下在地图界面按</w:t>
-      </w:r>
-      <w:r>
-        <w:rPr>
-          <w:rFonts w:ascii="Times New Roman" w:eastAsia="宋体" w:hAnsi="Times New Roman" w:cs="Times New Roman" w:hint="eastAsia"/>
-        </w:rPr>
-        <w:t>D</w:t>
-      </w:r>
-      <w:r>
-        <w:rPr>
-          <w:rFonts w:ascii="Times New Roman" w:eastAsia="宋体" w:hAnsi="Times New Roman" w:cs="Times New Roman" w:hint="eastAsia"/>
-        </w:rPr>
-        <w:t>、</w:t>
-      </w:r>
-      <w:r>
-        <w:rPr>
-          <w:rFonts w:ascii="Times New Roman" w:eastAsia="宋体" w:hAnsi="Times New Roman" w:cs="Times New Roman" w:hint="eastAsia"/>
-        </w:rPr>
-        <w:t>[</w:t>
-      </w:r>
-      <w:r>
-        <w:rPr>
-          <w:rFonts w:ascii="Times New Roman" w:eastAsia="宋体" w:hAnsi="Times New Roman" w:cs="Times New Roman" w:hint="eastAsia"/>
-        </w:rPr>
-        <w:t>、</w:t>
-      </w:r>
-      <w:r>
-        <w:rPr>
-          <w:rFonts w:ascii="Times New Roman" w:eastAsia="宋体" w:hAnsi="Times New Roman" w:cs="Times New Roman" w:hint="eastAsia"/>
-        </w:rPr>
-        <w:t>]</w:t>
-      </w:r>
-      <w:r>
-        <w:rPr>
-          <w:rFonts w:ascii="Times New Roman" w:eastAsia="宋体" w:hAnsi="Times New Roman" w:cs="Times New Roman" w:hint="eastAsia"/>
-        </w:rPr>
-        <w:t>键无效的</w:t>
-      </w:r>
-      <w:r>
-        <w:rPr>
-          <w:rFonts w:ascii="Times New Roman" w:eastAsia="宋体" w:hAnsi="Times New Roman" w:cs="Times New Roman" w:hint="eastAsia"/>
-        </w:rPr>
-        <w:t>bug</w:t>
-      </w:r>
-    </w:p>
-    <w:p>
-      <w:pPr>
-        <w:pStyle w:val="a9"/>
-        <w:numPr>
-          <w:ilvl w:val="0"/>
-          <w:numId w:val="31"/>
-        </w:numPr>
-        <w:rPr>
-          <w:rFonts w:ascii="Times New Roman" w:eastAsia="宋体" w:hAnsi="Times New Roman" w:cs="Times New Roman"/>
-        </w:rPr>
-      </w:pPr>
-      <w:r>
-        <w:rPr>
-          <w:rFonts w:ascii="Times New Roman" w:eastAsia="宋体" w:hAnsi="Times New Roman" w:cs="Times New Roman" w:hint="eastAsia"/>
-        </w:rPr>
-        <w:t>修复了新城市下使用绘制悬崖后部工具时，按</w:t>
-      </w:r>
-      <w:r>
-        <w:rPr>
-          <w:rFonts w:ascii="Times New Roman" w:eastAsia="宋体" w:hAnsi="Times New Roman" w:cs="Times New Roman" w:hint="eastAsia"/>
-        </w:rPr>
-        <w:t>A</w:t>
-      </w:r>
-      <w:r>
-        <w:rPr>
-          <w:rFonts w:ascii="Times New Roman" w:eastAsia="宋体" w:hAnsi="Times New Roman" w:cs="Times New Roman" w:hint="eastAsia"/>
-        </w:rPr>
-        <w:t>键无法切换悬崖类型的</w:t>
-      </w:r>
-      <w:r>
-        <w:rPr>
-          <w:rFonts w:ascii="Times New Roman" w:eastAsia="宋体" w:hAnsi="Times New Roman" w:cs="Times New Roman" w:hint="eastAsia"/>
-        </w:rPr>
-        <w:t>bug</w:t>
-      </w:r>
-    </w:p>
-    <w:p>
-      <w:pPr>
-        <w:pStyle w:val="a9"/>
-        <w:numPr>
-          <w:ilvl w:val="0"/>
-          <w:numId w:val="31"/>
-        </w:numPr>
-        <w:rPr>
-          <w:rFonts w:ascii="Times New Roman" w:eastAsia="宋体" w:hAnsi="Times New Roman" w:cs="Times New Roman"/>
-        </w:rPr>
-      </w:pPr>
-      <w:r>
-        <w:rPr>
-          <w:rFonts w:ascii="Times New Roman" w:eastAsia="宋体" w:hAnsi="Times New Roman" w:cs="Times New Roman" w:hint="eastAsia"/>
-        </w:rPr>
-        <w:t>增强绘制悬崖工具，可以在不同地图类型的</w:t>
-      </w:r>
-      <w:r>
-        <w:rPr>
-          <w:rFonts w:ascii="Times New Roman" w:eastAsia="宋体" w:hAnsi="Times New Roman" w:cs="Times New Roman" w:hint="eastAsia"/>
-        </w:rPr>
-        <w:t>[TheaterInfo]</w:t>
-      </w:r>
-      <w:r>
-        <w:rPr>
-          <w:rFonts w:ascii="Times New Roman" w:eastAsia="宋体" w:hAnsi="Times New Roman" w:cs="Times New Roman" w:hint="eastAsia"/>
-        </w:rPr>
-        <w:t>（如</w:t>
-      </w:r>
-      <w:r>
-        <w:rPr>
-          <w:rFonts w:ascii="Times New Roman" w:eastAsia="宋体" w:hAnsi="Times New Roman" w:cs="Times New Roman" w:hint="eastAsia"/>
-        </w:rPr>
-        <w:t>[SnowInfo]</w:t>
-      </w:r>
-      <w:r>
-        <w:rPr>
-          <w:rFonts w:ascii="Times New Roman" w:eastAsia="宋体" w:hAnsi="Times New Roman" w:cs="Times New Roman" w:hint="eastAsia"/>
-        </w:rPr>
-        <w:t>）中填写</w:t>
-      </w:r>
-      <w:r>
-        <w:rPr>
-          <w:rFonts w:ascii="Times New Roman" w:eastAsia="宋体" w:hAnsi="Times New Roman" w:cs="Times New Roman" w:hint="eastAsia"/>
-        </w:rPr>
-        <w:t>Cliffs2</w:t>
-      </w:r>
-      <w:r>
-        <w:rPr>
-          <w:rFonts w:ascii="Times New Roman" w:eastAsia="宋体" w:hAnsi="Times New Roman" w:cs="Times New Roman" w:hint="eastAsia"/>
-        </w:rPr>
-        <w:t>、</w:t>
-      </w:r>
-      <w:r>
-        <w:rPr>
-          <w:rFonts w:ascii="Times New Roman" w:eastAsia="宋体" w:hAnsi="Times New Roman" w:cs="Times New Roman" w:hint="eastAsia"/>
-        </w:rPr>
-        <w:t>CliffsWater2</w:t>
-      </w:r>
-      <w:r>
-        <w:rPr>
-          <w:rFonts w:ascii="Times New Roman" w:eastAsia="宋体" w:hAnsi="Times New Roman" w:cs="Times New Roman" w:hint="eastAsia"/>
-        </w:rPr>
-        <w:t>以支持悬崖类型切换；在存在月球悬崖时，支持绘制月球悬崖</w:t>
-      </w:r>
-    </w:p>
-    <w:p>
-      <w:pPr>
-        <w:pStyle w:val="a9"/>
-        <w:numPr>
-          <w:ilvl w:val="0"/>
-          <w:numId w:val="31"/>
-        </w:numPr>
-        <w:rPr>
-          <w:rFonts w:ascii="Times New Roman" w:eastAsia="宋体" w:hAnsi="Times New Roman" w:cs="Times New Roman"/>
-        </w:rPr>
-      </w:pPr>
-      <w:r>
-        <w:rPr>
-          <w:rFonts w:ascii="Times New Roman" w:eastAsia="宋体" w:hAnsi="Times New Roman" w:cs="Times New Roman" w:hint="eastAsia"/>
-        </w:rPr>
-        <w:t>支持</w:t>
-      </w:r>
-      <w:r>
-        <w:rPr>
-          <w:rFonts w:ascii="Times New Roman" w:eastAsia="宋体" w:hAnsi="Times New Roman" w:cs="Times New Roman" w:hint="eastAsia"/>
-        </w:rPr>
-        <w:t>32</w:t>
-      </w:r>
-      <w:r>
-        <w:rPr>
-          <w:rFonts w:ascii="Times New Roman" w:eastAsia="宋体" w:hAnsi="Times New Roman" w:cs="Times New Roman" w:hint="eastAsia"/>
-        </w:rPr>
-        <w:t>向面向</w:t>
-      </w:r>
-      <w:r>
-        <w:rPr>
-          <w:rFonts w:ascii="Times New Roman" w:eastAsia="宋体" w:hAnsi="Times New Roman" w:cs="Times New Roman" w:hint="eastAsia"/>
-        </w:rPr>
-        <w:t>与拖拽</w:t>
-      </w:r>
-      <w:r>
-        <w:rPr>
-          <w:rFonts w:ascii="Times New Roman" w:eastAsia="宋体" w:hAnsi="Times New Roman" w:cs="Times New Roman" w:hint="eastAsia"/>
-        </w:rPr>
-        <w:t>，详见</w:t>
-      </w:r>
-      <w:r>
-        <w:rPr>
-          <w:rFonts w:ascii="Times New Roman" w:eastAsia="宋体" w:hAnsi="Times New Roman" w:cs="Times New Roman" w:hint="eastAsia"/>
-        </w:rPr>
-        <w:t>ExtFacings</w:t>
-      </w:r>
-      <w:r>
-        <w:rPr>
-          <w:rFonts w:ascii="Times New Roman" w:eastAsia="宋体" w:hAnsi="Times New Roman" w:cs="Times New Roman" w:hint="eastAsia"/>
-        </w:rPr>
-        <w:t>与</w:t>
-      </w:r>
-      <w:r>
-        <w:rPr>
-          <w:rFonts w:ascii="Times New Roman" w:eastAsia="宋体" w:hAnsi="Times New Roman" w:cs="Times New Roman" w:hint="eastAsia"/>
-        </w:rPr>
-        <w:t>ExtFacings.Drag</w:t>
-      </w:r>
-    </w:p>
-    <w:p>
-      <w:pPr>
-        <w:pStyle w:val="a9"/>
-        <w:numPr>
-          <w:ilvl w:val="0"/>
-          <w:numId w:val="31"/>
-        </w:numPr>
-        <w:rPr>
-          <w:rFonts w:ascii="Times New Roman" w:eastAsia="宋体" w:hAnsi="Times New Roman" w:cs="Times New Roman"/>
-        </w:rPr>
-      </w:pPr>
-      <w:r>
-        <w:rPr>
-          <w:rFonts w:ascii="Times New Roman" w:eastAsia="宋体" w:hAnsi="Times New Roman" w:cs="Times New Roman" w:hint="eastAsia"/>
-        </w:rPr>
-        <w:t>重写部分字符串类型，优化字符串加载稳定性</w:t>
-      </w:r>
-    </w:p>
-    <w:p>
-      <w:pPr>
-        <w:pStyle w:val="a9"/>
-        <w:numPr>
-          <w:ilvl w:val="0"/>
-          <w:numId w:val="31"/>
-        </w:numPr>
-        <w:rPr>
-          <w:rFonts w:ascii="Times New Roman" w:eastAsia="宋体" w:hAnsi="Times New Roman" w:cs="Times New Roman"/>
-        </w:rPr>
-      </w:pPr>
-      <w:r>
-        <w:rPr>
-          <w:rFonts w:ascii="Times New Roman" w:eastAsia="宋体" w:hAnsi="Times New Roman" w:cs="Times New Roman" w:hint="eastAsia"/>
-        </w:rPr>
-        <w:t>优化抬升</w:t>
-      </w:r>
-      <w:r>
-        <w:rPr>
-          <w:rFonts w:ascii="Times New Roman" w:eastAsia="宋体" w:hAnsi="Times New Roman" w:cs="Times New Roman" w:hint="eastAsia"/>
-        </w:rPr>
-        <w:t>/</w:t>
-      </w:r>
-      <w:r>
-        <w:rPr>
-          <w:rFonts w:ascii="Times New Roman" w:eastAsia="宋体" w:hAnsi="Times New Roman" w:cs="Times New Roman" w:hint="eastAsia"/>
-        </w:rPr>
-        <w:t>降低地表算法，不会出现异常的大范围变动</w:t>
-      </w:r>
-    </w:p>
-    <w:p>
-      <w:pPr>
-        <w:pStyle w:val="a9"/>
-        <w:numPr>
-          <w:ilvl w:val="0"/>
-          <w:numId w:val="31"/>
-        </w:numPr>
-        <w:rPr>
-          <w:rFonts w:ascii="Times New Roman" w:eastAsia="宋体" w:hAnsi="Times New Roman" w:cs="Times New Roman"/>
-        </w:rPr>
-      </w:pPr>
-      <w:r>
-        <w:rPr>
-          <w:rFonts w:ascii="Times New Roman" w:eastAsia="宋体" w:hAnsi="Times New Roman" w:cs="Times New Roman" w:hint="eastAsia"/>
-        </w:rPr>
-        <w:t>FA2sp.log</w:t>
-      </w:r>
-      <w:r>
-        <w:rPr>
-          <w:rFonts w:ascii="Times New Roman" w:eastAsia="宋体" w:hAnsi="Times New Roman" w:cs="Times New Roman" w:hint="eastAsia"/>
-        </w:rPr>
-        <w:t>使用</w:t>
-      </w:r>
-      <w:r>
-        <w:rPr>
-          <w:rFonts w:ascii="Times New Roman" w:eastAsia="宋体" w:hAnsi="Times New Roman" w:cs="Times New Roman" w:hint="eastAsia"/>
-        </w:rPr>
-        <w:t>UTF8</w:t>
-      </w:r>
-      <w:r>
-        <w:rPr>
-          <w:rFonts w:ascii="Times New Roman" w:eastAsia="宋体" w:hAnsi="Times New Roman" w:cs="Times New Roman" w:hint="eastAsia"/>
-        </w:rPr>
-        <w:t>编码</w:t>
-      </w:r>
-    </w:p>
-    <w:p>
-      <w:pPr>
-        <w:pStyle w:val="a9"/>
-        <w:numPr>
-          <w:ilvl w:val="0"/>
-          <w:numId w:val="31"/>
-        </w:numPr>
-        <w:rPr>
-          <w:rFonts w:ascii="Times New Roman" w:eastAsia="宋体" w:hAnsi="Times New Roman" w:cs="Times New Roman"/>
-        </w:rPr>
-      </w:pPr>
-      <w:r>
-        <w:rPr>
-          <w:rFonts w:ascii="Times New Roman" w:eastAsia="宋体" w:hAnsi="Times New Roman" w:cs="Times New Roman" w:hint="eastAsia"/>
-        </w:rPr>
-        <w:t>保存地图时可以维持已有的</w:t>
-      </w:r>
-      <w:r>
-        <w:rPr>
-          <w:rFonts w:ascii="Times New Roman" w:eastAsia="宋体" w:hAnsi="Times New Roman" w:cs="Times New Roman" w:hint="eastAsia"/>
-        </w:rPr>
-        <w:t>ini</w:t>
-      </w:r>
-      <w:r>
-        <w:rPr>
-          <w:rFonts w:ascii="Times New Roman" w:eastAsia="宋体" w:hAnsi="Times New Roman" w:cs="Times New Roman" w:hint="eastAsia"/>
-        </w:rPr>
-        <w:t>小节顺序，详见</w:t>
-      </w:r>
-      <w:r>
-        <w:rPr>
-          <w:rFonts w:ascii="Times New Roman" w:eastAsia="宋体" w:hAnsi="Times New Roman" w:cs="Times New Roman" w:hint="eastAsia"/>
-        </w:rPr>
-        <w:t>SaveMap.PreserveINISorting</w:t>
-      </w:r>
-    </w:p>
-    <w:p>
-      <w:pPr>
-        <w:pStyle w:val="a9"/>
-        <w:numPr>
-          <w:ilvl w:val="0"/>
-          <w:numId w:val="31"/>
-        </w:numPr>
-        <w:rPr>
-          <w:rFonts w:ascii="Times New Roman" w:eastAsia="宋体" w:hAnsi="Times New Roman" w:cs="Times New Roman"/>
-        </w:rPr>
-      </w:pPr>
-      <w:r>
-        <w:rPr>
-          <w:rFonts w:ascii="Times New Roman" w:eastAsia="宋体" w:hAnsi="Times New Roman" w:cs="Times New Roman" w:hint="eastAsia"/>
-        </w:rPr>
-        <w:t>重写撤销重做系统，所有撤销动作均支持完整重做</w:t>
-      </w:r>
-    </w:p>
-    <w:p>
-      <w:pPr>
-        <w:pStyle w:val="a9"/>
-        <w:numPr>
-          <w:ilvl w:val="0"/>
-          <w:numId w:val="31"/>
-        </w:numPr>
-        <w:rPr>
-          <w:rFonts w:ascii="Times New Roman" w:eastAsia="宋体" w:hAnsi="Times New Roman" w:cs="Times New Roman"/>
-        </w:rPr>
-      </w:pPr>
-      <w:r>
-        <w:rPr>
-          <w:rFonts w:ascii="Times New Roman" w:eastAsia="宋体" w:hAnsi="Times New Roman" w:cs="Times New Roman" w:hint="eastAsia"/>
-        </w:rPr>
-        <w:t>撤销重做系统能够记录游戏对象的修改历史，详见</w:t>
-      </w:r>
-      <w:r>
-        <w:rPr>
-          <w:rFonts w:ascii="Times New Roman" w:eastAsia="宋体" w:hAnsi="Times New Roman" w:cs="Times New Roman" w:hint="eastAsia"/>
-        </w:rPr>
-        <w:t>UndoRedo.RecordObjects</w:t>
-      </w:r>
-    </w:p>
-    <w:p>
-      <w:pPr>
-        <w:pStyle w:val="a9"/>
-        <w:numPr>
-          <w:ilvl w:val="0"/>
-          <w:numId w:val="31"/>
-        </w:numPr>
-        <w:rPr>
-          <w:rFonts w:ascii="Times New Roman" w:eastAsia="宋体" w:hAnsi="Times New Roman" w:cs="Times New Roman"/>
-        </w:rPr>
-      </w:pPr>
-      <w:r>
-        <w:rPr>
-          <w:rFonts w:ascii="Times New Roman" w:eastAsia="宋体" w:hAnsi="Times New Roman" w:cs="Times New Roman" w:hint="eastAsia"/>
-        </w:rPr>
-        <w:t>支持设置</w:t>
-      </w:r>
-      <w:r>
-        <w:rPr>
-          <w:rFonts w:ascii="Times New Roman" w:eastAsia="宋体" w:hAnsi="Times New Roman" w:cs="Times New Roman" w:hint="eastAsia"/>
-        </w:rPr>
-        <w:t>RubblePalette</w:t>
-      </w:r>
-      <w:r>
-        <w:rPr>
-          <w:rFonts w:ascii="Times New Roman" w:eastAsia="宋体" w:hAnsi="Times New Roman" w:cs="Times New Roman" w:hint="eastAsia"/>
-        </w:rPr>
-        <w:t>=</w:t>
-      </w:r>
-      <w:r>
-        <w:rPr>
-          <w:rFonts w:ascii="Times New Roman" w:eastAsia="宋体" w:hAnsi="Times New Roman" w:cs="Times New Roman" w:hint="eastAsia"/>
-        </w:rPr>
-        <w:t>指定建筑废墟色盘</w:t>
-      </w:r>
-    </w:p>
-    <w:p>
-      <w:pPr>
-        <w:pStyle w:val="a9"/>
-        <w:numPr>
-          <w:ilvl w:val="0"/>
-          <w:numId w:val="31"/>
-        </w:numPr>
-        <w:rPr>
-          <w:rFonts w:ascii="Times New Roman" w:eastAsia="宋体" w:hAnsi="Times New Roman" w:cs="Times New Roman"/>
-        </w:rPr>
-      </w:pPr>
-      <w:r>
-        <w:rPr>
-          <w:rFonts w:ascii="Times New Roman" w:eastAsia="宋体" w:hAnsi="Times New Roman" w:cs="Times New Roman" w:hint="eastAsia"/>
-        </w:rPr>
-        <w:t>提升稳定性</w:t>
-      </w:r>
-    </w:p>
-    <w:p>
-      <w:pPr>
-        <w:pStyle w:val="a9"/>
-        <w:numPr>
-          <w:ilvl w:val="0"/>
-          <w:numId w:val="31"/>
-        </w:numPr>
-        <w:rPr>
-          <w:rFonts w:ascii="Times New Roman" w:eastAsia="宋体" w:hAnsi="Times New Roman" w:cs="Times New Roman"/>
-        </w:rPr>
-      </w:pPr>
-      <w:r>
-        <w:rPr>
-          <w:rFonts w:ascii="Times New Roman" w:eastAsia="宋体" w:hAnsi="Times New Roman" w:cs="Times New Roman" w:hint="eastAsia"/>
-        </w:rPr>
-        <w:t>优化素材图像内存占用</w:t>
-      </w:r>
-    </w:p>
-    <w:p>
-      <w:pPr>
-        <w:pStyle w:val="a9"/>
-        <w:numPr>
-          <w:ilvl w:val="0"/>
-          <w:numId w:val="31"/>
-        </w:numPr>
-        <w:rPr>
-          <w:rFonts w:ascii="Times New Roman" w:eastAsia="宋体" w:hAnsi="Times New Roman" w:cs="Times New Roman"/>
-        </w:rPr>
-      </w:pPr>
-      <w:r>
-        <w:rPr>
-          <w:rFonts w:ascii="Times New Roman" w:eastAsia="宋体" w:hAnsi="Times New Roman" w:cs="Times New Roman" w:hint="eastAsia"/>
-        </w:rPr>
-        <w:t>重写</w:t>
-      </w:r>
-      <w:r>
-        <w:rPr>
-          <w:rFonts w:ascii="Times New Roman" w:eastAsia="宋体" w:hAnsi="Times New Roman" w:cs="Times New Roman" w:hint="eastAsia"/>
-        </w:rPr>
-        <w:t>mix</w:t>
-      </w:r>
-      <w:r>
-        <w:rPr>
-          <w:rFonts w:ascii="Times New Roman" w:eastAsia="宋体" w:hAnsi="Times New Roman" w:cs="Times New Roman" w:hint="eastAsia"/>
-        </w:rPr>
-        <w:t>加载逻辑，修复加载中的内存泄漏</w:t>
-      </w:r>
-      <w:r>
-        <w:rPr>
-          <w:rFonts w:ascii="Times New Roman" w:eastAsia="宋体" w:hAnsi="Times New Roman" w:cs="Times New Roman" w:hint="eastAsia"/>
-        </w:rPr>
-        <w:t>，详见</w:t>
-      </w:r>
-      <w:r>
-        <w:rPr>
-          <w:rFonts w:ascii="Times New Roman" w:eastAsia="宋体" w:hAnsi="Times New Roman" w:cs="Times New Roman" w:hint="eastAsia"/>
-        </w:rPr>
-        <w:t>ExtMixLoader</w:t>
-      </w:r>
-    </w:p>
-    <w:p>
-      <w:pPr>
-        <w:pStyle w:val="a9"/>
-        <w:numPr>
-          <w:ilvl w:val="0"/>
-          <w:numId w:val="31"/>
-        </w:numPr>
-        <w:rPr>
-          <w:rFonts w:ascii="Times New Roman" w:eastAsia="宋体" w:hAnsi="Times New Roman" w:cs="Times New Roman"/>
-        </w:rPr>
-      </w:pPr>
-      <w:r>
-        <w:rPr>
-          <w:rFonts w:ascii="Times New Roman" w:eastAsia="宋体" w:hAnsi="Times New Roman" w:cs="Times New Roman" w:hint="eastAsia"/>
-        </w:rPr>
-        <w:t>新增</w:t>
-      </w:r>
-      <w:r>
-        <w:rPr>
-          <w:rFonts w:ascii="Times New Roman" w:eastAsia="宋体" w:hAnsi="Times New Roman" w:cs="Times New Roman" w:hint="eastAsia"/>
-        </w:rPr>
-        <w:t>DDrawScalingBilinear.OnlyShrink</w:t>
-      </w:r>
-      <w:r>
-        <w:rPr>
-          <w:rFonts w:ascii="Times New Roman" w:eastAsia="宋体" w:hAnsi="Times New Roman" w:cs="Times New Roman" w:hint="eastAsia"/>
-        </w:rPr>
-        <w:t>，支持仅在缩小时使用双线性插值，放大时硬边缘放大</w:t>
-      </w:r>
-    </w:p>
-    <w:p>
-      <w:pPr>
-        <w:pStyle w:val="a9"/>
-        <w:numPr>
-          <w:ilvl w:val="0"/>
-          <w:numId w:val="31"/>
-        </w:numPr>
-        <w:rPr>
-          <w:rFonts w:ascii="Times New Roman" w:eastAsia="宋体" w:hAnsi="Times New Roman" w:cs="Times New Roman"/>
-        </w:rPr>
-      </w:pPr>
-      <w:r>
-        <w:rPr>
-          <w:rFonts w:ascii="Times New Roman" w:eastAsia="宋体" w:hAnsi="Times New Roman" w:cs="Times New Roman" w:hint="eastAsia"/>
-        </w:rPr>
-        <w:t>优化绘图性能</w:t>
-      </w:r>
-    </w:p>
-    <w:p>
-      <w:pPr>
-        <w:pStyle w:val="a9"/>
-        <w:numPr>
-          <w:ilvl w:val="0"/>
-          <w:numId w:val="31"/>
-        </w:numPr>
-        <w:rPr>
-          <w:rFonts w:ascii="Times New Roman" w:eastAsia="宋体" w:hAnsi="Times New Roman" w:cs="Times New Roman"/>
-        </w:rPr>
-      </w:pPr>
-      <w:r>
-        <w:rPr>
-          <w:rFonts w:ascii="Times New Roman" w:eastAsia="宋体" w:hAnsi="Times New Roman" w:cs="Times New Roman" w:hint="eastAsia"/>
-        </w:rPr>
-        <w:t>重写</w:t>
-      </w:r>
-      <w:r>
-        <w:rPr>
-          <w:rFonts w:ascii="Times New Roman" w:eastAsia="宋体" w:hAnsi="Times New Roman" w:cs="Times New Roman" w:hint="eastAsia"/>
-        </w:rPr>
-        <w:t>ini</w:t>
-      </w:r>
-      <w:r>
-        <w:rPr>
-          <w:rFonts w:ascii="Times New Roman" w:eastAsia="宋体" w:hAnsi="Times New Roman" w:cs="Times New Roman" w:hint="eastAsia"/>
-        </w:rPr>
-        <w:t>加载逻辑，加载</w:t>
-      </w:r>
-      <w:r>
-        <w:rPr>
-          <w:rFonts w:ascii="Times New Roman" w:eastAsia="宋体" w:hAnsi="Times New Roman" w:cs="Times New Roman" w:hint="eastAsia"/>
-        </w:rPr>
-        <w:t>ini</w:t>
-      </w:r>
-      <w:r>
-        <w:rPr>
-          <w:rFonts w:ascii="Times New Roman" w:eastAsia="宋体" w:hAnsi="Times New Roman" w:cs="Times New Roman" w:hint="eastAsia"/>
-        </w:rPr>
-        <w:t>不会再释放至游戏目录，新建国家等操作可以即时生效</w:t>
-      </w:r>
-    </w:p>
-    <w:p>
-      <w:pPr>
-        <w:pStyle w:val="a9"/>
-        <w:numPr>
-          <w:ilvl w:val="0"/>
-          <w:numId w:val="31"/>
-        </w:numPr>
-        <w:rPr>
-          <w:rFonts w:ascii="Times New Roman" w:eastAsia="宋体" w:hAnsi="Times New Roman" w:cs="Times New Roman"/>
-        </w:rPr>
-      </w:pPr>
-      <w:r>
-        <w:rPr>
-          <w:rFonts w:ascii="Times New Roman" w:eastAsia="宋体" w:hAnsi="Times New Roman" w:cs="Times New Roman" w:hint="eastAsia"/>
-        </w:rPr>
-        <w:t>ini [#include]</w:t>
-      </w:r>
-      <w:r>
-        <w:rPr>
-          <w:rFonts w:ascii="Times New Roman" w:eastAsia="宋体" w:hAnsi="Times New Roman" w:cs="Times New Roman" w:hint="eastAsia"/>
-        </w:rPr>
-        <w:t>逻辑现遵循</w:t>
-      </w:r>
-      <w:r>
-        <w:rPr>
-          <w:rFonts w:ascii="Times New Roman" w:eastAsia="宋体" w:hAnsi="Times New Roman" w:cs="Times New Roman" w:hint="eastAsia"/>
-        </w:rPr>
-        <w:t>ares</w:t>
-      </w:r>
-      <w:r>
-        <w:rPr>
-          <w:rFonts w:ascii="Times New Roman" w:eastAsia="宋体" w:hAnsi="Times New Roman" w:cs="Times New Roman" w:hint="eastAsia"/>
-        </w:rPr>
-        <w:t>规则，为广度优先遍历而非深度优先遍历</w:t>
-      </w:r>
-    </w:p>
-    <w:p>
-      <w:pPr>
-        <w:pStyle w:val="a9"/>
-        <w:numPr>
-          <w:ilvl w:val="0"/>
-          <w:numId w:val="31"/>
-        </w:numPr>
-        <w:rPr>
-          <w:rFonts w:ascii="Times New Roman" w:eastAsia="宋体" w:hAnsi="Times New Roman" w:cs="Times New Roman"/>
-        </w:rPr>
-      </w:pPr>
-      <w:r>
-        <w:rPr>
-          <w:rFonts w:ascii="Times New Roman" w:eastAsia="宋体" w:hAnsi="Times New Roman" w:cs="Times New Roman" w:hint="eastAsia"/>
-        </w:rPr>
-        <w:t>修复了触发编辑器的参数在部分情况下没有正确刷新的</w:t>
-      </w:r>
-      <w:r>
-        <w:rPr>
-          <w:rFonts w:ascii="Times New Roman" w:eastAsia="宋体" w:hAnsi="Times New Roman" w:cs="Times New Roman" w:hint="eastAsia"/>
-        </w:rPr>
-        <w:t>bug</w:t>
-      </w:r>
-    </w:p>
-    <w:p>
-      <w:pPr>
-        <w:pStyle w:val="a9"/>
-        <w:numPr>
-          <w:ilvl w:val="0"/>
-          <w:numId w:val="31"/>
-        </w:numPr>
-        <w:rPr>
-          <w:rFonts w:ascii="Times New Roman" w:eastAsia="宋体" w:hAnsi="Times New Roman" w:cs="Times New Roman"/>
-        </w:rPr>
-      </w:pPr>
-      <w:r>
-        <w:rPr>
-          <w:rFonts w:ascii="Times New Roman" w:eastAsia="宋体" w:hAnsi="Times New Roman" w:cs="Times New Roman" w:hint="eastAsia"/>
-        </w:rPr>
-        <w:t>支持拖拽面向的实时预览，详见</w:t>
-      </w:r>
-      <w:r>
-        <w:rPr>
-          <w:rFonts w:ascii="Times New Roman" w:eastAsia="宋体" w:hAnsi="Times New Roman" w:cs="Times New Roman" w:hint="eastAsia"/>
-        </w:rPr>
-        <w:t>ExtFacings.DragPreview</w:t>
-      </w:r>
-    </w:p>
-    <w:p>
-      <w:pPr>
-        <w:pStyle w:val="a9"/>
-        <w:numPr>
-          <w:ilvl w:val="0"/>
-          <w:numId w:val="31"/>
-        </w:numPr>
-        <w:rPr>
-          <w:rFonts w:ascii="Times New Roman" w:eastAsia="宋体" w:hAnsi="Times New Roman" w:cs="Times New Roman"/>
-        </w:rPr>
-      </w:pPr>
-      <w:r>
-        <w:rPr>
-          <w:rFonts w:ascii="Times New Roman" w:eastAsia="宋体" w:hAnsi="Times New Roman" w:cs="Times New Roman" w:hint="eastAsia"/>
-        </w:rPr>
-        <w:lastRenderedPageBreak/>
         <w:t>支持</w:t>
       </w:r>
       <w:r>
@@ -11738,7 +11798,14 @@
         <w:rPr>
           <w:rFonts w:ascii="Times New Roman" w:eastAsia="宋体" w:hAnsi="Times New Roman" w:cs="Times New Roman" w:hint="eastAsia"/>
         </w:rPr>
-        <w:t>键点击单元格时，会拾取单元格的地形块；若同时按住</w:t>
+        <w:t>键点击单元格时，会拾取单元格的地</w:t>
+      </w:r>
+      <w:r>
+        <w:rPr>
+          <w:rFonts w:ascii="Times New Roman" w:eastAsia="宋体" w:hAnsi="Times New Roman" w:cs="Times New Roman" w:hint="eastAsia"/>
+        </w:rPr>
+        <w:lastRenderedPageBreak/>
+        <w:t>形块；若同时按住</w:t>
       </w:r>
       <w:r>
         <w:rPr>
@@ -11768,7 +11835,6 @@
         <w:rPr>
           <w:rFonts w:ascii="Times New Roman" w:eastAsia="宋体" w:hAnsi="Times New Roman" w:cs="Times New Roman" w:hint="eastAsia"/>
         </w:rPr>
-        <w:lastRenderedPageBreak/>
         <w:t>全局搜索的“地图”选项支持搜索单位的关联标签</w:t>
       </w:r>
     </w:p>
@@ -12851,6 +12917,7 @@
         <w:rPr>
           <w:rFonts w:ascii="Times New Roman" w:eastAsia="宋体" w:hAnsi="Times New Roman" w:cs="Times New Roman" w:hint="eastAsia"/>
         </w:rPr>
+        <w:lastRenderedPageBreak/>
         <w:t>修复</w:t>
       </w:r>
       <w:r>
@@ -12887,7 +12954,6 @@
         <w:rPr>
           <w:rFonts w:ascii="Times New Roman" w:eastAsia="宋体" w:hAnsi="Times New Roman" w:cs="Times New Roman" w:hint="eastAsia"/>
         </w:rPr>
-        <w:lastRenderedPageBreak/>
         <w:t>支持在开启平面显示时隐藏</w:t>
       </w:r>
       <w:r>
@@ -13866,14 +13932,8 @@
         <w:rPr>
           <w:rFonts w:ascii="Times New Roman" w:eastAsia="宋体" w:hAnsi="Times New Roman" w:cs="Times New Roman" w:hint="eastAsia"/>
         </w:rPr>
-        <w:t>多选模式新增自定义添加与删除，可以在多个选项中自选条件，删除同类与同</w:t>
-      </w:r>
-      <w:r>
-        <w:rPr>
-          <w:rFonts w:ascii="Times New Roman" w:eastAsia="宋体" w:hAnsi="Times New Roman" w:cs="Times New Roman" w:hint="eastAsia"/>
-        </w:rPr>
         <w:lastRenderedPageBreak/>
-        <w:t>类相连添加和删除</w:t>
+        <w:t>多选模式新增自定义添加与删除，可以在多个选项中自选条件，删除同类与同类相连添加和删除</w:t>
       </w:r>
     </w:p>
     <w:p>
@@ -14891,6 +14951,7 @@
         <w:rPr>
           <w:rFonts w:ascii="Times New Roman" w:eastAsia="宋体" w:hAnsi="Times New Roman" w:cs="Times New Roman" w:hint="eastAsia"/>
         </w:rPr>
+        <w:lastRenderedPageBreak/>
         <w:t>修复了地形对象、污染重叠后再拖走不能正常显示的</w:t>
       </w:r>
       <w:r>
@@ -14915,7 +14976,6 @@
         <w:rPr>
           <w:rFonts w:ascii="Times New Roman" w:eastAsia="宋体" w:hAnsi="Times New Roman" w:cs="Times New Roman" w:hint="eastAsia"/>
         </w:rPr>
-        <w:lastRenderedPageBreak/>
         <w:t>多选模式添加同类相连多选功能，仅会选择相邻的同类地形；添加隐藏多选单元格功能</w:t>
       </w:r>
     </w:p>
@@ -15866,6 +15926,7 @@
         <w:rPr>
           <w:rFonts w:ascii="Times New Roman" w:eastAsia="宋体" w:hAnsi="Times New Roman" w:cs="Times New Roman" w:hint="eastAsia"/>
         </w:rPr>
+        <w:lastRenderedPageBreak/>
         <w:t>修复了部分情况下路径点</w:t>
       </w:r>
       <w:r>
@@ -15902,7 +15963,6 @@
         <w:rPr>
           <w:rFonts w:ascii="Times New Roman" w:eastAsia="宋体" w:hAnsi="Times New Roman" w:cs="Times New Roman" w:hint="eastAsia"/>
         </w:rPr>
-        <w:lastRenderedPageBreak/>
         <w:t>优化了灯光建筑较多时，光照沙盒模式的性能</w:t>
       </w:r>
     </w:p>
@@ -16811,6 +16871,7 @@
         <w:rPr>
           <w:rFonts w:ascii="Times New Roman" w:eastAsia="宋体" w:hAnsi="Times New Roman" w:cs="Times New Roman" w:hint="eastAsia"/>
         </w:rPr>
+        <w:lastRenderedPageBreak/>
         <w:t>支持直接读取</w:t>
       </w:r>
       <w:r>
@@ -16841,7 +16902,6 @@
         <w:rPr>
           <w:rFonts w:ascii="Times New Roman" w:eastAsia="宋体" w:hAnsi="Times New Roman" w:cs="Times New Roman" w:hint="eastAsia"/>
         </w:rPr>
-        <w:lastRenderedPageBreak/>
         <w:t>优化对象绘制次序，减少了建筑物不正常遮挡现象</w:t>
       </w:r>
     </w:p>
@@ -40284,7 +40344,7 @@
         <v:path o:extrusionok="f" gradientshapeok="t" o:connecttype="rect"/>
         <o:lock v:ext="edit" aspectratio="t"/>
       </v:shapetype>
-      <v:shape id="_x0000_i1035" type="#_x0000_t75" style="width:11.4pt;height:11.4pt" o:bullet="t">
+      <v:shape id="_x0000_i1033" type="#_x0000_t75" style="width:11.4pt;height:11.4pt" o:bullet="t">
         <v:imagedata r:id="rId1" o:title="mso9A9A"/>
       </v:shape>
     </w:pict>

--- a/Supplementary/文档/FA2SP HDM Edition说明文档.docx
+++ b/Supplementary/文档/FA2SP HDM Edition说明文档.docx
@@ -2100,6 +2100,68 @@
         <w:pStyle w:val="a9"/>
         <w:numPr>
           <w:ilvl w:val="0"/>
+          <w:numId w:val="11"/>
+        </w:numPr>
+        <w:rPr>
+          <w:rFonts w:ascii="Times New Roman" w:eastAsia="宋体" w:hAnsi="Times New Roman" w:cs="Times New Roman"/>
+          <w:kern w:val="0"/>
+          <w14:ligatures w14:val="none"/>
+        </w:rPr>
+      </w:pPr>
+      <w:r>
+        <w:rPr>
+          <w:rFonts w:ascii="Times New Roman" w:eastAsia="宋体" w:hAnsi="Times New Roman" w:cs="Times New Roman" w:hint="eastAsia"/>
+          <w:kern w:val="0"/>
+          <w14:ligatures w14:val="none"/>
+        </w:rPr>
+        <w:t>支持为</w:t>
+      </w:r>
+      <w:r>
+        <w:rPr>
+          <w:rFonts w:ascii="Times New Roman" w:eastAsia="宋体" w:hAnsi="Times New Roman" w:cs="Times New Roman" w:hint="eastAsia"/>
+          <w:kern w:val="0"/>
+          <w14:ligatures w14:val="none"/>
+        </w:rPr>
+        <w:t>BarrelAnimIsVoxel</w:t>
+      </w:r>
+      <w:r>
+        <w:rPr>
+          <w:rFonts w:ascii="Times New Roman" w:eastAsia="宋体" w:hAnsi="Times New Roman" w:cs="Times New Roman" w:hint="eastAsia"/>
+          <w:kern w:val="0"/>
+          <w14:ligatures w14:val="none"/>
+        </w:rPr>
+        <w:t>=yes</w:t>
+      </w:r>
+      <w:r>
+        <w:rPr>
+          <w:rFonts w:ascii="Times New Roman" w:eastAsia="宋体" w:hAnsi="Times New Roman" w:cs="Times New Roman" w:hint="eastAsia"/>
+          <w:kern w:val="0"/>
+          <w14:ligatures w14:val="none"/>
+        </w:rPr>
+        <w:t>且</w:t>
+      </w:r>
+      <w:r>
+        <w:rPr>
+          <w:rFonts w:ascii="Times New Roman" w:eastAsia="宋体" w:hAnsi="Times New Roman" w:cs="Times New Roman" w:hint="eastAsia"/>
+          <w:kern w:val="0"/>
+          <w14:ligatures w14:val="none"/>
+        </w:rPr>
+        <w:t>TurretAnimIsVoxel=false</w:t>
+      </w:r>
+      <w:r>
+        <w:rPr>
+          <w:rFonts w:ascii="Times New Roman" w:eastAsia="宋体" w:hAnsi="Times New Roman" w:cs="Times New Roman" w:hint="eastAsia"/>
+          <w:kern w:val="0"/>
+          <w14:ligatures w14:val="none"/>
+        </w:rPr>
+        <w:t>的建筑加载炮管</w:t>
+      </w:r>
+    </w:p>
+    <w:p>
+      <w:pPr>
+        <w:pStyle w:val="a9"/>
+        <w:numPr>
+          <w:ilvl w:val="0"/>
           <w:numId w:val="10"/>
         </w:numPr>
         <w:rPr>
@@ -2186,6 +2248,7 @@
         <w:rPr>
           <w:rFonts w:ascii="Times New Roman" w:eastAsia="宋体" w:hAnsi="Times New Roman" w:cs="Times New Roman" w:hint="eastAsia"/>
         </w:rPr>
+        <w:lastRenderedPageBreak/>
         <w:t>修复</w:t>
       </w:r>
       <w:r>
@@ -2222,7 +2285,6 @@
         <w:rPr>
           <w:rFonts w:ascii="Times New Roman" w:eastAsia="宋体" w:hAnsi="Times New Roman" w:cs="Times New Roman" w:hint="eastAsia"/>
         </w:rPr>
-        <w:lastRenderedPageBreak/>
         <w:t>修复附加单位绑定在建筑炮塔上时，无法跟随旋转的</w:t>
       </w:r>
       <w:r>
@@ -3195,6 +3257,7 @@
         <w:rPr>
           <w:rFonts w:ascii="Times New Roman" w:eastAsia="宋体" w:hAnsi="Times New Roman" w:cs="Times New Roman" w:hint="eastAsia"/>
         </w:rPr>
+        <w:lastRenderedPageBreak/>
         <w:t>修复部分</w:t>
       </w:r>
       <w:r>
@@ -3231,7 +3294,6 @@
         <w:rPr>
           <w:rFonts w:ascii="Times New Roman" w:eastAsia="宋体" w:hAnsi="Times New Roman" w:cs="Times New Roman" w:hint="eastAsia"/>
         </w:rPr>
-        <w:lastRenderedPageBreak/>
         <w:t>围墙覆盖物支持</w:t>
       </w:r>
       <w:r>
@@ -4180,6 +4242,7 @@
         <w:rPr>
           <w:rFonts w:ascii="Times New Roman" w:eastAsia="宋体" w:hAnsi="Times New Roman" w:cs="Times New Roman" w:hint="eastAsia"/>
         </w:rPr>
+        <w:lastRenderedPageBreak/>
         <w:t>物品浏览器</w:t>
       </w:r>
       <w:r>
@@ -4210,7 +4273,6 @@
         <w:rPr>
           <w:rFonts w:ascii="Times New Roman" w:eastAsia="宋体" w:hAnsi="Times New Roman" w:cs="Times New Roman" w:hint="eastAsia"/>
         </w:rPr>
-        <w:lastRenderedPageBreak/>
         <w:t>小队变更时会即时刷新</w:t>
       </w:r>
       <w:r>
@@ -5271,6 +5333,7 @@
         <w:rPr>
           <w:rFonts w:ascii="Times New Roman" w:eastAsia="宋体" w:hAnsi="Times New Roman" w:cs="Times New Roman" w:hint="eastAsia"/>
         </w:rPr>
+        <w:lastRenderedPageBreak/>
         <w:t>支持自定义拼接地形组</w:t>
       </w:r>
       <w:r>
@@ -5331,7 +5394,6 @@
         <w:rPr>
           <w:rFonts w:ascii="Times New Roman" w:eastAsia="宋体" w:hAnsi="Times New Roman" w:cs="Times New Roman" w:hint="eastAsia"/>
         </w:rPr>
-        <w:lastRenderedPageBreak/>
         <w:t>污染现在能正确被阴影遮挡</w:t>
       </w:r>
     </w:p>
@@ -6380,6 +6442,7 @@
         <w:rPr>
           <w:rFonts w:ascii="Times New Roman" w:eastAsia="宋体" w:hAnsi="Times New Roman" w:cs="Times New Roman" w:hint="eastAsia"/>
         </w:rPr>
+        <w:lastRenderedPageBreak/>
         <w:t>微调各游戏对象渲染位置，匹配游戏内效果</w:t>
       </w:r>
     </w:p>
@@ -6398,7 +6461,6 @@
         <w:rPr>
           <w:rFonts w:ascii="Times New Roman" w:eastAsia="宋体" w:hAnsi="Times New Roman" w:cs="Times New Roman" w:hint="eastAsia"/>
         </w:rPr>
-        <w:lastRenderedPageBreak/>
         <w:t>修复了单位“在桥梁上”为</w:t>
       </w:r>
       <w:r>
@@ -7477,6 +7539,7 @@
         <w:rPr>
           <w:rFonts w:ascii="Times New Roman" w:eastAsia="宋体" w:hAnsi="Times New Roman" w:cs="Times New Roman" w:hint="eastAsia"/>
         </w:rPr>
+        <w:lastRenderedPageBreak/>
         <w:t>ObjectBrowser.Ore.RandomPlacement</w:t>
       </w:r>
       <w:r>
@@ -7507,7 +7570,6 @@
         <w:rPr>
           <w:rFonts w:ascii="Times New Roman" w:eastAsia="宋体" w:hAnsi="Times New Roman" w:cs="Times New Roman" w:hint="eastAsia"/>
         </w:rPr>
-        <w:lastRenderedPageBreak/>
         <w:t>修复触发编辑器填写的参数为触发时不能正确截断空格的</w:t>
       </w:r>
       <w:r>
@@ -8655,6 +8717,7 @@
         <w:rPr>
           <w:rFonts w:ascii="Times New Roman" w:eastAsia="宋体" w:hAnsi="Times New Roman" w:cs="Times New Roman" w:hint="eastAsia"/>
         </w:rPr>
+        <w:lastRenderedPageBreak/>
         <w:t>修复了预览覆盖物时可能导致原有覆盖物被修改的</w:t>
       </w:r>
       <w:r>
@@ -8679,7 +8742,6 @@
         <w:rPr>
           <w:rFonts w:ascii="Times New Roman" w:eastAsia="宋体" w:hAnsi="Times New Roman" w:cs="Times New Roman" w:hint="eastAsia"/>
         </w:rPr>
-        <w:lastRenderedPageBreak/>
         <w:t>擦除覆盖物不会导致附近的围墙变为完好状态，会保持当前破损状态（但仍然会重新计算连接方式）</w:t>
       </w:r>
     </w:p>
@@ -9764,7 +9826,14 @@
         <w:rPr>
           <w:rFonts w:ascii="Times New Roman" w:eastAsia="宋体" w:hAnsi="Times New Roman" w:cs="Times New Roman" w:hint="eastAsia"/>
         </w:rPr>
-        <w:t>仅支持围墙自定义色盘）</w:t>
+        <w:t>仅支持围墙</w:t>
+      </w:r>
+      <w:r>
+        <w:rPr>
+          <w:rFonts w:ascii="Times New Roman" w:eastAsia="宋体" w:hAnsi="Times New Roman" w:cs="Times New Roman" w:hint="eastAsia"/>
+        </w:rPr>
+        <w:lastRenderedPageBreak/>
+        <w:t>自定义色盘）</w:t>
       </w:r>
     </w:p>
     <w:p>
@@ -9790,7 +9859,6 @@
           <w:sz w:val="28"/>
           <w:szCs w:val="32"/>
         </w:rPr>
-        <w:lastRenderedPageBreak/>
         <w:t>1.2.0 (2025.09.05)</w:t>
       </w:r>
     </w:p>
@@ -10833,6 +10901,7 @@
         <w:rPr>
           <w:rFonts w:ascii="Times New Roman" w:eastAsia="宋体" w:hAnsi="Times New Roman" w:cs="Times New Roman" w:hint="eastAsia"/>
         </w:rPr>
+        <w:lastRenderedPageBreak/>
         <w:t>支持设置</w:t>
       </w:r>
       <w:r>
@@ -10869,7 +10938,6 @@
         <w:rPr>
           <w:rFonts w:ascii="Times New Roman" w:eastAsia="宋体" w:hAnsi="Times New Roman" w:cs="Times New Roman" w:hint="eastAsia"/>
         </w:rPr>
-        <w:lastRenderedPageBreak/>
         <w:t>提升稳定性</w:t>
       </w:r>
     </w:p>
@@ -11842,7 +11910,14 @@
         <w:rPr>
           <w:rFonts w:ascii="Times New Roman" w:eastAsia="宋体" w:hAnsi="Times New Roman" w:cs="Times New Roman" w:hint="eastAsia"/>
         </w:rPr>
-        <w:t>，可以在小地图中显示可视地图边界，新增获取地图边界的</w:t>
+        <w:t>，可以在小地图中显示可视地图边界，新增获</w:t>
+      </w:r>
+      <w:r>
+        <w:rPr>
+          <w:rFonts w:ascii="Times New Roman" w:eastAsia="宋体" w:hAnsi="Times New Roman" w:cs="Times New Roman" w:hint="eastAsia"/>
+        </w:rPr>
+        <w:lastRenderedPageBreak/>
+        <w:t>取地图边界的</w:t>
       </w:r>
       <w:r>
         <w:rPr>
@@ -11872,7 +11947,6 @@
         <w:rPr>
           <w:rFonts w:ascii="Times New Roman" w:eastAsia="宋体" w:hAnsi="Times New Roman" w:cs="Times New Roman" w:hint="eastAsia"/>
         </w:rPr>
-        <w:lastRenderedPageBreak/>
         <w:t>修复开启</w:t>
       </w:r>
       <w:r>

--- a/Supplementary/文档/FA2SP HDM Edition说明文档.docx
+++ b/Supplementary/文档/FA2SP HDM Edition说明文档.docx
@@ -167,7 +167,7 @@
           <w:rFonts w:ascii="宋体" w:eastAsia="宋体" w:hAnsi="宋体" w:hint="eastAsia"/>
           <w:sz w:val="24"/>
         </w:rPr>
-        <w:t>7</w:t>
+        <w:t>8</w:t>
       </w:r>
     </w:p>
     <w:p>
@@ -229,7 +229,7 @@
           <w:sz w:val="28"/>
           <w:szCs w:val="32"/>
         </w:rPr>
-        <w:t>7</w:t>
+        <w:t>8</w:t>
       </w:r>
       <w:r>
         <w:rPr>
@@ -366,6 +366,24 @@
           <w:rFonts w:ascii="Times New Roman" w:eastAsia="宋体" w:hAnsi="Times New Roman" w:cs="Times New Roman" w:hint="eastAsia"/>
         </w:rPr>
         <w:t>SecondScreenSupport</w:t>
+      </w:r>
+    </w:p>
+    <w:p>
+      <w:pPr>
+        <w:pStyle w:val="a9"/>
+        <w:numPr>
+          <w:ilvl w:val="0"/>
+          <w:numId w:val="11"/>
+        </w:numPr>
+        <w:rPr>
+          <w:rFonts w:ascii="Times New Roman" w:eastAsia="宋体" w:hAnsi="Times New Roman" w:cs="Times New Roman"/>
+        </w:rPr>
+      </w:pPr>
+      <w:r>
+        <w:rPr>
+          <w:rFonts w:ascii="Times New Roman" w:eastAsia="宋体" w:hAnsi="Times New Roman" w:cs="Times New Roman" w:hint="eastAsia"/>
+        </w:rPr>
+        <w:t>距离工具箱支持放置圆形</w:t>
       </w:r>
     </w:p>
     <w:p>
@@ -950,6 +968,7 @@
         <w:rPr>
           <w:rFonts w:ascii="Times New Roman" w:eastAsia="宋体" w:hAnsi="Times New Roman" w:cs="Times New Roman" w:hint="eastAsia"/>
         </w:rPr>
+        <w:lastRenderedPageBreak/>
         <w:t>添加通用格式刷工具，可以同时修改所有科技类型的属性</w:t>
       </w:r>
     </w:p>
@@ -968,7 +987,6 @@
         <w:rPr>
           <w:rFonts w:ascii="Times New Roman" w:eastAsia="宋体" w:hAnsi="Times New Roman" w:cs="Times New Roman" w:hint="eastAsia"/>
         </w:rPr>
-        <w:lastRenderedPageBreak/>
         <w:t>支持以数字显示不可见的桥梁覆盖物，详见</w:t>
       </w:r>
       <w:r>
@@ -2103,6 +2121,7 @@
           <w:kern w:val="0"/>
           <w14:ligatures w14:val="none"/>
         </w:rPr>
+        <w:lastRenderedPageBreak/>
         <w:t>支持读取</w:t>
       </w:r>
       <w:r>
@@ -2149,7 +2168,6 @@
           <w:kern w:val="0"/>
           <w14:ligatures w14:val="none"/>
         </w:rPr>
-        <w:lastRenderedPageBreak/>
         <w:t>显著提升了加载物品浏览器图标的效率</w:t>
       </w:r>
     </w:p>
@@ -3232,6 +3250,7 @@
         <w:rPr>
           <w:rFonts w:ascii="Times New Roman" w:eastAsia="宋体" w:hAnsi="Times New Roman" w:cs="Times New Roman" w:hint="eastAsia"/>
         </w:rPr>
+        <w:lastRenderedPageBreak/>
         <w:t>支持使用椭圆绘制范围属性，详见</w:t>
       </w:r>
       <w:r>
@@ -3264,7 +3283,6 @@
           <w:sz w:val="28"/>
           <w:szCs w:val="32"/>
         </w:rPr>
-        <w:lastRenderedPageBreak/>
         <w:t>1.3.5 (2026.0</w:t>
       </w:r>
       <w:r>
@@ -4205,6 +4223,7 @@
         <w:rPr>
           <w:rFonts w:ascii="Times New Roman" w:eastAsia="宋体" w:hAnsi="Times New Roman" w:cs="Times New Roman" w:hint="eastAsia"/>
         </w:rPr>
+        <w:lastRenderedPageBreak/>
         <w:t>对无图像地形对象和污染显示文本</w:t>
       </w:r>
     </w:p>
@@ -4223,7 +4242,6 @@
         <w:rPr>
           <w:rFonts w:ascii="Times New Roman" w:eastAsia="宋体" w:hAnsi="Times New Roman" w:cs="Times New Roman" w:hint="eastAsia"/>
         </w:rPr>
-        <w:lastRenderedPageBreak/>
         <w:t>修复擦除覆盖物时，若围墙仅剩一格，无法正确调整连接关系的</w:t>
       </w:r>
       <w:r>
@@ -5294,6 +5312,7 @@
         <w:rPr>
           <w:rFonts w:ascii="Times New Roman" w:eastAsia="宋体" w:hAnsi="Times New Roman" w:cs="Times New Roman" w:hint="eastAsia"/>
         </w:rPr>
+        <w:lastRenderedPageBreak/>
         <w:t>支持渲染体素的炮塔和炮管阴影，并读取</w:t>
       </w:r>
       <w:r>
@@ -5324,7 +5343,6 @@
         <w:rPr>
           <w:rFonts w:ascii="Times New Roman" w:eastAsia="宋体" w:hAnsi="Times New Roman" w:cs="Times New Roman" w:hint="eastAsia"/>
         </w:rPr>
-        <w:lastRenderedPageBreak/>
         <w:t>TurretShadow</w:t>
       </w:r>
       <w:r>
@@ -6387,6 +6405,7 @@
         <w:rPr>
           <w:rFonts w:ascii="Times New Roman" w:eastAsia="宋体" w:hAnsi="Times New Roman" w:cs="Times New Roman" w:hint="eastAsia"/>
         </w:rPr>
+        <w:lastRenderedPageBreak/>
         <w:t>修复了军衔图层不能隐藏的</w:t>
       </w:r>
       <w:r>
@@ -6411,7 +6430,6 @@
         <w:rPr>
           <w:rFonts w:ascii="Times New Roman" w:eastAsia="宋体" w:hAnsi="Times New Roman" w:cs="Times New Roman" w:hint="eastAsia"/>
         </w:rPr>
-        <w:lastRenderedPageBreak/>
         <w:t>仅当基地节点与相同建筑重叠时，才会在关闭建筑轮廓的情况下显示轮廓</w:t>
       </w:r>
     </w:p>
@@ -7432,6 +7450,7 @@
         <w:rPr>
           <w:rFonts w:ascii="Times New Roman" w:eastAsia="宋体" w:hAnsi="Times New Roman" w:cs="Times New Roman" w:hint="eastAsia"/>
         </w:rPr>
+        <w:lastRenderedPageBreak/>
         <w:t>支持多语言切换，添加了英文版。所有可以在</w:t>
       </w:r>
       <w:r>
@@ -7462,14 +7481,7 @@
         <w:rPr>
           <w:rFonts w:ascii="Times New Roman" w:eastAsia="宋体" w:hAnsi="Times New Roman" w:cs="Times New Roman" w:hint="eastAsia"/>
         </w:rPr>
-        <w:t>和</w:t>
-      </w:r>
-      <w:r>
-        <w:rPr>
-          <w:rFonts w:ascii="Times New Roman" w:eastAsia="宋体" w:hAnsi="Times New Roman" w:cs="Times New Roman" w:hint="eastAsia"/>
-        </w:rPr>
-        <w:lastRenderedPageBreak/>
-        <w:t>键</w:t>
+        <w:t>和键</w:t>
       </w:r>
       <w:r>
         <w:rPr>
@@ -8632,6 +8644,7 @@
         <w:rPr>
           <w:rFonts w:ascii="Times New Roman" w:eastAsia="宋体" w:hAnsi="Times New Roman" w:cs="Times New Roman" w:hint="eastAsia"/>
         </w:rPr>
+        <w:lastRenderedPageBreak/>
         <w:t>新增地图渲染器功能，可以渲染全图</w:t>
       </w:r>
       <w:r>
@@ -8656,7 +8669,6 @@
         <w:rPr>
           <w:rFonts w:ascii="Times New Roman" w:eastAsia="宋体" w:hAnsi="Times New Roman" w:cs="Times New Roman" w:hint="eastAsia"/>
         </w:rPr>
-        <w:lastRenderedPageBreak/>
         <w:t>修补主程序，支持最高</w:t>
       </w:r>
       <w:r>
@@ -9807,7 +9819,14 @@
         <w:rPr>
           <w:rFonts w:ascii="Times New Roman" w:eastAsia="宋体" w:hAnsi="Times New Roman" w:cs="Times New Roman" w:hint="eastAsia"/>
         </w:rPr>
-        <w:t>作战小队编辑器新增跳转按钮，可以跳转至对应的特遣部队、脚本、标签（实际为寻找对应触发）</w:t>
+        <w:t>作战小队编辑器新增跳转按钮，可以跳转至对应的特遣部队、脚本、标签（实</w:t>
+      </w:r>
+      <w:r>
+        <w:rPr>
+          <w:rFonts w:ascii="Times New Roman" w:eastAsia="宋体" w:hAnsi="Times New Roman" w:cs="Times New Roman" w:hint="eastAsia"/>
+        </w:rPr>
+        <w:lastRenderedPageBreak/>
+        <w:t>际为寻找对应触发）</w:t>
       </w:r>
     </w:p>
     <w:p>
@@ -9825,7 +9844,6 @@
         <w:rPr>
           <w:rFonts w:ascii="Times New Roman" w:eastAsia="宋体" w:hAnsi="Times New Roman" w:cs="Times New Roman" w:hint="eastAsia"/>
         </w:rPr>
-        <w:lastRenderedPageBreak/>
         <w:t>修复物品浏览器的标签文本错误换行的</w:t>
       </w:r>
       <w:r>
@@ -10816,6 +10834,7 @@
         <w:rPr>
           <w:rFonts w:ascii="Times New Roman" w:eastAsia="宋体" w:hAnsi="Times New Roman" w:cs="Times New Roman" w:hint="eastAsia"/>
         </w:rPr>
+        <w:lastRenderedPageBreak/>
         <w:t>修复了在开启输入法和部分情况下在地图界面按</w:t>
       </w:r>
       <w:r>
@@ -10876,7 +10895,6 @@
         <w:rPr>
           <w:rFonts w:ascii="Times New Roman" w:eastAsia="宋体" w:hAnsi="Times New Roman" w:cs="Times New Roman" w:hint="eastAsia"/>
         </w:rPr>
-        <w:lastRenderedPageBreak/>
         <w:t>修复了新城市下使用绘制悬崖后部工具时，按</w:t>
       </w:r>
       <w:r>
@@ -11903,6 +11921,7 @@
         <w:rPr>
           <w:rFonts w:ascii="Times New Roman" w:eastAsia="宋体" w:hAnsi="Times New Roman" w:cs="Times New Roman" w:hint="eastAsia"/>
         </w:rPr>
+        <w:lastRenderedPageBreak/>
         <w:t>新增</w:t>
       </w:r>
       <w:r>
@@ -11939,7 +11958,6 @@
         <w:rPr>
           <w:rFonts w:ascii="Times New Roman" w:eastAsia="宋体" w:hAnsi="Times New Roman" w:cs="Times New Roman" w:hint="eastAsia"/>
         </w:rPr>
-        <w:lastRenderedPageBreak/>
         <w:t>修复建筑部分位于地图外时，建筑本体可能不能显示的</w:t>
       </w:r>
       <w:r>
@@ -13068,7 +13086,14 @@
         <w:rPr>
           <w:rFonts w:ascii="Times New Roman" w:eastAsia="宋体" w:hAnsi="Times New Roman" w:cs="Times New Roman" w:hint="eastAsia"/>
         </w:rPr>
-        <w:t>深度调整</w:t>
+        <w:t>深度</w:t>
+      </w:r>
+      <w:r>
+        <w:rPr>
+          <w:rFonts w:ascii="Times New Roman" w:eastAsia="宋体" w:hAnsi="Times New Roman" w:cs="Times New Roman" w:hint="eastAsia"/>
+        </w:rPr>
+        <w:lastRenderedPageBreak/>
+        <w:t>调整</w:t>
       </w:r>
     </w:p>
     <w:p>
@@ -13086,7 +13111,6 @@
         <w:rPr>
           <w:rFonts w:ascii="Times New Roman" w:eastAsia="宋体" w:hAnsi="Times New Roman" w:cs="Times New Roman" w:hint="eastAsia"/>
         </w:rPr>
-        <w:lastRenderedPageBreak/>
         <w:t>绘制连接地形支持铁路</w:t>
       </w:r>
     </w:p>
@@ -14081,6 +14105,7 @@
         <w:rPr>
           <w:rFonts w:ascii="Times New Roman" w:eastAsia="宋体" w:hAnsi="Times New Roman" w:cs="Times New Roman" w:hint="eastAsia"/>
         </w:rPr>
+        <w:lastRenderedPageBreak/>
         <w:t>修复部分情况下物品浏览器取消选择仍会错误选中界面顶端选项的</w:t>
       </w:r>
       <w:r>
@@ -14105,7 +14130,6 @@
         <w:rPr>
           <w:rFonts w:ascii="Times New Roman" w:eastAsia="宋体" w:hAnsi="Times New Roman" w:cs="Times New Roman" w:hint="eastAsia"/>
         </w:rPr>
-        <w:lastRenderedPageBreak/>
         <w:t>优化绘制连接地形的性能与内存占用</w:t>
       </w:r>
     </w:p>
@@ -15083,6 +15107,7 @@
         <w:rPr>
           <w:rFonts w:ascii="Times New Roman" w:eastAsia="宋体" w:hAnsi="Times New Roman" w:cs="Times New Roman" w:hint="eastAsia"/>
         </w:rPr>
+        <w:lastRenderedPageBreak/>
         <w:t>多选模式支持正矩形添加和删除</w:t>
       </w:r>
     </w:p>
@@ -15101,7 +15126,6 @@
         <w:rPr>
           <w:rFonts w:ascii="Times New Roman" w:eastAsia="宋体" w:hAnsi="Times New Roman" w:cs="Times New Roman" w:hint="eastAsia"/>
         </w:rPr>
-        <w:lastRenderedPageBreak/>
         <w:t>物品浏览器支持查看预览图</w:t>
       </w:r>
       <w:r>
@@ -16105,6 +16129,7 @@
         <w:rPr>
           <w:rFonts w:ascii="Times New Roman" w:eastAsia="宋体" w:hAnsi="Times New Roman" w:cs="Times New Roman" w:hint="eastAsia"/>
         </w:rPr>
+        <w:lastRenderedPageBreak/>
         <w:t>恢复在某些地形下被屏蔽的高架木桥桥墩废墟</w:t>
       </w:r>
     </w:p>
@@ -16123,7 +16148,6 @@
         <w:rPr>
           <w:rFonts w:ascii="Times New Roman" w:eastAsia="宋体" w:hAnsi="Times New Roman" w:cs="Times New Roman" w:hint="eastAsia"/>
         </w:rPr>
-        <w:lastRenderedPageBreak/>
         <w:t>修复下拉菜单部分情况下选择失效的</w:t>
       </w:r>
       <w:r>
@@ -17054,6 +17078,7 @@
         <w:rPr>
           <w:rFonts w:ascii="Times New Roman" w:eastAsia="宋体" w:hAnsi="Times New Roman" w:cs="Times New Roman" w:hint="eastAsia"/>
         </w:rPr>
+        <w:lastRenderedPageBreak/>
         <w:t>修复了使用</w:t>
       </w:r>
       <w:r>
@@ -17090,7 +17115,6 @@
         <w:rPr>
           <w:rFonts w:ascii="Times New Roman" w:eastAsia="宋体" w:hAnsi="Times New Roman" w:cs="Times New Roman" w:hint="eastAsia"/>
         </w:rPr>
-        <w:lastRenderedPageBreak/>
         <w:t>修复了光照沙盒开启时，内存占用异常增高的</w:t>
       </w:r>
       <w:r>

--- a/Supplementary/文档/FA2SP HDM Edition说明文档.docx
+++ b/Supplementary/文档/FA2SP HDM Edition说明文档.docx
@@ -384,6 +384,12 @@
           <w:rFonts w:ascii="Times New Roman" w:eastAsia="宋体" w:hAnsi="Times New Roman" w:cs="Times New Roman" w:hint="eastAsia"/>
         </w:rPr>
         <w:t>距离工具箱支持放置圆形</w:t>
+      </w:r>
+      <w:r>
+        <w:rPr>
+          <w:rFonts w:ascii="Times New Roman" w:eastAsia="宋体" w:hAnsi="Times New Roman" w:cs="Times New Roman" w:hint="eastAsia"/>
+        </w:rPr>
+        <w:t>，修改地图大小时支持跟随</w:t>
       </w:r>
     </w:p>
     <w:p>

--- a/Supplementary/文档/FA2SP HDM Edition说明文档.docx
+++ b/Supplementary/文档/FA2SP HDM Edition说明文档.docx
@@ -528,19 +528,13 @@
         <w:rPr>
           <w:rFonts w:ascii="Times New Roman" w:eastAsia="宋体" w:hAnsi="Times New Roman" w:cs="Times New Roman" w:hint="eastAsia"/>
         </w:rPr>
-        <w:t>当开启</w:t>
-      </w:r>
-      <w:r>
-        <w:rPr>
-          <w:rFonts w:ascii="Times New Roman" w:eastAsia="宋体" w:hAnsi="Times New Roman" w:cs="Times New Roman" w:hint="eastAsia"/>
-        </w:rPr>
-        <w:t>PlayerAtXForTriggers</w:t>
-      </w:r>
-      <w:r>
-        <w:rPr>
-          <w:rFonts w:ascii="Times New Roman" w:eastAsia="宋体" w:hAnsi="Times New Roman" w:cs="Times New Roman" w:hint="eastAsia"/>
-        </w:rPr>
-        <w:t>时，对应的所属方会显示在最下方而不是最上方</w:t>
+        <w:t>触发编辑器的默认国家变更为</w:t>
+      </w:r>
+      <w:r>
+        <w:rPr>
+          <w:rFonts w:ascii="Times New Roman" w:eastAsia="宋体" w:hAnsi="Times New Roman" w:cs="Times New Roman" w:hint="eastAsia"/>
+        </w:rPr>
+        <w:t>Neutral</w:t>
       </w:r>
     </w:p>
     <w:p>
@@ -611,7 +605,7 @@
           <w:numId w:val="11"/>
         </w:numPr>
         <w:rPr>
-          <w:rFonts w:ascii="Times New Roman" w:eastAsia="宋体" w:hAnsi="Times New Roman" w:cs="Times New Roman"/>
+          <w:rFonts w:ascii="Times New Roman" w:eastAsia="宋体" w:hAnsi="Times New Roman" w:cs="Times New Roman" w:hint="eastAsia"/>
         </w:rPr>
       </w:pPr>
       <w:r>
@@ -42207,7 +42201,7 @@
         <v:path o:extrusionok="f" gradientshapeok="t" o:connecttype="rect"/>
         <o:lock v:ext="edit" aspectratio="t"/>
       </v:shapetype>
-      <v:shape id="_x0000_i1030" type="#_x0000_t75" style="width:11.65pt;height:11.65pt" o:bullet="t">
+      <v:shape id="_x0000_i1032" type="#_x0000_t75" style="width:11.65pt;height:11.65pt" o:bullet="t">
         <v:imagedata r:id="rId1" o:title="mso9A9A"/>
       </v:shape>
     </w:pict>

--- a/Supplementary/文档/FA2SP HDM Edition说明文档.docx
+++ b/Supplementary/文档/FA2SP HDM Edition说明文档.docx
@@ -720,6 +720,30 @@
         <w:pStyle w:val="a9"/>
         <w:numPr>
           <w:ilvl w:val="0"/>
+          <w:numId w:val="11"/>
+        </w:numPr>
+        <w:rPr>
+          <w:rFonts w:ascii="Times New Roman" w:eastAsia="宋体" w:hAnsi="Times New Roman" w:cs="Times New Roman"/>
+        </w:rPr>
+      </w:pPr>
+      <w:r>
+        <w:rPr>
+          <w:rFonts w:ascii="Times New Roman" w:eastAsia="宋体" w:hAnsi="Times New Roman" w:cs="Times New Roman" w:hint="eastAsia"/>
+        </w:rPr>
+        <w:t>修复部分情况下启动地形生成器时崩溃的</w:t>
+      </w:r>
+      <w:r>
+        <w:rPr>
+          <w:rFonts w:ascii="Times New Roman" w:eastAsia="宋体" w:hAnsi="Times New Roman" w:cs="Times New Roman" w:hint="eastAsia"/>
+        </w:rPr>
+        <w:t>bug</w:t>
+      </w:r>
+    </w:p>
+    <w:p>
+      <w:pPr>
+        <w:pStyle w:val="a9"/>
+        <w:numPr>
+          <w:ilvl w:val="0"/>
           <w:numId w:val="10"/>
         </w:numPr>
         <w:rPr>
@@ -862,6 +886,7 @@
         <w:rPr>
           <w:rFonts w:ascii="Times New Roman" w:eastAsia="宋体" w:hAnsi="Times New Roman" w:cs="Times New Roman" w:hint="eastAsia"/>
         </w:rPr>
+        <w:lastRenderedPageBreak/>
         <w:t>触发批量编辑器的拖拽高亮可以正确显示在目标单元格上</w:t>
       </w:r>
     </w:p>
@@ -880,7 +905,6 @@
         <w:rPr>
           <w:rFonts w:ascii="Times New Roman" w:eastAsia="宋体" w:hAnsi="Times New Roman" w:cs="Times New Roman" w:hint="eastAsia"/>
         </w:rPr>
-        <w:lastRenderedPageBreak/>
         <w:t>修复当拖拽小绿点或触发事件、行为时，若突然失去焦点，会导致拖拽预览始终显示的</w:t>
       </w:r>
       <w:r>
@@ -1928,6 +1952,7 @@
         <w:rPr>
           <w:rFonts w:ascii="Times New Roman" w:eastAsia="宋体" w:hAnsi="Times New Roman" w:cs="Times New Roman" w:hint="eastAsia"/>
         </w:rPr>
+        <w:lastRenderedPageBreak/>
         <w:t>减少不必要的文件加载检查，加快加载速度</w:t>
       </w:r>
     </w:p>
@@ -1946,7 +1971,6 @@
         <w:rPr>
           <w:rFonts w:ascii="Times New Roman" w:eastAsia="宋体" w:hAnsi="Times New Roman" w:cs="Times New Roman" w:hint="eastAsia"/>
         </w:rPr>
-        <w:lastRenderedPageBreak/>
         <w:t>支持自定义气候类型的素材文件后缀和</w:t>
       </w:r>
       <w:r>
@@ -3099,6 +3123,7 @@
         <w:rPr>
           <w:rFonts w:ascii="Times New Roman" w:eastAsia="宋体" w:hAnsi="Times New Roman" w:cs="Times New Roman" w:hint="eastAsia"/>
         </w:rPr>
+        <w:lastRenderedPageBreak/>
         <w:t>优化建筑与建筑动画色盘不同时色彩显示的表现</w:t>
       </w:r>
     </w:p>
@@ -3117,7 +3142,6 @@
         <w:rPr>
           <w:rFonts w:ascii="Times New Roman" w:eastAsia="宋体" w:hAnsi="Times New Roman" w:cs="Times New Roman" w:hint="eastAsia"/>
         </w:rPr>
-        <w:lastRenderedPageBreak/>
         <w:t>优化建筑</w:t>
       </w:r>
       <w:r>
@@ -4132,6 +4156,7 @@
         <w:rPr>
           <w:rFonts w:ascii="Times New Roman" w:eastAsia="宋体" w:hAnsi="Times New Roman" w:cs="Times New Roman" w:hint="eastAsia"/>
         </w:rPr>
+        <w:lastRenderedPageBreak/>
         <w:t>优化高架桥阴影渲染</w:t>
       </w:r>
     </w:p>
@@ -4150,7 +4175,6 @@
         <w:rPr>
           <w:rFonts w:ascii="Times New Roman" w:eastAsia="宋体" w:hAnsi="Times New Roman" w:cs="Times New Roman" w:hint="eastAsia"/>
         </w:rPr>
-        <w:lastRenderedPageBreak/>
         <w:t>使用格式刷时会显示被修改的属性</w:t>
       </w:r>
     </w:p>
@@ -5177,6 +5201,7 @@
         <w:rPr>
           <w:rFonts w:ascii="Times New Roman" w:eastAsia="宋体" w:hAnsi="Times New Roman" w:cs="Times New Roman" w:hint="eastAsia"/>
         </w:rPr>
+        <w:lastRenderedPageBreak/>
         <w:t>移除</w:t>
       </w:r>
       <w:r>
@@ -5219,7 +5244,6 @@
         <w:rPr>
           <w:rFonts w:ascii="Times New Roman" w:eastAsia="宋体" w:hAnsi="Times New Roman" w:cs="Times New Roman"/>
         </w:rPr>
-        <w:lastRenderedPageBreak/>
         <w:t>L</w:t>
       </w:r>
       <w:r>

--- a/Supplementary/文档/FA2SP HDM Edition说明文档.docx
+++ b/Supplementary/文档/FA2SP HDM Edition说明文档.docx
@@ -174,7 +174,7 @@
           <w:rFonts w:ascii="宋体" w:eastAsia="宋体" w:hAnsi="宋体" w:hint="eastAsia"/>
           <w:sz w:val="24"/>
         </w:rPr>
-        <w:t>3</w:t>
+        <w:t>5</w:t>
       </w:r>
     </w:p>
     <w:p>
@@ -246,7 +246,7 @@
           <w:sz w:val="28"/>
           <w:szCs w:val="32"/>
         </w:rPr>
-        <w:t>3</w:t>
+        <w:t>5</w:t>
       </w:r>
       <w:r>
         <w:rPr>
@@ -42332,7 +42332,7 @@
         <v:path o:extrusionok="f" gradientshapeok="t" o:connecttype="rect"/>
         <o:lock v:ext="edit" aspectratio="t"/>
       </v:shapetype>
-      <v:shape id="_x0000_i1030" type="#_x0000_t75" style="width:11.65pt;height:11.65pt" o:bullet="t">
+      <v:shape id="_x0000_i1028" type="#_x0000_t75" style="width:11.65pt;height:11.65pt" o:bullet="t">
         <v:imagedata r:id="rId1" o:title="mso9A9A"/>
       </v:shape>
     </w:pict>

--- a/Supplementary/文档/FA2SP HDM Edition说明文档.docx
+++ b/Supplementary/文档/FA2SP HDM Edition说明文档.docx
@@ -440,6 +440,30 @@
         <w:pStyle w:val="a9"/>
         <w:numPr>
           <w:ilvl w:val="0"/>
+          <w:numId w:val="11"/>
+        </w:numPr>
+        <w:rPr>
+          <w:rFonts w:ascii="Times New Roman" w:eastAsia="宋体" w:hAnsi="Times New Roman" w:cs="Times New Roman"/>
+        </w:rPr>
+      </w:pPr>
+      <w:r>
+        <w:rPr>
+          <w:rFonts w:ascii="Times New Roman" w:eastAsia="宋体" w:hAnsi="Times New Roman" w:cs="Times New Roman" w:hint="eastAsia"/>
+        </w:rPr>
+        <w:t>修复撤销重做时没有更新灯光建筑的</w:t>
+      </w:r>
+      <w:r>
+        <w:rPr>
+          <w:rFonts w:ascii="Times New Roman" w:eastAsia="宋体" w:hAnsi="Times New Roman" w:cs="Times New Roman" w:hint="eastAsia"/>
+        </w:rPr>
+        <w:t>bug</w:t>
+      </w:r>
+    </w:p>
+    <w:p>
+      <w:pPr>
+        <w:pStyle w:val="a9"/>
+        <w:numPr>
+          <w:ilvl w:val="0"/>
           <w:numId w:val="10"/>
         </w:numPr>
         <w:rPr>
@@ -878,6 +902,7 @@
         <w:rPr>
           <w:rFonts w:ascii="Times New Roman" w:eastAsia="宋体" w:hAnsi="Times New Roman" w:cs="Times New Roman" w:hint="eastAsia"/>
         </w:rPr>
+        <w:lastRenderedPageBreak/>
         <w:t>优化高架桥的遮挡表现</w:t>
       </w:r>
     </w:p>
@@ -896,7 +921,6 @@
         <w:rPr>
           <w:rFonts w:ascii="Times New Roman" w:eastAsia="宋体" w:hAnsi="Times New Roman" w:cs="Times New Roman" w:hint="eastAsia"/>
         </w:rPr>
-        <w:lastRenderedPageBreak/>
         <w:t>绘制连接地形时，初始高度会减去当前地形的内部高度</w:t>
       </w:r>
     </w:p>
@@ -1902,6 +1926,7 @@
         <w:rPr>
           <w:rFonts w:ascii="Times New Roman" w:eastAsia="宋体" w:hAnsi="Times New Roman" w:cs="Times New Roman" w:hint="eastAsia"/>
         </w:rPr>
+        <w:lastRenderedPageBreak/>
         <w:t>支持摆放泰伯利亚蔓孔怪物与藤蔓，详见</w:t>
       </w:r>
       <w:r>
@@ -1926,7 +1951,6 @@
         <w:rPr>
           <w:rFonts w:ascii="Times New Roman" w:eastAsia="宋体" w:hAnsi="Times New Roman" w:cs="Times New Roman" w:hint="eastAsia"/>
         </w:rPr>
-        <w:lastRenderedPageBreak/>
         <w:t>可以在</w:t>
       </w:r>
       <w:r>
@@ -3187,6 +3211,7 @@
         <w:rPr>
           <w:rFonts w:ascii="Times New Roman" w:eastAsia="宋体" w:hAnsi="Times New Roman" w:cs="Times New Roman" w:hint="eastAsia"/>
         </w:rPr>
+        <w:lastRenderedPageBreak/>
         <w:t>修复附加单位绑定在建筑炮塔上时，无法跟随旋转的</w:t>
       </w:r>
       <w:r>
@@ -3211,7 +3236,6 @@
         <w:rPr>
           <w:rFonts w:ascii="Times New Roman" w:eastAsia="宋体" w:hAnsi="Times New Roman" w:cs="Times New Roman" w:hint="eastAsia"/>
         </w:rPr>
-        <w:lastRenderedPageBreak/>
         <w:t>为基地节点渲染自定义军衔</w:t>
       </w:r>
     </w:p>
@@ -4196,6 +4220,7 @@
         <w:rPr>
           <w:rFonts w:ascii="Times New Roman" w:eastAsia="宋体" w:hAnsi="Times New Roman" w:cs="Times New Roman" w:hint="eastAsia"/>
         </w:rPr>
+        <w:lastRenderedPageBreak/>
         <w:t>围墙覆盖物支持</w:t>
       </w:r>
       <w:r>
@@ -4226,7 +4251,6 @@
         <w:rPr>
           <w:rFonts w:ascii="Times New Roman" w:eastAsia="宋体" w:hAnsi="Times New Roman" w:cs="Times New Roman" w:hint="eastAsia"/>
         </w:rPr>
-        <w:lastRenderedPageBreak/>
         <w:t>InGameDisplay.RemapableOverlay</w:t>
       </w:r>
     </w:p>
@@ -5175,6 +5199,7 @@
         <w:rPr>
           <w:rFonts w:ascii="Times New Roman" w:eastAsia="宋体" w:hAnsi="Times New Roman" w:cs="Times New Roman" w:hint="eastAsia"/>
         </w:rPr>
+        <w:lastRenderedPageBreak/>
         <w:t>小队变更时会即时刷新</w:t>
       </w:r>
       <w:r>
@@ -5205,7 +5230,6 @@
         <w:rPr>
           <w:rFonts w:ascii="Times New Roman" w:eastAsia="宋体" w:hAnsi="Times New Roman" w:cs="Times New Roman" w:hint="eastAsia"/>
         </w:rPr>
-        <w:lastRenderedPageBreak/>
         <w:t>物品浏览器</w:t>
       </w:r>
       <w:r>
@@ -6296,6 +6320,7 @@
         <w:rPr>
           <w:rFonts w:ascii="Times New Roman" w:eastAsia="宋体" w:hAnsi="Times New Roman" w:cs="Times New Roman" w:hint="eastAsia"/>
         </w:rPr>
+        <w:lastRenderedPageBreak/>
         <w:t>污染现在能正确被阴影遮挡</w:t>
       </w:r>
     </w:p>
@@ -6314,7 +6339,6 @@
         <w:rPr>
           <w:rFonts w:ascii="Times New Roman" w:eastAsia="宋体" w:hAnsi="Times New Roman" w:cs="Times New Roman" w:hint="eastAsia"/>
         </w:rPr>
-        <w:lastRenderedPageBreak/>
         <w:t>修复地形生成器的显示范围比划定范围宽一格的</w:t>
       </w:r>
       <w:r>
@@ -7363,6 +7387,7 @@
         <w:rPr>
           <w:rFonts w:ascii="Times New Roman" w:eastAsia="宋体" w:hAnsi="Times New Roman" w:cs="Times New Roman" w:hint="eastAsia"/>
         </w:rPr>
+        <w:lastRenderedPageBreak/>
         <w:t>修复了单位“在桥梁上”为</w:t>
       </w:r>
       <w:r>
@@ -7399,7 +7424,6 @@
         <w:rPr>
           <w:rFonts w:ascii="Times New Roman" w:eastAsia="宋体" w:hAnsi="Times New Roman" w:cs="Times New Roman" w:hint="eastAsia"/>
         </w:rPr>
-        <w:lastRenderedPageBreak/>
         <w:t>粘贴功能支持按</w:t>
       </w:r>
       <w:r>
@@ -8472,6 +8496,7 @@
         <w:rPr>
           <w:rFonts w:ascii="Times New Roman" w:eastAsia="宋体" w:hAnsi="Times New Roman" w:cs="Times New Roman" w:hint="eastAsia"/>
         </w:rPr>
+        <w:lastRenderedPageBreak/>
         <w:t>修复触发编辑器填写的参数为触发时不能正确截断空格的</w:t>
       </w:r>
       <w:r>
@@ -8504,7 +8529,6 @@
           <w:sz w:val="28"/>
           <w:szCs w:val="32"/>
         </w:rPr>
-        <w:lastRenderedPageBreak/>
         <w:t>1.2.4 (2025.11.02)</w:t>
       </w:r>
     </w:p>
@@ -9644,14 +9668,8 @@
         <w:rPr>
           <w:rFonts w:ascii="Times New Roman" w:eastAsia="宋体" w:hAnsi="Times New Roman" w:cs="Times New Roman" w:hint="eastAsia"/>
         </w:rPr>
-        <w:t>擦除覆盖物不会导致附近的围墙变为完好状态，会保持当前破损状态（但仍</w:t>
-      </w:r>
-      <w:r>
-        <w:rPr>
-          <w:rFonts w:ascii="Times New Roman" w:eastAsia="宋体" w:hAnsi="Times New Roman" w:cs="Times New Roman" w:hint="eastAsia"/>
-        </w:rPr>
         <w:lastRenderedPageBreak/>
-        <w:t>然会重新计算连接方式）</w:t>
+        <w:t>擦除覆盖物不会导致附近的围墙变为完好状态，会保持当前破损状态（但仍然会重新计算连接方式）</w:t>
       </w:r>
     </w:p>
     <w:p>
@@ -42634,7 +42652,7 @@
         <v:path o:extrusionok="f" gradientshapeok="t" o:connecttype="rect"/>
         <o:lock v:ext="edit" aspectratio="t"/>
       </v:shapetype>
-      <v:shape id="_x0000_i1031" type="#_x0000_t75" style="width:11.65pt;height:11.65pt" o:bullet="t">
+      <v:shape id="_x0000_i1030" type="#_x0000_t75" style="width:11.65pt;height:11.65pt" o:bullet="t">
         <v:imagedata r:id="rId1" o:title="mso9A9A"/>
       </v:shape>
     </w:pict>

--- a/Supplementary/文档/FA2SP HDM Edition说明文档.docx
+++ b/Supplementary/文档/FA2SP HDM Edition说明文档.docx
@@ -464,6 +464,24 @@
         <w:pStyle w:val="a9"/>
         <w:numPr>
           <w:ilvl w:val="0"/>
+          <w:numId w:val="11"/>
+        </w:numPr>
+        <w:rPr>
+          <w:rFonts w:ascii="Times New Roman" w:eastAsia="宋体" w:hAnsi="Times New Roman" w:cs="Times New Roman"/>
+        </w:rPr>
+      </w:pPr>
+      <w:r>
+        <w:rPr>
+          <w:rFonts w:ascii="Times New Roman" w:eastAsia="宋体" w:hAnsi="Times New Roman" w:cs="Times New Roman" w:hint="eastAsia"/>
+        </w:rPr>
+        <w:t>优化绘图效率</w:t>
+      </w:r>
+    </w:p>
+    <w:p>
+      <w:pPr>
+        <w:pStyle w:val="a9"/>
+        <w:numPr>
+          <w:ilvl w:val="0"/>
           <w:numId w:val="10"/>
         </w:numPr>
         <w:rPr>
@@ -878,6 +896,7 @@
         <w:rPr>
           <w:rFonts w:ascii="Times New Roman" w:eastAsia="宋体" w:hAnsi="Times New Roman" w:cs="Times New Roman" w:hint="eastAsia"/>
         </w:rPr>
+        <w:lastRenderedPageBreak/>
         <w:t>修复部分情况下地图下边缘的单元格无法触及的</w:t>
       </w:r>
       <w:r>
@@ -902,7 +921,6 @@
         <w:rPr>
           <w:rFonts w:ascii="Times New Roman" w:eastAsia="宋体" w:hAnsi="Times New Roman" w:cs="Times New Roman" w:hint="eastAsia"/>
         </w:rPr>
-        <w:lastRenderedPageBreak/>
         <w:t>优化高架桥的遮挡表现</w:t>
       </w:r>
     </w:p>
@@ -1908,6 +1926,7 @@
         <w:rPr>
           <w:rFonts w:ascii="Times New Roman" w:eastAsia="宋体" w:hAnsi="Times New Roman" w:cs="Times New Roman" w:hint="eastAsia"/>
         </w:rPr>
+        <w:lastRenderedPageBreak/>
         <w:t>将部分需要重新加载地图的偏好设置改为仅需要重新加载物品浏览器</w:t>
       </w:r>
     </w:p>
@@ -1926,7 +1945,6 @@
         <w:rPr>
           <w:rFonts w:ascii="Times New Roman" w:eastAsia="宋体" w:hAnsi="Times New Roman" w:cs="Times New Roman" w:hint="eastAsia"/>
         </w:rPr>
-        <w:lastRenderedPageBreak/>
         <w:t>支持摆放泰伯利亚蔓孔怪物与藤蔓，详见</w:t>
       </w:r>
       <w:r>
@@ -3175,6 +3193,7 @@
         <w:rPr>
           <w:rFonts w:ascii="Times New Roman" w:eastAsia="宋体" w:hAnsi="Times New Roman" w:cs="Times New Roman" w:hint="eastAsia"/>
         </w:rPr>
+        <w:lastRenderedPageBreak/>
         <w:t>修复</w:t>
       </w:r>
       <w:r>
@@ -3211,7 +3230,6 @@
         <w:rPr>
           <w:rFonts w:ascii="Times New Roman" w:eastAsia="宋体" w:hAnsi="Times New Roman" w:cs="Times New Roman" w:hint="eastAsia"/>
         </w:rPr>
-        <w:lastRenderedPageBreak/>
         <w:t>修复附加单位绑定在建筑炮塔上时，无法跟随旋转的</w:t>
       </w:r>
       <w:r>
@@ -4184,6 +4202,7 @@
         <w:rPr>
           <w:rFonts w:ascii="Times New Roman" w:eastAsia="宋体" w:hAnsi="Times New Roman" w:cs="Times New Roman" w:hint="eastAsia"/>
         </w:rPr>
+        <w:lastRenderedPageBreak/>
         <w:t>修复部分</w:t>
       </w:r>
       <w:r>
@@ -4220,7 +4239,6 @@
         <w:rPr>
           <w:rFonts w:ascii="Times New Roman" w:eastAsia="宋体" w:hAnsi="Times New Roman" w:cs="Times New Roman" w:hint="eastAsia"/>
         </w:rPr>
-        <w:lastRenderedPageBreak/>
         <w:t>围墙覆盖物支持</w:t>
       </w:r>
       <w:r>
@@ -5169,6 +5187,7 @@
         <w:rPr>
           <w:rFonts w:ascii="Times New Roman" w:eastAsia="宋体" w:hAnsi="Times New Roman" w:cs="Times New Roman" w:hint="eastAsia"/>
         </w:rPr>
+        <w:lastRenderedPageBreak/>
         <w:t>物品浏览器</w:t>
       </w:r>
       <w:r>
@@ -5199,7 +5218,6 @@
         <w:rPr>
           <w:rFonts w:ascii="Times New Roman" w:eastAsia="宋体" w:hAnsi="Times New Roman" w:cs="Times New Roman" w:hint="eastAsia"/>
         </w:rPr>
-        <w:lastRenderedPageBreak/>
         <w:t>小队变更时会即时刷新</w:t>
       </w:r>
       <w:r>
@@ -6260,6 +6278,7 @@
         <w:rPr>
           <w:rFonts w:ascii="Times New Roman" w:eastAsia="宋体" w:hAnsi="Times New Roman" w:cs="Times New Roman" w:hint="eastAsia"/>
         </w:rPr>
+        <w:lastRenderedPageBreak/>
         <w:t>支持自定义拼接地形组</w:t>
       </w:r>
       <w:r>
@@ -6320,7 +6339,6 @@
         <w:rPr>
           <w:rFonts w:ascii="Times New Roman" w:eastAsia="宋体" w:hAnsi="Times New Roman" w:cs="Times New Roman" w:hint="eastAsia"/>
         </w:rPr>
-        <w:lastRenderedPageBreak/>
         <w:t>污染现在能正确被阴影遮挡</w:t>
       </w:r>
     </w:p>
@@ -7369,6 +7387,7 @@
         <w:rPr>
           <w:rFonts w:ascii="Times New Roman" w:eastAsia="宋体" w:hAnsi="Times New Roman" w:cs="Times New Roman" w:hint="eastAsia"/>
         </w:rPr>
+        <w:lastRenderedPageBreak/>
         <w:t>微调各游戏对象渲染位置，匹配游戏内效果</w:t>
       </w:r>
     </w:p>
@@ -7387,7 +7406,6 @@
         <w:rPr>
           <w:rFonts w:ascii="Times New Roman" w:eastAsia="宋体" w:hAnsi="Times New Roman" w:cs="Times New Roman" w:hint="eastAsia"/>
         </w:rPr>
-        <w:lastRenderedPageBreak/>
         <w:t>修复了单位“在桥梁上”为</w:t>
       </w:r>
       <w:r>
@@ -8466,6 +8484,7 @@
         <w:rPr>
           <w:rFonts w:ascii="Times New Roman" w:eastAsia="宋体" w:hAnsi="Times New Roman" w:cs="Times New Roman" w:hint="eastAsia"/>
         </w:rPr>
+        <w:lastRenderedPageBreak/>
         <w:t>ObjectBrowser.Ore.RandomPlacement</w:t>
       </w:r>
       <w:r>
@@ -8496,7 +8515,6 @@
         <w:rPr>
           <w:rFonts w:ascii="Times New Roman" w:eastAsia="宋体" w:hAnsi="Times New Roman" w:cs="Times New Roman" w:hint="eastAsia"/>
         </w:rPr>
-        <w:lastRenderedPageBreak/>
         <w:t>修复触发编辑器填写的参数为触发时不能正确截断空格的</w:t>
       </w:r>
       <w:r>
@@ -9644,6 +9662,7 @@
         <w:rPr>
           <w:rFonts w:ascii="Times New Roman" w:eastAsia="宋体" w:hAnsi="Times New Roman" w:cs="Times New Roman" w:hint="eastAsia"/>
         </w:rPr>
+        <w:lastRenderedPageBreak/>
         <w:t>修复了预览覆盖物时可能导致原有覆盖物被修改的</w:t>
       </w:r>
       <w:r>
@@ -9668,7 +9687,6 @@
         <w:rPr>
           <w:rFonts w:ascii="Times New Roman" w:eastAsia="宋体" w:hAnsi="Times New Roman" w:cs="Times New Roman" w:hint="eastAsia"/>
         </w:rPr>
-        <w:lastRenderedPageBreak/>
         <w:t>擦除覆盖物不会导致附近的围墙变为完好状态，会保持当前破损状态（但仍然会重新计算连接方式）</w:t>
       </w:r>
     </w:p>
@@ -10753,7 +10771,14 @@
         <w:rPr>
           <w:rFonts w:ascii="Times New Roman" w:eastAsia="宋体" w:hAnsi="Times New Roman" w:cs="Times New Roman" w:hint="eastAsia"/>
         </w:rPr>
-        <w:t>仅支持围墙自定义色盘）</w:t>
+        <w:t>仅支持围墙</w:t>
+      </w:r>
+      <w:r>
+        <w:rPr>
+          <w:rFonts w:ascii="Times New Roman" w:eastAsia="宋体" w:hAnsi="Times New Roman" w:cs="Times New Roman" w:hint="eastAsia"/>
+        </w:rPr>
+        <w:lastRenderedPageBreak/>
+        <w:t>自定义色盘）</w:t>
       </w:r>
     </w:p>
     <w:p>
@@ -10779,7 +10804,6 @@
           <w:sz w:val="28"/>
           <w:szCs w:val="32"/>
         </w:rPr>
-        <w:lastRenderedPageBreak/>
         <w:t>1.2.0 (2025.09.05)</w:t>
       </w:r>
     </w:p>
@@ -11822,6 +11846,7 @@
         <w:rPr>
           <w:rFonts w:ascii="Times New Roman" w:eastAsia="宋体" w:hAnsi="Times New Roman" w:cs="Times New Roman" w:hint="eastAsia"/>
         </w:rPr>
+        <w:lastRenderedPageBreak/>
         <w:t>支持设置</w:t>
       </w:r>
       <w:r>
@@ -11858,7 +11883,6 @@
         <w:rPr>
           <w:rFonts w:ascii="Times New Roman" w:eastAsia="宋体" w:hAnsi="Times New Roman" w:cs="Times New Roman" w:hint="eastAsia"/>
         </w:rPr>
-        <w:lastRenderedPageBreak/>
         <w:t>提升稳定性</w:t>
       </w:r>
     </w:p>
@@ -12831,7 +12855,14 @@
         <w:rPr>
           <w:rFonts w:ascii="Times New Roman" w:eastAsia="宋体" w:hAnsi="Times New Roman" w:cs="Times New Roman" w:hint="eastAsia"/>
         </w:rPr>
-        <w:t>，可以在小地图中显示可视地图边界，新增获取地图边界的</w:t>
+        <w:t>，可以在小地图中显示可视地图边界，新增获</w:t>
+      </w:r>
+      <w:r>
+        <w:rPr>
+          <w:rFonts w:ascii="Times New Roman" w:eastAsia="宋体" w:hAnsi="Times New Roman" w:cs="Times New Roman" w:hint="eastAsia"/>
+        </w:rPr>
+        <w:lastRenderedPageBreak/>
+        <w:t>取地图边界的</w:t>
       </w:r>
       <w:r>
         <w:rPr>
@@ -12861,7 +12892,6 @@
         <w:rPr>
           <w:rFonts w:ascii="Times New Roman" w:eastAsia="宋体" w:hAnsi="Times New Roman" w:cs="Times New Roman" w:hint="eastAsia"/>
         </w:rPr>
-        <w:lastRenderedPageBreak/>
         <w:t>修复开启</w:t>
       </w:r>
       <w:r>
@@ -42652,7 +42682,7 @@
         <v:path o:extrusionok="f" gradientshapeok="t" o:connecttype="rect"/>
         <o:lock v:ext="edit" aspectratio="t"/>
       </v:shapetype>
-      <v:shape id="_x0000_i1030" type="#_x0000_t75" style="width:11.65pt;height:11.65pt" o:bullet="t">
+      <v:shape id="_x0000_i1028" type="#_x0000_t75" style="width:11.65pt;height:11.65pt" o:bullet="t">
         <v:imagedata r:id="rId1" o:title="mso9A9A"/>
       </v:shape>
     </w:pict>

--- a/Supplementary/文档/FA2SP HDM Edition说明文档.docx
+++ b/Supplementary/文档/FA2SP HDM Edition说明文档.docx
@@ -606,6 +606,24 @@
         <w:pStyle w:val="a9"/>
         <w:numPr>
           <w:ilvl w:val="0"/>
+          <w:numId w:val="11"/>
+        </w:numPr>
+        <w:rPr>
+          <w:rFonts w:ascii="Times New Roman" w:eastAsia="宋体" w:hAnsi="Times New Roman" w:cs="Times New Roman"/>
+        </w:rPr>
+      </w:pPr>
+      <w:r>
+        <w:rPr>
+          <w:rFonts w:ascii="Times New Roman" w:eastAsia="宋体" w:hAnsi="Times New Roman" w:cs="Times New Roman" w:hint="eastAsia"/>
+        </w:rPr>
+        <w:t>大幅优化启动加载时间</w:t>
+      </w:r>
+    </w:p>
+    <w:p>
+      <w:pPr>
+        <w:pStyle w:val="a9"/>
+        <w:numPr>
+          <w:ilvl w:val="0"/>
           <w:numId w:val="10"/>
         </w:numPr>
         <w:rPr>
@@ -834,6 +852,7 @@
         <w:rPr>
           <w:rFonts w:ascii="Times New Roman" w:eastAsia="宋体" w:hAnsi="Times New Roman" w:cs="Times New Roman" w:hint="eastAsia"/>
         </w:rPr>
+        <w:lastRenderedPageBreak/>
         <w:t>优化更改地图大小工具的效率</w:t>
       </w:r>
     </w:p>
@@ -852,7 +871,6 @@
         <w:rPr>
           <w:rFonts w:ascii="Times New Roman" w:eastAsia="宋体" w:hAnsi="Times New Roman" w:cs="Times New Roman" w:hint="eastAsia"/>
         </w:rPr>
-        <w:lastRenderedPageBreak/>
         <w:t>对象查看器可以加载</w:t>
       </w:r>
       <w:r>
@@ -1786,6 +1804,7 @@
         <w:rPr>
           <w:rFonts w:ascii="Times New Roman" w:eastAsia="宋体" w:hAnsi="Times New Roman" w:cs="Times New Roman" w:hint="eastAsia"/>
         </w:rPr>
+        <w:lastRenderedPageBreak/>
         <w:t>新增禁止自动连接围墙选项，可以在摆放和擦除围墙时不自动修改连接</w:t>
       </w:r>
     </w:p>
@@ -1804,7 +1823,6 @@
         <w:rPr>
           <w:rFonts w:ascii="Times New Roman" w:eastAsia="宋体" w:hAnsi="Times New Roman" w:cs="Times New Roman" w:hint="eastAsia"/>
         </w:rPr>
-        <w:lastRenderedPageBreak/>
         <w:t>FAData.ini</w:t>
       </w:r>
       <w:r>
@@ -2963,6 +2981,7 @@
           <w:kern w:val="0"/>
           <w14:ligatures w14:val="none"/>
         </w:rPr>
+        <w:lastRenderedPageBreak/>
         <w:t>脚本编辑器的脚本序号从</w:t>
       </w:r>
       <w:r>
@@ -3001,7 +3020,6 @@
           <w:kern w:val="0"/>
           <w14:ligatures w14:val="none"/>
         </w:rPr>
-        <w:lastRenderedPageBreak/>
         <w:t>修复在地图边缘放置地形时崩溃的</w:t>
       </w:r>
       <w:r>
@@ -4092,6 +4110,7 @@
         <w:rPr>
           <w:rFonts w:ascii="Times New Roman" w:eastAsia="宋体" w:hAnsi="Times New Roman" w:cs="Times New Roman" w:hint="eastAsia"/>
         </w:rPr>
+        <w:lastRenderedPageBreak/>
         <w:t>修复自定义面积建筑的渲染遮挡问题</w:t>
       </w:r>
     </w:p>
@@ -4110,7 +4129,6 @@
         <w:rPr>
           <w:rFonts w:ascii="Times New Roman" w:eastAsia="宋体" w:hAnsi="Times New Roman" w:cs="Times New Roman" w:hint="eastAsia"/>
         </w:rPr>
-        <w:lastRenderedPageBreak/>
         <w:t>修复删除地图</w:t>
       </w:r>
       <w:r>
@@ -5025,6 +5043,7 @@
           <w:sz w:val="28"/>
           <w:szCs w:val="32"/>
         </w:rPr>
+        <w:lastRenderedPageBreak/>
         <w:t>1.3.4 (202</w:t>
       </w:r>
       <w:r>
@@ -5113,7 +5132,6 @@
         <w:rPr>
           <w:rFonts w:ascii="Times New Roman" w:eastAsia="宋体" w:hAnsi="Times New Roman" w:cs="Times New Roman" w:hint="eastAsia"/>
         </w:rPr>
-        <w:lastRenderedPageBreak/>
         <w:t>修复极少数情况下重新加载地图时的弹窗</w:t>
       </w:r>
     </w:p>
@@ -6118,6 +6136,7 @@
         <w:rPr>
           <w:rFonts w:ascii="Times New Roman" w:eastAsia="宋体" w:hAnsi="Times New Roman" w:cs="Times New Roman" w:hint="eastAsia"/>
         </w:rPr>
+        <w:lastRenderedPageBreak/>
         <w:t>修复未安装</w:t>
       </w:r>
       <w:r>
@@ -6172,7 +6191,6 @@
         <w:rPr>
           <w:rFonts w:ascii="Times New Roman" w:eastAsia="宋体" w:hAnsi="Times New Roman" w:cs="Times New Roman" w:hint="eastAsia"/>
         </w:rPr>
-        <w:lastRenderedPageBreak/>
         <w:t>若触发行为</w:t>
       </w:r>
       <w:r>
@@ -7207,6 +7225,7 @@
           <w:sz w:val="28"/>
           <w:szCs w:val="32"/>
         </w:rPr>
+        <w:lastRenderedPageBreak/>
         <w:t>1.</w:t>
       </w:r>
       <w:r>
@@ -7295,962 +7314,992 @@
         <w:rPr>
           <w:rFonts w:ascii="Times New Roman" w:eastAsia="宋体" w:hAnsi="Times New Roman" w:cs="Times New Roman" w:hint="eastAsia"/>
         </w:rPr>
+        <w:t>修复建筑存在加载物时，加载物品浏览器图标时会闪退的</w:t>
+      </w:r>
+      <w:r>
+        <w:rPr>
+          <w:rFonts w:ascii="Times New Roman" w:eastAsia="宋体" w:hAnsi="Times New Roman" w:cs="Times New Roman" w:hint="eastAsia"/>
+        </w:rPr>
+        <w:t>bug</w:t>
+      </w:r>
+    </w:p>
+    <w:p>
+      <w:pPr>
+        <w:pStyle w:val="a9"/>
+        <w:numPr>
+          <w:ilvl w:val="0"/>
+          <w:numId w:val="42"/>
+        </w:numPr>
+        <w:rPr>
+          <w:rFonts w:ascii="Times New Roman" w:eastAsia="宋体" w:hAnsi="Times New Roman" w:cs="Times New Roman"/>
+        </w:rPr>
+      </w:pPr>
+      <w:r>
+        <w:rPr>
+          <w:rFonts w:ascii="Times New Roman" w:eastAsia="宋体" w:hAnsi="Times New Roman" w:cs="Times New Roman" w:hint="eastAsia"/>
+        </w:rPr>
+        <w:t>可以自定义水面地形索引，详见</w:t>
+      </w:r>
+      <w:r>
+        <w:rPr>
+          <w:rFonts w:ascii="Times New Roman" w:eastAsia="宋体" w:hAnsi="Times New Roman" w:cs="Times New Roman" w:hint="eastAsia"/>
+        </w:rPr>
+        <w:t>BigWaterIndices</w:t>
+      </w:r>
+      <w:r>
+        <w:rPr>
+          <w:rFonts w:ascii="Times New Roman" w:eastAsia="宋体" w:hAnsi="Times New Roman" w:cs="Times New Roman" w:hint="eastAsia"/>
+        </w:rPr>
+        <w:t>与</w:t>
+      </w:r>
+      <w:r>
+        <w:rPr>
+          <w:rFonts w:ascii="Times New Roman" w:eastAsia="宋体" w:hAnsi="Times New Roman" w:cs="Times New Roman" w:hint="eastAsia"/>
+        </w:rPr>
+        <w:t>SmallWaterIndices</w:t>
+      </w:r>
+    </w:p>
+    <w:p>
+      <w:pPr>
+        <w:pStyle w:val="a9"/>
+        <w:numPr>
+          <w:ilvl w:val="0"/>
+          <w:numId w:val="42"/>
+        </w:numPr>
+        <w:rPr>
+          <w:rFonts w:ascii="Times New Roman" w:eastAsia="宋体" w:hAnsi="Times New Roman" w:cs="Times New Roman"/>
+        </w:rPr>
+      </w:pPr>
+      <w:r>
+        <w:rPr>
+          <w:rFonts w:ascii="Times New Roman" w:eastAsia="宋体" w:hAnsi="Times New Roman" w:cs="Times New Roman" w:hint="eastAsia"/>
+        </w:rPr>
+        <w:t>当特遣、脚本、标签发生改变时，自动刷新作战小队窗口对应下拉菜单</w:t>
+      </w:r>
+    </w:p>
+    <w:p>
+      <w:pPr>
+        <w:pStyle w:val="a9"/>
+        <w:numPr>
+          <w:ilvl w:val="0"/>
+          <w:numId w:val="42"/>
+        </w:numPr>
+        <w:rPr>
+          <w:rFonts w:ascii="Times New Roman" w:eastAsia="宋体" w:hAnsi="Times New Roman" w:cs="Times New Roman"/>
+        </w:rPr>
+      </w:pPr>
+      <w:r>
+        <w:rPr>
+          <w:rFonts w:ascii="Times New Roman" w:eastAsia="宋体" w:hAnsi="Times New Roman" w:cs="Times New Roman" w:hint="eastAsia"/>
+        </w:rPr>
+        <w:t>支持剪切地图</w:t>
+      </w:r>
+    </w:p>
+    <w:p>
+      <w:pPr>
+        <w:pStyle w:val="a9"/>
+        <w:numPr>
+          <w:ilvl w:val="0"/>
+          <w:numId w:val="42"/>
+        </w:numPr>
+        <w:rPr>
+          <w:rFonts w:ascii="Times New Roman" w:eastAsia="宋体" w:hAnsi="Times New Roman" w:cs="Times New Roman"/>
+        </w:rPr>
+      </w:pPr>
+      <w:r>
+        <w:rPr>
+          <w:rFonts w:ascii="Times New Roman" w:eastAsia="宋体" w:hAnsi="Times New Roman" w:cs="Times New Roman" w:hint="eastAsia"/>
+        </w:rPr>
+        <w:t>修复了摆放地形预览会破坏重做记录的</w:t>
+      </w:r>
+      <w:r>
+        <w:rPr>
+          <w:rFonts w:ascii="Times New Roman" w:eastAsia="宋体" w:hAnsi="Times New Roman" w:cs="Times New Roman" w:hint="eastAsia"/>
+        </w:rPr>
+        <w:t>bug</w:t>
+      </w:r>
+    </w:p>
+    <w:p>
+      <w:pPr>
+        <w:pStyle w:val="a9"/>
+        <w:numPr>
+          <w:ilvl w:val="0"/>
+          <w:numId w:val="42"/>
+        </w:numPr>
+        <w:rPr>
+          <w:rFonts w:ascii="Times New Roman" w:eastAsia="宋体" w:hAnsi="Times New Roman" w:cs="Times New Roman"/>
+        </w:rPr>
+      </w:pPr>
+      <w:r>
+        <w:rPr>
+          <w:rFonts w:ascii="Times New Roman" w:eastAsia="宋体" w:hAnsi="Times New Roman" w:cs="Times New Roman" w:hint="eastAsia"/>
+        </w:rPr>
+        <w:t>支持覆盖物</w:t>
+      </w:r>
+      <w:r>
+        <w:rPr>
+          <w:rFonts w:ascii="Times New Roman" w:eastAsia="宋体" w:hAnsi="Times New Roman" w:cs="Times New Roman" w:hint="eastAsia"/>
+        </w:rPr>
+        <w:t>CellAnim</w:t>
+      </w:r>
+      <w:r>
+        <w:rPr>
+          <w:rFonts w:ascii="Times New Roman" w:eastAsia="宋体" w:hAnsi="Times New Roman" w:cs="Times New Roman" w:hint="eastAsia"/>
+        </w:rPr>
+        <w:t>动画显示</w:t>
+      </w:r>
+    </w:p>
+    <w:p>
+      <w:pPr>
+        <w:pStyle w:val="a9"/>
+        <w:numPr>
+          <w:ilvl w:val="0"/>
+          <w:numId w:val="42"/>
+        </w:numPr>
+        <w:rPr>
+          <w:rFonts w:ascii="Times New Roman" w:eastAsia="宋体" w:hAnsi="Times New Roman" w:cs="Times New Roman"/>
+        </w:rPr>
+      </w:pPr>
+      <w:r>
+        <w:rPr>
+          <w:rFonts w:ascii="Times New Roman" w:eastAsia="宋体" w:hAnsi="Times New Roman" w:cs="Times New Roman" w:hint="eastAsia"/>
+        </w:rPr>
+        <w:t>支持随机地形摆放</w:t>
+      </w:r>
+      <w:r>
+        <w:rPr>
+          <w:rFonts w:ascii="Times New Roman" w:eastAsia="宋体" w:hAnsi="Times New Roman" w:cs="Times New Roman" w:hint="eastAsia"/>
+        </w:rPr>
+        <w:t>，详见</w:t>
+      </w:r>
+      <w:r>
+        <w:rPr>
+          <w:rFonts w:ascii="Times New Roman" w:eastAsia="宋体" w:hAnsi="Times New Roman" w:cs="Times New Roman" w:hint="eastAsia"/>
+        </w:rPr>
+        <w:t>PlaceRandomTileList</w:t>
+      </w:r>
+    </w:p>
+    <w:p>
+      <w:pPr>
+        <w:pStyle w:val="a9"/>
+        <w:numPr>
+          <w:ilvl w:val="0"/>
+          <w:numId w:val="42"/>
+        </w:numPr>
+        <w:rPr>
+          <w:rFonts w:ascii="Times New Roman" w:eastAsia="宋体" w:hAnsi="Times New Roman" w:cs="Times New Roman"/>
+        </w:rPr>
+      </w:pPr>
+      <w:r>
+        <w:rPr>
+          <w:rFonts w:ascii="Times New Roman" w:eastAsia="宋体" w:hAnsi="Times New Roman" w:cs="Times New Roman" w:hint="eastAsia"/>
+        </w:rPr>
+        <w:t>修复了物品浏览器中污染编号限制在</w:t>
+      </w:r>
+      <w:r>
+        <w:rPr>
+          <w:rFonts w:ascii="Times New Roman" w:eastAsia="宋体" w:hAnsi="Times New Roman" w:cs="Times New Roman" w:hint="eastAsia"/>
+        </w:rPr>
+        <w:t>100</w:t>
+      </w:r>
+      <w:r>
+        <w:rPr>
+          <w:rFonts w:ascii="Times New Roman" w:eastAsia="宋体" w:hAnsi="Times New Roman" w:cs="Times New Roman" w:hint="eastAsia"/>
+        </w:rPr>
+        <w:t>以内的</w:t>
+      </w:r>
+      <w:r>
+        <w:rPr>
+          <w:rFonts w:ascii="Times New Roman" w:eastAsia="宋体" w:hAnsi="Times New Roman" w:cs="Times New Roman" w:hint="eastAsia"/>
+        </w:rPr>
+        <w:t>bug</w:t>
+      </w:r>
+    </w:p>
+    <w:p>
+      <w:pPr>
+        <w:pStyle w:val="a9"/>
+        <w:numPr>
+          <w:ilvl w:val="0"/>
+          <w:numId w:val="42"/>
+        </w:numPr>
+        <w:rPr>
+          <w:rFonts w:ascii="Times New Roman" w:eastAsia="宋体" w:hAnsi="Times New Roman" w:cs="Times New Roman"/>
+        </w:rPr>
+      </w:pPr>
+      <w:r>
+        <w:rPr>
+          <w:rFonts w:ascii="Times New Roman" w:eastAsia="宋体" w:hAnsi="Times New Roman" w:cs="Times New Roman" w:hint="eastAsia"/>
+        </w:rPr>
+        <w:t>微调各游戏对象渲染位置，匹配游戏内效果</w:t>
+      </w:r>
+    </w:p>
+    <w:p>
+      <w:pPr>
+        <w:pStyle w:val="a9"/>
+        <w:numPr>
+          <w:ilvl w:val="0"/>
+          <w:numId w:val="42"/>
+        </w:numPr>
+        <w:rPr>
+          <w:rFonts w:ascii="Times New Roman" w:eastAsia="宋体" w:hAnsi="Times New Roman" w:cs="Times New Roman"/>
+        </w:rPr>
+      </w:pPr>
+      <w:r>
+        <w:rPr>
+          <w:rFonts w:ascii="Times New Roman" w:eastAsia="宋体" w:hAnsi="Times New Roman" w:cs="Times New Roman" w:hint="eastAsia"/>
+        </w:rPr>
+        <w:t>修复了单位“在桥梁上”为</w:t>
+      </w:r>
+      <w:r>
+        <w:rPr>
+          <w:rFonts w:ascii="Times New Roman" w:eastAsia="宋体" w:hAnsi="Times New Roman" w:cs="Times New Roman" w:hint="eastAsia"/>
+        </w:rPr>
+        <w:t>1</w:t>
+      </w:r>
+      <w:r>
+        <w:rPr>
+          <w:rFonts w:ascii="Times New Roman" w:eastAsia="宋体" w:hAnsi="Times New Roman" w:cs="Times New Roman" w:hint="eastAsia"/>
+        </w:rPr>
+        <w:t>时，在水上也会显示水中图像的</w:t>
+      </w:r>
+      <w:r>
+        <w:rPr>
+          <w:rFonts w:ascii="Times New Roman" w:eastAsia="宋体" w:hAnsi="Times New Roman" w:cs="Times New Roman" w:hint="eastAsia"/>
+        </w:rPr>
+        <w:t>bug</w:t>
+      </w:r>
+    </w:p>
+    <w:p>
+      <w:pPr>
+        <w:pStyle w:val="a9"/>
+        <w:numPr>
+          <w:ilvl w:val="0"/>
+          <w:numId w:val="42"/>
+        </w:numPr>
+        <w:rPr>
+          <w:rFonts w:ascii="Times New Roman" w:eastAsia="宋体" w:hAnsi="Times New Roman" w:cs="Times New Roman"/>
+        </w:rPr>
+      </w:pPr>
+      <w:r>
+        <w:rPr>
+          <w:rFonts w:ascii="Times New Roman" w:eastAsia="宋体" w:hAnsi="Times New Roman" w:cs="Times New Roman" w:hint="eastAsia"/>
+        </w:rPr>
+        <w:t>粘贴功能支持按</w:t>
+      </w:r>
+      <w:r>
+        <w:rPr>
+          <w:rFonts w:ascii="Times New Roman" w:eastAsia="宋体" w:hAnsi="Times New Roman" w:cs="Times New Roman" w:hint="eastAsia"/>
+        </w:rPr>
+        <w:t>ctrl</w:t>
+      </w:r>
+      <w:r>
+        <w:rPr>
+          <w:rFonts w:ascii="Times New Roman" w:eastAsia="宋体" w:hAnsi="Times New Roman" w:cs="Times New Roman" w:hint="eastAsia"/>
+        </w:rPr>
+        <w:t>进行填充</w:t>
+      </w:r>
+    </w:p>
+    <w:p>
+      <w:pPr>
+        <w:pStyle w:val="a9"/>
+        <w:numPr>
+          <w:ilvl w:val="0"/>
+          <w:numId w:val="42"/>
+        </w:numPr>
+        <w:rPr>
+          <w:rFonts w:ascii="Times New Roman" w:eastAsia="宋体" w:hAnsi="Times New Roman" w:cs="Times New Roman"/>
+        </w:rPr>
+      </w:pPr>
+      <w:r>
+        <w:rPr>
+          <w:rFonts w:ascii="Times New Roman" w:eastAsia="宋体" w:hAnsi="Times New Roman" w:cs="Times New Roman" w:hint="eastAsia"/>
+        </w:rPr>
+        <w:t>优化地形与阴影的覆盖关系，使渲染更接近游戏内效果</w:t>
+      </w:r>
+    </w:p>
+    <w:p>
+      <w:pPr>
+        <w:pStyle w:val="a9"/>
+        <w:numPr>
+          <w:ilvl w:val="0"/>
+          <w:numId w:val="42"/>
+        </w:numPr>
+        <w:rPr>
+          <w:rFonts w:ascii="Times New Roman" w:eastAsia="宋体" w:hAnsi="Times New Roman" w:cs="Times New Roman"/>
+        </w:rPr>
+      </w:pPr>
+      <w:r>
+        <w:rPr>
+          <w:rFonts w:ascii="Times New Roman" w:eastAsia="宋体" w:hAnsi="Times New Roman" w:cs="Times New Roman" w:hint="eastAsia"/>
+        </w:rPr>
+        <w:t>支持</w:t>
+      </w:r>
+      <w:r>
+        <w:rPr>
+          <w:rFonts w:ascii="Times New Roman" w:eastAsia="宋体" w:hAnsi="Times New Roman" w:cs="Times New Roman" w:hint="eastAsia"/>
+        </w:rPr>
+        <w:t>FireAngle</w:t>
+      </w:r>
+      <w:r>
+        <w:rPr>
+          <w:rFonts w:ascii="Times New Roman" w:eastAsia="宋体" w:hAnsi="Times New Roman" w:cs="Times New Roman" w:hint="eastAsia"/>
+        </w:rPr>
+        <w:t>显示</w:t>
+      </w:r>
+    </w:p>
+    <w:p>
+      <w:pPr>
+        <w:pStyle w:val="a9"/>
+        <w:numPr>
+          <w:ilvl w:val="0"/>
+          <w:numId w:val="42"/>
+        </w:numPr>
+        <w:rPr>
+          <w:rFonts w:ascii="Times New Roman" w:eastAsia="宋体" w:hAnsi="Times New Roman" w:cs="Times New Roman"/>
+        </w:rPr>
+      </w:pPr>
+      <w:r>
+        <w:rPr>
+          <w:rFonts w:ascii="Times New Roman" w:eastAsia="宋体" w:hAnsi="Times New Roman" w:cs="Times New Roman" w:hint="eastAsia"/>
+        </w:rPr>
+        <w:t>修复了当单位注册名以数字结尾时，可能与其他单位图像冲突的</w:t>
+      </w:r>
+      <w:r>
+        <w:rPr>
+          <w:rFonts w:ascii="Times New Roman" w:eastAsia="宋体" w:hAnsi="Times New Roman" w:cs="Times New Roman" w:hint="eastAsia"/>
+        </w:rPr>
+        <w:t>bug</w:t>
+      </w:r>
+    </w:p>
+    <w:p>
+      <w:pPr>
+        <w:pStyle w:val="a9"/>
+        <w:numPr>
+          <w:ilvl w:val="0"/>
+          <w:numId w:val="42"/>
+        </w:numPr>
+        <w:rPr>
+          <w:rFonts w:ascii="Times New Roman" w:eastAsia="宋体" w:hAnsi="Times New Roman" w:cs="Times New Roman"/>
+        </w:rPr>
+      </w:pPr>
+      <w:r>
+        <w:rPr>
+          <w:rFonts w:ascii="Times New Roman" w:eastAsia="宋体" w:hAnsi="Times New Roman" w:cs="Times New Roman" w:hint="eastAsia"/>
+        </w:rPr>
+        <w:t>修复了</w:t>
+      </w:r>
+      <w:r>
+        <w:rPr>
+          <w:rFonts w:ascii="Times New Roman" w:eastAsia="宋体" w:hAnsi="Times New Roman" w:cs="Times New Roman" w:hint="eastAsia"/>
+        </w:rPr>
+        <w:t>include</w:t>
+      </w:r>
+      <w:r>
+        <w:rPr>
+          <w:rFonts w:ascii="Times New Roman" w:eastAsia="宋体" w:hAnsi="Times New Roman" w:cs="Times New Roman" w:hint="eastAsia"/>
+        </w:rPr>
+        <w:t>的</w:t>
+      </w:r>
+      <w:r>
+        <w:rPr>
+          <w:rFonts w:ascii="Times New Roman" w:eastAsia="宋体" w:hAnsi="Times New Roman" w:cs="Times New Roman" w:hint="eastAsia"/>
+        </w:rPr>
+        <w:t>ini</w:t>
+      </w:r>
+      <w:r>
+        <w:rPr>
+          <w:rFonts w:ascii="Times New Roman" w:eastAsia="宋体" w:hAnsi="Times New Roman" w:cs="Times New Roman" w:hint="eastAsia"/>
+        </w:rPr>
+        <w:t>文件中的继承失效的问题</w:t>
+      </w:r>
+    </w:p>
+    <w:p>
+      <w:pPr>
+        <w:pStyle w:val="a9"/>
+        <w:numPr>
+          <w:ilvl w:val="0"/>
+          <w:numId w:val="42"/>
+        </w:numPr>
+        <w:rPr>
+          <w:rFonts w:ascii="Times New Roman" w:eastAsia="宋体" w:hAnsi="Times New Roman" w:cs="Times New Roman"/>
+        </w:rPr>
+      </w:pPr>
+      <w:r>
+        <w:rPr>
+          <w:rFonts w:ascii="Times New Roman" w:eastAsia="宋体" w:hAnsi="Times New Roman" w:cs="Times New Roman" w:hint="eastAsia"/>
+        </w:rPr>
+        <w:t>支持在</w:t>
+      </w:r>
+      <w:r>
+        <w:rPr>
+          <w:rFonts w:ascii="Times New Roman" w:eastAsia="宋体" w:hAnsi="Times New Roman" w:cs="Times New Roman" w:hint="eastAsia"/>
+        </w:rPr>
+        <w:t>Resources</w:t>
+      </w:r>
+      <w:r>
+        <w:rPr>
+          <w:rFonts w:ascii="Times New Roman" w:eastAsia="宋体" w:hAnsi="Times New Roman" w:cs="Times New Roman" w:hint="eastAsia"/>
+        </w:rPr>
+        <w:t>文件夹中加载额外的游戏资源文件</w:t>
+      </w:r>
+    </w:p>
+    <w:p>
+      <w:pPr>
+        <w:pStyle w:val="a9"/>
+        <w:numPr>
+          <w:ilvl w:val="0"/>
+          <w:numId w:val="42"/>
+        </w:numPr>
+        <w:rPr>
+          <w:rFonts w:ascii="Times New Roman" w:eastAsia="宋体" w:hAnsi="Times New Roman" w:cs="Times New Roman"/>
+        </w:rPr>
+      </w:pPr>
+      <w:r>
+        <w:rPr>
+          <w:rFonts w:ascii="Times New Roman" w:eastAsia="宋体" w:hAnsi="Times New Roman" w:cs="Times New Roman" w:hint="eastAsia"/>
+        </w:rPr>
+        <w:t>当编辑已经重叠的建筑时，不再弹出提示窗</w:t>
+      </w:r>
+    </w:p>
+    <w:p>
+      <w:pPr>
+        <w:pStyle w:val="a9"/>
+        <w:numPr>
+          <w:ilvl w:val="0"/>
+          <w:numId w:val="42"/>
+        </w:numPr>
+        <w:rPr>
+          <w:rFonts w:ascii="Times New Roman" w:eastAsia="宋体" w:hAnsi="Times New Roman" w:cs="Times New Roman"/>
+        </w:rPr>
+      </w:pPr>
+      <w:r>
+        <w:rPr>
+          <w:rFonts w:ascii="Times New Roman" w:eastAsia="宋体" w:hAnsi="Times New Roman" w:cs="Times New Roman" w:hint="eastAsia"/>
+        </w:rPr>
+        <w:t>使用随机地形填充地表时支持随机选取</w:t>
+      </w:r>
+    </w:p>
+    <w:p>
+      <w:pPr>
+        <w:pStyle w:val="a9"/>
+        <w:numPr>
+          <w:ilvl w:val="0"/>
+          <w:numId w:val="42"/>
+        </w:numPr>
+        <w:rPr>
+          <w:rFonts w:ascii="Times New Roman" w:eastAsia="宋体" w:hAnsi="Times New Roman" w:cs="Times New Roman"/>
+        </w:rPr>
+      </w:pPr>
+      <w:r>
+        <w:rPr>
+          <w:rFonts w:ascii="Times New Roman" w:eastAsia="宋体" w:hAnsi="Times New Roman" w:cs="Times New Roman" w:hint="eastAsia"/>
+        </w:rPr>
+        <w:t>地图渲染器支持将渲染图保存为</w:t>
+      </w:r>
+      <w:r>
+        <w:rPr>
+          <w:rFonts w:ascii="Times New Roman" w:eastAsia="宋体" w:hAnsi="Times New Roman" w:cs="Times New Roman" w:hint="eastAsia"/>
+        </w:rPr>
+        <w:t>jpg</w:t>
+      </w:r>
+      <w:r>
+        <w:rPr>
+          <w:rFonts w:ascii="Times New Roman" w:eastAsia="宋体" w:hAnsi="Times New Roman" w:cs="Times New Roman" w:hint="eastAsia"/>
+        </w:rPr>
+        <w:t>格式</w:t>
+      </w:r>
+    </w:p>
+    <w:p>
+      <w:pPr>
+        <w:pStyle w:val="a9"/>
+        <w:numPr>
+          <w:ilvl w:val="0"/>
+          <w:numId w:val="42"/>
+        </w:numPr>
+        <w:rPr>
+          <w:rFonts w:ascii="Times New Roman" w:eastAsia="宋体" w:hAnsi="Times New Roman" w:cs="Times New Roman"/>
+        </w:rPr>
+      </w:pPr>
+      <w:r>
+        <w:rPr>
+          <w:rFonts w:ascii="Times New Roman" w:eastAsia="宋体" w:hAnsi="Times New Roman" w:cs="Times New Roman" w:hint="eastAsia"/>
+        </w:rPr>
+        <w:t>正确显示</w:t>
+      </w:r>
+      <w:r>
+        <w:rPr>
+          <w:rFonts w:ascii="Times New Roman" w:eastAsia="宋体" w:hAnsi="Times New Roman" w:cs="Times New Roman" w:hint="eastAsia"/>
+        </w:rPr>
+        <w:t>Land=Rock</w:t>
+      </w:r>
+      <w:r>
+        <w:rPr>
+          <w:rFonts w:ascii="Times New Roman" w:eastAsia="宋体" w:hAnsi="Times New Roman" w:cs="Times New Roman" w:hint="eastAsia"/>
+        </w:rPr>
+        <w:t>覆盖物在游戏内的位置。心灵终结的</w:t>
+      </w:r>
+      <w:r>
+        <w:rPr>
+          <w:rFonts w:ascii="Times New Roman" w:eastAsia="宋体" w:hAnsi="Times New Roman" w:cs="Times New Roman" w:hint="eastAsia"/>
+        </w:rPr>
+        <w:t>“</w:t>
+      </w:r>
+      <w:r>
+        <w:rPr>
+          <w:rFonts w:ascii="Times New Roman" w:eastAsia="宋体" w:hAnsi="Times New Roman" w:cs="Times New Roman" w:hint="eastAsia"/>
+        </w:rPr>
+        <w:t>Block Base</w:t>
+      </w:r>
+      <w:r>
+        <w:rPr>
+          <w:rFonts w:ascii="Times New Roman" w:eastAsia="宋体" w:hAnsi="Times New Roman" w:cs="Times New Roman" w:hint="eastAsia"/>
+        </w:rPr>
+        <w:t>”、</w:t>
+      </w:r>
+      <w:r>
+        <w:rPr>
+          <w:rFonts w:ascii="Times New Roman" w:eastAsia="宋体" w:hAnsi="Times New Roman" w:cs="Times New Roman" w:hint="eastAsia"/>
+        </w:rPr>
+        <w:t>“</w:t>
+      </w:r>
+      <w:r>
+        <w:rPr>
+          <w:rFonts w:ascii="Times New Roman" w:eastAsia="宋体" w:hAnsi="Times New Roman" w:cs="Times New Roman" w:hint="eastAsia"/>
+        </w:rPr>
+        <w:t>Block Base and Movement</w:t>
+      </w:r>
+      <w:r>
+        <w:rPr>
+          <w:rFonts w:ascii="Times New Roman" w:eastAsia="宋体" w:hAnsi="Times New Roman" w:cs="Times New Roman" w:hint="eastAsia"/>
+        </w:rPr>
+        <w:t>”覆盖物为了兼容旧地编，进行了额外的偏移，在修复后反而会偏移。</w:t>
+      </w:r>
+      <w:r>
+        <w:rPr>
+          <w:rFonts w:ascii="Times New Roman" w:eastAsia="宋体" w:hAnsi="Times New Roman" w:cs="Times New Roman" w:hint="eastAsia"/>
+        </w:rPr>
+        <w:t>Tools</w:t>
+      </w:r>
+      <w:r>
+        <w:rPr>
+          <w:rFonts w:ascii="Times New Roman" w:eastAsia="宋体" w:hAnsi="Times New Roman" w:cs="Times New Roman" w:hint="eastAsia"/>
+        </w:rPr>
+        <w:t>/</w:t>
+      </w:r>
+      <w:r>
+        <w:rPr>
+          <w:rFonts w:ascii="Times New Roman" w:eastAsia="宋体" w:hAnsi="Times New Roman" w:cs="Times New Roman" w:hint="eastAsia"/>
+        </w:rPr>
+        <w:t>MentalOmega</w:t>
+      </w:r>
+      <w:r>
+        <w:rPr>
+          <w:rFonts w:ascii="Times New Roman" w:eastAsia="宋体" w:hAnsi="Times New Roman" w:cs="Times New Roman" w:hint="eastAsia"/>
+        </w:rPr>
+        <w:t>目录下提供了适配后的文件，将其放入心灵终结游戏目录下即可</w:t>
+      </w:r>
+    </w:p>
+    <w:p>
+      <w:pPr>
+        <w:pStyle w:val="a9"/>
+        <w:numPr>
+          <w:ilvl w:val="0"/>
+          <w:numId w:val="42"/>
+        </w:numPr>
+        <w:rPr>
+          <w:rFonts w:ascii="Times New Roman" w:eastAsia="宋体" w:hAnsi="Times New Roman" w:cs="Times New Roman"/>
+        </w:rPr>
+      </w:pPr>
+      <w:r>
+        <w:rPr>
+          <w:rFonts w:ascii="Times New Roman" w:eastAsia="宋体" w:hAnsi="Times New Roman" w:cs="Times New Roman" w:hint="eastAsia"/>
+        </w:rPr>
+        <w:t>全局搜索的地形选项可以搜索覆盖物了</w:t>
+      </w:r>
+    </w:p>
+    <w:p>
+      <w:pPr>
+        <w:pStyle w:val="a9"/>
+        <w:numPr>
+          <w:ilvl w:val="0"/>
+          <w:numId w:val="42"/>
+        </w:numPr>
+        <w:rPr>
+          <w:rFonts w:ascii="Times New Roman" w:eastAsia="宋体" w:hAnsi="Times New Roman" w:cs="Times New Roman"/>
+        </w:rPr>
+      </w:pPr>
+      <w:r>
+        <w:rPr>
+          <w:rFonts w:ascii="Times New Roman" w:eastAsia="宋体" w:hAnsi="Times New Roman" w:cs="Times New Roman" w:hint="eastAsia"/>
+        </w:rPr>
+        <w:t>双击地图注释改为打开编辑框，缩放注释功能改为按住</w:t>
+      </w:r>
+      <w:r>
+        <w:rPr>
+          <w:rFonts w:ascii="Times New Roman" w:eastAsia="宋体" w:hAnsi="Times New Roman" w:cs="Times New Roman" w:hint="eastAsia"/>
+        </w:rPr>
+        <w:t>ctrl</w:t>
+      </w:r>
+      <w:r>
+        <w:rPr>
+          <w:rFonts w:ascii="Times New Roman" w:eastAsia="宋体" w:hAnsi="Times New Roman" w:cs="Times New Roman" w:hint="eastAsia"/>
+        </w:rPr>
+        <w:t>双击</w:t>
+      </w:r>
+    </w:p>
+    <w:p>
+      <w:pPr>
+        <w:pStyle w:val="a9"/>
+        <w:numPr>
+          <w:ilvl w:val="0"/>
+          <w:numId w:val="42"/>
+        </w:numPr>
+        <w:rPr>
+          <w:rFonts w:ascii="Times New Roman" w:eastAsia="宋体" w:hAnsi="Times New Roman" w:cs="Times New Roman"/>
+        </w:rPr>
+      </w:pPr>
+      <w:r>
+        <w:rPr>
+          <w:rFonts w:ascii="Times New Roman" w:eastAsia="宋体" w:hAnsi="Times New Roman" w:cs="Times New Roman" w:hint="eastAsia"/>
+        </w:rPr>
+        <w:t>地图渲染器“使用数字渲染透明覆盖物”选项更改为“显示游戏内不可见对象”</w:t>
+      </w:r>
+    </w:p>
+    <w:p>
+      <w:pPr>
+        <w:pStyle w:val="a9"/>
+        <w:numPr>
+          <w:ilvl w:val="0"/>
+          <w:numId w:val="42"/>
+        </w:numPr>
+        <w:rPr>
+          <w:rFonts w:ascii="Times New Roman" w:eastAsia="宋体" w:hAnsi="Times New Roman" w:cs="Times New Roman"/>
+        </w:rPr>
+      </w:pPr>
+      <w:r>
+        <w:rPr>
+          <w:rFonts w:ascii="Times New Roman" w:eastAsia="宋体" w:hAnsi="Times New Roman" w:cs="Times New Roman" w:hint="eastAsia"/>
+        </w:rPr>
+        <w:t>修复当</w:t>
+      </w:r>
+      <w:r>
+        <w:rPr>
+          <w:rFonts w:ascii="Times New Roman" w:eastAsia="宋体" w:hAnsi="Times New Roman" w:cs="Times New Roman" w:hint="eastAsia"/>
+        </w:rPr>
+        <w:t>shp</w:t>
+      </w:r>
+      <w:r>
+        <w:rPr>
+          <w:rFonts w:ascii="Times New Roman" w:eastAsia="宋体" w:hAnsi="Times New Roman" w:cs="Times New Roman" w:hint="eastAsia"/>
+        </w:rPr>
+        <w:t>车辆单位的</w:t>
+      </w:r>
+      <w:r>
+        <w:rPr>
+          <w:rFonts w:ascii="Times New Roman" w:eastAsia="宋体" w:hAnsi="Times New Roman" w:cs="Times New Roman" w:hint="eastAsia"/>
+        </w:rPr>
+        <w:t>*tur.shp</w:t>
+      </w:r>
+      <w:r>
+        <w:rPr>
+          <w:rFonts w:ascii="Times New Roman" w:eastAsia="宋体" w:hAnsi="Times New Roman" w:cs="Times New Roman" w:hint="eastAsia"/>
+        </w:rPr>
+        <w:t>炮塔文件</w:t>
+      </w:r>
+      <w:r>
+        <w:rPr>
+          <w:rFonts w:ascii="Times New Roman" w:eastAsia="宋体" w:hAnsi="Times New Roman" w:cs="Times New Roman" w:hint="eastAsia"/>
+        </w:rPr>
+        <w:t>与本体大小不一致时的崩溃</w:t>
+      </w:r>
+    </w:p>
+    <w:p>
+      <w:pPr>
+        <w:pStyle w:val="a9"/>
+        <w:numPr>
+          <w:ilvl w:val="0"/>
+          <w:numId w:val="42"/>
+        </w:numPr>
+        <w:rPr>
+          <w:rFonts w:ascii="Times New Roman" w:eastAsia="宋体" w:hAnsi="Times New Roman" w:cs="Times New Roman"/>
+        </w:rPr>
+      </w:pPr>
+      <w:r>
+        <w:rPr>
+          <w:rFonts w:ascii="Times New Roman" w:eastAsia="宋体" w:hAnsi="Times New Roman" w:cs="Times New Roman" w:hint="eastAsia"/>
+        </w:rPr>
+        <w:t>修复当地图大于</w:t>
+      </w:r>
+      <w:r>
+        <w:rPr>
+          <w:rFonts w:ascii="Times New Roman" w:eastAsia="宋体" w:hAnsi="Times New Roman" w:cs="Times New Roman" w:hint="eastAsia"/>
+        </w:rPr>
+        <w:t>209*209</w:t>
+      </w:r>
+      <w:r>
+        <w:rPr>
+          <w:rFonts w:ascii="Times New Roman" w:eastAsia="宋体" w:hAnsi="Times New Roman" w:cs="Times New Roman" w:hint="eastAsia"/>
+        </w:rPr>
+        <w:t>时，编辑地形概率导致崩溃的</w:t>
+      </w:r>
+      <w:r>
+        <w:rPr>
+          <w:rFonts w:ascii="Times New Roman" w:eastAsia="宋体" w:hAnsi="Times New Roman" w:cs="Times New Roman" w:hint="eastAsia"/>
+        </w:rPr>
+        <w:t>bug</w:t>
+      </w:r>
+    </w:p>
+    <w:p>
+      <w:pPr>
+        <w:pStyle w:val="a9"/>
+        <w:numPr>
+          <w:ilvl w:val="0"/>
+          <w:numId w:val="42"/>
+        </w:numPr>
+        <w:rPr>
+          <w:rFonts w:ascii="Times New Roman" w:eastAsia="宋体" w:hAnsi="Times New Roman" w:cs="Times New Roman"/>
+        </w:rPr>
+      </w:pPr>
+      <w:r>
+        <w:rPr>
+          <w:rFonts w:ascii="Times New Roman" w:eastAsia="宋体" w:hAnsi="Times New Roman" w:cs="Times New Roman" w:hint="eastAsia"/>
+        </w:rPr>
+        <w:t>优化建筑渲染图层，减少建筑不正常遮挡的现象</w:t>
+      </w:r>
+    </w:p>
+    <w:p>
+      <w:pPr>
+        <w:pStyle w:val="a9"/>
+        <w:numPr>
+          <w:ilvl w:val="0"/>
+          <w:numId w:val="42"/>
+        </w:numPr>
+        <w:rPr>
+          <w:rFonts w:ascii="Times New Roman" w:eastAsia="宋体" w:hAnsi="Times New Roman" w:cs="Times New Roman"/>
+        </w:rPr>
+      </w:pPr>
+      <w:r>
+        <w:rPr>
+          <w:rFonts w:ascii="Times New Roman" w:eastAsia="宋体" w:hAnsi="Times New Roman" w:cs="Times New Roman" w:hint="eastAsia"/>
+        </w:rPr>
+        <w:t>修复当剪切板内没有有效信息时，粘贴会导致错误撤销的</w:t>
+      </w:r>
+      <w:r>
+        <w:rPr>
+          <w:rFonts w:ascii="Times New Roman" w:eastAsia="宋体" w:hAnsi="Times New Roman" w:cs="Times New Roman" w:hint="eastAsia"/>
+        </w:rPr>
+        <w:t>bug</w:t>
+      </w:r>
+    </w:p>
+    <w:p>
+      <w:pPr>
+        <w:pStyle w:val="a9"/>
+        <w:numPr>
+          <w:ilvl w:val="0"/>
+          <w:numId w:val="42"/>
+        </w:numPr>
+        <w:rPr>
+          <w:rFonts w:ascii="Times New Roman" w:eastAsia="宋体" w:hAnsi="Times New Roman" w:cs="Times New Roman"/>
+        </w:rPr>
+      </w:pPr>
+      <w:r>
+        <w:rPr>
+          <w:rFonts w:ascii="Times New Roman" w:eastAsia="宋体" w:hAnsi="Times New Roman" w:cs="Times New Roman" w:hint="eastAsia"/>
+        </w:rPr>
+        <w:t>移除</w:t>
+      </w:r>
+      <w:r>
+        <w:rPr>
+          <w:rFonts w:ascii="Times New Roman" w:eastAsia="宋体" w:hAnsi="Times New Roman" w:cs="Times New Roman" w:hint="eastAsia"/>
+        </w:rPr>
+        <w:t>ImageServer</w:t>
+      </w:r>
+    </w:p>
+    <w:p>
+      <w:pPr>
+        <w:pStyle w:val="a9"/>
+        <w:numPr>
+          <w:ilvl w:val="0"/>
+          <w:numId w:val="42"/>
+        </w:numPr>
+        <w:rPr>
+          <w:rFonts w:ascii="Times New Roman" w:eastAsia="宋体" w:hAnsi="Times New Roman" w:cs="Times New Roman"/>
+        </w:rPr>
+      </w:pPr>
+      <w:r>
+        <w:rPr>
+          <w:rFonts w:ascii="Times New Roman" w:eastAsia="宋体" w:hAnsi="Times New Roman" w:cs="Times New Roman" w:hint="eastAsia"/>
+        </w:rPr>
+        <w:t>在地图内触发的重新加载不会清空已加载的素材，减少重新加载后的卡顿</w:t>
+      </w:r>
+    </w:p>
+    <w:p>
+      <w:pPr>
+        <w:pStyle w:val="a9"/>
+        <w:numPr>
+          <w:ilvl w:val="0"/>
+          <w:numId w:val="42"/>
+        </w:numPr>
+        <w:rPr>
+          <w:rFonts w:ascii="Times New Roman" w:eastAsia="宋体" w:hAnsi="Times New Roman" w:cs="Times New Roman"/>
+        </w:rPr>
+      </w:pPr>
+      <w:r>
+        <w:rPr>
+          <w:rFonts w:ascii="Times New Roman" w:eastAsia="宋体" w:hAnsi="Times New Roman" w:cs="Times New Roman" w:hint="eastAsia"/>
+        </w:rPr>
+        <w:t>修复语言设置只支持</w:t>
+      </w:r>
+      <w:r>
+        <w:rPr>
+          <w:rFonts w:ascii="Times New Roman" w:eastAsia="宋体" w:hAnsi="Times New Roman" w:cs="Times New Roman" w:hint="eastAsia"/>
+        </w:rPr>
+        <w:t>English</w:t>
+      </w:r>
+      <w:r>
+        <w:rPr>
+          <w:rFonts w:ascii="Times New Roman" w:eastAsia="宋体" w:hAnsi="Times New Roman" w:cs="Times New Roman" w:hint="eastAsia"/>
+        </w:rPr>
+        <w:t>前缀的</w:t>
+      </w:r>
+      <w:r>
+        <w:rPr>
+          <w:rFonts w:ascii="Times New Roman" w:eastAsia="宋体" w:hAnsi="Times New Roman" w:cs="Times New Roman" w:hint="eastAsia"/>
+        </w:rPr>
+        <w:t>bug</w:t>
+      </w:r>
+    </w:p>
+    <w:p>
+      <w:pPr>
+        <w:pStyle w:val="a9"/>
+        <w:numPr>
+          <w:ilvl w:val="0"/>
+          <w:numId w:val="42"/>
+        </w:numPr>
+        <w:rPr>
+          <w:rFonts w:ascii="Times New Roman" w:eastAsia="宋体" w:hAnsi="Times New Roman" w:cs="Times New Roman"/>
+        </w:rPr>
+      </w:pPr>
+      <w:r>
+        <w:rPr>
+          <w:rFonts w:ascii="Times New Roman" w:eastAsia="宋体" w:hAnsi="Times New Roman" w:cs="Times New Roman" w:hint="eastAsia"/>
+        </w:rPr>
+        <w:t>支持翻译任意</w:t>
+      </w:r>
+      <w:r>
+        <w:rPr>
+          <w:rFonts w:ascii="Times New Roman" w:eastAsia="宋体" w:hAnsi="Times New Roman" w:cs="Times New Roman" w:hint="eastAsia"/>
+        </w:rPr>
+        <w:t>FA2</w:t>
+      </w:r>
+      <w:r>
+        <w:rPr>
+          <w:rFonts w:ascii="Times New Roman" w:eastAsia="宋体" w:hAnsi="Times New Roman" w:cs="Times New Roman" w:hint="eastAsia"/>
+        </w:rPr>
+        <w:t>原始窗口的文本，详见</w:t>
+      </w:r>
+      <w:r>
+        <w:rPr>
+          <w:rFonts w:ascii="Times New Roman" w:eastAsia="宋体" w:hAnsi="Times New Roman" w:cs="Times New Roman" w:hint="eastAsia"/>
+        </w:rPr>
+        <w:t>FADialog.ini</w:t>
+      </w:r>
+    </w:p>
+    <w:p>
+      <w:pPr>
+        <w:pStyle w:val="a9"/>
+        <w:numPr>
+          <w:ilvl w:val="0"/>
+          <w:numId w:val="42"/>
+        </w:numPr>
+        <w:rPr>
+          <w:rFonts w:ascii="Times New Roman" w:eastAsia="宋体" w:hAnsi="Times New Roman" w:cs="Times New Roman"/>
+        </w:rPr>
+      </w:pPr>
+      <w:r>
+        <w:rPr>
+          <w:rFonts w:ascii="Times New Roman" w:eastAsia="宋体" w:hAnsi="Times New Roman" w:cs="Times New Roman" w:hint="eastAsia"/>
+        </w:rPr>
+        <w:t>支持多语言切换，添加了英文版。所有可以在</w:t>
+      </w:r>
+      <w:r>
+        <w:rPr>
+          <w:rFonts w:ascii="Times New Roman" w:eastAsia="宋体" w:hAnsi="Times New Roman" w:cs="Times New Roman" w:hint="eastAsia"/>
+        </w:rPr>
+        <w:t>FA2</w:t>
+      </w:r>
+      <w:r>
+        <w:rPr>
+          <w:rFonts w:ascii="Times New Roman" w:eastAsia="宋体" w:hAnsi="Times New Roman" w:cs="Times New Roman" w:hint="eastAsia"/>
+        </w:rPr>
+        <w:t>内显示文本的</w:t>
+      </w:r>
+      <w:r>
+        <w:rPr>
+          <w:rFonts w:ascii="Times New Roman" w:eastAsia="宋体" w:hAnsi="Times New Roman" w:cs="Times New Roman" w:hint="eastAsia"/>
+        </w:rPr>
+        <w:t>INI</w:t>
+      </w:r>
+      <w:r>
+        <w:rPr>
+          <w:rFonts w:ascii="Times New Roman" w:eastAsia="宋体" w:hAnsi="Times New Roman" w:cs="Times New Roman" w:hint="eastAsia"/>
+        </w:rPr>
+        <w:t>小节</w:t>
+      </w:r>
+      <w:r>
+        <w:rPr>
+          <w:rFonts w:ascii="Times New Roman" w:eastAsia="宋体" w:hAnsi="Times New Roman" w:cs="Times New Roman" w:hint="eastAsia"/>
+        </w:rPr>
+        <w:t>和键</w:t>
+      </w:r>
+      <w:r>
+        <w:rPr>
+          <w:rFonts w:ascii="Times New Roman" w:eastAsia="宋体" w:hAnsi="Times New Roman" w:cs="Times New Roman" w:hint="eastAsia"/>
+        </w:rPr>
+        <w:t>，均可以通过“</w:t>
+      </w:r>
+      <w:r>
+        <w:rPr>
+          <w:rFonts w:ascii="Times New Roman" w:eastAsia="宋体" w:hAnsi="Times New Roman" w:cs="Times New Roman" w:hint="eastAsia"/>
+        </w:rPr>
+        <w:t>Language-</w:t>
+      </w:r>
+      <w:r>
+        <w:rPr>
+          <w:rFonts w:ascii="Times New Roman" w:eastAsia="宋体" w:hAnsi="Times New Roman" w:cs="Times New Roman" w:hint="eastAsia"/>
+        </w:rPr>
+        <w:t>”前缀支持多语言翻译，例如“</w:t>
+      </w:r>
+      <w:r>
+        <w:rPr>
+          <w:rFonts w:ascii="Times New Roman" w:eastAsia="宋体" w:hAnsi="Times New Roman" w:cs="Times New Roman" w:hint="eastAsia"/>
+        </w:rPr>
+        <w:t>[</w:t>
+      </w:r>
+      <w:r>
+        <w:rPr>
+          <w:rFonts w:ascii="Times New Roman" w:eastAsia="宋体" w:hAnsi="Times New Roman" w:cs="Times New Roman" w:hint="eastAsia"/>
+        </w:rPr>
+        <w:t>EventsRA2</w:t>
+      </w:r>
+      <w:r>
+        <w:rPr>
+          <w:rFonts w:ascii="Times New Roman" w:eastAsia="宋体" w:hAnsi="Times New Roman" w:cs="Times New Roman" w:hint="eastAsia"/>
+        </w:rPr>
+        <w:t>]</w:t>
+      </w:r>
+      <w:r>
+        <w:rPr>
+          <w:rFonts w:ascii="Times New Roman" w:eastAsia="宋体" w:hAnsi="Times New Roman" w:cs="Times New Roman" w:hint="eastAsia"/>
+        </w:rPr>
+        <w:t>”变</w:t>
+      </w:r>
+      <w:r>
+        <w:rPr>
+          <w:rFonts w:ascii="Times New Roman" w:eastAsia="宋体" w:hAnsi="Times New Roman" w:cs="Times New Roman" w:hint="eastAsia"/>
+        </w:rPr>
         <w:lastRenderedPageBreak/>
-        <w:t>修复建筑存在加载物时，加载物品浏览器图标时会闪退的</w:t>
-      </w:r>
-      <w:r>
-        <w:rPr>
-          <w:rFonts w:ascii="Times New Roman" w:eastAsia="宋体" w:hAnsi="Times New Roman" w:cs="Times New Roman" w:hint="eastAsia"/>
-        </w:rPr>
-        <w:t>bug</w:t>
-      </w:r>
-    </w:p>
-    <w:p>
-      <w:pPr>
-        <w:pStyle w:val="a9"/>
-        <w:numPr>
-          <w:ilvl w:val="0"/>
-          <w:numId w:val="42"/>
-        </w:numPr>
-        <w:rPr>
-          <w:rFonts w:ascii="Times New Roman" w:eastAsia="宋体" w:hAnsi="Times New Roman" w:cs="Times New Roman"/>
-        </w:rPr>
-      </w:pPr>
-      <w:r>
-        <w:rPr>
-          <w:rFonts w:ascii="Times New Roman" w:eastAsia="宋体" w:hAnsi="Times New Roman" w:cs="Times New Roman" w:hint="eastAsia"/>
-        </w:rPr>
-        <w:t>可以自定义水面地形索引，详见</w:t>
-      </w:r>
-      <w:r>
-        <w:rPr>
-          <w:rFonts w:ascii="Times New Roman" w:eastAsia="宋体" w:hAnsi="Times New Roman" w:cs="Times New Roman" w:hint="eastAsia"/>
-        </w:rPr>
-        <w:t>BigWaterIndices</w:t>
-      </w:r>
-      <w:r>
-        <w:rPr>
-          <w:rFonts w:ascii="Times New Roman" w:eastAsia="宋体" w:hAnsi="Times New Roman" w:cs="Times New Roman" w:hint="eastAsia"/>
-        </w:rPr>
-        <w:t>与</w:t>
-      </w:r>
-      <w:r>
-        <w:rPr>
-          <w:rFonts w:ascii="Times New Roman" w:eastAsia="宋体" w:hAnsi="Times New Roman" w:cs="Times New Roman" w:hint="eastAsia"/>
-        </w:rPr>
-        <w:t>SmallWaterIndices</w:t>
-      </w:r>
-    </w:p>
-    <w:p>
-      <w:pPr>
-        <w:pStyle w:val="a9"/>
-        <w:numPr>
-          <w:ilvl w:val="0"/>
-          <w:numId w:val="42"/>
-        </w:numPr>
-        <w:rPr>
-          <w:rFonts w:ascii="Times New Roman" w:eastAsia="宋体" w:hAnsi="Times New Roman" w:cs="Times New Roman"/>
-        </w:rPr>
-      </w:pPr>
-      <w:r>
-        <w:rPr>
-          <w:rFonts w:ascii="Times New Roman" w:eastAsia="宋体" w:hAnsi="Times New Roman" w:cs="Times New Roman" w:hint="eastAsia"/>
-        </w:rPr>
-        <w:t>当特遣、脚本、标签发生改变时，自动刷新作战小队窗口对应下拉菜单</w:t>
-      </w:r>
-    </w:p>
-    <w:p>
-      <w:pPr>
-        <w:pStyle w:val="a9"/>
-        <w:numPr>
-          <w:ilvl w:val="0"/>
-          <w:numId w:val="42"/>
-        </w:numPr>
-        <w:rPr>
-          <w:rFonts w:ascii="Times New Roman" w:eastAsia="宋体" w:hAnsi="Times New Roman" w:cs="Times New Roman"/>
-        </w:rPr>
-      </w:pPr>
-      <w:r>
-        <w:rPr>
-          <w:rFonts w:ascii="Times New Roman" w:eastAsia="宋体" w:hAnsi="Times New Roman" w:cs="Times New Roman" w:hint="eastAsia"/>
-        </w:rPr>
-        <w:t>支持剪切地图</w:t>
-      </w:r>
-    </w:p>
-    <w:p>
-      <w:pPr>
-        <w:pStyle w:val="a9"/>
-        <w:numPr>
-          <w:ilvl w:val="0"/>
-          <w:numId w:val="42"/>
-        </w:numPr>
-        <w:rPr>
-          <w:rFonts w:ascii="Times New Roman" w:eastAsia="宋体" w:hAnsi="Times New Roman" w:cs="Times New Roman"/>
-        </w:rPr>
-      </w:pPr>
-      <w:r>
-        <w:rPr>
-          <w:rFonts w:ascii="Times New Roman" w:eastAsia="宋体" w:hAnsi="Times New Roman" w:cs="Times New Roman" w:hint="eastAsia"/>
-        </w:rPr>
-        <w:t>修复了摆放地形预览会破坏重做记录的</w:t>
-      </w:r>
-      <w:r>
-        <w:rPr>
-          <w:rFonts w:ascii="Times New Roman" w:eastAsia="宋体" w:hAnsi="Times New Roman" w:cs="Times New Roman" w:hint="eastAsia"/>
-        </w:rPr>
-        <w:t>bug</w:t>
-      </w:r>
-    </w:p>
-    <w:p>
-      <w:pPr>
-        <w:pStyle w:val="a9"/>
-        <w:numPr>
-          <w:ilvl w:val="0"/>
-          <w:numId w:val="42"/>
-        </w:numPr>
-        <w:rPr>
-          <w:rFonts w:ascii="Times New Roman" w:eastAsia="宋体" w:hAnsi="Times New Roman" w:cs="Times New Roman"/>
-        </w:rPr>
-      </w:pPr>
-      <w:r>
-        <w:rPr>
-          <w:rFonts w:ascii="Times New Roman" w:eastAsia="宋体" w:hAnsi="Times New Roman" w:cs="Times New Roman" w:hint="eastAsia"/>
-        </w:rPr>
-        <w:t>支持覆盖物</w:t>
-      </w:r>
-      <w:r>
-        <w:rPr>
-          <w:rFonts w:ascii="Times New Roman" w:eastAsia="宋体" w:hAnsi="Times New Roman" w:cs="Times New Roman" w:hint="eastAsia"/>
-        </w:rPr>
-        <w:t>CellAnim</w:t>
-      </w:r>
-      <w:r>
-        <w:rPr>
-          <w:rFonts w:ascii="Times New Roman" w:eastAsia="宋体" w:hAnsi="Times New Roman" w:cs="Times New Roman" w:hint="eastAsia"/>
-        </w:rPr>
-        <w:t>动画显示</w:t>
-      </w:r>
-    </w:p>
-    <w:p>
-      <w:pPr>
-        <w:pStyle w:val="a9"/>
-        <w:numPr>
-          <w:ilvl w:val="0"/>
-          <w:numId w:val="42"/>
-        </w:numPr>
-        <w:rPr>
-          <w:rFonts w:ascii="Times New Roman" w:eastAsia="宋体" w:hAnsi="Times New Roman" w:cs="Times New Roman"/>
-        </w:rPr>
-      </w:pPr>
-      <w:r>
-        <w:rPr>
-          <w:rFonts w:ascii="Times New Roman" w:eastAsia="宋体" w:hAnsi="Times New Roman" w:cs="Times New Roman" w:hint="eastAsia"/>
-        </w:rPr>
-        <w:t>支持随机地形摆放</w:t>
-      </w:r>
-      <w:r>
-        <w:rPr>
-          <w:rFonts w:ascii="Times New Roman" w:eastAsia="宋体" w:hAnsi="Times New Roman" w:cs="Times New Roman" w:hint="eastAsia"/>
-        </w:rPr>
-        <w:t>，详见</w:t>
-      </w:r>
-      <w:r>
-        <w:rPr>
-          <w:rFonts w:ascii="Times New Roman" w:eastAsia="宋体" w:hAnsi="Times New Roman" w:cs="Times New Roman" w:hint="eastAsia"/>
-        </w:rPr>
-        <w:t>PlaceRandomTileList</w:t>
-      </w:r>
-    </w:p>
-    <w:p>
-      <w:pPr>
-        <w:pStyle w:val="a9"/>
-        <w:numPr>
-          <w:ilvl w:val="0"/>
-          <w:numId w:val="42"/>
-        </w:numPr>
-        <w:rPr>
-          <w:rFonts w:ascii="Times New Roman" w:eastAsia="宋体" w:hAnsi="Times New Roman" w:cs="Times New Roman"/>
-        </w:rPr>
-      </w:pPr>
-      <w:r>
-        <w:rPr>
-          <w:rFonts w:ascii="Times New Roman" w:eastAsia="宋体" w:hAnsi="Times New Roman" w:cs="Times New Roman" w:hint="eastAsia"/>
-        </w:rPr>
-        <w:t>修复了物品浏览器中污染编号限制在</w:t>
-      </w:r>
-      <w:r>
-        <w:rPr>
-          <w:rFonts w:ascii="Times New Roman" w:eastAsia="宋体" w:hAnsi="Times New Roman" w:cs="Times New Roman" w:hint="eastAsia"/>
-        </w:rPr>
-        <w:t>100</w:t>
-      </w:r>
-      <w:r>
-        <w:rPr>
-          <w:rFonts w:ascii="Times New Roman" w:eastAsia="宋体" w:hAnsi="Times New Roman" w:cs="Times New Roman" w:hint="eastAsia"/>
-        </w:rPr>
-        <w:t>以内的</w:t>
-      </w:r>
-      <w:r>
-        <w:rPr>
-          <w:rFonts w:ascii="Times New Roman" w:eastAsia="宋体" w:hAnsi="Times New Roman" w:cs="Times New Roman" w:hint="eastAsia"/>
-        </w:rPr>
-        <w:t>bug</w:t>
-      </w:r>
-    </w:p>
-    <w:p>
-      <w:pPr>
-        <w:pStyle w:val="a9"/>
-        <w:numPr>
-          <w:ilvl w:val="0"/>
-          <w:numId w:val="42"/>
-        </w:numPr>
-        <w:rPr>
-          <w:rFonts w:ascii="Times New Roman" w:eastAsia="宋体" w:hAnsi="Times New Roman" w:cs="Times New Roman"/>
-        </w:rPr>
-      </w:pPr>
-      <w:r>
-        <w:rPr>
-          <w:rFonts w:ascii="Times New Roman" w:eastAsia="宋体" w:hAnsi="Times New Roman" w:cs="Times New Roman" w:hint="eastAsia"/>
-        </w:rPr>
-        <w:t>微调各游戏对象渲染位置，匹配游戏内效果</w:t>
-      </w:r>
-    </w:p>
-    <w:p>
-      <w:pPr>
-        <w:pStyle w:val="a9"/>
-        <w:numPr>
-          <w:ilvl w:val="0"/>
-          <w:numId w:val="42"/>
-        </w:numPr>
-        <w:rPr>
-          <w:rFonts w:ascii="Times New Roman" w:eastAsia="宋体" w:hAnsi="Times New Roman" w:cs="Times New Roman"/>
-        </w:rPr>
-      </w:pPr>
-      <w:r>
-        <w:rPr>
-          <w:rFonts w:ascii="Times New Roman" w:eastAsia="宋体" w:hAnsi="Times New Roman" w:cs="Times New Roman" w:hint="eastAsia"/>
-        </w:rPr>
-        <w:t>修复了单位“在桥梁上”为</w:t>
-      </w:r>
-      <w:r>
-        <w:rPr>
-          <w:rFonts w:ascii="Times New Roman" w:eastAsia="宋体" w:hAnsi="Times New Roman" w:cs="Times New Roman" w:hint="eastAsia"/>
-        </w:rPr>
-        <w:t>1</w:t>
-      </w:r>
-      <w:r>
-        <w:rPr>
-          <w:rFonts w:ascii="Times New Roman" w:eastAsia="宋体" w:hAnsi="Times New Roman" w:cs="Times New Roman" w:hint="eastAsia"/>
-        </w:rPr>
-        <w:t>时，在水上也会显示水中图像的</w:t>
-      </w:r>
-      <w:r>
-        <w:rPr>
-          <w:rFonts w:ascii="Times New Roman" w:eastAsia="宋体" w:hAnsi="Times New Roman" w:cs="Times New Roman" w:hint="eastAsia"/>
-        </w:rPr>
-        <w:t>bug</w:t>
-      </w:r>
-    </w:p>
-    <w:p>
-      <w:pPr>
-        <w:pStyle w:val="a9"/>
-        <w:numPr>
-          <w:ilvl w:val="0"/>
-          <w:numId w:val="42"/>
-        </w:numPr>
-        <w:rPr>
-          <w:rFonts w:ascii="Times New Roman" w:eastAsia="宋体" w:hAnsi="Times New Roman" w:cs="Times New Roman"/>
-        </w:rPr>
-      </w:pPr>
-      <w:r>
-        <w:rPr>
-          <w:rFonts w:ascii="Times New Roman" w:eastAsia="宋体" w:hAnsi="Times New Roman" w:cs="Times New Roman" w:hint="eastAsia"/>
-        </w:rPr>
-        <w:t>粘贴功能支持按</w:t>
-      </w:r>
-      <w:r>
-        <w:rPr>
-          <w:rFonts w:ascii="Times New Roman" w:eastAsia="宋体" w:hAnsi="Times New Roman" w:cs="Times New Roman" w:hint="eastAsia"/>
-        </w:rPr>
-        <w:t>ctrl</w:t>
-      </w:r>
-      <w:r>
-        <w:rPr>
-          <w:rFonts w:ascii="Times New Roman" w:eastAsia="宋体" w:hAnsi="Times New Roman" w:cs="Times New Roman" w:hint="eastAsia"/>
-        </w:rPr>
-        <w:t>进行填充</w:t>
-      </w:r>
-    </w:p>
-    <w:p>
-      <w:pPr>
-        <w:pStyle w:val="a9"/>
-        <w:numPr>
-          <w:ilvl w:val="0"/>
-          <w:numId w:val="42"/>
-        </w:numPr>
-        <w:rPr>
-          <w:rFonts w:ascii="Times New Roman" w:eastAsia="宋体" w:hAnsi="Times New Roman" w:cs="Times New Roman"/>
-        </w:rPr>
-      </w:pPr>
-      <w:r>
-        <w:rPr>
-          <w:rFonts w:ascii="Times New Roman" w:eastAsia="宋体" w:hAnsi="Times New Roman" w:cs="Times New Roman" w:hint="eastAsia"/>
-        </w:rPr>
-        <w:t>优化地形与阴影的覆盖关系，使渲染更接近游戏内效果</w:t>
-      </w:r>
-    </w:p>
-    <w:p>
-      <w:pPr>
-        <w:pStyle w:val="a9"/>
-        <w:numPr>
-          <w:ilvl w:val="0"/>
-          <w:numId w:val="42"/>
-        </w:numPr>
-        <w:rPr>
-          <w:rFonts w:ascii="Times New Roman" w:eastAsia="宋体" w:hAnsi="Times New Roman" w:cs="Times New Roman"/>
-        </w:rPr>
-      </w:pPr>
-      <w:r>
-        <w:rPr>
-          <w:rFonts w:ascii="Times New Roman" w:eastAsia="宋体" w:hAnsi="Times New Roman" w:cs="Times New Roman" w:hint="eastAsia"/>
-        </w:rPr>
-        <w:t>支持</w:t>
-      </w:r>
-      <w:r>
-        <w:rPr>
-          <w:rFonts w:ascii="Times New Roman" w:eastAsia="宋体" w:hAnsi="Times New Roman" w:cs="Times New Roman" w:hint="eastAsia"/>
-        </w:rPr>
-        <w:t>FireAngle</w:t>
-      </w:r>
-      <w:r>
-        <w:rPr>
-          <w:rFonts w:ascii="Times New Roman" w:eastAsia="宋体" w:hAnsi="Times New Roman" w:cs="Times New Roman" w:hint="eastAsia"/>
-        </w:rPr>
-        <w:t>显示</w:t>
-      </w:r>
-    </w:p>
-    <w:p>
-      <w:pPr>
-        <w:pStyle w:val="a9"/>
-        <w:numPr>
-          <w:ilvl w:val="0"/>
-          <w:numId w:val="42"/>
-        </w:numPr>
-        <w:rPr>
-          <w:rFonts w:ascii="Times New Roman" w:eastAsia="宋体" w:hAnsi="Times New Roman" w:cs="Times New Roman"/>
-        </w:rPr>
-      </w:pPr>
-      <w:r>
-        <w:rPr>
-          <w:rFonts w:ascii="Times New Roman" w:eastAsia="宋体" w:hAnsi="Times New Roman" w:cs="Times New Roman" w:hint="eastAsia"/>
-        </w:rPr>
-        <w:t>修复了当单位注册名以数字结尾时，可能与其他单位图像冲突的</w:t>
-      </w:r>
-      <w:r>
-        <w:rPr>
-          <w:rFonts w:ascii="Times New Roman" w:eastAsia="宋体" w:hAnsi="Times New Roman" w:cs="Times New Roman" w:hint="eastAsia"/>
-        </w:rPr>
-        <w:t>bug</w:t>
-      </w:r>
-    </w:p>
-    <w:p>
-      <w:pPr>
-        <w:pStyle w:val="a9"/>
-        <w:numPr>
-          <w:ilvl w:val="0"/>
-          <w:numId w:val="42"/>
-        </w:numPr>
-        <w:rPr>
-          <w:rFonts w:ascii="Times New Roman" w:eastAsia="宋体" w:hAnsi="Times New Roman" w:cs="Times New Roman"/>
-        </w:rPr>
-      </w:pPr>
-      <w:r>
-        <w:rPr>
-          <w:rFonts w:ascii="Times New Roman" w:eastAsia="宋体" w:hAnsi="Times New Roman" w:cs="Times New Roman" w:hint="eastAsia"/>
-        </w:rPr>
-        <w:t>修复了</w:t>
-      </w:r>
-      <w:r>
-        <w:rPr>
-          <w:rFonts w:ascii="Times New Roman" w:eastAsia="宋体" w:hAnsi="Times New Roman" w:cs="Times New Roman" w:hint="eastAsia"/>
-        </w:rPr>
-        <w:t>include</w:t>
-      </w:r>
-      <w:r>
-        <w:rPr>
-          <w:rFonts w:ascii="Times New Roman" w:eastAsia="宋体" w:hAnsi="Times New Roman" w:cs="Times New Roman" w:hint="eastAsia"/>
-        </w:rPr>
-        <w:t>的</w:t>
-      </w:r>
-      <w:r>
-        <w:rPr>
-          <w:rFonts w:ascii="Times New Roman" w:eastAsia="宋体" w:hAnsi="Times New Roman" w:cs="Times New Roman" w:hint="eastAsia"/>
-        </w:rPr>
-        <w:t>ini</w:t>
-      </w:r>
-      <w:r>
-        <w:rPr>
-          <w:rFonts w:ascii="Times New Roman" w:eastAsia="宋体" w:hAnsi="Times New Roman" w:cs="Times New Roman" w:hint="eastAsia"/>
-        </w:rPr>
-        <w:t>文件中的继承失效的问题</w:t>
-      </w:r>
-    </w:p>
-    <w:p>
-      <w:pPr>
-        <w:pStyle w:val="a9"/>
-        <w:numPr>
-          <w:ilvl w:val="0"/>
-          <w:numId w:val="42"/>
-        </w:numPr>
-        <w:rPr>
-          <w:rFonts w:ascii="Times New Roman" w:eastAsia="宋体" w:hAnsi="Times New Roman" w:cs="Times New Roman"/>
-        </w:rPr>
-      </w:pPr>
-      <w:r>
-        <w:rPr>
-          <w:rFonts w:ascii="Times New Roman" w:eastAsia="宋体" w:hAnsi="Times New Roman" w:cs="Times New Roman" w:hint="eastAsia"/>
-        </w:rPr>
-        <w:t>支持在</w:t>
-      </w:r>
-      <w:r>
-        <w:rPr>
-          <w:rFonts w:ascii="Times New Roman" w:eastAsia="宋体" w:hAnsi="Times New Roman" w:cs="Times New Roman" w:hint="eastAsia"/>
-        </w:rPr>
-        <w:t>Resources</w:t>
-      </w:r>
-      <w:r>
-        <w:rPr>
-          <w:rFonts w:ascii="Times New Roman" w:eastAsia="宋体" w:hAnsi="Times New Roman" w:cs="Times New Roman" w:hint="eastAsia"/>
-        </w:rPr>
-        <w:t>文件夹中加载额外的游戏资源文件</w:t>
-      </w:r>
-    </w:p>
-    <w:p>
-      <w:pPr>
-        <w:pStyle w:val="a9"/>
-        <w:numPr>
-          <w:ilvl w:val="0"/>
-          <w:numId w:val="42"/>
-        </w:numPr>
-        <w:rPr>
-          <w:rFonts w:ascii="Times New Roman" w:eastAsia="宋体" w:hAnsi="Times New Roman" w:cs="Times New Roman"/>
-        </w:rPr>
-      </w:pPr>
-      <w:r>
-        <w:rPr>
-          <w:rFonts w:ascii="Times New Roman" w:eastAsia="宋体" w:hAnsi="Times New Roman" w:cs="Times New Roman" w:hint="eastAsia"/>
-        </w:rPr>
-        <w:t>当编辑已经重叠的建筑时，不再弹出提示窗</w:t>
-      </w:r>
-    </w:p>
-    <w:p>
-      <w:pPr>
-        <w:pStyle w:val="a9"/>
-        <w:numPr>
-          <w:ilvl w:val="0"/>
-          <w:numId w:val="42"/>
-        </w:numPr>
-        <w:rPr>
-          <w:rFonts w:ascii="Times New Roman" w:eastAsia="宋体" w:hAnsi="Times New Roman" w:cs="Times New Roman"/>
-        </w:rPr>
-      </w:pPr>
-      <w:r>
-        <w:rPr>
-          <w:rFonts w:ascii="Times New Roman" w:eastAsia="宋体" w:hAnsi="Times New Roman" w:cs="Times New Roman" w:hint="eastAsia"/>
-        </w:rPr>
-        <w:t>使用随机地形填充地表时支持随机选取</w:t>
-      </w:r>
-    </w:p>
-    <w:p>
-      <w:pPr>
-        <w:pStyle w:val="a9"/>
-        <w:numPr>
-          <w:ilvl w:val="0"/>
-          <w:numId w:val="42"/>
-        </w:numPr>
-        <w:rPr>
-          <w:rFonts w:ascii="Times New Roman" w:eastAsia="宋体" w:hAnsi="Times New Roman" w:cs="Times New Roman"/>
-        </w:rPr>
-      </w:pPr>
-      <w:r>
-        <w:rPr>
-          <w:rFonts w:ascii="Times New Roman" w:eastAsia="宋体" w:hAnsi="Times New Roman" w:cs="Times New Roman" w:hint="eastAsia"/>
-        </w:rPr>
-        <w:t>地图渲染器支持将渲染图保存为</w:t>
-      </w:r>
-      <w:r>
-        <w:rPr>
-          <w:rFonts w:ascii="Times New Roman" w:eastAsia="宋体" w:hAnsi="Times New Roman" w:cs="Times New Roman" w:hint="eastAsia"/>
-        </w:rPr>
-        <w:t>jpg</w:t>
-      </w:r>
-      <w:r>
-        <w:rPr>
-          <w:rFonts w:ascii="Times New Roman" w:eastAsia="宋体" w:hAnsi="Times New Roman" w:cs="Times New Roman" w:hint="eastAsia"/>
-        </w:rPr>
-        <w:t>格式</w:t>
-      </w:r>
-    </w:p>
-    <w:p>
-      <w:pPr>
-        <w:pStyle w:val="a9"/>
-        <w:numPr>
-          <w:ilvl w:val="0"/>
-          <w:numId w:val="42"/>
-        </w:numPr>
-        <w:rPr>
-          <w:rFonts w:ascii="Times New Roman" w:eastAsia="宋体" w:hAnsi="Times New Roman" w:cs="Times New Roman"/>
-        </w:rPr>
-      </w:pPr>
-      <w:r>
-        <w:rPr>
-          <w:rFonts w:ascii="Times New Roman" w:eastAsia="宋体" w:hAnsi="Times New Roman" w:cs="Times New Roman" w:hint="eastAsia"/>
-        </w:rPr>
-        <w:t>正确显示</w:t>
-      </w:r>
-      <w:r>
-        <w:rPr>
-          <w:rFonts w:ascii="Times New Roman" w:eastAsia="宋体" w:hAnsi="Times New Roman" w:cs="Times New Roman" w:hint="eastAsia"/>
-        </w:rPr>
-        <w:t>Land=Rock</w:t>
-      </w:r>
-      <w:r>
-        <w:rPr>
-          <w:rFonts w:ascii="Times New Roman" w:eastAsia="宋体" w:hAnsi="Times New Roman" w:cs="Times New Roman" w:hint="eastAsia"/>
-        </w:rPr>
-        <w:t>覆盖物在游戏内的位置。心灵终结的</w:t>
-      </w:r>
-      <w:r>
-        <w:rPr>
-          <w:rFonts w:ascii="Times New Roman" w:eastAsia="宋体" w:hAnsi="Times New Roman" w:cs="Times New Roman" w:hint="eastAsia"/>
-        </w:rPr>
-        <w:t>“</w:t>
-      </w:r>
-      <w:r>
-        <w:rPr>
-          <w:rFonts w:ascii="Times New Roman" w:eastAsia="宋体" w:hAnsi="Times New Roman" w:cs="Times New Roman" w:hint="eastAsia"/>
-        </w:rPr>
-        <w:t>Block Base</w:t>
-      </w:r>
-      <w:r>
-        <w:rPr>
-          <w:rFonts w:ascii="Times New Roman" w:eastAsia="宋体" w:hAnsi="Times New Roman" w:cs="Times New Roman" w:hint="eastAsia"/>
-        </w:rPr>
-        <w:t>”、</w:t>
-      </w:r>
-      <w:r>
-        <w:rPr>
-          <w:rFonts w:ascii="Times New Roman" w:eastAsia="宋体" w:hAnsi="Times New Roman" w:cs="Times New Roman" w:hint="eastAsia"/>
-        </w:rPr>
-        <w:t>“</w:t>
-      </w:r>
-      <w:r>
-        <w:rPr>
-          <w:rFonts w:ascii="Times New Roman" w:eastAsia="宋体" w:hAnsi="Times New Roman" w:cs="Times New Roman" w:hint="eastAsia"/>
-        </w:rPr>
-        <w:t>Block Base and Movement</w:t>
-      </w:r>
-      <w:r>
-        <w:rPr>
-          <w:rFonts w:ascii="Times New Roman" w:eastAsia="宋体" w:hAnsi="Times New Roman" w:cs="Times New Roman" w:hint="eastAsia"/>
-        </w:rPr>
-        <w:t>”覆盖物为了兼容旧地编，进行了额外的偏移，在修复后反而会偏移。</w:t>
-      </w:r>
-      <w:r>
-        <w:rPr>
-          <w:rFonts w:ascii="Times New Roman" w:eastAsia="宋体" w:hAnsi="Times New Roman" w:cs="Times New Roman" w:hint="eastAsia"/>
-        </w:rPr>
-        <w:t>Tools</w:t>
-      </w:r>
-      <w:r>
-        <w:rPr>
-          <w:rFonts w:ascii="Times New Roman" w:eastAsia="宋体" w:hAnsi="Times New Roman" w:cs="Times New Roman" w:hint="eastAsia"/>
-        </w:rPr>
-        <w:t>/</w:t>
-      </w:r>
-      <w:r>
-        <w:rPr>
-          <w:rFonts w:ascii="Times New Roman" w:eastAsia="宋体" w:hAnsi="Times New Roman" w:cs="Times New Roman" w:hint="eastAsia"/>
-        </w:rPr>
-        <w:t>MentalOmega</w:t>
-      </w:r>
-      <w:r>
-        <w:rPr>
-          <w:rFonts w:ascii="Times New Roman" w:eastAsia="宋体" w:hAnsi="Times New Roman" w:cs="Times New Roman" w:hint="eastAsia"/>
-        </w:rPr>
-        <w:t>目录下提供了适配后的文件，将其放入心灵终结游戏目录下即可</w:t>
-      </w:r>
-    </w:p>
-    <w:p>
-      <w:pPr>
-        <w:pStyle w:val="a9"/>
-        <w:numPr>
-          <w:ilvl w:val="0"/>
-          <w:numId w:val="42"/>
-        </w:numPr>
-        <w:rPr>
-          <w:rFonts w:ascii="Times New Roman" w:eastAsia="宋体" w:hAnsi="Times New Roman" w:cs="Times New Roman"/>
-        </w:rPr>
-      </w:pPr>
-      <w:r>
-        <w:rPr>
-          <w:rFonts w:ascii="Times New Roman" w:eastAsia="宋体" w:hAnsi="Times New Roman" w:cs="Times New Roman" w:hint="eastAsia"/>
-        </w:rPr>
-        <w:t>全局搜索的地形选项可以搜索覆盖物了</w:t>
-      </w:r>
-    </w:p>
-    <w:p>
-      <w:pPr>
-        <w:pStyle w:val="a9"/>
-        <w:numPr>
-          <w:ilvl w:val="0"/>
-          <w:numId w:val="42"/>
-        </w:numPr>
-        <w:rPr>
-          <w:rFonts w:ascii="Times New Roman" w:eastAsia="宋体" w:hAnsi="Times New Roman" w:cs="Times New Roman"/>
-        </w:rPr>
-      </w:pPr>
-      <w:r>
-        <w:rPr>
-          <w:rFonts w:ascii="Times New Roman" w:eastAsia="宋体" w:hAnsi="Times New Roman" w:cs="Times New Roman" w:hint="eastAsia"/>
-        </w:rPr>
-        <w:t>双击地图注释改为打开编辑框，缩放注释功能改为按住</w:t>
-      </w:r>
-      <w:r>
-        <w:rPr>
-          <w:rFonts w:ascii="Times New Roman" w:eastAsia="宋体" w:hAnsi="Times New Roman" w:cs="Times New Roman" w:hint="eastAsia"/>
-        </w:rPr>
-        <w:t>ctrl</w:t>
-      </w:r>
-      <w:r>
-        <w:rPr>
-          <w:rFonts w:ascii="Times New Roman" w:eastAsia="宋体" w:hAnsi="Times New Roman" w:cs="Times New Roman" w:hint="eastAsia"/>
-        </w:rPr>
-        <w:t>双击</w:t>
-      </w:r>
-    </w:p>
-    <w:p>
-      <w:pPr>
-        <w:pStyle w:val="a9"/>
-        <w:numPr>
-          <w:ilvl w:val="0"/>
-          <w:numId w:val="42"/>
-        </w:numPr>
-        <w:rPr>
-          <w:rFonts w:ascii="Times New Roman" w:eastAsia="宋体" w:hAnsi="Times New Roman" w:cs="Times New Roman"/>
-        </w:rPr>
-      </w:pPr>
-      <w:r>
-        <w:rPr>
-          <w:rFonts w:ascii="Times New Roman" w:eastAsia="宋体" w:hAnsi="Times New Roman" w:cs="Times New Roman" w:hint="eastAsia"/>
-        </w:rPr>
-        <w:t>地图渲染器“使用数字渲染透明覆盖物”选项更改为“显示游戏内不可见对象”</w:t>
-      </w:r>
-    </w:p>
-    <w:p>
-      <w:pPr>
-        <w:pStyle w:val="a9"/>
-        <w:numPr>
-          <w:ilvl w:val="0"/>
-          <w:numId w:val="42"/>
-        </w:numPr>
-        <w:rPr>
-          <w:rFonts w:ascii="Times New Roman" w:eastAsia="宋体" w:hAnsi="Times New Roman" w:cs="Times New Roman"/>
-        </w:rPr>
-      </w:pPr>
-      <w:r>
-        <w:rPr>
-          <w:rFonts w:ascii="Times New Roman" w:eastAsia="宋体" w:hAnsi="Times New Roman" w:cs="Times New Roman" w:hint="eastAsia"/>
-        </w:rPr>
-        <w:t>修复当</w:t>
-      </w:r>
-      <w:r>
-        <w:rPr>
-          <w:rFonts w:ascii="Times New Roman" w:eastAsia="宋体" w:hAnsi="Times New Roman" w:cs="Times New Roman" w:hint="eastAsia"/>
-        </w:rPr>
-        <w:t>shp</w:t>
-      </w:r>
-      <w:r>
-        <w:rPr>
-          <w:rFonts w:ascii="Times New Roman" w:eastAsia="宋体" w:hAnsi="Times New Roman" w:cs="Times New Roman" w:hint="eastAsia"/>
-        </w:rPr>
-        <w:t>车辆单位的</w:t>
-      </w:r>
-      <w:r>
-        <w:rPr>
-          <w:rFonts w:ascii="Times New Roman" w:eastAsia="宋体" w:hAnsi="Times New Roman" w:cs="Times New Roman" w:hint="eastAsia"/>
-        </w:rPr>
-        <w:t>*tur.shp</w:t>
-      </w:r>
-      <w:r>
-        <w:rPr>
-          <w:rFonts w:ascii="Times New Roman" w:eastAsia="宋体" w:hAnsi="Times New Roman" w:cs="Times New Roman" w:hint="eastAsia"/>
-        </w:rPr>
-        <w:t>炮塔文件</w:t>
-      </w:r>
-      <w:r>
-        <w:rPr>
-          <w:rFonts w:ascii="Times New Roman" w:eastAsia="宋体" w:hAnsi="Times New Roman" w:cs="Times New Roman" w:hint="eastAsia"/>
-        </w:rPr>
-        <w:t>与本体大小不一致时的崩溃</w:t>
-      </w:r>
-    </w:p>
-    <w:p>
-      <w:pPr>
-        <w:pStyle w:val="a9"/>
-        <w:numPr>
-          <w:ilvl w:val="0"/>
-          <w:numId w:val="42"/>
-        </w:numPr>
-        <w:rPr>
-          <w:rFonts w:ascii="Times New Roman" w:eastAsia="宋体" w:hAnsi="Times New Roman" w:cs="Times New Roman"/>
-        </w:rPr>
-      </w:pPr>
-      <w:r>
-        <w:rPr>
-          <w:rFonts w:ascii="Times New Roman" w:eastAsia="宋体" w:hAnsi="Times New Roman" w:cs="Times New Roman" w:hint="eastAsia"/>
-        </w:rPr>
-        <w:t>修复当地图大于</w:t>
-      </w:r>
-      <w:r>
-        <w:rPr>
-          <w:rFonts w:ascii="Times New Roman" w:eastAsia="宋体" w:hAnsi="Times New Roman" w:cs="Times New Roman" w:hint="eastAsia"/>
-        </w:rPr>
-        <w:t>209*209</w:t>
-      </w:r>
-      <w:r>
-        <w:rPr>
-          <w:rFonts w:ascii="Times New Roman" w:eastAsia="宋体" w:hAnsi="Times New Roman" w:cs="Times New Roman" w:hint="eastAsia"/>
-        </w:rPr>
-        <w:t>时，编辑地形概率导致崩溃的</w:t>
-      </w:r>
-      <w:r>
-        <w:rPr>
-          <w:rFonts w:ascii="Times New Roman" w:eastAsia="宋体" w:hAnsi="Times New Roman" w:cs="Times New Roman" w:hint="eastAsia"/>
-        </w:rPr>
-        <w:t>bug</w:t>
-      </w:r>
-    </w:p>
-    <w:p>
-      <w:pPr>
-        <w:pStyle w:val="a9"/>
-        <w:numPr>
-          <w:ilvl w:val="0"/>
-          <w:numId w:val="42"/>
-        </w:numPr>
-        <w:rPr>
-          <w:rFonts w:ascii="Times New Roman" w:eastAsia="宋体" w:hAnsi="Times New Roman" w:cs="Times New Roman"/>
-        </w:rPr>
-      </w:pPr>
-      <w:r>
-        <w:rPr>
-          <w:rFonts w:ascii="Times New Roman" w:eastAsia="宋体" w:hAnsi="Times New Roman" w:cs="Times New Roman" w:hint="eastAsia"/>
-        </w:rPr>
-        <w:t>优化建筑渲染图层，减少建筑不正常遮挡的现象</w:t>
-      </w:r>
-    </w:p>
-    <w:p>
-      <w:pPr>
-        <w:pStyle w:val="a9"/>
-        <w:numPr>
-          <w:ilvl w:val="0"/>
-          <w:numId w:val="42"/>
-        </w:numPr>
-        <w:rPr>
-          <w:rFonts w:ascii="Times New Roman" w:eastAsia="宋体" w:hAnsi="Times New Roman" w:cs="Times New Roman"/>
-        </w:rPr>
-      </w:pPr>
-      <w:r>
-        <w:rPr>
-          <w:rFonts w:ascii="Times New Roman" w:eastAsia="宋体" w:hAnsi="Times New Roman" w:cs="Times New Roman" w:hint="eastAsia"/>
-        </w:rPr>
-        <w:t>修复当剪切板内没有有效信息时，粘贴会导致错误撤销的</w:t>
-      </w:r>
-      <w:r>
-        <w:rPr>
-          <w:rFonts w:ascii="Times New Roman" w:eastAsia="宋体" w:hAnsi="Times New Roman" w:cs="Times New Roman" w:hint="eastAsia"/>
-        </w:rPr>
-        <w:t>bug</w:t>
-      </w:r>
-    </w:p>
-    <w:p>
-      <w:pPr>
-        <w:pStyle w:val="a9"/>
-        <w:numPr>
-          <w:ilvl w:val="0"/>
-          <w:numId w:val="42"/>
-        </w:numPr>
-        <w:rPr>
-          <w:rFonts w:ascii="Times New Roman" w:eastAsia="宋体" w:hAnsi="Times New Roman" w:cs="Times New Roman"/>
-        </w:rPr>
-      </w:pPr>
-      <w:r>
-        <w:rPr>
-          <w:rFonts w:ascii="Times New Roman" w:eastAsia="宋体" w:hAnsi="Times New Roman" w:cs="Times New Roman" w:hint="eastAsia"/>
-        </w:rPr>
-        <w:t>移除</w:t>
-      </w:r>
-      <w:r>
-        <w:rPr>
-          <w:rFonts w:ascii="Times New Roman" w:eastAsia="宋体" w:hAnsi="Times New Roman" w:cs="Times New Roman" w:hint="eastAsia"/>
-        </w:rPr>
-        <w:t>ImageServer</w:t>
-      </w:r>
-    </w:p>
-    <w:p>
-      <w:pPr>
-        <w:pStyle w:val="a9"/>
-        <w:numPr>
-          <w:ilvl w:val="0"/>
-          <w:numId w:val="42"/>
-        </w:numPr>
-        <w:rPr>
-          <w:rFonts w:ascii="Times New Roman" w:eastAsia="宋体" w:hAnsi="Times New Roman" w:cs="Times New Roman"/>
-        </w:rPr>
-      </w:pPr>
-      <w:r>
-        <w:rPr>
-          <w:rFonts w:ascii="Times New Roman" w:eastAsia="宋体" w:hAnsi="Times New Roman" w:cs="Times New Roman" w:hint="eastAsia"/>
-        </w:rPr>
-        <w:t>在地图内触发的重新加载不会清空已加载的素材，减少重新加载后的卡顿</w:t>
-      </w:r>
-    </w:p>
-    <w:p>
-      <w:pPr>
-        <w:pStyle w:val="a9"/>
-        <w:numPr>
-          <w:ilvl w:val="0"/>
-          <w:numId w:val="42"/>
-        </w:numPr>
-        <w:rPr>
-          <w:rFonts w:ascii="Times New Roman" w:eastAsia="宋体" w:hAnsi="Times New Roman" w:cs="Times New Roman"/>
-        </w:rPr>
-      </w:pPr>
-      <w:r>
-        <w:rPr>
-          <w:rFonts w:ascii="Times New Roman" w:eastAsia="宋体" w:hAnsi="Times New Roman" w:cs="Times New Roman" w:hint="eastAsia"/>
-        </w:rPr>
-        <w:t>修复语言设置只支持</w:t>
-      </w:r>
-      <w:r>
-        <w:rPr>
-          <w:rFonts w:ascii="Times New Roman" w:eastAsia="宋体" w:hAnsi="Times New Roman" w:cs="Times New Roman" w:hint="eastAsia"/>
-        </w:rPr>
-        <w:t>English</w:t>
-      </w:r>
-      <w:r>
-        <w:rPr>
-          <w:rFonts w:ascii="Times New Roman" w:eastAsia="宋体" w:hAnsi="Times New Roman" w:cs="Times New Roman" w:hint="eastAsia"/>
-        </w:rPr>
-        <w:t>前缀的</w:t>
-      </w:r>
-      <w:r>
-        <w:rPr>
-          <w:rFonts w:ascii="Times New Roman" w:eastAsia="宋体" w:hAnsi="Times New Roman" w:cs="Times New Roman" w:hint="eastAsia"/>
-        </w:rPr>
-        <w:t>bug</w:t>
-      </w:r>
-    </w:p>
-    <w:p>
-      <w:pPr>
-        <w:pStyle w:val="a9"/>
-        <w:numPr>
-          <w:ilvl w:val="0"/>
-          <w:numId w:val="42"/>
-        </w:numPr>
-        <w:rPr>
-          <w:rFonts w:ascii="Times New Roman" w:eastAsia="宋体" w:hAnsi="Times New Roman" w:cs="Times New Roman"/>
-        </w:rPr>
-      </w:pPr>
-      <w:r>
-        <w:rPr>
-          <w:rFonts w:ascii="Times New Roman" w:eastAsia="宋体" w:hAnsi="Times New Roman" w:cs="Times New Roman" w:hint="eastAsia"/>
-        </w:rPr>
-        <w:t>支持翻译任意</w:t>
-      </w:r>
-      <w:r>
-        <w:rPr>
-          <w:rFonts w:ascii="Times New Roman" w:eastAsia="宋体" w:hAnsi="Times New Roman" w:cs="Times New Roman" w:hint="eastAsia"/>
-        </w:rPr>
-        <w:t>FA2</w:t>
-      </w:r>
-      <w:r>
-        <w:rPr>
-          <w:rFonts w:ascii="Times New Roman" w:eastAsia="宋体" w:hAnsi="Times New Roman" w:cs="Times New Roman" w:hint="eastAsia"/>
-        </w:rPr>
-        <w:t>原始窗口的文本，详见</w:t>
-      </w:r>
-      <w:r>
-        <w:rPr>
-          <w:rFonts w:ascii="Times New Roman" w:eastAsia="宋体" w:hAnsi="Times New Roman" w:cs="Times New Roman" w:hint="eastAsia"/>
-        </w:rPr>
-        <w:t>FADialog.ini</w:t>
-      </w:r>
-    </w:p>
-    <w:p>
-      <w:pPr>
-        <w:pStyle w:val="a9"/>
-        <w:numPr>
-          <w:ilvl w:val="0"/>
-          <w:numId w:val="42"/>
-        </w:numPr>
-        <w:rPr>
-          <w:rFonts w:ascii="Times New Roman" w:eastAsia="宋体" w:hAnsi="Times New Roman" w:cs="Times New Roman"/>
-        </w:rPr>
-      </w:pPr>
-      <w:r>
-        <w:rPr>
-          <w:rFonts w:ascii="Times New Roman" w:eastAsia="宋体" w:hAnsi="Times New Roman" w:cs="Times New Roman" w:hint="eastAsia"/>
-        </w:rPr>
-        <w:t>支持多语言切换，添加了英文版。所有可以在</w:t>
-      </w:r>
-      <w:r>
-        <w:rPr>
-          <w:rFonts w:ascii="Times New Roman" w:eastAsia="宋体" w:hAnsi="Times New Roman" w:cs="Times New Roman" w:hint="eastAsia"/>
-        </w:rPr>
-        <w:t>FA2</w:t>
-      </w:r>
-      <w:r>
-        <w:rPr>
-          <w:rFonts w:ascii="Times New Roman" w:eastAsia="宋体" w:hAnsi="Times New Roman" w:cs="Times New Roman" w:hint="eastAsia"/>
-        </w:rPr>
-        <w:t>内显示文本的</w:t>
-      </w:r>
-      <w:r>
-        <w:rPr>
-          <w:rFonts w:ascii="Times New Roman" w:eastAsia="宋体" w:hAnsi="Times New Roman" w:cs="Times New Roman" w:hint="eastAsia"/>
-        </w:rPr>
-        <w:t>INI</w:t>
-      </w:r>
-      <w:r>
-        <w:rPr>
-          <w:rFonts w:ascii="Times New Roman" w:eastAsia="宋体" w:hAnsi="Times New Roman" w:cs="Times New Roman" w:hint="eastAsia"/>
-        </w:rPr>
-        <w:t>小节</w:t>
-      </w:r>
-      <w:r>
-        <w:rPr>
-          <w:rFonts w:ascii="Times New Roman" w:eastAsia="宋体" w:hAnsi="Times New Roman" w:cs="Times New Roman" w:hint="eastAsia"/>
-        </w:rPr>
-        <w:t>和键</w:t>
-      </w:r>
-      <w:r>
-        <w:rPr>
-          <w:rFonts w:ascii="Times New Roman" w:eastAsia="宋体" w:hAnsi="Times New Roman" w:cs="Times New Roman" w:hint="eastAsia"/>
-        </w:rPr>
-        <w:t>，均可以通过“</w:t>
-      </w:r>
-      <w:r>
-        <w:rPr>
-          <w:rFonts w:ascii="Times New Roman" w:eastAsia="宋体" w:hAnsi="Times New Roman" w:cs="Times New Roman" w:hint="eastAsia"/>
-        </w:rPr>
-        <w:t>Language-</w:t>
-      </w:r>
-      <w:r>
-        <w:rPr>
-          <w:rFonts w:ascii="Times New Roman" w:eastAsia="宋体" w:hAnsi="Times New Roman" w:cs="Times New Roman" w:hint="eastAsia"/>
-        </w:rPr>
-        <w:t>”前缀支持多语言翻译，例如“</w:t>
+        <w:t>为“</w:t>
       </w:r>
       <w:r>
         <w:rPr>
@@ -8262,7 +8311,7 @@
         <w:rPr>
           <w:rFonts w:ascii="Times New Roman" w:eastAsia="宋体" w:hAnsi="Times New Roman" w:cs="Times New Roman" w:hint="eastAsia"/>
         </w:rPr>
-        <w:t>EventsRA2</w:t>
+        <w:t>English-EventsRA2</w:t>
       </w:r>
       <w:r>
         <w:rPr>
@@ -8274,25 +8323,31 @@
         <w:rPr>
           <w:rFonts w:ascii="Times New Roman" w:eastAsia="宋体" w:hAnsi="Times New Roman" w:cs="Times New Roman" w:hint="eastAsia"/>
         </w:rPr>
+        <w:t>”</w:t>
+      </w:r>
+      <w:r>
+        <w:rPr>
+          <w:rFonts w:ascii="Times New Roman" w:eastAsia="宋体" w:hAnsi="Times New Roman" w:cs="Times New Roman" w:hint="eastAsia"/>
+        </w:rPr>
+        <w:t>，“</w:t>
+      </w:r>
+      <w:r>
+        <w:rPr>
+          <w:rFonts w:ascii="Times New Roman" w:eastAsia="宋体" w:hAnsi="Times New Roman" w:cs="Times New Roman" w:hint="eastAsia"/>
+        </w:rPr>
+        <w:t>Name=</w:t>
+      </w:r>
+      <w:r>
+        <w:rPr>
+          <w:rFonts w:ascii="Times New Roman" w:eastAsia="宋体" w:hAnsi="Times New Roman" w:cs="Times New Roman" w:hint="eastAsia"/>
+        </w:rPr>
         <w:t>”变为“</w:t>
       </w:r>
       <w:r>
         <w:rPr>
           <w:rFonts w:ascii="Times New Roman" w:eastAsia="宋体" w:hAnsi="Times New Roman" w:cs="Times New Roman" w:hint="eastAsia"/>
         </w:rPr>
-        <w:t>[</w:t>
-      </w:r>
-      <w:r>
-        <w:rPr>
-          <w:rFonts w:ascii="Times New Roman" w:eastAsia="宋体" w:hAnsi="Times New Roman" w:cs="Times New Roman" w:hint="eastAsia"/>
-        </w:rPr>
-        <w:t>English-EventsRA2</w:t>
-      </w:r>
-      <w:r>
-        <w:rPr>
-          <w:rFonts w:ascii="Times New Roman" w:eastAsia="宋体" w:hAnsi="Times New Roman" w:cs="Times New Roman" w:hint="eastAsia"/>
-        </w:rPr>
-        <w:t>]</w:t>
+        <w:t>Chinese-Name=</w:t>
       </w:r>
       <w:r>
         <w:rPr>
@@ -8310,50 +8365,13 @@
         <w:rPr>
           <w:rFonts w:ascii="Times New Roman" w:eastAsia="宋体" w:hAnsi="Times New Roman" w:cs="Times New Roman" w:hint="eastAsia"/>
         </w:rPr>
-        <w:t>Name=</w:t>
+        <w:t>fa2extra.csf</w:t>
       </w:r>
       <w:r>
         <w:rPr>
           <w:rFonts w:ascii="Times New Roman" w:eastAsia="宋体" w:hAnsi="Times New Roman" w:cs="Times New Roman" w:hint="eastAsia"/>
         </w:rPr>
         <w:t>”变为“</w:t>
-      </w:r>
-      <w:r>
-        <w:rPr>
-          <w:rFonts w:ascii="Times New Roman" w:eastAsia="宋体" w:hAnsi="Times New Roman" w:cs="Times New Roman" w:hint="eastAsia"/>
-        </w:rPr>
-        <w:t>Chinese-Name=</w:t>
-      </w:r>
-      <w:r>
-        <w:rPr>
-          <w:rFonts w:ascii="Times New Roman" w:eastAsia="宋体" w:hAnsi="Times New Roman" w:cs="Times New Roman" w:hint="eastAsia"/>
-        </w:rPr>
-        <w:t>”</w:t>
-      </w:r>
-      <w:r>
-        <w:rPr>
-          <w:rFonts w:ascii="Times New Roman" w:eastAsia="宋体" w:hAnsi="Times New Roman" w:cs="Times New Roman" w:hint="eastAsia"/>
-        </w:rPr>
-        <w:t>，“</w:t>
-      </w:r>
-      <w:r>
-        <w:rPr>
-          <w:rFonts w:ascii="Times New Roman" w:eastAsia="宋体" w:hAnsi="Times New Roman" w:cs="Times New Roman" w:hint="eastAsia"/>
-        </w:rPr>
-        <w:t>fa2extra.csf</w:t>
-      </w:r>
-      <w:r>
-        <w:rPr>
-          <w:rFonts w:ascii="Times New Roman" w:eastAsia="宋体" w:hAnsi="Times New Roman" w:cs="Times New Roman" w:hint="eastAsia"/>
-        </w:rPr>
-        <w:t>”</w:t>
-      </w:r>
-      <w:r>
-        <w:rPr>
-          <w:rFonts w:ascii="Times New Roman" w:eastAsia="宋体" w:hAnsi="Times New Roman" w:cs="Times New Roman" w:hint="eastAsia"/>
-        </w:rPr>
-        <w:lastRenderedPageBreak/>
-        <w:t>变为“</w:t>
       </w:r>
       <w:r>
         <w:rPr>
@@ -9468,6 +9486,7 @@
         <w:rPr>
           <w:rFonts w:ascii="Times New Roman" w:eastAsia="宋体" w:hAnsi="Times New Roman" w:cs="Times New Roman" w:hint="eastAsia"/>
         </w:rPr>
+        <w:lastRenderedPageBreak/>
         <w:t>修复暗色模式下部分按钮控件的文本不能换行的</w:t>
       </w:r>
       <w:r>
@@ -9492,7 +9511,6 @@
         <w:rPr>
           <w:rFonts w:ascii="Times New Roman" w:eastAsia="宋体" w:hAnsi="Times New Roman" w:cs="Times New Roman" w:hint="eastAsia"/>
         </w:rPr>
-        <w:lastRenderedPageBreak/>
         <w:t>支持</w:t>
       </w:r>
       <w:r>
@@ -10619,6 +10637,7 @@
         <w:rPr>
           <w:rFonts w:ascii="Times New Roman" w:eastAsia="宋体" w:hAnsi="Times New Roman" w:cs="Times New Roman" w:hint="eastAsia"/>
         </w:rPr>
+        <w:lastRenderedPageBreak/>
         <w:t>修复了地图检查器错误项过多时会挤在一起的</w:t>
       </w:r>
       <w:r>
@@ -10643,7 +10662,6 @@
         <w:rPr>
           <w:rFonts w:ascii="Times New Roman" w:eastAsia="宋体" w:hAnsi="Times New Roman" w:cs="Times New Roman" w:hint="eastAsia"/>
         </w:rPr>
-        <w:lastRenderedPageBreak/>
         <w:t>新增</w:t>
       </w:r>
       <w:r>
@@ -11682,6 +11700,7 @@
         <w:rPr>
           <w:rFonts w:ascii="Times New Roman" w:eastAsia="宋体" w:hAnsi="Times New Roman" w:cs="Times New Roman" w:hint="eastAsia"/>
         </w:rPr>
+        <w:lastRenderedPageBreak/>
         <w:t>增强绘制悬崖工具，可以在不同地图类型的</w:t>
       </w:r>
       <w:r>
@@ -11706,14 +11725,7 @@
         <w:rPr>
           <w:rFonts w:ascii="Times New Roman" w:eastAsia="宋体" w:hAnsi="Times New Roman" w:cs="Times New Roman" w:hint="eastAsia"/>
         </w:rPr>
-        <w:t>）中</w:t>
-      </w:r>
-      <w:r>
-        <w:rPr>
-          <w:rFonts w:ascii="Times New Roman" w:eastAsia="宋体" w:hAnsi="Times New Roman" w:cs="Times New Roman" w:hint="eastAsia"/>
-        </w:rPr>
-        <w:lastRenderedPageBreak/>
-        <w:t>填写</w:t>
+        <w:t>）中填写</w:t>
       </w:r>
       <w:r>
         <w:rPr>
@@ -12739,6 +12751,7 @@
         <w:rPr>
           <w:rFonts w:ascii="Times New Roman" w:eastAsia="宋体" w:hAnsi="Times New Roman" w:cs="Times New Roman" w:hint="eastAsia"/>
         </w:rPr>
+        <w:lastRenderedPageBreak/>
         <w:t>修复删除对象、格式刷使用大笔刷时，在地图边缘可能崩溃的</w:t>
       </w:r>
       <w:r>
@@ -12763,7 +12776,6 @@
         <w:rPr>
           <w:rFonts w:ascii="Times New Roman" w:eastAsia="宋体" w:hAnsi="Times New Roman" w:cs="Times New Roman" w:hint="eastAsia"/>
         </w:rPr>
-        <w:lastRenderedPageBreak/>
         <w:t>修复部分编辑器下拉菜单窗口无法输入超过菜单宽度的文字的</w:t>
       </w:r>
       <w:r>
@@ -13880,6 +13892,7 @@
         <w:rPr>
           <w:rFonts w:ascii="Times New Roman" w:eastAsia="宋体" w:hAnsi="Times New Roman" w:cs="Times New Roman" w:hint="eastAsia"/>
         </w:rPr>
+        <w:lastRenderedPageBreak/>
         <w:t>支持</w:t>
       </w:r>
       <w:r>
@@ -13922,7 +13935,6 @@
         <w:rPr>
           <w:rFonts w:ascii="Times New Roman" w:eastAsia="宋体" w:hAnsi="Times New Roman" w:cs="Times New Roman" w:hint="eastAsia"/>
         </w:rPr>
-        <w:lastRenderedPageBreak/>
         <w:t>中立驻军建筑在红血时才会显示破损图像</w:t>
       </w:r>
     </w:p>
@@ -14899,13 +14911,13 @@
         <w:rPr>
           <w:rFonts w:ascii="Times New Roman" w:eastAsia="宋体" w:hAnsi="Times New Roman" w:cs="Times New Roman" w:hint="eastAsia"/>
         </w:rPr>
+        <w:lastRenderedPageBreak/>
         <w:t>支持使用独立的进程存储游戏图像，以节约内存占用，详见</w:t>
       </w:r>
       <w:r>
         <w:rPr>
           <w:rFonts w:ascii="Times New Roman" w:eastAsia="宋体" w:hAnsi="Times New Roman" w:cs="Times New Roman" w:hint="eastAsia"/>
         </w:rPr>
-        <w:lastRenderedPageBreak/>
         <w:t>LoadImageDataFromServer</w:t>
       </w:r>
     </w:p>
@@ -15901,6 +15913,7 @@
         <w:rPr>
           <w:rFonts w:ascii="Times New Roman" w:eastAsia="宋体" w:hAnsi="Times New Roman" w:cs="Times New Roman" w:hint="eastAsia"/>
         </w:rPr>
+        <w:lastRenderedPageBreak/>
         <w:t>thumbnails</w:t>
       </w:r>
       <w:r>
@@ -15919,14 +15932,7 @@
         <w:rPr>
           <w:rFonts w:ascii="Times New Roman" w:eastAsia="宋体" w:hAnsi="Times New Roman" w:cs="Times New Roman" w:hint="eastAsia"/>
         </w:rPr>
-        <w:t>。注：心灵</w:t>
-      </w:r>
-      <w:r>
-        <w:rPr>
-          <w:rFonts w:ascii="Times New Roman" w:eastAsia="宋体" w:hAnsi="Times New Roman" w:cs="Times New Roman" w:hint="eastAsia"/>
-        </w:rPr>
-        <w:lastRenderedPageBreak/>
-        <w:t>终结</w:t>
+        <w:t>。注：心灵终结</w:t>
       </w:r>
       <w:r>
         <w:rPr>
@@ -16929,6 +16935,7 @@
         <w:rPr>
           <w:rFonts w:ascii="Times New Roman" w:eastAsia="宋体" w:hAnsi="Times New Roman" w:cs="Times New Roman" w:hint="eastAsia"/>
         </w:rPr>
+        <w:lastRenderedPageBreak/>
         <w:t>修复下拉菜单自动搜索部分情况下异常被禁用的</w:t>
       </w:r>
       <w:r>
@@ -16953,7 +16960,6 @@
         <w:rPr>
           <w:rFonts w:ascii="Times New Roman" w:eastAsia="宋体" w:hAnsi="Times New Roman" w:cs="Times New Roman" w:hint="eastAsia"/>
         </w:rPr>
-        <w:lastRenderedPageBreak/>
         <w:t>修复重新加载</w:t>
       </w:r>
       <w:r>
@@ -17896,6 +17902,7 @@
         <w:rPr>
           <w:rFonts w:ascii="Times New Roman" w:eastAsia="宋体" w:hAnsi="Times New Roman" w:cs="Times New Roman" w:hint="eastAsia"/>
         </w:rPr>
+        <w:lastRenderedPageBreak/>
         <w:t>修复了触发、小队等名称中数字部分超过</w:t>
       </w:r>
       <w:r>
@@ -17932,7 +17939,6 @@
         <w:rPr>
           <w:rFonts w:ascii="Times New Roman" w:eastAsia="宋体" w:hAnsi="Times New Roman" w:cs="Times New Roman" w:hint="eastAsia"/>
         </w:rPr>
-        <w:lastRenderedPageBreak/>
         <w:t>修复了触发、小队等名称中最后的数字超过</w:t>
       </w:r>
       <w:r>
@@ -18865,6 +18871,7 @@
         <w:rPr>
           <w:rFonts w:ascii="Times New Roman" w:eastAsia="宋体" w:hAnsi="Times New Roman" w:cs="Times New Roman" w:hint="eastAsia"/>
         </w:rPr>
+        <w:lastRenderedPageBreak/>
         <w:t>优化了</w:t>
       </w:r>
       <w:r>
@@ -18889,7 +18896,6 @@
         <w:rPr>
           <w:rFonts w:ascii="Times New Roman" w:eastAsia="宋体" w:hAnsi="Times New Roman" w:cs="Times New Roman" w:hint="eastAsia"/>
         </w:rPr>
-        <w:lastRenderedPageBreak/>
         <w:t>新增</w:t>
       </w:r>
       <w:r>
@@ -19926,7 +19932,14 @@
         <w:rPr>
           <w:rFonts w:ascii="Times New Roman" w:eastAsia="宋体" w:hAnsi="Times New Roman" w:cs="Times New Roman" w:hint="eastAsia"/>
         </w:rPr>
-        <w:t>禁用搜索功能以提升性能</w:t>
+        <w:t>禁用搜索</w:t>
+      </w:r>
+      <w:r>
+        <w:rPr>
+          <w:rFonts w:ascii="Times New Roman" w:eastAsia="宋体" w:hAnsi="Times New Roman" w:cs="Times New Roman" w:hint="eastAsia"/>
+        </w:rPr>
+        <w:lastRenderedPageBreak/>
+        <w:t>功能以提升性能</w:t>
       </w:r>
     </w:p>
     <w:p>
@@ -19944,7 +19957,6 @@
         <w:rPr>
           <w:rFonts w:ascii="Times New Roman" w:eastAsia="宋体" w:hAnsi="Times New Roman" w:cs="Times New Roman" w:hint="eastAsia"/>
         </w:rPr>
-        <w:lastRenderedPageBreak/>
         <w:t>基于地图</w:t>
       </w:r>
       <w:r>
@@ -21065,6 +21077,7 @@
           <w:sz w:val="28"/>
           <w:szCs w:val="32"/>
         </w:rPr>
+        <w:lastRenderedPageBreak/>
         <w:t>FA2SP HDM Edition</w:t>
       </w:r>
       <w:r>
@@ -21101,8 +21114,518 @@
           <w:sz w:val="28"/>
           <w:szCs w:val="32"/>
         </w:rPr>
+        <w:t>新增功能</w:t>
+      </w:r>
+    </w:p>
+    <w:p>
+      <w:pPr>
+        <w:ind w:firstLineChars="200" w:firstLine="440"/>
+        <w:rPr>
+          <w:rFonts w:ascii="Times New Roman" w:eastAsia="宋体" w:hAnsi="Times New Roman" w:cs="Times New Roman"/>
+        </w:rPr>
+      </w:pPr>
+      <w:r>
+        <w:rPr>
+          <w:rFonts w:ascii="Times New Roman" w:eastAsia="宋体" w:hAnsi="Times New Roman" w:cs="Times New Roman" w:hint="eastAsia"/>
+        </w:rPr>
+        <w:t>随机摆放对象：支持步兵、车辆、飞行器、建筑、污染、</w:t>
+      </w:r>
+      <w:r>
+        <w:rPr>
+          <w:rFonts w:ascii="Times New Roman" w:eastAsia="宋体" w:hAnsi="Times New Roman" w:cs="Times New Roman" w:hint="eastAsia"/>
+        </w:rPr>
+        <w:t>覆盖物</w:t>
+      </w:r>
+      <w:r>
+        <w:rPr>
+          <w:rFonts w:ascii="Times New Roman" w:eastAsia="宋体" w:hAnsi="Times New Roman" w:cs="Times New Roman" w:hint="eastAsia"/>
+        </w:rPr>
+        <w:t>的随机摆放，预设存储在</w:t>
+      </w:r>
+      <w:r>
+        <w:rPr>
+          <w:rFonts w:ascii="Times New Roman" w:eastAsia="宋体" w:hAnsi="Times New Roman" w:cs="Times New Roman" w:hint="eastAsia"/>
+        </w:rPr>
+        <w:t>FAData.ini</w:t>
+      </w:r>
+      <w:r>
+        <w:rPr>
+          <w:rFonts w:ascii="Times New Roman" w:eastAsia="宋体" w:hAnsi="Times New Roman" w:cs="Times New Roman" w:hint="eastAsia"/>
+        </w:rPr>
+        <w:t>中</w:t>
+      </w:r>
+    </w:p>
+    <w:p>
+      <w:pPr>
+        <w:ind w:firstLineChars="200" w:firstLine="440"/>
+        <w:rPr>
+          <w:rFonts w:ascii="Times New Roman" w:eastAsia="宋体" w:hAnsi="Times New Roman" w:cs="Times New Roman"/>
+        </w:rPr>
+      </w:pPr>
+      <w:r>
+        <w:rPr>
+          <w:rFonts w:ascii="Times New Roman" w:eastAsia="宋体" w:hAnsi="Times New Roman" w:cs="Times New Roman" w:hint="eastAsia"/>
+        </w:rPr>
+        <w:t>基地节点顺序显示与调整：在基地节点上方会显示它的建造顺序，同时在物品浏览器中提供了上移节点与下移节点功能</w:t>
+      </w:r>
+    </w:p>
+    <w:p>
+      <w:pPr>
+        <w:ind w:firstLineChars="200" w:firstLine="440"/>
+        <w:rPr>
+          <w:rFonts w:ascii="Times New Roman" w:eastAsia="宋体" w:hAnsi="Times New Roman" w:cs="Times New Roman"/>
+        </w:rPr>
+      </w:pPr>
+      <w:r>
+        <w:rPr>
+          <w:rFonts w:ascii="Times New Roman" w:eastAsia="宋体" w:hAnsi="Times New Roman" w:cs="Times New Roman" w:hint="eastAsia"/>
+        </w:rPr>
+        <w:t>属性查看：位于物品浏览器中，可以实时显示鼠标所指对象的各类属性</w:t>
+      </w:r>
+      <w:r>
+        <w:rPr>
+          <w:rFonts w:ascii="Times New Roman" w:eastAsia="宋体" w:hAnsi="Times New Roman" w:cs="Times New Roman" w:hint="eastAsia"/>
+        </w:rPr>
+        <w:t>，如单位属性、路径点关联的触发或小队、武器射程、地表类型等</w:t>
+      </w:r>
+    </w:p>
+    <w:p>
+      <w:pPr>
+        <w:ind w:firstLineChars="200" w:firstLine="440"/>
+        <w:rPr>
+          <w:rFonts w:ascii="Times New Roman" w:eastAsia="宋体" w:hAnsi="Times New Roman" w:cs="Times New Roman"/>
+        </w:rPr>
+      </w:pPr>
+      <w:r>
+        <w:rPr>
+          <w:rFonts w:ascii="Times New Roman" w:eastAsia="宋体" w:hAnsi="Times New Roman" w:cs="Times New Roman" w:hint="eastAsia"/>
+        </w:rPr>
+        <w:t>绘制连接地形：位于物品浏览器中，可以以地形块为单位，根据鼠标相对位置，自动绘制如悬崖、海岸、小路等连接地形。相较于</w:t>
+      </w:r>
+      <w:r>
+        <w:rPr>
+          <w:rFonts w:ascii="Times New Roman" w:eastAsia="宋体" w:hAnsi="Times New Roman" w:cs="Times New Roman" w:hint="eastAsia"/>
+        </w:rPr>
+        <w:t>WAE</w:t>
+      </w:r>
+      <w:r>
+        <w:rPr>
+          <w:rFonts w:ascii="Times New Roman" w:eastAsia="宋体" w:hAnsi="Times New Roman" w:cs="Times New Roman" w:hint="eastAsia"/>
+        </w:rPr>
+        <w:t>的同类功能，提供了更加精细的控制权</w:t>
+      </w:r>
+    </w:p>
+    <w:p>
+      <w:pPr>
+        <w:ind w:firstLineChars="200" w:firstLine="440"/>
+        <w:rPr>
+          <w:rFonts w:ascii="Times New Roman" w:eastAsia="宋体" w:hAnsi="Times New Roman" w:cs="Times New Roman"/>
+        </w:rPr>
+      </w:pPr>
+      <w:r>
+        <w:rPr>
+          <w:rFonts w:ascii="Times New Roman" w:eastAsia="宋体" w:hAnsi="Times New Roman" w:cs="Times New Roman" w:hint="eastAsia"/>
+        </w:rPr>
+        <w:t>重载地图：支持快捷重新打开当前地图，快捷键为</w:t>
+      </w:r>
+      <w:r>
+        <w:rPr>
+          <w:rFonts w:ascii="Times New Roman" w:eastAsia="宋体" w:hAnsi="Times New Roman" w:cs="Times New Roman" w:hint="eastAsia"/>
+        </w:rPr>
+        <w:t>Ctrl+Shift+O</w:t>
+      </w:r>
+    </w:p>
+    <w:p>
+      <w:pPr>
+        <w:ind w:firstLineChars="200" w:firstLine="440"/>
+        <w:rPr>
+          <w:rFonts w:ascii="Times New Roman" w:eastAsia="宋体" w:hAnsi="Times New Roman" w:cs="Times New Roman"/>
+        </w:rPr>
+      </w:pPr>
+      <w:r>
+        <w:rPr>
+          <w:rFonts w:ascii="Times New Roman" w:eastAsia="宋体" w:hAnsi="Times New Roman" w:cs="Times New Roman" w:hint="eastAsia"/>
+        </w:rPr>
+        <w:t>重新加载游戏目录：当检测到打开的地图文件位于另一个尤复游戏文件夹下时，会提示是否重新加载对应目录的游戏资源</w:t>
+      </w:r>
+    </w:p>
+    <w:p>
+      <w:pPr>
+        <w:ind w:firstLineChars="200" w:firstLine="440"/>
+        <w:rPr>
+          <w:rFonts w:ascii="Times New Roman" w:eastAsia="宋体" w:hAnsi="Times New Roman" w:cs="Times New Roman"/>
+        </w:rPr>
+      </w:pPr>
+      <w:r>
+        <w:rPr>
+          <w:rFonts w:ascii="Times New Roman" w:eastAsia="宋体" w:hAnsi="Times New Roman" w:cs="Times New Roman" w:hint="eastAsia"/>
+        </w:rPr>
+        <w:t>CSF</w:t>
+      </w:r>
+      <w:r>
+        <w:rPr>
+          <w:rFonts w:ascii="Times New Roman" w:eastAsia="宋体" w:hAnsi="Times New Roman" w:cs="Times New Roman" w:hint="eastAsia"/>
+        </w:rPr>
+        <w:t>浏览器：可以浏览、搜索当前加载的全部</w:t>
+      </w:r>
+      <w:r>
+        <w:rPr>
+          <w:rFonts w:ascii="Times New Roman" w:eastAsia="宋体" w:hAnsi="Times New Roman" w:cs="Times New Roman" w:hint="eastAsia"/>
+        </w:rPr>
+        <w:t>CSF</w:t>
+      </w:r>
+      <w:r>
+        <w:rPr>
+          <w:rFonts w:ascii="Times New Roman" w:eastAsia="宋体" w:hAnsi="Times New Roman" w:cs="Times New Roman" w:hint="eastAsia"/>
+        </w:rPr>
+        <w:t>文本，也可以立即重新加载</w:t>
+      </w:r>
+      <w:r>
+        <w:rPr>
+          <w:rFonts w:ascii="Times New Roman" w:eastAsia="宋体" w:hAnsi="Times New Roman" w:cs="Times New Roman" w:hint="eastAsia"/>
+        </w:rPr>
+        <w:t>CSF</w:t>
+      </w:r>
+      <w:r>
+        <w:rPr>
+          <w:rFonts w:ascii="Times New Roman" w:eastAsia="宋体" w:hAnsi="Times New Roman" w:cs="Times New Roman" w:hint="eastAsia"/>
+        </w:rPr>
+        <w:t>文件，还可以快捷为触发事件的对应参数选择文本标签</w:t>
+      </w:r>
+    </w:p>
+    <w:p>
+      <w:pPr>
+        <w:ind w:firstLineChars="200" w:firstLine="440"/>
+        <w:rPr>
+          <w:rFonts w:ascii="Times New Roman" w:eastAsia="宋体" w:hAnsi="Times New Roman" w:cs="Times New Roman"/>
+        </w:rPr>
+      </w:pPr>
+      <w:r>
+        <w:rPr>
+          <w:rFonts w:ascii="Times New Roman" w:eastAsia="宋体" w:hAnsi="Times New Roman" w:cs="Times New Roman" w:hint="eastAsia"/>
+        </w:rPr>
+        <w:t>LLF</w:t>
+      </w:r>
+      <w:r>
+        <w:rPr>
+          <w:rFonts w:ascii="Times New Roman" w:eastAsia="宋体" w:hAnsi="Times New Roman" w:cs="Times New Roman" w:hint="eastAsia"/>
+        </w:rPr>
+        <w:t>与</w:t>
+      </w:r>
+      <w:r>
+        <w:rPr>
+          <w:rFonts w:ascii="Times New Roman" w:eastAsia="宋体" w:hAnsi="Times New Roman" w:cs="Times New Roman" w:hint="eastAsia"/>
+        </w:rPr>
+        <w:t>ECS</w:t>
+      </w:r>
+      <w:r>
+        <w:rPr>
+          <w:rFonts w:ascii="Times New Roman" w:eastAsia="宋体" w:hAnsi="Times New Roman" w:cs="Times New Roman" w:hint="eastAsia"/>
+        </w:rPr>
+        <w:t>格式：支持</w:t>
+      </w:r>
+      <w:r>
+        <w:rPr>
+          <w:rFonts w:ascii="Times New Roman" w:eastAsia="宋体" w:hAnsi="Times New Roman" w:cs="Times New Roman" w:hint="eastAsia"/>
+        </w:rPr>
+        <w:t>LLF</w:t>
+      </w:r>
+      <w:r>
+        <w:rPr>
+          <w:rFonts w:ascii="Times New Roman" w:eastAsia="宋体" w:hAnsi="Times New Roman" w:cs="Times New Roman" w:hint="eastAsia"/>
+        </w:rPr>
+        <w:t>与</w:t>
+      </w:r>
+      <w:r>
+        <w:rPr>
+          <w:rFonts w:ascii="Times New Roman" w:eastAsia="宋体" w:hAnsi="Times New Roman" w:cs="Times New Roman" w:hint="eastAsia"/>
+        </w:rPr>
+        <w:t>ECS</w:t>
+      </w:r>
+      <w:r>
+        <w:rPr>
+          <w:rFonts w:ascii="Times New Roman" w:eastAsia="宋体" w:hAnsi="Times New Roman" w:cs="Times New Roman" w:hint="eastAsia"/>
+        </w:rPr>
+        <w:t>格式的</w:t>
+      </w:r>
+      <w:r>
+        <w:rPr>
+          <w:rFonts w:ascii="Times New Roman" w:eastAsia="宋体" w:hAnsi="Times New Roman" w:cs="Times New Roman" w:hint="eastAsia"/>
+        </w:rPr>
+        <w:t>字符串表</w:t>
+      </w:r>
+      <w:r>
+        <w:rPr>
+          <w:rFonts w:ascii="Times New Roman" w:eastAsia="宋体" w:hAnsi="Times New Roman" w:cs="Times New Roman" w:hint="eastAsia"/>
+        </w:rPr>
+        <w:t>（</w:t>
+      </w:r>
+      <w:r>
+        <w:rPr>
+          <w:rFonts w:ascii="Times New Roman" w:eastAsia="宋体" w:hAnsi="Times New Roman" w:cs="Times New Roman" w:hint="eastAsia"/>
+        </w:rPr>
+        <w:t>Stringtable</w:t>
+      </w:r>
+      <w:r>
+        <w:rPr>
+          <w:rFonts w:ascii="Times New Roman" w:eastAsia="宋体" w:hAnsi="Times New Roman" w:cs="Times New Roman" w:hint="eastAsia"/>
+        </w:rPr>
+        <w:t>）文件读取</w:t>
+      </w:r>
+    </w:p>
+    <w:p>
+      <w:pPr>
+        <w:ind w:firstLineChars="200" w:firstLine="440"/>
+        <w:rPr>
+          <w:rFonts w:ascii="Times New Roman" w:eastAsia="宋体" w:hAnsi="Times New Roman" w:cs="Times New Roman"/>
+        </w:rPr>
+      </w:pPr>
+      <w:r>
+        <w:rPr>
+          <w:rFonts w:ascii="Times New Roman" w:eastAsia="宋体" w:hAnsi="Times New Roman" w:cs="Times New Roman" w:hint="eastAsia"/>
+        </w:rPr>
+        <w:t>下拉菜单内搜索：触发、作战小队、特遣部队、动作脚本、</w:t>
+      </w:r>
+      <w:r>
+        <w:rPr>
+          <w:rFonts w:ascii="Times New Roman" w:eastAsia="宋体" w:hAnsi="Times New Roman" w:cs="Times New Roman" w:hint="eastAsia"/>
+        </w:rPr>
+        <w:t>AI</w:t>
+      </w:r>
+      <w:r>
+        <w:rPr>
+          <w:rFonts w:ascii="Times New Roman" w:eastAsia="宋体" w:hAnsi="Times New Roman" w:cs="Times New Roman" w:hint="eastAsia"/>
+        </w:rPr>
+        <w:t>编辑器的下拉菜单均支持直接输入文本，搜索对应标签</w:t>
+      </w:r>
+      <w:r>
+        <w:rPr>
+          <w:rFonts w:ascii="Times New Roman" w:eastAsia="宋体" w:hAnsi="Times New Roman" w:cs="Times New Roman" w:hint="eastAsia"/>
+        </w:rPr>
+        <w:t>支持使用通配符</w:t>
+      </w:r>
+      <w:r>
+        <w:rPr>
+          <w:rFonts w:ascii="Times New Roman" w:eastAsia="宋体" w:hAnsi="Times New Roman" w:cs="Times New Roman" w:hint="eastAsia"/>
+        </w:rPr>
+        <w:t>*</w:t>
+      </w:r>
+      <w:r>
+        <w:rPr>
+          <w:rFonts w:ascii="Times New Roman" w:eastAsia="宋体" w:hAnsi="Times New Roman" w:cs="Times New Roman" w:hint="eastAsia"/>
+        </w:rPr>
+        <w:t>与</w:t>
+      </w:r>
+      <w:r>
+        <w:rPr>
+          <w:rFonts w:ascii="Times New Roman" w:eastAsia="宋体" w:hAnsi="Times New Roman" w:cs="Times New Roman" w:hint="eastAsia"/>
+        </w:rPr>
+        <w:t>|</w:t>
+      </w:r>
+    </w:p>
+    <w:p>
+      <w:pPr>
+        <w:ind w:firstLineChars="200" w:firstLine="440"/>
+        <w:rPr>
+          <w:rFonts w:ascii="Times New Roman" w:eastAsia="宋体" w:hAnsi="Times New Roman" w:cs="Times New Roman"/>
+        </w:rPr>
+      </w:pPr>
+      <w:r>
+        <w:rPr>
+          <w:rFonts w:ascii="Times New Roman" w:eastAsia="宋体" w:hAnsi="Times New Roman" w:cs="Times New Roman" w:hint="eastAsia"/>
+        </w:rPr>
+        <w:t>查找引用：触发、作战小队、特遣部队、动作脚本编辑器新增“查找引用”按键，可以查找引用了当前对象的对象</w:t>
+      </w:r>
+    </w:p>
+    <w:p>
+      <w:pPr>
+        <w:ind w:firstLineChars="200" w:firstLine="440"/>
+        <w:rPr>
+          <w:rFonts w:ascii="Times New Roman" w:eastAsia="宋体" w:hAnsi="Times New Roman" w:cs="Times New Roman"/>
+        </w:rPr>
+      </w:pPr>
+      <w:r>
+        <w:rPr>
+          <w:rFonts w:ascii="Times New Roman" w:eastAsia="宋体" w:hAnsi="Times New Roman" w:cs="Times New Roman" w:hint="eastAsia"/>
+        </w:rPr>
+        <w:t>自动计算</w:t>
+      </w:r>
+      <w:r>
+        <w:rPr>
+          <w:rFonts w:ascii="Times New Roman" w:eastAsia="宋体" w:hAnsi="Times New Roman" w:cs="Times New Roman" w:hint="eastAsia"/>
+        </w:rPr>
+        <w:t>LAT</w:t>
+      </w:r>
+      <w:r>
+        <w:rPr>
+          <w:rFonts w:ascii="Times New Roman" w:eastAsia="宋体" w:hAnsi="Times New Roman" w:cs="Times New Roman" w:hint="eastAsia"/>
+        </w:rPr>
+        <w:t>：位于</w:t>
+      </w:r>
+      <w:r>
+        <w:rPr>
+          <w:rFonts w:ascii="Times New Roman" w:eastAsia="宋体" w:hAnsi="Times New Roman" w:cs="Times New Roman" w:hint="eastAsia"/>
+        </w:rPr>
+        <w:t>菜单栏</w:t>
+      </w:r>
+      <w:r>
+        <w:rPr>
+          <w:rFonts w:ascii="Times New Roman" w:eastAsia="宋体" w:hAnsi="Times New Roman" w:cs="Times New Roman" w:hint="eastAsia"/>
+        </w:rPr>
+        <w:t>-</w:t>
+      </w:r>
+      <w:r>
+        <w:rPr>
+          <w:rFonts w:ascii="Times New Roman" w:eastAsia="宋体" w:hAnsi="Times New Roman" w:cs="Times New Roman" w:hint="eastAsia"/>
+        </w:rPr>
+        <w:t>地图工具中，会按照游戏引擎逻辑重绘全图的</w:t>
+      </w:r>
+      <w:r>
+        <w:rPr>
+          <w:rFonts w:ascii="Times New Roman" w:eastAsia="宋体" w:hAnsi="Times New Roman" w:cs="Times New Roman" w:hint="eastAsia"/>
+        </w:rPr>
+        <w:t>LAT</w:t>
+      </w:r>
+    </w:p>
+    <w:p>
+      <w:pPr>
+        <w:ind w:firstLineChars="200" w:firstLine="440"/>
+        <w:rPr>
+          <w:rFonts w:ascii="Times New Roman" w:eastAsia="宋体" w:hAnsi="Times New Roman" w:cs="Times New Roman"/>
+        </w:rPr>
+      </w:pPr>
+      <w:r>
+        <w:rPr>
+          <w:rFonts w:ascii="Times New Roman" w:eastAsia="宋体" w:hAnsi="Times New Roman" w:cs="Times New Roman" w:hint="eastAsia"/>
+        </w:rPr>
+        <w:t>重绘水面：位于</w:t>
+      </w:r>
+      <w:r>
+        <w:rPr>
+          <w:rFonts w:ascii="Times New Roman" w:eastAsia="宋体" w:hAnsi="Times New Roman" w:cs="Times New Roman" w:hint="eastAsia"/>
+        </w:rPr>
+        <w:t>菜单栏</w:t>
+      </w:r>
+      <w:r>
+        <w:rPr>
+          <w:rFonts w:ascii="Times New Roman" w:eastAsia="宋体" w:hAnsi="Times New Roman" w:cs="Times New Roman" w:hint="eastAsia"/>
+        </w:rPr>
+        <w:t>-</w:t>
+      </w:r>
+      <w:r>
+        <w:rPr>
+          <w:rFonts w:ascii="Times New Roman" w:eastAsia="宋体" w:hAnsi="Times New Roman" w:cs="Times New Roman" w:hint="eastAsia"/>
+        </w:rPr>
+        <w:t>地图工具中，会重新生成全图水面，消除不完整的水面</w:t>
+      </w:r>
+    </w:p>
+    <w:p>
+      <w:pPr>
+        <w:ind w:firstLineChars="200" w:firstLine="440"/>
+        <w:rPr>
+          <w:rFonts w:ascii="Times New Roman" w:eastAsia="宋体" w:hAnsi="Times New Roman" w:cs="Times New Roman"/>
+        </w:rPr>
+      </w:pPr>
+      <w:r>
+        <w:rPr>
+          <w:rFonts w:ascii="Times New Roman" w:eastAsia="宋体" w:hAnsi="Times New Roman" w:cs="Times New Roman" w:hint="eastAsia"/>
+        </w:rPr>
+        <w:t>军衔显示：可以显示地图上单位的经验等级</w:t>
+      </w:r>
+    </w:p>
+    <w:p>
+      <w:pPr>
+        <w:ind w:firstLineChars="200" w:firstLine="440"/>
+        <w:rPr>
+          <w:rFonts w:ascii="Times New Roman" w:eastAsia="宋体" w:hAnsi="Times New Roman" w:cs="Times New Roman"/>
+        </w:rPr>
+      </w:pPr>
+      <w:r>
+        <w:rPr>
+          <w:rFonts w:ascii="Times New Roman" w:eastAsia="宋体" w:hAnsi="Times New Roman" w:cs="Times New Roman" w:hint="eastAsia"/>
+        </w:rPr>
+        <w:t>不可通行单元显示：位于菜单栏</w:t>
+      </w:r>
+      <w:r>
+        <w:rPr>
+          <w:rFonts w:ascii="Times New Roman" w:eastAsia="宋体" w:hAnsi="Times New Roman" w:cs="Times New Roman" w:hint="eastAsia"/>
+        </w:rPr>
+        <w:t>-</w:t>
+      </w:r>
+      <w:r>
+        <w:rPr>
+          <w:rFonts w:ascii="Times New Roman" w:eastAsia="宋体" w:hAnsi="Times New Roman" w:cs="Times New Roman" w:hint="eastAsia"/>
+        </w:rPr>
+        <w:t>图层中，可以显示所有单位都无法到达的单元格</w:t>
+      </w:r>
+    </w:p>
+    <w:p>
+      <w:pPr>
+        <w:ind w:firstLineChars="200" w:firstLine="440"/>
+        <w:rPr>
+          <w:rFonts w:ascii="Times New Roman" w:eastAsia="宋体" w:hAnsi="Times New Roman" w:cs="Times New Roman"/>
+        </w:rPr>
+      </w:pPr>
+      <w:r>
+        <w:rPr>
+          <w:rFonts w:ascii="Times New Roman" w:eastAsia="宋体" w:hAnsi="Times New Roman" w:cs="Times New Roman" w:hint="eastAsia"/>
+        </w:rPr>
+        <w:t>建筑、步兵、车辆、飞行器、基地节点、单元标记筛选：位于菜单栏</w:t>
+      </w:r>
+      <w:r>
+        <w:rPr>
+          <w:rFonts w:ascii="Times New Roman" w:eastAsia="宋体" w:hAnsi="Times New Roman" w:cs="Times New Roman" w:hint="eastAsia"/>
+        </w:rPr>
+        <w:t>-</w:t>
+      </w:r>
+      <w:r>
+        <w:rPr>
+          <w:rFonts w:ascii="Times New Roman" w:eastAsia="宋体" w:hAnsi="Times New Roman" w:cs="Times New Roman" w:hint="eastAsia"/>
+        </w:rPr>
+        <w:t>图层中，可以设置多种条件，仅显示符合条件的对象</w:t>
+      </w:r>
+    </w:p>
+    <w:p>
+      <w:pPr>
+        <w:ind w:firstLineChars="200" w:firstLine="440"/>
+        <w:rPr>
+          <w:rFonts w:ascii="Times New Roman" w:eastAsia="宋体" w:hAnsi="Times New Roman" w:cs="Times New Roman"/>
+        </w:rPr>
+      </w:pPr>
+      <w:r>
+        <w:rPr>
+          <w:rFonts w:ascii="Times New Roman" w:eastAsia="宋体" w:hAnsi="Times New Roman" w:cs="Times New Roman" w:hint="eastAsia"/>
+        </w:rPr>
+        <w:t>标签列表：位于地形浏览器的菜单栏中，支持查阅触发与关联对象</w:t>
+      </w:r>
+    </w:p>
+    <w:p>
+      <w:pPr>
+        <w:ind w:firstLineChars="200" w:firstLine="440"/>
+        <w:rPr>
+          <w:rFonts w:ascii="Times New Roman" w:eastAsia="宋体" w:hAnsi="Times New Roman" w:cs="Times New Roman"/>
+        </w:rPr>
+      </w:pPr>
+      <w:r>
+        <w:rPr>
+          <w:rFonts w:ascii="Times New Roman" w:eastAsia="宋体" w:hAnsi="Times New Roman" w:cs="Times New Roman" w:hint="eastAsia"/>
+        </w:rPr>
+        <w:t>小队列表：位于地形浏览器的菜单栏中</w:t>
+      </w:r>
+    </w:p>
+    <w:p>
+      <w:pPr>
+        <w:ind w:firstLineChars="200" w:firstLine="440"/>
+        <w:rPr>
+          <w:rFonts w:ascii="Times New Roman" w:eastAsia="宋体" w:hAnsi="Times New Roman" w:cs="Times New Roman"/>
+        </w:rPr>
+      </w:pPr>
+      <w:r>
+        <w:rPr>
+          <w:rFonts w:ascii="Times New Roman" w:eastAsia="宋体" w:hAnsi="Times New Roman" w:cs="Times New Roman" w:hint="eastAsia"/>
+        </w:rPr>
         <w:lastRenderedPageBreak/>
-        <w:t>新增功能</w:t>
+        <w:t>特遣列表：位于地形浏览器的菜单栏中</w:t>
       </w:r>
     </w:p>
     <w:p>
@@ -21116,517 +21639,6 @@
         <w:rPr>
           <w:rFonts w:ascii="Times New Roman" w:eastAsia="宋体" w:hAnsi="Times New Roman" w:cs="Times New Roman" w:hint="eastAsia"/>
         </w:rPr>
-        <w:t>随机摆放对象：支持步兵、车辆、飞行器、建筑、污染、</w:t>
-      </w:r>
-      <w:r>
-        <w:rPr>
-          <w:rFonts w:ascii="Times New Roman" w:eastAsia="宋体" w:hAnsi="Times New Roman" w:cs="Times New Roman" w:hint="eastAsia"/>
-        </w:rPr>
-        <w:t>覆盖物</w:t>
-      </w:r>
-      <w:r>
-        <w:rPr>
-          <w:rFonts w:ascii="Times New Roman" w:eastAsia="宋体" w:hAnsi="Times New Roman" w:cs="Times New Roman" w:hint="eastAsia"/>
-        </w:rPr>
-        <w:t>的随机摆放，预设存储在</w:t>
-      </w:r>
-      <w:r>
-        <w:rPr>
-          <w:rFonts w:ascii="Times New Roman" w:eastAsia="宋体" w:hAnsi="Times New Roman" w:cs="Times New Roman" w:hint="eastAsia"/>
-        </w:rPr>
-        <w:t>FAData.ini</w:t>
-      </w:r>
-      <w:r>
-        <w:rPr>
-          <w:rFonts w:ascii="Times New Roman" w:eastAsia="宋体" w:hAnsi="Times New Roman" w:cs="Times New Roman" w:hint="eastAsia"/>
-        </w:rPr>
-        <w:t>中</w:t>
-      </w:r>
-    </w:p>
-    <w:p>
-      <w:pPr>
-        <w:ind w:firstLineChars="200" w:firstLine="440"/>
-        <w:rPr>
-          <w:rFonts w:ascii="Times New Roman" w:eastAsia="宋体" w:hAnsi="Times New Roman" w:cs="Times New Roman"/>
-        </w:rPr>
-      </w:pPr>
-      <w:r>
-        <w:rPr>
-          <w:rFonts w:ascii="Times New Roman" w:eastAsia="宋体" w:hAnsi="Times New Roman" w:cs="Times New Roman" w:hint="eastAsia"/>
-        </w:rPr>
-        <w:t>基地节点顺序显示与调整：在基地节点上方会显示它的建造顺序，同时在物品浏览器中提供了上移节点与下移节点功能</w:t>
-      </w:r>
-    </w:p>
-    <w:p>
-      <w:pPr>
-        <w:ind w:firstLineChars="200" w:firstLine="440"/>
-        <w:rPr>
-          <w:rFonts w:ascii="Times New Roman" w:eastAsia="宋体" w:hAnsi="Times New Roman" w:cs="Times New Roman"/>
-        </w:rPr>
-      </w:pPr>
-      <w:r>
-        <w:rPr>
-          <w:rFonts w:ascii="Times New Roman" w:eastAsia="宋体" w:hAnsi="Times New Roman" w:cs="Times New Roman" w:hint="eastAsia"/>
-        </w:rPr>
-        <w:t>属性查看：位于物品浏览器中，可以实时显示鼠标所指对象的各类属性</w:t>
-      </w:r>
-      <w:r>
-        <w:rPr>
-          <w:rFonts w:ascii="Times New Roman" w:eastAsia="宋体" w:hAnsi="Times New Roman" w:cs="Times New Roman" w:hint="eastAsia"/>
-        </w:rPr>
-        <w:t>，如单位属性、路径点关联的触发或小队、武器射程、地表类型等</w:t>
-      </w:r>
-    </w:p>
-    <w:p>
-      <w:pPr>
-        <w:ind w:firstLineChars="200" w:firstLine="440"/>
-        <w:rPr>
-          <w:rFonts w:ascii="Times New Roman" w:eastAsia="宋体" w:hAnsi="Times New Roman" w:cs="Times New Roman"/>
-        </w:rPr>
-      </w:pPr>
-      <w:r>
-        <w:rPr>
-          <w:rFonts w:ascii="Times New Roman" w:eastAsia="宋体" w:hAnsi="Times New Roman" w:cs="Times New Roman" w:hint="eastAsia"/>
-        </w:rPr>
-        <w:t>绘制连接地形：位于物品浏览器中，可以以地形块为单位，根据鼠标相对位置，自动绘制如悬崖、海岸、小路等连接地形。相较于</w:t>
-      </w:r>
-      <w:r>
-        <w:rPr>
-          <w:rFonts w:ascii="Times New Roman" w:eastAsia="宋体" w:hAnsi="Times New Roman" w:cs="Times New Roman" w:hint="eastAsia"/>
-        </w:rPr>
-        <w:t>WAE</w:t>
-      </w:r>
-      <w:r>
-        <w:rPr>
-          <w:rFonts w:ascii="Times New Roman" w:eastAsia="宋体" w:hAnsi="Times New Roman" w:cs="Times New Roman" w:hint="eastAsia"/>
-        </w:rPr>
-        <w:t>的同类功能，提供了更加精细的控制权</w:t>
-      </w:r>
-    </w:p>
-    <w:p>
-      <w:pPr>
-        <w:ind w:firstLineChars="200" w:firstLine="440"/>
-        <w:rPr>
-          <w:rFonts w:ascii="Times New Roman" w:eastAsia="宋体" w:hAnsi="Times New Roman" w:cs="Times New Roman"/>
-        </w:rPr>
-      </w:pPr>
-      <w:r>
-        <w:rPr>
-          <w:rFonts w:ascii="Times New Roman" w:eastAsia="宋体" w:hAnsi="Times New Roman" w:cs="Times New Roman" w:hint="eastAsia"/>
-        </w:rPr>
-        <w:t>重载地图：支持快捷重新打开当前地图，快捷键为</w:t>
-      </w:r>
-      <w:r>
-        <w:rPr>
-          <w:rFonts w:ascii="Times New Roman" w:eastAsia="宋体" w:hAnsi="Times New Roman" w:cs="Times New Roman" w:hint="eastAsia"/>
-        </w:rPr>
-        <w:t>Ctrl+Shift+O</w:t>
-      </w:r>
-    </w:p>
-    <w:p>
-      <w:pPr>
-        <w:ind w:firstLineChars="200" w:firstLine="440"/>
-        <w:rPr>
-          <w:rFonts w:ascii="Times New Roman" w:eastAsia="宋体" w:hAnsi="Times New Roman" w:cs="Times New Roman"/>
-        </w:rPr>
-      </w:pPr>
-      <w:r>
-        <w:rPr>
-          <w:rFonts w:ascii="Times New Roman" w:eastAsia="宋体" w:hAnsi="Times New Roman" w:cs="Times New Roman" w:hint="eastAsia"/>
-        </w:rPr>
-        <w:t>重新加载游戏目录：当检测到打开的地图文件位于另一个尤复游戏文件夹下时，会提示是否重新加载对应目录的游戏资源</w:t>
-      </w:r>
-    </w:p>
-    <w:p>
-      <w:pPr>
-        <w:ind w:firstLineChars="200" w:firstLine="440"/>
-        <w:rPr>
-          <w:rFonts w:ascii="Times New Roman" w:eastAsia="宋体" w:hAnsi="Times New Roman" w:cs="Times New Roman"/>
-        </w:rPr>
-      </w:pPr>
-      <w:r>
-        <w:rPr>
-          <w:rFonts w:ascii="Times New Roman" w:eastAsia="宋体" w:hAnsi="Times New Roman" w:cs="Times New Roman" w:hint="eastAsia"/>
-        </w:rPr>
-        <w:t>CSF</w:t>
-      </w:r>
-      <w:r>
-        <w:rPr>
-          <w:rFonts w:ascii="Times New Roman" w:eastAsia="宋体" w:hAnsi="Times New Roman" w:cs="Times New Roman" w:hint="eastAsia"/>
-        </w:rPr>
-        <w:t>浏览器：可以浏览、搜索当前加载的全部</w:t>
-      </w:r>
-      <w:r>
-        <w:rPr>
-          <w:rFonts w:ascii="Times New Roman" w:eastAsia="宋体" w:hAnsi="Times New Roman" w:cs="Times New Roman" w:hint="eastAsia"/>
-        </w:rPr>
-        <w:t>CSF</w:t>
-      </w:r>
-      <w:r>
-        <w:rPr>
-          <w:rFonts w:ascii="Times New Roman" w:eastAsia="宋体" w:hAnsi="Times New Roman" w:cs="Times New Roman" w:hint="eastAsia"/>
-        </w:rPr>
-        <w:t>文本，也可以立即重新加载</w:t>
-      </w:r>
-      <w:r>
-        <w:rPr>
-          <w:rFonts w:ascii="Times New Roman" w:eastAsia="宋体" w:hAnsi="Times New Roman" w:cs="Times New Roman" w:hint="eastAsia"/>
-        </w:rPr>
-        <w:t>CSF</w:t>
-      </w:r>
-      <w:r>
-        <w:rPr>
-          <w:rFonts w:ascii="Times New Roman" w:eastAsia="宋体" w:hAnsi="Times New Roman" w:cs="Times New Roman" w:hint="eastAsia"/>
-        </w:rPr>
-        <w:t>文件，还可以快捷为触发事件的对应参数选择文本标签</w:t>
-      </w:r>
-    </w:p>
-    <w:p>
-      <w:pPr>
-        <w:ind w:firstLineChars="200" w:firstLine="440"/>
-        <w:rPr>
-          <w:rFonts w:ascii="Times New Roman" w:eastAsia="宋体" w:hAnsi="Times New Roman" w:cs="Times New Roman"/>
-        </w:rPr>
-      </w:pPr>
-      <w:r>
-        <w:rPr>
-          <w:rFonts w:ascii="Times New Roman" w:eastAsia="宋体" w:hAnsi="Times New Roman" w:cs="Times New Roman" w:hint="eastAsia"/>
-        </w:rPr>
-        <w:t>LLF</w:t>
-      </w:r>
-      <w:r>
-        <w:rPr>
-          <w:rFonts w:ascii="Times New Roman" w:eastAsia="宋体" w:hAnsi="Times New Roman" w:cs="Times New Roman" w:hint="eastAsia"/>
-        </w:rPr>
-        <w:t>与</w:t>
-      </w:r>
-      <w:r>
-        <w:rPr>
-          <w:rFonts w:ascii="Times New Roman" w:eastAsia="宋体" w:hAnsi="Times New Roman" w:cs="Times New Roman" w:hint="eastAsia"/>
-        </w:rPr>
-        <w:t>ECS</w:t>
-      </w:r>
-      <w:r>
-        <w:rPr>
-          <w:rFonts w:ascii="Times New Roman" w:eastAsia="宋体" w:hAnsi="Times New Roman" w:cs="Times New Roman" w:hint="eastAsia"/>
-        </w:rPr>
-        <w:t>格式：支持</w:t>
-      </w:r>
-      <w:r>
-        <w:rPr>
-          <w:rFonts w:ascii="Times New Roman" w:eastAsia="宋体" w:hAnsi="Times New Roman" w:cs="Times New Roman" w:hint="eastAsia"/>
-        </w:rPr>
-        <w:t>LLF</w:t>
-      </w:r>
-      <w:r>
-        <w:rPr>
-          <w:rFonts w:ascii="Times New Roman" w:eastAsia="宋体" w:hAnsi="Times New Roman" w:cs="Times New Roman" w:hint="eastAsia"/>
-        </w:rPr>
-        <w:t>与</w:t>
-      </w:r>
-      <w:r>
-        <w:rPr>
-          <w:rFonts w:ascii="Times New Roman" w:eastAsia="宋体" w:hAnsi="Times New Roman" w:cs="Times New Roman" w:hint="eastAsia"/>
-        </w:rPr>
-        <w:t>ECS</w:t>
-      </w:r>
-      <w:r>
-        <w:rPr>
-          <w:rFonts w:ascii="Times New Roman" w:eastAsia="宋体" w:hAnsi="Times New Roman" w:cs="Times New Roman" w:hint="eastAsia"/>
-        </w:rPr>
-        <w:t>格式的</w:t>
-      </w:r>
-      <w:r>
-        <w:rPr>
-          <w:rFonts w:ascii="Times New Roman" w:eastAsia="宋体" w:hAnsi="Times New Roman" w:cs="Times New Roman" w:hint="eastAsia"/>
-        </w:rPr>
-        <w:t>字符串表</w:t>
-      </w:r>
-      <w:r>
-        <w:rPr>
-          <w:rFonts w:ascii="Times New Roman" w:eastAsia="宋体" w:hAnsi="Times New Roman" w:cs="Times New Roman" w:hint="eastAsia"/>
-        </w:rPr>
-        <w:t>（</w:t>
-      </w:r>
-      <w:r>
-        <w:rPr>
-          <w:rFonts w:ascii="Times New Roman" w:eastAsia="宋体" w:hAnsi="Times New Roman" w:cs="Times New Roman" w:hint="eastAsia"/>
-        </w:rPr>
-        <w:t>Stringtable</w:t>
-      </w:r>
-      <w:r>
-        <w:rPr>
-          <w:rFonts w:ascii="Times New Roman" w:eastAsia="宋体" w:hAnsi="Times New Roman" w:cs="Times New Roman" w:hint="eastAsia"/>
-        </w:rPr>
-        <w:t>）文件读取</w:t>
-      </w:r>
-    </w:p>
-    <w:p>
-      <w:pPr>
-        <w:ind w:firstLineChars="200" w:firstLine="440"/>
-        <w:rPr>
-          <w:rFonts w:ascii="Times New Roman" w:eastAsia="宋体" w:hAnsi="Times New Roman" w:cs="Times New Roman"/>
-        </w:rPr>
-      </w:pPr>
-      <w:r>
-        <w:rPr>
-          <w:rFonts w:ascii="Times New Roman" w:eastAsia="宋体" w:hAnsi="Times New Roman" w:cs="Times New Roman" w:hint="eastAsia"/>
-        </w:rPr>
-        <w:t>下拉菜单内搜索：触发、作战小队、特遣部队、动作脚本、</w:t>
-      </w:r>
-      <w:r>
-        <w:rPr>
-          <w:rFonts w:ascii="Times New Roman" w:eastAsia="宋体" w:hAnsi="Times New Roman" w:cs="Times New Roman" w:hint="eastAsia"/>
-        </w:rPr>
-        <w:t>AI</w:t>
-      </w:r>
-      <w:r>
-        <w:rPr>
-          <w:rFonts w:ascii="Times New Roman" w:eastAsia="宋体" w:hAnsi="Times New Roman" w:cs="Times New Roman" w:hint="eastAsia"/>
-        </w:rPr>
-        <w:t>编辑器的下拉菜单均支持直接输入文本，搜索对应标签</w:t>
-      </w:r>
-      <w:r>
-        <w:rPr>
-          <w:rFonts w:ascii="Times New Roman" w:eastAsia="宋体" w:hAnsi="Times New Roman" w:cs="Times New Roman" w:hint="eastAsia"/>
-        </w:rPr>
-        <w:t>支持使用通配符</w:t>
-      </w:r>
-      <w:r>
-        <w:rPr>
-          <w:rFonts w:ascii="Times New Roman" w:eastAsia="宋体" w:hAnsi="Times New Roman" w:cs="Times New Roman" w:hint="eastAsia"/>
-        </w:rPr>
-        <w:t>*</w:t>
-      </w:r>
-      <w:r>
-        <w:rPr>
-          <w:rFonts w:ascii="Times New Roman" w:eastAsia="宋体" w:hAnsi="Times New Roman" w:cs="Times New Roman" w:hint="eastAsia"/>
-        </w:rPr>
-        <w:t>与</w:t>
-      </w:r>
-      <w:r>
-        <w:rPr>
-          <w:rFonts w:ascii="Times New Roman" w:eastAsia="宋体" w:hAnsi="Times New Roman" w:cs="Times New Roman" w:hint="eastAsia"/>
-        </w:rPr>
-        <w:t>|</w:t>
-      </w:r>
-    </w:p>
-    <w:p>
-      <w:pPr>
-        <w:ind w:firstLineChars="200" w:firstLine="440"/>
-        <w:rPr>
-          <w:rFonts w:ascii="Times New Roman" w:eastAsia="宋体" w:hAnsi="Times New Roman" w:cs="Times New Roman"/>
-        </w:rPr>
-      </w:pPr>
-      <w:r>
-        <w:rPr>
-          <w:rFonts w:ascii="Times New Roman" w:eastAsia="宋体" w:hAnsi="Times New Roman" w:cs="Times New Roman" w:hint="eastAsia"/>
-        </w:rPr>
-        <w:t>查找引用：触发、作战小队、特遣部队、动作脚本编辑器新增“查找引用”按键，可以查找引用了当前对象的对象</w:t>
-      </w:r>
-    </w:p>
-    <w:p>
-      <w:pPr>
-        <w:ind w:firstLineChars="200" w:firstLine="440"/>
-        <w:rPr>
-          <w:rFonts w:ascii="Times New Roman" w:eastAsia="宋体" w:hAnsi="Times New Roman" w:cs="Times New Roman"/>
-        </w:rPr>
-      </w:pPr>
-      <w:r>
-        <w:rPr>
-          <w:rFonts w:ascii="Times New Roman" w:eastAsia="宋体" w:hAnsi="Times New Roman" w:cs="Times New Roman" w:hint="eastAsia"/>
-        </w:rPr>
-        <w:t>自动计算</w:t>
-      </w:r>
-      <w:r>
-        <w:rPr>
-          <w:rFonts w:ascii="Times New Roman" w:eastAsia="宋体" w:hAnsi="Times New Roman" w:cs="Times New Roman" w:hint="eastAsia"/>
-        </w:rPr>
-        <w:t>LAT</w:t>
-      </w:r>
-      <w:r>
-        <w:rPr>
-          <w:rFonts w:ascii="Times New Roman" w:eastAsia="宋体" w:hAnsi="Times New Roman" w:cs="Times New Roman" w:hint="eastAsia"/>
-        </w:rPr>
-        <w:t>：位于</w:t>
-      </w:r>
-      <w:r>
-        <w:rPr>
-          <w:rFonts w:ascii="Times New Roman" w:eastAsia="宋体" w:hAnsi="Times New Roman" w:cs="Times New Roman" w:hint="eastAsia"/>
-        </w:rPr>
-        <w:t>菜单栏</w:t>
-      </w:r>
-      <w:r>
-        <w:rPr>
-          <w:rFonts w:ascii="Times New Roman" w:eastAsia="宋体" w:hAnsi="Times New Roman" w:cs="Times New Roman" w:hint="eastAsia"/>
-        </w:rPr>
-        <w:t>-</w:t>
-      </w:r>
-      <w:r>
-        <w:rPr>
-          <w:rFonts w:ascii="Times New Roman" w:eastAsia="宋体" w:hAnsi="Times New Roman" w:cs="Times New Roman" w:hint="eastAsia"/>
-        </w:rPr>
-        <w:t>地图工具中，会按照游戏引擎逻辑重绘全图的</w:t>
-      </w:r>
-      <w:r>
-        <w:rPr>
-          <w:rFonts w:ascii="Times New Roman" w:eastAsia="宋体" w:hAnsi="Times New Roman" w:cs="Times New Roman" w:hint="eastAsia"/>
-        </w:rPr>
-        <w:t>LAT</w:t>
-      </w:r>
-    </w:p>
-    <w:p>
-      <w:pPr>
-        <w:ind w:firstLineChars="200" w:firstLine="440"/>
-        <w:rPr>
-          <w:rFonts w:ascii="Times New Roman" w:eastAsia="宋体" w:hAnsi="Times New Roman" w:cs="Times New Roman"/>
-        </w:rPr>
-      </w:pPr>
-      <w:r>
-        <w:rPr>
-          <w:rFonts w:ascii="Times New Roman" w:eastAsia="宋体" w:hAnsi="Times New Roman" w:cs="Times New Roman" w:hint="eastAsia"/>
-        </w:rPr>
-        <w:t>重绘水面：位于</w:t>
-      </w:r>
-      <w:r>
-        <w:rPr>
-          <w:rFonts w:ascii="Times New Roman" w:eastAsia="宋体" w:hAnsi="Times New Roman" w:cs="Times New Roman" w:hint="eastAsia"/>
-        </w:rPr>
-        <w:t>菜单栏</w:t>
-      </w:r>
-      <w:r>
-        <w:rPr>
-          <w:rFonts w:ascii="Times New Roman" w:eastAsia="宋体" w:hAnsi="Times New Roman" w:cs="Times New Roman" w:hint="eastAsia"/>
-        </w:rPr>
-        <w:t>-</w:t>
-      </w:r>
-      <w:r>
-        <w:rPr>
-          <w:rFonts w:ascii="Times New Roman" w:eastAsia="宋体" w:hAnsi="Times New Roman" w:cs="Times New Roman" w:hint="eastAsia"/>
-        </w:rPr>
-        <w:t>地图工具中，会重新生成全图水面，消除不完整的水面</w:t>
-      </w:r>
-    </w:p>
-    <w:p>
-      <w:pPr>
-        <w:ind w:firstLineChars="200" w:firstLine="440"/>
-        <w:rPr>
-          <w:rFonts w:ascii="Times New Roman" w:eastAsia="宋体" w:hAnsi="Times New Roman" w:cs="Times New Roman"/>
-        </w:rPr>
-      </w:pPr>
-      <w:r>
-        <w:rPr>
-          <w:rFonts w:ascii="Times New Roman" w:eastAsia="宋体" w:hAnsi="Times New Roman" w:cs="Times New Roman" w:hint="eastAsia"/>
-        </w:rPr>
-        <w:t>军衔显示：可以显示地图上单位的经验等级</w:t>
-      </w:r>
-    </w:p>
-    <w:p>
-      <w:pPr>
-        <w:ind w:firstLineChars="200" w:firstLine="440"/>
-        <w:rPr>
-          <w:rFonts w:ascii="Times New Roman" w:eastAsia="宋体" w:hAnsi="Times New Roman" w:cs="Times New Roman"/>
-        </w:rPr>
-      </w:pPr>
-      <w:r>
-        <w:rPr>
-          <w:rFonts w:ascii="Times New Roman" w:eastAsia="宋体" w:hAnsi="Times New Roman" w:cs="Times New Roman" w:hint="eastAsia"/>
-        </w:rPr>
-        <w:t>不可通行单元显示：位于菜单栏</w:t>
-      </w:r>
-      <w:r>
-        <w:rPr>
-          <w:rFonts w:ascii="Times New Roman" w:eastAsia="宋体" w:hAnsi="Times New Roman" w:cs="Times New Roman" w:hint="eastAsia"/>
-        </w:rPr>
-        <w:t>-</w:t>
-      </w:r>
-      <w:r>
-        <w:rPr>
-          <w:rFonts w:ascii="Times New Roman" w:eastAsia="宋体" w:hAnsi="Times New Roman" w:cs="Times New Roman" w:hint="eastAsia"/>
-        </w:rPr>
-        <w:t>图层中，可以显示所有单位都无法到达的单元格</w:t>
-      </w:r>
-    </w:p>
-    <w:p>
-      <w:pPr>
-        <w:ind w:firstLineChars="200" w:firstLine="440"/>
-        <w:rPr>
-          <w:rFonts w:ascii="Times New Roman" w:eastAsia="宋体" w:hAnsi="Times New Roman" w:cs="Times New Roman"/>
-        </w:rPr>
-      </w:pPr>
-      <w:r>
-        <w:rPr>
-          <w:rFonts w:ascii="Times New Roman" w:eastAsia="宋体" w:hAnsi="Times New Roman" w:cs="Times New Roman" w:hint="eastAsia"/>
-        </w:rPr>
-        <w:t>建筑、步兵、车辆、飞行器、基地节点、单元标记筛选：位于菜单栏</w:t>
-      </w:r>
-      <w:r>
-        <w:rPr>
-          <w:rFonts w:ascii="Times New Roman" w:eastAsia="宋体" w:hAnsi="Times New Roman" w:cs="Times New Roman" w:hint="eastAsia"/>
-        </w:rPr>
-        <w:t>-</w:t>
-      </w:r>
-      <w:r>
-        <w:rPr>
-          <w:rFonts w:ascii="Times New Roman" w:eastAsia="宋体" w:hAnsi="Times New Roman" w:cs="Times New Roman" w:hint="eastAsia"/>
-        </w:rPr>
-        <w:t>图层中，可以设置多种条件，仅显示符合条件的对象</w:t>
-      </w:r>
-    </w:p>
-    <w:p>
-      <w:pPr>
-        <w:ind w:firstLineChars="200" w:firstLine="440"/>
-        <w:rPr>
-          <w:rFonts w:ascii="Times New Roman" w:eastAsia="宋体" w:hAnsi="Times New Roman" w:cs="Times New Roman"/>
-        </w:rPr>
-      </w:pPr>
-      <w:r>
-        <w:rPr>
-          <w:rFonts w:ascii="Times New Roman" w:eastAsia="宋体" w:hAnsi="Times New Roman" w:cs="Times New Roman" w:hint="eastAsia"/>
-        </w:rPr>
-        <w:t>标签列表：位于地形浏览器的菜单栏中，支持查阅触发与关联对象</w:t>
-      </w:r>
-    </w:p>
-    <w:p>
-      <w:pPr>
-        <w:ind w:firstLineChars="200" w:firstLine="440"/>
-        <w:rPr>
-          <w:rFonts w:ascii="Times New Roman" w:eastAsia="宋体" w:hAnsi="Times New Roman" w:cs="Times New Roman"/>
-        </w:rPr>
-      </w:pPr>
-      <w:r>
-        <w:rPr>
-          <w:rFonts w:ascii="Times New Roman" w:eastAsia="宋体" w:hAnsi="Times New Roman" w:cs="Times New Roman" w:hint="eastAsia"/>
-        </w:rPr>
-        <w:t>小队列表：位于地形浏览器的菜单栏中</w:t>
-      </w:r>
-    </w:p>
-    <w:p>
-      <w:pPr>
-        <w:ind w:firstLineChars="200" w:firstLine="440"/>
-        <w:rPr>
-          <w:rFonts w:ascii="Times New Roman" w:eastAsia="宋体" w:hAnsi="Times New Roman" w:cs="Times New Roman"/>
-        </w:rPr>
-      </w:pPr>
-      <w:r>
-        <w:rPr>
-          <w:rFonts w:ascii="Times New Roman" w:eastAsia="宋体" w:hAnsi="Times New Roman" w:cs="Times New Roman" w:hint="eastAsia"/>
-        </w:rPr>
-        <w:t>特遣列表：位于地形浏览器的菜单栏中</w:t>
-      </w:r>
-    </w:p>
-    <w:p>
-      <w:pPr>
-        <w:ind w:firstLineChars="200" w:firstLine="440"/>
-        <w:rPr>
-          <w:rFonts w:ascii="Times New Roman" w:eastAsia="宋体" w:hAnsi="Times New Roman" w:cs="Times New Roman"/>
-        </w:rPr>
-      </w:pPr>
-      <w:r>
-        <w:rPr>
-          <w:rFonts w:ascii="Times New Roman" w:eastAsia="宋体" w:hAnsi="Times New Roman" w:cs="Times New Roman" w:hint="eastAsia"/>
-        </w:rPr>
-        <w:lastRenderedPageBreak/>
         <w:t>脚本列表：位于地形浏览器的菜单栏中</w:t>
       </w:r>
     </w:p>
@@ -22149,7 +22161,14 @@
         <w:rPr>
           <w:rFonts w:ascii="Times New Roman" w:eastAsia="宋体" w:hAnsi="Times New Roman" w:cs="Times New Roman" w:hint="eastAsia"/>
         </w:rPr>
-        <w:t>，将触发设置、事件设置、行为设置集中显示在同一页面下，同时以列表状态显示事件与行为，可以显示当前事件或行为的全部参数列表</w:t>
+        <w:t>，将触发设置、事件设置、行为设置集中显示在同一页面下，同时以列表状态显示事件与行为，可以显示当前事件或行</w:t>
+      </w:r>
+      <w:r>
+        <w:rPr>
+          <w:rFonts w:ascii="Times New Roman" w:eastAsia="宋体" w:hAnsi="Times New Roman" w:cs="Times New Roman" w:hint="eastAsia"/>
+        </w:rPr>
+        <w:lastRenderedPageBreak/>
+        <w:t>为的全部参数列表</w:t>
       </w:r>
     </w:p>
     <w:p>
@@ -22163,20 +22182,556 @@
         <w:rPr>
           <w:rFonts w:ascii="Times New Roman" w:eastAsia="宋体" w:hAnsi="Times New Roman" w:cs="Times New Roman" w:hint="eastAsia"/>
         </w:rPr>
+        <w:t>动作脚本：完全重写的编辑器，拥有更加高效的</w:t>
+      </w:r>
+      <w:r>
+        <w:rPr>
+          <w:rFonts w:ascii="Times New Roman" w:eastAsia="宋体" w:hAnsi="Times New Roman" w:cs="Times New Roman" w:hint="eastAsia"/>
+        </w:rPr>
+        <w:t>UI</w:t>
+      </w:r>
+      <w:r>
+        <w:rPr>
+          <w:rFonts w:ascii="Times New Roman" w:eastAsia="宋体" w:hAnsi="Times New Roman" w:cs="Times New Roman" w:hint="eastAsia"/>
+        </w:rPr>
+        <w:t>界面，同时对于额外参数的支持更加全面</w:t>
+      </w:r>
+    </w:p>
+    <w:p>
+      <w:pPr>
+        <w:ind w:firstLineChars="200" w:firstLine="440"/>
+        <w:rPr>
+          <w:rFonts w:ascii="Times New Roman" w:eastAsia="宋体" w:hAnsi="Times New Roman" w:cs="Times New Roman"/>
+        </w:rPr>
+      </w:pPr>
+      <w:r>
+        <w:rPr>
+          <w:rFonts w:ascii="Times New Roman" w:eastAsia="宋体" w:hAnsi="Times New Roman" w:cs="Times New Roman" w:hint="eastAsia"/>
+        </w:rPr>
+        <w:t>特遣部队：完全重写的编辑器</w:t>
+      </w:r>
+    </w:p>
+    <w:p>
+      <w:pPr>
+        <w:ind w:firstLineChars="200" w:firstLine="440"/>
+        <w:rPr>
+          <w:rFonts w:ascii="Times New Roman" w:eastAsia="宋体" w:hAnsi="Times New Roman" w:cs="Times New Roman"/>
+        </w:rPr>
+      </w:pPr>
+      <w:r>
+        <w:rPr>
+          <w:rFonts w:ascii="Times New Roman" w:eastAsia="宋体" w:hAnsi="Times New Roman" w:cs="Times New Roman" w:hint="eastAsia"/>
+        </w:rPr>
+        <w:t>作战小队：完全重写的编辑器，可以通过滚轮直接切换所属方、特遣、脚本等内容，而无需重复获得焦点</w:t>
+      </w:r>
+      <w:r>
+        <w:rPr>
+          <w:rFonts w:ascii="Times New Roman" w:eastAsia="宋体" w:hAnsi="Times New Roman" w:cs="Times New Roman" w:hint="eastAsia"/>
+        </w:rPr>
+        <w:t>-</w:t>
+      </w:r>
+      <w:r>
+        <w:rPr>
+          <w:rFonts w:ascii="Times New Roman" w:eastAsia="宋体" w:hAnsi="Times New Roman" w:cs="Times New Roman" w:hint="eastAsia"/>
+        </w:rPr>
+        <w:t>失去焦点的复杂操作</w:t>
+      </w:r>
+    </w:p>
+    <w:p>
+      <w:pPr>
+        <w:ind w:firstLineChars="200" w:firstLine="440"/>
+        <w:rPr>
+          <w:rFonts w:ascii="Times New Roman" w:eastAsia="宋体" w:hAnsi="Times New Roman" w:cs="Times New Roman"/>
+        </w:rPr>
+      </w:pPr>
+      <w:r>
+        <w:rPr>
+          <w:rFonts w:ascii="Times New Roman" w:eastAsia="宋体" w:hAnsi="Times New Roman" w:cs="Times New Roman" w:hint="eastAsia"/>
+        </w:rPr>
+        <w:t>AI</w:t>
+      </w:r>
+      <w:r>
+        <w:rPr>
+          <w:rFonts w:ascii="Times New Roman" w:eastAsia="宋体" w:hAnsi="Times New Roman" w:cs="Times New Roman" w:hint="eastAsia"/>
+        </w:rPr>
+        <w:t>触发编辑器：完全重写的编辑器，调整了</w:t>
+      </w:r>
+      <w:r>
+        <w:rPr>
+          <w:rFonts w:ascii="Times New Roman" w:eastAsia="宋体" w:hAnsi="Times New Roman" w:cs="Times New Roman" w:hint="eastAsia"/>
+        </w:rPr>
+        <w:t>UI</w:t>
+      </w:r>
+      <w:r>
+        <w:rPr>
+          <w:rFonts w:ascii="Times New Roman" w:eastAsia="宋体" w:hAnsi="Times New Roman" w:cs="Times New Roman" w:hint="eastAsia"/>
+        </w:rPr>
+        <w:t>界面，大幅减少了卡顿</w:t>
+      </w:r>
+    </w:p>
+    <w:p>
+      <w:pPr>
+        <w:ind w:firstLineChars="200" w:firstLine="440"/>
+        <w:rPr>
+          <w:rFonts w:ascii="Times New Roman" w:eastAsia="宋体" w:hAnsi="Times New Roman" w:cs="Times New Roman"/>
+        </w:rPr>
+      </w:pPr>
+      <w:r>
+        <w:rPr>
+          <w:rFonts w:ascii="Times New Roman" w:eastAsia="宋体" w:hAnsi="Times New Roman" w:cs="Times New Roman" w:hint="eastAsia"/>
+        </w:rPr>
+        <w:t>单人任务设置：新增了部分全局设置选项</w:t>
+      </w:r>
+    </w:p>
+    <w:p>
+      <w:pPr>
+        <w:ind w:firstLineChars="200" w:firstLine="440"/>
+        <w:rPr>
+          <w:rFonts w:ascii="Times New Roman" w:eastAsia="宋体" w:hAnsi="Times New Roman" w:cs="Times New Roman"/>
+        </w:rPr>
+      </w:pPr>
+      <w:r>
+        <w:rPr>
+          <w:rFonts w:ascii="Times New Roman" w:eastAsia="宋体" w:hAnsi="Times New Roman" w:cs="Times New Roman" w:hint="eastAsia"/>
+        </w:rPr>
+        <w:t>INI</w:t>
+      </w:r>
+      <w:r>
+        <w:rPr>
+          <w:rFonts w:ascii="Times New Roman" w:eastAsia="宋体" w:hAnsi="Times New Roman" w:cs="Times New Roman" w:hint="eastAsia"/>
+        </w:rPr>
+        <w:t>编辑器：完全重写的编辑器，使用列表显示</w:t>
+      </w:r>
+      <w:r>
+        <w:rPr>
+          <w:rFonts w:ascii="Times New Roman" w:eastAsia="宋体" w:hAnsi="Times New Roman" w:cs="Times New Roman" w:hint="eastAsia"/>
+        </w:rPr>
+        <w:t>INI</w:t>
+      </w:r>
+      <w:r>
+        <w:rPr>
+          <w:rFonts w:ascii="Times New Roman" w:eastAsia="宋体" w:hAnsi="Times New Roman" w:cs="Times New Roman" w:hint="eastAsia"/>
+        </w:rPr>
+        <w:t>小节，一个文本编辑框显示小节内的全部内容，可以直接进行任意编辑，如同使用文本编辑器一样。新增了“从文本导入”按钮，可以直接粘贴一段</w:t>
+      </w:r>
+      <w:r>
+        <w:rPr>
+          <w:rFonts w:ascii="Times New Roman" w:eastAsia="宋体" w:hAnsi="Times New Roman" w:cs="Times New Roman" w:hint="eastAsia"/>
+        </w:rPr>
+        <w:t>INI</w:t>
+      </w:r>
+      <w:r>
+        <w:rPr>
+          <w:rFonts w:ascii="Times New Roman" w:eastAsia="宋体" w:hAnsi="Times New Roman" w:cs="Times New Roman" w:hint="eastAsia"/>
+        </w:rPr>
+        <w:t>文本进行导入。</w:t>
+      </w:r>
+      <w:r>
+        <w:rPr>
+          <w:rFonts w:ascii="Times New Roman" w:eastAsia="宋体" w:hAnsi="Times New Roman" w:cs="Times New Roman" w:hint="eastAsia"/>
+        </w:rPr>
+        <w:t>INI</w:t>
+      </w:r>
+      <w:r>
+        <w:rPr>
+          <w:rFonts w:ascii="Times New Roman" w:eastAsia="宋体" w:hAnsi="Times New Roman" w:cs="Times New Roman" w:hint="eastAsia"/>
+        </w:rPr>
+        <w:t>编辑器支持缩放大小和最大化</w:t>
+      </w:r>
+      <w:r>
+        <w:rPr>
+          <w:rFonts w:ascii="Times New Roman" w:eastAsia="宋体" w:hAnsi="Times New Roman" w:cs="Times New Roman" w:hint="eastAsia"/>
+        </w:rPr>
+        <w:t>。支持编辑地图对象的小节，改动会即刻生效</w:t>
+      </w:r>
+    </w:p>
+    <w:p>
+      <w:pPr>
+        <w:ind w:firstLineChars="200" w:firstLine="440"/>
+        <w:rPr>
+          <w:rFonts w:ascii="Times New Roman" w:eastAsia="宋体" w:hAnsi="Times New Roman" w:cs="Times New Roman"/>
+        </w:rPr>
+      </w:pPr>
+      <w:r>
+        <w:rPr>
+          <w:rFonts w:ascii="Times New Roman" w:eastAsia="宋体" w:hAnsi="Times New Roman" w:cs="Times New Roman" w:hint="eastAsia"/>
+        </w:rPr>
+        <w:t>LAT</w:t>
+      </w:r>
+      <w:r>
+        <w:rPr>
+          <w:rFonts w:ascii="Times New Roman" w:eastAsia="宋体" w:hAnsi="Times New Roman" w:cs="Times New Roman" w:hint="eastAsia"/>
+        </w:rPr>
+        <w:t>系统：重写了</w:t>
+      </w:r>
+      <w:r>
+        <w:rPr>
+          <w:rFonts w:ascii="Times New Roman" w:eastAsia="宋体" w:hAnsi="Times New Roman" w:cs="Times New Roman" w:hint="eastAsia"/>
+        </w:rPr>
+        <w:t>LAT</w:t>
+      </w:r>
+      <w:r>
+        <w:rPr>
+          <w:rFonts w:ascii="Times New Roman" w:eastAsia="宋体" w:hAnsi="Times New Roman" w:cs="Times New Roman" w:hint="eastAsia"/>
+        </w:rPr>
+        <w:t>逻辑，在支持原版</w:t>
+      </w:r>
+      <w:r>
+        <w:rPr>
+          <w:rFonts w:ascii="Times New Roman" w:eastAsia="宋体" w:hAnsi="Times New Roman" w:cs="Times New Roman" w:hint="eastAsia"/>
+        </w:rPr>
+        <w:t>LAT</w:t>
+      </w:r>
+      <w:r>
+        <w:rPr>
+          <w:rFonts w:ascii="Times New Roman" w:eastAsia="宋体" w:hAnsi="Times New Roman" w:cs="Times New Roman" w:hint="eastAsia"/>
+        </w:rPr>
+        <w:t>地形，让他们与游戏引擎内一致（如水泥地会自动与公路硬连接）的同时，支持在</w:t>
+      </w:r>
+      <w:r>
+        <w:rPr>
+          <w:rFonts w:ascii="Times New Roman" w:eastAsia="宋体" w:hAnsi="Times New Roman" w:cs="Times New Roman" w:hint="eastAsia"/>
+        </w:rPr>
+        <w:t>FAData</w:t>
+      </w:r>
+      <w:r>
+        <w:rPr>
+          <w:rFonts w:ascii="Times New Roman" w:eastAsia="宋体" w:hAnsi="Times New Roman" w:cs="Times New Roman" w:hint="eastAsia"/>
+        </w:rPr>
+        <w:t>中自定义新的</w:t>
+      </w:r>
+      <w:r>
+        <w:rPr>
+          <w:rFonts w:ascii="Times New Roman" w:eastAsia="宋体" w:hAnsi="Times New Roman" w:cs="Times New Roman" w:hint="eastAsia"/>
+        </w:rPr>
+        <w:t>LAT</w:t>
+      </w:r>
+      <w:r>
+        <w:rPr>
+          <w:rFonts w:ascii="Times New Roman" w:eastAsia="宋体" w:hAnsi="Times New Roman" w:cs="Times New Roman" w:hint="eastAsia"/>
+        </w:rPr>
+        <w:t>，可以实现自动为</w:t>
+      </w:r>
+      <w:r>
+        <w:rPr>
+          <w:rFonts w:ascii="Times New Roman" w:eastAsia="宋体" w:hAnsi="Times New Roman" w:cs="Times New Roman" w:hint="eastAsia"/>
+        </w:rPr>
+        <w:t>TX</w:t>
+      </w:r>
+      <w:r>
+        <w:rPr>
+          <w:rFonts w:ascii="Times New Roman" w:eastAsia="宋体" w:hAnsi="Times New Roman" w:cs="Times New Roman" w:hint="eastAsia"/>
+        </w:rPr>
+        <w:t>的新增</w:t>
+      </w:r>
+      <w:r>
+        <w:rPr>
+          <w:rFonts w:ascii="Times New Roman" w:eastAsia="宋体" w:hAnsi="Times New Roman" w:cs="Times New Roman" w:hint="eastAsia"/>
+        </w:rPr>
+        <w:t>LAT</w:t>
+      </w:r>
+      <w:r>
+        <w:rPr>
+          <w:rFonts w:ascii="Times New Roman" w:eastAsia="宋体" w:hAnsi="Times New Roman" w:cs="Times New Roman" w:hint="eastAsia"/>
+        </w:rPr>
+        <w:t>地形进行计算</w:t>
+      </w:r>
+    </w:p>
+    <w:p>
+      <w:pPr>
+        <w:ind w:firstLineChars="200" w:firstLine="440"/>
+        <w:rPr>
+          <w:rFonts w:ascii="Times New Roman" w:eastAsia="宋体" w:hAnsi="Times New Roman" w:cs="Times New Roman"/>
+        </w:rPr>
+      </w:pPr>
+      <w:r>
+        <w:rPr>
+          <w:rFonts w:ascii="Times New Roman" w:eastAsia="宋体" w:hAnsi="Times New Roman" w:cs="Times New Roman" w:hint="eastAsia"/>
+        </w:rPr>
+        <w:t>工具脚本：新增多个函数，提供了读取指定</w:t>
+      </w:r>
+      <w:r>
+        <w:rPr>
+          <w:rFonts w:ascii="Times New Roman" w:eastAsia="宋体" w:hAnsi="Times New Roman" w:cs="Times New Roman" w:hint="eastAsia"/>
+        </w:rPr>
+        <w:t>INI</w:t>
+      </w:r>
+      <w:r>
+        <w:rPr>
+          <w:rFonts w:ascii="Times New Roman" w:eastAsia="宋体" w:hAnsi="Times New Roman" w:cs="Times New Roman" w:hint="eastAsia"/>
+        </w:rPr>
+        <w:t>、对地形进行操作、获取地形信息等功能，详见“</w:t>
+      </w:r>
+      <w:r>
+        <w:rPr>
+          <w:rFonts w:ascii="Times New Roman" w:eastAsia="宋体" w:hAnsi="Times New Roman" w:cs="Times New Roman" w:hint="eastAsia"/>
+        </w:rPr>
+        <w:t>工具脚本词典</w:t>
+      </w:r>
+      <w:r>
+        <w:rPr>
+          <w:rFonts w:ascii="Times New Roman" w:eastAsia="宋体" w:hAnsi="Times New Roman" w:cs="Times New Roman" w:hint="eastAsia"/>
+        </w:rPr>
+        <w:t>.docx</w:t>
+      </w:r>
+      <w:r>
+        <w:rPr>
+          <w:rFonts w:ascii="Times New Roman" w:eastAsia="宋体" w:hAnsi="Times New Roman" w:cs="Times New Roman" w:hint="eastAsia"/>
+        </w:rPr>
+        <w:t>”</w:t>
+      </w:r>
+    </w:p>
+    <w:p>
+      <w:pPr>
+        <w:ind w:firstLineChars="200" w:firstLine="440"/>
+        <w:rPr>
+          <w:rFonts w:ascii="Times New Roman" w:eastAsia="宋体" w:hAnsi="Times New Roman" w:cs="Times New Roman"/>
+        </w:rPr>
+      </w:pPr>
+      <w:r>
+        <w:rPr>
+          <w:rFonts w:ascii="Times New Roman" w:eastAsia="宋体" w:hAnsi="Times New Roman" w:cs="Times New Roman" w:hint="eastAsia"/>
+        </w:rPr>
+        <w:t>小地图：将小地图窗口变为</w:t>
+      </w:r>
+      <w:r>
+        <w:rPr>
+          <w:rFonts w:ascii="Times New Roman" w:eastAsia="宋体" w:hAnsi="Times New Roman" w:cs="Times New Roman" w:hint="eastAsia"/>
+        </w:rPr>
+        <w:t>FA2</w:t>
+      </w:r>
+      <w:r>
+        <w:rPr>
+          <w:rFonts w:ascii="Times New Roman" w:eastAsia="宋体" w:hAnsi="Times New Roman" w:cs="Times New Roman" w:hint="eastAsia"/>
+        </w:rPr>
+        <w:t>的子窗口，不会在</w:t>
+      </w:r>
+      <w:r>
+        <w:rPr>
+          <w:rFonts w:ascii="Times New Roman" w:eastAsia="宋体" w:hAnsi="Times New Roman" w:cs="Times New Roman" w:hint="eastAsia"/>
+        </w:rPr>
+        <w:t>Windows</w:t>
+      </w:r>
+      <w:r>
+        <w:rPr>
+          <w:rFonts w:ascii="Times New Roman" w:eastAsia="宋体" w:hAnsi="Times New Roman" w:cs="Times New Roman" w:hint="eastAsia"/>
+        </w:rPr>
+        <w:t>菜单栏中显示为独立的窗口，删掉了它的最小化与最大化按钮</w:t>
+      </w:r>
+    </w:p>
+    <w:p>
+      <w:pPr>
+        <w:ind w:firstLineChars="200" w:firstLine="440"/>
+        <w:rPr>
+          <w:rFonts w:ascii="Times New Roman" w:eastAsia="宋体" w:hAnsi="Times New Roman" w:cs="Times New Roman"/>
+        </w:rPr>
+      </w:pPr>
+      <w:r>
+        <w:rPr>
+          <w:rFonts w:ascii="Times New Roman" w:eastAsia="宋体" w:hAnsi="Times New Roman" w:cs="Times New Roman" w:hint="eastAsia"/>
+        </w:rPr>
+        <w:t>地图边界：在地图上边界显示一条细线，指示游戏内实际可以到达的顶部区域</w:t>
+      </w:r>
+    </w:p>
+    <w:p>
+      <w:pPr>
+        <w:ind w:firstLineChars="200" w:firstLine="440"/>
+        <w:rPr>
+          <w:rFonts w:ascii="Times New Roman" w:eastAsia="宋体" w:hAnsi="Times New Roman" w:cs="Times New Roman"/>
+        </w:rPr>
+      </w:pPr>
+      <w:r>
+        <w:rPr>
+          <w:rFonts w:ascii="Times New Roman" w:eastAsia="宋体" w:hAnsi="Times New Roman" w:cs="Times New Roman" w:hint="eastAsia"/>
+        </w:rPr>
+        <w:t>显示建筑轮廓：当在图层中隐藏建筑时，建筑</w:t>
+      </w:r>
+      <w:r>
+        <w:rPr>
+          <w:rFonts w:ascii="Times New Roman" w:eastAsia="宋体" w:hAnsi="Times New Roman" w:cs="Times New Roman" w:hint="eastAsia"/>
+        </w:rPr>
+        <w:t>轮廓</w:t>
+      </w:r>
+      <w:r>
+        <w:rPr>
+          <w:rFonts w:ascii="Times New Roman" w:eastAsia="宋体" w:hAnsi="Times New Roman" w:cs="Times New Roman" w:hint="eastAsia"/>
+        </w:rPr>
+        <w:t>不会被隐藏</w:t>
+      </w:r>
+    </w:p>
+    <w:p>
+      <w:pPr>
+        <w:ind w:firstLineChars="200" w:firstLine="440"/>
+        <w:rPr>
+          <w:rFonts w:ascii="Times New Roman" w:eastAsia="宋体" w:hAnsi="Times New Roman" w:cs="Times New Roman"/>
+        </w:rPr>
+      </w:pPr>
+      <w:r>
+        <w:rPr>
+          <w:rFonts w:ascii="Times New Roman" w:eastAsia="宋体" w:hAnsi="Times New Roman" w:cs="Times New Roman" w:hint="eastAsia"/>
+        </w:rPr>
+        <w:t>粘贴选项：位于菜单栏中，可以选择粘贴的指定类型，注意除</w:t>
+      </w:r>
+      <w:r>
+        <w:rPr>
+          <w:rFonts w:ascii="Times New Roman" w:eastAsia="宋体" w:hAnsi="Times New Roman" w:cs="Times New Roman" w:hint="eastAsia"/>
+        </w:rPr>
+        <w:t>覆盖物</w:t>
+      </w:r>
+      <w:r>
+        <w:rPr>
+          <w:rFonts w:ascii="Times New Roman" w:eastAsia="宋体" w:hAnsi="Times New Roman" w:cs="Times New Roman" w:hint="eastAsia"/>
+        </w:rPr>
+        <w:t>和地形之外的选项，不能跨编辑器粘贴，也不支持撤销</w:t>
+      </w:r>
+    </w:p>
+    <w:p>
+      <w:pPr>
+        <w:ind w:firstLineChars="200" w:firstLine="440"/>
+        <w:rPr>
+          <w:rFonts w:ascii="Times New Roman" w:eastAsia="宋体" w:hAnsi="Times New Roman" w:cs="Times New Roman"/>
+        </w:rPr>
+      </w:pPr>
+      <w:r>
+        <w:rPr>
+          <w:rFonts w:ascii="Times New Roman" w:eastAsia="宋体" w:hAnsi="Times New Roman" w:cs="Times New Roman" w:hint="eastAsia"/>
+        </w:rPr>
+        <w:t>平面显示：将“使用悬崖模式自动升高地形”按钮替换为了平面显示按钮，同时开启平面显示时，会在视图左上角进行文本提示</w:t>
+      </w:r>
+    </w:p>
+    <w:p>
+      <w:pPr>
+        <w:ind w:firstLineChars="200" w:firstLine="440"/>
+        <w:rPr>
+          <w:rFonts w:ascii="Times New Roman" w:eastAsia="宋体" w:hAnsi="Times New Roman" w:cs="Times New Roman"/>
+        </w:rPr>
+      </w:pPr>
+      <w:r>
+        <w:rPr>
+          <w:rFonts w:ascii="Times New Roman" w:eastAsia="宋体" w:hAnsi="Times New Roman" w:cs="Times New Roman" w:hint="eastAsia"/>
+        </w:rPr>
+        <w:t>触发列表：位于地形浏览器的菜单栏中。现在触发列表支持查找上级触发与下级触发</w:t>
+      </w:r>
+    </w:p>
+    <w:p>
+      <w:pPr>
+        <w:ind w:firstLineChars="200" w:firstLine="440"/>
+        <w:rPr>
+          <w:rFonts w:ascii="Times New Roman" w:eastAsia="宋体" w:hAnsi="Times New Roman" w:cs="Times New Roman"/>
+        </w:rPr>
+      </w:pPr>
+      <w:r>
+        <w:rPr>
+          <w:rFonts w:ascii="Times New Roman" w:eastAsia="宋体" w:hAnsi="Times New Roman" w:cs="Times New Roman" w:hint="eastAsia"/>
+        </w:rPr>
+        <w:t>笔刷大小：支持在</w:t>
+      </w:r>
+      <w:r>
+        <w:rPr>
+          <w:rFonts w:ascii="Times New Roman" w:eastAsia="宋体" w:hAnsi="Times New Roman" w:cs="Times New Roman" w:hint="eastAsia"/>
+        </w:rPr>
+        <w:t>FAData</w:t>
+      </w:r>
+      <w:r>
+        <w:rPr>
+          <w:rFonts w:ascii="Times New Roman" w:eastAsia="宋体" w:hAnsi="Times New Roman" w:cs="Times New Roman" w:hint="eastAsia"/>
+        </w:rPr>
+        <w:t>中自定义笔刷大小</w:t>
+      </w:r>
+    </w:p>
+    <w:p>
+      <w:pPr>
+        <w:ind w:firstLineChars="200" w:firstLine="440"/>
+        <w:rPr>
+          <w:rFonts w:ascii="Times New Roman" w:eastAsia="宋体" w:hAnsi="Times New Roman" w:cs="Times New Roman"/>
+        </w:rPr>
+      </w:pPr>
+      <w:r>
+        <w:rPr>
+          <w:rFonts w:ascii="Times New Roman" w:eastAsia="宋体" w:hAnsi="Times New Roman" w:cs="Times New Roman" w:hint="eastAsia"/>
+        </w:rPr>
+        <w:t>BMP</w:t>
+      </w:r>
+      <w:r>
+        <w:rPr>
+          <w:rFonts w:ascii="Times New Roman" w:eastAsia="宋体" w:hAnsi="Times New Roman" w:cs="Times New Roman" w:hint="eastAsia"/>
+        </w:rPr>
+        <w:t>导入地图：支持生成最大</w:t>
+      </w:r>
+      <w:r>
+        <w:rPr>
+          <w:rFonts w:ascii="Times New Roman" w:eastAsia="宋体" w:hAnsi="Times New Roman" w:cs="Times New Roman" w:hint="eastAsia"/>
+        </w:rPr>
+        <w:t>255*255</w:t>
+      </w:r>
+      <w:r>
+        <w:rPr>
+          <w:rFonts w:ascii="Times New Roman" w:eastAsia="宋体" w:hAnsi="Times New Roman" w:cs="Times New Roman" w:hint="eastAsia"/>
+        </w:rPr>
+        <w:t>的地图，长</w:t>
+      </w:r>
+      <w:r>
+        <w:rPr>
+          <w:rFonts w:ascii="Times New Roman" w:eastAsia="宋体" w:hAnsi="Times New Roman" w:cs="Times New Roman" w:hint="eastAsia"/>
+        </w:rPr>
+        <w:t>+</w:t>
+      </w:r>
+      <w:r>
+        <w:rPr>
+          <w:rFonts w:ascii="Times New Roman" w:eastAsia="宋体" w:hAnsi="Times New Roman" w:cs="Times New Roman" w:hint="eastAsia"/>
+        </w:rPr>
+        <w:t>宽大于</w:t>
+      </w:r>
+      <w:r>
+        <w:rPr>
+          <w:rFonts w:ascii="Times New Roman" w:eastAsia="宋体" w:hAnsi="Times New Roman" w:cs="Times New Roman" w:hint="eastAsia"/>
+        </w:rPr>
+        <w:t>511</w:t>
+      </w:r>
+      <w:r>
+        <w:rPr>
+          <w:rFonts w:ascii="Times New Roman" w:eastAsia="宋体" w:hAnsi="Times New Roman" w:cs="Times New Roman" w:hint="eastAsia"/>
+        </w:rPr>
+        <w:t>后才会对图片进行缩放。不会自动生成海岸</w:t>
+      </w:r>
+    </w:p>
+    <w:p>
+      <w:pPr>
+        <w:ind w:firstLineChars="200" w:firstLine="440"/>
+        <w:rPr>
+          <w:rFonts w:ascii="Times New Roman" w:eastAsia="宋体" w:hAnsi="Times New Roman" w:cs="Times New Roman"/>
+        </w:rPr>
+      </w:pPr>
+      <w:r>
+        <w:rPr>
+          <w:rFonts w:ascii="Times New Roman" w:eastAsia="宋体" w:hAnsi="Times New Roman" w:cs="Times New Roman" w:hint="eastAsia"/>
+        </w:rPr>
+        <w:t>步兵子单元格：可以正常显示</w:t>
+      </w:r>
+      <w:r>
+        <w:rPr>
+          <w:rFonts w:ascii="Times New Roman" w:eastAsia="宋体" w:hAnsi="Times New Roman" w:cs="Times New Roman" w:hint="eastAsia"/>
+        </w:rPr>
+        <w:t>4</w:t>
+      </w:r>
+      <w:r>
+        <w:rPr>
+          <w:rFonts w:ascii="Times New Roman" w:eastAsia="宋体" w:hAnsi="Times New Roman" w:cs="Times New Roman" w:hint="eastAsia"/>
+        </w:rPr>
+        <w:t>号位（游戏中单元格中下位置）的步兵，同时允</w:t>
+      </w:r>
+      <w:r>
+        <w:rPr>
+          <w:rFonts w:ascii="Times New Roman" w:eastAsia="宋体" w:hAnsi="Times New Roman" w:cs="Times New Roman" w:hint="eastAsia"/>
+        </w:rPr>
         <w:lastRenderedPageBreak/>
-        <w:t>动作脚本：完全重写的编辑器，拥有更加高效的</w:t>
-      </w:r>
-      <w:r>
-        <w:rPr>
-          <w:rFonts w:ascii="Times New Roman" w:eastAsia="宋体" w:hAnsi="Times New Roman" w:cs="Times New Roman" w:hint="eastAsia"/>
-        </w:rPr>
-        <w:t>UI</w:t>
-      </w:r>
-      <w:r>
-        <w:rPr>
-          <w:rFonts w:ascii="Times New Roman" w:eastAsia="宋体" w:hAnsi="Times New Roman" w:cs="Times New Roman" w:hint="eastAsia"/>
-        </w:rPr>
-        <w:t>界面，同时对于额外参数的支持更加全面</w:t>
+        <w:t>许对步兵进行子单元格编辑，如指定步兵放置的位置，或者拖拽步兵的位置</w:t>
+      </w:r>
+      <w:r>
+        <w:rPr>
+          <w:rFonts w:ascii="Times New Roman" w:eastAsia="宋体" w:hAnsi="Times New Roman" w:cs="Times New Roman" w:hint="eastAsia"/>
+        </w:rPr>
+        <w:t>，将步兵放置在地形对象上时，会考虑可用的子单元格</w:t>
       </w:r>
     </w:p>
     <w:p>
@@ -22190,7 +22745,13 @@
         <w:rPr>
           <w:rFonts w:ascii="Times New Roman" w:eastAsia="宋体" w:hAnsi="Times New Roman" w:cs="Times New Roman" w:hint="eastAsia"/>
         </w:rPr>
-        <w:t>特遣部队：完全重写的编辑器</w:t>
+        <w:t>建筑放置：优化了建筑数量较多时放置、拖动、修改建筑属性的性能问题。现在无法直接放置重叠的建筑，若将建筑拖动到重叠位置，会弹出对话框确认</w:t>
+      </w:r>
+      <w:r>
+        <w:rPr>
+          <w:rFonts w:ascii="Times New Roman" w:eastAsia="宋体" w:hAnsi="Times New Roman" w:cs="Times New Roman" w:hint="eastAsia"/>
+        </w:rPr>
+        <w:t>。若建筑有加载物，会自动计算加载物数量</w:t>
       </w:r>
     </w:p>
     <w:p>
@@ -22204,19 +22765,43 @@
         <w:rPr>
           <w:rFonts w:ascii="Times New Roman" w:eastAsia="宋体" w:hAnsi="Times New Roman" w:cs="Times New Roman" w:hint="eastAsia"/>
         </w:rPr>
-        <w:t>作战小队：完全重写的编辑器，可以通过滚轮直接切换所属方、特遣、脚本等内容，而无需重复获得焦点</w:t>
-      </w:r>
-      <w:r>
-        <w:rPr>
-          <w:rFonts w:ascii="Times New Roman" w:eastAsia="宋体" w:hAnsi="Times New Roman" w:cs="Times New Roman" w:hint="eastAsia"/>
-        </w:rPr>
-        <w:t>-</w:t>
-      </w:r>
-      <w:r>
-        <w:rPr>
-          <w:rFonts w:ascii="Times New Roman" w:eastAsia="宋体" w:hAnsi="Times New Roman" w:cs="Times New Roman" w:hint="eastAsia"/>
-        </w:rPr>
-        <w:t>失去焦点的复杂操作</w:t>
+        <w:t>自动斜坡：重写了抬升、降低、平坦地表的对应函数。现在生成的斜坡更加不容易出现</w:t>
+      </w:r>
+      <w:r>
+        <w:rPr>
+          <w:rFonts w:ascii="Times New Roman" w:eastAsia="宋体" w:hAnsi="Times New Roman" w:cs="Times New Roman" w:hint="eastAsia"/>
+        </w:rPr>
+        <w:t>bug</w:t>
+      </w:r>
+      <w:r>
+        <w:rPr>
+          <w:rFonts w:ascii="Times New Roman" w:eastAsia="宋体" w:hAnsi="Times New Roman" w:cs="Times New Roman" w:hint="eastAsia"/>
+        </w:rPr>
+        <w:t>，平坦悬崖内地形不会溢出，支持按住</w:t>
+      </w:r>
+      <w:r>
+        <w:rPr>
+          <w:rFonts w:ascii="Times New Roman" w:eastAsia="宋体" w:hAnsi="Times New Roman" w:cs="Times New Roman" w:hint="eastAsia"/>
+        </w:rPr>
+        <w:t>Shift</w:t>
+      </w:r>
+      <w:r>
+        <w:rPr>
+          <w:rFonts w:ascii="Times New Roman" w:eastAsia="宋体" w:hAnsi="Times New Roman" w:cs="Times New Roman" w:hint="eastAsia"/>
+        </w:rPr>
+        <w:t>进行陡峭抬升，生成跨越两格高度的斜坡，支持按住</w:t>
+      </w:r>
+      <w:r>
+        <w:rPr>
+          <w:rFonts w:ascii="Times New Roman" w:eastAsia="宋体" w:hAnsi="Times New Roman" w:cs="Times New Roman" w:hint="eastAsia"/>
+        </w:rPr>
+        <w:t>Shift+Ctrl</w:t>
+      </w:r>
+      <w:r>
+        <w:rPr>
+          <w:rFonts w:ascii="Times New Roman" w:eastAsia="宋体" w:hAnsi="Times New Roman" w:cs="Times New Roman" w:hint="eastAsia"/>
+        </w:rPr>
+        <w:t>忽视不可抬升地形，强制生成斜坡</w:t>
       </w:r>
     </w:p>
     <w:p>
@@ -22230,25 +22815,43 @@
         <w:rPr>
           <w:rFonts w:ascii="Times New Roman" w:eastAsia="宋体" w:hAnsi="Times New Roman" w:cs="Times New Roman" w:hint="eastAsia"/>
         </w:rPr>
-        <w:t>AI</w:t>
-      </w:r>
-      <w:r>
-        <w:rPr>
-          <w:rFonts w:ascii="Times New Roman" w:eastAsia="宋体" w:hAnsi="Times New Roman" w:cs="Times New Roman" w:hint="eastAsia"/>
-        </w:rPr>
-        <w:t>触发编辑器：完全重写的编辑器，调整了</w:t>
-      </w:r>
-      <w:r>
-        <w:rPr>
-          <w:rFonts w:ascii="Times New Roman" w:eastAsia="宋体" w:hAnsi="Times New Roman" w:cs="Times New Roman" w:hint="eastAsia"/>
-        </w:rPr>
-        <w:t>UI</w:t>
-      </w:r>
-      <w:r>
-        <w:rPr>
-          <w:rFonts w:ascii="Times New Roman" w:eastAsia="宋体" w:hAnsi="Times New Roman" w:cs="Times New Roman" w:hint="eastAsia"/>
-        </w:rPr>
-        <w:t>界面，大幅减少了卡顿</w:t>
+        <w:t>连续放置地形、</w:t>
+      </w:r>
+      <w:r>
+        <w:rPr>
+          <w:rFonts w:ascii="Times New Roman" w:eastAsia="宋体" w:hAnsi="Times New Roman" w:cs="Times New Roman" w:hint="eastAsia"/>
+        </w:rPr>
+        <w:t>覆盖物</w:t>
+      </w:r>
+      <w:r>
+        <w:rPr>
+          <w:rFonts w:ascii="Times New Roman" w:eastAsia="宋体" w:hAnsi="Times New Roman" w:cs="Times New Roman" w:hint="eastAsia"/>
+        </w:rPr>
+        <w:t>：按住鼠标左键连续放置地形、</w:t>
+      </w:r>
+      <w:r>
+        <w:rPr>
+          <w:rFonts w:ascii="Times New Roman" w:eastAsia="宋体" w:hAnsi="Times New Roman" w:cs="Times New Roman" w:hint="eastAsia"/>
+        </w:rPr>
+        <w:t>覆盖物</w:t>
+      </w:r>
+      <w:r>
+        <w:rPr>
+          <w:rFonts w:ascii="Times New Roman" w:eastAsia="宋体" w:hAnsi="Times New Roman" w:cs="Times New Roman" w:hint="eastAsia"/>
+        </w:rPr>
+        <w:t>、擦除</w:t>
+      </w:r>
+      <w:r>
+        <w:rPr>
+          <w:rFonts w:ascii="Times New Roman" w:eastAsia="宋体" w:hAnsi="Times New Roman" w:cs="Times New Roman" w:hint="eastAsia"/>
+        </w:rPr>
+        <w:t>覆盖物</w:t>
+      </w:r>
+      <w:r>
+        <w:rPr>
+          <w:rFonts w:ascii="Times New Roman" w:eastAsia="宋体" w:hAnsi="Times New Roman" w:cs="Times New Roman" w:hint="eastAsia"/>
+        </w:rPr>
+        <w:t>后，此次连续更改仅占用一次历史记录，进行一次撤销即可全部撤销</w:t>
       </w:r>
     </w:p>
     <w:p>
@@ -22262,7 +22865,55 @@
         <w:rPr>
           <w:rFonts w:ascii="Times New Roman" w:eastAsia="宋体" w:hAnsi="Times New Roman" w:cs="Times New Roman" w:hint="eastAsia"/>
         </w:rPr>
-        <w:t>单人任务设置：新增了部分全局设置选项</w:t>
+        <w:t>填充模式：按住</w:t>
+      </w:r>
+      <w:r>
+        <w:rPr>
+          <w:rFonts w:ascii="Times New Roman" w:eastAsia="宋体" w:hAnsi="Times New Roman" w:cs="Times New Roman" w:hint="eastAsia"/>
+        </w:rPr>
+        <w:t>Ctrl</w:t>
+      </w:r>
+      <w:r>
+        <w:rPr>
+          <w:rFonts w:ascii="Times New Roman" w:eastAsia="宋体" w:hAnsi="Times New Roman" w:cs="Times New Roman" w:hint="eastAsia"/>
+        </w:rPr>
+        <w:t>填充摆放地形时，会将地形与该地形的</w:t>
+      </w:r>
+      <w:r>
+        <w:rPr>
+          <w:rFonts w:ascii="Times New Roman" w:eastAsia="宋体" w:hAnsi="Times New Roman" w:cs="Times New Roman" w:hint="eastAsia"/>
+        </w:rPr>
+        <w:t>LAT</w:t>
+      </w:r>
+      <w:r>
+        <w:rPr>
+          <w:rFonts w:ascii="Times New Roman" w:eastAsia="宋体" w:hAnsi="Times New Roman" w:cs="Times New Roman" w:hint="eastAsia"/>
+        </w:rPr>
+        <w:t>视为同一组</w:t>
+      </w:r>
+      <w:r>
+        <w:rPr>
+          <w:rFonts w:ascii="Times New Roman" w:eastAsia="宋体" w:hAnsi="Times New Roman" w:cs="Times New Roman" w:hint="eastAsia"/>
+        </w:rPr>
+        <w:t>，将所有水面视为同类地形，</w:t>
+      </w:r>
+      <w:r>
+        <w:rPr>
+          <w:rFonts w:ascii="Times New Roman" w:eastAsia="宋体" w:hAnsi="Times New Roman" w:cs="Times New Roman" w:hint="eastAsia"/>
+        </w:rPr>
+        <w:t>若有单元格</w:t>
+      </w:r>
+      <w:r>
+        <w:rPr>
+          <w:rFonts w:ascii="Times New Roman" w:eastAsia="宋体" w:hAnsi="Times New Roman" w:cs="Times New Roman" w:hint="eastAsia"/>
+        </w:rPr>
+        <w:t>被隐藏</w:t>
+      </w:r>
+      <w:r>
+        <w:rPr>
+          <w:rFonts w:ascii="Times New Roman" w:eastAsia="宋体" w:hAnsi="Times New Roman" w:cs="Times New Roman" w:hint="eastAsia"/>
+        </w:rPr>
+        <w:t>，则跳过；若开启多选模式，则对多选范围内的地形生效</w:t>
       </w:r>
     </w:p>
     <w:p>
@@ -22276,987 +22927,348 @@
         <w:rPr>
           <w:rFonts w:ascii="Times New Roman" w:eastAsia="宋体" w:hAnsi="Times New Roman" w:cs="Times New Roman" w:hint="eastAsia"/>
         </w:rPr>
+        <w:t>资源加载：支持读取游戏目录下的</w:t>
+      </w:r>
+      <w:r>
+        <w:rPr>
+          <w:rFonts w:ascii="Times New Roman" w:eastAsia="宋体" w:hAnsi="Times New Roman" w:cs="Times New Roman" w:hint="eastAsia"/>
+        </w:rPr>
+        <w:t>shp</w:t>
+      </w:r>
+      <w:r>
+        <w:rPr>
+          <w:rFonts w:ascii="Times New Roman" w:eastAsia="宋体" w:hAnsi="Times New Roman" w:cs="Times New Roman" w:hint="eastAsia"/>
+        </w:rPr>
+        <w:t>文件，围墙</w:t>
+      </w:r>
+      <w:r>
+        <w:rPr>
+          <w:rFonts w:ascii="Times New Roman" w:eastAsia="宋体" w:hAnsi="Times New Roman" w:cs="Times New Roman" w:hint="eastAsia"/>
+        </w:rPr>
+        <w:t>覆盖物</w:t>
+      </w:r>
+      <w:r>
+        <w:rPr>
+          <w:rFonts w:ascii="Times New Roman" w:eastAsia="宋体" w:hAnsi="Times New Roman" w:cs="Times New Roman" w:hint="eastAsia"/>
+        </w:rPr>
+        <w:t>的显示会尊重</w:t>
+      </w:r>
+      <w:r>
+        <w:rPr>
+          <w:rFonts w:ascii="Times New Roman" w:eastAsia="宋体" w:hAnsi="Times New Roman" w:cs="Times New Roman" w:hint="eastAsia"/>
+        </w:rPr>
+        <w:t>NewTheater</w:t>
+      </w:r>
+      <w:r>
+        <w:rPr>
+          <w:rFonts w:ascii="Times New Roman" w:eastAsia="宋体" w:hAnsi="Times New Roman" w:cs="Times New Roman" w:hint="eastAsia"/>
+        </w:rPr>
+        <w:t>设置</w:t>
+      </w:r>
+    </w:p>
+    <w:p>
+      <w:pPr>
+        <w:ind w:firstLineChars="200" w:firstLine="440"/>
+        <w:rPr>
+          <w:rFonts w:ascii="Times New Roman" w:eastAsia="宋体" w:hAnsi="Times New Roman" w:cs="Times New Roman"/>
+        </w:rPr>
+      </w:pPr>
+      <w:r>
+        <w:rPr>
+          <w:rFonts w:ascii="Times New Roman" w:eastAsia="宋体" w:hAnsi="Times New Roman" w:cs="Times New Roman" w:hint="eastAsia"/>
+        </w:rPr>
+        <w:t>遭遇战地图的新缩略图风格：提供了一种接近于原版地图缩略图的风格</w:t>
+      </w:r>
+    </w:p>
+    <w:p>
+      <w:pPr>
+        <w:ind w:firstLineChars="200" w:firstLine="440"/>
+        <w:rPr>
+          <w:rFonts w:ascii="Times New Roman" w:eastAsia="宋体" w:hAnsi="Times New Roman" w:cs="Times New Roman"/>
+        </w:rPr>
+      </w:pPr>
+      <w:r>
+        <w:rPr>
+          <w:rFonts w:ascii="Times New Roman" w:eastAsia="宋体" w:hAnsi="Times New Roman" w:cs="Times New Roman" w:hint="eastAsia"/>
+        </w:rPr>
+        <w:t>文件默认编码提示：在第一行添加了中文注释，对于多数自带编码推断的文本编辑器（包括记事本），会自动将地图文件以</w:t>
+      </w:r>
+      <w:r>
+        <w:rPr>
+          <w:rFonts w:ascii="Times New Roman" w:eastAsia="宋体" w:hAnsi="Times New Roman" w:cs="Times New Roman" w:hint="eastAsia"/>
+        </w:rPr>
+        <w:t>ANSI/GBK</w:t>
+      </w:r>
+      <w:r>
+        <w:rPr>
+          <w:rFonts w:ascii="Times New Roman" w:eastAsia="宋体" w:hAnsi="Times New Roman" w:cs="Times New Roman" w:hint="eastAsia"/>
+        </w:rPr>
+        <w:t>格式打开</w:t>
+      </w:r>
+    </w:p>
+    <w:p>
+      <w:pPr>
+        <w:ind w:firstLineChars="200" w:firstLine="440"/>
+        <w:rPr>
+          <w:rFonts w:ascii="Times New Roman" w:eastAsia="宋体" w:hAnsi="Times New Roman" w:cs="Times New Roman"/>
+        </w:rPr>
+      </w:pPr>
+      <w:r>
+        <w:rPr>
+          <w:rFonts w:ascii="Times New Roman" w:eastAsia="宋体" w:hAnsi="Times New Roman" w:cs="Times New Roman" w:hint="eastAsia"/>
+        </w:rPr>
+        <w:t>重新设置目录：启动时，若发现当前游戏目录资源不完整，会自动提示重新选择目录</w:t>
+      </w:r>
+    </w:p>
+    <w:p>
+      <w:pPr>
+        <w:ind w:firstLineChars="200" w:firstLine="440"/>
+        <w:rPr>
+          <w:rFonts w:ascii="Times New Roman" w:eastAsia="宋体" w:hAnsi="Times New Roman" w:cs="Times New Roman"/>
+        </w:rPr>
+      </w:pPr>
+      <w:r>
+        <w:rPr>
+          <w:rFonts w:ascii="Times New Roman" w:eastAsia="宋体" w:hAnsi="Times New Roman" w:cs="Times New Roman" w:hint="eastAsia"/>
+        </w:rPr>
+        <w:t>选择游戏目录：</w:t>
+      </w:r>
+      <w:r>
+        <w:rPr>
+          <w:rFonts w:ascii="Times New Roman" w:eastAsia="宋体" w:hAnsi="Times New Roman" w:cs="Times New Roman" w:hint="eastAsia"/>
+        </w:rPr>
+        <w:t>选择游戏目录对话框不会限定文件名称，可以选择</w:t>
+      </w:r>
+      <w:r>
+        <w:rPr>
+          <w:rFonts w:ascii="Times New Roman" w:eastAsia="宋体" w:hAnsi="Times New Roman" w:cs="Times New Roman" w:hint="eastAsia"/>
+        </w:rPr>
+        <w:t>.mix</w:t>
+      </w:r>
+      <w:r>
+        <w:rPr>
+          <w:rFonts w:ascii="Times New Roman" w:eastAsia="宋体" w:hAnsi="Times New Roman" w:cs="Times New Roman" w:hint="eastAsia"/>
+        </w:rPr>
+        <w:t>文件或</w:t>
+      </w:r>
+      <w:r>
+        <w:rPr>
+          <w:rFonts w:ascii="Times New Roman" w:eastAsia="宋体" w:hAnsi="Times New Roman" w:cs="Times New Roman" w:hint="eastAsia"/>
+        </w:rPr>
+        <w:t>.exe</w:t>
+      </w:r>
+      <w:r>
+        <w:rPr>
+          <w:rFonts w:ascii="Times New Roman" w:eastAsia="宋体" w:hAnsi="Times New Roman" w:cs="Times New Roman" w:hint="eastAsia"/>
+        </w:rPr>
+        <w:t>文件（实际上，只需要目录设置正确，选择目录内的任意文件均可）</w:t>
+      </w:r>
+    </w:p>
+    <w:p>
+      <w:pPr>
+        <w:ind w:firstLineChars="200" w:firstLine="440"/>
+        <w:rPr>
+          <w:rFonts w:ascii="Times New Roman" w:eastAsia="宋体" w:hAnsi="Times New Roman" w:cs="Times New Roman"/>
+        </w:rPr>
+      </w:pPr>
+      <w:r>
+        <w:rPr>
+          <w:rFonts w:ascii="Times New Roman" w:eastAsia="宋体" w:hAnsi="Times New Roman" w:cs="Times New Roman" w:hint="eastAsia"/>
+        </w:rPr>
+        <w:t>文件对话框风格：选择游戏目录、打开地图、保存地图使用的文件对话框，会使用</w:t>
+      </w:r>
+      <w:r>
+        <w:rPr>
+          <w:rFonts w:ascii="Times New Roman" w:eastAsia="宋体" w:hAnsi="Times New Roman" w:cs="Times New Roman" w:hint="eastAsia"/>
+        </w:rPr>
+        <w:t>WIN7</w:t>
+      </w:r>
+      <w:r>
+        <w:rPr>
+          <w:rFonts w:ascii="Times New Roman" w:eastAsia="宋体" w:hAnsi="Times New Roman" w:cs="Times New Roman" w:hint="eastAsia"/>
+        </w:rPr>
+        <w:t>风格</w:t>
+      </w:r>
+    </w:p>
+    <w:p>
+      <w:pPr>
+        <w:ind w:firstLineChars="200" w:firstLine="440"/>
+        <w:rPr>
+          <w:rFonts w:ascii="Times New Roman" w:eastAsia="宋体" w:hAnsi="Times New Roman" w:cs="Times New Roman"/>
+        </w:rPr>
+      </w:pPr>
+      <w:r>
+        <w:rPr>
+          <w:rFonts w:ascii="Times New Roman" w:eastAsia="宋体" w:hAnsi="Times New Roman" w:cs="Times New Roman" w:hint="eastAsia"/>
+        </w:rPr>
+        <w:t>自动设置拓展名：</w:t>
+      </w:r>
+      <w:r>
+        <w:rPr>
+          <w:rFonts w:ascii="Times New Roman" w:eastAsia="宋体" w:hAnsi="Times New Roman" w:cs="Times New Roman" w:hint="eastAsia"/>
+        </w:rPr>
+        <w:t>在保存地图时，会根据</w:t>
+      </w:r>
+      <w:r>
+        <w:rPr>
+          <w:rFonts w:ascii="Times New Roman" w:eastAsia="宋体" w:hAnsi="Times New Roman" w:cs="Times New Roman" w:hint="eastAsia"/>
+        </w:rPr>
+        <w:t>地图类型在文件对话框中选择默认的拓展名</w:t>
+      </w:r>
+    </w:p>
+    <w:p>
+      <w:pPr>
+        <w:ind w:firstLineChars="200" w:firstLine="440"/>
+        <w:rPr>
+          <w:rFonts w:ascii="Times New Roman" w:eastAsia="宋体" w:hAnsi="Times New Roman" w:cs="Times New Roman"/>
+        </w:rPr>
+      </w:pPr>
+      <w:r>
+        <w:rPr>
+          <w:rFonts w:ascii="Times New Roman" w:eastAsia="宋体" w:hAnsi="Times New Roman" w:cs="Times New Roman" w:hint="eastAsia"/>
+        </w:rPr>
+        <w:t>FAData</w:t>
+      </w:r>
+      <w:r>
+        <w:rPr>
+          <w:rFonts w:ascii="Times New Roman" w:eastAsia="宋体" w:hAnsi="Times New Roman" w:cs="Times New Roman" w:hint="eastAsia"/>
+        </w:rPr>
+        <w:t>拆分：支持对</w:t>
+      </w:r>
+      <w:r>
+        <w:rPr>
+          <w:rFonts w:ascii="Times New Roman" w:eastAsia="宋体" w:hAnsi="Times New Roman" w:cs="Times New Roman" w:hint="eastAsia"/>
+        </w:rPr>
+        <w:t>FAData</w:t>
+      </w:r>
+      <w:r>
+        <w:rPr>
+          <w:rFonts w:ascii="Times New Roman" w:eastAsia="宋体" w:hAnsi="Times New Roman" w:cs="Times New Roman" w:hint="eastAsia"/>
+        </w:rPr>
+        <w:t>进行拆分</w:t>
+      </w:r>
+    </w:p>
+    <w:p>
+      <w:pPr>
+        <w:ind w:firstLineChars="200" w:firstLine="440"/>
+        <w:rPr>
+          <w:rFonts w:ascii="Times New Roman" w:eastAsia="宋体" w:hAnsi="Times New Roman" w:cs="Times New Roman"/>
+        </w:rPr>
+      </w:pPr>
+      <w:r>
+        <w:rPr>
+          <w:rFonts w:ascii="Times New Roman" w:eastAsia="宋体" w:hAnsi="Times New Roman" w:cs="Times New Roman" w:hint="eastAsia"/>
+        </w:rPr>
+        <w:t>鼠标描边：支持</w:t>
+      </w:r>
+      <w:r>
+        <w:rPr>
+          <w:rFonts w:ascii="Times New Roman" w:eastAsia="宋体" w:hAnsi="Times New Roman" w:cs="Times New Roman" w:hint="eastAsia"/>
+        </w:rPr>
+        <w:t>FA2 2.0</w:t>
+      </w:r>
+      <w:r>
+        <w:rPr>
+          <w:rFonts w:ascii="Times New Roman" w:eastAsia="宋体" w:hAnsi="Times New Roman" w:cs="Times New Roman" w:hint="eastAsia"/>
+        </w:rPr>
+        <w:t>同款的依据当前高度改变鼠标描边颜色</w:t>
+      </w:r>
+    </w:p>
+    <w:p>
+      <w:pPr>
+        <w:ind w:firstLineChars="200" w:firstLine="440"/>
+        <w:rPr>
+          <w:rFonts w:ascii="Times New Roman" w:eastAsia="宋体" w:hAnsi="Times New Roman" w:cs="Times New Roman"/>
+        </w:rPr>
+      </w:pPr>
+      <w:r>
+        <w:rPr>
+          <w:rFonts w:ascii="Times New Roman" w:eastAsia="宋体" w:hAnsi="Times New Roman" w:cs="Times New Roman" w:hint="eastAsia"/>
+        </w:rPr>
+        <w:t>拖动界面指针：使用了</w:t>
+      </w:r>
+      <w:r>
+        <w:rPr>
+          <w:rFonts w:ascii="Times New Roman" w:eastAsia="宋体" w:hAnsi="Times New Roman" w:cs="Times New Roman" w:hint="eastAsia"/>
+        </w:rPr>
+        <w:t>FA2 2.0</w:t>
+      </w:r>
+      <w:r>
+        <w:rPr>
+          <w:rFonts w:ascii="Times New Roman" w:eastAsia="宋体" w:hAnsi="Times New Roman" w:cs="Times New Roman" w:hint="eastAsia"/>
+        </w:rPr>
+        <w:t>同款的按住右键拖动地图画面时显示的鼠标指针</w:t>
+      </w:r>
+    </w:p>
+    <w:p>
+      <w:pPr>
+        <w:ind w:firstLineChars="200" w:firstLine="440"/>
+        <w:rPr>
+          <w:rFonts w:ascii="Times New Roman" w:eastAsia="宋体" w:hAnsi="Times New Roman" w:cs="Times New Roman"/>
+        </w:rPr>
+      </w:pPr>
+      <w:r>
+        <w:rPr>
+          <w:rFonts w:ascii="Times New Roman" w:eastAsia="宋体" w:hAnsi="Times New Roman" w:cs="Times New Roman" w:hint="eastAsia"/>
+        </w:rPr>
+        <w:t>崩溃保存：崩溃时，将带当前时间后缀的地图文件保存在</w:t>
+      </w:r>
+      <w:r>
+        <w:rPr>
+          <w:rFonts w:ascii="Times New Roman" w:eastAsia="宋体" w:hAnsi="Times New Roman" w:cs="Times New Roman" w:hint="eastAsia"/>
+        </w:rPr>
+        <w:t>CrashBackups</w:t>
+      </w:r>
+      <w:r>
+        <w:rPr>
+          <w:rFonts w:ascii="Times New Roman" w:eastAsia="宋体" w:hAnsi="Times New Roman" w:cs="Times New Roman" w:hint="eastAsia"/>
+        </w:rPr>
+        <w:t>目录中，同时将必要的日志文件自动复制到</w:t>
+      </w:r>
+      <w:r>
+        <w:rPr>
+          <w:rFonts w:ascii="Times New Roman" w:eastAsia="宋体" w:hAnsi="Times New Roman" w:cs="Times New Roman" w:hint="eastAsia"/>
+        </w:rPr>
+        <w:t>debug</w:t>
+      </w:r>
+      <w:r>
+        <w:rPr>
+          <w:rFonts w:ascii="Times New Roman" w:eastAsia="宋体" w:hAnsi="Times New Roman" w:cs="Times New Roman" w:hint="eastAsia"/>
+        </w:rPr>
+        <w:t>目录</w:t>
+      </w:r>
+      <w:r>
+        <w:rPr>
+          <w:rFonts w:ascii="Times New Roman" w:eastAsia="宋体" w:hAnsi="Times New Roman" w:cs="Times New Roman" w:hint="eastAsia"/>
+        </w:rPr>
+        <w:t>下</w:t>
+      </w:r>
+    </w:p>
+    <w:p>
+      <w:pPr>
+        <w:ind w:firstLineChars="200" w:firstLine="440"/>
+        <w:rPr>
+          <w:rFonts w:ascii="Times New Roman" w:eastAsia="宋体" w:hAnsi="Times New Roman" w:cs="Times New Roman"/>
+        </w:rPr>
+      </w:pPr>
+      <w:r>
+        <w:rPr>
+          <w:rFonts w:ascii="Times New Roman" w:eastAsia="宋体" w:hAnsi="Times New Roman" w:cs="Times New Roman" w:hint="eastAsia"/>
+        </w:rPr>
+        <w:lastRenderedPageBreak/>
+        <w:t>地图检查器：增加了对循环触发链、重复特遣成员、错误基地节点格式、</w:t>
+      </w:r>
+      <w:r>
+        <w:rPr>
+          <w:rFonts w:ascii="Times New Roman" w:eastAsia="宋体" w:hAnsi="Times New Roman" w:cs="Times New Roman" w:hint="eastAsia"/>
+        </w:rPr>
         <w:t>INI</w:t>
       </w:r>
       <w:r>
         <w:rPr>
           <w:rFonts w:ascii="Times New Roman" w:eastAsia="宋体" w:hAnsi="Times New Roman" w:cs="Times New Roman" w:hint="eastAsia"/>
         </w:rPr>
-        <w:t>编辑器：完全重写的编辑器，使用列表显示</w:t>
-      </w:r>
-      <w:r>
-        <w:rPr>
-          <w:rFonts w:ascii="Times New Roman" w:eastAsia="宋体" w:hAnsi="Times New Roman" w:cs="Times New Roman" w:hint="eastAsia"/>
-        </w:rPr>
-        <w:t>INI</w:t>
-      </w:r>
-      <w:r>
-        <w:rPr>
-          <w:rFonts w:ascii="Times New Roman" w:eastAsia="宋体" w:hAnsi="Times New Roman" w:cs="Times New Roman" w:hint="eastAsia"/>
-        </w:rPr>
-        <w:t>小节，一个文本编辑框显示小节内的全部内容，可以直接进行任意编辑，如同使用文本编辑器一样。新增了“从文本导入”按钮，可以直接粘贴一段</w:t>
-      </w:r>
-      <w:r>
-        <w:rPr>
-          <w:rFonts w:ascii="Times New Roman" w:eastAsia="宋体" w:hAnsi="Times New Roman" w:cs="Times New Roman" w:hint="eastAsia"/>
-        </w:rPr>
-        <w:t>INI</w:t>
-      </w:r>
-      <w:r>
-        <w:rPr>
-          <w:rFonts w:ascii="Times New Roman" w:eastAsia="宋体" w:hAnsi="Times New Roman" w:cs="Times New Roman" w:hint="eastAsia"/>
-        </w:rPr>
-        <w:t>文本进行导入。</w:t>
-      </w:r>
-      <w:r>
-        <w:rPr>
-          <w:rFonts w:ascii="Times New Roman" w:eastAsia="宋体" w:hAnsi="Times New Roman" w:cs="Times New Roman" w:hint="eastAsia"/>
-        </w:rPr>
-        <w:t>INI</w:t>
-      </w:r>
-      <w:r>
-        <w:rPr>
-          <w:rFonts w:ascii="Times New Roman" w:eastAsia="宋体" w:hAnsi="Times New Roman" w:cs="Times New Roman" w:hint="eastAsia"/>
-        </w:rPr>
-        <w:t>编辑器支持缩放大小和最大化</w:t>
-      </w:r>
-      <w:r>
-        <w:rPr>
-          <w:rFonts w:ascii="Times New Roman" w:eastAsia="宋体" w:hAnsi="Times New Roman" w:cs="Times New Roman" w:hint="eastAsia"/>
-        </w:rPr>
-        <w:t>。支持编辑地图对象的小节，改动会即刻生效</w:t>
-      </w:r>
-    </w:p>
-    <w:p>
-      <w:pPr>
-        <w:ind w:firstLineChars="200" w:firstLine="440"/>
-        <w:rPr>
-          <w:rFonts w:ascii="Times New Roman" w:eastAsia="宋体" w:hAnsi="Times New Roman" w:cs="Times New Roman"/>
-        </w:rPr>
-      </w:pPr>
-      <w:r>
-        <w:rPr>
-          <w:rFonts w:ascii="Times New Roman" w:eastAsia="宋体" w:hAnsi="Times New Roman" w:cs="Times New Roman" w:hint="eastAsia"/>
-        </w:rPr>
-        <w:t>LAT</w:t>
-      </w:r>
-      <w:r>
-        <w:rPr>
-          <w:rFonts w:ascii="Times New Roman" w:eastAsia="宋体" w:hAnsi="Times New Roman" w:cs="Times New Roman" w:hint="eastAsia"/>
-        </w:rPr>
-        <w:t>系统：重写了</w:t>
-      </w:r>
-      <w:r>
-        <w:rPr>
-          <w:rFonts w:ascii="Times New Roman" w:eastAsia="宋体" w:hAnsi="Times New Roman" w:cs="Times New Roman" w:hint="eastAsia"/>
-        </w:rPr>
-        <w:t>LAT</w:t>
-      </w:r>
-      <w:r>
-        <w:rPr>
-          <w:rFonts w:ascii="Times New Roman" w:eastAsia="宋体" w:hAnsi="Times New Roman" w:cs="Times New Roman" w:hint="eastAsia"/>
-        </w:rPr>
-        <w:t>逻辑，在支持原版</w:t>
-      </w:r>
-      <w:r>
-        <w:rPr>
-          <w:rFonts w:ascii="Times New Roman" w:eastAsia="宋体" w:hAnsi="Times New Roman" w:cs="Times New Roman" w:hint="eastAsia"/>
-        </w:rPr>
-        <w:t>LAT</w:t>
-      </w:r>
-      <w:r>
-        <w:rPr>
-          <w:rFonts w:ascii="Times New Roman" w:eastAsia="宋体" w:hAnsi="Times New Roman" w:cs="Times New Roman" w:hint="eastAsia"/>
-        </w:rPr>
-        <w:t>地形，让他们与游戏引擎内一致（如水泥地会自动与公路硬连接）的同时，支持在</w:t>
-      </w:r>
-      <w:r>
-        <w:rPr>
-          <w:rFonts w:ascii="Times New Roman" w:eastAsia="宋体" w:hAnsi="Times New Roman" w:cs="Times New Roman" w:hint="eastAsia"/>
-        </w:rPr>
-        <w:t>FAData</w:t>
-      </w:r>
-      <w:r>
-        <w:rPr>
-          <w:rFonts w:ascii="Times New Roman" w:eastAsia="宋体" w:hAnsi="Times New Roman" w:cs="Times New Roman" w:hint="eastAsia"/>
-        </w:rPr>
-        <w:t>中自定义新的</w:t>
-      </w:r>
-      <w:r>
-        <w:rPr>
-          <w:rFonts w:ascii="Times New Roman" w:eastAsia="宋体" w:hAnsi="Times New Roman" w:cs="Times New Roman" w:hint="eastAsia"/>
-        </w:rPr>
-        <w:t>LAT</w:t>
-      </w:r>
-      <w:r>
-        <w:rPr>
-          <w:rFonts w:ascii="Times New Roman" w:eastAsia="宋体" w:hAnsi="Times New Roman" w:cs="Times New Roman" w:hint="eastAsia"/>
-        </w:rPr>
-        <w:t>，可以实现自动为</w:t>
-      </w:r>
-      <w:r>
-        <w:rPr>
-          <w:rFonts w:ascii="Times New Roman" w:eastAsia="宋体" w:hAnsi="Times New Roman" w:cs="Times New Roman" w:hint="eastAsia"/>
-        </w:rPr>
-        <w:t>TX</w:t>
-      </w:r>
-      <w:r>
-        <w:rPr>
-          <w:rFonts w:ascii="Times New Roman" w:eastAsia="宋体" w:hAnsi="Times New Roman" w:cs="Times New Roman" w:hint="eastAsia"/>
-        </w:rPr>
-        <w:t>的新增</w:t>
-      </w:r>
-      <w:r>
-        <w:rPr>
-          <w:rFonts w:ascii="Times New Roman" w:eastAsia="宋体" w:hAnsi="Times New Roman" w:cs="Times New Roman" w:hint="eastAsia"/>
-        </w:rPr>
-        <w:t>LAT</w:t>
-      </w:r>
-      <w:r>
-        <w:rPr>
-          <w:rFonts w:ascii="Times New Roman" w:eastAsia="宋体" w:hAnsi="Times New Roman" w:cs="Times New Roman" w:hint="eastAsia"/>
-        </w:rPr>
-        <w:t>地形进行计算</w:t>
-      </w:r>
-    </w:p>
-    <w:p>
-      <w:pPr>
-        <w:ind w:firstLineChars="200" w:firstLine="440"/>
-        <w:rPr>
-          <w:rFonts w:ascii="Times New Roman" w:eastAsia="宋体" w:hAnsi="Times New Roman" w:cs="Times New Roman"/>
-        </w:rPr>
-      </w:pPr>
-      <w:r>
-        <w:rPr>
-          <w:rFonts w:ascii="Times New Roman" w:eastAsia="宋体" w:hAnsi="Times New Roman" w:cs="Times New Roman" w:hint="eastAsia"/>
-        </w:rPr>
-        <w:t>工具脚本：新增多个函数，提供了读取指定</w:t>
-      </w:r>
-      <w:r>
-        <w:rPr>
-          <w:rFonts w:ascii="Times New Roman" w:eastAsia="宋体" w:hAnsi="Times New Roman" w:cs="Times New Roman" w:hint="eastAsia"/>
-        </w:rPr>
-        <w:t>INI</w:t>
-      </w:r>
-      <w:r>
-        <w:rPr>
-          <w:rFonts w:ascii="Times New Roman" w:eastAsia="宋体" w:hAnsi="Times New Roman" w:cs="Times New Roman" w:hint="eastAsia"/>
-        </w:rPr>
-        <w:t>、对地形进行操作、获取地形信息等功能，详见“</w:t>
-      </w:r>
-      <w:r>
-        <w:rPr>
-          <w:rFonts w:ascii="Times New Roman" w:eastAsia="宋体" w:hAnsi="Times New Roman" w:cs="Times New Roman" w:hint="eastAsia"/>
-        </w:rPr>
-        <w:t>工具脚本词典</w:t>
-      </w:r>
-      <w:r>
-        <w:rPr>
-          <w:rFonts w:ascii="Times New Roman" w:eastAsia="宋体" w:hAnsi="Times New Roman" w:cs="Times New Roman" w:hint="eastAsia"/>
-        </w:rPr>
-        <w:t>.docx</w:t>
-      </w:r>
-      <w:r>
-        <w:rPr>
-          <w:rFonts w:ascii="Times New Roman" w:eastAsia="宋体" w:hAnsi="Times New Roman" w:cs="Times New Roman" w:hint="eastAsia"/>
-        </w:rPr>
-        <w:t>”</w:t>
-      </w:r>
-    </w:p>
-    <w:p>
-      <w:pPr>
-        <w:ind w:firstLineChars="200" w:firstLine="440"/>
-        <w:rPr>
-          <w:rFonts w:ascii="Times New Roman" w:eastAsia="宋体" w:hAnsi="Times New Roman" w:cs="Times New Roman"/>
-        </w:rPr>
-      </w:pPr>
-      <w:r>
-        <w:rPr>
-          <w:rFonts w:ascii="Times New Roman" w:eastAsia="宋体" w:hAnsi="Times New Roman" w:cs="Times New Roman" w:hint="eastAsia"/>
-        </w:rPr>
-        <w:t>小地图：将小地图窗口变为</w:t>
-      </w:r>
-      <w:r>
-        <w:rPr>
-          <w:rFonts w:ascii="Times New Roman" w:eastAsia="宋体" w:hAnsi="Times New Roman" w:cs="Times New Roman" w:hint="eastAsia"/>
-        </w:rPr>
-        <w:t>FA2</w:t>
-      </w:r>
-      <w:r>
-        <w:rPr>
-          <w:rFonts w:ascii="Times New Roman" w:eastAsia="宋体" w:hAnsi="Times New Roman" w:cs="Times New Roman" w:hint="eastAsia"/>
-        </w:rPr>
-        <w:t>的子窗口，不会在</w:t>
-      </w:r>
-      <w:r>
-        <w:rPr>
-          <w:rFonts w:ascii="Times New Roman" w:eastAsia="宋体" w:hAnsi="Times New Roman" w:cs="Times New Roman" w:hint="eastAsia"/>
-        </w:rPr>
-        <w:t>Windows</w:t>
-      </w:r>
-      <w:r>
-        <w:rPr>
-          <w:rFonts w:ascii="Times New Roman" w:eastAsia="宋体" w:hAnsi="Times New Roman" w:cs="Times New Roman" w:hint="eastAsia"/>
-        </w:rPr>
-        <w:t>菜单栏中显示为独立的窗口，删掉了它的最小化与最大化按钮</w:t>
-      </w:r>
-    </w:p>
-    <w:p>
-      <w:pPr>
-        <w:ind w:firstLineChars="200" w:firstLine="440"/>
-        <w:rPr>
-          <w:rFonts w:ascii="Times New Roman" w:eastAsia="宋体" w:hAnsi="Times New Roman" w:cs="Times New Roman"/>
-        </w:rPr>
-      </w:pPr>
-      <w:r>
-        <w:rPr>
-          <w:rFonts w:ascii="Times New Roman" w:eastAsia="宋体" w:hAnsi="Times New Roman" w:cs="Times New Roman" w:hint="eastAsia"/>
-        </w:rPr>
-        <w:t>地图边界：在地图上边界显示一条细线，指示游戏内实际可以到达的顶部区域</w:t>
-      </w:r>
-    </w:p>
-    <w:p>
-      <w:pPr>
-        <w:ind w:firstLineChars="200" w:firstLine="440"/>
-        <w:rPr>
-          <w:rFonts w:ascii="Times New Roman" w:eastAsia="宋体" w:hAnsi="Times New Roman" w:cs="Times New Roman"/>
-        </w:rPr>
-      </w:pPr>
-      <w:r>
-        <w:rPr>
-          <w:rFonts w:ascii="Times New Roman" w:eastAsia="宋体" w:hAnsi="Times New Roman" w:cs="Times New Roman" w:hint="eastAsia"/>
-        </w:rPr>
-        <w:t>显示建筑轮廓：当在图层中隐藏建筑时，建筑</w:t>
-      </w:r>
-      <w:r>
-        <w:rPr>
-          <w:rFonts w:ascii="Times New Roman" w:eastAsia="宋体" w:hAnsi="Times New Roman" w:cs="Times New Roman" w:hint="eastAsia"/>
-        </w:rPr>
-        <w:t>轮廓</w:t>
-      </w:r>
-      <w:r>
-        <w:rPr>
-          <w:rFonts w:ascii="Times New Roman" w:eastAsia="宋体" w:hAnsi="Times New Roman" w:cs="Times New Roman" w:hint="eastAsia"/>
-        </w:rPr>
-        <w:t>不会被隐藏</w:t>
-      </w:r>
-    </w:p>
-    <w:p>
-      <w:pPr>
-        <w:ind w:firstLineChars="200" w:firstLine="440"/>
-        <w:rPr>
-          <w:rFonts w:ascii="Times New Roman" w:eastAsia="宋体" w:hAnsi="Times New Roman" w:cs="Times New Roman"/>
-        </w:rPr>
-      </w:pPr>
-      <w:r>
-        <w:rPr>
-          <w:rFonts w:ascii="Times New Roman" w:eastAsia="宋体" w:hAnsi="Times New Roman" w:cs="Times New Roman" w:hint="eastAsia"/>
-        </w:rPr>
-        <w:t>粘贴选项：位于菜单栏中，可以选择粘贴的指定类型，注意除</w:t>
-      </w:r>
-      <w:r>
-        <w:rPr>
-          <w:rFonts w:ascii="Times New Roman" w:eastAsia="宋体" w:hAnsi="Times New Roman" w:cs="Times New Roman" w:hint="eastAsia"/>
-        </w:rPr>
-        <w:t>覆盖物</w:t>
-      </w:r>
-      <w:r>
-        <w:rPr>
-          <w:rFonts w:ascii="Times New Roman" w:eastAsia="宋体" w:hAnsi="Times New Roman" w:cs="Times New Roman" w:hint="eastAsia"/>
-        </w:rPr>
-        <w:t>和地形之外的选项，不能跨编辑器粘贴，也不支持撤销</w:t>
-      </w:r>
-    </w:p>
-    <w:p>
-      <w:pPr>
-        <w:ind w:firstLineChars="200" w:firstLine="440"/>
-        <w:rPr>
-          <w:rFonts w:ascii="Times New Roman" w:eastAsia="宋体" w:hAnsi="Times New Roman" w:cs="Times New Roman"/>
-        </w:rPr>
-      </w:pPr>
-      <w:r>
-        <w:rPr>
-          <w:rFonts w:ascii="Times New Roman" w:eastAsia="宋体" w:hAnsi="Times New Roman" w:cs="Times New Roman" w:hint="eastAsia"/>
-        </w:rPr>
-        <w:t>平面显示：将“使用悬崖模式自动升高地形”按钮替换为了平面显示按钮，同时开启平面显示时，会在视图左上角进行文本提示</w:t>
-      </w:r>
-    </w:p>
-    <w:p>
-      <w:pPr>
-        <w:ind w:firstLineChars="200" w:firstLine="440"/>
-        <w:rPr>
-          <w:rFonts w:ascii="Times New Roman" w:eastAsia="宋体" w:hAnsi="Times New Roman" w:cs="Times New Roman"/>
-        </w:rPr>
-      </w:pPr>
-      <w:r>
-        <w:rPr>
-          <w:rFonts w:ascii="Times New Roman" w:eastAsia="宋体" w:hAnsi="Times New Roman" w:cs="Times New Roman" w:hint="eastAsia"/>
-        </w:rPr>
-        <w:t>触发列表：位于地形浏览器的菜单栏中。现在触发列表支持查找上级触发与下级触发</w:t>
-      </w:r>
-    </w:p>
-    <w:p>
-      <w:pPr>
-        <w:ind w:firstLineChars="200" w:firstLine="440"/>
-        <w:rPr>
-          <w:rFonts w:ascii="Times New Roman" w:eastAsia="宋体" w:hAnsi="Times New Roman" w:cs="Times New Roman"/>
-        </w:rPr>
-      </w:pPr>
-      <w:r>
-        <w:rPr>
-          <w:rFonts w:ascii="Times New Roman" w:eastAsia="宋体" w:hAnsi="Times New Roman" w:cs="Times New Roman" w:hint="eastAsia"/>
-        </w:rPr>
-        <w:t>笔刷大小：支持在</w:t>
-      </w:r>
-      <w:r>
-        <w:rPr>
-          <w:rFonts w:ascii="Times New Roman" w:eastAsia="宋体" w:hAnsi="Times New Roman" w:cs="Times New Roman" w:hint="eastAsia"/>
-        </w:rPr>
-        <w:t>FAData</w:t>
-      </w:r>
-      <w:r>
-        <w:rPr>
-          <w:rFonts w:ascii="Times New Roman" w:eastAsia="宋体" w:hAnsi="Times New Roman" w:cs="Times New Roman" w:hint="eastAsia"/>
-        </w:rPr>
-        <w:t>中自定义笔刷大小</w:t>
-      </w:r>
-    </w:p>
-    <w:p>
-      <w:pPr>
-        <w:ind w:firstLineChars="200" w:firstLine="440"/>
-        <w:rPr>
-          <w:rFonts w:ascii="Times New Roman" w:eastAsia="宋体" w:hAnsi="Times New Roman" w:cs="Times New Roman"/>
-        </w:rPr>
-      </w:pPr>
-      <w:r>
-        <w:rPr>
-          <w:rFonts w:ascii="Times New Roman" w:eastAsia="宋体" w:hAnsi="Times New Roman" w:cs="Times New Roman" w:hint="eastAsia"/>
-        </w:rPr>
-        <w:t>BMP</w:t>
-      </w:r>
-      <w:r>
-        <w:rPr>
-          <w:rFonts w:ascii="Times New Roman" w:eastAsia="宋体" w:hAnsi="Times New Roman" w:cs="Times New Roman" w:hint="eastAsia"/>
-        </w:rPr>
-        <w:t>导入地图：支持生成最大</w:t>
-      </w:r>
-      <w:r>
-        <w:rPr>
-          <w:rFonts w:ascii="Times New Roman" w:eastAsia="宋体" w:hAnsi="Times New Roman" w:cs="Times New Roman" w:hint="eastAsia"/>
-        </w:rPr>
-        <w:t>255*255</w:t>
-      </w:r>
-      <w:r>
-        <w:rPr>
-          <w:rFonts w:ascii="Times New Roman" w:eastAsia="宋体" w:hAnsi="Times New Roman" w:cs="Times New Roman" w:hint="eastAsia"/>
-        </w:rPr>
-        <w:t>的地图，长</w:t>
-      </w:r>
-      <w:r>
-        <w:rPr>
-          <w:rFonts w:ascii="Times New Roman" w:eastAsia="宋体" w:hAnsi="Times New Roman" w:cs="Times New Roman" w:hint="eastAsia"/>
-        </w:rPr>
-        <w:t>+</w:t>
-      </w:r>
-      <w:r>
-        <w:rPr>
-          <w:rFonts w:ascii="Times New Roman" w:eastAsia="宋体" w:hAnsi="Times New Roman" w:cs="Times New Roman" w:hint="eastAsia"/>
-        </w:rPr>
-        <w:t>宽大于</w:t>
-      </w:r>
-      <w:r>
-        <w:rPr>
-          <w:rFonts w:ascii="Times New Roman" w:eastAsia="宋体" w:hAnsi="Times New Roman" w:cs="Times New Roman" w:hint="eastAsia"/>
-        </w:rPr>
-        <w:t>511</w:t>
-      </w:r>
-      <w:r>
-        <w:rPr>
-          <w:rFonts w:ascii="Times New Roman" w:eastAsia="宋体" w:hAnsi="Times New Roman" w:cs="Times New Roman" w:hint="eastAsia"/>
-        </w:rPr>
-        <w:t>后才会对图片进行缩放。不会自动生成海岸</w:t>
-      </w:r>
-    </w:p>
-    <w:p>
-      <w:pPr>
-        <w:ind w:firstLineChars="200" w:firstLine="440"/>
-        <w:rPr>
-          <w:rFonts w:ascii="Times New Roman" w:eastAsia="宋体" w:hAnsi="Times New Roman" w:cs="Times New Roman"/>
-        </w:rPr>
-      </w:pPr>
-      <w:r>
-        <w:rPr>
-          <w:rFonts w:ascii="Times New Roman" w:eastAsia="宋体" w:hAnsi="Times New Roman" w:cs="Times New Roman" w:hint="eastAsia"/>
-        </w:rPr>
-        <w:t>步兵子单元格：可以正常显示</w:t>
-      </w:r>
-      <w:r>
-        <w:rPr>
-          <w:rFonts w:ascii="Times New Roman" w:eastAsia="宋体" w:hAnsi="Times New Roman" w:cs="Times New Roman" w:hint="eastAsia"/>
-        </w:rPr>
-        <w:t>4</w:t>
-      </w:r>
-      <w:r>
-        <w:rPr>
-          <w:rFonts w:ascii="Times New Roman" w:eastAsia="宋体" w:hAnsi="Times New Roman" w:cs="Times New Roman" w:hint="eastAsia"/>
-        </w:rPr>
-        <w:t>号位（游戏中单元格中下位置）的步兵，同时允许对步兵进行子单元格编辑，如指定步兵放置的位置，或者拖拽步兵的位置</w:t>
-      </w:r>
-      <w:r>
-        <w:rPr>
-          <w:rFonts w:ascii="Times New Roman" w:eastAsia="宋体" w:hAnsi="Times New Roman" w:cs="Times New Roman" w:hint="eastAsia"/>
-        </w:rPr>
-        <w:t>，将步兵</w:t>
-      </w:r>
-      <w:r>
-        <w:rPr>
-          <w:rFonts w:ascii="Times New Roman" w:eastAsia="宋体" w:hAnsi="Times New Roman" w:cs="Times New Roman" w:hint="eastAsia"/>
-        </w:rPr>
-        <w:lastRenderedPageBreak/>
-        <w:t>放置在地形对象上时，会考虑可用的子单元格</w:t>
-      </w:r>
-    </w:p>
-    <w:p>
-      <w:pPr>
-        <w:ind w:firstLineChars="200" w:firstLine="440"/>
-        <w:rPr>
-          <w:rFonts w:ascii="Times New Roman" w:eastAsia="宋体" w:hAnsi="Times New Roman" w:cs="Times New Roman"/>
-        </w:rPr>
-      </w:pPr>
-      <w:r>
-        <w:rPr>
-          <w:rFonts w:ascii="Times New Roman" w:eastAsia="宋体" w:hAnsi="Times New Roman" w:cs="Times New Roman" w:hint="eastAsia"/>
-        </w:rPr>
-        <w:t>建筑放置：优化了建筑数量较多时放置、拖动、修改建筑属性的性能问题。现在无法直接放置重叠的建筑，若将建筑拖动到重叠位置，会弹出对话框确认</w:t>
-      </w:r>
-      <w:r>
-        <w:rPr>
-          <w:rFonts w:ascii="Times New Roman" w:eastAsia="宋体" w:hAnsi="Times New Roman" w:cs="Times New Roman" w:hint="eastAsia"/>
-        </w:rPr>
-        <w:t>。若建筑有加载物，会自动计算加载物数量</w:t>
-      </w:r>
-    </w:p>
-    <w:p>
-      <w:pPr>
-        <w:ind w:firstLineChars="200" w:firstLine="440"/>
-        <w:rPr>
-          <w:rFonts w:ascii="Times New Roman" w:eastAsia="宋体" w:hAnsi="Times New Roman" w:cs="Times New Roman"/>
-        </w:rPr>
-      </w:pPr>
-      <w:r>
-        <w:rPr>
-          <w:rFonts w:ascii="Times New Roman" w:eastAsia="宋体" w:hAnsi="Times New Roman" w:cs="Times New Roman" w:hint="eastAsia"/>
-        </w:rPr>
-        <w:t>自动斜坡：重写了抬升、降低、平坦地表的对应函数。现在生成的斜坡更加不容易出现</w:t>
-      </w:r>
-      <w:r>
-        <w:rPr>
-          <w:rFonts w:ascii="Times New Roman" w:eastAsia="宋体" w:hAnsi="Times New Roman" w:cs="Times New Roman" w:hint="eastAsia"/>
-        </w:rPr>
-        <w:t>bug</w:t>
-      </w:r>
-      <w:r>
-        <w:rPr>
-          <w:rFonts w:ascii="Times New Roman" w:eastAsia="宋体" w:hAnsi="Times New Roman" w:cs="Times New Roman" w:hint="eastAsia"/>
-        </w:rPr>
-        <w:t>，平坦悬崖内地形不会溢出，支持按住</w:t>
-      </w:r>
-      <w:r>
-        <w:rPr>
-          <w:rFonts w:ascii="Times New Roman" w:eastAsia="宋体" w:hAnsi="Times New Roman" w:cs="Times New Roman" w:hint="eastAsia"/>
-        </w:rPr>
-        <w:t>Shift</w:t>
-      </w:r>
-      <w:r>
-        <w:rPr>
-          <w:rFonts w:ascii="Times New Roman" w:eastAsia="宋体" w:hAnsi="Times New Roman" w:cs="Times New Roman" w:hint="eastAsia"/>
-        </w:rPr>
-        <w:t>进行陡峭抬升，生成跨越两格高度的斜坡，支持按住</w:t>
-      </w:r>
-      <w:r>
-        <w:rPr>
-          <w:rFonts w:ascii="Times New Roman" w:eastAsia="宋体" w:hAnsi="Times New Roman" w:cs="Times New Roman" w:hint="eastAsia"/>
-        </w:rPr>
-        <w:t>Shift+Ctrl</w:t>
-      </w:r>
-      <w:r>
-        <w:rPr>
-          <w:rFonts w:ascii="Times New Roman" w:eastAsia="宋体" w:hAnsi="Times New Roman" w:cs="Times New Roman" w:hint="eastAsia"/>
-        </w:rPr>
-        <w:t>忽视不可抬升地形，强制生成斜坡</w:t>
-      </w:r>
-    </w:p>
-    <w:p>
-      <w:pPr>
-        <w:ind w:firstLineChars="200" w:firstLine="440"/>
-        <w:rPr>
-          <w:rFonts w:ascii="Times New Roman" w:eastAsia="宋体" w:hAnsi="Times New Roman" w:cs="Times New Roman"/>
-        </w:rPr>
-      </w:pPr>
-      <w:r>
-        <w:rPr>
-          <w:rFonts w:ascii="Times New Roman" w:eastAsia="宋体" w:hAnsi="Times New Roman" w:cs="Times New Roman" w:hint="eastAsia"/>
-        </w:rPr>
-        <w:t>连续放置地形、</w:t>
-      </w:r>
-      <w:r>
-        <w:rPr>
-          <w:rFonts w:ascii="Times New Roman" w:eastAsia="宋体" w:hAnsi="Times New Roman" w:cs="Times New Roman" w:hint="eastAsia"/>
-        </w:rPr>
-        <w:t>覆盖物</w:t>
-      </w:r>
-      <w:r>
-        <w:rPr>
-          <w:rFonts w:ascii="Times New Roman" w:eastAsia="宋体" w:hAnsi="Times New Roman" w:cs="Times New Roman" w:hint="eastAsia"/>
-        </w:rPr>
-        <w:t>：按住鼠标左键连续放置地形、</w:t>
-      </w:r>
-      <w:r>
-        <w:rPr>
-          <w:rFonts w:ascii="Times New Roman" w:eastAsia="宋体" w:hAnsi="Times New Roman" w:cs="Times New Roman" w:hint="eastAsia"/>
-        </w:rPr>
-        <w:t>覆盖物</w:t>
-      </w:r>
-      <w:r>
-        <w:rPr>
-          <w:rFonts w:ascii="Times New Roman" w:eastAsia="宋体" w:hAnsi="Times New Roman" w:cs="Times New Roman" w:hint="eastAsia"/>
-        </w:rPr>
-        <w:t>、擦除</w:t>
-      </w:r>
-      <w:r>
-        <w:rPr>
-          <w:rFonts w:ascii="Times New Roman" w:eastAsia="宋体" w:hAnsi="Times New Roman" w:cs="Times New Roman" w:hint="eastAsia"/>
-        </w:rPr>
-        <w:t>覆盖物</w:t>
-      </w:r>
-      <w:r>
-        <w:rPr>
-          <w:rFonts w:ascii="Times New Roman" w:eastAsia="宋体" w:hAnsi="Times New Roman" w:cs="Times New Roman" w:hint="eastAsia"/>
-        </w:rPr>
-        <w:t>后，此次连续更改仅占用一次历史记录，进行一次撤销即可全部撤销</w:t>
-      </w:r>
-    </w:p>
-    <w:p>
-      <w:pPr>
-        <w:ind w:firstLineChars="200" w:firstLine="440"/>
-        <w:rPr>
-          <w:rFonts w:ascii="Times New Roman" w:eastAsia="宋体" w:hAnsi="Times New Roman" w:cs="Times New Roman"/>
-        </w:rPr>
-      </w:pPr>
-      <w:r>
-        <w:rPr>
-          <w:rFonts w:ascii="Times New Roman" w:eastAsia="宋体" w:hAnsi="Times New Roman" w:cs="Times New Roman" w:hint="eastAsia"/>
-        </w:rPr>
-        <w:t>填充模式：按住</w:t>
-      </w:r>
-      <w:r>
-        <w:rPr>
-          <w:rFonts w:ascii="Times New Roman" w:eastAsia="宋体" w:hAnsi="Times New Roman" w:cs="Times New Roman" w:hint="eastAsia"/>
-        </w:rPr>
-        <w:t>Ctrl</w:t>
-      </w:r>
-      <w:r>
-        <w:rPr>
-          <w:rFonts w:ascii="Times New Roman" w:eastAsia="宋体" w:hAnsi="Times New Roman" w:cs="Times New Roman" w:hint="eastAsia"/>
-        </w:rPr>
-        <w:t>填充摆放地形时，会将地形与该地形的</w:t>
-      </w:r>
-      <w:r>
-        <w:rPr>
-          <w:rFonts w:ascii="Times New Roman" w:eastAsia="宋体" w:hAnsi="Times New Roman" w:cs="Times New Roman" w:hint="eastAsia"/>
-        </w:rPr>
-        <w:t>LAT</w:t>
-      </w:r>
-      <w:r>
-        <w:rPr>
-          <w:rFonts w:ascii="Times New Roman" w:eastAsia="宋体" w:hAnsi="Times New Roman" w:cs="Times New Roman" w:hint="eastAsia"/>
-        </w:rPr>
-        <w:t>视为同一组</w:t>
-      </w:r>
-      <w:r>
-        <w:rPr>
-          <w:rFonts w:ascii="Times New Roman" w:eastAsia="宋体" w:hAnsi="Times New Roman" w:cs="Times New Roman" w:hint="eastAsia"/>
-        </w:rPr>
-        <w:t>，将所有水面视为同类地形，</w:t>
-      </w:r>
-      <w:r>
-        <w:rPr>
-          <w:rFonts w:ascii="Times New Roman" w:eastAsia="宋体" w:hAnsi="Times New Roman" w:cs="Times New Roman" w:hint="eastAsia"/>
-        </w:rPr>
-        <w:t>若有单元格</w:t>
-      </w:r>
-      <w:r>
-        <w:rPr>
-          <w:rFonts w:ascii="Times New Roman" w:eastAsia="宋体" w:hAnsi="Times New Roman" w:cs="Times New Roman" w:hint="eastAsia"/>
-        </w:rPr>
-        <w:t>被隐藏</w:t>
-      </w:r>
-      <w:r>
-        <w:rPr>
-          <w:rFonts w:ascii="Times New Roman" w:eastAsia="宋体" w:hAnsi="Times New Roman" w:cs="Times New Roman" w:hint="eastAsia"/>
-        </w:rPr>
-        <w:t>，则跳过；若开启多选模式，则对多选范围内的地形生效</w:t>
-      </w:r>
-    </w:p>
-    <w:p>
-      <w:pPr>
-        <w:ind w:firstLineChars="200" w:firstLine="440"/>
-        <w:rPr>
-          <w:rFonts w:ascii="Times New Roman" w:eastAsia="宋体" w:hAnsi="Times New Roman" w:cs="Times New Roman"/>
-        </w:rPr>
-      </w:pPr>
-      <w:r>
-        <w:rPr>
-          <w:rFonts w:ascii="Times New Roman" w:eastAsia="宋体" w:hAnsi="Times New Roman" w:cs="Times New Roman" w:hint="eastAsia"/>
-        </w:rPr>
-        <w:t>资源加载：支持读取游戏目录下的</w:t>
-      </w:r>
-      <w:r>
-        <w:rPr>
-          <w:rFonts w:ascii="Times New Roman" w:eastAsia="宋体" w:hAnsi="Times New Roman" w:cs="Times New Roman" w:hint="eastAsia"/>
-        </w:rPr>
-        <w:t>shp</w:t>
-      </w:r>
-      <w:r>
-        <w:rPr>
-          <w:rFonts w:ascii="Times New Roman" w:eastAsia="宋体" w:hAnsi="Times New Roman" w:cs="Times New Roman" w:hint="eastAsia"/>
-        </w:rPr>
-        <w:t>文件，围墙</w:t>
-      </w:r>
-      <w:r>
-        <w:rPr>
-          <w:rFonts w:ascii="Times New Roman" w:eastAsia="宋体" w:hAnsi="Times New Roman" w:cs="Times New Roman" w:hint="eastAsia"/>
-        </w:rPr>
-        <w:t>覆盖物</w:t>
-      </w:r>
-      <w:r>
-        <w:rPr>
-          <w:rFonts w:ascii="Times New Roman" w:eastAsia="宋体" w:hAnsi="Times New Roman" w:cs="Times New Roman" w:hint="eastAsia"/>
-        </w:rPr>
-        <w:t>的显示会尊重</w:t>
-      </w:r>
-      <w:r>
-        <w:rPr>
-          <w:rFonts w:ascii="Times New Roman" w:eastAsia="宋体" w:hAnsi="Times New Roman" w:cs="Times New Roman" w:hint="eastAsia"/>
-        </w:rPr>
-        <w:t>NewTheater</w:t>
-      </w:r>
-      <w:r>
-        <w:rPr>
-          <w:rFonts w:ascii="Times New Roman" w:eastAsia="宋体" w:hAnsi="Times New Roman" w:cs="Times New Roman" w:hint="eastAsia"/>
-        </w:rPr>
-        <w:t>设置</w:t>
-      </w:r>
-    </w:p>
-    <w:p>
-      <w:pPr>
-        <w:ind w:firstLineChars="200" w:firstLine="440"/>
-        <w:rPr>
-          <w:rFonts w:ascii="Times New Roman" w:eastAsia="宋体" w:hAnsi="Times New Roman" w:cs="Times New Roman"/>
-        </w:rPr>
-      </w:pPr>
-      <w:r>
-        <w:rPr>
-          <w:rFonts w:ascii="Times New Roman" w:eastAsia="宋体" w:hAnsi="Times New Roman" w:cs="Times New Roman" w:hint="eastAsia"/>
-        </w:rPr>
-        <w:t>遭遇战地图的新缩略图风格：提供了一种接近于原版地图缩略图的风格</w:t>
-      </w:r>
-    </w:p>
-    <w:p>
-      <w:pPr>
-        <w:ind w:firstLineChars="200" w:firstLine="440"/>
-        <w:rPr>
-          <w:rFonts w:ascii="Times New Roman" w:eastAsia="宋体" w:hAnsi="Times New Roman" w:cs="Times New Roman"/>
-        </w:rPr>
-      </w:pPr>
-      <w:r>
-        <w:rPr>
-          <w:rFonts w:ascii="Times New Roman" w:eastAsia="宋体" w:hAnsi="Times New Roman" w:cs="Times New Roman" w:hint="eastAsia"/>
-        </w:rPr>
-        <w:t>文件默认编码提示：在第一行添加了中文注释，对于多数自带编码推断的文本编辑器（包括记事本），会自动将地图文件以</w:t>
-      </w:r>
-      <w:r>
-        <w:rPr>
-          <w:rFonts w:ascii="Times New Roman" w:eastAsia="宋体" w:hAnsi="Times New Roman" w:cs="Times New Roman" w:hint="eastAsia"/>
-        </w:rPr>
-        <w:t>ANSI/GBK</w:t>
-      </w:r>
-      <w:r>
-        <w:rPr>
-          <w:rFonts w:ascii="Times New Roman" w:eastAsia="宋体" w:hAnsi="Times New Roman" w:cs="Times New Roman" w:hint="eastAsia"/>
-        </w:rPr>
-        <w:t>格式打开</w:t>
-      </w:r>
-    </w:p>
-    <w:p>
-      <w:pPr>
-        <w:ind w:firstLineChars="200" w:firstLine="440"/>
-        <w:rPr>
-          <w:rFonts w:ascii="Times New Roman" w:eastAsia="宋体" w:hAnsi="Times New Roman" w:cs="Times New Roman"/>
-        </w:rPr>
-      </w:pPr>
-      <w:r>
-        <w:rPr>
-          <w:rFonts w:ascii="Times New Roman" w:eastAsia="宋体" w:hAnsi="Times New Roman" w:cs="Times New Roman" w:hint="eastAsia"/>
-        </w:rPr>
-        <w:t>重新设置目录：启动时，若发现当前游戏目录资源不完整，会自动提示重新选择目录</w:t>
-      </w:r>
-    </w:p>
-    <w:p>
-      <w:pPr>
-        <w:ind w:firstLineChars="200" w:firstLine="440"/>
-        <w:rPr>
-          <w:rFonts w:ascii="Times New Roman" w:eastAsia="宋体" w:hAnsi="Times New Roman" w:cs="Times New Roman"/>
-        </w:rPr>
-      </w:pPr>
-      <w:r>
-        <w:rPr>
-          <w:rFonts w:ascii="Times New Roman" w:eastAsia="宋体" w:hAnsi="Times New Roman" w:cs="Times New Roman" w:hint="eastAsia"/>
-        </w:rPr>
-        <w:t>选择游戏目录：</w:t>
-      </w:r>
-      <w:r>
-        <w:rPr>
-          <w:rFonts w:ascii="Times New Roman" w:eastAsia="宋体" w:hAnsi="Times New Roman" w:cs="Times New Roman" w:hint="eastAsia"/>
-        </w:rPr>
-        <w:t>选择游戏目录对话框不会限定文件名称，可以选择</w:t>
-      </w:r>
-      <w:r>
-        <w:rPr>
-          <w:rFonts w:ascii="Times New Roman" w:eastAsia="宋体" w:hAnsi="Times New Roman" w:cs="Times New Roman" w:hint="eastAsia"/>
-        </w:rPr>
-        <w:t>.mix</w:t>
-      </w:r>
-      <w:r>
-        <w:rPr>
-          <w:rFonts w:ascii="Times New Roman" w:eastAsia="宋体" w:hAnsi="Times New Roman" w:cs="Times New Roman" w:hint="eastAsia"/>
-        </w:rPr>
-        <w:t>文件或</w:t>
-      </w:r>
-      <w:r>
-        <w:rPr>
-          <w:rFonts w:ascii="Times New Roman" w:eastAsia="宋体" w:hAnsi="Times New Roman" w:cs="Times New Roman" w:hint="eastAsia"/>
-        </w:rPr>
-        <w:t>.exe</w:t>
-      </w:r>
-      <w:r>
-        <w:rPr>
-          <w:rFonts w:ascii="Times New Roman" w:eastAsia="宋体" w:hAnsi="Times New Roman" w:cs="Times New Roman" w:hint="eastAsia"/>
-        </w:rPr>
-        <w:t>文件（实际上，只需要目录设置正确，选择目录内的任意文件均可）</w:t>
-      </w:r>
-    </w:p>
-    <w:p>
-      <w:pPr>
-        <w:ind w:firstLineChars="200" w:firstLine="440"/>
-        <w:rPr>
-          <w:rFonts w:ascii="Times New Roman" w:eastAsia="宋体" w:hAnsi="Times New Roman" w:cs="Times New Roman"/>
-        </w:rPr>
-      </w:pPr>
-      <w:r>
-        <w:rPr>
-          <w:rFonts w:ascii="Times New Roman" w:eastAsia="宋体" w:hAnsi="Times New Roman" w:cs="Times New Roman" w:hint="eastAsia"/>
-        </w:rPr>
-        <w:t>文件对话框风格：选择游戏目录、打开地图、保存地图使用的文件对话框，会使用</w:t>
-      </w:r>
-      <w:r>
-        <w:rPr>
-          <w:rFonts w:ascii="Times New Roman" w:eastAsia="宋体" w:hAnsi="Times New Roman" w:cs="Times New Roman" w:hint="eastAsia"/>
-        </w:rPr>
-        <w:t>WIN7</w:t>
-      </w:r>
-      <w:r>
-        <w:rPr>
-          <w:rFonts w:ascii="Times New Roman" w:eastAsia="宋体" w:hAnsi="Times New Roman" w:cs="Times New Roman" w:hint="eastAsia"/>
-        </w:rPr>
-        <w:t>风格</w:t>
-      </w:r>
-    </w:p>
-    <w:p>
-      <w:pPr>
-        <w:ind w:firstLineChars="200" w:firstLine="440"/>
-        <w:rPr>
-          <w:rFonts w:ascii="Times New Roman" w:eastAsia="宋体" w:hAnsi="Times New Roman" w:cs="Times New Roman"/>
-        </w:rPr>
-      </w:pPr>
-      <w:r>
-        <w:rPr>
-          <w:rFonts w:ascii="Times New Roman" w:eastAsia="宋体" w:hAnsi="Times New Roman" w:cs="Times New Roman" w:hint="eastAsia"/>
-        </w:rPr>
-        <w:t>自动设置拓展名：</w:t>
-      </w:r>
-      <w:r>
-        <w:rPr>
-          <w:rFonts w:ascii="Times New Roman" w:eastAsia="宋体" w:hAnsi="Times New Roman" w:cs="Times New Roman" w:hint="eastAsia"/>
-        </w:rPr>
-        <w:t>在保存地图时，会根据</w:t>
-      </w:r>
-      <w:r>
-        <w:rPr>
-          <w:rFonts w:ascii="Times New Roman" w:eastAsia="宋体" w:hAnsi="Times New Roman" w:cs="Times New Roman" w:hint="eastAsia"/>
-        </w:rPr>
-        <w:t>地图类型在文件对话框中选择默认的拓展名</w:t>
-      </w:r>
-    </w:p>
-    <w:p>
-      <w:pPr>
-        <w:ind w:firstLineChars="200" w:firstLine="440"/>
-        <w:rPr>
-          <w:rFonts w:ascii="Times New Roman" w:eastAsia="宋体" w:hAnsi="Times New Roman" w:cs="Times New Roman"/>
-        </w:rPr>
-      </w:pPr>
-      <w:r>
-        <w:rPr>
-          <w:rFonts w:ascii="Times New Roman" w:eastAsia="宋体" w:hAnsi="Times New Roman" w:cs="Times New Roman" w:hint="eastAsia"/>
-        </w:rPr>
-        <w:t>FAData</w:t>
-      </w:r>
-      <w:r>
-        <w:rPr>
-          <w:rFonts w:ascii="Times New Roman" w:eastAsia="宋体" w:hAnsi="Times New Roman" w:cs="Times New Roman" w:hint="eastAsia"/>
-        </w:rPr>
-        <w:t>拆分：支持对</w:t>
-      </w:r>
-      <w:r>
-        <w:rPr>
-          <w:rFonts w:ascii="Times New Roman" w:eastAsia="宋体" w:hAnsi="Times New Roman" w:cs="Times New Roman" w:hint="eastAsia"/>
-        </w:rPr>
-        <w:t>FAData</w:t>
-      </w:r>
-      <w:r>
-        <w:rPr>
-          <w:rFonts w:ascii="Times New Roman" w:eastAsia="宋体" w:hAnsi="Times New Roman" w:cs="Times New Roman" w:hint="eastAsia"/>
-        </w:rPr>
-        <w:t>进行拆分</w:t>
-      </w:r>
-    </w:p>
-    <w:p>
-      <w:pPr>
-        <w:ind w:firstLineChars="200" w:firstLine="440"/>
-        <w:rPr>
-          <w:rFonts w:ascii="Times New Roman" w:eastAsia="宋体" w:hAnsi="Times New Roman" w:cs="Times New Roman"/>
-        </w:rPr>
-      </w:pPr>
-      <w:r>
-        <w:rPr>
-          <w:rFonts w:ascii="Times New Roman" w:eastAsia="宋体" w:hAnsi="Times New Roman" w:cs="Times New Roman" w:hint="eastAsia"/>
-        </w:rPr>
-        <w:t>鼠标描边：支持</w:t>
-      </w:r>
-      <w:r>
-        <w:rPr>
-          <w:rFonts w:ascii="Times New Roman" w:eastAsia="宋体" w:hAnsi="Times New Roman" w:cs="Times New Roman" w:hint="eastAsia"/>
-        </w:rPr>
-        <w:t>FA2 2.0</w:t>
-      </w:r>
-      <w:r>
-        <w:rPr>
-          <w:rFonts w:ascii="Times New Roman" w:eastAsia="宋体" w:hAnsi="Times New Roman" w:cs="Times New Roman" w:hint="eastAsia"/>
-        </w:rPr>
-        <w:t>同款的依据当前高度改变鼠标描边颜色</w:t>
-      </w:r>
-    </w:p>
-    <w:p>
-      <w:pPr>
-        <w:ind w:firstLineChars="200" w:firstLine="440"/>
-        <w:rPr>
-          <w:rFonts w:ascii="Times New Roman" w:eastAsia="宋体" w:hAnsi="Times New Roman" w:cs="Times New Roman"/>
-        </w:rPr>
-      </w:pPr>
-      <w:r>
-        <w:rPr>
-          <w:rFonts w:ascii="Times New Roman" w:eastAsia="宋体" w:hAnsi="Times New Roman" w:cs="Times New Roman" w:hint="eastAsia"/>
-        </w:rPr>
-        <w:t>拖动界面指针：使用了</w:t>
-      </w:r>
-      <w:r>
-        <w:rPr>
-          <w:rFonts w:ascii="Times New Roman" w:eastAsia="宋体" w:hAnsi="Times New Roman" w:cs="Times New Roman" w:hint="eastAsia"/>
-        </w:rPr>
-        <w:t>FA2 2.0</w:t>
-      </w:r>
-      <w:r>
-        <w:rPr>
-          <w:rFonts w:ascii="Times New Roman" w:eastAsia="宋体" w:hAnsi="Times New Roman" w:cs="Times New Roman" w:hint="eastAsia"/>
-        </w:rPr>
-        <w:t>同款的按住右键拖动地图画面时显示的鼠标指针</w:t>
-      </w:r>
-    </w:p>
-    <w:p>
-      <w:pPr>
-        <w:ind w:firstLineChars="200" w:firstLine="440"/>
-        <w:rPr>
-          <w:rFonts w:ascii="Times New Roman" w:eastAsia="宋体" w:hAnsi="Times New Roman" w:cs="Times New Roman"/>
-        </w:rPr>
-      </w:pPr>
-      <w:r>
-        <w:rPr>
-          <w:rFonts w:ascii="Times New Roman" w:eastAsia="宋体" w:hAnsi="Times New Roman" w:cs="Times New Roman" w:hint="eastAsia"/>
-        </w:rPr>
-        <w:t>崩溃保存：崩溃时，将带当前时间后缀的地图文件保存在</w:t>
-      </w:r>
-      <w:r>
-        <w:rPr>
-          <w:rFonts w:ascii="Times New Roman" w:eastAsia="宋体" w:hAnsi="Times New Roman" w:cs="Times New Roman" w:hint="eastAsia"/>
-        </w:rPr>
-        <w:t>CrashBackups</w:t>
-      </w:r>
-      <w:r>
-        <w:rPr>
-          <w:rFonts w:ascii="Times New Roman" w:eastAsia="宋体" w:hAnsi="Times New Roman" w:cs="Times New Roman" w:hint="eastAsia"/>
-        </w:rPr>
-        <w:t>目录中，同时将必要的日志文件自动复制到</w:t>
-      </w:r>
-      <w:r>
-        <w:rPr>
-          <w:rFonts w:ascii="Times New Roman" w:eastAsia="宋体" w:hAnsi="Times New Roman" w:cs="Times New Roman" w:hint="eastAsia"/>
-        </w:rPr>
-        <w:t>debug</w:t>
-      </w:r>
-      <w:r>
-        <w:rPr>
-          <w:rFonts w:ascii="Times New Roman" w:eastAsia="宋体" w:hAnsi="Times New Roman" w:cs="Times New Roman" w:hint="eastAsia"/>
-        </w:rPr>
-        <w:t>目录</w:t>
-      </w:r>
-      <w:r>
-        <w:rPr>
-          <w:rFonts w:ascii="Times New Roman" w:eastAsia="宋体" w:hAnsi="Times New Roman" w:cs="Times New Roman" w:hint="eastAsia"/>
-        </w:rPr>
-        <w:t>下</w:t>
-      </w:r>
-    </w:p>
-    <w:p>
-      <w:pPr>
-        <w:ind w:firstLineChars="200" w:firstLine="440"/>
-        <w:rPr>
-          <w:rFonts w:ascii="Times New Roman" w:eastAsia="宋体" w:hAnsi="Times New Roman" w:cs="Times New Roman"/>
-        </w:rPr>
-      </w:pPr>
-      <w:r>
-        <w:rPr>
-          <w:rFonts w:ascii="Times New Roman" w:eastAsia="宋体" w:hAnsi="Times New Roman" w:cs="Times New Roman" w:hint="eastAsia"/>
-        </w:rPr>
-        <w:t>地图检查器：增加了对循环触发链、重复特遣成员、错误基地节点格式、</w:t>
-      </w:r>
-      <w:r>
-        <w:rPr>
-          <w:rFonts w:ascii="Times New Roman" w:eastAsia="宋体" w:hAnsi="Times New Roman" w:cs="Times New Roman" w:hint="eastAsia"/>
-        </w:rPr>
-        <w:t>INI</w:t>
-      </w:r>
-      <w:r>
-        <w:rPr>
-          <w:rFonts w:ascii="Times New Roman" w:eastAsia="宋体" w:hAnsi="Times New Roman" w:cs="Times New Roman" w:hint="eastAsia"/>
-        </w:rPr>
-        <w:t>过</w:t>
-      </w:r>
-      <w:r>
-        <w:rPr>
-          <w:rFonts w:ascii="Times New Roman" w:eastAsia="宋体" w:hAnsi="Times New Roman" w:cs="Times New Roman" w:hint="eastAsia"/>
-        </w:rPr>
-        <w:lastRenderedPageBreak/>
-        <w:t>长、触发空小队参数的检查</w:t>
+        <w:t>过长、触发空小队参数的检查</w:t>
       </w:r>
     </w:p>
     <w:p>
@@ -42806,7 +42818,7 @@
         <v:path o:extrusionok="f" gradientshapeok="t" o:connecttype="rect"/>
         <o:lock v:ext="edit" aspectratio="t"/>
       </v:shapetype>
-      <v:shape id="_x0000_i1030" type="#_x0000_t75" style="width:11.5pt;height:11.5pt" o:bullet="t">
+      <v:shape id="_x0000_i1028" type="#_x0000_t75" style="width:11.5pt;height:11.5pt" o:bullet="t">
         <v:imagedata r:id="rId1" o:title="mso9A9A"/>
       </v:shape>
     </w:pict>

--- a/Supplementary/文档/FA2SP HDM Edition说明文档.docx
+++ b/Supplementary/文档/FA2SP HDM Edition说明文档.docx
@@ -624,6 +624,36 @@
         <w:pStyle w:val="a9"/>
         <w:numPr>
           <w:ilvl w:val="0"/>
+          <w:numId w:val="11"/>
+        </w:numPr>
+        <w:rPr>
+          <w:rFonts w:ascii="Times New Roman" w:eastAsia="宋体" w:hAnsi="Times New Roman" w:cs="Times New Roman"/>
+        </w:rPr>
+      </w:pPr>
+      <w:r>
+        <w:rPr>
+          <w:rFonts w:ascii="Times New Roman" w:eastAsia="宋体" w:hAnsi="Times New Roman" w:cs="Times New Roman" w:hint="eastAsia"/>
+        </w:rPr>
+        <w:t>优化</w:t>
+      </w:r>
+      <w:r>
+        <w:rPr>
+          <w:rFonts w:ascii="Times New Roman" w:eastAsia="宋体" w:hAnsi="Times New Roman" w:cs="Times New Roman" w:hint="eastAsia"/>
+        </w:rPr>
+        <w:t>VXL</w:t>
+      </w:r>
+      <w:r>
+        <w:rPr>
+          <w:rFonts w:ascii="Times New Roman" w:eastAsia="宋体" w:hAnsi="Times New Roman" w:cs="Times New Roman" w:hint="eastAsia"/>
+        </w:rPr>
+        <w:t>单位渲染时间</w:t>
+      </w:r>
+    </w:p>
+    <w:p>
+      <w:pPr>
+        <w:pStyle w:val="a9"/>
+        <w:numPr>
+          <w:ilvl w:val="0"/>
           <w:numId w:val="10"/>
         </w:numPr>
         <w:rPr>
@@ -834,7 +864,14 @@
         <w:rPr>
           <w:rFonts w:ascii="Times New Roman" w:eastAsia="宋体" w:hAnsi="Times New Roman" w:cs="Times New Roman" w:hint="eastAsia"/>
         </w:rPr>
-        <w:t>，支持撤销重做</w:t>
+        <w:t>，支持撤</w:t>
+      </w:r>
+      <w:r>
+        <w:rPr>
+          <w:rFonts w:ascii="Times New Roman" w:eastAsia="宋体" w:hAnsi="Times New Roman" w:cs="Times New Roman" w:hint="eastAsia"/>
+        </w:rPr>
+        <w:lastRenderedPageBreak/>
+        <w:t>销重做</w:t>
       </w:r>
     </w:p>
     <w:p>
@@ -852,7 +889,6 @@
         <w:rPr>
           <w:rFonts w:ascii="Times New Roman" w:eastAsia="宋体" w:hAnsi="Times New Roman" w:cs="Times New Roman" w:hint="eastAsia"/>
         </w:rPr>
-        <w:lastRenderedPageBreak/>
         <w:t>优化更改地图大小工具的效率</w:t>
       </w:r>
     </w:p>
@@ -1780,6 +1816,7 @@
         <w:rPr>
           <w:rFonts w:ascii="Times New Roman" w:eastAsia="宋体" w:hAnsi="Times New Roman" w:cs="Times New Roman" w:hint="eastAsia"/>
         </w:rPr>
+        <w:lastRenderedPageBreak/>
         <w:t>修复当建筑多个动画互相无限循环时导致崩溃的</w:t>
       </w:r>
       <w:r>
@@ -1804,7 +1841,6 @@
         <w:rPr>
           <w:rFonts w:ascii="Times New Roman" w:eastAsia="宋体" w:hAnsi="Times New Roman" w:cs="Times New Roman" w:hint="eastAsia"/>
         </w:rPr>
-        <w:lastRenderedPageBreak/>
         <w:t>新增禁止自动连接围墙选项，可以在摆放和擦除围墙时不自动修改连接</w:t>
       </w:r>
     </w:p>
@@ -2959,6 +2995,7 @@
           <w:kern w:val="0"/>
           <w14:ligatures w14:val="none"/>
         </w:rPr>
+        <w:lastRenderedPageBreak/>
         <w:t>当放置覆盖物进行预览时，不会改变扫过区域的矿石价值</w:t>
       </w:r>
     </w:p>
@@ -2981,7 +3018,6 @@
           <w:kern w:val="0"/>
           <w14:ligatures w14:val="none"/>
         </w:rPr>
-        <w:lastRenderedPageBreak/>
         <w:t>脚本编辑器的脚本序号从</w:t>
       </w:r>
       <w:r>
@@ -4052,6 +4088,7 @@
           <w:sz w:val="28"/>
           <w:szCs w:val="32"/>
         </w:rPr>
+        <w:lastRenderedPageBreak/>
         <w:t>1.3.5 (2026.0</w:t>
       </w:r>
       <w:r>
@@ -4110,907 +4147,907 @@
         <w:rPr>
           <w:rFonts w:ascii="Times New Roman" w:eastAsia="宋体" w:hAnsi="Times New Roman" w:cs="Times New Roman" w:hint="eastAsia"/>
         </w:rPr>
+        <w:t>修复自定义面积建筑的渲染遮挡问题</w:t>
+      </w:r>
+    </w:p>
+    <w:p>
+      <w:pPr>
+        <w:pStyle w:val="a9"/>
+        <w:numPr>
+          <w:ilvl w:val="0"/>
+          <w:numId w:val="43"/>
+        </w:numPr>
+        <w:rPr>
+          <w:rFonts w:ascii="Times New Roman" w:eastAsia="宋体" w:hAnsi="Times New Roman" w:cs="Times New Roman"/>
+        </w:rPr>
+      </w:pPr>
+      <w:r>
+        <w:rPr>
+          <w:rFonts w:ascii="Times New Roman" w:eastAsia="宋体" w:hAnsi="Times New Roman" w:cs="Times New Roman" w:hint="eastAsia"/>
+        </w:rPr>
+        <w:t>修复删除地图</w:t>
+      </w:r>
+      <w:r>
+        <w:rPr>
+          <w:rFonts w:ascii="Times New Roman" w:eastAsia="宋体" w:hAnsi="Times New Roman" w:cs="Times New Roman" w:hint="eastAsia"/>
+        </w:rPr>
+        <w:t>include</w:t>
+      </w:r>
+      <w:r>
+        <w:rPr>
+          <w:rFonts w:ascii="Times New Roman" w:eastAsia="宋体" w:hAnsi="Times New Roman" w:cs="Times New Roman" w:hint="eastAsia"/>
+        </w:rPr>
+        <w:t>小节后不能正确保存部分</w:t>
+      </w:r>
+      <w:r>
+        <w:rPr>
+          <w:rFonts w:ascii="Times New Roman" w:eastAsia="宋体" w:hAnsi="Times New Roman" w:cs="Times New Roman" w:hint="eastAsia"/>
+        </w:rPr>
+        <w:t>ini</w:t>
+      </w:r>
+      <w:r>
+        <w:rPr>
+          <w:rFonts w:ascii="Times New Roman" w:eastAsia="宋体" w:hAnsi="Times New Roman" w:cs="Times New Roman" w:hint="eastAsia"/>
+        </w:rPr>
+        <w:t>小节的</w:t>
+      </w:r>
+      <w:r>
+        <w:rPr>
+          <w:rFonts w:ascii="Times New Roman" w:eastAsia="宋体" w:hAnsi="Times New Roman" w:cs="Times New Roman" w:hint="eastAsia"/>
+        </w:rPr>
+        <w:t>bug</w:t>
+      </w:r>
+      <w:r>
+        <w:rPr>
+          <w:rFonts w:ascii="Times New Roman" w:eastAsia="宋体" w:hAnsi="Times New Roman" w:cs="Times New Roman" w:hint="eastAsia"/>
+        </w:rPr>
+        <w:t>。</w:t>
+      </w:r>
+      <w:r>
+        <w:rPr>
+          <w:rFonts w:ascii="Times New Roman" w:eastAsia="宋体" w:hAnsi="Times New Roman" w:cs="Times New Roman" w:hint="eastAsia"/>
+        </w:rPr>
+        <w:t>注意，地图</w:t>
+      </w:r>
+      <w:r>
+        <w:rPr>
+          <w:rFonts w:ascii="Times New Roman" w:eastAsia="宋体" w:hAnsi="Times New Roman" w:cs="Times New Roman" w:hint="eastAsia"/>
+        </w:rPr>
+        <w:t>include</w:t>
+      </w:r>
+      <w:r>
+        <w:rPr>
+          <w:rFonts w:ascii="Times New Roman" w:eastAsia="宋体" w:hAnsi="Times New Roman" w:cs="Times New Roman" w:hint="eastAsia"/>
+        </w:rPr>
+        <w:t>支持仍属于实验性功能，不建议使用</w:t>
+      </w:r>
+      <w:r>
+        <w:rPr>
+          <w:rFonts w:ascii="Times New Roman" w:eastAsia="宋体" w:hAnsi="Times New Roman" w:cs="Times New Roman" w:hint="eastAsia"/>
+        </w:rPr>
+        <w:t>；由于技术限制，保存时并不能固定已有的</w:t>
+      </w:r>
+      <w:r>
+        <w:rPr>
+          <w:rFonts w:ascii="Times New Roman" w:eastAsia="宋体" w:hAnsi="Times New Roman" w:cs="Times New Roman" w:hint="eastAsia"/>
+        </w:rPr>
+        <w:t>include</w:t>
+      </w:r>
+      <w:r>
+        <w:rPr>
+          <w:rFonts w:ascii="Times New Roman" w:eastAsia="宋体" w:hAnsi="Times New Roman" w:cs="Times New Roman" w:hint="eastAsia"/>
+        </w:rPr>
+        <w:t>顺序</w:t>
+      </w:r>
+    </w:p>
+    <w:p>
+      <w:pPr>
+        <w:pStyle w:val="a9"/>
+        <w:numPr>
+          <w:ilvl w:val="0"/>
+          <w:numId w:val="43"/>
+        </w:numPr>
+        <w:rPr>
+          <w:rFonts w:ascii="Times New Roman" w:eastAsia="宋体" w:hAnsi="Times New Roman" w:cs="Times New Roman"/>
+        </w:rPr>
+      </w:pPr>
+      <w:r>
+        <w:rPr>
+          <w:rFonts w:ascii="Times New Roman" w:eastAsia="宋体" w:hAnsi="Times New Roman" w:cs="Times New Roman" w:hint="eastAsia"/>
+        </w:rPr>
+        <w:t>小队变更时会即时刷新触发编辑器对应菜单</w:t>
+      </w:r>
+    </w:p>
+    <w:p>
+      <w:pPr>
+        <w:pStyle w:val="a9"/>
+        <w:numPr>
+          <w:ilvl w:val="0"/>
+          <w:numId w:val="43"/>
+        </w:numPr>
+        <w:rPr>
+          <w:rFonts w:ascii="Times New Roman" w:eastAsia="宋体" w:hAnsi="Times New Roman" w:cs="Times New Roman"/>
+        </w:rPr>
+      </w:pPr>
+      <w:r>
+        <w:rPr>
+          <w:rFonts w:ascii="Times New Roman" w:eastAsia="宋体" w:hAnsi="Times New Roman" w:cs="Times New Roman" w:hint="eastAsia"/>
+        </w:rPr>
+        <w:t>新增选项</w:t>
+      </w:r>
+      <w:r>
+        <w:rPr>
+          <w:rFonts w:ascii="Times New Roman" w:eastAsia="宋体" w:hAnsi="Times New Roman" w:cs="Times New Roman" w:hint="eastAsia"/>
+        </w:rPr>
+        <w:t>SaveMap.KeepComments</w:t>
+      </w:r>
+      <w:r>
+        <w:rPr>
+          <w:rFonts w:ascii="Times New Roman" w:eastAsia="宋体" w:hAnsi="Times New Roman" w:cs="Times New Roman" w:hint="eastAsia"/>
+        </w:rPr>
+        <w:t>，在保存地图时可以保留注释</w:t>
+      </w:r>
+      <w:r>
+        <w:rPr>
+          <w:rFonts w:ascii="Times New Roman" w:eastAsia="宋体" w:hAnsi="Times New Roman" w:cs="Times New Roman" w:hint="eastAsia"/>
+        </w:rPr>
+        <w:t>，</w:t>
+      </w:r>
+      <w:r>
+        <w:rPr>
+          <w:rFonts w:ascii="Times New Roman" w:eastAsia="宋体" w:hAnsi="Times New Roman" w:cs="Times New Roman" w:hint="eastAsia"/>
+        </w:rPr>
+        <w:t>ini</w:t>
+      </w:r>
+      <w:r>
+        <w:rPr>
+          <w:rFonts w:ascii="Times New Roman" w:eastAsia="宋体" w:hAnsi="Times New Roman" w:cs="Times New Roman" w:hint="eastAsia"/>
+        </w:rPr>
+        <w:t>编辑器中可以保留并显示注释</w:t>
+      </w:r>
+    </w:p>
+    <w:p>
+      <w:pPr>
+        <w:pStyle w:val="a9"/>
+        <w:numPr>
+          <w:ilvl w:val="0"/>
+          <w:numId w:val="43"/>
+        </w:numPr>
+        <w:rPr>
+          <w:rFonts w:ascii="Times New Roman" w:eastAsia="宋体" w:hAnsi="Times New Roman" w:cs="Times New Roman"/>
+        </w:rPr>
+      </w:pPr>
+      <w:r>
+        <w:rPr>
+          <w:rFonts w:ascii="Times New Roman" w:eastAsia="宋体" w:hAnsi="Times New Roman" w:cs="Times New Roman" w:hint="eastAsia"/>
+        </w:rPr>
+        <w:t>在触发编辑器中为无标签的重复类型添加说明文本</w:t>
+      </w:r>
+    </w:p>
+    <w:p>
+      <w:pPr>
+        <w:pStyle w:val="a9"/>
+        <w:numPr>
+          <w:ilvl w:val="0"/>
+          <w:numId w:val="43"/>
+        </w:numPr>
+        <w:rPr>
+          <w:rFonts w:ascii="Times New Roman" w:eastAsia="宋体" w:hAnsi="Times New Roman" w:cs="Times New Roman"/>
+        </w:rPr>
+      </w:pPr>
+      <w:r>
+        <w:rPr>
+          <w:rFonts w:ascii="Times New Roman" w:eastAsia="宋体" w:hAnsi="Times New Roman" w:cs="Times New Roman" w:hint="eastAsia"/>
+        </w:rPr>
+        <w:t>新增加载</w:t>
+      </w:r>
+      <w:r>
+        <w:rPr>
+          <w:rFonts w:ascii="Times New Roman" w:eastAsia="宋体" w:hAnsi="Times New Roman" w:cs="Times New Roman" w:hint="eastAsia"/>
+        </w:rPr>
+        <w:t>/</w:t>
+      </w:r>
+      <w:r>
+        <w:rPr>
+          <w:rFonts w:ascii="Times New Roman" w:eastAsia="宋体" w:hAnsi="Times New Roman" w:cs="Times New Roman" w:hint="eastAsia"/>
+        </w:rPr>
+        <w:t>保存文件的</w:t>
+      </w:r>
+      <w:r>
+        <w:rPr>
+          <w:rFonts w:ascii="Times New Roman" w:eastAsia="宋体" w:hAnsi="Times New Roman" w:cs="Times New Roman" w:hint="eastAsia"/>
+        </w:rPr>
+        <w:t>lua</w:t>
+      </w:r>
+      <w:r>
+        <w:rPr>
+          <w:rFonts w:ascii="Times New Roman" w:eastAsia="宋体" w:hAnsi="Times New Roman" w:cs="Times New Roman" w:hint="eastAsia"/>
+        </w:rPr>
+        <w:t>脚本函数</w:t>
+      </w:r>
+    </w:p>
+    <w:p>
+      <w:pPr>
+        <w:pStyle w:val="a9"/>
+        <w:numPr>
+          <w:ilvl w:val="0"/>
+          <w:numId w:val="43"/>
+        </w:numPr>
+        <w:rPr>
+          <w:rFonts w:ascii="Times New Roman" w:eastAsia="宋体" w:hAnsi="Times New Roman" w:cs="Times New Roman"/>
+        </w:rPr>
+      </w:pPr>
+      <w:r>
+        <w:rPr>
+          <w:rFonts w:ascii="Times New Roman" w:eastAsia="宋体" w:hAnsi="Times New Roman" w:cs="Times New Roman" w:hint="eastAsia"/>
+        </w:rPr>
+        <w:t>修复部分</w:t>
+      </w:r>
+      <w:r>
+        <w:rPr>
+          <w:rFonts w:ascii="Times New Roman" w:eastAsia="宋体" w:hAnsi="Times New Roman" w:cs="Times New Roman" w:hint="eastAsia"/>
+        </w:rPr>
+        <w:t>lua</w:t>
+      </w:r>
+      <w:r>
+        <w:rPr>
+          <w:rFonts w:ascii="Times New Roman" w:eastAsia="宋体" w:hAnsi="Times New Roman" w:cs="Times New Roman" w:hint="eastAsia"/>
+        </w:rPr>
+        <w:t>脚本的</w:t>
+      </w:r>
+      <w:r>
+        <w:rPr>
+          <w:rFonts w:ascii="Times New Roman" w:eastAsia="宋体" w:hAnsi="Times New Roman" w:cs="Times New Roman" w:hint="eastAsia"/>
+        </w:rPr>
+        <w:t>bug</w:t>
+      </w:r>
+    </w:p>
+    <w:p>
+      <w:pPr>
+        <w:pStyle w:val="a9"/>
+        <w:numPr>
+          <w:ilvl w:val="0"/>
+          <w:numId w:val="43"/>
+        </w:numPr>
+        <w:rPr>
+          <w:rFonts w:ascii="Times New Roman" w:eastAsia="宋体" w:hAnsi="Times New Roman" w:cs="Times New Roman"/>
+        </w:rPr>
+      </w:pPr>
+      <w:r>
+        <w:rPr>
+          <w:rFonts w:ascii="Times New Roman" w:eastAsia="宋体" w:hAnsi="Times New Roman" w:cs="Times New Roman" w:hint="eastAsia"/>
+        </w:rPr>
+        <w:t>围墙覆盖物支持</w:t>
+      </w:r>
+      <w:r>
+        <w:rPr>
+          <w:rFonts w:ascii="Times New Roman" w:eastAsia="宋体" w:hAnsi="Times New Roman" w:cs="Times New Roman" w:hint="eastAsia"/>
+        </w:rPr>
+        <w:t>根据最近的建筑</w:t>
+      </w:r>
+      <w:r>
+        <w:rPr>
+          <w:rFonts w:ascii="Times New Roman" w:eastAsia="宋体" w:hAnsi="Times New Roman" w:cs="Times New Roman" w:hint="eastAsia"/>
+        </w:rPr>
+        <w:t>显示所属色</w:t>
+      </w:r>
+      <w:r>
+        <w:rPr>
+          <w:rFonts w:ascii="Times New Roman" w:eastAsia="宋体" w:hAnsi="Times New Roman" w:cs="Times New Roman" w:hint="eastAsia"/>
+        </w:rPr>
+        <w:t>（并不能完全还原游戏）</w:t>
+      </w:r>
+      <w:r>
+        <w:rPr>
+          <w:rFonts w:ascii="Times New Roman" w:eastAsia="宋体" w:hAnsi="Times New Roman" w:cs="Times New Roman" w:hint="eastAsia"/>
+        </w:rPr>
+        <w:t>，详见</w:t>
+      </w:r>
+      <w:r>
+        <w:rPr>
+          <w:rFonts w:ascii="Times New Roman" w:eastAsia="宋体" w:hAnsi="Times New Roman" w:cs="Times New Roman" w:hint="eastAsia"/>
+        </w:rPr>
+        <w:t>InGameDisplay.RemapableOverlay</w:t>
+      </w:r>
+    </w:p>
+    <w:p>
+      <w:pPr>
+        <w:pStyle w:val="a9"/>
+        <w:numPr>
+          <w:ilvl w:val="0"/>
+          <w:numId w:val="43"/>
+        </w:numPr>
+        <w:rPr>
+          <w:rFonts w:ascii="Times New Roman" w:eastAsia="宋体" w:hAnsi="Times New Roman" w:cs="Times New Roman"/>
+        </w:rPr>
+      </w:pPr>
+      <w:r>
+        <w:rPr>
+          <w:rFonts w:ascii="Times New Roman" w:eastAsia="宋体" w:hAnsi="Times New Roman" w:cs="Times New Roman" w:hint="eastAsia"/>
+        </w:rPr>
+        <w:t>恢复心灵终结中被错误隐藏的部分地形组</w:t>
+      </w:r>
+    </w:p>
+    <w:p>
+      <w:pPr>
+        <w:pStyle w:val="a9"/>
+        <w:numPr>
+          <w:ilvl w:val="0"/>
+          <w:numId w:val="43"/>
+        </w:numPr>
+        <w:rPr>
+          <w:rFonts w:ascii="Times New Roman" w:eastAsia="宋体" w:hAnsi="Times New Roman" w:cs="Times New Roman"/>
+        </w:rPr>
+      </w:pPr>
+      <w:r>
+        <w:rPr>
+          <w:rFonts w:ascii="Times New Roman" w:eastAsia="宋体" w:hAnsi="Times New Roman" w:cs="Times New Roman" w:hint="eastAsia"/>
+        </w:rPr>
+        <w:t>支持直接向建筑上放置加载物</w:t>
+      </w:r>
+      <w:r>
+        <w:rPr>
+          <w:rFonts w:ascii="Times New Roman" w:eastAsia="宋体" w:hAnsi="Times New Roman" w:cs="Times New Roman" w:hint="eastAsia"/>
+        </w:rPr>
+        <w:t>，详见</w:t>
+      </w:r>
+      <w:r>
+        <w:rPr>
+          <w:rFonts w:ascii="Times New Roman" w:eastAsia="宋体" w:hAnsi="Times New Roman" w:cs="Times New Roman" w:hint="eastAsia"/>
+        </w:rPr>
+        <w:t>PlaceStructure.PlaceUpgrade</w:t>
+      </w:r>
+    </w:p>
+    <w:p>
+      <w:pPr>
+        <w:pStyle w:val="a9"/>
+        <w:numPr>
+          <w:ilvl w:val="0"/>
+          <w:numId w:val="43"/>
+        </w:numPr>
+        <w:rPr>
+          <w:rFonts w:ascii="Times New Roman" w:eastAsia="宋体" w:hAnsi="Times New Roman" w:cs="Times New Roman"/>
+        </w:rPr>
+      </w:pPr>
+      <w:r>
+        <w:rPr>
+          <w:rFonts w:ascii="Times New Roman" w:eastAsia="宋体" w:hAnsi="Times New Roman" w:cs="Times New Roman" w:hint="eastAsia"/>
+        </w:rPr>
+        <w:t>触发编辑器支持</w:t>
+      </w:r>
+      <w:r>
+        <w:rPr>
+          <w:rFonts w:ascii="Times New Roman" w:eastAsia="宋体" w:hAnsi="Times New Roman" w:cs="Times New Roman" w:hint="eastAsia"/>
+        </w:rPr>
+        <w:t>多</w:t>
+      </w:r>
+      <w:r>
+        <w:rPr>
+          <w:rFonts w:ascii="Times New Roman" w:eastAsia="宋体" w:hAnsi="Times New Roman" w:cs="Times New Roman" w:hint="eastAsia"/>
+        </w:rPr>
+        <w:t>开</w:t>
+      </w:r>
+      <w:r>
+        <w:rPr>
+          <w:rFonts w:ascii="Times New Roman" w:eastAsia="宋体" w:hAnsi="Times New Roman" w:cs="Times New Roman" w:hint="eastAsia"/>
+        </w:rPr>
+        <w:t>，支持通过拖拽触发编辑器上的绿点设置参数</w:t>
+      </w:r>
+      <w:r>
+        <w:rPr>
+          <w:rFonts w:ascii="Times New Roman" w:eastAsia="宋体" w:hAnsi="Times New Roman" w:cs="Times New Roman" w:hint="eastAsia"/>
+        </w:rPr>
+        <w:t>，单击绿点可以为地图上的单位设置标签</w:t>
+      </w:r>
+    </w:p>
+    <w:p>
+      <w:pPr>
+        <w:pStyle w:val="a9"/>
+        <w:numPr>
+          <w:ilvl w:val="0"/>
+          <w:numId w:val="43"/>
+        </w:numPr>
+        <w:rPr>
+          <w:rFonts w:ascii="Times New Roman" w:eastAsia="宋体" w:hAnsi="Times New Roman" w:cs="Times New Roman"/>
+        </w:rPr>
+      </w:pPr>
+      <w:r>
+        <w:rPr>
+          <w:rFonts w:ascii="Times New Roman" w:eastAsia="宋体" w:hAnsi="Times New Roman" w:cs="Times New Roman" w:hint="eastAsia"/>
+        </w:rPr>
+        <w:t>作战小队、特遣部队、动作脚本编辑器支持通过拖拽</w:t>
+      </w:r>
+      <w:r>
+        <w:rPr>
+          <w:rFonts w:ascii="Times New Roman" w:eastAsia="宋体" w:hAnsi="Times New Roman" w:cs="Times New Roman" w:hint="eastAsia"/>
+        </w:rPr>
+        <w:t>绿点</w:t>
+      </w:r>
+      <w:r>
+        <w:rPr>
+          <w:rFonts w:ascii="Times New Roman" w:eastAsia="宋体" w:hAnsi="Times New Roman" w:cs="Times New Roman" w:hint="eastAsia"/>
+        </w:rPr>
+        <w:t>设置参数</w:t>
+      </w:r>
+    </w:p>
+    <w:p>
+      <w:pPr>
+        <w:pStyle w:val="a9"/>
+        <w:numPr>
+          <w:ilvl w:val="0"/>
+          <w:numId w:val="43"/>
+        </w:numPr>
+        <w:rPr>
+          <w:rFonts w:ascii="Times New Roman" w:eastAsia="宋体" w:hAnsi="Times New Roman" w:cs="Times New Roman"/>
+        </w:rPr>
+      </w:pPr>
+      <w:r>
+        <w:rPr>
+          <w:rFonts w:ascii="Times New Roman" w:eastAsia="宋体" w:hAnsi="Times New Roman" w:cs="Times New Roman" w:hint="eastAsia"/>
+        </w:rPr>
+        <w:t>修复当地形浏览器位于覆盖物视图时，切换框架模式会导致视图切换至地形的</w:t>
+      </w:r>
+      <w:r>
+        <w:rPr>
+          <w:rFonts w:ascii="Times New Roman" w:eastAsia="宋体" w:hAnsi="Times New Roman" w:cs="Times New Roman" w:hint="eastAsia"/>
+        </w:rPr>
+        <w:t>bug</w:t>
+      </w:r>
+    </w:p>
+    <w:p>
+      <w:pPr>
+        <w:pStyle w:val="a9"/>
+        <w:numPr>
+          <w:ilvl w:val="0"/>
+          <w:numId w:val="43"/>
+        </w:numPr>
+        <w:rPr>
+          <w:rFonts w:ascii="Times New Roman" w:eastAsia="宋体" w:hAnsi="Times New Roman" w:cs="Times New Roman"/>
+        </w:rPr>
+      </w:pPr>
+      <w:r>
+        <w:rPr>
+          <w:rFonts w:ascii="Times New Roman" w:eastAsia="宋体" w:hAnsi="Times New Roman" w:cs="Times New Roman" w:hint="eastAsia"/>
+        </w:rPr>
+        <w:t>优化高架桥阴影渲染</w:t>
+      </w:r>
+    </w:p>
+    <w:p>
+      <w:pPr>
+        <w:pStyle w:val="a9"/>
+        <w:numPr>
+          <w:ilvl w:val="0"/>
+          <w:numId w:val="43"/>
+        </w:numPr>
+        <w:rPr>
+          <w:rFonts w:ascii="Times New Roman" w:eastAsia="宋体" w:hAnsi="Times New Roman" w:cs="Times New Roman"/>
+        </w:rPr>
+      </w:pPr>
+      <w:r>
+        <w:rPr>
+          <w:rFonts w:ascii="Times New Roman" w:eastAsia="宋体" w:hAnsi="Times New Roman" w:cs="Times New Roman" w:hint="eastAsia"/>
+        </w:rPr>
+        <w:t>使用格式刷时会显示被修改的属性</w:t>
+      </w:r>
+    </w:p>
+    <w:p>
+      <w:pPr>
+        <w:pStyle w:val="a9"/>
+        <w:numPr>
+          <w:ilvl w:val="0"/>
+          <w:numId w:val="43"/>
+        </w:numPr>
+        <w:rPr>
+          <w:rFonts w:ascii="Times New Roman" w:eastAsia="宋体" w:hAnsi="Times New Roman" w:cs="Times New Roman"/>
+        </w:rPr>
+      </w:pPr>
+      <w:r>
+        <w:rPr>
+          <w:rFonts w:ascii="Times New Roman" w:eastAsia="宋体" w:hAnsi="Times New Roman" w:cs="Times New Roman" w:hint="eastAsia"/>
+        </w:rPr>
+        <w:t>优化单元标记和路径点的渲染效率</w:t>
+      </w:r>
+    </w:p>
+    <w:p>
+      <w:pPr>
+        <w:pStyle w:val="a9"/>
+        <w:numPr>
+          <w:ilvl w:val="0"/>
+          <w:numId w:val="43"/>
+        </w:numPr>
+        <w:rPr>
+          <w:rFonts w:ascii="Times New Roman" w:eastAsia="宋体" w:hAnsi="Times New Roman" w:cs="Times New Roman"/>
+        </w:rPr>
+      </w:pPr>
+      <w:r>
+        <w:rPr>
+          <w:rFonts w:ascii="Times New Roman" w:eastAsia="宋体" w:hAnsi="Times New Roman" w:cs="Times New Roman" w:hint="eastAsia"/>
+        </w:rPr>
+        <w:t>支持车辆单位的额外炮塔和额外炮管</w:t>
+      </w:r>
+    </w:p>
+    <w:p>
+      <w:pPr>
+        <w:pStyle w:val="a9"/>
+        <w:numPr>
+          <w:ilvl w:val="0"/>
+          <w:numId w:val="43"/>
+        </w:numPr>
+        <w:rPr>
+          <w:rFonts w:ascii="Times New Roman" w:eastAsia="宋体" w:hAnsi="Times New Roman" w:cs="Times New Roman"/>
+        </w:rPr>
+      </w:pPr>
+      <w:r>
+        <w:rPr>
+          <w:rFonts w:ascii="Times New Roman" w:eastAsia="宋体" w:hAnsi="Times New Roman" w:cs="Times New Roman"/>
+        </w:rPr>
+        <w:t>I</w:t>
+      </w:r>
+      <w:r>
+        <w:rPr>
+          <w:rFonts w:ascii="Times New Roman" w:eastAsia="宋体" w:hAnsi="Times New Roman" w:cs="Times New Roman" w:hint="eastAsia"/>
+        </w:rPr>
+        <w:t>ni</w:t>
+      </w:r>
+      <w:r>
+        <w:rPr>
+          <w:rFonts w:ascii="Times New Roman" w:eastAsia="宋体" w:hAnsi="Times New Roman" w:cs="Times New Roman" w:hint="eastAsia"/>
+        </w:rPr>
+        <w:t>编辑器和</w:t>
+      </w:r>
+      <w:r>
+        <w:rPr>
+          <w:rFonts w:ascii="Times New Roman" w:eastAsia="宋体" w:hAnsi="Times New Roman" w:cs="Times New Roman" w:hint="eastAsia"/>
+        </w:rPr>
+        <w:t>lua</w:t>
+      </w:r>
+      <w:r>
+        <w:rPr>
+          <w:rFonts w:ascii="Times New Roman" w:eastAsia="宋体" w:hAnsi="Times New Roman" w:cs="Times New Roman" w:hint="eastAsia"/>
+        </w:rPr>
+        <w:t>脚本输入窗口引入</w:t>
+      </w:r>
+      <w:r>
+        <w:rPr>
+          <w:rFonts w:ascii="Times New Roman" w:eastAsia="宋体" w:hAnsi="Times New Roman" w:cs="Times New Roman" w:hint="eastAsia"/>
+        </w:rPr>
+        <w:t>Scintilla</w:t>
+      </w:r>
+      <w:r>
+        <w:rPr>
+          <w:rFonts w:ascii="Times New Roman" w:eastAsia="宋体" w:hAnsi="Times New Roman" w:cs="Times New Roman" w:hint="eastAsia"/>
+        </w:rPr>
+        <w:t>引擎（</w:t>
+      </w:r>
+      <w:r>
+        <w:rPr>
+          <w:rFonts w:ascii="Times New Roman" w:eastAsia="宋体" w:hAnsi="Times New Roman" w:cs="Times New Roman" w:hint="eastAsia"/>
+        </w:rPr>
+        <w:t>notepad++</w:t>
+      </w:r>
+      <w:r>
+        <w:rPr>
+          <w:rFonts w:ascii="Times New Roman" w:eastAsia="宋体" w:hAnsi="Times New Roman" w:cs="Times New Roman" w:hint="eastAsia"/>
+        </w:rPr>
+        <w:t>同款），支持语法高亮</w:t>
+      </w:r>
+      <w:r>
+        <w:rPr>
+          <w:rFonts w:ascii="Times New Roman" w:eastAsia="宋体" w:hAnsi="Times New Roman" w:cs="Times New Roman" w:hint="eastAsia"/>
+        </w:rPr>
+        <w:t>、行数显示、矩形选择等特性</w:t>
+      </w:r>
+    </w:p>
+    <w:p>
+      <w:pPr>
+        <w:pStyle w:val="a9"/>
+        <w:numPr>
+          <w:ilvl w:val="0"/>
+          <w:numId w:val="43"/>
+        </w:numPr>
+        <w:rPr>
+          <w:rFonts w:ascii="Times New Roman" w:eastAsia="宋体" w:hAnsi="Times New Roman" w:cs="Times New Roman"/>
+        </w:rPr>
+      </w:pPr>
+      <w:r>
+        <w:rPr>
+          <w:rFonts w:ascii="Times New Roman" w:eastAsia="宋体" w:hAnsi="Times New Roman" w:cs="Times New Roman" w:hint="eastAsia"/>
+        </w:rPr>
+        <w:t>修复触发资源重载后，自定义地形组崩溃的</w:t>
+      </w:r>
+      <w:r>
+        <w:rPr>
+          <w:rFonts w:ascii="Times New Roman" w:eastAsia="宋体" w:hAnsi="Times New Roman" w:cs="Times New Roman" w:hint="eastAsia"/>
+        </w:rPr>
+        <w:t>bug</w:t>
+      </w:r>
+    </w:p>
+    <w:p>
+      <w:pPr>
+        <w:pStyle w:val="a9"/>
+        <w:numPr>
+          <w:ilvl w:val="0"/>
+          <w:numId w:val="43"/>
+        </w:numPr>
+        <w:rPr>
+          <w:rFonts w:ascii="Times New Roman" w:eastAsia="宋体" w:hAnsi="Times New Roman" w:cs="Times New Roman"/>
+        </w:rPr>
+      </w:pPr>
+      <w:r>
+        <w:rPr>
+          <w:rFonts w:ascii="Times New Roman" w:eastAsia="宋体" w:hAnsi="Times New Roman" w:cs="Times New Roman" w:hint="eastAsia"/>
+        </w:rPr>
+        <w:t>触发编辑器的行为列表支持多选，新增“上移”“下移”与“拆分”按钮，可以将选中的行为上下移动或拆分出新触发</w:t>
+      </w:r>
+    </w:p>
+    <w:p>
+      <w:pPr>
+        <w:pStyle w:val="a9"/>
+        <w:numPr>
+          <w:ilvl w:val="0"/>
+          <w:numId w:val="43"/>
+        </w:numPr>
+        <w:rPr>
+          <w:rFonts w:ascii="Times New Roman" w:eastAsia="宋体" w:hAnsi="Times New Roman" w:cs="Times New Roman"/>
+        </w:rPr>
+      </w:pPr>
+      <w:r>
+        <w:rPr>
+          <w:rFonts w:ascii="Times New Roman" w:eastAsia="宋体" w:hAnsi="Times New Roman" w:cs="Times New Roman" w:hint="eastAsia"/>
+        </w:rPr>
+        <w:t>支持通过按住</w:t>
+      </w:r>
+      <w:r>
+        <w:rPr>
+          <w:rFonts w:ascii="Times New Roman" w:eastAsia="宋体" w:hAnsi="Times New Roman" w:cs="Times New Roman" w:hint="eastAsia"/>
+        </w:rPr>
+        <w:t>alt</w:t>
+      </w:r>
+      <w:r>
+        <w:rPr>
+          <w:rFonts w:ascii="Times New Roman" w:eastAsia="宋体" w:hAnsi="Times New Roman" w:cs="Times New Roman" w:hint="eastAsia"/>
+        </w:rPr>
+        <w:t>键直线放置单元标记</w:t>
+      </w:r>
+    </w:p>
+    <w:p>
+      <w:pPr>
+        <w:pStyle w:val="a9"/>
+        <w:numPr>
+          <w:ilvl w:val="0"/>
+          <w:numId w:val="43"/>
+        </w:numPr>
+        <w:rPr>
+          <w:rFonts w:ascii="Times New Roman" w:eastAsia="宋体" w:hAnsi="Times New Roman" w:cs="Times New Roman"/>
+        </w:rPr>
+      </w:pPr>
+      <w:r>
+        <w:rPr>
+          <w:rFonts w:ascii="Times New Roman" w:eastAsia="宋体" w:hAnsi="Times New Roman" w:cs="Times New Roman" w:hint="eastAsia"/>
+        </w:rPr>
+        <w:t>支持通过设置附加命令行参数直接打开地图，格式为</w:t>
+      </w:r>
+      <w:r>
+        <w:rPr>
+          <w:rFonts w:ascii="Times New Roman" w:eastAsia="宋体" w:hAnsi="Times New Roman" w:cs="Times New Roman" w:hint="eastAsia"/>
+        </w:rPr>
+        <w:t xml:space="preserve">-o </w:t>
+      </w:r>
+      <w:r>
+        <w:rPr>
+          <w:rFonts w:ascii="Times New Roman" w:eastAsia="宋体" w:hAnsi="Times New Roman" w:cs="Times New Roman"/>
+        </w:rPr>
+        <w:t>“</w:t>
+      </w:r>
+      <w:r>
+        <w:rPr>
+          <w:rFonts w:ascii="Times New Roman" w:eastAsia="宋体" w:hAnsi="Times New Roman" w:cs="Times New Roman" w:hint="eastAsia"/>
+        </w:rPr>
+        <w:t>地图路径</w:t>
+      </w:r>
+      <w:r>
+        <w:rPr>
+          <w:rFonts w:ascii="Times New Roman" w:eastAsia="宋体" w:hAnsi="Times New Roman" w:cs="Times New Roman"/>
+        </w:rPr>
+        <w:t>”</w:t>
+      </w:r>
+      <w:r>
+        <w:rPr>
+          <w:rFonts w:ascii="Times New Roman" w:eastAsia="宋体" w:hAnsi="Times New Roman" w:cs="Times New Roman" w:hint="eastAsia"/>
+        </w:rPr>
+        <w:t>或</w:t>
+      </w:r>
+      <w:r>
+        <w:rPr>
+          <w:rFonts w:ascii="Times New Roman" w:eastAsia="宋体" w:hAnsi="Times New Roman" w:cs="Times New Roman" w:hint="eastAsia"/>
+        </w:rPr>
+        <w:t xml:space="preserve">--open </w:t>
+      </w:r>
+      <w:r>
+        <w:rPr>
+          <w:rFonts w:ascii="Times New Roman" w:eastAsia="宋体" w:hAnsi="Times New Roman" w:cs="Times New Roman"/>
+        </w:rPr>
+        <w:t>“</w:t>
+      </w:r>
+      <w:r>
+        <w:rPr>
+          <w:rFonts w:ascii="Times New Roman" w:eastAsia="宋体" w:hAnsi="Times New Roman" w:cs="Times New Roman" w:hint="eastAsia"/>
+        </w:rPr>
+        <w:t>地图路径</w:t>
+      </w:r>
+      <w:r>
+        <w:rPr>
+          <w:rFonts w:ascii="Times New Roman" w:eastAsia="宋体" w:hAnsi="Times New Roman" w:cs="Times New Roman"/>
+        </w:rPr>
+        <w:t>”</w:t>
+      </w:r>
+      <w:r>
+        <w:rPr>
+          <w:rFonts w:ascii="Times New Roman" w:eastAsia="宋体" w:hAnsi="Times New Roman" w:cs="Times New Roman" w:hint="eastAsia"/>
+        </w:rPr>
+        <w:t>，命令行参数可以填写在</w:t>
+      </w:r>
+      <w:r>
+        <w:rPr>
+          <w:rFonts w:ascii="Times New Roman" w:eastAsia="宋体" w:hAnsi="Times New Roman" w:cs="Times New Roman" w:hint="eastAsia"/>
+        </w:rPr>
+        <w:t>FA2spLaunch.exe</w:t>
+      </w:r>
+      <w:r>
+        <w:rPr>
+          <w:rFonts w:ascii="Times New Roman" w:eastAsia="宋体" w:hAnsi="Times New Roman" w:cs="Times New Roman" w:hint="eastAsia"/>
+        </w:rPr>
+        <w:t>后方，或者</w:t>
+      </w:r>
+      <w:r>
+        <w:rPr>
+          <w:rFonts w:ascii="Times New Roman" w:eastAsia="宋体" w:hAnsi="Times New Roman" w:cs="Times New Roman" w:hint="eastAsia"/>
+        </w:rPr>
+        <w:t>RunFA2sp.bat</w:t>
+      </w:r>
+      <w:r>
+        <w:rPr>
+          <w:rFonts w:ascii="Times New Roman" w:eastAsia="宋体" w:hAnsi="Times New Roman" w:cs="Times New Roman" w:hint="eastAsia"/>
+        </w:rPr>
+        <w:t>内</w:t>
+      </w:r>
+    </w:p>
+    <w:p>
+      <w:pPr>
+        <w:pStyle w:val="a9"/>
+        <w:numPr>
+          <w:ilvl w:val="0"/>
+          <w:numId w:val="43"/>
+        </w:numPr>
+        <w:rPr>
+          <w:rFonts w:ascii="Times New Roman" w:eastAsia="宋体" w:hAnsi="Times New Roman" w:cs="Times New Roman"/>
+        </w:rPr>
+      </w:pPr>
+      <w:r>
+        <w:rPr>
+          <w:rFonts w:ascii="Times New Roman" w:eastAsia="宋体" w:hAnsi="Times New Roman" w:cs="Times New Roman" w:hint="eastAsia"/>
+        </w:rPr>
+        <w:t>修复当使用放置于地图行为时，对应的标签被删除后仍能摆放单元标记的</w:t>
+      </w:r>
+      <w:r>
+        <w:rPr>
+          <w:rFonts w:ascii="Times New Roman" w:eastAsia="宋体" w:hAnsi="Times New Roman" w:cs="Times New Roman" w:hint="eastAsia"/>
+        </w:rPr>
+        <w:t>bug</w:t>
+      </w:r>
+    </w:p>
+    <w:p>
+      <w:pPr>
+        <w:pStyle w:val="a9"/>
+        <w:numPr>
+          <w:ilvl w:val="0"/>
+          <w:numId w:val="43"/>
+        </w:numPr>
+        <w:rPr>
+          <w:rFonts w:ascii="Times New Roman" w:eastAsia="宋体" w:hAnsi="Times New Roman" w:cs="Times New Roman"/>
+        </w:rPr>
+      </w:pPr>
+      <w:r>
+        <w:rPr>
+          <w:rFonts w:ascii="Times New Roman" w:eastAsia="宋体" w:hAnsi="Times New Roman" w:cs="Times New Roman" w:hint="eastAsia"/>
+        </w:rPr>
+        <w:t>TheaterInfo</w:t>
+      </w:r>
+      <w:r>
+        <w:rPr>
+          <w:rFonts w:ascii="Times New Roman" w:eastAsia="宋体" w:hAnsi="Times New Roman" w:cs="Times New Roman" w:hint="eastAsia"/>
+        </w:rPr>
+        <w:t>内的自定义斜坡类型支持指定地形组下的特定地形块</w:t>
+      </w:r>
+    </w:p>
+    <w:p>
+      <w:pPr>
+        <w:pStyle w:val="a9"/>
+        <w:numPr>
+          <w:ilvl w:val="0"/>
+          <w:numId w:val="43"/>
+        </w:numPr>
+        <w:rPr>
+          <w:rFonts w:ascii="Times New Roman" w:eastAsia="宋体" w:hAnsi="Times New Roman" w:cs="Times New Roman"/>
+        </w:rPr>
+      </w:pPr>
+      <w:r>
+        <w:rPr>
+          <w:rFonts w:ascii="Times New Roman" w:eastAsia="宋体" w:hAnsi="Times New Roman" w:cs="Times New Roman" w:hint="eastAsia"/>
+        </w:rPr>
+        <w:t>支持为无图像单位显示缺省图像，详见</w:t>
+      </w:r>
+      <w:r>
+        <w:rPr>
+          <w:rFonts w:ascii="Times New Roman" w:eastAsia="宋体" w:hAnsi="Times New Roman" w:cs="Times New Roman" w:hint="eastAsia"/>
+        </w:rPr>
+        <w:t>UseDefaultUnitImage</w:t>
+      </w:r>
+    </w:p>
+    <w:p>
+      <w:pPr>
+        <w:pStyle w:val="a9"/>
+        <w:numPr>
+          <w:ilvl w:val="0"/>
+          <w:numId w:val="43"/>
+        </w:numPr>
+        <w:rPr>
+          <w:rFonts w:ascii="Times New Roman" w:eastAsia="宋体" w:hAnsi="Times New Roman" w:cs="Times New Roman"/>
+        </w:rPr>
+      </w:pPr>
+      <w:r>
+        <w:rPr>
+          <w:rFonts w:ascii="Times New Roman" w:eastAsia="宋体" w:hAnsi="Times New Roman" w:cs="Times New Roman" w:hint="eastAsia"/>
+        </w:rPr>
+        <w:t>支持</w:t>
+      </w:r>
+      <w:r>
+        <w:rPr>
+          <w:rFonts w:ascii="Times New Roman" w:eastAsia="宋体" w:hAnsi="Times New Roman" w:cs="Times New Roman" w:hint="eastAsia"/>
+        </w:rPr>
+        <w:t>ares</w:t>
+      </w:r>
+      <w:r>
+        <w:rPr>
+          <w:rFonts w:ascii="Times New Roman" w:eastAsia="宋体" w:hAnsi="Times New Roman" w:cs="Times New Roman" w:hint="eastAsia"/>
+        </w:rPr>
+        <w:t>的自定义军衔</w:t>
+      </w:r>
+    </w:p>
+    <w:p>
+      <w:pPr>
+        <w:pStyle w:val="a9"/>
+        <w:numPr>
+          <w:ilvl w:val="0"/>
+          <w:numId w:val="43"/>
+        </w:numPr>
+        <w:rPr>
+          <w:rFonts w:ascii="Times New Roman" w:eastAsia="宋体" w:hAnsi="Times New Roman" w:cs="Times New Roman"/>
+        </w:rPr>
+      </w:pPr>
+      <w:r>
+        <w:rPr>
+          <w:rFonts w:ascii="Times New Roman" w:eastAsia="宋体" w:hAnsi="Times New Roman" w:cs="Times New Roman" w:hint="eastAsia"/>
+        </w:rPr>
+        <w:t>对无图像地形对象和污染显示文本</w:t>
+      </w:r>
+    </w:p>
+    <w:p>
+      <w:pPr>
+        <w:pStyle w:val="a9"/>
+        <w:numPr>
+          <w:ilvl w:val="0"/>
+          <w:numId w:val="43"/>
+        </w:numPr>
+        <w:rPr>
+          <w:rFonts w:ascii="Times New Roman" w:eastAsia="宋体" w:hAnsi="Times New Roman" w:cs="Times New Roman"/>
+        </w:rPr>
+      </w:pPr>
+      <w:r>
+        <w:rPr>
+          <w:rFonts w:ascii="Times New Roman" w:eastAsia="宋体" w:hAnsi="Times New Roman" w:cs="Times New Roman" w:hint="eastAsia"/>
+        </w:rPr>
         <w:lastRenderedPageBreak/>
-        <w:t>修复自定义面积建筑的渲染遮挡问题</w:t>
-      </w:r>
-    </w:p>
-    <w:p>
-      <w:pPr>
-        <w:pStyle w:val="a9"/>
-        <w:numPr>
-          <w:ilvl w:val="0"/>
-          <w:numId w:val="43"/>
-        </w:numPr>
-        <w:rPr>
-          <w:rFonts w:ascii="Times New Roman" w:eastAsia="宋体" w:hAnsi="Times New Roman" w:cs="Times New Roman"/>
-        </w:rPr>
-      </w:pPr>
-      <w:r>
-        <w:rPr>
-          <w:rFonts w:ascii="Times New Roman" w:eastAsia="宋体" w:hAnsi="Times New Roman" w:cs="Times New Roman" w:hint="eastAsia"/>
-        </w:rPr>
-        <w:t>修复删除地图</w:t>
-      </w:r>
-      <w:r>
-        <w:rPr>
-          <w:rFonts w:ascii="Times New Roman" w:eastAsia="宋体" w:hAnsi="Times New Roman" w:cs="Times New Roman" w:hint="eastAsia"/>
-        </w:rPr>
-        <w:t>include</w:t>
-      </w:r>
-      <w:r>
-        <w:rPr>
-          <w:rFonts w:ascii="Times New Roman" w:eastAsia="宋体" w:hAnsi="Times New Roman" w:cs="Times New Roman" w:hint="eastAsia"/>
-        </w:rPr>
-        <w:t>小节后不能正确保存部分</w:t>
-      </w:r>
-      <w:r>
-        <w:rPr>
-          <w:rFonts w:ascii="Times New Roman" w:eastAsia="宋体" w:hAnsi="Times New Roman" w:cs="Times New Roman" w:hint="eastAsia"/>
-        </w:rPr>
-        <w:t>ini</w:t>
-      </w:r>
-      <w:r>
-        <w:rPr>
-          <w:rFonts w:ascii="Times New Roman" w:eastAsia="宋体" w:hAnsi="Times New Roman" w:cs="Times New Roman" w:hint="eastAsia"/>
-        </w:rPr>
-        <w:t>小节的</w:t>
-      </w:r>
-      <w:r>
-        <w:rPr>
-          <w:rFonts w:ascii="Times New Roman" w:eastAsia="宋体" w:hAnsi="Times New Roman" w:cs="Times New Roman" w:hint="eastAsia"/>
-        </w:rPr>
-        <w:t>bug</w:t>
-      </w:r>
-      <w:r>
-        <w:rPr>
-          <w:rFonts w:ascii="Times New Roman" w:eastAsia="宋体" w:hAnsi="Times New Roman" w:cs="Times New Roman" w:hint="eastAsia"/>
-        </w:rPr>
-        <w:t>。</w:t>
-      </w:r>
-      <w:r>
-        <w:rPr>
-          <w:rFonts w:ascii="Times New Roman" w:eastAsia="宋体" w:hAnsi="Times New Roman" w:cs="Times New Roman" w:hint="eastAsia"/>
-        </w:rPr>
-        <w:t>注意，地图</w:t>
-      </w:r>
-      <w:r>
-        <w:rPr>
-          <w:rFonts w:ascii="Times New Roman" w:eastAsia="宋体" w:hAnsi="Times New Roman" w:cs="Times New Roman" w:hint="eastAsia"/>
-        </w:rPr>
-        <w:t>include</w:t>
-      </w:r>
-      <w:r>
-        <w:rPr>
-          <w:rFonts w:ascii="Times New Roman" w:eastAsia="宋体" w:hAnsi="Times New Roman" w:cs="Times New Roman" w:hint="eastAsia"/>
-        </w:rPr>
-        <w:t>支持仍属于实验性功能，不建议使用</w:t>
-      </w:r>
-      <w:r>
-        <w:rPr>
-          <w:rFonts w:ascii="Times New Roman" w:eastAsia="宋体" w:hAnsi="Times New Roman" w:cs="Times New Roman" w:hint="eastAsia"/>
-        </w:rPr>
-        <w:t>；由于技术限制，保存时并不能固定已有的</w:t>
-      </w:r>
-      <w:r>
-        <w:rPr>
-          <w:rFonts w:ascii="Times New Roman" w:eastAsia="宋体" w:hAnsi="Times New Roman" w:cs="Times New Roman" w:hint="eastAsia"/>
-        </w:rPr>
-        <w:t>include</w:t>
-      </w:r>
-      <w:r>
-        <w:rPr>
-          <w:rFonts w:ascii="Times New Roman" w:eastAsia="宋体" w:hAnsi="Times New Roman" w:cs="Times New Roman" w:hint="eastAsia"/>
-        </w:rPr>
-        <w:t>顺序</w:t>
-      </w:r>
-    </w:p>
-    <w:p>
-      <w:pPr>
-        <w:pStyle w:val="a9"/>
-        <w:numPr>
-          <w:ilvl w:val="0"/>
-          <w:numId w:val="43"/>
-        </w:numPr>
-        <w:rPr>
-          <w:rFonts w:ascii="Times New Roman" w:eastAsia="宋体" w:hAnsi="Times New Roman" w:cs="Times New Roman"/>
-        </w:rPr>
-      </w:pPr>
-      <w:r>
-        <w:rPr>
-          <w:rFonts w:ascii="Times New Roman" w:eastAsia="宋体" w:hAnsi="Times New Roman" w:cs="Times New Roman" w:hint="eastAsia"/>
-        </w:rPr>
-        <w:t>小队变更时会即时刷新触发编辑器对应菜单</w:t>
-      </w:r>
-    </w:p>
-    <w:p>
-      <w:pPr>
-        <w:pStyle w:val="a9"/>
-        <w:numPr>
-          <w:ilvl w:val="0"/>
-          <w:numId w:val="43"/>
-        </w:numPr>
-        <w:rPr>
-          <w:rFonts w:ascii="Times New Roman" w:eastAsia="宋体" w:hAnsi="Times New Roman" w:cs="Times New Roman"/>
-        </w:rPr>
-      </w:pPr>
-      <w:r>
-        <w:rPr>
-          <w:rFonts w:ascii="Times New Roman" w:eastAsia="宋体" w:hAnsi="Times New Roman" w:cs="Times New Roman" w:hint="eastAsia"/>
-        </w:rPr>
-        <w:t>新增选项</w:t>
-      </w:r>
-      <w:r>
-        <w:rPr>
-          <w:rFonts w:ascii="Times New Roman" w:eastAsia="宋体" w:hAnsi="Times New Roman" w:cs="Times New Roman" w:hint="eastAsia"/>
-        </w:rPr>
-        <w:t>SaveMap.KeepComments</w:t>
-      </w:r>
-      <w:r>
-        <w:rPr>
-          <w:rFonts w:ascii="Times New Roman" w:eastAsia="宋体" w:hAnsi="Times New Roman" w:cs="Times New Roman" w:hint="eastAsia"/>
-        </w:rPr>
-        <w:t>，在保存地图时可以保留注释</w:t>
-      </w:r>
-      <w:r>
-        <w:rPr>
-          <w:rFonts w:ascii="Times New Roman" w:eastAsia="宋体" w:hAnsi="Times New Roman" w:cs="Times New Roman" w:hint="eastAsia"/>
-        </w:rPr>
-        <w:t>，</w:t>
-      </w:r>
-      <w:r>
-        <w:rPr>
-          <w:rFonts w:ascii="Times New Roman" w:eastAsia="宋体" w:hAnsi="Times New Roman" w:cs="Times New Roman" w:hint="eastAsia"/>
-        </w:rPr>
-        <w:t>ini</w:t>
-      </w:r>
-      <w:r>
-        <w:rPr>
-          <w:rFonts w:ascii="Times New Roman" w:eastAsia="宋体" w:hAnsi="Times New Roman" w:cs="Times New Roman" w:hint="eastAsia"/>
-        </w:rPr>
-        <w:t>编辑器中可以保留并显示注释</w:t>
-      </w:r>
-    </w:p>
-    <w:p>
-      <w:pPr>
-        <w:pStyle w:val="a9"/>
-        <w:numPr>
-          <w:ilvl w:val="0"/>
-          <w:numId w:val="43"/>
-        </w:numPr>
-        <w:rPr>
-          <w:rFonts w:ascii="Times New Roman" w:eastAsia="宋体" w:hAnsi="Times New Roman" w:cs="Times New Roman"/>
-        </w:rPr>
-      </w:pPr>
-      <w:r>
-        <w:rPr>
-          <w:rFonts w:ascii="Times New Roman" w:eastAsia="宋体" w:hAnsi="Times New Roman" w:cs="Times New Roman" w:hint="eastAsia"/>
-        </w:rPr>
-        <w:t>在触发编辑器中为无标签的重复类型添加说明文本</w:t>
-      </w:r>
-    </w:p>
-    <w:p>
-      <w:pPr>
-        <w:pStyle w:val="a9"/>
-        <w:numPr>
-          <w:ilvl w:val="0"/>
-          <w:numId w:val="43"/>
-        </w:numPr>
-        <w:rPr>
-          <w:rFonts w:ascii="Times New Roman" w:eastAsia="宋体" w:hAnsi="Times New Roman" w:cs="Times New Roman"/>
-        </w:rPr>
-      </w:pPr>
-      <w:r>
-        <w:rPr>
-          <w:rFonts w:ascii="Times New Roman" w:eastAsia="宋体" w:hAnsi="Times New Roman" w:cs="Times New Roman" w:hint="eastAsia"/>
-        </w:rPr>
-        <w:t>新增加载</w:t>
-      </w:r>
-      <w:r>
-        <w:rPr>
-          <w:rFonts w:ascii="Times New Roman" w:eastAsia="宋体" w:hAnsi="Times New Roman" w:cs="Times New Roman" w:hint="eastAsia"/>
-        </w:rPr>
-        <w:t>/</w:t>
-      </w:r>
-      <w:r>
-        <w:rPr>
-          <w:rFonts w:ascii="Times New Roman" w:eastAsia="宋体" w:hAnsi="Times New Roman" w:cs="Times New Roman" w:hint="eastAsia"/>
-        </w:rPr>
-        <w:t>保存文件的</w:t>
-      </w:r>
-      <w:r>
-        <w:rPr>
-          <w:rFonts w:ascii="Times New Roman" w:eastAsia="宋体" w:hAnsi="Times New Roman" w:cs="Times New Roman" w:hint="eastAsia"/>
-        </w:rPr>
-        <w:t>lua</w:t>
-      </w:r>
-      <w:r>
-        <w:rPr>
-          <w:rFonts w:ascii="Times New Roman" w:eastAsia="宋体" w:hAnsi="Times New Roman" w:cs="Times New Roman" w:hint="eastAsia"/>
-        </w:rPr>
-        <w:t>脚本函数</w:t>
-      </w:r>
-    </w:p>
-    <w:p>
-      <w:pPr>
-        <w:pStyle w:val="a9"/>
-        <w:numPr>
-          <w:ilvl w:val="0"/>
-          <w:numId w:val="43"/>
-        </w:numPr>
-        <w:rPr>
-          <w:rFonts w:ascii="Times New Roman" w:eastAsia="宋体" w:hAnsi="Times New Roman" w:cs="Times New Roman"/>
-        </w:rPr>
-      </w:pPr>
-      <w:r>
-        <w:rPr>
-          <w:rFonts w:ascii="Times New Roman" w:eastAsia="宋体" w:hAnsi="Times New Roman" w:cs="Times New Roman" w:hint="eastAsia"/>
-        </w:rPr>
-        <w:t>修复部分</w:t>
-      </w:r>
-      <w:r>
-        <w:rPr>
-          <w:rFonts w:ascii="Times New Roman" w:eastAsia="宋体" w:hAnsi="Times New Roman" w:cs="Times New Roman" w:hint="eastAsia"/>
-        </w:rPr>
-        <w:t>lua</w:t>
-      </w:r>
-      <w:r>
-        <w:rPr>
-          <w:rFonts w:ascii="Times New Roman" w:eastAsia="宋体" w:hAnsi="Times New Roman" w:cs="Times New Roman" w:hint="eastAsia"/>
-        </w:rPr>
-        <w:t>脚本的</w:t>
-      </w:r>
-      <w:r>
-        <w:rPr>
-          <w:rFonts w:ascii="Times New Roman" w:eastAsia="宋体" w:hAnsi="Times New Roman" w:cs="Times New Roman" w:hint="eastAsia"/>
-        </w:rPr>
-        <w:t>bug</w:t>
-      </w:r>
-    </w:p>
-    <w:p>
-      <w:pPr>
-        <w:pStyle w:val="a9"/>
-        <w:numPr>
-          <w:ilvl w:val="0"/>
-          <w:numId w:val="43"/>
-        </w:numPr>
-        <w:rPr>
-          <w:rFonts w:ascii="Times New Roman" w:eastAsia="宋体" w:hAnsi="Times New Roman" w:cs="Times New Roman"/>
-        </w:rPr>
-      </w:pPr>
-      <w:r>
-        <w:rPr>
-          <w:rFonts w:ascii="Times New Roman" w:eastAsia="宋体" w:hAnsi="Times New Roman" w:cs="Times New Roman" w:hint="eastAsia"/>
-        </w:rPr>
-        <w:t>围墙覆盖物支持</w:t>
-      </w:r>
-      <w:r>
-        <w:rPr>
-          <w:rFonts w:ascii="Times New Roman" w:eastAsia="宋体" w:hAnsi="Times New Roman" w:cs="Times New Roman" w:hint="eastAsia"/>
-        </w:rPr>
-        <w:t>根据最近的建筑</w:t>
-      </w:r>
-      <w:r>
-        <w:rPr>
-          <w:rFonts w:ascii="Times New Roman" w:eastAsia="宋体" w:hAnsi="Times New Roman" w:cs="Times New Roman" w:hint="eastAsia"/>
-        </w:rPr>
-        <w:t>显示所属色</w:t>
-      </w:r>
-      <w:r>
-        <w:rPr>
-          <w:rFonts w:ascii="Times New Roman" w:eastAsia="宋体" w:hAnsi="Times New Roman" w:cs="Times New Roman" w:hint="eastAsia"/>
-        </w:rPr>
-        <w:t>（并不能完全还原游戏）</w:t>
-      </w:r>
-      <w:r>
-        <w:rPr>
-          <w:rFonts w:ascii="Times New Roman" w:eastAsia="宋体" w:hAnsi="Times New Roman" w:cs="Times New Roman" w:hint="eastAsia"/>
-        </w:rPr>
-        <w:t>，详见</w:t>
-      </w:r>
-      <w:r>
-        <w:rPr>
-          <w:rFonts w:ascii="Times New Roman" w:eastAsia="宋体" w:hAnsi="Times New Roman" w:cs="Times New Roman" w:hint="eastAsia"/>
-        </w:rPr>
-        <w:t>InGameDisplay.RemapableOverlay</w:t>
-      </w:r>
-    </w:p>
-    <w:p>
-      <w:pPr>
-        <w:pStyle w:val="a9"/>
-        <w:numPr>
-          <w:ilvl w:val="0"/>
-          <w:numId w:val="43"/>
-        </w:numPr>
-        <w:rPr>
-          <w:rFonts w:ascii="Times New Roman" w:eastAsia="宋体" w:hAnsi="Times New Roman" w:cs="Times New Roman"/>
-        </w:rPr>
-      </w:pPr>
-      <w:r>
-        <w:rPr>
-          <w:rFonts w:ascii="Times New Roman" w:eastAsia="宋体" w:hAnsi="Times New Roman" w:cs="Times New Roman" w:hint="eastAsia"/>
-        </w:rPr>
-        <w:t>恢复心灵终结中被错误隐藏的部分地形组</w:t>
-      </w:r>
-    </w:p>
-    <w:p>
-      <w:pPr>
-        <w:pStyle w:val="a9"/>
-        <w:numPr>
-          <w:ilvl w:val="0"/>
-          <w:numId w:val="43"/>
-        </w:numPr>
-        <w:rPr>
-          <w:rFonts w:ascii="Times New Roman" w:eastAsia="宋体" w:hAnsi="Times New Roman" w:cs="Times New Roman"/>
-        </w:rPr>
-      </w:pPr>
-      <w:r>
-        <w:rPr>
-          <w:rFonts w:ascii="Times New Roman" w:eastAsia="宋体" w:hAnsi="Times New Roman" w:cs="Times New Roman" w:hint="eastAsia"/>
-        </w:rPr>
-        <w:t>支持直接向建筑上放置加载物</w:t>
-      </w:r>
-      <w:r>
-        <w:rPr>
-          <w:rFonts w:ascii="Times New Roman" w:eastAsia="宋体" w:hAnsi="Times New Roman" w:cs="Times New Roman" w:hint="eastAsia"/>
-        </w:rPr>
-        <w:t>，详见</w:t>
-      </w:r>
-      <w:r>
-        <w:rPr>
-          <w:rFonts w:ascii="Times New Roman" w:eastAsia="宋体" w:hAnsi="Times New Roman" w:cs="Times New Roman" w:hint="eastAsia"/>
-        </w:rPr>
-        <w:t>PlaceStructure.PlaceUpgrade</w:t>
-      </w:r>
-    </w:p>
-    <w:p>
-      <w:pPr>
-        <w:pStyle w:val="a9"/>
-        <w:numPr>
-          <w:ilvl w:val="0"/>
-          <w:numId w:val="43"/>
-        </w:numPr>
-        <w:rPr>
-          <w:rFonts w:ascii="Times New Roman" w:eastAsia="宋体" w:hAnsi="Times New Roman" w:cs="Times New Roman"/>
-        </w:rPr>
-      </w:pPr>
-      <w:r>
-        <w:rPr>
-          <w:rFonts w:ascii="Times New Roman" w:eastAsia="宋体" w:hAnsi="Times New Roman" w:cs="Times New Roman" w:hint="eastAsia"/>
-        </w:rPr>
-        <w:t>触发编辑器支持</w:t>
-      </w:r>
-      <w:r>
-        <w:rPr>
-          <w:rFonts w:ascii="Times New Roman" w:eastAsia="宋体" w:hAnsi="Times New Roman" w:cs="Times New Roman" w:hint="eastAsia"/>
-        </w:rPr>
-        <w:t>多</w:t>
-      </w:r>
-      <w:r>
-        <w:rPr>
-          <w:rFonts w:ascii="Times New Roman" w:eastAsia="宋体" w:hAnsi="Times New Roman" w:cs="Times New Roman" w:hint="eastAsia"/>
-        </w:rPr>
-        <w:t>开</w:t>
-      </w:r>
-      <w:r>
-        <w:rPr>
-          <w:rFonts w:ascii="Times New Roman" w:eastAsia="宋体" w:hAnsi="Times New Roman" w:cs="Times New Roman" w:hint="eastAsia"/>
-        </w:rPr>
-        <w:t>，支持通过拖拽触发编辑器上的绿点设置参数</w:t>
-      </w:r>
-      <w:r>
-        <w:rPr>
-          <w:rFonts w:ascii="Times New Roman" w:eastAsia="宋体" w:hAnsi="Times New Roman" w:cs="Times New Roman" w:hint="eastAsia"/>
-        </w:rPr>
-        <w:t>，单击绿点可以为地图上的单位设置标签</w:t>
-      </w:r>
-    </w:p>
-    <w:p>
-      <w:pPr>
-        <w:pStyle w:val="a9"/>
-        <w:numPr>
-          <w:ilvl w:val="0"/>
-          <w:numId w:val="43"/>
-        </w:numPr>
-        <w:rPr>
-          <w:rFonts w:ascii="Times New Roman" w:eastAsia="宋体" w:hAnsi="Times New Roman" w:cs="Times New Roman"/>
-        </w:rPr>
-      </w:pPr>
-      <w:r>
-        <w:rPr>
-          <w:rFonts w:ascii="Times New Roman" w:eastAsia="宋体" w:hAnsi="Times New Roman" w:cs="Times New Roman" w:hint="eastAsia"/>
-        </w:rPr>
-        <w:t>作战小队、特遣部队、动作脚本编辑器支持通过拖拽</w:t>
-      </w:r>
-      <w:r>
-        <w:rPr>
-          <w:rFonts w:ascii="Times New Roman" w:eastAsia="宋体" w:hAnsi="Times New Roman" w:cs="Times New Roman" w:hint="eastAsia"/>
-        </w:rPr>
-        <w:t>绿点</w:t>
-      </w:r>
-      <w:r>
-        <w:rPr>
-          <w:rFonts w:ascii="Times New Roman" w:eastAsia="宋体" w:hAnsi="Times New Roman" w:cs="Times New Roman" w:hint="eastAsia"/>
-        </w:rPr>
-        <w:t>设置参数</w:t>
-      </w:r>
-    </w:p>
-    <w:p>
-      <w:pPr>
-        <w:pStyle w:val="a9"/>
-        <w:numPr>
-          <w:ilvl w:val="0"/>
-          <w:numId w:val="43"/>
-        </w:numPr>
-        <w:rPr>
-          <w:rFonts w:ascii="Times New Roman" w:eastAsia="宋体" w:hAnsi="Times New Roman" w:cs="Times New Roman"/>
-        </w:rPr>
-      </w:pPr>
-      <w:r>
-        <w:rPr>
-          <w:rFonts w:ascii="Times New Roman" w:eastAsia="宋体" w:hAnsi="Times New Roman" w:cs="Times New Roman" w:hint="eastAsia"/>
-        </w:rPr>
-        <w:t>修复当地形浏览器位于覆盖物视图时，切换框架模式会导致视图切换至地形的</w:t>
-      </w:r>
-      <w:r>
-        <w:rPr>
-          <w:rFonts w:ascii="Times New Roman" w:eastAsia="宋体" w:hAnsi="Times New Roman" w:cs="Times New Roman" w:hint="eastAsia"/>
-        </w:rPr>
-        <w:t>bug</w:t>
-      </w:r>
-    </w:p>
-    <w:p>
-      <w:pPr>
-        <w:pStyle w:val="a9"/>
-        <w:numPr>
-          <w:ilvl w:val="0"/>
-          <w:numId w:val="43"/>
-        </w:numPr>
-        <w:rPr>
-          <w:rFonts w:ascii="Times New Roman" w:eastAsia="宋体" w:hAnsi="Times New Roman" w:cs="Times New Roman"/>
-        </w:rPr>
-      </w:pPr>
-      <w:r>
-        <w:rPr>
-          <w:rFonts w:ascii="Times New Roman" w:eastAsia="宋体" w:hAnsi="Times New Roman" w:cs="Times New Roman" w:hint="eastAsia"/>
-        </w:rPr>
-        <w:t>优化高架桥阴影渲染</w:t>
-      </w:r>
-    </w:p>
-    <w:p>
-      <w:pPr>
-        <w:pStyle w:val="a9"/>
-        <w:numPr>
-          <w:ilvl w:val="0"/>
-          <w:numId w:val="43"/>
-        </w:numPr>
-        <w:rPr>
-          <w:rFonts w:ascii="Times New Roman" w:eastAsia="宋体" w:hAnsi="Times New Roman" w:cs="Times New Roman"/>
-        </w:rPr>
-      </w:pPr>
-      <w:r>
-        <w:rPr>
-          <w:rFonts w:ascii="Times New Roman" w:eastAsia="宋体" w:hAnsi="Times New Roman" w:cs="Times New Roman" w:hint="eastAsia"/>
-        </w:rPr>
-        <w:t>使用格式刷时会显示被修改的属性</w:t>
-      </w:r>
-    </w:p>
-    <w:p>
-      <w:pPr>
-        <w:pStyle w:val="a9"/>
-        <w:numPr>
-          <w:ilvl w:val="0"/>
-          <w:numId w:val="43"/>
-        </w:numPr>
-        <w:rPr>
-          <w:rFonts w:ascii="Times New Roman" w:eastAsia="宋体" w:hAnsi="Times New Roman" w:cs="Times New Roman"/>
-        </w:rPr>
-      </w:pPr>
-      <w:r>
-        <w:rPr>
-          <w:rFonts w:ascii="Times New Roman" w:eastAsia="宋体" w:hAnsi="Times New Roman" w:cs="Times New Roman" w:hint="eastAsia"/>
-        </w:rPr>
-        <w:t>优化单元标记和路径点的渲染效率</w:t>
-      </w:r>
-    </w:p>
-    <w:p>
-      <w:pPr>
-        <w:pStyle w:val="a9"/>
-        <w:numPr>
-          <w:ilvl w:val="0"/>
-          <w:numId w:val="43"/>
-        </w:numPr>
-        <w:rPr>
-          <w:rFonts w:ascii="Times New Roman" w:eastAsia="宋体" w:hAnsi="Times New Roman" w:cs="Times New Roman"/>
-        </w:rPr>
-      </w:pPr>
-      <w:r>
-        <w:rPr>
-          <w:rFonts w:ascii="Times New Roman" w:eastAsia="宋体" w:hAnsi="Times New Roman" w:cs="Times New Roman" w:hint="eastAsia"/>
-        </w:rPr>
-        <w:t>支持车辆单位的额外炮塔和额外炮管</w:t>
-      </w:r>
-    </w:p>
-    <w:p>
-      <w:pPr>
-        <w:pStyle w:val="a9"/>
-        <w:numPr>
-          <w:ilvl w:val="0"/>
-          <w:numId w:val="43"/>
-        </w:numPr>
-        <w:rPr>
-          <w:rFonts w:ascii="Times New Roman" w:eastAsia="宋体" w:hAnsi="Times New Roman" w:cs="Times New Roman"/>
-        </w:rPr>
-      </w:pPr>
-      <w:r>
-        <w:rPr>
-          <w:rFonts w:ascii="Times New Roman" w:eastAsia="宋体" w:hAnsi="Times New Roman" w:cs="Times New Roman"/>
-        </w:rPr>
-        <w:t>I</w:t>
-      </w:r>
-      <w:r>
-        <w:rPr>
-          <w:rFonts w:ascii="Times New Roman" w:eastAsia="宋体" w:hAnsi="Times New Roman" w:cs="Times New Roman" w:hint="eastAsia"/>
-        </w:rPr>
-        <w:t>ni</w:t>
-      </w:r>
-      <w:r>
-        <w:rPr>
-          <w:rFonts w:ascii="Times New Roman" w:eastAsia="宋体" w:hAnsi="Times New Roman" w:cs="Times New Roman" w:hint="eastAsia"/>
-        </w:rPr>
-        <w:t>编辑器和</w:t>
-      </w:r>
-      <w:r>
-        <w:rPr>
-          <w:rFonts w:ascii="Times New Roman" w:eastAsia="宋体" w:hAnsi="Times New Roman" w:cs="Times New Roman" w:hint="eastAsia"/>
-        </w:rPr>
-        <w:t>lua</w:t>
-      </w:r>
-      <w:r>
-        <w:rPr>
-          <w:rFonts w:ascii="Times New Roman" w:eastAsia="宋体" w:hAnsi="Times New Roman" w:cs="Times New Roman" w:hint="eastAsia"/>
-        </w:rPr>
-        <w:t>脚本输入窗口引入</w:t>
-      </w:r>
-      <w:r>
-        <w:rPr>
-          <w:rFonts w:ascii="Times New Roman" w:eastAsia="宋体" w:hAnsi="Times New Roman" w:cs="Times New Roman" w:hint="eastAsia"/>
-        </w:rPr>
-        <w:t>Scintilla</w:t>
-      </w:r>
-      <w:r>
-        <w:rPr>
-          <w:rFonts w:ascii="Times New Roman" w:eastAsia="宋体" w:hAnsi="Times New Roman" w:cs="Times New Roman" w:hint="eastAsia"/>
-        </w:rPr>
-        <w:t>引擎（</w:t>
-      </w:r>
-      <w:r>
-        <w:rPr>
-          <w:rFonts w:ascii="Times New Roman" w:eastAsia="宋体" w:hAnsi="Times New Roman" w:cs="Times New Roman" w:hint="eastAsia"/>
-        </w:rPr>
-        <w:t>notepad++</w:t>
-      </w:r>
-      <w:r>
-        <w:rPr>
-          <w:rFonts w:ascii="Times New Roman" w:eastAsia="宋体" w:hAnsi="Times New Roman" w:cs="Times New Roman" w:hint="eastAsia"/>
-        </w:rPr>
-        <w:t>同款），支持语法高亮</w:t>
-      </w:r>
-      <w:r>
-        <w:rPr>
-          <w:rFonts w:ascii="Times New Roman" w:eastAsia="宋体" w:hAnsi="Times New Roman" w:cs="Times New Roman" w:hint="eastAsia"/>
-        </w:rPr>
-        <w:t>、行数显示、矩形选择等特性</w:t>
-      </w:r>
-    </w:p>
-    <w:p>
-      <w:pPr>
-        <w:pStyle w:val="a9"/>
-        <w:numPr>
-          <w:ilvl w:val="0"/>
-          <w:numId w:val="43"/>
-        </w:numPr>
-        <w:rPr>
-          <w:rFonts w:ascii="Times New Roman" w:eastAsia="宋体" w:hAnsi="Times New Roman" w:cs="Times New Roman"/>
-        </w:rPr>
-      </w:pPr>
-      <w:r>
-        <w:rPr>
-          <w:rFonts w:ascii="Times New Roman" w:eastAsia="宋体" w:hAnsi="Times New Roman" w:cs="Times New Roman" w:hint="eastAsia"/>
-        </w:rPr>
-        <w:t>修复触发资源重载后，自定义地形组崩溃的</w:t>
-      </w:r>
-      <w:r>
-        <w:rPr>
-          <w:rFonts w:ascii="Times New Roman" w:eastAsia="宋体" w:hAnsi="Times New Roman" w:cs="Times New Roman" w:hint="eastAsia"/>
-        </w:rPr>
-        <w:t>bug</w:t>
-      </w:r>
-    </w:p>
-    <w:p>
-      <w:pPr>
-        <w:pStyle w:val="a9"/>
-        <w:numPr>
-          <w:ilvl w:val="0"/>
-          <w:numId w:val="43"/>
-        </w:numPr>
-        <w:rPr>
-          <w:rFonts w:ascii="Times New Roman" w:eastAsia="宋体" w:hAnsi="Times New Roman" w:cs="Times New Roman"/>
-        </w:rPr>
-      </w:pPr>
-      <w:r>
-        <w:rPr>
-          <w:rFonts w:ascii="Times New Roman" w:eastAsia="宋体" w:hAnsi="Times New Roman" w:cs="Times New Roman" w:hint="eastAsia"/>
-        </w:rPr>
-        <w:t>触发编辑器的行为列表支持多选，新增“上移”“下移”与“拆分”按钮，可以将选中的行为上下移动或拆分出新触发</w:t>
-      </w:r>
-    </w:p>
-    <w:p>
-      <w:pPr>
-        <w:pStyle w:val="a9"/>
-        <w:numPr>
-          <w:ilvl w:val="0"/>
-          <w:numId w:val="43"/>
-        </w:numPr>
-        <w:rPr>
-          <w:rFonts w:ascii="Times New Roman" w:eastAsia="宋体" w:hAnsi="Times New Roman" w:cs="Times New Roman"/>
-        </w:rPr>
-      </w:pPr>
-      <w:r>
-        <w:rPr>
-          <w:rFonts w:ascii="Times New Roman" w:eastAsia="宋体" w:hAnsi="Times New Roman" w:cs="Times New Roman" w:hint="eastAsia"/>
-        </w:rPr>
-        <w:t>支持通过按住</w:t>
-      </w:r>
-      <w:r>
-        <w:rPr>
-          <w:rFonts w:ascii="Times New Roman" w:eastAsia="宋体" w:hAnsi="Times New Roman" w:cs="Times New Roman" w:hint="eastAsia"/>
-        </w:rPr>
-        <w:t>alt</w:t>
-      </w:r>
-      <w:r>
-        <w:rPr>
-          <w:rFonts w:ascii="Times New Roman" w:eastAsia="宋体" w:hAnsi="Times New Roman" w:cs="Times New Roman" w:hint="eastAsia"/>
-        </w:rPr>
-        <w:t>键直线放置单元标记</w:t>
-      </w:r>
-    </w:p>
-    <w:p>
-      <w:pPr>
-        <w:pStyle w:val="a9"/>
-        <w:numPr>
-          <w:ilvl w:val="0"/>
-          <w:numId w:val="43"/>
-        </w:numPr>
-        <w:rPr>
-          <w:rFonts w:ascii="Times New Roman" w:eastAsia="宋体" w:hAnsi="Times New Roman" w:cs="Times New Roman"/>
-        </w:rPr>
-      </w:pPr>
-      <w:r>
-        <w:rPr>
-          <w:rFonts w:ascii="Times New Roman" w:eastAsia="宋体" w:hAnsi="Times New Roman" w:cs="Times New Roman" w:hint="eastAsia"/>
-        </w:rPr>
-        <w:t>支持通过设置附加命令行参数直接打开地图，格式为</w:t>
-      </w:r>
-      <w:r>
-        <w:rPr>
-          <w:rFonts w:ascii="Times New Roman" w:eastAsia="宋体" w:hAnsi="Times New Roman" w:cs="Times New Roman" w:hint="eastAsia"/>
-        </w:rPr>
-        <w:t xml:space="preserve">-o </w:t>
-      </w:r>
-      <w:r>
-        <w:rPr>
-          <w:rFonts w:ascii="Times New Roman" w:eastAsia="宋体" w:hAnsi="Times New Roman" w:cs="Times New Roman"/>
-        </w:rPr>
-        <w:t>“</w:t>
-      </w:r>
-      <w:r>
-        <w:rPr>
-          <w:rFonts w:ascii="Times New Roman" w:eastAsia="宋体" w:hAnsi="Times New Roman" w:cs="Times New Roman" w:hint="eastAsia"/>
-        </w:rPr>
-        <w:t>地图路径</w:t>
-      </w:r>
-      <w:r>
-        <w:rPr>
-          <w:rFonts w:ascii="Times New Roman" w:eastAsia="宋体" w:hAnsi="Times New Roman" w:cs="Times New Roman"/>
-        </w:rPr>
-        <w:t>”</w:t>
-      </w:r>
-      <w:r>
-        <w:rPr>
-          <w:rFonts w:ascii="Times New Roman" w:eastAsia="宋体" w:hAnsi="Times New Roman" w:cs="Times New Roman" w:hint="eastAsia"/>
-        </w:rPr>
-        <w:t>或</w:t>
-      </w:r>
-      <w:r>
-        <w:rPr>
-          <w:rFonts w:ascii="Times New Roman" w:eastAsia="宋体" w:hAnsi="Times New Roman" w:cs="Times New Roman" w:hint="eastAsia"/>
-        </w:rPr>
-        <w:t xml:space="preserve">--open </w:t>
-      </w:r>
-      <w:r>
-        <w:rPr>
-          <w:rFonts w:ascii="Times New Roman" w:eastAsia="宋体" w:hAnsi="Times New Roman" w:cs="Times New Roman"/>
-        </w:rPr>
-        <w:t>“</w:t>
-      </w:r>
-      <w:r>
-        <w:rPr>
-          <w:rFonts w:ascii="Times New Roman" w:eastAsia="宋体" w:hAnsi="Times New Roman" w:cs="Times New Roman" w:hint="eastAsia"/>
-        </w:rPr>
-        <w:t>地图路径</w:t>
-      </w:r>
-      <w:r>
-        <w:rPr>
-          <w:rFonts w:ascii="Times New Roman" w:eastAsia="宋体" w:hAnsi="Times New Roman" w:cs="Times New Roman"/>
-        </w:rPr>
-        <w:t>”</w:t>
-      </w:r>
-      <w:r>
-        <w:rPr>
-          <w:rFonts w:ascii="Times New Roman" w:eastAsia="宋体" w:hAnsi="Times New Roman" w:cs="Times New Roman" w:hint="eastAsia"/>
-        </w:rPr>
-        <w:t>，命令行参数可以填写在</w:t>
-      </w:r>
-      <w:r>
-        <w:rPr>
-          <w:rFonts w:ascii="Times New Roman" w:eastAsia="宋体" w:hAnsi="Times New Roman" w:cs="Times New Roman" w:hint="eastAsia"/>
-        </w:rPr>
-        <w:t>FA2spLaunch.exe</w:t>
-      </w:r>
-      <w:r>
-        <w:rPr>
-          <w:rFonts w:ascii="Times New Roman" w:eastAsia="宋体" w:hAnsi="Times New Roman" w:cs="Times New Roman" w:hint="eastAsia"/>
-        </w:rPr>
-        <w:t>后方，或者</w:t>
-      </w:r>
-      <w:r>
-        <w:rPr>
-          <w:rFonts w:ascii="Times New Roman" w:eastAsia="宋体" w:hAnsi="Times New Roman" w:cs="Times New Roman" w:hint="eastAsia"/>
-        </w:rPr>
-        <w:t>RunFA2sp.bat</w:t>
-      </w:r>
-      <w:r>
-        <w:rPr>
-          <w:rFonts w:ascii="Times New Roman" w:eastAsia="宋体" w:hAnsi="Times New Roman" w:cs="Times New Roman" w:hint="eastAsia"/>
-        </w:rPr>
-        <w:t>内</w:t>
-      </w:r>
-    </w:p>
-    <w:p>
-      <w:pPr>
-        <w:pStyle w:val="a9"/>
-        <w:numPr>
-          <w:ilvl w:val="0"/>
-          <w:numId w:val="43"/>
-        </w:numPr>
-        <w:rPr>
-          <w:rFonts w:ascii="Times New Roman" w:eastAsia="宋体" w:hAnsi="Times New Roman" w:cs="Times New Roman"/>
-        </w:rPr>
-      </w:pPr>
-      <w:r>
-        <w:rPr>
-          <w:rFonts w:ascii="Times New Roman" w:eastAsia="宋体" w:hAnsi="Times New Roman" w:cs="Times New Roman" w:hint="eastAsia"/>
-        </w:rPr>
-        <w:t>修复当使用放置于地图行为时，对应的标签被删除后仍能摆放单元标记的</w:t>
-      </w:r>
-      <w:r>
-        <w:rPr>
-          <w:rFonts w:ascii="Times New Roman" w:eastAsia="宋体" w:hAnsi="Times New Roman" w:cs="Times New Roman" w:hint="eastAsia"/>
-        </w:rPr>
-        <w:t>bug</w:t>
-      </w:r>
-    </w:p>
-    <w:p>
-      <w:pPr>
-        <w:pStyle w:val="a9"/>
-        <w:numPr>
-          <w:ilvl w:val="0"/>
-          <w:numId w:val="43"/>
-        </w:numPr>
-        <w:rPr>
-          <w:rFonts w:ascii="Times New Roman" w:eastAsia="宋体" w:hAnsi="Times New Roman" w:cs="Times New Roman"/>
-        </w:rPr>
-      </w:pPr>
-      <w:r>
-        <w:rPr>
-          <w:rFonts w:ascii="Times New Roman" w:eastAsia="宋体" w:hAnsi="Times New Roman" w:cs="Times New Roman" w:hint="eastAsia"/>
-        </w:rPr>
-        <w:t>TheaterInfo</w:t>
-      </w:r>
-      <w:r>
-        <w:rPr>
-          <w:rFonts w:ascii="Times New Roman" w:eastAsia="宋体" w:hAnsi="Times New Roman" w:cs="Times New Roman" w:hint="eastAsia"/>
-        </w:rPr>
-        <w:t>内的自定义斜坡类型支持指定地形组下的特定地形块</w:t>
-      </w:r>
-    </w:p>
-    <w:p>
-      <w:pPr>
-        <w:pStyle w:val="a9"/>
-        <w:numPr>
-          <w:ilvl w:val="0"/>
-          <w:numId w:val="43"/>
-        </w:numPr>
-        <w:rPr>
-          <w:rFonts w:ascii="Times New Roman" w:eastAsia="宋体" w:hAnsi="Times New Roman" w:cs="Times New Roman"/>
-        </w:rPr>
-      </w:pPr>
-      <w:r>
-        <w:rPr>
-          <w:rFonts w:ascii="Times New Roman" w:eastAsia="宋体" w:hAnsi="Times New Roman" w:cs="Times New Roman" w:hint="eastAsia"/>
-        </w:rPr>
-        <w:t>支持为无图像单位显示缺省图像，详见</w:t>
-      </w:r>
-      <w:r>
-        <w:rPr>
-          <w:rFonts w:ascii="Times New Roman" w:eastAsia="宋体" w:hAnsi="Times New Roman" w:cs="Times New Roman" w:hint="eastAsia"/>
-        </w:rPr>
-        <w:t>UseDefaultUnitImage</w:t>
-      </w:r>
-    </w:p>
-    <w:p>
-      <w:pPr>
-        <w:pStyle w:val="a9"/>
-        <w:numPr>
-          <w:ilvl w:val="0"/>
-          <w:numId w:val="43"/>
-        </w:numPr>
-        <w:rPr>
-          <w:rFonts w:ascii="Times New Roman" w:eastAsia="宋体" w:hAnsi="Times New Roman" w:cs="Times New Roman"/>
-        </w:rPr>
-      </w:pPr>
-      <w:r>
-        <w:rPr>
-          <w:rFonts w:ascii="Times New Roman" w:eastAsia="宋体" w:hAnsi="Times New Roman" w:cs="Times New Roman" w:hint="eastAsia"/>
-        </w:rPr>
-        <w:t>支持</w:t>
-      </w:r>
-      <w:r>
-        <w:rPr>
-          <w:rFonts w:ascii="Times New Roman" w:eastAsia="宋体" w:hAnsi="Times New Roman" w:cs="Times New Roman" w:hint="eastAsia"/>
-        </w:rPr>
-        <w:t>ares</w:t>
-      </w:r>
-      <w:r>
-        <w:rPr>
-          <w:rFonts w:ascii="Times New Roman" w:eastAsia="宋体" w:hAnsi="Times New Roman" w:cs="Times New Roman" w:hint="eastAsia"/>
-        </w:rPr>
-        <w:t>的自定义军衔</w:t>
-      </w:r>
-    </w:p>
-    <w:p>
-      <w:pPr>
-        <w:pStyle w:val="a9"/>
-        <w:numPr>
-          <w:ilvl w:val="0"/>
-          <w:numId w:val="43"/>
-        </w:numPr>
-        <w:rPr>
-          <w:rFonts w:ascii="Times New Roman" w:eastAsia="宋体" w:hAnsi="Times New Roman" w:cs="Times New Roman"/>
-        </w:rPr>
-      </w:pPr>
-      <w:r>
-        <w:rPr>
-          <w:rFonts w:ascii="Times New Roman" w:eastAsia="宋体" w:hAnsi="Times New Roman" w:cs="Times New Roman" w:hint="eastAsia"/>
-        </w:rPr>
-        <w:t>对无图像地形对象和污染显示文本</w:t>
-      </w:r>
-    </w:p>
-    <w:p>
-      <w:pPr>
-        <w:pStyle w:val="a9"/>
-        <w:numPr>
-          <w:ilvl w:val="0"/>
-          <w:numId w:val="43"/>
-        </w:numPr>
-        <w:rPr>
-          <w:rFonts w:ascii="Times New Roman" w:eastAsia="宋体" w:hAnsi="Times New Roman" w:cs="Times New Roman"/>
-        </w:rPr>
-      </w:pPr>
-      <w:r>
-        <w:rPr>
-          <w:rFonts w:ascii="Times New Roman" w:eastAsia="宋体" w:hAnsi="Times New Roman" w:cs="Times New Roman" w:hint="eastAsia"/>
-        </w:rPr>
         <w:t>修复擦除覆盖物时，若围墙仅剩一格，无法正确调整连接关系的</w:t>
       </w:r>
       <w:r>
@@ -5043,7 +5080,6 @@
           <w:sz w:val="28"/>
           <w:szCs w:val="32"/>
         </w:rPr>
-        <w:lastRenderedPageBreak/>
         <w:t>1.3.4 (202</w:t>
       </w:r>
       <w:r>
@@ -6112,6 +6148,7 @@
         <w:rPr>
           <w:rFonts w:ascii="Times New Roman" w:eastAsia="宋体" w:hAnsi="Times New Roman" w:cs="Times New Roman" w:hint="eastAsia"/>
         </w:rPr>
+        <w:lastRenderedPageBreak/>
         <w:t>TurretShadow</w:t>
       </w:r>
       <w:r>
@@ -6136,7 +6173,6 @@
         <w:rPr>
           <w:rFonts w:ascii="Times New Roman" w:eastAsia="宋体" w:hAnsi="Times New Roman" w:cs="Times New Roman" w:hint="eastAsia"/>
         </w:rPr>
-        <w:lastRenderedPageBreak/>
         <w:t>修复未安装</w:t>
       </w:r>
       <w:r>
@@ -7199,6 +7235,7 @@
         <w:rPr>
           <w:rFonts w:ascii="Times New Roman" w:eastAsia="宋体" w:hAnsi="Times New Roman" w:cs="Times New Roman" w:hint="eastAsia"/>
         </w:rPr>
+        <w:lastRenderedPageBreak/>
         <w:t>仅当基地节点与相同建筑重叠时，才会在关闭建筑轮廓的情况下显示轮廓</w:t>
       </w:r>
     </w:p>
@@ -7225,7 +7262,6 @@
           <w:sz w:val="28"/>
           <w:szCs w:val="32"/>
         </w:rPr>
-        <w:lastRenderedPageBreak/>
         <w:t>1.</w:t>
       </w:r>
       <w:r>
@@ -8250,7 +8286,14 @@
         <w:rPr>
           <w:rFonts w:ascii="Times New Roman" w:eastAsia="宋体" w:hAnsi="Times New Roman" w:cs="Times New Roman" w:hint="eastAsia"/>
         </w:rPr>
-        <w:t>和键</w:t>
+        <w:t>和</w:t>
+      </w:r>
+      <w:r>
+        <w:rPr>
+          <w:rFonts w:ascii="Times New Roman" w:eastAsia="宋体" w:hAnsi="Times New Roman" w:cs="Times New Roman" w:hint="eastAsia"/>
+        </w:rPr>
+        <w:lastRenderedPageBreak/>
+        <w:t>键</w:t>
       </w:r>
       <w:r>
         <w:rPr>
@@ -8292,14 +8335,7 @@
         <w:rPr>
           <w:rFonts w:ascii="Times New Roman" w:eastAsia="宋体" w:hAnsi="Times New Roman" w:cs="Times New Roman" w:hint="eastAsia"/>
         </w:rPr>
-        <w:t>”变</w:t>
-      </w:r>
-      <w:r>
-        <w:rPr>
-          <w:rFonts w:ascii="Times New Roman" w:eastAsia="宋体" w:hAnsi="Times New Roman" w:cs="Times New Roman" w:hint="eastAsia"/>
-        </w:rPr>
-        <w:lastRenderedPageBreak/>
-        <w:t>为“</w:t>
+        <w:t>”变为“</w:t>
       </w:r>
       <w:r>
         <w:rPr>
@@ -9444,6 +9480,7 @@
         <w:rPr>
           <w:rFonts w:ascii="Times New Roman" w:eastAsia="宋体" w:hAnsi="Times New Roman" w:cs="Times New Roman" w:hint="eastAsia"/>
         </w:rPr>
+        <w:lastRenderedPageBreak/>
         <w:t>修补主程序，支持最高</w:t>
       </w:r>
       <w:r>
@@ -9486,7 +9523,6 @@
         <w:rPr>
           <w:rFonts w:ascii="Times New Roman" w:eastAsia="宋体" w:hAnsi="Times New Roman" w:cs="Times New Roman" w:hint="eastAsia"/>
         </w:rPr>
-        <w:lastRenderedPageBreak/>
         <w:t>修复暗色模式下部分按钮控件的文本不能换行的</w:t>
       </w:r>
       <w:r>
@@ -10613,6 +10649,7 @@
         <w:rPr>
           <w:rFonts w:ascii="Times New Roman" w:eastAsia="宋体" w:hAnsi="Times New Roman" w:cs="Times New Roman" w:hint="eastAsia"/>
         </w:rPr>
+        <w:lastRenderedPageBreak/>
         <w:t>修复物品浏览器的标签文本错误换行的</w:t>
       </w:r>
       <w:r>
@@ -10637,7 +10674,6 @@
         <w:rPr>
           <w:rFonts w:ascii="Times New Roman" w:eastAsia="宋体" w:hAnsi="Times New Roman" w:cs="Times New Roman" w:hint="eastAsia"/>
         </w:rPr>
-        <w:lastRenderedPageBreak/>
         <w:t>修复了地图检查器错误项过多时会挤在一起的</w:t>
       </w:r>
       <w:r>
@@ -11664,6 +11700,7 @@
         <w:rPr>
           <w:rFonts w:ascii="Times New Roman" w:eastAsia="宋体" w:hAnsi="Times New Roman" w:cs="Times New Roman" w:hint="eastAsia"/>
         </w:rPr>
+        <w:lastRenderedPageBreak/>
         <w:t>修复了新城市下使用绘制悬崖后部工具时，按</w:t>
       </w:r>
       <w:r>
@@ -11700,7 +11737,6 @@
         <w:rPr>
           <w:rFonts w:ascii="Times New Roman" w:eastAsia="宋体" w:hAnsi="Times New Roman" w:cs="Times New Roman" w:hint="eastAsia"/>
         </w:rPr>
-        <w:lastRenderedPageBreak/>
         <w:t>增强绘制悬崖工具，可以在不同地图类型的</w:t>
       </w:r>
       <w:r>
@@ -12727,6 +12763,7 @@
         <w:rPr>
           <w:rFonts w:ascii="Times New Roman" w:eastAsia="宋体" w:hAnsi="Times New Roman" w:cs="Times New Roman" w:hint="eastAsia"/>
         </w:rPr>
+        <w:lastRenderedPageBreak/>
         <w:t>修复建筑部分位于地图外时，建筑本体可能不能显示的</w:t>
       </w:r>
       <w:r>
@@ -12751,7 +12788,6 @@
         <w:rPr>
           <w:rFonts w:ascii="Times New Roman" w:eastAsia="宋体" w:hAnsi="Times New Roman" w:cs="Times New Roman" w:hint="eastAsia"/>
         </w:rPr>
-        <w:lastRenderedPageBreak/>
         <w:t>修复删除对象、格式刷使用大笔刷时，在地图边缘可能崩溃的</w:t>
       </w:r>
       <w:r>
@@ -13874,6 +13910,7 @@
         <w:rPr>
           <w:rFonts w:ascii="Times New Roman" w:eastAsia="宋体" w:hAnsi="Times New Roman" w:cs="Times New Roman" w:hint="eastAsia"/>
         </w:rPr>
+        <w:lastRenderedPageBreak/>
         <w:t>绘制连接地形支持铁路</w:t>
       </w:r>
     </w:p>
@@ -13892,7 +13929,6 @@
         <w:rPr>
           <w:rFonts w:ascii="Times New Roman" w:eastAsia="宋体" w:hAnsi="Times New Roman" w:cs="Times New Roman" w:hint="eastAsia"/>
         </w:rPr>
-        <w:lastRenderedPageBreak/>
         <w:t>支持</w:t>
       </w:r>
       <w:r>
@@ -14893,6 +14929,7 @@
         <w:rPr>
           <w:rFonts w:ascii="Times New Roman" w:eastAsia="宋体" w:hAnsi="Times New Roman" w:cs="Times New Roman" w:hint="eastAsia"/>
         </w:rPr>
+        <w:lastRenderedPageBreak/>
         <w:t>优化绘制连接地形的性能与内存占用</w:t>
       </w:r>
     </w:p>
@@ -14911,7 +14948,6 @@
         <w:rPr>
           <w:rFonts w:ascii="Times New Roman" w:eastAsia="宋体" w:hAnsi="Times New Roman" w:cs="Times New Roman" w:hint="eastAsia"/>
         </w:rPr>
-        <w:lastRenderedPageBreak/>
         <w:t>支持使用独立的进程存储游戏图像，以节约内存占用，详见</w:t>
       </w:r>
       <w:r>
@@ -15889,6 +15925,7 @@
         <w:rPr>
           <w:rFonts w:ascii="Times New Roman" w:eastAsia="宋体" w:hAnsi="Times New Roman" w:cs="Times New Roman" w:hint="eastAsia"/>
         </w:rPr>
+        <w:lastRenderedPageBreak/>
         <w:t>物品浏览器支持查看预览图</w:t>
       </w:r>
       <w:r>
@@ -15913,7 +15950,6 @@
         <w:rPr>
           <w:rFonts w:ascii="Times New Roman" w:eastAsia="宋体" w:hAnsi="Times New Roman" w:cs="Times New Roman" w:hint="eastAsia"/>
         </w:rPr>
-        <w:lastRenderedPageBreak/>
         <w:t>thumbnails</w:t>
       </w:r>
       <w:r>
@@ -16911,6 +16947,7 @@
         <w:rPr>
           <w:rFonts w:ascii="Times New Roman" w:eastAsia="宋体" w:hAnsi="Times New Roman" w:cs="Times New Roman" w:hint="eastAsia"/>
         </w:rPr>
+        <w:lastRenderedPageBreak/>
         <w:t>修复下拉菜单部分情况下选择失效的</w:t>
       </w:r>
       <w:r>
@@ -16935,7 +16972,6 @@
         <w:rPr>
           <w:rFonts w:ascii="Times New Roman" w:eastAsia="宋体" w:hAnsi="Times New Roman" w:cs="Times New Roman" w:hint="eastAsia"/>
         </w:rPr>
-        <w:lastRenderedPageBreak/>
         <w:t>修复下拉菜单自动搜索部分情况下异常被禁用的</w:t>
       </w:r>
       <w:r>
@@ -17878,6 +17914,7 @@
         <w:rPr>
           <w:rFonts w:ascii="Times New Roman" w:eastAsia="宋体" w:hAnsi="Times New Roman" w:cs="Times New Roman" w:hint="eastAsia"/>
         </w:rPr>
+        <w:lastRenderedPageBreak/>
         <w:t>修复了光照沙盒开启时，内存占用异常增高的</w:t>
       </w:r>
       <w:r>
@@ -17902,7 +17939,6 @@
         <w:rPr>
           <w:rFonts w:ascii="Times New Roman" w:eastAsia="宋体" w:hAnsi="Times New Roman" w:cs="Times New Roman" w:hint="eastAsia"/>
         </w:rPr>
-        <w:lastRenderedPageBreak/>
         <w:t>修复了触发、小队等名称中数字部分超过</w:t>
       </w:r>
       <w:r>
@@ -18853,6 +18889,7 @@
           <w:sz w:val="28"/>
           <w:szCs w:val="32"/>
         </w:rPr>
+        <w:lastRenderedPageBreak/>
         <w:t>1.0.5 (2025.02.24)</w:t>
       </w:r>
     </w:p>
@@ -18871,7 +18908,6 @@
         <w:rPr>
           <w:rFonts w:ascii="Times New Roman" w:eastAsia="宋体" w:hAnsi="Times New Roman" w:cs="Times New Roman" w:hint="eastAsia"/>
         </w:rPr>
-        <w:lastRenderedPageBreak/>
         <w:t>优化了</w:t>
       </w:r>
       <w:r>
@@ -19872,6 +19908,7 @@
         <w:rPr>
           <w:rFonts w:ascii="Times New Roman" w:eastAsia="宋体" w:hAnsi="Times New Roman" w:cs="Times New Roman" w:hint="eastAsia"/>
         </w:rPr>
+        <w:lastRenderedPageBreak/>
         <w:t>LAT</w:t>
       </w:r>
       <w:r>
@@ -19932,14 +19969,7 @@
         <w:rPr>
           <w:rFonts w:ascii="Times New Roman" w:eastAsia="宋体" w:hAnsi="Times New Roman" w:cs="Times New Roman" w:hint="eastAsia"/>
         </w:rPr>
-        <w:t>禁用搜索</w:t>
-      </w:r>
-      <w:r>
-        <w:rPr>
-          <w:rFonts w:ascii="Times New Roman" w:eastAsia="宋体" w:hAnsi="Times New Roman" w:cs="Times New Roman" w:hint="eastAsia"/>
-        </w:rPr>
-        <w:lastRenderedPageBreak/>
-        <w:t>功能以提升性能</w:t>
+        <w:t>禁用搜索功能以提升性能</w:t>
       </w:r>
     </w:p>
     <w:p>
@@ -21033,7 +21063,14 @@
         <w:rPr>
           <w:rFonts w:ascii="Times New Roman" w:eastAsia="宋体" w:hAnsi="Times New Roman" w:cs="Times New Roman" w:hint="eastAsia"/>
         </w:rPr>
-        <w:t>，用于路径点与数字互转，详见</w:t>
+        <w:t>，用于路径点</w:t>
+      </w:r>
+      <w:r>
+        <w:rPr>
+          <w:rFonts w:ascii="Times New Roman" w:eastAsia="宋体" w:hAnsi="Times New Roman" w:cs="Times New Roman" w:hint="eastAsia"/>
+        </w:rPr>
+        <w:lastRenderedPageBreak/>
+        <w:t>与数字互转，详见</w:t>
       </w:r>
       <w:r>
         <w:rPr>
@@ -21077,7 +21114,6 @@
           <w:sz w:val="28"/>
           <w:szCs w:val="32"/>
         </w:rPr>
-        <w:lastRenderedPageBreak/>
         <w:t>FA2SP HDM Edition</w:t>
       </w:r>
       <w:r>
@@ -21610,6 +21646,7 @@
         <w:rPr>
           <w:rFonts w:ascii="Times New Roman" w:eastAsia="宋体" w:hAnsi="Times New Roman" w:cs="Times New Roman" w:hint="eastAsia"/>
         </w:rPr>
+        <w:lastRenderedPageBreak/>
         <w:t>小队列表：位于地形浏览器的菜单栏中</w:t>
       </w:r>
     </w:p>
@@ -21624,7 +21661,6 @@
         <w:rPr>
           <w:rFonts w:ascii="Times New Roman" w:eastAsia="宋体" w:hAnsi="Times New Roman" w:cs="Times New Roman" w:hint="eastAsia"/>
         </w:rPr>
-        <w:lastRenderedPageBreak/>
         <w:t>特遣列表：位于地形浏览器的菜单栏中</w:t>
       </w:r>
     </w:p>
@@ -22161,14 +22197,14 @@
         <w:rPr>
           <w:rFonts w:ascii="Times New Roman" w:eastAsia="宋体" w:hAnsi="Times New Roman" w:cs="Times New Roman" w:hint="eastAsia"/>
         </w:rPr>
-        <w:t>，将触发设置、事件设置、行为设置集中显示在同一页面下，同时以列表状态显示事件与行为，可以显示当前事件或行</w:t>
+        <w:t>，将触发设置、事件设置、行为设</w:t>
       </w:r>
       <w:r>
         <w:rPr>
           <w:rFonts w:ascii="Times New Roman" w:eastAsia="宋体" w:hAnsi="Times New Roman" w:cs="Times New Roman" w:hint="eastAsia"/>
         </w:rPr>
         <w:lastRenderedPageBreak/>
-        <w:t>为的全部参数列表</w:t>
+        <w:t>置集中显示在同一页面下，同时以列表状态显示事件与行为，可以显示当前事件或行为的全部参数列表</w:t>
       </w:r>
     </w:p>
     <w:p>
@@ -22706,6 +22742,7 @@
         <w:rPr>
           <w:rFonts w:ascii="Times New Roman" w:eastAsia="宋体" w:hAnsi="Times New Roman" w:cs="Times New Roman" w:hint="eastAsia"/>
         </w:rPr>
+        <w:lastRenderedPageBreak/>
         <w:t>步兵子单元格：可以正常显示</w:t>
       </w:r>
       <w:r>
@@ -22718,14 +22755,7 @@
         <w:rPr>
           <w:rFonts w:ascii="Times New Roman" w:eastAsia="宋体" w:hAnsi="Times New Roman" w:cs="Times New Roman" w:hint="eastAsia"/>
         </w:rPr>
-        <w:t>号位（游戏中单元格中下位置）的步兵，同时允</w:t>
-      </w:r>
-      <w:r>
-        <w:rPr>
-          <w:rFonts w:ascii="Times New Roman" w:eastAsia="宋体" w:hAnsi="Times New Roman" w:cs="Times New Roman" w:hint="eastAsia"/>
-        </w:rPr>
-        <w:lastRenderedPageBreak/>
-        <w:t>许对步兵进行子单元格编辑，如指定步兵放置的位置，或者拖拽步兵的位置</w:t>
+        <w:t>号位（游戏中单元格中下位置）的步兵，同时允许对步兵进行子单元格编辑，如指定步兵放置的位置，或者拖拽步兵的位置</w:t>
       </w:r>
       <w:r>
         <w:rPr>
@@ -42818,7 +42848,7 @@
         <v:path o:extrusionok="f" gradientshapeok="t" o:connecttype="rect"/>
         <o:lock v:ext="edit" aspectratio="t"/>
       </v:shapetype>
-      <v:shape id="_x0000_i1028" type="#_x0000_t75" style="width:11.5pt;height:11.5pt" o:bullet="t">
+      <v:shape id="_x0000_i1030" type="#_x0000_t75" style="width:11.5pt;height:11.5pt" o:bullet="t">
         <v:imagedata r:id="rId1" o:title="mso9A9A"/>
       </v:shape>
     </w:pict>

--- a/Supplementary/文档/FA2SP HDM Edition说明文档.docx
+++ b/Supplementary/文档/FA2SP HDM Edition说明文档.docx
@@ -174,7 +174,7 @@
           <w:rFonts w:ascii="宋体" w:eastAsia="宋体" w:hAnsi="宋体" w:hint="eastAsia"/>
           <w:sz w:val="24"/>
         </w:rPr>
-        <w:t>1</w:t>
+        <w:t>2</w:t>
       </w:r>
     </w:p>
     <w:p>
@@ -246,7 +246,7 @@
           <w:sz w:val="28"/>
           <w:szCs w:val="32"/>
         </w:rPr>
-        <w:t>1</w:t>
+        <w:t>2</w:t>
       </w:r>
       <w:r>
         <w:rPr>
@@ -484,7 +484,25 @@
         <w:rPr>
           <w:rFonts w:ascii="Times New Roman" w:eastAsia="宋体" w:hAnsi="Times New Roman" w:cs="Times New Roman" w:hint="eastAsia"/>
         </w:rPr>
-        <w:t>优化绘图效率</w:t>
+        <w:t>显著</w:t>
+      </w:r>
+      <w:r>
+        <w:rPr>
+          <w:rFonts w:ascii="Times New Roman" w:eastAsia="宋体" w:hAnsi="Times New Roman" w:cs="Times New Roman" w:hint="eastAsia"/>
+        </w:rPr>
+        <w:t>提升</w:t>
+      </w:r>
+      <w:r>
+        <w:rPr>
+          <w:rFonts w:ascii="Times New Roman" w:eastAsia="宋体" w:hAnsi="Times New Roman" w:cs="Times New Roman" w:hint="eastAsia"/>
+        </w:rPr>
+        <w:t>绘图效率</w:t>
+      </w:r>
+      <w:r>
+        <w:rPr>
+          <w:rFonts w:ascii="Times New Roman" w:eastAsia="宋体" w:hAnsi="Times New Roman" w:cs="Times New Roman" w:hint="eastAsia"/>
+        </w:rPr>
+        <w:t>，优化光照沙盒效率</w:t>
       </w:r>
     </w:p>
     <w:p>
@@ -616,7 +634,37 @@
         <w:rPr>
           <w:rFonts w:ascii="Times New Roman" w:eastAsia="宋体" w:hAnsi="Times New Roman" w:cs="Times New Roman" w:hint="eastAsia"/>
         </w:rPr>
-        <w:t>大幅优化启动加载时间</w:t>
+        <w:t>显著</w:t>
+      </w:r>
+      <w:r>
+        <w:rPr>
+          <w:rFonts w:ascii="Times New Roman" w:eastAsia="宋体" w:hAnsi="Times New Roman" w:cs="Times New Roman" w:hint="eastAsia"/>
+        </w:rPr>
+        <w:t>优化</w:t>
+      </w:r>
+      <w:r>
+        <w:rPr>
+          <w:rFonts w:ascii="Times New Roman" w:eastAsia="宋体" w:hAnsi="Times New Roman" w:cs="Times New Roman" w:hint="eastAsia"/>
+        </w:rPr>
+        <w:t>使用新的</w:t>
+      </w:r>
+      <w:r>
+        <w:rPr>
+          <w:rFonts w:ascii="Times New Roman" w:eastAsia="宋体" w:hAnsi="Times New Roman" w:cs="Times New Roman" w:hint="eastAsia"/>
+        </w:rPr>
+        <w:t>MIX</w:t>
+      </w:r>
+      <w:r>
+        <w:rPr>
+          <w:rFonts w:ascii="Times New Roman" w:eastAsia="宋体" w:hAnsi="Times New Roman" w:cs="Times New Roman" w:hint="eastAsia"/>
+        </w:rPr>
+        <w:t>加载器时的</w:t>
+      </w:r>
+      <w:r>
+        <w:rPr>
+          <w:rFonts w:ascii="Times New Roman" w:eastAsia="宋体" w:hAnsi="Times New Roman" w:cs="Times New Roman" w:hint="eastAsia"/>
+        </w:rPr>
+        <w:t>启动加载时间</w:t>
       </w:r>
     </w:p>
     <w:p>
@@ -646,7 +694,43 @@
         <w:rPr>
           <w:rFonts w:ascii="Times New Roman" w:eastAsia="宋体" w:hAnsi="Times New Roman" w:cs="Times New Roman" w:hint="eastAsia"/>
         </w:rPr>
-        <w:t>单位渲染时间</w:t>
+        <w:t>单位</w:t>
+      </w:r>
+      <w:r>
+        <w:rPr>
+          <w:rFonts w:ascii="Times New Roman" w:eastAsia="宋体" w:hAnsi="Times New Roman" w:cs="Times New Roman" w:hint="eastAsia"/>
+        </w:rPr>
+        <w:t>加载</w:t>
+      </w:r>
+      <w:r>
+        <w:rPr>
+          <w:rFonts w:ascii="Times New Roman" w:eastAsia="宋体" w:hAnsi="Times New Roman" w:cs="Times New Roman" w:hint="eastAsia"/>
+        </w:rPr>
+        <w:t>时间</w:t>
+      </w:r>
+    </w:p>
+    <w:p>
+      <w:pPr>
+        <w:pStyle w:val="a9"/>
+        <w:numPr>
+          <w:ilvl w:val="0"/>
+          <w:numId w:val="11"/>
+        </w:numPr>
+        <w:rPr>
+          <w:rFonts w:ascii="Times New Roman" w:eastAsia="宋体" w:hAnsi="Times New Roman" w:cs="Times New Roman"/>
+        </w:rPr>
+      </w:pPr>
+      <w:r>
+        <w:rPr>
+          <w:rFonts w:ascii="Times New Roman" w:eastAsia="宋体" w:hAnsi="Times New Roman" w:cs="Times New Roman" w:hint="eastAsia"/>
+        </w:rPr>
+        <w:t>修复当地图存在超出有效索引的单元格时，加载地图时可能崩溃的</w:t>
+      </w:r>
+      <w:r>
+        <w:rPr>
+          <w:rFonts w:ascii="Times New Roman" w:eastAsia="宋体" w:hAnsi="Times New Roman" w:cs="Times New Roman" w:hint="eastAsia"/>
+        </w:rPr>
+        <w:t>bug</w:t>
       </w:r>
     </w:p>
     <w:p>
@@ -846,6 +930,7 @@
         <w:rPr>
           <w:rFonts w:ascii="Times New Roman" w:eastAsia="宋体" w:hAnsi="Times New Roman" w:cs="Times New Roman" w:hint="eastAsia"/>
         </w:rPr>
+        <w:lastRenderedPageBreak/>
         <w:t>距离工具箱支持放置圆形</w:t>
       </w:r>
       <w:r>
@@ -864,14 +949,7 @@
         <w:rPr>
           <w:rFonts w:ascii="Times New Roman" w:eastAsia="宋体" w:hAnsi="Times New Roman" w:cs="Times New Roman" w:hint="eastAsia"/>
         </w:rPr>
-        <w:t>，支持撤</w:t>
-      </w:r>
-      <w:r>
-        <w:rPr>
-          <w:rFonts w:ascii="Times New Roman" w:eastAsia="宋体" w:hAnsi="Times New Roman" w:cs="Times New Roman" w:hint="eastAsia"/>
-        </w:rPr>
-        <w:lastRenderedPageBreak/>
-        <w:t>销重做</w:t>
+        <w:t>，支持撤销重做</w:t>
       </w:r>
     </w:p>
     <w:p>
@@ -1792,6 +1870,7 @@
         <w:rPr>
           <w:rFonts w:ascii="Times New Roman" w:eastAsia="宋体" w:hAnsi="Times New Roman" w:cs="Times New Roman" w:hint="eastAsia"/>
         </w:rPr>
+        <w:lastRenderedPageBreak/>
         <w:t>支持以数字显示不可见的桥梁覆盖物，详见</w:t>
       </w:r>
       <w:r>
@@ -1816,7 +1895,6 @@
         <w:rPr>
           <w:rFonts w:ascii="Times New Roman" w:eastAsia="宋体" w:hAnsi="Times New Roman" w:cs="Times New Roman" w:hint="eastAsia"/>
         </w:rPr>
-        <w:lastRenderedPageBreak/>
         <w:t>修复当建筑多个动画互相无限循环时导致崩溃的</w:t>
       </w:r>
       <w:r>
@@ -2973,6 +3051,7 @@
           <w:kern w:val="0"/>
           <w14:ligatures w14:val="none"/>
         </w:rPr>
+        <w:lastRenderedPageBreak/>
         <w:t>显著提升了加载物品浏览器图标的效率</w:t>
       </w:r>
     </w:p>
@@ -2995,7 +3074,6 @@
           <w:kern w:val="0"/>
           <w14:ligatures w14:val="none"/>
         </w:rPr>
-        <w:lastRenderedPageBreak/>
         <w:t>当放置覆盖物进行预览时，不会改变扫过区域的矿石价值</w:t>
       </w:r>
     </w:p>
@@ -42848,7 +42926,7 @@
         <v:path o:extrusionok="f" gradientshapeok="t" o:connecttype="rect"/>
         <o:lock v:ext="edit" aspectratio="t"/>
       </v:shapetype>
-      <v:shape id="_x0000_i1030" type="#_x0000_t75" style="width:11.5pt;height:11.5pt" o:bullet="t">
+      <v:shape id="_x0000_i1035" type="#_x0000_t75" style="width:11.5pt;height:11.5pt" o:bullet="t">
         <v:imagedata r:id="rId1" o:title="mso9A9A"/>
       </v:shape>
     </w:pict>

--- a/Supplementary/文档/FA2SP HDM Edition说明文档.docx
+++ b/Supplementary/文档/FA2SP HDM Edition说明文档.docx
@@ -738,6 +738,30 @@
         <w:pStyle w:val="a9"/>
         <w:numPr>
           <w:ilvl w:val="0"/>
+          <w:numId w:val="11"/>
+        </w:numPr>
+        <w:rPr>
+          <w:rFonts w:ascii="Times New Roman" w:eastAsia="宋体" w:hAnsi="Times New Roman" w:cs="Times New Roman"/>
+        </w:rPr>
+      </w:pPr>
+      <w:r>
+        <w:rPr>
+          <w:rFonts w:ascii="Times New Roman" w:eastAsia="宋体" w:hAnsi="Times New Roman" w:cs="Times New Roman" w:hint="eastAsia"/>
+        </w:rPr>
+        <w:t>修复双击触发编辑器行为列表的上移下移按钮时不响应的</w:t>
+      </w:r>
+      <w:r>
+        <w:rPr>
+          <w:rFonts w:ascii="Times New Roman" w:eastAsia="宋体" w:hAnsi="Times New Roman" w:cs="Times New Roman" w:hint="eastAsia"/>
+        </w:rPr>
+        <w:t>bug</w:t>
+      </w:r>
+    </w:p>
+    <w:p>
+      <w:pPr>
+        <w:pStyle w:val="a9"/>
+        <w:numPr>
+          <w:ilvl w:val="0"/>
           <w:numId w:val="10"/>
         </w:numPr>
         <w:rPr>
@@ -894,6 +918,7 @@
         <w:rPr>
           <w:rFonts w:ascii="Times New Roman" w:eastAsia="宋体" w:hAnsi="Times New Roman" w:cs="Times New Roman" w:hint="eastAsia"/>
         </w:rPr>
+        <w:lastRenderedPageBreak/>
         <w:t>支持在副屏上显示绘图界面</w:t>
       </w:r>
       <w:r>
@@ -930,7 +955,6 @@
         <w:rPr>
           <w:rFonts w:ascii="Times New Roman" w:eastAsia="宋体" w:hAnsi="Times New Roman" w:cs="Times New Roman" w:hint="eastAsia"/>
         </w:rPr>
-        <w:lastRenderedPageBreak/>
         <w:t>距离工具箱支持放置圆形</w:t>
       </w:r>
       <w:r>
@@ -1852,6 +1876,7 @@
         <w:rPr>
           <w:rFonts w:ascii="Times New Roman" w:eastAsia="宋体" w:hAnsi="Times New Roman" w:cs="Times New Roman" w:hint="eastAsia"/>
         </w:rPr>
+        <w:lastRenderedPageBreak/>
         <w:t>添加通用格式刷工具，可以同时修改所有科技类型的属性</w:t>
       </w:r>
     </w:p>
@@ -1870,7 +1895,6 @@
         <w:rPr>
           <w:rFonts w:ascii="Times New Roman" w:eastAsia="宋体" w:hAnsi="Times New Roman" w:cs="Times New Roman" w:hint="eastAsia"/>
         </w:rPr>
-        <w:lastRenderedPageBreak/>
         <w:t>支持以数字显示不可见的桥梁覆盖物，详见</w:t>
       </w:r>
       <w:r>
@@ -3005,6 +3029,7 @@
           <w:kern w:val="0"/>
           <w14:ligatures w14:val="none"/>
         </w:rPr>
+        <w:lastRenderedPageBreak/>
         <w:t>支持读取</w:t>
       </w:r>
       <w:r>
@@ -3051,7 +3076,6 @@
           <w:kern w:val="0"/>
           <w14:ligatures w14:val="none"/>
         </w:rPr>
-        <w:lastRenderedPageBreak/>
         <w:t>显著提升了加载物品浏览器图标的效率</w:t>
       </w:r>
     </w:p>
@@ -4134,6 +4158,7 @@
         <w:rPr>
           <w:rFonts w:ascii="Times New Roman" w:eastAsia="宋体" w:hAnsi="Times New Roman" w:cs="Times New Roman" w:hint="eastAsia"/>
         </w:rPr>
+        <w:lastRenderedPageBreak/>
         <w:t>支持使用椭圆绘制范围属性，详见</w:t>
       </w:r>
       <w:r>
@@ -4166,7 +4191,6 @@
           <w:sz w:val="28"/>
           <w:szCs w:val="32"/>
         </w:rPr>
-        <w:lastRenderedPageBreak/>
         <w:t>1.3.5 (2026.0</w:t>
       </w:r>
       <w:r>
@@ -5107,6 +5131,7 @@
         <w:rPr>
           <w:rFonts w:ascii="Times New Roman" w:eastAsia="宋体" w:hAnsi="Times New Roman" w:cs="Times New Roman" w:hint="eastAsia"/>
         </w:rPr>
+        <w:lastRenderedPageBreak/>
         <w:t>对无图像地形对象和污染显示文本</w:t>
       </w:r>
     </w:p>
@@ -5125,7 +5150,6 @@
         <w:rPr>
           <w:rFonts w:ascii="Times New Roman" w:eastAsia="宋体" w:hAnsi="Times New Roman" w:cs="Times New Roman" w:hint="eastAsia"/>
         </w:rPr>
-        <w:lastRenderedPageBreak/>
         <w:t>修复擦除覆盖物时，若围墙仅剩一格，无法正确调整连接关系的</w:t>
       </w:r>
       <w:r>
@@ -6196,6 +6220,7 @@
         <w:rPr>
           <w:rFonts w:ascii="Times New Roman" w:eastAsia="宋体" w:hAnsi="Times New Roman" w:cs="Times New Roman" w:hint="eastAsia"/>
         </w:rPr>
+        <w:lastRenderedPageBreak/>
         <w:t>支持渲染体素的炮塔和炮管阴影，并读取</w:t>
       </w:r>
       <w:r>
@@ -6226,7 +6251,6 @@
         <w:rPr>
           <w:rFonts w:ascii="Times New Roman" w:eastAsia="宋体" w:hAnsi="Times New Roman" w:cs="Times New Roman" w:hint="eastAsia"/>
         </w:rPr>
-        <w:lastRenderedPageBreak/>
         <w:t>TurretShadow</w:t>
       </w:r>
       <w:r>
@@ -7289,6 +7313,7 @@
         <w:rPr>
           <w:rFonts w:ascii="Times New Roman" w:eastAsia="宋体" w:hAnsi="Times New Roman" w:cs="Times New Roman" w:hint="eastAsia"/>
         </w:rPr>
+        <w:lastRenderedPageBreak/>
         <w:t>修复了军衔图层不能隐藏的</w:t>
       </w:r>
       <w:r>
@@ -7313,7 +7338,6 @@
         <w:rPr>
           <w:rFonts w:ascii="Times New Roman" w:eastAsia="宋体" w:hAnsi="Times New Roman" w:cs="Times New Roman" w:hint="eastAsia"/>
         </w:rPr>
-        <w:lastRenderedPageBreak/>
         <w:t>仅当基地节点与相同建筑重叠时，才会在关闭建筑轮廓的情况下显示轮廓</w:t>
       </w:r>
     </w:p>
@@ -8334,6 +8358,7 @@
         <w:rPr>
           <w:rFonts w:ascii="Times New Roman" w:eastAsia="宋体" w:hAnsi="Times New Roman" w:cs="Times New Roman" w:hint="eastAsia"/>
         </w:rPr>
+        <w:lastRenderedPageBreak/>
         <w:t>支持多语言切换，添加了英文版。所有可以在</w:t>
       </w:r>
       <w:r>
@@ -8364,14 +8389,7 @@
         <w:rPr>
           <w:rFonts w:ascii="Times New Roman" w:eastAsia="宋体" w:hAnsi="Times New Roman" w:cs="Times New Roman" w:hint="eastAsia"/>
         </w:rPr>
-        <w:t>和</w:t>
-      </w:r>
-      <w:r>
-        <w:rPr>
-          <w:rFonts w:ascii="Times New Roman" w:eastAsia="宋体" w:hAnsi="Times New Roman" w:cs="Times New Roman" w:hint="eastAsia"/>
-        </w:rPr>
-        <w:lastRenderedPageBreak/>
-        <w:t>键</w:t>
+        <w:t>和键</w:t>
       </w:r>
       <w:r>
         <w:rPr>
@@ -9534,6 +9552,7 @@
         <w:rPr>
           <w:rFonts w:ascii="Times New Roman" w:eastAsia="宋体" w:hAnsi="Times New Roman" w:cs="Times New Roman" w:hint="eastAsia"/>
         </w:rPr>
+        <w:lastRenderedPageBreak/>
         <w:t>新增地图渲染器功能，可以渲染全图</w:t>
       </w:r>
       <w:r>
@@ -9558,7 +9577,6 @@
         <w:rPr>
           <w:rFonts w:ascii="Times New Roman" w:eastAsia="宋体" w:hAnsi="Times New Roman" w:cs="Times New Roman" w:hint="eastAsia"/>
         </w:rPr>
-        <w:lastRenderedPageBreak/>
         <w:t>修补主程序，支持最高</w:t>
       </w:r>
       <w:r>
@@ -10709,7 +10727,14 @@
         <w:rPr>
           <w:rFonts w:ascii="Times New Roman" w:eastAsia="宋体" w:hAnsi="Times New Roman" w:cs="Times New Roman" w:hint="eastAsia"/>
         </w:rPr>
-        <w:t>作战小队编辑器新增跳转按钮，可以跳转至对应的特遣部队、脚本、标签（实际为寻找对应触发）</w:t>
+        <w:t>作战小队编辑器新增跳转按钮，可以跳转至对应的特遣部队、脚本、标签（实</w:t>
+      </w:r>
+      <w:r>
+        <w:rPr>
+          <w:rFonts w:ascii="Times New Roman" w:eastAsia="宋体" w:hAnsi="Times New Roman" w:cs="Times New Roman" w:hint="eastAsia"/>
+        </w:rPr>
+        <w:lastRenderedPageBreak/>
+        <w:t>际为寻找对应触发）</w:t>
       </w:r>
     </w:p>
     <w:p>
@@ -10727,7 +10752,6 @@
         <w:rPr>
           <w:rFonts w:ascii="Times New Roman" w:eastAsia="宋体" w:hAnsi="Times New Roman" w:cs="Times New Roman" w:hint="eastAsia"/>
         </w:rPr>
-        <w:lastRenderedPageBreak/>
         <w:t>修复物品浏览器的标签文本错误换行的</w:t>
       </w:r>
       <w:r>
@@ -11718,6 +11742,7 @@
         <w:rPr>
           <w:rFonts w:ascii="Times New Roman" w:eastAsia="宋体" w:hAnsi="Times New Roman" w:cs="Times New Roman" w:hint="eastAsia"/>
         </w:rPr>
+        <w:lastRenderedPageBreak/>
         <w:t>修复了在开启输入法和部分情况下在地图界面按</w:t>
       </w:r>
       <w:r>
@@ -11778,7 +11803,6 @@
         <w:rPr>
           <w:rFonts w:ascii="Times New Roman" w:eastAsia="宋体" w:hAnsi="Times New Roman" w:cs="Times New Roman" w:hint="eastAsia"/>
         </w:rPr>
-        <w:lastRenderedPageBreak/>
         <w:t>修复了新城市下使用绘制悬崖后部工具时，按</w:t>
       </w:r>
       <w:r>
@@ -12805,6 +12829,7 @@
         <w:rPr>
           <w:rFonts w:ascii="Times New Roman" w:eastAsia="宋体" w:hAnsi="Times New Roman" w:cs="Times New Roman" w:hint="eastAsia"/>
         </w:rPr>
+        <w:lastRenderedPageBreak/>
         <w:t>新增</w:t>
       </w:r>
       <w:r>
@@ -12841,7 +12866,6 @@
         <w:rPr>
           <w:rFonts w:ascii="Times New Roman" w:eastAsia="宋体" w:hAnsi="Times New Roman" w:cs="Times New Roman" w:hint="eastAsia"/>
         </w:rPr>
-        <w:lastRenderedPageBreak/>
         <w:t>修复建筑部分位于地图外时，建筑本体可能不能显示的</w:t>
       </w:r>
       <w:r>
@@ -13970,7 +13994,14 @@
         <w:rPr>
           <w:rFonts w:ascii="Times New Roman" w:eastAsia="宋体" w:hAnsi="Times New Roman" w:cs="Times New Roman" w:hint="eastAsia"/>
         </w:rPr>
-        <w:t>深度调整</w:t>
+        <w:t>深度</w:t>
+      </w:r>
+      <w:r>
+        <w:rPr>
+          <w:rFonts w:ascii="Times New Roman" w:eastAsia="宋体" w:hAnsi="Times New Roman" w:cs="Times New Roman" w:hint="eastAsia"/>
+        </w:rPr>
+        <w:lastRenderedPageBreak/>
+        <w:t>调整</w:t>
       </w:r>
     </w:p>
     <w:p>
@@ -13988,7 +14019,6 @@
         <w:rPr>
           <w:rFonts w:ascii="Times New Roman" w:eastAsia="宋体" w:hAnsi="Times New Roman" w:cs="Times New Roman" w:hint="eastAsia"/>
         </w:rPr>
-        <w:lastRenderedPageBreak/>
         <w:t>绘制连接地形支持铁路</w:t>
       </w:r>
     </w:p>
@@ -14983,6 +15013,7 @@
         <w:rPr>
           <w:rFonts w:ascii="Times New Roman" w:eastAsia="宋体" w:hAnsi="Times New Roman" w:cs="Times New Roman" w:hint="eastAsia"/>
         </w:rPr>
+        <w:lastRenderedPageBreak/>
         <w:t>修复部分情况下物品浏览器取消选择仍会错误选中界面顶端选项的</w:t>
       </w:r>
       <w:r>
@@ -15007,7 +15038,6 @@
         <w:rPr>
           <w:rFonts w:ascii="Times New Roman" w:eastAsia="宋体" w:hAnsi="Times New Roman" w:cs="Times New Roman" w:hint="eastAsia"/>
         </w:rPr>
-        <w:lastRenderedPageBreak/>
         <w:t>优化绘制连接地形的性能与内存占用</w:t>
       </w:r>
     </w:p>
@@ -15985,6 +16015,7 @@
         <w:rPr>
           <w:rFonts w:ascii="Times New Roman" w:eastAsia="宋体" w:hAnsi="Times New Roman" w:cs="Times New Roman" w:hint="eastAsia"/>
         </w:rPr>
+        <w:lastRenderedPageBreak/>
         <w:t>多选模式支持正矩形添加和删除</w:t>
       </w:r>
     </w:p>
@@ -16003,7 +16034,6 @@
         <w:rPr>
           <w:rFonts w:ascii="Times New Roman" w:eastAsia="宋体" w:hAnsi="Times New Roman" w:cs="Times New Roman" w:hint="eastAsia"/>
         </w:rPr>
-        <w:lastRenderedPageBreak/>
         <w:t>物品浏览器支持查看预览图</w:t>
       </w:r>
       <w:r>
@@ -17007,6 +17037,7 @@
         <w:rPr>
           <w:rFonts w:ascii="Times New Roman" w:eastAsia="宋体" w:hAnsi="Times New Roman" w:cs="Times New Roman" w:hint="eastAsia"/>
         </w:rPr>
+        <w:lastRenderedPageBreak/>
         <w:t>恢复在某些地形下被屏蔽的高架木桥桥墩废墟</w:t>
       </w:r>
     </w:p>
@@ -17025,7 +17056,6 @@
         <w:rPr>
           <w:rFonts w:ascii="Times New Roman" w:eastAsia="宋体" w:hAnsi="Times New Roman" w:cs="Times New Roman" w:hint="eastAsia"/>
         </w:rPr>
-        <w:lastRenderedPageBreak/>
         <w:t>修复下拉菜单部分情况下选择失效的</w:t>
       </w:r>
       <w:r>
@@ -17956,6 +17986,7 @@
         <w:rPr>
           <w:rFonts w:ascii="Times New Roman" w:eastAsia="宋体" w:hAnsi="Times New Roman" w:cs="Times New Roman" w:hint="eastAsia"/>
         </w:rPr>
+        <w:lastRenderedPageBreak/>
         <w:t>修复了使用</w:t>
       </w:r>
       <w:r>
@@ -17992,7 +18023,6 @@
         <w:rPr>
           <w:rFonts w:ascii="Times New Roman" w:eastAsia="宋体" w:hAnsi="Times New Roman" w:cs="Times New Roman" w:hint="eastAsia"/>
         </w:rPr>
-        <w:lastRenderedPageBreak/>
         <w:t>修复了光照沙盒开启时，内存占用异常增高的</w:t>
       </w:r>
       <w:r>
@@ -42926,7 +42956,7 @@
         <v:path o:extrusionok="f" gradientshapeok="t" o:connecttype="rect"/>
         <o:lock v:ext="edit" aspectratio="t"/>
       </v:shapetype>
-      <v:shape id="_x0000_i1035" type="#_x0000_t75" style="width:11.5pt;height:11.5pt" o:bullet="t">
+      <v:shape id="_x0000_i1030" type="#_x0000_t75" style="width:11.5pt;height:11.5pt" o:bullet="t">
         <v:imagedata r:id="rId1" o:title="mso9A9A"/>
       </v:shape>
     </w:pict>

--- a/Supplementary/文档/FA2SP HDM Edition说明文档.docx
+++ b/Supplementary/文档/FA2SP HDM Edition说明文档.docx
@@ -762,6 +762,24 @@
         <w:pStyle w:val="a9"/>
         <w:numPr>
           <w:ilvl w:val="0"/>
+          <w:numId w:val="11"/>
+        </w:numPr>
+        <w:rPr>
+          <w:rFonts w:ascii="Times New Roman" w:eastAsia="宋体" w:hAnsi="Times New Roman" w:cs="Times New Roman"/>
+        </w:rPr>
+      </w:pPr>
+      <w:r>
+        <w:rPr>
+          <w:rFonts w:ascii="Times New Roman" w:eastAsia="宋体" w:hAnsi="Times New Roman" w:cs="Times New Roman" w:hint="eastAsia"/>
+        </w:rPr>
+        <w:t>优化覆盖物加载策略，即使素材文件内部标记有误，也会加载前一半图像</w:t>
+      </w:r>
+    </w:p>
+    <w:p>
+      <w:pPr>
+        <w:pStyle w:val="a9"/>
+        <w:numPr>
+          <w:ilvl w:val="0"/>
           <w:numId w:val="10"/>
         </w:numPr>
         <w:rPr>
@@ -900,6 +918,7 @@
         <w:rPr>
           <w:rFonts w:ascii="Times New Roman" w:eastAsia="宋体" w:hAnsi="Times New Roman" w:cs="Times New Roman" w:hint="eastAsia"/>
         </w:rPr>
+        <w:lastRenderedPageBreak/>
         <w:t>优化效率和稳定性</w:t>
       </w:r>
     </w:p>
@@ -918,7 +937,6 @@
         <w:rPr>
           <w:rFonts w:ascii="Times New Roman" w:eastAsia="宋体" w:hAnsi="Times New Roman" w:cs="Times New Roman" w:hint="eastAsia"/>
         </w:rPr>
-        <w:lastRenderedPageBreak/>
         <w:t>支持在副屏上显示绘图界面</w:t>
       </w:r>
       <w:r>
@@ -1858,6 +1876,7 @@
         <w:rPr>
           <w:rFonts w:ascii="Times New Roman" w:eastAsia="宋体" w:hAnsi="Times New Roman" w:cs="Times New Roman" w:hint="eastAsia"/>
         </w:rPr>
+        <w:lastRenderedPageBreak/>
         <w:t>小地图支持缩放</w:t>
       </w:r>
     </w:p>
@@ -1876,7 +1895,6 @@
         <w:rPr>
           <w:rFonts w:ascii="Times New Roman" w:eastAsia="宋体" w:hAnsi="Times New Roman" w:cs="Times New Roman" w:hint="eastAsia"/>
         </w:rPr>
-        <w:lastRenderedPageBreak/>
         <w:t>添加通用格式刷工具，可以同时修改所有科技类型的属性</w:t>
       </w:r>
     </w:p>
@@ -2999,6 +3017,7 @@
           <w:kern w:val="0"/>
           <w14:ligatures w14:val="none"/>
         </w:rPr>
+        <w:lastRenderedPageBreak/>
         <w:t>修复部分建筑炮管无法加载的</w:t>
       </w:r>
       <w:r>
@@ -3029,7 +3048,6 @@
           <w:kern w:val="0"/>
           <w14:ligatures w14:val="none"/>
         </w:rPr>
-        <w:lastRenderedPageBreak/>
         <w:t>支持读取</w:t>
       </w:r>
       <w:r>
@@ -4140,6 +4158,7 @@
         <w:rPr>
           <w:rFonts w:ascii="Times New Roman" w:eastAsia="宋体" w:hAnsi="Times New Roman" w:cs="Times New Roman" w:hint="eastAsia"/>
         </w:rPr>
+        <w:lastRenderedPageBreak/>
         <w:t>触发编辑器的事件列表支持多选</w:t>
       </w:r>
     </w:p>
@@ -4158,7 +4177,6 @@
         <w:rPr>
           <w:rFonts w:ascii="Times New Roman" w:eastAsia="宋体" w:hAnsi="Times New Roman" w:cs="Times New Roman" w:hint="eastAsia"/>
         </w:rPr>
-        <w:lastRenderedPageBreak/>
         <w:t>支持使用椭圆绘制范围属性，详见</w:t>
       </w:r>
       <w:r>
@@ -5101,6 +5119,7 @@
         <w:rPr>
           <w:rFonts w:ascii="Times New Roman" w:eastAsia="宋体" w:hAnsi="Times New Roman" w:cs="Times New Roman" w:hint="eastAsia"/>
         </w:rPr>
+        <w:lastRenderedPageBreak/>
         <w:t>支持</w:t>
       </w:r>
       <w:r>
@@ -5131,7 +5150,6 @@
         <w:rPr>
           <w:rFonts w:ascii="Times New Roman" w:eastAsia="宋体" w:hAnsi="Times New Roman" w:cs="Times New Roman" w:hint="eastAsia"/>
         </w:rPr>
-        <w:lastRenderedPageBreak/>
         <w:t>对无图像地形对象和污染显示文本</w:t>
       </w:r>
     </w:p>
@@ -6196,6 +6214,7 @@
         <w:rPr>
           <w:rFonts w:ascii="Times New Roman" w:eastAsia="宋体" w:hAnsi="Times New Roman" w:cs="Times New Roman" w:hint="eastAsia"/>
         </w:rPr>
+        <w:lastRenderedPageBreak/>
         <w:t>JumpJet</w:t>
       </w:r>
       <w:r>
@@ -6220,7 +6239,6 @@
         <w:rPr>
           <w:rFonts w:ascii="Times New Roman" w:eastAsia="宋体" w:hAnsi="Times New Roman" w:cs="Times New Roman" w:hint="eastAsia"/>
         </w:rPr>
-        <w:lastRenderedPageBreak/>
         <w:t>支持渲染体素的炮塔和炮管阴影，并读取</w:t>
       </w:r>
       <w:r>
@@ -7295,6 +7313,7 @@
         <w:rPr>
           <w:rFonts w:ascii="Times New Roman" w:eastAsia="宋体" w:hAnsi="Times New Roman" w:cs="Times New Roman" w:hint="eastAsia"/>
         </w:rPr>
+        <w:lastRenderedPageBreak/>
         <w:t>微调了地图渲染器的边缘坐标</w:t>
       </w:r>
     </w:p>
@@ -7313,7 +7332,6 @@
         <w:rPr>
           <w:rFonts w:ascii="Times New Roman" w:eastAsia="宋体" w:hAnsi="Times New Roman" w:cs="Times New Roman" w:hint="eastAsia"/>
         </w:rPr>
-        <w:lastRenderedPageBreak/>
         <w:t>修复了军衔图层不能隐藏的</w:t>
       </w:r>
       <w:r>
@@ -8322,6 +8340,7 @@
         <w:rPr>
           <w:rFonts w:ascii="Times New Roman" w:eastAsia="宋体" w:hAnsi="Times New Roman" w:cs="Times New Roman" w:hint="eastAsia"/>
         </w:rPr>
+        <w:lastRenderedPageBreak/>
         <w:t>支持翻译任意</w:t>
       </w:r>
       <w:r>
@@ -8358,7 +8377,6 @@
         <w:rPr>
           <w:rFonts w:ascii="Times New Roman" w:eastAsia="宋体" w:hAnsi="Times New Roman" w:cs="Times New Roman" w:hint="eastAsia"/>
         </w:rPr>
-        <w:lastRenderedPageBreak/>
         <w:t>支持多语言切换，添加了英文版。所有可以在</w:t>
       </w:r>
       <w:r>
@@ -9534,6 +9552,7 @@
         <w:rPr>
           <w:rFonts w:ascii="Times New Roman" w:eastAsia="宋体" w:hAnsi="Times New Roman" w:cs="Times New Roman" w:hint="eastAsia"/>
         </w:rPr>
+        <w:lastRenderedPageBreak/>
         <w:t>支持破损建筑的火焰效果显示</w:t>
       </w:r>
     </w:p>
@@ -9552,7 +9571,6 @@
         <w:rPr>
           <w:rFonts w:ascii="Times New Roman" w:eastAsia="宋体" w:hAnsi="Times New Roman" w:cs="Times New Roman" w:hint="eastAsia"/>
         </w:rPr>
-        <w:lastRenderedPageBreak/>
         <w:t>新增地图渲染器功能，可以渲染全图</w:t>
       </w:r>
       <w:r>
@@ -10727,14 +10745,8 @@
         <w:rPr>
           <w:rFonts w:ascii="Times New Roman" w:eastAsia="宋体" w:hAnsi="Times New Roman" w:cs="Times New Roman" w:hint="eastAsia"/>
         </w:rPr>
-        <w:t>作战小队编辑器新增跳转按钮，可以跳转至对应的特遣部队、脚本、标签（实</w:t>
-      </w:r>
-      <w:r>
-        <w:rPr>
-          <w:rFonts w:ascii="Times New Roman" w:eastAsia="宋体" w:hAnsi="Times New Roman" w:cs="Times New Roman" w:hint="eastAsia"/>
-        </w:rPr>
         <w:lastRenderedPageBreak/>
-        <w:t>际为寻找对应触发）</w:t>
+        <w:t>作战小队编辑器新增跳转按钮，可以跳转至对应的特遣部队、脚本、标签（实际为寻找对应触发）</w:t>
       </w:r>
     </w:p>
     <w:p>
@@ -11718,6 +11730,7 @@
         <w:rPr>
           <w:rFonts w:ascii="Times New Roman" w:eastAsia="宋体" w:hAnsi="Times New Roman" w:cs="Times New Roman" w:hint="eastAsia"/>
         </w:rPr>
+        <w:lastRenderedPageBreak/>
         <w:t>修复调整地图大小后隧道位置错误的</w:t>
       </w:r>
       <w:r>
@@ -11742,7 +11755,6 @@
         <w:rPr>
           <w:rFonts w:ascii="Times New Roman" w:eastAsia="宋体" w:hAnsi="Times New Roman" w:cs="Times New Roman" w:hint="eastAsia"/>
         </w:rPr>
-        <w:lastRenderedPageBreak/>
         <w:t>修复了在开启输入法和部分情况下在地图界面按</w:t>
       </w:r>
       <w:r>
@@ -12805,6 +12817,7 @@
         <w:rPr>
           <w:rFonts w:ascii="Times New Roman" w:eastAsia="宋体" w:hAnsi="Times New Roman" w:cs="Times New Roman" w:hint="eastAsia"/>
         </w:rPr>
+        <w:lastRenderedPageBreak/>
         <w:t>修复在摆放过建筑后改变地图大小时弹框的</w:t>
       </w:r>
       <w:r>
@@ -12829,7 +12842,6 @@
         <w:rPr>
           <w:rFonts w:ascii="Times New Roman" w:eastAsia="宋体" w:hAnsi="Times New Roman" w:cs="Times New Roman" w:hint="eastAsia"/>
         </w:rPr>
-        <w:lastRenderedPageBreak/>
         <w:t>新增</w:t>
       </w:r>
       <w:r>
@@ -13946,6 +13958,7 @@
         <w:rPr>
           <w:rFonts w:ascii="Times New Roman" w:eastAsia="宋体" w:hAnsi="Times New Roman" w:cs="Times New Roman" w:hint="eastAsia"/>
         </w:rPr>
+        <w:lastRenderedPageBreak/>
         <w:t>支持建筑动画的</w:t>
       </w:r>
       <w:r>
@@ -13994,14 +14007,7 @@
         <w:rPr>
           <w:rFonts w:ascii="Times New Roman" w:eastAsia="宋体" w:hAnsi="Times New Roman" w:cs="Times New Roman" w:hint="eastAsia"/>
         </w:rPr>
-        <w:t>深度</w:t>
-      </w:r>
-      <w:r>
-        <w:rPr>
-          <w:rFonts w:ascii="Times New Roman" w:eastAsia="宋体" w:hAnsi="Times New Roman" w:cs="Times New Roman" w:hint="eastAsia"/>
-        </w:rPr>
-        <w:lastRenderedPageBreak/>
-        <w:t>调整</w:t>
+        <w:t>深度调整</w:t>
       </w:r>
     </w:p>
     <w:p>
@@ -14995,6 +15001,7 @@
         <w:rPr>
           <w:rFonts w:ascii="Times New Roman" w:eastAsia="宋体" w:hAnsi="Times New Roman" w:cs="Times New Roman" w:hint="eastAsia"/>
         </w:rPr>
+        <w:lastRenderedPageBreak/>
         <w:t>优化地形浏览器渲染，减少部分地形的黑边</w:t>
       </w:r>
     </w:p>
@@ -15013,7 +15020,6 @@
         <w:rPr>
           <w:rFonts w:ascii="Times New Roman" w:eastAsia="宋体" w:hAnsi="Times New Roman" w:cs="Times New Roman" w:hint="eastAsia"/>
         </w:rPr>
-        <w:lastRenderedPageBreak/>
         <w:t>修复部分情况下物品浏览器取消选择仍会错误选中界面顶端选项的</w:t>
       </w:r>
       <w:r>
@@ -15997,6 +16003,7 @@
         <w:rPr>
           <w:rFonts w:ascii="Times New Roman" w:eastAsia="宋体" w:hAnsi="Times New Roman" w:cs="Times New Roman" w:hint="eastAsia"/>
         </w:rPr>
+        <w:lastRenderedPageBreak/>
         <w:t>粘贴选项新增“粘贴区域描边”，可以控制是否显示描边</w:t>
       </w:r>
     </w:p>
@@ -16015,7 +16022,6 @@
         <w:rPr>
           <w:rFonts w:ascii="Times New Roman" w:eastAsia="宋体" w:hAnsi="Times New Roman" w:cs="Times New Roman" w:hint="eastAsia"/>
         </w:rPr>
-        <w:lastRenderedPageBreak/>
         <w:t>多选模式支持正矩形添加和删除</w:t>
       </w:r>
     </w:p>
@@ -17013,6 +17019,7 @@
         <w:rPr>
           <w:rFonts w:ascii="Times New Roman" w:eastAsia="宋体" w:hAnsi="Times New Roman" w:cs="Times New Roman" w:hint="eastAsia"/>
         </w:rPr>
+        <w:lastRenderedPageBreak/>
         <w:t>CSF</w:t>
       </w:r>
       <w:r>
@@ -17037,7 +17044,6 @@
         <w:rPr>
           <w:rFonts w:ascii="Times New Roman" w:eastAsia="宋体" w:hAnsi="Times New Roman" w:cs="Times New Roman" w:hint="eastAsia"/>
         </w:rPr>
-        <w:lastRenderedPageBreak/>
         <w:t>恢复在某些地形下被屏蔽的高架木桥桥墩废墟</w:t>
       </w:r>
     </w:p>
@@ -17962,6 +17968,7 @@
         <w:rPr>
           <w:rFonts w:ascii="Times New Roman" w:eastAsia="宋体" w:hAnsi="Times New Roman" w:cs="Times New Roman" w:hint="eastAsia"/>
         </w:rPr>
+        <w:lastRenderedPageBreak/>
         <w:t>修复了当建筑位置位于地图外时崩溃的</w:t>
       </w:r>
       <w:r>
@@ -17986,7 +17993,6 @@
         <w:rPr>
           <w:rFonts w:ascii="Times New Roman" w:eastAsia="宋体" w:hAnsi="Times New Roman" w:cs="Times New Roman" w:hint="eastAsia"/>
         </w:rPr>
-        <w:lastRenderedPageBreak/>
         <w:t>修复了使用</w:t>
       </w:r>
       <w:r>
@@ -18965,6 +18971,7 @@
         <w:rPr>
           <w:rFonts w:ascii="Times New Roman" w:eastAsia="宋体" w:hAnsi="Times New Roman" w:cs="Times New Roman" w:hint="eastAsia"/>
         </w:rPr>
+        <w:lastRenderedPageBreak/>
         <w:t>修复由地形自定义色盘导致的部分地形显示</w:t>
       </w:r>
       <w:r>
@@ -18997,7 +19004,6 @@
           <w:sz w:val="28"/>
           <w:szCs w:val="32"/>
         </w:rPr>
-        <w:lastRenderedPageBreak/>
         <w:t>1.0.5 (2025.02.24)</w:t>
       </w:r>
     </w:p>
@@ -20010,13 +20016,13 @@
         <w:rPr>
           <w:rFonts w:ascii="Times New Roman" w:eastAsia="宋体" w:hAnsi="Times New Roman" w:cs="Times New Roman" w:hint="eastAsia"/>
         </w:rPr>
+        <w:lastRenderedPageBreak/>
         <w:t>修复了在开启自动海岸的情况下，放置地形会导致笔刷边缘区域进行不必要的</w:t>
       </w:r>
       <w:r>
         <w:rPr>
           <w:rFonts w:ascii="Times New Roman" w:eastAsia="宋体" w:hAnsi="Times New Roman" w:cs="Times New Roman" w:hint="eastAsia"/>
         </w:rPr>
-        <w:lastRenderedPageBreak/>
         <w:t>LAT</w:t>
       </w:r>
       <w:r>
@@ -21147,6 +21153,7 @@
         <w:rPr>
           <w:rFonts w:ascii="Times New Roman" w:eastAsia="宋体" w:hAnsi="Times New Roman" w:cs="Times New Roman" w:hint="eastAsia"/>
         </w:rPr>
+        <w:lastRenderedPageBreak/>
         <w:t>新增两项工具脚本函数：</w:t>
       </w:r>
       <w:r>
@@ -21171,14 +21178,7 @@
         <w:rPr>
           <w:rFonts w:ascii="Times New Roman" w:eastAsia="宋体" w:hAnsi="Times New Roman" w:cs="Times New Roman" w:hint="eastAsia"/>
         </w:rPr>
-        <w:t>，用于路径点</w:t>
-      </w:r>
-      <w:r>
-        <w:rPr>
-          <w:rFonts w:ascii="Times New Roman" w:eastAsia="宋体" w:hAnsi="Times New Roman" w:cs="Times New Roman" w:hint="eastAsia"/>
-        </w:rPr>
-        <w:lastRenderedPageBreak/>
-        <w:t>与数字互转，详见</w:t>
+        <w:t>，用于路径点与数字互转，详见</w:t>
       </w:r>
       <w:r>
         <w:rPr>

--- a/Supplementary/文档/FA2SP HDM Edition说明文档.docx
+++ b/Supplementary/文档/FA2SP HDM Edition说明文档.docx
@@ -1021,6 +1021,36 @@
         <w:pStyle w:val="a9"/>
         <w:numPr>
           <w:ilvl w:val="0"/>
+          <w:numId w:val="11"/>
+        </w:numPr>
+        <w:rPr>
+          <w:rFonts w:ascii="Times New Roman" w:eastAsia="宋体" w:hAnsi="Times New Roman" w:cs="Times New Roman"/>
+        </w:rPr>
+      </w:pPr>
+      <w:r>
+        <w:rPr>
+          <w:rFonts w:ascii="Times New Roman" w:eastAsia="宋体" w:hAnsi="Times New Roman" w:cs="Times New Roman" w:hint="eastAsia"/>
+        </w:rPr>
+        <w:t>占地面积大于</w:t>
+      </w:r>
+      <w:r>
+        <w:rPr>
+          <w:rFonts w:ascii="Times New Roman" w:eastAsia="宋体" w:hAnsi="Times New Roman" w:cs="Times New Roman" w:hint="eastAsia"/>
+        </w:rPr>
+        <w:t>1x1</w:t>
+      </w:r>
+      <w:r>
+        <w:rPr>
+          <w:rFonts w:ascii="Times New Roman" w:eastAsia="宋体" w:hAnsi="Times New Roman" w:cs="Times New Roman" w:hint="eastAsia"/>
+        </w:rPr>
+        <w:t>的污染可以在非原点格子拖动</w:t>
+      </w:r>
+    </w:p>
+    <w:p>
+      <w:pPr>
+        <w:pStyle w:val="a9"/>
+        <w:numPr>
+          <w:ilvl w:val="0"/>
           <w:numId w:val="10"/>
         </w:numPr>
         <w:rPr>
@@ -1795,6 +1825,7 @@
         <w:rPr>
           <w:rFonts w:ascii="Times New Roman" w:eastAsia="宋体" w:hAnsi="Times New Roman" w:cs="Times New Roman" w:hint="eastAsia"/>
         </w:rPr>
+        <w:lastRenderedPageBreak/>
         <w:t>删除</w:t>
       </w:r>
       <w:r>
@@ -1843,7 +1874,6 @@
         <w:rPr>
           <w:rFonts w:ascii="Times New Roman" w:eastAsia="宋体" w:hAnsi="Times New Roman" w:cs="Times New Roman" w:hint="eastAsia"/>
         </w:rPr>
-        <w:lastRenderedPageBreak/>
         <w:t>快捷保存会使用与上次手动保存相同的预览图选项</w:t>
       </w:r>
     </w:p>
@@ -2915,6 +2945,7 @@
           <w:kern w:val="0"/>
           <w14:ligatures w14:val="none"/>
         </w:rPr>
+        <w:lastRenderedPageBreak/>
         <w:t>在物品浏览器中进行分类，其中</w:t>
       </w:r>
       <w:r>
@@ -2947,7 +2978,7 @@
           <w:kern w:val="0"/>
           <w14:ligatures w14:val="none"/>
         </w:rPr>
-        <w:t>中进行翻译，此标</w:t>
+        <w:t>中进行翻译，此标签与</w:t>
       </w:r>
       <w:r>
         <w:rPr>
@@ -2955,8 +2986,7 @@
           <w:kern w:val="0"/>
           <w14:ligatures w14:val="none"/>
         </w:rPr>
-        <w:lastRenderedPageBreak/>
-        <w:t>签与</w:t>
+        <w:t>WAE</w:t>
       </w:r>
       <w:r>
         <w:rPr>
@@ -2964,7 +2994,7 @@
           <w:kern w:val="0"/>
           <w14:ligatures w14:val="none"/>
         </w:rPr>
-        <w:t>WAE</w:t>
+        <w:t>兼容</w:t>
       </w:r>
       <w:r>
         <w:rPr>
@@ -2972,7 +3002,7 @@
           <w:kern w:val="0"/>
           <w14:ligatures w14:val="none"/>
         </w:rPr>
-        <w:t>兼容</w:t>
+        <w:t>；当</w:t>
       </w:r>
       <w:r>
         <w:rPr>
@@ -2980,7 +3010,7 @@
           <w:kern w:val="0"/>
           <w14:ligatures w14:val="none"/>
         </w:rPr>
-        <w:t>；当</w:t>
+        <w:t>value</w:t>
       </w:r>
       <w:r>
         <w:rPr>
@@ -2988,7 +3018,7 @@
           <w:kern w:val="0"/>
           <w14:ligatures w14:val="none"/>
         </w:rPr>
-        <w:t>value</w:t>
+        <w:t>与</w:t>
       </w:r>
       <w:r>
         <w:rPr>
@@ -2996,7 +3026,7 @@
           <w:kern w:val="0"/>
           <w14:ligatures w14:val="none"/>
         </w:rPr>
-        <w:t>与</w:t>
+        <w:t>FAData.ini-&gt;[</w:t>
       </w:r>
       <w:r>
         <w:rPr>
@@ -3004,7 +3034,7 @@
           <w:kern w:val="0"/>
           <w14:ligatures w14:val="none"/>
         </w:rPr>
-        <w:t>FAData.ini-&gt;[</w:t>
+        <w:t>English-Sides</w:t>
       </w:r>
       <w:r>
         <w:rPr>
@@ -3012,7 +3042,7 @@
           <w:kern w:val="0"/>
           <w14:ligatures w14:val="none"/>
         </w:rPr>
-        <w:t>English-Sides</w:t>
+        <w:t>]</w:t>
       </w:r>
       <w:r>
         <w:rPr>
@@ -3020,95 +3050,95 @@
           <w:kern w:val="0"/>
           <w14:ligatures w14:val="none"/>
         </w:rPr>
-        <w:t>]</w:t>
-      </w:r>
+        <w:t>中的值相同时，会进行合并</w:t>
+      </w:r>
+    </w:p>
+    <w:p>
+      <w:pPr>
+        <w:pStyle w:val="a9"/>
+        <w:numPr>
+          <w:ilvl w:val="0"/>
+          <w:numId w:val="45"/>
+        </w:numPr>
+        <w:rPr>
+          <w:rFonts w:ascii="Times New Roman" w:eastAsia="宋体" w:hAnsi="Times New Roman" w:cs="Times New Roman"/>
+        </w:rPr>
+      </w:pPr>
       <w:r>
         <w:rPr>
           <w:rFonts w:ascii="Times New Roman" w:eastAsia="宋体" w:hAnsi="Times New Roman" w:cs="Times New Roman" w:hint="eastAsia"/>
           <w:kern w:val="0"/>
           <w14:ligatures w14:val="none"/>
         </w:rPr>
-        <w:t>中的值相同时，会进行合并</w:t>
-      </w:r>
-    </w:p>
-    <w:p>
-      <w:pPr>
-        <w:pStyle w:val="a9"/>
-        <w:numPr>
-          <w:ilvl w:val="0"/>
-          <w:numId w:val="45"/>
-        </w:numPr>
-        <w:rPr>
-          <w:rFonts w:ascii="Times New Roman" w:eastAsia="宋体" w:hAnsi="Times New Roman" w:cs="Times New Roman"/>
-        </w:rPr>
-      </w:pPr>
+        <w:t>修复部分情况下物品浏览器选项的名称与实际单位不符的</w:t>
+      </w:r>
       <w:r>
         <w:rPr>
           <w:rFonts w:ascii="Times New Roman" w:eastAsia="宋体" w:hAnsi="Times New Roman" w:cs="Times New Roman" w:hint="eastAsia"/>
           <w:kern w:val="0"/>
           <w14:ligatures w14:val="none"/>
         </w:rPr>
-        <w:t>修复部分情况下物品浏览器选项的名称与实际单位不符的</w:t>
-      </w:r>
-      <w:r>
-        <w:rPr>
-          <w:rFonts w:ascii="Times New Roman" w:eastAsia="宋体" w:hAnsi="Times New Roman" w:cs="Times New Roman" w:hint="eastAsia"/>
+        <w:t>bug</w:t>
+      </w:r>
+    </w:p>
+    <w:p>
+      <w:pPr>
+        <w:pStyle w:val="a9"/>
+        <w:numPr>
+          <w:ilvl w:val="0"/>
+          <w:numId w:val="45"/>
+        </w:numPr>
+        <w:rPr>
+          <w:rFonts w:ascii="Times New Roman" w:eastAsia="宋体" w:hAnsi="Times New Roman" w:cs="Times New Roman"/>
           <w:kern w:val="0"/>
           <w14:ligatures w14:val="none"/>
         </w:rPr>
-        <w:t>bug</w:t>
-      </w:r>
-    </w:p>
-    <w:p>
-      <w:pPr>
-        <w:pStyle w:val="a9"/>
-        <w:numPr>
-          <w:ilvl w:val="0"/>
-          <w:numId w:val="45"/>
-        </w:numPr>
-        <w:rPr>
-          <w:rFonts w:ascii="Times New Roman" w:eastAsia="宋体" w:hAnsi="Times New Roman" w:cs="Times New Roman"/>
+      </w:pPr>
+      <w:r>
+        <w:rPr>
+          <w:rFonts w:ascii="Times New Roman" w:eastAsia="宋体" w:hAnsi="Times New Roman" w:cs="Times New Roman" w:hint="eastAsia"/>
           <w:kern w:val="0"/>
           <w14:ligatures w14:val="none"/>
         </w:rPr>
-      </w:pPr>
+        <w:t>支持设置覆盖物数据的最大值，详见</w:t>
+      </w:r>
       <w:r>
         <w:rPr>
           <w:rFonts w:ascii="Times New Roman" w:eastAsia="宋体" w:hAnsi="Times New Roman" w:cs="Times New Roman" w:hint="eastAsia"/>
           <w:kern w:val="0"/>
           <w14:ligatures w14:val="none"/>
         </w:rPr>
-        <w:t>支持设置覆盖物数据的最大值，详见</w:t>
-      </w:r>
-      <w:r>
-        <w:rPr>
-          <w:rFonts w:ascii="Times New Roman" w:eastAsia="宋体" w:hAnsi="Times New Roman" w:cs="Times New Roman" w:hint="eastAsia"/>
+        <w:t>OverlayDataLimit</w:t>
+      </w:r>
+    </w:p>
+    <w:p>
+      <w:pPr>
+        <w:pStyle w:val="a9"/>
+        <w:numPr>
+          <w:ilvl w:val="0"/>
+          <w:numId w:val="45"/>
+        </w:numPr>
+        <w:rPr>
+          <w:rFonts w:ascii="Times New Roman" w:eastAsia="宋体" w:hAnsi="Times New Roman" w:cs="Times New Roman"/>
           <w:kern w:val="0"/>
           <w14:ligatures w14:val="none"/>
         </w:rPr>
-        <w:t>OverlayDataLimit</w:t>
-      </w:r>
-    </w:p>
-    <w:p>
-      <w:pPr>
-        <w:pStyle w:val="a9"/>
-        <w:numPr>
-          <w:ilvl w:val="0"/>
-          <w:numId w:val="45"/>
-        </w:numPr>
-        <w:rPr>
-          <w:rFonts w:ascii="Times New Roman" w:eastAsia="宋体" w:hAnsi="Times New Roman" w:cs="Times New Roman"/>
+      </w:pPr>
+      <w:r>
+        <w:rPr>
+          <w:rFonts w:ascii="Times New Roman" w:eastAsia="宋体" w:hAnsi="Times New Roman" w:cs="Times New Roman" w:hint="eastAsia"/>
           <w:kern w:val="0"/>
           <w14:ligatures w14:val="none"/>
         </w:rPr>
-      </w:pPr>
+        <w:t>修复</w:t>
+      </w:r>
       <w:r>
         <w:rPr>
           <w:rFonts w:ascii="Times New Roman" w:eastAsia="宋体" w:hAnsi="Times New Roman" w:cs="Times New Roman" w:hint="eastAsia"/>
           <w:kern w:val="0"/>
           <w14:ligatures w14:val="none"/>
         </w:rPr>
-        <w:t>修复</w:t>
+        <w:t>phobos</w:t>
       </w:r>
       <w:r>
         <w:rPr>
@@ -3116,59 +3146,59 @@
           <w:kern w:val="0"/>
           <w14:ligatures w14:val="none"/>
         </w:rPr>
-        <w:t>phobos</w:t>
-      </w:r>
-      <w:r>
-        <w:rPr>
-          <w:rFonts w:ascii="Times New Roman" w:eastAsia="宋体" w:hAnsi="Times New Roman" w:cs="Times New Roman" w:hint="eastAsia"/>
+        <w:t>继承的部分问题</w:t>
+      </w:r>
+    </w:p>
+    <w:p>
+      <w:pPr>
+        <w:pStyle w:val="a9"/>
+        <w:numPr>
+          <w:ilvl w:val="0"/>
+          <w:numId w:val="45"/>
+        </w:numPr>
+        <w:rPr>
+          <w:rFonts w:ascii="Times New Roman" w:eastAsia="宋体" w:hAnsi="Times New Roman" w:cs="Times New Roman"/>
           <w:kern w:val="0"/>
           <w14:ligatures w14:val="none"/>
         </w:rPr>
-        <w:t>继承的部分问题</w:t>
-      </w:r>
-    </w:p>
-    <w:p>
-      <w:pPr>
-        <w:pStyle w:val="a9"/>
-        <w:numPr>
-          <w:ilvl w:val="0"/>
-          <w:numId w:val="45"/>
-        </w:numPr>
-        <w:rPr>
-          <w:rFonts w:ascii="Times New Roman" w:eastAsia="宋体" w:hAnsi="Times New Roman" w:cs="Times New Roman"/>
+      </w:pPr>
+      <w:r>
+        <w:rPr>
+          <w:rFonts w:ascii="Times New Roman" w:eastAsia="宋体" w:hAnsi="Times New Roman" w:cs="Times New Roman" w:hint="eastAsia"/>
           <w:kern w:val="0"/>
           <w14:ligatures w14:val="none"/>
         </w:rPr>
-      </w:pPr>
-      <w:r>
-        <w:rPr>
-          <w:rFonts w:ascii="Times New Roman" w:eastAsia="宋体" w:hAnsi="Times New Roman" w:cs="Times New Roman" w:hint="eastAsia"/>
+        <w:t>当单位本体不可见时，仍然支持绘制附加单位</w:t>
+      </w:r>
+    </w:p>
+    <w:p>
+      <w:pPr>
+        <w:pStyle w:val="a9"/>
+        <w:numPr>
+          <w:ilvl w:val="0"/>
+          <w:numId w:val="45"/>
+        </w:numPr>
+        <w:rPr>
+          <w:rFonts w:ascii="Times New Roman" w:eastAsia="宋体" w:hAnsi="Times New Roman" w:cs="Times New Roman"/>
           <w:kern w:val="0"/>
           <w14:ligatures w14:val="none"/>
         </w:rPr>
-        <w:t>当单位本体不可见时，仍然支持绘制附加单位</w:t>
-      </w:r>
-    </w:p>
-    <w:p>
-      <w:pPr>
-        <w:pStyle w:val="a9"/>
-        <w:numPr>
-          <w:ilvl w:val="0"/>
-          <w:numId w:val="45"/>
-        </w:numPr>
-        <w:rPr>
-          <w:rFonts w:ascii="Times New Roman" w:eastAsia="宋体" w:hAnsi="Times New Roman" w:cs="Times New Roman"/>
+      </w:pPr>
+      <w:r>
+        <w:rPr>
+          <w:rFonts w:ascii="Times New Roman" w:eastAsia="宋体" w:hAnsi="Times New Roman" w:cs="Times New Roman" w:hint="eastAsia"/>
           <w:kern w:val="0"/>
           <w14:ligatures w14:val="none"/>
         </w:rPr>
-      </w:pPr>
+        <w:t>修复了高</w:t>
+      </w:r>
       <w:r>
         <w:rPr>
           <w:rFonts w:ascii="Times New Roman" w:eastAsia="宋体" w:hAnsi="Times New Roman" w:cs="Times New Roman" w:hint="eastAsia"/>
           <w:kern w:val="0"/>
           <w14:ligatures w14:val="none"/>
         </w:rPr>
-        <w:t>修复了高</w:t>
+        <w:t>dpi</w:t>
       </w:r>
       <w:r>
         <w:rPr>
@@ -3176,7 +3206,7 @@
           <w:kern w:val="0"/>
           <w14:ligatures w14:val="none"/>
         </w:rPr>
-        <w:t>dpi</w:t>
+        <w:t>下地形浏览器按钮显示不全的</w:t>
       </w:r>
       <w:r>
         <w:rPr>
@@ -3184,119 +3214,119 @@
           <w:kern w:val="0"/>
           <w14:ligatures w14:val="none"/>
         </w:rPr>
-        <w:t>下地形浏览器按钮显示不全的</w:t>
-      </w:r>
-      <w:r>
-        <w:rPr>
-          <w:rFonts w:ascii="Times New Roman" w:eastAsia="宋体" w:hAnsi="Times New Roman" w:cs="Times New Roman" w:hint="eastAsia"/>
+        <w:t>bug</w:t>
+      </w:r>
+    </w:p>
+    <w:p>
+      <w:pPr>
+        <w:pStyle w:val="a9"/>
+        <w:numPr>
+          <w:ilvl w:val="0"/>
+          <w:numId w:val="45"/>
+        </w:numPr>
+        <w:rPr>
+          <w:rFonts w:ascii="Times New Roman" w:eastAsia="宋体" w:hAnsi="Times New Roman" w:cs="Times New Roman"/>
           <w:kern w:val="0"/>
           <w14:ligatures w14:val="none"/>
         </w:rPr>
-        <w:t>bug</w:t>
-      </w:r>
-    </w:p>
-    <w:p>
-      <w:pPr>
-        <w:pStyle w:val="a9"/>
-        <w:numPr>
-          <w:ilvl w:val="0"/>
-          <w:numId w:val="45"/>
-        </w:numPr>
-        <w:rPr>
-          <w:rFonts w:ascii="Times New Roman" w:eastAsia="宋体" w:hAnsi="Times New Roman" w:cs="Times New Roman"/>
+      </w:pPr>
+      <w:r>
+        <w:rPr>
+          <w:rFonts w:ascii="Times New Roman" w:eastAsia="宋体" w:hAnsi="Times New Roman" w:cs="Times New Roman" w:hint="eastAsia"/>
           <w:kern w:val="0"/>
           <w14:ligatures w14:val="none"/>
         </w:rPr>
-      </w:pPr>
+        <w:t>新增对象查看器，可以查看所有游戏对象的图像，并可以选中放置</w:t>
+      </w:r>
       <w:r>
         <w:rPr>
           <w:rFonts w:ascii="Times New Roman" w:eastAsia="宋体" w:hAnsi="Times New Roman" w:cs="Times New Roman" w:hint="eastAsia"/>
           <w:kern w:val="0"/>
           <w14:ligatures w14:val="none"/>
         </w:rPr>
-        <w:t>新增对象查看器，可以查看所有游戏对象的图像，并可以选中放置</w:t>
-      </w:r>
-      <w:r>
-        <w:rPr>
-          <w:rFonts w:ascii="Times New Roman" w:eastAsia="宋体" w:hAnsi="Times New Roman" w:cs="Times New Roman" w:hint="eastAsia"/>
+        <w:t>，支持使用方向键切换选择</w:t>
+      </w:r>
+    </w:p>
+    <w:p>
+      <w:pPr>
+        <w:pStyle w:val="a9"/>
+        <w:numPr>
+          <w:ilvl w:val="0"/>
+          <w:numId w:val="45"/>
+        </w:numPr>
+        <w:rPr>
+          <w:rFonts w:ascii="Times New Roman" w:eastAsia="宋体" w:hAnsi="Times New Roman" w:cs="Times New Roman"/>
           <w:kern w:val="0"/>
           <w14:ligatures w14:val="none"/>
         </w:rPr>
-        <w:t>，支持使用方向键切换选择</w:t>
-      </w:r>
-    </w:p>
-    <w:p>
-      <w:pPr>
-        <w:pStyle w:val="a9"/>
-        <w:numPr>
-          <w:ilvl w:val="0"/>
-          <w:numId w:val="45"/>
-        </w:numPr>
-        <w:rPr>
-          <w:rFonts w:ascii="Times New Roman" w:eastAsia="宋体" w:hAnsi="Times New Roman" w:cs="Times New Roman"/>
+      </w:pPr>
+      <w:r>
+        <w:rPr>
+          <w:rFonts w:ascii="Times New Roman" w:eastAsia="宋体" w:hAnsi="Times New Roman" w:cs="Times New Roman" w:hint="eastAsia"/>
           <w:kern w:val="0"/>
           <w14:ligatures w14:val="none"/>
         </w:rPr>
-      </w:pPr>
-      <w:r>
-        <w:rPr>
-          <w:rFonts w:ascii="Times New Roman" w:eastAsia="宋体" w:hAnsi="Times New Roman" w:cs="Times New Roman" w:hint="eastAsia"/>
+        <w:t>优化灯光建筑算法</w:t>
+      </w:r>
+    </w:p>
+    <w:p>
+      <w:pPr>
+        <w:pStyle w:val="a9"/>
+        <w:numPr>
+          <w:ilvl w:val="0"/>
+          <w:numId w:val="45"/>
+        </w:numPr>
+        <w:rPr>
+          <w:rFonts w:ascii="Times New Roman" w:eastAsia="宋体" w:hAnsi="Times New Roman" w:cs="Times New Roman"/>
           <w:kern w:val="0"/>
           <w14:ligatures w14:val="none"/>
         </w:rPr>
-        <w:t>优化灯光建筑算法</w:t>
-      </w:r>
-    </w:p>
-    <w:p>
-      <w:pPr>
-        <w:pStyle w:val="a9"/>
-        <w:numPr>
-          <w:ilvl w:val="0"/>
-          <w:numId w:val="45"/>
-        </w:numPr>
-        <w:rPr>
-          <w:rFonts w:ascii="Times New Roman" w:eastAsia="宋体" w:hAnsi="Times New Roman" w:cs="Times New Roman"/>
+      </w:pPr>
+      <w:r>
+        <w:rPr>
+          <w:rFonts w:ascii="Times New Roman" w:eastAsia="宋体" w:hAnsi="Times New Roman" w:cs="Times New Roman" w:hint="eastAsia"/>
           <w:kern w:val="0"/>
           <w14:ligatures w14:val="none"/>
         </w:rPr>
-      </w:pPr>
+        <w:t>修复部分建筑炮管无法加载的</w:t>
+      </w:r>
       <w:r>
         <w:rPr>
           <w:rFonts w:ascii="Times New Roman" w:eastAsia="宋体" w:hAnsi="Times New Roman" w:cs="Times New Roman" w:hint="eastAsia"/>
           <w:kern w:val="0"/>
           <w14:ligatures w14:val="none"/>
         </w:rPr>
-        <w:t>修复部分建筑炮管无法加载的</w:t>
-      </w:r>
-      <w:r>
-        <w:rPr>
-          <w:rFonts w:ascii="Times New Roman" w:eastAsia="宋体" w:hAnsi="Times New Roman" w:cs="Times New Roman" w:hint="eastAsia"/>
+        <w:t>bug</w:t>
+      </w:r>
+    </w:p>
+    <w:p>
+      <w:pPr>
+        <w:pStyle w:val="a9"/>
+        <w:numPr>
+          <w:ilvl w:val="0"/>
+          <w:numId w:val="45"/>
+        </w:numPr>
+        <w:rPr>
+          <w:rFonts w:ascii="Times New Roman" w:eastAsia="宋体" w:hAnsi="Times New Roman" w:cs="Times New Roman"/>
           <w:kern w:val="0"/>
           <w14:ligatures w14:val="none"/>
         </w:rPr>
-        <w:t>bug</w:t>
-      </w:r>
-    </w:p>
-    <w:p>
-      <w:pPr>
-        <w:pStyle w:val="a9"/>
-        <w:numPr>
-          <w:ilvl w:val="0"/>
-          <w:numId w:val="45"/>
-        </w:numPr>
-        <w:rPr>
-          <w:rFonts w:ascii="Times New Roman" w:eastAsia="宋体" w:hAnsi="Times New Roman" w:cs="Times New Roman"/>
+      </w:pPr>
+      <w:r>
+        <w:rPr>
+          <w:rFonts w:ascii="Times New Roman" w:eastAsia="宋体" w:hAnsi="Times New Roman" w:cs="Times New Roman" w:hint="eastAsia"/>
           <w:kern w:val="0"/>
           <w14:ligatures w14:val="none"/>
         </w:rPr>
-      </w:pPr>
+        <w:t>支持读取</w:t>
+      </w:r>
       <w:r>
         <w:rPr>
           <w:rFonts w:ascii="Times New Roman" w:eastAsia="宋体" w:hAnsi="Times New Roman" w:cs="Times New Roman" w:hint="eastAsia"/>
           <w:kern w:val="0"/>
           <w14:ligatures w14:val="none"/>
         </w:rPr>
-        <w:t>支持读取</w:t>
+        <w:t>shp</w:t>
       </w:r>
       <w:r>
         <w:rPr>
@@ -3304,7 +3334,7 @@
           <w:kern w:val="0"/>
           <w14:ligatures w14:val="none"/>
         </w:rPr>
-        <w:t>shp</w:t>
+        <w:t>建筑炮塔的</w:t>
       </w:r>
       <w:r>
         <w:rPr>
@@ -3312,81 +3342,81 @@
           <w:kern w:val="0"/>
           <w14:ligatures w14:val="none"/>
         </w:rPr>
-        <w:t>建筑炮塔的</w:t>
-      </w:r>
-      <w:r>
-        <w:rPr>
-          <w:rFonts w:ascii="Times New Roman" w:eastAsia="宋体" w:hAnsi="Times New Roman" w:cs="Times New Roman" w:hint="eastAsia"/>
+        <w:t>TurretAnimDamaged</w:t>
+      </w:r>
+    </w:p>
+    <w:p>
+      <w:pPr>
+        <w:pStyle w:val="a9"/>
+        <w:numPr>
+          <w:ilvl w:val="0"/>
+          <w:numId w:val="45"/>
+        </w:numPr>
+        <w:rPr>
+          <w:rFonts w:ascii="Times New Roman" w:eastAsia="宋体" w:hAnsi="Times New Roman" w:cs="Times New Roman"/>
           <w:kern w:val="0"/>
           <w14:ligatures w14:val="none"/>
         </w:rPr>
-        <w:t>TurretAnimDamaged</w:t>
-      </w:r>
-    </w:p>
-    <w:p>
-      <w:pPr>
-        <w:pStyle w:val="a9"/>
-        <w:numPr>
-          <w:ilvl w:val="0"/>
-          <w:numId w:val="45"/>
-        </w:numPr>
-        <w:rPr>
-          <w:rFonts w:ascii="Times New Roman" w:eastAsia="宋体" w:hAnsi="Times New Roman" w:cs="Times New Roman"/>
+      </w:pPr>
+      <w:r>
+        <w:rPr>
+          <w:rFonts w:ascii="Times New Roman" w:eastAsia="宋体" w:hAnsi="Times New Roman" w:cs="Times New Roman" w:hint="eastAsia"/>
           <w:kern w:val="0"/>
           <w14:ligatures w14:val="none"/>
         </w:rPr>
-      </w:pPr>
-      <w:r>
-        <w:rPr>
-          <w:rFonts w:ascii="Times New Roman" w:eastAsia="宋体" w:hAnsi="Times New Roman" w:cs="Times New Roman" w:hint="eastAsia"/>
+        <w:t>显著提升了加载物品浏览器图标的效率</w:t>
+      </w:r>
+    </w:p>
+    <w:p>
+      <w:pPr>
+        <w:pStyle w:val="a9"/>
+        <w:numPr>
+          <w:ilvl w:val="0"/>
+          <w:numId w:val="45"/>
+        </w:numPr>
+        <w:rPr>
+          <w:rFonts w:ascii="Times New Roman" w:eastAsia="宋体" w:hAnsi="Times New Roman" w:cs="Times New Roman"/>
           <w:kern w:val="0"/>
           <w14:ligatures w14:val="none"/>
         </w:rPr>
-        <w:t>显著提升了加载物品浏览器图标的效率</w:t>
-      </w:r>
-    </w:p>
-    <w:p>
-      <w:pPr>
-        <w:pStyle w:val="a9"/>
-        <w:numPr>
-          <w:ilvl w:val="0"/>
-          <w:numId w:val="45"/>
-        </w:numPr>
-        <w:rPr>
-          <w:rFonts w:ascii="Times New Roman" w:eastAsia="宋体" w:hAnsi="Times New Roman" w:cs="Times New Roman"/>
+      </w:pPr>
+      <w:r>
+        <w:rPr>
+          <w:rFonts w:ascii="Times New Roman" w:eastAsia="宋体" w:hAnsi="Times New Roman" w:cs="Times New Roman" w:hint="eastAsia"/>
           <w:kern w:val="0"/>
           <w14:ligatures w14:val="none"/>
         </w:rPr>
-      </w:pPr>
-      <w:r>
-        <w:rPr>
-          <w:rFonts w:ascii="Times New Roman" w:eastAsia="宋体" w:hAnsi="Times New Roman" w:cs="Times New Roman" w:hint="eastAsia"/>
+        <w:t>当放置覆盖物进行预览时，不会改变扫过区域的矿石价值</w:t>
+      </w:r>
+    </w:p>
+    <w:p>
+      <w:pPr>
+        <w:pStyle w:val="a9"/>
+        <w:numPr>
+          <w:ilvl w:val="0"/>
+          <w:numId w:val="45"/>
+        </w:numPr>
+        <w:rPr>
+          <w:rFonts w:ascii="Times New Roman" w:eastAsia="宋体" w:hAnsi="Times New Roman" w:cs="Times New Roman"/>
           <w:kern w:val="0"/>
           <w14:ligatures w14:val="none"/>
         </w:rPr>
-        <w:t>当放置覆盖物进行预览时，不会改变扫过区域的矿石价值</w:t>
-      </w:r>
-    </w:p>
-    <w:p>
-      <w:pPr>
-        <w:pStyle w:val="a9"/>
-        <w:numPr>
-          <w:ilvl w:val="0"/>
-          <w:numId w:val="45"/>
-        </w:numPr>
-        <w:rPr>
-          <w:rFonts w:ascii="Times New Roman" w:eastAsia="宋体" w:hAnsi="Times New Roman" w:cs="Times New Roman"/>
+      </w:pPr>
+      <w:r>
+        <w:rPr>
+          <w:rFonts w:ascii="Times New Roman" w:eastAsia="宋体" w:hAnsi="Times New Roman" w:cs="Times New Roman" w:hint="eastAsia"/>
           <w:kern w:val="0"/>
           <w14:ligatures w14:val="none"/>
         </w:rPr>
-      </w:pPr>
+        <w:t>脚本编辑器的脚本序号从</w:t>
+      </w:r>
       <w:r>
         <w:rPr>
           <w:rFonts w:ascii="Times New Roman" w:eastAsia="宋体" w:hAnsi="Times New Roman" w:cs="Times New Roman" w:hint="eastAsia"/>
           <w:kern w:val="0"/>
           <w14:ligatures w14:val="none"/>
         </w:rPr>
-        <w:t>脚本编辑器的脚本序号从</w:t>
+        <w:t>1</w:t>
       </w:r>
       <w:r>
         <w:rPr>
@@ -3394,89 +3424,89 @@
           <w:kern w:val="0"/>
           <w14:ligatures w14:val="none"/>
         </w:rPr>
-        <w:t>1</w:t>
-      </w:r>
-      <w:r>
-        <w:rPr>
-          <w:rFonts w:ascii="Times New Roman" w:eastAsia="宋体" w:hAnsi="Times New Roman" w:cs="Times New Roman" w:hint="eastAsia"/>
+        <w:t>开始</w:t>
+      </w:r>
+    </w:p>
+    <w:p>
+      <w:pPr>
+        <w:pStyle w:val="a9"/>
+        <w:numPr>
+          <w:ilvl w:val="0"/>
+          <w:numId w:val="45"/>
+        </w:numPr>
+        <w:rPr>
+          <w:rFonts w:ascii="Times New Roman" w:eastAsia="宋体" w:hAnsi="Times New Roman" w:cs="Times New Roman"/>
           <w:kern w:val="0"/>
           <w14:ligatures w14:val="none"/>
         </w:rPr>
-        <w:t>开始</w:t>
-      </w:r>
-    </w:p>
-    <w:p>
-      <w:pPr>
-        <w:pStyle w:val="a9"/>
-        <w:numPr>
-          <w:ilvl w:val="0"/>
-          <w:numId w:val="45"/>
-        </w:numPr>
-        <w:rPr>
-          <w:rFonts w:ascii="Times New Roman" w:eastAsia="宋体" w:hAnsi="Times New Roman" w:cs="Times New Roman"/>
+      </w:pPr>
+      <w:r>
+        <w:rPr>
+          <w:rFonts w:ascii="Times New Roman" w:eastAsia="宋体" w:hAnsi="Times New Roman" w:cs="Times New Roman" w:hint="eastAsia"/>
           <w:kern w:val="0"/>
           <w14:ligatures w14:val="none"/>
         </w:rPr>
-      </w:pPr>
+        <w:t>修复在地图边缘放置地形时崩溃的</w:t>
+      </w:r>
       <w:r>
         <w:rPr>
           <w:rFonts w:ascii="Times New Roman" w:eastAsia="宋体" w:hAnsi="Times New Roman" w:cs="Times New Roman" w:hint="eastAsia"/>
           <w:kern w:val="0"/>
           <w14:ligatures w14:val="none"/>
         </w:rPr>
-        <w:t>修复在地图边缘放置地形时崩溃的</w:t>
-      </w:r>
-      <w:r>
-        <w:rPr>
-          <w:rFonts w:ascii="Times New Roman" w:eastAsia="宋体" w:hAnsi="Times New Roman" w:cs="Times New Roman" w:hint="eastAsia"/>
+        <w:t>bug</w:t>
+      </w:r>
+    </w:p>
+    <w:p>
+      <w:pPr>
+        <w:pStyle w:val="a9"/>
+        <w:numPr>
+          <w:ilvl w:val="0"/>
+          <w:numId w:val="45"/>
+        </w:numPr>
+        <w:rPr>
+          <w:rFonts w:ascii="Times New Roman" w:eastAsia="宋体" w:hAnsi="Times New Roman" w:cs="Times New Roman"/>
           <w:kern w:val="0"/>
           <w14:ligatures w14:val="none"/>
         </w:rPr>
-        <w:t>bug</w:t>
-      </w:r>
-    </w:p>
-    <w:p>
-      <w:pPr>
-        <w:pStyle w:val="a9"/>
-        <w:numPr>
-          <w:ilvl w:val="0"/>
-          <w:numId w:val="45"/>
-        </w:numPr>
-        <w:rPr>
-          <w:rFonts w:ascii="Times New Roman" w:eastAsia="宋体" w:hAnsi="Times New Roman" w:cs="Times New Roman"/>
+      </w:pPr>
+      <w:r>
+        <w:rPr>
+          <w:rFonts w:ascii="Times New Roman" w:eastAsia="宋体" w:hAnsi="Times New Roman" w:cs="Times New Roman" w:hint="eastAsia"/>
           <w:kern w:val="0"/>
           <w14:ligatures w14:val="none"/>
         </w:rPr>
-      </w:pPr>
-      <w:r>
-        <w:rPr>
-          <w:rFonts w:ascii="Times New Roman" w:eastAsia="宋体" w:hAnsi="Times New Roman" w:cs="Times New Roman" w:hint="eastAsia"/>
+        <w:t>新增距离工具箱，可以支持测距、设置对称点等功能</w:t>
+      </w:r>
+    </w:p>
+    <w:p>
+      <w:pPr>
+        <w:pStyle w:val="a9"/>
+        <w:numPr>
+          <w:ilvl w:val="0"/>
+          <w:numId w:val="45"/>
+        </w:numPr>
+        <w:rPr>
+          <w:rFonts w:ascii="Times New Roman" w:eastAsia="宋体" w:hAnsi="Times New Roman" w:cs="Times New Roman"/>
           <w:kern w:val="0"/>
           <w14:ligatures w14:val="none"/>
         </w:rPr>
-        <w:t>新增距离工具箱，可以支持测距、设置对称点等功能</w:t>
-      </w:r>
-    </w:p>
-    <w:p>
-      <w:pPr>
-        <w:pStyle w:val="a9"/>
-        <w:numPr>
-          <w:ilvl w:val="0"/>
-          <w:numId w:val="45"/>
-        </w:numPr>
-        <w:rPr>
-          <w:rFonts w:ascii="Times New Roman" w:eastAsia="宋体" w:hAnsi="Times New Roman" w:cs="Times New Roman"/>
+      </w:pPr>
+      <w:r>
+        <w:rPr>
+          <w:rFonts w:ascii="Times New Roman" w:eastAsia="宋体" w:hAnsi="Times New Roman" w:cs="Times New Roman" w:hint="eastAsia"/>
           <w:kern w:val="0"/>
           <w14:ligatures w14:val="none"/>
         </w:rPr>
-      </w:pPr>
+        <w:t>支持为</w:t>
+      </w:r>
       <w:r>
         <w:rPr>
           <w:rFonts w:ascii="Times New Roman" w:eastAsia="宋体" w:hAnsi="Times New Roman" w:cs="Times New Roman" w:hint="eastAsia"/>
           <w:kern w:val="0"/>
           <w14:ligatures w14:val="none"/>
         </w:rPr>
-        <w:t>支持为</w:t>
+        <w:t>BarrelAnimIsVoxel</w:t>
       </w:r>
       <w:r>
         <w:rPr>
@@ -3484,7 +3514,7 @@
           <w:kern w:val="0"/>
           <w14:ligatures w14:val="none"/>
         </w:rPr>
-        <w:t>BarrelAnimIsVoxel</w:t>
+        <w:t>=yes</w:t>
       </w:r>
       <w:r>
         <w:rPr>
@@ -3492,7 +3522,7 @@
           <w:kern w:val="0"/>
           <w14:ligatures w14:val="none"/>
         </w:rPr>
-        <w:t>=yes</w:t>
+        <w:t>且</w:t>
       </w:r>
       <w:r>
         <w:rPr>
@@ -3500,7 +3530,7 @@
           <w:kern w:val="0"/>
           <w14:ligatures w14:val="none"/>
         </w:rPr>
-        <w:t>且</w:t>
+        <w:t>TurretAnimIsVoxel=false</w:t>
       </w:r>
       <w:r>
         <w:rPr>
@@ -3508,59 +3538,59 @@
           <w:kern w:val="0"/>
           <w14:ligatures w14:val="none"/>
         </w:rPr>
-        <w:t>TurretAnimIsVoxel=false</w:t>
-      </w:r>
-      <w:r>
-        <w:rPr>
-          <w:rFonts w:ascii="Times New Roman" w:eastAsia="宋体" w:hAnsi="Times New Roman" w:cs="Times New Roman" w:hint="eastAsia"/>
+        <w:t>的建筑加载炮管</w:t>
+      </w:r>
+    </w:p>
+    <w:p>
+      <w:pPr>
+        <w:pStyle w:val="a9"/>
+        <w:numPr>
+          <w:ilvl w:val="0"/>
+          <w:numId w:val="45"/>
+        </w:numPr>
+        <w:rPr>
+          <w:rFonts w:ascii="Times New Roman" w:eastAsia="宋体" w:hAnsi="Times New Roman" w:cs="Times New Roman"/>
           <w:kern w:val="0"/>
           <w14:ligatures w14:val="none"/>
         </w:rPr>
-        <w:t>的建筑加载炮管</w:t>
-      </w:r>
-    </w:p>
-    <w:p>
-      <w:pPr>
-        <w:pStyle w:val="a9"/>
-        <w:numPr>
-          <w:ilvl w:val="0"/>
-          <w:numId w:val="45"/>
-        </w:numPr>
-        <w:rPr>
-          <w:rFonts w:ascii="Times New Roman" w:eastAsia="宋体" w:hAnsi="Times New Roman" w:cs="Times New Roman"/>
+      </w:pPr>
+      <w:r>
+        <w:rPr>
+          <w:rFonts w:ascii="Times New Roman" w:eastAsia="宋体" w:hAnsi="Times New Roman" w:cs="Times New Roman" w:hint="eastAsia"/>
           <w:kern w:val="0"/>
           <w14:ligatures w14:val="none"/>
         </w:rPr>
-      </w:pPr>
-      <w:r>
-        <w:rPr>
-          <w:rFonts w:ascii="Times New Roman" w:eastAsia="宋体" w:hAnsi="Times New Roman" w:cs="Times New Roman" w:hint="eastAsia"/>
+        <w:t>支持新版本检查，若检查到新版本会在窗口标题上显示</w:t>
+      </w:r>
+    </w:p>
+    <w:p>
+      <w:pPr>
+        <w:pStyle w:val="a9"/>
+        <w:numPr>
+          <w:ilvl w:val="0"/>
+          <w:numId w:val="45"/>
+        </w:numPr>
+        <w:rPr>
+          <w:rFonts w:ascii="Times New Roman" w:eastAsia="宋体" w:hAnsi="Times New Roman" w:cs="Times New Roman"/>
           <w:kern w:val="0"/>
           <w14:ligatures w14:val="none"/>
         </w:rPr>
-        <w:t>支持新版本检查，若检查到新版本会在窗口标题上显示</w:t>
-      </w:r>
-    </w:p>
-    <w:p>
-      <w:pPr>
-        <w:pStyle w:val="a9"/>
-        <w:numPr>
-          <w:ilvl w:val="0"/>
-          <w:numId w:val="45"/>
-        </w:numPr>
-        <w:rPr>
-          <w:rFonts w:ascii="Times New Roman" w:eastAsia="宋体" w:hAnsi="Times New Roman" w:cs="Times New Roman"/>
+      </w:pPr>
+      <w:r>
+        <w:rPr>
+          <w:rFonts w:ascii="Times New Roman" w:eastAsia="宋体" w:hAnsi="Times New Roman" w:cs="Times New Roman" w:hint="eastAsia"/>
           <w:kern w:val="0"/>
           <w14:ligatures w14:val="none"/>
         </w:rPr>
-      </w:pPr>
+        <w:t>修复</w:t>
+      </w:r>
       <w:r>
         <w:rPr>
           <w:rFonts w:ascii="Times New Roman" w:eastAsia="宋体" w:hAnsi="Times New Roman" w:cs="Times New Roman" w:hint="eastAsia"/>
           <w:kern w:val="0"/>
           <w14:ligatures w14:val="none"/>
         </w:rPr>
-        <w:t>修复</w:t>
+        <w:t>0x0</w:t>
       </w:r>
       <w:r>
         <w:rPr>
@@ -3568,7 +3598,7 @@
           <w:kern w:val="0"/>
           <w14:ligatures w14:val="none"/>
         </w:rPr>
-        <w:t>0x0</w:t>
+        <w:t>建筑的灯光、</w:t>
       </w:r>
       <w:r>
         <w:rPr>
@@ -3576,7 +3606,7 @@
           <w:kern w:val="0"/>
           <w14:ligatures w14:val="none"/>
         </w:rPr>
-        <w:t>建筑的灯光、</w:t>
+        <w:t>AlphaImage</w:t>
       </w:r>
       <w:r>
         <w:rPr>
@@ -3584,7 +3614,7 @@
           <w:kern w:val="0"/>
           <w14:ligatures w14:val="none"/>
         </w:rPr>
-        <w:t>AlphaImage</w:t>
+        <w:t>、军衔显示错位的</w:t>
       </w:r>
       <w:r>
         <w:rPr>
@@ -3592,37 +3622,37 @@
           <w:kern w:val="0"/>
           <w14:ligatures w14:val="none"/>
         </w:rPr>
-        <w:t>、军衔显示错位的</w:t>
-      </w:r>
-      <w:r>
-        <w:rPr>
-          <w:rFonts w:ascii="Times New Roman" w:eastAsia="宋体" w:hAnsi="Times New Roman" w:cs="Times New Roman" w:hint="eastAsia"/>
+        <w:t>bug</w:t>
+      </w:r>
+    </w:p>
+    <w:p>
+      <w:pPr>
+        <w:pStyle w:val="a9"/>
+        <w:numPr>
+          <w:ilvl w:val="0"/>
+          <w:numId w:val="45"/>
+        </w:numPr>
+        <w:rPr>
+          <w:rFonts w:ascii="Times New Roman" w:eastAsia="宋体" w:hAnsi="Times New Roman" w:cs="Times New Roman"/>
           <w:kern w:val="0"/>
           <w14:ligatures w14:val="none"/>
         </w:rPr>
-        <w:t>bug</w:t>
-      </w:r>
-    </w:p>
-    <w:p>
-      <w:pPr>
-        <w:pStyle w:val="a9"/>
-        <w:numPr>
-          <w:ilvl w:val="0"/>
-          <w:numId w:val="45"/>
-        </w:numPr>
-        <w:rPr>
-          <w:rFonts w:ascii="Times New Roman" w:eastAsia="宋体" w:hAnsi="Times New Roman" w:cs="Times New Roman"/>
+      </w:pPr>
+      <w:r>
+        <w:rPr>
+          <w:rFonts w:ascii="Times New Roman" w:eastAsia="宋体" w:hAnsi="Times New Roman" w:cs="Times New Roman" w:hint="eastAsia"/>
           <w:kern w:val="0"/>
           <w14:ligatures w14:val="none"/>
         </w:rPr>
-      </w:pPr>
+        <w:t>支持为触发、小队等</w:t>
+      </w:r>
       <w:r>
         <w:rPr>
           <w:rFonts w:ascii="Times New Roman" w:eastAsia="宋体" w:hAnsi="Times New Roman" w:cs="Times New Roman" w:hint="eastAsia"/>
           <w:kern w:val="0"/>
           <w14:ligatures w14:val="none"/>
         </w:rPr>
-        <w:t>支持为触发、小队等</w:t>
+        <w:t>ID</w:t>
       </w:r>
       <w:r>
         <w:rPr>
@@ -3630,7 +3660,7 @@
           <w:kern w:val="0"/>
           <w14:ligatures w14:val="none"/>
         </w:rPr>
-        <w:t>ID</w:t>
+        <w:t>分配独立的后缀，详见</w:t>
       </w:r>
       <w:r>
         <w:rPr>
@@ -3638,14 +3668,6 @@
           <w:kern w:val="0"/>
           <w14:ligatures w14:val="none"/>
         </w:rPr>
-        <w:t>分配独立的后缀，详见</w:t>
-      </w:r>
-      <w:r>
-        <w:rPr>
-          <w:rFonts w:ascii="Times New Roman" w:eastAsia="宋体" w:hAnsi="Times New Roman" w:cs="Times New Roman" w:hint="eastAsia"/>
-          <w:kern w:val="0"/>
-          <w14:ligatures w14:val="none"/>
-        </w:rPr>
         <w:t>UseSeparateIndexing</w:t>
       </w:r>
     </w:p>
@@ -4088,6 +4110,7 @@
         <w:rPr>
           <w:rFonts w:ascii="Times New Roman" w:eastAsia="宋体" w:hAnsi="Times New Roman" w:cs="Times New Roman" w:hint="eastAsia"/>
         </w:rPr>
+        <w:lastRenderedPageBreak/>
         <w:t>支持在计算特定地形组的遮挡高度时，忽略其</w:t>
       </w:r>
       <w:r>
@@ -4106,7 +4129,6 @@
         <w:rPr>
           <w:rFonts w:ascii="Times New Roman" w:eastAsia="宋体" w:hAnsi="Times New Roman" w:cs="Times New Roman" w:hint="eastAsia"/>
         </w:rPr>
-        <w:lastRenderedPageBreak/>
         <w:t>NoExtraHeightRedrawTileSets</w:t>
       </w:r>
     </w:p>
@@ -5097,7 +5119,14 @@
         <w:rPr>
           <w:rFonts w:ascii="Times New Roman" w:eastAsia="宋体" w:hAnsi="Times New Roman" w:cs="Times New Roman" w:hint="eastAsia"/>
         </w:rPr>
-        <w:t>同款），支持语法高亮</w:t>
+        <w:t>同款），支持语法</w:t>
+      </w:r>
+      <w:r>
+        <w:rPr>
+          <w:rFonts w:ascii="Times New Roman" w:eastAsia="宋体" w:hAnsi="Times New Roman" w:cs="Times New Roman" w:hint="eastAsia"/>
+        </w:rPr>
+        <w:lastRenderedPageBreak/>
+        <w:t>高亮</w:t>
       </w:r>
       <w:r>
         <w:rPr>
@@ -5121,7 +5150,6 @@
         <w:rPr>
           <w:rFonts w:ascii="Times New Roman" w:eastAsia="宋体" w:hAnsi="Times New Roman" w:cs="Times New Roman" w:hint="eastAsia"/>
         </w:rPr>
-        <w:lastRenderedPageBreak/>
         <w:t>修复触发资源重载后，自定义地形组崩溃的</w:t>
       </w:r>
       <w:r>
@@ -6180,6 +6208,7 @@
         <w:rPr>
           <w:rFonts w:ascii="Times New Roman" w:eastAsia="宋体" w:hAnsi="Times New Roman" w:cs="Times New Roman" w:hint="eastAsia"/>
         </w:rPr>
+        <w:lastRenderedPageBreak/>
         <w:t>修复缩放的</w:t>
       </w:r>
       <w:r>
@@ -6216,7 +6245,6 @@
         <w:rPr>
           <w:rFonts w:ascii="Times New Roman" w:eastAsia="宋体" w:hAnsi="Times New Roman" w:cs="Times New Roman" w:hint="eastAsia"/>
         </w:rPr>
-        <w:lastRenderedPageBreak/>
         <w:t>修复摆放地形时自动</w:t>
       </w:r>
       <w:r>
@@ -7261,6 +7289,7 @@
         <w:rPr>
           <w:rFonts w:ascii="Times New Roman" w:eastAsia="宋体" w:hAnsi="Times New Roman" w:cs="Times New Roman" w:hint="eastAsia"/>
         </w:rPr>
+        <w:lastRenderedPageBreak/>
         <w:t>修复了闸门的破损帧加载错误的</w:t>
       </w:r>
       <w:r>
@@ -7285,7 +7314,6 @@
         <w:rPr>
           <w:rFonts w:ascii="Times New Roman" w:eastAsia="宋体" w:hAnsi="Times New Roman" w:cs="Times New Roman" w:hint="eastAsia"/>
         </w:rPr>
-        <w:lastRenderedPageBreak/>
         <w:t>修复程序关闭后进程不能立即结束的</w:t>
       </w:r>
       <w:r>
@@ -8318,6 +8346,7 @@
         <w:rPr>
           <w:rFonts w:ascii="Times New Roman" w:eastAsia="宋体" w:hAnsi="Times New Roman" w:cs="Times New Roman" w:hint="eastAsia"/>
         </w:rPr>
+        <w:lastRenderedPageBreak/>
         <w:t>全局搜索的地形选项可以搜索覆盖物了</w:t>
       </w:r>
     </w:p>
@@ -8336,7 +8365,6 @@
         <w:rPr>
           <w:rFonts w:ascii="Times New Roman" w:eastAsia="宋体" w:hAnsi="Times New Roman" w:cs="Times New Roman" w:hint="eastAsia"/>
         </w:rPr>
-        <w:lastRenderedPageBreak/>
         <w:t>双击地图注释改为打开编辑框，缩放注释功能改为按住</w:t>
       </w:r>
       <w:r>
@@ -9447,6 +9475,7 @@
         <w:rPr>
           <w:rFonts w:ascii="Times New Roman" w:eastAsia="宋体" w:hAnsi="Times New Roman" w:cs="Times New Roman" w:hint="eastAsia"/>
         </w:rPr>
+        <w:lastRenderedPageBreak/>
         <w:t>修复降低地表和平坦地形在</w:t>
       </w:r>
       <w:r>
@@ -9483,7 +9512,6 @@
         <w:rPr>
           <w:rFonts w:ascii="Times New Roman" w:eastAsia="宋体" w:hAnsi="Times New Roman" w:cs="Times New Roman" w:hint="eastAsia"/>
         </w:rPr>
-        <w:lastRenderedPageBreak/>
         <w:t>修复开启“</w:t>
       </w:r>
       <w:r>
@@ -10647,6 +10675,7 @@
         <w:rPr>
           <w:rFonts w:ascii="Times New Roman" w:eastAsia="宋体" w:hAnsi="Times New Roman" w:cs="Times New Roman" w:hint="eastAsia"/>
         </w:rPr>
+        <w:lastRenderedPageBreak/>
         <w:t>优化地图注释的显示性能</w:t>
       </w:r>
     </w:p>
@@ -10665,7 +10694,6 @@
         <w:rPr>
           <w:rFonts w:ascii="Times New Roman" w:eastAsia="宋体" w:hAnsi="Times New Roman" w:cs="Times New Roman" w:hint="eastAsia"/>
         </w:rPr>
-        <w:lastRenderedPageBreak/>
         <w:t>可以根据系统设置或手动指定时间，自动设置暗色模式，详见</w:t>
       </w:r>
       <w:r>
@@ -11726,6 +11754,7 @@
         <w:rPr>
           <w:rFonts w:ascii="Times New Roman" w:eastAsia="宋体" w:hAnsi="Times New Roman" w:cs="Times New Roman" w:hint="eastAsia"/>
         </w:rPr>
+        <w:lastRenderedPageBreak/>
         <w:t>修复了</w:t>
       </w:r>
       <w:r>
@@ -11774,14 +11803,980 @@
         <w:rPr>
           <w:rFonts w:ascii="Times New Roman" w:eastAsia="宋体" w:hAnsi="Times New Roman" w:cs="Times New Roman" w:hint="eastAsia"/>
         </w:rPr>
+        <w:t>修复部分情况下绘制连接地形上升、下降段高度错误的</w:t>
+      </w:r>
+      <w:r>
+        <w:rPr>
+          <w:rFonts w:ascii="Times New Roman" w:eastAsia="宋体" w:hAnsi="Times New Roman" w:cs="Times New Roman" w:hint="eastAsia"/>
+        </w:rPr>
+        <w:t>bug</w:t>
+      </w:r>
+    </w:p>
+    <w:p>
+      <w:pPr>
+        <w:pStyle w:val="a9"/>
+        <w:numPr>
+          <w:ilvl w:val="0"/>
+          <w:numId w:val="31"/>
+        </w:numPr>
+        <w:rPr>
+          <w:rFonts w:ascii="Times New Roman" w:eastAsia="宋体" w:hAnsi="Times New Roman" w:cs="Times New Roman"/>
+        </w:rPr>
+      </w:pPr>
+      <w:r>
+        <w:rPr>
+          <w:rFonts w:ascii="Times New Roman" w:eastAsia="宋体" w:hAnsi="Times New Roman" w:cs="Times New Roman" w:hint="eastAsia"/>
+        </w:rPr>
+        <w:t>优化光照沙盒切换时的性能</w:t>
+      </w:r>
+    </w:p>
+    <w:p>
+      <w:pPr>
+        <w:pStyle w:val="a9"/>
+        <w:numPr>
+          <w:ilvl w:val="0"/>
+          <w:numId w:val="31"/>
+        </w:numPr>
+        <w:rPr>
+          <w:rFonts w:ascii="Times New Roman" w:eastAsia="宋体" w:hAnsi="Times New Roman" w:cs="Times New Roman"/>
+        </w:rPr>
+      </w:pPr>
+      <w:r>
+        <w:rPr>
+          <w:rFonts w:ascii="Times New Roman" w:eastAsia="宋体" w:hAnsi="Times New Roman" w:cs="Times New Roman" w:hint="eastAsia"/>
+        </w:rPr>
+        <w:t>新增</w:t>
+      </w:r>
+      <w:r>
+        <w:rPr>
+          <w:rFonts w:ascii="Times New Roman" w:eastAsia="宋体" w:hAnsi="Times New Roman" w:cs="Times New Roman" w:hint="eastAsia"/>
+        </w:rPr>
+        <w:t>LightingPreview</w:t>
+      </w:r>
+      <w:r>
+        <w:rPr>
+          <w:rFonts w:ascii="Times New Roman" w:eastAsia="宋体" w:hAnsi="Times New Roman" w:cs="Times New Roman" w:hint="eastAsia"/>
+        </w:rPr>
+        <w:t>.</w:t>
+      </w:r>
+      <w:r>
+        <w:rPr>
+          <w:rFonts w:ascii="Times New Roman" w:eastAsia="宋体" w:hAnsi="Times New Roman" w:cs="Times New Roman" w:hint="eastAsia"/>
+        </w:rPr>
+        <w:t>Tint</w:t>
+      </w:r>
+      <w:r>
+        <w:rPr>
+          <w:rFonts w:ascii="Times New Roman" w:eastAsia="宋体" w:hAnsi="Times New Roman" w:cs="Times New Roman" w:hint="eastAsia"/>
+        </w:rPr>
+        <w:t>TileSetBrowserView</w:t>
+      </w:r>
+      <w:r>
+        <w:rPr>
+          <w:rFonts w:ascii="Times New Roman" w:eastAsia="宋体" w:hAnsi="Times New Roman" w:cs="Times New Roman" w:hint="eastAsia"/>
+        </w:rPr>
+        <w:t>，控制是否按光照沙盒渲染地形浏览器图像</w:t>
+      </w:r>
+    </w:p>
+    <w:p>
+      <w:pPr>
+        <w:pStyle w:val="a9"/>
+        <w:numPr>
+          <w:ilvl w:val="0"/>
+          <w:numId w:val="31"/>
+        </w:numPr>
+        <w:rPr>
+          <w:rFonts w:ascii="Times New Roman" w:eastAsia="宋体" w:hAnsi="Times New Roman" w:cs="Times New Roman"/>
+        </w:rPr>
+      </w:pPr>
+      <w:r>
+        <w:rPr>
+          <w:rFonts w:ascii="Times New Roman" w:eastAsia="宋体" w:hAnsi="Times New Roman" w:cs="Times New Roman" w:hint="eastAsia"/>
+        </w:rPr>
+        <w:t>新增距离标尺，可以记录当前鼠标位置距离上次按下左键位置的距离，记录历史数量见</w:t>
+      </w:r>
+      <w:r>
+        <w:rPr>
+          <w:rFonts w:ascii="Times New Roman" w:eastAsia="宋体" w:hAnsi="Times New Roman" w:cs="Times New Roman" w:hint="eastAsia"/>
+        </w:rPr>
+        <w:t>DistanceRuler.Records</w:t>
+      </w:r>
+    </w:p>
+    <w:p>
+      <w:pPr>
+        <w:pStyle w:val="a9"/>
+        <w:numPr>
+          <w:ilvl w:val="0"/>
+          <w:numId w:val="31"/>
+        </w:numPr>
+        <w:rPr>
+          <w:rFonts w:ascii="Times New Roman" w:eastAsia="宋体" w:hAnsi="Times New Roman" w:cs="Times New Roman"/>
+        </w:rPr>
+      </w:pPr>
+      <w:r>
+        <w:rPr>
+          <w:rFonts w:ascii="Times New Roman" w:eastAsia="宋体" w:hAnsi="Times New Roman" w:cs="Times New Roman" w:hint="eastAsia"/>
+        </w:rPr>
+        <w:t>微调新建地图时可视边界数值</w:t>
+      </w:r>
+    </w:p>
+    <w:p>
+      <w:pPr>
+        <w:pStyle w:val="a9"/>
+        <w:numPr>
+          <w:ilvl w:val="0"/>
+          <w:numId w:val="31"/>
+        </w:numPr>
+        <w:rPr>
+          <w:rFonts w:ascii="Times New Roman" w:eastAsia="宋体" w:hAnsi="Times New Roman" w:cs="Times New Roman"/>
+        </w:rPr>
+      </w:pPr>
+      <w:r>
+        <w:rPr>
+          <w:rFonts w:ascii="Times New Roman" w:eastAsia="宋体" w:hAnsi="Times New Roman" w:cs="Times New Roman" w:hint="eastAsia"/>
+        </w:rPr>
+        <w:t>修复平坦地形工具无法平坦地图边缘斜坡的</w:t>
+      </w:r>
+      <w:r>
+        <w:rPr>
+          <w:rFonts w:ascii="Times New Roman" w:eastAsia="宋体" w:hAnsi="Times New Roman" w:cs="Times New Roman" w:hint="eastAsia"/>
+        </w:rPr>
+        <w:t>bug</w:t>
+      </w:r>
+    </w:p>
+    <w:p>
+      <w:pPr>
+        <w:pStyle w:val="a9"/>
+        <w:numPr>
+          <w:ilvl w:val="0"/>
+          <w:numId w:val="31"/>
+        </w:numPr>
+        <w:rPr>
+          <w:rFonts w:ascii="Times New Roman" w:eastAsia="宋体" w:hAnsi="Times New Roman" w:cs="Times New Roman"/>
+        </w:rPr>
+      </w:pPr>
+      <w:r>
+        <w:rPr>
+          <w:rFonts w:ascii="Times New Roman" w:eastAsia="宋体" w:hAnsi="Times New Roman" w:cs="Times New Roman" w:hint="eastAsia"/>
+        </w:rPr>
+        <w:t>绘制连接地形可以将鼠标移动到地图边界外，更方便靠近边界的绘制</w:t>
+      </w:r>
+    </w:p>
+    <w:p>
+      <w:pPr>
+        <w:pStyle w:val="a9"/>
+        <w:numPr>
+          <w:ilvl w:val="0"/>
+          <w:numId w:val="31"/>
+        </w:numPr>
+        <w:rPr>
+          <w:rFonts w:ascii="Times New Roman" w:eastAsia="宋体" w:hAnsi="Times New Roman" w:cs="Times New Roman"/>
+        </w:rPr>
+      </w:pPr>
+      <w:r>
+        <w:rPr>
+          <w:rFonts w:ascii="Times New Roman" w:eastAsia="宋体" w:hAnsi="Times New Roman" w:cs="Times New Roman" w:hint="eastAsia"/>
+        </w:rPr>
+        <w:t>优化</w:t>
+      </w:r>
+      <w:r>
+        <w:rPr>
+          <w:rFonts w:ascii="Times New Roman" w:eastAsia="宋体" w:hAnsi="Times New Roman" w:cs="Times New Roman" w:hint="eastAsia"/>
+        </w:rPr>
+        <w:t>IsoMapPack5</w:t>
+      </w:r>
+      <w:r>
+        <w:rPr>
+          <w:rFonts w:ascii="Times New Roman" w:eastAsia="宋体" w:hAnsi="Times New Roman" w:cs="Times New Roman" w:hint="eastAsia"/>
+        </w:rPr>
+        <w:t>压缩，减少地图体积，减少游戏内大地图地形异常的可能</w:t>
+      </w:r>
+    </w:p>
+    <w:p>
+      <w:pPr>
+        <w:pStyle w:val="a9"/>
+        <w:numPr>
+          <w:ilvl w:val="0"/>
+          <w:numId w:val="31"/>
+        </w:numPr>
+        <w:rPr>
+          <w:rFonts w:ascii="Times New Roman" w:eastAsia="宋体" w:hAnsi="Times New Roman" w:cs="Times New Roman"/>
+        </w:rPr>
+      </w:pPr>
+      <w:r>
+        <w:rPr>
+          <w:rFonts w:ascii="Times New Roman" w:eastAsia="宋体" w:hAnsi="Times New Roman" w:cs="Times New Roman" w:hint="eastAsia"/>
+        </w:rPr>
+        <w:t>修复调整地图大小后隧道位置错误的</w:t>
+      </w:r>
+      <w:r>
+        <w:rPr>
+          <w:rFonts w:ascii="Times New Roman" w:eastAsia="宋体" w:hAnsi="Times New Roman" w:cs="Times New Roman" w:hint="eastAsia"/>
+        </w:rPr>
+        <w:t>bug</w:t>
+      </w:r>
+    </w:p>
+    <w:p>
+      <w:pPr>
+        <w:pStyle w:val="a9"/>
+        <w:numPr>
+          <w:ilvl w:val="0"/>
+          <w:numId w:val="31"/>
+        </w:numPr>
+        <w:rPr>
+          <w:rFonts w:ascii="Times New Roman" w:eastAsia="宋体" w:hAnsi="Times New Roman" w:cs="Times New Roman"/>
+        </w:rPr>
+      </w:pPr>
+      <w:r>
+        <w:rPr>
+          <w:rFonts w:ascii="Times New Roman" w:eastAsia="宋体" w:hAnsi="Times New Roman" w:cs="Times New Roman" w:hint="eastAsia"/>
+        </w:rPr>
+        <w:t>修复了在开启输入法和部分情况下在地图界面按</w:t>
+      </w:r>
+      <w:r>
+        <w:rPr>
+          <w:rFonts w:ascii="Times New Roman" w:eastAsia="宋体" w:hAnsi="Times New Roman" w:cs="Times New Roman" w:hint="eastAsia"/>
+        </w:rPr>
+        <w:t>D</w:t>
+      </w:r>
+      <w:r>
+        <w:rPr>
+          <w:rFonts w:ascii="Times New Roman" w:eastAsia="宋体" w:hAnsi="Times New Roman" w:cs="Times New Roman" w:hint="eastAsia"/>
+        </w:rPr>
+        <w:t>、</w:t>
+      </w:r>
+      <w:r>
+        <w:rPr>
+          <w:rFonts w:ascii="Times New Roman" w:eastAsia="宋体" w:hAnsi="Times New Roman" w:cs="Times New Roman" w:hint="eastAsia"/>
+        </w:rPr>
+        <w:t>[</w:t>
+      </w:r>
+      <w:r>
+        <w:rPr>
+          <w:rFonts w:ascii="Times New Roman" w:eastAsia="宋体" w:hAnsi="Times New Roman" w:cs="Times New Roman" w:hint="eastAsia"/>
+        </w:rPr>
+        <w:t>、</w:t>
+      </w:r>
+      <w:r>
+        <w:rPr>
+          <w:rFonts w:ascii="Times New Roman" w:eastAsia="宋体" w:hAnsi="Times New Roman" w:cs="Times New Roman" w:hint="eastAsia"/>
+        </w:rPr>
+        <w:t>]</w:t>
+      </w:r>
+      <w:r>
+        <w:rPr>
+          <w:rFonts w:ascii="Times New Roman" w:eastAsia="宋体" w:hAnsi="Times New Roman" w:cs="Times New Roman" w:hint="eastAsia"/>
+        </w:rPr>
+        <w:t>键无效的</w:t>
+      </w:r>
+      <w:r>
+        <w:rPr>
+          <w:rFonts w:ascii="Times New Roman" w:eastAsia="宋体" w:hAnsi="Times New Roman" w:cs="Times New Roman" w:hint="eastAsia"/>
+        </w:rPr>
+        <w:t>bug</w:t>
+      </w:r>
+    </w:p>
+    <w:p>
+      <w:pPr>
+        <w:pStyle w:val="a9"/>
+        <w:numPr>
+          <w:ilvl w:val="0"/>
+          <w:numId w:val="31"/>
+        </w:numPr>
+        <w:rPr>
+          <w:rFonts w:ascii="Times New Roman" w:eastAsia="宋体" w:hAnsi="Times New Roman" w:cs="Times New Roman"/>
+        </w:rPr>
+      </w:pPr>
+      <w:r>
+        <w:rPr>
+          <w:rFonts w:ascii="Times New Roman" w:eastAsia="宋体" w:hAnsi="Times New Roman" w:cs="Times New Roman" w:hint="eastAsia"/>
+        </w:rPr>
+        <w:t>修复了新城市下使用绘制悬崖后部工具时，按</w:t>
+      </w:r>
+      <w:r>
+        <w:rPr>
+          <w:rFonts w:ascii="Times New Roman" w:eastAsia="宋体" w:hAnsi="Times New Roman" w:cs="Times New Roman" w:hint="eastAsia"/>
+        </w:rPr>
+        <w:t>A</w:t>
+      </w:r>
+      <w:r>
+        <w:rPr>
+          <w:rFonts w:ascii="Times New Roman" w:eastAsia="宋体" w:hAnsi="Times New Roman" w:cs="Times New Roman" w:hint="eastAsia"/>
+        </w:rPr>
+        <w:t>键无法切换悬崖类型的</w:t>
+      </w:r>
+      <w:r>
+        <w:rPr>
+          <w:rFonts w:ascii="Times New Roman" w:eastAsia="宋体" w:hAnsi="Times New Roman" w:cs="Times New Roman" w:hint="eastAsia"/>
+        </w:rPr>
+        <w:t>bug</w:t>
+      </w:r>
+    </w:p>
+    <w:p>
+      <w:pPr>
+        <w:pStyle w:val="a9"/>
+        <w:numPr>
+          <w:ilvl w:val="0"/>
+          <w:numId w:val="31"/>
+        </w:numPr>
+        <w:rPr>
+          <w:rFonts w:ascii="Times New Roman" w:eastAsia="宋体" w:hAnsi="Times New Roman" w:cs="Times New Roman"/>
+        </w:rPr>
+      </w:pPr>
+      <w:r>
+        <w:rPr>
+          <w:rFonts w:ascii="Times New Roman" w:eastAsia="宋体" w:hAnsi="Times New Roman" w:cs="Times New Roman" w:hint="eastAsia"/>
+        </w:rPr>
+        <w:t>增强绘制悬崖工具，可以在不同地图类型的</w:t>
+      </w:r>
+      <w:r>
+        <w:rPr>
+          <w:rFonts w:ascii="Times New Roman" w:eastAsia="宋体" w:hAnsi="Times New Roman" w:cs="Times New Roman" w:hint="eastAsia"/>
+        </w:rPr>
+        <w:t>[TheaterInfo]</w:t>
+      </w:r>
+      <w:r>
+        <w:rPr>
+          <w:rFonts w:ascii="Times New Roman" w:eastAsia="宋体" w:hAnsi="Times New Roman" w:cs="Times New Roman" w:hint="eastAsia"/>
+        </w:rPr>
+        <w:t>（如</w:t>
+      </w:r>
+      <w:r>
+        <w:rPr>
+          <w:rFonts w:ascii="Times New Roman" w:eastAsia="宋体" w:hAnsi="Times New Roman" w:cs="Times New Roman" w:hint="eastAsia"/>
+        </w:rPr>
+        <w:t>[SnowInfo]</w:t>
+      </w:r>
+      <w:r>
+        <w:rPr>
+          <w:rFonts w:ascii="Times New Roman" w:eastAsia="宋体" w:hAnsi="Times New Roman" w:cs="Times New Roman" w:hint="eastAsia"/>
+        </w:rPr>
+        <w:t>）中填写</w:t>
+      </w:r>
+      <w:r>
+        <w:rPr>
+          <w:rFonts w:ascii="Times New Roman" w:eastAsia="宋体" w:hAnsi="Times New Roman" w:cs="Times New Roman" w:hint="eastAsia"/>
+        </w:rPr>
+        <w:t>Cliffs2</w:t>
+      </w:r>
+      <w:r>
+        <w:rPr>
+          <w:rFonts w:ascii="Times New Roman" w:eastAsia="宋体" w:hAnsi="Times New Roman" w:cs="Times New Roman" w:hint="eastAsia"/>
+        </w:rPr>
+        <w:t>、</w:t>
+      </w:r>
+      <w:r>
+        <w:rPr>
+          <w:rFonts w:ascii="Times New Roman" w:eastAsia="宋体" w:hAnsi="Times New Roman" w:cs="Times New Roman" w:hint="eastAsia"/>
+        </w:rPr>
+        <w:t>CliffsWater2</w:t>
+      </w:r>
+      <w:r>
+        <w:rPr>
+          <w:rFonts w:ascii="Times New Roman" w:eastAsia="宋体" w:hAnsi="Times New Roman" w:cs="Times New Roman" w:hint="eastAsia"/>
+        </w:rPr>
+        <w:t>以支持悬崖类型切换；在存在月球悬崖时，支持绘制月球悬崖</w:t>
+      </w:r>
+    </w:p>
+    <w:p>
+      <w:pPr>
+        <w:pStyle w:val="a9"/>
+        <w:numPr>
+          <w:ilvl w:val="0"/>
+          <w:numId w:val="31"/>
+        </w:numPr>
+        <w:rPr>
+          <w:rFonts w:ascii="Times New Roman" w:eastAsia="宋体" w:hAnsi="Times New Roman" w:cs="Times New Roman"/>
+        </w:rPr>
+      </w:pPr>
+      <w:r>
+        <w:rPr>
+          <w:rFonts w:ascii="Times New Roman" w:eastAsia="宋体" w:hAnsi="Times New Roman" w:cs="Times New Roman" w:hint="eastAsia"/>
+        </w:rPr>
+        <w:t>支持</w:t>
+      </w:r>
+      <w:r>
+        <w:rPr>
+          <w:rFonts w:ascii="Times New Roman" w:eastAsia="宋体" w:hAnsi="Times New Roman" w:cs="Times New Roman" w:hint="eastAsia"/>
+        </w:rPr>
+        <w:t>32</w:t>
+      </w:r>
+      <w:r>
+        <w:rPr>
+          <w:rFonts w:ascii="Times New Roman" w:eastAsia="宋体" w:hAnsi="Times New Roman" w:cs="Times New Roman" w:hint="eastAsia"/>
+        </w:rPr>
+        <w:t>向面向</w:t>
+      </w:r>
+      <w:r>
+        <w:rPr>
+          <w:rFonts w:ascii="Times New Roman" w:eastAsia="宋体" w:hAnsi="Times New Roman" w:cs="Times New Roman" w:hint="eastAsia"/>
+        </w:rPr>
+        <w:t>与拖拽</w:t>
+      </w:r>
+      <w:r>
+        <w:rPr>
+          <w:rFonts w:ascii="Times New Roman" w:eastAsia="宋体" w:hAnsi="Times New Roman" w:cs="Times New Roman" w:hint="eastAsia"/>
+        </w:rPr>
+        <w:t>，详见</w:t>
+      </w:r>
+      <w:r>
+        <w:rPr>
+          <w:rFonts w:ascii="Times New Roman" w:eastAsia="宋体" w:hAnsi="Times New Roman" w:cs="Times New Roman" w:hint="eastAsia"/>
+        </w:rPr>
+        <w:t>ExtFacings</w:t>
+      </w:r>
+      <w:r>
+        <w:rPr>
+          <w:rFonts w:ascii="Times New Roman" w:eastAsia="宋体" w:hAnsi="Times New Roman" w:cs="Times New Roman" w:hint="eastAsia"/>
+        </w:rPr>
+        <w:t>与</w:t>
+      </w:r>
+      <w:r>
+        <w:rPr>
+          <w:rFonts w:ascii="Times New Roman" w:eastAsia="宋体" w:hAnsi="Times New Roman" w:cs="Times New Roman" w:hint="eastAsia"/>
+        </w:rPr>
+        <w:t>ExtFacings.Drag</w:t>
+      </w:r>
+    </w:p>
+    <w:p>
+      <w:pPr>
+        <w:pStyle w:val="a9"/>
+        <w:numPr>
+          <w:ilvl w:val="0"/>
+          <w:numId w:val="31"/>
+        </w:numPr>
+        <w:rPr>
+          <w:rFonts w:ascii="Times New Roman" w:eastAsia="宋体" w:hAnsi="Times New Roman" w:cs="Times New Roman"/>
+        </w:rPr>
+      </w:pPr>
+      <w:r>
+        <w:rPr>
+          <w:rFonts w:ascii="Times New Roman" w:eastAsia="宋体" w:hAnsi="Times New Roman" w:cs="Times New Roman" w:hint="eastAsia"/>
+        </w:rPr>
+        <w:t>重写部分字符串类型，优化字符串加载稳定性</w:t>
+      </w:r>
+    </w:p>
+    <w:p>
+      <w:pPr>
+        <w:pStyle w:val="a9"/>
+        <w:numPr>
+          <w:ilvl w:val="0"/>
+          <w:numId w:val="31"/>
+        </w:numPr>
+        <w:rPr>
+          <w:rFonts w:ascii="Times New Roman" w:eastAsia="宋体" w:hAnsi="Times New Roman" w:cs="Times New Roman"/>
+        </w:rPr>
+      </w:pPr>
+      <w:r>
+        <w:rPr>
+          <w:rFonts w:ascii="Times New Roman" w:eastAsia="宋体" w:hAnsi="Times New Roman" w:cs="Times New Roman" w:hint="eastAsia"/>
+        </w:rPr>
+        <w:t>优化抬升</w:t>
+      </w:r>
+      <w:r>
+        <w:rPr>
+          <w:rFonts w:ascii="Times New Roman" w:eastAsia="宋体" w:hAnsi="Times New Roman" w:cs="Times New Roman" w:hint="eastAsia"/>
+        </w:rPr>
+        <w:t>/</w:t>
+      </w:r>
+      <w:r>
+        <w:rPr>
+          <w:rFonts w:ascii="Times New Roman" w:eastAsia="宋体" w:hAnsi="Times New Roman" w:cs="Times New Roman" w:hint="eastAsia"/>
+        </w:rPr>
+        <w:t>降低地表算法，不会出现异常的大范围变动</w:t>
+      </w:r>
+    </w:p>
+    <w:p>
+      <w:pPr>
+        <w:pStyle w:val="a9"/>
+        <w:numPr>
+          <w:ilvl w:val="0"/>
+          <w:numId w:val="31"/>
+        </w:numPr>
+        <w:rPr>
+          <w:rFonts w:ascii="Times New Roman" w:eastAsia="宋体" w:hAnsi="Times New Roman" w:cs="Times New Roman"/>
+        </w:rPr>
+      </w:pPr>
+      <w:r>
+        <w:rPr>
+          <w:rFonts w:ascii="Times New Roman" w:eastAsia="宋体" w:hAnsi="Times New Roman" w:cs="Times New Roman" w:hint="eastAsia"/>
+        </w:rPr>
+        <w:t>FA2sp.log</w:t>
+      </w:r>
+      <w:r>
+        <w:rPr>
+          <w:rFonts w:ascii="Times New Roman" w:eastAsia="宋体" w:hAnsi="Times New Roman" w:cs="Times New Roman" w:hint="eastAsia"/>
+        </w:rPr>
+        <w:t>使用</w:t>
+      </w:r>
+      <w:r>
+        <w:rPr>
+          <w:rFonts w:ascii="Times New Roman" w:eastAsia="宋体" w:hAnsi="Times New Roman" w:cs="Times New Roman" w:hint="eastAsia"/>
+        </w:rPr>
+        <w:t>UTF8</w:t>
+      </w:r>
+      <w:r>
+        <w:rPr>
+          <w:rFonts w:ascii="Times New Roman" w:eastAsia="宋体" w:hAnsi="Times New Roman" w:cs="Times New Roman" w:hint="eastAsia"/>
+        </w:rPr>
+        <w:t>编码</w:t>
+      </w:r>
+    </w:p>
+    <w:p>
+      <w:pPr>
+        <w:pStyle w:val="a9"/>
+        <w:numPr>
+          <w:ilvl w:val="0"/>
+          <w:numId w:val="31"/>
+        </w:numPr>
+        <w:rPr>
+          <w:rFonts w:ascii="Times New Roman" w:eastAsia="宋体" w:hAnsi="Times New Roman" w:cs="Times New Roman"/>
+        </w:rPr>
+      </w:pPr>
+      <w:r>
+        <w:rPr>
+          <w:rFonts w:ascii="Times New Roman" w:eastAsia="宋体" w:hAnsi="Times New Roman" w:cs="Times New Roman" w:hint="eastAsia"/>
+        </w:rPr>
+        <w:t>保存地图时可以维持已有的</w:t>
+      </w:r>
+      <w:r>
+        <w:rPr>
+          <w:rFonts w:ascii="Times New Roman" w:eastAsia="宋体" w:hAnsi="Times New Roman" w:cs="Times New Roman" w:hint="eastAsia"/>
+        </w:rPr>
+        <w:t>ini</w:t>
+      </w:r>
+      <w:r>
+        <w:rPr>
+          <w:rFonts w:ascii="Times New Roman" w:eastAsia="宋体" w:hAnsi="Times New Roman" w:cs="Times New Roman" w:hint="eastAsia"/>
+        </w:rPr>
+        <w:t>小节顺序，详见</w:t>
+      </w:r>
+      <w:r>
+        <w:rPr>
+          <w:rFonts w:ascii="Times New Roman" w:eastAsia="宋体" w:hAnsi="Times New Roman" w:cs="Times New Roman" w:hint="eastAsia"/>
+        </w:rPr>
+        <w:t>SaveMap.PreserveINISorting</w:t>
+      </w:r>
+    </w:p>
+    <w:p>
+      <w:pPr>
+        <w:pStyle w:val="a9"/>
+        <w:numPr>
+          <w:ilvl w:val="0"/>
+          <w:numId w:val="31"/>
+        </w:numPr>
+        <w:rPr>
+          <w:rFonts w:ascii="Times New Roman" w:eastAsia="宋体" w:hAnsi="Times New Roman" w:cs="Times New Roman"/>
+        </w:rPr>
+      </w:pPr>
+      <w:r>
+        <w:rPr>
+          <w:rFonts w:ascii="Times New Roman" w:eastAsia="宋体" w:hAnsi="Times New Roman" w:cs="Times New Roman" w:hint="eastAsia"/>
+        </w:rPr>
+        <w:t>重写撤销重做系统，所有撤销动作均支持完整重做</w:t>
+      </w:r>
+    </w:p>
+    <w:p>
+      <w:pPr>
+        <w:pStyle w:val="a9"/>
+        <w:numPr>
+          <w:ilvl w:val="0"/>
+          <w:numId w:val="31"/>
+        </w:numPr>
+        <w:rPr>
+          <w:rFonts w:ascii="Times New Roman" w:eastAsia="宋体" w:hAnsi="Times New Roman" w:cs="Times New Roman"/>
+        </w:rPr>
+      </w:pPr>
+      <w:r>
+        <w:rPr>
+          <w:rFonts w:ascii="Times New Roman" w:eastAsia="宋体" w:hAnsi="Times New Roman" w:cs="Times New Roman" w:hint="eastAsia"/>
+        </w:rPr>
+        <w:t>撤销重做系统能够记录游戏对象的修改历史，详见</w:t>
+      </w:r>
+      <w:r>
+        <w:rPr>
+          <w:rFonts w:ascii="Times New Roman" w:eastAsia="宋体" w:hAnsi="Times New Roman" w:cs="Times New Roman" w:hint="eastAsia"/>
+        </w:rPr>
+        <w:t>UndoRedo.RecordObjects</w:t>
+      </w:r>
+    </w:p>
+    <w:p>
+      <w:pPr>
+        <w:pStyle w:val="a9"/>
+        <w:numPr>
+          <w:ilvl w:val="0"/>
+          <w:numId w:val="31"/>
+        </w:numPr>
+        <w:rPr>
+          <w:rFonts w:ascii="Times New Roman" w:eastAsia="宋体" w:hAnsi="Times New Roman" w:cs="Times New Roman"/>
+        </w:rPr>
+      </w:pPr>
+      <w:r>
+        <w:rPr>
+          <w:rFonts w:ascii="Times New Roman" w:eastAsia="宋体" w:hAnsi="Times New Roman" w:cs="Times New Roman" w:hint="eastAsia"/>
+        </w:rPr>
+        <w:t>支持设置</w:t>
+      </w:r>
+      <w:r>
+        <w:rPr>
+          <w:rFonts w:ascii="Times New Roman" w:eastAsia="宋体" w:hAnsi="Times New Roman" w:cs="Times New Roman" w:hint="eastAsia"/>
+        </w:rPr>
+        <w:t>RubblePalette</w:t>
+      </w:r>
+      <w:r>
+        <w:rPr>
+          <w:rFonts w:ascii="Times New Roman" w:eastAsia="宋体" w:hAnsi="Times New Roman" w:cs="Times New Roman" w:hint="eastAsia"/>
+        </w:rPr>
+        <w:t>=</w:t>
+      </w:r>
+      <w:r>
+        <w:rPr>
+          <w:rFonts w:ascii="Times New Roman" w:eastAsia="宋体" w:hAnsi="Times New Roman" w:cs="Times New Roman" w:hint="eastAsia"/>
+        </w:rPr>
+        <w:t>指定建筑废墟色盘</w:t>
+      </w:r>
+    </w:p>
+    <w:p>
+      <w:pPr>
+        <w:pStyle w:val="a9"/>
+        <w:numPr>
+          <w:ilvl w:val="0"/>
+          <w:numId w:val="31"/>
+        </w:numPr>
+        <w:rPr>
+          <w:rFonts w:ascii="Times New Roman" w:eastAsia="宋体" w:hAnsi="Times New Roman" w:cs="Times New Roman"/>
+        </w:rPr>
+      </w:pPr>
+      <w:r>
+        <w:rPr>
+          <w:rFonts w:ascii="Times New Roman" w:eastAsia="宋体" w:hAnsi="Times New Roman" w:cs="Times New Roman" w:hint="eastAsia"/>
+        </w:rPr>
+        <w:t>提升稳定性</w:t>
+      </w:r>
+    </w:p>
+    <w:p>
+      <w:pPr>
+        <w:pStyle w:val="a9"/>
+        <w:numPr>
+          <w:ilvl w:val="0"/>
+          <w:numId w:val="31"/>
+        </w:numPr>
+        <w:rPr>
+          <w:rFonts w:ascii="Times New Roman" w:eastAsia="宋体" w:hAnsi="Times New Roman" w:cs="Times New Roman"/>
+        </w:rPr>
+      </w:pPr>
+      <w:r>
+        <w:rPr>
+          <w:rFonts w:ascii="Times New Roman" w:eastAsia="宋体" w:hAnsi="Times New Roman" w:cs="Times New Roman" w:hint="eastAsia"/>
+        </w:rPr>
+        <w:t>优化素材图像内存占用</w:t>
+      </w:r>
+    </w:p>
+    <w:p>
+      <w:pPr>
+        <w:pStyle w:val="a9"/>
+        <w:numPr>
+          <w:ilvl w:val="0"/>
+          <w:numId w:val="31"/>
+        </w:numPr>
+        <w:rPr>
+          <w:rFonts w:ascii="Times New Roman" w:eastAsia="宋体" w:hAnsi="Times New Roman" w:cs="Times New Roman"/>
+        </w:rPr>
+      </w:pPr>
+      <w:r>
+        <w:rPr>
+          <w:rFonts w:ascii="Times New Roman" w:eastAsia="宋体" w:hAnsi="Times New Roman" w:cs="Times New Roman" w:hint="eastAsia"/>
+        </w:rPr>
+        <w:t>重写</w:t>
+      </w:r>
+      <w:r>
+        <w:rPr>
+          <w:rFonts w:ascii="Times New Roman" w:eastAsia="宋体" w:hAnsi="Times New Roman" w:cs="Times New Roman" w:hint="eastAsia"/>
+        </w:rPr>
+        <w:t>mix</w:t>
+      </w:r>
+      <w:r>
+        <w:rPr>
+          <w:rFonts w:ascii="Times New Roman" w:eastAsia="宋体" w:hAnsi="Times New Roman" w:cs="Times New Roman" w:hint="eastAsia"/>
+        </w:rPr>
+        <w:t>加载逻辑，修复加载中的内存泄漏</w:t>
+      </w:r>
+      <w:r>
+        <w:rPr>
+          <w:rFonts w:ascii="Times New Roman" w:eastAsia="宋体" w:hAnsi="Times New Roman" w:cs="Times New Roman" w:hint="eastAsia"/>
+        </w:rPr>
+        <w:t>，详见</w:t>
+      </w:r>
+      <w:r>
+        <w:rPr>
+          <w:rFonts w:ascii="Times New Roman" w:eastAsia="宋体" w:hAnsi="Times New Roman" w:cs="Times New Roman" w:hint="eastAsia"/>
+        </w:rPr>
+        <w:t>ExtMixLoader</w:t>
+      </w:r>
+    </w:p>
+    <w:p>
+      <w:pPr>
+        <w:pStyle w:val="a9"/>
+        <w:numPr>
+          <w:ilvl w:val="0"/>
+          <w:numId w:val="31"/>
+        </w:numPr>
+        <w:rPr>
+          <w:rFonts w:ascii="Times New Roman" w:eastAsia="宋体" w:hAnsi="Times New Roman" w:cs="Times New Roman"/>
+        </w:rPr>
+      </w:pPr>
+      <w:r>
+        <w:rPr>
+          <w:rFonts w:ascii="Times New Roman" w:eastAsia="宋体" w:hAnsi="Times New Roman" w:cs="Times New Roman" w:hint="eastAsia"/>
+        </w:rPr>
+        <w:t>新增</w:t>
+      </w:r>
+      <w:r>
+        <w:rPr>
+          <w:rFonts w:ascii="Times New Roman" w:eastAsia="宋体" w:hAnsi="Times New Roman" w:cs="Times New Roman" w:hint="eastAsia"/>
+        </w:rPr>
+        <w:t>DDrawScalingBilinear.OnlyShrink</w:t>
+      </w:r>
+      <w:r>
+        <w:rPr>
+          <w:rFonts w:ascii="Times New Roman" w:eastAsia="宋体" w:hAnsi="Times New Roman" w:cs="Times New Roman" w:hint="eastAsia"/>
+        </w:rPr>
+        <w:t>，支持仅在缩小时使用双线性插值，放大时硬边缘放大</w:t>
+      </w:r>
+    </w:p>
+    <w:p>
+      <w:pPr>
+        <w:pStyle w:val="a9"/>
+        <w:numPr>
+          <w:ilvl w:val="0"/>
+          <w:numId w:val="31"/>
+        </w:numPr>
+        <w:rPr>
+          <w:rFonts w:ascii="Times New Roman" w:eastAsia="宋体" w:hAnsi="Times New Roman" w:cs="Times New Roman"/>
+        </w:rPr>
+      </w:pPr>
+      <w:r>
+        <w:rPr>
+          <w:rFonts w:ascii="Times New Roman" w:eastAsia="宋体" w:hAnsi="Times New Roman" w:cs="Times New Roman" w:hint="eastAsia"/>
+        </w:rPr>
+        <w:t>优化绘图性能</w:t>
+      </w:r>
+    </w:p>
+    <w:p>
+      <w:pPr>
+        <w:pStyle w:val="a9"/>
+        <w:numPr>
+          <w:ilvl w:val="0"/>
+          <w:numId w:val="31"/>
+        </w:numPr>
+        <w:rPr>
+          <w:rFonts w:ascii="Times New Roman" w:eastAsia="宋体" w:hAnsi="Times New Roman" w:cs="Times New Roman"/>
+        </w:rPr>
+      </w:pPr>
+      <w:r>
+        <w:rPr>
+          <w:rFonts w:ascii="Times New Roman" w:eastAsia="宋体" w:hAnsi="Times New Roman" w:cs="Times New Roman" w:hint="eastAsia"/>
+        </w:rPr>
+        <w:t>重写</w:t>
+      </w:r>
+      <w:r>
+        <w:rPr>
+          <w:rFonts w:ascii="Times New Roman" w:eastAsia="宋体" w:hAnsi="Times New Roman" w:cs="Times New Roman" w:hint="eastAsia"/>
+        </w:rPr>
+        <w:t>ini</w:t>
+      </w:r>
+      <w:r>
+        <w:rPr>
+          <w:rFonts w:ascii="Times New Roman" w:eastAsia="宋体" w:hAnsi="Times New Roman" w:cs="Times New Roman" w:hint="eastAsia"/>
+        </w:rPr>
+        <w:t>加载逻辑，加载</w:t>
+      </w:r>
+      <w:r>
+        <w:rPr>
+          <w:rFonts w:ascii="Times New Roman" w:eastAsia="宋体" w:hAnsi="Times New Roman" w:cs="Times New Roman" w:hint="eastAsia"/>
+        </w:rPr>
+        <w:t>ini</w:t>
+      </w:r>
+      <w:r>
+        <w:rPr>
+          <w:rFonts w:ascii="Times New Roman" w:eastAsia="宋体" w:hAnsi="Times New Roman" w:cs="Times New Roman" w:hint="eastAsia"/>
+        </w:rPr>
+        <w:t>不会再释放至游戏目录，新建国家等操作可以即时生效</w:t>
+      </w:r>
+    </w:p>
+    <w:p>
+      <w:pPr>
+        <w:pStyle w:val="a9"/>
+        <w:numPr>
+          <w:ilvl w:val="0"/>
+          <w:numId w:val="31"/>
+        </w:numPr>
+        <w:rPr>
+          <w:rFonts w:ascii="Times New Roman" w:eastAsia="宋体" w:hAnsi="Times New Roman" w:cs="Times New Roman"/>
+        </w:rPr>
+      </w:pPr>
+      <w:r>
+        <w:rPr>
+          <w:rFonts w:ascii="Times New Roman" w:eastAsia="宋体" w:hAnsi="Times New Roman" w:cs="Times New Roman" w:hint="eastAsia"/>
+        </w:rPr>
+        <w:t>ini [#include]</w:t>
+      </w:r>
+      <w:r>
+        <w:rPr>
+          <w:rFonts w:ascii="Times New Roman" w:eastAsia="宋体" w:hAnsi="Times New Roman" w:cs="Times New Roman" w:hint="eastAsia"/>
+        </w:rPr>
+        <w:t>逻辑现遵循</w:t>
+      </w:r>
+      <w:r>
+        <w:rPr>
+          <w:rFonts w:ascii="Times New Roman" w:eastAsia="宋体" w:hAnsi="Times New Roman" w:cs="Times New Roman" w:hint="eastAsia"/>
+        </w:rPr>
+        <w:t>ares</w:t>
+      </w:r>
+      <w:r>
+        <w:rPr>
+          <w:rFonts w:ascii="Times New Roman" w:eastAsia="宋体" w:hAnsi="Times New Roman" w:cs="Times New Roman" w:hint="eastAsia"/>
+        </w:rPr>
+        <w:t>规则，为广度优先遍历而非深度优先遍历</w:t>
+      </w:r>
+    </w:p>
+    <w:p>
+      <w:pPr>
+        <w:pStyle w:val="a9"/>
+        <w:numPr>
+          <w:ilvl w:val="0"/>
+          <w:numId w:val="31"/>
+        </w:numPr>
+        <w:rPr>
+          <w:rFonts w:ascii="Times New Roman" w:eastAsia="宋体" w:hAnsi="Times New Roman" w:cs="Times New Roman"/>
+        </w:rPr>
+      </w:pPr>
+      <w:r>
+        <w:rPr>
+          <w:rFonts w:ascii="Times New Roman" w:eastAsia="宋体" w:hAnsi="Times New Roman" w:cs="Times New Roman" w:hint="eastAsia"/>
+        </w:rPr>
+        <w:t>修复了触发编辑器的参数在部分情况下没有正确刷新的</w:t>
+      </w:r>
+      <w:r>
+        <w:rPr>
+          <w:rFonts w:ascii="Times New Roman" w:eastAsia="宋体" w:hAnsi="Times New Roman" w:cs="Times New Roman" w:hint="eastAsia"/>
+        </w:rPr>
+        <w:t>bug</w:t>
+      </w:r>
+    </w:p>
+    <w:p>
+      <w:pPr>
+        <w:pStyle w:val="a9"/>
+        <w:numPr>
+          <w:ilvl w:val="0"/>
+          <w:numId w:val="31"/>
+        </w:numPr>
+        <w:rPr>
+          <w:rFonts w:ascii="Times New Roman" w:eastAsia="宋体" w:hAnsi="Times New Roman" w:cs="Times New Roman"/>
+        </w:rPr>
+      </w:pPr>
+      <w:r>
+        <w:rPr>
+          <w:rFonts w:ascii="Times New Roman" w:eastAsia="宋体" w:hAnsi="Times New Roman" w:cs="Times New Roman" w:hint="eastAsia"/>
+        </w:rPr>
+        <w:t>支持拖拽面向的实时预览，详见</w:t>
+      </w:r>
+      <w:r>
+        <w:rPr>
+          <w:rFonts w:ascii="Times New Roman" w:eastAsia="宋体" w:hAnsi="Times New Roman" w:cs="Times New Roman" w:hint="eastAsia"/>
+        </w:rPr>
+        <w:t>ExtFacings.DragPreview</w:t>
+      </w:r>
+    </w:p>
+    <w:p>
+      <w:pPr>
+        <w:pStyle w:val="a9"/>
+        <w:numPr>
+          <w:ilvl w:val="0"/>
+          <w:numId w:val="31"/>
+        </w:numPr>
+        <w:rPr>
+          <w:rFonts w:ascii="Times New Roman" w:eastAsia="宋体" w:hAnsi="Times New Roman" w:cs="Times New Roman"/>
+        </w:rPr>
+      </w:pPr>
+      <w:r>
+        <w:rPr>
+          <w:rFonts w:ascii="Times New Roman" w:eastAsia="宋体" w:hAnsi="Times New Roman" w:cs="Times New Roman" w:hint="eastAsia"/>
+        </w:rPr>
+        <w:t>支持</w:t>
+      </w:r>
+      <w:r>
+        <w:rPr>
+          <w:rFonts w:ascii="Times New Roman" w:eastAsia="宋体" w:hAnsi="Times New Roman" w:cs="Times New Roman" w:hint="eastAsia"/>
+        </w:rPr>
+        <w:t>3x3REFINERY</w:t>
+      </w:r>
+      <w:r>
+        <w:rPr>
+          <w:rFonts w:ascii="Times New Roman" w:eastAsia="宋体" w:hAnsi="Times New Roman" w:cs="Times New Roman" w:hint="eastAsia"/>
+        </w:rPr>
+        <w:t>建筑格子的正确显示</w:t>
+      </w:r>
+    </w:p>
+    <w:p>
+      <w:pPr>
+        <w:pStyle w:val="a9"/>
+        <w:numPr>
+          <w:ilvl w:val="0"/>
+          <w:numId w:val="31"/>
+        </w:numPr>
+        <w:rPr>
+          <w:rFonts w:ascii="Times New Roman" w:eastAsia="宋体" w:hAnsi="Times New Roman" w:cs="Times New Roman"/>
+        </w:rPr>
+      </w:pPr>
+      <w:r>
+        <w:rPr>
+          <w:rFonts w:ascii="Times New Roman" w:eastAsia="宋体" w:hAnsi="Times New Roman" w:cs="Times New Roman" w:hint="eastAsia"/>
+        </w:rPr>
+        <w:t>修复地形对象的</w:t>
+      </w:r>
+      <w:r>
+        <w:rPr>
+          <w:rFonts w:ascii="Times New Roman" w:eastAsia="宋体" w:hAnsi="Times New Roman" w:cs="Times New Roman" w:hint="eastAsia"/>
+        </w:rPr>
+        <w:t>AlphaImage</w:t>
+      </w:r>
+      <w:r>
+        <w:rPr>
+          <w:rFonts w:ascii="Times New Roman" w:eastAsia="宋体" w:hAnsi="Times New Roman" w:cs="Times New Roman" w:hint="eastAsia"/>
+        </w:rPr>
+        <w:t>不受图层选项控制的</w:t>
+      </w:r>
+      <w:r>
+        <w:rPr>
+          <w:rFonts w:ascii="Times New Roman" w:eastAsia="宋体" w:hAnsi="Times New Roman" w:cs="Times New Roman" w:hint="eastAsia"/>
+        </w:rPr>
+        <w:t>bug</w:t>
+      </w:r>
+      <w:r>
+        <w:rPr>
+          <w:rFonts w:ascii="Times New Roman" w:eastAsia="宋体" w:hAnsi="Times New Roman" w:cs="Times New Roman" w:hint="eastAsia"/>
+        </w:rPr>
+        <w:t>，调整</w:t>
+      </w:r>
+      <w:r>
+        <w:rPr>
+          <w:rFonts w:ascii="Times New Roman" w:eastAsia="宋体" w:hAnsi="Times New Roman" w:cs="Times New Roman" w:hint="eastAsia"/>
+        </w:rPr>
+        <w:t>AlphaImage</w:t>
+      </w:r>
+      <w:r>
+        <w:rPr>
+          <w:rFonts w:ascii="Times New Roman" w:eastAsia="宋体" w:hAnsi="Times New Roman" w:cs="Times New Roman" w:hint="eastAsia"/>
+        </w:rPr>
+        <w:t>绘制</w:t>
+      </w:r>
+      <w:r>
+        <w:rPr>
+          <w:rFonts w:ascii="Times New Roman" w:eastAsia="宋体" w:hAnsi="Times New Roman" w:cs="Times New Roman" w:hint="eastAsia"/>
+        </w:rPr>
         <w:lastRenderedPageBreak/>
-        <w:t>修复部分情况下绘制连接地形上升、下降段高度错误的</w:t>
-      </w:r>
-      <w:r>
-        <w:rPr>
-          <w:rFonts w:ascii="Times New Roman" w:eastAsia="宋体" w:hAnsi="Times New Roman" w:cs="Times New Roman" w:hint="eastAsia"/>
-        </w:rPr>
-        <w:t>bug</w:t>
+        <w:t>顺序</w:t>
       </w:r>
     </w:p>
     <w:p>
@@ -11799,967 +12794,6 @@
         <w:rPr>
           <w:rFonts w:ascii="Times New Roman" w:eastAsia="宋体" w:hAnsi="Times New Roman" w:cs="Times New Roman" w:hint="eastAsia"/>
         </w:rPr>
-        <w:t>优化光照沙盒切换时的性能</w:t>
-      </w:r>
-    </w:p>
-    <w:p>
-      <w:pPr>
-        <w:pStyle w:val="a9"/>
-        <w:numPr>
-          <w:ilvl w:val="0"/>
-          <w:numId w:val="31"/>
-        </w:numPr>
-        <w:rPr>
-          <w:rFonts w:ascii="Times New Roman" w:eastAsia="宋体" w:hAnsi="Times New Roman" w:cs="Times New Roman"/>
-        </w:rPr>
-      </w:pPr>
-      <w:r>
-        <w:rPr>
-          <w:rFonts w:ascii="Times New Roman" w:eastAsia="宋体" w:hAnsi="Times New Roman" w:cs="Times New Roman" w:hint="eastAsia"/>
-        </w:rPr>
-        <w:t>新增</w:t>
-      </w:r>
-      <w:r>
-        <w:rPr>
-          <w:rFonts w:ascii="Times New Roman" w:eastAsia="宋体" w:hAnsi="Times New Roman" w:cs="Times New Roman" w:hint="eastAsia"/>
-        </w:rPr>
-        <w:t>LightingPreview</w:t>
-      </w:r>
-      <w:r>
-        <w:rPr>
-          <w:rFonts w:ascii="Times New Roman" w:eastAsia="宋体" w:hAnsi="Times New Roman" w:cs="Times New Roman" w:hint="eastAsia"/>
-        </w:rPr>
-        <w:t>.</w:t>
-      </w:r>
-      <w:r>
-        <w:rPr>
-          <w:rFonts w:ascii="Times New Roman" w:eastAsia="宋体" w:hAnsi="Times New Roman" w:cs="Times New Roman" w:hint="eastAsia"/>
-        </w:rPr>
-        <w:t>Tint</w:t>
-      </w:r>
-      <w:r>
-        <w:rPr>
-          <w:rFonts w:ascii="Times New Roman" w:eastAsia="宋体" w:hAnsi="Times New Roman" w:cs="Times New Roman" w:hint="eastAsia"/>
-        </w:rPr>
-        <w:t>TileSetBrowserView</w:t>
-      </w:r>
-      <w:r>
-        <w:rPr>
-          <w:rFonts w:ascii="Times New Roman" w:eastAsia="宋体" w:hAnsi="Times New Roman" w:cs="Times New Roman" w:hint="eastAsia"/>
-        </w:rPr>
-        <w:t>，控制是否按光照沙盒渲染地形浏览器图像</w:t>
-      </w:r>
-    </w:p>
-    <w:p>
-      <w:pPr>
-        <w:pStyle w:val="a9"/>
-        <w:numPr>
-          <w:ilvl w:val="0"/>
-          <w:numId w:val="31"/>
-        </w:numPr>
-        <w:rPr>
-          <w:rFonts w:ascii="Times New Roman" w:eastAsia="宋体" w:hAnsi="Times New Roman" w:cs="Times New Roman"/>
-        </w:rPr>
-      </w:pPr>
-      <w:r>
-        <w:rPr>
-          <w:rFonts w:ascii="Times New Roman" w:eastAsia="宋体" w:hAnsi="Times New Roman" w:cs="Times New Roman" w:hint="eastAsia"/>
-        </w:rPr>
-        <w:t>新增距离标尺，可以记录当前鼠标位置距离上次按下左键位置的距离，记录历史数量见</w:t>
-      </w:r>
-      <w:r>
-        <w:rPr>
-          <w:rFonts w:ascii="Times New Roman" w:eastAsia="宋体" w:hAnsi="Times New Roman" w:cs="Times New Roman" w:hint="eastAsia"/>
-        </w:rPr>
-        <w:t>DistanceRuler.Records</w:t>
-      </w:r>
-    </w:p>
-    <w:p>
-      <w:pPr>
-        <w:pStyle w:val="a9"/>
-        <w:numPr>
-          <w:ilvl w:val="0"/>
-          <w:numId w:val="31"/>
-        </w:numPr>
-        <w:rPr>
-          <w:rFonts w:ascii="Times New Roman" w:eastAsia="宋体" w:hAnsi="Times New Roman" w:cs="Times New Roman"/>
-        </w:rPr>
-      </w:pPr>
-      <w:r>
-        <w:rPr>
-          <w:rFonts w:ascii="Times New Roman" w:eastAsia="宋体" w:hAnsi="Times New Roman" w:cs="Times New Roman" w:hint="eastAsia"/>
-        </w:rPr>
-        <w:t>微调新建地图时可视边界数值</w:t>
-      </w:r>
-    </w:p>
-    <w:p>
-      <w:pPr>
-        <w:pStyle w:val="a9"/>
-        <w:numPr>
-          <w:ilvl w:val="0"/>
-          <w:numId w:val="31"/>
-        </w:numPr>
-        <w:rPr>
-          <w:rFonts w:ascii="Times New Roman" w:eastAsia="宋体" w:hAnsi="Times New Roman" w:cs="Times New Roman"/>
-        </w:rPr>
-      </w:pPr>
-      <w:r>
-        <w:rPr>
-          <w:rFonts w:ascii="Times New Roman" w:eastAsia="宋体" w:hAnsi="Times New Roman" w:cs="Times New Roman" w:hint="eastAsia"/>
-        </w:rPr>
-        <w:t>修复平坦地形工具无法平坦地图边缘斜坡的</w:t>
-      </w:r>
-      <w:r>
-        <w:rPr>
-          <w:rFonts w:ascii="Times New Roman" w:eastAsia="宋体" w:hAnsi="Times New Roman" w:cs="Times New Roman" w:hint="eastAsia"/>
-        </w:rPr>
-        <w:t>bug</w:t>
-      </w:r>
-    </w:p>
-    <w:p>
-      <w:pPr>
-        <w:pStyle w:val="a9"/>
-        <w:numPr>
-          <w:ilvl w:val="0"/>
-          <w:numId w:val="31"/>
-        </w:numPr>
-        <w:rPr>
-          <w:rFonts w:ascii="Times New Roman" w:eastAsia="宋体" w:hAnsi="Times New Roman" w:cs="Times New Roman"/>
-        </w:rPr>
-      </w:pPr>
-      <w:r>
-        <w:rPr>
-          <w:rFonts w:ascii="Times New Roman" w:eastAsia="宋体" w:hAnsi="Times New Roman" w:cs="Times New Roman" w:hint="eastAsia"/>
-        </w:rPr>
-        <w:t>绘制连接地形可以将鼠标移动到地图边界外，更方便靠近边界的绘制</w:t>
-      </w:r>
-    </w:p>
-    <w:p>
-      <w:pPr>
-        <w:pStyle w:val="a9"/>
-        <w:numPr>
-          <w:ilvl w:val="0"/>
-          <w:numId w:val="31"/>
-        </w:numPr>
-        <w:rPr>
-          <w:rFonts w:ascii="Times New Roman" w:eastAsia="宋体" w:hAnsi="Times New Roman" w:cs="Times New Roman"/>
-        </w:rPr>
-      </w:pPr>
-      <w:r>
-        <w:rPr>
-          <w:rFonts w:ascii="Times New Roman" w:eastAsia="宋体" w:hAnsi="Times New Roman" w:cs="Times New Roman" w:hint="eastAsia"/>
-        </w:rPr>
-        <w:t>优化</w:t>
-      </w:r>
-      <w:r>
-        <w:rPr>
-          <w:rFonts w:ascii="Times New Roman" w:eastAsia="宋体" w:hAnsi="Times New Roman" w:cs="Times New Roman" w:hint="eastAsia"/>
-        </w:rPr>
-        <w:t>IsoMapPack5</w:t>
-      </w:r>
-      <w:r>
-        <w:rPr>
-          <w:rFonts w:ascii="Times New Roman" w:eastAsia="宋体" w:hAnsi="Times New Roman" w:cs="Times New Roman" w:hint="eastAsia"/>
-        </w:rPr>
-        <w:t>压缩，减少地图体积，减少游戏内大地图地形异常的可能</w:t>
-      </w:r>
-    </w:p>
-    <w:p>
-      <w:pPr>
-        <w:pStyle w:val="a9"/>
-        <w:numPr>
-          <w:ilvl w:val="0"/>
-          <w:numId w:val="31"/>
-        </w:numPr>
-        <w:rPr>
-          <w:rFonts w:ascii="Times New Roman" w:eastAsia="宋体" w:hAnsi="Times New Roman" w:cs="Times New Roman"/>
-        </w:rPr>
-      </w:pPr>
-      <w:r>
-        <w:rPr>
-          <w:rFonts w:ascii="Times New Roman" w:eastAsia="宋体" w:hAnsi="Times New Roman" w:cs="Times New Roman" w:hint="eastAsia"/>
-        </w:rPr>
-        <w:t>修复调整地图大小后隧道位置错误的</w:t>
-      </w:r>
-      <w:r>
-        <w:rPr>
-          <w:rFonts w:ascii="Times New Roman" w:eastAsia="宋体" w:hAnsi="Times New Roman" w:cs="Times New Roman" w:hint="eastAsia"/>
-        </w:rPr>
-        <w:t>bug</w:t>
-      </w:r>
-    </w:p>
-    <w:p>
-      <w:pPr>
-        <w:pStyle w:val="a9"/>
-        <w:numPr>
-          <w:ilvl w:val="0"/>
-          <w:numId w:val="31"/>
-        </w:numPr>
-        <w:rPr>
-          <w:rFonts w:ascii="Times New Roman" w:eastAsia="宋体" w:hAnsi="Times New Roman" w:cs="Times New Roman"/>
-        </w:rPr>
-      </w:pPr>
-      <w:r>
-        <w:rPr>
-          <w:rFonts w:ascii="Times New Roman" w:eastAsia="宋体" w:hAnsi="Times New Roman" w:cs="Times New Roman" w:hint="eastAsia"/>
-        </w:rPr>
-        <w:t>修复了在开启输入法和部分情况下在地图界面按</w:t>
-      </w:r>
-      <w:r>
-        <w:rPr>
-          <w:rFonts w:ascii="Times New Roman" w:eastAsia="宋体" w:hAnsi="Times New Roman" w:cs="Times New Roman" w:hint="eastAsia"/>
-        </w:rPr>
-        <w:t>D</w:t>
-      </w:r>
-      <w:r>
-        <w:rPr>
-          <w:rFonts w:ascii="Times New Roman" w:eastAsia="宋体" w:hAnsi="Times New Roman" w:cs="Times New Roman" w:hint="eastAsia"/>
-        </w:rPr>
-        <w:t>、</w:t>
-      </w:r>
-      <w:r>
-        <w:rPr>
-          <w:rFonts w:ascii="Times New Roman" w:eastAsia="宋体" w:hAnsi="Times New Roman" w:cs="Times New Roman" w:hint="eastAsia"/>
-        </w:rPr>
-        <w:t>[</w:t>
-      </w:r>
-      <w:r>
-        <w:rPr>
-          <w:rFonts w:ascii="Times New Roman" w:eastAsia="宋体" w:hAnsi="Times New Roman" w:cs="Times New Roman" w:hint="eastAsia"/>
-        </w:rPr>
-        <w:t>、</w:t>
-      </w:r>
-      <w:r>
-        <w:rPr>
-          <w:rFonts w:ascii="Times New Roman" w:eastAsia="宋体" w:hAnsi="Times New Roman" w:cs="Times New Roman" w:hint="eastAsia"/>
-        </w:rPr>
-        <w:t>]</w:t>
-      </w:r>
-      <w:r>
-        <w:rPr>
-          <w:rFonts w:ascii="Times New Roman" w:eastAsia="宋体" w:hAnsi="Times New Roman" w:cs="Times New Roman" w:hint="eastAsia"/>
-        </w:rPr>
-        <w:t>键无效的</w:t>
-      </w:r>
-      <w:r>
-        <w:rPr>
-          <w:rFonts w:ascii="Times New Roman" w:eastAsia="宋体" w:hAnsi="Times New Roman" w:cs="Times New Roman" w:hint="eastAsia"/>
-        </w:rPr>
-        <w:t>bug</w:t>
-      </w:r>
-    </w:p>
-    <w:p>
-      <w:pPr>
-        <w:pStyle w:val="a9"/>
-        <w:numPr>
-          <w:ilvl w:val="0"/>
-          <w:numId w:val="31"/>
-        </w:numPr>
-        <w:rPr>
-          <w:rFonts w:ascii="Times New Roman" w:eastAsia="宋体" w:hAnsi="Times New Roman" w:cs="Times New Roman"/>
-        </w:rPr>
-      </w:pPr>
-      <w:r>
-        <w:rPr>
-          <w:rFonts w:ascii="Times New Roman" w:eastAsia="宋体" w:hAnsi="Times New Roman" w:cs="Times New Roman" w:hint="eastAsia"/>
-        </w:rPr>
-        <w:t>修复了新城市下使用绘制悬崖后部工具时，按</w:t>
-      </w:r>
-      <w:r>
-        <w:rPr>
-          <w:rFonts w:ascii="Times New Roman" w:eastAsia="宋体" w:hAnsi="Times New Roman" w:cs="Times New Roman" w:hint="eastAsia"/>
-        </w:rPr>
-        <w:t>A</w:t>
-      </w:r>
-      <w:r>
-        <w:rPr>
-          <w:rFonts w:ascii="Times New Roman" w:eastAsia="宋体" w:hAnsi="Times New Roman" w:cs="Times New Roman" w:hint="eastAsia"/>
-        </w:rPr>
-        <w:t>键无法切换悬崖类型的</w:t>
-      </w:r>
-      <w:r>
-        <w:rPr>
-          <w:rFonts w:ascii="Times New Roman" w:eastAsia="宋体" w:hAnsi="Times New Roman" w:cs="Times New Roman" w:hint="eastAsia"/>
-        </w:rPr>
-        <w:t>bug</w:t>
-      </w:r>
-    </w:p>
-    <w:p>
-      <w:pPr>
-        <w:pStyle w:val="a9"/>
-        <w:numPr>
-          <w:ilvl w:val="0"/>
-          <w:numId w:val="31"/>
-        </w:numPr>
-        <w:rPr>
-          <w:rFonts w:ascii="Times New Roman" w:eastAsia="宋体" w:hAnsi="Times New Roman" w:cs="Times New Roman"/>
-        </w:rPr>
-      </w:pPr>
-      <w:r>
-        <w:rPr>
-          <w:rFonts w:ascii="Times New Roman" w:eastAsia="宋体" w:hAnsi="Times New Roman" w:cs="Times New Roman" w:hint="eastAsia"/>
-        </w:rPr>
-        <w:t>增强绘制悬崖工具，可以在不同地图类型的</w:t>
-      </w:r>
-      <w:r>
-        <w:rPr>
-          <w:rFonts w:ascii="Times New Roman" w:eastAsia="宋体" w:hAnsi="Times New Roman" w:cs="Times New Roman" w:hint="eastAsia"/>
-        </w:rPr>
-        <w:t>[TheaterInfo]</w:t>
-      </w:r>
-      <w:r>
-        <w:rPr>
-          <w:rFonts w:ascii="Times New Roman" w:eastAsia="宋体" w:hAnsi="Times New Roman" w:cs="Times New Roman" w:hint="eastAsia"/>
-        </w:rPr>
-        <w:t>（如</w:t>
-      </w:r>
-      <w:r>
-        <w:rPr>
-          <w:rFonts w:ascii="Times New Roman" w:eastAsia="宋体" w:hAnsi="Times New Roman" w:cs="Times New Roman" w:hint="eastAsia"/>
-        </w:rPr>
-        <w:t>[SnowInfo]</w:t>
-      </w:r>
-      <w:r>
-        <w:rPr>
-          <w:rFonts w:ascii="Times New Roman" w:eastAsia="宋体" w:hAnsi="Times New Roman" w:cs="Times New Roman" w:hint="eastAsia"/>
-        </w:rPr>
-        <w:t>）中填写</w:t>
-      </w:r>
-      <w:r>
-        <w:rPr>
-          <w:rFonts w:ascii="Times New Roman" w:eastAsia="宋体" w:hAnsi="Times New Roman" w:cs="Times New Roman" w:hint="eastAsia"/>
-        </w:rPr>
-        <w:t>Cliffs2</w:t>
-      </w:r>
-      <w:r>
-        <w:rPr>
-          <w:rFonts w:ascii="Times New Roman" w:eastAsia="宋体" w:hAnsi="Times New Roman" w:cs="Times New Roman" w:hint="eastAsia"/>
-        </w:rPr>
-        <w:t>、</w:t>
-      </w:r>
-      <w:r>
-        <w:rPr>
-          <w:rFonts w:ascii="Times New Roman" w:eastAsia="宋体" w:hAnsi="Times New Roman" w:cs="Times New Roman" w:hint="eastAsia"/>
-        </w:rPr>
-        <w:t>CliffsWater2</w:t>
-      </w:r>
-      <w:r>
-        <w:rPr>
-          <w:rFonts w:ascii="Times New Roman" w:eastAsia="宋体" w:hAnsi="Times New Roman" w:cs="Times New Roman" w:hint="eastAsia"/>
-        </w:rPr>
-        <w:t>以支持悬崖类型切换；在存在月球悬崖时，支持绘制月球悬崖</w:t>
-      </w:r>
-    </w:p>
-    <w:p>
-      <w:pPr>
-        <w:pStyle w:val="a9"/>
-        <w:numPr>
-          <w:ilvl w:val="0"/>
-          <w:numId w:val="31"/>
-        </w:numPr>
-        <w:rPr>
-          <w:rFonts w:ascii="Times New Roman" w:eastAsia="宋体" w:hAnsi="Times New Roman" w:cs="Times New Roman"/>
-        </w:rPr>
-      </w:pPr>
-      <w:r>
-        <w:rPr>
-          <w:rFonts w:ascii="Times New Roman" w:eastAsia="宋体" w:hAnsi="Times New Roman" w:cs="Times New Roman" w:hint="eastAsia"/>
-        </w:rPr>
-        <w:t>支持</w:t>
-      </w:r>
-      <w:r>
-        <w:rPr>
-          <w:rFonts w:ascii="Times New Roman" w:eastAsia="宋体" w:hAnsi="Times New Roman" w:cs="Times New Roman" w:hint="eastAsia"/>
-        </w:rPr>
-        <w:t>32</w:t>
-      </w:r>
-      <w:r>
-        <w:rPr>
-          <w:rFonts w:ascii="Times New Roman" w:eastAsia="宋体" w:hAnsi="Times New Roman" w:cs="Times New Roman" w:hint="eastAsia"/>
-        </w:rPr>
-        <w:t>向面向</w:t>
-      </w:r>
-      <w:r>
-        <w:rPr>
-          <w:rFonts w:ascii="Times New Roman" w:eastAsia="宋体" w:hAnsi="Times New Roman" w:cs="Times New Roman" w:hint="eastAsia"/>
-        </w:rPr>
-        <w:t>与拖拽</w:t>
-      </w:r>
-      <w:r>
-        <w:rPr>
-          <w:rFonts w:ascii="Times New Roman" w:eastAsia="宋体" w:hAnsi="Times New Roman" w:cs="Times New Roman" w:hint="eastAsia"/>
-        </w:rPr>
-        <w:t>，详见</w:t>
-      </w:r>
-      <w:r>
-        <w:rPr>
-          <w:rFonts w:ascii="Times New Roman" w:eastAsia="宋体" w:hAnsi="Times New Roman" w:cs="Times New Roman" w:hint="eastAsia"/>
-        </w:rPr>
-        <w:t>ExtFacings</w:t>
-      </w:r>
-      <w:r>
-        <w:rPr>
-          <w:rFonts w:ascii="Times New Roman" w:eastAsia="宋体" w:hAnsi="Times New Roman" w:cs="Times New Roman" w:hint="eastAsia"/>
-        </w:rPr>
-        <w:t>与</w:t>
-      </w:r>
-      <w:r>
-        <w:rPr>
-          <w:rFonts w:ascii="Times New Roman" w:eastAsia="宋体" w:hAnsi="Times New Roman" w:cs="Times New Roman" w:hint="eastAsia"/>
-        </w:rPr>
-        <w:t>ExtFacings.Drag</w:t>
-      </w:r>
-    </w:p>
-    <w:p>
-      <w:pPr>
-        <w:pStyle w:val="a9"/>
-        <w:numPr>
-          <w:ilvl w:val="0"/>
-          <w:numId w:val="31"/>
-        </w:numPr>
-        <w:rPr>
-          <w:rFonts w:ascii="Times New Roman" w:eastAsia="宋体" w:hAnsi="Times New Roman" w:cs="Times New Roman"/>
-        </w:rPr>
-      </w:pPr>
-      <w:r>
-        <w:rPr>
-          <w:rFonts w:ascii="Times New Roman" w:eastAsia="宋体" w:hAnsi="Times New Roman" w:cs="Times New Roman" w:hint="eastAsia"/>
-        </w:rPr>
-        <w:t>重写部分字符串类型，优化字符串加载稳定性</w:t>
-      </w:r>
-    </w:p>
-    <w:p>
-      <w:pPr>
-        <w:pStyle w:val="a9"/>
-        <w:numPr>
-          <w:ilvl w:val="0"/>
-          <w:numId w:val="31"/>
-        </w:numPr>
-        <w:rPr>
-          <w:rFonts w:ascii="Times New Roman" w:eastAsia="宋体" w:hAnsi="Times New Roman" w:cs="Times New Roman"/>
-        </w:rPr>
-      </w:pPr>
-      <w:r>
-        <w:rPr>
-          <w:rFonts w:ascii="Times New Roman" w:eastAsia="宋体" w:hAnsi="Times New Roman" w:cs="Times New Roman" w:hint="eastAsia"/>
-        </w:rPr>
-        <w:t>优化抬升</w:t>
-      </w:r>
-      <w:r>
-        <w:rPr>
-          <w:rFonts w:ascii="Times New Roman" w:eastAsia="宋体" w:hAnsi="Times New Roman" w:cs="Times New Roman" w:hint="eastAsia"/>
-        </w:rPr>
-        <w:t>/</w:t>
-      </w:r>
-      <w:r>
-        <w:rPr>
-          <w:rFonts w:ascii="Times New Roman" w:eastAsia="宋体" w:hAnsi="Times New Roman" w:cs="Times New Roman" w:hint="eastAsia"/>
-        </w:rPr>
-        <w:t>降低地表算法，不会出现异常的大范围变动</w:t>
-      </w:r>
-    </w:p>
-    <w:p>
-      <w:pPr>
-        <w:pStyle w:val="a9"/>
-        <w:numPr>
-          <w:ilvl w:val="0"/>
-          <w:numId w:val="31"/>
-        </w:numPr>
-        <w:rPr>
-          <w:rFonts w:ascii="Times New Roman" w:eastAsia="宋体" w:hAnsi="Times New Roman" w:cs="Times New Roman"/>
-        </w:rPr>
-      </w:pPr>
-      <w:r>
-        <w:rPr>
-          <w:rFonts w:ascii="Times New Roman" w:eastAsia="宋体" w:hAnsi="Times New Roman" w:cs="Times New Roman" w:hint="eastAsia"/>
-        </w:rPr>
-        <w:t>FA2sp.log</w:t>
-      </w:r>
-      <w:r>
-        <w:rPr>
-          <w:rFonts w:ascii="Times New Roman" w:eastAsia="宋体" w:hAnsi="Times New Roman" w:cs="Times New Roman" w:hint="eastAsia"/>
-        </w:rPr>
-        <w:t>使用</w:t>
-      </w:r>
-      <w:r>
-        <w:rPr>
-          <w:rFonts w:ascii="Times New Roman" w:eastAsia="宋体" w:hAnsi="Times New Roman" w:cs="Times New Roman" w:hint="eastAsia"/>
-        </w:rPr>
-        <w:t>UTF8</w:t>
-      </w:r>
-      <w:r>
-        <w:rPr>
-          <w:rFonts w:ascii="Times New Roman" w:eastAsia="宋体" w:hAnsi="Times New Roman" w:cs="Times New Roman" w:hint="eastAsia"/>
-        </w:rPr>
-        <w:t>编码</w:t>
-      </w:r>
-    </w:p>
-    <w:p>
-      <w:pPr>
-        <w:pStyle w:val="a9"/>
-        <w:numPr>
-          <w:ilvl w:val="0"/>
-          <w:numId w:val="31"/>
-        </w:numPr>
-        <w:rPr>
-          <w:rFonts w:ascii="Times New Roman" w:eastAsia="宋体" w:hAnsi="Times New Roman" w:cs="Times New Roman"/>
-        </w:rPr>
-      </w:pPr>
-      <w:r>
-        <w:rPr>
-          <w:rFonts w:ascii="Times New Roman" w:eastAsia="宋体" w:hAnsi="Times New Roman" w:cs="Times New Roman" w:hint="eastAsia"/>
-        </w:rPr>
-        <w:t>保存地图时可以维持已有的</w:t>
-      </w:r>
-      <w:r>
-        <w:rPr>
-          <w:rFonts w:ascii="Times New Roman" w:eastAsia="宋体" w:hAnsi="Times New Roman" w:cs="Times New Roman" w:hint="eastAsia"/>
-        </w:rPr>
-        <w:t>ini</w:t>
-      </w:r>
-      <w:r>
-        <w:rPr>
-          <w:rFonts w:ascii="Times New Roman" w:eastAsia="宋体" w:hAnsi="Times New Roman" w:cs="Times New Roman" w:hint="eastAsia"/>
-        </w:rPr>
-        <w:t>小节顺序，详见</w:t>
-      </w:r>
-      <w:r>
-        <w:rPr>
-          <w:rFonts w:ascii="Times New Roman" w:eastAsia="宋体" w:hAnsi="Times New Roman" w:cs="Times New Roman" w:hint="eastAsia"/>
-        </w:rPr>
-        <w:t>SaveMap.PreserveINISorting</w:t>
-      </w:r>
-    </w:p>
-    <w:p>
-      <w:pPr>
-        <w:pStyle w:val="a9"/>
-        <w:numPr>
-          <w:ilvl w:val="0"/>
-          <w:numId w:val="31"/>
-        </w:numPr>
-        <w:rPr>
-          <w:rFonts w:ascii="Times New Roman" w:eastAsia="宋体" w:hAnsi="Times New Roman" w:cs="Times New Roman"/>
-        </w:rPr>
-      </w:pPr>
-      <w:r>
-        <w:rPr>
-          <w:rFonts w:ascii="Times New Roman" w:eastAsia="宋体" w:hAnsi="Times New Roman" w:cs="Times New Roman" w:hint="eastAsia"/>
-        </w:rPr>
-        <w:t>重写撤销重做系统，所有撤销动作均支持完整重做</w:t>
-      </w:r>
-    </w:p>
-    <w:p>
-      <w:pPr>
-        <w:pStyle w:val="a9"/>
-        <w:numPr>
-          <w:ilvl w:val="0"/>
-          <w:numId w:val="31"/>
-        </w:numPr>
-        <w:rPr>
-          <w:rFonts w:ascii="Times New Roman" w:eastAsia="宋体" w:hAnsi="Times New Roman" w:cs="Times New Roman"/>
-        </w:rPr>
-      </w:pPr>
-      <w:r>
-        <w:rPr>
-          <w:rFonts w:ascii="Times New Roman" w:eastAsia="宋体" w:hAnsi="Times New Roman" w:cs="Times New Roman" w:hint="eastAsia"/>
-        </w:rPr>
-        <w:t>撤销重做系统能够记录游戏对象的修改历史，详见</w:t>
-      </w:r>
-      <w:r>
-        <w:rPr>
-          <w:rFonts w:ascii="Times New Roman" w:eastAsia="宋体" w:hAnsi="Times New Roman" w:cs="Times New Roman" w:hint="eastAsia"/>
-        </w:rPr>
-        <w:t>UndoRedo.RecordObjects</w:t>
-      </w:r>
-    </w:p>
-    <w:p>
-      <w:pPr>
-        <w:pStyle w:val="a9"/>
-        <w:numPr>
-          <w:ilvl w:val="0"/>
-          <w:numId w:val="31"/>
-        </w:numPr>
-        <w:rPr>
-          <w:rFonts w:ascii="Times New Roman" w:eastAsia="宋体" w:hAnsi="Times New Roman" w:cs="Times New Roman"/>
-        </w:rPr>
-      </w:pPr>
-      <w:r>
-        <w:rPr>
-          <w:rFonts w:ascii="Times New Roman" w:eastAsia="宋体" w:hAnsi="Times New Roman" w:cs="Times New Roman" w:hint="eastAsia"/>
-        </w:rPr>
-        <w:t>支持设置</w:t>
-      </w:r>
-      <w:r>
-        <w:rPr>
-          <w:rFonts w:ascii="Times New Roman" w:eastAsia="宋体" w:hAnsi="Times New Roman" w:cs="Times New Roman" w:hint="eastAsia"/>
-        </w:rPr>
-        <w:t>RubblePalette</w:t>
-      </w:r>
-      <w:r>
-        <w:rPr>
-          <w:rFonts w:ascii="Times New Roman" w:eastAsia="宋体" w:hAnsi="Times New Roman" w:cs="Times New Roman" w:hint="eastAsia"/>
-        </w:rPr>
-        <w:t>=</w:t>
-      </w:r>
-      <w:r>
-        <w:rPr>
-          <w:rFonts w:ascii="Times New Roman" w:eastAsia="宋体" w:hAnsi="Times New Roman" w:cs="Times New Roman" w:hint="eastAsia"/>
-        </w:rPr>
-        <w:t>指定建筑废墟色盘</w:t>
-      </w:r>
-    </w:p>
-    <w:p>
-      <w:pPr>
-        <w:pStyle w:val="a9"/>
-        <w:numPr>
-          <w:ilvl w:val="0"/>
-          <w:numId w:val="31"/>
-        </w:numPr>
-        <w:rPr>
-          <w:rFonts w:ascii="Times New Roman" w:eastAsia="宋体" w:hAnsi="Times New Roman" w:cs="Times New Roman"/>
-        </w:rPr>
-      </w:pPr>
-      <w:r>
-        <w:rPr>
-          <w:rFonts w:ascii="Times New Roman" w:eastAsia="宋体" w:hAnsi="Times New Roman" w:cs="Times New Roman" w:hint="eastAsia"/>
-        </w:rPr>
-        <w:t>提升稳定性</w:t>
-      </w:r>
-    </w:p>
-    <w:p>
-      <w:pPr>
-        <w:pStyle w:val="a9"/>
-        <w:numPr>
-          <w:ilvl w:val="0"/>
-          <w:numId w:val="31"/>
-        </w:numPr>
-        <w:rPr>
-          <w:rFonts w:ascii="Times New Roman" w:eastAsia="宋体" w:hAnsi="Times New Roman" w:cs="Times New Roman"/>
-        </w:rPr>
-      </w:pPr>
-      <w:r>
-        <w:rPr>
-          <w:rFonts w:ascii="Times New Roman" w:eastAsia="宋体" w:hAnsi="Times New Roman" w:cs="Times New Roman" w:hint="eastAsia"/>
-        </w:rPr>
-        <w:t>优化素材图像内存占用</w:t>
-      </w:r>
-    </w:p>
-    <w:p>
-      <w:pPr>
-        <w:pStyle w:val="a9"/>
-        <w:numPr>
-          <w:ilvl w:val="0"/>
-          <w:numId w:val="31"/>
-        </w:numPr>
-        <w:rPr>
-          <w:rFonts w:ascii="Times New Roman" w:eastAsia="宋体" w:hAnsi="Times New Roman" w:cs="Times New Roman"/>
-        </w:rPr>
-      </w:pPr>
-      <w:r>
-        <w:rPr>
-          <w:rFonts w:ascii="Times New Roman" w:eastAsia="宋体" w:hAnsi="Times New Roman" w:cs="Times New Roman" w:hint="eastAsia"/>
-        </w:rPr>
-        <w:t>重写</w:t>
-      </w:r>
-      <w:r>
-        <w:rPr>
-          <w:rFonts w:ascii="Times New Roman" w:eastAsia="宋体" w:hAnsi="Times New Roman" w:cs="Times New Roman" w:hint="eastAsia"/>
-        </w:rPr>
-        <w:t>mix</w:t>
-      </w:r>
-      <w:r>
-        <w:rPr>
-          <w:rFonts w:ascii="Times New Roman" w:eastAsia="宋体" w:hAnsi="Times New Roman" w:cs="Times New Roman" w:hint="eastAsia"/>
-        </w:rPr>
-        <w:t>加载逻辑，修复加载中的内存泄漏</w:t>
-      </w:r>
-      <w:r>
-        <w:rPr>
-          <w:rFonts w:ascii="Times New Roman" w:eastAsia="宋体" w:hAnsi="Times New Roman" w:cs="Times New Roman" w:hint="eastAsia"/>
-        </w:rPr>
-        <w:t>，详见</w:t>
-      </w:r>
-      <w:r>
-        <w:rPr>
-          <w:rFonts w:ascii="Times New Roman" w:eastAsia="宋体" w:hAnsi="Times New Roman" w:cs="Times New Roman" w:hint="eastAsia"/>
-        </w:rPr>
-        <w:t>ExtMixLoader</w:t>
-      </w:r>
-    </w:p>
-    <w:p>
-      <w:pPr>
-        <w:pStyle w:val="a9"/>
-        <w:numPr>
-          <w:ilvl w:val="0"/>
-          <w:numId w:val="31"/>
-        </w:numPr>
-        <w:rPr>
-          <w:rFonts w:ascii="Times New Roman" w:eastAsia="宋体" w:hAnsi="Times New Roman" w:cs="Times New Roman"/>
-        </w:rPr>
-      </w:pPr>
-      <w:r>
-        <w:rPr>
-          <w:rFonts w:ascii="Times New Roman" w:eastAsia="宋体" w:hAnsi="Times New Roman" w:cs="Times New Roman" w:hint="eastAsia"/>
-        </w:rPr>
-        <w:t>新增</w:t>
-      </w:r>
-      <w:r>
-        <w:rPr>
-          <w:rFonts w:ascii="Times New Roman" w:eastAsia="宋体" w:hAnsi="Times New Roman" w:cs="Times New Roman" w:hint="eastAsia"/>
-        </w:rPr>
-        <w:t>DDrawScalingBilinear.OnlyShrink</w:t>
-      </w:r>
-      <w:r>
-        <w:rPr>
-          <w:rFonts w:ascii="Times New Roman" w:eastAsia="宋体" w:hAnsi="Times New Roman" w:cs="Times New Roman" w:hint="eastAsia"/>
-        </w:rPr>
-        <w:t>，支持仅在缩小时使用双线性插值，放大时硬边缘放大</w:t>
-      </w:r>
-    </w:p>
-    <w:p>
-      <w:pPr>
-        <w:pStyle w:val="a9"/>
-        <w:numPr>
-          <w:ilvl w:val="0"/>
-          <w:numId w:val="31"/>
-        </w:numPr>
-        <w:rPr>
-          <w:rFonts w:ascii="Times New Roman" w:eastAsia="宋体" w:hAnsi="Times New Roman" w:cs="Times New Roman"/>
-        </w:rPr>
-      </w:pPr>
-      <w:r>
-        <w:rPr>
-          <w:rFonts w:ascii="Times New Roman" w:eastAsia="宋体" w:hAnsi="Times New Roman" w:cs="Times New Roman" w:hint="eastAsia"/>
-        </w:rPr>
-        <w:t>优化绘图性能</w:t>
-      </w:r>
-    </w:p>
-    <w:p>
-      <w:pPr>
-        <w:pStyle w:val="a9"/>
-        <w:numPr>
-          <w:ilvl w:val="0"/>
-          <w:numId w:val="31"/>
-        </w:numPr>
-        <w:rPr>
-          <w:rFonts w:ascii="Times New Roman" w:eastAsia="宋体" w:hAnsi="Times New Roman" w:cs="Times New Roman"/>
-        </w:rPr>
-      </w:pPr>
-      <w:r>
-        <w:rPr>
-          <w:rFonts w:ascii="Times New Roman" w:eastAsia="宋体" w:hAnsi="Times New Roman" w:cs="Times New Roman" w:hint="eastAsia"/>
-        </w:rPr>
-        <w:t>重写</w:t>
-      </w:r>
-      <w:r>
-        <w:rPr>
-          <w:rFonts w:ascii="Times New Roman" w:eastAsia="宋体" w:hAnsi="Times New Roman" w:cs="Times New Roman" w:hint="eastAsia"/>
-        </w:rPr>
-        <w:t>ini</w:t>
-      </w:r>
-      <w:r>
-        <w:rPr>
-          <w:rFonts w:ascii="Times New Roman" w:eastAsia="宋体" w:hAnsi="Times New Roman" w:cs="Times New Roman" w:hint="eastAsia"/>
-        </w:rPr>
-        <w:t>加载逻辑，加载</w:t>
-      </w:r>
-      <w:r>
-        <w:rPr>
-          <w:rFonts w:ascii="Times New Roman" w:eastAsia="宋体" w:hAnsi="Times New Roman" w:cs="Times New Roman" w:hint="eastAsia"/>
-        </w:rPr>
-        <w:t>ini</w:t>
-      </w:r>
-      <w:r>
-        <w:rPr>
-          <w:rFonts w:ascii="Times New Roman" w:eastAsia="宋体" w:hAnsi="Times New Roman" w:cs="Times New Roman" w:hint="eastAsia"/>
-        </w:rPr>
-        <w:t>不会再释放至游戏目录，新建国家等操作可以即时生效</w:t>
-      </w:r>
-    </w:p>
-    <w:p>
-      <w:pPr>
-        <w:pStyle w:val="a9"/>
-        <w:numPr>
-          <w:ilvl w:val="0"/>
-          <w:numId w:val="31"/>
-        </w:numPr>
-        <w:rPr>
-          <w:rFonts w:ascii="Times New Roman" w:eastAsia="宋体" w:hAnsi="Times New Roman" w:cs="Times New Roman"/>
-        </w:rPr>
-      </w:pPr>
-      <w:r>
-        <w:rPr>
-          <w:rFonts w:ascii="Times New Roman" w:eastAsia="宋体" w:hAnsi="Times New Roman" w:cs="Times New Roman" w:hint="eastAsia"/>
-        </w:rPr>
-        <w:t>ini [#include]</w:t>
-      </w:r>
-      <w:r>
-        <w:rPr>
-          <w:rFonts w:ascii="Times New Roman" w:eastAsia="宋体" w:hAnsi="Times New Roman" w:cs="Times New Roman" w:hint="eastAsia"/>
-        </w:rPr>
-        <w:t>逻辑现遵循</w:t>
-      </w:r>
-      <w:r>
-        <w:rPr>
-          <w:rFonts w:ascii="Times New Roman" w:eastAsia="宋体" w:hAnsi="Times New Roman" w:cs="Times New Roman" w:hint="eastAsia"/>
-        </w:rPr>
-        <w:t>ares</w:t>
-      </w:r>
-      <w:r>
-        <w:rPr>
-          <w:rFonts w:ascii="Times New Roman" w:eastAsia="宋体" w:hAnsi="Times New Roman" w:cs="Times New Roman" w:hint="eastAsia"/>
-        </w:rPr>
-        <w:t>规则，为广度优先遍历而非深度优先遍历</w:t>
-      </w:r>
-    </w:p>
-    <w:p>
-      <w:pPr>
-        <w:pStyle w:val="a9"/>
-        <w:numPr>
-          <w:ilvl w:val="0"/>
-          <w:numId w:val="31"/>
-        </w:numPr>
-        <w:rPr>
-          <w:rFonts w:ascii="Times New Roman" w:eastAsia="宋体" w:hAnsi="Times New Roman" w:cs="Times New Roman"/>
-        </w:rPr>
-      </w:pPr>
-      <w:r>
-        <w:rPr>
-          <w:rFonts w:ascii="Times New Roman" w:eastAsia="宋体" w:hAnsi="Times New Roman" w:cs="Times New Roman" w:hint="eastAsia"/>
-        </w:rPr>
-        <w:t>修复了触发编辑器的参数在部分情况下没有正确刷新的</w:t>
-      </w:r>
-      <w:r>
-        <w:rPr>
-          <w:rFonts w:ascii="Times New Roman" w:eastAsia="宋体" w:hAnsi="Times New Roman" w:cs="Times New Roman" w:hint="eastAsia"/>
-        </w:rPr>
-        <w:t>bug</w:t>
-      </w:r>
-    </w:p>
-    <w:p>
-      <w:pPr>
-        <w:pStyle w:val="a9"/>
-        <w:numPr>
-          <w:ilvl w:val="0"/>
-          <w:numId w:val="31"/>
-        </w:numPr>
-        <w:rPr>
-          <w:rFonts w:ascii="Times New Roman" w:eastAsia="宋体" w:hAnsi="Times New Roman" w:cs="Times New Roman"/>
-        </w:rPr>
-      </w:pPr>
-      <w:r>
-        <w:rPr>
-          <w:rFonts w:ascii="Times New Roman" w:eastAsia="宋体" w:hAnsi="Times New Roman" w:cs="Times New Roman" w:hint="eastAsia"/>
-        </w:rPr>
-        <w:t>支持拖拽面向的实时预览，详见</w:t>
-      </w:r>
-      <w:r>
-        <w:rPr>
-          <w:rFonts w:ascii="Times New Roman" w:eastAsia="宋体" w:hAnsi="Times New Roman" w:cs="Times New Roman" w:hint="eastAsia"/>
-        </w:rPr>
-        <w:t>ExtFacings.DragPreview</w:t>
-      </w:r>
-    </w:p>
-    <w:p>
-      <w:pPr>
-        <w:pStyle w:val="a9"/>
-        <w:numPr>
-          <w:ilvl w:val="0"/>
-          <w:numId w:val="31"/>
-        </w:numPr>
-        <w:rPr>
-          <w:rFonts w:ascii="Times New Roman" w:eastAsia="宋体" w:hAnsi="Times New Roman" w:cs="Times New Roman"/>
-        </w:rPr>
-      </w:pPr>
-      <w:r>
-        <w:rPr>
-          <w:rFonts w:ascii="Times New Roman" w:eastAsia="宋体" w:hAnsi="Times New Roman" w:cs="Times New Roman" w:hint="eastAsia"/>
-        </w:rPr>
-        <w:t>支持</w:t>
-      </w:r>
-      <w:r>
-        <w:rPr>
-          <w:rFonts w:ascii="Times New Roman" w:eastAsia="宋体" w:hAnsi="Times New Roman" w:cs="Times New Roman" w:hint="eastAsia"/>
-        </w:rPr>
-        <w:t>3x3REFINERY</w:t>
-      </w:r>
-      <w:r>
-        <w:rPr>
-          <w:rFonts w:ascii="Times New Roman" w:eastAsia="宋体" w:hAnsi="Times New Roman" w:cs="Times New Roman" w:hint="eastAsia"/>
-        </w:rPr>
-        <w:t>建筑格子的正确显示</w:t>
-      </w:r>
-    </w:p>
-    <w:p>
-      <w:pPr>
-        <w:pStyle w:val="a9"/>
-        <w:numPr>
-          <w:ilvl w:val="0"/>
-          <w:numId w:val="31"/>
-        </w:numPr>
-        <w:rPr>
-          <w:rFonts w:ascii="Times New Roman" w:eastAsia="宋体" w:hAnsi="Times New Roman" w:cs="Times New Roman"/>
-        </w:rPr>
-      </w:pPr>
-      <w:r>
-        <w:rPr>
-          <w:rFonts w:ascii="Times New Roman" w:eastAsia="宋体" w:hAnsi="Times New Roman" w:cs="Times New Roman" w:hint="eastAsia"/>
-        </w:rPr>
-        <w:t>修复地形对象的</w:t>
-      </w:r>
-      <w:r>
-        <w:rPr>
-          <w:rFonts w:ascii="Times New Roman" w:eastAsia="宋体" w:hAnsi="Times New Roman" w:cs="Times New Roman" w:hint="eastAsia"/>
-        </w:rPr>
-        <w:t>AlphaImage</w:t>
-      </w:r>
-      <w:r>
-        <w:rPr>
-          <w:rFonts w:ascii="Times New Roman" w:eastAsia="宋体" w:hAnsi="Times New Roman" w:cs="Times New Roman" w:hint="eastAsia"/>
-        </w:rPr>
-        <w:t>不受图层选项控制的</w:t>
-      </w:r>
-      <w:r>
-        <w:rPr>
-          <w:rFonts w:ascii="Times New Roman" w:eastAsia="宋体" w:hAnsi="Times New Roman" w:cs="Times New Roman" w:hint="eastAsia"/>
-        </w:rPr>
-        <w:t>bug</w:t>
-      </w:r>
-      <w:r>
-        <w:rPr>
-          <w:rFonts w:ascii="Times New Roman" w:eastAsia="宋体" w:hAnsi="Times New Roman" w:cs="Times New Roman" w:hint="eastAsia"/>
-        </w:rPr>
-        <w:t>，调整</w:t>
-      </w:r>
-      <w:r>
-        <w:rPr>
-          <w:rFonts w:ascii="Times New Roman" w:eastAsia="宋体" w:hAnsi="Times New Roman" w:cs="Times New Roman" w:hint="eastAsia"/>
-        </w:rPr>
-        <w:t>AlphaImage</w:t>
-      </w:r>
-      <w:r>
-        <w:rPr>
-          <w:rFonts w:ascii="Times New Roman" w:eastAsia="宋体" w:hAnsi="Times New Roman" w:cs="Times New Roman" w:hint="eastAsia"/>
-        </w:rPr>
-        <w:t>绘制顺序</w:t>
-      </w:r>
-    </w:p>
-    <w:p>
-      <w:pPr>
-        <w:pStyle w:val="a9"/>
-        <w:numPr>
-          <w:ilvl w:val="0"/>
-          <w:numId w:val="31"/>
-        </w:numPr>
-        <w:rPr>
-          <w:rFonts w:ascii="Times New Roman" w:eastAsia="宋体" w:hAnsi="Times New Roman" w:cs="Times New Roman"/>
-        </w:rPr>
-      </w:pPr>
-      <w:r>
-        <w:rPr>
-          <w:rFonts w:ascii="Times New Roman" w:eastAsia="宋体" w:hAnsi="Times New Roman" w:cs="Times New Roman" w:hint="eastAsia"/>
-        </w:rPr>
-        <w:lastRenderedPageBreak/>
         <w:t>修复点击全局搜索</w:t>
       </w:r>
       <w:r>
@@ -13780,6 +13814,7 @@
         <w:rPr>
           <w:rFonts w:ascii="Times New Roman" w:eastAsia="宋体" w:hAnsi="Times New Roman" w:cs="Times New Roman" w:hint="eastAsia"/>
         </w:rPr>
+        <w:lastRenderedPageBreak/>
         <w:t>新增</w:t>
       </w:r>
       <w:r>
@@ -13816,7 +13851,6 @@
         <w:rPr>
           <w:rFonts w:ascii="Times New Roman" w:eastAsia="宋体" w:hAnsi="Times New Roman" w:cs="Times New Roman" w:hint="eastAsia"/>
         </w:rPr>
-        <w:lastRenderedPageBreak/>
         <w:t>支持读取继承小节，详见</w:t>
       </w:r>
       <w:r>
@@ -43333,7 +43367,7 @@
         <v:path o:extrusionok="f" gradientshapeok="t" o:connecttype="rect"/>
         <o:lock v:ext="edit" aspectratio="t"/>
       </v:shapetype>
-      <v:shape id="_x0000_i1031" type="#_x0000_t75" style="width:11.65pt;height:11.65pt" o:bullet="t">
+      <v:shape id="_x0000_i1030" type="#_x0000_t75" style="width:11.65pt;height:11.65pt" o:bullet="t">
         <v:imagedata r:id="rId1" o:title="mso9A9A"/>
       </v:shape>
     </w:pict>

--- a/Supplementary/文档/FA2SP HDM Edition说明文档.docx
+++ b/Supplementary/文档/FA2SP HDM Edition说明文档.docx
@@ -167,7 +167,7 @@
           <w:rFonts w:ascii="宋体" w:eastAsia="宋体" w:hAnsi="宋体" w:hint="eastAsia"/>
           <w:sz w:val="24"/>
         </w:rPr>
-        <w:t>1</w:t>
+        <w:t>2</w:t>
       </w:r>
     </w:p>
     <w:p>
@@ -269,7 +269,7 @@
           <w:sz w:val="28"/>
           <w:szCs w:val="32"/>
         </w:rPr>
-        <w:t>01</w:t>
+        <w:t>0</w:t>
       </w:r>
       <w:r>
         <w:rPr>
@@ -279,142 +279,196 @@
           <w:sz w:val="28"/>
           <w:szCs w:val="32"/>
         </w:rPr>
-        <w:t>)</w:t>
-      </w:r>
-    </w:p>
-    <w:p>
-      <w:pPr>
-        <w:pStyle w:val="a9"/>
-        <w:numPr>
-          <w:ilvl w:val="0"/>
-          <w:numId w:val="11"/>
-        </w:numPr>
-        <w:rPr>
-          <w:rFonts w:ascii="Times New Roman" w:eastAsia="宋体" w:hAnsi="Times New Roman" w:cs="Times New Roman"/>
-        </w:rPr>
-      </w:pPr>
-      <w:r>
-        <w:rPr>
-          <w:rFonts w:ascii="Times New Roman" w:eastAsia="宋体" w:hAnsi="Times New Roman" w:cs="Times New Roman" w:hint="eastAsia"/>
-        </w:rPr>
-        <w:t>允许设置下拉菜单是否自动搜索，若禁止，则需要按下</w:t>
-      </w:r>
-      <w:r>
-        <w:rPr>
-          <w:rFonts w:ascii="Times New Roman" w:eastAsia="宋体" w:hAnsi="Times New Roman" w:cs="Times New Roman" w:hint="eastAsia"/>
-        </w:rPr>
-        <w:t>Enter</w:t>
-      </w:r>
-      <w:r>
-        <w:rPr>
-          <w:rFonts w:ascii="Times New Roman" w:eastAsia="宋体" w:hAnsi="Times New Roman" w:cs="Times New Roman" w:hint="eastAsia"/>
-        </w:rPr>
-        <w:t>才会搜索。详见</w:t>
-      </w:r>
-      <w:r>
-        <w:rPr>
-          <w:rFonts w:ascii="Times New Roman" w:eastAsia="宋体" w:hAnsi="Times New Roman" w:cs="Times New Roman" w:hint="eastAsia"/>
-        </w:rPr>
-        <w:t>SearchCombobox.Disabled</w:t>
-      </w:r>
-      <w:r>
-        <w:rPr>
-          <w:rFonts w:ascii="Times New Roman" w:eastAsia="宋体" w:hAnsi="Times New Roman" w:cs="Times New Roman" w:hint="eastAsia"/>
-        </w:rPr>
-        <w:t>与</w:t>
-      </w:r>
-      <w:r>
-        <w:rPr>
-          <w:rFonts w:ascii="Times New Roman" w:eastAsia="宋体" w:hAnsi="Times New Roman" w:cs="Times New Roman" w:hint="eastAsia"/>
-        </w:rPr>
-        <w:t>SearchCombobox.AllowNonParams</w:t>
-      </w:r>
-    </w:p>
-    <w:p>
-      <w:pPr>
-        <w:pStyle w:val="a9"/>
-        <w:numPr>
-          <w:ilvl w:val="0"/>
-          <w:numId w:val="11"/>
-        </w:numPr>
-        <w:rPr>
-          <w:rFonts w:ascii="Times New Roman" w:eastAsia="宋体" w:hAnsi="Times New Roman" w:cs="Times New Roman"/>
-        </w:rPr>
-      </w:pPr>
-      <w:r>
-        <w:rPr>
-          <w:rFonts w:ascii="Times New Roman" w:eastAsia="宋体" w:hAnsi="Times New Roman" w:cs="Times New Roman" w:hint="eastAsia"/>
-        </w:rPr>
-        <w:t>修复使用</w:t>
-      </w:r>
-      <w:r>
-        <w:rPr>
-          <w:rFonts w:ascii="Times New Roman" w:eastAsia="宋体" w:hAnsi="Times New Roman" w:cs="Times New Roman" w:hint="eastAsia"/>
-        </w:rPr>
-        <w:t>FA2ForceSide</w:t>
-      </w:r>
-      <w:r>
-        <w:rPr>
-          <w:rFonts w:ascii="Times New Roman" w:eastAsia="宋体" w:hAnsi="Times New Roman" w:cs="Times New Roman" w:hint="eastAsia"/>
-        </w:rPr>
-        <w:t>时，非第一层分类无法按照</w:t>
-      </w:r>
-      <w:r>
-        <w:rPr>
-          <w:rFonts w:ascii="Times New Roman" w:eastAsia="宋体" w:hAnsi="Times New Roman" w:cs="Times New Roman" w:hint="eastAsia"/>
-        </w:rPr>
-        <w:t>[</w:t>
-      </w:r>
-      <w:r>
-        <w:rPr>
-          <w:rFonts w:ascii="Times New Roman" w:eastAsia="宋体" w:hAnsi="Times New Roman" w:cs="Times New Roman" w:hint="eastAsia"/>
-        </w:rPr>
-        <w:t>Sides</w:t>
-      </w:r>
-      <w:r>
-        <w:rPr>
-          <w:rFonts w:ascii="Times New Roman" w:eastAsia="宋体" w:hAnsi="Times New Roman" w:cs="Times New Roman" w:hint="eastAsia"/>
-        </w:rPr>
-        <w:t>]</w:t>
-      </w:r>
-      <w:r>
-        <w:rPr>
-          <w:rFonts w:ascii="Times New Roman" w:eastAsia="宋体" w:hAnsi="Times New Roman" w:cs="Times New Roman" w:hint="eastAsia"/>
-        </w:rPr>
-        <w:t>顺序进行排序的</w:t>
-      </w:r>
-      <w:r>
-        <w:rPr>
-          <w:rFonts w:ascii="Times New Roman" w:eastAsia="宋体" w:hAnsi="Times New Roman" w:cs="Times New Roman" w:hint="eastAsia"/>
-        </w:rPr>
-        <w:t>bug</w:t>
-      </w:r>
-    </w:p>
-    <w:p>
-      <w:pPr>
-        <w:pStyle w:val="a9"/>
-        <w:numPr>
-          <w:ilvl w:val="0"/>
-          <w:numId w:val="10"/>
-        </w:numPr>
-        <w:rPr>
-          <w:rFonts w:ascii="Times New Roman" w:eastAsia="宋体" w:hAnsi="Times New Roman" w:cs="Times New Roman"/>
+        <w:t>2</w:t>
+      </w:r>
+      <w:r>
+        <w:rPr>
+          <w:rFonts w:ascii="Times New Roman" w:eastAsia="宋体" w:hAnsi="Times New Roman" w:cs="Times New Roman" w:hint="eastAsia"/>
           <w:b/>
           <w:bCs/>
           <w:sz w:val="28"/>
           <w:szCs w:val="32"/>
         </w:rPr>
-      </w:pPr>
-      <w:r>
-        <w:rPr>
-          <w:rFonts w:ascii="Times New Roman" w:eastAsia="宋体" w:hAnsi="Times New Roman" w:cs="Times New Roman" w:hint="eastAsia"/>
+        <w:t>)</w:t>
+      </w:r>
+    </w:p>
+    <w:p>
+      <w:pPr>
+        <w:pStyle w:val="a9"/>
+        <w:numPr>
+          <w:ilvl w:val="0"/>
+          <w:numId w:val="11"/>
+        </w:numPr>
+        <w:rPr>
+          <w:rFonts w:ascii="Times New Roman" w:eastAsia="宋体" w:hAnsi="Times New Roman" w:cs="Times New Roman"/>
+        </w:rPr>
+      </w:pPr>
+      <w:r>
+        <w:rPr>
+          <w:rFonts w:ascii="Times New Roman" w:eastAsia="宋体" w:hAnsi="Times New Roman" w:cs="Times New Roman" w:hint="eastAsia"/>
+        </w:rPr>
+        <w:t>允许设置下拉菜单是否自动搜索，若禁止，则需要按下</w:t>
+      </w:r>
+      <w:r>
+        <w:rPr>
+          <w:rFonts w:ascii="Times New Roman" w:eastAsia="宋体" w:hAnsi="Times New Roman" w:cs="Times New Roman" w:hint="eastAsia"/>
+        </w:rPr>
+        <w:t>Enter</w:t>
+      </w:r>
+      <w:r>
+        <w:rPr>
+          <w:rFonts w:ascii="Times New Roman" w:eastAsia="宋体" w:hAnsi="Times New Roman" w:cs="Times New Roman" w:hint="eastAsia"/>
+        </w:rPr>
+        <w:t>才会搜索。详见</w:t>
+      </w:r>
+      <w:r>
+        <w:rPr>
+          <w:rFonts w:ascii="Times New Roman" w:eastAsia="宋体" w:hAnsi="Times New Roman" w:cs="Times New Roman" w:hint="eastAsia"/>
+        </w:rPr>
+        <w:t>SearchCombobox.Disabled</w:t>
+      </w:r>
+      <w:r>
+        <w:rPr>
+          <w:rFonts w:ascii="Times New Roman" w:eastAsia="宋体" w:hAnsi="Times New Roman" w:cs="Times New Roman" w:hint="eastAsia"/>
+        </w:rPr>
+        <w:t>与</w:t>
+      </w:r>
+      <w:r>
+        <w:rPr>
+          <w:rFonts w:ascii="Times New Roman" w:eastAsia="宋体" w:hAnsi="Times New Roman" w:cs="Times New Roman" w:hint="eastAsia"/>
+        </w:rPr>
+        <w:t>SearchCombobox.AllowNonParams</w:t>
+      </w:r>
+    </w:p>
+    <w:p>
+      <w:pPr>
+        <w:pStyle w:val="a9"/>
+        <w:numPr>
+          <w:ilvl w:val="0"/>
+          <w:numId w:val="11"/>
+        </w:numPr>
+        <w:rPr>
+          <w:rFonts w:ascii="Times New Roman" w:eastAsia="宋体" w:hAnsi="Times New Roman" w:cs="Times New Roman"/>
+        </w:rPr>
+      </w:pPr>
+      <w:r>
+        <w:rPr>
+          <w:rFonts w:ascii="Times New Roman" w:eastAsia="宋体" w:hAnsi="Times New Roman" w:cs="Times New Roman" w:hint="eastAsia"/>
+        </w:rPr>
+        <w:t>修复使用</w:t>
+      </w:r>
+      <w:r>
+        <w:rPr>
+          <w:rFonts w:ascii="Times New Roman" w:eastAsia="宋体" w:hAnsi="Times New Roman" w:cs="Times New Roman" w:hint="eastAsia"/>
+        </w:rPr>
+        <w:t>FA2ForceSide</w:t>
+      </w:r>
+      <w:r>
+        <w:rPr>
+          <w:rFonts w:ascii="Times New Roman" w:eastAsia="宋体" w:hAnsi="Times New Roman" w:cs="Times New Roman" w:hint="eastAsia"/>
+        </w:rPr>
+        <w:t>时，非第一层分类无法按照</w:t>
+      </w:r>
+      <w:r>
+        <w:rPr>
+          <w:rFonts w:ascii="Times New Roman" w:eastAsia="宋体" w:hAnsi="Times New Roman" w:cs="Times New Roman" w:hint="eastAsia"/>
+        </w:rPr>
+        <w:t>[</w:t>
+      </w:r>
+      <w:r>
+        <w:rPr>
+          <w:rFonts w:ascii="Times New Roman" w:eastAsia="宋体" w:hAnsi="Times New Roman" w:cs="Times New Roman" w:hint="eastAsia"/>
+        </w:rPr>
+        <w:t>Sides</w:t>
+      </w:r>
+      <w:r>
+        <w:rPr>
+          <w:rFonts w:ascii="Times New Roman" w:eastAsia="宋体" w:hAnsi="Times New Roman" w:cs="Times New Roman" w:hint="eastAsia"/>
+        </w:rPr>
+        <w:t>]</w:t>
+      </w:r>
+      <w:r>
+        <w:rPr>
+          <w:rFonts w:ascii="Times New Roman" w:eastAsia="宋体" w:hAnsi="Times New Roman" w:cs="Times New Roman" w:hint="eastAsia"/>
+        </w:rPr>
+        <w:t>顺序进行排序的</w:t>
+      </w:r>
+      <w:r>
+        <w:rPr>
+          <w:rFonts w:ascii="Times New Roman" w:eastAsia="宋体" w:hAnsi="Times New Roman" w:cs="Times New Roman" w:hint="eastAsia"/>
+        </w:rPr>
+        <w:t>bug</w:t>
+      </w:r>
+    </w:p>
+    <w:p>
+      <w:pPr>
+        <w:pStyle w:val="a9"/>
+        <w:numPr>
+          <w:ilvl w:val="0"/>
+          <w:numId w:val="11"/>
+        </w:numPr>
+        <w:rPr>
+          <w:rFonts w:ascii="Times New Roman" w:eastAsia="宋体" w:hAnsi="Times New Roman" w:cs="Times New Roman"/>
+        </w:rPr>
+      </w:pPr>
+      <w:r>
+        <w:rPr>
+          <w:rFonts w:ascii="Times New Roman" w:eastAsia="宋体" w:hAnsi="Times New Roman" w:cs="Times New Roman" w:hint="eastAsia"/>
+        </w:rPr>
+        <w:t>修复在老系统上展开下拉菜单使用滚轮时，会错误触发文本框选择切换的</w:t>
+      </w:r>
+      <w:r>
+        <w:rPr>
+          <w:rFonts w:ascii="Times New Roman" w:eastAsia="宋体" w:hAnsi="Times New Roman" w:cs="Times New Roman" w:hint="eastAsia"/>
+        </w:rPr>
+        <w:t>bug</w:t>
+      </w:r>
+    </w:p>
+    <w:p>
+      <w:pPr>
+        <w:pStyle w:val="a9"/>
+        <w:numPr>
+          <w:ilvl w:val="0"/>
+          <w:numId w:val="11"/>
+        </w:numPr>
+        <w:rPr>
+          <w:rFonts w:ascii="Times New Roman" w:eastAsia="宋体" w:hAnsi="Times New Roman" w:cs="Times New Roman"/>
+        </w:rPr>
+      </w:pPr>
+      <w:r>
+        <w:rPr>
+          <w:rFonts w:ascii="Times New Roman" w:eastAsia="宋体" w:hAnsi="Times New Roman" w:cs="Times New Roman" w:hint="eastAsia"/>
+        </w:rPr>
+        <w:t>修复</w:t>
+      </w:r>
+      <w:r>
+        <w:rPr>
+          <w:rFonts w:ascii="Times New Roman" w:eastAsia="宋体" w:hAnsi="Times New Roman" w:cs="Times New Roman" w:hint="eastAsia"/>
+        </w:rPr>
+        <w:t>在使用了某些系统设置软件后，下拉菜单无法正确获取文本的</w:t>
+      </w:r>
+      <w:r>
+        <w:rPr>
+          <w:rFonts w:ascii="Times New Roman" w:eastAsia="宋体" w:hAnsi="Times New Roman" w:cs="Times New Roman" w:hint="eastAsia"/>
+        </w:rPr>
+        <w:t>bug</w:t>
+      </w:r>
+    </w:p>
+    <w:p>
+      <w:pPr>
+        <w:pStyle w:val="a9"/>
+        <w:numPr>
+          <w:ilvl w:val="0"/>
+          <w:numId w:val="10"/>
+        </w:numPr>
+        <w:rPr>
+          <w:rFonts w:ascii="Times New Roman" w:eastAsia="宋体" w:hAnsi="Times New Roman" w:cs="Times New Roman"/>
           <w:b/>
           <w:bCs/>
           <w:sz w:val="28"/>
           <w:szCs w:val="32"/>
         </w:rPr>
-        <w:t>1.4.2 (2026.04.</w:t>
-      </w:r>
+      </w:pPr>
       <w:r>
         <w:rPr>
           <w:rFonts w:ascii="Times New Roman" w:eastAsia="宋体" w:hAnsi="Times New Roman" w:cs="Times New Roman" w:hint="eastAsia"/>
@@ -423,7 +477,7 @@
           <w:sz w:val="28"/>
           <w:szCs w:val="32"/>
         </w:rPr>
-        <w:t>2</w:t>
+        <w:t>1.4.2 (2026.04.</w:t>
       </w:r>
       <w:r>
         <w:rPr>
@@ -433,7 +487,7 @@
           <w:sz w:val="28"/>
           <w:szCs w:val="32"/>
         </w:rPr>
-        <w:t>8</w:t>
+        <w:t>2</w:t>
       </w:r>
       <w:r>
         <w:rPr>
@@ -443,893 +497,893 @@
           <w:sz w:val="28"/>
           <w:szCs w:val="32"/>
         </w:rPr>
-        <w:t>)</w:t>
-      </w:r>
-    </w:p>
-    <w:p>
-      <w:pPr>
-        <w:pStyle w:val="a9"/>
-        <w:numPr>
-          <w:ilvl w:val="0"/>
-          <w:numId w:val="47"/>
-        </w:numPr>
-        <w:rPr>
-          <w:rFonts w:ascii="Times New Roman" w:eastAsia="宋体" w:hAnsi="Times New Roman" w:cs="Times New Roman"/>
-        </w:rPr>
-      </w:pPr>
-      <w:r>
-        <w:rPr>
-          <w:rFonts w:ascii="Times New Roman" w:eastAsia="宋体" w:hAnsi="Times New Roman" w:cs="Times New Roman" w:hint="eastAsia"/>
-        </w:rPr>
-        <w:t>修复当副屏在主屏幕左侧或上侧时的显示</w:t>
-      </w:r>
-      <w:r>
-        <w:rPr>
-          <w:rFonts w:ascii="Times New Roman" w:eastAsia="宋体" w:hAnsi="Times New Roman" w:cs="Times New Roman" w:hint="eastAsia"/>
-        </w:rPr>
-        <w:t>bug</w:t>
-      </w:r>
-    </w:p>
-    <w:p>
-      <w:pPr>
-        <w:pStyle w:val="a9"/>
-        <w:numPr>
-          <w:ilvl w:val="0"/>
-          <w:numId w:val="47"/>
-        </w:numPr>
-        <w:rPr>
-          <w:rFonts w:ascii="Times New Roman" w:eastAsia="宋体" w:hAnsi="Times New Roman" w:cs="Times New Roman"/>
-        </w:rPr>
-      </w:pPr>
-      <w:r>
-        <w:rPr>
-          <w:rFonts w:ascii="Times New Roman" w:eastAsia="宋体" w:hAnsi="Times New Roman" w:cs="Times New Roman" w:hint="eastAsia"/>
-        </w:rPr>
-        <w:t>自定义</w:t>
-      </w:r>
-      <w:r>
-        <w:rPr>
-          <w:rFonts w:ascii="Times New Roman" w:eastAsia="宋体" w:hAnsi="Times New Roman" w:cs="Times New Roman" w:hint="eastAsia"/>
-        </w:rPr>
-        <w:t>LAT</w:t>
-      </w:r>
-      <w:r>
-        <w:rPr>
-          <w:rFonts w:ascii="Times New Roman" w:eastAsia="宋体" w:hAnsi="Times New Roman" w:cs="Times New Roman" w:hint="eastAsia"/>
-        </w:rPr>
-        <w:t>支持指定</w:t>
-      </w:r>
-      <w:r>
-        <w:rPr>
-          <w:rFonts w:ascii="Times New Roman" w:eastAsia="宋体" w:hAnsi="Times New Roman" w:cs="Times New Roman" w:hint="eastAsia"/>
-        </w:rPr>
-        <w:t>ClearTile</w:t>
-      </w:r>
-      <w:r>
-        <w:rPr>
-          <w:rFonts w:ascii="Times New Roman" w:eastAsia="宋体" w:hAnsi="Times New Roman" w:cs="Times New Roman" w:hint="eastAsia"/>
-        </w:rPr>
-        <w:t>，详见</w:t>
-      </w:r>
-      <w:r>
-        <w:rPr>
-          <w:rFonts w:ascii="Times New Roman" w:eastAsia="宋体" w:hAnsi="Times New Roman" w:cs="Times New Roman" w:hint="eastAsia"/>
-        </w:rPr>
-        <w:t>[LATGroups]</w:t>
-      </w:r>
-    </w:p>
-    <w:p>
-      <w:pPr>
-        <w:pStyle w:val="a9"/>
-        <w:numPr>
-          <w:ilvl w:val="0"/>
-          <w:numId w:val="47"/>
-        </w:numPr>
-        <w:rPr>
-          <w:rFonts w:ascii="Times New Roman" w:eastAsia="宋体" w:hAnsi="Times New Roman" w:cs="Times New Roman"/>
-        </w:rPr>
-      </w:pPr>
-      <w:r>
-        <w:rPr>
-          <w:rFonts w:ascii="Times New Roman" w:eastAsia="宋体" w:hAnsi="Times New Roman" w:cs="Times New Roman" w:hint="eastAsia"/>
-        </w:rPr>
-        <w:t>修复撤销、重做等菜单选项无效的</w:t>
-      </w:r>
-      <w:r>
-        <w:rPr>
-          <w:rFonts w:ascii="Times New Roman" w:eastAsia="宋体" w:hAnsi="Times New Roman" w:cs="Times New Roman" w:hint="eastAsia"/>
-        </w:rPr>
-        <w:t>bug</w:t>
-      </w:r>
-    </w:p>
-    <w:p>
-      <w:pPr>
-        <w:pStyle w:val="a9"/>
-        <w:numPr>
-          <w:ilvl w:val="0"/>
-          <w:numId w:val="47"/>
-        </w:numPr>
-        <w:rPr>
-          <w:rFonts w:ascii="Times New Roman" w:eastAsia="宋体" w:hAnsi="Times New Roman" w:cs="Times New Roman"/>
-        </w:rPr>
-      </w:pPr>
-      <w:r>
-        <w:rPr>
-          <w:rFonts w:ascii="Times New Roman" w:eastAsia="宋体" w:hAnsi="Times New Roman" w:cs="Times New Roman" w:hint="eastAsia"/>
-        </w:rPr>
-        <w:t>优化单位渲染顺序，优化了较大单位被地形遮挡的问题</w:t>
-      </w:r>
-    </w:p>
-    <w:p>
-      <w:pPr>
-        <w:pStyle w:val="a9"/>
-        <w:numPr>
-          <w:ilvl w:val="0"/>
-          <w:numId w:val="47"/>
-        </w:numPr>
-        <w:rPr>
-          <w:rFonts w:ascii="Times New Roman" w:eastAsia="宋体" w:hAnsi="Times New Roman" w:cs="Times New Roman"/>
-        </w:rPr>
-      </w:pPr>
-      <w:r>
-        <w:rPr>
-          <w:rFonts w:ascii="Times New Roman" w:eastAsia="宋体" w:hAnsi="Times New Roman" w:cs="Times New Roman" w:hint="eastAsia"/>
-        </w:rPr>
-        <w:t>修复单位与建筑重叠时，单位</w:t>
-      </w:r>
-      <w:r>
-        <w:rPr>
-          <w:rFonts w:ascii="Times New Roman" w:eastAsia="宋体" w:hAnsi="Times New Roman" w:cs="Times New Roman" w:hint="eastAsia"/>
-        </w:rPr>
-        <w:t>被遮挡</w:t>
-      </w:r>
-      <w:r>
-        <w:rPr>
-          <w:rFonts w:ascii="Times New Roman" w:eastAsia="宋体" w:hAnsi="Times New Roman" w:cs="Times New Roman" w:hint="eastAsia"/>
-        </w:rPr>
-        <w:t>的</w:t>
-      </w:r>
-      <w:r>
-        <w:rPr>
-          <w:rFonts w:ascii="Times New Roman" w:eastAsia="宋体" w:hAnsi="Times New Roman" w:cs="Times New Roman" w:hint="eastAsia"/>
-        </w:rPr>
-        <w:t>bug</w:t>
-      </w:r>
-    </w:p>
-    <w:p>
-      <w:pPr>
-        <w:pStyle w:val="a9"/>
-        <w:numPr>
-          <w:ilvl w:val="0"/>
-          <w:numId w:val="47"/>
-        </w:numPr>
-        <w:rPr>
-          <w:rFonts w:ascii="Times New Roman" w:eastAsia="宋体" w:hAnsi="Times New Roman" w:cs="Times New Roman"/>
-        </w:rPr>
-      </w:pPr>
-      <w:r>
-        <w:rPr>
-          <w:rFonts w:ascii="Times New Roman" w:eastAsia="宋体" w:hAnsi="Times New Roman" w:cs="Times New Roman" w:hint="eastAsia"/>
-        </w:rPr>
-        <w:t>可以正确显示驻军建筑的动画</w:t>
-      </w:r>
-    </w:p>
-    <w:p>
-      <w:pPr>
-        <w:pStyle w:val="a9"/>
-        <w:numPr>
-          <w:ilvl w:val="0"/>
-          <w:numId w:val="47"/>
-        </w:numPr>
-        <w:rPr>
-          <w:rFonts w:ascii="Times New Roman" w:eastAsia="宋体" w:hAnsi="Times New Roman" w:cs="Times New Roman"/>
-        </w:rPr>
-      </w:pPr>
-      <w:r>
-        <w:rPr>
-          <w:rFonts w:ascii="Times New Roman" w:eastAsia="宋体" w:hAnsi="Times New Roman" w:cs="Times New Roman" w:hint="eastAsia"/>
-        </w:rPr>
-        <w:t>可以正确显示生化反应炉的动画，计算初始乘员带来的发电量</w:t>
-      </w:r>
-    </w:p>
-    <w:p>
-      <w:pPr>
-        <w:pStyle w:val="a9"/>
-        <w:numPr>
-          <w:ilvl w:val="0"/>
-          <w:numId w:val="47"/>
-        </w:numPr>
-        <w:rPr>
-          <w:rFonts w:ascii="Times New Roman" w:eastAsia="宋体" w:hAnsi="Times New Roman" w:cs="Times New Roman"/>
-        </w:rPr>
-      </w:pPr>
-      <w:r>
-        <w:rPr>
-          <w:rFonts w:ascii="Times New Roman" w:eastAsia="宋体" w:hAnsi="Times New Roman" w:cs="Times New Roman" w:hint="eastAsia"/>
-        </w:rPr>
-        <w:t>修复撤销重做时没有更新灯光建筑的</w:t>
-      </w:r>
-      <w:r>
-        <w:rPr>
-          <w:rFonts w:ascii="Times New Roman" w:eastAsia="宋体" w:hAnsi="Times New Roman" w:cs="Times New Roman" w:hint="eastAsia"/>
-        </w:rPr>
-        <w:t>bug</w:t>
-      </w:r>
-    </w:p>
-    <w:p>
-      <w:pPr>
-        <w:pStyle w:val="a9"/>
-        <w:numPr>
-          <w:ilvl w:val="0"/>
-          <w:numId w:val="47"/>
-        </w:numPr>
-        <w:rPr>
-          <w:rFonts w:ascii="Times New Roman" w:eastAsia="宋体" w:hAnsi="Times New Roman" w:cs="Times New Roman"/>
-        </w:rPr>
-      </w:pPr>
-      <w:r>
-        <w:rPr>
-          <w:rFonts w:ascii="Times New Roman" w:eastAsia="宋体" w:hAnsi="Times New Roman" w:cs="Times New Roman" w:hint="eastAsia"/>
-        </w:rPr>
-        <w:t>显著</w:t>
-      </w:r>
-      <w:r>
-        <w:rPr>
-          <w:rFonts w:ascii="Times New Roman" w:eastAsia="宋体" w:hAnsi="Times New Roman" w:cs="Times New Roman" w:hint="eastAsia"/>
-        </w:rPr>
-        <w:t>提升</w:t>
-      </w:r>
-      <w:r>
-        <w:rPr>
-          <w:rFonts w:ascii="Times New Roman" w:eastAsia="宋体" w:hAnsi="Times New Roman" w:cs="Times New Roman" w:hint="eastAsia"/>
-        </w:rPr>
-        <w:t>绘图效率</w:t>
-      </w:r>
-      <w:r>
-        <w:rPr>
-          <w:rFonts w:ascii="Times New Roman" w:eastAsia="宋体" w:hAnsi="Times New Roman" w:cs="Times New Roman" w:hint="eastAsia"/>
-        </w:rPr>
-        <w:t>，优化光照沙盒效率</w:t>
-      </w:r>
-    </w:p>
-    <w:p>
-      <w:pPr>
-        <w:pStyle w:val="a9"/>
-        <w:numPr>
-          <w:ilvl w:val="0"/>
-          <w:numId w:val="47"/>
-        </w:numPr>
-        <w:rPr>
-          <w:rFonts w:ascii="Times New Roman" w:eastAsia="宋体" w:hAnsi="Times New Roman" w:cs="Times New Roman"/>
-        </w:rPr>
-      </w:pPr>
-      <w:r>
-        <w:rPr>
-          <w:rFonts w:ascii="Times New Roman" w:eastAsia="宋体" w:hAnsi="Times New Roman" w:cs="Times New Roman" w:hint="eastAsia"/>
-        </w:rPr>
-        <w:t>显著提升触发编辑器、小队编辑器等编辑器的效率</w:t>
-      </w:r>
-    </w:p>
-    <w:p>
-      <w:pPr>
-        <w:pStyle w:val="a9"/>
-        <w:numPr>
-          <w:ilvl w:val="0"/>
-          <w:numId w:val="47"/>
-        </w:numPr>
-        <w:rPr>
-          <w:rFonts w:ascii="Times New Roman" w:eastAsia="宋体" w:hAnsi="Times New Roman" w:cs="Times New Roman"/>
-        </w:rPr>
-      </w:pPr>
-      <w:r>
-        <w:rPr>
-          <w:rFonts w:ascii="Times New Roman" w:eastAsia="宋体" w:hAnsi="Times New Roman" w:cs="Times New Roman" w:hint="eastAsia"/>
-        </w:rPr>
-        <w:t>修复触发列表等列表选中父节点并右键选择“在本组创建触发”时，无法正确为触发添加前缀的</w:t>
-      </w:r>
-      <w:r>
-        <w:rPr>
-          <w:rFonts w:ascii="Times New Roman" w:eastAsia="宋体" w:hAnsi="Times New Roman" w:cs="Times New Roman" w:hint="eastAsia"/>
-        </w:rPr>
-        <w:t>bug</w:t>
-      </w:r>
-    </w:p>
-    <w:p>
-      <w:pPr>
-        <w:pStyle w:val="a9"/>
-        <w:numPr>
-          <w:ilvl w:val="0"/>
-          <w:numId w:val="47"/>
-        </w:numPr>
-        <w:rPr>
-          <w:rFonts w:ascii="Times New Roman" w:eastAsia="宋体" w:hAnsi="Times New Roman" w:cs="Times New Roman"/>
-        </w:rPr>
-      </w:pPr>
-      <w:r>
-        <w:rPr>
-          <w:rFonts w:ascii="Times New Roman" w:eastAsia="宋体" w:hAnsi="Times New Roman" w:cs="Times New Roman" w:hint="eastAsia"/>
-        </w:rPr>
-        <w:t>修复点击触发编辑器事件和行为列表的空白部分，会将当前选项切换至最后一个的</w:t>
-      </w:r>
-      <w:r>
-        <w:rPr>
-          <w:rFonts w:ascii="Times New Roman" w:eastAsia="宋体" w:hAnsi="Times New Roman" w:cs="Times New Roman" w:hint="eastAsia"/>
-        </w:rPr>
-        <w:t>bug</w:t>
-      </w:r>
-    </w:p>
-    <w:p>
-      <w:pPr>
-        <w:pStyle w:val="a9"/>
-        <w:numPr>
-          <w:ilvl w:val="0"/>
-          <w:numId w:val="47"/>
-        </w:numPr>
-        <w:rPr>
-          <w:rFonts w:ascii="Times New Roman" w:eastAsia="宋体" w:hAnsi="Times New Roman" w:cs="Times New Roman"/>
-        </w:rPr>
-      </w:pPr>
-      <w:r>
-        <w:rPr>
-          <w:rFonts w:ascii="Times New Roman" w:eastAsia="宋体" w:hAnsi="Times New Roman" w:cs="Times New Roman" w:hint="eastAsia"/>
-        </w:rPr>
-        <w:t>修复当隧道信息不正确时崩溃的</w:t>
-      </w:r>
-      <w:r>
-        <w:rPr>
-          <w:rFonts w:ascii="Times New Roman" w:eastAsia="宋体" w:hAnsi="Times New Roman" w:cs="Times New Roman" w:hint="eastAsia"/>
-        </w:rPr>
-        <w:t>bug</w:t>
-      </w:r>
-    </w:p>
-    <w:p>
-      <w:pPr>
-        <w:pStyle w:val="a9"/>
-        <w:numPr>
-          <w:ilvl w:val="0"/>
-          <w:numId w:val="47"/>
-        </w:numPr>
-        <w:rPr>
-          <w:rFonts w:ascii="Times New Roman" w:eastAsia="宋体" w:hAnsi="Times New Roman" w:cs="Times New Roman"/>
-        </w:rPr>
-      </w:pPr>
-      <w:r>
-        <w:rPr>
-          <w:rFonts w:ascii="Times New Roman" w:eastAsia="宋体" w:hAnsi="Times New Roman" w:cs="Times New Roman" w:hint="eastAsia"/>
-        </w:rPr>
-        <w:t>修复在地形浏览器中切换过多次后程序无响应的</w:t>
-      </w:r>
-      <w:r>
-        <w:rPr>
-          <w:rFonts w:ascii="Times New Roman" w:eastAsia="宋体" w:hAnsi="Times New Roman" w:cs="Times New Roman" w:hint="eastAsia"/>
-        </w:rPr>
-        <w:t>bug</w:t>
-      </w:r>
-    </w:p>
-    <w:p>
-      <w:pPr>
-        <w:pStyle w:val="a9"/>
-        <w:numPr>
-          <w:ilvl w:val="0"/>
-          <w:numId w:val="47"/>
-        </w:numPr>
-        <w:rPr>
-          <w:rFonts w:ascii="Times New Roman" w:eastAsia="宋体" w:hAnsi="Times New Roman" w:cs="Times New Roman"/>
-        </w:rPr>
-      </w:pPr>
-      <w:r>
-        <w:rPr>
-          <w:rFonts w:ascii="Times New Roman" w:eastAsia="宋体" w:hAnsi="Times New Roman" w:cs="Times New Roman" w:hint="eastAsia"/>
-        </w:rPr>
-        <w:t>显著</w:t>
-      </w:r>
-      <w:r>
-        <w:rPr>
-          <w:rFonts w:ascii="Times New Roman" w:eastAsia="宋体" w:hAnsi="Times New Roman" w:cs="Times New Roman" w:hint="eastAsia"/>
-        </w:rPr>
-        <w:t>优化</w:t>
-      </w:r>
-      <w:r>
-        <w:rPr>
-          <w:rFonts w:ascii="Times New Roman" w:eastAsia="宋体" w:hAnsi="Times New Roman" w:cs="Times New Roman" w:hint="eastAsia"/>
-        </w:rPr>
-        <w:t>使用新的</w:t>
-      </w:r>
-      <w:r>
-        <w:rPr>
-          <w:rFonts w:ascii="Times New Roman" w:eastAsia="宋体" w:hAnsi="Times New Roman" w:cs="Times New Roman" w:hint="eastAsia"/>
-        </w:rPr>
-        <w:t>MIX</w:t>
-      </w:r>
-      <w:r>
-        <w:rPr>
-          <w:rFonts w:ascii="Times New Roman" w:eastAsia="宋体" w:hAnsi="Times New Roman" w:cs="Times New Roman" w:hint="eastAsia"/>
-        </w:rPr>
-        <w:t>加载器时的</w:t>
-      </w:r>
-      <w:r>
-        <w:rPr>
-          <w:rFonts w:ascii="Times New Roman" w:eastAsia="宋体" w:hAnsi="Times New Roman" w:cs="Times New Roman" w:hint="eastAsia"/>
-        </w:rPr>
-        <w:t>启动加载时间</w:t>
-      </w:r>
-    </w:p>
-    <w:p>
-      <w:pPr>
-        <w:pStyle w:val="a9"/>
-        <w:numPr>
-          <w:ilvl w:val="0"/>
-          <w:numId w:val="47"/>
-        </w:numPr>
-        <w:rPr>
-          <w:rFonts w:ascii="Times New Roman" w:eastAsia="宋体" w:hAnsi="Times New Roman" w:cs="Times New Roman"/>
-        </w:rPr>
-      </w:pPr>
-      <w:r>
-        <w:rPr>
-          <w:rFonts w:ascii="Times New Roman" w:eastAsia="宋体" w:hAnsi="Times New Roman" w:cs="Times New Roman" w:hint="eastAsia"/>
-        </w:rPr>
-        <w:t>优化</w:t>
-      </w:r>
-      <w:r>
-        <w:rPr>
-          <w:rFonts w:ascii="Times New Roman" w:eastAsia="宋体" w:hAnsi="Times New Roman" w:cs="Times New Roman" w:hint="eastAsia"/>
-        </w:rPr>
-        <w:t>VXL</w:t>
-      </w:r>
-      <w:r>
-        <w:rPr>
-          <w:rFonts w:ascii="Times New Roman" w:eastAsia="宋体" w:hAnsi="Times New Roman" w:cs="Times New Roman" w:hint="eastAsia"/>
-        </w:rPr>
-        <w:t>单位</w:t>
-      </w:r>
-      <w:r>
-        <w:rPr>
-          <w:rFonts w:ascii="Times New Roman" w:eastAsia="宋体" w:hAnsi="Times New Roman" w:cs="Times New Roman" w:hint="eastAsia"/>
-        </w:rPr>
-        <w:t>加载</w:t>
-      </w:r>
-      <w:r>
-        <w:rPr>
-          <w:rFonts w:ascii="Times New Roman" w:eastAsia="宋体" w:hAnsi="Times New Roman" w:cs="Times New Roman" w:hint="eastAsia"/>
-        </w:rPr>
-        <w:t>时间</w:t>
-      </w:r>
-    </w:p>
-    <w:p>
-      <w:pPr>
-        <w:pStyle w:val="a9"/>
-        <w:numPr>
-          <w:ilvl w:val="0"/>
-          <w:numId w:val="47"/>
-        </w:numPr>
-        <w:rPr>
-          <w:rFonts w:ascii="Times New Roman" w:eastAsia="宋体" w:hAnsi="Times New Roman" w:cs="Times New Roman"/>
-        </w:rPr>
-      </w:pPr>
-      <w:r>
-        <w:rPr>
-          <w:rFonts w:ascii="Times New Roman" w:eastAsia="宋体" w:hAnsi="Times New Roman" w:cs="Times New Roman" w:hint="eastAsia"/>
-        </w:rPr>
-        <w:t>修复当地图存在超出有效索引的单元格时，加载地图时可能崩溃的</w:t>
-      </w:r>
-      <w:r>
-        <w:rPr>
-          <w:rFonts w:ascii="Times New Roman" w:eastAsia="宋体" w:hAnsi="Times New Roman" w:cs="Times New Roman" w:hint="eastAsia"/>
-        </w:rPr>
-        <w:t>bug</w:t>
-      </w:r>
-    </w:p>
-    <w:p>
-      <w:pPr>
-        <w:pStyle w:val="a9"/>
-        <w:numPr>
-          <w:ilvl w:val="0"/>
-          <w:numId w:val="47"/>
-        </w:numPr>
-        <w:rPr>
-          <w:rFonts w:ascii="Times New Roman" w:eastAsia="宋体" w:hAnsi="Times New Roman" w:cs="Times New Roman"/>
-        </w:rPr>
-      </w:pPr>
-      <w:r>
-        <w:rPr>
-          <w:rFonts w:ascii="Times New Roman" w:eastAsia="宋体" w:hAnsi="Times New Roman" w:cs="Times New Roman" w:hint="eastAsia"/>
-        </w:rPr>
-        <w:t>修复双击触发编辑器行为列表的上移下移按钮时不响应的</w:t>
-      </w:r>
-      <w:r>
-        <w:rPr>
-          <w:rFonts w:ascii="Times New Roman" w:eastAsia="宋体" w:hAnsi="Times New Roman" w:cs="Times New Roman" w:hint="eastAsia"/>
-        </w:rPr>
-        <w:t>bug</w:t>
-      </w:r>
-    </w:p>
-    <w:p>
-      <w:pPr>
-        <w:pStyle w:val="a9"/>
-        <w:numPr>
-          <w:ilvl w:val="0"/>
-          <w:numId w:val="47"/>
-        </w:numPr>
-        <w:rPr>
-          <w:rFonts w:ascii="Times New Roman" w:eastAsia="宋体" w:hAnsi="Times New Roman" w:cs="Times New Roman"/>
-        </w:rPr>
-      </w:pPr>
-      <w:r>
-        <w:rPr>
-          <w:rFonts w:ascii="Times New Roman" w:eastAsia="宋体" w:hAnsi="Times New Roman" w:cs="Times New Roman" w:hint="eastAsia"/>
-        </w:rPr>
-        <w:t>优化覆盖物加载策略，即使素材文件内部标记有误，也会加载前一半图像</w:t>
-      </w:r>
-    </w:p>
-    <w:p>
-      <w:pPr>
-        <w:pStyle w:val="a9"/>
-        <w:numPr>
-          <w:ilvl w:val="0"/>
-          <w:numId w:val="47"/>
-        </w:numPr>
-        <w:rPr>
-          <w:rFonts w:ascii="Times New Roman" w:eastAsia="宋体" w:hAnsi="Times New Roman" w:cs="Times New Roman"/>
-        </w:rPr>
-      </w:pPr>
-      <w:r>
-        <w:rPr>
-          <w:rFonts w:ascii="Times New Roman" w:eastAsia="宋体" w:hAnsi="Times New Roman" w:cs="Times New Roman" w:hint="eastAsia"/>
-        </w:rPr>
-        <w:t>修复部分情况下随机放置对象不显示图标的</w:t>
-      </w:r>
-      <w:r>
-        <w:rPr>
-          <w:rFonts w:ascii="Times New Roman" w:eastAsia="宋体" w:hAnsi="Times New Roman" w:cs="Times New Roman" w:hint="eastAsia"/>
-        </w:rPr>
-        <w:t>bug</w:t>
-      </w:r>
-    </w:p>
-    <w:p>
-      <w:pPr>
-        <w:pStyle w:val="a9"/>
-        <w:numPr>
-          <w:ilvl w:val="0"/>
-          <w:numId w:val="47"/>
-        </w:numPr>
-        <w:rPr>
-          <w:rFonts w:ascii="Times New Roman" w:eastAsia="宋体" w:hAnsi="Times New Roman" w:cs="Times New Roman"/>
-        </w:rPr>
-      </w:pPr>
-      <w:r>
-        <w:rPr>
-          <w:rFonts w:ascii="Times New Roman" w:eastAsia="宋体" w:hAnsi="Times New Roman" w:cs="Times New Roman" w:hint="eastAsia"/>
-        </w:rPr>
-        <w:lastRenderedPageBreak/>
-        <w:t>为所属方窗口补充缺失的翻译</w:t>
-      </w:r>
-    </w:p>
-    <w:p>
-      <w:pPr>
-        <w:pStyle w:val="a9"/>
-        <w:numPr>
-          <w:ilvl w:val="0"/>
-          <w:numId w:val="47"/>
-        </w:numPr>
-        <w:rPr>
-          <w:rFonts w:ascii="Times New Roman" w:eastAsia="宋体" w:hAnsi="Times New Roman" w:cs="Times New Roman"/>
-        </w:rPr>
-      </w:pPr>
-      <w:r>
-        <w:rPr>
-          <w:rFonts w:ascii="Times New Roman" w:eastAsia="宋体" w:hAnsi="Times New Roman" w:cs="Times New Roman" w:hint="eastAsia"/>
-        </w:rPr>
-        <w:t>优化</w:t>
-      </w:r>
-      <w:r>
-        <w:rPr>
-          <w:rFonts w:ascii="Times New Roman" w:eastAsia="宋体" w:hAnsi="Times New Roman" w:cs="Times New Roman" w:hint="eastAsia"/>
-        </w:rPr>
-        <w:t>CSF</w:t>
-      </w:r>
-      <w:r>
-        <w:rPr>
-          <w:rFonts w:ascii="Times New Roman" w:eastAsia="宋体" w:hAnsi="Times New Roman" w:cs="Times New Roman" w:hint="eastAsia"/>
-        </w:rPr>
-        <w:t>浏览器性能</w:t>
-      </w:r>
-    </w:p>
-    <w:p>
-      <w:pPr>
-        <w:pStyle w:val="a9"/>
-        <w:numPr>
-          <w:ilvl w:val="0"/>
-          <w:numId w:val="47"/>
-        </w:numPr>
-        <w:rPr>
-          <w:rFonts w:ascii="Times New Roman" w:eastAsia="宋体" w:hAnsi="Times New Roman" w:cs="Times New Roman"/>
-        </w:rPr>
-      </w:pPr>
-      <w:r>
-        <w:rPr>
-          <w:rFonts w:ascii="Times New Roman" w:eastAsia="宋体" w:hAnsi="Times New Roman" w:cs="Times New Roman" w:hint="eastAsia"/>
-        </w:rPr>
-        <w:t>修复地形的</w:t>
-      </w:r>
-      <w:r>
-        <w:rPr>
-          <w:rFonts w:ascii="Times New Roman" w:eastAsia="宋体" w:hAnsi="Times New Roman" w:cs="Times New Roman" w:hint="eastAsia"/>
-        </w:rPr>
-        <w:t>ExtraImage</w:t>
-      </w:r>
-      <w:r>
-        <w:rPr>
-          <w:rFonts w:ascii="Times New Roman" w:eastAsia="宋体" w:hAnsi="Times New Roman" w:cs="Times New Roman" w:hint="eastAsia"/>
-        </w:rPr>
-        <w:t>部分情况下会渲染在其他地形上的</w:t>
-      </w:r>
-      <w:r>
-        <w:rPr>
-          <w:rFonts w:ascii="Times New Roman" w:eastAsia="宋体" w:hAnsi="Times New Roman" w:cs="Times New Roman" w:hint="eastAsia"/>
-        </w:rPr>
-        <w:t>bug</w:t>
-      </w:r>
-    </w:p>
-    <w:p>
-      <w:pPr>
-        <w:pStyle w:val="a9"/>
-        <w:numPr>
-          <w:ilvl w:val="0"/>
-          <w:numId w:val="47"/>
-        </w:numPr>
-        <w:rPr>
-          <w:rFonts w:ascii="Times New Roman" w:eastAsia="宋体" w:hAnsi="Times New Roman" w:cs="Times New Roman"/>
-        </w:rPr>
-      </w:pPr>
-      <w:r>
-        <w:rPr>
-          <w:rFonts w:ascii="Times New Roman" w:eastAsia="宋体" w:hAnsi="Times New Roman" w:cs="Times New Roman" w:hint="eastAsia"/>
-        </w:rPr>
-        <w:t>支持</w:t>
-      </w:r>
-      <w:r>
-        <w:rPr>
-          <w:rFonts w:ascii="Times New Roman" w:eastAsia="宋体" w:hAnsi="Times New Roman" w:cs="Times New Roman" w:hint="eastAsia"/>
-        </w:rPr>
-        <w:t>64</w:t>
-      </w:r>
-      <w:r>
-        <w:rPr>
-          <w:rFonts w:ascii="Times New Roman" w:eastAsia="宋体" w:hAnsi="Times New Roman" w:cs="Times New Roman" w:hint="eastAsia"/>
-        </w:rPr>
-        <w:t>向建筑炮塔图像的加载</w:t>
-      </w:r>
-    </w:p>
-    <w:p>
-      <w:pPr>
-        <w:pStyle w:val="a9"/>
-        <w:numPr>
-          <w:ilvl w:val="0"/>
-          <w:numId w:val="47"/>
-        </w:numPr>
-        <w:rPr>
-          <w:rFonts w:ascii="Times New Roman" w:eastAsia="宋体" w:hAnsi="Times New Roman" w:cs="Times New Roman"/>
-        </w:rPr>
-      </w:pPr>
-      <w:r>
-        <w:rPr>
-          <w:rFonts w:ascii="Times New Roman" w:eastAsia="宋体" w:hAnsi="Times New Roman" w:cs="Times New Roman" w:hint="eastAsia"/>
-        </w:rPr>
-        <w:t>支持建筑炮塔动画（</w:t>
-      </w:r>
-      <w:r>
-        <w:rPr>
-          <w:rFonts w:ascii="Times New Roman" w:eastAsia="宋体" w:hAnsi="Times New Roman" w:cs="Times New Roman" w:hint="eastAsia"/>
-        </w:rPr>
-        <w:t>TurretAnim.IdleFrames</w:t>
-      </w:r>
-      <w:r>
-        <w:rPr>
-          <w:rFonts w:ascii="Times New Roman" w:eastAsia="宋体" w:hAnsi="Times New Roman" w:cs="Times New Roman" w:hint="eastAsia"/>
-        </w:rPr>
-        <w:t>）</w:t>
-      </w:r>
-    </w:p>
-    <w:p>
-      <w:pPr>
-        <w:pStyle w:val="a9"/>
-        <w:numPr>
-          <w:ilvl w:val="0"/>
-          <w:numId w:val="47"/>
-        </w:numPr>
-        <w:rPr>
-          <w:rFonts w:ascii="Times New Roman" w:eastAsia="宋体" w:hAnsi="Times New Roman" w:cs="Times New Roman"/>
-        </w:rPr>
-      </w:pPr>
-      <w:r>
-        <w:rPr>
-          <w:rFonts w:ascii="Times New Roman" w:eastAsia="宋体" w:hAnsi="Times New Roman" w:cs="Times New Roman" w:hint="eastAsia"/>
-        </w:rPr>
-        <w:t>AI</w:t>
-      </w:r>
-      <w:r>
-        <w:rPr>
-          <w:rFonts w:ascii="Times New Roman" w:eastAsia="宋体" w:hAnsi="Times New Roman" w:cs="Times New Roman" w:hint="eastAsia"/>
-        </w:rPr>
-        <w:t>触发编辑器的激活条件支持自定义，详见</w:t>
-      </w:r>
-      <w:r>
-        <w:rPr>
-          <w:rFonts w:ascii="Times New Roman" w:eastAsia="宋体" w:hAnsi="Times New Roman" w:cs="Times New Roman" w:hint="eastAsia"/>
-        </w:rPr>
-        <w:t>AITriggerConditionTypes</w:t>
-      </w:r>
-    </w:p>
-    <w:p>
-      <w:pPr>
-        <w:pStyle w:val="a9"/>
-        <w:numPr>
-          <w:ilvl w:val="0"/>
-          <w:numId w:val="47"/>
-        </w:numPr>
-        <w:rPr>
-          <w:rFonts w:ascii="Times New Roman" w:eastAsia="宋体" w:hAnsi="Times New Roman" w:cs="Times New Roman"/>
-        </w:rPr>
-      </w:pPr>
-      <w:r>
-        <w:rPr>
-          <w:rFonts w:ascii="Times New Roman" w:eastAsia="宋体" w:hAnsi="Times New Roman" w:cs="Times New Roman" w:hint="eastAsia"/>
-        </w:rPr>
-        <w:t>修复通用格式刷同时应用于多种不同对象时，</w:t>
-      </w:r>
-      <w:r>
-        <w:rPr>
-          <w:rFonts w:ascii="Times New Roman" w:eastAsia="宋体" w:hAnsi="Times New Roman" w:cs="Times New Roman" w:hint="eastAsia"/>
-        </w:rPr>
-        <w:t>历史记录</w:t>
-      </w:r>
-      <w:r>
-        <w:rPr>
-          <w:rFonts w:ascii="Times New Roman" w:eastAsia="宋体" w:hAnsi="Times New Roman" w:cs="Times New Roman" w:hint="eastAsia"/>
-        </w:rPr>
-        <w:t>错误的</w:t>
-      </w:r>
-      <w:r>
-        <w:rPr>
-          <w:rFonts w:ascii="Times New Roman" w:eastAsia="宋体" w:hAnsi="Times New Roman" w:cs="Times New Roman" w:hint="eastAsia"/>
-        </w:rPr>
-        <w:t>bug</w:t>
-      </w:r>
-      <w:r>
-        <w:rPr>
-          <w:rFonts w:ascii="Times New Roman" w:eastAsia="宋体" w:hAnsi="Times New Roman" w:cs="Times New Roman" w:hint="eastAsia"/>
-        </w:rPr>
-        <w:t>，添加修改实时预览</w:t>
-      </w:r>
-    </w:p>
-    <w:p>
-      <w:pPr>
-        <w:pStyle w:val="a9"/>
-        <w:numPr>
-          <w:ilvl w:val="0"/>
-          <w:numId w:val="47"/>
-        </w:numPr>
-        <w:rPr>
-          <w:rFonts w:ascii="Times New Roman" w:eastAsia="宋体" w:hAnsi="Times New Roman" w:cs="Times New Roman"/>
-        </w:rPr>
-      </w:pPr>
-      <w:r>
-        <w:rPr>
-          <w:rFonts w:ascii="Times New Roman" w:eastAsia="宋体" w:hAnsi="Times New Roman" w:cs="Times New Roman" w:hint="eastAsia"/>
-        </w:rPr>
-        <w:t>占地面积大于</w:t>
-      </w:r>
-      <w:r>
-        <w:rPr>
-          <w:rFonts w:ascii="Times New Roman" w:eastAsia="宋体" w:hAnsi="Times New Roman" w:cs="Times New Roman" w:hint="eastAsia"/>
-        </w:rPr>
-        <w:t>1x1</w:t>
-      </w:r>
-      <w:r>
-        <w:rPr>
-          <w:rFonts w:ascii="Times New Roman" w:eastAsia="宋体" w:hAnsi="Times New Roman" w:cs="Times New Roman" w:hint="eastAsia"/>
-        </w:rPr>
-        <w:t>的污染可以在非原点格子拖动</w:t>
-      </w:r>
-    </w:p>
-    <w:p>
-      <w:pPr>
-        <w:pStyle w:val="a9"/>
-        <w:numPr>
-          <w:ilvl w:val="0"/>
-          <w:numId w:val="47"/>
-        </w:numPr>
-        <w:rPr>
-          <w:rFonts w:ascii="Times New Roman" w:eastAsia="宋体" w:hAnsi="Times New Roman" w:cs="Times New Roman"/>
-        </w:rPr>
-      </w:pPr>
-      <w:r>
-        <w:rPr>
-          <w:rFonts w:ascii="Times New Roman" w:eastAsia="宋体" w:hAnsi="Times New Roman" w:cs="Times New Roman" w:hint="eastAsia"/>
-        </w:rPr>
-        <w:t>Delete</w:t>
-      </w:r>
-      <w:r>
-        <w:rPr>
-          <w:rFonts w:ascii="Times New Roman" w:eastAsia="宋体" w:hAnsi="Times New Roman" w:cs="Times New Roman" w:hint="eastAsia"/>
-        </w:rPr>
-        <w:t>键不再作为删除对象的快捷键；每按一次</w:t>
-      </w:r>
-      <w:r>
-        <w:rPr>
-          <w:rFonts w:ascii="Times New Roman" w:eastAsia="宋体" w:hAnsi="Times New Roman" w:cs="Times New Roman" w:hint="eastAsia"/>
-        </w:rPr>
-        <w:t>Delete</w:t>
-      </w:r>
-      <w:r>
-        <w:rPr>
-          <w:rFonts w:ascii="Times New Roman" w:eastAsia="宋体" w:hAnsi="Times New Roman" w:cs="Times New Roman" w:hint="eastAsia"/>
-        </w:rPr>
-        <w:t>，都将删除鼠标所在单元格的各种对象</w:t>
-      </w:r>
-    </w:p>
-    <w:p>
-      <w:pPr>
-        <w:pStyle w:val="a9"/>
-        <w:numPr>
-          <w:ilvl w:val="0"/>
-          <w:numId w:val="47"/>
-        </w:numPr>
-        <w:rPr>
-          <w:rFonts w:ascii="Times New Roman" w:eastAsia="宋体" w:hAnsi="Times New Roman" w:cs="Times New Roman"/>
-        </w:rPr>
-      </w:pPr>
-      <w:r>
-        <w:rPr>
-          <w:rFonts w:ascii="Times New Roman" w:eastAsia="宋体" w:hAnsi="Times New Roman" w:cs="Times New Roman" w:hint="eastAsia"/>
-        </w:rPr>
-        <w:t>修复在部分老旧</w:t>
-      </w:r>
-      <w:r>
-        <w:rPr>
-          <w:rFonts w:ascii="Times New Roman" w:eastAsia="宋体" w:hAnsi="Times New Roman" w:cs="Times New Roman" w:hint="eastAsia"/>
-        </w:rPr>
-        <w:t>CPU</w:t>
-      </w:r>
-      <w:r>
-        <w:rPr>
-          <w:rFonts w:ascii="Times New Roman" w:eastAsia="宋体" w:hAnsi="Times New Roman" w:cs="Times New Roman" w:hint="eastAsia"/>
-        </w:rPr>
-        <w:t>上方向计算错误的</w:t>
-      </w:r>
-      <w:r>
-        <w:rPr>
-          <w:rFonts w:ascii="Times New Roman" w:eastAsia="宋体" w:hAnsi="Times New Roman" w:cs="Times New Roman" w:hint="eastAsia"/>
-        </w:rPr>
-        <w:t>bug</w:t>
-      </w:r>
-    </w:p>
-    <w:p>
-      <w:pPr>
-        <w:pStyle w:val="a9"/>
-        <w:numPr>
-          <w:ilvl w:val="0"/>
-          <w:numId w:val="10"/>
-        </w:numPr>
-        <w:rPr>
-          <w:rFonts w:ascii="Times New Roman" w:eastAsia="宋体" w:hAnsi="Times New Roman" w:cs="Times New Roman"/>
+        <w:t>8</w:t>
+      </w:r>
+      <w:r>
+        <w:rPr>
+          <w:rFonts w:ascii="Times New Roman" w:eastAsia="宋体" w:hAnsi="Times New Roman" w:cs="Times New Roman" w:hint="eastAsia"/>
           <w:b/>
           <w:bCs/>
           <w:sz w:val="28"/>
           <w:szCs w:val="32"/>
         </w:rPr>
-      </w:pPr>
-      <w:r>
-        <w:rPr>
-          <w:rFonts w:ascii="Times New Roman" w:eastAsia="宋体" w:hAnsi="Times New Roman" w:cs="Times New Roman" w:hint="eastAsia"/>
+        <w:t>)</w:t>
+      </w:r>
+    </w:p>
+    <w:p>
+      <w:pPr>
+        <w:pStyle w:val="a9"/>
+        <w:numPr>
+          <w:ilvl w:val="0"/>
+          <w:numId w:val="47"/>
+        </w:numPr>
+        <w:rPr>
+          <w:rFonts w:ascii="Times New Roman" w:eastAsia="宋体" w:hAnsi="Times New Roman" w:cs="Times New Roman"/>
+        </w:rPr>
+      </w:pPr>
+      <w:r>
+        <w:rPr>
+          <w:rFonts w:ascii="Times New Roman" w:eastAsia="宋体" w:hAnsi="Times New Roman" w:cs="Times New Roman" w:hint="eastAsia"/>
+        </w:rPr>
+        <w:t>修复当副屏在主屏幕左侧或上侧时的显示</w:t>
+      </w:r>
+      <w:r>
+        <w:rPr>
+          <w:rFonts w:ascii="Times New Roman" w:eastAsia="宋体" w:hAnsi="Times New Roman" w:cs="Times New Roman" w:hint="eastAsia"/>
+        </w:rPr>
+        <w:t>bug</w:t>
+      </w:r>
+    </w:p>
+    <w:p>
+      <w:pPr>
+        <w:pStyle w:val="a9"/>
+        <w:numPr>
+          <w:ilvl w:val="0"/>
+          <w:numId w:val="47"/>
+        </w:numPr>
+        <w:rPr>
+          <w:rFonts w:ascii="Times New Roman" w:eastAsia="宋体" w:hAnsi="Times New Roman" w:cs="Times New Roman"/>
+        </w:rPr>
+      </w:pPr>
+      <w:r>
+        <w:rPr>
+          <w:rFonts w:ascii="Times New Roman" w:eastAsia="宋体" w:hAnsi="Times New Roman" w:cs="Times New Roman" w:hint="eastAsia"/>
+        </w:rPr>
+        <w:t>自定义</w:t>
+      </w:r>
+      <w:r>
+        <w:rPr>
+          <w:rFonts w:ascii="Times New Roman" w:eastAsia="宋体" w:hAnsi="Times New Roman" w:cs="Times New Roman" w:hint="eastAsia"/>
+        </w:rPr>
+        <w:t>LAT</w:t>
+      </w:r>
+      <w:r>
+        <w:rPr>
+          <w:rFonts w:ascii="Times New Roman" w:eastAsia="宋体" w:hAnsi="Times New Roman" w:cs="Times New Roman" w:hint="eastAsia"/>
+        </w:rPr>
+        <w:t>支持指定</w:t>
+      </w:r>
+      <w:r>
+        <w:rPr>
+          <w:rFonts w:ascii="Times New Roman" w:eastAsia="宋体" w:hAnsi="Times New Roman" w:cs="Times New Roman" w:hint="eastAsia"/>
+        </w:rPr>
+        <w:t>ClearTile</w:t>
+      </w:r>
+      <w:r>
+        <w:rPr>
+          <w:rFonts w:ascii="Times New Roman" w:eastAsia="宋体" w:hAnsi="Times New Roman" w:cs="Times New Roman" w:hint="eastAsia"/>
+        </w:rPr>
+        <w:t>，详见</w:t>
+      </w:r>
+      <w:r>
+        <w:rPr>
+          <w:rFonts w:ascii="Times New Roman" w:eastAsia="宋体" w:hAnsi="Times New Roman" w:cs="Times New Roman" w:hint="eastAsia"/>
+        </w:rPr>
+        <w:t>[LATGroups]</w:t>
+      </w:r>
+    </w:p>
+    <w:p>
+      <w:pPr>
+        <w:pStyle w:val="a9"/>
+        <w:numPr>
+          <w:ilvl w:val="0"/>
+          <w:numId w:val="47"/>
+        </w:numPr>
+        <w:rPr>
+          <w:rFonts w:ascii="Times New Roman" w:eastAsia="宋体" w:hAnsi="Times New Roman" w:cs="Times New Roman"/>
+        </w:rPr>
+      </w:pPr>
+      <w:r>
+        <w:rPr>
+          <w:rFonts w:ascii="Times New Roman" w:eastAsia="宋体" w:hAnsi="Times New Roman" w:cs="Times New Roman" w:hint="eastAsia"/>
+        </w:rPr>
+        <w:t>修复撤销、重做等菜单选项无效的</w:t>
+      </w:r>
+      <w:r>
+        <w:rPr>
+          <w:rFonts w:ascii="Times New Roman" w:eastAsia="宋体" w:hAnsi="Times New Roman" w:cs="Times New Roman" w:hint="eastAsia"/>
+        </w:rPr>
+        <w:t>bug</w:t>
+      </w:r>
+    </w:p>
+    <w:p>
+      <w:pPr>
+        <w:pStyle w:val="a9"/>
+        <w:numPr>
+          <w:ilvl w:val="0"/>
+          <w:numId w:val="47"/>
+        </w:numPr>
+        <w:rPr>
+          <w:rFonts w:ascii="Times New Roman" w:eastAsia="宋体" w:hAnsi="Times New Roman" w:cs="Times New Roman"/>
+        </w:rPr>
+      </w:pPr>
+      <w:r>
+        <w:rPr>
+          <w:rFonts w:ascii="Times New Roman" w:eastAsia="宋体" w:hAnsi="Times New Roman" w:cs="Times New Roman" w:hint="eastAsia"/>
+        </w:rPr>
+        <w:t>优化单位渲染顺序，优化了较大单位被地形遮挡的问题</w:t>
+      </w:r>
+    </w:p>
+    <w:p>
+      <w:pPr>
+        <w:pStyle w:val="a9"/>
+        <w:numPr>
+          <w:ilvl w:val="0"/>
+          <w:numId w:val="47"/>
+        </w:numPr>
+        <w:rPr>
+          <w:rFonts w:ascii="Times New Roman" w:eastAsia="宋体" w:hAnsi="Times New Roman" w:cs="Times New Roman"/>
+        </w:rPr>
+      </w:pPr>
+      <w:r>
+        <w:rPr>
+          <w:rFonts w:ascii="Times New Roman" w:eastAsia="宋体" w:hAnsi="Times New Roman" w:cs="Times New Roman" w:hint="eastAsia"/>
+        </w:rPr>
+        <w:t>修复单位与建筑重叠时，单位</w:t>
+      </w:r>
+      <w:r>
+        <w:rPr>
+          <w:rFonts w:ascii="Times New Roman" w:eastAsia="宋体" w:hAnsi="Times New Roman" w:cs="Times New Roman" w:hint="eastAsia"/>
+        </w:rPr>
+        <w:t>被遮挡</w:t>
+      </w:r>
+      <w:r>
+        <w:rPr>
+          <w:rFonts w:ascii="Times New Roman" w:eastAsia="宋体" w:hAnsi="Times New Roman" w:cs="Times New Roman" w:hint="eastAsia"/>
+        </w:rPr>
+        <w:t>的</w:t>
+      </w:r>
+      <w:r>
+        <w:rPr>
+          <w:rFonts w:ascii="Times New Roman" w:eastAsia="宋体" w:hAnsi="Times New Roman" w:cs="Times New Roman" w:hint="eastAsia"/>
+        </w:rPr>
+        <w:t>bug</w:t>
+      </w:r>
+    </w:p>
+    <w:p>
+      <w:pPr>
+        <w:pStyle w:val="a9"/>
+        <w:numPr>
+          <w:ilvl w:val="0"/>
+          <w:numId w:val="47"/>
+        </w:numPr>
+        <w:rPr>
+          <w:rFonts w:ascii="Times New Roman" w:eastAsia="宋体" w:hAnsi="Times New Roman" w:cs="Times New Roman"/>
+        </w:rPr>
+      </w:pPr>
+      <w:r>
+        <w:rPr>
+          <w:rFonts w:ascii="Times New Roman" w:eastAsia="宋体" w:hAnsi="Times New Roman" w:cs="Times New Roman" w:hint="eastAsia"/>
+        </w:rPr>
+        <w:t>可以正确显示驻军建筑的动画</w:t>
+      </w:r>
+    </w:p>
+    <w:p>
+      <w:pPr>
+        <w:pStyle w:val="a9"/>
+        <w:numPr>
+          <w:ilvl w:val="0"/>
+          <w:numId w:val="47"/>
+        </w:numPr>
+        <w:rPr>
+          <w:rFonts w:ascii="Times New Roman" w:eastAsia="宋体" w:hAnsi="Times New Roman" w:cs="Times New Roman"/>
+        </w:rPr>
+      </w:pPr>
+      <w:r>
+        <w:rPr>
+          <w:rFonts w:ascii="Times New Roman" w:eastAsia="宋体" w:hAnsi="Times New Roman" w:cs="Times New Roman" w:hint="eastAsia"/>
+        </w:rPr>
+        <w:t>可以正确显示生化反应炉的动画，计算初始乘员带来的发电量</w:t>
+      </w:r>
+    </w:p>
+    <w:p>
+      <w:pPr>
+        <w:pStyle w:val="a9"/>
+        <w:numPr>
+          <w:ilvl w:val="0"/>
+          <w:numId w:val="47"/>
+        </w:numPr>
+        <w:rPr>
+          <w:rFonts w:ascii="Times New Roman" w:eastAsia="宋体" w:hAnsi="Times New Roman" w:cs="Times New Roman"/>
+        </w:rPr>
+      </w:pPr>
+      <w:r>
+        <w:rPr>
+          <w:rFonts w:ascii="Times New Roman" w:eastAsia="宋体" w:hAnsi="Times New Roman" w:cs="Times New Roman" w:hint="eastAsia"/>
+        </w:rPr>
+        <w:t>修复撤销重做时没有更新灯光建筑的</w:t>
+      </w:r>
+      <w:r>
+        <w:rPr>
+          <w:rFonts w:ascii="Times New Roman" w:eastAsia="宋体" w:hAnsi="Times New Roman" w:cs="Times New Roman" w:hint="eastAsia"/>
+        </w:rPr>
+        <w:t>bug</w:t>
+      </w:r>
+    </w:p>
+    <w:p>
+      <w:pPr>
+        <w:pStyle w:val="a9"/>
+        <w:numPr>
+          <w:ilvl w:val="0"/>
+          <w:numId w:val="47"/>
+        </w:numPr>
+        <w:rPr>
+          <w:rFonts w:ascii="Times New Roman" w:eastAsia="宋体" w:hAnsi="Times New Roman" w:cs="Times New Roman"/>
+        </w:rPr>
+      </w:pPr>
+      <w:r>
+        <w:rPr>
+          <w:rFonts w:ascii="Times New Roman" w:eastAsia="宋体" w:hAnsi="Times New Roman" w:cs="Times New Roman" w:hint="eastAsia"/>
+        </w:rPr>
+        <w:t>显著</w:t>
+      </w:r>
+      <w:r>
+        <w:rPr>
+          <w:rFonts w:ascii="Times New Roman" w:eastAsia="宋体" w:hAnsi="Times New Roman" w:cs="Times New Roman" w:hint="eastAsia"/>
+        </w:rPr>
+        <w:t>提升</w:t>
+      </w:r>
+      <w:r>
+        <w:rPr>
+          <w:rFonts w:ascii="Times New Roman" w:eastAsia="宋体" w:hAnsi="Times New Roman" w:cs="Times New Roman" w:hint="eastAsia"/>
+        </w:rPr>
+        <w:t>绘图效率</w:t>
+      </w:r>
+      <w:r>
+        <w:rPr>
+          <w:rFonts w:ascii="Times New Roman" w:eastAsia="宋体" w:hAnsi="Times New Roman" w:cs="Times New Roman" w:hint="eastAsia"/>
+        </w:rPr>
+        <w:t>，优化光照沙盒效率</w:t>
+      </w:r>
+    </w:p>
+    <w:p>
+      <w:pPr>
+        <w:pStyle w:val="a9"/>
+        <w:numPr>
+          <w:ilvl w:val="0"/>
+          <w:numId w:val="47"/>
+        </w:numPr>
+        <w:rPr>
+          <w:rFonts w:ascii="Times New Roman" w:eastAsia="宋体" w:hAnsi="Times New Roman" w:cs="Times New Roman"/>
+        </w:rPr>
+      </w:pPr>
+      <w:r>
+        <w:rPr>
+          <w:rFonts w:ascii="Times New Roman" w:eastAsia="宋体" w:hAnsi="Times New Roman" w:cs="Times New Roman" w:hint="eastAsia"/>
+        </w:rPr>
+        <w:t>显著提升触发编辑器、小队编辑器等编辑器的效率</w:t>
+      </w:r>
+    </w:p>
+    <w:p>
+      <w:pPr>
+        <w:pStyle w:val="a9"/>
+        <w:numPr>
+          <w:ilvl w:val="0"/>
+          <w:numId w:val="47"/>
+        </w:numPr>
+        <w:rPr>
+          <w:rFonts w:ascii="Times New Roman" w:eastAsia="宋体" w:hAnsi="Times New Roman" w:cs="Times New Roman"/>
+        </w:rPr>
+      </w:pPr>
+      <w:r>
+        <w:rPr>
+          <w:rFonts w:ascii="Times New Roman" w:eastAsia="宋体" w:hAnsi="Times New Roman" w:cs="Times New Roman" w:hint="eastAsia"/>
+        </w:rPr>
+        <w:t>修复触发列表等列表选中父节点并右键选择“在本组创建触发”时，无法正确为触发添加前缀的</w:t>
+      </w:r>
+      <w:r>
+        <w:rPr>
+          <w:rFonts w:ascii="Times New Roman" w:eastAsia="宋体" w:hAnsi="Times New Roman" w:cs="Times New Roman" w:hint="eastAsia"/>
+        </w:rPr>
+        <w:t>bug</w:t>
+      </w:r>
+    </w:p>
+    <w:p>
+      <w:pPr>
+        <w:pStyle w:val="a9"/>
+        <w:numPr>
+          <w:ilvl w:val="0"/>
+          <w:numId w:val="47"/>
+        </w:numPr>
+        <w:rPr>
+          <w:rFonts w:ascii="Times New Roman" w:eastAsia="宋体" w:hAnsi="Times New Roman" w:cs="Times New Roman"/>
+        </w:rPr>
+      </w:pPr>
+      <w:r>
+        <w:rPr>
+          <w:rFonts w:ascii="Times New Roman" w:eastAsia="宋体" w:hAnsi="Times New Roman" w:cs="Times New Roman" w:hint="eastAsia"/>
+        </w:rPr>
+        <w:t>修复点击触发编辑器事件和行为列表的空白部分，会将当前选项切换至最后一个的</w:t>
+      </w:r>
+      <w:r>
+        <w:rPr>
+          <w:rFonts w:ascii="Times New Roman" w:eastAsia="宋体" w:hAnsi="Times New Roman" w:cs="Times New Roman" w:hint="eastAsia"/>
+        </w:rPr>
+        <w:t>bug</w:t>
+      </w:r>
+    </w:p>
+    <w:p>
+      <w:pPr>
+        <w:pStyle w:val="a9"/>
+        <w:numPr>
+          <w:ilvl w:val="0"/>
+          <w:numId w:val="47"/>
+        </w:numPr>
+        <w:rPr>
+          <w:rFonts w:ascii="Times New Roman" w:eastAsia="宋体" w:hAnsi="Times New Roman" w:cs="Times New Roman"/>
+        </w:rPr>
+      </w:pPr>
+      <w:r>
+        <w:rPr>
+          <w:rFonts w:ascii="Times New Roman" w:eastAsia="宋体" w:hAnsi="Times New Roman" w:cs="Times New Roman" w:hint="eastAsia"/>
+        </w:rPr>
+        <w:t>修复当隧道信息不正确时崩溃的</w:t>
+      </w:r>
+      <w:r>
+        <w:rPr>
+          <w:rFonts w:ascii="Times New Roman" w:eastAsia="宋体" w:hAnsi="Times New Roman" w:cs="Times New Roman" w:hint="eastAsia"/>
+        </w:rPr>
+        <w:t>bug</w:t>
+      </w:r>
+    </w:p>
+    <w:p>
+      <w:pPr>
+        <w:pStyle w:val="a9"/>
+        <w:numPr>
+          <w:ilvl w:val="0"/>
+          <w:numId w:val="47"/>
+        </w:numPr>
+        <w:rPr>
+          <w:rFonts w:ascii="Times New Roman" w:eastAsia="宋体" w:hAnsi="Times New Roman" w:cs="Times New Roman"/>
+        </w:rPr>
+      </w:pPr>
+      <w:r>
+        <w:rPr>
+          <w:rFonts w:ascii="Times New Roman" w:eastAsia="宋体" w:hAnsi="Times New Roman" w:cs="Times New Roman" w:hint="eastAsia"/>
+        </w:rPr>
+        <w:t>修复在地形浏览器中切换过多次后程序无响应的</w:t>
+      </w:r>
+      <w:r>
+        <w:rPr>
+          <w:rFonts w:ascii="Times New Roman" w:eastAsia="宋体" w:hAnsi="Times New Roman" w:cs="Times New Roman" w:hint="eastAsia"/>
+        </w:rPr>
+        <w:t>bug</w:t>
+      </w:r>
+    </w:p>
+    <w:p>
+      <w:pPr>
+        <w:pStyle w:val="a9"/>
+        <w:numPr>
+          <w:ilvl w:val="0"/>
+          <w:numId w:val="47"/>
+        </w:numPr>
+        <w:rPr>
+          <w:rFonts w:ascii="Times New Roman" w:eastAsia="宋体" w:hAnsi="Times New Roman" w:cs="Times New Roman"/>
+        </w:rPr>
+      </w:pPr>
+      <w:r>
+        <w:rPr>
+          <w:rFonts w:ascii="Times New Roman" w:eastAsia="宋体" w:hAnsi="Times New Roman" w:cs="Times New Roman" w:hint="eastAsia"/>
+        </w:rPr>
+        <w:t>显著</w:t>
+      </w:r>
+      <w:r>
+        <w:rPr>
+          <w:rFonts w:ascii="Times New Roman" w:eastAsia="宋体" w:hAnsi="Times New Roman" w:cs="Times New Roman" w:hint="eastAsia"/>
+        </w:rPr>
+        <w:t>优化</w:t>
+      </w:r>
+      <w:r>
+        <w:rPr>
+          <w:rFonts w:ascii="Times New Roman" w:eastAsia="宋体" w:hAnsi="Times New Roman" w:cs="Times New Roman" w:hint="eastAsia"/>
+        </w:rPr>
+        <w:t>使用新的</w:t>
+      </w:r>
+      <w:r>
+        <w:rPr>
+          <w:rFonts w:ascii="Times New Roman" w:eastAsia="宋体" w:hAnsi="Times New Roman" w:cs="Times New Roman" w:hint="eastAsia"/>
+        </w:rPr>
+        <w:t>MIX</w:t>
+      </w:r>
+      <w:r>
+        <w:rPr>
+          <w:rFonts w:ascii="Times New Roman" w:eastAsia="宋体" w:hAnsi="Times New Roman" w:cs="Times New Roman" w:hint="eastAsia"/>
+        </w:rPr>
+        <w:t>加载器时的</w:t>
+      </w:r>
+      <w:r>
+        <w:rPr>
+          <w:rFonts w:ascii="Times New Roman" w:eastAsia="宋体" w:hAnsi="Times New Roman" w:cs="Times New Roman" w:hint="eastAsia"/>
+        </w:rPr>
+        <w:t>启动加载时间</w:t>
+      </w:r>
+    </w:p>
+    <w:p>
+      <w:pPr>
+        <w:pStyle w:val="a9"/>
+        <w:numPr>
+          <w:ilvl w:val="0"/>
+          <w:numId w:val="47"/>
+        </w:numPr>
+        <w:rPr>
+          <w:rFonts w:ascii="Times New Roman" w:eastAsia="宋体" w:hAnsi="Times New Roman" w:cs="Times New Roman"/>
+        </w:rPr>
+      </w:pPr>
+      <w:r>
+        <w:rPr>
+          <w:rFonts w:ascii="Times New Roman" w:eastAsia="宋体" w:hAnsi="Times New Roman" w:cs="Times New Roman" w:hint="eastAsia"/>
+        </w:rPr>
+        <w:t>优化</w:t>
+      </w:r>
+      <w:r>
+        <w:rPr>
+          <w:rFonts w:ascii="Times New Roman" w:eastAsia="宋体" w:hAnsi="Times New Roman" w:cs="Times New Roman" w:hint="eastAsia"/>
+        </w:rPr>
+        <w:t>VXL</w:t>
+      </w:r>
+      <w:r>
+        <w:rPr>
+          <w:rFonts w:ascii="Times New Roman" w:eastAsia="宋体" w:hAnsi="Times New Roman" w:cs="Times New Roman" w:hint="eastAsia"/>
+        </w:rPr>
+        <w:t>单位</w:t>
+      </w:r>
+      <w:r>
+        <w:rPr>
+          <w:rFonts w:ascii="Times New Roman" w:eastAsia="宋体" w:hAnsi="Times New Roman" w:cs="Times New Roman" w:hint="eastAsia"/>
+        </w:rPr>
+        <w:t>加载</w:t>
+      </w:r>
+      <w:r>
+        <w:rPr>
+          <w:rFonts w:ascii="Times New Roman" w:eastAsia="宋体" w:hAnsi="Times New Roman" w:cs="Times New Roman" w:hint="eastAsia"/>
+        </w:rPr>
+        <w:t>时间</w:t>
+      </w:r>
+    </w:p>
+    <w:p>
+      <w:pPr>
+        <w:pStyle w:val="a9"/>
+        <w:numPr>
+          <w:ilvl w:val="0"/>
+          <w:numId w:val="47"/>
+        </w:numPr>
+        <w:rPr>
+          <w:rFonts w:ascii="Times New Roman" w:eastAsia="宋体" w:hAnsi="Times New Roman" w:cs="Times New Roman"/>
+        </w:rPr>
+      </w:pPr>
+      <w:r>
+        <w:rPr>
+          <w:rFonts w:ascii="Times New Roman" w:eastAsia="宋体" w:hAnsi="Times New Roman" w:cs="Times New Roman" w:hint="eastAsia"/>
+        </w:rPr>
+        <w:t>修复当地图存在超出有效索引的单元格时，加载地图时可能崩溃的</w:t>
+      </w:r>
+      <w:r>
+        <w:rPr>
+          <w:rFonts w:ascii="Times New Roman" w:eastAsia="宋体" w:hAnsi="Times New Roman" w:cs="Times New Roman" w:hint="eastAsia"/>
+        </w:rPr>
+        <w:t>bug</w:t>
+      </w:r>
+    </w:p>
+    <w:p>
+      <w:pPr>
+        <w:pStyle w:val="a9"/>
+        <w:numPr>
+          <w:ilvl w:val="0"/>
+          <w:numId w:val="47"/>
+        </w:numPr>
+        <w:rPr>
+          <w:rFonts w:ascii="Times New Roman" w:eastAsia="宋体" w:hAnsi="Times New Roman" w:cs="Times New Roman"/>
+        </w:rPr>
+      </w:pPr>
+      <w:r>
+        <w:rPr>
+          <w:rFonts w:ascii="Times New Roman" w:eastAsia="宋体" w:hAnsi="Times New Roman" w:cs="Times New Roman" w:hint="eastAsia"/>
+        </w:rPr>
+        <w:t>修复双击触发编辑器行为列表的上移下移按钮时不响应的</w:t>
+      </w:r>
+      <w:r>
+        <w:rPr>
+          <w:rFonts w:ascii="Times New Roman" w:eastAsia="宋体" w:hAnsi="Times New Roman" w:cs="Times New Roman" w:hint="eastAsia"/>
+        </w:rPr>
+        <w:t>bug</w:t>
+      </w:r>
+    </w:p>
+    <w:p>
+      <w:pPr>
+        <w:pStyle w:val="a9"/>
+        <w:numPr>
+          <w:ilvl w:val="0"/>
+          <w:numId w:val="47"/>
+        </w:numPr>
+        <w:rPr>
+          <w:rFonts w:ascii="Times New Roman" w:eastAsia="宋体" w:hAnsi="Times New Roman" w:cs="Times New Roman"/>
+        </w:rPr>
+      </w:pPr>
+      <w:r>
+        <w:rPr>
+          <w:rFonts w:ascii="Times New Roman" w:eastAsia="宋体" w:hAnsi="Times New Roman" w:cs="Times New Roman" w:hint="eastAsia"/>
+        </w:rPr>
+        <w:lastRenderedPageBreak/>
+        <w:t>优化覆盖物加载策略，即使素材文件内部标记有误，也会加载前一半图像</w:t>
+      </w:r>
+    </w:p>
+    <w:p>
+      <w:pPr>
+        <w:pStyle w:val="a9"/>
+        <w:numPr>
+          <w:ilvl w:val="0"/>
+          <w:numId w:val="47"/>
+        </w:numPr>
+        <w:rPr>
+          <w:rFonts w:ascii="Times New Roman" w:eastAsia="宋体" w:hAnsi="Times New Roman" w:cs="Times New Roman"/>
+        </w:rPr>
+      </w:pPr>
+      <w:r>
+        <w:rPr>
+          <w:rFonts w:ascii="Times New Roman" w:eastAsia="宋体" w:hAnsi="Times New Roman" w:cs="Times New Roman" w:hint="eastAsia"/>
+        </w:rPr>
+        <w:t>修复部分情况下随机放置对象不显示图标的</w:t>
+      </w:r>
+      <w:r>
+        <w:rPr>
+          <w:rFonts w:ascii="Times New Roman" w:eastAsia="宋体" w:hAnsi="Times New Roman" w:cs="Times New Roman" w:hint="eastAsia"/>
+        </w:rPr>
+        <w:t>bug</w:t>
+      </w:r>
+    </w:p>
+    <w:p>
+      <w:pPr>
+        <w:pStyle w:val="a9"/>
+        <w:numPr>
+          <w:ilvl w:val="0"/>
+          <w:numId w:val="47"/>
+        </w:numPr>
+        <w:rPr>
+          <w:rFonts w:ascii="Times New Roman" w:eastAsia="宋体" w:hAnsi="Times New Roman" w:cs="Times New Roman"/>
+        </w:rPr>
+      </w:pPr>
+      <w:r>
+        <w:rPr>
+          <w:rFonts w:ascii="Times New Roman" w:eastAsia="宋体" w:hAnsi="Times New Roman" w:cs="Times New Roman" w:hint="eastAsia"/>
+        </w:rPr>
+        <w:t>为所属方窗口补充缺失的翻译</w:t>
+      </w:r>
+    </w:p>
+    <w:p>
+      <w:pPr>
+        <w:pStyle w:val="a9"/>
+        <w:numPr>
+          <w:ilvl w:val="0"/>
+          <w:numId w:val="47"/>
+        </w:numPr>
+        <w:rPr>
+          <w:rFonts w:ascii="Times New Roman" w:eastAsia="宋体" w:hAnsi="Times New Roman" w:cs="Times New Roman"/>
+        </w:rPr>
+      </w:pPr>
+      <w:r>
+        <w:rPr>
+          <w:rFonts w:ascii="Times New Roman" w:eastAsia="宋体" w:hAnsi="Times New Roman" w:cs="Times New Roman" w:hint="eastAsia"/>
+        </w:rPr>
+        <w:t>优化</w:t>
+      </w:r>
+      <w:r>
+        <w:rPr>
+          <w:rFonts w:ascii="Times New Roman" w:eastAsia="宋体" w:hAnsi="Times New Roman" w:cs="Times New Roman" w:hint="eastAsia"/>
+        </w:rPr>
+        <w:t>CSF</w:t>
+      </w:r>
+      <w:r>
+        <w:rPr>
+          <w:rFonts w:ascii="Times New Roman" w:eastAsia="宋体" w:hAnsi="Times New Roman" w:cs="Times New Roman" w:hint="eastAsia"/>
+        </w:rPr>
+        <w:t>浏览器性能</w:t>
+      </w:r>
+    </w:p>
+    <w:p>
+      <w:pPr>
+        <w:pStyle w:val="a9"/>
+        <w:numPr>
+          <w:ilvl w:val="0"/>
+          <w:numId w:val="47"/>
+        </w:numPr>
+        <w:rPr>
+          <w:rFonts w:ascii="Times New Roman" w:eastAsia="宋体" w:hAnsi="Times New Roman" w:cs="Times New Roman"/>
+        </w:rPr>
+      </w:pPr>
+      <w:r>
+        <w:rPr>
+          <w:rFonts w:ascii="Times New Roman" w:eastAsia="宋体" w:hAnsi="Times New Roman" w:cs="Times New Roman" w:hint="eastAsia"/>
+        </w:rPr>
+        <w:t>修复地形的</w:t>
+      </w:r>
+      <w:r>
+        <w:rPr>
+          <w:rFonts w:ascii="Times New Roman" w:eastAsia="宋体" w:hAnsi="Times New Roman" w:cs="Times New Roman" w:hint="eastAsia"/>
+        </w:rPr>
+        <w:t>ExtraImage</w:t>
+      </w:r>
+      <w:r>
+        <w:rPr>
+          <w:rFonts w:ascii="Times New Roman" w:eastAsia="宋体" w:hAnsi="Times New Roman" w:cs="Times New Roman" w:hint="eastAsia"/>
+        </w:rPr>
+        <w:t>部分情况下会渲染在其他地形上的</w:t>
+      </w:r>
+      <w:r>
+        <w:rPr>
+          <w:rFonts w:ascii="Times New Roman" w:eastAsia="宋体" w:hAnsi="Times New Roman" w:cs="Times New Roman" w:hint="eastAsia"/>
+        </w:rPr>
+        <w:t>bug</w:t>
+      </w:r>
+    </w:p>
+    <w:p>
+      <w:pPr>
+        <w:pStyle w:val="a9"/>
+        <w:numPr>
+          <w:ilvl w:val="0"/>
+          <w:numId w:val="47"/>
+        </w:numPr>
+        <w:rPr>
+          <w:rFonts w:ascii="Times New Roman" w:eastAsia="宋体" w:hAnsi="Times New Roman" w:cs="Times New Roman"/>
+        </w:rPr>
+      </w:pPr>
+      <w:r>
+        <w:rPr>
+          <w:rFonts w:ascii="Times New Roman" w:eastAsia="宋体" w:hAnsi="Times New Roman" w:cs="Times New Roman" w:hint="eastAsia"/>
+        </w:rPr>
+        <w:t>支持</w:t>
+      </w:r>
+      <w:r>
+        <w:rPr>
+          <w:rFonts w:ascii="Times New Roman" w:eastAsia="宋体" w:hAnsi="Times New Roman" w:cs="Times New Roman" w:hint="eastAsia"/>
+        </w:rPr>
+        <w:t>64</w:t>
+      </w:r>
+      <w:r>
+        <w:rPr>
+          <w:rFonts w:ascii="Times New Roman" w:eastAsia="宋体" w:hAnsi="Times New Roman" w:cs="Times New Roman" w:hint="eastAsia"/>
+        </w:rPr>
+        <w:t>向建筑炮塔图像的加载</w:t>
+      </w:r>
+    </w:p>
+    <w:p>
+      <w:pPr>
+        <w:pStyle w:val="a9"/>
+        <w:numPr>
+          <w:ilvl w:val="0"/>
+          <w:numId w:val="47"/>
+        </w:numPr>
+        <w:rPr>
+          <w:rFonts w:ascii="Times New Roman" w:eastAsia="宋体" w:hAnsi="Times New Roman" w:cs="Times New Roman"/>
+        </w:rPr>
+      </w:pPr>
+      <w:r>
+        <w:rPr>
+          <w:rFonts w:ascii="Times New Roman" w:eastAsia="宋体" w:hAnsi="Times New Roman" w:cs="Times New Roman" w:hint="eastAsia"/>
+        </w:rPr>
+        <w:t>支持建筑炮塔动画（</w:t>
+      </w:r>
+      <w:r>
+        <w:rPr>
+          <w:rFonts w:ascii="Times New Roman" w:eastAsia="宋体" w:hAnsi="Times New Roman" w:cs="Times New Roman" w:hint="eastAsia"/>
+        </w:rPr>
+        <w:t>TurretAnim.IdleFrames</w:t>
+      </w:r>
+      <w:r>
+        <w:rPr>
+          <w:rFonts w:ascii="Times New Roman" w:eastAsia="宋体" w:hAnsi="Times New Roman" w:cs="Times New Roman" w:hint="eastAsia"/>
+        </w:rPr>
+        <w:t>）</w:t>
+      </w:r>
+    </w:p>
+    <w:p>
+      <w:pPr>
+        <w:pStyle w:val="a9"/>
+        <w:numPr>
+          <w:ilvl w:val="0"/>
+          <w:numId w:val="47"/>
+        </w:numPr>
+        <w:rPr>
+          <w:rFonts w:ascii="Times New Roman" w:eastAsia="宋体" w:hAnsi="Times New Roman" w:cs="Times New Roman"/>
+        </w:rPr>
+      </w:pPr>
+      <w:r>
+        <w:rPr>
+          <w:rFonts w:ascii="Times New Roman" w:eastAsia="宋体" w:hAnsi="Times New Roman" w:cs="Times New Roman" w:hint="eastAsia"/>
+        </w:rPr>
+        <w:t>AI</w:t>
+      </w:r>
+      <w:r>
+        <w:rPr>
+          <w:rFonts w:ascii="Times New Roman" w:eastAsia="宋体" w:hAnsi="Times New Roman" w:cs="Times New Roman" w:hint="eastAsia"/>
+        </w:rPr>
+        <w:t>触发编辑器的激活条件支持自定义，详见</w:t>
+      </w:r>
+      <w:r>
+        <w:rPr>
+          <w:rFonts w:ascii="Times New Roman" w:eastAsia="宋体" w:hAnsi="Times New Roman" w:cs="Times New Roman" w:hint="eastAsia"/>
+        </w:rPr>
+        <w:t>AITriggerConditionTypes</w:t>
+      </w:r>
+    </w:p>
+    <w:p>
+      <w:pPr>
+        <w:pStyle w:val="a9"/>
+        <w:numPr>
+          <w:ilvl w:val="0"/>
+          <w:numId w:val="47"/>
+        </w:numPr>
+        <w:rPr>
+          <w:rFonts w:ascii="Times New Roman" w:eastAsia="宋体" w:hAnsi="Times New Roman" w:cs="Times New Roman"/>
+        </w:rPr>
+      </w:pPr>
+      <w:r>
+        <w:rPr>
+          <w:rFonts w:ascii="Times New Roman" w:eastAsia="宋体" w:hAnsi="Times New Roman" w:cs="Times New Roman" w:hint="eastAsia"/>
+        </w:rPr>
+        <w:t>修复通用格式刷同时应用于多种不同对象时，</w:t>
+      </w:r>
+      <w:r>
+        <w:rPr>
+          <w:rFonts w:ascii="Times New Roman" w:eastAsia="宋体" w:hAnsi="Times New Roman" w:cs="Times New Roman" w:hint="eastAsia"/>
+        </w:rPr>
+        <w:t>历史记录</w:t>
+      </w:r>
+      <w:r>
+        <w:rPr>
+          <w:rFonts w:ascii="Times New Roman" w:eastAsia="宋体" w:hAnsi="Times New Roman" w:cs="Times New Roman" w:hint="eastAsia"/>
+        </w:rPr>
+        <w:t>错误的</w:t>
+      </w:r>
+      <w:r>
+        <w:rPr>
+          <w:rFonts w:ascii="Times New Roman" w:eastAsia="宋体" w:hAnsi="Times New Roman" w:cs="Times New Roman" w:hint="eastAsia"/>
+        </w:rPr>
+        <w:t>bug</w:t>
+      </w:r>
+      <w:r>
+        <w:rPr>
+          <w:rFonts w:ascii="Times New Roman" w:eastAsia="宋体" w:hAnsi="Times New Roman" w:cs="Times New Roman" w:hint="eastAsia"/>
+        </w:rPr>
+        <w:t>，添加修改实时预览</w:t>
+      </w:r>
+    </w:p>
+    <w:p>
+      <w:pPr>
+        <w:pStyle w:val="a9"/>
+        <w:numPr>
+          <w:ilvl w:val="0"/>
+          <w:numId w:val="47"/>
+        </w:numPr>
+        <w:rPr>
+          <w:rFonts w:ascii="Times New Roman" w:eastAsia="宋体" w:hAnsi="Times New Roman" w:cs="Times New Roman"/>
+        </w:rPr>
+      </w:pPr>
+      <w:r>
+        <w:rPr>
+          <w:rFonts w:ascii="Times New Roman" w:eastAsia="宋体" w:hAnsi="Times New Roman" w:cs="Times New Roman" w:hint="eastAsia"/>
+        </w:rPr>
+        <w:t>占地面积大于</w:t>
+      </w:r>
+      <w:r>
+        <w:rPr>
+          <w:rFonts w:ascii="Times New Roman" w:eastAsia="宋体" w:hAnsi="Times New Roman" w:cs="Times New Roman" w:hint="eastAsia"/>
+        </w:rPr>
+        <w:t>1x1</w:t>
+      </w:r>
+      <w:r>
+        <w:rPr>
+          <w:rFonts w:ascii="Times New Roman" w:eastAsia="宋体" w:hAnsi="Times New Roman" w:cs="Times New Roman" w:hint="eastAsia"/>
+        </w:rPr>
+        <w:t>的污染可以在非原点格子拖动</w:t>
+      </w:r>
+    </w:p>
+    <w:p>
+      <w:pPr>
+        <w:pStyle w:val="a9"/>
+        <w:numPr>
+          <w:ilvl w:val="0"/>
+          <w:numId w:val="47"/>
+        </w:numPr>
+        <w:rPr>
+          <w:rFonts w:ascii="Times New Roman" w:eastAsia="宋体" w:hAnsi="Times New Roman" w:cs="Times New Roman"/>
+        </w:rPr>
+      </w:pPr>
+      <w:r>
+        <w:rPr>
+          <w:rFonts w:ascii="Times New Roman" w:eastAsia="宋体" w:hAnsi="Times New Roman" w:cs="Times New Roman" w:hint="eastAsia"/>
+        </w:rPr>
+        <w:t>Delete</w:t>
+      </w:r>
+      <w:r>
+        <w:rPr>
+          <w:rFonts w:ascii="Times New Roman" w:eastAsia="宋体" w:hAnsi="Times New Roman" w:cs="Times New Roman" w:hint="eastAsia"/>
+        </w:rPr>
+        <w:t>键不再作为删除对象的快捷键；每按一次</w:t>
+      </w:r>
+      <w:r>
+        <w:rPr>
+          <w:rFonts w:ascii="Times New Roman" w:eastAsia="宋体" w:hAnsi="Times New Roman" w:cs="Times New Roman" w:hint="eastAsia"/>
+        </w:rPr>
+        <w:t>Delete</w:t>
+      </w:r>
+      <w:r>
+        <w:rPr>
+          <w:rFonts w:ascii="Times New Roman" w:eastAsia="宋体" w:hAnsi="Times New Roman" w:cs="Times New Roman" w:hint="eastAsia"/>
+        </w:rPr>
+        <w:t>，都将删除鼠标所在单元格的各种对象</w:t>
+      </w:r>
+    </w:p>
+    <w:p>
+      <w:pPr>
+        <w:pStyle w:val="a9"/>
+        <w:numPr>
+          <w:ilvl w:val="0"/>
+          <w:numId w:val="47"/>
+        </w:numPr>
+        <w:rPr>
+          <w:rFonts w:ascii="Times New Roman" w:eastAsia="宋体" w:hAnsi="Times New Roman" w:cs="Times New Roman"/>
+        </w:rPr>
+      </w:pPr>
+      <w:r>
+        <w:rPr>
+          <w:rFonts w:ascii="Times New Roman" w:eastAsia="宋体" w:hAnsi="Times New Roman" w:cs="Times New Roman" w:hint="eastAsia"/>
+        </w:rPr>
+        <w:t>修复在部分老旧</w:t>
+      </w:r>
+      <w:r>
+        <w:rPr>
+          <w:rFonts w:ascii="Times New Roman" w:eastAsia="宋体" w:hAnsi="Times New Roman" w:cs="Times New Roman" w:hint="eastAsia"/>
+        </w:rPr>
+        <w:t>CPU</w:t>
+      </w:r>
+      <w:r>
+        <w:rPr>
+          <w:rFonts w:ascii="Times New Roman" w:eastAsia="宋体" w:hAnsi="Times New Roman" w:cs="Times New Roman" w:hint="eastAsia"/>
+        </w:rPr>
+        <w:t>上方向计算错误的</w:t>
+      </w:r>
+      <w:r>
+        <w:rPr>
+          <w:rFonts w:ascii="Times New Roman" w:eastAsia="宋体" w:hAnsi="Times New Roman" w:cs="Times New Roman" w:hint="eastAsia"/>
+        </w:rPr>
+        <w:t>bug</w:t>
+      </w:r>
+    </w:p>
+    <w:p>
+      <w:pPr>
+        <w:pStyle w:val="a9"/>
+        <w:numPr>
+          <w:ilvl w:val="0"/>
+          <w:numId w:val="10"/>
+        </w:numPr>
+        <w:rPr>
+          <w:rFonts w:ascii="Times New Roman" w:eastAsia="宋体" w:hAnsi="Times New Roman" w:cs="Times New Roman"/>
           <w:b/>
           <w:bCs/>
           <w:sz w:val="28"/>
           <w:szCs w:val="32"/>
         </w:rPr>
-        <w:t>1.4.1 (2026.04.</w:t>
-      </w:r>
+      </w:pPr>
       <w:r>
         <w:rPr>
           <w:rFonts w:ascii="Times New Roman" w:eastAsia="宋体" w:hAnsi="Times New Roman" w:cs="Times New Roman" w:hint="eastAsia"/>
@@ -1338,7 +1392,7 @@
           <w:sz w:val="28"/>
           <w:szCs w:val="32"/>
         </w:rPr>
-        <w:t>1</w:t>
+        <w:t>1.4.1 (2026.04.</w:t>
       </w:r>
       <w:r>
         <w:rPr>
@@ -1348,7 +1402,7 @@
           <w:sz w:val="28"/>
           <w:szCs w:val="32"/>
         </w:rPr>
-        <w:t>5</w:t>
+        <w:t>1</w:t>
       </w:r>
       <w:r>
         <w:rPr>
@@ -1358,513 +1412,523 @@
           <w:sz w:val="28"/>
           <w:szCs w:val="32"/>
         </w:rPr>
-        <w:t>)</w:t>
-      </w:r>
-    </w:p>
-    <w:p>
-      <w:pPr>
-        <w:pStyle w:val="a9"/>
-        <w:numPr>
-          <w:ilvl w:val="0"/>
-          <w:numId w:val="46"/>
-        </w:numPr>
-        <w:rPr>
-          <w:rFonts w:ascii="Times New Roman" w:eastAsia="宋体" w:hAnsi="Times New Roman" w:cs="Times New Roman"/>
-        </w:rPr>
-      </w:pPr>
-      <w:r>
-        <w:rPr>
-          <w:rFonts w:ascii="Times New Roman" w:eastAsia="宋体" w:hAnsi="Times New Roman" w:cs="Times New Roman" w:hint="eastAsia"/>
-        </w:rPr>
-        <w:t>修复重新加载图像或修改地图大小后无法在物品浏览器中摆放建筑等对象的</w:t>
-      </w:r>
-      <w:r>
-        <w:rPr>
-          <w:rFonts w:ascii="Times New Roman" w:eastAsia="宋体" w:hAnsi="Times New Roman" w:cs="Times New Roman" w:hint="eastAsia"/>
-        </w:rPr>
-        <w:t>bug</w:t>
-      </w:r>
-    </w:p>
-    <w:p>
-      <w:pPr>
-        <w:pStyle w:val="a9"/>
-        <w:numPr>
-          <w:ilvl w:val="0"/>
-          <w:numId w:val="46"/>
-        </w:numPr>
-        <w:rPr>
-          <w:rFonts w:ascii="Times New Roman" w:eastAsia="宋体" w:hAnsi="Times New Roman" w:cs="Times New Roman"/>
-        </w:rPr>
-      </w:pPr>
-      <w:r>
-        <w:rPr>
-          <w:rFonts w:ascii="Times New Roman" w:eastAsia="宋体" w:hAnsi="Times New Roman" w:cs="Times New Roman" w:hint="eastAsia"/>
-        </w:rPr>
-        <w:t>修复部分情况下加载有透明动画的建筑阴影会导致崩溃的</w:t>
-      </w:r>
-      <w:r>
-        <w:rPr>
-          <w:rFonts w:ascii="Times New Roman" w:eastAsia="宋体" w:hAnsi="Times New Roman" w:cs="Times New Roman" w:hint="eastAsia"/>
-        </w:rPr>
-        <w:t>bug</w:t>
-      </w:r>
-    </w:p>
-    <w:p>
-      <w:pPr>
-        <w:pStyle w:val="a9"/>
-        <w:numPr>
-          <w:ilvl w:val="0"/>
-          <w:numId w:val="46"/>
-        </w:numPr>
-        <w:rPr>
-          <w:rFonts w:ascii="Times New Roman" w:eastAsia="宋体" w:hAnsi="Times New Roman" w:cs="Times New Roman"/>
-        </w:rPr>
-      </w:pPr>
-      <w:r>
-        <w:rPr>
-          <w:rFonts w:ascii="Times New Roman" w:eastAsia="宋体" w:hAnsi="Times New Roman" w:cs="Times New Roman" w:hint="eastAsia"/>
-        </w:rPr>
-        <w:t>修复绘制连接地形绘制悬崖时悬崖补角高度不正确的</w:t>
-      </w:r>
-      <w:r>
-        <w:rPr>
-          <w:rFonts w:ascii="Times New Roman" w:eastAsia="宋体" w:hAnsi="Times New Roman" w:cs="Times New Roman" w:hint="eastAsia"/>
-        </w:rPr>
-        <w:t>bug</w:t>
-      </w:r>
-    </w:p>
-    <w:p>
-      <w:pPr>
-        <w:pStyle w:val="a9"/>
-        <w:numPr>
-          <w:ilvl w:val="0"/>
-          <w:numId w:val="46"/>
-        </w:numPr>
-        <w:rPr>
-          <w:rFonts w:ascii="Times New Roman" w:eastAsia="宋体" w:hAnsi="Times New Roman" w:cs="Times New Roman"/>
-        </w:rPr>
-      </w:pPr>
-      <w:r>
-        <w:rPr>
-          <w:rFonts w:ascii="Times New Roman" w:eastAsia="宋体" w:hAnsi="Times New Roman" w:cs="Times New Roman" w:hint="eastAsia"/>
-        </w:rPr>
-        <w:t>优化效率和稳定性</w:t>
-      </w:r>
-    </w:p>
-    <w:p>
-      <w:pPr>
-        <w:pStyle w:val="a9"/>
-        <w:numPr>
-          <w:ilvl w:val="0"/>
-          <w:numId w:val="46"/>
-        </w:numPr>
-        <w:rPr>
-          <w:rFonts w:ascii="Times New Roman" w:eastAsia="宋体" w:hAnsi="Times New Roman" w:cs="Times New Roman"/>
-        </w:rPr>
-      </w:pPr>
-      <w:r>
-        <w:rPr>
-          <w:rFonts w:ascii="Times New Roman" w:eastAsia="宋体" w:hAnsi="Times New Roman" w:cs="Times New Roman" w:hint="eastAsia"/>
-        </w:rPr>
-        <w:t>支持在副屏上显示绘图界面</w:t>
-      </w:r>
-      <w:r>
-        <w:rPr>
-          <w:rFonts w:ascii="Times New Roman" w:eastAsia="宋体" w:hAnsi="Times New Roman" w:cs="Times New Roman" w:hint="eastAsia"/>
-        </w:rPr>
-        <w:t>、支持跨屏幕显示</w:t>
-      </w:r>
-      <w:r>
-        <w:rPr>
-          <w:rFonts w:ascii="Times New Roman" w:eastAsia="宋体" w:hAnsi="Times New Roman" w:cs="Times New Roman" w:hint="eastAsia"/>
-        </w:rPr>
-        <w:t>，详见</w:t>
-      </w:r>
-      <w:r>
-        <w:rPr>
-          <w:rFonts w:ascii="Times New Roman" w:eastAsia="宋体" w:hAnsi="Times New Roman" w:cs="Times New Roman" w:hint="eastAsia"/>
-        </w:rPr>
-        <w:t>SecondScreenSupport</w:t>
-      </w:r>
-    </w:p>
-    <w:p>
-      <w:pPr>
-        <w:pStyle w:val="a9"/>
-        <w:numPr>
-          <w:ilvl w:val="0"/>
-          <w:numId w:val="46"/>
-        </w:numPr>
-        <w:rPr>
-          <w:rFonts w:ascii="Times New Roman" w:eastAsia="宋体" w:hAnsi="Times New Roman" w:cs="Times New Roman"/>
-        </w:rPr>
-      </w:pPr>
-      <w:r>
-        <w:rPr>
-          <w:rFonts w:ascii="Times New Roman" w:eastAsia="宋体" w:hAnsi="Times New Roman" w:cs="Times New Roman" w:hint="eastAsia"/>
-        </w:rPr>
-        <w:t>距离工具箱支持放置圆形</w:t>
-      </w:r>
-      <w:r>
-        <w:rPr>
-          <w:rFonts w:ascii="Times New Roman" w:eastAsia="宋体" w:hAnsi="Times New Roman" w:cs="Times New Roman" w:hint="eastAsia"/>
-        </w:rPr>
-        <w:t>，增加线段工具</w:t>
-      </w:r>
-      <w:r>
-        <w:rPr>
-          <w:rFonts w:ascii="Times New Roman" w:eastAsia="宋体" w:hAnsi="Times New Roman" w:cs="Times New Roman" w:hint="eastAsia"/>
-        </w:rPr>
-        <w:t>，修改地图大小时支持跟随</w:t>
-      </w:r>
-      <w:r>
-        <w:rPr>
-          <w:rFonts w:ascii="Times New Roman" w:eastAsia="宋体" w:hAnsi="Times New Roman" w:cs="Times New Roman" w:hint="eastAsia"/>
-        </w:rPr>
-        <w:t>，支持撤销重做</w:t>
-      </w:r>
-    </w:p>
-    <w:p>
-      <w:pPr>
-        <w:pStyle w:val="a9"/>
-        <w:numPr>
-          <w:ilvl w:val="0"/>
-          <w:numId w:val="46"/>
-        </w:numPr>
-        <w:rPr>
-          <w:rFonts w:ascii="Times New Roman" w:eastAsia="宋体" w:hAnsi="Times New Roman" w:cs="Times New Roman"/>
-        </w:rPr>
-      </w:pPr>
-      <w:r>
-        <w:rPr>
-          <w:rFonts w:ascii="Times New Roman" w:eastAsia="宋体" w:hAnsi="Times New Roman" w:cs="Times New Roman" w:hint="eastAsia"/>
-        </w:rPr>
-        <w:t>优化更改地图大小工具的效率</w:t>
-      </w:r>
-    </w:p>
-    <w:p>
-      <w:pPr>
-        <w:pStyle w:val="a9"/>
-        <w:numPr>
-          <w:ilvl w:val="0"/>
-          <w:numId w:val="46"/>
-        </w:numPr>
-        <w:rPr>
-          <w:rFonts w:ascii="Times New Roman" w:eastAsia="宋体" w:hAnsi="Times New Roman" w:cs="Times New Roman"/>
-        </w:rPr>
-      </w:pPr>
-      <w:r>
-        <w:rPr>
-          <w:rFonts w:ascii="Times New Roman" w:eastAsia="宋体" w:hAnsi="Times New Roman" w:cs="Times New Roman" w:hint="eastAsia"/>
-        </w:rPr>
-        <w:t>对象查看器可以加载</w:t>
-      </w:r>
-      <w:r>
-        <w:rPr>
-          <w:rFonts w:ascii="Times New Roman" w:eastAsia="宋体" w:hAnsi="Times New Roman" w:cs="Times New Roman" w:hint="eastAsia"/>
-        </w:rPr>
-        <w:t>ObjectBrowser.SmudgeTypes</w:t>
-      </w:r>
-      <w:r>
-        <w:rPr>
-          <w:rFonts w:ascii="Times New Roman" w:eastAsia="宋体" w:hAnsi="Times New Roman" w:cs="Times New Roman" w:hint="eastAsia"/>
-        </w:rPr>
-        <w:t>、</w:t>
-      </w:r>
-      <w:r>
-        <w:rPr>
-          <w:rFonts w:ascii="Times New Roman" w:eastAsia="宋体" w:hAnsi="Times New Roman" w:cs="Times New Roman" w:hint="eastAsia"/>
-        </w:rPr>
-        <w:t>ObjectBrowser.TerrainTypes</w:t>
-      </w:r>
-      <w:r>
-        <w:rPr>
-          <w:rFonts w:ascii="Times New Roman" w:eastAsia="宋体" w:hAnsi="Times New Roman" w:cs="Times New Roman" w:hint="eastAsia"/>
-        </w:rPr>
-        <w:t>、</w:t>
-      </w:r>
-      <w:r>
-        <w:rPr>
-          <w:rFonts w:ascii="Times New Roman" w:eastAsia="宋体" w:hAnsi="Times New Roman" w:cs="Times New Roman" w:hint="eastAsia"/>
-        </w:rPr>
-        <w:t>ObjectBrowser.TerrainTypes</w:t>
-      </w:r>
-      <w:r>
-        <w:rPr>
-          <w:rFonts w:ascii="Times New Roman" w:eastAsia="宋体" w:hAnsi="Times New Roman" w:cs="Times New Roman" w:hint="eastAsia"/>
-        </w:rPr>
-        <w:t>的分类，详见</w:t>
-      </w:r>
-      <w:r>
-        <w:rPr>
-          <w:rFonts w:ascii="Times New Roman" w:eastAsia="宋体" w:hAnsi="Times New Roman" w:cs="Times New Roman" w:hint="eastAsia"/>
-        </w:rPr>
-        <w:t>GridObjectViewer.LoadObjectBrowserCategory</w:t>
-      </w:r>
-    </w:p>
-    <w:p>
-      <w:pPr>
-        <w:pStyle w:val="a9"/>
-        <w:numPr>
-          <w:ilvl w:val="0"/>
-          <w:numId w:val="46"/>
-        </w:numPr>
-        <w:rPr>
-          <w:rFonts w:ascii="Times New Roman" w:eastAsia="宋体" w:hAnsi="Times New Roman" w:cs="Times New Roman"/>
-        </w:rPr>
-      </w:pPr>
-      <w:r>
-        <w:rPr>
-          <w:rFonts w:ascii="Times New Roman" w:eastAsia="宋体" w:hAnsi="Times New Roman" w:cs="Times New Roman" w:hint="eastAsia"/>
-        </w:rPr>
-        <w:t>修复全局搜索的数个</w:t>
-      </w:r>
-      <w:r>
-        <w:rPr>
-          <w:rFonts w:ascii="Times New Roman" w:eastAsia="宋体" w:hAnsi="Times New Roman" w:cs="Times New Roman" w:hint="eastAsia"/>
-        </w:rPr>
-        <w:t>bug</w:t>
-      </w:r>
-    </w:p>
-    <w:p>
-      <w:pPr>
-        <w:pStyle w:val="a9"/>
-        <w:numPr>
-          <w:ilvl w:val="0"/>
-          <w:numId w:val="46"/>
-        </w:numPr>
-        <w:rPr>
-          <w:rFonts w:ascii="Times New Roman" w:eastAsia="宋体" w:hAnsi="Times New Roman" w:cs="Times New Roman"/>
-        </w:rPr>
-      </w:pPr>
-      <w:r>
-        <w:rPr>
-          <w:rFonts w:ascii="Times New Roman" w:eastAsia="宋体" w:hAnsi="Times New Roman" w:cs="Times New Roman" w:hint="eastAsia"/>
-        </w:rPr>
-        <w:t>触发编辑器的默认国家变更为</w:t>
-      </w:r>
-      <w:r>
-        <w:rPr>
-          <w:rFonts w:ascii="Times New Roman" w:eastAsia="宋体" w:hAnsi="Times New Roman" w:cs="Times New Roman" w:hint="eastAsia"/>
-        </w:rPr>
-        <w:t>Neutral</w:t>
-      </w:r>
-    </w:p>
-    <w:p>
-      <w:pPr>
-        <w:pStyle w:val="a9"/>
-        <w:numPr>
-          <w:ilvl w:val="0"/>
-          <w:numId w:val="46"/>
-        </w:numPr>
-        <w:rPr>
-          <w:rFonts w:ascii="Times New Roman" w:eastAsia="宋体" w:hAnsi="Times New Roman" w:cs="Times New Roman"/>
-        </w:rPr>
-      </w:pPr>
-      <w:r>
-        <w:rPr>
-          <w:rFonts w:ascii="Times New Roman" w:eastAsia="宋体" w:hAnsi="Times New Roman" w:cs="Times New Roman" w:hint="eastAsia"/>
-        </w:rPr>
-        <w:t>新增教程文档</w:t>
-      </w:r>
-      <w:r>
-        <w:rPr>
-          <w:rFonts w:ascii="Times New Roman" w:eastAsia="宋体" w:hAnsi="Times New Roman" w:cs="Times New Roman" w:hint="eastAsia"/>
-        </w:rPr>
-        <w:t>AI</w:t>
-      </w:r>
-      <w:r>
-        <w:rPr>
-          <w:rFonts w:ascii="Times New Roman" w:eastAsia="宋体" w:hAnsi="Times New Roman" w:cs="Times New Roman" w:hint="eastAsia"/>
-        </w:rPr>
-        <w:t>触发入门教程</w:t>
-      </w:r>
-      <w:r>
-        <w:rPr>
-          <w:rFonts w:ascii="Times New Roman" w:eastAsia="宋体" w:hAnsi="Times New Roman" w:cs="Times New Roman" w:hint="eastAsia"/>
-        </w:rPr>
-        <w:t>.docx</w:t>
-      </w:r>
-    </w:p>
-    <w:p>
-      <w:pPr>
-        <w:pStyle w:val="a9"/>
-        <w:numPr>
-          <w:ilvl w:val="0"/>
-          <w:numId w:val="46"/>
-        </w:numPr>
-        <w:rPr>
-          <w:rFonts w:ascii="Times New Roman" w:eastAsia="宋体" w:hAnsi="Times New Roman" w:cs="Times New Roman"/>
-        </w:rPr>
-      </w:pPr>
-      <w:r>
-        <w:rPr>
-          <w:rFonts w:ascii="Times New Roman" w:eastAsia="宋体" w:hAnsi="Times New Roman" w:cs="Times New Roman" w:hint="eastAsia"/>
-        </w:rPr>
-        <w:t>修复保存地图时不会更新最近打开文件菜单的</w:t>
-      </w:r>
-      <w:r>
-        <w:rPr>
-          <w:rFonts w:ascii="Times New Roman" w:eastAsia="宋体" w:hAnsi="Times New Roman" w:cs="Times New Roman" w:hint="eastAsia"/>
-        </w:rPr>
-        <w:t>bug</w:t>
-      </w:r>
-    </w:p>
-    <w:p>
-      <w:pPr>
-        <w:pStyle w:val="a9"/>
-        <w:numPr>
-          <w:ilvl w:val="0"/>
-          <w:numId w:val="46"/>
-        </w:numPr>
-        <w:rPr>
-          <w:rFonts w:ascii="Times New Roman" w:eastAsia="宋体" w:hAnsi="Times New Roman" w:cs="Times New Roman"/>
-        </w:rPr>
-      </w:pPr>
-      <w:r>
-        <w:rPr>
-          <w:rFonts w:ascii="Times New Roman" w:eastAsia="宋体" w:hAnsi="Times New Roman" w:cs="Times New Roman" w:hint="eastAsia"/>
-        </w:rPr>
-        <w:t>修复部分情况下地图下边缘的单元格无法触及的</w:t>
-      </w:r>
-      <w:r>
-        <w:rPr>
-          <w:rFonts w:ascii="Times New Roman" w:eastAsia="宋体" w:hAnsi="Times New Roman" w:cs="Times New Roman" w:hint="eastAsia"/>
-        </w:rPr>
-        <w:t>bug</w:t>
-      </w:r>
-    </w:p>
-    <w:p>
-      <w:pPr>
-        <w:pStyle w:val="a9"/>
-        <w:numPr>
-          <w:ilvl w:val="0"/>
-          <w:numId w:val="46"/>
-        </w:numPr>
-        <w:rPr>
-          <w:rFonts w:ascii="Times New Roman" w:eastAsia="宋体" w:hAnsi="Times New Roman" w:cs="Times New Roman"/>
-        </w:rPr>
-      </w:pPr>
-      <w:r>
-        <w:rPr>
-          <w:rFonts w:ascii="Times New Roman" w:eastAsia="宋体" w:hAnsi="Times New Roman" w:cs="Times New Roman" w:hint="eastAsia"/>
-        </w:rPr>
-        <w:t>优化高架桥的遮挡表现</w:t>
-      </w:r>
-    </w:p>
-    <w:p>
-      <w:pPr>
-        <w:pStyle w:val="a9"/>
-        <w:numPr>
-          <w:ilvl w:val="0"/>
-          <w:numId w:val="46"/>
-        </w:numPr>
-        <w:rPr>
-          <w:rFonts w:ascii="Times New Roman" w:eastAsia="宋体" w:hAnsi="Times New Roman" w:cs="Times New Roman"/>
-        </w:rPr>
-      </w:pPr>
-      <w:r>
-        <w:rPr>
-          <w:rFonts w:ascii="Times New Roman" w:eastAsia="宋体" w:hAnsi="Times New Roman" w:cs="Times New Roman" w:hint="eastAsia"/>
-        </w:rPr>
-        <w:t>绘制连接地形时，初始高度会减去当前地形的内部高度</w:t>
-      </w:r>
-    </w:p>
-    <w:p>
-      <w:pPr>
-        <w:pStyle w:val="a9"/>
-        <w:numPr>
-          <w:ilvl w:val="0"/>
-          <w:numId w:val="46"/>
-        </w:numPr>
-        <w:rPr>
-          <w:rFonts w:ascii="Times New Roman" w:eastAsia="宋体" w:hAnsi="Times New Roman" w:cs="Times New Roman"/>
-        </w:rPr>
-      </w:pPr>
-      <w:r>
-        <w:rPr>
-          <w:rFonts w:ascii="Times New Roman" w:eastAsia="宋体" w:hAnsi="Times New Roman" w:cs="Times New Roman" w:hint="eastAsia"/>
-        </w:rPr>
-        <w:t>在地形生成器中同时生成覆盖物和地形对象时，地形对象不会在</w:t>
-      </w:r>
-      <w:r>
-        <w:rPr>
-          <w:rFonts w:ascii="Times New Roman" w:eastAsia="宋体" w:hAnsi="Times New Roman" w:cs="Times New Roman" w:hint="eastAsia"/>
-        </w:rPr>
-        <w:t>Rock</w:t>
-      </w:r>
-      <w:r>
-        <w:rPr>
-          <w:rFonts w:ascii="Times New Roman" w:eastAsia="宋体" w:hAnsi="Times New Roman" w:cs="Times New Roman" w:hint="eastAsia"/>
-        </w:rPr>
-        <w:t>类型的覆盖物上生成</w:t>
-      </w:r>
-    </w:p>
-    <w:p>
-      <w:pPr>
-        <w:pStyle w:val="a9"/>
-        <w:numPr>
-          <w:ilvl w:val="0"/>
-          <w:numId w:val="46"/>
-        </w:numPr>
-        <w:rPr>
-          <w:rFonts w:ascii="Times New Roman" w:eastAsia="宋体" w:hAnsi="Times New Roman" w:cs="Times New Roman"/>
-        </w:rPr>
-      </w:pPr>
-      <w:r>
-        <w:rPr>
-          <w:rFonts w:ascii="Times New Roman" w:eastAsia="宋体" w:hAnsi="Times New Roman" w:cs="Times New Roman" w:hint="eastAsia"/>
-        </w:rPr>
-        <w:t>地形生成器新增“忽视地表类型”选项，勾选后不会对任何地表类型进行避让</w:t>
-      </w:r>
-    </w:p>
-    <w:p>
-      <w:pPr>
-        <w:pStyle w:val="a9"/>
-        <w:numPr>
-          <w:ilvl w:val="0"/>
-          <w:numId w:val="46"/>
-        </w:numPr>
-        <w:rPr>
-          <w:rFonts w:ascii="Times New Roman" w:eastAsia="宋体" w:hAnsi="Times New Roman" w:cs="Times New Roman"/>
-        </w:rPr>
-      </w:pPr>
-      <w:r>
-        <w:rPr>
-          <w:rFonts w:ascii="Times New Roman" w:eastAsia="宋体" w:hAnsi="Times New Roman" w:cs="Times New Roman" w:hint="eastAsia"/>
-        </w:rPr>
-        <w:t>修复部分情况下启动地形生成器时崩溃的</w:t>
-      </w:r>
-      <w:r>
-        <w:rPr>
-          <w:rFonts w:ascii="Times New Roman" w:eastAsia="宋体" w:hAnsi="Times New Roman" w:cs="Times New Roman" w:hint="eastAsia"/>
-        </w:rPr>
-        <w:t>bug</w:t>
-      </w:r>
-    </w:p>
-    <w:p>
-      <w:pPr>
-        <w:pStyle w:val="a9"/>
-        <w:numPr>
-          <w:ilvl w:val="0"/>
-          <w:numId w:val="10"/>
-        </w:numPr>
-        <w:rPr>
-          <w:rFonts w:ascii="Times New Roman" w:eastAsia="宋体" w:hAnsi="Times New Roman" w:cs="Times New Roman"/>
+        <w:t>5</w:t>
+      </w:r>
+      <w:r>
+        <w:rPr>
+          <w:rFonts w:ascii="Times New Roman" w:eastAsia="宋体" w:hAnsi="Times New Roman" w:cs="Times New Roman" w:hint="eastAsia"/>
           <w:b/>
           <w:bCs/>
           <w:sz w:val="28"/>
           <w:szCs w:val="32"/>
         </w:rPr>
-      </w:pPr>
-      <w:r>
-        <w:rPr>
-          <w:rFonts w:ascii="Times New Roman" w:eastAsia="宋体" w:hAnsi="Times New Roman" w:cs="Times New Roman" w:hint="eastAsia"/>
+        <w:t>)</w:t>
+      </w:r>
+    </w:p>
+    <w:p>
+      <w:pPr>
+        <w:pStyle w:val="a9"/>
+        <w:numPr>
+          <w:ilvl w:val="0"/>
+          <w:numId w:val="46"/>
+        </w:numPr>
+        <w:rPr>
+          <w:rFonts w:ascii="Times New Roman" w:eastAsia="宋体" w:hAnsi="Times New Roman" w:cs="Times New Roman"/>
+        </w:rPr>
+      </w:pPr>
+      <w:r>
+        <w:rPr>
+          <w:rFonts w:ascii="Times New Roman" w:eastAsia="宋体" w:hAnsi="Times New Roman" w:cs="Times New Roman" w:hint="eastAsia"/>
+        </w:rPr>
+        <w:t>修复重新加载图像或修改地图大小后无法在物品浏览器中摆放建筑等对象的</w:t>
+      </w:r>
+      <w:r>
+        <w:rPr>
+          <w:rFonts w:ascii="Times New Roman" w:eastAsia="宋体" w:hAnsi="Times New Roman" w:cs="Times New Roman" w:hint="eastAsia"/>
+        </w:rPr>
+        <w:t>bug</w:t>
+      </w:r>
+    </w:p>
+    <w:p>
+      <w:pPr>
+        <w:pStyle w:val="a9"/>
+        <w:numPr>
+          <w:ilvl w:val="0"/>
+          <w:numId w:val="46"/>
+        </w:numPr>
+        <w:rPr>
+          <w:rFonts w:ascii="Times New Roman" w:eastAsia="宋体" w:hAnsi="Times New Roman" w:cs="Times New Roman"/>
+        </w:rPr>
+      </w:pPr>
+      <w:r>
+        <w:rPr>
+          <w:rFonts w:ascii="Times New Roman" w:eastAsia="宋体" w:hAnsi="Times New Roman" w:cs="Times New Roman" w:hint="eastAsia"/>
+        </w:rPr>
+        <w:t>修复部分情况下加载有透明动画的建筑阴影会导致崩溃的</w:t>
+      </w:r>
+      <w:r>
+        <w:rPr>
+          <w:rFonts w:ascii="Times New Roman" w:eastAsia="宋体" w:hAnsi="Times New Roman" w:cs="Times New Roman" w:hint="eastAsia"/>
+        </w:rPr>
+        <w:t>bug</w:t>
+      </w:r>
+    </w:p>
+    <w:p>
+      <w:pPr>
+        <w:pStyle w:val="a9"/>
+        <w:numPr>
+          <w:ilvl w:val="0"/>
+          <w:numId w:val="46"/>
+        </w:numPr>
+        <w:rPr>
+          <w:rFonts w:ascii="Times New Roman" w:eastAsia="宋体" w:hAnsi="Times New Roman" w:cs="Times New Roman"/>
+        </w:rPr>
+      </w:pPr>
+      <w:r>
+        <w:rPr>
+          <w:rFonts w:ascii="Times New Roman" w:eastAsia="宋体" w:hAnsi="Times New Roman" w:cs="Times New Roman" w:hint="eastAsia"/>
+        </w:rPr>
+        <w:t>修复绘制连接地形绘制悬崖时悬崖补角高度不正确的</w:t>
+      </w:r>
+      <w:r>
+        <w:rPr>
+          <w:rFonts w:ascii="Times New Roman" w:eastAsia="宋体" w:hAnsi="Times New Roman" w:cs="Times New Roman" w:hint="eastAsia"/>
+        </w:rPr>
+        <w:t>bug</w:t>
+      </w:r>
+    </w:p>
+    <w:p>
+      <w:pPr>
+        <w:pStyle w:val="a9"/>
+        <w:numPr>
+          <w:ilvl w:val="0"/>
+          <w:numId w:val="46"/>
+        </w:numPr>
+        <w:rPr>
+          <w:rFonts w:ascii="Times New Roman" w:eastAsia="宋体" w:hAnsi="Times New Roman" w:cs="Times New Roman"/>
+        </w:rPr>
+      </w:pPr>
+      <w:r>
+        <w:rPr>
+          <w:rFonts w:ascii="Times New Roman" w:eastAsia="宋体" w:hAnsi="Times New Roman" w:cs="Times New Roman" w:hint="eastAsia"/>
+        </w:rPr>
+        <w:t>优化效率和稳定性</w:t>
+      </w:r>
+    </w:p>
+    <w:p>
+      <w:pPr>
+        <w:pStyle w:val="a9"/>
+        <w:numPr>
+          <w:ilvl w:val="0"/>
+          <w:numId w:val="46"/>
+        </w:numPr>
+        <w:rPr>
+          <w:rFonts w:ascii="Times New Roman" w:eastAsia="宋体" w:hAnsi="Times New Roman" w:cs="Times New Roman"/>
+        </w:rPr>
+      </w:pPr>
+      <w:r>
+        <w:rPr>
+          <w:rFonts w:ascii="Times New Roman" w:eastAsia="宋体" w:hAnsi="Times New Roman" w:cs="Times New Roman" w:hint="eastAsia"/>
+        </w:rPr>
+        <w:t>支持在副屏上显示绘图界面</w:t>
+      </w:r>
+      <w:r>
+        <w:rPr>
+          <w:rFonts w:ascii="Times New Roman" w:eastAsia="宋体" w:hAnsi="Times New Roman" w:cs="Times New Roman" w:hint="eastAsia"/>
+        </w:rPr>
+        <w:t>、支持跨屏幕显示</w:t>
+      </w:r>
+      <w:r>
+        <w:rPr>
+          <w:rFonts w:ascii="Times New Roman" w:eastAsia="宋体" w:hAnsi="Times New Roman" w:cs="Times New Roman" w:hint="eastAsia"/>
+        </w:rPr>
+        <w:t>，详见</w:t>
+      </w:r>
+      <w:r>
+        <w:rPr>
+          <w:rFonts w:ascii="Times New Roman" w:eastAsia="宋体" w:hAnsi="Times New Roman" w:cs="Times New Roman" w:hint="eastAsia"/>
+        </w:rPr>
+        <w:t>SecondScreenSupport</w:t>
+      </w:r>
+    </w:p>
+    <w:p>
+      <w:pPr>
+        <w:pStyle w:val="a9"/>
+        <w:numPr>
+          <w:ilvl w:val="0"/>
+          <w:numId w:val="46"/>
+        </w:numPr>
+        <w:rPr>
+          <w:rFonts w:ascii="Times New Roman" w:eastAsia="宋体" w:hAnsi="Times New Roman" w:cs="Times New Roman"/>
+        </w:rPr>
+      </w:pPr>
+      <w:r>
+        <w:rPr>
+          <w:rFonts w:ascii="Times New Roman" w:eastAsia="宋体" w:hAnsi="Times New Roman" w:cs="Times New Roman" w:hint="eastAsia"/>
+        </w:rPr>
+        <w:t>距离工具箱支持放置圆形</w:t>
+      </w:r>
+      <w:r>
+        <w:rPr>
+          <w:rFonts w:ascii="Times New Roman" w:eastAsia="宋体" w:hAnsi="Times New Roman" w:cs="Times New Roman" w:hint="eastAsia"/>
+        </w:rPr>
+        <w:t>，增加线段工具</w:t>
+      </w:r>
+      <w:r>
+        <w:rPr>
+          <w:rFonts w:ascii="Times New Roman" w:eastAsia="宋体" w:hAnsi="Times New Roman" w:cs="Times New Roman" w:hint="eastAsia"/>
+        </w:rPr>
+        <w:t>，修改地图大小时支持跟随</w:t>
+      </w:r>
+      <w:r>
+        <w:rPr>
+          <w:rFonts w:ascii="Times New Roman" w:eastAsia="宋体" w:hAnsi="Times New Roman" w:cs="Times New Roman" w:hint="eastAsia"/>
+        </w:rPr>
+        <w:t>，支持撤销重做</w:t>
+      </w:r>
+    </w:p>
+    <w:p>
+      <w:pPr>
+        <w:pStyle w:val="a9"/>
+        <w:numPr>
+          <w:ilvl w:val="0"/>
+          <w:numId w:val="46"/>
+        </w:numPr>
+        <w:rPr>
+          <w:rFonts w:ascii="Times New Roman" w:eastAsia="宋体" w:hAnsi="Times New Roman" w:cs="Times New Roman"/>
+        </w:rPr>
+      </w:pPr>
+      <w:r>
+        <w:rPr>
+          <w:rFonts w:ascii="Times New Roman" w:eastAsia="宋体" w:hAnsi="Times New Roman" w:cs="Times New Roman" w:hint="eastAsia"/>
+        </w:rPr>
+        <w:t>优化更改地图大小工具的效率</w:t>
+      </w:r>
+    </w:p>
+    <w:p>
+      <w:pPr>
+        <w:pStyle w:val="a9"/>
+        <w:numPr>
+          <w:ilvl w:val="0"/>
+          <w:numId w:val="46"/>
+        </w:numPr>
+        <w:rPr>
+          <w:rFonts w:ascii="Times New Roman" w:eastAsia="宋体" w:hAnsi="Times New Roman" w:cs="Times New Roman"/>
+        </w:rPr>
+      </w:pPr>
+      <w:r>
+        <w:rPr>
+          <w:rFonts w:ascii="Times New Roman" w:eastAsia="宋体" w:hAnsi="Times New Roman" w:cs="Times New Roman" w:hint="eastAsia"/>
+        </w:rPr>
+        <w:t>对象查看器可以加载</w:t>
+      </w:r>
+      <w:r>
+        <w:rPr>
+          <w:rFonts w:ascii="Times New Roman" w:eastAsia="宋体" w:hAnsi="Times New Roman" w:cs="Times New Roman" w:hint="eastAsia"/>
+        </w:rPr>
+        <w:t>ObjectBrowser.SmudgeTypes</w:t>
+      </w:r>
+      <w:r>
+        <w:rPr>
+          <w:rFonts w:ascii="Times New Roman" w:eastAsia="宋体" w:hAnsi="Times New Roman" w:cs="Times New Roman" w:hint="eastAsia"/>
+        </w:rPr>
+        <w:t>、</w:t>
+      </w:r>
+      <w:r>
+        <w:rPr>
+          <w:rFonts w:ascii="Times New Roman" w:eastAsia="宋体" w:hAnsi="Times New Roman" w:cs="Times New Roman" w:hint="eastAsia"/>
+        </w:rPr>
+        <w:t>ObjectBrowser.TerrainTypes</w:t>
+      </w:r>
+      <w:r>
+        <w:rPr>
+          <w:rFonts w:ascii="Times New Roman" w:eastAsia="宋体" w:hAnsi="Times New Roman" w:cs="Times New Roman" w:hint="eastAsia"/>
+        </w:rPr>
+        <w:t>、</w:t>
+      </w:r>
+      <w:r>
+        <w:rPr>
+          <w:rFonts w:ascii="Times New Roman" w:eastAsia="宋体" w:hAnsi="Times New Roman" w:cs="Times New Roman" w:hint="eastAsia"/>
+        </w:rPr>
+        <w:t>ObjectBrowser.TerrainTypes</w:t>
+      </w:r>
+      <w:r>
+        <w:rPr>
+          <w:rFonts w:ascii="Times New Roman" w:eastAsia="宋体" w:hAnsi="Times New Roman" w:cs="Times New Roman" w:hint="eastAsia"/>
+        </w:rPr>
+        <w:t>的分类，详见</w:t>
+      </w:r>
+      <w:r>
+        <w:rPr>
+          <w:rFonts w:ascii="Times New Roman" w:eastAsia="宋体" w:hAnsi="Times New Roman" w:cs="Times New Roman" w:hint="eastAsia"/>
+        </w:rPr>
+        <w:t>GridObjectViewer.LoadObjectBrowserCategory</w:t>
+      </w:r>
+    </w:p>
+    <w:p>
+      <w:pPr>
+        <w:pStyle w:val="a9"/>
+        <w:numPr>
+          <w:ilvl w:val="0"/>
+          <w:numId w:val="46"/>
+        </w:numPr>
+        <w:rPr>
+          <w:rFonts w:ascii="Times New Roman" w:eastAsia="宋体" w:hAnsi="Times New Roman" w:cs="Times New Roman"/>
+        </w:rPr>
+      </w:pPr>
+      <w:r>
+        <w:rPr>
+          <w:rFonts w:ascii="Times New Roman" w:eastAsia="宋体" w:hAnsi="Times New Roman" w:cs="Times New Roman" w:hint="eastAsia"/>
+        </w:rPr>
+        <w:t>修复全局搜索的数个</w:t>
+      </w:r>
+      <w:r>
+        <w:rPr>
+          <w:rFonts w:ascii="Times New Roman" w:eastAsia="宋体" w:hAnsi="Times New Roman" w:cs="Times New Roman" w:hint="eastAsia"/>
+        </w:rPr>
+        <w:t>bug</w:t>
+      </w:r>
+    </w:p>
+    <w:p>
+      <w:pPr>
+        <w:pStyle w:val="a9"/>
+        <w:numPr>
+          <w:ilvl w:val="0"/>
+          <w:numId w:val="46"/>
+        </w:numPr>
+        <w:rPr>
+          <w:rFonts w:ascii="Times New Roman" w:eastAsia="宋体" w:hAnsi="Times New Roman" w:cs="Times New Roman"/>
+        </w:rPr>
+      </w:pPr>
+      <w:r>
+        <w:rPr>
+          <w:rFonts w:ascii="Times New Roman" w:eastAsia="宋体" w:hAnsi="Times New Roman" w:cs="Times New Roman" w:hint="eastAsia"/>
+        </w:rPr>
+        <w:t>触发编辑器的默认国家变更为</w:t>
+      </w:r>
+      <w:r>
+        <w:rPr>
+          <w:rFonts w:ascii="Times New Roman" w:eastAsia="宋体" w:hAnsi="Times New Roman" w:cs="Times New Roman" w:hint="eastAsia"/>
+        </w:rPr>
+        <w:t>Neutral</w:t>
+      </w:r>
+    </w:p>
+    <w:p>
+      <w:pPr>
+        <w:pStyle w:val="a9"/>
+        <w:numPr>
+          <w:ilvl w:val="0"/>
+          <w:numId w:val="46"/>
+        </w:numPr>
+        <w:rPr>
+          <w:rFonts w:ascii="Times New Roman" w:eastAsia="宋体" w:hAnsi="Times New Roman" w:cs="Times New Roman"/>
+        </w:rPr>
+      </w:pPr>
+      <w:r>
+        <w:rPr>
+          <w:rFonts w:ascii="Times New Roman" w:eastAsia="宋体" w:hAnsi="Times New Roman" w:cs="Times New Roman" w:hint="eastAsia"/>
+        </w:rPr>
+        <w:t>新增教程文档</w:t>
+      </w:r>
+      <w:r>
+        <w:rPr>
+          <w:rFonts w:ascii="Times New Roman" w:eastAsia="宋体" w:hAnsi="Times New Roman" w:cs="Times New Roman" w:hint="eastAsia"/>
+        </w:rPr>
+        <w:t>AI</w:t>
+      </w:r>
+      <w:r>
+        <w:rPr>
+          <w:rFonts w:ascii="Times New Roman" w:eastAsia="宋体" w:hAnsi="Times New Roman" w:cs="Times New Roman" w:hint="eastAsia"/>
+        </w:rPr>
+        <w:t>触发入门教程</w:t>
+      </w:r>
+      <w:r>
+        <w:rPr>
+          <w:rFonts w:ascii="Times New Roman" w:eastAsia="宋体" w:hAnsi="Times New Roman" w:cs="Times New Roman" w:hint="eastAsia"/>
+        </w:rPr>
+        <w:t>.docx</w:t>
+      </w:r>
+    </w:p>
+    <w:p>
+      <w:pPr>
+        <w:pStyle w:val="a9"/>
+        <w:numPr>
+          <w:ilvl w:val="0"/>
+          <w:numId w:val="46"/>
+        </w:numPr>
+        <w:rPr>
+          <w:rFonts w:ascii="Times New Roman" w:eastAsia="宋体" w:hAnsi="Times New Roman" w:cs="Times New Roman"/>
+        </w:rPr>
+      </w:pPr>
+      <w:r>
+        <w:rPr>
+          <w:rFonts w:ascii="Times New Roman" w:eastAsia="宋体" w:hAnsi="Times New Roman" w:cs="Times New Roman" w:hint="eastAsia"/>
+        </w:rPr>
+        <w:t>修复保存地图时不会更新最近打开文件菜单的</w:t>
+      </w:r>
+      <w:r>
+        <w:rPr>
+          <w:rFonts w:ascii="Times New Roman" w:eastAsia="宋体" w:hAnsi="Times New Roman" w:cs="Times New Roman" w:hint="eastAsia"/>
+        </w:rPr>
+        <w:t>bug</w:t>
+      </w:r>
+    </w:p>
+    <w:p>
+      <w:pPr>
+        <w:pStyle w:val="a9"/>
+        <w:numPr>
+          <w:ilvl w:val="0"/>
+          <w:numId w:val="46"/>
+        </w:numPr>
+        <w:rPr>
+          <w:rFonts w:ascii="Times New Roman" w:eastAsia="宋体" w:hAnsi="Times New Roman" w:cs="Times New Roman"/>
+        </w:rPr>
+      </w:pPr>
+      <w:r>
+        <w:rPr>
+          <w:rFonts w:ascii="Times New Roman" w:eastAsia="宋体" w:hAnsi="Times New Roman" w:cs="Times New Roman" w:hint="eastAsia"/>
+        </w:rPr>
+        <w:t>修复部分情况下地图下边缘的单元格无法触及的</w:t>
+      </w:r>
+      <w:r>
+        <w:rPr>
+          <w:rFonts w:ascii="Times New Roman" w:eastAsia="宋体" w:hAnsi="Times New Roman" w:cs="Times New Roman" w:hint="eastAsia"/>
+        </w:rPr>
+        <w:t>bug</w:t>
+      </w:r>
+    </w:p>
+    <w:p>
+      <w:pPr>
+        <w:pStyle w:val="a9"/>
+        <w:numPr>
+          <w:ilvl w:val="0"/>
+          <w:numId w:val="46"/>
+        </w:numPr>
+        <w:rPr>
+          <w:rFonts w:ascii="Times New Roman" w:eastAsia="宋体" w:hAnsi="Times New Roman" w:cs="Times New Roman"/>
+        </w:rPr>
+      </w:pPr>
+      <w:r>
+        <w:rPr>
+          <w:rFonts w:ascii="Times New Roman" w:eastAsia="宋体" w:hAnsi="Times New Roman" w:cs="Times New Roman" w:hint="eastAsia"/>
+        </w:rPr>
+        <w:t>优化高架桥的遮挡表现</w:t>
+      </w:r>
+    </w:p>
+    <w:p>
+      <w:pPr>
+        <w:pStyle w:val="a9"/>
+        <w:numPr>
+          <w:ilvl w:val="0"/>
+          <w:numId w:val="46"/>
+        </w:numPr>
+        <w:rPr>
+          <w:rFonts w:ascii="Times New Roman" w:eastAsia="宋体" w:hAnsi="Times New Roman" w:cs="Times New Roman"/>
+        </w:rPr>
+      </w:pPr>
+      <w:r>
+        <w:rPr>
+          <w:rFonts w:ascii="Times New Roman" w:eastAsia="宋体" w:hAnsi="Times New Roman" w:cs="Times New Roman" w:hint="eastAsia"/>
+        </w:rPr>
+        <w:t>绘制连接地形时，初始高度会减去当前地形的内部高度</w:t>
+      </w:r>
+    </w:p>
+    <w:p>
+      <w:pPr>
+        <w:pStyle w:val="a9"/>
+        <w:numPr>
+          <w:ilvl w:val="0"/>
+          <w:numId w:val="46"/>
+        </w:numPr>
+        <w:rPr>
+          <w:rFonts w:ascii="Times New Roman" w:eastAsia="宋体" w:hAnsi="Times New Roman" w:cs="Times New Roman"/>
+        </w:rPr>
+      </w:pPr>
+      <w:r>
+        <w:rPr>
+          <w:rFonts w:ascii="Times New Roman" w:eastAsia="宋体" w:hAnsi="Times New Roman" w:cs="Times New Roman" w:hint="eastAsia"/>
+        </w:rPr>
+        <w:t>在地形生成器中同时生成覆盖物和地形对象时，地形对象不会在</w:t>
+      </w:r>
+      <w:r>
+        <w:rPr>
+          <w:rFonts w:ascii="Times New Roman" w:eastAsia="宋体" w:hAnsi="Times New Roman" w:cs="Times New Roman" w:hint="eastAsia"/>
+        </w:rPr>
+        <w:t>Rock</w:t>
+      </w:r>
+      <w:r>
+        <w:rPr>
+          <w:rFonts w:ascii="Times New Roman" w:eastAsia="宋体" w:hAnsi="Times New Roman" w:cs="Times New Roman" w:hint="eastAsia"/>
+        </w:rPr>
+        <w:t>类型的覆盖物上生成</w:t>
+      </w:r>
+    </w:p>
+    <w:p>
+      <w:pPr>
+        <w:pStyle w:val="a9"/>
+        <w:numPr>
+          <w:ilvl w:val="0"/>
+          <w:numId w:val="46"/>
+        </w:numPr>
+        <w:rPr>
+          <w:rFonts w:ascii="Times New Roman" w:eastAsia="宋体" w:hAnsi="Times New Roman" w:cs="Times New Roman"/>
+        </w:rPr>
+      </w:pPr>
+      <w:r>
+        <w:rPr>
+          <w:rFonts w:ascii="Times New Roman" w:eastAsia="宋体" w:hAnsi="Times New Roman" w:cs="Times New Roman" w:hint="eastAsia"/>
+        </w:rPr>
+        <w:t>地形生成器新增“忽视地表类型”选项，勾选后不会对任何地表类型进行避让</w:t>
+      </w:r>
+    </w:p>
+    <w:p>
+      <w:pPr>
+        <w:pStyle w:val="a9"/>
+        <w:numPr>
+          <w:ilvl w:val="0"/>
+          <w:numId w:val="46"/>
+        </w:numPr>
+        <w:rPr>
+          <w:rFonts w:ascii="Times New Roman" w:eastAsia="宋体" w:hAnsi="Times New Roman" w:cs="Times New Roman"/>
+        </w:rPr>
+      </w:pPr>
+      <w:r>
+        <w:rPr>
+          <w:rFonts w:ascii="Times New Roman" w:eastAsia="宋体" w:hAnsi="Times New Roman" w:cs="Times New Roman" w:hint="eastAsia"/>
+        </w:rPr>
+        <w:lastRenderedPageBreak/>
+        <w:t>修复部分情况下启动地形生成器时崩溃的</w:t>
+      </w:r>
+      <w:r>
+        <w:rPr>
+          <w:rFonts w:ascii="Times New Roman" w:eastAsia="宋体" w:hAnsi="Times New Roman" w:cs="Times New Roman" w:hint="eastAsia"/>
+        </w:rPr>
+        <w:t>bug</w:t>
+      </w:r>
+    </w:p>
+    <w:p>
+      <w:pPr>
+        <w:pStyle w:val="a9"/>
+        <w:numPr>
+          <w:ilvl w:val="0"/>
+          <w:numId w:val="10"/>
+        </w:numPr>
+        <w:rPr>
+          <w:rFonts w:ascii="Times New Roman" w:eastAsia="宋体" w:hAnsi="Times New Roman" w:cs="Times New Roman"/>
           <w:b/>
           <w:bCs/>
           <w:sz w:val="28"/>
           <w:szCs w:val="32"/>
         </w:rPr>
-        <w:lastRenderedPageBreak/>
+      </w:pPr>
+      <w:r>
+        <w:rPr>
+          <w:rFonts w:ascii="Times New Roman" w:eastAsia="宋体" w:hAnsi="Times New Roman" w:cs="Times New Roman" w:hint="eastAsia"/>
+          <w:b/>
+          <w:bCs/>
+          <w:sz w:val="28"/>
+          <w:szCs w:val="32"/>
+        </w:rPr>
         <w:t>1.</w:t>
       </w:r>
       <w:r>
@@ -2940,6 +3004,7 @@
         <w:rPr>
           <w:rFonts w:ascii="Times New Roman" w:eastAsia="宋体" w:hAnsi="Times New Roman" w:cs="Times New Roman" w:hint="eastAsia"/>
         </w:rPr>
+        <w:lastRenderedPageBreak/>
         <w:t>在</w:t>
       </w:r>
       <w:r>
@@ -2982,7 +3047,6 @@
         <w:rPr>
           <w:rFonts w:ascii="Times New Roman" w:eastAsia="宋体" w:hAnsi="Times New Roman" w:cs="Times New Roman" w:hint="eastAsia"/>
         </w:rPr>
-        <w:lastRenderedPageBreak/>
         <w:t>新增</w:t>
       </w:r>
       <w:r>
@@ -4165,6 +4229,7 @@
         <w:rPr>
           <w:rFonts w:ascii="Times New Roman" w:eastAsia="宋体" w:hAnsi="Times New Roman" w:cs="Times New Roman" w:hint="eastAsia"/>
         </w:rPr>
+        <w:lastRenderedPageBreak/>
         <w:t>修复设置路径点颜色失效的</w:t>
       </w:r>
       <w:r>
@@ -4189,7 +4254,6 @@
         <w:rPr>
           <w:rFonts w:ascii="Times New Roman" w:eastAsia="宋体" w:hAnsi="Times New Roman" w:cs="Times New Roman" w:hint="eastAsia"/>
         </w:rPr>
-        <w:lastRenderedPageBreak/>
         <w:t>支持为存在</w:t>
       </w:r>
       <w:r>
@@ -5204,6 +5268,7 @@
         <w:rPr>
           <w:rFonts w:ascii="Times New Roman" w:eastAsia="宋体" w:hAnsi="Times New Roman" w:cs="Times New Roman" w:hint="eastAsia"/>
         </w:rPr>
+        <w:lastRenderedPageBreak/>
         <w:t>作战小队、特遣部队、动作脚本编辑器支持通过拖拽</w:t>
       </w:r>
       <w:r>
@@ -5234,7 +5299,6 @@
         <w:rPr>
           <w:rFonts w:ascii="Times New Roman" w:eastAsia="宋体" w:hAnsi="Times New Roman" w:cs="Times New Roman" w:hint="eastAsia"/>
         </w:rPr>
-        <w:lastRenderedPageBreak/>
         <w:t>修复当地形浏览器位于覆盖物视图时，切换框架模式会导致视图切换至地形的</w:t>
       </w:r>
       <w:r>
@@ -6237,6 +6301,7 @@
         <w:rPr>
           <w:rFonts w:ascii="Times New Roman" w:eastAsia="宋体" w:hAnsi="Times New Roman" w:cs="Times New Roman" w:hint="eastAsia"/>
         </w:rPr>
+        <w:lastRenderedPageBreak/>
         <w:t>放置铁路时，仅在物品浏览器</w:t>
       </w:r>
       <w:r>
@@ -6261,14 +6326,7 @@
         <w:rPr>
           <w:rFonts w:ascii="Times New Roman" w:eastAsia="宋体" w:hAnsi="Times New Roman" w:cs="Times New Roman" w:hint="eastAsia"/>
         </w:rPr>
-        <w:t>铁路下启用铁路逻辑，也就是可以放</w:t>
-      </w:r>
-      <w:r>
-        <w:rPr>
-          <w:rFonts w:ascii="Times New Roman" w:eastAsia="宋体" w:hAnsi="Times New Roman" w:cs="Times New Roman" w:hint="eastAsia"/>
-        </w:rPr>
-        <w:lastRenderedPageBreak/>
-        <w:t>置特定类型的铁路而不会被铁路逻辑纠正了</w:t>
+        <w:t>铁路下启用铁路逻辑，也就是可以放置特定类型的铁路而不会被铁路逻辑纠正了</w:t>
       </w:r>
     </w:p>
     <w:p>
@@ -7316,6 +7374,7 @@
         <w:rPr>
           <w:rFonts w:ascii="Times New Roman" w:eastAsia="宋体" w:hAnsi="Times New Roman" w:cs="Times New Roman" w:hint="eastAsia"/>
         </w:rPr>
+        <w:lastRenderedPageBreak/>
         <w:t>Urb2UbnTileRules</w:t>
       </w:r>
       <w:r>
@@ -7358,14 +7417,7 @@
         <w:rPr>
           <w:rFonts w:ascii="Times New Roman" w:eastAsia="宋体" w:hAnsi="Times New Roman" w:cs="Times New Roman" w:hint="eastAsia"/>
         </w:rPr>
-        <w:t>城市时</w:t>
-      </w:r>
-      <w:r>
-        <w:rPr>
-          <w:rFonts w:ascii="Times New Roman" w:eastAsia="宋体" w:hAnsi="Times New Roman" w:cs="Times New Roman" w:hint="eastAsia"/>
-        </w:rPr>
-        <w:lastRenderedPageBreak/>
-        <w:t>会读取前者的设置</w:t>
+        <w:t>城市时会读取前者的设置</w:t>
       </w:r>
     </w:p>
     <w:p>
@@ -8425,6 +8477,7 @@
         <w:rPr>
           <w:rFonts w:ascii="Times New Roman" w:eastAsia="宋体" w:hAnsi="Times New Roman" w:cs="Times New Roman" w:hint="eastAsia"/>
         </w:rPr>
+        <w:lastRenderedPageBreak/>
         <w:t>支持在</w:t>
       </w:r>
       <w:r>
@@ -8455,7 +8508,6 @@
         <w:rPr>
           <w:rFonts w:ascii="Times New Roman" w:eastAsia="宋体" w:hAnsi="Times New Roman" w:cs="Times New Roman" w:hint="eastAsia"/>
         </w:rPr>
-        <w:lastRenderedPageBreak/>
         <w:t>当编辑已经重叠的建筑时，不再弹出提示窗</w:t>
       </w:r>
     </w:p>
@@ -9472,6 +9524,7 @@
           <w:sz w:val="28"/>
           <w:szCs w:val="32"/>
         </w:rPr>
+        <w:lastRenderedPageBreak/>
         <w:t>1.2.3 (2025.1</w:t>
       </w:r>
       <w:r>
@@ -9530,7 +9583,6 @@
         <w:rPr>
           <w:rFonts w:ascii="Times New Roman" w:eastAsia="宋体" w:hAnsi="Times New Roman" w:cs="Times New Roman" w:hint="eastAsia"/>
         </w:rPr>
-        <w:lastRenderedPageBreak/>
         <w:t>修复加载物不显示阴影的</w:t>
       </w:r>
       <w:r>
@@ -10636,6 +10688,7 @@
           <w:sz w:val="28"/>
           <w:szCs w:val="32"/>
         </w:rPr>
+        <w:lastRenderedPageBreak/>
         <w:t>1.2.</w:t>
       </w:r>
       <w:r>
@@ -10724,7 +10777,6 @@
         <w:rPr>
           <w:rFonts w:ascii="Times New Roman" w:eastAsia="宋体" w:hAnsi="Times New Roman" w:cs="Times New Roman" w:hint="eastAsia"/>
         </w:rPr>
-        <w:lastRenderedPageBreak/>
         <w:t>支持</w:t>
       </w:r>
       <w:r>
@@ -11721,6 +11773,7 @@
         <w:rPr>
           <w:rFonts w:ascii="Times New Roman" w:eastAsia="宋体" w:hAnsi="Times New Roman" w:cs="Times New Roman" w:hint="eastAsia"/>
         </w:rPr>
+        <w:lastRenderedPageBreak/>
         <w:t>修复</w:t>
       </w:r>
       <w:r>
@@ -11765,7 +11818,6 @@
           <w:sz w:val="28"/>
           <w:szCs w:val="32"/>
         </w:rPr>
-        <w:lastRenderedPageBreak/>
         <w:t>1.1.9 (2025.0</w:t>
       </w:r>
       <w:r>
@@ -12824,6 +12876,7 @@
         <w:rPr>
           <w:rFonts w:ascii="Times New Roman" w:eastAsia="宋体" w:hAnsi="Times New Roman" w:cs="Times New Roman" w:hint="eastAsia"/>
         </w:rPr>
+        <w:lastRenderedPageBreak/>
         <w:t>优化绘图性能</w:t>
       </w:r>
     </w:p>
@@ -12842,7 +12895,6 @@
         <w:rPr>
           <w:rFonts w:ascii="Times New Roman" w:eastAsia="宋体" w:hAnsi="Times New Roman" w:cs="Times New Roman" w:hint="eastAsia"/>
         </w:rPr>
-        <w:lastRenderedPageBreak/>
         <w:t>重写</w:t>
       </w:r>
       <w:r>
@@ -13899,6 +13951,7 @@
         <w:rPr>
           <w:rFonts w:ascii="Times New Roman" w:eastAsia="宋体" w:hAnsi="Times New Roman" w:cs="Times New Roman" w:hint="eastAsia"/>
         </w:rPr>
+        <w:lastRenderedPageBreak/>
         <w:t>开启</w:t>
       </w:r>
       <w:r>
@@ -13929,7 +13982,6 @@
         <w:rPr>
           <w:rFonts w:ascii="Times New Roman" w:eastAsia="宋体" w:hAnsi="Times New Roman" w:cs="Times New Roman" w:hint="eastAsia"/>
         </w:rPr>
-        <w:lastRenderedPageBreak/>
         <w:t>更改所属方支持笔刷操作</w:t>
       </w:r>
     </w:p>
@@ -14976,6 +15028,7 @@
         <w:rPr>
           <w:rFonts w:ascii="Times New Roman" w:eastAsia="宋体" w:hAnsi="Times New Roman" w:cs="Times New Roman" w:hint="eastAsia"/>
         </w:rPr>
+        <w:lastRenderedPageBreak/>
         <w:t>当</w:t>
       </w:r>
       <w:r>
@@ -15006,7 +15059,6 @@
         <w:rPr>
           <w:rFonts w:ascii="Times New Roman" w:eastAsia="宋体" w:hAnsi="Times New Roman" w:cs="Times New Roman" w:hint="eastAsia"/>
         </w:rPr>
-        <w:lastRenderedPageBreak/>
         <w:t>修复了当</w:t>
       </w:r>
       <w:r>
@@ -15979,6 +16031,7 @@
         <w:rPr>
           <w:rFonts w:ascii="Times New Roman" w:eastAsia="宋体" w:hAnsi="Times New Roman" w:cs="Times New Roman" w:hint="eastAsia"/>
         </w:rPr>
+        <w:lastRenderedPageBreak/>
         <w:t>支持绘图界面缩放</w:t>
       </w:r>
       <w:r>
@@ -16015,7 +16068,6 @@
         <w:rPr>
           <w:rFonts w:ascii="Times New Roman" w:eastAsia="宋体" w:hAnsi="Times New Roman" w:cs="Times New Roman"/>
         </w:rPr>
-        <w:lastRenderedPageBreak/>
         <w:t>C</w:t>
       </w:r>
       <w:r>
@@ -17058,6 +17110,7 @@
         <w:rPr>
           <w:rFonts w:ascii="Times New Roman" w:eastAsia="宋体" w:hAnsi="Times New Roman" w:cs="Times New Roman" w:hint="eastAsia"/>
         </w:rPr>
+        <w:lastRenderedPageBreak/>
         <w:t>修复高</w:t>
       </w:r>
       <w:r>
@@ -17094,7 +17147,6 @@
         <w:rPr>
           <w:rFonts w:ascii="Times New Roman" w:eastAsia="宋体" w:hAnsi="Times New Roman" w:cs="Times New Roman" w:hint="eastAsia"/>
         </w:rPr>
-        <w:lastRenderedPageBreak/>
         <w:t>支持自定义地图视图背景颜色</w:t>
       </w:r>
     </w:p>

--- a/Supplementary/文档/FA2SP HDM Edition说明文档.docx
+++ b/Supplementary/文档/FA2SP HDM Edition说明文档.docx
@@ -167,7 +167,7 @@
           <w:rFonts w:ascii="宋体" w:eastAsia="宋体" w:hAnsi="宋体" w:hint="eastAsia"/>
           <w:sz w:val="24"/>
         </w:rPr>
-        <w:t>4</w:t>
+        <w:t>10</w:t>
       </w:r>
     </w:p>
     <w:p>
@@ -269,7 +269,7 @@
           <w:sz w:val="28"/>
           <w:szCs w:val="32"/>
         </w:rPr>
-        <w:t>0</w:t>
+        <w:t>10</w:t>
       </w:r>
       <w:r>
         <w:rPr>
@@ -279,298 +279,334 @@
           <w:sz w:val="28"/>
           <w:szCs w:val="32"/>
         </w:rPr>
-        <w:t>4</w:t>
-      </w:r>
-      <w:r>
-        <w:rPr>
-          <w:rFonts w:ascii="Times New Roman" w:eastAsia="宋体" w:hAnsi="Times New Roman" w:cs="Times New Roman" w:hint="eastAsia"/>
+        <w:t>)</w:t>
+      </w:r>
+    </w:p>
+    <w:p>
+      <w:pPr>
+        <w:pStyle w:val="a9"/>
+        <w:numPr>
+          <w:ilvl w:val="0"/>
+          <w:numId w:val="11"/>
+        </w:numPr>
+        <w:rPr>
+          <w:rFonts w:ascii="Times New Roman" w:eastAsia="宋体" w:hAnsi="Times New Roman" w:cs="Times New Roman"/>
+        </w:rPr>
+      </w:pPr>
+      <w:r>
+        <w:rPr>
+          <w:rFonts w:ascii="Times New Roman" w:eastAsia="宋体" w:hAnsi="Times New Roman" w:cs="Times New Roman" w:hint="eastAsia"/>
+        </w:rPr>
+        <w:t>允许设置下拉菜单是否自动搜索，若禁止，则需要按下</w:t>
+      </w:r>
+      <w:r>
+        <w:rPr>
+          <w:rFonts w:ascii="Times New Roman" w:eastAsia="宋体" w:hAnsi="Times New Roman" w:cs="Times New Roman" w:hint="eastAsia"/>
+        </w:rPr>
+        <w:t>Enter</w:t>
+      </w:r>
+      <w:r>
+        <w:rPr>
+          <w:rFonts w:ascii="Times New Roman" w:eastAsia="宋体" w:hAnsi="Times New Roman" w:cs="Times New Roman" w:hint="eastAsia"/>
+        </w:rPr>
+        <w:t>才会搜索。详见</w:t>
+      </w:r>
+      <w:r>
+        <w:rPr>
+          <w:rFonts w:ascii="Times New Roman" w:eastAsia="宋体" w:hAnsi="Times New Roman" w:cs="Times New Roman" w:hint="eastAsia"/>
+        </w:rPr>
+        <w:t>SearchCombobox.Disabled</w:t>
+      </w:r>
+      <w:r>
+        <w:rPr>
+          <w:rFonts w:ascii="Times New Roman" w:eastAsia="宋体" w:hAnsi="Times New Roman" w:cs="Times New Roman" w:hint="eastAsia"/>
+        </w:rPr>
+        <w:t>与</w:t>
+      </w:r>
+      <w:r>
+        <w:rPr>
+          <w:rFonts w:ascii="Times New Roman" w:eastAsia="宋体" w:hAnsi="Times New Roman" w:cs="Times New Roman" w:hint="eastAsia"/>
+        </w:rPr>
+        <w:t>SearchCombobox.AllowNonParams</w:t>
+      </w:r>
+    </w:p>
+    <w:p>
+      <w:pPr>
+        <w:pStyle w:val="a9"/>
+        <w:numPr>
+          <w:ilvl w:val="0"/>
+          <w:numId w:val="11"/>
+        </w:numPr>
+        <w:rPr>
+          <w:rFonts w:ascii="Times New Roman" w:eastAsia="宋体" w:hAnsi="Times New Roman" w:cs="Times New Roman"/>
+        </w:rPr>
+      </w:pPr>
+      <w:r>
+        <w:rPr>
+          <w:rFonts w:ascii="Times New Roman" w:eastAsia="宋体" w:hAnsi="Times New Roman" w:cs="Times New Roman" w:hint="eastAsia"/>
+        </w:rPr>
+        <w:t>修复使用</w:t>
+      </w:r>
+      <w:r>
+        <w:rPr>
+          <w:rFonts w:ascii="Times New Roman" w:eastAsia="宋体" w:hAnsi="Times New Roman" w:cs="Times New Roman" w:hint="eastAsia"/>
+        </w:rPr>
+        <w:t>FA2ForceSide</w:t>
+      </w:r>
+      <w:r>
+        <w:rPr>
+          <w:rFonts w:ascii="Times New Roman" w:eastAsia="宋体" w:hAnsi="Times New Roman" w:cs="Times New Roman" w:hint="eastAsia"/>
+        </w:rPr>
+        <w:t>时，非第一层分类无法按照</w:t>
+      </w:r>
+      <w:r>
+        <w:rPr>
+          <w:rFonts w:ascii="Times New Roman" w:eastAsia="宋体" w:hAnsi="Times New Roman" w:cs="Times New Roman" w:hint="eastAsia"/>
+        </w:rPr>
+        <w:t>[</w:t>
+      </w:r>
+      <w:r>
+        <w:rPr>
+          <w:rFonts w:ascii="Times New Roman" w:eastAsia="宋体" w:hAnsi="Times New Roman" w:cs="Times New Roman" w:hint="eastAsia"/>
+        </w:rPr>
+        <w:t>Sides</w:t>
+      </w:r>
+      <w:r>
+        <w:rPr>
+          <w:rFonts w:ascii="Times New Roman" w:eastAsia="宋体" w:hAnsi="Times New Roman" w:cs="Times New Roman" w:hint="eastAsia"/>
+        </w:rPr>
+        <w:t>]</w:t>
+      </w:r>
+      <w:r>
+        <w:rPr>
+          <w:rFonts w:ascii="Times New Roman" w:eastAsia="宋体" w:hAnsi="Times New Roman" w:cs="Times New Roman" w:hint="eastAsia"/>
+        </w:rPr>
+        <w:t>顺序进行排序的</w:t>
+      </w:r>
+      <w:r>
+        <w:rPr>
+          <w:rFonts w:ascii="Times New Roman" w:eastAsia="宋体" w:hAnsi="Times New Roman" w:cs="Times New Roman" w:hint="eastAsia"/>
+        </w:rPr>
+        <w:t>bug</w:t>
+      </w:r>
+    </w:p>
+    <w:p>
+      <w:pPr>
+        <w:pStyle w:val="a9"/>
+        <w:numPr>
+          <w:ilvl w:val="0"/>
+          <w:numId w:val="11"/>
+        </w:numPr>
+        <w:rPr>
+          <w:rFonts w:ascii="Times New Roman" w:eastAsia="宋体" w:hAnsi="Times New Roman" w:cs="Times New Roman"/>
+        </w:rPr>
+      </w:pPr>
+      <w:r>
+        <w:rPr>
+          <w:rFonts w:ascii="Times New Roman" w:eastAsia="宋体" w:hAnsi="Times New Roman" w:cs="Times New Roman" w:hint="eastAsia"/>
+        </w:rPr>
+        <w:t>修复在老系统上展开下拉菜单使用滚轮时，会错误触发文本框选择切换的</w:t>
+      </w:r>
+      <w:r>
+        <w:rPr>
+          <w:rFonts w:ascii="Times New Roman" w:eastAsia="宋体" w:hAnsi="Times New Roman" w:cs="Times New Roman" w:hint="eastAsia"/>
+        </w:rPr>
+        <w:t>bug</w:t>
+      </w:r>
+    </w:p>
+    <w:p>
+      <w:pPr>
+        <w:pStyle w:val="a9"/>
+        <w:numPr>
+          <w:ilvl w:val="0"/>
+          <w:numId w:val="11"/>
+        </w:numPr>
+        <w:rPr>
+          <w:rFonts w:ascii="Times New Roman" w:eastAsia="宋体" w:hAnsi="Times New Roman" w:cs="Times New Roman"/>
+        </w:rPr>
+      </w:pPr>
+      <w:r>
+        <w:rPr>
+          <w:rFonts w:ascii="Times New Roman" w:eastAsia="宋体" w:hAnsi="Times New Roman" w:cs="Times New Roman" w:hint="eastAsia"/>
+        </w:rPr>
+        <w:t>修复</w:t>
+      </w:r>
+      <w:r>
+        <w:rPr>
+          <w:rFonts w:ascii="Times New Roman" w:eastAsia="宋体" w:hAnsi="Times New Roman" w:cs="Times New Roman" w:hint="eastAsia"/>
+        </w:rPr>
+        <w:t>在使用了某些系统设置软件后，下拉菜单无法正确获取文本的</w:t>
+      </w:r>
+      <w:r>
+        <w:rPr>
+          <w:rFonts w:ascii="Times New Roman" w:eastAsia="宋体" w:hAnsi="Times New Roman" w:cs="Times New Roman" w:hint="eastAsia"/>
+        </w:rPr>
+        <w:t>bug</w:t>
+      </w:r>
+    </w:p>
+    <w:p>
+      <w:pPr>
+        <w:pStyle w:val="a9"/>
+        <w:numPr>
+          <w:ilvl w:val="0"/>
+          <w:numId w:val="11"/>
+        </w:numPr>
+        <w:rPr>
+          <w:rFonts w:ascii="Times New Roman" w:eastAsia="宋体" w:hAnsi="Times New Roman" w:cs="Times New Roman"/>
+        </w:rPr>
+      </w:pPr>
+      <w:r>
+        <w:rPr>
+          <w:rFonts w:ascii="Times New Roman" w:eastAsia="宋体" w:hAnsi="Times New Roman" w:cs="Times New Roman" w:hint="eastAsia"/>
+        </w:rPr>
+        <w:t>重写标签编辑器，支持查找引用、转到触发等特性，支持按名称进行排序，详见</w:t>
+      </w:r>
+      <w:r>
+        <w:rPr>
+          <w:rFonts w:ascii="Times New Roman" w:eastAsia="宋体" w:hAnsi="Times New Roman" w:cs="Times New Roman" w:hint="eastAsia"/>
+        </w:rPr>
+        <w:t>SortByLabelName.Tag</w:t>
+      </w:r>
+    </w:p>
+    <w:p>
+      <w:pPr>
+        <w:pStyle w:val="a9"/>
+        <w:numPr>
+          <w:ilvl w:val="0"/>
+          <w:numId w:val="11"/>
+        </w:numPr>
+        <w:rPr>
+          <w:rFonts w:ascii="Times New Roman" w:eastAsia="宋体" w:hAnsi="Times New Roman" w:cs="Times New Roman"/>
+        </w:rPr>
+      </w:pPr>
+      <w:r>
+        <w:rPr>
+          <w:rFonts w:ascii="Times New Roman" w:eastAsia="宋体" w:hAnsi="Times New Roman" w:cs="Times New Roman" w:hint="eastAsia"/>
+        </w:rPr>
+        <w:t>修复触发批量编辑器</w:t>
+      </w:r>
+      <w:r>
+        <w:rPr>
+          <w:rFonts w:ascii="Times New Roman" w:eastAsia="宋体" w:hAnsi="Times New Roman" w:cs="Times New Roman" w:hint="eastAsia"/>
+        </w:rPr>
+        <w:t>左侧</w:t>
+      </w:r>
+      <w:r>
+        <w:rPr>
+          <w:rFonts w:ascii="Times New Roman" w:eastAsia="宋体" w:hAnsi="Times New Roman" w:cs="Times New Roman" w:hint="eastAsia"/>
+        </w:rPr>
+        <w:t>列表排序</w:t>
+      </w:r>
+      <w:r>
+        <w:rPr>
+          <w:rFonts w:ascii="Times New Roman" w:eastAsia="宋体" w:hAnsi="Times New Roman" w:cs="Times New Roman" w:hint="eastAsia"/>
+        </w:rPr>
+        <w:t>bug</w:t>
+      </w:r>
+    </w:p>
+    <w:p>
+      <w:pPr>
+        <w:pStyle w:val="a9"/>
+        <w:numPr>
+          <w:ilvl w:val="0"/>
+          <w:numId w:val="11"/>
+        </w:numPr>
+        <w:rPr>
+          <w:rFonts w:ascii="Times New Roman" w:eastAsia="宋体" w:hAnsi="Times New Roman" w:cs="Times New Roman"/>
+        </w:rPr>
+      </w:pPr>
+      <w:r>
+        <w:rPr>
+          <w:rFonts w:ascii="Times New Roman" w:eastAsia="宋体" w:hAnsi="Times New Roman" w:cs="Times New Roman"/>
+        </w:rPr>
+        <w:t>I</w:t>
+      </w:r>
+      <w:r>
+        <w:rPr>
+          <w:rFonts w:ascii="Times New Roman" w:eastAsia="宋体" w:hAnsi="Times New Roman" w:cs="Times New Roman" w:hint="eastAsia"/>
+        </w:rPr>
+        <w:t>ni</w:t>
+      </w:r>
+      <w:r>
+        <w:rPr>
+          <w:rFonts w:ascii="Times New Roman" w:eastAsia="宋体" w:hAnsi="Times New Roman" w:cs="Times New Roman" w:hint="eastAsia"/>
+        </w:rPr>
+        <w:t>编辑器的“导入</w:t>
+      </w:r>
+      <w:r>
+        <w:rPr>
+          <w:rFonts w:ascii="Times New Roman" w:eastAsia="宋体" w:hAnsi="Times New Roman" w:cs="Times New Roman" w:hint="eastAsia"/>
+        </w:rPr>
+        <w:t>ini</w:t>
+      </w:r>
+      <w:r>
+        <w:rPr>
+          <w:rFonts w:ascii="Times New Roman" w:eastAsia="宋体" w:hAnsi="Times New Roman" w:cs="Times New Roman" w:hint="eastAsia"/>
+        </w:rPr>
+        <w:t>”窗口支持调整大小</w:t>
+      </w:r>
+    </w:p>
+    <w:p>
+      <w:pPr>
+        <w:pStyle w:val="a9"/>
+        <w:numPr>
+          <w:ilvl w:val="0"/>
+          <w:numId w:val="11"/>
+        </w:numPr>
+        <w:rPr>
+          <w:rFonts w:ascii="Times New Roman" w:eastAsia="宋体" w:hAnsi="Times New Roman" w:cs="Times New Roman"/>
+        </w:rPr>
+      </w:pPr>
+      <w:r>
+        <w:rPr>
+          <w:rFonts w:ascii="Times New Roman" w:eastAsia="宋体" w:hAnsi="Times New Roman" w:cs="Times New Roman" w:hint="eastAsia"/>
+        </w:rPr>
+        <w:t>修复部分建筑无法显示受损火焰、</w:t>
+      </w:r>
+      <w:r>
+        <w:rPr>
+          <w:rFonts w:ascii="Times New Roman" w:eastAsia="宋体" w:hAnsi="Times New Roman" w:cs="Times New Roman" w:hint="eastAsia"/>
+        </w:rPr>
+        <w:t>AlphaImage</w:t>
+      </w:r>
+      <w:r>
+        <w:rPr>
+          <w:rFonts w:ascii="Times New Roman" w:eastAsia="宋体" w:hAnsi="Times New Roman" w:cs="Times New Roman" w:hint="eastAsia"/>
+        </w:rPr>
+        <w:t>的</w:t>
+      </w:r>
+      <w:r>
+        <w:rPr>
+          <w:rFonts w:ascii="Times New Roman" w:eastAsia="宋体" w:hAnsi="Times New Roman" w:cs="Times New Roman" w:hint="eastAsia"/>
+        </w:rPr>
+        <w:t>bug</w:t>
+      </w:r>
+    </w:p>
+    <w:p>
+      <w:pPr>
+        <w:pStyle w:val="a9"/>
+        <w:numPr>
+          <w:ilvl w:val="0"/>
+          <w:numId w:val="10"/>
+        </w:numPr>
+        <w:rPr>
+          <w:rFonts w:ascii="Times New Roman" w:eastAsia="宋体" w:hAnsi="Times New Roman" w:cs="Times New Roman"/>
           <w:b/>
           <w:bCs/>
           <w:sz w:val="28"/>
           <w:szCs w:val="32"/>
         </w:rPr>
-        <w:t>)</w:t>
-      </w:r>
-    </w:p>
-    <w:p>
-      <w:pPr>
-        <w:pStyle w:val="a9"/>
-        <w:numPr>
-          <w:ilvl w:val="0"/>
-          <w:numId w:val="11"/>
-        </w:numPr>
-        <w:rPr>
-          <w:rFonts w:ascii="Times New Roman" w:eastAsia="宋体" w:hAnsi="Times New Roman" w:cs="Times New Roman"/>
-        </w:rPr>
-      </w:pPr>
-      <w:r>
-        <w:rPr>
-          <w:rFonts w:ascii="Times New Roman" w:eastAsia="宋体" w:hAnsi="Times New Roman" w:cs="Times New Roman" w:hint="eastAsia"/>
-        </w:rPr>
-        <w:t>允许设置下拉菜单是否自动搜索，若禁止，则需要按下</w:t>
-      </w:r>
-      <w:r>
-        <w:rPr>
-          <w:rFonts w:ascii="Times New Roman" w:eastAsia="宋体" w:hAnsi="Times New Roman" w:cs="Times New Roman" w:hint="eastAsia"/>
-        </w:rPr>
-        <w:t>Enter</w:t>
-      </w:r>
-      <w:r>
-        <w:rPr>
-          <w:rFonts w:ascii="Times New Roman" w:eastAsia="宋体" w:hAnsi="Times New Roman" w:cs="Times New Roman" w:hint="eastAsia"/>
-        </w:rPr>
-        <w:t>才会搜索。详见</w:t>
-      </w:r>
-      <w:r>
-        <w:rPr>
-          <w:rFonts w:ascii="Times New Roman" w:eastAsia="宋体" w:hAnsi="Times New Roman" w:cs="Times New Roman" w:hint="eastAsia"/>
-        </w:rPr>
-        <w:t>SearchCombobox.Disabled</w:t>
-      </w:r>
-      <w:r>
-        <w:rPr>
-          <w:rFonts w:ascii="Times New Roman" w:eastAsia="宋体" w:hAnsi="Times New Roman" w:cs="Times New Roman" w:hint="eastAsia"/>
-        </w:rPr>
-        <w:t>与</w:t>
-      </w:r>
-      <w:r>
-        <w:rPr>
-          <w:rFonts w:ascii="Times New Roman" w:eastAsia="宋体" w:hAnsi="Times New Roman" w:cs="Times New Roman" w:hint="eastAsia"/>
-        </w:rPr>
-        <w:t>SearchCombobox.AllowNonParams</w:t>
-      </w:r>
-    </w:p>
-    <w:p>
-      <w:pPr>
-        <w:pStyle w:val="a9"/>
-        <w:numPr>
-          <w:ilvl w:val="0"/>
-          <w:numId w:val="11"/>
-        </w:numPr>
-        <w:rPr>
-          <w:rFonts w:ascii="Times New Roman" w:eastAsia="宋体" w:hAnsi="Times New Roman" w:cs="Times New Roman"/>
-        </w:rPr>
-      </w:pPr>
-      <w:r>
-        <w:rPr>
-          <w:rFonts w:ascii="Times New Roman" w:eastAsia="宋体" w:hAnsi="Times New Roman" w:cs="Times New Roman" w:hint="eastAsia"/>
-        </w:rPr>
-        <w:t>修复使用</w:t>
-      </w:r>
-      <w:r>
-        <w:rPr>
-          <w:rFonts w:ascii="Times New Roman" w:eastAsia="宋体" w:hAnsi="Times New Roman" w:cs="Times New Roman" w:hint="eastAsia"/>
-        </w:rPr>
-        <w:t>FA2ForceSide</w:t>
-      </w:r>
-      <w:r>
-        <w:rPr>
-          <w:rFonts w:ascii="Times New Roman" w:eastAsia="宋体" w:hAnsi="Times New Roman" w:cs="Times New Roman" w:hint="eastAsia"/>
-        </w:rPr>
-        <w:t>时，非第一层分类无法按照</w:t>
-      </w:r>
-      <w:r>
-        <w:rPr>
-          <w:rFonts w:ascii="Times New Roman" w:eastAsia="宋体" w:hAnsi="Times New Roman" w:cs="Times New Roman" w:hint="eastAsia"/>
-        </w:rPr>
-        <w:t>[</w:t>
-      </w:r>
-      <w:r>
-        <w:rPr>
-          <w:rFonts w:ascii="Times New Roman" w:eastAsia="宋体" w:hAnsi="Times New Roman" w:cs="Times New Roman" w:hint="eastAsia"/>
-        </w:rPr>
-        <w:t>Sides</w:t>
-      </w:r>
-      <w:r>
-        <w:rPr>
-          <w:rFonts w:ascii="Times New Roman" w:eastAsia="宋体" w:hAnsi="Times New Roman" w:cs="Times New Roman" w:hint="eastAsia"/>
-        </w:rPr>
-        <w:t>]</w:t>
-      </w:r>
-      <w:r>
-        <w:rPr>
-          <w:rFonts w:ascii="Times New Roman" w:eastAsia="宋体" w:hAnsi="Times New Roman" w:cs="Times New Roman" w:hint="eastAsia"/>
-        </w:rPr>
-        <w:t>顺序进行排序的</w:t>
-      </w:r>
-      <w:r>
-        <w:rPr>
-          <w:rFonts w:ascii="Times New Roman" w:eastAsia="宋体" w:hAnsi="Times New Roman" w:cs="Times New Roman" w:hint="eastAsia"/>
-        </w:rPr>
-        <w:t>bug</w:t>
-      </w:r>
-    </w:p>
-    <w:p>
-      <w:pPr>
-        <w:pStyle w:val="a9"/>
-        <w:numPr>
-          <w:ilvl w:val="0"/>
-          <w:numId w:val="11"/>
-        </w:numPr>
-        <w:rPr>
-          <w:rFonts w:ascii="Times New Roman" w:eastAsia="宋体" w:hAnsi="Times New Roman" w:cs="Times New Roman"/>
-        </w:rPr>
-      </w:pPr>
-      <w:r>
-        <w:rPr>
-          <w:rFonts w:ascii="Times New Roman" w:eastAsia="宋体" w:hAnsi="Times New Roman" w:cs="Times New Roman" w:hint="eastAsia"/>
-        </w:rPr>
-        <w:t>修复在老系统上展开下拉菜单使用滚轮时，会错误触发文本框选择切换的</w:t>
-      </w:r>
-      <w:r>
-        <w:rPr>
-          <w:rFonts w:ascii="Times New Roman" w:eastAsia="宋体" w:hAnsi="Times New Roman" w:cs="Times New Roman" w:hint="eastAsia"/>
-        </w:rPr>
-        <w:t>bug</w:t>
-      </w:r>
-    </w:p>
-    <w:p>
-      <w:pPr>
-        <w:pStyle w:val="a9"/>
-        <w:numPr>
-          <w:ilvl w:val="0"/>
-          <w:numId w:val="11"/>
-        </w:numPr>
-        <w:rPr>
-          <w:rFonts w:ascii="Times New Roman" w:eastAsia="宋体" w:hAnsi="Times New Roman" w:cs="Times New Roman"/>
-        </w:rPr>
-      </w:pPr>
-      <w:r>
-        <w:rPr>
-          <w:rFonts w:ascii="Times New Roman" w:eastAsia="宋体" w:hAnsi="Times New Roman" w:cs="Times New Roman" w:hint="eastAsia"/>
-        </w:rPr>
-        <w:t>修复</w:t>
-      </w:r>
-      <w:r>
-        <w:rPr>
-          <w:rFonts w:ascii="Times New Roman" w:eastAsia="宋体" w:hAnsi="Times New Roman" w:cs="Times New Roman" w:hint="eastAsia"/>
-        </w:rPr>
-        <w:t>在使用了某些系统设置软件后，下拉菜单无法正确获取文本的</w:t>
-      </w:r>
-      <w:r>
-        <w:rPr>
-          <w:rFonts w:ascii="Times New Roman" w:eastAsia="宋体" w:hAnsi="Times New Roman" w:cs="Times New Roman" w:hint="eastAsia"/>
-        </w:rPr>
-        <w:t>bug</w:t>
-      </w:r>
-    </w:p>
-    <w:p>
-      <w:pPr>
-        <w:pStyle w:val="a9"/>
-        <w:numPr>
-          <w:ilvl w:val="0"/>
-          <w:numId w:val="11"/>
-        </w:numPr>
-        <w:rPr>
-          <w:rFonts w:ascii="Times New Roman" w:eastAsia="宋体" w:hAnsi="Times New Roman" w:cs="Times New Roman"/>
-        </w:rPr>
-      </w:pPr>
-      <w:r>
-        <w:rPr>
-          <w:rFonts w:ascii="Times New Roman" w:eastAsia="宋体" w:hAnsi="Times New Roman" w:cs="Times New Roman" w:hint="eastAsia"/>
-        </w:rPr>
-        <w:t>重写标签编辑器，支持查找引用、转到触发等特性，支持按名称进行排序，详见</w:t>
-      </w:r>
-      <w:r>
-        <w:rPr>
-          <w:rFonts w:ascii="Times New Roman" w:eastAsia="宋体" w:hAnsi="Times New Roman" w:cs="Times New Roman" w:hint="eastAsia"/>
-        </w:rPr>
-        <w:t>SortByLabelName.Tag</w:t>
-      </w:r>
-    </w:p>
-    <w:p>
-      <w:pPr>
-        <w:pStyle w:val="a9"/>
-        <w:numPr>
-          <w:ilvl w:val="0"/>
-          <w:numId w:val="11"/>
-        </w:numPr>
-        <w:rPr>
-          <w:rFonts w:ascii="Times New Roman" w:eastAsia="宋体" w:hAnsi="Times New Roman" w:cs="Times New Roman"/>
-        </w:rPr>
-      </w:pPr>
-      <w:r>
-        <w:rPr>
-          <w:rFonts w:ascii="Times New Roman" w:eastAsia="宋体" w:hAnsi="Times New Roman" w:cs="Times New Roman" w:hint="eastAsia"/>
-        </w:rPr>
-        <w:t>修复触发批量编辑器</w:t>
-      </w:r>
-      <w:r>
-        <w:rPr>
-          <w:rFonts w:ascii="Times New Roman" w:eastAsia="宋体" w:hAnsi="Times New Roman" w:cs="Times New Roman" w:hint="eastAsia"/>
-        </w:rPr>
-        <w:t>左侧</w:t>
-      </w:r>
-      <w:r>
-        <w:rPr>
-          <w:rFonts w:ascii="Times New Roman" w:eastAsia="宋体" w:hAnsi="Times New Roman" w:cs="Times New Roman" w:hint="eastAsia"/>
-        </w:rPr>
-        <w:t>列表排序</w:t>
-      </w:r>
-      <w:r>
-        <w:rPr>
-          <w:rFonts w:ascii="Times New Roman" w:eastAsia="宋体" w:hAnsi="Times New Roman" w:cs="Times New Roman" w:hint="eastAsia"/>
-        </w:rPr>
-        <w:t>bug</w:t>
-      </w:r>
-    </w:p>
-    <w:p>
-      <w:pPr>
-        <w:pStyle w:val="a9"/>
-        <w:numPr>
-          <w:ilvl w:val="0"/>
-          <w:numId w:val="11"/>
-        </w:numPr>
-        <w:rPr>
-          <w:rFonts w:ascii="Times New Roman" w:eastAsia="宋体" w:hAnsi="Times New Roman" w:cs="Times New Roman"/>
-        </w:rPr>
-      </w:pPr>
-      <w:r>
-        <w:rPr>
-          <w:rFonts w:ascii="Times New Roman" w:eastAsia="宋体" w:hAnsi="Times New Roman" w:cs="Times New Roman"/>
-        </w:rPr>
-        <w:t>I</w:t>
-      </w:r>
-      <w:r>
-        <w:rPr>
-          <w:rFonts w:ascii="Times New Roman" w:eastAsia="宋体" w:hAnsi="Times New Roman" w:cs="Times New Roman" w:hint="eastAsia"/>
-        </w:rPr>
-        <w:t>ni</w:t>
-      </w:r>
-      <w:r>
-        <w:rPr>
-          <w:rFonts w:ascii="Times New Roman" w:eastAsia="宋体" w:hAnsi="Times New Roman" w:cs="Times New Roman" w:hint="eastAsia"/>
-        </w:rPr>
-        <w:t>编辑器的“导入</w:t>
-      </w:r>
-      <w:r>
-        <w:rPr>
-          <w:rFonts w:ascii="Times New Roman" w:eastAsia="宋体" w:hAnsi="Times New Roman" w:cs="Times New Roman" w:hint="eastAsia"/>
-        </w:rPr>
-        <w:t>ini</w:t>
-      </w:r>
-      <w:r>
-        <w:rPr>
-          <w:rFonts w:ascii="Times New Roman" w:eastAsia="宋体" w:hAnsi="Times New Roman" w:cs="Times New Roman" w:hint="eastAsia"/>
-        </w:rPr>
-        <w:t>”窗口支持调整大小</w:t>
-      </w:r>
-    </w:p>
-    <w:p>
-      <w:pPr>
-        <w:pStyle w:val="a9"/>
-        <w:numPr>
-          <w:ilvl w:val="0"/>
-          <w:numId w:val="10"/>
-        </w:numPr>
-        <w:rPr>
-          <w:rFonts w:ascii="Times New Roman" w:eastAsia="宋体" w:hAnsi="Times New Roman" w:cs="Times New Roman"/>
+      </w:pPr>
+      <w:r>
+        <w:rPr>
+          <w:rFonts w:ascii="Times New Roman" w:eastAsia="宋体" w:hAnsi="Times New Roman" w:cs="Times New Roman" w:hint="eastAsia"/>
           <w:b/>
           <w:bCs/>
           <w:sz w:val="28"/>
           <w:szCs w:val="32"/>
         </w:rPr>
-      </w:pPr>
+        <w:t>1.4.2 (2026.04.</w:t>
+      </w:r>
       <w:r>
         <w:rPr>
           <w:rFonts w:ascii="Times New Roman" w:eastAsia="宋体" w:hAnsi="Times New Roman" w:cs="Times New Roman" w:hint="eastAsia"/>
@@ -579,7 +615,7 @@
           <w:sz w:val="28"/>
           <w:szCs w:val="32"/>
         </w:rPr>
-        <w:t>1.4.2 (2026.04.</w:t>
+        <w:t>2</w:t>
       </w:r>
       <w:r>
         <w:rPr>
@@ -589,7 +625,7 @@
           <w:sz w:val="28"/>
           <w:szCs w:val="32"/>
         </w:rPr>
-        <w:t>2</w:t>
+        <w:t>8</w:t>
       </w:r>
       <w:r>
         <w:rPr>
@@ -599,893 +635,893 @@
           <w:sz w:val="28"/>
           <w:szCs w:val="32"/>
         </w:rPr>
-        <w:t>8</w:t>
-      </w:r>
-      <w:r>
-        <w:rPr>
-          <w:rFonts w:ascii="Times New Roman" w:eastAsia="宋体" w:hAnsi="Times New Roman" w:cs="Times New Roman" w:hint="eastAsia"/>
+        <w:t>)</w:t>
+      </w:r>
+    </w:p>
+    <w:p>
+      <w:pPr>
+        <w:pStyle w:val="a9"/>
+        <w:numPr>
+          <w:ilvl w:val="0"/>
+          <w:numId w:val="47"/>
+        </w:numPr>
+        <w:rPr>
+          <w:rFonts w:ascii="Times New Roman" w:eastAsia="宋体" w:hAnsi="Times New Roman" w:cs="Times New Roman"/>
+        </w:rPr>
+      </w:pPr>
+      <w:r>
+        <w:rPr>
+          <w:rFonts w:ascii="Times New Roman" w:eastAsia="宋体" w:hAnsi="Times New Roman" w:cs="Times New Roman" w:hint="eastAsia"/>
+        </w:rPr>
+        <w:t>修复当副屏在主屏幕左侧或上侧时的显示</w:t>
+      </w:r>
+      <w:r>
+        <w:rPr>
+          <w:rFonts w:ascii="Times New Roman" w:eastAsia="宋体" w:hAnsi="Times New Roman" w:cs="Times New Roman" w:hint="eastAsia"/>
+        </w:rPr>
+        <w:t>bug</w:t>
+      </w:r>
+    </w:p>
+    <w:p>
+      <w:pPr>
+        <w:pStyle w:val="a9"/>
+        <w:numPr>
+          <w:ilvl w:val="0"/>
+          <w:numId w:val="47"/>
+        </w:numPr>
+        <w:rPr>
+          <w:rFonts w:ascii="Times New Roman" w:eastAsia="宋体" w:hAnsi="Times New Roman" w:cs="Times New Roman"/>
+        </w:rPr>
+      </w:pPr>
+      <w:r>
+        <w:rPr>
+          <w:rFonts w:ascii="Times New Roman" w:eastAsia="宋体" w:hAnsi="Times New Roman" w:cs="Times New Roman" w:hint="eastAsia"/>
+        </w:rPr>
+        <w:t>自定义</w:t>
+      </w:r>
+      <w:r>
+        <w:rPr>
+          <w:rFonts w:ascii="Times New Roman" w:eastAsia="宋体" w:hAnsi="Times New Roman" w:cs="Times New Roman" w:hint="eastAsia"/>
+        </w:rPr>
+        <w:t>LAT</w:t>
+      </w:r>
+      <w:r>
+        <w:rPr>
+          <w:rFonts w:ascii="Times New Roman" w:eastAsia="宋体" w:hAnsi="Times New Roman" w:cs="Times New Roman" w:hint="eastAsia"/>
+        </w:rPr>
+        <w:t>支持指定</w:t>
+      </w:r>
+      <w:r>
+        <w:rPr>
+          <w:rFonts w:ascii="Times New Roman" w:eastAsia="宋体" w:hAnsi="Times New Roman" w:cs="Times New Roman" w:hint="eastAsia"/>
+        </w:rPr>
+        <w:t>ClearTile</w:t>
+      </w:r>
+      <w:r>
+        <w:rPr>
+          <w:rFonts w:ascii="Times New Roman" w:eastAsia="宋体" w:hAnsi="Times New Roman" w:cs="Times New Roman" w:hint="eastAsia"/>
+        </w:rPr>
+        <w:t>，详见</w:t>
+      </w:r>
+      <w:r>
+        <w:rPr>
+          <w:rFonts w:ascii="Times New Roman" w:eastAsia="宋体" w:hAnsi="Times New Roman" w:cs="Times New Roman" w:hint="eastAsia"/>
+        </w:rPr>
+        <w:t>[LATGroups]</w:t>
+      </w:r>
+    </w:p>
+    <w:p>
+      <w:pPr>
+        <w:pStyle w:val="a9"/>
+        <w:numPr>
+          <w:ilvl w:val="0"/>
+          <w:numId w:val="47"/>
+        </w:numPr>
+        <w:rPr>
+          <w:rFonts w:ascii="Times New Roman" w:eastAsia="宋体" w:hAnsi="Times New Roman" w:cs="Times New Roman"/>
+        </w:rPr>
+      </w:pPr>
+      <w:r>
+        <w:rPr>
+          <w:rFonts w:ascii="Times New Roman" w:eastAsia="宋体" w:hAnsi="Times New Roman" w:cs="Times New Roman" w:hint="eastAsia"/>
+        </w:rPr>
+        <w:t>修复撤销、重做等菜单选项无效的</w:t>
+      </w:r>
+      <w:r>
+        <w:rPr>
+          <w:rFonts w:ascii="Times New Roman" w:eastAsia="宋体" w:hAnsi="Times New Roman" w:cs="Times New Roman" w:hint="eastAsia"/>
+        </w:rPr>
+        <w:t>bug</w:t>
+      </w:r>
+    </w:p>
+    <w:p>
+      <w:pPr>
+        <w:pStyle w:val="a9"/>
+        <w:numPr>
+          <w:ilvl w:val="0"/>
+          <w:numId w:val="47"/>
+        </w:numPr>
+        <w:rPr>
+          <w:rFonts w:ascii="Times New Roman" w:eastAsia="宋体" w:hAnsi="Times New Roman" w:cs="Times New Roman"/>
+        </w:rPr>
+      </w:pPr>
+      <w:r>
+        <w:rPr>
+          <w:rFonts w:ascii="Times New Roman" w:eastAsia="宋体" w:hAnsi="Times New Roman" w:cs="Times New Roman" w:hint="eastAsia"/>
+        </w:rPr>
+        <w:t>优化单位渲染顺序，优化了较大单位被地形遮挡的问题</w:t>
+      </w:r>
+    </w:p>
+    <w:p>
+      <w:pPr>
+        <w:pStyle w:val="a9"/>
+        <w:numPr>
+          <w:ilvl w:val="0"/>
+          <w:numId w:val="47"/>
+        </w:numPr>
+        <w:rPr>
+          <w:rFonts w:ascii="Times New Roman" w:eastAsia="宋体" w:hAnsi="Times New Roman" w:cs="Times New Roman"/>
+        </w:rPr>
+      </w:pPr>
+      <w:r>
+        <w:rPr>
+          <w:rFonts w:ascii="Times New Roman" w:eastAsia="宋体" w:hAnsi="Times New Roman" w:cs="Times New Roman" w:hint="eastAsia"/>
+        </w:rPr>
+        <w:t>修复单位与建筑重叠时，单位</w:t>
+      </w:r>
+      <w:r>
+        <w:rPr>
+          <w:rFonts w:ascii="Times New Roman" w:eastAsia="宋体" w:hAnsi="Times New Roman" w:cs="Times New Roman" w:hint="eastAsia"/>
+        </w:rPr>
+        <w:t>被遮挡</w:t>
+      </w:r>
+      <w:r>
+        <w:rPr>
+          <w:rFonts w:ascii="Times New Roman" w:eastAsia="宋体" w:hAnsi="Times New Roman" w:cs="Times New Roman" w:hint="eastAsia"/>
+        </w:rPr>
+        <w:t>的</w:t>
+      </w:r>
+      <w:r>
+        <w:rPr>
+          <w:rFonts w:ascii="Times New Roman" w:eastAsia="宋体" w:hAnsi="Times New Roman" w:cs="Times New Roman" w:hint="eastAsia"/>
+        </w:rPr>
+        <w:t>bug</w:t>
+      </w:r>
+    </w:p>
+    <w:p>
+      <w:pPr>
+        <w:pStyle w:val="a9"/>
+        <w:numPr>
+          <w:ilvl w:val="0"/>
+          <w:numId w:val="47"/>
+        </w:numPr>
+        <w:rPr>
+          <w:rFonts w:ascii="Times New Roman" w:eastAsia="宋体" w:hAnsi="Times New Roman" w:cs="Times New Roman"/>
+        </w:rPr>
+      </w:pPr>
+      <w:r>
+        <w:rPr>
+          <w:rFonts w:ascii="Times New Roman" w:eastAsia="宋体" w:hAnsi="Times New Roman" w:cs="Times New Roman" w:hint="eastAsia"/>
+        </w:rPr>
+        <w:t>可以正确显示驻军建筑的动画</w:t>
+      </w:r>
+    </w:p>
+    <w:p>
+      <w:pPr>
+        <w:pStyle w:val="a9"/>
+        <w:numPr>
+          <w:ilvl w:val="0"/>
+          <w:numId w:val="47"/>
+        </w:numPr>
+        <w:rPr>
+          <w:rFonts w:ascii="Times New Roman" w:eastAsia="宋体" w:hAnsi="Times New Roman" w:cs="Times New Roman"/>
+        </w:rPr>
+      </w:pPr>
+      <w:r>
+        <w:rPr>
+          <w:rFonts w:ascii="Times New Roman" w:eastAsia="宋体" w:hAnsi="Times New Roman" w:cs="Times New Roman" w:hint="eastAsia"/>
+        </w:rPr>
+        <w:t>可以正确显示生化反应炉的动画，计算初始乘员带来的发电量</w:t>
+      </w:r>
+    </w:p>
+    <w:p>
+      <w:pPr>
+        <w:pStyle w:val="a9"/>
+        <w:numPr>
+          <w:ilvl w:val="0"/>
+          <w:numId w:val="47"/>
+        </w:numPr>
+        <w:rPr>
+          <w:rFonts w:ascii="Times New Roman" w:eastAsia="宋体" w:hAnsi="Times New Roman" w:cs="Times New Roman"/>
+        </w:rPr>
+      </w:pPr>
+      <w:r>
+        <w:rPr>
+          <w:rFonts w:ascii="Times New Roman" w:eastAsia="宋体" w:hAnsi="Times New Roman" w:cs="Times New Roman" w:hint="eastAsia"/>
+        </w:rPr>
+        <w:t>修复撤销重做时没有更新灯光建筑的</w:t>
+      </w:r>
+      <w:r>
+        <w:rPr>
+          <w:rFonts w:ascii="Times New Roman" w:eastAsia="宋体" w:hAnsi="Times New Roman" w:cs="Times New Roman" w:hint="eastAsia"/>
+        </w:rPr>
+        <w:t>bug</w:t>
+      </w:r>
+    </w:p>
+    <w:p>
+      <w:pPr>
+        <w:pStyle w:val="a9"/>
+        <w:numPr>
+          <w:ilvl w:val="0"/>
+          <w:numId w:val="47"/>
+        </w:numPr>
+        <w:rPr>
+          <w:rFonts w:ascii="Times New Roman" w:eastAsia="宋体" w:hAnsi="Times New Roman" w:cs="Times New Roman"/>
+        </w:rPr>
+      </w:pPr>
+      <w:r>
+        <w:rPr>
+          <w:rFonts w:ascii="Times New Roman" w:eastAsia="宋体" w:hAnsi="Times New Roman" w:cs="Times New Roman" w:hint="eastAsia"/>
+        </w:rPr>
+        <w:t>显著</w:t>
+      </w:r>
+      <w:r>
+        <w:rPr>
+          <w:rFonts w:ascii="Times New Roman" w:eastAsia="宋体" w:hAnsi="Times New Roman" w:cs="Times New Roman" w:hint="eastAsia"/>
+        </w:rPr>
+        <w:t>提升</w:t>
+      </w:r>
+      <w:r>
+        <w:rPr>
+          <w:rFonts w:ascii="Times New Roman" w:eastAsia="宋体" w:hAnsi="Times New Roman" w:cs="Times New Roman" w:hint="eastAsia"/>
+        </w:rPr>
+        <w:t>绘图效率</w:t>
+      </w:r>
+      <w:r>
+        <w:rPr>
+          <w:rFonts w:ascii="Times New Roman" w:eastAsia="宋体" w:hAnsi="Times New Roman" w:cs="Times New Roman" w:hint="eastAsia"/>
+        </w:rPr>
+        <w:t>，优化光照沙盒效率</w:t>
+      </w:r>
+    </w:p>
+    <w:p>
+      <w:pPr>
+        <w:pStyle w:val="a9"/>
+        <w:numPr>
+          <w:ilvl w:val="0"/>
+          <w:numId w:val="47"/>
+        </w:numPr>
+        <w:rPr>
+          <w:rFonts w:ascii="Times New Roman" w:eastAsia="宋体" w:hAnsi="Times New Roman" w:cs="Times New Roman"/>
+        </w:rPr>
+      </w:pPr>
+      <w:r>
+        <w:rPr>
+          <w:rFonts w:ascii="Times New Roman" w:eastAsia="宋体" w:hAnsi="Times New Roman" w:cs="Times New Roman" w:hint="eastAsia"/>
+        </w:rPr>
+        <w:t>显著提升触发编辑器、小队编辑器等编辑器的效率</w:t>
+      </w:r>
+    </w:p>
+    <w:p>
+      <w:pPr>
+        <w:pStyle w:val="a9"/>
+        <w:numPr>
+          <w:ilvl w:val="0"/>
+          <w:numId w:val="47"/>
+        </w:numPr>
+        <w:rPr>
+          <w:rFonts w:ascii="Times New Roman" w:eastAsia="宋体" w:hAnsi="Times New Roman" w:cs="Times New Roman"/>
+        </w:rPr>
+      </w:pPr>
+      <w:r>
+        <w:rPr>
+          <w:rFonts w:ascii="Times New Roman" w:eastAsia="宋体" w:hAnsi="Times New Roman" w:cs="Times New Roman" w:hint="eastAsia"/>
+        </w:rPr>
+        <w:t>修复触发列表等列表选中父节点并右键选择“在本组创建触发”时，无法正确为触发添加前缀的</w:t>
+      </w:r>
+      <w:r>
+        <w:rPr>
+          <w:rFonts w:ascii="Times New Roman" w:eastAsia="宋体" w:hAnsi="Times New Roman" w:cs="Times New Roman" w:hint="eastAsia"/>
+        </w:rPr>
+        <w:t>bug</w:t>
+      </w:r>
+    </w:p>
+    <w:p>
+      <w:pPr>
+        <w:pStyle w:val="a9"/>
+        <w:numPr>
+          <w:ilvl w:val="0"/>
+          <w:numId w:val="47"/>
+        </w:numPr>
+        <w:rPr>
+          <w:rFonts w:ascii="Times New Roman" w:eastAsia="宋体" w:hAnsi="Times New Roman" w:cs="Times New Roman"/>
+        </w:rPr>
+      </w:pPr>
+      <w:r>
+        <w:rPr>
+          <w:rFonts w:ascii="Times New Roman" w:eastAsia="宋体" w:hAnsi="Times New Roman" w:cs="Times New Roman" w:hint="eastAsia"/>
+        </w:rPr>
+        <w:t>修复点击触发编辑器事件和行为列表的空白部分，会将当前选项切换至最后一个的</w:t>
+      </w:r>
+      <w:r>
+        <w:rPr>
+          <w:rFonts w:ascii="Times New Roman" w:eastAsia="宋体" w:hAnsi="Times New Roman" w:cs="Times New Roman" w:hint="eastAsia"/>
+        </w:rPr>
+        <w:t>bug</w:t>
+      </w:r>
+    </w:p>
+    <w:p>
+      <w:pPr>
+        <w:pStyle w:val="a9"/>
+        <w:numPr>
+          <w:ilvl w:val="0"/>
+          <w:numId w:val="47"/>
+        </w:numPr>
+        <w:rPr>
+          <w:rFonts w:ascii="Times New Roman" w:eastAsia="宋体" w:hAnsi="Times New Roman" w:cs="Times New Roman"/>
+        </w:rPr>
+      </w:pPr>
+      <w:r>
+        <w:rPr>
+          <w:rFonts w:ascii="Times New Roman" w:eastAsia="宋体" w:hAnsi="Times New Roman" w:cs="Times New Roman" w:hint="eastAsia"/>
+        </w:rPr>
+        <w:t>修复当隧道信息不正确时崩溃的</w:t>
+      </w:r>
+      <w:r>
+        <w:rPr>
+          <w:rFonts w:ascii="Times New Roman" w:eastAsia="宋体" w:hAnsi="Times New Roman" w:cs="Times New Roman" w:hint="eastAsia"/>
+        </w:rPr>
+        <w:t>bug</w:t>
+      </w:r>
+    </w:p>
+    <w:p>
+      <w:pPr>
+        <w:pStyle w:val="a9"/>
+        <w:numPr>
+          <w:ilvl w:val="0"/>
+          <w:numId w:val="47"/>
+        </w:numPr>
+        <w:rPr>
+          <w:rFonts w:ascii="Times New Roman" w:eastAsia="宋体" w:hAnsi="Times New Roman" w:cs="Times New Roman"/>
+        </w:rPr>
+      </w:pPr>
+      <w:r>
+        <w:rPr>
+          <w:rFonts w:ascii="Times New Roman" w:eastAsia="宋体" w:hAnsi="Times New Roman" w:cs="Times New Roman" w:hint="eastAsia"/>
+        </w:rPr>
+        <w:lastRenderedPageBreak/>
+        <w:t>修复在地形浏览器中切换过多次后程序无响应的</w:t>
+      </w:r>
+      <w:r>
+        <w:rPr>
+          <w:rFonts w:ascii="Times New Roman" w:eastAsia="宋体" w:hAnsi="Times New Roman" w:cs="Times New Roman" w:hint="eastAsia"/>
+        </w:rPr>
+        <w:t>bug</w:t>
+      </w:r>
+    </w:p>
+    <w:p>
+      <w:pPr>
+        <w:pStyle w:val="a9"/>
+        <w:numPr>
+          <w:ilvl w:val="0"/>
+          <w:numId w:val="47"/>
+        </w:numPr>
+        <w:rPr>
+          <w:rFonts w:ascii="Times New Roman" w:eastAsia="宋体" w:hAnsi="Times New Roman" w:cs="Times New Roman"/>
+        </w:rPr>
+      </w:pPr>
+      <w:r>
+        <w:rPr>
+          <w:rFonts w:ascii="Times New Roman" w:eastAsia="宋体" w:hAnsi="Times New Roman" w:cs="Times New Roman" w:hint="eastAsia"/>
+        </w:rPr>
+        <w:t>显著</w:t>
+      </w:r>
+      <w:r>
+        <w:rPr>
+          <w:rFonts w:ascii="Times New Roman" w:eastAsia="宋体" w:hAnsi="Times New Roman" w:cs="Times New Roman" w:hint="eastAsia"/>
+        </w:rPr>
+        <w:t>优化</w:t>
+      </w:r>
+      <w:r>
+        <w:rPr>
+          <w:rFonts w:ascii="Times New Roman" w:eastAsia="宋体" w:hAnsi="Times New Roman" w:cs="Times New Roman" w:hint="eastAsia"/>
+        </w:rPr>
+        <w:t>使用新的</w:t>
+      </w:r>
+      <w:r>
+        <w:rPr>
+          <w:rFonts w:ascii="Times New Roman" w:eastAsia="宋体" w:hAnsi="Times New Roman" w:cs="Times New Roman" w:hint="eastAsia"/>
+        </w:rPr>
+        <w:t>MIX</w:t>
+      </w:r>
+      <w:r>
+        <w:rPr>
+          <w:rFonts w:ascii="Times New Roman" w:eastAsia="宋体" w:hAnsi="Times New Roman" w:cs="Times New Roman" w:hint="eastAsia"/>
+        </w:rPr>
+        <w:t>加载器时的</w:t>
+      </w:r>
+      <w:r>
+        <w:rPr>
+          <w:rFonts w:ascii="Times New Roman" w:eastAsia="宋体" w:hAnsi="Times New Roman" w:cs="Times New Roman" w:hint="eastAsia"/>
+        </w:rPr>
+        <w:t>启动加载时间</w:t>
+      </w:r>
+    </w:p>
+    <w:p>
+      <w:pPr>
+        <w:pStyle w:val="a9"/>
+        <w:numPr>
+          <w:ilvl w:val="0"/>
+          <w:numId w:val="47"/>
+        </w:numPr>
+        <w:rPr>
+          <w:rFonts w:ascii="Times New Roman" w:eastAsia="宋体" w:hAnsi="Times New Roman" w:cs="Times New Roman"/>
+        </w:rPr>
+      </w:pPr>
+      <w:r>
+        <w:rPr>
+          <w:rFonts w:ascii="Times New Roman" w:eastAsia="宋体" w:hAnsi="Times New Roman" w:cs="Times New Roman" w:hint="eastAsia"/>
+        </w:rPr>
+        <w:t>优化</w:t>
+      </w:r>
+      <w:r>
+        <w:rPr>
+          <w:rFonts w:ascii="Times New Roman" w:eastAsia="宋体" w:hAnsi="Times New Roman" w:cs="Times New Roman" w:hint="eastAsia"/>
+        </w:rPr>
+        <w:t>VXL</w:t>
+      </w:r>
+      <w:r>
+        <w:rPr>
+          <w:rFonts w:ascii="Times New Roman" w:eastAsia="宋体" w:hAnsi="Times New Roman" w:cs="Times New Roman" w:hint="eastAsia"/>
+        </w:rPr>
+        <w:t>单位</w:t>
+      </w:r>
+      <w:r>
+        <w:rPr>
+          <w:rFonts w:ascii="Times New Roman" w:eastAsia="宋体" w:hAnsi="Times New Roman" w:cs="Times New Roman" w:hint="eastAsia"/>
+        </w:rPr>
+        <w:t>加载</w:t>
+      </w:r>
+      <w:r>
+        <w:rPr>
+          <w:rFonts w:ascii="Times New Roman" w:eastAsia="宋体" w:hAnsi="Times New Roman" w:cs="Times New Roman" w:hint="eastAsia"/>
+        </w:rPr>
+        <w:t>时间</w:t>
+      </w:r>
+    </w:p>
+    <w:p>
+      <w:pPr>
+        <w:pStyle w:val="a9"/>
+        <w:numPr>
+          <w:ilvl w:val="0"/>
+          <w:numId w:val="47"/>
+        </w:numPr>
+        <w:rPr>
+          <w:rFonts w:ascii="Times New Roman" w:eastAsia="宋体" w:hAnsi="Times New Roman" w:cs="Times New Roman"/>
+        </w:rPr>
+      </w:pPr>
+      <w:r>
+        <w:rPr>
+          <w:rFonts w:ascii="Times New Roman" w:eastAsia="宋体" w:hAnsi="Times New Roman" w:cs="Times New Roman" w:hint="eastAsia"/>
+        </w:rPr>
+        <w:t>修复当地图存在超出有效索引的单元格时，加载地图时可能崩溃的</w:t>
+      </w:r>
+      <w:r>
+        <w:rPr>
+          <w:rFonts w:ascii="Times New Roman" w:eastAsia="宋体" w:hAnsi="Times New Roman" w:cs="Times New Roman" w:hint="eastAsia"/>
+        </w:rPr>
+        <w:t>bug</w:t>
+      </w:r>
+    </w:p>
+    <w:p>
+      <w:pPr>
+        <w:pStyle w:val="a9"/>
+        <w:numPr>
+          <w:ilvl w:val="0"/>
+          <w:numId w:val="47"/>
+        </w:numPr>
+        <w:rPr>
+          <w:rFonts w:ascii="Times New Roman" w:eastAsia="宋体" w:hAnsi="Times New Roman" w:cs="Times New Roman"/>
+        </w:rPr>
+      </w:pPr>
+      <w:r>
+        <w:rPr>
+          <w:rFonts w:ascii="Times New Roman" w:eastAsia="宋体" w:hAnsi="Times New Roman" w:cs="Times New Roman" w:hint="eastAsia"/>
+        </w:rPr>
+        <w:t>修复双击触发编辑器行为列表的上移下移按钮时不响应的</w:t>
+      </w:r>
+      <w:r>
+        <w:rPr>
+          <w:rFonts w:ascii="Times New Roman" w:eastAsia="宋体" w:hAnsi="Times New Roman" w:cs="Times New Roman" w:hint="eastAsia"/>
+        </w:rPr>
+        <w:t>bug</w:t>
+      </w:r>
+    </w:p>
+    <w:p>
+      <w:pPr>
+        <w:pStyle w:val="a9"/>
+        <w:numPr>
+          <w:ilvl w:val="0"/>
+          <w:numId w:val="47"/>
+        </w:numPr>
+        <w:rPr>
+          <w:rFonts w:ascii="Times New Roman" w:eastAsia="宋体" w:hAnsi="Times New Roman" w:cs="Times New Roman"/>
+        </w:rPr>
+      </w:pPr>
+      <w:r>
+        <w:rPr>
+          <w:rFonts w:ascii="Times New Roman" w:eastAsia="宋体" w:hAnsi="Times New Roman" w:cs="Times New Roman" w:hint="eastAsia"/>
+        </w:rPr>
+        <w:t>优化覆盖物加载策略，即使素材文件内部标记有误，也会加载前一半图像</w:t>
+      </w:r>
+    </w:p>
+    <w:p>
+      <w:pPr>
+        <w:pStyle w:val="a9"/>
+        <w:numPr>
+          <w:ilvl w:val="0"/>
+          <w:numId w:val="47"/>
+        </w:numPr>
+        <w:rPr>
+          <w:rFonts w:ascii="Times New Roman" w:eastAsia="宋体" w:hAnsi="Times New Roman" w:cs="Times New Roman"/>
+        </w:rPr>
+      </w:pPr>
+      <w:r>
+        <w:rPr>
+          <w:rFonts w:ascii="Times New Roman" w:eastAsia="宋体" w:hAnsi="Times New Roman" w:cs="Times New Roman" w:hint="eastAsia"/>
+        </w:rPr>
+        <w:t>修复部分情况下随机放置对象不显示图标的</w:t>
+      </w:r>
+      <w:r>
+        <w:rPr>
+          <w:rFonts w:ascii="Times New Roman" w:eastAsia="宋体" w:hAnsi="Times New Roman" w:cs="Times New Roman" w:hint="eastAsia"/>
+        </w:rPr>
+        <w:t>bug</w:t>
+      </w:r>
+    </w:p>
+    <w:p>
+      <w:pPr>
+        <w:pStyle w:val="a9"/>
+        <w:numPr>
+          <w:ilvl w:val="0"/>
+          <w:numId w:val="47"/>
+        </w:numPr>
+        <w:rPr>
+          <w:rFonts w:ascii="Times New Roman" w:eastAsia="宋体" w:hAnsi="Times New Roman" w:cs="Times New Roman"/>
+        </w:rPr>
+      </w:pPr>
+      <w:r>
+        <w:rPr>
+          <w:rFonts w:ascii="Times New Roman" w:eastAsia="宋体" w:hAnsi="Times New Roman" w:cs="Times New Roman" w:hint="eastAsia"/>
+        </w:rPr>
+        <w:t>为所属方窗口补充缺失的翻译</w:t>
+      </w:r>
+    </w:p>
+    <w:p>
+      <w:pPr>
+        <w:pStyle w:val="a9"/>
+        <w:numPr>
+          <w:ilvl w:val="0"/>
+          <w:numId w:val="47"/>
+        </w:numPr>
+        <w:rPr>
+          <w:rFonts w:ascii="Times New Roman" w:eastAsia="宋体" w:hAnsi="Times New Roman" w:cs="Times New Roman"/>
+        </w:rPr>
+      </w:pPr>
+      <w:r>
+        <w:rPr>
+          <w:rFonts w:ascii="Times New Roman" w:eastAsia="宋体" w:hAnsi="Times New Roman" w:cs="Times New Roman" w:hint="eastAsia"/>
+        </w:rPr>
+        <w:t>优化</w:t>
+      </w:r>
+      <w:r>
+        <w:rPr>
+          <w:rFonts w:ascii="Times New Roman" w:eastAsia="宋体" w:hAnsi="Times New Roman" w:cs="Times New Roman" w:hint="eastAsia"/>
+        </w:rPr>
+        <w:t>CSF</w:t>
+      </w:r>
+      <w:r>
+        <w:rPr>
+          <w:rFonts w:ascii="Times New Roman" w:eastAsia="宋体" w:hAnsi="Times New Roman" w:cs="Times New Roman" w:hint="eastAsia"/>
+        </w:rPr>
+        <w:t>浏览器性能</w:t>
+      </w:r>
+    </w:p>
+    <w:p>
+      <w:pPr>
+        <w:pStyle w:val="a9"/>
+        <w:numPr>
+          <w:ilvl w:val="0"/>
+          <w:numId w:val="47"/>
+        </w:numPr>
+        <w:rPr>
+          <w:rFonts w:ascii="Times New Roman" w:eastAsia="宋体" w:hAnsi="Times New Roman" w:cs="Times New Roman"/>
+        </w:rPr>
+      </w:pPr>
+      <w:r>
+        <w:rPr>
+          <w:rFonts w:ascii="Times New Roman" w:eastAsia="宋体" w:hAnsi="Times New Roman" w:cs="Times New Roman" w:hint="eastAsia"/>
+        </w:rPr>
+        <w:t>修复地形的</w:t>
+      </w:r>
+      <w:r>
+        <w:rPr>
+          <w:rFonts w:ascii="Times New Roman" w:eastAsia="宋体" w:hAnsi="Times New Roman" w:cs="Times New Roman" w:hint="eastAsia"/>
+        </w:rPr>
+        <w:t>ExtraImage</w:t>
+      </w:r>
+      <w:r>
+        <w:rPr>
+          <w:rFonts w:ascii="Times New Roman" w:eastAsia="宋体" w:hAnsi="Times New Roman" w:cs="Times New Roman" w:hint="eastAsia"/>
+        </w:rPr>
+        <w:t>部分情况下会渲染在其他地形上的</w:t>
+      </w:r>
+      <w:r>
+        <w:rPr>
+          <w:rFonts w:ascii="Times New Roman" w:eastAsia="宋体" w:hAnsi="Times New Roman" w:cs="Times New Roman" w:hint="eastAsia"/>
+        </w:rPr>
+        <w:t>bug</w:t>
+      </w:r>
+    </w:p>
+    <w:p>
+      <w:pPr>
+        <w:pStyle w:val="a9"/>
+        <w:numPr>
+          <w:ilvl w:val="0"/>
+          <w:numId w:val="47"/>
+        </w:numPr>
+        <w:rPr>
+          <w:rFonts w:ascii="Times New Roman" w:eastAsia="宋体" w:hAnsi="Times New Roman" w:cs="Times New Roman"/>
+        </w:rPr>
+      </w:pPr>
+      <w:r>
+        <w:rPr>
+          <w:rFonts w:ascii="Times New Roman" w:eastAsia="宋体" w:hAnsi="Times New Roman" w:cs="Times New Roman" w:hint="eastAsia"/>
+        </w:rPr>
+        <w:t>支持</w:t>
+      </w:r>
+      <w:r>
+        <w:rPr>
+          <w:rFonts w:ascii="Times New Roman" w:eastAsia="宋体" w:hAnsi="Times New Roman" w:cs="Times New Roman" w:hint="eastAsia"/>
+        </w:rPr>
+        <w:t>64</w:t>
+      </w:r>
+      <w:r>
+        <w:rPr>
+          <w:rFonts w:ascii="Times New Roman" w:eastAsia="宋体" w:hAnsi="Times New Roman" w:cs="Times New Roman" w:hint="eastAsia"/>
+        </w:rPr>
+        <w:t>向建筑炮塔图像的加载</w:t>
+      </w:r>
+    </w:p>
+    <w:p>
+      <w:pPr>
+        <w:pStyle w:val="a9"/>
+        <w:numPr>
+          <w:ilvl w:val="0"/>
+          <w:numId w:val="47"/>
+        </w:numPr>
+        <w:rPr>
+          <w:rFonts w:ascii="Times New Roman" w:eastAsia="宋体" w:hAnsi="Times New Roman" w:cs="Times New Roman"/>
+        </w:rPr>
+      </w:pPr>
+      <w:r>
+        <w:rPr>
+          <w:rFonts w:ascii="Times New Roman" w:eastAsia="宋体" w:hAnsi="Times New Roman" w:cs="Times New Roman" w:hint="eastAsia"/>
+        </w:rPr>
+        <w:t>支持建筑炮塔动画（</w:t>
+      </w:r>
+      <w:r>
+        <w:rPr>
+          <w:rFonts w:ascii="Times New Roman" w:eastAsia="宋体" w:hAnsi="Times New Roman" w:cs="Times New Roman" w:hint="eastAsia"/>
+        </w:rPr>
+        <w:t>TurretAnim.IdleFrames</w:t>
+      </w:r>
+      <w:r>
+        <w:rPr>
+          <w:rFonts w:ascii="Times New Roman" w:eastAsia="宋体" w:hAnsi="Times New Roman" w:cs="Times New Roman" w:hint="eastAsia"/>
+        </w:rPr>
+        <w:t>）</w:t>
+      </w:r>
+    </w:p>
+    <w:p>
+      <w:pPr>
+        <w:pStyle w:val="a9"/>
+        <w:numPr>
+          <w:ilvl w:val="0"/>
+          <w:numId w:val="47"/>
+        </w:numPr>
+        <w:rPr>
+          <w:rFonts w:ascii="Times New Roman" w:eastAsia="宋体" w:hAnsi="Times New Roman" w:cs="Times New Roman"/>
+        </w:rPr>
+      </w:pPr>
+      <w:r>
+        <w:rPr>
+          <w:rFonts w:ascii="Times New Roman" w:eastAsia="宋体" w:hAnsi="Times New Roman" w:cs="Times New Roman" w:hint="eastAsia"/>
+        </w:rPr>
+        <w:t>AI</w:t>
+      </w:r>
+      <w:r>
+        <w:rPr>
+          <w:rFonts w:ascii="Times New Roman" w:eastAsia="宋体" w:hAnsi="Times New Roman" w:cs="Times New Roman" w:hint="eastAsia"/>
+        </w:rPr>
+        <w:t>触发编辑器的激活条件支持自定义，详见</w:t>
+      </w:r>
+      <w:r>
+        <w:rPr>
+          <w:rFonts w:ascii="Times New Roman" w:eastAsia="宋体" w:hAnsi="Times New Roman" w:cs="Times New Roman" w:hint="eastAsia"/>
+        </w:rPr>
+        <w:t>AITriggerConditionTypes</w:t>
+      </w:r>
+    </w:p>
+    <w:p>
+      <w:pPr>
+        <w:pStyle w:val="a9"/>
+        <w:numPr>
+          <w:ilvl w:val="0"/>
+          <w:numId w:val="47"/>
+        </w:numPr>
+        <w:rPr>
+          <w:rFonts w:ascii="Times New Roman" w:eastAsia="宋体" w:hAnsi="Times New Roman" w:cs="Times New Roman"/>
+        </w:rPr>
+      </w:pPr>
+      <w:r>
+        <w:rPr>
+          <w:rFonts w:ascii="Times New Roman" w:eastAsia="宋体" w:hAnsi="Times New Roman" w:cs="Times New Roman" w:hint="eastAsia"/>
+        </w:rPr>
+        <w:t>修复通用格式刷同时应用于多种不同对象时，</w:t>
+      </w:r>
+      <w:r>
+        <w:rPr>
+          <w:rFonts w:ascii="Times New Roman" w:eastAsia="宋体" w:hAnsi="Times New Roman" w:cs="Times New Roman" w:hint="eastAsia"/>
+        </w:rPr>
+        <w:t>历史记录</w:t>
+      </w:r>
+      <w:r>
+        <w:rPr>
+          <w:rFonts w:ascii="Times New Roman" w:eastAsia="宋体" w:hAnsi="Times New Roman" w:cs="Times New Roman" w:hint="eastAsia"/>
+        </w:rPr>
+        <w:t>错误的</w:t>
+      </w:r>
+      <w:r>
+        <w:rPr>
+          <w:rFonts w:ascii="Times New Roman" w:eastAsia="宋体" w:hAnsi="Times New Roman" w:cs="Times New Roman" w:hint="eastAsia"/>
+        </w:rPr>
+        <w:t>bug</w:t>
+      </w:r>
+      <w:r>
+        <w:rPr>
+          <w:rFonts w:ascii="Times New Roman" w:eastAsia="宋体" w:hAnsi="Times New Roman" w:cs="Times New Roman" w:hint="eastAsia"/>
+        </w:rPr>
+        <w:t>，添加修改实时预览</w:t>
+      </w:r>
+    </w:p>
+    <w:p>
+      <w:pPr>
+        <w:pStyle w:val="a9"/>
+        <w:numPr>
+          <w:ilvl w:val="0"/>
+          <w:numId w:val="47"/>
+        </w:numPr>
+        <w:rPr>
+          <w:rFonts w:ascii="Times New Roman" w:eastAsia="宋体" w:hAnsi="Times New Roman" w:cs="Times New Roman"/>
+        </w:rPr>
+      </w:pPr>
+      <w:r>
+        <w:rPr>
+          <w:rFonts w:ascii="Times New Roman" w:eastAsia="宋体" w:hAnsi="Times New Roman" w:cs="Times New Roman" w:hint="eastAsia"/>
+        </w:rPr>
+        <w:t>占地面积大于</w:t>
+      </w:r>
+      <w:r>
+        <w:rPr>
+          <w:rFonts w:ascii="Times New Roman" w:eastAsia="宋体" w:hAnsi="Times New Roman" w:cs="Times New Roman" w:hint="eastAsia"/>
+        </w:rPr>
+        <w:t>1x1</w:t>
+      </w:r>
+      <w:r>
+        <w:rPr>
+          <w:rFonts w:ascii="Times New Roman" w:eastAsia="宋体" w:hAnsi="Times New Roman" w:cs="Times New Roman" w:hint="eastAsia"/>
+        </w:rPr>
+        <w:t>的污染可以在非原点格子拖动</w:t>
+      </w:r>
+    </w:p>
+    <w:p>
+      <w:pPr>
+        <w:pStyle w:val="a9"/>
+        <w:numPr>
+          <w:ilvl w:val="0"/>
+          <w:numId w:val="47"/>
+        </w:numPr>
+        <w:rPr>
+          <w:rFonts w:ascii="Times New Roman" w:eastAsia="宋体" w:hAnsi="Times New Roman" w:cs="Times New Roman"/>
+        </w:rPr>
+      </w:pPr>
+      <w:r>
+        <w:rPr>
+          <w:rFonts w:ascii="Times New Roman" w:eastAsia="宋体" w:hAnsi="Times New Roman" w:cs="Times New Roman" w:hint="eastAsia"/>
+        </w:rPr>
+        <w:t>Delete</w:t>
+      </w:r>
+      <w:r>
+        <w:rPr>
+          <w:rFonts w:ascii="Times New Roman" w:eastAsia="宋体" w:hAnsi="Times New Roman" w:cs="Times New Roman" w:hint="eastAsia"/>
+        </w:rPr>
+        <w:t>键不再作为删除对象的快捷键；每按一次</w:t>
+      </w:r>
+      <w:r>
+        <w:rPr>
+          <w:rFonts w:ascii="Times New Roman" w:eastAsia="宋体" w:hAnsi="Times New Roman" w:cs="Times New Roman" w:hint="eastAsia"/>
+        </w:rPr>
+        <w:t>Delete</w:t>
+      </w:r>
+      <w:r>
+        <w:rPr>
+          <w:rFonts w:ascii="Times New Roman" w:eastAsia="宋体" w:hAnsi="Times New Roman" w:cs="Times New Roman" w:hint="eastAsia"/>
+        </w:rPr>
+        <w:t>，都将删除鼠标所在单元格的各种对象</w:t>
+      </w:r>
+    </w:p>
+    <w:p>
+      <w:pPr>
+        <w:pStyle w:val="a9"/>
+        <w:numPr>
+          <w:ilvl w:val="0"/>
+          <w:numId w:val="47"/>
+        </w:numPr>
+        <w:rPr>
+          <w:rFonts w:ascii="Times New Roman" w:eastAsia="宋体" w:hAnsi="Times New Roman" w:cs="Times New Roman"/>
+        </w:rPr>
+      </w:pPr>
+      <w:r>
+        <w:rPr>
+          <w:rFonts w:ascii="Times New Roman" w:eastAsia="宋体" w:hAnsi="Times New Roman" w:cs="Times New Roman" w:hint="eastAsia"/>
+        </w:rPr>
+        <w:t>修复在部分老旧</w:t>
+      </w:r>
+      <w:r>
+        <w:rPr>
+          <w:rFonts w:ascii="Times New Roman" w:eastAsia="宋体" w:hAnsi="Times New Roman" w:cs="Times New Roman" w:hint="eastAsia"/>
+        </w:rPr>
+        <w:t>CPU</w:t>
+      </w:r>
+      <w:r>
+        <w:rPr>
+          <w:rFonts w:ascii="Times New Roman" w:eastAsia="宋体" w:hAnsi="Times New Roman" w:cs="Times New Roman" w:hint="eastAsia"/>
+        </w:rPr>
+        <w:t>上方向计算错误的</w:t>
+      </w:r>
+      <w:r>
+        <w:rPr>
+          <w:rFonts w:ascii="Times New Roman" w:eastAsia="宋体" w:hAnsi="Times New Roman" w:cs="Times New Roman" w:hint="eastAsia"/>
+        </w:rPr>
+        <w:t>bug</w:t>
+      </w:r>
+    </w:p>
+    <w:p>
+      <w:pPr>
+        <w:pStyle w:val="a9"/>
+        <w:numPr>
+          <w:ilvl w:val="0"/>
+          <w:numId w:val="10"/>
+        </w:numPr>
+        <w:rPr>
+          <w:rFonts w:ascii="Times New Roman" w:eastAsia="宋体" w:hAnsi="Times New Roman" w:cs="Times New Roman"/>
           <w:b/>
           <w:bCs/>
           <w:sz w:val="28"/>
           <w:szCs w:val="32"/>
         </w:rPr>
-        <w:t>)</w:t>
-      </w:r>
-    </w:p>
-    <w:p>
-      <w:pPr>
-        <w:pStyle w:val="a9"/>
-        <w:numPr>
-          <w:ilvl w:val="0"/>
-          <w:numId w:val="47"/>
-        </w:numPr>
-        <w:rPr>
-          <w:rFonts w:ascii="Times New Roman" w:eastAsia="宋体" w:hAnsi="Times New Roman" w:cs="Times New Roman"/>
-        </w:rPr>
-      </w:pPr>
-      <w:r>
-        <w:rPr>
-          <w:rFonts w:ascii="Times New Roman" w:eastAsia="宋体" w:hAnsi="Times New Roman" w:cs="Times New Roman" w:hint="eastAsia"/>
-        </w:rPr>
-        <w:t>修复当副屏在主屏幕左侧或上侧时的显示</w:t>
-      </w:r>
-      <w:r>
-        <w:rPr>
-          <w:rFonts w:ascii="Times New Roman" w:eastAsia="宋体" w:hAnsi="Times New Roman" w:cs="Times New Roman" w:hint="eastAsia"/>
-        </w:rPr>
-        <w:t>bug</w:t>
-      </w:r>
-    </w:p>
-    <w:p>
-      <w:pPr>
-        <w:pStyle w:val="a9"/>
-        <w:numPr>
-          <w:ilvl w:val="0"/>
-          <w:numId w:val="47"/>
-        </w:numPr>
-        <w:rPr>
-          <w:rFonts w:ascii="Times New Roman" w:eastAsia="宋体" w:hAnsi="Times New Roman" w:cs="Times New Roman"/>
-        </w:rPr>
-      </w:pPr>
-      <w:r>
-        <w:rPr>
-          <w:rFonts w:ascii="Times New Roman" w:eastAsia="宋体" w:hAnsi="Times New Roman" w:cs="Times New Roman" w:hint="eastAsia"/>
-        </w:rPr>
-        <w:t>自定义</w:t>
-      </w:r>
-      <w:r>
-        <w:rPr>
-          <w:rFonts w:ascii="Times New Roman" w:eastAsia="宋体" w:hAnsi="Times New Roman" w:cs="Times New Roman" w:hint="eastAsia"/>
-        </w:rPr>
-        <w:t>LAT</w:t>
-      </w:r>
-      <w:r>
-        <w:rPr>
-          <w:rFonts w:ascii="Times New Roman" w:eastAsia="宋体" w:hAnsi="Times New Roman" w:cs="Times New Roman" w:hint="eastAsia"/>
-        </w:rPr>
-        <w:t>支持指定</w:t>
-      </w:r>
-      <w:r>
-        <w:rPr>
-          <w:rFonts w:ascii="Times New Roman" w:eastAsia="宋体" w:hAnsi="Times New Roman" w:cs="Times New Roman" w:hint="eastAsia"/>
-        </w:rPr>
-        <w:t>ClearTile</w:t>
-      </w:r>
-      <w:r>
-        <w:rPr>
-          <w:rFonts w:ascii="Times New Roman" w:eastAsia="宋体" w:hAnsi="Times New Roman" w:cs="Times New Roman" w:hint="eastAsia"/>
-        </w:rPr>
-        <w:t>，详见</w:t>
-      </w:r>
-      <w:r>
-        <w:rPr>
-          <w:rFonts w:ascii="Times New Roman" w:eastAsia="宋体" w:hAnsi="Times New Roman" w:cs="Times New Roman" w:hint="eastAsia"/>
-        </w:rPr>
-        <w:t>[LATGroups]</w:t>
-      </w:r>
-    </w:p>
-    <w:p>
-      <w:pPr>
-        <w:pStyle w:val="a9"/>
-        <w:numPr>
-          <w:ilvl w:val="0"/>
-          <w:numId w:val="47"/>
-        </w:numPr>
-        <w:rPr>
-          <w:rFonts w:ascii="Times New Roman" w:eastAsia="宋体" w:hAnsi="Times New Roman" w:cs="Times New Roman"/>
-        </w:rPr>
-      </w:pPr>
-      <w:r>
-        <w:rPr>
-          <w:rFonts w:ascii="Times New Roman" w:eastAsia="宋体" w:hAnsi="Times New Roman" w:cs="Times New Roman" w:hint="eastAsia"/>
-        </w:rPr>
-        <w:t>修复撤销、重做等菜单选项无效的</w:t>
-      </w:r>
-      <w:r>
-        <w:rPr>
-          <w:rFonts w:ascii="Times New Roman" w:eastAsia="宋体" w:hAnsi="Times New Roman" w:cs="Times New Roman" w:hint="eastAsia"/>
-        </w:rPr>
-        <w:t>bug</w:t>
-      </w:r>
-    </w:p>
-    <w:p>
-      <w:pPr>
-        <w:pStyle w:val="a9"/>
-        <w:numPr>
-          <w:ilvl w:val="0"/>
-          <w:numId w:val="47"/>
-        </w:numPr>
-        <w:rPr>
-          <w:rFonts w:ascii="Times New Roman" w:eastAsia="宋体" w:hAnsi="Times New Roman" w:cs="Times New Roman"/>
-        </w:rPr>
-      </w:pPr>
-      <w:r>
-        <w:rPr>
-          <w:rFonts w:ascii="Times New Roman" w:eastAsia="宋体" w:hAnsi="Times New Roman" w:cs="Times New Roman" w:hint="eastAsia"/>
-        </w:rPr>
-        <w:t>优化单位渲染顺序，优化了较大单位被地形遮挡的问题</w:t>
-      </w:r>
-    </w:p>
-    <w:p>
-      <w:pPr>
-        <w:pStyle w:val="a9"/>
-        <w:numPr>
-          <w:ilvl w:val="0"/>
-          <w:numId w:val="47"/>
-        </w:numPr>
-        <w:rPr>
-          <w:rFonts w:ascii="Times New Roman" w:eastAsia="宋体" w:hAnsi="Times New Roman" w:cs="Times New Roman"/>
-        </w:rPr>
-      </w:pPr>
-      <w:r>
-        <w:rPr>
-          <w:rFonts w:ascii="Times New Roman" w:eastAsia="宋体" w:hAnsi="Times New Roman" w:cs="Times New Roman" w:hint="eastAsia"/>
-        </w:rPr>
-        <w:t>修复单位与建筑重叠时，单位</w:t>
-      </w:r>
-      <w:r>
-        <w:rPr>
-          <w:rFonts w:ascii="Times New Roman" w:eastAsia="宋体" w:hAnsi="Times New Roman" w:cs="Times New Roman" w:hint="eastAsia"/>
-        </w:rPr>
-        <w:t>被遮挡</w:t>
-      </w:r>
-      <w:r>
-        <w:rPr>
-          <w:rFonts w:ascii="Times New Roman" w:eastAsia="宋体" w:hAnsi="Times New Roman" w:cs="Times New Roman" w:hint="eastAsia"/>
-        </w:rPr>
-        <w:t>的</w:t>
-      </w:r>
-      <w:r>
-        <w:rPr>
-          <w:rFonts w:ascii="Times New Roman" w:eastAsia="宋体" w:hAnsi="Times New Roman" w:cs="Times New Roman" w:hint="eastAsia"/>
-        </w:rPr>
-        <w:t>bug</w:t>
-      </w:r>
-    </w:p>
-    <w:p>
-      <w:pPr>
-        <w:pStyle w:val="a9"/>
-        <w:numPr>
-          <w:ilvl w:val="0"/>
-          <w:numId w:val="47"/>
-        </w:numPr>
-        <w:rPr>
-          <w:rFonts w:ascii="Times New Roman" w:eastAsia="宋体" w:hAnsi="Times New Roman" w:cs="Times New Roman"/>
-        </w:rPr>
-      </w:pPr>
-      <w:r>
-        <w:rPr>
-          <w:rFonts w:ascii="Times New Roman" w:eastAsia="宋体" w:hAnsi="Times New Roman" w:cs="Times New Roman" w:hint="eastAsia"/>
-        </w:rPr>
-        <w:t>可以正确显示驻军建筑的动画</w:t>
-      </w:r>
-    </w:p>
-    <w:p>
-      <w:pPr>
-        <w:pStyle w:val="a9"/>
-        <w:numPr>
-          <w:ilvl w:val="0"/>
-          <w:numId w:val="47"/>
-        </w:numPr>
-        <w:rPr>
-          <w:rFonts w:ascii="Times New Roman" w:eastAsia="宋体" w:hAnsi="Times New Roman" w:cs="Times New Roman"/>
-        </w:rPr>
-      </w:pPr>
-      <w:r>
-        <w:rPr>
-          <w:rFonts w:ascii="Times New Roman" w:eastAsia="宋体" w:hAnsi="Times New Roman" w:cs="Times New Roman" w:hint="eastAsia"/>
-        </w:rPr>
-        <w:t>可以正确显示生化反应炉的动画，计算初始乘员带来的发电量</w:t>
-      </w:r>
-    </w:p>
-    <w:p>
-      <w:pPr>
-        <w:pStyle w:val="a9"/>
-        <w:numPr>
-          <w:ilvl w:val="0"/>
-          <w:numId w:val="47"/>
-        </w:numPr>
-        <w:rPr>
-          <w:rFonts w:ascii="Times New Roman" w:eastAsia="宋体" w:hAnsi="Times New Roman" w:cs="Times New Roman"/>
-        </w:rPr>
-      </w:pPr>
-      <w:r>
-        <w:rPr>
-          <w:rFonts w:ascii="Times New Roman" w:eastAsia="宋体" w:hAnsi="Times New Roman" w:cs="Times New Roman" w:hint="eastAsia"/>
-        </w:rPr>
-        <w:t>修复撤销重做时没有更新灯光建筑的</w:t>
-      </w:r>
-      <w:r>
-        <w:rPr>
-          <w:rFonts w:ascii="Times New Roman" w:eastAsia="宋体" w:hAnsi="Times New Roman" w:cs="Times New Roman" w:hint="eastAsia"/>
-        </w:rPr>
-        <w:t>bug</w:t>
-      </w:r>
-    </w:p>
-    <w:p>
-      <w:pPr>
-        <w:pStyle w:val="a9"/>
-        <w:numPr>
-          <w:ilvl w:val="0"/>
-          <w:numId w:val="47"/>
-        </w:numPr>
-        <w:rPr>
-          <w:rFonts w:ascii="Times New Roman" w:eastAsia="宋体" w:hAnsi="Times New Roman" w:cs="Times New Roman"/>
-        </w:rPr>
-      </w:pPr>
-      <w:r>
-        <w:rPr>
-          <w:rFonts w:ascii="Times New Roman" w:eastAsia="宋体" w:hAnsi="Times New Roman" w:cs="Times New Roman" w:hint="eastAsia"/>
-        </w:rPr>
-        <w:t>显著</w:t>
-      </w:r>
-      <w:r>
-        <w:rPr>
-          <w:rFonts w:ascii="Times New Roman" w:eastAsia="宋体" w:hAnsi="Times New Roman" w:cs="Times New Roman" w:hint="eastAsia"/>
-        </w:rPr>
-        <w:t>提升</w:t>
-      </w:r>
-      <w:r>
-        <w:rPr>
-          <w:rFonts w:ascii="Times New Roman" w:eastAsia="宋体" w:hAnsi="Times New Roman" w:cs="Times New Roman" w:hint="eastAsia"/>
-        </w:rPr>
-        <w:t>绘图效率</w:t>
-      </w:r>
-      <w:r>
-        <w:rPr>
-          <w:rFonts w:ascii="Times New Roman" w:eastAsia="宋体" w:hAnsi="Times New Roman" w:cs="Times New Roman" w:hint="eastAsia"/>
-        </w:rPr>
-        <w:t>，优化光照沙盒效率</w:t>
-      </w:r>
-    </w:p>
-    <w:p>
-      <w:pPr>
-        <w:pStyle w:val="a9"/>
-        <w:numPr>
-          <w:ilvl w:val="0"/>
-          <w:numId w:val="47"/>
-        </w:numPr>
-        <w:rPr>
-          <w:rFonts w:ascii="Times New Roman" w:eastAsia="宋体" w:hAnsi="Times New Roman" w:cs="Times New Roman"/>
-        </w:rPr>
-      </w:pPr>
-      <w:r>
-        <w:rPr>
-          <w:rFonts w:ascii="Times New Roman" w:eastAsia="宋体" w:hAnsi="Times New Roman" w:cs="Times New Roman" w:hint="eastAsia"/>
-        </w:rPr>
-        <w:t>显著提升触发编辑器、小队编辑器等编辑器的效率</w:t>
-      </w:r>
-    </w:p>
-    <w:p>
-      <w:pPr>
-        <w:pStyle w:val="a9"/>
-        <w:numPr>
-          <w:ilvl w:val="0"/>
-          <w:numId w:val="47"/>
-        </w:numPr>
-        <w:rPr>
-          <w:rFonts w:ascii="Times New Roman" w:eastAsia="宋体" w:hAnsi="Times New Roman" w:cs="Times New Roman"/>
-        </w:rPr>
-      </w:pPr>
-      <w:r>
-        <w:rPr>
-          <w:rFonts w:ascii="Times New Roman" w:eastAsia="宋体" w:hAnsi="Times New Roman" w:cs="Times New Roman" w:hint="eastAsia"/>
-        </w:rPr>
-        <w:t>修复触发列表等列表选中父节点并右键选择“在本组创建触发”时，无法正确为触发添加前缀的</w:t>
-      </w:r>
-      <w:r>
-        <w:rPr>
-          <w:rFonts w:ascii="Times New Roman" w:eastAsia="宋体" w:hAnsi="Times New Roman" w:cs="Times New Roman" w:hint="eastAsia"/>
-        </w:rPr>
-        <w:t>bug</w:t>
-      </w:r>
-    </w:p>
-    <w:p>
-      <w:pPr>
-        <w:pStyle w:val="a9"/>
-        <w:numPr>
-          <w:ilvl w:val="0"/>
-          <w:numId w:val="47"/>
-        </w:numPr>
-        <w:rPr>
-          <w:rFonts w:ascii="Times New Roman" w:eastAsia="宋体" w:hAnsi="Times New Roman" w:cs="Times New Roman"/>
-        </w:rPr>
-      </w:pPr>
-      <w:r>
-        <w:rPr>
-          <w:rFonts w:ascii="Times New Roman" w:eastAsia="宋体" w:hAnsi="Times New Roman" w:cs="Times New Roman" w:hint="eastAsia"/>
-        </w:rPr>
-        <w:t>修复点击触发编辑器事件和行为列表的空白部分，会将当前选项切换至最后一个的</w:t>
-      </w:r>
-      <w:r>
-        <w:rPr>
-          <w:rFonts w:ascii="Times New Roman" w:eastAsia="宋体" w:hAnsi="Times New Roman" w:cs="Times New Roman" w:hint="eastAsia"/>
-        </w:rPr>
-        <w:t>bug</w:t>
-      </w:r>
-    </w:p>
-    <w:p>
-      <w:pPr>
-        <w:pStyle w:val="a9"/>
-        <w:numPr>
-          <w:ilvl w:val="0"/>
-          <w:numId w:val="47"/>
-        </w:numPr>
-        <w:rPr>
-          <w:rFonts w:ascii="Times New Roman" w:eastAsia="宋体" w:hAnsi="Times New Roman" w:cs="Times New Roman"/>
-        </w:rPr>
-      </w:pPr>
-      <w:r>
-        <w:rPr>
-          <w:rFonts w:ascii="Times New Roman" w:eastAsia="宋体" w:hAnsi="Times New Roman" w:cs="Times New Roman" w:hint="eastAsia"/>
-        </w:rPr>
-        <w:t>修复当隧道信息不正确时崩溃的</w:t>
-      </w:r>
-      <w:r>
-        <w:rPr>
-          <w:rFonts w:ascii="Times New Roman" w:eastAsia="宋体" w:hAnsi="Times New Roman" w:cs="Times New Roman" w:hint="eastAsia"/>
-        </w:rPr>
-        <w:t>bug</w:t>
-      </w:r>
-    </w:p>
-    <w:p>
-      <w:pPr>
-        <w:pStyle w:val="a9"/>
-        <w:numPr>
-          <w:ilvl w:val="0"/>
-          <w:numId w:val="47"/>
-        </w:numPr>
-        <w:rPr>
-          <w:rFonts w:ascii="Times New Roman" w:eastAsia="宋体" w:hAnsi="Times New Roman" w:cs="Times New Roman"/>
-        </w:rPr>
-      </w:pPr>
-      <w:r>
-        <w:rPr>
-          <w:rFonts w:ascii="Times New Roman" w:eastAsia="宋体" w:hAnsi="Times New Roman" w:cs="Times New Roman" w:hint="eastAsia"/>
-        </w:rPr>
-        <w:t>修复在地形浏览器中切换过多次后程序无响应的</w:t>
-      </w:r>
-      <w:r>
-        <w:rPr>
-          <w:rFonts w:ascii="Times New Roman" w:eastAsia="宋体" w:hAnsi="Times New Roman" w:cs="Times New Roman" w:hint="eastAsia"/>
-        </w:rPr>
-        <w:t>bug</w:t>
-      </w:r>
-    </w:p>
-    <w:p>
-      <w:pPr>
-        <w:pStyle w:val="a9"/>
-        <w:numPr>
-          <w:ilvl w:val="0"/>
-          <w:numId w:val="47"/>
-        </w:numPr>
-        <w:rPr>
-          <w:rFonts w:ascii="Times New Roman" w:eastAsia="宋体" w:hAnsi="Times New Roman" w:cs="Times New Roman"/>
-        </w:rPr>
-      </w:pPr>
-      <w:r>
-        <w:rPr>
-          <w:rFonts w:ascii="Times New Roman" w:eastAsia="宋体" w:hAnsi="Times New Roman" w:cs="Times New Roman" w:hint="eastAsia"/>
-        </w:rPr>
-        <w:lastRenderedPageBreak/>
-        <w:t>显著</w:t>
-      </w:r>
-      <w:r>
-        <w:rPr>
-          <w:rFonts w:ascii="Times New Roman" w:eastAsia="宋体" w:hAnsi="Times New Roman" w:cs="Times New Roman" w:hint="eastAsia"/>
-        </w:rPr>
-        <w:t>优化</w:t>
-      </w:r>
-      <w:r>
-        <w:rPr>
-          <w:rFonts w:ascii="Times New Roman" w:eastAsia="宋体" w:hAnsi="Times New Roman" w:cs="Times New Roman" w:hint="eastAsia"/>
-        </w:rPr>
-        <w:t>使用新的</w:t>
-      </w:r>
-      <w:r>
-        <w:rPr>
-          <w:rFonts w:ascii="Times New Roman" w:eastAsia="宋体" w:hAnsi="Times New Roman" w:cs="Times New Roman" w:hint="eastAsia"/>
-        </w:rPr>
-        <w:t>MIX</w:t>
-      </w:r>
-      <w:r>
-        <w:rPr>
-          <w:rFonts w:ascii="Times New Roman" w:eastAsia="宋体" w:hAnsi="Times New Roman" w:cs="Times New Roman" w:hint="eastAsia"/>
-        </w:rPr>
-        <w:t>加载器时的</w:t>
-      </w:r>
-      <w:r>
-        <w:rPr>
-          <w:rFonts w:ascii="Times New Roman" w:eastAsia="宋体" w:hAnsi="Times New Roman" w:cs="Times New Roman" w:hint="eastAsia"/>
-        </w:rPr>
-        <w:t>启动加载时间</w:t>
-      </w:r>
-    </w:p>
-    <w:p>
-      <w:pPr>
-        <w:pStyle w:val="a9"/>
-        <w:numPr>
-          <w:ilvl w:val="0"/>
-          <w:numId w:val="47"/>
-        </w:numPr>
-        <w:rPr>
-          <w:rFonts w:ascii="Times New Roman" w:eastAsia="宋体" w:hAnsi="Times New Roman" w:cs="Times New Roman"/>
-        </w:rPr>
-      </w:pPr>
-      <w:r>
-        <w:rPr>
-          <w:rFonts w:ascii="Times New Roman" w:eastAsia="宋体" w:hAnsi="Times New Roman" w:cs="Times New Roman" w:hint="eastAsia"/>
-        </w:rPr>
-        <w:t>优化</w:t>
-      </w:r>
-      <w:r>
-        <w:rPr>
-          <w:rFonts w:ascii="Times New Roman" w:eastAsia="宋体" w:hAnsi="Times New Roman" w:cs="Times New Roman" w:hint="eastAsia"/>
-        </w:rPr>
-        <w:t>VXL</w:t>
-      </w:r>
-      <w:r>
-        <w:rPr>
-          <w:rFonts w:ascii="Times New Roman" w:eastAsia="宋体" w:hAnsi="Times New Roman" w:cs="Times New Roman" w:hint="eastAsia"/>
-        </w:rPr>
-        <w:t>单位</w:t>
-      </w:r>
-      <w:r>
-        <w:rPr>
-          <w:rFonts w:ascii="Times New Roman" w:eastAsia="宋体" w:hAnsi="Times New Roman" w:cs="Times New Roman" w:hint="eastAsia"/>
-        </w:rPr>
-        <w:t>加载</w:t>
-      </w:r>
-      <w:r>
-        <w:rPr>
-          <w:rFonts w:ascii="Times New Roman" w:eastAsia="宋体" w:hAnsi="Times New Roman" w:cs="Times New Roman" w:hint="eastAsia"/>
-        </w:rPr>
-        <w:t>时间</w:t>
-      </w:r>
-    </w:p>
-    <w:p>
-      <w:pPr>
-        <w:pStyle w:val="a9"/>
-        <w:numPr>
-          <w:ilvl w:val="0"/>
-          <w:numId w:val="47"/>
-        </w:numPr>
-        <w:rPr>
-          <w:rFonts w:ascii="Times New Roman" w:eastAsia="宋体" w:hAnsi="Times New Roman" w:cs="Times New Roman"/>
-        </w:rPr>
-      </w:pPr>
-      <w:r>
-        <w:rPr>
-          <w:rFonts w:ascii="Times New Roman" w:eastAsia="宋体" w:hAnsi="Times New Roman" w:cs="Times New Roman" w:hint="eastAsia"/>
-        </w:rPr>
-        <w:t>修复当地图存在超出有效索引的单元格时，加载地图时可能崩溃的</w:t>
-      </w:r>
-      <w:r>
-        <w:rPr>
-          <w:rFonts w:ascii="Times New Roman" w:eastAsia="宋体" w:hAnsi="Times New Roman" w:cs="Times New Roman" w:hint="eastAsia"/>
-        </w:rPr>
-        <w:t>bug</w:t>
-      </w:r>
-    </w:p>
-    <w:p>
-      <w:pPr>
-        <w:pStyle w:val="a9"/>
-        <w:numPr>
-          <w:ilvl w:val="0"/>
-          <w:numId w:val="47"/>
-        </w:numPr>
-        <w:rPr>
-          <w:rFonts w:ascii="Times New Roman" w:eastAsia="宋体" w:hAnsi="Times New Roman" w:cs="Times New Roman"/>
-        </w:rPr>
-      </w:pPr>
-      <w:r>
-        <w:rPr>
-          <w:rFonts w:ascii="Times New Roman" w:eastAsia="宋体" w:hAnsi="Times New Roman" w:cs="Times New Roman" w:hint="eastAsia"/>
-        </w:rPr>
-        <w:t>修复双击触发编辑器行为列表的上移下移按钮时不响应的</w:t>
-      </w:r>
-      <w:r>
-        <w:rPr>
-          <w:rFonts w:ascii="Times New Roman" w:eastAsia="宋体" w:hAnsi="Times New Roman" w:cs="Times New Roman" w:hint="eastAsia"/>
-        </w:rPr>
-        <w:t>bug</w:t>
-      </w:r>
-    </w:p>
-    <w:p>
-      <w:pPr>
-        <w:pStyle w:val="a9"/>
-        <w:numPr>
-          <w:ilvl w:val="0"/>
-          <w:numId w:val="47"/>
-        </w:numPr>
-        <w:rPr>
-          <w:rFonts w:ascii="Times New Roman" w:eastAsia="宋体" w:hAnsi="Times New Roman" w:cs="Times New Roman"/>
-        </w:rPr>
-      </w:pPr>
-      <w:r>
-        <w:rPr>
-          <w:rFonts w:ascii="Times New Roman" w:eastAsia="宋体" w:hAnsi="Times New Roman" w:cs="Times New Roman" w:hint="eastAsia"/>
-        </w:rPr>
-        <w:t>优化覆盖物加载策略，即使素材文件内部标记有误，也会加载前一半图像</w:t>
-      </w:r>
-    </w:p>
-    <w:p>
-      <w:pPr>
-        <w:pStyle w:val="a9"/>
-        <w:numPr>
-          <w:ilvl w:val="0"/>
-          <w:numId w:val="47"/>
-        </w:numPr>
-        <w:rPr>
-          <w:rFonts w:ascii="Times New Roman" w:eastAsia="宋体" w:hAnsi="Times New Roman" w:cs="Times New Roman"/>
-        </w:rPr>
-      </w:pPr>
-      <w:r>
-        <w:rPr>
-          <w:rFonts w:ascii="Times New Roman" w:eastAsia="宋体" w:hAnsi="Times New Roman" w:cs="Times New Roman" w:hint="eastAsia"/>
-        </w:rPr>
-        <w:t>修复部分情况下随机放置对象不显示图标的</w:t>
-      </w:r>
-      <w:r>
-        <w:rPr>
-          <w:rFonts w:ascii="Times New Roman" w:eastAsia="宋体" w:hAnsi="Times New Roman" w:cs="Times New Roman" w:hint="eastAsia"/>
-        </w:rPr>
-        <w:t>bug</w:t>
-      </w:r>
-    </w:p>
-    <w:p>
-      <w:pPr>
-        <w:pStyle w:val="a9"/>
-        <w:numPr>
-          <w:ilvl w:val="0"/>
-          <w:numId w:val="47"/>
-        </w:numPr>
-        <w:rPr>
-          <w:rFonts w:ascii="Times New Roman" w:eastAsia="宋体" w:hAnsi="Times New Roman" w:cs="Times New Roman"/>
-        </w:rPr>
-      </w:pPr>
-      <w:r>
-        <w:rPr>
-          <w:rFonts w:ascii="Times New Roman" w:eastAsia="宋体" w:hAnsi="Times New Roman" w:cs="Times New Roman" w:hint="eastAsia"/>
-        </w:rPr>
-        <w:t>为所属方窗口补充缺失的翻译</w:t>
-      </w:r>
-    </w:p>
-    <w:p>
-      <w:pPr>
-        <w:pStyle w:val="a9"/>
-        <w:numPr>
-          <w:ilvl w:val="0"/>
-          <w:numId w:val="47"/>
-        </w:numPr>
-        <w:rPr>
-          <w:rFonts w:ascii="Times New Roman" w:eastAsia="宋体" w:hAnsi="Times New Roman" w:cs="Times New Roman"/>
-        </w:rPr>
-      </w:pPr>
-      <w:r>
-        <w:rPr>
-          <w:rFonts w:ascii="Times New Roman" w:eastAsia="宋体" w:hAnsi="Times New Roman" w:cs="Times New Roman" w:hint="eastAsia"/>
-        </w:rPr>
-        <w:t>优化</w:t>
-      </w:r>
-      <w:r>
-        <w:rPr>
-          <w:rFonts w:ascii="Times New Roman" w:eastAsia="宋体" w:hAnsi="Times New Roman" w:cs="Times New Roman" w:hint="eastAsia"/>
-        </w:rPr>
-        <w:t>CSF</w:t>
-      </w:r>
-      <w:r>
-        <w:rPr>
-          <w:rFonts w:ascii="Times New Roman" w:eastAsia="宋体" w:hAnsi="Times New Roman" w:cs="Times New Roman" w:hint="eastAsia"/>
-        </w:rPr>
-        <w:t>浏览器性能</w:t>
-      </w:r>
-    </w:p>
-    <w:p>
-      <w:pPr>
-        <w:pStyle w:val="a9"/>
-        <w:numPr>
-          <w:ilvl w:val="0"/>
-          <w:numId w:val="47"/>
-        </w:numPr>
-        <w:rPr>
-          <w:rFonts w:ascii="Times New Roman" w:eastAsia="宋体" w:hAnsi="Times New Roman" w:cs="Times New Roman"/>
-        </w:rPr>
-      </w:pPr>
-      <w:r>
-        <w:rPr>
-          <w:rFonts w:ascii="Times New Roman" w:eastAsia="宋体" w:hAnsi="Times New Roman" w:cs="Times New Roman" w:hint="eastAsia"/>
-        </w:rPr>
-        <w:t>修复地形的</w:t>
-      </w:r>
-      <w:r>
-        <w:rPr>
-          <w:rFonts w:ascii="Times New Roman" w:eastAsia="宋体" w:hAnsi="Times New Roman" w:cs="Times New Roman" w:hint="eastAsia"/>
-        </w:rPr>
-        <w:t>ExtraImage</w:t>
-      </w:r>
-      <w:r>
-        <w:rPr>
-          <w:rFonts w:ascii="Times New Roman" w:eastAsia="宋体" w:hAnsi="Times New Roman" w:cs="Times New Roman" w:hint="eastAsia"/>
-        </w:rPr>
-        <w:t>部分情况下会渲染在其他地形上的</w:t>
-      </w:r>
-      <w:r>
-        <w:rPr>
-          <w:rFonts w:ascii="Times New Roman" w:eastAsia="宋体" w:hAnsi="Times New Roman" w:cs="Times New Roman" w:hint="eastAsia"/>
-        </w:rPr>
-        <w:t>bug</w:t>
-      </w:r>
-    </w:p>
-    <w:p>
-      <w:pPr>
-        <w:pStyle w:val="a9"/>
-        <w:numPr>
-          <w:ilvl w:val="0"/>
-          <w:numId w:val="47"/>
-        </w:numPr>
-        <w:rPr>
-          <w:rFonts w:ascii="Times New Roman" w:eastAsia="宋体" w:hAnsi="Times New Roman" w:cs="Times New Roman"/>
-        </w:rPr>
-      </w:pPr>
-      <w:r>
-        <w:rPr>
-          <w:rFonts w:ascii="Times New Roman" w:eastAsia="宋体" w:hAnsi="Times New Roman" w:cs="Times New Roman" w:hint="eastAsia"/>
-        </w:rPr>
-        <w:t>支持</w:t>
-      </w:r>
-      <w:r>
-        <w:rPr>
-          <w:rFonts w:ascii="Times New Roman" w:eastAsia="宋体" w:hAnsi="Times New Roman" w:cs="Times New Roman" w:hint="eastAsia"/>
-        </w:rPr>
-        <w:t>64</w:t>
-      </w:r>
-      <w:r>
-        <w:rPr>
-          <w:rFonts w:ascii="Times New Roman" w:eastAsia="宋体" w:hAnsi="Times New Roman" w:cs="Times New Roman" w:hint="eastAsia"/>
-        </w:rPr>
-        <w:t>向建筑炮塔图像的加载</w:t>
-      </w:r>
-    </w:p>
-    <w:p>
-      <w:pPr>
-        <w:pStyle w:val="a9"/>
-        <w:numPr>
-          <w:ilvl w:val="0"/>
-          <w:numId w:val="47"/>
-        </w:numPr>
-        <w:rPr>
-          <w:rFonts w:ascii="Times New Roman" w:eastAsia="宋体" w:hAnsi="Times New Roman" w:cs="Times New Roman"/>
-        </w:rPr>
-      </w:pPr>
-      <w:r>
-        <w:rPr>
-          <w:rFonts w:ascii="Times New Roman" w:eastAsia="宋体" w:hAnsi="Times New Roman" w:cs="Times New Roman" w:hint="eastAsia"/>
-        </w:rPr>
-        <w:t>支持建筑炮塔动画（</w:t>
-      </w:r>
-      <w:r>
-        <w:rPr>
-          <w:rFonts w:ascii="Times New Roman" w:eastAsia="宋体" w:hAnsi="Times New Roman" w:cs="Times New Roman" w:hint="eastAsia"/>
-        </w:rPr>
-        <w:t>TurretAnim.IdleFrames</w:t>
-      </w:r>
-      <w:r>
-        <w:rPr>
-          <w:rFonts w:ascii="Times New Roman" w:eastAsia="宋体" w:hAnsi="Times New Roman" w:cs="Times New Roman" w:hint="eastAsia"/>
-        </w:rPr>
-        <w:t>）</w:t>
-      </w:r>
-    </w:p>
-    <w:p>
-      <w:pPr>
-        <w:pStyle w:val="a9"/>
-        <w:numPr>
-          <w:ilvl w:val="0"/>
-          <w:numId w:val="47"/>
-        </w:numPr>
-        <w:rPr>
-          <w:rFonts w:ascii="Times New Roman" w:eastAsia="宋体" w:hAnsi="Times New Roman" w:cs="Times New Roman"/>
-        </w:rPr>
-      </w:pPr>
-      <w:r>
-        <w:rPr>
-          <w:rFonts w:ascii="Times New Roman" w:eastAsia="宋体" w:hAnsi="Times New Roman" w:cs="Times New Roman" w:hint="eastAsia"/>
-        </w:rPr>
-        <w:t>AI</w:t>
-      </w:r>
-      <w:r>
-        <w:rPr>
-          <w:rFonts w:ascii="Times New Roman" w:eastAsia="宋体" w:hAnsi="Times New Roman" w:cs="Times New Roman" w:hint="eastAsia"/>
-        </w:rPr>
-        <w:t>触发编辑器的激活条件支持自定义，详见</w:t>
-      </w:r>
-      <w:r>
-        <w:rPr>
-          <w:rFonts w:ascii="Times New Roman" w:eastAsia="宋体" w:hAnsi="Times New Roman" w:cs="Times New Roman" w:hint="eastAsia"/>
-        </w:rPr>
-        <w:t>AITriggerConditionTypes</w:t>
-      </w:r>
-    </w:p>
-    <w:p>
-      <w:pPr>
-        <w:pStyle w:val="a9"/>
-        <w:numPr>
-          <w:ilvl w:val="0"/>
-          <w:numId w:val="47"/>
-        </w:numPr>
-        <w:rPr>
-          <w:rFonts w:ascii="Times New Roman" w:eastAsia="宋体" w:hAnsi="Times New Roman" w:cs="Times New Roman"/>
-        </w:rPr>
-      </w:pPr>
-      <w:r>
-        <w:rPr>
-          <w:rFonts w:ascii="Times New Roman" w:eastAsia="宋体" w:hAnsi="Times New Roman" w:cs="Times New Roman" w:hint="eastAsia"/>
-        </w:rPr>
-        <w:t>修复通用格式刷同时应用于多种不同对象时，</w:t>
-      </w:r>
-      <w:r>
-        <w:rPr>
-          <w:rFonts w:ascii="Times New Roman" w:eastAsia="宋体" w:hAnsi="Times New Roman" w:cs="Times New Roman" w:hint="eastAsia"/>
-        </w:rPr>
-        <w:t>历史记录</w:t>
-      </w:r>
-      <w:r>
-        <w:rPr>
-          <w:rFonts w:ascii="Times New Roman" w:eastAsia="宋体" w:hAnsi="Times New Roman" w:cs="Times New Roman" w:hint="eastAsia"/>
-        </w:rPr>
-        <w:t>错误的</w:t>
-      </w:r>
-      <w:r>
-        <w:rPr>
-          <w:rFonts w:ascii="Times New Roman" w:eastAsia="宋体" w:hAnsi="Times New Roman" w:cs="Times New Roman" w:hint="eastAsia"/>
-        </w:rPr>
-        <w:t>bug</w:t>
-      </w:r>
-      <w:r>
-        <w:rPr>
-          <w:rFonts w:ascii="Times New Roman" w:eastAsia="宋体" w:hAnsi="Times New Roman" w:cs="Times New Roman" w:hint="eastAsia"/>
-        </w:rPr>
-        <w:t>，添加修改实时预览</w:t>
-      </w:r>
-    </w:p>
-    <w:p>
-      <w:pPr>
-        <w:pStyle w:val="a9"/>
-        <w:numPr>
-          <w:ilvl w:val="0"/>
-          <w:numId w:val="47"/>
-        </w:numPr>
-        <w:rPr>
-          <w:rFonts w:ascii="Times New Roman" w:eastAsia="宋体" w:hAnsi="Times New Roman" w:cs="Times New Roman"/>
-        </w:rPr>
-      </w:pPr>
-      <w:r>
-        <w:rPr>
-          <w:rFonts w:ascii="Times New Roman" w:eastAsia="宋体" w:hAnsi="Times New Roman" w:cs="Times New Roman" w:hint="eastAsia"/>
-        </w:rPr>
-        <w:t>占地面积大于</w:t>
-      </w:r>
-      <w:r>
-        <w:rPr>
-          <w:rFonts w:ascii="Times New Roman" w:eastAsia="宋体" w:hAnsi="Times New Roman" w:cs="Times New Roman" w:hint="eastAsia"/>
-        </w:rPr>
-        <w:t>1x1</w:t>
-      </w:r>
-      <w:r>
-        <w:rPr>
-          <w:rFonts w:ascii="Times New Roman" w:eastAsia="宋体" w:hAnsi="Times New Roman" w:cs="Times New Roman" w:hint="eastAsia"/>
-        </w:rPr>
-        <w:t>的污染可以在非原点格子拖动</w:t>
-      </w:r>
-    </w:p>
-    <w:p>
-      <w:pPr>
-        <w:pStyle w:val="a9"/>
-        <w:numPr>
-          <w:ilvl w:val="0"/>
-          <w:numId w:val="47"/>
-        </w:numPr>
-        <w:rPr>
-          <w:rFonts w:ascii="Times New Roman" w:eastAsia="宋体" w:hAnsi="Times New Roman" w:cs="Times New Roman"/>
-        </w:rPr>
-      </w:pPr>
-      <w:r>
-        <w:rPr>
-          <w:rFonts w:ascii="Times New Roman" w:eastAsia="宋体" w:hAnsi="Times New Roman" w:cs="Times New Roman" w:hint="eastAsia"/>
-        </w:rPr>
-        <w:t>Delete</w:t>
-      </w:r>
-      <w:r>
-        <w:rPr>
-          <w:rFonts w:ascii="Times New Roman" w:eastAsia="宋体" w:hAnsi="Times New Roman" w:cs="Times New Roman" w:hint="eastAsia"/>
-        </w:rPr>
-        <w:t>键不再作为删除对象的快捷键；每按一次</w:t>
-      </w:r>
-      <w:r>
-        <w:rPr>
-          <w:rFonts w:ascii="Times New Roman" w:eastAsia="宋体" w:hAnsi="Times New Roman" w:cs="Times New Roman" w:hint="eastAsia"/>
-        </w:rPr>
-        <w:t>Delete</w:t>
-      </w:r>
-      <w:r>
-        <w:rPr>
-          <w:rFonts w:ascii="Times New Roman" w:eastAsia="宋体" w:hAnsi="Times New Roman" w:cs="Times New Roman" w:hint="eastAsia"/>
-        </w:rPr>
-        <w:t>，都将删除鼠标所在单元格的各种对象</w:t>
-      </w:r>
-    </w:p>
-    <w:p>
-      <w:pPr>
-        <w:pStyle w:val="a9"/>
-        <w:numPr>
-          <w:ilvl w:val="0"/>
-          <w:numId w:val="47"/>
-        </w:numPr>
-        <w:rPr>
-          <w:rFonts w:ascii="Times New Roman" w:eastAsia="宋体" w:hAnsi="Times New Roman" w:cs="Times New Roman"/>
-        </w:rPr>
-      </w:pPr>
-      <w:r>
-        <w:rPr>
-          <w:rFonts w:ascii="Times New Roman" w:eastAsia="宋体" w:hAnsi="Times New Roman" w:cs="Times New Roman" w:hint="eastAsia"/>
-        </w:rPr>
-        <w:t>修复在部分老旧</w:t>
-      </w:r>
-      <w:r>
-        <w:rPr>
-          <w:rFonts w:ascii="Times New Roman" w:eastAsia="宋体" w:hAnsi="Times New Roman" w:cs="Times New Roman" w:hint="eastAsia"/>
-        </w:rPr>
-        <w:t>CPU</w:t>
-      </w:r>
-      <w:r>
-        <w:rPr>
-          <w:rFonts w:ascii="Times New Roman" w:eastAsia="宋体" w:hAnsi="Times New Roman" w:cs="Times New Roman" w:hint="eastAsia"/>
-        </w:rPr>
-        <w:t>上方向计算错误的</w:t>
-      </w:r>
-      <w:r>
-        <w:rPr>
-          <w:rFonts w:ascii="Times New Roman" w:eastAsia="宋体" w:hAnsi="Times New Roman" w:cs="Times New Roman" w:hint="eastAsia"/>
-        </w:rPr>
-        <w:t>bug</w:t>
-      </w:r>
-    </w:p>
-    <w:p>
-      <w:pPr>
-        <w:pStyle w:val="a9"/>
-        <w:numPr>
-          <w:ilvl w:val="0"/>
-          <w:numId w:val="10"/>
-        </w:numPr>
-        <w:rPr>
-          <w:rFonts w:ascii="Times New Roman" w:eastAsia="宋体" w:hAnsi="Times New Roman" w:cs="Times New Roman"/>
+      </w:pPr>
+      <w:r>
+        <w:rPr>
+          <w:rFonts w:ascii="Times New Roman" w:eastAsia="宋体" w:hAnsi="Times New Roman" w:cs="Times New Roman" w:hint="eastAsia"/>
           <w:b/>
           <w:bCs/>
           <w:sz w:val="28"/>
           <w:szCs w:val="32"/>
         </w:rPr>
-      </w:pPr>
+        <w:t>1.4.1 (2026.04.</w:t>
+      </w:r>
       <w:r>
         <w:rPr>
           <w:rFonts w:ascii="Times New Roman" w:eastAsia="宋体" w:hAnsi="Times New Roman" w:cs="Times New Roman" w:hint="eastAsia"/>
@@ -1494,7 +1530,7 @@
           <w:sz w:val="28"/>
           <w:szCs w:val="32"/>
         </w:rPr>
-        <w:t>1.4.1 (2026.04.</w:t>
+        <w:t>1</w:t>
       </w:r>
       <w:r>
         <w:rPr>
@@ -1504,7 +1540,7 @@
           <w:sz w:val="28"/>
           <w:szCs w:val="32"/>
         </w:rPr>
-        <w:t>1</w:t>
+        <w:t>5</w:t>
       </w:r>
       <w:r>
         <w:rPr>
@@ -1514,16 +1550,6 @@
           <w:sz w:val="28"/>
           <w:szCs w:val="32"/>
         </w:rPr>
-        <w:t>5</w:t>
-      </w:r>
-      <w:r>
-        <w:rPr>
-          <w:rFonts w:ascii="Times New Roman" w:eastAsia="宋体" w:hAnsi="Times New Roman" w:cs="Times New Roman" w:hint="eastAsia"/>
-          <w:b/>
-          <w:bCs/>
-          <w:sz w:val="28"/>
-          <w:szCs w:val="32"/>
-        </w:rPr>
         <w:t>)</w:t>
       </w:r>
     </w:p>
@@ -1932,6 +1958,7 @@
         <w:rPr>
           <w:rFonts w:ascii="Times New Roman" w:eastAsia="宋体" w:hAnsi="Times New Roman" w:cs="Times New Roman" w:hint="eastAsia"/>
         </w:rPr>
+        <w:lastRenderedPageBreak/>
         <w:t>绘制连接地形时，初始高度会减去当前地形的内部高度</w:t>
       </w:r>
     </w:p>
@@ -1950,7 +1977,6 @@
         <w:rPr>
           <w:rFonts w:ascii="Times New Roman" w:eastAsia="宋体" w:hAnsi="Times New Roman" w:cs="Times New Roman" w:hint="eastAsia"/>
         </w:rPr>
-        <w:lastRenderedPageBreak/>
         <w:t>在地形生成器中同时生成覆盖物和地形对象时，地形对象不会在</w:t>
       </w:r>
       <w:r>
@@ -2962,6 +2988,7 @@
         <w:rPr>
           <w:rFonts w:ascii="Times New Roman" w:eastAsia="宋体" w:hAnsi="Times New Roman" w:cs="Times New Roman" w:hint="eastAsia"/>
         </w:rPr>
+        <w:lastRenderedPageBreak/>
         <w:t>可以在</w:t>
       </w:r>
       <w:r>
@@ -2998,7 +3025,6 @@
         <w:rPr>
           <w:rFonts w:ascii="Times New Roman" w:eastAsia="宋体" w:hAnsi="Times New Roman" w:cs="Times New Roman" w:hint="eastAsia"/>
         </w:rPr>
-        <w:lastRenderedPageBreak/>
         <w:t>IgnoreOverlays</w:t>
       </w:r>
       <w:r>
@@ -4247,6 +4273,7 @@
         <w:rPr>
           <w:rFonts w:ascii="Times New Roman" w:eastAsia="宋体" w:hAnsi="Times New Roman" w:cs="Times New Roman" w:hint="eastAsia"/>
         </w:rPr>
+        <w:lastRenderedPageBreak/>
         <w:t>为基地节点渲染自定义军衔</w:t>
       </w:r>
     </w:p>
@@ -4265,7 +4292,6 @@
         <w:rPr>
           <w:rFonts w:ascii="Times New Roman" w:eastAsia="宋体" w:hAnsi="Times New Roman" w:cs="Times New Roman" w:hint="eastAsia"/>
         </w:rPr>
-        <w:lastRenderedPageBreak/>
         <w:t>支持将地图文件关联至启动器，直接打开地图；支持将地图拖拽至启动器打开，详见</w:t>
       </w:r>
       <w:r>
@@ -5262,6 +5288,7 @@
         <w:rPr>
           <w:rFonts w:ascii="Times New Roman" w:eastAsia="宋体" w:hAnsi="Times New Roman" w:cs="Times New Roman" w:hint="eastAsia"/>
         </w:rPr>
+        <w:lastRenderedPageBreak/>
         <w:t>InGameDisplay.RemapableOverlay</w:t>
       </w:r>
     </w:p>
@@ -5280,7 +5307,6 @@
         <w:rPr>
           <w:rFonts w:ascii="Times New Roman" w:eastAsia="宋体" w:hAnsi="Times New Roman" w:cs="Times New Roman" w:hint="eastAsia"/>
         </w:rPr>
-        <w:lastRenderedPageBreak/>
         <w:t>恢复心灵终结中被错误隐藏的部分地形组</w:t>
       </w:r>
     </w:p>
@@ -6241,6 +6267,7 @@
         <w:rPr>
           <w:rFonts w:ascii="Times New Roman" w:eastAsia="宋体" w:hAnsi="Times New Roman" w:cs="Times New Roman" w:hint="eastAsia"/>
         </w:rPr>
+        <w:lastRenderedPageBreak/>
         <w:t>物品浏览器</w:t>
       </w:r>
       <w:r>
@@ -6265,14 +6292,7 @@
         <w:rPr>
           <w:rFonts w:ascii="Times New Roman" w:eastAsia="宋体" w:hAnsi="Times New Roman" w:cs="Times New Roman" w:hint="eastAsia"/>
         </w:rPr>
-        <w:t>水晶不能将矿石放在斜坡上（不影响地形浏览器中的</w:t>
-      </w:r>
-      <w:r>
-        <w:rPr>
-          <w:rFonts w:ascii="Times New Roman" w:eastAsia="宋体" w:hAnsi="Times New Roman" w:cs="Times New Roman" w:hint="eastAsia"/>
-        </w:rPr>
-        <w:lastRenderedPageBreak/>
-        <w:t>摆放）</w:t>
+        <w:t>水晶不能将矿石放在斜坡上（不影响地形浏览器中的摆放）</w:t>
       </w:r>
     </w:p>
     <w:p>
@@ -7356,6 +7376,7 @@
         <w:rPr>
           <w:rFonts w:ascii="Times New Roman" w:eastAsia="宋体" w:hAnsi="Times New Roman" w:cs="Times New Roman" w:hint="eastAsia"/>
         </w:rPr>
+        <w:lastRenderedPageBreak/>
         <w:t>修复地形生成器的显示范围比划定范围宽一格的</w:t>
       </w:r>
       <w:r>
@@ -7380,7 +7401,6 @@
         <w:rPr>
           <w:rFonts w:ascii="Times New Roman" w:eastAsia="宋体" w:hAnsi="Times New Roman" w:cs="Times New Roman" w:hint="eastAsia"/>
         </w:rPr>
-        <w:lastRenderedPageBreak/>
         <w:t>支持自定义加载嵌套</w:t>
       </w:r>
       <w:r>
@@ -8441,6 +8461,7 @@
         <w:rPr>
           <w:rFonts w:ascii="Times New Roman" w:eastAsia="宋体" w:hAnsi="Times New Roman" w:cs="Times New Roman" w:hint="eastAsia"/>
         </w:rPr>
+        <w:lastRenderedPageBreak/>
         <w:t>粘贴功能支持按</w:t>
       </w:r>
       <w:r>
@@ -8471,7 +8492,6 @@
         <w:rPr>
           <w:rFonts w:ascii="Times New Roman" w:eastAsia="宋体" w:hAnsi="Times New Roman" w:cs="Times New Roman" w:hint="eastAsia"/>
         </w:rPr>
-        <w:lastRenderedPageBreak/>
         <w:t>优化地形与阴影的覆盖关系，使渲染更接近游戏内效果</w:t>
       </w:r>
     </w:p>
@@ -43941,7 +43961,7 @@
         <v:path o:extrusionok="f" gradientshapeok="t" o:connecttype="rect"/>
         <o:lock v:ext="edit" aspectratio="t"/>
       </v:shapetype>
-      <v:shape id="_x0000_i1027" type="#_x0000_t75" style="width:11.65pt;height:11.65pt" o:bullet="t">
+      <v:shape id="_x0000_i1030" type="#_x0000_t75" style="width:11.5pt;height:11.5pt" o:bullet="t">
         <v:imagedata r:id="rId1" o:title="mso9A9A"/>
       </v:shape>
     </w:pict>

--- a/Supplementary/文档/FA2SP HDM Edition说明文档.docx
+++ b/Supplementary/文档/FA2SP HDM Edition说明文档.docx
@@ -809,6 +809,30 @@
         <w:pStyle w:val="a9"/>
         <w:numPr>
           <w:ilvl w:val="0"/>
+          <w:numId w:val="11"/>
+        </w:numPr>
+        <w:rPr>
+          <w:rFonts w:ascii="Times New Roman" w:eastAsia="宋体" w:hAnsi="Times New Roman" w:cs="Times New Roman"/>
+        </w:rPr>
+      </w:pPr>
+      <w:r>
+        <w:rPr>
+          <w:rFonts w:ascii="Times New Roman" w:eastAsia="宋体" w:hAnsi="Times New Roman" w:cs="Times New Roman" w:hint="eastAsia"/>
+        </w:rPr>
+        <w:t>修复粘贴地形预览会导致隐藏地形块属性被覆盖的</w:t>
+      </w:r>
+      <w:r>
+        <w:rPr>
+          <w:rFonts w:ascii="Times New Roman" w:eastAsia="宋体" w:hAnsi="Times New Roman" w:cs="Times New Roman" w:hint="eastAsia"/>
+        </w:rPr>
+        <w:t>bug</w:t>
+      </w:r>
+    </w:p>
+    <w:p>
+      <w:pPr>
+        <w:pStyle w:val="a9"/>
+        <w:numPr>
+          <w:ilvl w:val="0"/>
           <w:numId w:val="10"/>
         </w:numPr>
         <w:rPr>
@@ -1077,6 +1101,7 @@
         <w:rPr>
           <w:rFonts w:ascii="Times New Roman" w:eastAsia="宋体" w:hAnsi="Times New Roman" w:cs="Times New Roman" w:hint="eastAsia"/>
         </w:rPr>
+        <w:lastRenderedPageBreak/>
         <w:t>修复撤销重做时没有更新灯光建筑的</w:t>
       </w:r>
       <w:r>
@@ -1101,7 +1126,6 @@
         <w:rPr>
           <w:rFonts w:ascii="Times New Roman" w:eastAsia="宋体" w:hAnsi="Times New Roman" w:cs="Times New Roman" w:hint="eastAsia"/>
         </w:rPr>
-        <w:lastRenderedPageBreak/>
         <w:t>显著</w:t>
       </w:r>
       <w:r>
@@ -2015,6 +2039,7 @@
         <w:rPr>
           <w:rFonts w:ascii="Times New Roman" w:eastAsia="宋体" w:hAnsi="Times New Roman" w:cs="Times New Roman" w:hint="eastAsia"/>
         </w:rPr>
+        <w:lastRenderedPageBreak/>
         <w:t>ObjectBrowser.TerrainTypes</w:t>
       </w:r>
       <w:proofErr w:type="spellEnd"/>
@@ -2043,7 +2068,6 @@
         <w:rPr>
           <w:rFonts w:ascii="Times New Roman" w:eastAsia="宋体" w:hAnsi="Times New Roman" w:cs="Times New Roman" w:hint="eastAsia"/>
         </w:rPr>
-        <w:lastRenderedPageBreak/>
         <w:t>GridObjectViewer.LoadObjectBrowserCategory</w:t>
       </w:r>
       <w:proofErr w:type="spellEnd"/>
@@ -3042,6 +3066,7 @@
         <w:rPr>
           <w:rFonts w:ascii="Times New Roman" w:eastAsia="宋体" w:hAnsi="Times New Roman" w:cs="Times New Roman" w:hint="eastAsia"/>
         </w:rPr>
+        <w:lastRenderedPageBreak/>
         <w:t>修复在地图边缘</w:t>
       </w:r>
       <w:r>
@@ -3084,7 +3109,6 @@
         <w:rPr>
           <w:rFonts w:ascii="Times New Roman" w:eastAsia="宋体" w:hAnsi="Times New Roman" w:cs="Times New Roman" w:hint="eastAsia"/>
         </w:rPr>
-        <w:lastRenderedPageBreak/>
         <w:t>可以在</w:t>
       </w:r>
       <w:r>
@@ -4229,6 +4253,7 @@
           <w:kern w:val="0"/>
           <w14:ligatures w14:val="none"/>
         </w:rPr>
+        <w:lastRenderedPageBreak/>
         <w:t>新增距离工具箱，可以支持测距、设置对称点等功能</w:t>
       </w:r>
     </w:p>
@@ -4251,7 +4276,6 @@
           <w:kern w:val="0"/>
           <w14:ligatures w14:val="none"/>
         </w:rPr>
-        <w:lastRenderedPageBreak/>
         <w:t>支持为</w:t>
       </w:r>
       <w:proofErr w:type="spellStart"/>
@@ -5400,6 +5424,7 @@
         <w:rPr>
           <w:rFonts w:ascii="Times New Roman" w:eastAsia="宋体" w:hAnsi="Times New Roman" w:cs="Times New Roman" w:hint="eastAsia"/>
         </w:rPr>
+        <w:lastRenderedPageBreak/>
         <w:t>include</w:t>
       </w:r>
       <w:r>
@@ -5412,14 +5437,7 @@
         <w:rPr>
           <w:rFonts w:ascii="Times New Roman" w:eastAsia="宋体" w:hAnsi="Times New Roman" w:cs="Times New Roman" w:hint="eastAsia"/>
         </w:rPr>
-        <w:t>；由于技术限制，保存时并不能</w:t>
-      </w:r>
-      <w:r>
-        <w:rPr>
-          <w:rFonts w:ascii="Times New Roman" w:eastAsia="宋体" w:hAnsi="Times New Roman" w:cs="Times New Roman" w:hint="eastAsia"/>
-        </w:rPr>
-        <w:lastRenderedPageBreak/>
-        <w:t>固定已有的</w:t>
+        <w:t>；由于技术限制，保存时并不能固定已有的</w:t>
       </w:r>
       <w:r>
         <w:rPr>
@@ -6401,6 +6419,7 @@
         <w:rPr>
           <w:rFonts w:ascii="Times New Roman" w:eastAsia="宋体" w:hAnsi="Times New Roman" w:cs="Times New Roman" w:hint="eastAsia"/>
         </w:rPr>
+        <w:lastRenderedPageBreak/>
         <w:t>修复了地图区域溢出屏幕时可能的崩溃</w:t>
       </w:r>
     </w:p>
@@ -6419,7 +6438,6 @@
         <w:rPr>
           <w:rFonts w:ascii="Times New Roman" w:eastAsia="宋体" w:hAnsi="Times New Roman" w:cs="Times New Roman" w:hint="eastAsia"/>
         </w:rPr>
-        <w:lastRenderedPageBreak/>
         <w:t>支持附加单位及替身显示</w:t>
       </w:r>
     </w:p>
@@ -7550,7 +7568,14 @@
         <w:rPr>
           <w:rFonts w:ascii="Times New Roman" w:eastAsia="宋体" w:hAnsi="Times New Roman" w:cs="Times New Roman" w:hint="eastAsia"/>
         </w:rPr>
-        <w:t>，则在触发编辑器中始终显示为</w:t>
+        <w:t>，则在触发编辑器中始终</w:t>
+      </w:r>
+      <w:r>
+        <w:rPr>
+          <w:rFonts w:ascii="Times New Roman" w:eastAsia="宋体" w:hAnsi="Times New Roman" w:cs="Times New Roman" w:hint="eastAsia"/>
+        </w:rPr>
+        <w:lastRenderedPageBreak/>
+        <w:t>显示为</w:t>
       </w:r>
       <w:r>
         <w:rPr>
@@ -7582,7 +7607,6 @@
           <w:sz w:val="28"/>
           <w:szCs w:val="32"/>
         </w:rPr>
-        <w:lastRenderedPageBreak/>
         <w:t>1.3.2 (2025.12.</w:t>
       </w:r>
       <w:r>
@@ -8677,6 +8701,7 @@
         <w:rPr>
           <w:rFonts w:ascii="Times New Roman" w:eastAsia="宋体" w:hAnsi="Times New Roman" w:cs="Times New Roman" w:hint="eastAsia"/>
         </w:rPr>
+        <w:lastRenderedPageBreak/>
         <w:t>可以自定义水面地形索引，详见</w:t>
       </w:r>
       <w:proofErr w:type="spellStart"/>
@@ -8717,8 +8742,1088 @@
         <w:rPr>
           <w:rFonts w:ascii="Times New Roman" w:eastAsia="宋体" w:hAnsi="Times New Roman" w:cs="Times New Roman" w:hint="eastAsia"/>
         </w:rPr>
+        <w:t>当特遣、脚本、标签发生改变时，自动刷新作战小队窗口对应下拉菜单</w:t>
+      </w:r>
+    </w:p>
+    <w:p>
+      <w:pPr>
+        <w:pStyle w:val="a9"/>
+        <w:numPr>
+          <w:ilvl w:val="0"/>
+          <w:numId w:val="42"/>
+        </w:numPr>
+        <w:rPr>
+          <w:rFonts w:ascii="Times New Roman" w:eastAsia="宋体" w:hAnsi="Times New Roman" w:cs="Times New Roman"/>
+        </w:rPr>
+      </w:pPr>
+      <w:r>
+        <w:rPr>
+          <w:rFonts w:ascii="Times New Roman" w:eastAsia="宋体" w:hAnsi="Times New Roman" w:cs="Times New Roman" w:hint="eastAsia"/>
+        </w:rPr>
+        <w:t>支持剪切地图</w:t>
+      </w:r>
+    </w:p>
+    <w:p>
+      <w:pPr>
+        <w:pStyle w:val="a9"/>
+        <w:numPr>
+          <w:ilvl w:val="0"/>
+          <w:numId w:val="42"/>
+        </w:numPr>
+        <w:rPr>
+          <w:rFonts w:ascii="Times New Roman" w:eastAsia="宋体" w:hAnsi="Times New Roman" w:cs="Times New Roman"/>
+        </w:rPr>
+      </w:pPr>
+      <w:r>
+        <w:rPr>
+          <w:rFonts w:ascii="Times New Roman" w:eastAsia="宋体" w:hAnsi="Times New Roman" w:cs="Times New Roman" w:hint="eastAsia"/>
+        </w:rPr>
+        <w:t>修复了摆放地形预览会破坏重做记录的</w:t>
+      </w:r>
+      <w:r>
+        <w:rPr>
+          <w:rFonts w:ascii="Times New Roman" w:eastAsia="宋体" w:hAnsi="Times New Roman" w:cs="Times New Roman" w:hint="eastAsia"/>
+        </w:rPr>
+        <w:t>bug</w:t>
+      </w:r>
+    </w:p>
+    <w:p>
+      <w:pPr>
+        <w:pStyle w:val="a9"/>
+        <w:numPr>
+          <w:ilvl w:val="0"/>
+          <w:numId w:val="42"/>
+        </w:numPr>
+        <w:rPr>
+          <w:rFonts w:ascii="Times New Roman" w:eastAsia="宋体" w:hAnsi="Times New Roman" w:cs="Times New Roman"/>
+        </w:rPr>
+      </w:pPr>
+      <w:r>
+        <w:rPr>
+          <w:rFonts w:ascii="Times New Roman" w:eastAsia="宋体" w:hAnsi="Times New Roman" w:cs="Times New Roman" w:hint="eastAsia"/>
+        </w:rPr>
+        <w:t>支持覆盖物</w:t>
+      </w:r>
+      <w:proofErr w:type="spellStart"/>
+      <w:r>
+        <w:rPr>
+          <w:rFonts w:ascii="Times New Roman" w:eastAsia="宋体" w:hAnsi="Times New Roman" w:cs="Times New Roman" w:hint="eastAsia"/>
+        </w:rPr>
+        <w:t>CellAnim</w:t>
+      </w:r>
+      <w:proofErr w:type="spellEnd"/>
+      <w:r>
+        <w:rPr>
+          <w:rFonts w:ascii="Times New Roman" w:eastAsia="宋体" w:hAnsi="Times New Roman" w:cs="Times New Roman" w:hint="eastAsia"/>
+        </w:rPr>
+        <w:t>动画显示</w:t>
+      </w:r>
+    </w:p>
+    <w:p>
+      <w:pPr>
+        <w:pStyle w:val="a9"/>
+        <w:numPr>
+          <w:ilvl w:val="0"/>
+          <w:numId w:val="42"/>
+        </w:numPr>
+        <w:rPr>
+          <w:rFonts w:ascii="Times New Roman" w:eastAsia="宋体" w:hAnsi="Times New Roman" w:cs="Times New Roman"/>
+        </w:rPr>
+      </w:pPr>
+      <w:r>
+        <w:rPr>
+          <w:rFonts w:ascii="Times New Roman" w:eastAsia="宋体" w:hAnsi="Times New Roman" w:cs="Times New Roman" w:hint="eastAsia"/>
+        </w:rPr>
+        <w:t>支持随机地形摆放</w:t>
+      </w:r>
+      <w:r>
+        <w:rPr>
+          <w:rFonts w:ascii="Times New Roman" w:eastAsia="宋体" w:hAnsi="Times New Roman" w:cs="Times New Roman" w:hint="eastAsia"/>
+        </w:rPr>
+        <w:t>，详见</w:t>
+      </w:r>
+      <w:proofErr w:type="spellStart"/>
+      <w:r>
+        <w:rPr>
+          <w:rFonts w:ascii="Times New Roman" w:eastAsia="宋体" w:hAnsi="Times New Roman" w:cs="Times New Roman" w:hint="eastAsia"/>
+        </w:rPr>
+        <w:t>PlaceRandomTileList</w:t>
+      </w:r>
+      <w:proofErr w:type="spellEnd"/>
+    </w:p>
+    <w:p>
+      <w:pPr>
+        <w:pStyle w:val="a9"/>
+        <w:numPr>
+          <w:ilvl w:val="0"/>
+          <w:numId w:val="42"/>
+        </w:numPr>
+        <w:rPr>
+          <w:rFonts w:ascii="Times New Roman" w:eastAsia="宋体" w:hAnsi="Times New Roman" w:cs="Times New Roman"/>
+        </w:rPr>
+      </w:pPr>
+      <w:r>
+        <w:rPr>
+          <w:rFonts w:ascii="Times New Roman" w:eastAsia="宋体" w:hAnsi="Times New Roman" w:cs="Times New Roman" w:hint="eastAsia"/>
+        </w:rPr>
+        <w:t>修复了物品浏览器中污染编号限制在</w:t>
+      </w:r>
+      <w:r>
+        <w:rPr>
+          <w:rFonts w:ascii="Times New Roman" w:eastAsia="宋体" w:hAnsi="Times New Roman" w:cs="Times New Roman" w:hint="eastAsia"/>
+        </w:rPr>
+        <w:t>100</w:t>
+      </w:r>
+      <w:r>
+        <w:rPr>
+          <w:rFonts w:ascii="Times New Roman" w:eastAsia="宋体" w:hAnsi="Times New Roman" w:cs="Times New Roman" w:hint="eastAsia"/>
+        </w:rPr>
+        <w:t>以内的</w:t>
+      </w:r>
+      <w:r>
+        <w:rPr>
+          <w:rFonts w:ascii="Times New Roman" w:eastAsia="宋体" w:hAnsi="Times New Roman" w:cs="Times New Roman" w:hint="eastAsia"/>
+        </w:rPr>
+        <w:t>bug</w:t>
+      </w:r>
+    </w:p>
+    <w:p>
+      <w:pPr>
+        <w:pStyle w:val="a9"/>
+        <w:numPr>
+          <w:ilvl w:val="0"/>
+          <w:numId w:val="42"/>
+        </w:numPr>
+        <w:rPr>
+          <w:rFonts w:ascii="Times New Roman" w:eastAsia="宋体" w:hAnsi="Times New Roman" w:cs="Times New Roman"/>
+        </w:rPr>
+      </w:pPr>
+      <w:r>
+        <w:rPr>
+          <w:rFonts w:ascii="Times New Roman" w:eastAsia="宋体" w:hAnsi="Times New Roman" w:cs="Times New Roman" w:hint="eastAsia"/>
+        </w:rPr>
+        <w:t>微调各游戏对象渲染位置，匹配游戏内效果</w:t>
+      </w:r>
+    </w:p>
+    <w:p>
+      <w:pPr>
+        <w:pStyle w:val="a9"/>
+        <w:numPr>
+          <w:ilvl w:val="0"/>
+          <w:numId w:val="42"/>
+        </w:numPr>
+        <w:rPr>
+          <w:rFonts w:ascii="Times New Roman" w:eastAsia="宋体" w:hAnsi="Times New Roman" w:cs="Times New Roman"/>
+        </w:rPr>
+      </w:pPr>
+      <w:r>
+        <w:rPr>
+          <w:rFonts w:ascii="Times New Roman" w:eastAsia="宋体" w:hAnsi="Times New Roman" w:cs="Times New Roman" w:hint="eastAsia"/>
+        </w:rPr>
+        <w:t>修复了单位“在桥梁上”为</w:t>
+      </w:r>
+      <w:r>
+        <w:rPr>
+          <w:rFonts w:ascii="Times New Roman" w:eastAsia="宋体" w:hAnsi="Times New Roman" w:cs="Times New Roman" w:hint="eastAsia"/>
+        </w:rPr>
+        <w:t>1</w:t>
+      </w:r>
+      <w:r>
+        <w:rPr>
+          <w:rFonts w:ascii="Times New Roman" w:eastAsia="宋体" w:hAnsi="Times New Roman" w:cs="Times New Roman" w:hint="eastAsia"/>
+        </w:rPr>
+        <w:t>时，在水上也会显示水中图像的</w:t>
+      </w:r>
+      <w:r>
+        <w:rPr>
+          <w:rFonts w:ascii="Times New Roman" w:eastAsia="宋体" w:hAnsi="Times New Roman" w:cs="Times New Roman" w:hint="eastAsia"/>
+        </w:rPr>
+        <w:t>bug</w:t>
+      </w:r>
+    </w:p>
+    <w:p>
+      <w:pPr>
+        <w:pStyle w:val="a9"/>
+        <w:numPr>
+          <w:ilvl w:val="0"/>
+          <w:numId w:val="42"/>
+        </w:numPr>
+        <w:rPr>
+          <w:rFonts w:ascii="Times New Roman" w:eastAsia="宋体" w:hAnsi="Times New Roman" w:cs="Times New Roman"/>
+        </w:rPr>
+      </w:pPr>
+      <w:r>
+        <w:rPr>
+          <w:rFonts w:ascii="Times New Roman" w:eastAsia="宋体" w:hAnsi="Times New Roman" w:cs="Times New Roman" w:hint="eastAsia"/>
+        </w:rPr>
+        <w:t>粘贴功能支持按</w:t>
+      </w:r>
+      <w:r>
+        <w:rPr>
+          <w:rFonts w:ascii="Times New Roman" w:eastAsia="宋体" w:hAnsi="Times New Roman" w:cs="Times New Roman" w:hint="eastAsia"/>
+        </w:rPr>
+        <w:t>ctrl</w:t>
+      </w:r>
+      <w:r>
+        <w:rPr>
+          <w:rFonts w:ascii="Times New Roman" w:eastAsia="宋体" w:hAnsi="Times New Roman" w:cs="Times New Roman" w:hint="eastAsia"/>
+        </w:rPr>
+        <w:t>进行填充</w:t>
+      </w:r>
+    </w:p>
+    <w:p>
+      <w:pPr>
+        <w:pStyle w:val="a9"/>
+        <w:numPr>
+          <w:ilvl w:val="0"/>
+          <w:numId w:val="42"/>
+        </w:numPr>
+        <w:rPr>
+          <w:rFonts w:ascii="Times New Roman" w:eastAsia="宋体" w:hAnsi="Times New Roman" w:cs="Times New Roman"/>
+        </w:rPr>
+      </w:pPr>
+      <w:r>
+        <w:rPr>
+          <w:rFonts w:ascii="Times New Roman" w:eastAsia="宋体" w:hAnsi="Times New Roman" w:cs="Times New Roman" w:hint="eastAsia"/>
+        </w:rPr>
+        <w:t>优化地形与阴影的覆盖关系，使渲染更接近游戏内效果</w:t>
+      </w:r>
+    </w:p>
+    <w:p>
+      <w:pPr>
+        <w:pStyle w:val="a9"/>
+        <w:numPr>
+          <w:ilvl w:val="0"/>
+          <w:numId w:val="42"/>
+        </w:numPr>
+        <w:rPr>
+          <w:rFonts w:ascii="Times New Roman" w:eastAsia="宋体" w:hAnsi="Times New Roman" w:cs="Times New Roman"/>
+        </w:rPr>
+      </w:pPr>
+      <w:r>
+        <w:rPr>
+          <w:rFonts w:ascii="Times New Roman" w:eastAsia="宋体" w:hAnsi="Times New Roman" w:cs="Times New Roman" w:hint="eastAsia"/>
+        </w:rPr>
+        <w:t>支持</w:t>
+      </w:r>
+      <w:proofErr w:type="spellStart"/>
+      <w:r>
+        <w:rPr>
+          <w:rFonts w:ascii="Times New Roman" w:eastAsia="宋体" w:hAnsi="Times New Roman" w:cs="Times New Roman" w:hint="eastAsia"/>
+        </w:rPr>
+        <w:t>FireAngle</w:t>
+      </w:r>
+      <w:proofErr w:type="spellEnd"/>
+      <w:r>
+        <w:rPr>
+          <w:rFonts w:ascii="Times New Roman" w:eastAsia="宋体" w:hAnsi="Times New Roman" w:cs="Times New Roman" w:hint="eastAsia"/>
+        </w:rPr>
+        <w:t>显示</w:t>
+      </w:r>
+    </w:p>
+    <w:p>
+      <w:pPr>
+        <w:pStyle w:val="a9"/>
+        <w:numPr>
+          <w:ilvl w:val="0"/>
+          <w:numId w:val="42"/>
+        </w:numPr>
+        <w:rPr>
+          <w:rFonts w:ascii="Times New Roman" w:eastAsia="宋体" w:hAnsi="Times New Roman" w:cs="Times New Roman"/>
+        </w:rPr>
+      </w:pPr>
+      <w:r>
+        <w:rPr>
+          <w:rFonts w:ascii="Times New Roman" w:eastAsia="宋体" w:hAnsi="Times New Roman" w:cs="Times New Roman" w:hint="eastAsia"/>
+        </w:rPr>
+        <w:t>修复了当单位注册名以数字结尾时，可能与其他单位图像冲突的</w:t>
+      </w:r>
+      <w:r>
+        <w:rPr>
+          <w:rFonts w:ascii="Times New Roman" w:eastAsia="宋体" w:hAnsi="Times New Roman" w:cs="Times New Roman" w:hint="eastAsia"/>
+        </w:rPr>
+        <w:t>bug</w:t>
+      </w:r>
+    </w:p>
+    <w:p>
+      <w:pPr>
+        <w:pStyle w:val="a9"/>
+        <w:numPr>
+          <w:ilvl w:val="0"/>
+          <w:numId w:val="42"/>
+        </w:numPr>
+        <w:rPr>
+          <w:rFonts w:ascii="Times New Roman" w:eastAsia="宋体" w:hAnsi="Times New Roman" w:cs="Times New Roman"/>
+        </w:rPr>
+      </w:pPr>
+      <w:r>
+        <w:rPr>
+          <w:rFonts w:ascii="Times New Roman" w:eastAsia="宋体" w:hAnsi="Times New Roman" w:cs="Times New Roman" w:hint="eastAsia"/>
+        </w:rPr>
+        <w:t>修复了</w:t>
+      </w:r>
+      <w:r>
+        <w:rPr>
+          <w:rFonts w:ascii="Times New Roman" w:eastAsia="宋体" w:hAnsi="Times New Roman" w:cs="Times New Roman" w:hint="eastAsia"/>
+        </w:rPr>
+        <w:t>include</w:t>
+      </w:r>
+      <w:r>
+        <w:rPr>
+          <w:rFonts w:ascii="Times New Roman" w:eastAsia="宋体" w:hAnsi="Times New Roman" w:cs="Times New Roman" w:hint="eastAsia"/>
+        </w:rPr>
+        <w:t>的</w:t>
+      </w:r>
+      <w:proofErr w:type="spellStart"/>
+      <w:r>
+        <w:rPr>
+          <w:rFonts w:ascii="Times New Roman" w:eastAsia="宋体" w:hAnsi="Times New Roman" w:cs="Times New Roman" w:hint="eastAsia"/>
+        </w:rPr>
+        <w:t>ini</w:t>
+      </w:r>
+      <w:proofErr w:type="spellEnd"/>
+      <w:r>
+        <w:rPr>
+          <w:rFonts w:ascii="Times New Roman" w:eastAsia="宋体" w:hAnsi="Times New Roman" w:cs="Times New Roman" w:hint="eastAsia"/>
+        </w:rPr>
+        <w:t>文件中的继承失效的问题</w:t>
+      </w:r>
+    </w:p>
+    <w:p>
+      <w:pPr>
+        <w:pStyle w:val="a9"/>
+        <w:numPr>
+          <w:ilvl w:val="0"/>
+          <w:numId w:val="42"/>
+        </w:numPr>
+        <w:rPr>
+          <w:rFonts w:ascii="Times New Roman" w:eastAsia="宋体" w:hAnsi="Times New Roman" w:cs="Times New Roman"/>
+        </w:rPr>
+      </w:pPr>
+      <w:r>
+        <w:rPr>
+          <w:rFonts w:ascii="Times New Roman" w:eastAsia="宋体" w:hAnsi="Times New Roman" w:cs="Times New Roman" w:hint="eastAsia"/>
+        </w:rPr>
+        <w:t>支持在</w:t>
+      </w:r>
+      <w:r>
+        <w:rPr>
+          <w:rFonts w:ascii="Times New Roman" w:eastAsia="宋体" w:hAnsi="Times New Roman" w:cs="Times New Roman" w:hint="eastAsia"/>
+        </w:rPr>
+        <w:t>Resources</w:t>
+      </w:r>
+      <w:r>
+        <w:rPr>
+          <w:rFonts w:ascii="Times New Roman" w:eastAsia="宋体" w:hAnsi="Times New Roman" w:cs="Times New Roman" w:hint="eastAsia"/>
+        </w:rPr>
+        <w:t>文件夹中加载额外的游戏资源文件</w:t>
+      </w:r>
+    </w:p>
+    <w:p>
+      <w:pPr>
+        <w:pStyle w:val="a9"/>
+        <w:numPr>
+          <w:ilvl w:val="0"/>
+          <w:numId w:val="42"/>
+        </w:numPr>
+        <w:rPr>
+          <w:rFonts w:ascii="Times New Roman" w:eastAsia="宋体" w:hAnsi="Times New Roman" w:cs="Times New Roman"/>
+        </w:rPr>
+      </w:pPr>
+      <w:r>
+        <w:rPr>
+          <w:rFonts w:ascii="Times New Roman" w:eastAsia="宋体" w:hAnsi="Times New Roman" w:cs="Times New Roman" w:hint="eastAsia"/>
+        </w:rPr>
+        <w:t>当编辑已经重叠的建筑时，不再弹出提示窗</w:t>
+      </w:r>
+    </w:p>
+    <w:p>
+      <w:pPr>
+        <w:pStyle w:val="a9"/>
+        <w:numPr>
+          <w:ilvl w:val="0"/>
+          <w:numId w:val="42"/>
+        </w:numPr>
+        <w:rPr>
+          <w:rFonts w:ascii="Times New Roman" w:eastAsia="宋体" w:hAnsi="Times New Roman" w:cs="Times New Roman"/>
+        </w:rPr>
+      </w:pPr>
+      <w:r>
+        <w:rPr>
+          <w:rFonts w:ascii="Times New Roman" w:eastAsia="宋体" w:hAnsi="Times New Roman" w:cs="Times New Roman" w:hint="eastAsia"/>
+        </w:rPr>
+        <w:t>使用随机地形填充地表时支持随机选取</w:t>
+      </w:r>
+    </w:p>
+    <w:p>
+      <w:pPr>
+        <w:pStyle w:val="a9"/>
+        <w:numPr>
+          <w:ilvl w:val="0"/>
+          <w:numId w:val="42"/>
+        </w:numPr>
+        <w:rPr>
+          <w:rFonts w:ascii="Times New Roman" w:eastAsia="宋体" w:hAnsi="Times New Roman" w:cs="Times New Roman"/>
+        </w:rPr>
+      </w:pPr>
+      <w:r>
+        <w:rPr>
+          <w:rFonts w:ascii="Times New Roman" w:eastAsia="宋体" w:hAnsi="Times New Roman" w:cs="Times New Roman" w:hint="eastAsia"/>
+        </w:rPr>
+        <w:t>地图渲染器支持将渲染图保存为</w:t>
+      </w:r>
+      <w:r>
+        <w:rPr>
+          <w:rFonts w:ascii="Times New Roman" w:eastAsia="宋体" w:hAnsi="Times New Roman" w:cs="Times New Roman" w:hint="eastAsia"/>
+        </w:rPr>
+        <w:t>jpg</w:t>
+      </w:r>
+      <w:r>
+        <w:rPr>
+          <w:rFonts w:ascii="Times New Roman" w:eastAsia="宋体" w:hAnsi="Times New Roman" w:cs="Times New Roman" w:hint="eastAsia"/>
+        </w:rPr>
+        <w:t>格式</w:t>
+      </w:r>
+    </w:p>
+    <w:p>
+      <w:pPr>
+        <w:pStyle w:val="a9"/>
+        <w:numPr>
+          <w:ilvl w:val="0"/>
+          <w:numId w:val="42"/>
+        </w:numPr>
+        <w:rPr>
+          <w:rFonts w:ascii="Times New Roman" w:eastAsia="宋体" w:hAnsi="Times New Roman" w:cs="Times New Roman"/>
+        </w:rPr>
+      </w:pPr>
+      <w:r>
+        <w:rPr>
+          <w:rFonts w:ascii="Times New Roman" w:eastAsia="宋体" w:hAnsi="Times New Roman" w:cs="Times New Roman" w:hint="eastAsia"/>
+        </w:rPr>
+        <w:t>正确显示</w:t>
+      </w:r>
+      <w:r>
+        <w:rPr>
+          <w:rFonts w:ascii="Times New Roman" w:eastAsia="宋体" w:hAnsi="Times New Roman" w:cs="Times New Roman" w:hint="eastAsia"/>
+        </w:rPr>
+        <w:t>Land=Rock</w:t>
+      </w:r>
+      <w:r>
+        <w:rPr>
+          <w:rFonts w:ascii="Times New Roman" w:eastAsia="宋体" w:hAnsi="Times New Roman" w:cs="Times New Roman" w:hint="eastAsia"/>
+        </w:rPr>
+        <w:t>覆盖物在游戏内的位置。心灵终结的</w:t>
+      </w:r>
+      <w:r>
+        <w:rPr>
+          <w:rFonts w:ascii="Times New Roman" w:eastAsia="宋体" w:hAnsi="Times New Roman" w:cs="Times New Roman" w:hint="eastAsia"/>
+        </w:rPr>
+        <w:t>“</w:t>
+      </w:r>
+      <w:r>
+        <w:rPr>
+          <w:rFonts w:ascii="Times New Roman" w:eastAsia="宋体" w:hAnsi="Times New Roman" w:cs="Times New Roman" w:hint="eastAsia"/>
+        </w:rPr>
+        <w:t>Block Base</w:t>
+      </w:r>
+      <w:r>
+        <w:rPr>
+          <w:rFonts w:ascii="Times New Roman" w:eastAsia="宋体" w:hAnsi="Times New Roman" w:cs="Times New Roman" w:hint="eastAsia"/>
+        </w:rPr>
+        <w:t>”、</w:t>
+      </w:r>
+      <w:r>
+        <w:rPr>
+          <w:rFonts w:ascii="Times New Roman" w:eastAsia="宋体" w:hAnsi="Times New Roman" w:cs="Times New Roman" w:hint="eastAsia"/>
+        </w:rPr>
+        <w:t>“</w:t>
+      </w:r>
+      <w:r>
+        <w:rPr>
+          <w:rFonts w:ascii="Times New Roman" w:eastAsia="宋体" w:hAnsi="Times New Roman" w:cs="Times New Roman" w:hint="eastAsia"/>
+        </w:rPr>
+        <w:t>Block Base and Movement</w:t>
+      </w:r>
+      <w:r>
+        <w:rPr>
+          <w:rFonts w:ascii="Times New Roman" w:eastAsia="宋体" w:hAnsi="Times New Roman" w:cs="Times New Roman" w:hint="eastAsia"/>
+        </w:rPr>
+        <w:t>”覆盖物为了兼容旧地编，进行了额外的偏移，在修复后反而会偏移。</w:t>
+      </w:r>
+      <w:r>
+        <w:rPr>
+          <w:rFonts w:ascii="Times New Roman" w:eastAsia="宋体" w:hAnsi="Times New Roman" w:cs="Times New Roman" w:hint="eastAsia"/>
+        </w:rPr>
+        <w:t>Tools</w:t>
+      </w:r>
+      <w:r>
+        <w:rPr>
+          <w:rFonts w:ascii="Times New Roman" w:eastAsia="宋体" w:hAnsi="Times New Roman" w:cs="Times New Roman" w:hint="eastAsia"/>
+        </w:rPr>
+        <w:t>/</w:t>
+      </w:r>
+      <w:proofErr w:type="spellStart"/>
+      <w:r>
+        <w:rPr>
+          <w:rFonts w:ascii="Times New Roman" w:eastAsia="宋体" w:hAnsi="Times New Roman" w:cs="Times New Roman" w:hint="eastAsia"/>
+        </w:rPr>
+        <w:t>MentalOmega</w:t>
+      </w:r>
+      <w:proofErr w:type="spellEnd"/>
+      <w:r>
+        <w:rPr>
+          <w:rFonts w:ascii="Times New Roman" w:eastAsia="宋体" w:hAnsi="Times New Roman" w:cs="Times New Roman" w:hint="eastAsia"/>
+        </w:rPr>
+        <w:t>目录下提供了适配后的文件，将其放入心灵终结游戏目录下即可</w:t>
+      </w:r>
+    </w:p>
+    <w:p>
+      <w:pPr>
+        <w:pStyle w:val="a9"/>
+        <w:numPr>
+          <w:ilvl w:val="0"/>
+          <w:numId w:val="42"/>
+        </w:numPr>
+        <w:rPr>
+          <w:rFonts w:ascii="Times New Roman" w:eastAsia="宋体" w:hAnsi="Times New Roman" w:cs="Times New Roman"/>
+        </w:rPr>
+      </w:pPr>
+      <w:r>
+        <w:rPr>
+          <w:rFonts w:ascii="Times New Roman" w:eastAsia="宋体" w:hAnsi="Times New Roman" w:cs="Times New Roman" w:hint="eastAsia"/>
+        </w:rPr>
+        <w:t>全局搜索的地形选项可以搜索覆盖物了</w:t>
+      </w:r>
+    </w:p>
+    <w:p>
+      <w:pPr>
+        <w:pStyle w:val="a9"/>
+        <w:numPr>
+          <w:ilvl w:val="0"/>
+          <w:numId w:val="42"/>
+        </w:numPr>
+        <w:rPr>
+          <w:rFonts w:ascii="Times New Roman" w:eastAsia="宋体" w:hAnsi="Times New Roman" w:cs="Times New Roman"/>
+        </w:rPr>
+      </w:pPr>
+      <w:r>
+        <w:rPr>
+          <w:rFonts w:ascii="Times New Roman" w:eastAsia="宋体" w:hAnsi="Times New Roman" w:cs="Times New Roman" w:hint="eastAsia"/>
+        </w:rPr>
+        <w:t>双击地图注释改为打开编辑框，缩放注释功能改为按住</w:t>
+      </w:r>
+      <w:r>
+        <w:rPr>
+          <w:rFonts w:ascii="Times New Roman" w:eastAsia="宋体" w:hAnsi="Times New Roman" w:cs="Times New Roman" w:hint="eastAsia"/>
+        </w:rPr>
+        <w:t>ctrl</w:t>
+      </w:r>
+      <w:r>
+        <w:rPr>
+          <w:rFonts w:ascii="Times New Roman" w:eastAsia="宋体" w:hAnsi="Times New Roman" w:cs="Times New Roman" w:hint="eastAsia"/>
+        </w:rPr>
+        <w:t>双击</w:t>
+      </w:r>
+    </w:p>
+    <w:p>
+      <w:pPr>
+        <w:pStyle w:val="a9"/>
+        <w:numPr>
+          <w:ilvl w:val="0"/>
+          <w:numId w:val="42"/>
+        </w:numPr>
+        <w:rPr>
+          <w:rFonts w:ascii="Times New Roman" w:eastAsia="宋体" w:hAnsi="Times New Roman" w:cs="Times New Roman"/>
+        </w:rPr>
+      </w:pPr>
+      <w:r>
+        <w:rPr>
+          <w:rFonts w:ascii="Times New Roman" w:eastAsia="宋体" w:hAnsi="Times New Roman" w:cs="Times New Roman" w:hint="eastAsia"/>
+        </w:rPr>
+        <w:t>地图渲染器“使用数字渲染透明覆盖物”选项更改为“显示游戏内不可见对象”</w:t>
+      </w:r>
+    </w:p>
+    <w:p>
+      <w:pPr>
+        <w:pStyle w:val="a9"/>
+        <w:numPr>
+          <w:ilvl w:val="0"/>
+          <w:numId w:val="42"/>
+        </w:numPr>
+        <w:rPr>
+          <w:rFonts w:ascii="Times New Roman" w:eastAsia="宋体" w:hAnsi="Times New Roman" w:cs="Times New Roman"/>
+        </w:rPr>
+      </w:pPr>
+      <w:r>
+        <w:rPr>
+          <w:rFonts w:ascii="Times New Roman" w:eastAsia="宋体" w:hAnsi="Times New Roman" w:cs="Times New Roman" w:hint="eastAsia"/>
+        </w:rPr>
+        <w:t>修复当</w:t>
+      </w:r>
+      <w:proofErr w:type="spellStart"/>
+      <w:r>
+        <w:rPr>
+          <w:rFonts w:ascii="Times New Roman" w:eastAsia="宋体" w:hAnsi="Times New Roman" w:cs="Times New Roman" w:hint="eastAsia"/>
+        </w:rPr>
+        <w:t>shp</w:t>
+      </w:r>
+      <w:proofErr w:type="spellEnd"/>
+      <w:r>
+        <w:rPr>
+          <w:rFonts w:ascii="Times New Roman" w:eastAsia="宋体" w:hAnsi="Times New Roman" w:cs="Times New Roman" w:hint="eastAsia"/>
+        </w:rPr>
+        <w:t>车辆单位的</w:t>
+      </w:r>
+      <w:r>
+        <w:rPr>
+          <w:rFonts w:ascii="Times New Roman" w:eastAsia="宋体" w:hAnsi="Times New Roman" w:cs="Times New Roman" w:hint="eastAsia"/>
+        </w:rPr>
+        <w:t>*</w:t>
+      </w:r>
+      <w:proofErr w:type="spellStart"/>
+      <w:r>
+        <w:rPr>
+          <w:rFonts w:ascii="Times New Roman" w:eastAsia="宋体" w:hAnsi="Times New Roman" w:cs="Times New Roman" w:hint="eastAsia"/>
+        </w:rPr>
+        <w:t>tur.shp</w:t>
+      </w:r>
+      <w:proofErr w:type="spellEnd"/>
+      <w:r>
+        <w:rPr>
+          <w:rFonts w:ascii="Times New Roman" w:eastAsia="宋体" w:hAnsi="Times New Roman" w:cs="Times New Roman" w:hint="eastAsia"/>
+        </w:rPr>
+        <w:t>炮塔文件</w:t>
+      </w:r>
+      <w:r>
+        <w:rPr>
+          <w:rFonts w:ascii="Times New Roman" w:eastAsia="宋体" w:hAnsi="Times New Roman" w:cs="Times New Roman" w:hint="eastAsia"/>
+        </w:rPr>
+        <w:t>与本体大小不一致时的崩溃</w:t>
+      </w:r>
+    </w:p>
+    <w:p>
+      <w:pPr>
+        <w:pStyle w:val="a9"/>
+        <w:numPr>
+          <w:ilvl w:val="0"/>
+          <w:numId w:val="42"/>
+        </w:numPr>
+        <w:rPr>
+          <w:rFonts w:ascii="Times New Roman" w:eastAsia="宋体" w:hAnsi="Times New Roman" w:cs="Times New Roman"/>
+        </w:rPr>
+      </w:pPr>
+      <w:r>
+        <w:rPr>
+          <w:rFonts w:ascii="Times New Roman" w:eastAsia="宋体" w:hAnsi="Times New Roman" w:cs="Times New Roman" w:hint="eastAsia"/>
+        </w:rPr>
+        <w:t>修复当地图大于</w:t>
+      </w:r>
+      <w:r>
+        <w:rPr>
+          <w:rFonts w:ascii="Times New Roman" w:eastAsia="宋体" w:hAnsi="Times New Roman" w:cs="Times New Roman" w:hint="eastAsia"/>
+        </w:rPr>
+        <w:t>209*209</w:t>
+      </w:r>
+      <w:r>
+        <w:rPr>
+          <w:rFonts w:ascii="Times New Roman" w:eastAsia="宋体" w:hAnsi="Times New Roman" w:cs="Times New Roman" w:hint="eastAsia"/>
+        </w:rPr>
+        <w:t>时，编辑地形概率导致崩溃的</w:t>
+      </w:r>
+      <w:r>
+        <w:rPr>
+          <w:rFonts w:ascii="Times New Roman" w:eastAsia="宋体" w:hAnsi="Times New Roman" w:cs="Times New Roman" w:hint="eastAsia"/>
+        </w:rPr>
+        <w:t>bug</w:t>
+      </w:r>
+    </w:p>
+    <w:p>
+      <w:pPr>
+        <w:pStyle w:val="a9"/>
+        <w:numPr>
+          <w:ilvl w:val="0"/>
+          <w:numId w:val="42"/>
+        </w:numPr>
+        <w:rPr>
+          <w:rFonts w:ascii="Times New Roman" w:eastAsia="宋体" w:hAnsi="Times New Roman" w:cs="Times New Roman"/>
+        </w:rPr>
+      </w:pPr>
+      <w:r>
+        <w:rPr>
+          <w:rFonts w:ascii="Times New Roman" w:eastAsia="宋体" w:hAnsi="Times New Roman" w:cs="Times New Roman" w:hint="eastAsia"/>
+        </w:rPr>
+        <w:t>优化建筑渲染图层，减少建筑不正常遮挡的现象</w:t>
+      </w:r>
+    </w:p>
+    <w:p>
+      <w:pPr>
+        <w:pStyle w:val="a9"/>
+        <w:numPr>
+          <w:ilvl w:val="0"/>
+          <w:numId w:val="42"/>
+        </w:numPr>
+        <w:rPr>
+          <w:rFonts w:ascii="Times New Roman" w:eastAsia="宋体" w:hAnsi="Times New Roman" w:cs="Times New Roman"/>
+        </w:rPr>
+      </w:pPr>
+      <w:r>
+        <w:rPr>
+          <w:rFonts w:ascii="Times New Roman" w:eastAsia="宋体" w:hAnsi="Times New Roman" w:cs="Times New Roman" w:hint="eastAsia"/>
+        </w:rPr>
+        <w:t>修复当剪切板内没有有效信息时，粘贴会导致错误撤销的</w:t>
+      </w:r>
+      <w:r>
+        <w:rPr>
+          <w:rFonts w:ascii="Times New Roman" w:eastAsia="宋体" w:hAnsi="Times New Roman" w:cs="Times New Roman" w:hint="eastAsia"/>
+        </w:rPr>
+        <w:t>bug</w:t>
+      </w:r>
+    </w:p>
+    <w:p>
+      <w:pPr>
+        <w:pStyle w:val="a9"/>
+        <w:numPr>
+          <w:ilvl w:val="0"/>
+          <w:numId w:val="42"/>
+        </w:numPr>
+        <w:rPr>
+          <w:rFonts w:ascii="Times New Roman" w:eastAsia="宋体" w:hAnsi="Times New Roman" w:cs="Times New Roman"/>
+        </w:rPr>
+      </w:pPr>
+      <w:r>
+        <w:rPr>
+          <w:rFonts w:ascii="Times New Roman" w:eastAsia="宋体" w:hAnsi="Times New Roman" w:cs="Times New Roman" w:hint="eastAsia"/>
+        </w:rPr>
+        <w:t>移除</w:t>
+      </w:r>
+      <w:proofErr w:type="spellStart"/>
+      <w:r>
+        <w:rPr>
+          <w:rFonts w:ascii="Times New Roman" w:eastAsia="宋体" w:hAnsi="Times New Roman" w:cs="Times New Roman" w:hint="eastAsia"/>
+        </w:rPr>
+        <w:t>ImageServer</w:t>
+      </w:r>
+      <w:proofErr w:type="spellEnd"/>
+    </w:p>
+    <w:p>
+      <w:pPr>
+        <w:pStyle w:val="a9"/>
+        <w:numPr>
+          <w:ilvl w:val="0"/>
+          <w:numId w:val="42"/>
+        </w:numPr>
+        <w:rPr>
+          <w:rFonts w:ascii="Times New Roman" w:eastAsia="宋体" w:hAnsi="Times New Roman" w:cs="Times New Roman"/>
+        </w:rPr>
+      </w:pPr>
+      <w:r>
+        <w:rPr>
+          <w:rFonts w:ascii="Times New Roman" w:eastAsia="宋体" w:hAnsi="Times New Roman" w:cs="Times New Roman" w:hint="eastAsia"/>
+        </w:rPr>
+        <w:t>在地图内触发的重新加载不会清空已加载的素材，减少重新加载后的卡顿</w:t>
+      </w:r>
+    </w:p>
+    <w:p>
+      <w:pPr>
+        <w:pStyle w:val="a9"/>
+        <w:numPr>
+          <w:ilvl w:val="0"/>
+          <w:numId w:val="42"/>
+        </w:numPr>
+        <w:rPr>
+          <w:rFonts w:ascii="Times New Roman" w:eastAsia="宋体" w:hAnsi="Times New Roman" w:cs="Times New Roman"/>
+        </w:rPr>
+      </w:pPr>
+      <w:r>
+        <w:rPr>
+          <w:rFonts w:ascii="Times New Roman" w:eastAsia="宋体" w:hAnsi="Times New Roman" w:cs="Times New Roman" w:hint="eastAsia"/>
+        </w:rPr>
+        <w:t>修复语言设置只支持</w:t>
+      </w:r>
+      <w:r>
+        <w:rPr>
+          <w:rFonts w:ascii="Times New Roman" w:eastAsia="宋体" w:hAnsi="Times New Roman" w:cs="Times New Roman" w:hint="eastAsia"/>
+        </w:rPr>
+        <w:t>English</w:t>
+      </w:r>
+      <w:r>
+        <w:rPr>
+          <w:rFonts w:ascii="Times New Roman" w:eastAsia="宋体" w:hAnsi="Times New Roman" w:cs="Times New Roman" w:hint="eastAsia"/>
+        </w:rPr>
+        <w:t>前缀的</w:t>
+      </w:r>
+      <w:r>
+        <w:rPr>
+          <w:rFonts w:ascii="Times New Roman" w:eastAsia="宋体" w:hAnsi="Times New Roman" w:cs="Times New Roman" w:hint="eastAsia"/>
+        </w:rPr>
+        <w:t>bug</w:t>
+      </w:r>
+    </w:p>
+    <w:p>
+      <w:pPr>
+        <w:pStyle w:val="a9"/>
+        <w:numPr>
+          <w:ilvl w:val="0"/>
+          <w:numId w:val="42"/>
+        </w:numPr>
+        <w:rPr>
+          <w:rFonts w:ascii="Times New Roman" w:eastAsia="宋体" w:hAnsi="Times New Roman" w:cs="Times New Roman"/>
+        </w:rPr>
+      </w:pPr>
+      <w:r>
+        <w:rPr>
+          <w:rFonts w:ascii="Times New Roman" w:eastAsia="宋体" w:hAnsi="Times New Roman" w:cs="Times New Roman" w:hint="eastAsia"/>
+        </w:rPr>
+        <w:t>支持翻译任意</w:t>
+      </w:r>
+      <w:r>
+        <w:rPr>
+          <w:rFonts w:ascii="Times New Roman" w:eastAsia="宋体" w:hAnsi="Times New Roman" w:cs="Times New Roman" w:hint="eastAsia"/>
+        </w:rPr>
+        <w:t>FA2</w:t>
+      </w:r>
+      <w:r>
+        <w:rPr>
+          <w:rFonts w:ascii="Times New Roman" w:eastAsia="宋体" w:hAnsi="Times New Roman" w:cs="Times New Roman" w:hint="eastAsia"/>
+        </w:rPr>
+        <w:t>原始窗口的文本，详见</w:t>
+      </w:r>
+      <w:r>
+        <w:rPr>
+          <w:rFonts w:ascii="Times New Roman" w:eastAsia="宋体" w:hAnsi="Times New Roman" w:cs="Times New Roman" w:hint="eastAsia"/>
+        </w:rPr>
+        <w:t>FADialog.ini</w:t>
+      </w:r>
+    </w:p>
+    <w:p>
+      <w:pPr>
+        <w:pStyle w:val="a9"/>
+        <w:numPr>
+          <w:ilvl w:val="0"/>
+          <w:numId w:val="42"/>
+        </w:numPr>
+        <w:rPr>
+          <w:rFonts w:ascii="Times New Roman" w:eastAsia="宋体" w:hAnsi="Times New Roman" w:cs="Times New Roman"/>
+        </w:rPr>
+      </w:pPr>
+      <w:r>
+        <w:rPr>
+          <w:rFonts w:ascii="Times New Roman" w:eastAsia="宋体" w:hAnsi="Times New Roman" w:cs="Times New Roman" w:hint="eastAsia"/>
+        </w:rPr>
+        <w:t>支持多语言切换，添加了英文版。所有可以在</w:t>
+      </w:r>
+      <w:r>
+        <w:rPr>
+          <w:rFonts w:ascii="Times New Roman" w:eastAsia="宋体" w:hAnsi="Times New Roman" w:cs="Times New Roman" w:hint="eastAsia"/>
+        </w:rPr>
+        <w:t>FA2</w:t>
+      </w:r>
+      <w:r>
+        <w:rPr>
+          <w:rFonts w:ascii="Times New Roman" w:eastAsia="宋体" w:hAnsi="Times New Roman" w:cs="Times New Roman" w:hint="eastAsia"/>
+        </w:rPr>
+        <w:t>内显示文本的</w:t>
+      </w:r>
+      <w:r>
+        <w:rPr>
+          <w:rFonts w:ascii="Times New Roman" w:eastAsia="宋体" w:hAnsi="Times New Roman" w:cs="Times New Roman" w:hint="eastAsia"/>
+        </w:rPr>
+        <w:t>INI</w:t>
+      </w:r>
+      <w:r>
+        <w:rPr>
+          <w:rFonts w:ascii="Times New Roman" w:eastAsia="宋体" w:hAnsi="Times New Roman" w:cs="Times New Roman" w:hint="eastAsia"/>
+        </w:rPr>
+        <w:t>小节</w:t>
+      </w:r>
+      <w:r>
+        <w:rPr>
+          <w:rFonts w:ascii="Times New Roman" w:eastAsia="宋体" w:hAnsi="Times New Roman" w:cs="Times New Roman" w:hint="eastAsia"/>
+        </w:rPr>
+        <w:t>和键</w:t>
+      </w:r>
+      <w:r>
+        <w:rPr>
+          <w:rFonts w:ascii="Times New Roman" w:eastAsia="宋体" w:hAnsi="Times New Roman" w:cs="Times New Roman" w:hint="eastAsia"/>
+        </w:rPr>
+        <w:t>，均可以通过“</w:t>
+      </w:r>
+      <w:r>
+        <w:rPr>
+          <w:rFonts w:ascii="Times New Roman" w:eastAsia="宋体" w:hAnsi="Times New Roman" w:cs="Times New Roman" w:hint="eastAsia"/>
+        </w:rPr>
+        <w:t>Language-</w:t>
+      </w:r>
+      <w:r>
+        <w:rPr>
+          <w:rFonts w:ascii="Times New Roman" w:eastAsia="宋体" w:hAnsi="Times New Roman" w:cs="Times New Roman" w:hint="eastAsia"/>
+        </w:rPr>
+        <w:t>”前缀支持多语言翻译，例如“</w:t>
+      </w:r>
+      <w:r>
+        <w:rPr>
+          <w:rFonts w:ascii="Times New Roman" w:eastAsia="宋体" w:hAnsi="Times New Roman" w:cs="Times New Roman" w:hint="eastAsia"/>
+        </w:rPr>
+        <w:t>[</w:t>
+      </w:r>
+      <w:r>
+        <w:rPr>
+          <w:rFonts w:ascii="Times New Roman" w:eastAsia="宋体" w:hAnsi="Times New Roman" w:cs="Times New Roman" w:hint="eastAsia"/>
+        </w:rPr>
+        <w:t>EventsRA2</w:t>
+      </w:r>
+      <w:r>
+        <w:rPr>
+          <w:rFonts w:ascii="Times New Roman" w:eastAsia="宋体" w:hAnsi="Times New Roman" w:cs="Times New Roman" w:hint="eastAsia"/>
+        </w:rPr>
+        <w:t>]</w:t>
+      </w:r>
+      <w:r>
+        <w:rPr>
+          <w:rFonts w:ascii="Times New Roman" w:eastAsia="宋体" w:hAnsi="Times New Roman" w:cs="Times New Roman" w:hint="eastAsia"/>
+        </w:rPr>
+        <w:t>”变为“</w:t>
+      </w:r>
+      <w:r>
+        <w:rPr>
+          <w:rFonts w:ascii="Times New Roman" w:eastAsia="宋体" w:hAnsi="Times New Roman" w:cs="Times New Roman" w:hint="eastAsia"/>
+        </w:rPr>
+        <w:t>[</w:t>
+      </w:r>
+      <w:r>
+        <w:rPr>
+          <w:rFonts w:ascii="Times New Roman" w:eastAsia="宋体" w:hAnsi="Times New Roman" w:cs="Times New Roman" w:hint="eastAsia"/>
+        </w:rPr>
+        <w:t>English-EventsRA2</w:t>
+      </w:r>
+      <w:r>
+        <w:rPr>
+          <w:rFonts w:ascii="Times New Roman" w:eastAsia="宋体" w:hAnsi="Times New Roman" w:cs="Times New Roman" w:hint="eastAsia"/>
+        </w:rPr>
+        <w:t>]</w:t>
+      </w:r>
+      <w:r>
+        <w:rPr>
+          <w:rFonts w:ascii="Times New Roman" w:eastAsia="宋体" w:hAnsi="Times New Roman" w:cs="Times New Roman" w:hint="eastAsia"/>
+        </w:rPr>
+        <w:t>”</w:t>
+      </w:r>
+      <w:r>
+        <w:rPr>
+          <w:rFonts w:ascii="Times New Roman" w:eastAsia="宋体" w:hAnsi="Times New Roman" w:cs="Times New Roman" w:hint="eastAsia"/>
+        </w:rPr>
+        <w:t>，“</w:t>
+      </w:r>
+      <w:r>
+        <w:rPr>
+          <w:rFonts w:ascii="Times New Roman" w:eastAsia="宋体" w:hAnsi="Times New Roman" w:cs="Times New Roman" w:hint="eastAsia"/>
+        </w:rPr>
+        <w:t>Name=</w:t>
+      </w:r>
+      <w:r>
+        <w:rPr>
+          <w:rFonts w:ascii="Times New Roman" w:eastAsia="宋体" w:hAnsi="Times New Roman" w:cs="Times New Roman" w:hint="eastAsia"/>
+        </w:rPr>
+        <w:t>”变为“</w:t>
+      </w:r>
+      <w:r>
+        <w:rPr>
+          <w:rFonts w:ascii="Times New Roman" w:eastAsia="宋体" w:hAnsi="Times New Roman" w:cs="Times New Roman" w:hint="eastAsia"/>
+        </w:rPr>
+        <w:t>Chinese-Name=</w:t>
+      </w:r>
+      <w:r>
+        <w:rPr>
+          <w:rFonts w:ascii="Times New Roman" w:eastAsia="宋体" w:hAnsi="Times New Roman" w:cs="Times New Roman" w:hint="eastAsia"/>
+        </w:rPr>
+        <w:t>”</w:t>
+      </w:r>
+      <w:r>
+        <w:rPr>
+          <w:rFonts w:ascii="Times New Roman" w:eastAsia="宋体" w:hAnsi="Times New Roman" w:cs="Times New Roman" w:hint="eastAsia"/>
+        </w:rPr>
+        <w:t>，“</w:t>
+      </w:r>
+      <w:r>
+        <w:rPr>
+          <w:rFonts w:ascii="Times New Roman" w:eastAsia="宋体" w:hAnsi="Times New Roman" w:cs="Times New Roman" w:hint="eastAsia"/>
+        </w:rPr>
+        <w:t>fa2extra.csf</w:t>
+      </w:r>
+      <w:r>
+        <w:rPr>
+          <w:rFonts w:ascii="Times New Roman" w:eastAsia="宋体" w:hAnsi="Times New Roman" w:cs="Times New Roman" w:hint="eastAsia"/>
+        </w:rPr>
+        <w:t>”变为“</w:t>
+      </w:r>
+      <w:r>
+        <w:rPr>
+          <w:rFonts w:ascii="Times New Roman" w:eastAsia="宋体" w:hAnsi="Times New Roman" w:cs="Times New Roman" w:hint="eastAsia"/>
+        </w:rPr>
+        <w:t>C</w:t>
+      </w:r>
+      <w:r>
+        <w:rPr>
+          <w:rFonts w:ascii="Times New Roman" w:eastAsia="宋体" w:hAnsi="Times New Roman" w:cs="Times New Roman"/>
+        </w:rPr>
+        <w:t>hinese</w:t>
+      </w:r>
+      <w:r>
+        <w:rPr>
+          <w:rFonts w:ascii="Times New Roman" w:eastAsia="宋体" w:hAnsi="Times New Roman" w:cs="Times New Roman" w:hint="eastAsia"/>
+        </w:rPr>
+        <w:t>-fa2extra.csf</w:t>
+      </w:r>
+      <w:r>
+        <w:rPr>
+          <w:rFonts w:ascii="Times New Roman" w:eastAsia="宋体" w:hAnsi="Times New Roman" w:cs="Times New Roman" w:hint="eastAsia"/>
+        </w:rPr>
+        <w:t>”</w:t>
+      </w:r>
+      <w:r>
+        <w:rPr>
+          <w:rFonts w:ascii="Times New Roman" w:eastAsia="宋体" w:hAnsi="Times New Roman" w:cs="Times New Roman" w:hint="eastAsia"/>
+        </w:rPr>
+        <w:t>。若没有找到对应语言的小节，则退回默认值</w:t>
+      </w:r>
+    </w:p>
+    <w:p>
+      <w:pPr>
+        <w:pStyle w:val="a9"/>
+        <w:numPr>
+          <w:ilvl w:val="0"/>
+          <w:numId w:val="42"/>
+        </w:numPr>
+        <w:rPr>
+          <w:rFonts w:ascii="Times New Roman" w:eastAsia="宋体" w:hAnsi="Times New Roman" w:cs="Times New Roman"/>
+        </w:rPr>
+      </w:pPr>
+      <w:r>
+        <w:rPr>
+          <w:rFonts w:ascii="Times New Roman" w:eastAsia="宋体" w:hAnsi="Times New Roman" w:cs="Times New Roman" w:hint="eastAsia"/>
+        </w:rPr>
         <w:lastRenderedPageBreak/>
-        <w:t>当特遣、脚本、标签发生改变时，自动刷新作战小队窗口对应下拉菜单</w:t>
+        <w:t>修复了会错误检查触发注释小节</w:t>
+      </w:r>
+      <w:proofErr w:type="spellStart"/>
+      <w:r>
+        <w:rPr>
+          <w:rFonts w:ascii="Times New Roman" w:eastAsia="宋体" w:hAnsi="Times New Roman" w:cs="Times New Roman" w:hint="eastAsia"/>
+        </w:rPr>
+        <w:t>ini</w:t>
+      </w:r>
+      <w:proofErr w:type="spellEnd"/>
+      <w:r>
+        <w:rPr>
+          <w:rFonts w:ascii="Times New Roman" w:eastAsia="宋体" w:hAnsi="Times New Roman" w:cs="Times New Roman" w:hint="eastAsia"/>
+        </w:rPr>
+        <w:t>长度的</w:t>
+      </w:r>
+      <w:r>
+        <w:rPr>
+          <w:rFonts w:ascii="Times New Roman" w:eastAsia="宋体" w:hAnsi="Times New Roman" w:cs="Times New Roman" w:hint="eastAsia"/>
+        </w:rPr>
+        <w:t>bug</w:t>
       </w:r>
     </w:p>
     <w:p>
@@ -8736,1087 +9841,6 @@
         <w:rPr>
           <w:rFonts w:ascii="Times New Roman" w:eastAsia="宋体" w:hAnsi="Times New Roman" w:cs="Times New Roman" w:hint="eastAsia"/>
         </w:rPr>
-        <w:t>支持剪切地图</w:t>
-      </w:r>
-    </w:p>
-    <w:p>
-      <w:pPr>
-        <w:pStyle w:val="a9"/>
-        <w:numPr>
-          <w:ilvl w:val="0"/>
-          <w:numId w:val="42"/>
-        </w:numPr>
-        <w:rPr>
-          <w:rFonts w:ascii="Times New Roman" w:eastAsia="宋体" w:hAnsi="Times New Roman" w:cs="Times New Roman"/>
-        </w:rPr>
-      </w:pPr>
-      <w:r>
-        <w:rPr>
-          <w:rFonts w:ascii="Times New Roman" w:eastAsia="宋体" w:hAnsi="Times New Roman" w:cs="Times New Roman" w:hint="eastAsia"/>
-        </w:rPr>
-        <w:t>修复了摆放地形预览会破坏重做记录的</w:t>
-      </w:r>
-      <w:r>
-        <w:rPr>
-          <w:rFonts w:ascii="Times New Roman" w:eastAsia="宋体" w:hAnsi="Times New Roman" w:cs="Times New Roman" w:hint="eastAsia"/>
-        </w:rPr>
-        <w:t>bug</w:t>
-      </w:r>
-    </w:p>
-    <w:p>
-      <w:pPr>
-        <w:pStyle w:val="a9"/>
-        <w:numPr>
-          <w:ilvl w:val="0"/>
-          <w:numId w:val="42"/>
-        </w:numPr>
-        <w:rPr>
-          <w:rFonts w:ascii="Times New Roman" w:eastAsia="宋体" w:hAnsi="Times New Roman" w:cs="Times New Roman"/>
-        </w:rPr>
-      </w:pPr>
-      <w:r>
-        <w:rPr>
-          <w:rFonts w:ascii="Times New Roman" w:eastAsia="宋体" w:hAnsi="Times New Roman" w:cs="Times New Roman" w:hint="eastAsia"/>
-        </w:rPr>
-        <w:t>支持覆盖物</w:t>
-      </w:r>
-      <w:proofErr w:type="spellStart"/>
-      <w:r>
-        <w:rPr>
-          <w:rFonts w:ascii="Times New Roman" w:eastAsia="宋体" w:hAnsi="Times New Roman" w:cs="Times New Roman" w:hint="eastAsia"/>
-        </w:rPr>
-        <w:t>CellAnim</w:t>
-      </w:r>
-      <w:proofErr w:type="spellEnd"/>
-      <w:r>
-        <w:rPr>
-          <w:rFonts w:ascii="Times New Roman" w:eastAsia="宋体" w:hAnsi="Times New Roman" w:cs="Times New Roman" w:hint="eastAsia"/>
-        </w:rPr>
-        <w:t>动画显示</w:t>
-      </w:r>
-    </w:p>
-    <w:p>
-      <w:pPr>
-        <w:pStyle w:val="a9"/>
-        <w:numPr>
-          <w:ilvl w:val="0"/>
-          <w:numId w:val="42"/>
-        </w:numPr>
-        <w:rPr>
-          <w:rFonts w:ascii="Times New Roman" w:eastAsia="宋体" w:hAnsi="Times New Roman" w:cs="Times New Roman"/>
-        </w:rPr>
-      </w:pPr>
-      <w:r>
-        <w:rPr>
-          <w:rFonts w:ascii="Times New Roman" w:eastAsia="宋体" w:hAnsi="Times New Roman" w:cs="Times New Roman" w:hint="eastAsia"/>
-        </w:rPr>
-        <w:t>支持随机地形摆放</w:t>
-      </w:r>
-      <w:r>
-        <w:rPr>
-          <w:rFonts w:ascii="Times New Roman" w:eastAsia="宋体" w:hAnsi="Times New Roman" w:cs="Times New Roman" w:hint="eastAsia"/>
-        </w:rPr>
-        <w:t>，详见</w:t>
-      </w:r>
-      <w:proofErr w:type="spellStart"/>
-      <w:r>
-        <w:rPr>
-          <w:rFonts w:ascii="Times New Roman" w:eastAsia="宋体" w:hAnsi="Times New Roman" w:cs="Times New Roman" w:hint="eastAsia"/>
-        </w:rPr>
-        <w:t>PlaceRandomTileList</w:t>
-      </w:r>
-      <w:proofErr w:type="spellEnd"/>
-    </w:p>
-    <w:p>
-      <w:pPr>
-        <w:pStyle w:val="a9"/>
-        <w:numPr>
-          <w:ilvl w:val="0"/>
-          <w:numId w:val="42"/>
-        </w:numPr>
-        <w:rPr>
-          <w:rFonts w:ascii="Times New Roman" w:eastAsia="宋体" w:hAnsi="Times New Roman" w:cs="Times New Roman"/>
-        </w:rPr>
-      </w:pPr>
-      <w:r>
-        <w:rPr>
-          <w:rFonts w:ascii="Times New Roman" w:eastAsia="宋体" w:hAnsi="Times New Roman" w:cs="Times New Roman" w:hint="eastAsia"/>
-        </w:rPr>
-        <w:t>修复了物品浏览器中污染编号限制在</w:t>
-      </w:r>
-      <w:r>
-        <w:rPr>
-          <w:rFonts w:ascii="Times New Roman" w:eastAsia="宋体" w:hAnsi="Times New Roman" w:cs="Times New Roman" w:hint="eastAsia"/>
-        </w:rPr>
-        <w:t>100</w:t>
-      </w:r>
-      <w:r>
-        <w:rPr>
-          <w:rFonts w:ascii="Times New Roman" w:eastAsia="宋体" w:hAnsi="Times New Roman" w:cs="Times New Roman" w:hint="eastAsia"/>
-        </w:rPr>
-        <w:t>以内的</w:t>
-      </w:r>
-      <w:r>
-        <w:rPr>
-          <w:rFonts w:ascii="Times New Roman" w:eastAsia="宋体" w:hAnsi="Times New Roman" w:cs="Times New Roman" w:hint="eastAsia"/>
-        </w:rPr>
-        <w:t>bug</w:t>
-      </w:r>
-    </w:p>
-    <w:p>
-      <w:pPr>
-        <w:pStyle w:val="a9"/>
-        <w:numPr>
-          <w:ilvl w:val="0"/>
-          <w:numId w:val="42"/>
-        </w:numPr>
-        <w:rPr>
-          <w:rFonts w:ascii="Times New Roman" w:eastAsia="宋体" w:hAnsi="Times New Roman" w:cs="Times New Roman"/>
-        </w:rPr>
-      </w:pPr>
-      <w:r>
-        <w:rPr>
-          <w:rFonts w:ascii="Times New Roman" w:eastAsia="宋体" w:hAnsi="Times New Roman" w:cs="Times New Roman" w:hint="eastAsia"/>
-        </w:rPr>
-        <w:t>微调各游戏对象渲染位置，匹配游戏内效果</w:t>
-      </w:r>
-    </w:p>
-    <w:p>
-      <w:pPr>
-        <w:pStyle w:val="a9"/>
-        <w:numPr>
-          <w:ilvl w:val="0"/>
-          <w:numId w:val="42"/>
-        </w:numPr>
-        <w:rPr>
-          <w:rFonts w:ascii="Times New Roman" w:eastAsia="宋体" w:hAnsi="Times New Roman" w:cs="Times New Roman"/>
-        </w:rPr>
-      </w:pPr>
-      <w:r>
-        <w:rPr>
-          <w:rFonts w:ascii="Times New Roman" w:eastAsia="宋体" w:hAnsi="Times New Roman" w:cs="Times New Roman" w:hint="eastAsia"/>
-        </w:rPr>
-        <w:t>修复了单位“在桥梁上”为</w:t>
-      </w:r>
-      <w:r>
-        <w:rPr>
-          <w:rFonts w:ascii="Times New Roman" w:eastAsia="宋体" w:hAnsi="Times New Roman" w:cs="Times New Roman" w:hint="eastAsia"/>
-        </w:rPr>
-        <w:t>1</w:t>
-      </w:r>
-      <w:r>
-        <w:rPr>
-          <w:rFonts w:ascii="Times New Roman" w:eastAsia="宋体" w:hAnsi="Times New Roman" w:cs="Times New Roman" w:hint="eastAsia"/>
-        </w:rPr>
-        <w:t>时，在水上也会显示水中图像的</w:t>
-      </w:r>
-      <w:r>
-        <w:rPr>
-          <w:rFonts w:ascii="Times New Roman" w:eastAsia="宋体" w:hAnsi="Times New Roman" w:cs="Times New Roman" w:hint="eastAsia"/>
-        </w:rPr>
-        <w:t>bug</w:t>
-      </w:r>
-    </w:p>
-    <w:p>
-      <w:pPr>
-        <w:pStyle w:val="a9"/>
-        <w:numPr>
-          <w:ilvl w:val="0"/>
-          <w:numId w:val="42"/>
-        </w:numPr>
-        <w:rPr>
-          <w:rFonts w:ascii="Times New Roman" w:eastAsia="宋体" w:hAnsi="Times New Roman" w:cs="Times New Roman"/>
-        </w:rPr>
-      </w:pPr>
-      <w:r>
-        <w:rPr>
-          <w:rFonts w:ascii="Times New Roman" w:eastAsia="宋体" w:hAnsi="Times New Roman" w:cs="Times New Roman" w:hint="eastAsia"/>
-        </w:rPr>
-        <w:t>粘贴功能支持按</w:t>
-      </w:r>
-      <w:r>
-        <w:rPr>
-          <w:rFonts w:ascii="Times New Roman" w:eastAsia="宋体" w:hAnsi="Times New Roman" w:cs="Times New Roman" w:hint="eastAsia"/>
-        </w:rPr>
-        <w:t>ctrl</w:t>
-      </w:r>
-      <w:r>
-        <w:rPr>
-          <w:rFonts w:ascii="Times New Roman" w:eastAsia="宋体" w:hAnsi="Times New Roman" w:cs="Times New Roman" w:hint="eastAsia"/>
-        </w:rPr>
-        <w:t>进行填充</w:t>
-      </w:r>
-    </w:p>
-    <w:p>
-      <w:pPr>
-        <w:pStyle w:val="a9"/>
-        <w:numPr>
-          <w:ilvl w:val="0"/>
-          <w:numId w:val="42"/>
-        </w:numPr>
-        <w:rPr>
-          <w:rFonts w:ascii="Times New Roman" w:eastAsia="宋体" w:hAnsi="Times New Roman" w:cs="Times New Roman"/>
-        </w:rPr>
-      </w:pPr>
-      <w:r>
-        <w:rPr>
-          <w:rFonts w:ascii="Times New Roman" w:eastAsia="宋体" w:hAnsi="Times New Roman" w:cs="Times New Roman" w:hint="eastAsia"/>
-        </w:rPr>
-        <w:t>优化地形与阴影的覆盖关系，使渲染更接近游戏内效果</w:t>
-      </w:r>
-    </w:p>
-    <w:p>
-      <w:pPr>
-        <w:pStyle w:val="a9"/>
-        <w:numPr>
-          <w:ilvl w:val="0"/>
-          <w:numId w:val="42"/>
-        </w:numPr>
-        <w:rPr>
-          <w:rFonts w:ascii="Times New Roman" w:eastAsia="宋体" w:hAnsi="Times New Roman" w:cs="Times New Roman"/>
-        </w:rPr>
-      </w:pPr>
-      <w:r>
-        <w:rPr>
-          <w:rFonts w:ascii="Times New Roman" w:eastAsia="宋体" w:hAnsi="Times New Roman" w:cs="Times New Roman" w:hint="eastAsia"/>
-        </w:rPr>
-        <w:t>支持</w:t>
-      </w:r>
-      <w:proofErr w:type="spellStart"/>
-      <w:r>
-        <w:rPr>
-          <w:rFonts w:ascii="Times New Roman" w:eastAsia="宋体" w:hAnsi="Times New Roman" w:cs="Times New Roman" w:hint="eastAsia"/>
-        </w:rPr>
-        <w:t>FireAngle</w:t>
-      </w:r>
-      <w:proofErr w:type="spellEnd"/>
-      <w:r>
-        <w:rPr>
-          <w:rFonts w:ascii="Times New Roman" w:eastAsia="宋体" w:hAnsi="Times New Roman" w:cs="Times New Roman" w:hint="eastAsia"/>
-        </w:rPr>
-        <w:t>显示</w:t>
-      </w:r>
-    </w:p>
-    <w:p>
-      <w:pPr>
-        <w:pStyle w:val="a9"/>
-        <w:numPr>
-          <w:ilvl w:val="0"/>
-          <w:numId w:val="42"/>
-        </w:numPr>
-        <w:rPr>
-          <w:rFonts w:ascii="Times New Roman" w:eastAsia="宋体" w:hAnsi="Times New Roman" w:cs="Times New Roman"/>
-        </w:rPr>
-      </w:pPr>
-      <w:r>
-        <w:rPr>
-          <w:rFonts w:ascii="Times New Roman" w:eastAsia="宋体" w:hAnsi="Times New Roman" w:cs="Times New Roman" w:hint="eastAsia"/>
-        </w:rPr>
-        <w:t>修复了当单位注册名以数字结尾时，可能与其他单位图像冲突的</w:t>
-      </w:r>
-      <w:r>
-        <w:rPr>
-          <w:rFonts w:ascii="Times New Roman" w:eastAsia="宋体" w:hAnsi="Times New Roman" w:cs="Times New Roman" w:hint="eastAsia"/>
-        </w:rPr>
-        <w:t>bug</w:t>
-      </w:r>
-    </w:p>
-    <w:p>
-      <w:pPr>
-        <w:pStyle w:val="a9"/>
-        <w:numPr>
-          <w:ilvl w:val="0"/>
-          <w:numId w:val="42"/>
-        </w:numPr>
-        <w:rPr>
-          <w:rFonts w:ascii="Times New Roman" w:eastAsia="宋体" w:hAnsi="Times New Roman" w:cs="Times New Roman"/>
-        </w:rPr>
-      </w:pPr>
-      <w:r>
-        <w:rPr>
-          <w:rFonts w:ascii="Times New Roman" w:eastAsia="宋体" w:hAnsi="Times New Roman" w:cs="Times New Roman" w:hint="eastAsia"/>
-        </w:rPr>
-        <w:t>修复了</w:t>
-      </w:r>
-      <w:r>
-        <w:rPr>
-          <w:rFonts w:ascii="Times New Roman" w:eastAsia="宋体" w:hAnsi="Times New Roman" w:cs="Times New Roman" w:hint="eastAsia"/>
-        </w:rPr>
-        <w:t>include</w:t>
-      </w:r>
-      <w:r>
-        <w:rPr>
-          <w:rFonts w:ascii="Times New Roman" w:eastAsia="宋体" w:hAnsi="Times New Roman" w:cs="Times New Roman" w:hint="eastAsia"/>
-        </w:rPr>
-        <w:t>的</w:t>
-      </w:r>
-      <w:proofErr w:type="spellStart"/>
-      <w:r>
-        <w:rPr>
-          <w:rFonts w:ascii="Times New Roman" w:eastAsia="宋体" w:hAnsi="Times New Roman" w:cs="Times New Roman" w:hint="eastAsia"/>
-        </w:rPr>
-        <w:t>ini</w:t>
-      </w:r>
-      <w:proofErr w:type="spellEnd"/>
-      <w:r>
-        <w:rPr>
-          <w:rFonts w:ascii="Times New Roman" w:eastAsia="宋体" w:hAnsi="Times New Roman" w:cs="Times New Roman" w:hint="eastAsia"/>
-        </w:rPr>
-        <w:t>文件中的继承失效的问题</w:t>
-      </w:r>
-    </w:p>
-    <w:p>
-      <w:pPr>
-        <w:pStyle w:val="a9"/>
-        <w:numPr>
-          <w:ilvl w:val="0"/>
-          <w:numId w:val="42"/>
-        </w:numPr>
-        <w:rPr>
-          <w:rFonts w:ascii="Times New Roman" w:eastAsia="宋体" w:hAnsi="Times New Roman" w:cs="Times New Roman"/>
-        </w:rPr>
-      </w:pPr>
-      <w:r>
-        <w:rPr>
-          <w:rFonts w:ascii="Times New Roman" w:eastAsia="宋体" w:hAnsi="Times New Roman" w:cs="Times New Roman" w:hint="eastAsia"/>
-        </w:rPr>
-        <w:t>支持在</w:t>
-      </w:r>
-      <w:r>
-        <w:rPr>
-          <w:rFonts w:ascii="Times New Roman" w:eastAsia="宋体" w:hAnsi="Times New Roman" w:cs="Times New Roman" w:hint="eastAsia"/>
-        </w:rPr>
-        <w:t>Resources</w:t>
-      </w:r>
-      <w:r>
-        <w:rPr>
-          <w:rFonts w:ascii="Times New Roman" w:eastAsia="宋体" w:hAnsi="Times New Roman" w:cs="Times New Roman" w:hint="eastAsia"/>
-        </w:rPr>
-        <w:t>文件夹中加载额外的游戏资源文件</w:t>
-      </w:r>
-    </w:p>
-    <w:p>
-      <w:pPr>
-        <w:pStyle w:val="a9"/>
-        <w:numPr>
-          <w:ilvl w:val="0"/>
-          <w:numId w:val="42"/>
-        </w:numPr>
-        <w:rPr>
-          <w:rFonts w:ascii="Times New Roman" w:eastAsia="宋体" w:hAnsi="Times New Roman" w:cs="Times New Roman"/>
-        </w:rPr>
-      </w:pPr>
-      <w:r>
-        <w:rPr>
-          <w:rFonts w:ascii="Times New Roman" w:eastAsia="宋体" w:hAnsi="Times New Roman" w:cs="Times New Roman" w:hint="eastAsia"/>
-        </w:rPr>
-        <w:t>当编辑已经重叠的建筑时，不再弹出提示窗</w:t>
-      </w:r>
-    </w:p>
-    <w:p>
-      <w:pPr>
-        <w:pStyle w:val="a9"/>
-        <w:numPr>
-          <w:ilvl w:val="0"/>
-          <w:numId w:val="42"/>
-        </w:numPr>
-        <w:rPr>
-          <w:rFonts w:ascii="Times New Roman" w:eastAsia="宋体" w:hAnsi="Times New Roman" w:cs="Times New Roman"/>
-        </w:rPr>
-      </w:pPr>
-      <w:r>
-        <w:rPr>
-          <w:rFonts w:ascii="Times New Roman" w:eastAsia="宋体" w:hAnsi="Times New Roman" w:cs="Times New Roman" w:hint="eastAsia"/>
-        </w:rPr>
-        <w:t>使用随机地形填充地表时支持随机选取</w:t>
-      </w:r>
-    </w:p>
-    <w:p>
-      <w:pPr>
-        <w:pStyle w:val="a9"/>
-        <w:numPr>
-          <w:ilvl w:val="0"/>
-          <w:numId w:val="42"/>
-        </w:numPr>
-        <w:rPr>
-          <w:rFonts w:ascii="Times New Roman" w:eastAsia="宋体" w:hAnsi="Times New Roman" w:cs="Times New Roman"/>
-        </w:rPr>
-      </w:pPr>
-      <w:r>
-        <w:rPr>
-          <w:rFonts w:ascii="Times New Roman" w:eastAsia="宋体" w:hAnsi="Times New Roman" w:cs="Times New Roman" w:hint="eastAsia"/>
-        </w:rPr>
-        <w:t>地图渲染器支持将渲染图保存为</w:t>
-      </w:r>
-      <w:r>
-        <w:rPr>
-          <w:rFonts w:ascii="Times New Roman" w:eastAsia="宋体" w:hAnsi="Times New Roman" w:cs="Times New Roman" w:hint="eastAsia"/>
-        </w:rPr>
-        <w:t>jpg</w:t>
-      </w:r>
-      <w:r>
-        <w:rPr>
-          <w:rFonts w:ascii="Times New Roman" w:eastAsia="宋体" w:hAnsi="Times New Roman" w:cs="Times New Roman" w:hint="eastAsia"/>
-        </w:rPr>
-        <w:t>格式</w:t>
-      </w:r>
-    </w:p>
-    <w:p>
-      <w:pPr>
-        <w:pStyle w:val="a9"/>
-        <w:numPr>
-          <w:ilvl w:val="0"/>
-          <w:numId w:val="42"/>
-        </w:numPr>
-        <w:rPr>
-          <w:rFonts w:ascii="Times New Roman" w:eastAsia="宋体" w:hAnsi="Times New Roman" w:cs="Times New Roman"/>
-        </w:rPr>
-      </w:pPr>
-      <w:r>
-        <w:rPr>
-          <w:rFonts w:ascii="Times New Roman" w:eastAsia="宋体" w:hAnsi="Times New Roman" w:cs="Times New Roman" w:hint="eastAsia"/>
-        </w:rPr>
-        <w:t>正确显示</w:t>
-      </w:r>
-      <w:r>
-        <w:rPr>
-          <w:rFonts w:ascii="Times New Roman" w:eastAsia="宋体" w:hAnsi="Times New Roman" w:cs="Times New Roman" w:hint="eastAsia"/>
-        </w:rPr>
-        <w:t>Land=Rock</w:t>
-      </w:r>
-      <w:r>
-        <w:rPr>
-          <w:rFonts w:ascii="Times New Roman" w:eastAsia="宋体" w:hAnsi="Times New Roman" w:cs="Times New Roman" w:hint="eastAsia"/>
-        </w:rPr>
-        <w:t>覆盖物在游戏内的位置。心灵终结的</w:t>
-      </w:r>
-      <w:r>
-        <w:rPr>
-          <w:rFonts w:ascii="Times New Roman" w:eastAsia="宋体" w:hAnsi="Times New Roman" w:cs="Times New Roman" w:hint="eastAsia"/>
-        </w:rPr>
-        <w:t>“</w:t>
-      </w:r>
-      <w:r>
-        <w:rPr>
-          <w:rFonts w:ascii="Times New Roman" w:eastAsia="宋体" w:hAnsi="Times New Roman" w:cs="Times New Roman" w:hint="eastAsia"/>
-        </w:rPr>
-        <w:t>Block Base</w:t>
-      </w:r>
-      <w:r>
-        <w:rPr>
-          <w:rFonts w:ascii="Times New Roman" w:eastAsia="宋体" w:hAnsi="Times New Roman" w:cs="Times New Roman" w:hint="eastAsia"/>
-        </w:rPr>
-        <w:t>”、</w:t>
-      </w:r>
-      <w:r>
-        <w:rPr>
-          <w:rFonts w:ascii="Times New Roman" w:eastAsia="宋体" w:hAnsi="Times New Roman" w:cs="Times New Roman" w:hint="eastAsia"/>
-        </w:rPr>
-        <w:t>“</w:t>
-      </w:r>
-      <w:r>
-        <w:rPr>
-          <w:rFonts w:ascii="Times New Roman" w:eastAsia="宋体" w:hAnsi="Times New Roman" w:cs="Times New Roman" w:hint="eastAsia"/>
-        </w:rPr>
-        <w:t>Block Base and Movement</w:t>
-      </w:r>
-      <w:r>
-        <w:rPr>
-          <w:rFonts w:ascii="Times New Roman" w:eastAsia="宋体" w:hAnsi="Times New Roman" w:cs="Times New Roman" w:hint="eastAsia"/>
-        </w:rPr>
-        <w:t>”覆盖物为了兼容旧地编，进行了额外的偏移，在修复后反而会偏移。</w:t>
-      </w:r>
-      <w:r>
-        <w:rPr>
-          <w:rFonts w:ascii="Times New Roman" w:eastAsia="宋体" w:hAnsi="Times New Roman" w:cs="Times New Roman" w:hint="eastAsia"/>
-        </w:rPr>
-        <w:t>Tools</w:t>
-      </w:r>
-      <w:r>
-        <w:rPr>
-          <w:rFonts w:ascii="Times New Roman" w:eastAsia="宋体" w:hAnsi="Times New Roman" w:cs="Times New Roman" w:hint="eastAsia"/>
-        </w:rPr>
-        <w:t>/</w:t>
-      </w:r>
-      <w:proofErr w:type="spellStart"/>
-      <w:r>
-        <w:rPr>
-          <w:rFonts w:ascii="Times New Roman" w:eastAsia="宋体" w:hAnsi="Times New Roman" w:cs="Times New Roman" w:hint="eastAsia"/>
-        </w:rPr>
-        <w:t>MentalOmega</w:t>
-      </w:r>
-      <w:proofErr w:type="spellEnd"/>
-      <w:r>
-        <w:rPr>
-          <w:rFonts w:ascii="Times New Roman" w:eastAsia="宋体" w:hAnsi="Times New Roman" w:cs="Times New Roman" w:hint="eastAsia"/>
-        </w:rPr>
-        <w:t>目录下提供了适配后的文件，将其放入心灵终结游戏目录下即可</w:t>
-      </w:r>
-    </w:p>
-    <w:p>
-      <w:pPr>
-        <w:pStyle w:val="a9"/>
-        <w:numPr>
-          <w:ilvl w:val="0"/>
-          <w:numId w:val="42"/>
-        </w:numPr>
-        <w:rPr>
-          <w:rFonts w:ascii="Times New Roman" w:eastAsia="宋体" w:hAnsi="Times New Roman" w:cs="Times New Roman"/>
-        </w:rPr>
-      </w:pPr>
-      <w:r>
-        <w:rPr>
-          <w:rFonts w:ascii="Times New Roman" w:eastAsia="宋体" w:hAnsi="Times New Roman" w:cs="Times New Roman" w:hint="eastAsia"/>
-        </w:rPr>
-        <w:t>全局搜索的地形选项可以搜索覆盖物了</w:t>
-      </w:r>
-    </w:p>
-    <w:p>
-      <w:pPr>
-        <w:pStyle w:val="a9"/>
-        <w:numPr>
-          <w:ilvl w:val="0"/>
-          <w:numId w:val="42"/>
-        </w:numPr>
-        <w:rPr>
-          <w:rFonts w:ascii="Times New Roman" w:eastAsia="宋体" w:hAnsi="Times New Roman" w:cs="Times New Roman"/>
-        </w:rPr>
-      </w:pPr>
-      <w:r>
-        <w:rPr>
-          <w:rFonts w:ascii="Times New Roman" w:eastAsia="宋体" w:hAnsi="Times New Roman" w:cs="Times New Roman" w:hint="eastAsia"/>
-        </w:rPr>
-        <w:t>双击地图注释改为打开编辑框，缩放注释功能改为按住</w:t>
-      </w:r>
-      <w:r>
-        <w:rPr>
-          <w:rFonts w:ascii="Times New Roman" w:eastAsia="宋体" w:hAnsi="Times New Roman" w:cs="Times New Roman" w:hint="eastAsia"/>
-        </w:rPr>
-        <w:t>ctrl</w:t>
-      </w:r>
-      <w:r>
-        <w:rPr>
-          <w:rFonts w:ascii="Times New Roman" w:eastAsia="宋体" w:hAnsi="Times New Roman" w:cs="Times New Roman" w:hint="eastAsia"/>
-        </w:rPr>
-        <w:t>双击</w:t>
-      </w:r>
-    </w:p>
-    <w:p>
-      <w:pPr>
-        <w:pStyle w:val="a9"/>
-        <w:numPr>
-          <w:ilvl w:val="0"/>
-          <w:numId w:val="42"/>
-        </w:numPr>
-        <w:rPr>
-          <w:rFonts w:ascii="Times New Roman" w:eastAsia="宋体" w:hAnsi="Times New Roman" w:cs="Times New Roman"/>
-        </w:rPr>
-      </w:pPr>
-      <w:r>
-        <w:rPr>
-          <w:rFonts w:ascii="Times New Roman" w:eastAsia="宋体" w:hAnsi="Times New Roman" w:cs="Times New Roman" w:hint="eastAsia"/>
-        </w:rPr>
-        <w:t>地图渲染器“使用数字渲染透明覆盖物”选项更改为“显示游戏内不可见对象”</w:t>
-      </w:r>
-    </w:p>
-    <w:p>
-      <w:pPr>
-        <w:pStyle w:val="a9"/>
-        <w:numPr>
-          <w:ilvl w:val="0"/>
-          <w:numId w:val="42"/>
-        </w:numPr>
-        <w:rPr>
-          <w:rFonts w:ascii="Times New Roman" w:eastAsia="宋体" w:hAnsi="Times New Roman" w:cs="Times New Roman"/>
-        </w:rPr>
-      </w:pPr>
-      <w:r>
-        <w:rPr>
-          <w:rFonts w:ascii="Times New Roman" w:eastAsia="宋体" w:hAnsi="Times New Roman" w:cs="Times New Roman" w:hint="eastAsia"/>
-        </w:rPr>
-        <w:t>修复当</w:t>
-      </w:r>
-      <w:proofErr w:type="spellStart"/>
-      <w:r>
-        <w:rPr>
-          <w:rFonts w:ascii="Times New Roman" w:eastAsia="宋体" w:hAnsi="Times New Roman" w:cs="Times New Roman" w:hint="eastAsia"/>
-        </w:rPr>
-        <w:t>shp</w:t>
-      </w:r>
-      <w:proofErr w:type="spellEnd"/>
-      <w:r>
-        <w:rPr>
-          <w:rFonts w:ascii="Times New Roman" w:eastAsia="宋体" w:hAnsi="Times New Roman" w:cs="Times New Roman" w:hint="eastAsia"/>
-        </w:rPr>
-        <w:t>车辆单位的</w:t>
-      </w:r>
-      <w:r>
-        <w:rPr>
-          <w:rFonts w:ascii="Times New Roman" w:eastAsia="宋体" w:hAnsi="Times New Roman" w:cs="Times New Roman" w:hint="eastAsia"/>
-        </w:rPr>
-        <w:t>*</w:t>
-      </w:r>
-      <w:proofErr w:type="spellStart"/>
-      <w:r>
-        <w:rPr>
-          <w:rFonts w:ascii="Times New Roman" w:eastAsia="宋体" w:hAnsi="Times New Roman" w:cs="Times New Roman" w:hint="eastAsia"/>
-        </w:rPr>
-        <w:t>tur.shp</w:t>
-      </w:r>
-      <w:proofErr w:type="spellEnd"/>
-      <w:r>
-        <w:rPr>
-          <w:rFonts w:ascii="Times New Roman" w:eastAsia="宋体" w:hAnsi="Times New Roman" w:cs="Times New Roman" w:hint="eastAsia"/>
-        </w:rPr>
-        <w:t>炮塔文件</w:t>
-      </w:r>
-      <w:r>
-        <w:rPr>
-          <w:rFonts w:ascii="Times New Roman" w:eastAsia="宋体" w:hAnsi="Times New Roman" w:cs="Times New Roman" w:hint="eastAsia"/>
-        </w:rPr>
-        <w:t>与本体大小不一致时的崩溃</w:t>
-      </w:r>
-    </w:p>
-    <w:p>
-      <w:pPr>
-        <w:pStyle w:val="a9"/>
-        <w:numPr>
-          <w:ilvl w:val="0"/>
-          <w:numId w:val="42"/>
-        </w:numPr>
-        <w:rPr>
-          <w:rFonts w:ascii="Times New Roman" w:eastAsia="宋体" w:hAnsi="Times New Roman" w:cs="Times New Roman"/>
-        </w:rPr>
-      </w:pPr>
-      <w:r>
-        <w:rPr>
-          <w:rFonts w:ascii="Times New Roman" w:eastAsia="宋体" w:hAnsi="Times New Roman" w:cs="Times New Roman" w:hint="eastAsia"/>
-        </w:rPr>
-        <w:t>修复当地图大于</w:t>
-      </w:r>
-      <w:r>
-        <w:rPr>
-          <w:rFonts w:ascii="Times New Roman" w:eastAsia="宋体" w:hAnsi="Times New Roman" w:cs="Times New Roman" w:hint="eastAsia"/>
-        </w:rPr>
-        <w:t>209*209</w:t>
-      </w:r>
-      <w:r>
-        <w:rPr>
-          <w:rFonts w:ascii="Times New Roman" w:eastAsia="宋体" w:hAnsi="Times New Roman" w:cs="Times New Roman" w:hint="eastAsia"/>
-        </w:rPr>
-        <w:t>时，编辑地形概率导致崩溃的</w:t>
-      </w:r>
-      <w:r>
-        <w:rPr>
-          <w:rFonts w:ascii="Times New Roman" w:eastAsia="宋体" w:hAnsi="Times New Roman" w:cs="Times New Roman" w:hint="eastAsia"/>
-        </w:rPr>
-        <w:t>bug</w:t>
-      </w:r>
-    </w:p>
-    <w:p>
-      <w:pPr>
-        <w:pStyle w:val="a9"/>
-        <w:numPr>
-          <w:ilvl w:val="0"/>
-          <w:numId w:val="42"/>
-        </w:numPr>
-        <w:rPr>
-          <w:rFonts w:ascii="Times New Roman" w:eastAsia="宋体" w:hAnsi="Times New Roman" w:cs="Times New Roman"/>
-        </w:rPr>
-      </w:pPr>
-      <w:r>
-        <w:rPr>
-          <w:rFonts w:ascii="Times New Roman" w:eastAsia="宋体" w:hAnsi="Times New Roman" w:cs="Times New Roman" w:hint="eastAsia"/>
-        </w:rPr>
-        <w:t>优化建筑渲染图层，减少建筑不正常遮挡的现象</w:t>
-      </w:r>
-    </w:p>
-    <w:p>
-      <w:pPr>
-        <w:pStyle w:val="a9"/>
-        <w:numPr>
-          <w:ilvl w:val="0"/>
-          <w:numId w:val="42"/>
-        </w:numPr>
-        <w:rPr>
-          <w:rFonts w:ascii="Times New Roman" w:eastAsia="宋体" w:hAnsi="Times New Roman" w:cs="Times New Roman"/>
-        </w:rPr>
-      </w:pPr>
-      <w:r>
-        <w:rPr>
-          <w:rFonts w:ascii="Times New Roman" w:eastAsia="宋体" w:hAnsi="Times New Roman" w:cs="Times New Roman" w:hint="eastAsia"/>
-        </w:rPr>
-        <w:t>修复当剪切板内没有有效信息时，粘贴会导致错误撤销的</w:t>
-      </w:r>
-      <w:r>
-        <w:rPr>
-          <w:rFonts w:ascii="Times New Roman" w:eastAsia="宋体" w:hAnsi="Times New Roman" w:cs="Times New Roman" w:hint="eastAsia"/>
-        </w:rPr>
-        <w:t>bug</w:t>
-      </w:r>
-    </w:p>
-    <w:p>
-      <w:pPr>
-        <w:pStyle w:val="a9"/>
-        <w:numPr>
-          <w:ilvl w:val="0"/>
-          <w:numId w:val="42"/>
-        </w:numPr>
-        <w:rPr>
-          <w:rFonts w:ascii="Times New Roman" w:eastAsia="宋体" w:hAnsi="Times New Roman" w:cs="Times New Roman"/>
-        </w:rPr>
-      </w:pPr>
-      <w:r>
-        <w:rPr>
-          <w:rFonts w:ascii="Times New Roman" w:eastAsia="宋体" w:hAnsi="Times New Roman" w:cs="Times New Roman" w:hint="eastAsia"/>
-        </w:rPr>
-        <w:t>移除</w:t>
-      </w:r>
-      <w:proofErr w:type="spellStart"/>
-      <w:r>
-        <w:rPr>
-          <w:rFonts w:ascii="Times New Roman" w:eastAsia="宋体" w:hAnsi="Times New Roman" w:cs="Times New Roman" w:hint="eastAsia"/>
-        </w:rPr>
-        <w:t>ImageServer</w:t>
-      </w:r>
-      <w:proofErr w:type="spellEnd"/>
-    </w:p>
-    <w:p>
-      <w:pPr>
-        <w:pStyle w:val="a9"/>
-        <w:numPr>
-          <w:ilvl w:val="0"/>
-          <w:numId w:val="42"/>
-        </w:numPr>
-        <w:rPr>
-          <w:rFonts w:ascii="Times New Roman" w:eastAsia="宋体" w:hAnsi="Times New Roman" w:cs="Times New Roman"/>
-        </w:rPr>
-      </w:pPr>
-      <w:r>
-        <w:rPr>
-          <w:rFonts w:ascii="Times New Roman" w:eastAsia="宋体" w:hAnsi="Times New Roman" w:cs="Times New Roman" w:hint="eastAsia"/>
-        </w:rPr>
-        <w:t>在地图内触发的重新加载不会清空已加载的素材，减少重新加载后的卡顿</w:t>
-      </w:r>
-    </w:p>
-    <w:p>
-      <w:pPr>
-        <w:pStyle w:val="a9"/>
-        <w:numPr>
-          <w:ilvl w:val="0"/>
-          <w:numId w:val="42"/>
-        </w:numPr>
-        <w:rPr>
-          <w:rFonts w:ascii="Times New Roman" w:eastAsia="宋体" w:hAnsi="Times New Roman" w:cs="Times New Roman"/>
-        </w:rPr>
-      </w:pPr>
-      <w:r>
-        <w:rPr>
-          <w:rFonts w:ascii="Times New Roman" w:eastAsia="宋体" w:hAnsi="Times New Roman" w:cs="Times New Roman" w:hint="eastAsia"/>
-        </w:rPr>
-        <w:t>修复语言设置只支持</w:t>
-      </w:r>
-      <w:r>
-        <w:rPr>
-          <w:rFonts w:ascii="Times New Roman" w:eastAsia="宋体" w:hAnsi="Times New Roman" w:cs="Times New Roman" w:hint="eastAsia"/>
-        </w:rPr>
-        <w:t>English</w:t>
-      </w:r>
-      <w:r>
-        <w:rPr>
-          <w:rFonts w:ascii="Times New Roman" w:eastAsia="宋体" w:hAnsi="Times New Roman" w:cs="Times New Roman" w:hint="eastAsia"/>
-        </w:rPr>
-        <w:t>前缀的</w:t>
-      </w:r>
-      <w:r>
-        <w:rPr>
-          <w:rFonts w:ascii="Times New Roman" w:eastAsia="宋体" w:hAnsi="Times New Roman" w:cs="Times New Roman" w:hint="eastAsia"/>
-        </w:rPr>
-        <w:t>bug</w:t>
-      </w:r>
-    </w:p>
-    <w:p>
-      <w:pPr>
-        <w:pStyle w:val="a9"/>
-        <w:numPr>
-          <w:ilvl w:val="0"/>
-          <w:numId w:val="42"/>
-        </w:numPr>
-        <w:rPr>
-          <w:rFonts w:ascii="Times New Roman" w:eastAsia="宋体" w:hAnsi="Times New Roman" w:cs="Times New Roman"/>
-        </w:rPr>
-      </w:pPr>
-      <w:r>
-        <w:rPr>
-          <w:rFonts w:ascii="Times New Roman" w:eastAsia="宋体" w:hAnsi="Times New Roman" w:cs="Times New Roman" w:hint="eastAsia"/>
-        </w:rPr>
-        <w:t>支持翻译任意</w:t>
-      </w:r>
-      <w:r>
-        <w:rPr>
-          <w:rFonts w:ascii="Times New Roman" w:eastAsia="宋体" w:hAnsi="Times New Roman" w:cs="Times New Roman" w:hint="eastAsia"/>
-        </w:rPr>
-        <w:t>FA2</w:t>
-      </w:r>
-      <w:r>
-        <w:rPr>
-          <w:rFonts w:ascii="Times New Roman" w:eastAsia="宋体" w:hAnsi="Times New Roman" w:cs="Times New Roman" w:hint="eastAsia"/>
-        </w:rPr>
-        <w:t>原始窗口的文本，详见</w:t>
-      </w:r>
-      <w:r>
-        <w:rPr>
-          <w:rFonts w:ascii="Times New Roman" w:eastAsia="宋体" w:hAnsi="Times New Roman" w:cs="Times New Roman" w:hint="eastAsia"/>
-        </w:rPr>
-        <w:t>FADialog.ini</w:t>
-      </w:r>
-    </w:p>
-    <w:p>
-      <w:pPr>
-        <w:pStyle w:val="a9"/>
-        <w:numPr>
-          <w:ilvl w:val="0"/>
-          <w:numId w:val="42"/>
-        </w:numPr>
-        <w:rPr>
-          <w:rFonts w:ascii="Times New Roman" w:eastAsia="宋体" w:hAnsi="Times New Roman" w:cs="Times New Roman"/>
-        </w:rPr>
-      </w:pPr>
-      <w:r>
-        <w:rPr>
-          <w:rFonts w:ascii="Times New Roman" w:eastAsia="宋体" w:hAnsi="Times New Roman" w:cs="Times New Roman" w:hint="eastAsia"/>
-        </w:rPr>
-        <w:t>支持多语言切换，添加了英文版。所有可以在</w:t>
-      </w:r>
-      <w:r>
-        <w:rPr>
-          <w:rFonts w:ascii="Times New Roman" w:eastAsia="宋体" w:hAnsi="Times New Roman" w:cs="Times New Roman" w:hint="eastAsia"/>
-        </w:rPr>
-        <w:t>FA2</w:t>
-      </w:r>
-      <w:r>
-        <w:rPr>
-          <w:rFonts w:ascii="Times New Roman" w:eastAsia="宋体" w:hAnsi="Times New Roman" w:cs="Times New Roman" w:hint="eastAsia"/>
-        </w:rPr>
-        <w:t>内显示文本的</w:t>
-      </w:r>
-      <w:r>
-        <w:rPr>
-          <w:rFonts w:ascii="Times New Roman" w:eastAsia="宋体" w:hAnsi="Times New Roman" w:cs="Times New Roman" w:hint="eastAsia"/>
-        </w:rPr>
-        <w:t>INI</w:t>
-      </w:r>
-      <w:r>
-        <w:rPr>
-          <w:rFonts w:ascii="Times New Roman" w:eastAsia="宋体" w:hAnsi="Times New Roman" w:cs="Times New Roman" w:hint="eastAsia"/>
-        </w:rPr>
-        <w:t>小节</w:t>
-      </w:r>
-      <w:r>
-        <w:rPr>
-          <w:rFonts w:ascii="Times New Roman" w:eastAsia="宋体" w:hAnsi="Times New Roman" w:cs="Times New Roman" w:hint="eastAsia"/>
-        </w:rPr>
-        <w:t>和键</w:t>
-      </w:r>
-      <w:r>
-        <w:rPr>
-          <w:rFonts w:ascii="Times New Roman" w:eastAsia="宋体" w:hAnsi="Times New Roman" w:cs="Times New Roman" w:hint="eastAsia"/>
-        </w:rPr>
-        <w:t>，均可以通过“</w:t>
-      </w:r>
-      <w:r>
-        <w:rPr>
-          <w:rFonts w:ascii="Times New Roman" w:eastAsia="宋体" w:hAnsi="Times New Roman" w:cs="Times New Roman" w:hint="eastAsia"/>
-        </w:rPr>
-        <w:t>Language-</w:t>
-      </w:r>
-      <w:r>
-        <w:rPr>
-          <w:rFonts w:ascii="Times New Roman" w:eastAsia="宋体" w:hAnsi="Times New Roman" w:cs="Times New Roman" w:hint="eastAsia"/>
-        </w:rPr>
-        <w:t>”前缀支持多语言翻译，例如“</w:t>
-      </w:r>
-      <w:r>
-        <w:rPr>
-          <w:rFonts w:ascii="Times New Roman" w:eastAsia="宋体" w:hAnsi="Times New Roman" w:cs="Times New Roman" w:hint="eastAsia"/>
-        </w:rPr>
-        <w:t>[</w:t>
-      </w:r>
-      <w:r>
-        <w:rPr>
-          <w:rFonts w:ascii="Times New Roman" w:eastAsia="宋体" w:hAnsi="Times New Roman" w:cs="Times New Roman" w:hint="eastAsia"/>
-        </w:rPr>
-        <w:t>EventsRA2</w:t>
-      </w:r>
-      <w:r>
-        <w:rPr>
-          <w:rFonts w:ascii="Times New Roman" w:eastAsia="宋体" w:hAnsi="Times New Roman" w:cs="Times New Roman" w:hint="eastAsia"/>
-        </w:rPr>
-        <w:t>]</w:t>
-      </w:r>
-      <w:r>
-        <w:rPr>
-          <w:rFonts w:ascii="Times New Roman" w:eastAsia="宋体" w:hAnsi="Times New Roman" w:cs="Times New Roman" w:hint="eastAsia"/>
-        </w:rPr>
-        <w:t>”变为“</w:t>
-      </w:r>
-      <w:r>
-        <w:rPr>
-          <w:rFonts w:ascii="Times New Roman" w:eastAsia="宋体" w:hAnsi="Times New Roman" w:cs="Times New Roman" w:hint="eastAsia"/>
-        </w:rPr>
-        <w:t>[</w:t>
-      </w:r>
-      <w:r>
-        <w:rPr>
-          <w:rFonts w:ascii="Times New Roman" w:eastAsia="宋体" w:hAnsi="Times New Roman" w:cs="Times New Roman" w:hint="eastAsia"/>
-        </w:rPr>
-        <w:t>English-EventsRA2</w:t>
-      </w:r>
-      <w:r>
-        <w:rPr>
-          <w:rFonts w:ascii="Times New Roman" w:eastAsia="宋体" w:hAnsi="Times New Roman" w:cs="Times New Roman" w:hint="eastAsia"/>
-        </w:rPr>
-        <w:t>]</w:t>
-      </w:r>
-      <w:r>
-        <w:rPr>
-          <w:rFonts w:ascii="Times New Roman" w:eastAsia="宋体" w:hAnsi="Times New Roman" w:cs="Times New Roman" w:hint="eastAsia"/>
-        </w:rPr>
-        <w:t>”</w:t>
-      </w:r>
-      <w:r>
-        <w:rPr>
-          <w:rFonts w:ascii="Times New Roman" w:eastAsia="宋体" w:hAnsi="Times New Roman" w:cs="Times New Roman" w:hint="eastAsia"/>
-        </w:rPr>
-        <w:t>，“</w:t>
-      </w:r>
-      <w:r>
-        <w:rPr>
-          <w:rFonts w:ascii="Times New Roman" w:eastAsia="宋体" w:hAnsi="Times New Roman" w:cs="Times New Roman" w:hint="eastAsia"/>
-        </w:rPr>
-        <w:t>Name=</w:t>
-      </w:r>
-      <w:r>
-        <w:rPr>
-          <w:rFonts w:ascii="Times New Roman" w:eastAsia="宋体" w:hAnsi="Times New Roman" w:cs="Times New Roman" w:hint="eastAsia"/>
-        </w:rPr>
-        <w:t>”变为“</w:t>
-      </w:r>
-      <w:r>
-        <w:rPr>
-          <w:rFonts w:ascii="Times New Roman" w:eastAsia="宋体" w:hAnsi="Times New Roman" w:cs="Times New Roman" w:hint="eastAsia"/>
-        </w:rPr>
-        <w:t>Chinese-Name=</w:t>
-      </w:r>
-      <w:r>
-        <w:rPr>
-          <w:rFonts w:ascii="Times New Roman" w:eastAsia="宋体" w:hAnsi="Times New Roman" w:cs="Times New Roman" w:hint="eastAsia"/>
-        </w:rPr>
-        <w:t>”</w:t>
-      </w:r>
-      <w:r>
-        <w:rPr>
-          <w:rFonts w:ascii="Times New Roman" w:eastAsia="宋体" w:hAnsi="Times New Roman" w:cs="Times New Roman" w:hint="eastAsia"/>
-        </w:rPr>
-        <w:t>，“</w:t>
-      </w:r>
-      <w:r>
-        <w:rPr>
-          <w:rFonts w:ascii="Times New Roman" w:eastAsia="宋体" w:hAnsi="Times New Roman" w:cs="Times New Roman" w:hint="eastAsia"/>
-        </w:rPr>
-        <w:t>fa2extra.csf</w:t>
-      </w:r>
-      <w:r>
-        <w:rPr>
-          <w:rFonts w:ascii="Times New Roman" w:eastAsia="宋体" w:hAnsi="Times New Roman" w:cs="Times New Roman" w:hint="eastAsia"/>
-        </w:rPr>
-        <w:t>”变为“</w:t>
-      </w:r>
-      <w:r>
-        <w:rPr>
-          <w:rFonts w:ascii="Times New Roman" w:eastAsia="宋体" w:hAnsi="Times New Roman" w:cs="Times New Roman" w:hint="eastAsia"/>
-        </w:rPr>
-        <w:t>C</w:t>
-      </w:r>
-      <w:r>
-        <w:rPr>
-          <w:rFonts w:ascii="Times New Roman" w:eastAsia="宋体" w:hAnsi="Times New Roman" w:cs="Times New Roman"/>
-        </w:rPr>
-        <w:t>hinese</w:t>
-      </w:r>
-      <w:r>
-        <w:rPr>
-          <w:rFonts w:ascii="Times New Roman" w:eastAsia="宋体" w:hAnsi="Times New Roman" w:cs="Times New Roman" w:hint="eastAsia"/>
-        </w:rPr>
-        <w:t>-fa2extra.csf</w:t>
-      </w:r>
-      <w:r>
-        <w:rPr>
-          <w:rFonts w:ascii="Times New Roman" w:eastAsia="宋体" w:hAnsi="Times New Roman" w:cs="Times New Roman" w:hint="eastAsia"/>
-        </w:rPr>
-        <w:t>”</w:t>
-      </w:r>
-      <w:r>
-        <w:rPr>
-          <w:rFonts w:ascii="Times New Roman" w:eastAsia="宋体" w:hAnsi="Times New Roman" w:cs="Times New Roman" w:hint="eastAsia"/>
-        </w:rPr>
-        <w:t>。若没有找到对应语言的小节，则退回默认值</w:t>
-      </w:r>
-    </w:p>
-    <w:p>
-      <w:pPr>
-        <w:pStyle w:val="a9"/>
-        <w:numPr>
-          <w:ilvl w:val="0"/>
-          <w:numId w:val="42"/>
-        </w:numPr>
-        <w:rPr>
-          <w:rFonts w:ascii="Times New Roman" w:eastAsia="宋体" w:hAnsi="Times New Roman" w:cs="Times New Roman"/>
-        </w:rPr>
-      </w:pPr>
-      <w:r>
-        <w:rPr>
-          <w:rFonts w:ascii="Times New Roman" w:eastAsia="宋体" w:hAnsi="Times New Roman" w:cs="Times New Roman" w:hint="eastAsia"/>
-        </w:rPr>
-        <w:t>修复了会错误检查触发注释小节</w:t>
-      </w:r>
-      <w:proofErr w:type="spellStart"/>
-      <w:r>
-        <w:rPr>
-          <w:rFonts w:ascii="Times New Roman" w:eastAsia="宋体" w:hAnsi="Times New Roman" w:cs="Times New Roman" w:hint="eastAsia"/>
-        </w:rPr>
-        <w:t>ini</w:t>
-      </w:r>
-      <w:proofErr w:type="spellEnd"/>
-      <w:r>
-        <w:rPr>
-          <w:rFonts w:ascii="Times New Roman" w:eastAsia="宋体" w:hAnsi="Times New Roman" w:cs="Times New Roman" w:hint="eastAsia"/>
-        </w:rPr>
-        <w:t>长度的</w:t>
-      </w:r>
-      <w:r>
-        <w:rPr>
-          <w:rFonts w:ascii="Times New Roman" w:eastAsia="宋体" w:hAnsi="Times New Roman" w:cs="Times New Roman" w:hint="eastAsia"/>
-        </w:rPr>
-        <w:t>bug</w:t>
-      </w:r>
-    </w:p>
-    <w:p>
-      <w:pPr>
-        <w:pStyle w:val="a9"/>
-        <w:numPr>
-          <w:ilvl w:val="0"/>
-          <w:numId w:val="42"/>
-        </w:numPr>
-        <w:rPr>
-          <w:rFonts w:ascii="Times New Roman" w:eastAsia="宋体" w:hAnsi="Times New Roman" w:cs="Times New Roman"/>
-        </w:rPr>
-      </w:pPr>
-      <w:r>
-        <w:rPr>
-          <w:rFonts w:ascii="Times New Roman" w:eastAsia="宋体" w:hAnsi="Times New Roman" w:cs="Times New Roman" w:hint="eastAsia"/>
-        </w:rPr>
-        <w:lastRenderedPageBreak/>
         <w:t>状态栏文本可以被翻译，当同一格有多类对象时，状态栏文本会累加</w:t>
       </w:r>
     </w:p>
@@ -10638,9 +10662,6 @@
         <w:instrText>HYPERLINK "https://github.com/Phobos-developers/Phobos/pull/1901"</w:instrText>
       </w:r>
       <w:r>
-        <w:rPr>
-          <w:rFonts w:hint="eastAsia"/>
-        </w:rPr>
         <w:fldChar w:fldCharType="separate"/>
       </w:r>
       <w:r>
@@ -10684,9 +10705,6 @@
         <w:instrText>HYPERLINK "https://github.com/Phobos-developers/Phobos/pull/1925"</w:instrText>
       </w:r>
       <w:r>
-        <w:rPr>
-          <w:rFonts w:hint="eastAsia"/>
-        </w:rPr>
         <w:fldChar w:fldCharType="separate"/>
       </w:r>
       <w:r>
@@ -10716,9 +10734,6 @@
         <w:instrText>HYPERLINK "https://github.com/Phobos-developers/Phobos/pull/1932"</w:instrText>
       </w:r>
       <w:r>
-        <w:rPr>
-          <w:rFonts w:hint="eastAsia"/>
-        </w:rPr>
         <w:fldChar w:fldCharType="separate"/>
       </w:r>
       <w:r>
@@ -11007,6 +11022,7 @@
         <w:rPr>
           <w:rFonts w:ascii="Times New Roman" w:eastAsia="宋体" w:hAnsi="Times New Roman" w:cs="Times New Roman" w:hint="eastAsia"/>
         </w:rPr>
+        <w:lastRenderedPageBreak/>
         <w:t>隐形单位支持半透明显示，详见</w:t>
       </w:r>
       <w:proofErr w:type="spellStart"/>
@@ -11033,7 +11049,6 @@
         <w:rPr>
           <w:rFonts w:ascii="Times New Roman" w:eastAsia="宋体" w:hAnsi="Times New Roman" w:cs="Times New Roman" w:hint="eastAsia"/>
         </w:rPr>
-        <w:lastRenderedPageBreak/>
         <w:t>移除距离标尺的快捷键</w:t>
       </w:r>
     </w:p>
@@ -12158,6 +12173,7 @@
         <w:rPr>
           <w:rFonts w:ascii="Times New Roman" w:eastAsia="宋体" w:hAnsi="Times New Roman" w:cs="Times New Roman" w:hint="eastAsia"/>
         </w:rPr>
+        <w:lastRenderedPageBreak/>
         <w:t>新增</w:t>
       </w:r>
       <w:proofErr w:type="spellStart"/>
@@ -12184,14 +12200,7 @@
         <w:rPr>
           <w:rFonts w:ascii="Times New Roman" w:eastAsia="宋体" w:hAnsi="Times New Roman" w:cs="Times New Roman" w:hint="eastAsia"/>
         </w:rPr>
-        <w:t>功能；优化建筑</w:t>
-      </w:r>
-      <w:r>
-        <w:rPr>
-          <w:rFonts w:ascii="Times New Roman" w:eastAsia="宋体" w:hAnsi="Times New Roman" w:cs="Times New Roman" w:hint="eastAsia"/>
-        </w:rPr>
-        <w:lastRenderedPageBreak/>
-        <w:t>图层顺序计算</w:t>
+        <w:t>功能；优化建筑图层顺序计算</w:t>
       </w:r>
     </w:p>
     <w:p>
@@ -13271,7 +13280,14 @@
         <w:rPr>
           <w:rFonts w:ascii="Times New Roman" w:eastAsia="宋体" w:hAnsi="Times New Roman" w:cs="Times New Roman" w:hint="eastAsia"/>
         </w:rPr>
-        <w:t>以支持悬崖类型切换；在存在月球悬崖时，支持绘制月球悬崖</w:t>
+        <w:t>以支持悬崖类型切换；在存在月球悬崖时，支持绘</w:t>
+      </w:r>
+      <w:r>
+        <w:rPr>
+          <w:rFonts w:ascii="Times New Roman" w:eastAsia="宋体" w:hAnsi="Times New Roman" w:cs="Times New Roman" w:hint="eastAsia"/>
+        </w:rPr>
+        <w:lastRenderedPageBreak/>
+        <w:t>制月球悬崖</w:t>
       </w:r>
     </w:p>
     <w:p>
@@ -13289,7 +13305,6 @@
         <w:rPr>
           <w:rFonts w:ascii="Times New Roman" w:eastAsia="宋体" w:hAnsi="Times New Roman" w:cs="Times New Roman" w:hint="eastAsia"/>
         </w:rPr>
-        <w:lastRenderedPageBreak/>
         <w:t>支持</w:t>
       </w:r>
       <w:r>
@@ -14372,6 +14387,7 @@
         <w:rPr>
           <w:rFonts w:ascii="Times New Roman" w:eastAsia="宋体" w:hAnsi="Times New Roman" w:cs="Times New Roman" w:hint="eastAsia"/>
         </w:rPr>
+        <w:lastRenderedPageBreak/>
         <w:t>支持按</w:t>
       </w:r>
       <w:r>
@@ -14384,14 +14400,7 @@
         <w:rPr>
           <w:rFonts w:ascii="Times New Roman" w:eastAsia="宋体" w:hAnsi="Times New Roman" w:cs="Times New Roman" w:hint="eastAsia"/>
         </w:rPr>
-        <w:t>刷新各种编辑器，在编辑器内复制粘贴文本不会触发地图的复制粘</w:t>
-      </w:r>
-      <w:r>
-        <w:rPr>
-          <w:rFonts w:ascii="Times New Roman" w:eastAsia="宋体" w:hAnsi="Times New Roman" w:cs="Times New Roman" w:hint="eastAsia"/>
-        </w:rPr>
-        <w:lastRenderedPageBreak/>
-        <w:t>贴</w:t>
+        <w:t>刷新各种编辑器，在编辑器内复制粘贴文本不会触发地图的复制粘贴</w:t>
       </w:r>
     </w:p>
     <w:p>
@@ -15577,6 +15586,7 @@
         <w:rPr>
           <w:rFonts w:ascii="Times New Roman" w:eastAsia="宋体" w:hAnsi="Times New Roman" w:cs="Times New Roman" w:hint="eastAsia"/>
         </w:rPr>
+        <w:lastRenderedPageBreak/>
         <w:t>修复了单位状态选项部分情况下的</w:t>
       </w:r>
       <w:r>
@@ -15601,7 +15611,6 @@
         <w:rPr>
           <w:rFonts w:ascii="Times New Roman" w:eastAsia="宋体" w:hAnsi="Times New Roman" w:cs="Times New Roman" w:hint="eastAsia"/>
         </w:rPr>
-        <w:lastRenderedPageBreak/>
         <w:t>修复了沙漠地图修改大小</w:t>
       </w:r>
       <w:r>
@@ -16584,6 +16593,7 @@
         <w:rPr>
           <w:rFonts w:ascii="Times New Roman" w:eastAsia="宋体" w:hAnsi="Times New Roman" w:cs="Times New Roman" w:hint="eastAsia"/>
         </w:rPr>
+        <w:lastRenderedPageBreak/>
         <w:t>添加</w:t>
       </w:r>
       <w:r>
@@ -16620,7 +16630,6 @@
         <w:rPr>
           <w:rFonts w:ascii="Times New Roman" w:eastAsia="宋体" w:hAnsi="Times New Roman" w:cs="Times New Roman" w:hint="eastAsia"/>
         </w:rPr>
-        <w:lastRenderedPageBreak/>
         <w:t>格式化、删除对象支持使用笔刷大小</w:t>
       </w:r>
     </w:p>
@@ -17628,7 +17637,14 @@
         <w:rPr>
           <w:rFonts w:ascii="Times New Roman" w:eastAsia="宋体" w:hAnsi="Times New Roman" w:cs="Times New Roman" w:hint="eastAsia"/>
         </w:rPr>
-        <w:t>文件损坏，启用后会导致程序崩溃，请将“</w:t>
+        <w:t>文件损坏，启用后会导致程序崩</w:t>
+      </w:r>
+      <w:r>
+        <w:rPr>
+          <w:rFonts w:ascii="Times New Roman" w:eastAsia="宋体" w:hAnsi="Times New Roman" w:cs="Times New Roman" w:hint="eastAsia"/>
+        </w:rPr>
+        <w:lastRenderedPageBreak/>
+        <w:t>溃，请将“</w:t>
       </w:r>
       <w:r>
         <w:rPr>
@@ -18677,6 +18693,7 @@
         <w:rPr>
           <w:rFonts w:ascii="Times New Roman" w:eastAsia="宋体" w:hAnsi="Times New Roman" w:cs="Times New Roman" w:hint="eastAsia"/>
         </w:rPr>
+        <w:lastRenderedPageBreak/>
         <w:t>修复了未使用</w:t>
       </w:r>
       <w:r>
@@ -18713,7 +18730,6 @@
         <w:rPr>
           <w:rFonts w:ascii="Times New Roman" w:eastAsia="宋体" w:hAnsi="Times New Roman" w:cs="Times New Roman" w:hint="eastAsia"/>
         </w:rPr>
-        <w:lastRenderedPageBreak/>
         <w:t>修复新城市部分框架模式显示错误的</w:t>
       </w:r>
       <w:r>
@@ -19631,6 +19647,7 @@
         <w:rPr>
           <w:rFonts w:ascii="Times New Roman" w:eastAsia="宋体" w:hAnsi="Times New Roman" w:cs="Times New Roman" w:hint="eastAsia"/>
         </w:rPr>
+        <w:lastRenderedPageBreak/>
         <w:t>CloneWithOrderedID</w:t>
       </w:r>
       <w:proofErr w:type="spellEnd"/>
@@ -19662,7 +19679,6 @@
         <w:rPr>
           <w:rFonts w:ascii="Times New Roman" w:eastAsia="宋体" w:hAnsi="Times New Roman" w:cs="Times New Roman" w:hint="eastAsia"/>
         </w:rPr>
-        <w:lastRenderedPageBreak/>
         <w:t>优化地形生成器性能，当多选模式启动时，不需要点击“设置范围”，可以直接在多选单元格上生成地形</w:t>
       </w:r>
     </w:p>
@@ -20623,7 +20639,14 @@
         <w:rPr>
           <w:rFonts w:ascii="Times New Roman" w:eastAsia="宋体" w:hAnsi="Times New Roman" w:cs="Times New Roman" w:hint="eastAsia"/>
         </w:rPr>
-        <w:t>读取对应地图类型建筑图像的逻辑</w:t>
+        <w:t>读取对应地图类</w:t>
+      </w:r>
+      <w:r>
+        <w:rPr>
+          <w:rFonts w:ascii="Times New Roman" w:eastAsia="宋体" w:hAnsi="Times New Roman" w:cs="Times New Roman" w:hint="eastAsia"/>
+        </w:rPr>
+        <w:lastRenderedPageBreak/>
+        <w:t>型建筑图像的逻辑</w:t>
       </w:r>
     </w:p>
     <w:p>
@@ -20641,7 +20664,6 @@
         <w:rPr>
           <w:rFonts w:ascii="Times New Roman" w:eastAsia="宋体" w:hAnsi="Times New Roman" w:cs="Times New Roman" w:hint="eastAsia"/>
         </w:rPr>
-        <w:lastRenderedPageBreak/>
         <w:t>旧版</w:t>
       </w:r>
       <w:r>
@@ -21698,6 +21720,7 @@
         <w:rPr>
           <w:rFonts w:ascii="Times New Roman" w:eastAsia="宋体" w:hAnsi="Times New Roman" w:cs="Times New Roman" w:hint="eastAsia"/>
         </w:rPr>
+        <w:lastRenderedPageBreak/>
         <w:t>修复放置较大地形后撤销会有残留的</w:t>
       </w:r>
       <w:r>
@@ -21722,7 +21745,6 @@
         <w:rPr>
           <w:rFonts w:ascii="Times New Roman" w:eastAsia="宋体" w:hAnsi="Times New Roman" w:cs="Times New Roman" w:hint="eastAsia"/>
         </w:rPr>
-        <w:lastRenderedPageBreak/>
         <w:t>支持</w:t>
       </w:r>
       <w:proofErr w:type="spellStart"/>
@@ -21846,9 +21868,6 @@
         <w:instrText>HYPERLINK "https://github.com/secsome/FA2sp/pull/45"</w:instrText>
       </w:r>
       <w:r>
-        <w:rPr>
-          <w:rFonts w:hint="eastAsia"/>
-        </w:rPr>
         <w:fldChar w:fldCharType="separate"/>
       </w:r>
       <w:r>
@@ -35786,9 +35805,6 @@
         <w:instrText>HYPERLINK "https://github.com/handama/FA2sp/tree/master/Supplementary/Tools/ResourceEncryptor"</w:instrText>
       </w:r>
       <w:r>
-        <w:rPr>
-          <w:rFonts w:hint="eastAsia"/>
-        </w:rPr>
         <w:fldChar w:fldCharType="separate"/>
       </w:r>
       <w:r>

--- a/Supplementary/文档/FA2SP HDM Edition说明文档.docx
+++ b/Supplementary/文档/FA2SP HDM Edition说明文档.docx
@@ -1037,6 +1037,30 @@
         <w:pStyle w:val="a9"/>
         <w:numPr>
           <w:ilvl w:val="0"/>
+          <w:numId w:val="11"/>
+        </w:numPr>
+        <w:rPr>
+          <w:rFonts w:ascii="Times New Roman" w:eastAsia="宋体" w:hAnsi="Times New Roman" w:cs="Times New Roman"/>
+        </w:rPr>
+      </w:pPr>
+      <w:r>
+        <w:rPr>
+          <w:rFonts w:ascii="Times New Roman" w:eastAsia="宋体" w:hAnsi="Times New Roman" w:cs="Times New Roman" w:hint="eastAsia"/>
+        </w:rPr>
+        <w:t>修复触发编辑器事件参数填写触发或小队时，不能正确截断名称的</w:t>
+      </w:r>
+      <w:r>
+        <w:rPr>
+          <w:rFonts w:ascii="Times New Roman" w:eastAsia="宋体" w:hAnsi="Times New Roman" w:cs="Times New Roman" w:hint="eastAsia"/>
+        </w:rPr>
+        <w:t>bug</w:t>
+      </w:r>
+    </w:p>
+    <w:p>
+      <w:pPr>
+        <w:pStyle w:val="a9"/>
+        <w:numPr>
+          <w:ilvl w:val="0"/>
           <w:numId w:val="10"/>
         </w:numPr>
         <w:rPr>
@@ -1907,7 +1931,14 @@
         <w:rPr>
           <w:rFonts w:ascii="Times New Roman" w:eastAsia="宋体" w:hAnsi="Times New Roman" w:cs="Times New Roman" w:hint="eastAsia"/>
         </w:rPr>
-        <w:t>，都将删除鼠标所在单元格的各种对象</w:t>
+        <w:t>，都将删除鼠标所在单</w:t>
+      </w:r>
+      <w:r>
+        <w:rPr>
+          <w:rFonts w:ascii="Times New Roman" w:eastAsia="宋体" w:hAnsi="Times New Roman" w:cs="Times New Roman" w:hint="eastAsia"/>
+        </w:rPr>
+        <w:lastRenderedPageBreak/>
+        <w:t>元格的各种对象</w:t>
       </w:r>
     </w:p>
     <w:p>
@@ -1925,7 +1956,6 @@
         <w:rPr>
           <w:rFonts w:ascii="Times New Roman" w:eastAsia="宋体" w:hAnsi="Times New Roman" w:cs="Times New Roman" w:hint="eastAsia"/>
         </w:rPr>
-        <w:lastRenderedPageBreak/>
         <w:t>修复在部分老旧</w:t>
       </w:r>
       <w:r>
@@ -2822,6 +2852,7 @@
         <w:rPr>
           <w:rFonts w:ascii="Times New Roman" w:eastAsia="宋体" w:hAnsi="Times New Roman" w:cs="Times New Roman" w:hint="eastAsia"/>
         </w:rPr>
+        <w:lastRenderedPageBreak/>
         <w:t>39</w:t>
       </w:r>
       <w:r>
@@ -2864,7 +2895,6 @@
         <w:rPr>
           <w:rFonts w:ascii="Times New Roman" w:eastAsia="宋体" w:hAnsi="Times New Roman" w:cs="Times New Roman" w:hint="eastAsia"/>
         </w:rPr>
-        <w:lastRenderedPageBreak/>
         <w:t>擦除覆盖物读取笔刷大小，删除“</w:t>
       </w:r>
       <w:r>
@@ -3970,6 +4000,7 @@
           <w:kern w:val="0"/>
           <w14:ligatures w14:val="none"/>
         </w:rPr>
+        <w:lastRenderedPageBreak/>
         <w:t>修复部分情况下物品浏览器选项的名称与实际单位不符的</w:t>
       </w:r>
       <w:r>
@@ -4000,7 +4031,6 @@
           <w:kern w:val="0"/>
           <w14:ligatures w14:val="none"/>
         </w:rPr>
-        <w:lastRenderedPageBreak/>
         <w:t>支持设置覆盖物数据的最大值，详见</w:t>
       </w:r>
       <w:r>
@@ -5077,6 +5107,7 @@
         <w:rPr>
           <w:rFonts w:ascii="Times New Roman" w:eastAsia="宋体" w:hAnsi="Times New Roman" w:cs="Times New Roman" w:hint="eastAsia"/>
         </w:rPr>
+        <w:lastRenderedPageBreak/>
         <w:t>修复当破损建筑动画未指定时，部分参数不能正确读取其完好动画信息的</w:t>
       </w:r>
       <w:r>
@@ -5101,7 +5132,6 @@
         <w:rPr>
           <w:rFonts w:ascii="Times New Roman" w:eastAsia="宋体" w:hAnsi="Times New Roman" w:cs="Times New Roman" w:hint="eastAsia"/>
         </w:rPr>
-        <w:lastRenderedPageBreak/>
         <w:t>修复部分情况下保存完地图后会弹出“</w:t>
       </w:r>
       <w:r>
@@ -6068,7 +6098,14 @@
         <w:rPr>
           <w:rFonts w:ascii="Times New Roman" w:eastAsia="宋体" w:hAnsi="Times New Roman" w:cs="Times New Roman" w:hint="eastAsia"/>
         </w:rPr>
-        <w:t>触发编辑器的行为列表支持多选，新增“上移”“下移”与“拆分”按钮，可以将选中的行为上下移动或拆分出新触发</w:t>
+        <w:t>触发编辑器的行为列表支持多选，新增“上移”“下移”与“拆分”按钮，可</w:t>
+      </w:r>
+      <w:r>
+        <w:rPr>
+          <w:rFonts w:ascii="Times New Roman" w:eastAsia="宋体" w:hAnsi="Times New Roman" w:cs="Times New Roman" w:hint="eastAsia"/>
+        </w:rPr>
+        <w:lastRenderedPageBreak/>
+        <w:t>以将选中的行为上下移动或拆分出新触发</w:t>
       </w:r>
     </w:p>
     <w:p>
@@ -6086,7 +6123,6 @@
         <w:rPr>
           <w:rFonts w:ascii="Times New Roman" w:eastAsia="宋体" w:hAnsi="Times New Roman" w:cs="Times New Roman" w:hint="eastAsia"/>
         </w:rPr>
-        <w:lastRenderedPageBreak/>
         <w:t>支持通过按住</w:t>
       </w:r>
       <w:r>
@@ -7205,6 +7241,7 @@
         <w:rPr>
           <w:rFonts w:ascii="Times New Roman" w:eastAsia="宋体" w:hAnsi="Times New Roman" w:cs="Times New Roman" w:hint="eastAsia"/>
         </w:rPr>
+        <w:lastRenderedPageBreak/>
         <w:t>FinalAlert2YR.dat</w:t>
       </w:r>
       <w:r>
@@ -7229,7 +7266,6 @@
         <w:rPr>
           <w:rFonts w:ascii="Times New Roman" w:eastAsia="宋体" w:hAnsi="Times New Roman" w:cs="Times New Roman" w:hint="eastAsia"/>
         </w:rPr>
-        <w:lastRenderedPageBreak/>
         <w:t>修复在启用</w:t>
       </w:r>
       <w:r>
@@ -8274,6 +8310,7 @@
         <w:rPr>
           <w:rFonts w:ascii="Times New Roman" w:eastAsia="宋体" w:hAnsi="Times New Roman" w:cs="Times New Roman" w:hint="eastAsia"/>
         </w:rPr>
+        <w:lastRenderedPageBreak/>
         <w:t>修复了建筑面积为</w:t>
       </w:r>
       <w:r>
@@ -8304,7 +8341,6 @@
         <w:rPr>
           <w:rFonts w:ascii="Times New Roman" w:eastAsia="宋体" w:hAnsi="Times New Roman" w:cs="Times New Roman" w:hint="eastAsia"/>
         </w:rPr>
-        <w:lastRenderedPageBreak/>
         <w:t>修复了标签列表中的跳转位置错误的</w:t>
       </w:r>
       <w:r>
@@ -9289,7 +9325,14 @@
         <w:rPr>
           <w:rFonts w:ascii="Times New Roman" w:eastAsia="宋体" w:hAnsi="Times New Roman" w:cs="Times New Roman" w:hint="eastAsia"/>
         </w:rPr>
-        <w:t>地图渲染器“使用数字渲染透明覆盖物”选项更改为“显示游戏内不可见对象”</w:t>
+        <w:t>地图渲染器“使用数字渲染透明覆盖物”选项更改为“显示游戏内不可见对</w:t>
+      </w:r>
+      <w:r>
+        <w:rPr>
+          <w:rFonts w:ascii="Times New Roman" w:eastAsia="宋体" w:hAnsi="Times New Roman" w:cs="Times New Roman" w:hint="eastAsia"/>
+        </w:rPr>
+        <w:lastRenderedPageBreak/>
+        <w:t>象”</w:t>
       </w:r>
     </w:p>
     <w:p>
@@ -9307,7 +9350,6 @@
         <w:rPr>
           <w:rFonts w:ascii="Times New Roman" w:eastAsia="宋体" w:hAnsi="Times New Roman" w:cs="Times New Roman" w:hint="eastAsia"/>
         </w:rPr>
-        <w:lastRenderedPageBreak/>
         <w:t>修复当</w:t>
       </w:r>
       <w:r>
@@ -10442,6 +10484,7 @@
         <w:rPr>
           <w:rFonts w:ascii="Times New Roman" w:eastAsia="宋体" w:hAnsi="Times New Roman" w:cs="Times New Roman" w:hint="eastAsia"/>
         </w:rPr>
+        <w:lastRenderedPageBreak/>
         <w:t>修复加载地图后小地图不显示覆盖物颜色的</w:t>
       </w:r>
       <w:r>
@@ -10466,7 +10509,6 @@
         <w:rPr>
           <w:rFonts w:ascii="Times New Roman" w:eastAsia="宋体" w:hAnsi="Times New Roman" w:cs="Times New Roman" w:hint="eastAsia"/>
         </w:rPr>
-        <w:lastRenderedPageBreak/>
         <w:t>优化了触发编辑器加载触发时的性能</w:t>
       </w:r>
     </w:p>
@@ -44773,7 +44815,7 @@
         <v:path o:extrusionok="f" gradientshapeok="t" o:connecttype="rect"/>
         <o:lock v:ext="edit" aspectratio="t"/>
       </v:shapetype>
-      <v:shape id="_x0000_i1032" type="#_x0000_t75" style="width:11.4pt;height:11.4pt" o:bullet="t">
+      <v:shape id="_x0000_i1030" type="#_x0000_t75" style="width:11.4pt;height:11.4pt" o:bullet="t">
         <v:imagedata r:id="rId1" o:title="mso9A9A"/>
       </v:shape>
     </w:pict>

--- a/Supplementary/文档/FA2SP HDM Edition说明文档.docx
+++ b/Supplementary/文档/FA2SP HDM Edition说明文档.docx
@@ -1169,6 +1169,30 @@
         <w:pStyle w:val="a9"/>
         <w:numPr>
           <w:ilvl w:val="0"/>
+          <w:numId w:val="11"/>
+        </w:numPr>
+        <w:rPr>
+          <w:rFonts w:ascii="Times New Roman" w:eastAsia="宋体" w:hAnsi="Times New Roman" w:cs="Times New Roman"/>
+        </w:rPr>
+      </w:pPr>
+      <w:r>
+        <w:rPr>
+          <w:rFonts w:ascii="Times New Roman" w:eastAsia="宋体" w:hAnsi="Times New Roman" w:cs="Times New Roman" w:hint="eastAsia"/>
+        </w:rPr>
+        <w:t>修复触发编辑器在修改触发名称时可能会导致触发列表产生重复的</w:t>
+      </w:r>
+      <w:r>
+        <w:rPr>
+          <w:rFonts w:ascii="Times New Roman" w:eastAsia="宋体" w:hAnsi="Times New Roman" w:cs="Times New Roman" w:hint="eastAsia"/>
+        </w:rPr>
+        <w:t>bug</w:t>
+      </w:r>
+    </w:p>
+    <w:p>
+      <w:pPr>
+        <w:pStyle w:val="a9"/>
+        <w:numPr>
+          <w:ilvl w:val="0"/>
           <w:numId w:val="10"/>
         </w:numPr>
         <w:rPr>
@@ -1889,6 +1913,7 @@
         <w:rPr>
           <w:rFonts w:ascii="Times New Roman" w:eastAsia="宋体" w:hAnsi="Times New Roman" w:cs="Times New Roman" w:hint="eastAsia"/>
         </w:rPr>
+        <w:lastRenderedPageBreak/>
         <w:t>支持建筑炮塔动画（</w:t>
       </w:r>
       <w:r>
@@ -1919,7 +1944,6 @@
         <w:rPr>
           <w:rFonts w:ascii="Times New Roman" w:eastAsia="宋体" w:hAnsi="Times New Roman" w:cs="Times New Roman" w:hint="eastAsia"/>
         </w:rPr>
-        <w:lastRenderedPageBreak/>
         <w:t>AI</w:t>
       </w:r>
       <w:r>
@@ -2780,7 +2804,14 @@
         <w:rPr>
           <w:rFonts w:ascii="Times New Roman" w:eastAsia="宋体" w:hAnsi="Times New Roman" w:cs="Times New Roman" w:hint="eastAsia"/>
         </w:rPr>
-        <w:t>修复当拖拽小绿点或触发事件、行为时，若突然失去焦点，会导致拖拽预览始终显示的</w:t>
+        <w:t>修复当拖拽小绿点或触发事件、行为时，若突然失去焦点，会导致拖拽预览始</w:t>
+      </w:r>
+      <w:r>
+        <w:rPr>
+          <w:rFonts w:ascii="Times New Roman" w:eastAsia="宋体" w:hAnsi="Times New Roman" w:cs="Times New Roman" w:hint="eastAsia"/>
+        </w:rPr>
+        <w:lastRenderedPageBreak/>
+        <w:t>终显示的</w:t>
       </w:r>
       <w:r>
         <w:rPr>
@@ -2804,7 +2835,6 @@
         <w:rPr>
           <w:rFonts w:ascii="Times New Roman" w:eastAsia="宋体" w:hAnsi="Times New Roman" w:cs="Times New Roman" w:hint="eastAsia"/>
         </w:rPr>
-        <w:lastRenderedPageBreak/>
         <w:t>修复导入已存在的地图对话框中三个导入选项不正常的</w:t>
       </w:r>
       <w:r>
@@ -3864,6 +3894,7 @@
         <w:rPr>
           <w:rFonts w:ascii="Times New Roman" w:eastAsia="宋体" w:hAnsi="Times New Roman" w:cs="Times New Roman" w:hint="eastAsia"/>
         </w:rPr>
+        <w:lastRenderedPageBreak/>
         <w:t>TheaterSuffixes</w:t>
       </w:r>
     </w:p>
@@ -3882,7 +3913,6 @@
         <w:rPr>
           <w:rFonts w:ascii="Times New Roman" w:eastAsia="宋体" w:hAnsi="Times New Roman" w:cs="Times New Roman" w:hint="eastAsia"/>
         </w:rPr>
-        <w:lastRenderedPageBreak/>
         <w:t>支持自定义气候类型的</w:t>
       </w:r>
       <w:r>
@@ -5047,6 +5077,7 @@
         <w:rPr>
           <w:rFonts w:ascii="Times New Roman" w:eastAsia="宋体" w:hAnsi="Times New Roman" w:cs="Times New Roman" w:hint="eastAsia"/>
         </w:rPr>
+        <w:lastRenderedPageBreak/>
         <w:t>支持半透明的建筑动画</w:t>
       </w:r>
     </w:p>
@@ -5065,7 +5096,6 @@
         <w:rPr>
           <w:rFonts w:ascii="Times New Roman" w:eastAsia="宋体" w:hAnsi="Times New Roman" w:cs="Times New Roman" w:hint="eastAsia"/>
         </w:rPr>
-        <w:lastRenderedPageBreak/>
         <w:t>修复当显示缺省图像开启时，对没有影子帧的单位显示缺省阴影的</w:t>
       </w:r>
       <w:r>
@@ -6068,6 +6098,7 @@
         <w:rPr>
           <w:rFonts w:ascii="Times New Roman" w:eastAsia="宋体" w:hAnsi="Times New Roman" w:cs="Times New Roman" w:hint="eastAsia"/>
         </w:rPr>
+        <w:lastRenderedPageBreak/>
         <w:t>优化单元标记和路径点的渲染效率</w:t>
       </w:r>
     </w:p>
@@ -6086,7 +6117,6 @@
         <w:rPr>
           <w:rFonts w:ascii="Times New Roman" w:eastAsia="宋体" w:hAnsi="Times New Roman" w:cs="Times New Roman" w:hint="eastAsia"/>
         </w:rPr>
-        <w:lastRenderedPageBreak/>
         <w:t>支持车辆单位的额外炮塔和额外炮管</w:t>
       </w:r>
     </w:p>
@@ -7149,6 +7179,7 @@
         <w:rPr>
           <w:rFonts w:ascii="Times New Roman" w:eastAsia="宋体" w:hAnsi="Times New Roman" w:cs="Times New Roman" w:hint="eastAsia"/>
         </w:rPr>
+        <w:lastRenderedPageBreak/>
         <w:t>新增</w:t>
       </w:r>
       <w:r>
@@ -7187,7 +7218,6 @@
           <w:sz w:val="28"/>
           <w:szCs w:val="32"/>
         </w:rPr>
-        <w:lastRenderedPageBreak/>
         <w:t>1.3.3 (2025.12.</w:t>
       </w:r>
       <w:r>
@@ -8238,6 +8268,7 @@
         <w:rPr>
           <w:rFonts w:ascii="Times New Roman" w:eastAsia="宋体" w:hAnsi="Times New Roman" w:cs="Times New Roman" w:hint="eastAsia"/>
         </w:rPr>
+        <w:lastRenderedPageBreak/>
         <w:t>修复当地图上存在</w:t>
       </w:r>
       <w:r>
@@ -8268,7 +8299,6 @@
         <w:rPr>
           <w:rFonts w:ascii="Times New Roman" w:eastAsia="宋体" w:hAnsi="Times New Roman" w:cs="Times New Roman" w:hint="eastAsia"/>
         </w:rPr>
-        <w:lastRenderedPageBreak/>
         <w:t>bug</w:t>
       </w:r>
     </w:p>
@@ -9319,6 +9349,7 @@
         <w:rPr>
           <w:rFonts w:ascii="Times New Roman" w:eastAsia="宋体" w:hAnsi="Times New Roman" w:cs="Times New Roman" w:hint="eastAsia"/>
         </w:rPr>
+        <w:lastRenderedPageBreak/>
         <w:t>“</w:t>
       </w:r>
       <w:r>
@@ -9331,14 +9362,7 @@
         <w:rPr>
           <w:rFonts w:ascii="Times New Roman" w:eastAsia="宋体" w:hAnsi="Times New Roman" w:cs="Times New Roman" w:hint="eastAsia"/>
         </w:rPr>
-        <w:t>”覆盖物为了兼容旧地编，进行了额外的偏移，在</w:t>
-      </w:r>
-      <w:r>
-        <w:rPr>
-          <w:rFonts w:ascii="Times New Roman" w:eastAsia="宋体" w:hAnsi="Times New Roman" w:cs="Times New Roman" w:hint="eastAsia"/>
-        </w:rPr>
-        <w:lastRenderedPageBreak/>
-        <w:t>修复后反而会偏移。</w:t>
+        <w:t>”覆盖物为了兼容旧地编，进行了额外的偏移，在修复后反而会偏移。</w:t>
       </w:r>
       <w:r>
         <w:rPr>
@@ -10406,6 +10430,7 @@
         <w:rPr>
           <w:rFonts w:ascii="Times New Roman" w:eastAsia="宋体" w:hAnsi="Times New Roman" w:cs="Times New Roman" w:hint="eastAsia"/>
         </w:rPr>
+        <w:lastRenderedPageBreak/>
         <w:t>新增触发注释窗口，可以为触发、小队、脚本、特遣、</w:t>
       </w:r>
       <w:r>
@@ -10430,14 +10455,7 @@
         <w:rPr>
           <w:rFonts w:ascii="Times New Roman" w:eastAsia="宋体" w:hAnsi="Times New Roman" w:cs="Times New Roman" w:hint="eastAsia"/>
         </w:rPr>
-        <w:t>添加注</w:t>
-      </w:r>
-      <w:r>
-        <w:rPr>
-          <w:rFonts w:ascii="Times New Roman" w:eastAsia="宋体" w:hAnsi="Times New Roman" w:cs="Times New Roman" w:hint="eastAsia"/>
-        </w:rPr>
-        <w:lastRenderedPageBreak/>
-        <w:t>释</w:t>
+        <w:t>添加注释</w:t>
       </w:r>
     </w:p>
     <w:p>
@@ -11594,6 +11612,7 @@
         <w:rPr>
           <w:rFonts w:ascii="Times New Roman" w:eastAsia="宋体" w:hAnsi="Times New Roman" w:cs="Times New Roman" w:hint="eastAsia"/>
         </w:rPr>
+        <w:lastRenderedPageBreak/>
         <w:t>修复了</w:t>
       </w:r>
       <w:r>
@@ -11630,7 +11649,6 @@
         <w:rPr>
           <w:rFonts w:ascii="Times New Roman" w:eastAsia="宋体" w:hAnsi="Times New Roman" w:cs="Times New Roman" w:hint="eastAsia"/>
         </w:rPr>
-        <w:lastRenderedPageBreak/>
         <w:t>支持</w:t>
       </w:r>
       <w:r>
@@ -12721,6 +12739,7 @@
         <w:rPr>
           <w:rFonts w:ascii="Times New Roman" w:eastAsia="宋体" w:hAnsi="Times New Roman" w:cs="Times New Roman" w:hint="eastAsia"/>
         </w:rPr>
+        <w:lastRenderedPageBreak/>
         <w:t>优化建筑动画读取逻辑，尊重动画的</w:t>
       </w:r>
       <w:r>
@@ -12751,14 +12770,980 @@
         <w:rPr>
           <w:rFonts w:ascii="Times New Roman" w:eastAsia="宋体" w:hAnsi="Times New Roman" w:cs="Times New Roman" w:hint="eastAsia"/>
         </w:rPr>
+        <w:t>Lua</w:t>
+      </w:r>
+      <w:r>
+        <w:rPr>
+          <w:rFonts w:ascii="Times New Roman" w:eastAsia="宋体" w:hAnsi="Times New Roman" w:cs="Times New Roman" w:hint="eastAsia"/>
+        </w:rPr>
+        <w:t>脚本终端支持搜索脚本文件</w:t>
+      </w:r>
+    </w:p>
+    <w:p>
+      <w:pPr>
+        <w:pStyle w:val="a9"/>
+        <w:numPr>
+          <w:ilvl w:val="0"/>
+          <w:numId w:val="31"/>
+        </w:numPr>
+        <w:rPr>
+          <w:rFonts w:ascii="Times New Roman" w:eastAsia="宋体" w:hAnsi="Times New Roman" w:cs="Times New Roman"/>
+        </w:rPr>
+      </w:pPr>
+      <w:r>
+        <w:rPr>
+          <w:rFonts w:ascii="Times New Roman" w:eastAsia="宋体" w:hAnsi="Times New Roman" w:cs="Times New Roman" w:hint="eastAsia"/>
+        </w:rPr>
+        <w:t>微调地图边界细蓝线的位置</w:t>
+      </w:r>
+    </w:p>
+    <w:p>
+      <w:pPr>
+        <w:pStyle w:val="a9"/>
+        <w:numPr>
+          <w:ilvl w:val="0"/>
+          <w:numId w:val="31"/>
+        </w:numPr>
+        <w:rPr>
+          <w:rFonts w:ascii="Times New Roman" w:eastAsia="宋体" w:hAnsi="Times New Roman" w:cs="Times New Roman"/>
+        </w:rPr>
+      </w:pPr>
+      <w:r>
+        <w:rPr>
+          <w:rFonts w:ascii="Times New Roman" w:eastAsia="宋体" w:hAnsi="Times New Roman" w:cs="Times New Roman" w:hint="eastAsia"/>
+        </w:rPr>
+        <w:t>修复了</w:t>
+      </w:r>
+      <w:r>
+        <w:rPr>
+          <w:rFonts w:ascii="Times New Roman" w:eastAsia="宋体" w:hAnsi="Times New Roman" w:cs="Times New Roman" w:hint="eastAsia"/>
+        </w:rPr>
+        <w:t>Vxl</w:t>
+      </w:r>
+      <w:r>
+        <w:rPr>
+          <w:rFonts w:ascii="Times New Roman" w:eastAsia="宋体" w:hAnsi="Times New Roman" w:cs="Times New Roman" w:hint="eastAsia"/>
+        </w:rPr>
+        <w:t>车辆</w:t>
+      </w:r>
+      <w:r>
+        <w:rPr>
+          <w:rFonts w:ascii="Times New Roman" w:eastAsia="宋体" w:hAnsi="Times New Roman" w:cs="Times New Roman" w:hint="eastAsia"/>
+        </w:rPr>
+        <w:t>Noshadow=yes</w:t>
+      </w:r>
+      <w:r>
+        <w:rPr>
+          <w:rFonts w:ascii="Times New Roman" w:eastAsia="宋体" w:hAnsi="Times New Roman" w:cs="Times New Roman" w:hint="eastAsia"/>
+        </w:rPr>
+        <w:t>时仍会显示阴影的</w:t>
+      </w:r>
+      <w:r>
+        <w:rPr>
+          <w:rFonts w:ascii="Times New Roman" w:eastAsia="宋体" w:hAnsi="Times New Roman" w:cs="Times New Roman" w:hint="eastAsia"/>
+        </w:rPr>
+        <w:t>bug</w:t>
+      </w:r>
+    </w:p>
+    <w:p>
+      <w:pPr>
+        <w:pStyle w:val="a9"/>
+        <w:numPr>
+          <w:ilvl w:val="0"/>
+          <w:numId w:val="31"/>
+        </w:numPr>
+        <w:rPr>
+          <w:rFonts w:ascii="Times New Roman" w:eastAsia="宋体" w:hAnsi="Times New Roman" w:cs="Times New Roman"/>
+        </w:rPr>
+      </w:pPr>
+      <w:r>
+        <w:rPr>
+          <w:rFonts w:ascii="Times New Roman" w:eastAsia="宋体" w:hAnsi="Times New Roman" w:cs="Times New Roman" w:hint="eastAsia"/>
+        </w:rPr>
+        <w:t>修复部分情况下绘制连接地形上升、下降段高度错误的</w:t>
+      </w:r>
+      <w:r>
+        <w:rPr>
+          <w:rFonts w:ascii="Times New Roman" w:eastAsia="宋体" w:hAnsi="Times New Roman" w:cs="Times New Roman" w:hint="eastAsia"/>
+        </w:rPr>
+        <w:t>bug</w:t>
+      </w:r>
+    </w:p>
+    <w:p>
+      <w:pPr>
+        <w:pStyle w:val="a9"/>
+        <w:numPr>
+          <w:ilvl w:val="0"/>
+          <w:numId w:val="31"/>
+        </w:numPr>
+        <w:rPr>
+          <w:rFonts w:ascii="Times New Roman" w:eastAsia="宋体" w:hAnsi="Times New Roman" w:cs="Times New Roman"/>
+        </w:rPr>
+      </w:pPr>
+      <w:r>
+        <w:rPr>
+          <w:rFonts w:ascii="Times New Roman" w:eastAsia="宋体" w:hAnsi="Times New Roman" w:cs="Times New Roman" w:hint="eastAsia"/>
+        </w:rPr>
+        <w:t>优化光照沙盒切换时的性能</w:t>
+      </w:r>
+    </w:p>
+    <w:p>
+      <w:pPr>
+        <w:pStyle w:val="a9"/>
+        <w:numPr>
+          <w:ilvl w:val="0"/>
+          <w:numId w:val="31"/>
+        </w:numPr>
+        <w:rPr>
+          <w:rFonts w:ascii="Times New Roman" w:eastAsia="宋体" w:hAnsi="Times New Roman" w:cs="Times New Roman"/>
+        </w:rPr>
+      </w:pPr>
+      <w:r>
+        <w:rPr>
+          <w:rFonts w:ascii="Times New Roman" w:eastAsia="宋体" w:hAnsi="Times New Roman" w:cs="Times New Roman" w:hint="eastAsia"/>
+        </w:rPr>
+        <w:t>新增</w:t>
+      </w:r>
+      <w:r>
+        <w:rPr>
+          <w:rFonts w:ascii="Times New Roman" w:eastAsia="宋体" w:hAnsi="Times New Roman" w:cs="Times New Roman" w:hint="eastAsia"/>
+        </w:rPr>
+        <w:t>LightingPreview</w:t>
+      </w:r>
+      <w:r>
+        <w:rPr>
+          <w:rFonts w:ascii="Times New Roman" w:eastAsia="宋体" w:hAnsi="Times New Roman" w:cs="Times New Roman" w:hint="eastAsia"/>
+        </w:rPr>
+        <w:t>.</w:t>
+      </w:r>
+      <w:r>
+        <w:rPr>
+          <w:rFonts w:ascii="Times New Roman" w:eastAsia="宋体" w:hAnsi="Times New Roman" w:cs="Times New Roman" w:hint="eastAsia"/>
+        </w:rPr>
+        <w:t>Tint</w:t>
+      </w:r>
+      <w:r>
+        <w:rPr>
+          <w:rFonts w:ascii="Times New Roman" w:eastAsia="宋体" w:hAnsi="Times New Roman" w:cs="Times New Roman" w:hint="eastAsia"/>
+        </w:rPr>
+        <w:t>TileSetBrowserView</w:t>
+      </w:r>
+      <w:r>
+        <w:rPr>
+          <w:rFonts w:ascii="Times New Roman" w:eastAsia="宋体" w:hAnsi="Times New Roman" w:cs="Times New Roman" w:hint="eastAsia"/>
+        </w:rPr>
+        <w:t>，控制是否按光照沙盒渲染地形浏览器图像</w:t>
+      </w:r>
+    </w:p>
+    <w:p>
+      <w:pPr>
+        <w:pStyle w:val="a9"/>
+        <w:numPr>
+          <w:ilvl w:val="0"/>
+          <w:numId w:val="31"/>
+        </w:numPr>
+        <w:rPr>
+          <w:rFonts w:ascii="Times New Roman" w:eastAsia="宋体" w:hAnsi="Times New Roman" w:cs="Times New Roman"/>
+        </w:rPr>
+      </w:pPr>
+      <w:r>
+        <w:rPr>
+          <w:rFonts w:ascii="Times New Roman" w:eastAsia="宋体" w:hAnsi="Times New Roman" w:cs="Times New Roman" w:hint="eastAsia"/>
+        </w:rPr>
+        <w:t>新增距离标尺，可以记录当前鼠标位置距离上次按下左键位置的距离，记录历史数量见</w:t>
+      </w:r>
+      <w:r>
+        <w:rPr>
+          <w:rFonts w:ascii="Times New Roman" w:eastAsia="宋体" w:hAnsi="Times New Roman" w:cs="Times New Roman" w:hint="eastAsia"/>
+        </w:rPr>
+        <w:t>DistanceRuler.Records</w:t>
+      </w:r>
+    </w:p>
+    <w:p>
+      <w:pPr>
+        <w:pStyle w:val="a9"/>
+        <w:numPr>
+          <w:ilvl w:val="0"/>
+          <w:numId w:val="31"/>
+        </w:numPr>
+        <w:rPr>
+          <w:rFonts w:ascii="Times New Roman" w:eastAsia="宋体" w:hAnsi="Times New Roman" w:cs="Times New Roman"/>
+        </w:rPr>
+      </w:pPr>
+      <w:r>
+        <w:rPr>
+          <w:rFonts w:ascii="Times New Roman" w:eastAsia="宋体" w:hAnsi="Times New Roman" w:cs="Times New Roman" w:hint="eastAsia"/>
+        </w:rPr>
+        <w:t>微调新建地图时可视边界数值</w:t>
+      </w:r>
+    </w:p>
+    <w:p>
+      <w:pPr>
+        <w:pStyle w:val="a9"/>
+        <w:numPr>
+          <w:ilvl w:val="0"/>
+          <w:numId w:val="31"/>
+        </w:numPr>
+        <w:rPr>
+          <w:rFonts w:ascii="Times New Roman" w:eastAsia="宋体" w:hAnsi="Times New Roman" w:cs="Times New Roman"/>
+        </w:rPr>
+      </w:pPr>
+      <w:r>
+        <w:rPr>
+          <w:rFonts w:ascii="Times New Roman" w:eastAsia="宋体" w:hAnsi="Times New Roman" w:cs="Times New Roman" w:hint="eastAsia"/>
+        </w:rPr>
+        <w:t>修复平坦地形工具无法平坦地图边缘斜坡的</w:t>
+      </w:r>
+      <w:r>
+        <w:rPr>
+          <w:rFonts w:ascii="Times New Roman" w:eastAsia="宋体" w:hAnsi="Times New Roman" w:cs="Times New Roman" w:hint="eastAsia"/>
+        </w:rPr>
+        <w:t>bug</w:t>
+      </w:r>
+    </w:p>
+    <w:p>
+      <w:pPr>
+        <w:pStyle w:val="a9"/>
+        <w:numPr>
+          <w:ilvl w:val="0"/>
+          <w:numId w:val="31"/>
+        </w:numPr>
+        <w:rPr>
+          <w:rFonts w:ascii="Times New Roman" w:eastAsia="宋体" w:hAnsi="Times New Roman" w:cs="Times New Roman"/>
+        </w:rPr>
+      </w:pPr>
+      <w:r>
+        <w:rPr>
+          <w:rFonts w:ascii="Times New Roman" w:eastAsia="宋体" w:hAnsi="Times New Roman" w:cs="Times New Roman" w:hint="eastAsia"/>
+        </w:rPr>
+        <w:t>绘制连接地形可以将鼠标移动到地图边界外，更方便靠近边界的绘制</w:t>
+      </w:r>
+    </w:p>
+    <w:p>
+      <w:pPr>
+        <w:pStyle w:val="a9"/>
+        <w:numPr>
+          <w:ilvl w:val="0"/>
+          <w:numId w:val="31"/>
+        </w:numPr>
+        <w:rPr>
+          <w:rFonts w:ascii="Times New Roman" w:eastAsia="宋体" w:hAnsi="Times New Roman" w:cs="Times New Roman"/>
+        </w:rPr>
+      </w:pPr>
+      <w:r>
+        <w:rPr>
+          <w:rFonts w:ascii="Times New Roman" w:eastAsia="宋体" w:hAnsi="Times New Roman" w:cs="Times New Roman" w:hint="eastAsia"/>
+        </w:rPr>
+        <w:t>优化</w:t>
+      </w:r>
+      <w:r>
+        <w:rPr>
+          <w:rFonts w:ascii="Times New Roman" w:eastAsia="宋体" w:hAnsi="Times New Roman" w:cs="Times New Roman" w:hint="eastAsia"/>
+        </w:rPr>
+        <w:t>IsoMapPack5</w:t>
+      </w:r>
+      <w:r>
+        <w:rPr>
+          <w:rFonts w:ascii="Times New Roman" w:eastAsia="宋体" w:hAnsi="Times New Roman" w:cs="Times New Roman" w:hint="eastAsia"/>
+        </w:rPr>
+        <w:t>压缩，减少地图体积，减少游戏内大地图地形异常的可能</w:t>
+      </w:r>
+    </w:p>
+    <w:p>
+      <w:pPr>
+        <w:pStyle w:val="a9"/>
+        <w:numPr>
+          <w:ilvl w:val="0"/>
+          <w:numId w:val="31"/>
+        </w:numPr>
+        <w:rPr>
+          <w:rFonts w:ascii="Times New Roman" w:eastAsia="宋体" w:hAnsi="Times New Roman" w:cs="Times New Roman"/>
+        </w:rPr>
+      </w:pPr>
+      <w:r>
+        <w:rPr>
+          <w:rFonts w:ascii="Times New Roman" w:eastAsia="宋体" w:hAnsi="Times New Roman" w:cs="Times New Roman" w:hint="eastAsia"/>
+        </w:rPr>
+        <w:t>修复调整地图大小后隧道位置错误的</w:t>
+      </w:r>
+      <w:r>
+        <w:rPr>
+          <w:rFonts w:ascii="Times New Roman" w:eastAsia="宋体" w:hAnsi="Times New Roman" w:cs="Times New Roman" w:hint="eastAsia"/>
+        </w:rPr>
+        <w:t>bug</w:t>
+      </w:r>
+    </w:p>
+    <w:p>
+      <w:pPr>
+        <w:pStyle w:val="a9"/>
+        <w:numPr>
+          <w:ilvl w:val="0"/>
+          <w:numId w:val="31"/>
+        </w:numPr>
+        <w:rPr>
+          <w:rFonts w:ascii="Times New Roman" w:eastAsia="宋体" w:hAnsi="Times New Roman" w:cs="Times New Roman"/>
+        </w:rPr>
+      </w:pPr>
+      <w:r>
+        <w:rPr>
+          <w:rFonts w:ascii="Times New Roman" w:eastAsia="宋体" w:hAnsi="Times New Roman" w:cs="Times New Roman" w:hint="eastAsia"/>
+        </w:rPr>
+        <w:t>修复了在开启输入法和部分情况下在地图界面按</w:t>
+      </w:r>
+      <w:r>
+        <w:rPr>
+          <w:rFonts w:ascii="Times New Roman" w:eastAsia="宋体" w:hAnsi="Times New Roman" w:cs="Times New Roman" w:hint="eastAsia"/>
+        </w:rPr>
+        <w:t>D</w:t>
+      </w:r>
+      <w:r>
+        <w:rPr>
+          <w:rFonts w:ascii="Times New Roman" w:eastAsia="宋体" w:hAnsi="Times New Roman" w:cs="Times New Roman" w:hint="eastAsia"/>
+        </w:rPr>
+        <w:t>、</w:t>
+      </w:r>
+      <w:r>
+        <w:rPr>
+          <w:rFonts w:ascii="Times New Roman" w:eastAsia="宋体" w:hAnsi="Times New Roman" w:cs="Times New Roman" w:hint="eastAsia"/>
+        </w:rPr>
+        <w:t>[</w:t>
+      </w:r>
+      <w:r>
+        <w:rPr>
+          <w:rFonts w:ascii="Times New Roman" w:eastAsia="宋体" w:hAnsi="Times New Roman" w:cs="Times New Roman" w:hint="eastAsia"/>
+        </w:rPr>
+        <w:t>、</w:t>
+      </w:r>
+      <w:r>
+        <w:rPr>
+          <w:rFonts w:ascii="Times New Roman" w:eastAsia="宋体" w:hAnsi="Times New Roman" w:cs="Times New Roman" w:hint="eastAsia"/>
+        </w:rPr>
+        <w:t>]</w:t>
+      </w:r>
+      <w:r>
+        <w:rPr>
+          <w:rFonts w:ascii="Times New Roman" w:eastAsia="宋体" w:hAnsi="Times New Roman" w:cs="Times New Roman" w:hint="eastAsia"/>
+        </w:rPr>
+        <w:t>键无效的</w:t>
+      </w:r>
+      <w:r>
+        <w:rPr>
+          <w:rFonts w:ascii="Times New Roman" w:eastAsia="宋体" w:hAnsi="Times New Roman" w:cs="Times New Roman" w:hint="eastAsia"/>
+        </w:rPr>
+        <w:t>bug</w:t>
+      </w:r>
+    </w:p>
+    <w:p>
+      <w:pPr>
+        <w:pStyle w:val="a9"/>
+        <w:numPr>
+          <w:ilvl w:val="0"/>
+          <w:numId w:val="31"/>
+        </w:numPr>
+        <w:rPr>
+          <w:rFonts w:ascii="Times New Roman" w:eastAsia="宋体" w:hAnsi="Times New Roman" w:cs="Times New Roman"/>
+        </w:rPr>
+      </w:pPr>
+      <w:r>
+        <w:rPr>
+          <w:rFonts w:ascii="Times New Roman" w:eastAsia="宋体" w:hAnsi="Times New Roman" w:cs="Times New Roman" w:hint="eastAsia"/>
+        </w:rPr>
+        <w:t>修复了新城市下使用绘制悬崖后部工具时，按</w:t>
+      </w:r>
+      <w:r>
+        <w:rPr>
+          <w:rFonts w:ascii="Times New Roman" w:eastAsia="宋体" w:hAnsi="Times New Roman" w:cs="Times New Roman" w:hint="eastAsia"/>
+        </w:rPr>
+        <w:t>A</w:t>
+      </w:r>
+      <w:r>
+        <w:rPr>
+          <w:rFonts w:ascii="Times New Roman" w:eastAsia="宋体" w:hAnsi="Times New Roman" w:cs="Times New Roman" w:hint="eastAsia"/>
+        </w:rPr>
+        <w:t>键无法切换悬崖类型的</w:t>
+      </w:r>
+      <w:r>
+        <w:rPr>
+          <w:rFonts w:ascii="Times New Roman" w:eastAsia="宋体" w:hAnsi="Times New Roman" w:cs="Times New Roman" w:hint="eastAsia"/>
+        </w:rPr>
+        <w:t>bug</w:t>
+      </w:r>
+    </w:p>
+    <w:p>
+      <w:pPr>
+        <w:pStyle w:val="a9"/>
+        <w:numPr>
+          <w:ilvl w:val="0"/>
+          <w:numId w:val="31"/>
+        </w:numPr>
+        <w:rPr>
+          <w:rFonts w:ascii="Times New Roman" w:eastAsia="宋体" w:hAnsi="Times New Roman" w:cs="Times New Roman"/>
+        </w:rPr>
+      </w:pPr>
+      <w:r>
+        <w:rPr>
+          <w:rFonts w:ascii="Times New Roman" w:eastAsia="宋体" w:hAnsi="Times New Roman" w:cs="Times New Roman" w:hint="eastAsia"/>
+        </w:rPr>
+        <w:t>增强绘制悬崖工具，可以在不同地图类型的</w:t>
+      </w:r>
+      <w:r>
+        <w:rPr>
+          <w:rFonts w:ascii="Times New Roman" w:eastAsia="宋体" w:hAnsi="Times New Roman" w:cs="Times New Roman" w:hint="eastAsia"/>
+        </w:rPr>
+        <w:t>[TheaterInfo]</w:t>
+      </w:r>
+      <w:r>
+        <w:rPr>
+          <w:rFonts w:ascii="Times New Roman" w:eastAsia="宋体" w:hAnsi="Times New Roman" w:cs="Times New Roman" w:hint="eastAsia"/>
+        </w:rPr>
+        <w:t>（如</w:t>
+      </w:r>
+      <w:r>
+        <w:rPr>
+          <w:rFonts w:ascii="Times New Roman" w:eastAsia="宋体" w:hAnsi="Times New Roman" w:cs="Times New Roman" w:hint="eastAsia"/>
+        </w:rPr>
+        <w:t>[SnowInfo]</w:t>
+      </w:r>
+      <w:r>
+        <w:rPr>
+          <w:rFonts w:ascii="Times New Roman" w:eastAsia="宋体" w:hAnsi="Times New Roman" w:cs="Times New Roman" w:hint="eastAsia"/>
+        </w:rPr>
+        <w:t>）中填写</w:t>
+      </w:r>
+      <w:r>
+        <w:rPr>
+          <w:rFonts w:ascii="Times New Roman" w:eastAsia="宋体" w:hAnsi="Times New Roman" w:cs="Times New Roman" w:hint="eastAsia"/>
+        </w:rPr>
+        <w:t>Cliffs2</w:t>
+      </w:r>
+      <w:r>
+        <w:rPr>
+          <w:rFonts w:ascii="Times New Roman" w:eastAsia="宋体" w:hAnsi="Times New Roman" w:cs="Times New Roman" w:hint="eastAsia"/>
+        </w:rPr>
+        <w:t>、</w:t>
+      </w:r>
+      <w:r>
+        <w:rPr>
+          <w:rFonts w:ascii="Times New Roman" w:eastAsia="宋体" w:hAnsi="Times New Roman" w:cs="Times New Roman" w:hint="eastAsia"/>
+        </w:rPr>
+        <w:t>CliffsWater2</w:t>
+      </w:r>
+      <w:r>
+        <w:rPr>
+          <w:rFonts w:ascii="Times New Roman" w:eastAsia="宋体" w:hAnsi="Times New Roman" w:cs="Times New Roman" w:hint="eastAsia"/>
+        </w:rPr>
+        <w:t>以支持悬崖类型切换；在存在月球悬崖时，支持绘制月球悬崖</w:t>
+      </w:r>
+    </w:p>
+    <w:p>
+      <w:pPr>
+        <w:pStyle w:val="a9"/>
+        <w:numPr>
+          <w:ilvl w:val="0"/>
+          <w:numId w:val="31"/>
+        </w:numPr>
+        <w:rPr>
+          <w:rFonts w:ascii="Times New Roman" w:eastAsia="宋体" w:hAnsi="Times New Roman" w:cs="Times New Roman"/>
+        </w:rPr>
+      </w:pPr>
+      <w:r>
+        <w:rPr>
+          <w:rFonts w:ascii="Times New Roman" w:eastAsia="宋体" w:hAnsi="Times New Roman" w:cs="Times New Roman" w:hint="eastAsia"/>
+        </w:rPr>
+        <w:t>支持</w:t>
+      </w:r>
+      <w:r>
+        <w:rPr>
+          <w:rFonts w:ascii="Times New Roman" w:eastAsia="宋体" w:hAnsi="Times New Roman" w:cs="Times New Roman" w:hint="eastAsia"/>
+        </w:rPr>
+        <w:t>32</w:t>
+      </w:r>
+      <w:r>
+        <w:rPr>
+          <w:rFonts w:ascii="Times New Roman" w:eastAsia="宋体" w:hAnsi="Times New Roman" w:cs="Times New Roman" w:hint="eastAsia"/>
+        </w:rPr>
+        <w:t>向面向</w:t>
+      </w:r>
+      <w:r>
+        <w:rPr>
+          <w:rFonts w:ascii="Times New Roman" w:eastAsia="宋体" w:hAnsi="Times New Roman" w:cs="Times New Roman" w:hint="eastAsia"/>
+        </w:rPr>
+        <w:t>与拖拽</w:t>
+      </w:r>
+      <w:r>
+        <w:rPr>
+          <w:rFonts w:ascii="Times New Roman" w:eastAsia="宋体" w:hAnsi="Times New Roman" w:cs="Times New Roman" w:hint="eastAsia"/>
+        </w:rPr>
+        <w:t>，详见</w:t>
+      </w:r>
+      <w:r>
+        <w:rPr>
+          <w:rFonts w:ascii="Times New Roman" w:eastAsia="宋体" w:hAnsi="Times New Roman" w:cs="Times New Roman" w:hint="eastAsia"/>
+        </w:rPr>
+        <w:t>ExtFacings</w:t>
+      </w:r>
+      <w:r>
+        <w:rPr>
+          <w:rFonts w:ascii="Times New Roman" w:eastAsia="宋体" w:hAnsi="Times New Roman" w:cs="Times New Roman" w:hint="eastAsia"/>
+        </w:rPr>
+        <w:t>与</w:t>
+      </w:r>
+      <w:r>
+        <w:rPr>
+          <w:rFonts w:ascii="Times New Roman" w:eastAsia="宋体" w:hAnsi="Times New Roman" w:cs="Times New Roman" w:hint="eastAsia"/>
+        </w:rPr>
+        <w:t>ExtFacings.Drag</w:t>
+      </w:r>
+    </w:p>
+    <w:p>
+      <w:pPr>
+        <w:pStyle w:val="a9"/>
+        <w:numPr>
+          <w:ilvl w:val="0"/>
+          <w:numId w:val="31"/>
+        </w:numPr>
+        <w:rPr>
+          <w:rFonts w:ascii="Times New Roman" w:eastAsia="宋体" w:hAnsi="Times New Roman" w:cs="Times New Roman"/>
+        </w:rPr>
+      </w:pPr>
+      <w:r>
+        <w:rPr>
+          <w:rFonts w:ascii="Times New Roman" w:eastAsia="宋体" w:hAnsi="Times New Roman" w:cs="Times New Roman" w:hint="eastAsia"/>
+        </w:rPr>
+        <w:t>重写部分字符串类型，优化字符串加载稳定性</w:t>
+      </w:r>
+    </w:p>
+    <w:p>
+      <w:pPr>
+        <w:pStyle w:val="a9"/>
+        <w:numPr>
+          <w:ilvl w:val="0"/>
+          <w:numId w:val="31"/>
+        </w:numPr>
+        <w:rPr>
+          <w:rFonts w:ascii="Times New Roman" w:eastAsia="宋体" w:hAnsi="Times New Roman" w:cs="Times New Roman"/>
+        </w:rPr>
+      </w:pPr>
+      <w:r>
+        <w:rPr>
+          <w:rFonts w:ascii="Times New Roman" w:eastAsia="宋体" w:hAnsi="Times New Roman" w:cs="Times New Roman" w:hint="eastAsia"/>
+        </w:rPr>
+        <w:t>优化抬升</w:t>
+      </w:r>
+      <w:r>
+        <w:rPr>
+          <w:rFonts w:ascii="Times New Roman" w:eastAsia="宋体" w:hAnsi="Times New Roman" w:cs="Times New Roman" w:hint="eastAsia"/>
+        </w:rPr>
+        <w:t>/</w:t>
+      </w:r>
+      <w:r>
+        <w:rPr>
+          <w:rFonts w:ascii="Times New Roman" w:eastAsia="宋体" w:hAnsi="Times New Roman" w:cs="Times New Roman" w:hint="eastAsia"/>
+        </w:rPr>
+        <w:t>降低地表算法，不会出现异常的大范围变动</w:t>
+      </w:r>
+    </w:p>
+    <w:p>
+      <w:pPr>
+        <w:pStyle w:val="a9"/>
+        <w:numPr>
+          <w:ilvl w:val="0"/>
+          <w:numId w:val="31"/>
+        </w:numPr>
+        <w:rPr>
+          <w:rFonts w:ascii="Times New Roman" w:eastAsia="宋体" w:hAnsi="Times New Roman" w:cs="Times New Roman"/>
+        </w:rPr>
+      </w:pPr>
+      <w:r>
+        <w:rPr>
+          <w:rFonts w:ascii="Times New Roman" w:eastAsia="宋体" w:hAnsi="Times New Roman" w:cs="Times New Roman" w:hint="eastAsia"/>
+        </w:rPr>
+        <w:t>FA2sp.log</w:t>
+      </w:r>
+      <w:r>
+        <w:rPr>
+          <w:rFonts w:ascii="Times New Roman" w:eastAsia="宋体" w:hAnsi="Times New Roman" w:cs="Times New Roman" w:hint="eastAsia"/>
+        </w:rPr>
+        <w:t>使用</w:t>
+      </w:r>
+      <w:r>
+        <w:rPr>
+          <w:rFonts w:ascii="Times New Roman" w:eastAsia="宋体" w:hAnsi="Times New Roman" w:cs="Times New Roman" w:hint="eastAsia"/>
+        </w:rPr>
+        <w:t>UTF8</w:t>
+      </w:r>
+      <w:r>
+        <w:rPr>
+          <w:rFonts w:ascii="Times New Roman" w:eastAsia="宋体" w:hAnsi="Times New Roman" w:cs="Times New Roman" w:hint="eastAsia"/>
+        </w:rPr>
+        <w:t>编码</w:t>
+      </w:r>
+    </w:p>
+    <w:p>
+      <w:pPr>
+        <w:pStyle w:val="a9"/>
+        <w:numPr>
+          <w:ilvl w:val="0"/>
+          <w:numId w:val="31"/>
+        </w:numPr>
+        <w:rPr>
+          <w:rFonts w:ascii="Times New Roman" w:eastAsia="宋体" w:hAnsi="Times New Roman" w:cs="Times New Roman"/>
+        </w:rPr>
+      </w:pPr>
+      <w:r>
+        <w:rPr>
+          <w:rFonts w:ascii="Times New Roman" w:eastAsia="宋体" w:hAnsi="Times New Roman" w:cs="Times New Roman" w:hint="eastAsia"/>
+        </w:rPr>
+        <w:t>保存地图时可以维持已有的</w:t>
+      </w:r>
+      <w:r>
+        <w:rPr>
+          <w:rFonts w:ascii="Times New Roman" w:eastAsia="宋体" w:hAnsi="Times New Roman" w:cs="Times New Roman" w:hint="eastAsia"/>
+        </w:rPr>
+        <w:t>ini</w:t>
+      </w:r>
+      <w:r>
+        <w:rPr>
+          <w:rFonts w:ascii="Times New Roman" w:eastAsia="宋体" w:hAnsi="Times New Roman" w:cs="Times New Roman" w:hint="eastAsia"/>
+        </w:rPr>
+        <w:t>小节顺序，详见</w:t>
+      </w:r>
+      <w:r>
+        <w:rPr>
+          <w:rFonts w:ascii="Times New Roman" w:eastAsia="宋体" w:hAnsi="Times New Roman" w:cs="Times New Roman" w:hint="eastAsia"/>
+        </w:rPr>
+        <w:t>SaveMap.PreserveINISorting</w:t>
+      </w:r>
+    </w:p>
+    <w:p>
+      <w:pPr>
+        <w:pStyle w:val="a9"/>
+        <w:numPr>
+          <w:ilvl w:val="0"/>
+          <w:numId w:val="31"/>
+        </w:numPr>
+        <w:rPr>
+          <w:rFonts w:ascii="Times New Roman" w:eastAsia="宋体" w:hAnsi="Times New Roman" w:cs="Times New Roman"/>
+        </w:rPr>
+      </w:pPr>
+      <w:r>
+        <w:rPr>
+          <w:rFonts w:ascii="Times New Roman" w:eastAsia="宋体" w:hAnsi="Times New Roman" w:cs="Times New Roman" w:hint="eastAsia"/>
+        </w:rPr>
+        <w:t>重写撤销重做系统，所有撤销动作均支持完整重做</w:t>
+      </w:r>
+    </w:p>
+    <w:p>
+      <w:pPr>
+        <w:pStyle w:val="a9"/>
+        <w:numPr>
+          <w:ilvl w:val="0"/>
+          <w:numId w:val="31"/>
+        </w:numPr>
+        <w:rPr>
+          <w:rFonts w:ascii="Times New Roman" w:eastAsia="宋体" w:hAnsi="Times New Roman" w:cs="Times New Roman"/>
+        </w:rPr>
+      </w:pPr>
+      <w:r>
+        <w:rPr>
+          <w:rFonts w:ascii="Times New Roman" w:eastAsia="宋体" w:hAnsi="Times New Roman" w:cs="Times New Roman" w:hint="eastAsia"/>
+        </w:rPr>
+        <w:t>撤销重做系统能够记录游戏对象的修改历史，详见</w:t>
+      </w:r>
+      <w:r>
+        <w:rPr>
+          <w:rFonts w:ascii="Times New Roman" w:eastAsia="宋体" w:hAnsi="Times New Roman" w:cs="Times New Roman" w:hint="eastAsia"/>
+        </w:rPr>
+        <w:t>UndoRedo.RecordObjects</w:t>
+      </w:r>
+    </w:p>
+    <w:p>
+      <w:pPr>
+        <w:pStyle w:val="a9"/>
+        <w:numPr>
+          <w:ilvl w:val="0"/>
+          <w:numId w:val="31"/>
+        </w:numPr>
+        <w:rPr>
+          <w:rFonts w:ascii="Times New Roman" w:eastAsia="宋体" w:hAnsi="Times New Roman" w:cs="Times New Roman"/>
+        </w:rPr>
+      </w:pPr>
+      <w:r>
+        <w:rPr>
+          <w:rFonts w:ascii="Times New Roman" w:eastAsia="宋体" w:hAnsi="Times New Roman" w:cs="Times New Roman" w:hint="eastAsia"/>
+        </w:rPr>
+        <w:t>支持设置</w:t>
+      </w:r>
+      <w:r>
+        <w:rPr>
+          <w:rFonts w:ascii="Times New Roman" w:eastAsia="宋体" w:hAnsi="Times New Roman" w:cs="Times New Roman" w:hint="eastAsia"/>
+        </w:rPr>
+        <w:t>RubblePalette</w:t>
+      </w:r>
+      <w:r>
+        <w:rPr>
+          <w:rFonts w:ascii="Times New Roman" w:eastAsia="宋体" w:hAnsi="Times New Roman" w:cs="Times New Roman" w:hint="eastAsia"/>
+        </w:rPr>
+        <w:t>=</w:t>
+      </w:r>
+      <w:r>
+        <w:rPr>
+          <w:rFonts w:ascii="Times New Roman" w:eastAsia="宋体" w:hAnsi="Times New Roman" w:cs="Times New Roman" w:hint="eastAsia"/>
+        </w:rPr>
+        <w:t>指定建筑废墟色盘</w:t>
+      </w:r>
+    </w:p>
+    <w:p>
+      <w:pPr>
+        <w:pStyle w:val="a9"/>
+        <w:numPr>
+          <w:ilvl w:val="0"/>
+          <w:numId w:val="31"/>
+        </w:numPr>
+        <w:rPr>
+          <w:rFonts w:ascii="Times New Roman" w:eastAsia="宋体" w:hAnsi="Times New Roman" w:cs="Times New Roman"/>
+        </w:rPr>
+      </w:pPr>
+      <w:r>
+        <w:rPr>
+          <w:rFonts w:ascii="Times New Roman" w:eastAsia="宋体" w:hAnsi="Times New Roman" w:cs="Times New Roman" w:hint="eastAsia"/>
+        </w:rPr>
+        <w:t>提升稳定性</w:t>
+      </w:r>
+    </w:p>
+    <w:p>
+      <w:pPr>
+        <w:pStyle w:val="a9"/>
+        <w:numPr>
+          <w:ilvl w:val="0"/>
+          <w:numId w:val="31"/>
+        </w:numPr>
+        <w:rPr>
+          <w:rFonts w:ascii="Times New Roman" w:eastAsia="宋体" w:hAnsi="Times New Roman" w:cs="Times New Roman"/>
+        </w:rPr>
+      </w:pPr>
+      <w:r>
+        <w:rPr>
+          <w:rFonts w:ascii="Times New Roman" w:eastAsia="宋体" w:hAnsi="Times New Roman" w:cs="Times New Roman" w:hint="eastAsia"/>
+        </w:rPr>
+        <w:t>优化素材图像内存占用</w:t>
+      </w:r>
+    </w:p>
+    <w:p>
+      <w:pPr>
+        <w:pStyle w:val="a9"/>
+        <w:numPr>
+          <w:ilvl w:val="0"/>
+          <w:numId w:val="31"/>
+        </w:numPr>
+        <w:rPr>
+          <w:rFonts w:ascii="Times New Roman" w:eastAsia="宋体" w:hAnsi="Times New Roman" w:cs="Times New Roman"/>
+        </w:rPr>
+      </w:pPr>
+      <w:r>
+        <w:rPr>
+          <w:rFonts w:ascii="Times New Roman" w:eastAsia="宋体" w:hAnsi="Times New Roman" w:cs="Times New Roman" w:hint="eastAsia"/>
+        </w:rPr>
+        <w:t>重写</w:t>
+      </w:r>
+      <w:r>
+        <w:rPr>
+          <w:rFonts w:ascii="Times New Roman" w:eastAsia="宋体" w:hAnsi="Times New Roman" w:cs="Times New Roman" w:hint="eastAsia"/>
+        </w:rPr>
+        <w:t>mix</w:t>
+      </w:r>
+      <w:r>
+        <w:rPr>
+          <w:rFonts w:ascii="Times New Roman" w:eastAsia="宋体" w:hAnsi="Times New Roman" w:cs="Times New Roman" w:hint="eastAsia"/>
+        </w:rPr>
+        <w:t>加载逻辑，修复加载中的内存泄漏</w:t>
+      </w:r>
+      <w:r>
+        <w:rPr>
+          <w:rFonts w:ascii="Times New Roman" w:eastAsia="宋体" w:hAnsi="Times New Roman" w:cs="Times New Roman" w:hint="eastAsia"/>
+        </w:rPr>
+        <w:t>，详见</w:t>
+      </w:r>
+      <w:r>
+        <w:rPr>
+          <w:rFonts w:ascii="Times New Roman" w:eastAsia="宋体" w:hAnsi="Times New Roman" w:cs="Times New Roman" w:hint="eastAsia"/>
+        </w:rPr>
+        <w:t>ExtMixLoader</w:t>
+      </w:r>
+    </w:p>
+    <w:p>
+      <w:pPr>
+        <w:pStyle w:val="a9"/>
+        <w:numPr>
+          <w:ilvl w:val="0"/>
+          <w:numId w:val="31"/>
+        </w:numPr>
+        <w:rPr>
+          <w:rFonts w:ascii="Times New Roman" w:eastAsia="宋体" w:hAnsi="Times New Roman" w:cs="Times New Roman"/>
+        </w:rPr>
+      </w:pPr>
+      <w:r>
+        <w:rPr>
+          <w:rFonts w:ascii="Times New Roman" w:eastAsia="宋体" w:hAnsi="Times New Roman" w:cs="Times New Roman" w:hint="eastAsia"/>
+        </w:rPr>
+        <w:t>新增</w:t>
+      </w:r>
+      <w:r>
+        <w:rPr>
+          <w:rFonts w:ascii="Times New Roman" w:eastAsia="宋体" w:hAnsi="Times New Roman" w:cs="Times New Roman" w:hint="eastAsia"/>
+        </w:rPr>
+        <w:t>DDrawScalingBilinear.OnlyShrink</w:t>
+      </w:r>
+      <w:r>
+        <w:rPr>
+          <w:rFonts w:ascii="Times New Roman" w:eastAsia="宋体" w:hAnsi="Times New Roman" w:cs="Times New Roman" w:hint="eastAsia"/>
+        </w:rPr>
+        <w:t>，支持仅在缩小时使用双线性插值，放大时硬边缘放大</w:t>
+      </w:r>
+    </w:p>
+    <w:p>
+      <w:pPr>
+        <w:pStyle w:val="a9"/>
+        <w:numPr>
+          <w:ilvl w:val="0"/>
+          <w:numId w:val="31"/>
+        </w:numPr>
+        <w:rPr>
+          <w:rFonts w:ascii="Times New Roman" w:eastAsia="宋体" w:hAnsi="Times New Roman" w:cs="Times New Roman"/>
+        </w:rPr>
+      </w:pPr>
+      <w:r>
+        <w:rPr>
+          <w:rFonts w:ascii="Times New Roman" w:eastAsia="宋体" w:hAnsi="Times New Roman" w:cs="Times New Roman" w:hint="eastAsia"/>
+        </w:rPr>
+        <w:t>优化绘图性能</w:t>
+      </w:r>
+    </w:p>
+    <w:p>
+      <w:pPr>
+        <w:pStyle w:val="a9"/>
+        <w:numPr>
+          <w:ilvl w:val="0"/>
+          <w:numId w:val="31"/>
+        </w:numPr>
+        <w:rPr>
+          <w:rFonts w:ascii="Times New Roman" w:eastAsia="宋体" w:hAnsi="Times New Roman" w:cs="Times New Roman"/>
+        </w:rPr>
+      </w:pPr>
+      <w:r>
+        <w:rPr>
+          <w:rFonts w:ascii="Times New Roman" w:eastAsia="宋体" w:hAnsi="Times New Roman" w:cs="Times New Roman" w:hint="eastAsia"/>
+        </w:rPr>
+        <w:t>重写</w:t>
+      </w:r>
+      <w:r>
+        <w:rPr>
+          <w:rFonts w:ascii="Times New Roman" w:eastAsia="宋体" w:hAnsi="Times New Roman" w:cs="Times New Roman" w:hint="eastAsia"/>
+        </w:rPr>
+        <w:t>ini</w:t>
+      </w:r>
+      <w:r>
+        <w:rPr>
+          <w:rFonts w:ascii="Times New Roman" w:eastAsia="宋体" w:hAnsi="Times New Roman" w:cs="Times New Roman" w:hint="eastAsia"/>
+        </w:rPr>
+        <w:t>加载逻辑，加载</w:t>
+      </w:r>
+      <w:r>
+        <w:rPr>
+          <w:rFonts w:ascii="Times New Roman" w:eastAsia="宋体" w:hAnsi="Times New Roman" w:cs="Times New Roman" w:hint="eastAsia"/>
+        </w:rPr>
+        <w:t>ini</w:t>
+      </w:r>
+      <w:r>
+        <w:rPr>
+          <w:rFonts w:ascii="Times New Roman" w:eastAsia="宋体" w:hAnsi="Times New Roman" w:cs="Times New Roman" w:hint="eastAsia"/>
+        </w:rPr>
+        <w:t>不会再释放至游戏目录，新建国家等操作可以即时生效</w:t>
+      </w:r>
+    </w:p>
+    <w:p>
+      <w:pPr>
+        <w:pStyle w:val="a9"/>
+        <w:numPr>
+          <w:ilvl w:val="0"/>
+          <w:numId w:val="31"/>
+        </w:numPr>
+        <w:rPr>
+          <w:rFonts w:ascii="Times New Roman" w:eastAsia="宋体" w:hAnsi="Times New Roman" w:cs="Times New Roman"/>
+        </w:rPr>
+      </w:pPr>
+      <w:r>
+        <w:rPr>
+          <w:rFonts w:ascii="Times New Roman" w:eastAsia="宋体" w:hAnsi="Times New Roman" w:cs="Times New Roman" w:hint="eastAsia"/>
+        </w:rPr>
+        <w:t>ini [#include]</w:t>
+      </w:r>
+      <w:r>
+        <w:rPr>
+          <w:rFonts w:ascii="Times New Roman" w:eastAsia="宋体" w:hAnsi="Times New Roman" w:cs="Times New Roman" w:hint="eastAsia"/>
+        </w:rPr>
+        <w:t>逻辑现遵循</w:t>
+      </w:r>
+      <w:r>
+        <w:rPr>
+          <w:rFonts w:ascii="Times New Roman" w:eastAsia="宋体" w:hAnsi="Times New Roman" w:cs="Times New Roman" w:hint="eastAsia"/>
+        </w:rPr>
+        <w:t>ares</w:t>
+      </w:r>
+      <w:r>
+        <w:rPr>
+          <w:rFonts w:ascii="Times New Roman" w:eastAsia="宋体" w:hAnsi="Times New Roman" w:cs="Times New Roman" w:hint="eastAsia"/>
+        </w:rPr>
+        <w:t>规则，为广度优先遍历而非深度优先遍历</w:t>
+      </w:r>
+    </w:p>
+    <w:p>
+      <w:pPr>
+        <w:pStyle w:val="a9"/>
+        <w:numPr>
+          <w:ilvl w:val="0"/>
+          <w:numId w:val="31"/>
+        </w:numPr>
+        <w:rPr>
+          <w:rFonts w:ascii="Times New Roman" w:eastAsia="宋体" w:hAnsi="Times New Roman" w:cs="Times New Roman"/>
+        </w:rPr>
+      </w:pPr>
+      <w:r>
+        <w:rPr>
+          <w:rFonts w:ascii="Times New Roman" w:eastAsia="宋体" w:hAnsi="Times New Roman" w:cs="Times New Roman" w:hint="eastAsia"/>
+        </w:rPr>
+        <w:t>修复了触发编辑器的参数在部分情况下没有正确刷新的</w:t>
+      </w:r>
+      <w:r>
+        <w:rPr>
+          <w:rFonts w:ascii="Times New Roman" w:eastAsia="宋体" w:hAnsi="Times New Roman" w:cs="Times New Roman" w:hint="eastAsia"/>
+        </w:rPr>
+        <w:t>bug</w:t>
+      </w:r>
+    </w:p>
+    <w:p>
+      <w:pPr>
+        <w:pStyle w:val="a9"/>
+        <w:numPr>
+          <w:ilvl w:val="0"/>
+          <w:numId w:val="31"/>
+        </w:numPr>
+        <w:rPr>
+          <w:rFonts w:ascii="Times New Roman" w:eastAsia="宋体" w:hAnsi="Times New Roman" w:cs="Times New Roman"/>
+        </w:rPr>
+      </w:pPr>
+      <w:r>
+        <w:rPr>
+          <w:rFonts w:ascii="Times New Roman" w:eastAsia="宋体" w:hAnsi="Times New Roman" w:cs="Times New Roman" w:hint="eastAsia"/>
+        </w:rPr>
         <w:lastRenderedPageBreak/>
-        <w:t>Lua</w:t>
-      </w:r>
-      <w:r>
-        <w:rPr>
-          <w:rFonts w:ascii="Times New Roman" w:eastAsia="宋体" w:hAnsi="Times New Roman" w:cs="Times New Roman" w:hint="eastAsia"/>
-        </w:rPr>
-        <w:t>脚本终端支持搜索脚本文件</w:t>
+        <w:t>支持拖拽面向的实时预览，详见</w:t>
+      </w:r>
+      <w:r>
+        <w:rPr>
+          <w:rFonts w:ascii="Times New Roman" w:eastAsia="宋体" w:hAnsi="Times New Roman" w:cs="Times New Roman" w:hint="eastAsia"/>
+        </w:rPr>
+        <w:t>ExtFacings.DragPreview</w:t>
       </w:r>
     </w:p>
     <w:p>
@@ -12776,973 +13761,6 @@
         <w:rPr>
           <w:rFonts w:ascii="Times New Roman" w:eastAsia="宋体" w:hAnsi="Times New Roman" w:cs="Times New Roman" w:hint="eastAsia"/>
         </w:rPr>
-        <w:t>微调地图边界细蓝线的位置</w:t>
-      </w:r>
-    </w:p>
-    <w:p>
-      <w:pPr>
-        <w:pStyle w:val="a9"/>
-        <w:numPr>
-          <w:ilvl w:val="0"/>
-          <w:numId w:val="31"/>
-        </w:numPr>
-        <w:rPr>
-          <w:rFonts w:ascii="Times New Roman" w:eastAsia="宋体" w:hAnsi="Times New Roman" w:cs="Times New Roman"/>
-        </w:rPr>
-      </w:pPr>
-      <w:r>
-        <w:rPr>
-          <w:rFonts w:ascii="Times New Roman" w:eastAsia="宋体" w:hAnsi="Times New Roman" w:cs="Times New Roman" w:hint="eastAsia"/>
-        </w:rPr>
-        <w:t>修复了</w:t>
-      </w:r>
-      <w:r>
-        <w:rPr>
-          <w:rFonts w:ascii="Times New Roman" w:eastAsia="宋体" w:hAnsi="Times New Roman" w:cs="Times New Roman" w:hint="eastAsia"/>
-        </w:rPr>
-        <w:t>Vxl</w:t>
-      </w:r>
-      <w:r>
-        <w:rPr>
-          <w:rFonts w:ascii="Times New Roman" w:eastAsia="宋体" w:hAnsi="Times New Roman" w:cs="Times New Roman" w:hint="eastAsia"/>
-        </w:rPr>
-        <w:t>车辆</w:t>
-      </w:r>
-      <w:r>
-        <w:rPr>
-          <w:rFonts w:ascii="Times New Roman" w:eastAsia="宋体" w:hAnsi="Times New Roman" w:cs="Times New Roman" w:hint="eastAsia"/>
-        </w:rPr>
-        <w:t>Noshadow=yes</w:t>
-      </w:r>
-      <w:r>
-        <w:rPr>
-          <w:rFonts w:ascii="Times New Roman" w:eastAsia="宋体" w:hAnsi="Times New Roman" w:cs="Times New Roman" w:hint="eastAsia"/>
-        </w:rPr>
-        <w:t>时仍会显示阴影的</w:t>
-      </w:r>
-      <w:r>
-        <w:rPr>
-          <w:rFonts w:ascii="Times New Roman" w:eastAsia="宋体" w:hAnsi="Times New Roman" w:cs="Times New Roman" w:hint="eastAsia"/>
-        </w:rPr>
-        <w:t>bug</w:t>
-      </w:r>
-    </w:p>
-    <w:p>
-      <w:pPr>
-        <w:pStyle w:val="a9"/>
-        <w:numPr>
-          <w:ilvl w:val="0"/>
-          <w:numId w:val="31"/>
-        </w:numPr>
-        <w:rPr>
-          <w:rFonts w:ascii="Times New Roman" w:eastAsia="宋体" w:hAnsi="Times New Roman" w:cs="Times New Roman"/>
-        </w:rPr>
-      </w:pPr>
-      <w:r>
-        <w:rPr>
-          <w:rFonts w:ascii="Times New Roman" w:eastAsia="宋体" w:hAnsi="Times New Roman" w:cs="Times New Roman" w:hint="eastAsia"/>
-        </w:rPr>
-        <w:t>修复部分情况下绘制连接地形上升、下降段高度错误的</w:t>
-      </w:r>
-      <w:r>
-        <w:rPr>
-          <w:rFonts w:ascii="Times New Roman" w:eastAsia="宋体" w:hAnsi="Times New Roman" w:cs="Times New Roman" w:hint="eastAsia"/>
-        </w:rPr>
-        <w:t>bug</w:t>
-      </w:r>
-    </w:p>
-    <w:p>
-      <w:pPr>
-        <w:pStyle w:val="a9"/>
-        <w:numPr>
-          <w:ilvl w:val="0"/>
-          <w:numId w:val="31"/>
-        </w:numPr>
-        <w:rPr>
-          <w:rFonts w:ascii="Times New Roman" w:eastAsia="宋体" w:hAnsi="Times New Roman" w:cs="Times New Roman"/>
-        </w:rPr>
-      </w:pPr>
-      <w:r>
-        <w:rPr>
-          <w:rFonts w:ascii="Times New Roman" w:eastAsia="宋体" w:hAnsi="Times New Roman" w:cs="Times New Roman" w:hint="eastAsia"/>
-        </w:rPr>
-        <w:t>优化光照沙盒切换时的性能</w:t>
-      </w:r>
-    </w:p>
-    <w:p>
-      <w:pPr>
-        <w:pStyle w:val="a9"/>
-        <w:numPr>
-          <w:ilvl w:val="0"/>
-          <w:numId w:val="31"/>
-        </w:numPr>
-        <w:rPr>
-          <w:rFonts w:ascii="Times New Roman" w:eastAsia="宋体" w:hAnsi="Times New Roman" w:cs="Times New Roman"/>
-        </w:rPr>
-      </w:pPr>
-      <w:r>
-        <w:rPr>
-          <w:rFonts w:ascii="Times New Roman" w:eastAsia="宋体" w:hAnsi="Times New Roman" w:cs="Times New Roman" w:hint="eastAsia"/>
-        </w:rPr>
-        <w:t>新增</w:t>
-      </w:r>
-      <w:r>
-        <w:rPr>
-          <w:rFonts w:ascii="Times New Roman" w:eastAsia="宋体" w:hAnsi="Times New Roman" w:cs="Times New Roman" w:hint="eastAsia"/>
-        </w:rPr>
-        <w:t>LightingPreview</w:t>
-      </w:r>
-      <w:r>
-        <w:rPr>
-          <w:rFonts w:ascii="Times New Roman" w:eastAsia="宋体" w:hAnsi="Times New Roman" w:cs="Times New Roman" w:hint="eastAsia"/>
-        </w:rPr>
-        <w:t>.</w:t>
-      </w:r>
-      <w:r>
-        <w:rPr>
-          <w:rFonts w:ascii="Times New Roman" w:eastAsia="宋体" w:hAnsi="Times New Roman" w:cs="Times New Roman" w:hint="eastAsia"/>
-        </w:rPr>
-        <w:t>Tint</w:t>
-      </w:r>
-      <w:r>
-        <w:rPr>
-          <w:rFonts w:ascii="Times New Roman" w:eastAsia="宋体" w:hAnsi="Times New Roman" w:cs="Times New Roman" w:hint="eastAsia"/>
-        </w:rPr>
-        <w:t>TileSetBrowserView</w:t>
-      </w:r>
-      <w:r>
-        <w:rPr>
-          <w:rFonts w:ascii="Times New Roman" w:eastAsia="宋体" w:hAnsi="Times New Roman" w:cs="Times New Roman" w:hint="eastAsia"/>
-        </w:rPr>
-        <w:t>，控制是否按光照沙盒渲染地形浏览器图像</w:t>
-      </w:r>
-    </w:p>
-    <w:p>
-      <w:pPr>
-        <w:pStyle w:val="a9"/>
-        <w:numPr>
-          <w:ilvl w:val="0"/>
-          <w:numId w:val="31"/>
-        </w:numPr>
-        <w:rPr>
-          <w:rFonts w:ascii="Times New Roman" w:eastAsia="宋体" w:hAnsi="Times New Roman" w:cs="Times New Roman"/>
-        </w:rPr>
-      </w:pPr>
-      <w:r>
-        <w:rPr>
-          <w:rFonts w:ascii="Times New Roman" w:eastAsia="宋体" w:hAnsi="Times New Roman" w:cs="Times New Roman" w:hint="eastAsia"/>
-        </w:rPr>
-        <w:t>新增距离标尺，可以记录当前鼠标位置距离上次按下左键位置的距离，记录历史数量见</w:t>
-      </w:r>
-      <w:r>
-        <w:rPr>
-          <w:rFonts w:ascii="Times New Roman" w:eastAsia="宋体" w:hAnsi="Times New Roman" w:cs="Times New Roman" w:hint="eastAsia"/>
-        </w:rPr>
-        <w:t>DistanceRuler.Records</w:t>
-      </w:r>
-    </w:p>
-    <w:p>
-      <w:pPr>
-        <w:pStyle w:val="a9"/>
-        <w:numPr>
-          <w:ilvl w:val="0"/>
-          <w:numId w:val="31"/>
-        </w:numPr>
-        <w:rPr>
-          <w:rFonts w:ascii="Times New Roman" w:eastAsia="宋体" w:hAnsi="Times New Roman" w:cs="Times New Roman"/>
-        </w:rPr>
-      </w:pPr>
-      <w:r>
-        <w:rPr>
-          <w:rFonts w:ascii="Times New Roman" w:eastAsia="宋体" w:hAnsi="Times New Roman" w:cs="Times New Roman" w:hint="eastAsia"/>
-        </w:rPr>
-        <w:t>微调新建地图时可视边界数值</w:t>
-      </w:r>
-    </w:p>
-    <w:p>
-      <w:pPr>
-        <w:pStyle w:val="a9"/>
-        <w:numPr>
-          <w:ilvl w:val="0"/>
-          <w:numId w:val="31"/>
-        </w:numPr>
-        <w:rPr>
-          <w:rFonts w:ascii="Times New Roman" w:eastAsia="宋体" w:hAnsi="Times New Roman" w:cs="Times New Roman"/>
-        </w:rPr>
-      </w:pPr>
-      <w:r>
-        <w:rPr>
-          <w:rFonts w:ascii="Times New Roman" w:eastAsia="宋体" w:hAnsi="Times New Roman" w:cs="Times New Roman" w:hint="eastAsia"/>
-        </w:rPr>
-        <w:t>修复平坦地形工具无法平坦地图边缘斜坡的</w:t>
-      </w:r>
-      <w:r>
-        <w:rPr>
-          <w:rFonts w:ascii="Times New Roman" w:eastAsia="宋体" w:hAnsi="Times New Roman" w:cs="Times New Roman" w:hint="eastAsia"/>
-        </w:rPr>
-        <w:t>bug</w:t>
-      </w:r>
-    </w:p>
-    <w:p>
-      <w:pPr>
-        <w:pStyle w:val="a9"/>
-        <w:numPr>
-          <w:ilvl w:val="0"/>
-          <w:numId w:val="31"/>
-        </w:numPr>
-        <w:rPr>
-          <w:rFonts w:ascii="Times New Roman" w:eastAsia="宋体" w:hAnsi="Times New Roman" w:cs="Times New Roman"/>
-        </w:rPr>
-      </w:pPr>
-      <w:r>
-        <w:rPr>
-          <w:rFonts w:ascii="Times New Roman" w:eastAsia="宋体" w:hAnsi="Times New Roman" w:cs="Times New Roman" w:hint="eastAsia"/>
-        </w:rPr>
-        <w:t>绘制连接地形可以将鼠标移动到地图边界外，更方便靠近边界的绘制</w:t>
-      </w:r>
-    </w:p>
-    <w:p>
-      <w:pPr>
-        <w:pStyle w:val="a9"/>
-        <w:numPr>
-          <w:ilvl w:val="0"/>
-          <w:numId w:val="31"/>
-        </w:numPr>
-        <w:rPr>
-          <w:rFonts w:ascii="Times New Roman" w:eastAsia="宋体" w:hAnsi="Times New Roman" w:cs="Times New Roman"/>
-        </w:rPr>
-      </w:pPr>
-      <w:r>
-        <w:rPr>
-          <w:rFonts w:ascii="Times New Roman" w:eastAsia="宋体" w:hAnsi="Times New Roman" w:cs="Times New Roman" w:hint="eastAsia"/>
-        </w:rPr>
-        <w:t>优化</w:t>
-      </w:r>
-      <w:r>
-        <w:rPr>
-          <w:rFonts w:ascii="Times New Roman" w:eastAsia="宋体" w:hAnsi="Times New Roman" w:cs="Times New Roman" w:hint="eastAsia"/>
-        </w:rPr>
-        <w:t>IsoMapPack5</w:t>
-      </w:r>
-      <w:r>
-        <w:rPr>
-          <w:rFonts w:ascii="Times New Roman" w:eastAsia="宋体" w:hAnsi="Times New Roman" w:cs="Times New Roman" w:hint="eastAsia"/>
-        </w:rPr>
-        <w:t>压缩，减少地图体积，减少游戏内大地图地形异常的可能</w:t>
-      </w:r>
-    </w:p>
-    <w:p>
-      <w:pPr>
-        <w:pStyle w:val="a9"/>
-        <w:numPr>
-          <w:ilvl w:val="0"/>
-          <w:numId w:val="31"/>
-        </w:numPr>
-        <w:rPr>
-          <w:rFonts w:ascii="Times New Roman" w:eastAsia="宋体" w:hAnsi="Times New Roman" w:cs="Times New Roman"/>
-        </w:rPr>
-      </w:pPr>
-      <w:r>
-        <w:rPr>
-          <w:rFonts w:ascii="Times New Roman" w:eastAsia="宋体" w:hAnsi="Times New Roman" w:cs="Times New Roman" w:hint="eastAsia"/>
-        </w:rPr>
-        <w:t>修复调整地图大小后隧道位置错误的</w:t>
-      </w:r>
-      <w:r>
-        <w:rPr>
-          <w:rFonts w:ascii="Times New Roman" w:eastAsia="宋体" w:hAnsi="Times New Roman" w:cs="Times New Roman" w:hint="eastAsia"/>
-        </w:rPr>
-        <w:t>bug</w:t>
-      </w:r>
-    </w:p>
-    <w:p>
-      <w:pPr>
-        <w:pStyle w:val="a9"/>
-        <w:numPr>
-          <w:ilvl w:val="0"/>
-          <w:numId w:val="31"/>
-        </w:numPr>
-        <w:rPr>
-          <w:rFonts w:ascii="Times New Roman" w:eastAsia="宋体" w:hAnsi="Times New Roman" w:cs="Times New Roman"/>
-        </w:rPr>
-      </w:pPr>
-      <w:r>
-        <w:rPr>
-          <w:rFonts w:ascii="Times New Roman" w:eastAsia="宋体" w:hAnsi="Times New Roman" w:cs="Times New Roman" w:hint="eastAsia"/>
-        </w:rPr>
-        <w:t>修复了在开启输入法和部分情况下在地图界面按</w:t>
-      </w:r>
-      <w:r>
-        <w:rPr>
-          <w:rFonts w:ascii="Times New Roman" w:eastAsia="宋体" w:hAnsi="Times New Roman" w:cs="Times New Roman" w:hint="eastAsia"/>
-        </w:rPr>
-        <w:t>D</w:t>
-      </w:r>
-      <w:r>
-        <w:rPr>
-          <w:rFonts w:ascii="Times New Roman" w:eastAsia="宋体" w:hAnsi="Times New Roman" w:cs="Times New Roman" w:hint="eastAsia"/>
-        </w:rPr>
-        <w:t>、</w:t>
-      </w:r>
-      <w:r>
-        <w:rPr>
-          <w:rFonts w:ascii="Times New Roman" w:eastAsia="宋体" w:hAnsi="Times New Roman" w:cs="Times New Roman" w:hint="eastAsia"/>
-        </w:rPr>
-        <w:t>[</w:t>
-      </w:r>
-      <w:r>
-        <w:rPr>
-          <w:rFonts w:ascii="Times New Roman" w:eastAsia="宋体" w:hAnsi="Times New Roman" w:cs="Times New Roman" w:hint="eastAsia"/>
-        </w:rPr>
-        <w:t>、</w:t>
-      </w:r>
-      <w:r>
-        <w:rPr>
-          <w:rFonts w:ascii="Times New Roman" w:eastAsia="宋体" w:hAnsi="Times New Roman" w:cs="Times New Roman" w:hint="eastAsia"/>
-        </w:rPr>
-        <w:t>]</w:t>
-      </w:r>
-      <w:r>
-        <w:rPr>
-          <w:rFonts w:ascii="Times New Roman" w:eastAsia="宋体" w:hAnsi="Times New Roman" w:cs="Times New Roman" w:hint="eastAsia"/>
-        </w:rPr>
-        <w:t>键无效的</w:t>
-      </w:r>
-      <w:r>
-        <w:rPr>
-          <w:rFonts w:ascii="Times New Roman" w:eastAsia="宋体" w:hAnsi="Times New Roman" w:cs="Times New Roman" w:hint="eastAsia"/>
-        </w:rPr>
-        <w:t>bug</w:t>
-      </w:r>
-    </w:p>
-    <w:p>
-      <w:pPr>
-        <w:pStyle w:val="a9"/>
-        <w:numPr>
-          <w:ilvl w:val="0"/>
-          <w:numId w:val="31"/>
-        </w:numPr>
-        <w:rPr>
-          <w:rFonts w:ascii="Times New Roman" w:eastAsia="宋体" w:hAnsi="Times New Roman" w:cs="Times New Roman"/>
-        </w:rPr>
-      </w:pPr>
-      <w:r>
-        <w:rPr>
-          <w:rFonts w:ascii="Times New Roman" w:eastAsia="宋体" w:hAnsi="Times New Roman" w:cs="Times New Roman" w:hint="eastAsia"/>
-        </w:rPr>
-        <w:t>修复了新城市下使用绘制悬崖后部工具时，按</w:t>
-      </w:r>
-      <w:r>
-        <w:rPr>
-          <w:rFonts w:ascii="Times New Roman" w:eastAsia="宋体" w:hAnsi="Times New Roman" w:cs="Times New Roman" w:hint="eastAsia"/>
-        </w:rPr>
-        <w:t>A</w:t>
-      </w:r>
-      <w:r>
-        <w:rPr>
-          <w:rFonts w:ascii="Times New Roman" w:eastAsia="宋体" w:hAnsi="Times New Roman" w:cs="Times New Roman" w:hint="eastAsia"/>
-        </w:rPr>
-        <w:t>键无法切换悬崖类型的</w:t>
-      </w:r>
-      <w:r>
-        <w:rPr>
-          <w:rFonts w:ascii="Times New Roman" w:eastAsia="宋体" w:hAnsi="Times New Roman" w:cs="Times New Roman" w:hint="eastAsia"/>
-        </w:rPr>
-        <w:t>bug</w:t>
-      </w:r>
-    </w:p>
-    <w:p>
-      <w:pPr>
-        <w:pStyle w:val="a9"/>
-        <w:numPr>
-          <w:ilvl w:val="0"/>
-          <w:numId w:val="31"/>
-        </w:numPr>
-        <w:rPr>
-          <w:rFonts w:ascii="Times New Roman" w:eastAsia="宋体" w:hAnsi="Times New Roman" w:cs="Times New Roman"/>
-        </w:rPr>
-      </w:pPr>
-      <w:r>
-        <w:rPr>
-          <w:rFonts w:ascii="Times New Roman" w:eastAsia="宋体" w:hAnsi="Times New Roman" w:cs="Times New Roman" w:hint="eastAsia"/>
-        </w:rPr>
-        <w:t>增强绘制悬崖工具，可以在不同地图类型的</w:t>
-      </w:r>
-      <w:r>
-        <w:rPr>
-          <w:rFonts w:ascii="Times New Roman" w:eastAsia="宋体" w:hAnsi="Times New Roman" w:cs="Times New Roman" w:hint="eastAsia"/>
-        </w:rPr>
-        <w:t>[TheaterInfo]</w:t>
-      </w:r>
-      <w:r>
-        <w:rPr>
-          <w:rFonts w:ascii="Times New Roman" w:eastAsia="宋体" w:hAnsi="Times New Roman" w:cs="Times New Roman" w:hint="eastAsia"/>
-        </w:rPr>
-        <w:t>（如</w:t>
-      </w:r>
-      <w:r>
-        <w:rPr>
-          <w:rFonts w:ascii="Times New Roman" w:eastAsia="宋体" w:hAnsi="Times New Roman" w:cs="Times New Roman" w:hint="eastAsia"/>
-        </w:rPr>
-        <w:t>[SnowInfo]</w:t>
-      </w:r>
-      <w:r>
-        <w:rPr>
-          <w:rFonts w:ascii="Times New Roman" w:eastAsia="宋体" w:hAnsi="Times New Roman" w:cs="Times New Roman" w:hint="eastAsia"/>
-        </w:rPr>
-        <w:t>）中填写</w:t>
-      </w:r>
-      <w:r>
-        <w:rPr>
-          <w:rFonts w:ascii="Times New Roman" w:eastAsia="宋体" w:hAnsi="Times New Roman" w:cs="Times New Roman" w:hint="eastAsia"/>
-        </w:rPr>
-        <w:t>Cliffs2</w:t>
-      </w:r>
-      <w:r>
-        <w:rPr>
-          <w:rFonts w:ascii="Times New Roman" w:eastAsia="宋体" w:hAnsi="Times New Roman" w:cs="Times New Roman" w:hint="eastAsia"/>
-        </w:rPr>
-        <w:t>、</w:t>
-      </w:r>
-      <w:r>
-        <w:rPr>
-          <w:rFonts w:ascii="Times New Roman" w:eastAsia="宋体" w:hAnsi="Times New Roman" w:cs="Times New Roman" w:hint="eastAsia"/>
-        </w:rPr>
-        <w:t>CliffsWater2</w:t>
-      </w:r>
-      <w:r>
-        <w:rPr>
-          <w:rFonts w:ascii="Times New Roman" w:eastAsia="宋体" w:hAnsi="Times New Roman" w:cs="Times New Roman" w:hint="eastAsia"/>
-        </w:rPr>
-        <w:t>以支持悬崖类型切换；在存在月球悬崖时，支持绘制月球悬崖</w:t>
-      </w:r>
-    </w:p>
-    <w:p>
-      <w:pPr>
-        <w:pStyle w:val="a9"/>
-        <w:numPr>
-          <w:ilvl w:val="0"/>
-          <w:numId w:val="31"/>
-        </w:numPr>
-        <w:rPr>
-          <w:rFonts w:ascii="Times New Roman" w:eastAsia="宋体" w:hAnsi="Times New Roman" w:cs="Times New Roman"/>
-        </w:rPr>
-      </w:pPr>
-      <w:r>
-        <w:rPr>
-          <w:rFonts w:ascii="Times New Roman" w:eastAsia="宋体" w:hAnsi="Times New Roman" w:cs="Times New Roman" w:hint="eastAsia"/>
-        </w:rPr>
-        <w:t>支持</w:t>
-      </w:r>
-      <w:r>
-        <w:rPr>
-          <w:rFonts w:ascii="Times New Roman" w:eastAsia="宋体" w:hAnsi="Times New Roman" w:cs="Times New Roman" w:hint="eastAsia"/>
-        </w:rPr>
-        <w:t>32</w:t>
-      </w:r>
-      <w:r>
-        <w:rPr>
-          <w:rFonts w:ascii="Times New Roman" w:eastAsia="宋体" w:hAnsi="Times New Roman" w:cs="Times New Roman" w:hint="eastAsia"/>
-        </w:rPr>
-        <w:t>向面向</w:t>
-      </w:r>
-      <w:r>
-        <w:rPr>
-          <w:rFonts w:ascii="Times New Roman" w:eastAsia="宋体" w:hAnsi="Times New Roman" w:cs="Times New Roman" w:hint="eastAsia"/>
-        </w:rPr>
-        <w:t>与拖拽</w:t>
-      </w:r>
-      <w:r>
-        <w:rPr>
-          <w:rFonts w:ascii="Times New Roman" w:eastAsia="宋体" w:hAnsi="Times New Roman" w:cs="Times New Roman" w:hint="eastAsia"/>
-        </w:rPr>
-        <w:t>，详见</w:t>
-      </w:r>
-      <w:r>
-        <w:rPr>
-          <w:rFonts w:ascii="Times New Roman" w:eastAsia="宋体" w:hAnsi="Times New Roman" w:cs="Times New Roman" w:hint="eastAsia"/>
-        </w:rPr>
-        <w:t>ExtFacings</w:t>
-      </w:r>
-      <w:r>
-        <w:rPr>
-          <w:rFonts w:ascii="Times New Roman" w:eastAsia="宋体" w:hAnsi="Times New Roman" w:cs="Times New Roman" w:hint="eastAsia"/>
-        </w:rPr>
-        <w:t>与</w:t>
-      </w:r>
-      <w:r>
-        <w:rPr>
-          <w:rFonts w:ascii="Times New Roman" w:eastAsia="宋体" w:hAnsi="Times New Roman" w:cs="Times New Roman" w:hint="eastAsia"/>
-        </w:rPr>
-        <w:t>ExtFacings.Drag</w:t>
-      </w:r>
-    </w:p>
-    <w:p>
-      <w:pPr>
-        <w:pStyle w:val="a9"/>
-        <w:numPr>
-          <w:ilvl w:val="0"/>
-          <w:numId w:val="31"/>
-        </w:numPr>
-        <w:rPr>
-          <w:rFonts w:ascii="Times New Roman" w:eastAsia="宋体" w:hAnsi="Times New Roman" w:cs="Times New Roman"/>
-        </w:rPr>
-      </w:pPr>
-      <w:r>
-        <w:rPr>
-          <w:rFonts w:ascii="Times New Roman" w:eastAsia="宋体" w:hAnsi="Times New Roman" w:cs="Times New Roman" w:hint="eastAsia"/>
-        </w:rPr>
-        <w:t>重写部分字符串类型，优化字符串加载稳定性</w:t>
-      </w:r>
-    </w:p>
-    <w:p>
-      <w:pPr>
-        <w:pStyle w:val="a9"/>
-        <w:numPr>
-          <w:ilvl w:val="0"/>
-          <w:numId w:val="31"/>
-        </w:numPr>
-        <w:rPr>
-          <w:rFonts w:ascii="Times New Roman" w:eastAsia="宋体" w:hAnsi="Times New Roman" w:cs="Times New Roman"/>
-        </w:rPr>
-      </w:pPr>
-      <w:r>
-        <w:rPr>
-          <w:rFonts w:ascii="Times New Roman" w:eastAsia="宋体" w:hAnsi="Times New Roman" w:cs="Times New Roman" w:hint="eastAsia"/>
-        </w:rPr>
-        <w:t>优化抬升</w:t>
-      </w:r>
-      <w:r>
-        <w:rPr>
-          <w:rFonts w:ascii="Times New Roman" w:eastAsia="宋体" w:hAnsi="Times New Roman" w:cs="Times New Roman" w:hint="eastAsia"/>
-        </w:rPr>
-        <w:t>/</w:t>
-      </w:r>
-      <w:r>
-        <w:rPr>
-          <w:rFonts w:ascii="Times New Roman" w:eastAsia="宋体" w:hAnsi="Times New Roman" w:cs="Times New Roman" w:hint="eastAsia"/>
-        </w:rPr>
-        <w:t>降低地表算法，不会出现异常的大范围变动</w:t>
-      </w:r>
-    </w:p>
-    <w:p>
-      <w:pPr>
-        <w:pStyle w:val="a9"/>
-        <w:numPr>
-          <w:ilvl w:val="0"/>
-          <w:numId w:val="31"/>
-        </w:numPr>
-        <w:rPr>
-          <w:rFonts w:ascii="Times New Roman" w:eastAsia="宋体" w:hAnsi="Times New Roman" w:cs="Times New Roman"/>
-        </w:rPr>
-      </w:pPr>
-      <w:r>
-        <w:rPr>
-          <w:rFonts w:ascii="Times New Roman" w:eastAsia="宋体" w:hAnsi="Times New Roman" w:cs="Times New Roman" w:hint="eastAsia"/>
-        </w:rPr>
-        <w:t>FA2sp.log</w:t>
-      </w:r>
-      <w:r>
-        <w:rPr>
-          <w:rFonts w:ascii="Times New Roman" w:eastAsia="宋体" w:hAnsi="Times New Roman" w:cs="Times New Roman" w:hint="eastAsia"/>
-        </w:rPr>
-        <w:t>使用</w:t>
-      </w:r>
-      <w:r>
-        <w:rPr>
-          <w:rFonts w:ascii="Times New Roman" w:eastAsia="宋体" w:hAnsi="Times New Roman" w:cs="Times New Roman" w:hint="eastAsia"/>
-        </w:rPr>
-        <w:t>UTF8</w:t>
-      </w:r>
-      <w:r>
-        <w:rPr>
-          <w:rFonts w:ascii="Times New Roman" w:eastAsia="宋体" w:hAnsi="Times New Roman" w:cs="Times New Roman" w:hint="eastAsia"/>
-        </w:rPr>
-        <w:t>编码</w:t>
-      </w:r>
-    </w:p>
-    <w:p>
-      <w:pPr>
-        <w:pStyle w:val="a9"/>
-        <w:numPr>
-          <w:ilvl w:val="0"/>
-          <w:numId w:val="31"/>
-        </w:numPr>
-        <w:rPr>
-          <w:rFonts w:ascii="Times New Roman" w:eastAsia="宋体" w:hAnsi="Times New Roman" w:cs="Times New Roman"/>
-        </w:rPr>
-      </w:pPr>
-      <w:r>
-        <w:rPr>
-          <w:rFonts w:ascii="Times New Roman" w:eastAsia="宋体" w:hAnsi="Times New Roman" w:cs="Times New Roman" w:hint="eastAsia"/>
-        </w:rPr>
-        <w:t>保存地图时可以维持已有的</w:t>
-      </w:r>
-      <w:r>
-        <w:rPr>
-          <w:rFonts w:ascii="Times New Roman" w:eastAsia="宋体" w:hAnsi="Times New Roman" w:cs="Times New Roman" w:hint="eastAsia"/>
-        </w:rPr>
-        <w:t>ini</w:t>
-      </w:r>
-      <w:r>
-        <w:rPr>
-          <w:rFonts w:ascii="Times New Roman" w:eastAsia="宋体" w:hAnsi="Times New Roman" w:cs="Times New Roman" w:hint="eastAsia"/>
-        </w:rPr>
-        <w:t>小节顺序，详见</w:t>
-      </w:r>
-      <w:r>
-        <w:rPr>
-          <w:rFonts w:ascii="Times New Roman" w:eastAsia="宋体" w:hAnsi="Times New Roman" w:cs="Times New Roman" w:hint="eastAsia"/>
-        </w:rPr>
-        <w:t>SaveMap.PreserveINISorting</w:t>
-      </w:r>
-    </w:p>
-    <w:p>
-      <w:pPr>
-        <w:pStyle w:val="a9"/>
-        <w:numPr>
-          <w:ilvl w:val="0"/>
-          <w:numId w:val="31"/>
-        </w:numPr>
-        <w:rPr>
-          <w:rFonts w:ascii="Times New Roman" w:eastAsia="宋体" w:hAnsi="Times New Roman" w:cs="Times New Roman"/>
-        </w:rPr>
-      </w:pPr>
-      <w:r>
-        <w:rPr>
-          <w:rFonts w:ascii="Times New Roman" w:eastAsia="宋体" w:hAnsi="Times New Roman" w:cs="Times New Roman" w:hint="eastAsia"/>
-        </w:rPr>
-        <w:t>重写撤销重做系统，所有撤销动作均支持完整重做</w:t>
-      </w:r>
-    </w:p>
-    <w:p>
-      <w:pPr>
-        <w:pStyle w:val="a9"/>
-        <w:numPr>
-          <w:ilvl w:val="0"/>
-          <w:numId w:val="31"/>
-        </w:numPr>
-        <w:rPr>
-          <w:rFonts w:ascii="Times New Roman" w:eastAsia="宋体" w:hAnsi="Times New Roman" w:cs="Times New Roman"/>
-        </w:rPr>
-      </w:pPr>
-      <w:r>
-        <w:rPr>
-          <w:rFonts w:ascii="Times New Roman" w:eastAsia="宋体" w:hAnsi="Times New Roman" w:cs="Times New Roman" w:hint="eastAsia"/>
-        </w:rPr>
-        <w:t>撤销重做系统能够记录游戏对象的修改历史，详见</w:t>
-      </w:r>
-      <w:r>
-        <w:rPr>
-          <w:rFonts w:ascii="Times New Roman" w:eastAsia="宋体" w:hAnsi="Times New Roman" w:cs="Times New Roman" w:hint="eastAsia"/>
-        </w:rPr>
-        <w:t>UndoRedo.RecordObjects</w:t>
-      </w:r>
-    </w:p>
-    <w:p>
-      <w:pPr>
-        <w:pStyle w:val="a9"/>
-        <w:numPr>
-          <w:ilvl w:val="0"/>
-          <w:numId w:val="31"/>
-        </w:numPr>
-        <w:rPr>
-          <w:rFonts w:ascii="Times New Roman" w:eastAsia="宋体" w:hAnsi="Times New Roman" w:cs="Times New Roman"/>
-        </w:rPr>
-      </w:pPr>
-      <w:r>
-        <w:rPr>
-          <w:rFonts w:ascii="Times New Roman" w:eastAsia="宋体" w:hAnsi="Times New Roman" w:cs="Times New Roman" w:hint="eastAsia"/>
-        </w:rPr>
-        <w:t>支持设置</w:t>
-      </w:r>
-      <w:r>
-        <w:rPr>
-          <w:rFonts w:ascii="Times New Roman" w:eastAsia="宋体" w:hAnsi="Times New Roman" w:cs="Times New Roman" w:hint="eastAsia"/>
-        </w:rPr>
-        <w:t>RubblePalette</w:t>
-      </w:r>
-      <w:r>
-        <w:rPr>
-          <w:rFonts w:ascii="Times New Roman" w:eastAsia="宋体" w:hAnsi="Times New Roman" w:cs="Times New Roman" w:hint="eastAsia"/>
-        </w:rPr>
-        <w:t>=</w:t>
-      </w:r>
-      <w:r>
-        <w:rPr>
-          <w:rFonts w:ascii="Times New Roman" w:eastAsia="宋体" w:hAnsi="Times New Roman" w:cs="Times New Roman" w:hint="eastAsia"/>
-        </w:rPr>
-        <w:t>指定建筑废墟色盘</w:t>
-      </w:r>
-    </w:p>
-    <w:p>
-      <w:pPr>
-        <w:pStyle w:val="a9"/>
-        <w:numPr>
-          <w:ilvl w:val="0"/>
-          <w:numId w:val="31"/>
-        </w:numPr>
-        <w:rPr>
-          <w:rFonts w:ascii="Times New Roman" w:eastAsia="宋体" w:hAnsi="Times New Roman" w:cs="Times New Roman"/>
-        </w:rPr>
-      </w:pPr>
-      <w:r>
-        <w:rPr>
-          <w:rFonts w:ascii="Times New Roman" w:eastAsia="宋体" w:hAnsi="Times New Roman" w:cs="Times New Roman" w:hint="eastAsia"/>
-        </w:rPr>
-        <w:t>提升稳定性</w:t>
-      </w:r>
-    </w:p>
-    <w:p>
-      <w:pPr>
-        <w:pStyle w:val="a9"/>
-        <w:numPr>
-          <w:ilvl w:val="0"/>
-          <w:numId w:val="31"/>
-        </w:numPr>
-        <w:rPr>
-          <w:rFonts w:ascii="Times New Roman" w:eastAsia="宋体" w:hAnsi="Times New Roman" w:cs="Times New Roman"/>
-        </w:rPr>
-      </w:pPr>
-      <w:r>
-        <w:rPr>
-          <w:rFonts w:ascii="Times New Roman" w:eastAsia="宋体" w:hAnsi="Times New Roman" w:cs="Times New Roman" w:hint="eastAsia"/>
-        </w:rPr>
-        <w:t>优化素材图像内存占用</w:t>
-      </w:r>
-    </w:p>
-    <w:p>
-      <w:pPr>
-        <w:pStyle w:val="a9"/>
-        <w:numPr>
-          <w:ilvl w:val="0"/>
-          <w:numId w:val="31"/>
-        </w:numPr>
-        <w:rPr>
-          <w:rFonts w:ascii="Times New Roman" w:eastAsia="宋体" w:hAnsi="Times New Roman" w:cs="Times New Roman"/>
-        </w:rPr>
-      </w:pPr>
-      <w:r>
-        <w:rPr>
-          <w:rFonts w:ascii="Times New Roman" w:eastAsia="宋体" w:hAnsi="Times New Roman" w:cs="Times New Roman" w:hint="eastAsia"/>
-        </w:rPr>
-        <w:t>重写</w:t>
-      </w:r>
-      <w:r>
-        <w:rPr>
-          <w:rFonts w:ascii="Times New Roman" w:eastAsia="宋体" w:hAnsi="Times New Roman" w:cs="Times New Roman" w:hint="eastAsia"/>
-        </w:rPr>
-        <w:t>mix</w:t>
-      </w:r>
-      <w:r>
-        <w:rPr>
-          <w:rFonts w:ascii="Times New Roman" w:eastAsia="宋体" w:hAnsi="Times New Roman" w:cs="Times New Roman" w:hint="eastAsia"/>
-        </w:rPr>
-        <w:t>加载逻辑，修复加载中的内存泄漏</w:t>
-      </w:r>
-      <w:r>
-        <w:rPr>
-          <w:rFonts w:ascii="Times New Roman" w:eastAsia="宋体" w:hAnsi="Times New Roman" w:cs="Times New Roman" w:hint="eastAsia"/>
-        </w:rPr>
-        <w:t>，详见</w:t>
-      </w:r>
-      <w:r>
-        <w:rPr>
-          <w:rFonts w:ascii="Times New Roman" w:eastAsia="宋体" w:hAnsi="Times New Roman" w:cs="Times New Roman" w:hint="eastAsia"/>
-        </w:rPr>
-        <w:t>ExtMixLoader</w:t>
-      </w:r>
-    </w:p>
-    <w:p>
-      <w:pPr>
-        <w:pStyle w:val="a9"/>
-        <w:numPr>
-          <w:ilvl w:val="0"/>
-          <w:numId w:val="31"/>
-        </w:numPr>
-        <w:rPr>
-          <w:rFonts w:ascii="Times New Roman" w:eastAsia="宋体" w:hAnsi="Times New Roman" w:cs="Times New Roman"/>
-        </w:rPr>
-      </w:pPr>
-      <w:r>
-        <w:rPr>
-          <w:rFonts w:ascii="Times New Roman" w:eastAsia="宋体" w:hAnsi="Times New Roman" w:cs="Times New Roman" w:hint="eastAsia"/>
-        </w:rPr>
-        <w:t>新增</w:t>
-      </w:r>
-      <w:r>
-        <w:rPr>
-          <w:rFonts w:ascii="Times New Roman" w:eastAsia="宋体" w:hAnsi="Times New Roman" w:cs="Times New Roman" w:hint="eastAsia"/>
-        </w:rPr>
-        <w:t>DDrawScalingBilinear.OnlyShrink</w:t>
-      </w:r>
-      <w:r>
-        <w:rPr>
-          <w:rFonts w:ascii="Times New Roman" w:eastAsia="宋体" w:hAnsi="Times New Roman" w:cs="Times New Roman" w:hint="eastAsia"/>
-        </w:rPr>
-        <w:t>，支持仅在缩小时使用双线性插值，放大时硬边缘放大</w:t>
-      </w:r>
-    </w:p>
-    <w:p>
-      <w:pPr>
-        <w:pStyle w:val="a9"/>
-        <w:numPr>
-          <w:ilvl w:val="0"/>
-          <w:numId w:val="31"/>
-        </w:numPr>
-        <w:rPr>
-          <w:rFonts w:ascii="Times New Roman" w:eastAsia="宋体" w:hAnsi="Times New Roman" w:cs="Times New Roman"/>
-        </w:rPr>
-      </w:pPr>
-      <w:r>
-        <w:rPr>
-          <w:rFonts w:ascii="Times New Roman" w:eastAsia="宋体" w:hAnsi="Times New Roman" w:cs="Times New Roman" w:hint="eastAsia"/>
-        </w:rPr>
-        <w:t>优化绘图性能</w:t>
-      </w:r>
-    </w:p>
-    <w:p>
-      <w:pPr>
-        <w:pStyle w:val="a9"/>
-        <w:numPr>
-          <w:ilvl w:val="0"/>
-          <w:numId w:val="31"/>
-        </w:numPr>
-        <w:rPr>
-          <w:rFonts w:ascii="Times New Roman" w:eastAsia="宋体" w:hAnsi="Times New Roman" w:cs="Times New Roman"/>
-        </w:rPr>
-      </w:pPr>
-      <w:r>
-        <w:rPr>
-          <w:rFonts w:ascii="Times New Roman" w:eastAsia="宋体" w:hAnsi="Times New Roman" w:cs="Times New Roman" w:hint="eastAsia"/>
-        </w:rPr>
-        <w:t>重写</w:t>
-      </w:r>
-      <w:r>
-        <w:rPr>
-          <w:rFonts w:ascii="Times New Roman" w:eastAsia="宋体" w:hAnsi="Times New Roman" w:cs="Times New Roman" w:hint="eastAsia"/>
-        </w:rPr>
-        <w:t>ini</w:t>
-      </w:r>
-      <w:r>
-        <w:rPr>
-          <w:rFonts w:ascii="Times New Roman" w:eastAsia="宋体" w:hAnsi="Times New Roman" w:cs="Times New Roman" w:hint="eastAsia"/>
-        </w:rPr>
-        <w:t>加载逻辑，加载</w:t>
-      </w:r>
-      <w:r>
-        <w:rPr>
-          <w:rFonts w:ascii="Times New Roman" w:eastAsia="宋体" w:hAnsi="Times New Roman" w:cs="Times New Roman" w:hint="eastAsia"/>
-        </w:rPr>
-        <w:t>ini</w:t>
-      </w:r>
-      <w:r>
-        <w:rPr>
-          <w:rFonts w:ascii="Times New Roman" w:eastAsia="宋体" w:hAnsi="Times New Roman" w:cs="Times New Roman" w:hint="eastAsia"/>
-        </w:rPr>
-        <w:t>不会再释放至游戏目录，新建国家等操作可以即时生效</w:t>
-      </w:r>
-    </w:p>
-    <w:p>
-      <w:pPr>
-        <w:pStyle w:val="a9"/>
-        <w:numPr>
-          <w:ilvl w:val="0"/>
-          <w:numId w:val="31"/>
-        </w:numPr>
-        <w:rPr>
-          <w:rFonts w:ascii="Times New Roman" w:eastAsia="宋体" w:hAnsi="Times New Roman" w:cs="Times New Roman"/>
-        </w:rPr>
-      </w:pPr>
-      <w:r>
-        <w:rPr>
-          <w:rFonts w:ascii="Times New Roman" w:eastAsia="宋体" w:hAnsi="Times New Roman" w:cs="Times New Roman" w:hint="eastAsia"/>
-        </w:rPr>
-        <w:t>ini [#include]</w:t>
-      </w:r>
-      <w:r>
-        <w:rPr>
-          <w:rFonts w:ascii="Times New Roman" w:eastAsia="宋体" w:hAnsi="Times New Roman" w:cs="Times New Roman" w:hint="eastAsia"/>
-        </w:rPr>
-        <w:t>逻辑现遵循</w:t>
-      </w:r>
-      <w:r>
-        <w:rPr>
-          <w:rFonts w:ascii="Times New Roman" w:eastAsia="宋体" w:hAnsi="Times New Roman" w:cs="Times New Roman" w:hint="eastAsia"/>
-        </w:rPr>
-        <w:t>ares</w:t>
-      </w:r>
-      <w:r>
-        <w:rPr>
-          <w:rFonts w:ascii="Times New Roman" w:eastAsia="宋体" w:hAnsi="Times New Roman" w:cs="Times New Roman" w:hint="eastAsia"/>
-        </w:rPr>
-        <w:t>规则，为广度优先遍历而非深度优先遍历</w:t>
-      </w:r>
-    </w:p>
-    <w:p>
-      <w:pPr>
-        <w:pStyle w:val="a9"/>
-        <w:numPr>
-          <w:ilvl w:val="0"/>
-          <w:numId w:val="31"/>
-        </w:numPr>
-        <w:rPr>
-          <w:rFonts w:ascii="Times New Roman" w:eastAsia="宋体" w:hAnsi="Times New Roman" w:cs="Times New Roman"/>
-        </w:rPr>
-      </w:pPr>
-      <w:r>
-        <w:rPr>
-          <w:rFonts w:ascii="Times New Roman" w:eastAsia="宋体" w:hAnsi="Times New Roman" w:cs="Times New Roman" w:hint="eastAsia"/>
-        </w:rPr>
-        <w:t>修复了触发编辑器的参数在部分情况下没有正确刷新的</w:t>
-      </w:r>
-      <w:r>
-        <w:rPr>
-          <w:rFonts w:ascii="Times New Roman" w:eastAsia="宋体" w:hAnsi="Times New Roman" w:cs="Times New Roman" w:hint="eastAsia"/>
-        </w:rPr>
-        <w:t>bug</w:t>
-      </w:r>
-    </w:p>
-    <w:p>
-      <w:pPr>
-        <w:pStyle w:val="a9"/>
-        <w:numPr>
-          <w:ilvl w:val="0"/>
-          <w:numId w:val="31"/>
-        </w:numPr>
-        <w:rPr>
-          <w:rFonts w:ascii="Times New Roman" w:eastAsia="宋体" w:hAnsi="Times New Roman" w:cs="Times New Roman"/>
-        </w:rPr>
-      </w:pPr>
-      <w:r>
-        <w:rPr>
-          <w:rFonts w:ascii="Times New Roman" w:eastAsia="宋体" w:hAnsi="Times New Roman" w:cs="Times New Roman" w:hint="eastAsia"/>
-        </w:rPr>
-        <w:t>支持拖拽面向的实时预览，详见</w:t>
-      </w:r>
-      <w:r>
-        <w:rPr>
-          <w:rFonts w:ascii="Times New Roman" w:eastAsia="宋体" w:hAnsi="Times New Roman" w:cs="Times New Roman" w:hint="eastAsia"/>
-        </w:rPr>
-        <w:t>ExtFacings.DragPreview</w:t>
-      </w:r>
-    </w:p>
-    <w:p>
-      <w:pPr>
-        <w:pStyle w:val="a9"/>
-        <w:numPr>
-          <w:ilvl w:val="0"/>
-          <w:numId w:val="31"/>
-        </w:numPr>
-        <w:rPr>
-          <w:rFonts w:ascii="Times New Roman" w:eastAsia="宋体" w:hAnsi="Times New Roman" w:cs="Times New Roman"/>
-        </w:rPr>
-      </w:pPr>
-      <w:r>
-        <w:rPr>
-          <w:rFonts w:ascii="Times New Roman" w:eastAsia="宋体" w:hAnsi="Times New Roman" w:cs="Times New Roman" w:hint="eastAsia"/>
-        </w:rPr>
-        <w:lastRenderedPageBreak/>
         <w:t>支持</w:t>
       </w:r>
       <w:r>
@@ -14775,7 +14793,14 @@
         <w:rPr>
           <w:rFonts w:ascii="Times New Roman" w:eastAsia="宋体" w:hAnsi="Times New Roman" w:cs="Times New Roman" w:hint="eastAsia"/>
         </w:rPr>
-        <w:t>键点击单元格时，会拾取单元格的地形块；若同时按住</w:t>
+        <w:t>键点击单元格时，会拾取单元格的地</w:t>
+      </w:r>
+      <w:r>
+        <w:rPr>
+          <w:rFonts w:ascii="Times New Roman" w:eastAsia="宋体" w:hAnsi="Times New Roman" w:cs="Times New Roman" w:hint="eastAsia"/>
+        </w:rPr>
+        <w:lastRenderedPageBreak/>
+        <w:t>形块；若同时按住</w:t>
       </w:r>
       <w:r>
         <w:rPr>
@@ -14805,7 +14830,6 @@
         <w:rPr>
           <w:rFonts w:ascii="Times New Roman" w:eastAsia="宋体" w:hAnsi="Times New Roman" w:cs="Times New Roman" w:hint="eastAsia"/>
         </w:rPr>
-        <w:lastRenderedPageBreak/>
         <w:t>全局搜索的“地图”选项支持搜索单位的关联标签</w:t>
       </w:r>
     </w:p>
@@ -15888,6 +15912,7 @@
         <w:rPr>
           <w:rFonts w:ascii="Times New Roman" w:eastAsia="宋体" w:hAnsi="Times New Roman" w:cs="Times New Roman" w:hint="eastAsia"/>
         </w:rPr>
+        <w:lastRenderedPageBreak/>
         <w:t>修复</w:t>
       </w:r>
       <w:r>
@@ -15924,7 +15949,6 @@
         <w:rPr>
           <w:rFonts w:ascii="Times New Roman" w:eastAsia="宋体" w:hAnsi="Times New Roman" w:cs="Times New Roman" w:hint="eastAsia"/>
         </w:rPr>
-        <w:lastRenderedPageBreak/>
         <w:t>支持在开启平面显示时隐藏</w:t>
       </w:r>
       <w:r>
@@ -16927,14 +16951,8 @@
         <w:rPr>
           <w:rFonts w:ascii="Times New Roman" w:eastAsia="宋体" w:hAnsi="Times New Roman" w:cs="Times New Roman" w:hint="eastAsia"/>
         </w:rPr>
-        <w:t>多选模式新增自定义添加与删除，可以在多个选项中自选条件，删除同类与同</w:t>
-      </w:r>
-      <w:r>
-        <w:rPr>
-          <w:rFonts w:ascii="Times New Roman" w:eastAsia="宋体" w:hAnsi="Times New Roman" w:cs="Times New Roman" w:hint="eastAsia"/>
-        </w:rPr>
         <w:lastRenderedPageBreak/>
-        <w:t>类相连添加和删除</w:t>
+        <w:t>多选模式新增自定义添加与删除，可以在多个选项中自选条件，删除同类与同类相连添加和删除</w:t>
       </w:r>
     </w:p>
     <w:p>
@@ -17964,6 +17982,7 @@
         <w:rPr>
           <w:rFonts w:ascii="Times New Roman" w:eastAsia="宋体" w:hAnsi="Times New Roman" w:cs="Times New Roman" w:hint="eastAsia"/>
         </w:rPr>
+        <w:lastRenderedPageBreak/>
         <w:t>修复了地形对象、污染重叠后再拖走不能正常显示的</w:t>
       </w:r>
       <w:r>
@@ -17988,7 +18007,6 @@
         <w:rPr>
           <w:rFonts w:ascii="Times New Roman" w:eastAsia="宋体" w:hAnsi="Times New Roman" w:cs="Times New Roman" w:hint="eastAsia"/>
         </w:rPr>
-        <w:lastRenderedPageBreak/>
         <w:t>多选模式添加同类相连多选功能，仅会选择相邻的同类地形；添加隐藏多选单元格功能</w:t>
       </w:r>
     </w:p>
@@ -18951,6 +18969,7 @@
         <w:rPr>
           <w:rFonts w:ascii="Times New Roman" w:eastAsia="宋体" w:hAnsi="Times New Roman" w:cs="Times New Roman" w:hint="eastAsia"/>
         </w:rPr>
+        <w:lastRenderedPageBreak/>
         <w:t>修复了部分情况下路径点</w:t>
       </w:r>
       <w:r>
@@ -18987,7 +19006,6 @@
         <w:rPr>
           <w:rFonts w:ascii="Times New Roman" w:eastAsia="宋体" w:hAnsi="Times New Roman" w:cs="Times New Roman" w:hint="eastAsia"/>
         </w:rPr>
-        <w:lastRenderedPageBreak/>
         <w:t>优化了灯光建筑较多时，光照沙盒模式的性能</w:t>
       </w:r>
     </w:p>
@@ -19908,6 +19926,7 @@
         <w:rPr>
           <w:rFonts w:ascii="Times New Roman" w:eastAsia="宋体" w:hAnsi="Times New Roman" w:cs="Times New Roman" w:hint="eastAsia"/>
         </w:rPr>
+        <w:lastRenderedPageBreak/>
         <w:t>支持直接读取</w:t>
       </w:r>
       <w:r>
@@ -19938,7 +19957,6 @@
         <w:rPr>
           <w:rFonts w:ascii="Times New Roman" w:eastAsia="宋体" w:hAnsi="Times New Roman" w:cs="Times New Roman" w:hint="eastAsia"/>
         </w:rPr>
-        <w:lastRenderedPageBreak/>
         <w:t>优化对象绘制次序，减少了建筑物不正常遮挡现象</w:t>
       </w:r>
     </w:p>

--- a/Supplementary/文档/FA2SP HDM Edition说明文档.docx
+++ b/Supplementary/文档/FA2SP HDM Edition说明文档.docx
@@ -28857,7 +28857,13 @@
         <w:rPr>
           <w:rFonts w:ascii="Times New Roman" w:eastAsia="宋体" w:hAnsi="Times New Roman" w:cs="Times New Roman" w:hint="eastAsia"/>
         </w:rPr>
-        <w:t xml:space="preserve"> false</w:t>
+        <w:t xml:space="preserve"> </w:t>
+      </w:r>
+      <w:r>
+        <w:rPr>
+          <w:rFonts w:ascii="Times New Roman" w:eastAsia="宋体" w:hAnsi="Times New Roman" w:cs="Times New Roman" w:hint="eastAsia"/>
+        </w:rPr>
+        <w:t>true</w:t>
       </w:r>
     </w:p>
     <w:p>
@@ -44939,7 +44945,7 @@
         <v:path o:extrusionok="f" gradientshapeok="t" o:connecttype="rect"/>
         <o:lock v:ext="edit" aspectratio="t"/>
       </v:shapetype>
-      <v:shape id="_x0000_i1030" type="#_x0000_t75" style="width:11.4pt;height:11.4pt" o:bullet="t">
+      <v:shape id="_x0000_i1029" type="#_x0000_t75" style="width:11.4pt;height:11.4pt" o:bullet="t">
         <v:imagedata r:id="rId1" o:title="mso9A9A"/>
       </v:shape>
     </w:pict>

--- a/Supplementary/文档/FA2SP HDM Edition说明文档.docx
+++ b/Supplementary/文档/FA2SP HDM Edition说明文档.docx
@@ -174,7 +174,7 @@
           <w:rFonts w:ascii="宋体" w:eastAsia="宋体" w:hAnsi="宋体" w:hint="eastAsia"/>
           <w:sz w:val="24"/>
         </w:rPr>
-        <w:t>6</w:t>
+        <w:t>8</w:t>
       </w:r>
     </w:p>
     <w:p>
@@ -286,7 +286,7 @@
           <w:sz w:val="28"/>
           <w:szCs w:val="32"/>
         </w:rPr>
-        <w:t>6</w:t>
+        <w:t>8</w:t>
       </w:r>
       <w:r>
         <w:rPr>
@@ -1211,6 +1211,54 @@
         <w:pStyle w:val="a9"/>
         <w:numPr>
           <w:ilvl w:val="0"/>
+          <w:numId w:val="11"/>
+        </w:numPr>
+        <w:rPr>
+          <w:rFonts w:ascii="Times New Roman" w:eastAsia="宋体" w:hAnsi="Times New Roman" w:cs="Times New Roman"/>
+        </w:rPr>
+      </w:pPr>
+      <w:r>
+        <w:rPr>
+          <w:rFonts w:ascii="Times New Roman" w:eastAsia="宋体" w:hAnsi="Times New Roman" w:cs="Times New Roman" w:hint="eastAsia"/>
+        </w:rPr>
+        <w:t>开启高</w:t>
+      </w:r>
+      <w:r>
+        <w:rPr>
+          <w:rFonts w:ascii="Times New Roman" w:eastAsia="宋体" w:hAnsi="Times New Roman" w:cs="Times New Roman" w:hint="eastAsia"/>
+        </w:rPr>
+        <w:t>dpi</w:t>
+      </w:r>
+      <w:r>
+        <w:rPr>
+          <w:rFonts w:ascii="Times New Roman" w:eastAsia="宋体" w:hAnsi="Times New Roman" w:cs="Times New Roman" w:hint="eastAsia"/>
+        </w:rPr>
+        <w:t>时，工具栏图标会放大以适应当前大小</w:t>
+      </w:r>
+    </w:p>
+    <w:p>
+      <w:pPr>
+        <w:pStyle w:val="a9"/>
+        <w:numPr>
+          <w:ilvl w:val="0"/>
+          <w:numId w:val="11"/>
+        </w:numPr>
+        <w:rPr>
+          <w:rFonts w:ascii="Times New Roman" w:eastAsia="宋体" w:hAnsi="Times New Roman" w:cs="Times New Roman"/>
+        </w:rPr>
+      </w:pPr>
+      <w:r>
+        <w:rPr>
+          <w:rFonts w:ascii="Times New Roman" w:eastAsia="宋体" w:hAnsi="Times New Roman" w:cs="Times New Roman" w:hint="eastAsia"/>
+        </w:rPr>
+        <w:t>可以记忆地形浏览器的大小</w:t>
+      </w:r>
+    </w:p>
+    <w:p>
+      <w:pPr>
+        <w:pStyle w:val="a9"/>
+        <w:numPr>
+          <w:ilvl w:val="0"/>
           <w:numId w:val="10"/>
         </w:numPr>
         <w:rPr>
@@ -1835,6 +1883,7 @@
         <w:rPr>
           <w:rFonts w:ascii="Times New Roman" w:eastAsia="宋体" w:hAnsi="Times New Roman" w:cs="Times New Roman" w:hint="eastAsia"/>
         </w:rPr>
+        <w:lastRenderedPageBreak/>
         <w:t>优化</w:t>
       </w:r>
       <w:r>
@@ -1901,7 +1950,6 @@
         <w:rPr>
           <w:rFonts w:ascii="Times New Roman" w:eastAsia="宋体" w:hAnsi="Times New Roman" w:cs="Times New Roman" w:hint="eastAsia"/>
         </w:rPr>
-        <w:lastRenderedPageBreak/>
         <w:t>支持</w:t>
       </w:r>
       <w:r>
@@ -2768,6 +2816,7 @@
         <w:rPr>
           <w:rFonts w:ascii="Times New Roman" w:eastAsia="宋体" w:hAnsi="Times New Roman" w:cs="Times New Roman" w:hint="eastAsia"/>
         </w:rPr>
+        <w:lastRenderedPageBreak/>
         <w:t>多功能步兵车在地图内</w:t>
       </w:r>
       <w:r>
@@ -2822,7 +2871,6 @@
         <w:rPr>
           <w:rFonts w:ascii="Times New Roman" w:eastAsia="宋体" w:hAnsi="Times New Roman" w:cs="Times New Roman" w:hint="eastAsia"/>
         </w:rPr>
-        <w:lastRenderedPageBreak/>
         <w:t>修复当拖拽小绿点或触发事件、行为时，若突然失去焦点，会导致拖拽预览始终显示的</w:t>
       </w:r>
       <w:r>
@@ -3840,6 +3888,7 @@
         <w:rPr>
           <w:rFonts w:ascii="Times New Roman" w:eastAsia="宋体" w:hAnsi="Times New Roman" w:cs="Times New Roman" w:hint="eastAsia"/>
         </w:rPr>
+        <w:lastRenderedPageBreak/>
         <w:t>建筑</w:t>
       </w:r>
       <w:r>
@@ -3888,7 +3937,6 @@
         <w:rPr>
           <w:rFonts w:ascii="Times New Roman" w:eastAsia="宋体" w:hAnsi="Times New Roman" w:cs="Times New Roman" w:hint="eastAsia"/>
         </w:rPr>
-        <w:lastRenderedPageBreak/>
         <w:t>支持自定义气候类型的素材文件后缀和</w:t>
       </w:r>
       <w:r>
@@ -5023,7 +5071,14 @@
         <w:rPr>
           <w:rFonts w:ascii="Times New Roman" w:eastAsia="宋体" w:hAnsi="Times New Roman" w:cs="Times New Roman" w:hint="eastAsia"/>
         </w:rPr>
-        <w:t>、驻军建筑显示驻扎帧</w:t>
+        <w:t>、驻军建筑显示</w:t>
+      </w:r>
+      <w:r>
+        <w:rPr>
+          <w:rFonts w:ascii="Times New Roman" w:eastAsia="宋体" w:hAnsi="Times New Roman" w:cs="Times New Roman" w:hint="eastAsia"/>
+        </w:rPr>
+        <w:lastRenderedPageBreak/>
+        <w:t>驻扎帧</w:t>
       </w:r>
     </w:p>
     <w:p>
@@ -5059,7 +5114,6 @@
         <w:rPr>
           <w:rFonts w:ascii="Times New Roman" w:eastAsia="宋体" w:hAnsi="Times New Roman" w:cs="Times New Roman" w:hint="eastAsia"/>
         </w:rPr>
-        <w:lastRenderedPageBreak/>
         <w:t>优化建筑</w:t>
       </w:r>
       <w:r>
@@ -6050,7 +6104,14 @@
         <w:rPr>
           <w:rFonts w:ascii="Times New Roman" w:eastAsia="宋体" w:hAnsi="Times New Roman" w:cs="Times New Roman" w:hint="eastAsia"/>
         </w:rPr>
-        <w:t>修复当地形浏览器位于覆盖物视图时，切换框架模式会导致视图切换至地形的</w:t>
+        <w:t>修复当地形浏览器位于覆盖物视图时，切换框架模式会导致视图切换至地形</w:t>
+      </w:r>
+      <w:r>
+        <w:rPr>
+          <w:rFonts w:ascii="Times New Roman" w:eastAsia="宋体" w:hAnsi="Times New Roman" w:cs="Times New Roman" w:hint="eastAsia"/>
+        </w:rPr>
+        <w:lastRenderedPageBreak/>
+        <w:t>的</w:t>
       </w:r>
       <w:r>
         <w:rPr>
@@ -6092,7 +6153,6 @@
         <w:rPr>
           <w:rFonts w:ascii="Times New Roman" w:eastAsia="宋体" w:hAnsi="Times New Roman" w:cs="Times New Roman" w:hint="eastAsia"/>
         </w:rPr>
-        <w:lastRenderedPageBreak/>
         <w:t>使用格式刷时会显示被修改的属性</w:t>
       </w:r>
     </w:p>
@@ -7095,6 +7155,7 @@
         <w:rPr>
           <w:rFonts w:ascii="Times New Roman" w:eastAsia="宋体" w:hAnsi="Times New Roman" w:cs="Times New Roman" w:hint="eastAsia"/>
         </w:rPr>
+        <w:lastRenderedPageBreak/>
         <w:t>修复了当框架模式不完整时，开启框架模式可能会导致崩溃的</w:t>
       </w:r>
       <w:r>
@@ -7161,7 +7222,6 @@
         <w:rPr>
           <w:rFonts w:ascii="Times New Roman" w:eastAsia="宋体" w:hAnsi="Times New Roman" w:cs="Times New Roman"/>
         </w:rPr>
-        <w:lastRenderedPageBreak/>
         <w:t>L</w:t>
       </w:r>
       <w:r>
@@ -8186,6 +8246,7 @@
         <w:rPr>
           <w:rFonts w:ascii="Times New Roman" w:eastAsia="宋体" w:hAnsi="Times New Roman" w:cs="Times New Roman" w:hint="eastAsia"/>
         </w:rPr>
+        <w:lastRenderedPageBreak/>
         <w:t>优化部分描边的绘制性能</w:t>
       </w:r>
     </w:p>
@@ -8212,7 +8273,6 @@
           <w:sz w:val="28"/>
           <w:szCs w:val="32"/>
         </w:rPr>
-        <w:lastRenderedPageBreak/>
         <w:t>1.3.1 (2025.1</w:t>
       </w:r>
       <w:r>
@@ -9277,6 +9337,7 @@
         <w:rPr>
           <w:rFonts w:ascii="Times New Roman" w:eastAsia="宋体" w:hAnsi="Times New Roman" w:cs="Times New Roman" w:hint="eastAsia"/>
         </w:rPr>
+        <w:lastRenderedPageBreak/>
         <w:t>使用随机地形填充地表时支持随机选取</w:t>
       </w:r>
     </w:p>
@@ -9295,7 +9356,6 @@
         <w:rPr>
           <w:rFonts w:ascii="Times New Roman" w:eastAsia="宋体" w:hAnsi="Times New Roman" w:cs="Times New Roman" w:hint="eastAsia"/>
         </w:rPr>
-        <w:lastRenderedPageBreak/>
         <w:t>地图渲染器支持将渲染图保存为</w:t>
       </w:r>
       <w:r>
@@ -10358,6 +10418,7 @@
         <w:rPr>
           <w:rFonts w:ascii="Times New Roman" w:eastAsia="宋体" w:hAnsi="Times New Roman" w:cs="Times New Roman" w:hint="eastAsia"/>
         </w:rPr>
+        <w:lastRenderedPageBreak/>
         <w:t>修复打开偏好设置后会使自动暗色模式失效的</w:t>
       </w:r>
       <w:r>
@@ -10382,7 +10443,6 @@
         <w:rPr>
           <w:rFonts w:ascii="Times New Roman" w:eastAsia="宋体" w:hAnsi="Times New Roman" w:cs="Times New Roman" w:hint="eastAsia"/>
         </w:rPr>
-        <w:lastRenderedPageBreak/>
         <w:t>优化暗色模式的图标</w:t>
       </w:r>
     </w:p>
@@ -11558,6 +11618,7 @@
         <w:rPr>
           <w:rFonts w:ascii="Times New Roman" w:eastAsia="宋体" w:hAnsi="Times New Roman" w:cs="Times New Roman" w:hint="eastAsia"/>
         </w:rPr>
+        <w:lastRenderedPageBreak/>
         <w:t>图层</w:t>
       </w:r>
       <w:r>
@@ -11588,14 +11649,7 @@
         <w:rPr>
           <w:rFonts w:ascii="Times New Roman" w:eastAsia="宋体" w:hAnsi="Times New Roman" w:cs="Times New Roman" w:hint="eastAsia"/>
         </w:rPr>
-        <w:t>，</w:t>
-      </w:r>
-      <w:r>
-        <w:rPr>
-          <w:rFonts w:ascii="Times New Roman" w:eastAsia="宋体" w:hAnsi="Times New Roman" w:cs="Times New Roman" w:hint="eastAsia"/>
-        </w:rPr>
-        <w:lastRenderedPageBreak/>
-        <w:t>增加缩放倍率显示</w:t>
+        <w:t>，增加缩放倍率显示</w:t>
       </w:r>
     </w:p>
     <w:p>
@@ -12643,6 +12697,7 @@
         <w:rPr>
           <w:rFonts w:ascii="Times New Roman" w:eastAsia="宋体" w:hAnsi="Times New Roman" w:cs="Times New Roman" w:hint="eastAsia"/>
         </w:rPr>
+        <w:lastRenderedPageBreak/>
         <w:t>新增</w:t>
       </w:r>
       <w:r>
@@ -12703,8 +12758,986 @@
         <w:rPr>
           <w:rFonts w:ascii="Times New Roman" w:eastAsia="宋体" w:hAnsi="Times New Roman" w:cs="Times New Roman" w:hint="eastAsia"/>
         </w:rPr>
+        <w:t>复制粘贴功能支持跨进程粘贴游戏对象</w:t>
+      </w:r>
+    </w:p>
+    <w:p>
+      <w:pPr>
+        <w:pStyle w:val="a9"/>
+        <w:numPr>
+          <w:ilvl w:val="0"/>
+          <w:numId w:val="31"/>
+        </w:numPr>
+        <w:rPr>
+          <w:rFonts w:ascii="Times New Roman" w:eastAsia="宋体" w:hAnsi="Times New Roman" w:cs="Times New Roman"/>
+        </w:rPr>
+      </w:pPr>
+      <w:r>
+        <w:rPr>
+          <w:rFonts w:ascii="Times New Roman" w:eastAsia="宋体" w:hAnsi="Times New Roman" w:cs="Times New Roman" w:hint="eastAsia"/>
+        </w:rPr>
+        <w:t>复制粘贴功能支持</w:t>
+      </w:r>
+      <w:r>
+        <w:rPr>
+          <w:rFonts w:ascii="Times New Roman" w:eastAsia="宋体" w:hAnsi="Times New Roman" w:cs="Times New Roman" w:hint="eastAsia"/>
+        </w:rPr>
+        <w:t>跨</w:t>
+      </w:r>
+      <w:r>
+        <w:rPr>
+          <w:rFonts w:ascii="Times New Roman" w:eastAsia="宋体" w:hAnsi="Times New Roman" w:cs="Times New Roman" w:hint="eastAsia"/>
+        </w:rPr>
+        <w:t>地形转换，详见</w:t>
+      </w:r>
+      <w:r>
+        <w:rPr>
+          <w:rFonts w:ascii="Times New Roman" w:eastAsia="宋体" w:hAnsi="Times New Roman" w:cs="Times New Roman" w:hint="eastAsia"/>
+        </w:rPr>
+        <w:t>TileConvertRules.ini</w:t>
+      </w:r>
+    </w:p>
+    <w:p>
+      <w:pPr>
+        <w:pStyle w:val="a9"/>
+        <w:numPr>
+          <w:ilvl w:val="0"/>
+          <w:numId w:val="31"/>
+        </w:numPr>
+        <w:rPr>
+          <w:rFonts w:ascii="Times New Roman" w:eastAsia="宋体" w:hAnsi="Times New Roman" w:cs="Times New Roman"/>
+        </w:rPr>
+      </w:pPr>
+      <w:r>
+        <w:rPr>
+          <w:rFonts w:ascii="Times New Roman" w:eastAsia="宋体" w:hAnsi="Times New Roman" w:cs="Times New Roman" w:hint="eastAsia"/>
+        </w:rPr>
+        <w:t>优化建筑动画读取逻辑，尊重动画的</w:t>
+      </w:r>
+      <w:r>
+        <w:rPr>
+          <w:rFonts w:ascii="Times New Roman" w:eastAsia="宋体" w:hAnsi="Times New Roman" w:cs="Times New Roman" w:hint="eastAsia"/>
+        </w:rPr>
+        <w:t>NewTheater</w:t>
+      </w:r>
+      <w:r>
+        <w:rPr>
+          <w:rFonts w:ascii="Times New Roman" w:eastAsia="宋体" w:hAnsi="Times New Roman" w:cs="Times New Roman" w:hint="eastAsia"/>
+        </w:rPr>
+        <w:t>设置</w:t>
+      </w:r>
+    </w:p>
+    <w:p>
+      <w:pPr>
+        <w:pStyle w:val="a9"/>
+        <w:numPr>
+          <w:ilvl w:val="0"/>
+          <w:numId w:val="31"/>
+        </w:numPr>
+        <w:rPr>
+          <w:rFonts w:ascii="Times New Roman" w:eastAsia="宋体" w:hAnsi="Times New Roman" w:cs="Times New Roman"/>
+        </w:rPr>
+      </w:pPr>
+      <w:r>
+        <w:rPr>
+          <w:rFonts w:ascii="Times New Roman" w:eastAsia="宋体" w:hAnsi="Times New Roman" w:cs="Times New Roman" w:hint="eastAsia"/>
+        </w:rPr>
+        <w:t>Lua</w:t>
+      </w:r>
+      <w:r>
+        <w:rPr>
+          <w:rFonts w:ascii="Times New Roman" w:eastAsia="宋体" w:hAnsi="Times New Roman" w:cs="Times New Roman" w:hint="eastAsia"/>
+        </w:rPr>
+        <w:t>脚本终端支持搜索脚本文件</w:t>
+      </w:r>
+    </w:p>
+    <w:p>
+      <w:pPr>
+        <w:pStyle w:val="a9"/>
+        <w:numPr>
+          <w:ilvl w:val="0"/>
+          <w:numId w:val="31"/>
+        </w:numPr>
+        <w:rPr>
+          <w:rFonts w:ascii="Times New Roman" w:eastAsia="宋体" w:hAnsi="Times New Roman" w:cs="Times New Roman"/>
+        </w:rPr>
+      </w:pPr>
+      <w:r>
+        <w:rPr>
+          <w:rFonts w:ascii="Times New Roman" w:eastAsia="宋体" w:hAnsi="Times New Roman" w:cs="Times New Roman" w:hint="eastAsia"/>
+        </w:rPr>
+        <w:t>微调地图边界细蓝线的位置</w:t>
+      </w:r>
+    </w:p>
+    <w:p>
+      <w:pPr>
+        <w:pStyle w:val="a9"/>
+        <w:numPr>
+          <w:ilvl w:val="0"/>
+          <w:numId w:val="31"/>
+        </w:numPr>
+        <w:rPr>
+          <w:rFonts w:ascii="Times New Roman" w:eastAsia="宋体" w:hAnsi="Times New Roman" w:cs="Times New Roman"/>
+        </w:rPr>
+      </w:pPr>
+      <w:r>
+        <w:rPr>
+          <w:rFonts w:ascii="Times New Roman" w:eastAsia="宋体" w:hAnsi="Times New Roman" w:cs="Times New Roman" w:hint="eastAsia"/>
+        </w:rPr>
+        <w:t>修复了</w:t>
+      </w:r>
+      <w:r>
+        <w:rPr>
+          <w:rFonts w:ascii="Times New Roman" w:eastAsia="宋体" w:hAnsi="Times New Roman" w:cs="Times New Roman" w:hint="eastAsia"/>
+        </w:rPr>
+        <w:t>Vxl</w:t>
+      </w:r>
+      <w:r>
+        <w:rPr>
+          <w:rFonts w:ascii="Times New Roman" w:eastAsia="宋体" w:hAnsi="Times New Roman" w:cs="Times New Roman" w:hint="eastAsia"/>
+        </w:rPr>
+        <w:t>车辆</w:t>
+      </w:r>
+      <w:r>
+        <w:rPr>
+          <w:rFonts w:ascii="Times New Roman" w:eastAsia="宋体" w:hAnsi="Times New Roman" w:cs="Times New Roman" w:hint="eastAsia"/>
+        </w:rPr>
+        <w:t>Noshadow=yes</w:t>
+      </w:r>
+      <w:r>
+        <w:rPr>
+          <w:rFonts w:ascii="Times New Roman" w:eastAsia="宋体" w:hAnsi="Times New Roman" w:cs="Times New Roman" w:hint="eastAsia"/>
+        </w:rPr>
+        <w:t>时仍会显示阴影的</w:t>
+      </w:r>
+      <w:r>
+        <w:rPr>
+          <w:rFonts w:ascii="Times New Roman" w:eastAsia="宋体" w:hAnsi="Times New Roman" w:cs="Times New Roman" w:hint="eastAsia"/>
+        </w:rPr>
+        <w:t>bug</w:t>
+      </w:r>
+    </w:p>
+    <w:p>
+      <w:pPr>
+        <w:pStyle w:val="a9"/>
+        <w:numPr>
+          <w:ilvl w:val="0"/>
+          <w:numId w:val="31"/>
+        </w:numPr>
+        <w:rPr>
+          <w:rFonts w:ascii="Times New Roman" w:eastAsia="宋体" w:hAnsi="Times New Roman" w:cs="Times New Roman"/>
+        </w:rPr>
+      </w:pPr>
+      <w:r>
+        <w:rPr>
+          <w:rFonts w:ascii="Times New Roman" w:eastAsia="宋体" w:hAnsi="Times New Roman" w:cs="Times New Roman" w:hint="eastAsia"/>
+        </w:rPr>
+        <w:t>修复部分情况下绘制连接地形上升、下降段高度错误的</w:t>
+      </w:r>
+      <w:r>
+        <w:rPr>
+          <w:rFonts w:ascii="Times New Roman" w:eastAsia="宋体" w:hAnsi="Times New Roman" w:cs="Times New Roman" w:hint="eastAsia"/>
+        </w:rPr>
+        <w:t>bug</w:t>
+      </w:r>
+    </w:p>
+    <w:p>
+      <w:pPr>
+        <w:pStyle w:val="a9"/>
+        <w:numPr>
+          <w:ilvl w:val="0"/>
+          <w:numId w:val="31"/>
+        </w:numPr>
+        <w:rPr>
+          <w:rFonts w:ascii="Times New Roman" w:eastAsia="宋体" w:hAnsi="Times New Roman" w:cs="Times New Roman"/>
+        </w:rPr>
+      </w:pPr>
+      <w:r>
+        <w:rPr>
+          <w:rFonts w:ascii="Times New Roman" w:eastAsia="宋体" w:hAnsi="Times New Roman" w:cs="Times New Roman" w:hint="eastAsia"/>
+        </w:rPr>
+        <w:t>优化光照沙盒切换时的性能</w:t>
+      </w:r>
+    </w:p>
+    <w:p>
+      <w:pPr>
+        <w:pStyle w:val="a9"/>
+        <w:numPr>
+          <w:ilvl w:val="0"/>
+          <w:numId w:val="31"/>
+        </w:numPr>
+        <w:rPr>
+          <w:rFonts w:ascii="Times New Roman" w:eastAsia="宋体" w:hAnsi="Times New Roman" w:cs="Times New Roman"/>
+        </w:rPr>
+      </w:pPr>
+      <w:r>
+        <w:rPr>
+          <w:rFonts w:ascii="Times New Roman" w:eastAsia="宋体" w:hAnsi="Times New Roman" w:cs="Times New Roman" w:hint="eastAsia"/>
+        </w:rPr>
+        <w:t>新增</w:t>
+      </w:r>
+      <w:r>
+        <w:rPr>
+          <w:rFonts w:ascii="Times New Roman" w:eastAsia="宋体" w:hAnsi="Times New Roman" w:cs="Times New Roman" w:hint="eastAsia"/>
+        </w:rPr>
+        <w:t>LightingPreview</w:t>
+      </w:r>
+      <w:r>
+        <w:rPr>
+          <w:rFonts w:ascii="Times New Roman" w:eastAsia="宋体" w:hAnsi="Times New Roman" w:cs="Times New Roman" w:hint="eastAsia"/>
+        </w:rPr>
+        <w:t>.</w:t>
+      </w:r>
+      <w:r>
+        <w:rPr>
+          <w:rFonts w:ascii="Times New Roman" w:eastAsia="宋体" w:hAnsi="Times New Roman" w:cs="Times New Roman" w:hint="eastAsia"/>
+        </w:rPr>
+        <w:t>Tint</w:t>
+      </w:r>
+      <w:r>
+        <w:rPr>
+          <w:rFonts w:ascii="Times New Roman" w:eastAsia="宋体" w:hAnsi="Times New Roman" w:cs="Times New Roman" w:hint="eastAsia"/>
+        </w:rPr>
+        <w:t>TileSetBrowserView</w:t>
+      </w:r>
+      <w:r>
+        <w:rPr>
+          <w:rFonts w:ascii="Times New Roman" w:eastAsia="宋体" w:hAnsi="Times New Roman" w:cs="Times New Roman" w:hint="eastAsia"/>
+        </w:rPr>
+        <w:t>，控制是否按光照沙盒渲染地形浏览器图像</w:t>
+      </w:r>
+    </w:p>
+    <w:p>
+      <w:pPr>
+        <w:pStyle w:val="a9"/>
+        <w:numPr>
+          <w:ilvl w:val="0"/>
+          <w:numId w:val="31"/>
+        </w:numPr>
+        <w:rPr>
+          <w:rFonts w:ascii="Times New Roman" w:eastAsia="宋体" w:hAnsi="Times New Roman" w:cs="Times New Roman"/>
+        </w:rPr>
+      </w:pPr>
+      <w:r>
+        <w:rPr>
+          <w:rFonts w:ascii="Times New Roman" w:eastAsia="宋体" w:hAnsi="Times New Roman" w:cs="Times New Roman" w:hint="eastAsia"/>
+        </w:rPr>
+        <w:t>新增距离标尺，可以记录当前鼠标位置距离上次按下左键位置的距离，记录历史数量见</w:t>
+      </w:r>
+      <w:r>
+        <w:rPr>
+          <w:rFonts w:ascii="Times New Roman" w:eastAsia="宋体" w:hAnsi="Times New Roman" w:cs="Times New Roman" w:hint="eastAsia"/>
+        </w:rPr>
+        <w:t>DistanceRuler.Records</w:t>
+      </w:r>
+    </w:p>
+    <w:p>
+      <w:pPr>
+        <w:pStyle w:val="a9"/>
+        <w:numPr>
+          <w:ilvl w:val="0"/>
+          <w:numId w:val="31"/>
+        </w:numPr>
+        <w:rPr>
+          <w:rFonts w:ascii="Times New Roman" w:eastAsia="宋体" w:hAnsi="Times New Roman" w:cs="Times New Roman"/>
+        </w:rPr>
+      </w:pPr>
+      <w:r>
+        <w:rPr>
+          <w:rFonts w:ascii="Times New Roman" w:eastAsia="宋体" w:hAnsi="Times New Roman" w:cs="Times New Roman" w:hint="eastAsia"/>
+        </w:rPr>
+        <w:t>微调新建地图时可视边界数值</w:t>
+      </w:r>
+    </w:p>
+    <w:p>
+      <w:pPr>
+        <w:pStyle w:val="a9"/>
+        <w:numPr>
+          <w:ilvl w:val="0"/>
+          <w:numId w:val="31"/>
+        </w:numPr>
+        <w:rPr>
+          <w:rFonts w:ascii="Times New Roman" w:eastAsia="宋体" w:hAnsi="Times New Roman" w:cs="Times New Roman"/>
+        </w:rPr>
+      </w:pPr>
+      <w:r>
+        <w:rPr>
+          <w:rFonts w:ascii="Times New Roman" w:eastAsia="宋体" w:hAnsi="Times New Roman" w:cs="Times New Roman" w:hint="eastAsia"/>
+        </w:rPr>
+        <w:t>修复平坦地形工具无法平坦地图边缘斜坡的</w:t>
+      </w:r>
+      <w:r>
+        <w:rPr>
+          <w:rFonts w:ascii="Times New Roman" w:eastAsia="宋体" w:hAnsi="Times New Roman" w:cs="Times New Roman" w:hint="eastAsia"/>
+        </w:rPr>
+        <w:t>bug</w:t>
+      </w:r>
+    </w:p>
+    <w:p>
+      <w:pPr>
+        <w:pStyle w:val="a9"/>
+        <w:numPr>
+          <w:ilvl w:val="0"/>
+          <w:numId w:val="31"/>
+        </w:numPr>
+        <w:rPr>
+          <w:rFonts w:ascii="Times New Roman" w:eastAsia="宋体" w:hAnsi="Times New Roman" w:cs="Times New Roman"/>
+        </w:rPr>
+      </w:pPr>
+      <w:r>
+        <w:rPr>
+          <w:rFonts w:ascii="Times New Roman" w:eastAsia="宋体" w:hAnsi="Times New Roman" w:cs="Times New Roman" w:hint="eastAsia"/>
+        </w:rPr>
+        <w:t>绘制连接地形可以将鼠标移动到地图边界外，更方便靠近边界的绘制</w:t>
+      </w:r>
+    </w:p>
+    <w:p>
+      <w:pPr>
+        <w:pStyle w:val="a9"/>
+        <w:numPr>
+          <w:ilvl w:val="0"/>
+          <w:numId w:val="31"/>
+        </w:numPr>
+        <w:rPr>
+          <w:rFonts w:ascii="Times New Roman" w:eastAsia="宋体" w:hAnsi="Times New Roman" w:cs="Times New Roman"/>
+        </w:rPr>
+      </w:pPr>
+      <w:r>
+        <w:rPr>
+          <w:rFonts w:ascii="Times New Roman" w:eastAsia="宋体" w:hAnsi="Times New Roman" w:cs="Times New Roman" w:hint="eastAsia"/>
+        </w:rPr>
+        <w:t>优化</w:t>
+      </w:r>
+      <w:r>
+        <w:rPr>
+          <w:rFonts w:ascii="Times New Roman" w:eastAsia="宋体" w:hAnsi="Times New Roman" w:cs="Times New Roman" w:hint="eastAsia"/>
+        </w:rPr>
+        <w:t>IsoMapPack5</w:t>
+      </w:r>
+      <w:r>
+        <w:rPr>
+          <w:rFonts w:ascii="Times New Roman" w:eastAsia="宋体" w:hAnsi="Times New Roman" w:cs="Times New Roman" w:hint="eastAsia"/>
+        </w:rPr>
+        <w:t>压缩，减少地图体积，减少游戏内大地图地形异常的可能</w:t>
+      </w:r>
+    </w:p>
+    <w:p>
+      <w:pPr>
+        <w:pStyle w:val="a9"/>
+        <w:numPr>
+          <w:ilvl w:val="0"/>
+          <w:numId w:val="31"/>
+        </w:numPr>
+        <w:rPr>
+          <w:rFonts w:ascii="Times New Roman" w:eastAsia="宋体" w:hAnsi="Times New Roman" w:cs="Times New Roman"/>
+        </w:rPr>
+      </w:pPr>
+      <w:r>
+        <w:rPr>
+          <w:rFonts w:ascii="Times New Roman" w:eastAsia="宋体" w:hAnsi="Times New Roman" w:cs="Times New Roman" w:hint="eastAsia"/>
+        </w:rPr>
+        <w:t>修复调整地图大小后隧道位置错误的</w:t>
+      </w:r>
+      <w:r>
+        <w:rPr>
+          <w:rFonts w:ascii="Times New Roman" w:eastAsia="宋体" w:hAnsi="Times New Roman" w:cs="Times New Roman" w:hint="eastAsia"/>
+        </w:rPr>
+        <w:t>bug</w:t>
+      </w:r>
+    </w:p>
+    <w:p>
+      <w:pPr>
+        <w:pStyle w:val="a9"/>
+        <w:numPr>
+          <w:ilvl w:val="0"/>
+          <w:numId w:val="31"/>
+        </w:numPr>
+        <w:rPr>
+          <w:rFonts w:ascii="Times New Roman" w:eastAsia="宋体" w:hAnsi="Times New Roman" w:cs="Times New Roman"/>
+        </w:rPr>
+      </w:pPr>
+      <w:r>
+        <w:rPr>
+          <w:rFonts w:ascii="Times New Roman" w:eastAsia="宋体" w:hAnsi="Times New Roman" w:cs="Times New Roman" w:hint="eastAsia"/>
+        </w:rPr>
+        <w:t>修复了在开启输入法和部分情况下在地图界面按</w:t>
+      </w:r>
+      <w:r>
+        <w:rPr>
+          <w:rFonts w:ascii="Times New Roman" w:eastAsia="宋体" w:hAnsi="Times New Roman" w:cs="Times New Roman" w:hint="eastAsia"/>
+        </w:rPr>
+        <w:t>D</w:t>
+      </w:r>
+      <w:r>
+        <w:rPr>
+          <w:rFonts w:ascii="Times New Roman" w:eastAsia="宋体" w:hAnsi="Times New Roman" w:cs="Times New Roman" w:hint="eastAsia"/>
+        </w:rPr>
+        <w:t>、</w:t>
+      </w:r>
+      <w:r>
+        <w:rPr>
+          <w:rFonts w:ascii="Times New Roman" w:eastAsia="宋体" w:hAnsi="Times New Roman" w:cs="Times New Roman" w:hint="eastAsia"/>
+        </w:rPr>
+        <w:t>[</w:t>
+      </w:r>
+      <w:r>
+        <w:rPr>
+          <w:rFonts w:ascii="Times New Roman" w:eastAsia="宋体" w:hAnsi="Times New Roman" w:cs="Times New Roman" w:hint="eastAsia"/>
+        </w:rPr>
+        <w:t>、</w:t>
+      </w:r>
+      <w:r>
+        <w:rPr>
+          <w:rFonts w:ascii="Times New Roman" w:eastAsia="宋体" w:hAnsi="Times New Roman" w:cs="Times New Roman" w:hint="eastAsia"/>
+        </w:rPr>
+        <w:t>]</w:t>
+      </w:r>
+      <w:r>
+        <w:rPr>
+          <w:rFonts w:ascii="Times New Roman" w:eastAsia="宋体" w:hAnsi="Times New Roman" w:cs="Times New Roman" w:hint="eastAsia"/>
+        </w:rPr>
+        <w:t>键无效的</w:t>
+      </w:r>
+      <w:r>
+        <w:rPr>
+          <w:rFonts w:ascii="Times New Roman" w:eastAsia="宋体" w:hAnsi="Times New Roman" w:cs="Times New Roman" w:hint="eastAsia"/>
+        </w:rPr>
+        <w:t>bug</w:t>
+      </w:r>
+    </w:p>
+    <w:p>
+      <w:pPr>
+        <w:pStyle w:val="a9"/>
+        <w:numPr>
+          <w:ilvl w:val="0"/>
+          <w:numId w:val="31"/>
+        </w:numPr>
+        <w:rPr>
+          <w:rFonts w:ascii="Times New Roman" w:eastAsia="宋体" w:hAnsi="Times New Roman" w:cs="Times New Roman"/>
+        </w:rPr>
+      </w:pPr>
+      <w:r>
+        <w:rPr>
+          <w:rFonts w:ascii="Times New Roman" w:eastAsia="宋体" w:hAnsi="Times New Roman" w:cs="Times New Roman" w:hint="eastAsia"/>
+        </w:rPr>
+        <w:t>修复了新城市下使用绘制悬崖后部工具时，按</w:t>
+      </w:r>
+      <w:r>
+        <w:rPr>
+          <w:rFonts w:ascii="Times New Roman" w:eastAsia="宋体" w:hAnsi="Times New Roman" w:cs="Times New Roman" w:hint="eastAsia"/>
+        </w:rPr>
+        <w:t>A</w:t>
+      </w:r>
+      <w:r>
+        <w:rPr>
+          <w:rFonts w:ascii="Times New Roman" w:eastAsia="宋体" w:hAnsi="Times New Roman" w:cs="Times New Roman" w:hint="eastAsia"/>
+        </w:rPr>
+        <w:t>键无法切换悬崖类型的</w:t>
+      </w:r>
+      <w:r>
+        <w:rPr>
+          <w:rFonts w:ascii="Times New Roman" w:eastAsia="宋体" w:hAnsi="Times New Roman" w:cs="Times New Roman" w:hint="eastAsia"/>
+        </w:rPr>
+        <w:t>bug</w:t>
+      </w:r>
+    </w:p>
+    <w:p>
+      <w:pPr>
+        <w:pStyle w:val="a9"/>
+        <w:numPr>
+          <w:ilvl w:val="0"/>
+          <w:numId w:val="31"/>
+        </w:numPr>
+        <w:rPr>
+          <w:rFonts w:ascii="Times New Roman" w:eastAsia="宋体" w:hAnsi="Times New Roman" w:cs="Times New Roman"/>
+        </w:rPr>
+      </w:pPr>
+      <w:r>
+        <w:rPr>
+          <w:rFonts w:ascii="Times New Roman" w:eastAsia="宋体" w:hAnsi="Times New Roman" w:cs="Times New Roman" w:hint="eastAsia"/>
+        </w:rPr>
+        <w:t>增强绘制悬崖工具，可以在不同地图类型的</w:t>
+      </w:r>
+      <w:r>
+        <w:rPr>
+          <w:rFonts w:ascii="Times New Roman" w:eastAsia="宋体" w:hAnsi="Times New Roman" w:cs="Times New Roman" w:hint="eastAsia"/>
+        </w:rPr>
+        <w:t>[TheaterInfo]</w:t>
+      </w:r>
+      <w:r>
+        <w:rPr>
+          <w:rFonts w:ascii="Times New Roman" w:eastAsia="宋体" w:hAnsi="Times New Roman" w:cs="Times New Roman" w:hint="eastAsia"/>
+        </w:rPr>
+        <w:t>（如</w:t>
+      </w:r>
+      <w:r>
+        <w:rPr>
+          <w:rFonts w:ascii="Times New Roman" w:eastAsia="宋体" w:hAnsi="Times New Roman" w:cs="Times New Roman" w:hint="eastAsia"/>
+        </w:rPr>
+        <w:t>[SnowInfo]</w:t>
+      </w:r>
+      <w:r>
+        <w:rPr>
+          <w:rFonts w:ascii="Times New Roman" w:eastAsia="宋体" w:hAnsi="Times New Roman" w:cs="Times New Roman" w:hint="eastAsia"/>
+        </w:rPr>
+        <w:t>）中填写</w:t>
+      </w:r>
+      <w:r>
+        <w:rPr>
+          <w:rFonts w:ascii="Times New Roman" w:eastAsia="宋体" w:hAnsi="Times New Roman" w:cs="Times New Roman" w:hint="eastAsia"/>
+        </w:rPr>
+        <w:t>Cliffs2</w:t>
+      </w:r>
+      <w:r>
+        <w:rPr>
+          <w:rFonts w:ascii="Times New Roman" w:eastAsia="宋体" w:hAnsi="Times New Roman" w:cs="Times New Roman" w:hint="eastAsia"/>
+        </w:rPr>
+        <w:t>、</w:t>
+      </w:r>
+      <w:r>
+        <w:rPr>
+          <w:rFonts w:ascii="Times New Roman" w:eastAsia="宋体" w:hAnsi="Times New Roman" w:cs="Times New Roman" w:hint="eastAsia"/>
+        </w:rPr>
+        <w:t>CliffsWater2</w:t>
+      </w:r>
+      <w:r>
+        <w:rPr>
+          <w:rFonts w:ascii="Times New Roman" w:eastAsia="宋体" w:hAnsi="Times New Roman" w:cs="Times New Roman" w:hint="eastAsia"/>
+        </w:rPr>
+        <w:t>以支持悬崖类型切换；在存在月球悬崖时，支持绘制月球悬崖</w:t>
+      </w:r>
+    </w:p>
+    <w:p>
+      <w:pPr>
+        <w:pStyle w:val="a9"/>
+        <w:numPr>
+          <w:ilvl w:val="0"/>
+          <w:numId w:val="31"/>
+        </w:numPr>
+        <w:rPr>
+          <w:rFonts w:ascii="Times New Roman" w:eastAsia="宋体" w:hAnsi="Times New Roman" w:cs="Times New Roman"/>
+        </w:rPr>
+      </w:pPr>
+      <w:r>
+        <w:rPr>
+          <w:rFonts w:ascii="Times New Roman" w:eastAsia="宋体" w:hAnsi="Times New Roman" w:cs="Times New Roman" w:hint="eastAsia"/>
+        </w:rPr>
+        <w:t>支持</w:t>
+      </w:r>
+      <w:r>
+        <w:rPr>
+          <w:rFonts w:ascii="Times New Roman" w:eastAsia="宋体" w:hAnsi="Times New Roman" w:cs="Times New Roman" w:hint="eastAsia"/>
+        </w:rPr>
+        <w:t>32</w:t>
+      </w:r>
+      <w:r>
+        <w:rPr>
+          <w:rFonts w:ascii="Times New Roman" w:eastAsia="宋体" w:hAnsi="Times New Roman" w:cs="Times New Roman" w:hint="eastAsia"/>
+        </w:rPr>
+        <w:t>向面向</w:t>
+      </w:r>
+      <w:r>
+        <w:rPr>
+          <w:rFonts w:ascii="Times New Roman" w:eastAsia="宋体" w:hAnsi="Times New Roman" w:cs="Times New Roman" w:hint="eastAsia"/>
+        </w:rPr>
+        <w:t>与拖拽</w:t>
+      </w:r>
+      <w:r>
+        <w:rPr>
+          <w:rFonts w:ascii="Times New Roman" w:eastAsia="宋体" w:hAnsi="Times New Roman" w:cs="Times New Roman" w:hint="eastAsia"/>
+        </w:rPr>
+        <w:t>，详见</w:t>
+      </w:r>
+      <w:r>
+        <w:rPr>
+          <w:rFonts w:ascii="Times New Roman" w:eastAsia="宋体" w:hAnsi="Times New Roman" w:cs="Times New Roman" w:hint="eastAsia"/>
+        </w:rPr>
+        <w:t>ExtFacings</w:t>
+      </w:r>
+      <w:r>
+        <w:rPr>
+          <w:rFonts w:ascii="Times New Roman" w:eastAsia="宋体" w:hAnsi="Times New Roman" w:cs="Times New Roman" w:hint="eastAsia"/>
+        </w:rPr>
+        <w:t>与</w:t>
+      </w:r>
+      <w:r>
+        <w:rPr>
+          <w:rFonts w:ascii="Times New Roman" w:eastAsia="宋体" w:hAnsi="Times New Roman" w:cs="Times New Roman" w:hint="eastAsia"/>
+        </w:rPr>
+        <w:t>ExtFacings.Drag</w:t>
+      </w:r>
+    </w:p>
+    <w:p>
+      <w:pPr>
+        <w:pStyle w:val="a9"/>
+        <w:numPr>
+          <w:ilvl w:val="0"/>
+          <w:numId w:val="31"/>
+        </w:numPr>
+        <w:rPr>
+          <w:rFonts w:ascii="Times New Roman" w:eastAsia="宋体" w:hAnsi="Times New Roman" w:cs="Times New Roman"/>
+        </w:rPr>
+      </w:pPr>
+      <w:r>
+        <w:rPr>
+          <w:rFonts w:ascii="Times New Roman" w:eastAsia="宋体" w:hAnsi="Times New Roman" w:cs="Times New Roman" w:hint="eastAsia"/>
+        </w:rPr>
+        <w:t>重写部分字符串类型，优化字符串加载稳定性</w:t>
+      </w:r>
+    </w:p>
+    <w:p>
+      <w:pPr>
+        <w:pStyle w:val="a9"/>
+        <w:numPr>
+          <w:ilvl w:val="0"/>
+          <w:numId w:val="31"/>
+        </w:numPr>
+        <w:rPr>
+          <w:rFonts w:ascii="Times New Roman" w:eastAsia="宋体" w:hAnsi="Times New Roman" w:cs="Times New Roman"/>
+        </w:rPr>
+      </w:pPr>
+      <w:r>
+        <w:rPr>
+          <w:rFonts w:ascii="Times New Roman" w:eastAsia="宋体" w:hAnsi="Times New Roman" w:cs="Times New Roman" w:hint="eastAsia"/>
+        </w:rPr>
+        <w:t>优化抬升</w:t>
+      </w:r>
+      <w:r>
+        <w:rPr>
+          <w:rFonts w:ascii="Times New Roman" w:eastAsia="宋体" w:hAnsi="Times New Roman" w:cs="Times New Roman" w:hint="eastAsia"/>
+        </w:rPr>
+        <w:t>/</w:t>
+      </w:r>
+      <w:r>
+        <w:rPr>
+          <w:rFonts w:ascii="Times New Roman" w:eastAsia="宋体" w:hAnsi="Times New Roman" w:cs="Times New Roman" w:hint="eastAsia"/>
+        </w:rPr>
+        <w:t>降低地表算法，不会出现异常的大范围变动</w:t>
+      </w:r>
+    </w:p>
+    <w:p>
+      <w:pPr>
+        <w:pStyle w:val="a9"/>
+        <w:numPr>
+          <w:ilvl w:val="0"/>
+          <w:numId w:val="31"/>
+        </w:numPr>
+        <w:rPr>
+          <w:rFonts w:ascii="Times New Roman" w:eastAsia="宋体" w:hAnsi="Times New Roman" w:cs="Times New Roman"/>
+        </w:rPr>
+      </w:pPr>
+      <w:r>
+        <w:rPr>
+          <w:rFonts w:ascii="Times New Roman" w:eastAsia="宋体" w:hAnsi="Times New Roman" w:cs="Times New Roman" w:hint="eastAsia"/>
+        </w:rPr>
+        <w:t>FA2sp.log</w:t>
+      </w:r>
+      <w:r>
+        <w:rPr>
+          <w:rFonts w:ascii="Times New Roman" w:eastAsia="宋体" w:hAnsi="Times New Roman" w:cs="Times New Roman" w:hint="eastAsia"/>
+        </w:rPr>
+        <w:t>使用</w:t>
+      </w:r>
+      <w:r>
+        <w:rPr>
+          <w:rFonts w:ascii="Times New Roman" w:eastAsia="宋体" w:hAnsi="Times New Roman" w:cs="Times New Roman" w:hint="eastAsia"/>
+        </w:rPr>
+        <w:t>UTF8</w:t>
+      </w:r>
+      <w:r>
+        <w:rPr>
+          <w:rFonts w:ascii="Times New Roman" w:eastAsia="宋体" w:hAnsi="Times New Roman" w:cs="Times New Roman" w:hint="eastAsia"/>
+        </w:rPr>
+        <w:t>编码</w:t>
+      </w:r>
+    </w:p>
+    <w:p>
+      <w:pPr>
+        <w:pStyle w:val="a9"/>
+        <w:numPr>
+          <w:ilvl w:val="0"/>
+          <w:numId w:val="31"/>
+        </w:numPr>
+        <w:rPr>
+          <w:rFonts w:ascii="Times New Roman" w:eastAsia="宋体" w:hAnsi="Times New Roman" w:cs="Times New Roman"/>
+        </w:rPr>
+      </w:pPr>
+      <w:r>
+        <w:rPr>
+          <w:rFonts w:ascii="Times New Roman" w:eastAsia="宋体" w:hAnsi="Times New Roman" w:cs="Times New Roman" w:hint="eastAsia"/>
+        </w:rPr>
+        <w:t>保存地图时可以维持已有的</w:t>
+      </w:r>
+      <w:r>
+        <w:rPr>
+          <w:rFonts w:ascii="Times New Roman" w:eastAsia="宋体" w:hAnsi="Times New Roman" w:cs="Times New Roman" w:hint="eastAsia"/>
+        </w:rPr>
+        <w:t>ini</w:t>
+      </w:r>
+      <w:r>
+        <w:rPr>
+          <w:rFonts w:ascii="Times New Roman" w:eastAsia="宋体" w:hAnsi="Times New Roman" w:cs="Times New Roman" w:hint="eastAsia"/>
+        </w:rPr>
+        <w:t>小节顺序，详见</w:t>
+      </w:r>
+      <w:r>
+        <w:rPr>
+          <w:rFonts w:ascii="Times New Roman" w:eastAsia="宋体" w:hAnsi="Times New Roman" w:cs="Times New Roman" w:hint="eastAsia"/>
+        </w:rPr>
+        <w:t>SaveMap.PreserveINISorting</w:t>
+      </w:r>
+    </w:p>
+    <w:p>
+      <w:pPr>
+        <w:pStyle w:val="a9"/>
+        <w:numPr>
+          <w:ilvl w:val="0"/>
+          <w:numId w:val="31"/>
+        </w:numPr>
+        <w:rPr>
+          <w:rFonts w:ascii="Times New Roman" w:eastAsia="宋体" w:hAnsi="Times New Roman" w:cs="Times New Roman"/>
+        </w:rPr>
+      </w:pPr>
+      <w:r>
+        <w:rPr>
+          <w:rFonts w:ascii="Times New Roman" w:eastAsia="宋体" w:hAnsi="Times New Roman" w:cs="Times New Roman" w:hint="eastAsia"/>
+        </w:rPr>
+        <w:t>重写撤销重做系统，所有撤销动作均支持完整重做</w:t>
+      </w:r>
+    </w:p>
+    <w:p>
+      <w:pPr>
+        <w:pStyle w:val="a9"/>
+        <w:numPr>
+          <w:ilvl w:val="0"/>
+          <w:numId w:val="31"/>
+        </w:numPr>
+        <w:rPr>
+          <w:rFonts w:ascii="Times New Roman" w:eastAsia="宋体" w:hAnsi="Times New Roman" w:cs="Times New Roman"/>
+        </w:rPr>
+      </w:pPr>
+      <w:r>
+        <w:rPr>
+          <w:rFonts w:ascii="Times New Roman" w:eastAsia="宋体" w:hAnsi="Times New Roman" w:cs="Times New Roman" w:hint="eastAsia"/>
+        </w:rPr>
+        <w:t>撤销重做系统能够记录游戏对象的修改历史，详见</w:t>
+      </w:r>
+      <w:r>
+        <w:rPr>
+          <w:rFonts w:ascii="Times New Roman" w:eastAsia="宋体" w:hAnsi="Times New Roman" w:cs="Times New Roman" w:hint="eastAsia"/>
+        </w:rPr>
+        <w:t>UndoRedo.RecordObjects</w:t>
+      </w:r>
+    </w:p>
+    <w:p>
+      <w:pPr>
+        <w:pStyle w:val="a9"/>
+        <w:numPr>
+          <w:ilvl w:val="0"/>
+          <w:numId w:val="31"/>
+        </w:numPr>
+        <w:rPr>
+          <w:rFonts w:ascii="Times New Roman" w:eastAsia="宋体" w:hAnsi="Times New Roman" w:cs="Times New Roman"/>
+        </w:rPr>
+      </w:pPr>
+      <w:r>
+        <w:rPr>
+          <w:rFonts w:ascii="Times New Roman" w:eastAsia="宋体" w:hAnsi="Times New Roman" w:cs="Times New Roman" w:hint="eastAsia"/>
+        </w:rPr>
+        <w:t>支持设置</w:t>
+      </w:r>
+      <w:r>
+        <w:rPr>
+          <w:rFonts w:ascii="Times New Roman" w:eastAsia="宋体" w:hAnsi="Times New Roman" w:cs="Times New Roman" w:hint="eastAsia"/>
+        </w:rPr>
+        <w:t>RubblePalette</w:t>
+      </w:r>
+      <w:r>
+        <w:rPr>
+          <w:rFonts w:ascii="Times New Roman" w:eastAsia="宋体" w:hAnsi="Times New Roman" w:cs="Times New Roman" w:hint="eastAsia"/>
+        </w:rPr>
+        <w:t>=</w:t>
+      </w:r>
+      <w:r>
+        <w:rPr>
+          <w:rFonts w:ascii="Times New Roman" w:eastAsia="宋体" w:hAnsi="Times New Roman" w:cs="Times New Roman" w:hint="eastAsia"/>
+        </w:rPr>
+        <w:t>指定建筑废墟色盘</w:t>
+      </w:r>
+    </w:p>
+    <w:p>
+      <w:pPr>
+        <w:pStyle w:val="a9"/>
+        <w:numPr>
+          <w:ilvl w:val="0"/>
+          <w:numId w:val="31"/>
+        </w:numPr>
+        <w:rPr>
+          <w:rFonts w:ascii="Times New Roman" w:eastAsia="宋体" w:hAnsi="Times New Roman" w:cs="Times New Roman"/>
+        </w:rPr>
+      </w:pPr>
+      <w:r>
+        <w:rPr>
+          <w:rFonts w:ascii="Times New Roman" w:eastAsia="宋体" w:hAnsi="Times New Roman" w:cs="Times New Roman" w:hint="eastAsia"/>
+        </w:rPr>
+        <w:t>提升稳定性</w:t>
+      </w:r>
+    </w:p>
+    <w:p>
+      <w:pPr>
+        <w:pStyle w:val="a9"/>
+        <w:numPr>
+          <w:ilvl w:val="0"/>
+          <w:numId w:val="31"/>
+        </w:numPr>
+        <w:rPr>
+          <w:rFonts w:ascii="Times New Roman" w:eastAsia="宋体" w:hAnsi="Times New Roman" w:cs="Times New Roman"/>
+        </w:rPr>
+      </w:pPr>
+      <w:r>
+        <w:rPr>
+          <w:rFonts w:ascii="Times New Roman" w:eastAsia="宋体" w:hAnsi="Times New Roman" w:cs="Times New Roman" w:hint="eastAsia"/>
+        </w:rPr>
+        <w:t>优化素材图像内存占用</w:t>
+      </w:r>
+    </w:p>
+    <w:p>
+      <w:pPr>
+        <w:pStyle w:val="a9"/>
+        <w:numPr>
+          <w:ilvl w:val="0"/>
+          <w:numId w:val="31"/>
+        </w:numPr>
+        <w:rPr>
+          <w:rFonts w:ascii="Times New Roman" w:eastAsia="宋体" w:hAnsi="Times New Roman" w:cs="Times New Roman"/>
+        </w:rPr>
+      </w:pPr>
+      <w:r>
+        <w:rPr>
+          <w:rFonts w:ascii="Times New Roman" w:eastAsia="宋体" w:hAnsi="Times New Roman" w:cs="Times New Roman" w:hint="eastAsia"/>
+        </w:rPr>
+        <w:t>重写</w:t>
+      </w:r>
+      <w:r>
+        <w:rPr>
+          <w:rFonts w:ascii="Times New Roman" w:eastAsia="宋体" w:hAnsi="Times New Roman" w:cs="Times New Roman" w:hint="eastAsia"/>
+        </w:rPr>
+        <w:t>mix</w:t>
+      </w:r>
+      <w:r>
+        <w:rPr>
+          <w:rFonts w:ascii="Times New Roman" w:eastAsia="宋体" w:hAnsi="Times New Roman" w:cs="Times New Roman" w:hint="eastAsia"/>
+        </w:rPr>
+        <w:t>加载逻辑，修复加载中的内存泄漏</w:t>
+      </w:r>
+      <w:r>
+        <w:rPr>
+          <w:rFonts w:ascii="Times New Roman" w:eastAsia="宋体" w:hAnsi="Times New Roman" w:cs="Times New Roman" w:hint="eastAsia"/>
+        </w:rPr>
+        <w:t>，详见</w:t>
+      </w:r>
+      <w:r>
+        <w:rPr>
+          <w:rFonts w:ascii="Times New Roman" w:eastAsia="宋体" w:hAnsi="Times New Roman" w:cs="Times New Roman" w:hint="eastAsia"/>
+        </w:rPr>
+        <w:t>ExtMixLoader</w:t>
+      </w:r>
+    </w:p>
+    <w:p>
+      <w:pPr>
+        <w:pStyle w:val="a9"/>
+        <w:numPr>
+          <w:ilvl w:val="0"/>
+          <w:numId w:val="31"/>
+        </w:numPr>
+        <w:rPr>
+          <w:rFonts w:ascii="Times New Roman" w:eastAsia="宋体" w:hAnsi="Times New Roman" w:cs="Times New Roman"/>
+        </w:rPr>
+      </w:pPr>
+      <w:r>
+        <w:rPr>
+          <w:rFonts w:ascii="Times New Roman" w:eastAsia="宋体" w:hAnsi="Times New Roman" w:cs="Times New Roman" w:hint="eastAsia"/>
+        </w:rPr>
+        <w:t>新增</w:t>
+      </w:r>
+      <w:r>
+        <w:rPr>
+          <w:rFonts w:ascii="Times New Roman" w:eastAsia="宋体" w:hAnsi="Times New Roman" w:cs="Times New Roman" w:hint="eastAsia"/>
+        </w:rPr>
+        <w:t>DDrawScalingBilinear.OnlyShrink</w:t>
+      </w:r>
+      <w:r>
+        <w:rPr>
+          <w:rFonts w:ascii="Times New Roman" w:eastAsia="宋体" w:hAnsi="Times New Roman" w:cs="Times New Roman" w:hint="eastAsia"/>
+        </w:rPr>
+        <w:t>，支持仅在缩小时使用双线性插值，放大时硬边缘放大</w:t>
+      </w:r>
+    </w:p>
+    <w:p>
+      <w:pPr>
+        <w:pStyle w:val="a9"/>
+        <w:numPr>
+          <w:ilvl w:val="0"/>
+          <w:numId w:val="31"/>
+        </w:numPr>
+        <w:rPr>
+          <w:rFonts w:ascii="Times New Roman" w:eastAsia="宋体" w:hAnsi="Times New Roman" w:cs="Times New Roman"/>
+        </w:rPr>
+      </w:pPr>
+      <w:r>
+        <w:rPr>
+          <w:rFonts w:ascii="Times New Roman" w:eastAsia="宋体" w:hAnsi="Times New Roman" w:cs="Times New Roman" w:hint="eastAsia"/>
+        </w:rPr>
+        <w:t>优化绘图性能</w:t>
+      </w:r>
+    </w:p>
+    <w:p>
+      <w:pPr>
+        <w:pStyle w:val="a9"/>
+        <w:numPr>
+          <w:ilvl w:val="0"/>
+          <w:numId w:val="31"/>
+        </w:numPr>
+        <w:rPr>
+          <w:rFonts w:ascii="Times New Roman" w:eastAsia="宋体" w:hAnsi="Times New Roman" w:cs="Times New Roman"/>
+        </w:rPr>
+      </w:pPr>
+      <w:r>
+        <w:rPr>
+          <w:rFonts w:ascii="Times New Roman" w:eastAsia="宋体" w:hAnsi="Times New Roman" w:cs="Times New Roman" w:hint="eastAsia"/>
+        </w:rPr>
+        <w:t>重写</w:t>
+      </w:r>
+      <w:r>
+        <w:rPr>
+          <w:rFonts w:ascii="Times New Roman" w:eastAsia="宋体" w:hAnsi="Times New Roman" w:cs="Times New Roman" w:hint="eastAsia"/>
+        </w:rPr>
+        <w:t>ini</w:t>
+      </w:r>
+      <w:r>
+        <w:rPr>
+          <w:rFonts w:ascii="Times New Roman" w:eastAsia="宋体" w:hAnsi="Times New Roman" w:cs="Times New Roman" w:hint="eastAsia"/>
+        </w:rPr>
+        <w:t>加载逻辑，加载</w:t>
+      </w:r>
+      <w:r>
+        <w:rPr>
+          <w:rFonts w:ascii="Times New Roman" w:eastAsia="宋体" w:hAnsi="Times New Roman" w:cs="Times New Roman" w:hint="eastAsia"/>
+        </w:rPr>
+        <w:t>ini</w:t>
+      </w:r>
+      <w:r>
+        <w:rPr>
+          <w:rFonts w:ascii="Times New Roman" w:eastAsia="宋体" w:hAnsi="Times New Roman" w:cs="Times New Roman" w:hint="eastAsia"/>
+        </w:rPr>
+        <w:t>不会再释放至游戏目录，新建国家等操作可以即</w:t>
+      </w:r>
+      <w:r>
+        <w:rPr>
+          <w:rFonts w:ascii="Times New Roman" w:eastAsia="宋体" w:hAnsi="Times New Roman" w:cs="Times New Roman" w:hint="eastAsia"/>
+        </w:rPr>
         <w:lastRenderedPageBreak/>
-        <w:t>复制粘贴功能支持跨进程粘贴游戏对象</w:t>
+        <w:t>时生效</w:t>
       </w:r>
     </w:p>
     <w:p>
@@ -12722,979 +13755,6 @@
         <w:rPr>
           <w:rFonts w:ascii="Times New Roman" w:eastAsia="宋体" w:hAnsi="Times New Roman" w:cs="Times New Roman" w:hint="eastAsia"/>
         </w:rPr>
-        <w:t>复制粘贴功能支持</w:t>
-      </w:r>
-      <w:r>
-        <w:rPr>
-          <w:rFonts w:ascii="Times New Roman" w:eastAsia="宋体" w:hAnsi="Times New Roman" w:cs="Times New Roman" w:hint="eastAsia"/>
-        </w:rPr>
-        <w:t>跨</w:t>
-      </w:r>
-      <w:r>
-        <w:rPr>
-          <w:rFonts w:ascii="Times New Roman" w:eastAsia="宋体" w:hAnsi="Times New Roman" w:cs="Times New Roman" w:hint="eastAsia"/>
-        </w:rPr>
-        <w:t>地形转换，详见</w:t>
-      </w:r>
-      <w:r>
-        <w:rPr>
-          <w:rFonts w:ascii="Times New Roman" w:eastAsia="宋体" w:hAnsi="Times New Roman" w:cs="Times New Roman" w:hint="eastAsia"/>
-        </w:rPr>
-        <w:t>TileConvertRules.ini</w:t>
-      </w:r>
-    </w:p>
-    <w:p>
-      <w:pPr>
-        <w:pStyle w:val="a9"/>
-        <w:numPr>
-          <w:ilvl w:val="0"/>
-          <w:numId w:val="31"/>
-        </w:numPr>
-        <w:rPr>
-          <w:rFonts w:ascii="Times New Roman" w:eastAsia="宋体" w:hAnsi="Times New Roman" w:cs="Times New Roman"/>
-        </w:rPr>
-      </w:pPr>
-      <w:r>
-        <w:rPr>
-          <w:rFonts w:ascii="Times New Roman" w:eastAsia="宋体" w:hAnsi="Times New Roman" w:cs="Times New Roman" w:hint="eastAsia"/>
-        </w:rPr>
-        <w:t>优化建筑动画读取逻辑，尊重动画的</w:t>
-      </w:r>
-      <w:r>
-        <w:rPr>
-          <w:rFonts w:ascii="Times New Roman" w:eastAsia="宋体" w:hAnsi="Times New Roman" w:cs="Times New Roman" w:hint="eastAsia"/>
-        </w:rPr>
-        <w:t>NewTheater</w:t>
-      </w:r>
-      <w:r>
-        <w:rPr>
-          <w:rFonts w:ascii="Times New Roman" w:eastAsia="宋体" w:hAnsi="Times New Roman" w:cs="Times New Roman" w:hint="eastAsia"/>
-        </w:rPr>
-        <w:t>设置</w:t>
-      </w:r>
-    </w:p>
-    <w:p>
-      <w:pPr>
-        <w:pStyle w:val="a9"/>
-        <w:numPr>
-          <w:ilvl w:val="0"/>
-          <w:numId w:val="31"/>
-        </w:numPr>
-        <w:rPr>
-          <w:rFonts w:ascii="Times New Roman" w:eastAsia="宋体" w:hAnsi="Times New Roman" w:cs="Times New Roman"/>
-        </w:rPr>
-      </w:pPr>
-      <w:r>
-        <w:rPr>
-          <w:rFonts w:ascii="Times New Roman" w:eastAsia="宋体" w:hAnsi="Times New Roman" w:cs="Times New Roman" w:hint="eastAsia"/>
-        </w:rPr>
-        <w:t>Lua</w:t>
-      </w:r>
-      <w:r>
-        <w:rPr>
-          <w:rFonts w:ascii="Times New Roman" w:eastAsia="宋体" w:hAnsi="Times New Roman" w:cs="Times New Roman" w:hint="eastAsia"/>
-        </w:rPr>
-        <w:t>脚本终端支持搜索脚本文件</w:t>
-      </w:r>
-    </w:p>
-    <w:p>
-      <w:pPr>
-        <w:pStyle w:val="a9"/>
-        <w:numPr>
-          <w:ilvl w:val="0"/>
-          <w:numId w:val="31"/>
-        </w:numPr>
-        <w:rPr>
-          <w:rFonts w:ascii="Times New Roman" w:eastAsia="宋体" w:hAnsi="Times New Roman" w:cs="Times New Roman"/>
-        </w:rPr>
-      </w:pPr>
-      <w:r>
-        <w:rPr>
-          <w:rFonts w:ascii="Times New Roman" w:eastAsia="宋体" w:hAnsi="Times New Roman" w:cs="Times New Roman" w:hint="eastAsia"/>
-        </w:rPr>
-        <w:t>微调地图边界细蓝线的位置</w:t>
-      </w:r>
-    </w:p>
-    <w:p>
-      <w:pPr>
-        <w:pStyle w:val="a9"/>
-        <w:numPr>
-          <w:ilvl w:val="0"/>
-          <w:numId w:val="31"/>
-        </w:numPr>
-        <w:rPr>
-          <w:rFonts w:ascii="Times New Roman" w:eastAsia="宋体" w:hAnsi="Times New Roman" w:cs="Times New Roman"/>
-        </w:rPr>
-      </w:pPr>
-      <w:r>
-        <w:rPr>
-          <w:rFonts w:ascii="Times New Roman" w:eastAsia="宋体" w:hAnsi="Times New Roman" w:cs="Times New Roman" w:hint="eastAsia"/>
-        </w:rPr>
-        <w:t>修复了</w:t>
-      </w:r>
-      <w:r>
-        <w:rPr>
-          <w:rFonts w:ascii="Times New Roman" w:eastAsia="宋体" w:hAnsi="Times New Roman" w:cs="Times New Roman" w:hint="eastAsia"/>
-        </w:rPr>
-        <w:t>Vxl</w:t>
-      </w:r>
-      <w:r>
-        <w:rPr>
-          <w:rFonts w:ascii="Times New Roman" w:eastAsia="宋体" w:hAnsi="Times New Roman" w:cs="Times New Roman" w:hint="eastAsia"/>
-        </w:rPr>
-        <w:t>车辆</w:t>
-      </w:r>
-      <w:r>
-        <w:rPr>
-          <w:rFonts w:ascii="Times New Roman" w:eastAsia="宋体" w:hAnsi="Times New Roman" w:cs="Times New Roman" w:hint="eastAsia"/>
-        </w:rPr>
-        <w:t>Noshadow=yes</w:t>
-      </w:r>
-      <w:r>
-        <w:rPr>
-          <w:rFonts w:ascii="Times New Roman" w:eastAsia="宋体" w:hAnsi="Times New Roman" w:cs="Times New Roman" w:hint="eastAsia"/>
-        </w:rPr>
-        <w:t>时仍会显示阴影的</w:t>
-      </w:r>
-      <w:r>
-        <w:rPr>
-          <w:rFonts w:ascii="Times New Roman" w:eastAsia="宋体" w:hAnsi="Times New Roman" w:cs="Times New Roman" w:hint="eastAsia"/>
-        </w:rPr>
-        <w:t>bug</w:t>
-      </w:r>
-    </w:p>
-    <w:p>
-      <w:pPr>
-        <w:pStyle w:val="a9"/>
-        <w:numPr>
-          <w:ilvl w:val="0"/>
-          <w:numId w:val="31"/>
-        </w:numPr>
-        <w:rPr>
-          <w:rFonts w:ascii="Times New Roman" w:eastAsia="宋体" w:hAnsi="Times New Roman" w:cs="Times New Roman"/>
-        </w:rPr>
-      </w:pPr>
-      <w:r>
-        <w:rPr>
-          <w:rFonts w:ascii="Times New Roman" w:eastAsia="宋体" w:hAnsi="Times New Roman" w:cs="Times New Roman" w:hint="eastAsia"/>
-        </w:rPr>
-        <w:t>修复部分情况下绘制连接地形上升、下降段高度错误的</w:t>
-      </w:r>
-      <w:r>
-        <w:rPr>
-          <w:rFonts w:ascii="Times New Roman" w:eastAsia="宋体" w:hAnsi="Times New Roman" w:cs="Times New Roman" w:hint="eastAsia"/>
-        </w:rPr>
-        <w:t>bug</w:t>
-      </w:r>
-    </w:p>
-    <w:p>
-      <w:pPr>
-        <w:pStyle w:val="a9"/>
-        <w:numPr>
-          <w:ilvl w:val="0"/>
-          <w:numId w:val="31"/>
-        </w:numPr>
-        <w:rPr>
-          <w:rFonts w:ascii="Times New Roman" w:eastAsia="宋体" w:hAnsi="Times New Roman" w:cs="Times New Roman"/>
-        </w:rPr>
-      </w:pPr>
-      <w:r>
-        <w:rPr>
-          <w:rFonts w:ascii="Times New Roman" w:eastAsia="宋体" w:hAnsi="Times New Roman" w:cs="Times New Roman" w:hint="eastAsia"/>
-        </w:rPr>
-        <w:t>优化光照沙盒切换时的性能</w:t>
-      </w:r>
-    </w:p>
-    <w:p>
-      <w:pPr>
-        <w:pStyle w:val="a9"/>
-        <w:numPr>
-          <w:ilvl w:val="0"/>
-          <w:numId w:val="31"/>
-        </w:numPr>
-        <w:rPr>
-          <w:rFonts w:ascii="Times New Roman" w:eastAsia="宋体" w:hAnsi="Times New Roman" w:cs="Times New Roman"/>
-        </w:rPr>
-      </w:pPr>
-      <w:r>
-        <w:rPr>
-          <w:rFonts w:ascii="Times New Roman" w:eastAsia="宋体" w:hAnsi="Times New Roman" w:cs="Times New Roman" w:hint="eastAsia"/>
-        </w:rPr>
-        <w:t>新增</w:t>
-      </w:r>
-      <w:r>
-        <w:rPr>
-          <w:rFonts w:ascii="Times New Roman" w:eastAsia="宋体" w:hAnsi="Times New Roman" w:cs="Times New Roman" w:hint="eastAsia"/>
-        </w:rPr>
-        <w:t>LightingPreview</w:t>
-      </w:r>
-      <w:r>
-        <w:rPr>
-          <w:rFonts w:ascii="Times New Roman" w:eastAsia="宋体" w:hAnsi="Times New Roman" w:cs="Times New Roman" w:hint="eastAsia"/>
-        </w:rPr>
-        <w:t>.</w:t>
-      </w:r>
-      <w:r>
-        <w:rPr>
-          <w:rFonts w:ascii="Times New Roman" w:eastAsia="宋体" w:hAnsi="Times New Roman" w:cs="Times New Roman" w:hint="eastAsia"/>
-        </w:rPr>
-        <w:t>Tint</w:t>
-      </w:r>
-      <w:r>
-        <w:rPr>
-          <w:rFonts w:ascii="Times New Roman" w:eastAsia="宋体" w:hAnsi="Times New Roman" w:cs="Times New Roman" w:hint="eastAsia"/>
-        </w:rPr>
-        <w:t>TileSetBrowserView</w:t>
-      </w:r>
-      <w:r>
-        <w:rPr>
-          <w:rFonts w:ascii="Times New Roman" w:eastAsia="宋体" w:hAnsi="Times New Roman" w:cs="Times New Roman" w:hint="eastAsia"/>
-        </w:rPr>
-        <w:t>，控制是否按光照沙盒渲染地形浏览器图像</w:t>
-      </w:r>
-    </w:p>
-    <w:p>
-      <w:pPr>
-        <w:pStyle w:val="a9"/>
-        <w:numPr>
-          <w:ilvl w:val="0"/>
-          <w:numId w:val="31"/>
-        </w:numPr>
-        <w:rPr>
-          <w:rFonts w:ascii="Times New Roman" w:eastAsia="宋体" w:hAnsi="Times New Roman" w:cs="Times New Roman"/>
-        </w:rPr>
-      </w:pPr>
-      <w:r>
-        <w:rPr>
-          <w:rFonts w:ascii="Times New Roman" w:eastAsia="宋体" w:hAnsi="Times New Roman" w:cs="Times New Roman" w:hint="eastAsia"/>
-        </w:rPr>
-        <w:t>新增距离标尺，可以记录当前鼠标位置距离上次按下左键位置的距离，记录历史数量见</w:t>
-      </w:r>
-      <w:r>
-        <w:rPr>
-          <w:rFonts w:ascii="Times New Roman" w:eastAsia="宋体" w:hAnsi="Times New Roman" w:cs="Times New Roman" w:hint="eastAsia"/>
-        </w:rPr>
-        <w:t>DistanceRuler.Records</w:t>
-      </w:r>
-    </w:p>
-    <w:p>
-      <w:pPr>
-        <w:pStyle w:val="a9"/>
-        <w:numPr>
-          <w:ilvl w:val="0"/>
-          <w:numId w:val="31"/>
-        </w:numPr>
-        <w:rPr>
-          <w:rFonts w:ascii="Times New Roman" w:eastAsia="宋体" w:hAnsi="Times New Roman" w:cs="Times New Roman"/>
-        </w:rPr>
-      </w:pPr>
-      <w:r>
-        <w:rPr>
-          <w:rFonts w:ascii="Times New Roman" w:eastAsia="宋体" w:hAnsi="Times New Roman" w:cs="Times New Roman" w:hint="eastAsia"/>
-        </w:rPr>
-        <w:t>微调新建地图时可视边界数值</w:t>
-      </w:r>
-    </w:p>
-    <w:p>
-      <w:pPr>
-        <w:pStyle w:val="a9"/>
-        <w:numPr>
-          <w:ilvl w:val="0"/>
-          <w:numId w:val="31"/>
-        </w:numPr>
-        <w:rPr>
-          <w:rFonts w:ascii="Times New Roman" w:eastAsia="宋体" w:hAnsi="Times New Roman" w:cs="Times New Roman"/>
-        </w:rPr>
-      </w:pPr>
-      <w:r>
-        <w:rPr>
-          <w:rFonts w:ascii="Times New Roman" w:eastAsia="宋体" w:hAnsi="Times New Roman" w:cs="Times New Roman" w:hint="eastAsia"/>
-        </w:rPr>
-        <w:t>修复平坦地形工具无法平坦地图边缘斜坡的</w:t>
-      </w:r>
-      <w:r>
-        <w:rPr>
-          <w:rFonts w:ascii="Times New Roman" w:eastAsia="宋体" w:hAnsi="Times New Roman" w:cs="Times New Roman" w:hint="eastAsia"/>
-        </w:rPr>
-        <w:t>bug</w:t>
-      </w:r>
-    </w:p>
-    <w:p>
-      <w:pPr>
-        <w:pStyle w:val="a9"/>
-        <w:numPr>
-          <w:ilvl w:val="0"/>
-          <w:numId w:val="31"/>
-        </w:numPr>
-        <w:rPr>
-          <w:rFonts w:ascii="Times New Roman" w:eastAsia="宋体" w:hAnsi="Times New Roman" w:cs="Times New Roman"/>
-        </w:rPr>
-      </w:pPr>
-      <w:r>
-        <w:rPr>
-          <w:rFonts w:ascii="Times New Roman" w:eastAsia="宋体" w:hAnsi="Times New Roman" w:cs="Times New Roman" w:hint="eastAsia"/>
-        </w:rPr>
-        <w:t>绘制连接地形可以将鼠标移动到地图边界外，更方便靠近边界的绘制</w:t>
-      </w:r>
-    </w:p>
-    <w:p>
-      <w:pPr>
-        <w:pStyle w:val="a9"/>
-        <w:numPr>
-          <w:ilvl w:val="0"/>
-          <w:numId w:val="31"/>
-        </w:numPr>
-        <w:rPr>
-          <w:rFonts w:ascii="Times New Roman" w:eastAsia="宋体" w:hAnsi="Times New Roman" w:cs="Times New Roman"/>
-        </w:rPr>
-      </w:pPr>
-      <w:r>
-        <w:rPr>
-          <w:rFonts w:ascii="Times New Roman" w:eastAsia="宋体" w:hAnsi="Times New Roman" w:cs="Times New Roman" w:hint="eastAsia"/>
-        </w:rPr>
-        <w:t>优化</w:t>
-      </w:r>
-      <w:r>
-        <w:rPr>
-          <w:rFonts w:ascii="Times New Roman" w:eastAsia="宋体" w:hAnsi="Times New Roman" w:cs="Times New Roman" w:hint="eastAsia"/>
-        </w:rPr>
-        <w:t>IsoMapPack5</w:t>
-      </w:r>
-      <w:r>
-        <w:rPr>
-          <w:rFonts w:ascii="Times New Roman" w:eastAsia="宋体" w:hAnsi="Times New Roman" w:cs="Times New Roman" w:hint="eastAsia"/>
-        </w:rPr>
-        <w:t>压缩，减少地图体积，减少游戏内大地图地形异常的可能</w:t>
-      </w:r>
-    </w:p>
-    <w:p>
-      <w:pPr>
-        <w:pStyle w:val="a9"/>
-        <w:numPr>
-          <w:ilvl w:val="0"/>
-          <w:numId w:val="31"/>
-        </w:numPr>
-        <w:rPr>
-          <w:rFonts w:ascii="Times New Roman" w:eastAsia="宋体" w:hAnsi="Times New Roman" w:cs="Times New Roman"/>
-        </w:rPr>
-      </w:pPr>
-      <w:r>
-        <w:rPr>
-          <w:rFonts w:ascii="Times New Roman" w:eastAsia="宋体" w:hAnsi="Times New Roman" w:cs="Times New Roman" w:hint="eastAsia"/>
-        </w:rPr>
-        <w:t>修复调整地图大小后隧道位置错误的</w:t>
-      </w:r>
-      <w:r>
-        <w:rPr>
-          <w:rFonts w:ascii="Times New Roman" w:eastAsia="宋体" w:hAnsi="Times New Roman" w:cs="Times New Roman" w:hint="eastAsia"/>
-        </w:rPr>
-        <w:t>bug</w:t>
-      </w:r>
-    </w:p>
-    <w:p>
-      <w:pPr>
-        <w:pStyle w:val="a9"/>
-        <w:numPr>
-          <w:ilvl w:val="0"/>
-          <w:numId w:val="31"/>
-        </w:numPr>
-        <w:rPr>
-          <w:rFonts w:ascii="Times New Roman" w:eastAsia="宋体" w:hAnsi="Times New Roman" w:cs="Times New Roman"/>
-        </w:rPr>
-      </w:pPr>
-      <w:r>
-        <w:rPr>
-          <w:rFonts w:ascii="Times New Roman" w:eastAsia="宋体" w:hAnsi="Times New Roman" w:cs="Times New Roman" w:hint="eastAsia"/>
-        </w:rPr>
-        <w:t>修复了在开启输入法和部分情况下在地图界面按</w:t>
-      </w:r>
-      <w:r>
-        <w:rPr>
-          <w:rFonts w:ascii="Times New Roman" w:eastAsia="宋体" w:hAnsi="Times New Roman" w:cs="Times New Roman" w:hint="eastAsia"/>
-        </w:rPr>
-        <w:t>D</w:t>
-      </w:r>
-      <w:r>
-        <w:rPr>
-          <w:rFonts w:ascii="Times New Roman" w:eastAsia="宋体" w:hAnsi="Times New Roman" w:cs="Times New Roman" w:hint="eastAsia"/>
-        </w:rPr>
-        <w:t>、</w:t>
-      </w:r>
-      <w:r>
-        <w:rPr>
-          <w:rFonts w:ascii="Times New Roman" w:eastAsia="宋体" w:hAnsi="Times New Roman" w:cs="Times New Roman" w:hint="eastAsia"/>
-        </w:rPr>
-        <w:t>[</w:t>
-      </w:r>
-      <w:r>
-        <w:rPr>
-          <w:rFonts w:ascii="Times New Roman" w:eastAsia="宋体" w:hAnsi="Times New Roman" w:cs="Times New Roman" w:hint="eastAsia"/>
-        </w:rPr>
-        <w:t>、</w:t>
-      </w:r>
-      <w:r>
-        <w:rPr>
-          <w:rFonts w:ascii="Times New Roman" w:eastAsia="宋体" w:hAnsi="Times New Roman" w:cs="Times New Roman" w:hint="eastAsia"/>
-        </w:rPr>
-        <w:t>]</w:t>
-      </w:r>
-      <w:r>
-        <w:rPr>
-          <w:rFonts w:ascii="Times New Roman" w:eastAsia="宋体" w:hAnsi="Times New Roman" w:cs="Times New Roman" w:hint="eastAsia"/>
-        </w:rPr>
-        <w:t>键无效的</w:t>
-      </w:r>
-      <w:r>
-        <w:rPr>
-          <w:rFonts w:ascii="Times New Roman" w:eastAsia="宋体" w:hAnsi="Times New Roman" w:cs="Times New Roman" w:hint="eastAsia"/>
-        </w:rPr>
-        <w:t>bug</w:t>
-      </w:r>
-    </w:p>
-    <w:p>
-      <w:pPr>
-        <w:pStyle w:val="a9"/>
-        <w:numPr>
-          <w:ilvl w:val="0"/>
-          <w:numId w:val="31"/>
-        </w:numPr>
-        <w:rPr>
-          <w:rFonts w:ascii="Times New Roman" w:eastAsia="宋体" w:hAnsi="Times New Roman" w:cs="Times New Roman"/>
-        </w:rPr>
-      </w:pPr>
-      <w:r>
-        <w:rPr>
-          <w:rFonts w:ascii="Times New Roman" w:eastAsia="宋体" w:hAnsi="Times New Roman" w:cs="Times New Roman" w:hint="eastAsia"/>
-        </w:rPr>
-        <w:t>修复了新城市下使用绘制悬崖后部工具时，按</w:t>
-      </w:r>
-      <w:r>
-        <w:rPr>
-          <w:rFonts w:ascii="Times New Roman" w:eastAsia="宋体" w:hAnsi="Times New Roman" w:cs="Times New Roman" w:hint="eastAsia"/>
-        </w:rPr>
-        <w:t>A</w:t>
-      </w:r>
-      <w:r>
-        <w:rPr>
-          <w:rFonts w:ascii="Times New Roman" w:eastAsia="宋体" w:hAnsi="Times New Roman" w:cs="Times New Roman" w:hint="eastAsia"/>
-        </w:rPr>
-        <w:t>键无法切换悬崖类型的</w:t>
-      </w:r>
-      <w:r>
-        <w:rPr>
-          <w:rFonts w:ascii="Times New Roman" w:eastAsia="宋体" w:hAnsi="Times New Roman" w:cs="Times New Roman" w:hint="eastAsia"/>
-        </w:rPr>
-        <w:t>bug</w:t>
-      </w:r>
-    </w:p>
-    <w:p>
-      <w:pPr>
-        <w:pStyle w:val="a9"/>
-        <w:numPr>
-          <w:ilvl w:val="0"/>
-          <w:numId w:val="31"/>
-        </w:numPr>
-        <w:rPr>
-          <w:rFonts w:ascii="Times New Roman" w:eastAsia="宋体" w:hAnsi="Times New Roman" w:cs="Times New Roman"/>
-        </w:rPr>
-      </w:pPr>
-      <w:r>
-        <w:rPr>
-          <w:rFonts w:ascii="Times New Roman" w:eastAsia="宋体" w:hAnsi="Times New Roman" w:cs="Times New Roman" w:hint="eastAsia"/>
-        </w:rPr>
-        <w:t>增强绘制悬崖工具，可以在不同地图类型的</w:t>
-      </w:r>
-      <w:r>
-        <w:rPr>
-          <w:rFonts w:ascii="Times New Roman" w:eastAsia="宋体" w:hAnsi="Times New Roman" w:cs="Times New Roman" w:hint="eastAsia"/>
-        </w:rPr>
-        <w:t>[TheaterInfo]</w:t>
-      </w:r>
-      <w:r>
-        <w:rPr>
-          <w:rFonts w:ascii="Times New Roman" w:eastAsia="宋体" w:hAnsi="Times New Roman" w:cs="Times New Roman" w:hint="eastAsia"/>
-        </w:rPr>
-        <w:t>（如</w:t>
-      </w:r>
-      <w:r>
-        <w:rPr>
-          <w:rFonts w:ascii="Times New Roman" w:eastAsia="宋体" w:hAnsi="Times New Roman" w:cs="Times New Roman" w:hint="eastAsia"/>
-        </w:rPr>
-        <w:t>[SnowInfo]</w:t>
-      </w:r>
-      <w:r>
-        <w:rPr>
-          <w:rFonts w:ascii="Times New Roman" w:eastAsia="宋体" w:hAnsi="Times New Roman" w:cs="Times New Roman" w:hint="eastAsia"/>
-        </w:rPr>
-        <w:t>）中填写</w:t>
-      </w:r>
-      <w:r>
-        <w:rPr>
-          <w:rFonts w:ascii="Times New Roman" w:eastAsia="宋体" w:hAnsi="Times New Roman" w:cs="Times New Roman" w:hint="eastAsia"/>
-        </w:rPr>
-        <w:t>Cliffs2</w:t>
-      </w:r>
-      <w:r>
-        <w:rPr>
-          <w:rFonts w:ascii="Times New Roman" w:eastAsia="宋体" w:hAnsi="Times New Roman" w:cs="Times New Roman" w:hint="eastAsia"/>
-        </w:rPr>
-        <w:t>、</w:t>
-      </w:r>
-      <w:r>
-        <w:rPr>
-          <w:rFonts w:ascii="Times New Roman" w:eastAsia="宋体" w:hAnsi="Times New Roman" w:cs="Times New Roman" w:hint="eastAsia"/>
-        </w:rPr>
-        <w:t>CliffsWater2</w:t>
-      </w:r>
-      <w:r>
-        <w:rPr>
-          <w:rFonts w:ascii="Times New Roman" w:eastAsia="宋体" w:hAnsi="Times New Roman" w:cs="Times New Roman" w:hint="eastAsia"/>
-        </w:rPr>
-        <w:t>以支持悬崖类型切换；在存在月球悬崖时，支持绘制月球悬崖</w:t>
-      </w:r>
-    </w:p>
-    <w:p>
-      <w:pPr>
-        <w:pStyle w:val="a9"/>
-        <w:numPr>
-          <w:ilvl w:val="0"/>
-          <w:numId w:val="31"/>
-        </w:numPr>
-        <w:rPr>
-          <w:rFonts w:ascii="Times New Roman" w:eastAsia="宋体" w:hAnsi="Times New Roman" w:cs="Times New Roman"/>
-        </w:rPr>
-      </w:pPr>
-      <w:r>
-        <w:rPr>
-          <w:rFonts w:ascii="Times New Roman" w:eastAsia="宋体" w:hAnsi="Times New Roman" w:cs="Times New Roman" w:hint="eastAsia"/>
-        </w:rPr>
-        <w:t>支持</w:t>
-      </w:r>
-      <w:r>
-        <w:rPr>
-          <w:rFonts w:ascii="Times New Roman" w:eastAsia="宋体" w:hAnsi="Times New Roman" w:cs="Times New Roman" w:hint="eastAsia"/>
-        </w:rPr>
-        <w:t>32</w:t>
-      </w:r>
-      <w:r>
-        <w:rPr>
-          <w:rFonts w:ascii="Times New Roman" w:eastAsia="宋体" w:hAnsi="Times New Roman" w:cs="Times New Roman" w:hint="eastAsia"/>
-        </w:rPr>
-        <w:t>向面向</w:t>
-      </w:r>
-      <w:r>
-        <w:rPr>
-          <w:rFonts w:ascii="Times New Roman" w:eastAsia="宋体" w:hAnsi="Times New Roman" w:cs="Times New Roman" w:hint="eastAsia"/>
-        </w:rPr>
-        <w:t>与拖拽</w:t>
-      </w:r>
-      <w:r>
-        <w:rPr>
-          <w:rFonts w:ascii="Times New Roman" w:eastAsia="宋体" w:hAnsi="Times New Roman" w:cs="Times New Roman" w:hint="eastAsia"/>
-        </w:rPr>
-        <w:t>，详见</w:t>
-      </w:r>
-      <w:r>
-        <w:rPr>
-          <w:rFonts w:ascii="Times New Roman" w:eastAsia="宋体" w:hAnsi="Times New Roman" w:cs="Times New Roman" w:hint="eastAsia"/>
-        </w:rPr>
-        <w:t>ExtFacings</w:t>
-      </w:r>
-      <w:r>
-        <w:rPr>
-          <w:rFonts w:ascii="Times New Roman" w:eastAsia="宋体" w:hAnsi="Times New Roman" w:cs="Times New Roman" w:hint="eastAsia"/>
-        </w:rPr>
-        <w:t>与</w:t>
-      </w:r>
-      <w:r>
-        <w:rPr>
-          <w:rFonts w:ascii="Times New Roman" w:eastAsia="宋体" w:hAnsi="Times New Roman" w:cs="Times New Roman" w:hint="eastAsia"/>
-        </w:rPr>
-        <w:t>ExtFacings.Drag</w:t>
-      </w:r>
-    </w:p>
-    <w:p>
-      <w:pPr>
-        <w:pStyle w:val="a9"/>
-        <w:numPr>
-          <w:ilvl w:val="0"/>
-          <w:numId w:val="31"/>
-        </w:numPr>
-        <w:rPr>
-          <w:rFonts w:ascii="Times New Roman" w:eastAsia="宋体" w:hAnsi="Times New Roman" w:cs="Times New Roman"/>
-        </w:rPr>
-      </w:pPr>
-      <w:r>
-        <w:rPr>
-          <w:rFonts w:ascii="Times New Roman" w:eastAsia="宋体" w:hAnsi="Times New Roman" w:cs="Times New Roman" w:hint="eastAsia"/>
-        </w:rPr>
-        <w:t>重写部分字符串类型，优化字符串加载稳定性</w:t>
-      </w:r>
-    </w:p>
-    <w:p>
-      <w:pPr>
-        <w:pStyle w:val="a9"/>
-        <w:numPr>
-          <w:ilvl w:val="0"/>
-          <w:numId w:val="31"/>
-        </w:numPr>
-        <w:rPr>
-          <w:rFonts w:ascii="Times New Roman" w:eastAsia="宋体" w:hAnsi="Times New Roman" w:cs="Times New Roman"/>
-        </w:rPr>
-      </w:pPr>
-      <w:r>
-        <w:rPr>
-          <w:rFonts w:ascii="Times New Roman" w:eastAsia="宋体" w:hAnsi="Times New Roman" w:cs="Times New Roman" w:hint="eastAsia"/>
-        </w:rPr>
-        <w:t>优化抬升</w:t>
-      </w:r>
-      <w:r>
-        <w:rPr>
-          <w:rFonts w:ascii="Times New Roman" w:eastAsia="宋体" w:hAnsi="Times New Roman" w:cs="Times New Roman" w:hint="eastAsia"/>
-        </w:rPr>
-        <w:t>/</w:t>
-      </w:r>
-      <w:r>
-        <w:rPr>
-          <w:rFonts w:ascii="Times New Roman" w:eastAsia="宋体" w:hAnsi="Times New Roman" w:cs="Times New Roman" w:hint="eastAsia"/>
-        </w:rPr>
-        <w:t>降低地表算法，不会出现异常的大范围变动</w:t>
-      </w:r>
-    </w:p>
-    <w:p>
-      <w:pPr>
-        <w:pStyle w:val="a9"/>
-        <w:numPr>
-          <w:ilvl w:val="0"/>
-          <w:numId w:val="31"/>
-        </w:numPr>
-        <w:rPr>
-          <w:rFonts w:ascii="Times New Roman" w:eastAsia="宋体" w:hAnsi="Times New Roman" w:cs="Times New Roman"/>
-        </w:rPr>
-      </w:pPr>
-      <w:r>
-        <w:rPr>
-          <w:rFonts w:ascii="Times New Roman" w:eastAsia="宋体" w:hAnsi="Times New Roman" w:cs="Times New Roman" w:hint="eastAsia"/>
-        </w:rPr>
-        <w:t>FA2sp.log</w:t>
-      </w:r>
-      <w:r>
-        <w:rPr>
-          <w:rFonts w:ascii="Times New Roman" w:eastAsia="宋体" w:hAnsi="Times New Roman" w:cs="Times New Roman" w:hint="eastAsia"/>
-        </w:rPr>
-        <w:t>使用</w:t>
-      </w:r>
-      <w:r>
-        <w:rPr>
-          <w:rFonts w:ascii="Times New Roman" w:eastAsia="宋体" w:hAnsi="Times New Roman" w:cs="Times New Roman" w:hint="eastAsia"/>
-        </w:rPr>
-        <w:t>UTF8</w:t>
-      </w:r>
-      <w:r>
-        <w:rPr>
-          <w:rFonts w:ascii="Times New Roman" w:eastAsia="宋体" w:hAnsi="Times New Roman" w:cs="Times New Roman" w:hint="eastAsia"/>
-        </w:rPr>
-        <w:t>编码</w:t>
-      </w:r>
-    </w:p>
-    <w:p>
-      <w:pPr>
-        <w:pStyle w:val="a9"/>
-        <w:numPr>
-          <w:ilvl w:val="0"/>
-          <w:numId w:val="31"/>
-        </w:numPr>
-        <w:rPr>
-          <w:rFonts w:ascii="Times New Roman" w:eastAsia="宋体" w:hAnsi="Times New Roman" w:cs="Times New Roman"/>
-        </w:rPr>
-      </w:pPr>
-      <w:r>
-        <w:rPr>
-          <w:rFonts w:ascii="Times New Roman" w:eastAsia="宋体" w:hAnsi="Times New Roman" w:cs="Times New Roman" w:hint="eastAsia"/>
-        </w:rPr>
-        <w:t>保存地图时可以维持已有的</w:t>
-      </w:r>
-      <w:r>
-        <w:rPr>
-          <w:rFonts w:ascii="Times New Roman" w:eastAsia="宋体" w:hAnsi="Times New Roman" w:cs="Times New Roman" w:hint="eastAsia"/>
-        </w:rPr>
-        <w:t>ini</w:t>
-      </w:r>
-      <w:r>
-        <w:rPr>
-          <w:rFonts w:ascii="Times New Roman" w:eastAsia="宋体" w:hAnsi="Times New Roman" w:cs="Times New Roman" w:hint="eastAsia"/>
-        </w:rPr>
-        <w:t>小节顺序，详见</w:t>
-      </w:r>
-      <w:r>
-        <w:rPr>
-          <w:rFonts w:ascii="Times New Roman" w:eastAsia="宋体" w:hAnsi="Times New Roman" w:cs="Times New Roman" w:hint="eastAsia"/>
-        </w:rPr>
-        <w:t>SaveMap.PreserveINISorting</w:t>
-      </w:r>
-    </w:p>
-    <w:p>
-      <w:pPr>
-        <w:pStyle w:val="a9"/>
-        <w:numPr>
-          <w:ilvl w:val="0"/>
-          <w:numId w:val="31"/>
-        </w:numPr>
-        <w:rPr>
-          <w:rFonts w:ascii="Times New Roman" w:eastAsia="宋体" w:hAnsi="Times New Roman" w:cs="Times New Roman"/>
-        </w:rPr>
-      </w:pPr>
-      <w:r>
-        <w:rPr>
-          <w:rFonts w:ascii="Times New Roman" w:eastAsia="宋体" w:hAnsi="Times New Roman" w:cs="Times New Roman" w:hint="eastAsia"/>
-        </w:rPr>
-        <w:t>重写撤销重做系统，所有撤销动作均支持完整重做</w:t>
-      </w:r>
-    </w:p>
-    <w:p>
-      <w:pPr>
-        <w:pStyle w:val="a9"/>
-        <w:numPr>
-          <w:ilvl w:val="0"/>
-          <w:numId w:val="31"/>
-        </w:numPr>
-        <w:rPr>
-          <w:rFonts w:ascii="Times New Roman" w:eastAsia="宋体" w:hAnsi="Times New Roman" w:cs="Times New Roman"/>
-        </w:rPr>
-      </w:pPr>
-      <w:r>
-        <w:rPr>
-          <w:rFonts w:ascii="Times New Roman" w:eastAsia="宋体" w:hAnsi="Times New Roman" w:cs="Times New Roman" w:hint="eastAsia"/>
-        </w:rPr>
-        <w:t>撤销重做系统能够记录游戏对象的修改历史，详见</w:t>
-      </w:r>
-      <w:r>
-        <w:rPr>
-          <w:rFonts w:ascii="Times New Roman" w:eastAsia="宋体" w:hAnsi="Times New Roman" w:cs="Times New Roman" w:hint="eastAsia"/>
-        </w:rPr>
-        <w:t>UndoRedo.RecordObjects</w:t>
-      </w:r>
-    </w:p>
-    <w:p>
-      <w:pPr>
-        <w:pStyle w:val="a9"/>
-        <w:numPr>
-          <w:ilvl w:val="0"/>
-          <w:numId w:val="31"/>
-        </w:numPr>
-        <w:rPr>
-          <w:rFonts w:ascii="Times New Roman" w:eastAsia="宋体" w:hAnsi="Times New Roman" w:cs="Times New Roman"/>
-        </w:rPr>
-      </w:pPr>
-      <w:r>
-        <w:rPr>
-          <w:rFonts w:ascii="Times New Roman" w:eastAsia="宋体" w:hAnsi="Times New Roman" w:cs="Times New Roman" w:hint="eastAsia"/>
-        </w:rPr>
-        <w:t>支持设置</w:t>
-      </w:r>
-      <w:r>
-        <w:rPr>
-          <w:rFonts w:ascii="Times New Roman" w:eastAsia="宋体" w:hAnsi="Times New Roman" w:cs="Times New Roman" w:hint="eastAsia"/>
-        </w:rPr>
-        <w:t>RubblePalette</w:t>
-      </w:r>
-      <w:r>
-        <w:rPr>
-          <w:rFonts w:ascii="Times New Roman" w:eastAsia="宋体" w:hAnsi="Times New Roman" w:cs="Times New Roman" w:hint="eastAsia"/>
-        </w:rPr>
-        <w:t>=</w:t>
-      </w:r>
-      <w:r>
-        <w:rPr>
-          <w:rFonts w:ascii="Times New Roman" w:eastAsia="宋体" w:hAnsi="Times New Roman" w:cs="Times New Roman" w:hint="eastAsia"/>
-        </w:rPr>
-        <w:t>指定建筑废墟色盘</w:t>
-      </w:r>
-    </w:p>
-    <w:p>
-      <w:pPr>
-        <w:pStyle w:val="a9"/>
-        <w:numPr>
-          <w:ilvl w:val="0"/>
-          <w:numId w:val="31"/>
-        </w:numPr>
-        <w:rPr>
-          <w:rFonts w:ascii="Times New Roman" w:eastAsia="宋体" w:hAnsi="Times New Roman" w:cs="Times New Roman"/>
-        </w:rPr>
-      </w:pPr>
-      <w:r>
-        <w:rPr>
-          <w:rFonts w:ascii="Times New Roman" w:eastAsia="宋体" w:hAnsi="Times New Roman" w:cs="Times New Roman" w:hint="eastAsia"/>
-        </w:rPr>
-        <w:t>提升稳定性</w:t>
-      </w:r>
-    </w:p>
-    <w:p>
-      <w:pPr>
-        <w:pStyle w:val="a9"/>
-        <w:numPr>
-          <w:ilvl w:val="0"/>
-          <w:numId w:val="31"/>
-        </w:numPr>
-        <w:rPr>
-          <w:rFonts w:ascii="Times New Roman" w:eastAsia="宋体" w:hAnsi="Times New Roman" w:cs="Times New Roman"/>
-        </w:rPr>
-      </w:pPr>
-      <w:r>
-        <w:rPr>
-          <w:rFonts w:ascii="Times New Roman" w:eastAsia="宋体" w:hAnsi="Times New Roman" w:cs="Times New Roman" w:hint="eastAsia"/>
-        </w:rPr>
-        <w:t>优化素材图像内存占用</w:t>
-      </w:r>
-    </w:p>
-    <w:p>
-      <w:pPr>
-        <w:pStyle w:val="a9"/>
-        <w:numPr>
-          <w:ilvl w:val="0"/>
-          <w:numId w:val="31"/>
-        </w:numPr>
-        <w:rPr>
-          <w:rFonts w:ascii="Times New Roman" w:eastAsia="宋体" w:hAnsi="Times New Roman" w:cs="Times New Roman"/>
-        </w:rPr>
-      </w:pPr>
-      <w:r>
-        <w:rPr>
-          <w:rFonts w:ascii="Times New Roman" w:eastAsia="宋体" w:hAnsi="Times New Roman" w:cs="Times New Roman" w:hint="eastAsia"/>
-        </w:rPr>
-        <w:t>重写</w:t>
-      </w:r>
-      <w:r>
-        <w:rPr>
-          <w:rFonts w:ascii="Times New Roman" w:eastAsia="宋体" w:hAnsi="Times New Roman" w:cs="Times New Roman" w:hint="eastAsia"/>
-        </w:rPr>
-        <w:t>mix</w:t>
-      </w:r>
-      <w:r>
-        <w:rPr>
-          <w:rFonts w:ascii="Times New Roman" w:eastAsia="宋体" w:hAnsi="Times New Roman" w:cs="Times New Roman" w:hint="eastAsia"/>
-        </w:rPr>
-        <w:t>加载逻辑，修复加载中的内存泄漏</w:t>
-      </w:r>
-      <w:r>
-        <w:rPr>
-          <w:rFonts w:ascii="Times New Roman" w:eastAsia="宋体" w:hAnsi="Times New Roman" w:cs="Times New Roman" w:hint="eastAsia"/>
-        </w:rPr>
-        <w:t>，详见</w:t>
-      </w:r>
-      <w:r>
-        <w:rPr>
-          <w:rFonts w:ascii="Times New Roman" w:eastAsia="宋体" w:hAnsi="Times New Roman" w:cs="Times New Roman" w:hint="eastAsia"/>
-        </w:rPr>
-        <w:t>ExtMixLoader</w:t>
-      </w:r>
-    </w:p>
-    <w:p>
-      <w:pPr>
-        <w:pStyle w:val="a9"/>
-        <w:numPr>
-          <w:ilvl w:val="0"/>
-          <w:numId w:val="31"/>
-        </w:numPr>
-        <w:rPr>
-          <w:rFonts w:ascii="Times New Roman" w:eastAsia="宋体" w:hAnsi="Times New Roman" w:cs="Times New Roman"/>
-        </w:rPr>
-      </w:pPr>
-      <w:r>
-        <w:rPr>
-          <w:rFonts w:ascii="Times New Roman" w:eastAsia="宋体" w:hAnsi="Times New Roman" w:cs="Times New Roman" w:hint="eastAsia"/>
-        </w:rPr>
-        <w:t>新增</w:t>
-      </w:r>
-      <w:r>
-        <w:rPr>
-          <w:rFonts w:ascii="Times New Roman" w:eastAsia="宋体" w:hAnsi="Times New Roman" w:cs="Times New Roman" w:hint="eastAsia"/>
-        </w:rPr>
-        <w:t>DDrawScalingBilinear.OnlyShrink</w:t>
-      </w:r>
-      <w:r>
-        <w:rPr>
-          <w:rFonts w:ascii="Times New Roman" w:eastAsia="宋体" w:hAnsi="Times New Roman" w:cs="Times New Roman" w:hint="eastAsia"/>
-        </w:rPr>
-        <w:t>，支持仅在缩小时使用双线性插值，放大时硬边缘放大</w:t>
-      </w:r>
-    </w:p>
-    <w:p>
-      <w:pPr>
-        <w:pStyle w:val="a9"/>
-        <w:numPr>
-          <w:ilvl w:val="0"/>
-          <w:numId w:val="31"/>
-        </w:numPr>
-        <w:rPr>
-          <w:rFonts w:ascii="Times New Roman" w:eastAsia="宋体" w:hAnsi="Times New Roman" w:cs="Times New Roman"/>
-        </w:rPr>
-      </w:pPr>
-      <w:r>
-        <w:rPr>
-          <w:rFonts w:ascii="Times New Roman" w:eastAsia="宋体" w:hAnsi="Times New Roman" w:cs="Times New Roman" w:hint="eastAsia"/>
-        </w:rPr>
-        <w:t>优化绘图性能</w:t>
-      </w:r>
-    </w:p>
-    <w:p>
-      <w:pPr>
-        <w:pStyle w:val="a9"/>
-        <w:numPr>
-          <w:ilvl w:val="0"/>
-          <w:numId w:val="31"/>
-        </w:numPr>
-        <w:rPr>
-          <w:rFonts w:ascii="Times New Roman" w:eastAsia="宋体" w:hAnsi="Times New Roman" w:cs="Times New Roman"/>
-        </w:rPr>
-      </w:pPr>
-      <w:r>
-        <w:rPr>
-          <w:rFonts w:ascii="Times New Roman" w:eastAsia="宋体" w:hAnsi="Times New Roman" w:cs="Times New Roman" w:hint="eastAsia"/>
-        </w:rPr>
-        <w:t>重写</w:t>
-      </w:r>
-      <w:r>
-        <w:rPr>
-          <w:rFonts w:ascii="Times New Roman" w:eastAsia="宋体" w:hAnsi="Times New Roman" w:cs="Times New Roman" w:hint="eastAsia"/>
-        </w:rPr>
-        <w:t>ini</w:t>
-      </w:r>
-      <w:r>
-        <w:rPr>
-          <w:rFonts w:ascii="Times New Roman" w:eastAsia="宋体" w:hAnsi="Times New Roman" w:cs="Times New Roman" w:hint="eastAsia"/>
-        </w:rPr>
-        <w:t>加载逻辑，加载</w:t>
-      </w:r>
-      <w:r>
-        <w:rPr>
-          <w:rFonts w:ascii="Times New Roman" w:eastAsia="宋体" w:hAnsi="Times New Roman" w:cs="Times New Roman" w:hint="eastAsia"/>
-        </w:rPr>
-        <w:t>ini</w:t>
-      </w:r>
-      <w:r>
-        <w:rPr>
-          <w:rFonts w:ascii="Times New Roman" w:eastAsia="宋体" w:hAnsi="Times New Roman" w:cs="Times New Roman" w:hint="eastAsia"/>
-        </w:rPr>
-        <w:t>不会再释放至游戏目录，新建国家等操作可以即时生效</w:t>
-      </w:r>
-    </w:p>
-    <w:p>
-      <w:pPr>
-        <w:pStyle w:val="a9"/>
-        <w:numPr>
-          <w:ilvl w:val="0"/>
-          <w:numId w:val="31"/>
-        </w:numPr>
-        <w:rPr>
-          <w:rFonts w:ascii="Times New Roman" w:eastAsia="宋体" w:hAnsi="Times New Roman" w:cs="Times New Roman"/>
-        </w:rPr>
-      </w:pPr>
-      <w:r>
-        <w:rPr>
-          <w:rFonts w:ascii="Times New Roman" w:eastAsia="宋体" w:hAnsi="Times New Roman" w:cs="Times New Roman" w:hint="eastAsia"/>
-        </w:rPr>
-        <w:lastRenderedPageBreak/>
         <w:t>ini [#include]</w:t>
       </w:r>
       <w:r>
@@ -14757,6 +14817,7 @@
         <w:rPr>
           <w:rFonts w:ascii="Times New Roman" w:eastAsia="宋体" w:hAnsi="Times New Roman" w:cs="Times New Roman" w:hint="eastAsia"/>
         </w:rPr>
+        <w:lastRenderedPageBreak/>
         <w:t>摆放地形、</w:t>
       </w:r>
       <w:r>
@@ -14781,14 +14842,7 @@
         <w:rPr>
           <w:rFonts w:ascii="Times New Roman" w:eastAsia="宋体" w:hAnsi="Times New Roman" w:cs="Times New Roman" w:hint="eastAsia"/>
         </w:rPr>
-        <w:t>键可以开启直线模式，在两次鼠标</w:t>
-      </w:r>
-      <w:r>
-        <w:rPr>
-          <w:rFonts w:ascii="Times New Roman" w:eastAsia="宋体" w:hAnsi="Times New Roman" w:cs="Times New Roman" w:hint="eastAsia"/>
-        </w:rPr>
-        <w:lastRenderedPageBreak/>
-        <w:t>点击的线段上摆放</w:t>
+        <w:t>键可以开启直线模式，在两次鼠标点击的线段上摆放</w:t>
       </w:r>
     </w:p>
     <w:p>
@@ -15876,6 +15930,7 @@
         <w:rPr>
           <w:rFonts w:ascii="Times New Roman" w:eastAsia="宋体" w:hAnsi="Times New Roman" w:cs="Times New Roman" w:hint="eastAsia"/>
         </w:rPr>
+        <w:lastRenderedPageBreak/>
         <w:t>多选模式支持显示选择单元格数量统计</w:t>
       </w:r>
     </w:p>
@@ -15894,7 +15949,6 @@
         <w:rPr>
           <w:rFonts w:ascii="Times New Roman" w:eastAsia="宋体" w:hAnsi="Times New Roman" w:cs="Times New Roman" w:hint="eastAsia"/>
         </w:rPr>
-        <w:lastRenderedPageBreak/>
         <w:t>修复部分触发事件的描述</w:t>
       </w:r>
     </w:p>
@@ -16897,6 +16951,7 @@
         <w:rPr>
           <w:rFonts w:ascii="Times New Roman" w:eastAsia="宋体" w:hAnsi="Times New Roman" w:cs="Times New Roman" w:hint="eastAsia"/>
         </w:rPr>
+        <w:lastRenderedPageBreak/>
         <w:t>资源总量与属性查看允许自定义字体大小</w:t>
       </w:r>
     </w:p>
@@ -16915,7 +16970,6 @@
         <w:rPr>
           <w:rFonts w:ascii="Times New Roman" w:eastAsia="宋体" w:hAnsi="Times New Roman" w:cs="Times New Roman" w:hint="eastAsia"/>
         </w:rPr>
-        <w:lastRenderedPageBreak/>
         <w:t>粘贴区域描边使用与复制描边相同的颜色，即</w:t>
       </w:r>
       <w:r>
@@ -17928,6 +17982,7 @@
         <w:rPr>
           <w:rFonts w:ascii="Times New Roman" w:eastAsia="宋体" w:hAnsi="Times New Roman" w:cs="Times New Roman" w:hint="eastAsia"/>
         </w:rPr>
+        <w:lastRenderedPageBreak/>
         <w:t>拖动单位尊重图层状态</w:t>
       </w:r>
       <w:r>
@@ -17952,7 +18007,6 @@
         <w:rPr>
           <w:rFonts w:ascii="Times New Roman" w:eastAsia="宋体" w:hAnsi="Times New Roman" w:cs="Times New Roman" w:hint="eastAsia"/>
         </w:rPr>
-        <w:lastRenderedPageBreak/>
         <w:t>修复对象筛选留空时，不能显示所有对象的</w:t>
       </w:r>
       <w:r>
@@ -18914,6 +18968,7 @@
         <w:rPr>
           <w:rFonts w:ascii="Times New Roman" w:eastAsia="宋体" w:hAnsi="Times New Roman" w:cs="Times New Roman" w:hint="eastAsia"/>
         </w:rPr>
+        <w:lastRenderedPageBreak/>
         <w:t>修复隐藏建筑图层会同时隐藏建筑轮廓的</w:t>
       </w:r>
       <w:r>
@@ -18939,7 +18994,6 @@
         <w:rPr>
           <w:rFonts w:ascii="Times New Roman" w:eastAsia="宋体" w:hAnsi="Times New Roman" w:cs="Times New Roman" w:hint="eastAsia"/>
         </w:rPr>
-        <w:lastRenderedPageBreak/>
         <w:t>修复部分情况下建筑阴影位置偏移的</w:t>
       </w:r>
       <w:r>
@@ -19872,7 +19926,14 @@
         <w:rPr>
           <w:rFonts w:ascii="Times New Roman" w:eastAsia="宋体" w:hAnsi="Times New Roman" w:cs="Times New Roman" w:hint="eastAsia"/>
         </w:rPr>
-        <w:t>触发、脚本编辑器等窗口关闭后也会保存当前选中项索引，再次开启会保持原位置</w:t>
+        <w:t>触发、脚本编辑器等窗口关闭后也会保存当前选中项索引，再次开启会保持</w:t>
+      </w:r>
+      <w:r>
+        <w:rPr>
+          <w:rFonts w:ascii="Times New Roman" w:eastAsia="宋体" w:hAnsi="Times New Roman" w:cs="Times New Roman" w:hint="eastAsia"/>
+        </w:rPr>
+        <w:lastRenderedPageBreak/>
+        <w:t>原位置</w:t>
       </w:r>
     </w:p>
     <w:p>
@@ -19890,7 +19951,6 @@
         <w:rPr>
           <w:rFonts w:ascii="Times New Roman" w:eastAsia="宋体" w:hAnsi="Times New Roman" w:cs="Times New Roman" w:hint="eastAsia"/>
         </w:rPr>
-        <w:lastRenderedPageBreak/>
         <w:t>修复选择“删除对象”后右键取消，再次直接选择删除对象不生效的</w:t>
       </w:r>
       <w:r>
@@ -20847,6 +20907,7 @@
         <w:rPr>
           <w:rFonts w:ascii="Times New Roman" w:eastAsia="宋体" w:hAnsi="Times New Roman" w:cs="Times New Roman" w:hint="eastAsia"/>
         </w:rPr>
+        <w:lastRenderedPageBreak/>
         <w:t>修复属性查看中地形文件名不正确的</w:t>
       </w:r>
       <w:r>
@@ -20871,7 +20932,6 @@
         <w:rPr>
           <w:rFonts w:ascii="Times New Roman" w:eastAsia="宋体" w:hAnsi="Times New Roman" w:cs="Times New Roman" w:hint="eastAsia"/>
         </w:rPr>
-        <w:lastRenderedPageBreak/>
         <w:t>支持</w:t>
       </w:r>
       <w:r>
@@ -21976,6 +22036,7 @@
         <w:rPr>
           <w:rFonts w:ascii="Times New Roman" w:eastAsia="宋体" w:hAnsi="Times New Roman" w:cs="Times New Roman" w:hint="eastAsia"/>
         </w:rPr>
+        <w:lastRenderedPageBreak/>
         <w:t>增加了新的翻译系统</w:t>
       </w:r>
       <w:r>
@@ -22012,7 +22073,6 @@
         <w:rPr>
           <w:rFonts w:ascii="Times New Roman" w:eastAsia="宋体" w:hAnsi="Times New Roman" w:cs="Times New Roman" w:hint="eastAsia"/>
         </w:rPr>
-        <w:lastRenderedPageBreak/>
         <w:t>ID</w:t>
       </w:r>
       <w:r>
@@ -22761,30 +22821,6 @@
         <w:rPr>
           <w:rFonts w:ascii="Times New Roman" w:eastAsia="宋体" w:hAnsi="Times New Roman" w:cs="Times New Roman" w:hint="eastAsia"/>
         </w:rPr>
-        <w:t>CSF</w:t>
-      </w:r>
-      <w:r>
-        <w:rPr>
-          <w:rFonts w:ascii="Times New Roman" w:eastAsia="宋体" w:hAnsi="Times New Roman" w:cs="Times New Roman" w:hint="eastAsia"/>
-        </w:rPr>
-        <w:t>浏览器：可以浏览、搜索当前加载的全部</w:t>
-      </w:r>
-      <w:r>
-        <w:rPr>
-          <w:rFonts w:ascii="Times New Roman" w:eastAsia="宋体" w:hAnsi="Times New Roman" w:cs="Times New Roman" w:hint="eastAsia"/>
-        </w:rPr>
-        <w:t>CSF</w:t>
-      </w:r>
-      <w:r>
-        <w:rPr>
-          <w:rFonts w:ascii="Times New Roman" w:eastAsia="宋体" w:hAnsi="Times New Roman" w:cs="Times New Roman" w:hint="eastAsia"/>
-        </w:rPr>
-        <w:t>文本，也可以立即重新加载</w:t>
-      </w:r>
-      <w:r>
-        <w:rPr>
-          <w:rFonts w:ascii="Times New Roman" w:eastAsia="宋体" w:hAnsi="Times New Roman" w:cs="Times New Roman" w:hint="eastAsia"/>
-        </w:rPr>
         <w:lastRenderedPageBreak/>
         <w:t>CSF</w:t>
       </w:r>
@@ -22792,6 +22828,30 @@
         <w:rPr>
           <w:rFonts w:ascii="Times New Roman" w:eastAsia="宋体" w:hAnsi="Times New Roman" w:cs="Times New Roman" w:hint="eastAsia"/>
         </w:rPr>
+        <w:t>浏览器：可以浏览、搜索当前加载的全部</w:t>
+      </w:r>
+      <w:r>
+        <w:rPr>
+          <w:rFonts w:ascii="Times New Roman" w:eastAsia="宋体" w:hAnsi="Times New Roman" w:cs="Times New Roman" w:hint="eastAsia"/>
+        </w:rPr>
+        <w:t>CSF</w:t>
+      </w:r>
+      <w:r>
+        <w:rPr>
+          <w:rFonts w:ascii="Times New Roman" w:eastAsia="宋体" w:hAnsi="Times New Roman" w:cs="Times New Roman" w:hint="eastAsia"/>
+        </w:rPr>
+        <w:t>文本，也可以立即重新加载</w:t>
+      </w:r>
+      <w:r>
+        <w:rPr>
+          <w:rFonts w:ascii="Times New Roman" w:eastAsia="宋体" w:hAnsi="Times New Roman" w:cs="Times New Roman" w:hint="eastAsia"/>
+        </w:rPr>
+        <w:t>CSF</w:t>
+      </w:r>
+      <w:r>
+        <w:rPr>
+          <w:rFonts w:ascii="Times New Roman" w:eastAsia="宋体" w:hAnsi="Times New Roman" w:cs="Times New Roman" w:hint="eastAsia"/>
+        </w:rPr>
         <w:t>文件，还可以快捷为触发事件的对应参数选择文本标签</w:t>
       </w:r>
     </w:p>
@@ -23392,7 +23452,14 @@
         <w:rPr>
           <w:rFonts w:ascii="Times New Roman" w:eastAsia="宋体" w:hAnsi="Times New Roman" w:cs="Times New Roman" w:hint="eastAsia"/>
         </w:rPr>
-        <w:t>的文件覆盖其中对应内容</w:t>
+        <w:t>的文件覆盖</w:t>
+      </w:r>
+      <w:r>
+        <w:rPr>
+          <w:rFonts w:ascii="Times New Roman" w:eastAsia="宋体" w:hAnsi="Times New Roman" w:cs="Times New Roman" w:hint="eastAsia"/>
+        </w:rPr>
+        <w:lastRenderedPageBreak/>
+        <w:t>其中对应内容</w:t>
       </w:r>
     </w:p>
     <w:p>
@@ -23406,7 +23473,6 @@
         <w:rPr>
           <w:rFonts w:ascii="Times New Roman" w:eastAsia="宋体" w:hAnsi="Times New Roman" w:cs="Times New Roman" w:hint="eastAsia"/>
         </w:rPr>
-        <w:lastRenderedPageBreak/>
         <w:t>为已有地形设置框架模式：在地形</w:t>
       </w:r>
       <w:r>
@@ -23943,6 +24009,7 @@
         <w:rPr>
           <w:rFonts w:ascii="Times New Roman" w:eastAsia="宋体" w:hAnsi="Times New Roman" w:cs="Times New Roman" w:hint="eastAsia"/>
         </w:rPr>
+        <w:lastRenderedPageBreak/>
         <w:t>工具脚本：新增多个函数，提供了读取指定</w:t>
       </w:r>
       <w:r>
@@ -23955,14 +24022,7 @@
         <w:rPr>
           <w:rFonts w:ascii="Times New Roman" w:eastAsia="宋体" w:hAnsi="Times New Roman" w:cs="Times New Roman" w:hint="eastAsia"/>
         </w:rPr>
-        <w:t>、对地形进行操作、获取地形信息</w:t>
-      </w:r>
-      <w:r>
-        <w:rPr>
-          <w:rFonts w:ascii="Times New Roman" w:eastAsia="宋体" w:hAnsi="Times New Roman" w:cs="Times New Roman" w:hint="eastAsia"/>
-        </w:rPr>
-        <w:lastRenderedPageBreak/>
-        <w:t>等功能，详见“</w:t>
+        <w:t>、对地形进行操作、获取地形信息等功能，详见“</w:t>
       </w:r>
       <w:r>
         <w:rPr>
@@ -44945,7 +45005,7 @@
         <v:path o:extrusionok="f" gradientshapeok="t" o:connecttype="rect"/>
         <o:lock v:ext="edit" aspectratio="t"/>
       </v:shapetype>
-      <v:shape id="_x0000_i1029" type="#_x0000_t75" style="width:11.4pt;height:11.4pt" o:bullet="t">
+      <v:shape id="_x0000_i1030" type="#_x0000_t75" style="width:11.4pt;height:11.4pt" o:bullet="t">
         <v:imagedata r:id="rId1" o:title="mso9A9A"/>
       </v:shape>
     </w:pict>

--- a/Supplementary/文档/FA2SP HDM Edition说明文档.docx
+++ b/Supplementary/文档/FA2SP HDM Edition说明文档.docx
@@ -176,14 +176,7 @@
           <w:rFonts w:ascii="宋体" w:eastAsia="宋体" w:hAnsi="宋体" w:hint="eastAsia"/>
           <w:sz w:val="24"/>
         </w:rPr>
-        <w:t>2</w:t>
-      </w:r>
-      <w:r>
-        <w:rPr>
-          <w:rFonts w:ascii="宋体" w:eastAsia="宋体" w:hAnsi="宋体" w:hint="eastAsia"/>
-          <w:sz w:val="24"/>
-        </w:rPr>
-        <w:t>8</w:t>
+        <w:t>30</w:t>
       </w:r>
     </w:p>
     <w:p>
@@ -285,17 +278,7 @@
           <w:sz w:val="28"/>
           <w:szCs w:val="32"/>
         </w:rPr>
-        <w:t>2</w:t>
-      </w:r>
-      <w:r>
-        <w:rPr>
-          <w:rFonts w:ascii="Times New Roman" w:eastAsia="宋体" w:hAnsi="Times New Roman" w:cs="Times New Roman" w:hint="eastAsia"/>
-          <w:b/>
-          <w:bCs/>
-          <w:sz w:val="28"/>
-          <w:szCs w:val="32"/>
-        </w:rPr>
-        <w:t>8</w:t>
+        <w:t>30</w:t>
       </w:r>
       <w:r>
         <w:rPr>
@@ -1389,6 +1372,36 @@
         <w:pStyle w:val="a9"/>
         <w:numPr>
           <w:ilvl w:val="0"/>
+          <w:numId w:val="11"/>
+        </w:numPr>
+        <w:rPr>
+          <w:rFonts w:ascii="Times New Roman" w:eastAsia="宋体" w:hAnsi="Times New Roman" w:cs="Times New Roman"/>
+        </w:rPr>
+      </w:pPr>
+      <w:r>
+        <w:rPr>
+          <w:rFonts w:ascii="Times New Roman" w:eastAsia="宋体" w:hAnsi="Times New Roman" w:cs="Times New Roman" w:hint="eastAsia"/>
+        </w:rPr>
+        <w:t>地形浏览器、覆盖物浏览器、对象查看器可以按住</w:t>
+      </w:r>
+      <w:r>
+        <w:rPr>
+          <w:rFonts w:ascii="Times New Roman" w:eastAsia="宋体" w:hAnsi="Times New Roman" w:cs="Times New Roman" w:hint="eastAsia"/>
+        </w:rPr>
+        <w:t>ctrl+</w:t>
+      </w:r>
+      <w:r>
+        <w:rPr>
+          <w:rFonts w:ascii="Times New Roman" w:eastAsia="宋体" w:hAnsi="Times New Roman" w:cs="Times New Roman" w:hint="eastAsia"/>
+        </w:rPr>
+        <w:t>滚轮缩放，并且能记住缩放大小</w:t>
+      </w:r>
+    </w:p>
+    <w:p>
+      <w:pPr>
+        <w:pStyle w:val="a9"/>
+        <w:numPr>
+          <w:ilvl w:val="0"/>
           <w:numId w:val="10"/>
         </w:numPr>
         <w:rPr>
@@ -1945,6 +1958,7 @@
         <w:rPr>
           <w:rFonts w:ascii="Times New Roman" w:eastAsia="宋体" w:hAnsi="Times New Roman" w:cs="Times New Roman" w:hint="eastAsia"/>
         </w:rPr>
+        <w:lastRenderedPageBreak/>
         <w:t>修复双击触发编辑器行为列表的上移下移按钮时不响应的</w:t>
       </w:r>
       <w:r>
@@ -1987,7 +2001,6 @@
         <w:rPr>
           <w:rFonts w:ascii="Times New Roman" w:eastAsia="宋体" w:hAnsi="Times New Roman" w:cs="Times New Roman" w:hint="eastAsia"/>
         </w:rPr>
-        <w:lastRenderedPageBreak/>
         <w:t>修复部分情况下随机放置对象不显示图标的</w:t>
       </w:r>
       <w:r>
@@ -2840,7 +2853,14 @@
         <w:rPr>
           <w:rFonts w:ascii="Times New Roman" w:eastAsia="宋体" w:hAnsi="Times New Roman" w:cs="Times New Roman" w:hint="eastAsia"/>
         </w:rPr>
-        <w:t>地形生成器新增“忽视地表类型”选项，勾选后不会对任何地表类型进行避让</w:t>
+        <w:t>地形生成器新增“忽视地表类型”选项，勾选后不会对任何地表类型进行避</w:t>
+      </w:r>
+      <w:r>
+        <w:rPr>
+          <w:rFonts w:ascii="Times New Roman" w:eastAsia="宋体" w:hAnsi="Times New Roman" w:cs="Times New Roman" w:hint="eastAsia"/>
+        </w:rPr>
+        <w:lastRenderedPageBreak/>
+        <w:t>让</w:t>
       </w:r>
     </w:p>
     <w:p>
@@ -2890,7 +2910,6 @@
           <w:sz w:val="28"/>
           <w:szCs w:val="32"/>
         </w:rPr>
-        <w:lastRenderedPageBreak/>
         <w:t>1.</w:t>
       </w:r>
       <w:r>
@@ -3944,6 +3963,7 @@
         <w:rPr>
           <w:rFonts w:ascii="Times New Roman" w:eastAsia="宋体" w:hAnsi="Times New Roman" w:cs="Times New Roman" w:hint="eastAsia"/>
         </w:rPr>
+        <w:lastRenderedPageBreak/>
         <w:t>修复地形浏览器</w:t>
       </w:r>
       <w:r>
@@ -4036,7 +4056,6 @@
         <w:rPr>
           <w:rFonts w:ascii="Times New Roman" w:eastAsia="宋体" w:hAnsi="Times New Roman" w:cs="Times New Roman" w:hint="eastAsia"/>
         </w:rPr>
-        <w:lastRenderedPageBreak/>
         <w:t>新增</w:t>
       </w:r>
       <w:proofErr w:type="spellStart"/>
@@ -5241,6 +5260,7 @@
         <w:rPr>
           <w:rFonts w:ascii="Times New Roman" w:eastAsia="宋体" w:hAnsi="Times New Roman" w:cs="Times New Roman" w:hint="eastAsia"/>
         </w:rPr>
+        <w:lastRenderedPageBreak/>
         <w:t>优化摆放单位时预览的性能</w:t>
       </w:r>
     </w:p>
@@ -5283,7 +5303,6 @@
         <w:rPr>
           <w:rFonts w:ascii="Times New Roman" w:eastAsia="宋体" w:hAnsi="Times New Roman" w:cs="Times New Roman" w:hint="eastAsia"/>
         </w:rPr>
-        <w:lastRenderedPageBreak/>
         <w:t>支持为存在</w:t>
       </w:r>
       <w:proofErr w:type="spellStart"/>
@@ -6316,7 +6335,14 @@
         <w:rPr>
           <w:rFonts w:ascii="Times New Roman" w:eastAsia="宋体" w:hAnsi="Times New Roman" w:cs="Times New Roman" w:hint="eastAsia"/>
         </w:rPr>
-        <w:t>，单击绿点可以为地图上的单位设置标签</w:t>
+        <w:t>，单击绿</w:t>
+      </w:r>
+      <w:r>
+        <w:rPr>
+          <w:rFonts w:ascii="Times New Roman" w:eastAsia="宋体" w:hAnsi="Times New Roman" w:cs="Times New Roman" w:hint="eastAsia"/>
+        </w:rPr>
+        <w:lastRenderedPageBreak/>
+        <w:t>点可以为地图上的单位设置标签</w:t>
       </w:r>
     </w:p>
     <w:p>
@@ -6364,7 +6390,6 @@
         <w:rPr>
           <w:rFonts w:ascii="Times New Roman" w:eastAsia="宋体" w:hAnsi="Times New Roman" w:cs="Times New Roman" w:hint="eastAsia"/>
         </w:rPr>
-        <w:lastRenderedPageBreak/>
         <w:t>修复当地形浏览器位于覆盖物视图时，切换框架模式会导致视图切换至地形的</w:t>
       </w:r>
       <w:r>
@@ -7379,6 +7404,7 @@
         <w:rPr>
           <w:rFonts w:ascii="Times New Roman" w:eastAsia="宋体" w:hAnsi="Times New Roman" w:cs="Times New Roman" w:hint="eastAsia"/>
         </w:rPr>
+        <w:lastRenderedPageBreak/>
         <w:t>支持对覆盖物进行分类，详见</w:t>
       </w:r>
       <w:proofErr w:type="spellStart"/>
@@ -7429,14 +7455,7 @@
         <w:rPr>
           <w:rFonts w:ascii="Times New Roman" w:eastAsia="宋体" w:hAnsi="Times New Roman" w:cs="Times New Roman" w:hint="eastAsia"/>
         </w:rPr>
-        <w:t>铁路下启用铁路逻辑，也就是可以放</w:t>
-      </w:r>
-      <w:r>
-        <w:rPr>
-          <w:rFonts w:ascii="Times New Roman" w:eastAsia="宋体" w:hAnsi="Times New Roman" w:cs="Times New Roman" w:hint="eastAsia"/>
-        </w:rPr>
-        <w:lastRenderedPageBreak/>
-        <w:t>置特定类型的铁路而不会被铁路逻辑纠正了</w:t>
+        <w:t>铁路下启用铁路逻辑，也就是可以放置特定类型的铁路而不会被铁路逻辑纠正了</w:t>
       </w:r>
     </w:p>
     <w:p>
@@ -8518,6 +8537,7 @@
         <w:rPr>
           <w:rFonts w:ascii="Times New Roman" w:eastAsia="宋体" w:hAnsi="Times New Roman" w:cs="Times New Roman" w:hint="eastAsia"/>
         </w:rPr>
+        <w:lastRenderedPageBreak/>
         <w:t>复制粘贴所使用的</w:t>
       </w:r>
       <w:r>
@@ -8578,14 +8598,7 @@
         <w:rPr>
           <w:rFonts w:ascii="Times New Roman" w:eastAsia="宋体" w:hAnsi="Times New Roman" w:cs="Times New Roman" w:hint="eastAsia"/>
         </w:rPr>
-        <w:t>城市时</w:t>
-      </w:r>
-      <w:r>
-        <w:rPr>
-          <w:rFonts w:ascii="Times New Roman" w:eastAsia="宋体" w:hAnsi="Times New Roman" w:cs="Times New Roman" w:hint="eastAsia"/>
-        </w:rPr>
-        <w:lastRenderedPageBreak/>
-        <w:t>会读取前者的设置</w:t>
+        <w:t>城市时会读取前者的设置</w:t>
       </w:r>
     </w:p>
     <w:p>
@@ -9621,6 +9634,7 @@
         <w:rPr>
           <w:rFonts w:ascii="Times New Roman" w:eastAsia="宋体" w:hAnsi="Times New Roman" w:cs="Times New Roman" w:hint="eastAsia"/>
         </w:rPr>
+        <w:lastRenderedPageBreak/>
         <w:t>修复了</w:t>
       </w:r>
       <w:r>
@@ -9695,7 +9709,6 @@
         <w:rPr>
           <w:rFonts w:ascii="Times New Roman" w:eastAsia="宋体" w:hAnsi="Times New Roman" w:cs="Times New Roman" w:hint="eastAsia"/>
         </w:rPr>
-        <w:lastRenderedPageBreak/>
         <w:t>当编辑已经重叠的建筑时，不再弹出提示窗</w:t>
       </w:r>
     </w:p>
@@ -10746,6 +10759,7 @@
           <w:sz w:val="28"/>
           <w:szCs w:val="32"/>
         </w:rPr>
+        <w:lastRenderedPageBreak/>
         <w:t>1.2.3 (2025.1</w:t>
       </w:r>
       <w:r>
@@ -10804,7 +10818,6 @@
         <w:rPr>
           <w:rFonts w:ascii="Times New Roman" w:eastAsia="宋体" w:hAnsi="Times New Roman" w:cs="Times New Roman" w:hint="eastAsia"/>
         </w:rPr>
-        <w:lastRenderedPageBreak/>
         <w:t>修复加载物不显示阴影的</w:t>
       </w:r>
       <w:r>
@@ -11224,6 +11237,9 @@
         <w:instrText>HYPERLINK "https://github.com/Phobos-developers/Phobos/pull/1901"</w:instrText>
       </w:r>
       <w:r>
+        <w:rPr>
+          <w:rFonts w:hint="eastAsia"/>
+        </w:rPr>
         <w:fldChar w:fldCharType="separate"/>
       </w:r>
       <w:r>
@@ -11267,6 +11283,9 @@
         <w:instrText>HYPERLINK "https://github.com/Phobos-developers/Phobos/pull/1925"</w:instrText>
       </w:r>
       <w:r>
+        <w:rPr>
+          <w:rFonts w:hint="eastAsia"/>
+        </w:rPr>
         <w:fldChar w:fldCharType="separate"/>
       </w:r>
       <w:r>
@@ -11296,6 +11315,9 @@
         <w:instrText>HYPERLINK "https://github.com/Phobos-developers/Phobos/pull/1932"</w:instrText>
       </w:r>
       <w:r>
+        <w:rPr>
+          <w:rFonts w:hint="eastAsia"/>
+        </w:rPr>
         <w:fldChar w:fldCharType="separate"/>
       </w:r>
       <w:r>
@@ -11968,6 +11990,7 @@
           <w:sz w:val="28"/>
           <w:szCs w:val="32"/>
         </w:rPr>
+        <w:lastRenderedPageBreak/>
         <w:t>1.2.</w:t>
       </w:r>
       <w:r>
@@ -12056,7 +12079,6 @@
         <w:rPr>
           <w:rFonts w:ascii="Times New Roman" w:eastAsia="宋体" w:hAnsi="Times New Roman" w:cs="Times New Roman" w:hint="eastAsia"/>
         </w:rPr>
-        <w:lastRenderedPageBreak/>
         <w:t>支持</w:t>
       </w:r>
       <w:r>
@@ -13077,6 +13099,7 @@
         <w:rPr>
           <w:rFonts w:ascii="Times New Roman" w:eastAsia="宋体" w:hAnsi="Times New Roman" w:cs="Times New Roman" w:hint="eastAsia"/>
         </w:rPr>
+        <w:lastRenderedPageBreak/>
         <w:t>修复</w:t>
       </w:r>
       <w:r>
@@ -13121,7 +13144,6 @@
           <w:sz w:val="28"/>
           <w:szCs w:val="32"/>
         </w:rPr>
-        <w:lastRenderedPageBreak/>
         <w:t>1.1.9 (2025.0</w:t>
       </w:r>
       <w:r>
@@ -14242,6 +14264,7 @@
         <w:rPr>
           <w:rFonts w:ascii="Times New Roman" w:eastAsia="宋体" w:hAnsi="Times New Roman" w:cs="Times New Roman" w:hint="eastAsia"/>
         </w:rPr>
+        <w:lastRenderedPageBreak/>
         <w:t>优化绘图性能</w:t>
       </w:r>
     </w:p>
@@ -14260,7 +14283,6 @@
         <w:rPr>
           <w:rFonts w:ascii="Times New Roman" w:eastAsia="宋体" w:hAnsi="Times New Roman" w:cs="Times New Roman" w:hint="eastAsia"/>
         </w:rPr>
-        <w:lastRenderedPageBreak/>
         <w:t>重写</w:t>
       </w:r>
       <w:proofErr w:type="spellStart"/>
@@ -15365,6 +15387,7 @@
         <w:rPr>
           <w:rFonts w:ascii="Times New Roman" w:eastAsia="宋体" w:hAnsi="Times New Roman" w:cs="Times New Roman" w:hint="eastAsia"/>
         </w:rPr>
+        <w:lastRenderedPageBreak/>
         <w:t>开启</w:t>
       </w:r>
       <w:proofErr w:type="spellStart"/>
@@ -15397,7 +15420,6 @@
         <w:rPr>
           <w:rFonts w:ascii="Times New Roman" w:eastAsia="宋体" w:hAnsi="Times New Roman" w:cs="Times New Roman" w:hint="eastAsia"/>
         </w:rPr>
-        <w:lastRenderedPageBreak/>
         <w:t>更改所属方支持笔刷操作</w:t>
       </w:r>
     </w:p>
@@ -16478,6 +16500,7 @@
         <w:rPr>
           <w:rFonts w:ascii="Times New Roman" w:eastAsia="宋体" w:hAnsi="Times New Roman" w:cs="Times New Roman" w:hint="eastAsia"/>
         </w:rPr>
+        <w:lastRenderedPageBreak/>
         <w:t>当</w:t>
       </w:r>
       <w:r>
@@ -16508,7 +16531,6 @@
         <w:rPr>
           <w:rFonts w:ascii="Times New Roman" w:eastAsia="宋体" w:hAnsi="Times New Roman" w:cs="Times New Roman" w:hint="eastAsia"/>
         </w:rPr>
-        <w:lastRenderedPageBreak/>
         <w:t>修复了当</w:t>
       </w:r>
       <w:proofErr w:type="spellStart"/>
@@ -17503,6 +17525,7 @@
         <w:rPr>
           <w:rFonts w:ascii="Times New Roman" w:eastAsia="宋体" w:hAnsi="Times New Roman" w:cs="Times New Roman" w:hint="eastAsia"/>
         </w:rPr>
+        <w:lastRenderedPageBreak/>
         <w:t>支持绘图界面缩放</w:t>
       </w:r>
       <w:r>
@@ -17543,7 +17566,6 @@
         <w:rPr>
           <w:rFonts w:ascii="Times New Roman" w:eastAsia="宋体" w:hAnsi="Times New Roman" w:cs="Times New Roman"/>
         </w:rPr>
-        <w:lastRenderedPageBreak/>
         <w:t>C</w:t>
       </w:r>
       <w:r>
@@ -18596,6 +18618,7 @@
         <w:rPr>
           <w:rFonts w:ascii="Times New Roman" w:eastAsia="宋体" w:hAnsi="Times New Roman" w:cs="Times New Roman" w:hint="eastAsia"/>
         </w:rPr>
+        <w:lastRenderedPageBreak/>
         <w:t>修复高</w:t>
       </w:r>
       <w:r>
@@ -18632,7 +18655,6 @@
         <w:rPr>
           <w:rFonts w:ascii="Times New Roman" w:eastAsia="宋体" w:hAnsi="Times New Roman" w:cs="Times New Roman" w:hint="eastAsia"/>
         </w:rPr>
-        <w:lastRenderedPageBreak/>
         <w:t>支持自定义地图视图背景颜色</w:t>
       </w:r>
     </w:p>
@@ -22411,6 +22433,9 @@
         <w:instrText>HYPERLINK "https://github.com/secsome/FA2sp/pull/45"</w:instrText>
       </w:r>
       <w:r>
+        <w:rPr>
+          <w:rFonts w:hint="eastAsia"/>
+        </w:rPr>
         <w:fldChar w:fldCharType="separate"/>
       </w:r>
       <w:r>
@@ -31487,7 +31512,7 @@
         <w:rPr>
           <w:rFonts w:ascii="Times New Roman" w:eastAsia="宋体" w:hAnsi="Times New Roman" w:cs="Times New Roman" w:hint="eastAsia"/>
         </w:rPr>
-        <w:t>ShrinkTilesInTileSetBrowser</w:t>
+        <w:t>ShowMapBoundInMiniMap</w:t>
       </w:r>
       <w:proofErr w:type="spellEnd"/>
       <w:r>
@@ -31500,23 +31525,520 @@
         <w:rPr>
           <w:rFonts w:ascii="Times New Roman" w:eastAsia="宋体" w:hAnsi="Times New Roman" w:cs="Times New Roman" w:hint="eastAsia"/>
         </w:rPr>
-        <w:t>是否将地形浏览器的地形图像缩小至一半</w:t>
-      </w:r>
-      <w:r>
-        <w:rPr>
-          <w:rFonts w:ascii="Times New Roman" w:eastAsia="宋体" w:hAnsi="Times New Roman" w:cs="Times New Roman" w:hint="eastAsia"/>
+        <w:t>在小地图中显示可视地图边界</w:t>
+      </w:r>
+      <w:r>
+        <w:rPr>
+          <w:rFonts w:ascii="Times New Roman" w:eastAsia="宋体" w:hAnsi="Times New Roman" w:cs="Times New Roman" w:hint="eastAsia"/>
+        </w:rPr>
+        <w:t>(</w:t>
+      </w:r>
+      <w:r>
+        <w:rPr>
+          <w:rFonts w:ascii="Times New Roman" w:eastAsia="宋体" w:hAnsi="Times New Roman" w:cs="Times New Roman" w:hint="eastAsia"/>
+        </w:rPr>
+        <w:t>蓝色边框</w:t>
+      </w:r>
+      <w:r>
+        <w:rPr>
+          <w:rFonts w:ascii="Times New Roman" w:eastAsia="宋体" w:hAnsi="Times New Roman" w:cs="Times New Roman" w:hint="eastAsia"/>
+        </w:rPr>
+        <w:t xml:space="preserve">). </w:t>
+      </w:r>
+      <w:r>
+        <w:rPr>
+          <w:rFonts w:ascii="Times New Roman" w:eastAsia="宋体" w:hAnsi="Times New Roman" w:cs="Times New Roman" w:hint="eastAsia"/>
+        </w:rPr>
+        <w:t>默认为</w:t>
+      </w:r>
+      <w:r>
+        <w:rPr>
+          <w:rFonts w:ascii="Times New Roman" w:eastAsia="宋体" w:hAnsi="Times New Roman" w:cs="Times New Roman" w:hint="eastAsia"/>
+        </w:rPr>
+        <w:t xml:space="preserve"> false</w:t>
+      </w:r>
+    </w:p>
+    <w:p>
+      <w:pPr>
+        <w:ind w:firstLineChars="200" w:firstLine="440"/>
+        <w:rPr>
+          <w:rFonts w:ascii="Times New Roman" w:eastAsia="宋体" w:hAnsi="Times New Roman" w:cs="Times New Roman"/>
+        </w:rPr>
+      </w:pPr>
+      <w:proofErr w:type="spellStart"/>
+      <w:r>
+        <w:rPr>
+          <w:rFonts w:ascii="Times New Roman" w:eastAsia="宋体" w:hAnsi="Times New Roman" w:cs="Times New Roman"/>
+        </w:rPr>
+        <w:t>InfantrySubCell.GameDefault</w:t>
+      </w:r>
+      <w:proofErr w:type="spellEnd"/>
+      <w:r>
+        <w:rPr>
+          <w:rFonts w:ascii="Times New Roman" w:eastAsia="宋体" w:hAnsi="Times New Roman" w:cs="Times New Roman"/>
+        </w:rPr>
+        <w:t>=</w:t>
+      </w:r>
+      <w:r>
+        <w:rPr>
+          <w:rFonts w:ascii="Times New Roman" w:eastAsia="宋体" w:hAnsi="Times New Roman" w:cs="Times New Roman"/>
+        </w:rPr>
+        <w:t xml:space="preserve">BOOLEAN ; </w:t>
+      </w:r>
+      <w:r>
+        <w:rPr>
+          <w:rFonts w:ascii="Times New Roman" w:eastAsia="宋体" w:hAnsi="Times New Roman" w:cs="Times New Roman"/>
+        </w:rPr>
+        <w:t>如果该值为</w:t>
+      </w:r>
+      <w:r>
+        <w:rPr>
+          <w:rFonts w:ascii="Times New Roman" w:eastAsia="宋体" w:hAnsi="Times New Roman" w:cs="Times New Roman"/>
+        </w:rPr>
+        <w:t xml:space="preserve"> true, </w:t>
+      </w:r>
+      <w:r>
+        <w:rPr>
+          <w:rFonts w:ascii="Times New Roman" w:eastAsia="宋体" w:hAnsi="Times New Roman" w:cs="Times New Roman"/>
+        </w:rPr>
+        <w:t>单元格中第一个放置的步兵位于最下方，即</w:t>
+      </w:r>
+      <w:r>
+        <w:rPr>
+          <w:rFonts w:ascii="Times New Roman" w:eastAsia="宋体" w:hAnsi="Times New Roman" w:cs="Times New Roman"/>
+        </w:rPr>
+        <w:t>4</w:t>
+      </w:r>
+      <w:r>
+        <w:rPr>
+          <w:rFonts w:ascii="Times New Roman" w:eastAsia="宋体" w:hAnsi="Times New Roman" w:cs="Times New Roman"/>
+        </w:rPr>
+        <w:t>号</w:t>
+      </w:r>
+      <w:proofErr w:type="spellStart"/>
+      <w:r>
+        <w:rPr>
+          <w:rFonts w:ascii="Times New Roman" w:eastAsia="宋体" w:hAnsi="Times New Roman" w:cs="Times New Roman"/>
+        </w:rPr>
+        <w:t>subcell</w:t>
+      </w:r>
+      <w:proofErr w:type="spellEnd"/>
+      <w:r>
+        <w:rPr>
+          <w:rFonts w:ascii="Times New Roman" w:eastAsia="宋体" w:hAnsi="Times New Roman" w:cs="Times New Roman"/>
+        </w:rPr>
+        <w:t xml:space="preserve">, </w:t>
+      </w:r>
+      <w:r>
+        <w:rPr>
+          <w:rFonts w:ascii="Times New Roman" w:eastAsia="宋体" w:hAnsi="Times New Roman" w:cs="Times New Roman"/>
+        </w:rPr>
+        <w:t>默认为</w:t>
+      </w:r>
+      <w:r>
+        <w:rPr>
+          <w:rFonts w:ascii="Times New Roman" w:eastAsia="宋体" w:hAnsi="Times New Roman" w:cs="Times New Roman"/>
+        </w:rPr>
+        <w:t xml:space="preserve"> false</w:t>
+      </w:r>
+    </w:p>
+    <w:p>
+      <w:pPr>
+        <w:ind w:firstLineChars="200" w:firstLine="440"/>
+        <w:rPr>
+          <w:rFonts w:ascii="Times New Roman" w:eastAsia="宋体" w:hAnsi="Times New Roman" w:cs="Times New Roman"/>
+        </w:rPr>
+      </w:pPr>
+      <w:proofErr w:type="spellStart"/>
+      <w:r>
+        <w:rPr>
+          <w:rFonts w:ascii="Times New Roman" w:eastAsia="宋体" w:hAnsi="Times New Roman" w:cs="Times New Roman"/>
+        </w:rPr>
+        <w:t>InfantrySubCell.Edit</w:t>
+      </w:r>
+      <w:proofErr w:type="spellEnd"/>
+      <w:r>
+        <w:rPr>
+          <w:rFonts w:ascii="Times New Roman" w:eastAsia="宋体" w:hAnsi="Times New Roman" w:cs="Times New Roman"/>
+        </w:rPr>
+        <w:t>=</w:t>
+      </w:r>
+      <w:r>
+        <w:rPr>
+          <w:rFonts w:ascii="Times New Roman" w:eastAsia="宋体" w:hAnsi="Times New Roman" w:cs="Times New Roman"/>
+        </w:rPr>
+        <w:t xml:space="preserve">BOOLEAN ; </w:t>
+      </w:r>
+      <w:r>
+        <w:rPr>
+          <w:rFonts w:ascii="Times New Roman" w:eastAsia="宋体" w:hAnsi="Times New Roman" w:cs="Times New Roman"/>
+        </w:rPr>
+        <w:t>如果该值为</w:t>
+      </w:r>
+      <w:r>
+        <w:rPr>
+          <w:rFonts w:ascii="Times New Roman" w:eastAsia="宋体" w:hAnsi="Times New Roman" w:cs="Times New Roman"/>
+        </w:rPr>
+        <w:t xml:space="preserve"> true, </w:t>
+      </w:r>
+      <w:r>
+        <w:rPr>
+          <w:rFonts w:ascii="Times New Roman" w:eastAsia="宋体" w:hAnsi="Times New Roman" w:cs="Times New Roman"/>
+        </w:rPr>
+        <w:t>在编辑步兵时会根据鼠标在单元格中的相对位置选择步兵</w:t>
+      </w:r>
+      <w:r>
+        <w:rPr>
+          <w:rFonts w:ascii="Times New Roman" w:eastAsia="宋体" w:hAnsi="Times New Roman" w:cs="Times New Roman"/>
+        </w:rPr>
+        <w:t xml:space="preserve">, </w:t>
+      </w:r>
+      <w:r>
+        <w:rPr>
+          <w:rFonts w:ascii="Times New Roman" w:eastAsia="宋体" w:hAnsi="Times New Roman" w:cs="Times New Roman"/>
+        </w:rPr>
+        <w:t>而不是遍历全部</w:t>
+      </w:r>
+      <w:r>
+        <w:rPr>
+          <w:rFonts w:ascii="Times New Roman" w:eastAsia="宋体" w:hAnsi="Times New Roman" w:cs="Times New Roman"/>
+        </w:rPr>
+        <w:t xml:space="preserve">, </w:t>
+      </w:r>
+      <w:r>
+        <w:rPr>
+          <w:rFonts w:ascii="Times New Roman" w:eastAsia="宋体" w:hAnsi="Times New Roman" w:cs="Times New Roman"/>
+        </w:rPr>
+        <w:t>默认为</w:t>
+      </w:r>
+      <w:r>
+        <w:rPr>
+          <w:rFonts w:ascii="Times New Roman" w:eastAsia="宋体" w:hAnsi="Times New Roman" w:cs="Times New Roman"/>
+        </w:rPr>
+        <w:t xml:space="preserve"> false</w:t>
+      </w:r>
+    </w:p>
+    <w:p>
+      <w:pPr>
+        <w:ind w:firstLineChars="200" w:firstLine="440"/>
+        <w:rPr>
+          <w:rFonts w:ascii="Times New Roman" w:eastAsia="宋体" w:hAnsi="Times New Roman" w:cs="Times New Roman"/>
+        </w:rPr>
+      </w:pPr>
+      <w:proofErr w:type="spellStart"/>
+      <w:r>
+        <w:rPr>
+          <w:rFonts w:ascii="Times New Roman" w:eastAsia="宋体" w:hAnsi="Times New Roman" w:cs="Times New Roman"/>
+        </w:rPr>
+        <w:t>InfantrySubCell.Edit.Single</w:t>
+      </w:r>
+      <w:proofErr w:type="spellEnd"/>
+      <w:r>
+        <w:rPr>
+          <w:rFonts w:ascii="Times New Roman" w:eastAsia="宋体" w:hAnsi="Times New Roman" w:cs="Times New Roman"/>
+        </w:rPr>
+        <w:t>=</w:t>
+      </w:r>
+      <w:r>
+        <w:rPr>
+          <w:rFonts w:ascii="Times New Roman" w:eastAsia="宋体" w:hAnsi="Times New Roman" w:cs="Times New Roman"/>
+        </w:rPr>
+        <w:t xml:space="preserve">BOOLEAN ; </w:t>
+      </w:r>
+      <w:r>
+        <w:rPr>
+          <w:rFonts w:ascii="Times New Roman" w:eastAsia="宋体" w:hAnsi="Times New Roman" w:cs="Times New Roman"/>
+        </w:rPr>
+        <w:t>如果该值为</w:t>
+      </w:r>
+      <w:r>
+        <w:rPr>
+          <w:rFonts w:ascii="Times New Roman" w:eastAsia="宋体" w:hAnsi="Times New Roman" w:cs="Times New Roman"/>
+        </w:rPr>
+        <w:t xml:space="preserve"> true, </w:t>
+      </w:r>
+      <w:r>
+        <w:rPr>
+          <w:rFonts w:ascii="Times New Roman" w:eastAsia="宋体" w:hAnsi="Times New Roman" w:cs="Times New Roman"/>
+        </w:rPr>
+        <w:t>当单元格内只有一个步兵时</w:t>
+      </w:r>
+      <w:r>
+        <w:rPr>
+          <w:rFonts w:ascii="Times New Roman" w:eastAsia="宋体" w:hAnsi="Times New Roman" w:cs="Times New Roman"/>
+        </w:rPr>
+        <w:t xml:space="preserve">, </w:t>
+      </w:r>
+      <w:r>
+        <w:rPr>
+          <w:rFonts w:ascii="Times New Roman" w:eastAsia="宋体" w:hAnsi="Times New Roman" w:cs="Times New Roman"/>
+        </w:rPr>
+        <w:t>仍然会判断鼠标的相对位置</w:t>
+      </w:r>
+      <w:r>
+        <w:rPr>
+          <w:rFonts w:ascii="Times New Roman" w:eastAsia="宋体" w:hAnsi="Times New Roman" w:cs="Times New Roman"/>
+        </w:rPr>
+        <w:t xml:space="preserve">, false </w:t>
+      </w:r>
+      <w:r>
+        <w:rPr>
+          <w:rFonts w:ascii="Times New Roman" w:eastAsia="宋体" w:hAnsi="Times New Roman" w:cs="Times New Roman"/>
+        </w:rPr>
+        <w:t>时会始终选取该步兵</w:t>
+      </w:r>
+      <w:r>
+        <w:rPr>
+          <w:rFonts w:ascii="Times New Roman" w:eastAsia="宋体" w:hAnsi="Times New Roman" w:cs="Times New Roman"/>
+        </w:rPr>
+        <w:t xml:space="preserve">, </w:t>
+      </w:r>
+      <w:r>
+        <w:rPr>
+          <w:rFonts w:ascii="Times New Roman" w:eastAsia="宋体" w:hAnsi="Times New Roman" w:cs="Times New Roman"/>
+        </w:rPr>
+        <w:t>默认为</w:t>
+      </w:r>
+      <w:r>
+        <w:rPr>
+          <w:rFonts w:ascii="Times New Roman" w:eastAsia="宋体" w:hAnsi="Times New Roman" w:cs="Times New Roman"/>
+        </w:rPr>
+        <w:t xml:space="preserve"> false</w:t>
+      </w:r>
+    </w:p>
+    <w:p>
+      <w:pPr>
+        <w:ind w:firstLineChars="200" w:firstLine="440"/>
+        <w:rPr>
+          <w:rFonts w:ascii="Times New Roman" w:eastAsia="宋体" w:hAnsi="Times New Roman" w:cs="Times New Roman"/>
+        </w:rPr>
+      </w:pPr>
+      <w:proofErr w:type="spellStart"/>
+      <w:r>
+        <w:rPr>
+          <w:rFonts w:ascii="Times New Roman" w:eastAsia="宋体" w:hAnsi="Times New Roman" w:cs="Times New Roman"/>
+        </w:rPr>
+        <w:t>InfantrySubCell.Edit.Drag</w:t>
+      </w:r>
+      <w:proofErr w:type="spellEnd"/>
+      <w:r>
+        <w:rPr>
+          <w:rFonts w:ascii="Times New Roman" w:eastAsia="宋体" w:hAnsi="Times New Roman" w:cs="Times New Roman"/>
+        </w:rPr>
+        <w:t>=</w:t>
+      </w:r>
+      <w:r>
+        <w:rPr>
+          <w:rFonts w:ascii="Times New Roman" w:eastAsia="宋体" w:hAnsi="Times New Roman" w:cs="Times New Roman"/>
+        </w:rPr>
+        <w:t xml:space="preserve">BOOLEAN ; </w:t>
+      </w:r>
+      <w:r>
+        <w:rPr>
+          <w:rFonts w:ascii="Times New Roman" w:eastAsia="宋体" w:hAnsi="Times New Roman" w:cs="Times New Roman"/>
+        </w:rPr>
+        <w:t>如果该值为</w:t>
+      </w:r>
+      <w:r>
+        <w:rPr>
+          <w:rFonts w:ascii="Times New Roman" w:eastAsia="宋体" w:hAnsi="Times New Roman" w:cs="Times New Roman"/>
+        </w:rPr>
+        <w:t xml:space="preserve"> true, </w:t>
+      </w:r>
+      <w:r>
+        <w:rPr>
+          <w:rFonts w:ascii="Times New Roman" w:eastAsia="宋体" w:hAnsi="Times New Roman" w:cs="Times New Roman"/>
+        </w:rPr>
+        <w:t>在拖拽步兵时，会考虑</w:t>
+      </w:r>
+      <w:r>
+        <w:rPr>
+          <w:rFonts w:ascii="Times New Roman" w:eastAsia="宋体" w:hAnsi="Times New Roman" w:cs="Times New Roman"/>
+        </w:rPr>
+        <w:lastRenderedPageBreak/>
+        <w:t>鼠标的相对位置放置</w:t>
+      </w:r>
+      <w:r>
+        <w:rPr>
+          <w:rFonts w:ascii="Times New Roman" w:eastAsia="宋体" w:hAnsi="Times New Roman" w:cs="Times New Roman"/>
+        </w:rPr>
+        <w:t xml:space="preserve">, </w:t>
+      </w:r>
+      <w:r>
+        <w:rPr>
+          <w:rFonts w:ascii="Times New Roman" w:eastAsia="宋体" w:hAnsi="Times New Roman" w:cs="Times New Roman"/>
+        </w:rPr>
+        <w:t>默认为</w:t>
+      </w:r>
+      <w:r>
+        <w:rPr>
+          <w:rFonts w:ascii="Times New Roman" w:eastAsia="宋体" w:hAnsi="Times New Roman" w:cs="Times New Roman"/>
+        </w:rPr>
+        <w:t xml:space="preserve"> false</w:t>
+      </w:r>
+    </w:p>
+    <w:p>
+      <w:pPr>
+        <w:ind w:firstLineChars="200" w:firstLine="440"/>
+        <w:rPr>
+          <w:rFonts w:ascii="Times New Roman" w:eastAsia="宋体" w:hAnsi="Times New Roman" w:cs="Times New Roman"/>
+        </w:rPr>
+      </w:pPr>
+      <w:proofErr w:type="spellStart"/>
+      <w:r>
+        <w:rPr>
+          <w:rFonts w:ascii="Times New Roman" w:eastAsia="宋体" w:hAnsi="Times New Roman" w:cs="Times New Roman"/>
+        </w:rPr>
+        <w:t>InfantrySubCell.Edit.Place</w:t>
+      </w:r>
+      <w:proofErr w:type="spellEnd"/>
+      <w:r>
+        <w:rPr>
+          <w:rFonts w:ascii="Times New Roman" w:eastAsia="宋体" w:hAnsi="Times New Roman" w:cs="Times New Roman"/>
+        </w:rPr>
+        <w:t>=</w:t>
+      </w:r>
+      <w:r>
+        <w:rPr>
+          <w:rFonts w:ascii="Times New Roman" w:eastAsia="宋体" w:hAnsi="Times New Roman" w:cs="Times New Roman"/>
+        </w:rPr>
+        <w:t xml:space="preserve">BOOLEAN ; </w:t>
+      </w:r>
+      <w:r>
+        <w:rPr>
+          <w:rFonts w:ascii="Times New Roman" w:eastAsia="宋体" w:hAnsi="Times New Roman" w:cs="Times New Roman"/>
+        </w:rPr>
+        <w:t>如果该值为</w:t>
+      </w:r>
+      <w:r>
+        <w:rPr>
+          <w:rFonts w:ascii="Times New Roman" w:eastAsia="宋体" w:hAnsi="Times New Roman" w:cs="Times New Roman"/>
+        </w:rPr>
+        <w:t xml:space="preserve"> true, </w:t>
+      </w:r>
+      <w:r>
+        <w:rPr>
+          <w:rFonts w:ascii="Times New Roman" w:eastAsia="宋体" w:hAnsi="Times New Roman" w:cs="Times New Roman"/>
+        </w:rPr>
+        <w:t>在放置步兵时，会考虑鼠标的相对位置放置</w:t>
+      </w:r>
+      <w:r>
+        <w:rPr>
+          <w:rFonts w:ascii="Times New Roman" w:eastAsia="宋体" w:hAnsi="Times New Roman" w:cs="Times New Roman"/>
+        </w:rPr>
+        <w:t xml:space="preserve">, </w:t>
+      </w:r>
+      <w:r>
+        <w:rPr>
+          <w:rFonts w:ascii="Times New Roman" w:eastAsia="宋体" w:hAnsi="Times New Roman" w:cs="Times New Roman"/>
+        </w:rPr>
+        <w:t>默认为</w:t>
+      </w:r>
+      <w:r>
+        <w:rPr>
+          <w:rFonts w:ascii="Times New Roman" w:eastAsia="宋体" w:hAnsi="Times New Roman" w:cs="Times New Roman"/>
+        </w:rPr>
+        <w:t xml:space="preserve"> false</w:t>
+      </w:r>
+    </w:p>
+    <w:p>
+      <w:pPr>
+        <w:ind w:firstLineChars="200" w:firstLine="440"/>
+        <w:rPr>
+          <w:rFonts w:ascii="Times New Roman" w:eastAsia="宋体" w:hAnsi="Times New Roman" w:cs="Times New Roman"/>
+        </w:rPr>
+      </w:pPr>
+      <w:proofErr w:type="spellStart"/>
+      <w:r>
+        <w:rPr>
+          <w:rFonts w:ascii="Times New Roman" w:eastAsia="宋体" w:hAnsi="Times New Roman" w:cs="Times New Roman"/>
+        </w:rPr>
+        <w:t>InfantrySubCell.Edit.FixCenter</w:t>
+      </w:r>
+      <w:proofErr w:type="spellEnd"/>
+      <w:r>
+        <w:rPr>
+          <w:rFonts w:ascii="Times New Roman" w:eastAsia="宋体" w:hAnsi="Times New Roman" w:cs="Times New Roman"/>
+        </w:rPr>
+        <w:t>=</w:t>
+      </w:r>
+      <w:r>
+        <w:rPr>
+          <w:rFonts w:ascii="Times New Roman" w:eastAsia="宋体" w:hAnsi="Times New Roman" w:cs="Times New Roman"/>
+        </w:rPr>
+        <w:t xml:space="preserve">BOOLEAN ; </w:t>
+      </w:r>
+      <w:r>
+        <w:rPr>
+          <w:rFonts w:ascii="Times New Roman" w:eastAsia="宋体" w:hAnsi="Times New Roman" w:cs="Times New Roman"/>
+        </w:rPr>
+        <w:t>如果该值为</w:t>
+      </w:r>
+      <w:r>
+        <w:rPr>
+          <w:rFonts w:ascii="Times New Roman" w:eastAsia="宋体" w:hAnsi="Times New Roman" w:cs="Times New Roman"/>
+        </w:rPr>
+        <w:t xml:space="preserve"> true, </w:t>
+      </w:r>
+      <w:r>
+        <w:rPr>
+          <w:rFonts w:ascii="Times New Roman" w:eastAsia="宋体" w:hAnsi="Times New Roman" w:cs="Times New Roman"/>
+        </w:rPr>
+        <w:t>会固定单元格中间步兵的位置同</w:t>
+      </w:r>
+      <w:r>
+        <w:rPr>
+          <w:rFonts w:ascii="Times New Roman" w:eastAsia="宋体" w:hAnsi="Times New Roman" w:cs="Times New Roman"/>
+        </w:rPr>
+        <w:t xml:space="preserve"> </w:t>
+      </w:r>
+      <w:proofErr w:type="spellStart"/>
+      <w:r>
+        <w:rPr>
+          <w:rFonts w:ascii="Times New Roman" w:eastAsia="宋体" w:hAnsi="Times New Roman" w:cs="Times New Roman"/>
+        </w:rPr>
+        <w:t>InfantrySubCell.GameDefault</w:t>
+      </w:r>
+      <w:proofErr w:type="spellEnd"/>
+      <w:r>
+        <w:rPr>
+          <w:rFonts w:ascii="Times New Roman" w:eastAsia="宋体" w:hAnsi="Times New Roman" w:cs="Times New Roman"/>
+        </w:rPr>
+        <w:t xml:space="preserve"> </w:t>
+      </w:r>
+      <w:r>
+        <w:rPr>
+          <w:rFonts w:ascii="Times New Roman" w:eastAsia="宋体" w:hAnsi="Times New Roman" w:cs="Times New Roman"/>
+        </w:rPr>
+        <w:t>一致</w:t>
+      </w:r>
+      <w:r>
+        <w:rPr>
+          <w:rFonts w:ascii="Times New Roman" w:eastAsia="宋体" w:hAnsi="Times New Roman" w:cs="Times New Roman"/>
+        </w:rPr>
+        <w:t xml:space="preserve">, </w:t>
+      </w:r>
+      <w:r>
+        <w:rPr>
+          <w:rFonts w:ascii="Times New Roman" w:eastAsia="宋体" w:hAnsi="Times New Roman" w:cs="Times New Roman"/>
+        </w:rPr>
+        <w:t>否则根据鼠标上下位置决定</w:t>
+      </w:r>
+      <w:r>
+        <w:rPr>
+          <w:rFonts w:ascii="Times New Roman" w:eastAsia="宋体" w:hAnsi="Times New Roman" w:cs="Times New Roman"/>
         </w:rPr>
         <w:t xml:space="preserve">. </w:t>
       </w:r>
       <w:r>
         <w:rPr>
-          <w:rFonts w:ascii="Times New Roman" w:eastAsia="宋体" w:hAnsi="Times New Roman" w:cs="Times New Roman" w:hint="eastAsia"/>
+          <w:rFonts w:ascii="Times New Roman" w:eastAsia="宋体" w:hAnsi="Times New Roman" w:cs="Times New Roman"/>
         </w:rPr>
         <w:t>默认为</w:t>
       </w:r>
       <w:r>
         <w:rPr>
-          <w:rFonts w:ascii="Times New Roman" w:eastAsia="宋体" w:hAnsi="Times New Roman" w:cs="Times New Roman" w:hint="eastAsia"/>
+          <w:rFonts w:ascii="Times New Roman" w:eastAsia="宋体" w:hAnsi="Times New Roman" w:cs="Times New Roman"/>
         </w:rPr>
         <w:t xml:space="preserve"> false</w:t>
       </w:r>
@@ -31531,9 +32053,413 @@
       <w:proofErr w:type="spellStart"/>
       <w:r>
         <w:rPr>
-          <w:rFonts w:ascii="Times New Roman" w:eastAsia="宋体" w:hAnsi="Times New Roman" w:cs="Times New Roman" w:hint="eastAsia"/>
-        </w:rPr>
-        <w:t>ShowMapBoundInMiniMap</w:t>
+          <w:rFonts w:ascii="Times New Roman" w:eastAsia="宋体" w:hAnsi="Times New Roman" w:cs="Times New Roman"/>
+        </w:rPr>
+        <w:t>InfantrySubCell.OccupationBits</w:t>
+      </w:r>
+      <w:proofErr w:type="spellEnd"/>
+      <w:r>
+        <w:rPr>
+          <w:rFonts w:ascii="Times New Roman" w:eastAsia="宋体" w:hAnsi="Times New Roman" w:cs="Times New Roman"/>
+        </w:rPr>
+        <w:t>=</w:t>
+      </w:r>
+      <w:r>
+        <w:rPr>
+          <w:rFonts w:ascii="Times New Roman" w:eastAsia="宋体" w:hAnsi="Times New Roman" w:cs="Times New Roman"/>
+        </w:rPr>
+        <w:t xml:space="preserve">BOOLEAN ; </w:t>
+      </w:r>
+      <w:r>
+        <w:rPr>
+          <w:rFonts w:ascii="Times New Roman" w:eastAsia="宋体" w:hAnsi="Times New Roman" w:cs="Times New Roman"/>
+        </w:rPr>
+        <w:t>如果该值为</w:t>
+      </w:r>
+      <w:r>
+        <w:rPr>
+          <w:rFonts w:ascii="Times New Roman" w:eastAsia="宋体" w:hAnsi="Times New Roman" w:cs="Times New Roman"/>
+        </w:rPr>
+        <w:t xml:space="preserve"> true, </w:t>
+      </w:r>
+      <w:r>
+        <w:rPr>
+          <w:rFonts w:ascii="Times New Roman" w:eastAsia="宋体" w:hAnsi="Times New Roman" w:cs="Times New Roman"/>
+        </w:rPr>
+        <w:t>在放置步兵时会考虑地形对象对单元格的占用</w:t>
+      </w:r>
+      <w:r>
+        <w:rPr>
+          <w:rFonts w:ascii="Times New Roman" w:eastAsia="宋体" w:hAnsi="Times New Roman" w:cs="Times New Roman"/>
+        </w:rPr>
+        <w:t xml:space="preserve">, </w:t>
+      </w:r>
+      <w:r>
+        <w:rPr>
+          <w:rFonts w:ascii="Times New Roman" w:eastAsia="宋体" w:hAnsi="Times New Roman" w:cs="Times New Roman"/>
+        </w:rPr>
+        <w:t>默认为</w:t>
+      </w:r>
+      <w:r>
+        <w:rPr>
+          <w:rFonts w:ascii="Times New Roman" w:eastAsia="宋体" w:hAnsi="Times New Roman" w:cs="Times New Roman"/>
+        </w:rPr>
+        <w:t xml:space="preserve"> false</w:t>
+      </w:r>
+    </w:p>
+    <w:p>
+      <w:pPr>
+        <w:ind w:firstLineChars="200" w:firstLine="440"/>
+        <w:rPr>
+          <w:rFonts w:ascii="Times New Roman" w:eastAsia="宋体" w:hAnsi="Times New Roman" w:cs="Times New Roman"/>
+        </w:rPr>
+      </w:pPr>
+      <w:proofErr w:type="spellStart"/>
+      <w:r>
+        <w:rPr>
+          <w:rFonts w:ascii="Times New Roman" w:eastAsia="宋体" w:hAnsi="Times New Roman" w:cs="Times New Roman" w:hint="eastAsia"/>
+        </w:rPr>
+        <w:t>DefaultInfantryProperty</w:t>
+      </w:r>
+      <w:proofErr w:type="spellEnd"/>
+      <w:r>
+        <w:rPr>
+          <w:rFonts w:ascii="Times New Roman" w:eastAsia="宋体" w:hAnsi="Times New Roman" w:cs="Times New Roman" w:hint="eastAsia"/>
+        </w:rPr>
+        <w:t xml:space="preserve">=STRING ; </w:t>
+      </w:r>
+      <w:r>
+        <w:rPr>
+          <w:rFonts w:ascii="Times New Roman" w:eastAsia="宋体" w:hAnsi="Times New Roman" w:cs="Times New Roman" w:hint="eastAsia"/>
+        </w:rPr>
+        <w:t>摆放步兵的默认参数</w:t>
+      </w:r>
+      <w:r>
+        <w:rPr>
+          <w:rFonts w:ascii="Times New Roman" w:eastAsia="宋体" w:hAnsi="Times New Roman" w:cs="Times New Roman" w:hint="eastAsia"/>
+        </w:rPr>
+        <w:t xml:space="preserve">, </w:t>
+      </w:r>
+      <w:r>
+        <w:rPr>
+          <w:rFonts w:ascii="Times New Roman" w:eastAsia="宋体" w:hAnsi="Times New Roman" w:cs="Times New Roman" w:hint="eastAsia"/>
+        </w:rPr>
+        <w:t>顺序与</w:t>
+      </w:r>
+      <w:r>
+        <w:rPr>
+          <w:rFonts w:ascii="Times New Roman" w:eastAsia="宋体" w:hAnsi="Times New Roman" w:cs="Times New Roman" w:hint="eastAsia"/>
+        </w:rPr>
+        <w:t>INI</w:t>
+      </w:r>
+      <w:r>
+        <w:rPr>
+          <w:rFonts w:ascii="Times New Roman" w:eastAsia="宋体" w:hAnsi="Times New Roman" w:cs="Times New Roman" w:hint="eastAsia"/>
+        </w:rPr>
+        <w:t>小节一致</w:t>
+      </w:r>
+    </w:p>
+    <w:p>
+      <w:pPr>
+        <w:ind w:firstLineChars="200" w:firstLine="440"/>
+        <w:rPr>
+          <w:rFonts w:ascii="Times New Roman" w:eastAsia="宋体" w:hAnsi="Times New Roman" w:cs="Times New Roman"/>
+        </w:rPr>
+      </w:pPr>
+      <w:proofErr w:type="spellStart"/>
+      <w:r>
+        <w:rPr>
+          <w:rFonts w:ascii="Times New Roman" w:eastAsia="宋体" w:hAnsi="Times New Roman" w:cs="Times New Roman" w:hint="eastAsia"/>
+        </w:rPr>
+        <w:t>DefaultUnitProperty</w:t>
+      </w:r>
+      <w:proofErr w:type="spellEnd"/>
+      <w:r>
+        <w:rPr>
+          <w:rFonts w:ascii="Times New Roman" w:eastAsia="宋体" w:hAnsi="Times New Roman" w:cs="Times New Roman" w:hint="eastAsia"/>
+        </w:rPr>
+        <w:t xml:space="preserve">=STRING ; </w:t>
+      </w:r>
+      <w:r>
+        <w:rPr>
+          <w:rFonts w:ascii="Times New Roman" w:eastAsia="宋体" w:hAnsi="Times New Roman" w:cs="Times New Roman" w:hint="eastAsia"/>
+        </w:rPr>
+        <w:t>摆放车辆的默认参数</w:t>
+      </w:r>
+      <w:r>
+        <w:rPr>
+          <w:rFonts w:ascii="Times New Roman" w:eastAsia="宋体" w:hAnsi="Times New Roman" w:cs="Times New Roman" w:hint="eastAsia"/>
+        </w:rPr>
+        <w:t xml:space="preserve">, </w:t>
+      </w:r>
+      <w:r>
+        <w:rPr>
+          <w:rFonts w:ascii="Times New Roman" w:eastAsia="宋体" w:hAnsi="Times New Roman" w:cs="Times New Roman" w:hint="eastAsia"/>
+        </w:rPr>
+        <w:t>顺序与</w:t>
+      </w:r>
+      <w:r>
+        <w:rPr>
+          <w:rFonts w:ascii="Times New Roman" w:eastAsia="宋体" w:hAnsi="Times New Roman" w:cs="Times New Roman" w:hint="eastAsia"/>
+        </w:rPr>
+        <w:t>INI</w:t>
+      </w:r>
+      <w:r>
+        <w:rPr>
+          <w:rFonts w:ascii="Times New Roman" w:eastAsia="宋体" w:hAnsi="Times New Roman" w:cs="Times New Roman" w:hint="eastAsia"/>
+        </w:rPr>
+        <w:t>小节一致</w:t>
+      </w:r>
+    </w:p>
+    <w:p>
+      <w:pPr>
+        <w:ind w:firstLineChars="200" w:firstLine="440"/>
+        <w:rPr>
+          <w:rFonts w:ascii="Times New Roman" w:eastAsia="宋体" w:hAnsi="Times New Roman" w:cs="Times New Roman"/>
+        </w:rPr>
+      </w:pPr>
+      <w:proofErr w:type="spellStart"/>
+      <w:r>
+        <w:rPr>
+          <w:rFonts w:ascii="Times New Roman" w:eastAsia="宋体" w:hAnsi="Times New Roman" w:cs="Times New Roman" w:hint="eastAsia"/>
+        </w:rPr>
+        <w:t>DefaultAircraftProperty</w:t>
+      </w:r>
+      <w:proofErr w:type="spellEnd"/>
+      <w:r>
+        <w:rPr>
+          <w:rFonts w:ascii="Times New Roman" w:eastAsia="宋体" w:hAnsi="Times New Roman" w:cs="Times New Roman" w:hint="eastAsia"/>
+        </w:rPr>
+        <w:t xml:space="preserve">=STRING ; </w:t>
+      </w:r>
+      <w:r>
+        <w:rPr>
+          <w:rFonts w:ascii="Times New Roman" w:eastAsia="宋体" w:hAnsi="Times New Roman" w:cs="Times New Roman" w:hint="eastAsia"/>
+        </w:rPr>
+        <w:t>摆放飞行器的默认参数</w:t>
+      </w:r>
+      <w:r>
+        <w:rPr>
+          <w:rFonts w:ascii="Times New Roman" w:eastAsia="宋体" w:hAnsi="Times New Roman" w:cs="Times New Roman" w:hint="eastAsia"/>
+        </w:rPr>
+        <w:t xml:space="preserve">, </w:t>
+      </w:r>
+      <w:r>
+        <w:rPr>
+          <w:rFonts w:ascii="Times New Roman" w:eastAsia="宋体" w:hAnsi="Times New Roman" w:cs="Times New Roman" w:hint="eastAsia"/>
+        </w:rPr>
+        <w:t>顺序与</w:t>
+      </w:r>
+      <w:r>
+        <w:rPr>
+          <w:rFonts w:ascii="Times New Roman" w:eastAsia="宋体" w:hAnsi="Times New Roman" w:cs="Times New Roman" w:hint="eastAsia"/>
+        </w:rPr>
+        <w:t>INI</w:t>
+      </w:r>
+      <w:r>
+        <w:rPr>
+          <w:rFonts w:ascii="Times New Roman" w:eastAsia="宋体" w:hAnsi="Times New Roman" w:cs="Times New Roman" w:hint="eastAsia"/>
+        </w:rPr>
+        <w:t>小节一致</w:t>
+      </w:r>
+    </w:p>
+    <w:p>
+      <w:pPr>
+        <w:ind w:firstLineChars="200" w:firstLine="440"/>
+        <w:rPr>
+          <w:rFonts w:ascii="Times New Roman" w:eastAsia="宋体" w:hAnsi="Times New Roman" w:cs="Times New Roman"/>
+        </w:rPr>
+      </w:pPr>
+      <w:proofErr w:type="spellStart"/>
+      <w:r>
+        <w:rPr>
+          <w:rFonts w:ascii="Times New Roman" w:eastAsia="宋体" w:hAnsi="Times New Roman" w:cs="Times New Roman" w:hint="eastAsia"/>
+        </w:rPr>
+        <w:t>DefaultBuildingProperty</w:t>
+      </w:r>
+      <w:proofErr w:type="spellEnd"/>
+      <w:r>
+        <w:rPr>
+          <w:rFonts w:ascii="Times New Roman" w:eastAsia="宋体" w:hAnsi="Times New Roman" w:cs="Times New Roman" w:hint="eastAsia"/>
+        </w:rPr>
+        <w:t xml:space="preserve">=STRING ; </w:t>
+      </w:r>
+      <w:r>
+        <w:rPr>
+          <w:rFonts w:ascii="Times New Roman" w:eastAsia="宋体" w:hAnsi="Times New Roman" w:cs="Times New Roman" w:hint="eastAsia"/>
+        </w:rPr>
+        <w:t>摆放建筑的默认参数</w:t>
+      </w:r>
+      <w:r>
+        <w:rPr>
+          <w:rFonts w:ascii="Times New Roman" w:eastAsia="宋体" w:hAnsi="Times New Roman" w:cs="Times New Roman" w:hint="eastAsia"/>
+        </w:rPr>
+        <w:t xml:space="preserve">, </w:t>
+      </w:r>
+      <w:r>
+        <w:rPr>
+          <w:rFonts w:ascii="Times New Roman" w:eastAsia="宋体" w:hAnsi="Times New Roman" w:cs="Times New Roman" w:hint="eastAsia"/>
+        </w:rPr>
+        <w:t>顺序与</w:t>
+      </w:r>
+      <w:r>
+        <w:rPr>
+          <w:rFonts w:ascii="Times New Roman" w:eastAsia="宋体" w:hAnsi="Times New Roman" w:cs="Times New Roman" w:hint="eastAsia"/>
+        </w:rPr>
+        <w:t>INI</w:t>
+      </w:r>
+      <w:r>
+        <w:rPr>
+          <w:rFonts w:ascii="Times New Roman" w:eastAsia="宋体" w:hAnsi="Times New Roman" w:cs="Times New Roman" w:hint="eastAsia"/>
+        </w:rPr>
+        <w:t>小节一致</w:t>
+      </w:r>
+    </w:p>
+    <w:p>
+      <w:pPr>
+        <w:ind w:firstLineChars="200" w:firstLine="440"/>
+        <w:rPr>
+          <w:rFonts w:ascii="Times New Roman" w:eastAsia="宋体" w:hAnsi="Times New Roman" w:cs="Times New Roman"/>
+        </w:rPr>
+      </w:pPr>
+      <w:proofErr w:type="spellStart"/>
+      <w:r>
+        <w:rPr>
+          <w:rFonts w:ascii="Times New Roman" w:eastAsia="宋体" w:hAnsi="Times New Roman" w:cs="Times New Roman" w:hint="eastAsia"/>
+        </w:rPr>
+        <w:t>SupportedFormats</w:t>
+      </w:r>
+      <w:proofErr w:type="spellEnd"/>
+      <w:r>
+        <w:rPr>
+          <w:rFonts w:ascii="Times New Roman" w:eastAsia="宋体" w:hAnsi="Times New Roman" w:cs="Times New Roman" w:hint="eastAsia"/>
+        </w:rPr>
+        <w:t xml:space="preserve">=STRING ; </w:t>
+      </w:r>
+      <w:r>
+        <w:rPr>
+          <w:rFonts w:ascii="Times New Roman" w:eastAsia="宋体" w:hAnsi="Times New Roman" w:cs="Times New Roman" w:hint="eastAsia"/>
+        </w:rPr>
+        <w:t>支持关联的地图文件格式</w:t>
+      </w:r>
+      <w:r>
+        <w:rPr>
+          <w:rFonts w:ascii="Times New Roman" w:eastAsia="宋体" w:hAnsi="Times New Roman" w:cs="Times New Roman" w:hint="eastAsia"/>
+        </w:rPr>
+        <w:t>，默认为</w:t>
+      </w:r>
+      <w:proofErr w:type="spellStart"/>
+      <w:r>
+        <w:rPr>
+          <w:rFonts w:ascii="Times New Roman" w:eastAsia="宋体" w:hAnsi="Times New Roman" w:cs="Times New Roman" w:hint="eastAsia"/>
+        </w:rPr>
+        <w:t>map,mpr,yrm,mmx,yro</w:t>
+      </w:r>
+      <w:proofErr w:type="spellEnd"/>
+    </w:p>
+    <w:p>
+      <w:pPr>
+        <w:ind w:firstLineChars="200" w:firstLine="440"/>
+        <w:rPr>
+          <w:rFonts w:ascii="Times New Roman" w:eastAsia="宋体" w:hAnsi="Times New Roman" w:cs="Times New Roman"/>
+        </w:rPr>
+      </w:pPr>
+      <w:proofErr w:type="spellStart"/>
+      <w:r>
+        <w:rPr>
+          <w:rFonts w:ascii="Times New Roman" w:eastAsia="宋体" w:hAnsi="Times New Roman" w:cs="Times New Roman" w:hint="eastAsia"/>
+        </w:rPr>
+        <w:t>StringBufferStackAllocation</w:t>
+      </w:r>
+      <w:proofErr w:type="spellEnd"/>
+      <w:r>
+        <w:rPr>
+          <w:rFonts w:ascii="Times New Roman" w:eastAsia="宋体" w:hAnsi="Times New Roman" w:cs="Times New Roman" w:hint="eastAsia"/>
+        </w:rPr>
+        <w:t>=</w:t>
+      </w:r>
+      <w:r>
+        <w:rPr>
+          <w:rFonts w:ascii="Times New Roman" w:eastAsia="宋体" w:hAnsi="Times New Roman" w:cs="Times New Roman" w:hint="eastAsia"/>
+        </w:rPr>
+        <w:t xml:space="preserve">BOOLEAN ; </w:t>
+      </w:r>
+      <w:r>
+        <w:rPr>
+          <w:rFonts w:ascii="Times New Roman" w:eastAsia="宋体" w:hAnsi="Times New Roman" w:cs="Times New Roman" w:hint="eastAsia"/>
+        </w:rPr>
+        <w:t>强制</w:t>
+      </w:r>
+      <w:proofErr w:type="spellStart"/>
+      <w:r>
+        <w:rPr>
+          <w:rFonts w:ascii="Times New Roman" w:eastAsia="宋体" w:hAnsi="Times New Roman" w:cs="Times New Roman" w:hint="eastAsia"/>
+        </w:rPr>
+        <w:t>CString</w:t>
+      </w:r>
+      <w:proofErr w:type="spellEnd"/>
+      <w:r>
+        <w:rPr>
+          <w:rFonts w:ascii="Times New Roman" w:eastAsia="宋体" w:hAnsi="Times New Roman" w:cs="Times New Roman" w:hint="eastAsia"/>
+        </w:rPr>
+        <w:t>内存在堆上分配</w:t>
+      </w:r>
+      <w:r>
+        <w:rPr>
+          <w:rFonts w:ascii="Times New Roman" w:eastAsia="宋体" w:hAnsi="Times New Roman" w:cs="Times New Roman" w:hint="eastAsia"/>
+        </w:rPr>
+        <w:t xml:space="preserve">, </w:t>
+      </w:r>
+      <w:r>
+        <w:rPr>
+          <w:rFonts w:ascii="Times New Roman" w:eastAsia="宋体" w:hAnsi="Times New Roman" w:cs="Times New Roman" w:hint="eastAsia"/>
+        </w:rPr>
+        <w:t>可以提升稳定性</w:t>
+      </w:r>
+      <w:r>
+        <w:rPr>
+          <w:rFonts w:ascii="Times New Roman" w:eastAsia="宋体" w:hAnsi="Times New Roman" w:cs="Times New Roman" w:hint="eastAsia"/>
+        </w:rPr>
+        <w:t xml:space="preserve">, </w:t>
+      </w:r>
+      <w:r>
+        <w:rPr>
+          <w:rFonts w:ascii="Times New Roman" w:eastAsia="宋体" w:hAnsi="Times New Roman" w:cs="Times New Roman" w:hint="eastAsia"/>
+        </w:rPr>
+        <w:t>但可能轻微降低效率</w:t>
+      </w:r>
+      <w:r>
+        <w:rPr>
+          <w:rFonts w:ascii="Times New Roman" w:eastAsia="宋体" w:hAnsi="Times New Roman" w:cs="Times New Roman" w:hint="eastAsia"/>
+        </w:rPr>
+        <w:t xml:space="preserve">, </w:t>
+      </w:r>
+      <w:r>
+        <w:rPr>
+          <w:rFonts w:ascii="Times New Roman" w:eastAsia="宋体" w:hAnsi="Times New Roman" w:cs="Times New Roman" w:hint="eastAsia"/>
+        </w:rPr>
+        <w:t>默认为</w:t>
+      </w:r>
+      <w:r>
+        <w:rPr>
+          <w:rFonts w:ascii="Times New Roman" w:eastAsia="宋体" w:hAnsi="Times New Roman" w:cs="Times New Roman" w:hint="eastAsia"/>
+        </w:rPr>
+        <w:t xml:space="preserve"> true</w:t>
+      </w:r>
+    </w:p>
+    <w:p>
+      <w:pPr>
+        <w:ind w:firstLineChars="200" w:firstLine="440"/>
+        <w:rPr>
+          <w:rFonts w:ascii="Times New Roman" w:eastAsia="宋体" w:hAnsi="Times New Roman" w:cs="Times New Roman"/>
+        </w:rPr>
+      </w:pPr>
+      <w:proofErr w:type="spellStart"/>
+      <w:r>
+        <w:rPr>
+          <w:rFonts w:ascii="Times New Roman" w:eastAsia="宋体" w:hAnsi="Times New Roman" w:cs="Times New Roman" w:hint="eastAsia"/>
+        </w:rPr>
+        <w:t>StrictExceptionFilter</w:t>
       </w:r>
       <w:proofErr w:type="spellEnd"/>
       <w:r>
@@ -31546,35 +32472,239 @@
         <w:rPr>
           <w:rFonts w:ascii="Times New Roman" w:eastAsia="宋体" w:hAnsi="Times New Roman" w:cs="Times New Roman" w:hint="eastAsia"/>
         </w:rPr>
-        <w:t>在小地图中显示可视地图边界</w:t>
-      </w:r>
-      <w:r>
-        <w:rPr>
-          <w:rFonts w:ascii="Times New Roman" w:eastAsia="宋体" w:hAnsi="Times New Roman" w:cs="Times New Roman" w:hint="eastAsia"/>
+        <w:t>启用更严格的错误捕获</w:t>
+      </w:r>
+      <w:r>
+        <w:rPr>
+          <w:rFonts w:ascii="Times New Roman" w:eastAsia="宋体" w:hAnsi="Times New Roman" w:cs="Times New Roman" w:hint="eastAsia"/>
+        </w:rPr>
+        <w:t xml:space="preserve">, </w:t>
+      </w:r>
+      <w:r>
+        <w:rPr>
+          <w:rFonts w:ascii="Times New Roman" w:eastAsia="宋体" w:hAnsi="Times New Roman" w:cs="Times New Roman" w:hint="eastAsia"/>
+        </w:rPr>
+        <w:t>会捕获</w:t>
+      </w:r>
+      <w:r>
+        <w:rPr>
+          <w:rFonts w:ascii="Times New Roman" w:eastAsia="宋体" w:hAnsi="Times New Roman" w:cs="Times New Roman" w:hint="eastAsia"/>
+        </w:rPr>
+        <w:t xml:space="preserve"> C++ EH exception, </w:t>
+      </w:r>
+      <w:r>
+        <w:rPr>
+          <w:rFonts w:ascii="Times New Roman" w:eastAsia="宋体" w:hAnsi="Times New Roman" w:cs="Times New Roman" w:hint="eastAsia"/>
+        </w:rPr>
+        <w:t>默认为</w:t>
+      </w:r>
+      <w:r>
+        <w:rPr>
+          <w:rFonts w:ascii="Times New Roman" w:eastAsia="宋体" w:hAnsi="Times New Roman" w:cs="Times New Roman" w:hint="eastAsia"/>
+        </w:rPr>
+        <w:t xml:space="preserve"> </w:t>
+      </w:r>
+      <w:r>
+        <w:rPr>
+          <w:rFonts w:ascii="Times New Roman" w:eastAsia="宋体" w:hAnsi="Times New Roman" w:cs="Times New Roman" w:hint="eastAsia"/>
+        </w:rPr>
+        <w:t>false</w:t>
+      </w:r>
+    </w:p>
+    <w:p>
+      <w:pPr>
+        <w:ind w:firstLineChars="200" w:firstLine="440"/>
+        <w:rPr>
+          <w:rFonts w:ascii="Times New Roman" w:eastAsia="宋体" w:hAnsi="Times New Roman" w:cs="Times New Roman"/>
+        </w:rPr>
+      </w:pPr>
+      <w:proofErr w:type="spellStart"/>
+      <w:r>
+        <w:rPr>
+          <w:rFonts w:ascii="Times New Roman" w:eastAsia="宋体" w:hAnsi="Times New Roman" w:cs="Times New Roman" w:hint="eastAsia"/>
+        </w:rPr>
+        <w:t>UseNewToolBarCameo</w:t>
+      </w:r>
+      <w:proofErr w:type="spellEnd"/>
+      <w:r>
+        <w:rPr>
+          <w:rFonts w:ascii="Times New Roman" w:eastAsia="宋体" w:hAnsi="Times New Roman" w:cs="Times New Roman" w:hint="eastAsia"/>
+        </w:rPr>
+        <w:t xml:space="preserve">=BOOLEAN ; </w:t>
+      </w:r>
+      <w:r>
+        <w:rPr>
+          <w:rFonts w:ascii="Times New Roman" w:eastAsia="宋体" w:hAnsi="Times New Roman" w:cs="Times New Roman" w:hint="eastAsia"/>
+        </w:rPr>
+        <w:t>是否使用新的工具栏图标</w:t>
+      </w:r>
+      <w:r>
+        <w:rPr>
+          <w:rFonts w:ascii="Times New Roman" w:eastAsia="宋体" w:hAnsi="Times New Roman" w:cs="Times New Roman" w:hint="eastAsia"/>
+        </w:rPr>
+        <w:t xml:space="preserve">, </w:t>
+      </w:r>
+      <w:r>
+        <w:rPr>
+          <w:rFonts w:ascii="Times New Roman" w:eastAsia="宋体" w:hAnsi="Times New Roman" w:cs="Times New Roman" w:hint="eastAsia"/>
+        </w:rPr>
+        <w:t>默认为</w:t>
+      </w:r>
+      <w:r>
+        <w:rPr>
+          <w:rFonts w:ascii="Times New Roman" w:eastAsia="宋体" w:hAnsi="Times New Roman" w:cs="Times New Roman" w:hint="eastAsia"/>
+        </w:rPr>
+        <w:t xml:space="preserve"> true</w:t>
+      </w:r>
+    </w:p>
+    <w:p>
+      <w:pPr>
+        <w:ind w:firstLineChars="200" w:firstLine="440"/>
+        <w:rPr>
+          <w:rFonts w:ascii="Times New Roman" w:eastAsia="宋体" w:hAnsi="Times New Roman" w:cs="Times New Roman"/>
+        </w:rPr>
+      </w:pPr>
+      <w:proofErr w:type="spellStart"/>
+      <w:r>
+        <w:rPr>
+          <w:rFonts w:ascii="Times New Roman" w:eastAsia="宋体" w:hAnsi="Times New Roman" w:cs="Times New Roman"/>
+        </w:rPr>
+        <w:t>SkipTipsOfTheDay</w:t>
+      </w:r>
+      <w:proofErr w:type="spellEnd"/>
+      <w:r>
+        <w:rPr>
+          <w:rFonts w:ascii="Times New Roman" w:eastAsia="宋体" w:hAnsi="Times New Roman" w:cs="Times New Roman"/>
+        </w:rPr>
+        <w:t>=</w:t>
+      </w:r>
+      <w:r>
+        <w:rPr>
+          <w:rFonts w:ascii="Times New Roman" w:eastAsia="宋体" w:hAnsi="Times New Roman" w:cs="Times New Roman"/>
+        </w:rPr>
+        <w:t>BOOLEAN</w:t>
+      </w:r>
+      <w:r>
+        <w:rPr>
+          <w:rFonts w:ascii="Times New Roman" w:eastAsia="宋体" w:hAnsi="Times New Roman" w:cs="Times New Roman"/>
+        </w:rPr>
+        <w:t xml:space="preserve"> ; </w:t>
+      </w:r>
+      <w:r>
+        <w:rPr>
+          <w:rFonts w:ascii="Times New Roman" w:eastAsia="宋体" w:hAnsi="Times New Roman" w:cs="Times New Roman"/>
+        </w:rPr>
+        <w:t>是否不显示今日提示窗口</w:t>
+      </w:r>
+      <w:r>
+        <w:rPr>
+          <w:rFonts w:ascii="Times New Roman" w:eastAsia="宋体" w:hAnsi="Times New Roman" w:cs="Times New Roman" w:hint="eastAsia"/>
+        </w:rPr>
+        <w:t xml:space="preserve">, </w:t>
+      </w:r>
+      <w:r>
+        <w:rPr>
+          <w:rFonts w:ascii="Times New Roman" w:eastAsia="宋体" w:hAnsi="Times New Roman" w:cs="Times New Roman"/>
+        </w:rPr>
+        <w:t>默认为</w:t>
+      </w:r>
+      <w:r>
+        <w:rPr>
+          <w:rFonts w:ascii="Times New Roman" w:eastAsia="宋体" w:hAnsi="Times New Roman" w:cs="Times New Roman"/>
+        </w:rPr>
+        <w:t xml:space="preserve"> false</w:t>
+      </w:r>
+    </w:p>
+    <w:p>
+      <w:pPr>
+        <w:ind w:firstLineChars="200" w:firstLine="440"/>
+        <w:rPr>
+          <w:rFonts w:ascii="Times New Roman" w:eastAsia="宋体" w:hAnsi="Times New Roman" w:cs="Times New Roman"/>
+        </w:rPr>
+      </w:pPr>
+      <w:proofErr w:type="spellStart"/>
+      <w:r>
+        <w:rPr>
+          <w:rFonts w:ascii="Times New Roman" w:eastAsia="宋体" w:hAnsi="Times New Roman" w:cs="Times New Roman"/>
+        </w:rPr>
+        <w:t>SkipBrushSizeChangeOnTools</w:t>
+      </w:r>
+      <w:proofErr w:type="spellEnd"/>
+      <w:r>
+        <w:rPr>
+          <w:rFonts w:ascii="Times New Roman" w:eastAsia="宋体" w:hAnsi="Times New Roman" w:cs="Times New Roman"/>
+        </w:rPr>
+        <w:t>=</w:t>
+      </w:r>
+      <w:r>
+        <w:rPr>
+          <w:rFonts w:ascii="Times New Roman" w:eastAsia="宋体" w:hAnsi="Times New Roman" w:cs="Times New Roman"/>
+        </w:rPr>
+        <w:t>BOOLEAN</w:t>
+      </w:r>
+      <w:r>
+        <w:rPr>
+          <w:rFonts w:ascii="Times New Roman" w:eastAsia="宋体" w:hAnsi="Times New Roman" w:cs="Times New Roman"/>
+        </w:rPr>
+        <w:t xml:space="preserve"> ; </w:t>
+      </w:r>
+      <w:r>
+        <w:rPr>
+          <w:rFonts w:ascii="Times New Roman" w:eastAsia="宋体" w:hAnsi="Times New Roman" w:cs="Times New Roman"/>
+        </w:rPr>
+        <w:t>在选择地形工具</w:t>
+      </w:r>
+      <w:r>
+        <w:rPr>
+          <w:rFonts w:ascii="Times New Roman" w:eastAsia="宋体" w:hAnsi="Times New Roman" w:cs="Times New Roman"/>
         </w:rPr>
         <w:t>(</w:t>
       </w:r>
       <w:r>
         <w:rPr>
-          <w:rFonts w:ascii="Times New Roman" w:eastAsia="宋体" w:hAnsi="Times New Roman" w:cs="Times New Roman" w:hint="eastAsia"/>
-        </w:rPr>
-        <w:t>蓝色边框</w:t>
-      </w:r>
-      <w:r>
-        <w:rPr>
-          <w:rFonts w:ascii="Times New Roman" w:eastAsia="宋体" w:hAnsi="Times New Roman" w:cs="Times New Roman" w:hint="eastAsia"/>
-        </w:rPr>
-        <w:t xml:space="preserve">). </w:t>
-      </w:r>
-      <w:r>
-        <w:rPr>
-          <w:rFonts w:ascii="Times New Roman" w:eastAsia="宋体" w:hAnsi="Times New Roman" w:cs="Times New Roman" w:hint="eastAsia"/>
+          <w:rFonts w:ascii="Times New Roman" w:eastAsia="宋体" w:hAnsi="Times New Roman" w:cs="Times New Roman"/>
+        </w:rPr>
+        <w:t>抬升、降低、平整地形</w:t>
+      </w:r>
+      <w:r>
+        <w:rPr>
+          <w:rFonts w:ascii="Times New Roman" w:eastAsia="宋体" w:hAnsi="Times New Roman" w:cs="Times New Roman"/>
+        </w:rPr>
+        <w:t>)</w:t>
+      </w:r>
+      <w:r>
+        <w:rPr>
+          <w:rFonts w:ascii="Times New Roman" w:eastAsia="宋体" w:hAnsi="Times New Roman" w:cs="Times New Roman"/>
+        </w:rPr>
+        <w:t>时</w:t>
+      </w:r>
+      <w:r>
+        <w:rPr>
+          <w:rFonts w:ascii="Times New Roman" w:eastAsia="宋体" w:hAnsi="Times New Roman" w:cs="Times New Roman"/>
+        </w:rPr>
+        <w:t xml:space="preserve">, </w:t>
+      </w:r>
+      <w:r>
+        <w:rPr>
+          <w:rFonts w:ascii="Times New Roman" w:eastAsia="宋体" w:hAnsi="Times New Roman" w:cs="Times New Roman"/>
+        </w:rPr>
+        <w:t>是否跳过改变笔刷大小</w:t>
+      </w:r>
+      <w:r>
+        <w:rPr>
+          <w:rFonts w:ascii="Times New Roman" w:eastAsia="宋体" w:hAnsi="Times New Roman" w:cs="Times New Roman"/>
+        </w:rPr>
+        <w:t xml:space="preserve">, </w:t>
+      </w:r>
+      <w:r>
+        <w:rPr>
+          <w:rFonts w:ascii="Times New Roman" w:eastAsia="宋体" w:hAnsi="Times New Roman" w:cs="Times New Roman"/>
         </w:rPr>
         <w:t>默认为</w:t>
       </w:r>
       <w:r>
         <w:rPr>
-          <w:rFonts w:ascii="Times New Roman" w:eastAsia="宋体" w:hAnsi="Times New Roman" w:cs="Times New Roman" w:hint="eastAsia"/>
+          <w:rFonts w:ascii="Times New Roman" w:eastAsia="宋体" w:hAnsi="Times New Roman" w:cs="Times New Roman"/>
         </w:rPr>
         <w:t xml:space="preserve"> false</w:t>
       </w:r>
@@ -31589,14 +32719,72 @@
       <w:proofErr w:type="spellStart"/>
       <w:r>
         <w:rPr>
-          <w:rFonts w:ascii="Times New Roman" w:eastAsia="宋体" w:hAnsi="Times New Roman" w:cs="Times New Roman"/>
-        </w:rPr>
-        <w:t>InfantrySubCell.GameDefault</w:t>
-      </w:r>
-      <w:proofErr w:type="spellEnd"/>
-      <w:r>
-        <w:rPr>
-          <w:rFonts w:ascii="Times New Roman" w:eastAsia="宋体" w:hAnsi="Times New Roman" w:cs="Times New Roman"/>
+          <w:rFonts w:ascii="Times New Roman" w:eastAsia="宋体" w:hAnsi="Times New Roman" w:cs="Times New Roman" w:hint="eastAsia"/>
+        </w:rPr>
+        <w:t>PlaceTileSkipHide</w:t>
+      </w:r>
+      <w:proofErr w:type="spellEnd"/>
+      <w:r>
+        <w:rPr>
+          <w:rFonts w:ascii="Times New Roman" w:eastAsia="宋体" w:hAnsi="Times New Roman" w:cs="Times New Roman" w:hint="eastAsia"/>
+        </w:rPr>
+        <w:t xml:space="preserve">=BOOLEAN ; </w:t>
+      </w:r>
+      <w:r>
+        <w:rPr>
+          <w:rFonts w:ascii="Times New Roman" w:eastAsia="宋体" w:hAnsi="Times New Roman" w:cs="Times New Roman" w:hint="eastAsia"/>
+        </w:rPr>
+        <w:t>在放置地形、生成海岸、抬升地表、粘贴地形时</w:t>
+      </w:r>
+      <w:r>
+        <w:rPr>
+          <w:rFonts w:ascii="Times New Roman" w:eastAsia="宋体" w:hAnsi="Times New Roman" w:cs="Times New Roman" w:hint="eastAsia"/>
+        </w:rPr>
+        <w:t xml:space="preserve">, </w:t>
+      </w:r>
+      <w:r>
+        <w:rPr>
+          <w:rFonts w:ascii="Times New Roman" w:eastAsia="宋体" w:hAnsi="Times New Roman" w:cs="Times New Roman" w:hint="eastAsia"/>
+        </w:rPr>
+        <w:t>是否跳过被隐藏的单元格</w:t>
+      </w:r>
+      <w:r>
+        <w:rPr>
+          <w:rFonts w:ascii="Times New Roman" w:eastAsia="宋体" w:hAnsi="Times New Roman" w:cs="Times New Roman" w:hint="eastAsia"/>
+        </w:rPr>
+        <w:t xml:space="preserve">, </w:t>
+      </w:r>
+      <w:r>
+        <w:rPr>
+          <w:rFonts w:ascii="Times New Roman" w:eastAsia="宋体" w:hAnsi="Times New Roman" w:cs="Times New Roman" w:hint="eastAsia"/>
+        </w:rPr>
+        <w:t>默认为</w:t>
+      </w:r>
+      <w:r>
+        <w:rPr>
+          <w:rFonts w:ascii="Times New Roman" w:eastAsia="宋体" w:hAnsi="Times New Roman" w:cs="Times New Roman" w:hint="eastAsia"/>
+        </w:rPr>
+        <w:t xml:space="preserve"> false</w:t>
+      </w:r>
+    </w:p>
+    <w:p>
+      <w:pPr>
+        <w:ind w:firstLineChars="200" w:firstLine="440"/>
+        <w:rPr>
+          <w:rFonts w:ascii="Times New Roman" w:eastAsia="宋体" w:hAnsi="Times New Roman" w:cs="Times New Roman"/>
+        </w:rPr>
+      </w:pPr>
+      <w:proofErr w:type="spellStart"/>
+      <w:r>
+        <w:rPr>
+          <w:rFonts w:ascii="Times New Roman" w:eastAsia="宋体" w:hAnsi="Times New Roman" w:cs="Times New Roman" w:hint="eastAsia"/>
+        </w:rPr>
+        <w:t>EnableVeinholeLogic</w:t>
+      </w:r>
+      <w:proofErr w:type="spellEnd"/>
+      <w:r>
+        <w:rPr>
+          <w:rFonts w:ascii="Times New Roman" w:eastAsia="宋体" w:hAnsi="Times New Roman" w:cs="Times New Roman" w:hint="eastAsia"/>
         </w:rPr>
         <w:t>=</w:t>
       </w:r>
@@ -31604,61 +32792,41 @@
         <w:rPr>
           <w:rFonts w:ascii="Times New Roman" w:eastAsia="宋体" w:hAnsi="Times New Roman" w:cs="Times New Roman"/>
         </w:rPr>
-        <w:t xml:space="preserve">BOOLEAN ; </w:t>
-      </w:r>
-      <w:r>
-        <w:rPr>
-          <w:rFonts w:ascii="Times New Roman" w:eastAsia="宋体" w:hAnsi="Times New Roman" w:cs="Times New Roman"/>
-        </w:rPr>
-        <w:t>如果该值为</w:t>
-      </w:r>
-      <w:r>
-        <w:rPr>
-          <w:rFonts w:ascii="Times New Roman" w:eastAsia="宋体" w:hAnsi="Times New Roman" w:cs="Times New Roman"/>
-        </w:rPr>
-        <w:t xml:space="preserve"> true, </w:t>
-      </w:r>
-      <w:r>
-        <w:rPr>
-          <w:rFonts w:ascii="Times New Roman" w:eastAsia="宋体" w:hAnsi="Times New Roman" w:cs="Times New Roman"/>
-        </w:rPr>
-        <w:t>单元格中第一个放置的步兵位于最下方，即</w:t>
-      </w:r>
-      <w:r>
-        <w:rPr>
-          <w:rFonts w:ascii="Times New Roman" w:eastAsia="宋体" w:hAnsi="Times New Roman" w:cs="Times New Roman"/>
-        </w:rPr>
-        <w:t>4</w:t>
-      </w:r>
-      <w:r>
-        <w:rPr>
-          <w:rFonts w:ascii="Times New Roman" w:eastAsia="宋体" w:hAnsi="Times New Roman" w:cs="Times New Roman"/>
-        </w:rPr>
-        <w:t>号</w:t>
-      </w:r>
-      <w:proofErr w:type="spellStart"/>
-      <w:r>
-        <w:rPr>
-          <w:rFonts w:ascii="Times New Roman" w:eastAsia="宋体" w:hAnsi="Times New Roman" w:cs="Times New Roman"/>
-        </w:rPr>
-        <w:t>subcell</w:t>
-      </w:r>
-      <w:proofErr w:type="spellEnd"/>
-      <w:r>
-        <w:rPr>
-          <w:rFonts w:ascii="Times New Roman" w:eastAsia="宋体" w:hAnsi="Times New Roman" w:cs="Times New Roman"/>
+        <w:t>BOOLEAN ;</w:t>
+      </w:r>
+      <w:r>
+        <w:rPr>
+          <w:rFonts w:ascii="Times New Roman" w:eastAsia="宋体" w:hAnsi="Times New Roman" w:cs="Times New Roman" w:hint="eastAsia"/>
+        </w:rPr>
+        <w:t>启用泰伯利亚藤蔓（蔓孔）逻辑</w:t>
+      </w:r>
+      <w:r>
+        <w:rPr>
+          <w:rFonts w:ascii="Times New Roman" w:eastAsia="宋体" w:hAnsi="Times New Roman" w:cs="Times New Roman" w:hint="eastAsia"/>
         </w:rPr>
         <w:t xml:space="preserve">, </w:t>
       </w:r>
       <w:r>
         <w:rPr>
-          <w:rFonts w:ascii="Times New Roman" w:eastAsia="宋体" w:hAnsi="Times New Roman" w:cs="Times New Roman"/>
+          <w:rFonts w:ascii="Times New Roman" w:eastAsia="宋体" w:hAnsi="Times New Roman" w:cs="Times New Roman" w:hint="eastAsia"/>
+        </w:rPr>
+        <w:t>在物品浏览器、地形浏览器中显示对应的覆盖物</w:t>
+      </w:r>
+      <w:r>
+        <w:rPr>
+          <w:rFonts w:ascii="Times New Roman" w:eastAsia="宋体" w:hAnsi="Times New Roman" w:cs="Times New Roman" w:hint="eastAsia"/>
+        </w:rPr>
+        <w:t xml:space="preserve">, </w:t>
+      </w:r>
+      <w:r>
+        <w:rPr>
+          <w:rFonts w:ascii="Times New Roman" w:eastAsia="宋体" w:hAnsi="Times New Roman" w:cs="Times New Roman" w:hint="eastAsia"/>
         </w:rPr>
         <w:t>默认为</w:t>
       </w:r>
       <w:r>
         <w:rPr>
-          <w:rFonts w:ascii="Times New Roman" w:eastAsia="宋体" w:hAnsi="Times New Roman" w:cs="Times New Roman"/>
+          <w:rFonts w:ascii="Times New Roman" w:eastAsia="宋体" w:hAnsi="Times New Roman" w:cs="Times New Roman" w:hint="eastAsia"/>
         </w:rPr>
         <w:t xml:space="preserve"> false</w:t>
       </w:r>
@@ -31675,7 +32843,7 @@
         <w:rPr>
           <w:rFonts w:ascii="Times New Roman" w:eastAsia="宋体" w:hAnsi="Times New Roman" w:cs="Times New Roman"/>
         </w:rPr>
-        <w:t>InfantrySubCell.Edit</w:t>
+        <w:t>INIEditor.IgnoreTeams</w:t>
       </w:r>
       <w:proofErr w:type="spellEnd"/>
       <w:r>
@@ -31688,25 +32856,31 @@
         <w:rPr>
           <w:rFonts w:ascii="Times New Roman" w:eastAsia="宋体" w:hAnsi="Times New Roman" w:cs="Times New Roman"/>
         </w:rPr>
-        <w:t xml:space="preserve">BOOLEAN ; </w:t>
-      </w:r>
-      <w:r>
-        <w:rPr>
-          <w:rFonts w:ascii="Times New Roman" w:eastAsia="宋体" w:hAnsi="Times New Roman" w:cs="Times New Roman"/>
-        </w:rPr>
-        <w:t>如果该值为</w:t>
-      </w:r>
-      <w:r>
-        <w:rPr>
-          <w:rFonts w:ascii="Times New Roman" w:eastAsia="宋体" w:hAnsi="Times New Roman" w:cs="Times New Roman"/>
-        </w:rPr>
-        <w:t xml:space="preserve"> true, </w:t>
-      </w:r>
-      <w:r>
-        <w:rPr>
-          <w:rFonts w:ascii="Times New Roman" w:eastAsia="宋体" w:hAnsi="Times New Roman" w:cs="Times New Roman"/>
-        </w:rPr>
-        <w:t>在编辑步兵时会根据鼠标在单元格中的相对位置选择步兵</w:t>
+        <w:t>BOOLEAN</w:t>
+      </w:r>
+      <w:r>
+        <w:rPr>
+          <w:rFonts w:ascii="Times New Roman" w:eastAsia="宋体" w:hAnsi="Times New Roman" w:cs="Times New Roman"/>
+        </w:rPr>
+        <w:t xml:space="preserve"> ; </w:t>
+      </w:r>
+      <w:r>
+        <w:rPr>
+          <w:rFonts w:ascii="Times New Roman" w:eastAsia="宋体" w:hAnsi="Times New Roman" w:cs="Times New Roman"/>
+        </w:rPr>
+        <w:t>在</w:t>
+      </w:r>
+      <w:r>
+        <w:rPr>
+          <w:rFonts w:ascii="Times New Roman" w:eastAsia="宋体" w:hAnsi="Times New Roman" w:cs="Times New Roman"/>
+        </w:rPr>
+        <w:t>INI</w:t>
+      </w:r>
+      <w:r>
+        <w:rPr>
+          <w:rFonts w:ascii="Times New Roman" w:eastAsia="宋体" w:hAnsi="Times New Roman" w:cs="Times New Roman"/>
+        </w:rPr>
+        <w:t>编辑器中</w:t>
       </w:r>
       <w:r>
         <w:rPr>
@@ -31718,7 +32892,7 @@
         <w:rPr>
           <w:rFonts w:ascii="Times New Roman" w:eastAsia="宋体" w:hAnsi="Times New Roman" w:cs="Times New Roman"/>
         </w:rPr>
-        <w:t>而不是遍历全部</w:t>
+        <w:t>是否忽略小队、特遣、脚本小节</w:t>
       </w:r>
       <w:r>
         <w:rPr>
@@ -31751,7 +32925,7 @@
         <w:rPr>
           <w:rFonts w:ascii="Times New Roman" w:eastAsia="宋体" w:hAnsi="Times New Roman" w:cs="Times New Roman"/>
         </w:rPr>
-        <w:t>InfantrySubCell.Edit.Single</w:t>
+        <w:t>FillArea.ConsiderLAT</w:t>
       </w:r>
       <w:proofErr w:type="spellEnd"/>
       <w:r>
@@ -31764,1277 +32938,82 @@
         <w:rPr>
           <w:rFonts w:ascii="Times New Roman" w:eastAsia="宋体" w:hAnsi="Times New Roman" w:cs="Times New Roman"/>
         </w:rPr>
-        <w:t xml:space="preserve">BOOLEAN ; </w:t>
-      </w:r>
-      <w:r>
-        <w:rPr>
-          <w:rFonts w:ascii="Times New Roman" w:eastAsia="宋体" w:hAnsi="Times New Roman" w:cs="Times New Roman"/>
-        </w:rPr>
-        <w:t>如果该值为</w:t>
-      </w:r>
-      <w:r>
-        <w:rPr>
-          <w:rFonts w:ascii="Times New Roman" w:eastAsia="宋体" w:hAnsi="Times New Roman" w:cs="Times New Roman"/>
-        </w:rPr>
-        <w:t xml:space="preserve"> true, </w:t>
-      </w:r>
-      <w:r>
-        <w:rPr>
-          <w:rFonts w:ascii="Times New Roman" w:eastAsia="宋体" w:hAnsi="Times New Roman" w:cs="Times New Roman"/>
-        </w:rPr>
-        <w:t>当单元格内只有一个步</w:t>
-      </w:r>
-      <w:r>
-        <w:rPr>
-          <w:rFonts w:ascii="Times New Roman" w:eastAsia="宋体" w:hAnsi="Times New Roman" w:cs="Times New Roman"/>
+        <w:t>BOOLEAN</w:t>
+      </w:r>
+      <w:r>
+        <w:rPr>
+          <w:rFonts w:ascii="Times New Roman" w:eastAsia="宋体" w:hAnsi="Times New Roman" w:cs="Times New Roman"/>
+        </w:rPr>
+        <w:t xml:space="preserve"> ; </w:t>
+      </w:r>
+      <w:r>
+        <w:rPr>
+          <w:rFonts w:ascii="Times New Roman" w:eastAsia="宋体" w:hAnsi="Times New Roman" w:cs="Times New Roman"/>
+        </w:rPr>
+        <w:t>按住</w:t>
+      </w:r>
+      <w:r>
+        <w:rPr>
+          <w:rFonts w:ascii="Times New Roman" w:eastAsia="宋体" w:hAnsi="Times New Roman" w:cs="Times New Roman"/>
+        </w:rPr>
+        <w:t>ctrl</w:t>
+      </w:r>
+      <w:r>
+        <w:rPr>
+          <w:rFonts w:ascii="Times New Roman" w:eastAsia="宋体" w:hAnsi="Times New Roman" w:cs="Times New Roman"/>
+        </w:rPr>
+        <w:t>填充地形时</w:t>
+      </w:r>
+      <w:r>
+        <w:rPr>
+          <w:rFonts w:ascii="Times New Roman" w:eastAsia="宋体" w:hAnsi="Times New Roman" w:cs="Times New Roman"/>
+        </w:rPr>
+        <w:t xml:space="preserve">, </w:t>
+      </w:r>
+      <w:r>
+        <w:rPr>
+          <w:rFonts w:ascii="Times New Roman" w:eastAsia="宋体" w:hAnsi="Times New Roman" w:cs="Times New Roman"/>
+        </w:rPr>
+        <w:t>是否同时填充目标地形的</w:t>
+      </w:r>
+      <w:r>
+        <w:rPr>
+          <w:rFonts w:ascii="Times New Roman" w:eastAsia="宋体" w:hAnsi="Times New Roman" w:cs="Times New Roman"/>
+        </w:rPr>
+        <w:t xml:space="preserve">LAT, </w:t>
+      </w:r>
+      <w:r>
+        <w:rPr>
+          <w:rFonts w:ascii="Times New Roman" w:eastAsia="宋体" w:hAnsi="Times New Roman" w:cs="Times New Roman"/>
+        </w:rPr>
+        <w:t>默认为</w:t>
+      </w:r>
+      <w:r>
+        <w:rPr>
+          <w:rFonts w:ascii="Times New Roman" w:eastAsia="宋体" w:hAnsi="Times New Roman" w:cs="Times New Roman"/>
+        </w:rPr>
+        <w:t xml:space="preserve"> </w:t>
+      </w:r>
+      <w:r>
+        <w:rPr>
+          <w:rFonts w:ascii="Times New Roman" w:eastAsia="宋体" w:hAnsi="Times New Roman" w:cs="Times New Roman" w:hint="eastAsia"/>
+        </w:rPr>
+        <w:t>true</w:t>
+      </w:r>
+    </w:p>
+    <w:p>
+      <w:pPr>
+        <w:ind w:firstLineChars="200" w:firstLine="440"/>
+        <w:rPr>
+          <w:rFonts w:ascii="Times New Roman" w:eastAsia="宋体" w:hAnsi="Times New Roman" w:cs="Times New Roman"/>
+        </w:rPr>
+      </w:pPr>
+      <w:proofErr w:type="spellStart"/>
+      <w:r>
+        <w:rPr>
+          <w:rFonts w:ascii="Times New Roman" w:eastAsia="宋体" w:hAnsi="Times New Roman" w:cs="Times New Roman" w:hint="eastAsia"/>
         </w:rPr>
         <w:lastRenderedPageBreak/>
-        <w:t>兵时</w:t>
-      </w:r>
-      <w:r>
-        <w:rPr>
-          <w:rFonts w:ascii="Times New Roman" w:eastAsia="宋体" w:hAnsi="Times New Roman" w:cs="Times New Roman"/>
-        </w:rPr>
-        <w:t xml:space="preserve">, </w:t>
-      </w:r>
-      <w:r>
-        <w:rPr>
-          <w:rFonts w:ascii="Times New Roman" w:eastAsia="宋体" w:hAnsi="Times New Roman" w:cs="Times New Roman"/>
-        </w:rPr>
-        <w:t>仍然会判断鼠标的相对位置</w:t>
-      </w:r>
-      <w:r>
-        <w:rPr>
-          <w:rFonts w:ascii="Times New Roman" w:eastAsia="宋体" w:hAnsi="Times New Roman" w:cs="Times New Roman"/>
-        </w:rPr>
-        <w:t xml:space="preserve">, false </w:t>
-      </w:r>
-      <w:r>
-        <w:rPr>
-          <w:rFonts w:ascii="Times New Roman" w:eastAsia="宋体" w:hAnsi="Times New Roman" w:cs="Times New Roman"/>
-        </w:rPr>
-        <w:t>时会始终选取该步兵</w:t>
-      </w:r>
-      <w:r>
-        <w:rPr>
-          <w:rFonts w:ascii="Times New Roman" w:eastAsia="宋体" w:hAnsi="Times New Roman" w:cs="Times New Roman"/>
-        </w:rPr>
-        <w:t xml:space="preserve">, </w:t>
-      </w:r>
-      <w:r>
-        <w:rPr>
-          <w:rFonts w:ascii="Times New Roman" w:eastAsia="宋体" w:hAnsi="Times New Roman" w:cs="Times New Roman"/>
-        </w:rPr>
-        <w:t>默认为</w:t>
-      </w:r>
-      <w:r>
-        <w:rPr>
-          <w:rFonts w:ascii="Times New Roman" w:eastAsia="宋体" w:hAnsi="Times New Roman" w:cs="Times New Roman"/>
-        </w:rPr>
-        <w:t xml:space="preserve"> false</w:t>
-      </w:r>
-    </w:p>
-    <w:p>
-      <w:pPr>
-        <w:ind w:firstLineChars="200" w:firstLine="440"/>
-        <w:rPr>
-          <w:rFonts w:ascii="Times New Roman" w:eastAsia="宋体" w:hAnsi="Times New Roman" w:cs="Times New Roman"/>
-        </w:rPr>
-      </w:pPr>
-      <w:proofErr w:type="spellStart"/>
-      <w:r>
-        <w:rPr>
-          <w:rFonts w:ascii="Times New Roman" w:eastAsia="宋体" w:hAnsi="Times New Roman" w:cs="Times New Roman"/>
-        </w:rPr>
-        <w:t>InfantrySubCell.Edit.Drag</w:t>
-      </w:r>
-      <w:proofErr w:type="spellEnd"/>
-      <w:r>
-        <w:rPr>
-          <w:rFonts w:ascii="Times New Roman" w:eastAsia="宋体" w:hAnsi="Times New Roman" w:cs="Times New Roman"/>
-        </w:rPr>
-        <w:t>=</w:t>
-      </w:r>
-      <w:r>
-        <w:rPr>
-          <w:rFonts w:ascii="Times New Roman" w:eastAsia="宋体" w:hAnsi="Times New Roman" w:cs="Times New Roman"/>
-        </w:rPr>
-        <w:t xml:space="preserve">BOOLEAN ; </w:t>
-      </w:r>
-      <w:r>
-        <w:rPr>
-          <w:rFonts w:ascii="Times New Roman" w:eastAsia="宋体" w:hAnsi="Times New Roman" w:cs="Times New Roman"/>
-        </w:rPr>
-        <w:t>如果该值为</w:t>
-      </w:r>
-      <w:r>
-        <w:rPr>
-          <w:rFonts w:ascii="Times New Roman" w:eastAsia="宋体" w:hAnsi="Times New Roman" w:cs="Times New Roman"/>
-        </w:rPr>
-        <w:t xml:space="preserve"> true, </w:t>
-      </w:r>
-      <w:r>
-        <w:rPr>
-          <w:rFonts w:ascii="Times New Roman" w:eastAsia="宋体" w:hAnsi="Times New Roman" w:cs="Times New Roman"/>
-        </w:rPr>
-        <w:t>在拖拽步兵时，会考虑鼠标的相对位置放置</w:t>
-      </w:r>
-      <w:r>
-        <w:rPr>
-          <w:rFonts w:ascii="Times New Roman" w:eastAsia="宋体" w:hAnsi="Times New Roman" w:cs="Times New Roman"/>
-        </w:rPr>
-        <w:t xml:space="preserve">, </w:t>
-      </w:r>
-      <w:r>
-        <w:rPr>
-          <w:rFonts w:ascii="Times New Roman" w:eastAsia="宋体" w:hAnsi="Times New Roman" w:cs="Times New Roman"/>
-        </w:rPr>
-        <w:t>默认为</w:t>
-      </w:r>
-      <w:r>
-        <w:rPr>
-          <w:rFonts w:ascii="Times New Roman" w:eastAsia="宋体" w:hAnsi="Times New Roman" w:cs="Times New Roman"/>
-        </w:rPr>
-        <w:t xml:space="preserve"> false</w:t>
-      </w:r>
-    </w:p>
-    <w:p>
-      <w:pPr>
-        <w:ind w:firstLineChars="200" w:firstLine="440"/>
-        <w:rPr>
-          <w:rFonts w:ascii="Times New Roman" w:eastAsia="宋体" w:hAnsi="Times New Roman" w:cs="Times New Roman"/>
-        </w:rPr>
-      </w:pPr>
-      <w:proofErr w:type="spellStart"/>
-      <w:r>
-        <w:rPr>
-          <w:rFonts w:ascii="Times New Roman" w:eastAsia="宋体" w:hAnsi="Times New Roman" w:cs="Times New Roman"/>
-        </w:rPr>
-        <w:t>InfantrySubCell.Edit.Place</w:t>
-      </w:r>
-      <w:proofErr w:type="spellEnd"/>
-      <w:r>
-        <w:rPr>
-          <w:rFonts w:ascii="Times New Roman" w:eastAsia="宋体" w:hAnsi="Times New Roman" w:cs="Times New Roman"/>
-        </w:rPr>
-        <w:t>=</w:t>
-      </w:r>
-      <w:r>
-        <w:rPr>
-          <w:rFonts w:ascii="Times New Roman" w:eastAsia="宋体" w:hAnsi="Times New Roman" w:cs="Times New Roman"/>
-        </w:rPr>
-        <w:t xml:space="preserve">BOOLEAN ; </w:t>
-      </w:r>
-      <w:r>
-        <w:rPr>
-          <w:rFonts w:ascii="Times New Roman" w:eastAsia="宋体" w:hAnsi="Times New Roman" w:cs="Times New Roman"/>
-        </w:rPr>
-        <w:t>如果该值为</w:t>
-      </w:r>
-      <w:r>
-        <w:rPr>
-          <w:rFonts w:ascii="Times New Roman" w:eastAsia="宋体" w:hAnsi="Times New Roman" w:cs="Times New Roman"/>
-        </w:rPr>
-        <w:t xml:space="preserve"> true, </w:t>
-      </w:r>
-      <w:r>
-        <w:rPr>
-          <w:rFonts w:ascii="Times New Roman" w:eastAsia="宋体" w:hAnsi="Times New Roman" w:cs="Times New Roman"/>
-        </w:rPr>
-        <w:t>在放置步兵时，会考虑鼠标的相对位置放置</w:t>
-      </w:r>
-      <w:r>
-        <w:rPr>
-          <w:rFonts w:ascii="Times New Roman" w:eastAsia="宋体" w:hAnsi="Times New Roman" w:cs="Times New Roman"/>
-        </w:rPr>
-        <w:t xml:space="preserve">, </w:t>
-      </w:r>
-      <w:r>
-        <w:rPr>
-          <w:rFonts w:ascii="Times New Roman" w:eastAsia="宋体" w:hAnsi="Times New Roman" w:cs="Times New Roman"/>
-        </w:rPr>
-        <w:t>默认为</w:t>
-      </w:r>
-      <w:r>
-        <w:rPr>
-          <w:rFonts w:ascii="Times New Roman" w:eastAsia="宋体" w:hAnsi="Times New Roman" w:cs="Times New Roman"/>
-        </w:rPr>
-        <w:t xml:space="preserve"> false</w:t>
-      </w:r>
-    </w:p>
-    <w:p>
-      <w:pPr>
-        <w:ind w:firstLineChars="200" w:firstLine="440"/>
-        <w:rPr>
-          <w:rFonts w:ascii="Times New Roman" w:eastAsia="宋体" w:hAnsi="Times New Roman" w:cs="Times New Roman"/>
-        </w:rPr>
-      </w:pPr>
-      <w:proofErr w:type="spellStart"/>
-      <w:r>
-        <w:rPr>
-          <w:rFonts w:ascii="Times New Roman" w:eastAsia="宋体" w:hAnsi="Times New Roman" w:cs="Times New Roman"/>
-        </w:rPr>
-        <w:t>InfantrySubCell.Edit.FixCenter</w:t>
-      </w:r>
-      <w:proofErr w:type="spellEnd"/>
-      <w:r>
-        <w:rPr>
-          <w:rFonts w:ascii="Times New Roman" w:eastAsia="宋体" w:hAnsi="Times New Roman" w:cs="Times New Roman"/>
-        </w:rPr>
-        <w:t>=</w:t>
-      </w:r>
-      <w:r>
-        <w:rPr>
-          <w:rFonts w:ascii="Times New Roman" w:eastAsia="宋体" w:hAnsi="Times New Roman" w:cs="Times New Roman"/>
-        </w:rPr>
-        <w:t xml:space="preserve">BOOLEAN ; </w:t>
-      </w:r>
-      <w:r>
-        <w:rPr>
-          <w:rFonts w:ascii="Times New Roman" w:eastAsia="宋体" w:hAnsi="Times New Roman" w:cs="Times New Roman"/>
-        </w:rPr>
-        <w:t>如果该值为</w:t>
-      </w:r>
-      <w:r>
-        <w:rPr>
-          <w:rFonts w:ascii="Times New Roman" w:eastAsia="宋体" w:hAnsi="Times New Roman" w:cs="Times New Roman"/>
-        </w:rPr>
-        <w:t xml:space="preserve"> true, </w:t>
-      </w:r>
-      <w:r>
-        <w:rPr>
-          <w:rFonts w:ascii="Times New Roman" w:eastAsia="宋体" w:hAnsi="Times New Roman" w:cs="Times New Roman"/>
-        </w:rPr>
-        <w:t>会固定单元格中间步兵的位置同</w:t>
-      </w:r>
-      <w:r>
-        <w:rPr>
-          <w:rFonts w:ascii="Times New Roman" w:eastAsia="宋体" w:hAnsi="Times New Roman" w:cs="Times New Roman"/>
-        </w:rPr>
-        <w:t xml:space="preserve"> </w:t>
-      </w:r>
-      <w:proofErr w:type="spellStart"/>
-      <w:r>
-        <w:rPr>
-          <w:rFonts w:ascii="Times New Roman" w:eastAsia="宋体" w:hAnsi="Times New Roman" w:cs="Times New Roman"/>
-        </w:rPr>
-        <w:t>InfantrySubCell.GameDefault</w:t>
-      </w:r>
-      <w:proofErr w:type="spellEnd"/>
-      <w:r>
-        <w:rPr>
-          <w:rFonts w:ascii="Times New Roman" w:eastAsia="宋体" w:hAnsi="Times New Roman" w:cs="Times New Roman"/>
-        </w:rPr>
-        <w:t xml:space="preserve"> </w:t>
-      </w:r>
-      <w:r>
-        <w:rPr>
-          <w:rFonts w:ascii="Times New Roman" w:eastAsia="宋体" w:hAnsi="Times New Roman" w:cs="Times New Roman"/>
-        </w:rPr>
-        <w:t>一致</w:t>
-      </w:r>
-      <w:r>
-        <w:rPr>
-          <w:rFonts w:ascii="Times New Roman" w:eastAsia="宋体" w:hAnsi="Times New Roman" w:cs="Times New Roman"/>
-        </w:rPr>
-        <w:t xml:space="preserve">, </w:t>
-      </w:r>
-      <w:r>
-        <w:rPr>
-          <w:rFonts w:ascii="Times New Roman" w:eastAsia="宋体" w:hAnsi="Times New Roman" w:cs="Times New Roman"/>
-        </w:rPr>
-        <w:t>否则根据鼠标上下位置决定</w:t>
-      </w:r>
-      <w:r>
-        <w:rPr>
-          <w:rFonts w:ascii="Times New Roman" w:eastAsia="宋体" w:hAnsi="Times New Roman" w:cs="Times New Roman"/>
-        </w:rPr>
-        <w:t xml:space="preserve">. </w:t>
-      </w:r>
-      <w:r>
-        <w:rPr>
-          <w:rFonts w:ascii="Times New Roman" w:eastAsia="宋体" w:hAnsi="Times New Roman" w:cs="Times New Roman"/>
-        </w:rPr>
-        <w:t>默认为</w:t>
-      </w:r>
-      <w:r>
-        <w:rPr>
-          <w:rFonts w:ascii="Times New Roman" w:eastAsia="宋体" w:hAnsi="Times New Roman" w:cs="Times New Roman"/>
-        </w:rPr>
-        <w:t xml:space="preserve"> false</w:t>
-      </w:r>
-    </w:p>
-    <w:p>
-      <w:pPr>
-        <w:ind w:firstLineChars="200" w:firstLine="440"/>
-        <w:rPr>
-          <w:rFonts w:ascii="Times New Roman" w:eastAsia="宋体" w:hAnsi="Times New Roman" w:cs="Times New Roman"/>
-        </w:rPr>
-      </w:pPr>
-      <w:proofErr w:type="spellStart"/>
-      <w:r>
-        <w:rPr>
-          <w:rFonts w:ascii="Times New Roman" w:eastAsia="宋体" w:hAnsi="Times New Roman" w:cs="Times New Roman"/>
-        </w:rPr>
-        <w:t>InfantrySubCell.OccupationBits</w:t>
-      </w:r>
-      <w:proofErr w:type="spellEnd"/>
-      <w:r>
-        <w:rPr>
-          <w:rFonts w:ascii="Times New Roman" w:eastAsia="宋体" w:hAnsi="Times New Roman" w:cs="Times New Roman"/>
-        </w:rPr>
-        <w:t>=</w:t>
-      </w:r>
-      <w:r>
-        <w:rPr>
-          <w:rFonts w:ascii="Times New Roman" w:eastAsia="宋体" w:hAnsi="Times New Roman" w:cs="Times New Roman"/>
-        </w:rPr>
-        <w:t xml:space="preserve">BOOLEAN ; </w:t>
-      </w:r>
-      <w:r>
-        <w:rPr>
-          <w:rFonts w:ascii="Times New Roman" w:eastAsia="宋体" w:hAnsi="Times New Roman" w:cs="Times New Roman"/>
-        </w:rPr>
-        <w:t>如果该值为</w:t>
-      </w:r>
-      <w:r>
-        <w:rPr>
-          <w:rFonts w:ascii="Times New Roman" w:eastAsia="宋体" w:hAnsi="Times New Roman" w:cs="Times New Roman"/>
-        </w:rPr>
-        <w:t xml:space="preserve"> true, </w:t>
-      </w:r>
-      <w:r>
-        <w:rPr>
-          <w:rFonts w:ascii="Times New Roman" w:eastAsia="宋体" w:hAnsi="Times New Roman" w:cs="Times New Roman"/>
-        </w:rPr>
-        <w:t>在放置步兵时会考虑地形对象对单元格的占用</w:t>
-      </w:r>
-      <w:r>
-        <w:rPr>
-          <w:rFonts w:ascii="Times New Roman" w:eastAsia="宋体" w:hAnsi="Times New Roman" w:cs="Times New Roman"/>
-        </w:rPr>
-        <w:t xml:space="preserve">, </w:t>
-      </w:r>
-      <w:r>
-        <w:rPr>
-          <w:rFonts w:ascii="Times New Roman" w:eastAsia="宋体" w:hAnsi="Times New Roman" w:cs="Times New Roman"/>
-        </w:rPr>
-        <w:t>默认为</w:t>
-      </w:r>
-      <w:r>
-        <w:rPr>
-          <w:rFonts w:ascii="Times New Roman" w:eastAsia="宋体" w:hAnsi="Times New Roman" w:cs="Times New Roman"/>
-        </w:rPr>
-        <w:t xml:space="preserve"> false</w:t>
-      </w:r>
-    </w:p>
-    <w:p>
-      <w:pPr>
-        <w:ind w:firstLineChars="200" w:firstLine="440"/>
-        <w:rPr>
-          <w:rFonts w:ascii="Times New Roman" w:eastAsia="宋体" w:hAnsi="Times New Roman" w:cs="Times New Roman"/>
-        </w:rPr>
-      </w:pPr>
-      <w:proofErr w:type="spellStart"/>
-      <w:r>
-        <w:rPr>
-          <w:rFonts w:ascii="Times New Roman" w:eastAsia="宋体" w:hAnsi="Times New Roman" w:cs="Times New Roman" w:hint="eastAsia"/>
-        </w:rPr>
-        <w:t>DefaultInfantryProperty</w:t>
-      </w:r>
-      <w:proofErr w:type="spellEnd"/>
-      <w:r>
-        <w:rPr>
-          <w:rFonts w:ascii="Times New Roman" w:eastAsia="宋体" w:hAnsi="Times New Roman" w:cs="Times New Roman" w:hint="eastAsia"/>
-        </w:rPr>
-        <w:t xml:space="preserve">=STRING ; </w:t>
-      </w:r>
-      <w:r>
-        <w:rPr>
-          <w:rFonts w:ascii="Times New Roman" w:eastAsia="宋体" w:hAnsi="Times New Roman" w:cs="Times New Roman" w:hint="eastAsia"/>
-        </w:rPr>
-        <w:t>摆放步兵的默认参数</w:t>
-      </w:r>
-      <w:r>
-        <w:rPr>
-          <w:rFonts w:ascii="Times New Roman" w:eastAsia="宋体" w:hAnsi="Times New Roman" w:cs="Times New Roman" w:hint="eastAsia"/>
-        </w:rPr>
-        <w:t xml:space="preserve">, </w:t>
-      </w:r>
-      <w:r>
-        <w:rPr>
-          <w:rFonts w:ascii="Times New Roman" w:eastAsia="宋体" w:hAnsi="Times New Roman" w:cs="Times New Roman" w:hint="eastAsia"/>
-        </w:rPr>
-        <w:t>顺序与</w:t>
-      </w:r>
-      <w:r>
-        <w:rPr>
-          <w:rFonts w:ascii="Times New Roman" w:eastAsia="宋体" w:hAnsi="Times New Roman" w:cs="Times New Roman" w:hint="eastAsia"/>
-        </w:rPr>
-        <w:t>INI</w:t>
-      </w:r>
-      <w:r>
-        <w:rPr>
-          <w:rFonts w:ascii="Times New Roman" w:eastAsia="宋体" w:hAnsi="Times New Roman" w:cs="Times New Roman" w:hint="eastAsia"/>
-        </w:rPr>
-        <w:t>小节一致</w:t>
-      </w:r>
-    </w:p>
-    <w:p>
-      <w:pPr>
-        <w:ind w:firstLineChars="200" w:firstLine="440"/>
-        <w:rPr>
-          <w:rFonts w:ascii="Times New Roman" w:eastAsia="宋体" w:hAnsi="Times New Roman" w:cs="Times New Roman"/>
-        </w:rPr>
-      </w:pPr>
-      <w:proofErr w:type="spellStart"/>
-      <w:r>
-        <w:rPr>
-          <w:rFonts w:ascii="Times New Roman" w:eastAsia="宋体" w:hAnsi="Times New Roman" w:cs="Times New Roman" w:hint="eastAsia"/>
-        </w:rPr>
-        <w:t>DefaultUnitProperty</w:t>
-      </w:r>
-      <w:proofErr w:type="spellEnd"/>
-      <w:r>
-        <w:rPr>
-          <w:rFonts w:ascii="Times New Roman" w:eastAsia="宋体" w:hAnsi="Times New Roman" w:cs="Times New Roman" w:hint="eastAsia"/>
-        </w:rPr>
-        <w:t xml:space="preserve">=STRING ; </w:t>
-      </w:r>
-      <w:r>
-        <w:rPr>
-          <w:rFonts w:ascii="Times New Roman" w:eastAsia="宋体" w:hAnsi="Times New Roman" w:cs="Times New Roman" w:hint="eastAsia"/>
-        </w:rPr>
-        <w:t>摆放车辆的默认参数</w:t>
-      </w:r>
-      <w:r>
-        <w:rPr>
-          <w:rFonts w:ascii="Times New Roman" w:eastAsia="宋体" w:hAnsi="Times New Roman" w:cs="Times New Roman" w:hint="eastAsia"/>
-        </w:rPr>
-        <w:t xml:space="preserve">, </w:t>
-      </w:r>
-      <w:r>
-        <w:rPr>
-          <w:rFonts w:ascii="Times New Roman" w:eastAsia="宋体" w:hAnsi="Times New Roman" w:cs="Times New Roman" w:hint="eastAsia"/>
-        </w:rPr>
-        <w:t>顺序与</w:t>
-      </w:r>
-      <w:r>
-        <w:rPr>
-          <w:rFonts w:ascii="Times New Roman" w:eastAsia="宋体" w:hAnsi="Times New Roman" w:cs="Times New Roman" w:hint="eastAsia"/>
-        </w:rPr>
-        <w:t>INI</w:t>
-      </w:r>
-      <w:r>
-        <w:rPr>
-          <w:rFonts w:ascii="Times New Roman" w:eastAsia="宋体" w:hAnsi="Times New Roman" w:cs="Times New Roman" w:hint="eastAsia"/>
-        </w:rPr>
-        <w:t>小节一致</w:t>
-      </w:r>
-    </w:p>
-    <w:p>
-      <w:pPr>
-        <w:ind w:firstLineChars="200" w:firstLine="440"/>
-        <w:rPr>
-          <w:rFonts w:ascii="Times New Roman" w:eastAsia="宋体" w:hAnsi="Times New Roman" w:cs="Times New Roman"/>
-        </w:rPr>
-      </w:pPr>
-      <w:proofErr w:type="spellStart"/>
-      <w:r>
-        <w:rPr>
-          <w:rFonts w:ascii="Times New Roman" w:eastAsia="宋体" w:hAnsi="Times New Roman" w:cs="Times New Roman" w:hint="eastAsia"/>
-        </w:rPr>
-        <w:t>DefaultAircraftProperty</w:t>
-      </w:r>
-      <w:proofErr w:type="spellEnd"/>
-      <w:r>
-        <w:rPr>
-          <w:rFonts w:ascii="Times New Roman" w:eastAsia="宋体" w:hAnsi="Times New Roman" w:cs="Times New Roman" w:hint="eastAsia"/>
-        </w:rPr>
-        <w:t xml:space="preserve">=STRING ; </w:t>
-      </w:r>
-      <w:r>
-        <w:rPr>
-          <w:rFonts w:ascii="Times New Roman" w:eastAsia="宋体" w:hAnsi="Times New Roman" w:cs="Times New Roman" w:hint="eastAsia"/>
-        </w:rPr>
-        <w:t>摆放飞行器的默认参数</w:t>
-      </w:r>
-      <w:r>
-        <w:rPr>
-          <w:rFonts w:ascii="Times New Roman" w:eastAsia="宋体" w:hAnsi="Times New Roman" w:cs="Times New Roman" w:hint="eastAsia"/>
-        </w:rPr>
-        <w:t xml:space="preserve">, </w:t>
-      </w:r>
-      <w:r>
-        <w:rPr>
-          <w:rFonts w:ascii="Times New Roman" w:eastAsia="宋体" w:hAnsi="Times New Roman" w:cs="Times New Roman" w:hint="eastAsia"/>
-        </w:rPr>
-        <w:t>顺序与</w:t>
-      </w:r>
-      <w:r>
-        <w:rPr>
-          <w:rFonts w:ascii="Times New Roman" w:eastAsia="宋体" w:hAnsi="Times New Roman" w:cs="Times New Roman" w:hint="eastAsia"/>
-        </w:rPr>
-        <w:t>INI</w:t>
-      </w:r>
-      <w:r>
-        <w:rPr>
-          <w:rFonts w:ascii="Times New Roman" w:eastAsia="宋体" w:hAnsi="Times New Roman" w:cs="Times New Roman" w:hint="eastAsia"/>
-        </w:rPr>
-        <w:t>小节一致</w:t>
-      </w:r>
-    </w:p>
-    <w:p>
-      <w:pPr>
-        <w:ind w:firstLineChars="200" w:firstLine="440"/>
-        <w:rPr>
-          <w:rFonts w:ascii="Times New Roman" w:eastAsia="宋体" w:hAnsi="Times New Roman" w:cs="Times New Roman"/>
-        </w:rPr>
-      </w:pPr>
-      <w:proofErr w:type="spellStart"/>
-      <w:r>
-        <w:rPr>
-          <w:rFonts w:ascii="Times New Roman" w:eastAsia="宋体" w:hAnsi="Times New Roman" w:cs="Times New Roman" w:hint="eastAsia"/>
-        </w:rPr>
-        <w:t>DefaultBuildingProperty</w:t>
-      </w:r>
-      <w:proofErr w:type="spellEnd"/>
-      <w:r>
-        <w:rPr>
-          <w:rFonts w:ascii="Times New Roman" w:eastAsia="宋体" w:hAnsi="Times New Roman" w:cs="Times New Roman" w:hint="eastAsia"/>
-        </w:rPr>
-        <w:t xml:space="preserve">=STRING ; </w:t>
-      </w:r>
-      <w:r>
-        <w:rPr>
-          <w:rFonts w:ascii="Times New Roman" w:eastAsia="宋体" w:hAnsi="Times New Roman" w:cs="Times New Roman" w:hint="eastAsia"/>
-        </w:rPr>
-        <w:t>摆放建筑的默认参数</w:t>
-      </w:r>
-      <w:r>
-        <w:rPr>
-          <w:rFonts w:ascii="Times New Roman" w:eastAsia="宋体" w:hAnsi="Times New Roman" w:cs="Times New Roman" w:hint="eastAsia"/>
-        </w:rPr>
-        <w:t xml:space="preserve">, </w:t>
-      </w:r>
-      <w:r>
-        <w:rPr>
-          <w:rFonts w:ascii="Times New Roman" w:eastAsia="宋体" w:hAnsi="Times New Roman" w:cs="Times New Roman" w:hint="eastAsia"/>
-        </w:rPr>
-        <w:t>顺序与</w:t>
-      </w:r>
-      <w:r>
-        <w:rPr>
-          <w:rFonts w:ascii="Times New Roman" w:eastAsia="宋体" w:hAnsi="Times New Roman" w:cs="Times New Roman" w:hint="eastAsia"/>
-        </w:rPr>
-        <w:t>INI</w:t>
-      </w:r>
-      <w:r>
-        <w:rPr>
-          <w:rFonts w:ascii="Times New Roman" w:eastAsia="宋体" w:hAnsi="Times New Roman" w:cs="Times New Roman" w:hint="eastAsia"/>
-        </w:rPr>
-        <w:t>小节一致</w:t>
-      </w:r>
-    </w:p>
-    <w:p>
-      <w:pPr>
-        <w:ind w:firstLineChars="200" w:firstLine="440"/>
-        <w:rPr>
-          <w:rFonts w:ascii="Times New Roman" w:eastAsia="宋体" w:hAnsi="Times New Roman" w:cs="Times New Roman"/>
-        </w:rPr>
-      </w:pPr>
-      <w:proofErr w:type="spellStart"/>
-      <w:r>
-        <w:rPr>
-          <w:rFonts w:ascii="Times New Roman" w:eastAsia="宋体" w:hAnsi="Times New Roman" w:cs="Times New Roman" w:hint="eastAsia"/>
-        </w:rPr>
-        <w:t>SupportedFormats</w:t>
-      </w:r>
-      <w:proofErr w:type="spellEnd"/>
-      <w:r>
-        <w:rPr>
-          <w:rFonts w:ascii="Times New Roman" w:eastAsia="宋体" w:hAnsi="Times New Roman" w:cs="Times New Roman" w:hint="eastAsia"/>
-        </w:rPr>
-        <w:t xml:space="preserve">=STRING ; </w:t>
-      </w:r>
-      <w:r>
-        <w:rPr>
-          <w:rFonts w:ascii="Times New Roman" w:eastAsia="宋体" w:hAnsi="Times New Roman" w:cs="Times New Roman" w:hint="eastAsia"/>
-        </w:rPr>
-        <w:t>支持关联的地图文件格式</w:t>
-      </w:r>
-      <w:r>
-        <w:rPr>
-          <w:rFonts w:ascii="Times New Roman" w:eastAsia="宋体" w:hAnsi="Times New Roman" w:cs="Times New Roman" w:hint="eastAsia"/>
-        </w:rPr>
-        <w:t>，默认为</w:t>
-      </w:r>
-      <w:proofErr w:type="spellStart"/>
-      <w:r>
-        <w:rPr>
-          <w:rFonts w:ascii="Times New Roman" w:eastAsia="宋体" w:hAnsi="Times New Roman" w:cs="Times New Roman" w:hint="eastAsia"/>
-        </w:rPr>
-        <w:t>map,mpr,yrm,mmx,yro</w:t>
-      </w:r>
-      <w:proofErr w:type="spellEnd"/>
-    </w:p>
-    <w:p>
-      <w:pPr>
-        <w:ind w:firstLineChars="200" w:firstLine="440"/>
-        <w:rPr>
-          <w:rFonts w:ascii="Times New Roman" w:eastAsia="宋体" w:hAnsi="Times New Roman" w:cs="Times New Roman"/>
-        </w:rPr>
-      </w:pPr>
-      <w:proofErr w:type="spellStart"/>
-      <w:r>
-        <w:rPr>
-          <w:rFonts w:ascii="Times New Roman" w:eastAsia="宋体" w:hAnsi="Times New Roman" w:cs="Times New Roman" w:hint="eastAsia"/>
-        </w:rPr>
-        <w:t>StringBufferStackAllocation</w:t>
-      </w:r>
-      <w:proofErr w:type="spellEnd"/>
-      <w:r>
-        <w:rPr>
-          <w:rFonts w:ascii="Times New Roman" w:eastAsia="宋体" w:hAnsi="Times New Roman" w:cs="Times New Roman" w:hint="eastAsia"/>
-        </w:rPr>
-        <w:t>=</w:t>
-      </w:r>
-      <w:r>
-        <w:rPr>
-          <w:rFonts w:ascii="Times New Roman" w:eastAsia="宋体" w:hAnsi="Times New Roman" w:cs="Times New Roman" w:hint="eastAsia"/>
-        </w:rPr>
-        <w:t xml:space="preserve">BOOLEAN ; </w:t>
-      </w:r>
-      <w:r>
-        <w:rPr>
-          <w:rFonts w:ascii="Times New Roman" w:eastAsia="宋体" w:hAnsi="Times New Roman" w:cs="Times New Roman" w:hint="eastAsia"/>
-        </w:rPr>
-        <w:t>强制</w:t>
-      </w:r>
-      <w:proofErr w:type="spellStart"/>
-      <w:r>
-        <w:rPr>
-          <w:rFonts w:ascii="Times New Roman" w:eastAsia="宋体" w:hAnsi="Times New Roman" w:cs="Times New Roman" w:hint="eastAsia"/>
-        </w:rPr>
-        <w:t>CString</w:t>
-      </w:r>
-      <w:proofErr w:type="spellEnd"/>
-      <w:r>
-        <w:rPr>
-          <w:rFonts w:ascii="Times New Roman" w:eastAsia="宋体" w:hAnsi="Times New Roman" w:cs="Times New Roman" w:hint="eastAsia"/>
-        </w:rPr>
-        <w:t>内存在堆上分配</w:t>
-      </w:r>
-      <w:r>
-        <w:rPr>
-          <w:rFonts w:ascii="Times New Roman" w:eastAsia="宋体" w:hAnsi="Times New Roman" w:cs="Times New Roman" w:hint="eastAsia"/>
-        </w:rPr>
-        <w:t xml:space="preserve">, </w:t>
-      </w:r>
-      <w:r>
-        <w:rPr>
-          <w:rFonts w:ascii="Times New Roman" w:eastAsia="宋体" w:hAnsi="Times New Roman" w:cs="Times New Roman" w:hint="eastAsia"/>
-        </w:rPr>
-        <w:t>可以提升稳定性</w:t>
-      </w:r>
-      <w:r>
-        <w:rPr>
-          <w:rFonts w:ascii="Times New Roman" w:eastAsia="宋体" w:hAnsi="Times New Roman" w:cs="Times New Roman" w:hint="eastAsia"/>
-        </w:rPr>
-        <w:t xml:space="preserve">, </w:t>
-      </w:r>
-      <w:r>
-        <w:rPr>
-          <w:rFonts w:ascii="Times New Roman" w:eastAsia="宋体" w:hAnsi="Times New Roman" w:cs="Times New Roman" w:hint="eastAsia"/>
-        </w:rPr>
-        <w:t>但可能轻微降低效率</w:t>
-      </w:r>
-      <w:r>
-        <w:rPr>
-          <w:rFonts w:ascii="Times New Roman" w:eastAsia="宋体" w:hAnsi="Times New Roman" w:cs="Times New Roman" w:hint="eastAsia"/>
-        </w:rPr>
-        <w:t xml:space="preserve">, </w:t>
-      </w:r>
-      <w:r>
-        <w:rPr>
-          <w:rFonts w:ascii="Times New Roman" w:eastAsia="宋体" w:hAnsi="Times New Roman" w:cs="Times New Roman" w:hint="eastAsia"/>
-        </w:rPr>
-        <w:t>默认为</w:t>
-      </w:r>
-      <w:r>
-        <w:rPr>
-          <w:rFonts w:ascii="Times New Roman" w:eastAsia="宋体" w:hAnsi="Times New Roman" w:cs="Times New Roman" w:hint="eastAsia"/>
-        </w:rPr>
-        <w:t xml:space="preserve"> true</w:t>
-      </w:r>
-    </w:p>
-    <w:p>
-      <w:pPr>
-        <w:ind w:firstLineChars="200" w:firstLine="440"/>
-        <w:rPr>
-          <w:rFonts w:ascii="Times New Roman" w:eastAsia="宋体" w:hAnsi="Times New Roman" w:cs="Times New Roman"/>
-        </w:rPr>
-      </w:pPr>
-      <w:proofErr w:type="spellStart"/>
-      <w:r>
-        <w:rPr>
-          <w:rFonts w:ascii="Times New Roman" w:eastAsia="宋体" w:hAnsi="Times New Roman" w:cs="Times New Roman" w:hint="eastAsia"/>
-        </w:rPr>
-        <w:t>StrictExceptionFilter</w:t>
-      </w:r>
-      <w:proofErr w:type="spellEnd"/>
-      <w:r>
-        <w:rPr>
-          <w:rFonts w:ascii="Times New Roman" w:eastAsia="宋体" w:hAnsi="Times New Roman" w:cs="Times New Roman" w:hint="eastAsia"/>
-        </w:rPr>
-        <w:t xml:space="preserve">=BOOLEAN ; </w:t>
-      </w:r>
-      <w:r>
-        <w:rPr>
-          <w:rFonts w:ascii="Times New Roman" w:eastAsia="宋体" w:hAnsi="Times New Roman" w:cs="Times New Roman" w:hint="eastAsia"/>
-        </w:rPr>
-        <w:t>启用更严格的错误捕获</w:t>
-      </w:r>
-      <w:r>
-        <w:rPr>
-          <w:rFonts w:ascii="Times New Roman" w:eastAsia="宋体" w:hAnsi="Times New Roman" w:cs="Times New Roman" w:hint="eastAsia"/>
-        </w:rPr>
-        <w:t xml:space="preserve">, </w:t>
-      </w:r>
-      <w:r>
-        <w:rPr>
-          <w:rFonts w:ascii="Times New Roman" w:eastAsia="宋体" w:hAnsi="Times New Roman" w:cs="Times New Roman" w:hint="eastAsia"/>
-        </w:rPr>
-        <w:t>会捕获</w:t>
-      </w:r>
-      <w:r>
-        <w:rPr>
-          <w:rFonts w:ascii="Times New Roman" w:eastAsia="宋体" w:hAnsi="Times New Roman" w:cs="Times New Roman" w:hint="eastAsia"/>
-        </w:rPr>
-        <w:t xml:space="preserve"> C++ EH exception, </w:t>
-      </w:r>
-      <w:r>
-        <w:rPr>
-          <w:rFonts w:ascii="Times New Roman" w:eastAsia="宋体" w:hAnsi="Times New Roman" w:cs="Times New Roman" w:hint="eastAsia"/>
-        </w:rPr>
-        <w:t>默认为</w:t>
-      </w:r>
-      <w:r>
-        <w:rPr>
-          <w:rFonts w:ascii="Times New Roman" w:eastAsia="宋体" w:hAnsi="Times New Roman" w:cs="Times New Roman" w:hint="eastAsia"/>
-        </w:rPr>
-        <w:t xml:space="preserve"> </w:t>
-      </w:r>
-      <w:r>
-        <w:rPr>
-          <w:rFonts w:ascii="Times New Roman" w:eastAsia="宋体" w:hAnsi="Times New Roman" w:cs="Times New Roman" w:hint="eastAsia"/>
-        </w:rPr>
-        <w:t>false</w:t>
-      </w:r>
-    </w:p>
-    <w:p>
-      <w:pPr>
-        <w:ind w:firstLineChars="200" w:firstLine="440"/>
-        <w:rPr>
-          <w:rFonts w:ascii="Times New Roman" w:eastAsia="宋体" w:hAnsi="Times New Roman" w:cs="Times New Roman"/>
-        </w:rPr>
-      </w:pPr>
-      <w:proofErr w:type="spellStart"/>
-      <w:r>
-        <w:rPr>
-          <w:rFonts w:ascii="Times New Roman" w:eastAsia="宋体" w:hAnsi="Times New Roman" w:cs="Times New Roman" w:hint="eastAsia"/>
-        </w:rPr>
-        <w:t>UseNewToolBarCameo</w:t>
-      </w:r>
-      <w:proofErr w:type="spellEnd"/>
-      <w:r>
-        <w:rPr>
-          <w:rFonts w:ascii="Times New Roman" w:eastAsia="宋体" w:hAnsi="Times New Roman" w:cs="Times New Roman" w:hint="eastAsia"/>
-        </w:rPr>
-        <w:t xml:space="preserve">=BOOLEAN ; </w:t>
-      </w:r>
-      <w:r>
-        <w:rPr>
-          <w:rFonts w:ascii="Times New Roman" w:eastAsia="宋体" w:hAnsi="Times New Roman" w:cs="Times New Roman" w:hint="eastAsia"/>
-        </w:rPr>
-        <w:t>是否使用新的工具栏图标</w:t>
-      </w:r>
-      <w:r>
-        <w:rPr>
-          <w:rFonts w:ascii="Times New Roman" w:eastAsia="宋体" w:hAnsi="Times New Roman" w:cs="Times New Roman" w:hint="eastAsia"/>
-        </w:rPr>
-        <w:t xml:space="preserve">, </w:t>
-      </w:r>
-      <w:r>
-        <w:rPr>
-          <w:rFonts w:ascii="Times New Roman" w:eastAsia="宋体" w:hAnsi="Times New Roman" w:cs="Times New Roman" w:hint="eastAsia"/>
-        </w:rPr>
-        <w:t>默认为</w:t>
-      </w:r>
-      <w:r>
-        <w:rPr>
-          <w:rFonts w:ascii="Times New Roman" w:eastAsia="宋体" w:hAnsi="Times New Roman" w:cs="Times New Roman" w:hint="eastAsia"/>
-        </w:rPr>
-        <w:t xml:space="preserve"> true</w:t>
-      </w:r>
-    </w:p>
-    <w:p>
-      <w:pPr>
-        <w:ind w:firstLineChars="200" w:firstLine="440"/>
-        <w:rPr>
-          <w:rFonts w:ascii="Times New Roman" w:eastAsia="宋体" w:hAnsi="Times New Roman" w:cs="Times New Roman"/>
-        </w:rPr>
-      </w:pPr>
-      <w:proofErr w:type="spellStart"/>
-      <w:r>
-        <w:rPr>
-          <w:rFonts w:ascii="Times New Roman" w:eastAsia="宋体" w:hAnsi="Times New Roman" w:cs="Times New Roman"/>
-        </w:rPr>
-        <w:t>SkipTipsOfTheDay</w:t>
-      </w:r>
-      <w:proofErr w:type="spellEnd"/>
-      <w:r>
-        <w:rPr>
-          <w:rFonts w:ascii="Times New Roman" w:eastAsia="宋体" w:hAnsi="Times New Roman" w:cs="Times New Roman"/>
-        </w:rPr>
-        <w:t>=</w:t>
-      </w:r>
-      <w:r>
-        <w:rPr>
-          <w:rFonts w:ascii="Times New Roman" w:eastAsia="宋体" w:hAnsi="Times New Roman" w:cs="Times New Roman"/>
-        </w:rPr>
-        <w:t>BOOLEAN</w:t>
-      </w:r>
-      <w:r>
-        <w:rPr>
-          <w:rFonts w:ascii="Times New Roman" w:eastAsia="宋体" w:hAnsi="Times New Roman" w:cs="Times New Roman"/>
-        </w:rPr>
-        <w:t xml:space="preserve"> ; </w:t>
-      </w:r>
-      <w:r>
-        <w:rPr>
-          <w:rFonts w:ascii="Times New Roman" w:eastAsia="宋体" w:hAnsi="Times New Roman" w:cs="Times New Roman"/>
-        </w:rPr>
-        <w:t>是否不显示今日提示窗口</w:t>
-      </w:r>
-      <w:r>
-        <w:rPr>
-          <w:rFonts w:ascii="Times New Roman" w:eastAsia="宋体" w:hAnsi="Times New Roman" w:cs="Times New Roman" w:hint="eastAsia"/>
-        </w:rPr>
-        <w:t xml:space="preserve">, </w:t>
-      </w:r>
-      <w:r>
-        <w:rPr>
-          <w:rFonts w:ascii="Times New Roman" w:eastAsia="宋体" w:hAnsi="Times New Roman" w:cs="Times New Roman"/>
-        </w:rPr>
-        <w:t>默认为</w:t>
-      </w:r>
-      <w:r>
-        <w:rPr>
-          <w:rFonts w:ascii="Times New Roman" w:eastAsia="宋体" w:hAnsi="Times New Roman" w:cs="Times New Roman"/>
-        </w:rPr>
-        <w:t xml:space="preserve"> false</w:t>
-      </w:r>
-    </w:p>
-    <w:p>
-      <w:pPr>
-        <w:ind w:firstLineChars="200" w:firstLine="440"/>
-        <w:rPr>
-          <w:rFonts w:ascii="Times New Roman" w:eastAsia="宋体" w:hAnsi="Times New Roman" w:cs="Times New Roman"/>
-        </w:rPr>
-      </w:pPr>
-      <w:proofErr w:type="spellStart"/>
-      <w:r>
-        <w:rPr>
-          <w:rFonts w:ascii="Times New Roman" w:eastAsia="宋体" w:hAnsi="Times New Roman" w:cs="Times New Roman"/>
-        </w:rPr>
-        <w:t>SkipBrushSizeChangeOnTools</w:t>
-      </w:r>
-      <w:proofErr w:type="spellEnd"/>
-      <w:r>
-        <w:rPr>
-          <w:rFonts w:ascii="Times New Roman" w:eastAsia="宋体" w:hAnsi="Times New Roman" w:cs="Times New Roman"/>
-        </w:rPr>
-        <w:t>=</w:t>
-      </w:r>
-      <w:r>
-        <w:rPr>
-          <w:rFonts w:ascii="Times New Roman" w:eastAsia="宋体" w:hAnsi="Times New Roman" w:cs="Times New Roman"/>
-        </w:rPr>
-        <w:t>BOOLEAN</w:t>
-      </w:r>
-      <w:r>
-        <w:rPr>
-          <w:rFonts w:ascii="Times New Roman" w:eastAsia="宋体" w:hAnsi="Times New Roman" w:cs="Times New Roman"/>
-        </w:rPr>
-        <w:t xml:space="preserve"> ; </w:t>
-      </w:r>
-      <w:r>
-        <w:rPr>
-          <w:rFonts w:ascii="Times New Roman" w:eastAsia="宋体" w:hAnsi="Times New Roman" w:cs="Times New Roman"/>
-        </w:rPr>
-        <w:t>在选择地形工具</w:t>
-      </w:r>
-      <w:r>
-        <w:rPr>
-          <w:rFonts w:ascii="Times New Roman" w:eastAsia="宋体" w:hAnsi="Times New Roman" w:cs="Times New Roman"/>
-        </w:rPr>
-        <w:t>(</w:t>
-      </w:r>
-      <w:r>
-        <w:rPr>
-          <w:rFonts w:ascii="Times New Roman" w:eastAsia="宋体" w:hAnsi="Times New Roman" w:cs="Times New Roman"/>
-        </w:rPr>
-        <w:t>抬升、降低、平整地形</w:t>
-      </w:r>
-      <w:r>
-        <w:rPr>
-          <w:rFonts w:ascii="Times New Roman" w:eastAsia="宋体" w:hAnsi="Times New Roman" w:cs="Times New Roman"/>
-        </w:rPr>
-        <w:t>)</w:t>
-      </w:r>
-      <w:r>
-        <w:rPr>
-          <w:rFonts w:ascii="Times New Roman" w:eastAsia="宋体" w:hAnsi="Times New Roman" w:cs="Times New Roman"/>
-        </w:rPr>
-        <w:t>时</w:t>
-      </w:r>
-      <w:r>
-        <w:rPr>
-          <w:rFonts w:ascii="Times New Roman" w:eastAsia="宋体" w:hAnsi="Times New Roman" w:cs="Times New Roman"/>
-        </w:rPr>
-        <w:t xml:space="preserve">, </w:t>
-      </w:r>
-      <w:r>
-        <w:rPr>
-          <w:rFonts w:ascii="Times New Roman" w:eastAsia="宋体" w:hAnsi="Times New Roman" w:cs="Times New Roman"/>
-        </w:rPr>
-        <w:t>是否跳过改变笔刷大小</w:t>
-      </w:r>
-      <w:r>
-        <w:rPr>
-          <w:rFonts w:ascii="Times New Roman" w:eastAsia="宋体" w:hAnsi="Times New Roman" w:cs="Times New Roman"/>
-        </w:rPr>
-        <w:t xml:space="preserve">, </w:t>
-      </w:r>
-      <w:r>
-        <w:rPr>
-          <w:rFonts w:ascii="Times New Roman" w:eastAsia="宋体" w:hAnsi="Times New Roman" w:cs="Times New Roman"/>
-        </w:rPr>
-        <w:t>默认为</w:t>
-      </w:r>
-      <w:r>
-        <w:rPr>
-          <w:rFonts w:ascii="Times New Roman" w:eastAsia="宋体" w:hAnsi="Times New Roman" w:cs="Times New Roman"/>
-        </w:rPr>
-        <w:t xml:space="preserve"> false</w:t>
-      </w:r>
-    </w:p>
-    <w:p>
-      <w:pPr>
-        <w:ind w:firstLineChars="200" w:firstLine="440"/>
-        <w:rPr>
-          <w:rFonts w:ascii="Times New Roman" w:eastAsia="宋体" w:hAnsi="Times New Roman" w:cs="Times New Roman"/>
-        </w:rPr>
-      </w:pPr>
-      <w:proofErr w:type="spellStart"/>
-      <w:r>
-        <w:rPr>
-          <w:rFonts w:ascii="Times New Roman" w:eastAsia="宋体" w:hAnsi="Times New Roman" w:cs="Times New Roman" w:hint="eastAsia"/>
-        </w:rPr>
-        <w:t>PlaceTileSkipHide</w:t>
-      </w:r>
-      <w:proofErr w:type="spellEnd"/>
-      <w:r>
-        <w:rPr>
-          <w:rFonts w:ascii="Times New Roman" w:eastAsia="宋体" w:hAnsi="Times New Roman" w:cs="Times New Roman" w:hint="eastAsia"/>
-        </w:rPr>
-        <w:t xml:space="preserve">=BOOLEAN ; </w:t>
-      </w:r>
-      <w:r>
-        <w:rPr>
-          <w:rFonts w:ascii="Times New Roman" w:eastAsia="宋体" w:hAnsi="Times New Roman" w:cs="Times New Roman" w:hint="eastAsia"/>
-        </w:rPr>
-        <w:t>在放置地形、生成海岸、抬升地表、粘贴地形时</w:t>
-      </w:r>
-      <w:r>
-        <w:rPr>
-          <w:rFonts w:ascii="Times New Roman" w:eastAsia="宋体" w:hAnsi="Times New Roman" w:cs="Times New Roman" w:hint="eastAsia"/>
-        </w:rPr>
-        <w:t xml:space="preserve">, </w:t>
-      </w:r>
-      <w:r>
-        <w:rPr>
-          <w:rFonts w:ascii="Times New Roman" w:eastAsia="宋体" w:hAnsi="Times New Roman" w:cs="Times New Roman" w:hint="eastAsia"/>
-        </w:rPr>
-        <w:t>是否跳过被隐藏的单元格</w:t>
-      </w:r>
-      <w:r>
-        <w:rPr>
-          <w:rFonts w:ascii="Times New Roman" w:eastAsia="宋体" w:hAnsi="Times New Roman" w:cs="Times New Roman" w:hint="eastAsia"/>
-        </w:rPr>
-        <w:t xml:space="preserve">, </w:t>
-      </w:r>
-      <w:r>
-        <w:rPr>
-          <w:rFonts w:ascii="Times New Roman" w:eastAsia="宋体" w:hAnsi="Times New Roman" w:cs="Times New Roman" w:hint="eastAsia"/>
-        </w:rPr>
-        <w:t>默认为</w:t>
-      </w:r>
-      <w:r>
-        <w:rPr>
-          <w:rFonts w:ascii="Times New Roman" w:eastAsia="宋体" w:hAnsi="Times New Roman" w:cs="Times New Roman" w:hint="eastAsia"/>
-        </w:rPr>
-        <w:t xml:space="preserve"> false</w:t>
-      </w:r>
-    </w:p>
-    <w:p>
-      <w:pPr>
-        <w:ind w:firstLineChars="200" w:firstLine="440"/>
-        <w:rPr>
-          <w:rFonts w:ascii="Times New Roman" w:eastAsia="宋体" w:hAnsi="Times New Roman" w:cs="Times New Roman"/>
-        </w:rPr>
-      </w:pPr>
-      <w:proofErr w:type="spellStart"/>
-      <w:r>
-        <w:rPr>
-          <w:rFonts w:ascii="Times New Roman" w:eastAsia="宋体" w:hAnsi="Times New Roman" w:cs="Times New Roman" w:hint="eastAsia"/>
-        </w:rPr>
-        <w:t>EnableVeinholeLogic</w:t>
-      </w:r>
-      <w:proofErr w:type="spellEnd"/>
-      <w:r>
-        <w:rPr>
-          <w:rFonts w:ascii="Times New Roman" w:eastAsia="宋体" w:hAnsi="Times New Roman" w:cs="Times New Roman" w:hint="eastAsia"/>
-        </w:rPr>
-        <w:t>=</w:t>
-      </w:r>
-      <w:r>
-        <w:rPr>
-          <w:rFonts w:ascii="Times New Roman" w:eastAsia="宋体" w:hAnsi="Times New Roman" w:cs="Times New Roman"/>
-        </w:rPr>
-        <w:t>BOOLEAN ;</w:t>
-      </w:r>
-      <w:r>
-        <w:rPr>
-          <w:rFonts w:ascii="Times New Roman" w:eastAsia="宋体" w:hAnsi="Times New Roman" w:cs="Times New Roman" w:hint="eastAsia"/>
-        </w:rPr>
-        <w:t>启用泰伯利亚藤蔓（蔓孔）逻辑</w:t>
-      </w:r>
-      <w:r>
-        <w:rPr>
-          <w:rFonts w:ascii="Times New Roman" w:eastAsia="宋体" w:hAnsi="Times New Roman" w:cs="Times New Roman" w:hint="eastAsia"/>
-        </w:rPr>
-        <w:t xml:space="preserve">, </w:t>
-      </w:r>
-      <w:r>
-        <w:rPr>
-          <w:rFonts w:ascii="Times New Roman" w:eastAsia="宋体" w:hAnsi="Times New Roman" w:cs="Times New Roman" w:hint="eastAsia"/>
-        </w:rPr>
-        <w:t>在物品浏览器、地形浏览器中显示对应的覆盖物</w:t>
-      </w:r>
-      <w:r>
-        <w:rPr>
-          <w:rFonts w:ascii="Times New Roman" w:eastAsia="宋体" w:hAnsi="Times New Roman" w:cs="Times New Roman" w:hint="eastAsia"/>
-        </w:rPr>
-        <w:t xml:space="preserve">, </w:t>
-      </w:r>
-      <w:r>
-        <w:rPr>
-          <w:rFonts w:ascii="Times New Roman" w:eastAsia="宋体" w:hAnsi="Times New Roman" w:cs="Times New Roman" w:hint="eastAsia"/>
-        </w:rPr>
-        <w:t>默认为</w:t>
-      </w:r>
-      <w:r>
-        <w:rPr>
-          <w:rFonts w:ascii="Times New Roman" w:eastAsia="宋体" w:hAnsi="Times New Roman" w:cs="Times New Roman" w:hint="eastAsia"/>
-        </w:rPr>
-        <w:t xml:space="preserve"> false</w:t>
-      </w:r>
-    </w:p>
-    <w:p>
-      <w:pPr>
-        <w:ind w:firstLineChars="200" w:firstLine="440"/>
-        <w:rPr>
-          <w:rFonts w:ascii="Times New Roman" w:eastAsia="宋体" w:hAnsi="Times New Roman" w:cs="Times New Roman"/>
-        </w:rPr>
-      </w:pPr>
-      <w:proofErr w:type="spellStart"/>
-      <w:r>
-        <w:rPr>
-          <w:rFonts w:ascii="Times New Roman" w:eastAsia="宋体" w:hAnsi="Times New Roman" w:cs="Times New Roman"/>
-        </w:rPr>
-        <w:t>INIEditor.IgnoreTeams</w:t>
-      </w:r>
-      <w:proofErr w:type="spellEnd"/>
-      <w:r>
-        <w:rPr>
-          <w:rFonts w:ascii="Times New Roman" w:eastAsia="宋体" w:hAnsi="Times New Roman" w:cs="Times New Roman"/>
-        </w:rPr>
-        <w:t>=</w:t>
-      </w:r>
-      <w:r>
-        <w:rPr>
-          <w:rFonts w:ascii="Times New Roman" w:eastAsia="宋体" w:hAnsi="Times New Roman" w:cs="Times New Roman"/>
-        </w:rPr>
-        <w:t>BOOLEAN</w:t>
-      </w:r>
-      <w:r>
-        <w:rPr>
-          <w:rFonts w:ascii="Times New Roman" w:eastAsia="宋体" w:hAnsi="Times New Roman" w:cs="Times New Roman"/>
-        </w:rPr>
-        <w:t xml:space="preserve"> ; </w:t>
-      </w:r>
-      <w:r>
-        <w:rPr>
-          <w:rFonts w:ascii="Times New Roman" w:eastAsia="宋体" w:hAnsi="Times New Roman" w:cs="Times New Roman"/>
-        </w:rPr>
-        <w:t>在</w:t>
-      </w:r>
-      <w:r>
-        <w:rPr>
-          <w:rFonts w:ascii="Times New Roman" w:eastAsia="宋体" w:hAnsi="Times New Roman" w:cs="Times New Roman"/>
-        </w:rPr>
-        <w:t>INI</w:t>
-      </w:r>
-      <w:r>
-        <w:rPr>
-          <w:rFonts w:ascii="Times New Roman" w:eastAsia="宋体" w:hAnsi="Times New Roman" w:cs="Times New Roman"/>
-        </w:rPr>
-        <w:t>编辑器中</w:t>
-      </w:r>
-      <w:r>
-        <w:rPr>
-          <w:rFonts w:ascii="Times New Roman" w:eastAsia="宋体" w:hAnsi="Times New Roman" w:cs="Times New Roman"/>
-        </w:rPr>
-        <w:t xml:space="preserve">, </w:t>
-      </w:r>
-      <w:r>
-        <w:rPr>
-          <w:rFonts w:ascii="Times New Roman" w:eastAsia="宋体" w:hAnsi="Times New Roman" w:cs="Times New Roman"/>
-        </w:rPr>
-        <w:t>是否忽略小队、特遣、脚本小节</w:t>
-      </w:r>
-      <w:r>
-        <w:rPr>
-          <w:rFonts w:ascii="Times New Roman" w:eastAsia="宋体" w:hAnsi="Times New Roman" w:cs="Times New Roman"/>
-        </w:rPr>
-        <w:t xml:space="preserve">, </w:t>
-      </w:r>
-      <w:r>
-        <w:rPr>
-          <w:rFonts w:ascii="Times New Roman" w:eastAsia="宋体" w:hAnsi="Times New Roman" w:cs="Times New Roman"/>
-        </w:rPr>
-        <w:t>默认为</w:t>
-      </w:r>
-      <w:r>
-        <w:rPr>
-          <w:rFonts w:ascii="Times New Roman" w:eastAsia="宋体" w:hAnsi="Times New Roman" w:cs="Times New Roman"/>
-        </w:rPr>
-        <w:t xml:space="preserve"> false</w:t>
-      </w:r>
-    </w:p>
-    <w:p>
-      <w:pPr>
-        <w:ind w:firstLineChars="200" w:firstLine="440"/>
-        <w:rPr>
-          <w:rFonts w:ascii="Times New Roman" w:eastAsia="宋体" w:hAnsi="Times New Roman" w:cs="Times New Roman"/>
-        </w:rPr>
-      </w:pPr>
-      <w:proofErr w:type="spellStart"/>
-      <w:r>
-        <w:rPr>
-          <w:rFonts w:ascii="Times New Roman" w:eastAsia="宋体" w:hAnsi="Times New Roman" w:cs="Times New Roman"/>
-        </w:rPr>
-        <w:lastRenderedPageBreak/>
-        <w:t>FillArea.ConsiderLAT</w:t>
-      </w:r>
-      <w:proofErr w:type="spellEnd"/>
-      <w:r>
-        <w:rPr>
-          <w:rFonts w:ascii="Times New Roman" w:eastAsia="宋体" w:hAnsi="Times New Roman" w:cs="Times New Roman"/>
-        </w:rPr>
-        <w:t>=</w:t>
-      </w:r>
-      <w:r>
-        <w:rPr>
-          <w:rFonts w:ascii="Times New Roman" w:eastAsia="宋体" w:hAnsi="Times New Roman" w:cs="Times New Roman"/>
-        </w:rPr>
-        <w:t>BOOLEAN</w:t>
-      </w:r>
-      <w:r>
-        <w:rPr>
-          <w:rFonts w:ascii="Times New Roman" w:eastAsia="宋体" w:hAnsi="Times New Roman" w:cs="Times New Roman"/>
-        </w:rPr>
-        <w:t xml:space="preserve"> ; </w:t>
-      </w:r>
-      <w:r>
-        <w:rPr>
-          <w:rFonts w:ascii="Times New Roman" w:eastAsia="宋体" w:hAnsi="Times New Roman" w:cs="Times New Roman"/>
-        </w:rPr>
-        <w:t>按住</w:t>
-      </w:r>
-      <w:r>
-        <w:rPr>
-          <w:rFonts w:ascii="Times New Roman" w:eastAsia="宋体" w:hAnsi="Times New Roman" w:cs="Times New Roman"/>
-        </w:rPr>
-        <w:t>ctrl</w:t>
-      </w:r>
-      <w:r>
-        <w:rPr>
-          <w:rFonts w:ascii="Times New Roman" w:eastAsia="宋体" w:hAnsi="Times New Roman" w:cs="Times New Roman"/>
-        </w:rPr>
-        <w:t>填充地形时</w:t>
-      </w:r>
-      <w:r>
-        <w:rPr>
-          <w:rFonts w:ascii="Times New Roman" w:eastAsia="宋体" w:hAnsi="Times New Roman" w:cs="Times New Roman"/>
-        </w:rPr>
-        <w:t xml:space="preserve">, </w:t>
-      </w:r>
-      <w:r>
-        <w:rPr>
-          <w:rFonts w:ascii="Times New Roman" w:eastAsia="宋体" w:hAnsi="Times New Roman" w:cs="Times New Roman"/>
-        </w:rPr>
-        <w:t>是否同时填充目标地形的</w:t>
-      </w:r>
-      <w:r>
-        <w:rPr>
-          <w:rFonts w:ascii="Times New Roman" w:eastAsia="宋体" w:hAnsi="Times New Roman" w:cs="Times New Roman"/>
-        </w:rPr>
-        <w:t xml:space="preserve">LAT, </w:t>
-      </w:r>
-      <w:r>
-        <w:rPr>
-          <w:rFonts w:ascii="Times New Roman" w:eastAsia="宋体" w:hAnsi="Times New Roman" w:cs="Times New Roman"/>
-        </w:rPr>
-        <w:t>默认为</w:t>
-      </w:r>
-      <w:r>
-        <w:rPr>
-          <w:rFonts w:ascii="Times New Roman" w:eastAsia="宋体" w:hAnsi="Times New Roman" w:cs="Times New Roman"/>
-        </w:rPr>
-        <w:t xml:space="preserve"> </w:t>
-      </w:r>
-      <w:r>
-        <w:rPr>
-          <w:rFonts w:ascii="Times New Roman" w:eastAsia="宋体" w:hAnsi="Times New Roman" w:cs="Times New Roman" w:hint="eastAsia"/>
-        </w:rPr>
-        <w:t>true</w:t>
-      </w:r>
-    </w:p>
-    <w:p>
-      <w:pPr>
-        <w:ind w:firstLineChars="200" w:firstLine="440"/>
-        <w:rPr>
-          <w:rFonts w:ascii="Times New Roman" w:eastAsia="宋体" w:hAnsi="Times New Roman" w:cs="Times New Roman"/>
-        </w:rPr>
-      </w:pPr>
-      <w:proofErr w:type="spellStart"/>
-      <w:r>
-        <w:rPr>
-          <w:rFonts w:ascii="Times New Roman" w:eastAsia="宋体" w:hAnsi="Times New Roman" w:cs="Times New Roman" w:hint="eastAsia"/>
-        </w:rPr>
         <w:t>FillArea.ConsiderWater</w:t>
       </w:r>
       <w:proofErr w:type="spellEnd"/>
@@ -33951,26 +33930,136 @@
         <w:rPr>
           <w:rFonts w:ascii="Times New Roman" w:eastAsia="宋体" w:hAnsi="Times New Roman" w:cs="Times New Roman" w:hint="eastAsia"/>
         </w:rPr>
-        <w:t>正数为从数轴方向</w:t>
-      </w:r>
+        <w:t>正数为从数轴方向照射</w:t>
+      </w:r>
+      <w:r>
+        <w:rPr>
+          <w:rFonts w:ascii="Times New Roman" w:eastAsia="宋体" w:hAnsi="Times New Roman" w:cs="Times New Roman" w:hint="eastAsia"/>
+        </w:rPr>
+        <w:t>(</w:t>
+      </w:r>
+      <w:r>
+        <w:rPr>
+          <w:rFonts w:ascii="Times New Roman" w:eastAsia="宋体" w:hAnsi="Times New Roman" w:cs="Times New Roman" w:hint="eastAsia"/>
+        </w:rPr>
+        <w:t>↖</w:t>
+      </w:r>
+      <w:r>
+        <w:rPr>
+          <w:rFonts w:ascii="Times New Roman" w:eastAsia="宋体" w:hAnsi="Times New Roman" w:cs="Times New Roman" w:hint="eastAsia"/>
+        </w:rPr>
+        <w:t xml:space="preserve">, </w:t>
+      </w:r>
+      <w:r>
+        <w:rPr>
+          <w:rFonts w:ascii="Times New Roman" w:eastAsia="宋体" w:hAnsi="Times New Roman" w:cs="Times New Roman" w:hint="eastAsia"/>
+        </w:rPr>
+        <w:t>↗</w:t>
+      </w:r>
+      <w:r>
+        <w:rPr>
+          <w:rFonts w:ascii="Times New Roman" w:eastAsia="宋体" w:hAnsi="Times New Roman" w:cs="Times New Roman" w:hint="eastAsia"/>
+        </w:rPr>
+        <w:t xml:space="preserve">, </w:t>
+      </w:r>
+      <w:r>
+        <w:rPr>
+          <w:rFonts w:ascii="Times New Roman" w:eastAsia="宋体" w:hAnsi="Times New Roman" w:cs="Times New Roman" w:hint="eastAsia"/>
+        </w:rPr>
+        <w:t>↓</w:t>
+      </w:r>
+      <w:r>
+        <w:rPr>
+          <w:rFonts w:ascii="Times New Roman" w:eastAsia="宋体" w:hAnsi="Times New Roman" w:cs="Times New Roman" w:hint="eastAsia"/>
+        </w:rPr>
+        <w:t xml:space="preserve">), </w:t>
+      </w:r>
+      <w:r>
+        <w:rPr>
+          <w:rFonts w:ascii="Times New Roman" w:eastAsia="宋体" w:hAnsi="Times New Roman" w:cs="Times New Roman" w:hint="eastAsia"/>
+        </w:rPr>
+        <w:t>默认为</w:t>
+      </w:r>
+      <w:r>
+        <w:rPr>
+          <w:rFonts w:ascii="Times New Roman" w:eastAsia="宋体" w:hAnsi="Times New Roman" w:cs="Times New Roman" w:hint="eastAsia"/>
+        </w:rPr>
+        <w:t xml:space="preserve"> 0.05,1,0.2</w:t>
+      </w:r>
+    </w:p>
+    <w:p>
+      <w:pPr>
+        <w:ind w:firstLineChars="200" w:firstLine="440"/>
+        <w:rPr>
+          <w:rFonts w:ascii="Times New Roman" w:eastAsia="宋体" w:hAnsi="Times New Roman" w:cs="Times New Roman"/>
+        </w:rPr>
+      </w:pPr>
+      <w:proofErr w:type="spellStart"/>
+      <w:r>
+        <w:rPr>
+          <w:rFonts w:ascii="Times New Roman" w:eastAsia="宋体" w:hAnsi="Times New Roman" w:cs="Times New Roman" w:hint="eastAsia"/>
+        </w:rPr>
+        <w:t>OverlayDataLimit</w:t>
+      </w:r>
+      <w:proofErr w:type="spellEnd"/>
+      <w:r>
+        <w:rPr>
+          <w:rFonts w:ascii="Times New Roman" w:eastAsia="宋体" w:hAnsi="Times New Roman" w:cs="Times New Roman" w:hint="eastAsia"/>
+        </w:rPr>
+        <w:t xml:space="preserve">=INTERGER ; </w:t>
+      </w:r>
+      <w:r>
+        <w:rPr>
+          <w:rFonts w:ascii="Times New Roman" w:eastAsia="宋体" w:hAnsi="Times New Roman" w:cs="Times New Roman" w:hint="eastAsia"/>
+        </w:rPr>
+        <w:t>覆盖物数据的最大值</w:t>
+      </w:r>
+      <w:r>
+        <w:rPr>
+          <w:rFonts w:ascii="Times New Roman" w:eastAsia="宋体" w:hAnsi="Times New Roman" w:cs="Times New Roman" w:hint="eastAsia"/>
+        </w:rPr>
+        <w:t xml:space="preserve">, </w:t>
+      </w:r>
+      <w:r>
+        <w:rPr>
+          <w:rFonts w:ascii="Times New Roman" w:eastAsia="宋体" w:hAnsi="Times New Roman" w:cs="Times New Roman" w:hint="eastAsia"/>
+        </w:rPr>
+        <w:t>默认为</w:t>
+      </w:r>
+      <w:r>
+        <w:rPr>
+          <w:rFonts w:ascii="Times New Roman" w:eastAsia="宋体" w:hAnsi="Times New Roman" w:cs="Times New Roman" w:hint="eastAsia"/>
+        </w:rPr>
+        <w:t xml:space="preserve"> 60</w:t>
+      </w:r>
+    </w:p>
+    <w:p>
+      <w:pPr>
+        <w:ind w:firstLineChars="200" w:firstLine="440"/>
+        <w:rPr>
+          <w:rFonts w:ascii="Times New Roman" w:eastAsia="宋体" w:hAnsi="Times New Roman" w:cs="Times New Roman"/>
+        </w:rPr>
+      </w:pPr>
+      <w:proofErr w:type="spellStart"/>
       <w:r>
         <w:rPr>
           <w:rFonts w:ascii="Times New Roman" w:eastAsia="宋体" w:hAnsi="Times New Roman" w:cs="Times New Roman" w:hint="eastAsia"/>
         </w:rPr>
         <w:lastRenderedPageBreak/>
-        <w:t>照射</w:t>
-      </w:r>
-      <w:r>
-        <w:rPr>
-          <w:rFonts w:ascii="Times New Roman" w:eastAsia="宋体" w:hAnsi="Times New Roman" w:cs="Times New Roman" w:hint="eastAsia"/>
-        </w:rPr>
-        <w:t>(</w:t>
-      </w:r>
-      <w:r>
-        <w:rPr>
-          <w:rFonts w:ascii="Times New Roman" w:eastAsia="宋体" w:hAnsi="Times New Roman" w:cs="Times New Roman" w:hint="eastAsia"/>
-        </w:rPr>
-        <w:t>↖</w:t>
+        <w:t>FlatToGroundHideExtra</w:t>
+      </w:r>
+      <w:proofErr w:type="spellEnd"/>
+      <w:r>
+        <w:rPr>
+          <w:rFonts w:ascii="Times New Roman" w:eastAsia="宋体" w:hAnsi="Times New Roman" w:cs="Times New Roman" w:hint="eastAsia"/>
+        </w:rPr>
+        <w:t xml:space="preserve">=BOOLEAN ; </w:t>
+      </w:r>
+      <w:r>
+        <w:rPr>
+          <w:rFonts w:ascii="Times New Roman" w:eastAsia="宋体" w:hAnsi="Times New Roman" w:cs="Times New Roman" w:hint="eastAsia"/>
+        </w:rPr>
+        <w:t>开启平面显示时</w:t>
       </w:r>
       <w:r>
         <w:rPr>
@@ -33982,8 +34071,22 @@
         <w:rPr>
           <w:rFonts w:ascii="Times New Roman" w:eastAsia="宋体" w:hAnsi="Times New Roman" w:cs="Times New Roman" w:hint="eastAsia"/>
         </w:rPr>
-        <w:t>↗</w:t>
-      </w:r>
+        <w:t>是否隐藏地形的</w:t>
+      </w:r>
+      <w:r>
+        <w:rPr>
+          <w:rFonts w:ascii="Times New Roman" w:eastAsia="宋体" w:hAnsi="Times New Roman" w:cs="Times New Roman" w:hint="eastAsia"/>
+        </w:rPr>
+        <w:t xml:space="preserve"> </w:t>
+      </w:r>
+      <w:proofErr w:type="spellStart"/>
+      <w:r>
+        <w:rPr>
+          <w:rFonts w:ascii="Times New Roman" w:eastAsia="宋体" w:hAnsi="Times New Roman" w:cs="Times New Roman" w:hint="eastAsia"/>
+        </w:rPr>
+        <w:t>ExtraImage</w:t>
+      </w:r>
+      <w:proofErr w:type="spellEnd"/>
       <w:r>
         <w:rPr>
           <w:rFonts w:ascii="Times New Roman" w:eastAsia="宋体" w:hAnsi="Times New Roman" w:cs="Times New Roman" w:hint="eastAsia"/>
@@ -33994,25 +34097,13 @@
         <w:rPr>
           <w:rFonts w:ascii="Times New Roman" w:eastAsia="宋体" w:hAnsi="Times New Roman" w:cs="Times New Roman" w:hint="eastAsia"/>
         </w:rPr>
-        <w:t>↓</w:t>
-      </w:r>
-      <w:r>
-        <w:rPr>
-          <w:rFonts w:ascii="Times New Roman" w:eastAsia="宋体" w:hAnsi="Times New Roman" w:cs="Times New Roman" w:hint="eastAsia"/>
-        </w:rPr>
-        <w:t xml:space="preserve">), </w:t>
-      </w:r>
-      <w:r>
-        <w:rPr>
-          <w:rFonts w:ascii="Times New Roman" w:eastAsia="宋体" w:hAnsi="Times New Roman" w:cs="Times New Roman" w:hint="eastAsia"/>
-        </w:rPr>
         <w:t>默认为</w:t>
       </w:r>
       <w:r>
         <w:rPr>
           <w:rFonts w:ascii="Times New Roman" w:eastAsia="宋体" w:hAnsi="Times New Roman" w:cs="Times New Roman" w:hint="eastAsia"/>
         </w:rPr>
-        <w:t xml:space="preserve"> 0.05,1,0.2</w:t>
+        <w:t xml:space="preserve"> false</w:t>
       </w:r>
     </w:p>
     <w:p>
@@ -34027,7 +34118,205 @@
         <w:rPr>
           <w:rFonts w:ascii="Times New Roman" w:eastAsia="宋体" w:hAnsi="Times New Roman" w:cs="Times New Roman" w:hint="eastAsia"/>
         </w:rPr>
-        <w:t>OverlayDataLimit</w:t>
+        <w:t>DisplayObjectsOutside</w:t>
+      </w:r>
+      <w:proofErr w:type="spellEnd"/>
+      <w:r>
+        <w:rPr>
+          <w:rFonts w:ascii="Times New Roman" w:eastAsia="宋体" w:hAnsi="Times New Roman" w:cs="Times New Roman" w:hint="eastAsia"/>
+        </w:rPr>
+        <w:t xml:space="preserve">=BOOLEAN ; </w:t>
+      </w:r>
+      <w:r>
+        <w:rPr>
+          <w:rFonts w:ascii="Times New Roman" w:eastAsia="宋体" w:hAnsi="Times New Roman" w:cs="Times New Roman" w:hint="eastAsia"/>
+        </w:rPr>
+        <w:t>是否显示地图边界外的游戏对象</w:t>
+      </w:r>
+      <w:r>
+        <w:rPr>
+          <w:rFonts w:ascii="Times New Roman" w:eastAsia="宋体" w:hAnsi="Times New Roman" w:cs="Times New Roman" w:hint="eastAsia"/>
+        </w:rPr>
+        <w:t xml:space="preserve">, </w:t>
+      </w:r>
+      <w:r>
+        <w:rPr>
+          <w:rFonts w:ascii="Times New Roman" w:eastAsia="宋体" w:hAnsi="Times New Roman" w:cs="Times New Roman" w:hint="eastAsia"/>
+        </w:rPr>
+        <w:t>默认为</w:t>
+      </w:r>
+      <w:r>
+        <w:rPr>
+          <w:rFonts w:ascii="Times New Roman" w:eastAsia="宋体" w:hAnsi="Times New Roman" w:cs="Times New Roman" w:hint="eastAsia"/>
+        </w:rPr>
+        <w:t xml:space="preserve"> false</w:t>
+      </w:r>
+    </w:p>
+    <w:p>
+      <w:pPr>
+        <w:ind w:firstLineChars="200" w:firstLine="440"/>
+        <w:rPr>
+          <w:rFonts w:ascii="Times New Roman" w:eastAsia="宋体" w:hAnsi="Times New Roman" w:cs="Times New Roman"/>
+        </w:rPr>
+      </w:pPr>
+      <w:proofErr w:type="spellStart"/>
+      <w:r>
+        <w:rPr>
+          <w:rFonts w:ascii="Times New Roman" w:eastAsia="宋体" w:hAnsi="Times New Roman" w:cs="Times New Roman"/>
+        </w:rPr>
+        <w:t>PlayerAtXForTechnos</w:t>
+      </w:r>
+      <w:proofErr w:type="spellEnd"/>
+      <w:r>
+        <w:rPr>
+          <w:rFonts w:ascii="Times New Roman" w:eastAsia="宋体" w:hAnsi="Times New Roman" w:cs="Times New Roman"/>
+        </w:rPr>
+        <w:t>=</w:t>
+      </w:r>
+      <w:r>
+        <w:rPr>
+          <w:rFonts w:ascii="Times New Roman" w:eastAsia="宋体" w:hAnsi="Times New Roman" w:cs="Times New Roman"/>
+        </w:rPr>
+        <w:t xml:space="preserve">BOOLEAN </w:t>
+      </w:r>
+      <w:r>
+        <w:rPr>
+          <w:rFonts w:ascii="Times New Roman" w:eastAsia="宋体" w:hAnsi="Times New Roman" w:cs="Times New Roman"/>
+        </w:rPr>
+        <w:t xml:space="preserve">; </w:t>
+      </w:r>
+      <w:r>
+        <w:rPr>
+          <w:rFonts w:ascii="Times New Roman" w:eastAsia="宋体" w:hAnsi="Times New Roman" w:cs="Times New Roman"/>
+        </w:rPr>
+        <w:t>科技类型窗口在多人地图中显示</w:t>
+      </w:r>
+      <w:r>
+        <w:rPr>
+          <w:rFonts w:ascii="Times New Roman" w:eastAsia="宋体" w:hAnsi="Times New Roman" w:cs="Times New Roman"/>
+        </w:rPr>
+        <w:t xml:space="preserve"> Phobos </w:t>
+      </w:r>
+      <w:r>
+        <w:rPr>
+          <w:rFonts w:ascii="Times New Roman" w:eastAsia="宋体" w:hAnsi="Times New Roman" w:cs="Times New Roman"/>
+        </w:rPr>
+        <w:t>支持的</w:t>
+      </w:r>
+      <w:r>
+        <w:rPr>
+          <w:rFonts w:ascii="Times New Roman" w:eastAsia="宋体" w:hAnsi="Times New Roman" w:cs="Times New Roman"/>
+        </w:rPr>
+        <w:t xml:space="preserve"> &lt;Player @ A-H&gt; </w:t>
+      </w:r>
+      <w:r>
+        <w:rPr>
+          <w:rFonts w:ascii="Times New Roman" w:eastAsia="宋体" w:hAnsi="Times New Roman" w:cs="Times New Roman"/>
+        </w:rPr>
+        <w:t>所属方</w:t>
+      </w:r>
+      <w:r>
+        <w:rPr>
+          <w:rFonts w:ascii="Times New Roman" w:eastAsia="宋体" w:hAnsi="Times New Roman" w:cs="Times New Roman"/>
+        </w:rPr>
+        <w:t xml:space="preserve">, </w:t>
+      </w:r>
+      <w:r>
+        <w:rPr>
+          <w:rFonts w:ascii="Times New Roman" w:eastAsia="宋体" w:hAnsi="Times New Roman" w:cs="Times New Roman"/>
+        </w:rPr>
+        <w:t>默认为</w:t>
+      </w:r>
+      <w:r>
+        <w:rPr>
+          <w:rFonts w:ascii="Times New Roman" w:eastAsia="宋体" w:hAnsi="Times New Roman" w:cs="Times New Roman"/>
+        </w:rPr>
+        <w:t xml:space="preserve"> false</w:t>
+      </w:r>
+    </w:p>
+    <w:p>
+      <w:pPr>
+        <w:ind w:firstLineChars="200" w:firstLine="440"/>
+        <w:rPr>
+          <w:rFonts w:ascii="Times New Roman" w:eastAsia="宋体" w:hAnsi="Times New Roman" w:cs="Times New Roman"/>
+        </w:rPr>
+      </w:pPr>
+      <w:proofErr w:type="spellStart"/>
+      <w:r>
+        <w:rPr>
+          <w:rFonts w:ascii="Times New Roman" w:eastAsia="宋体" w:hAnsi="Times New Roman" w:cs="Times New Roman" w:hint="eastAsia"/>
+        </w:rPr>
+        <w:t>PlayerAtXForTriggers</w:t>
+      </w:r>
+      <w:proofErr w:type="spellEnd"/>
+      <w:r>
+        <w:rPr>
+          <w:rFonts w:ascii="Times New Roman" w:eastAsia="宋体" w:hAnsi="Times New Roman" w:cs="Times New Roman" w:hint="eastAsia"/>
+        </w:rPr>
+        <w:t xml:space="preserve">=BOOLEAN ; </w:t>
+      </w:r>
+      <w:r>
+        <w:rPr>
+          <w:rFonts w:ascii="Times New Roman" w:eastAsia="宋体" w:hAnsi="Times New Roman" w:cs="Times New Roman" w:hint="eastAsia"/>
+        </w:rPr>
+        <w:t>触发编辑器窗口在多人地图中显示</w:t>
+      </w:r>
+      <w:r>
+        <w:rPr>
+          <w:rFonts w:ascii="Times New Roman" w:eastAsia="宋体" w:hAnsi="Times New Roman" w:cs="Times New Roman" w:hint="eastAsia"/>
+        </w:rPr>
+        <w:t xml:space="preserve"> Phobos </w:t>
+      </w:r>
+      <w:r>
+        <w:rPr>
+          <w:rFonts w:ascii="Times New Roman" w:eastAsia="宋体" w:hAnsi="Times New Roman" w:cs="Times New Roman" w:hint="eastAsia"/>
+        </w:rPr>
+        <w:t>支持的</w:t>
+      </w:r>
+      <w:r>
+        <w:rPr>
+          <w:rFonts w:ascii="Times New Roman" w:eastAsia="宋体" w:hAnsi="Times New Roman" w:cs="Times New Roman" w:hint="eastAsia"/>
+        </w:rPr>
+        <w:t xml:space="preserve"> &lt;Player @ A-H&gt; </w:t>
+      </w:r>
+      <w:r>
+        <w:rPr>
+          <w:rFonts w:ascii="Times New Roman" w:eastAsia="宋体" w:hAnsi="Times New Roman" w:cs="Times New Roman" w:hint="eastAsia"/>
+        </w:rPr>
+        <w:t>所属方</w:t>
+      </w:r>
+      <w:r>
+        <w:rPr>
+          <w:rFonts w:ascii="Times New Roman" w:eastAsia="宋体" w:hAnsi="Times New Roman" w:cs="Times New Roman" w:hint="eastAsia"/>
+        </w:rPr>
+        <w:t xml:space="preserve">, </w:t>
+      </w:r>
+      <w:r>
+        <w:rPr>
+          <w:rFonts w:ascii="Times New Roman" w:eastAsia="宋体" w:hAnsi="Times New Roman" w:cs="Times New Roman" w:hint="eastAsia"/>
+        </w:rPr>
+        <w:t>默认为</w:t>
+      </w:r>
+      <w:r>
+        <w:rPr>
+          <w:rFonts w:ascii="Times New Roman" w:eastAsia="宋体" w:hAnsi="Times New Roman" w:cs="Times New Roman" w:hint="eastAsia"/>
+        </w:rPr>
+        <w:t xml:space="preserve"> false</w:t>
+      </w:r>
+    </w:p>
+    <w:p>
+      <w:pPr>
+        <w:ind w:firstLineChars="200" w:firstLine="440"/>
+        <w:rPr>
+          <w:rFonts w:ascii="Times New Roman" w:eastAsia="宋体" w:hAnsi="Times New Roman" w:cs="Times New Roman"/>
+        </w:rPr>
+      </w:pPr>
+      <w:proofErr w:type="spellStart"/>
+      <w:r>
+        <w:rPr>
+          <w:rFonts w:ascii="Times New Roman" w:eastAsia="宋体" w:hAnsi="Times New Roman" w:cs="Times New Roman" w:hint="eastAsia"/>
+        </w:rPr>
+        <w:t>DistanceRuler.Records</w:t>
       </w:r>
       <w:proofErr w:type="spellEnd"/>
       <w:r>
@@ -34040,7 +34329,7 @@
         <w:rPr>
           <w:rFonts w:ascii="Times New Roman" w:eastAsia="宋体" w:hAnsi="Times New Roman" w:cs="Times New Roman" w:hint="eastAsia"/>
         </w:rPr>
-        <w:t>覆盖物数据的最大值</w:t>
+        <w:t>距离标尺记录的历史数量</w:t>
       </w:r>
       <w:r>
         <w:rPr>
@@ -34058,7 +34347,7 @@
         <w:rPr>
           <w:rFonts w:ascii="Times New Roman" w:eastAsia="宋体" w:hAnsi="Times New Roman" w:cs="Times New Roman" w:hint="eastAsia"/>
         </w:rPr>
-        <w:t xml:space="preserve"> 60</w:t>
+        <w:t xml:space="preserve"> 5</w:t>
       </w:r>
     </w:p>
     <w:p>
@@ -34073,7 +34362,135 @@
         <w:rPr>
           <w:rFonts w:ascii="Times New Roman" w:eastAsia="宋体" w:hAnsi="Times New Roman" w:cs="Times New Roman" w:hint="eastAsia"/>
         </w:rPr>
-        <w:t>FlatToGroundHideExtra</w:t>
+        <w:t>DisplayTextSize</w:t>
+      </w:r>
+      <w:proofErr w:type="spellEnd"/>
+      <w:r>
+        <w:rPr>
+          <w:rFonts w:ascii="Times New Roman" w:eastAsia="宋体" w:hAnsi="Times New Roman" w:cs="Times New Roman" w:hint="eastAsia"/>
+        </w:rPr>
+        <w:t>=</w:t>
+      </w:r>
+      <w:r>
+        <w:rPr>
+          <w:rFonts w:ascii="Times New Roman" w:eastAsia="宋体" w:hAnsi="Times New Roman" w:cs="Times New Roman" w:hint="eastAsia"/>
+        </w:rPr>
+        <w:t xml:space="preserve"> </w:t>
+      </w:r>
+      <w:r>
+        <w:rPr>
+          <w:rFonts w:ascii="Times New Roman" w:eastAsia="宋体" w:hAnsi="Times New Roman" w:cs="Times New Roman" w:hint="eastAsia"/>
+        </w:rPr>
+        <w:t xml:space="preserve">INTERGER ; </w:t>
+      </w:r>
+      <w:r>
+        <w:rPr>
+          <w:rFonts w:ascii="Times New Roman" w:eastAsia="宋体" w:hAnsi="Times New Roman" w:cs="Times New Roman" w:hint="eastAsia"/>
+        </w:rPr>
+        <w:t>资源总量与属性查看字体的大小</w:t>
+      </w:r>
+      <w:r>
+        <w:rPr>
+          <w:rFonts w:ascii="Times New Roman" w:eastAsia="宋体" w:hAnsi="Times New Roman" w:cs="Times New Roman" w:hint="eastAsia"/>
+        </w:rPr>
+        <w:t xml:space="preserve">, </w:t>
+      </w:r>
+      <w:r>
+        <w:rPr>
+          <w:rFonts w:ascii="Times New Roman" w:eastAsia="宋体" w:hAnsi="Times New Roman" w:cs="Times New Roman" w:hint="eastAsia"/>
+        </w:rPr>
+        <w:t>默认为</w:t>
+      </w:r>
+      <w:r>
+        <w:rPr>
+          <w:rFonts w:ascii="Times New Roman" w:eastAsia="宋体" w:hAnsi="Times New Roman" w:cs="Times New Roman" w:hint="eastAsia"/>
+        </w:rPr>
+        <w:t xml:space="preserve"> 18</w:t>
+      </w:r>
+    </w:p>
+    <w:p>
+      <w:pPr>
+        <w:ind w:firstLineChars="200" w:firstLine="440"/>
+        <w:rPr>
+          <w:rFonts w:ascii="Times New Roman" w:eastAsia="宋体" w:hAnsi="Times New Roman" w:cs="Times New Roman"/>
+        </w:rPr>
+      </w:pPr>
+      <w:proofErr w:type="spellStart"/>
+      <w:r>
+        <w:rPr>
+          <w:rFonts w:ascii="Times New Roman" w:eastAsia="宋体" w:hAnsi="Times New Roman" w:cs="Times New Roman" w:hint="eastAsia"/>
+        </w:rPr>
+        <w:t>TreeViewCameo.Size</w:t>
+      </w:r>
+      <w:proofErr w:type="spellEnd"/>
+      <w:r>
+        <w:rPr>
+          <w:rFonts w:ascii="Times New Roman" w:eastAsia="宋体" w:hAnsi="Times New Roman" w:cs="Times New Roman" w:hint="eastAsia"/>
+        </w:rPr>
+        <w:t xml:space="preserve">=INTERGER ; </w:t>
+      </w:r>
+      <w:r>
+        <w:rPr>
+          <w:rFonts w:ascii="Times New Roman" w:eastAsia="宋体" w:hAnsi="Times New Roman" w:cs="Times New Roman" w:hint="eastAsia"/>
+        </w:rPr>
+        <w:t>物品浏览器图标的大小</w:t>
+      </w:r>
+      <w:r>
+        <w:rPr>
+          <w:rFonts w:ascii="Times New Roman" w:eastAsia="宋体" w:hAnsi="Times New Roman" w:cs="Times New Roman" w:hint="eastAsia"/>
+        </w:rPr>
+        <w:t xml:space="preserve">, </w:t>
+      </w:r>
+      <w:r>
+        <w:rPr>
+          <w:rFonts w:ascii="Times New Roman" w:eastAsia="宋体" w:hAnsi="Times New Roman" w:cs="Times New Roman" w:hint="eastAsia"/>
+        </w:rPr>
+        <w:t>默认为</w:t>
+      </w:r>
+      <w:r>
+        <w:rPr>
+          <w:rFonts w:ascii="Times New Roman" w:eastAsia="宋体" w:hAnsi="Times New Roman" w:cs="Times New Roman" w:hint="eastAsia"/>
+        </w:rPr>
+        <w:t xml:space="preserve"> 32, </w:t>
+      </w:r>
+      <w:r>
+        <w:rPr>
+          <w:rFonts w:ascii="Times New Roman" w:eastAsia="宋体" w:hAnsi="Times New Roman" w:cs="Times New Roman" w:hint="eastAsia"/>
+        </w:rPr>
+        <w:t>最小</w:t>
+      </w:r>
+      <w:r>
+        <w:rPr>
+          <w:rFonts w:ascii="Times New Roman" w:eastAsia="宋体" w:hAnsi="Times New Roman" w:cs="Times New Roman" w:hint="eastAsia"/>
+        </w:rPr>
+        <w:t xml:space="preserve"> 16, </w:t>
+      </w:r>
+      <w:r>
+        <w:rPr>
+          <w:rFonts w:ascii="Times New Roman" w:eastAsia="宋体" w:hAnsi="Times New Roman" w:cs="Times New Roman" w:hint="eastAsia"/>
+        </w:rPr>
+        <w:t>最大</w:t>
+      </w:r>
+      <w:r>
+        <w:rPr>
+          <w:rFonts w:ascii="Times New Roman" w:eastAsia="宋体" w:hAnsi="Times New Roman" w:cs="Times New Roman" w:hint="eastAsia"/>
+        </w:rPr>
+        <w:t xml:space="preserve"> 64</w:t>
+      </w:r>
+    </w:p>
+    <w:p>
+      <w:pPr>
+        <w:ind w:firstLineChars="200" w:firstLine="440"/>
+        <w:rPr>
+          <w:rFonts w:ascii="Times New Roman" w:eastAsia="宋体" w:hAnsi="Times New Roman" w:cs="Times New Roman"/>
+        </w:rPr>
+      </w:pPr>
+      <w:proofErr w:type="spellStart"/>
+      <w:r>
+        <w:rPr>
+          <w:rFonts w:ascii="Times New Roman" w:eastAsia="宋体" w:hAnsi="Times New Roman" w:cs="Times New Roman" w:hint="eastAsia"/>
+        </w:rPr>
+        <w:t>DrawCelltagTranslucent</w:t>
       </w:r>
       <w:proofErr w:type="spellEnd"/>
       <w:r>
@@ -34086,7 +34503,53 @@
         <w:rPr>
           <w:rFonts w:ascii="Times New Roman" w:eastAsia="宋体" w:hAnsi="Times New Roman" w:cs="Times New Roman" w:hint="eastAsia"/>
         </w:rPr>
-        <w:t>开启平面显示时</w:t>
+        <w:t>是否半透明绘制单元标记图标</w:t>
+      </w:r>
+      <w:r>
+        <w:rPr>
+          <w:rFonts w:ascii="Times New Roman" w:eastAsia="宋体" w:hAnsi="Times New Roman" w:cs="Times New Roman" w:hint="eastAsia"/>
+        </w:rPr>
+        <w:t xml:space="preserve">. </w:t>
+      </w:r>
+      <w:r>
+        <w:rPr>
+          <w:rFonts w:ascii="Times New Roman" w:eastAsia="宋体" w:hAnsi="Times New Roman" w:cs="Times New Roman" w:hint="eastAsia"/>
+        </w:rPr>
+        <w:t>默认为</w:t>
+      </w:r>
+      <w:r>
+        <w:rPr>
+          <w:rFonts w:ascii="Times New Roman" w:eastAsia="宋体" w:hAnsi="Times New Roman" w:cs="Times New Roman" w:hint="eastAsia"/>
+        </w:rPr>
+        <w:t>false</w:t>
+      </w:r>
+    </w:p>
+    <w:p>
+      <w:pPr>
+        <w:ind w:firstLineChars="200" w:firstLine="440"/>
+        <w:rPr>
+          <w:rFonts w:ascii="Times New Roman" w:eastAsia="宋体" w:hAnsi="Times New Roman" w:cs="Times New Roman"/>
+        </w:rPr>
+      </w:pPr>
+      <w:proofErr w:type="spellStart"/>
+      <w:r>
+        <w:rPr>
+          <w:rFonts w:ascii="Times New Roman" w:eastAsia="宋体" w:hAnsi="Times New Roman" w:cs="Times New Roman" w:hint="eastAsia"/>
+        </w:rPr>
+        <w:t>DisplayColor.Waypoint</w:t>
+      </w:r>
+      <w:proofErr w:type="spellEnd"/>
+      <w:r>
+        <w:rPr>
+          <w:rFonts w:ascii="Times New Roman" w:eastAsia="宋体" w:hAnsi="Times New Roman" w:cs="Times New Roman" w:hint="eastAsia"/>
+        </w:rPr>
+        <w:t xml:space="preserve">=COLORREF(R,G,B) ; </w:t>
+      </w:r>
+      <w:r>
+        <w:rPr>
+          <w:rFonts w:ascii="Times New Roman" w:eastAsia="宋体" w:hAnsi="Times New Roman" w:cs="Times New Roman" w:hint="eastAsia"/>
+        </w:rPr>
+        <w:t>在“设置路径点颜色”中替换的路径点旗帜颜色</w:t>
       </w:r>
       <w:r>
         <w:rPr>
@@ -34098,7 +34561,251 @@
         <w:rPr>
           <w:rFonts w:ascii="Times New Roman" w:eastAsia="宋体" w:hAnsi="Times New Roman" w:cs="Times New Roman" w:hint="eastAsia"/>
         </w:rPr>
-        <w:t>是否隐藏地形的</w:t>
+        <w:t>默认为</w:t>
+      </w:r>
+      <w:r>
+        <w:rPr>
+          <w:rFonts w:ascii="Times New Roman" w:eastAsia="宋体" w:hAnsi="Times New Roman" w:cs="Times New Roman" w:hint="eastAsia"/>
+        </w:rPr>
+        <w:t xml:space="preserve"> 0,255,0. </w:t>
+      </w:r>
+      <w:r>
+        <w:rPr>
+          <w:rFonts w:ascii="Times New Roman" w:eastAsia="宋体" w:hAnsi="Times New Roman" w:cs="Times New Roman" w:hint="eastAsia"/>
+        </w:rPr>
+        <w:t>取值范围为</w:t>
+      </w:r>
+      <w:r>
+        <w:rPr>
+          <w:rFonts w:ascii="Times New Roman" w:eastAsia="宋体" w:hAnsi="Times New Roman" w:cs="Times New Roman" w:hint="eastAsia"/>
+        </w:rPr>
+        <w:t>0-255</w:t>
+      </w:r>
+    </w:p>
+    <w:p>
+      <w:pPr>
+        <w:ind w:firstLineChars="200" w:firstLine="440"/>
+        <w:rPr>
+          <w:rFonts w:ascii="Times New Roman" w:eastAsia="宋体" w:hAnsi="Times New Roman" w:cs="Times New Roman"/>
+        </w:rPr>
+      </w:pPr>
+      <w:proofErr w:type="spellStart"/>
+      <w:r>
+        <w:rPr>
+          <w:rFonts w:ascii="Times New Roman" w:eastAsia="宋体" w:hAnsi="Times New Roman" w:cs="Times New Roman" w:hint="eastAsia"/>
+        </w:rPr>
+        <w:t>DisplayColor.Celltag</w:t>
+      </w:r>
+      <w:proofErr w:type="spellEnd"/>
+      <w:r>
+        <w:rPr>
+          <w:rFonts w:ascii="Times New Roman" w:eastAsia="宋体" w:hAnsi="Times New Roman" w:cs="Times New Roman" w:hint="eastAsia"/>
+        </w:rPr>
+        <w:t>=</w:t>
+      </w:r>
+      <w:r>
+        <w:rPr>
+          <w:rFonts w:ascii="Times New Roman" w:eastAsia="宋体" w:hAnsi="Times New Roman" w:cs="Times New Roman" w:hint="eastAsia"/>
+        </w:rPr>
+        <w:t xml:space="preserve">COLORREF(R,G,B) ; </w:t>
+      </w:r>
+      <w:r>
+        <w:rPr>
+          <w:rFonts w:ascii="Times New Roman" w:eastAsia="宋体" w:hAnsi="Times New Roman" w:cs="Times New Roman" w:hint="eastAsia"/>
+        </w:rPr>
+        <w:t>在“设置单元标记颜色”中替换的单元标记图标颜色</w:t>
+      </w:r>
+      <w:r>
+        <w:rPr>
+          <w:rFonts w:ascii="Times New Roman" w:eastAsia="宋体" w:hAnsi="Times New Roman" w:cs="Times New Roman" w:hint="eastAsia"/>
+        </w:rPr>
+        <w:t xml:space="preserve">, </w:t>
+      </w:r>
+      <w:r>
+        <w:rPr>
+          <w:rFonts w:ascii="Times New Roman" w:eastAsia="宋体" w:hAnsi="Times New Roman" w:cs="Times New Roman" w:hint="eastAsia"/>
+        </w:rPr>
+        <w:t>默认为</w:t>
+      </w:r>
+      <w:r>
+        <w:rPr>
+          <w:rFonts w:ascii="Times New Roman" w:eastAsia="宋体" w:hAnsi="Times New Roman" w:cs="Times New Roman" w:hint="eastAsia"/>
+        </w:rPr>
+        <w:t xml:space="preserve"> 255,0,0. </w:t>
+      </w:r>
+      <w:r>
+        <w:rPr>
+          <w:rFonts w:ascii="Times New Roman" w:eastAsia="宋体" w:hAnsi="Times New Roman" w:cs="Times New Roman" w:hint="eastAsia"/>
+        </w:rPr>
+        <w:t>取值范围为</w:t>
+      </w:r>
+      <w:r>
+        <w:rPr>
+          <w:rFonts w:ascii="Times New Roman" w:eastAsia="宋体" w:hAnsi="Times New Roman" w:cs="Times New Roman" w:hint="eastAsia"/>
+        </w:rPr>
+        <w:t>0-255</w:t>
+      </w:r>
+    </w:p>
+    <w:p>
+      <w:pPr>
+        <w:ind w:firstLineChars="200" w:firstLine="440"/>
+        <w:rPr>
+          <w:rFonts w:ascii="Times New Roman" w:eastAsia="宋体" w:hAnsi="Times New Roman" w:cs="Times New Roman"/>
+        </w:rPr>
+      </w:pPr>
+      <w:proofErr w:type="spellStart"/>
+      <w:r>
+        <w:rPr>
+          <w:rFonts w:ascii="Times New Roman" w:eastAsia="宋体" w:hAnsi="Times New Roman" w:cs="Times New Roman" w:hint="eastAsia"/>
+        </w:rPr>
+        <w:t>DistanceRuler.Color</w:t>
+      </w:r>
+      <w:proofErr w:type="spellEnd"/>
+      <w:r>
+        <w:rPr>
+          <w:rFonts w:ascii="Times New Roman" w:eastAsia="宋体" w:hAnsi="Times New Roman" w:cs="Times New Roman" w:hint="eastAsia"/>
+        </w:rPr>
+        <w:t xml:space="preserve">=COLORREF(R,G,B) ; </w:t>
+      </w:r>
+      <w:r>
+        <w:rPr>
+          <w:rFonts w:ascii="Times New Roman" w:eastAsia="宋体" w:hAnsi="Times New Roman" w:cs="Times New Roman" w:hint="eastAsia"/>
+        </w:rPr>
+        <w:t>距离标尺线段的颜色</w:t>
+      </w:r>
+      <w:r>
+        <w:rPr>
+          <w:rFonts w:ascii="Times New Roman" w:eastAsia="宋体" w:hAnsi="Times New Roman" w:cs="Times New Roman" w:hint="eastAsia"/>
+        </w:rPr>
+        <w:t xml:space="preserve">, </w:t>
+      </w:r>
+      <w:r>
+        <w:rPr>
+          <w:rFonts w:ascii="Times New Roman" w:eastAsia="宋体" w:hAnsi="Times New Roman" w:cs="Times New Roman" w:hint="eastAsia"/>
+        </w:rPr>
+        <w:t>默认为</w:t>
+      </w:r>
+      <w:r>
+        <w:rPr>
+          <w:rFonts w:ascii="Times New Roman" w:eastAsia="宋体" w:hAnsi="Times New Roman" w:cs="Times New Roman" w:hint="eastAsia"/>
+        </w:rPr>
+        <w:t xml:space="preserve"> 255,</w:t>
+      </w:r>
+      <w:r>
+        <w:rPr>
+          <w:rFonts w:ascii="Times New Roman" w:eastAsia="宋体" w:hAnsi="Times New Roman" w:cs="Times New Roman" w:hint="eastAsia"/>
+        </w:rPr>
+        <w:t>0</w:t>
+      </w:r>
+      <w:r>
+        <w:rPr>
+          <w:rFonts w:ascii="Times New Roman" w:eastAsia="宋体" w:hAnsi="Times New Roman" w:cs="Times New Roman" w:hint="eastAsia"/>
+        </w:rPr>
+        <w:t xml:space="preserve">,0. </w:t>
+      </w:r>
+      <w:r>
+        <w:rPr>
+          <w:rFonts w:ascii="Times New Roman" w:eastAsia="宋体" w:hAnsi="Times New Roman" w:cs="Times New Roman" w:hint="eastAsia"/>
+        </w:rPr>
+        <w:t>取值范围为</w:t>
+      </w:r>
+      <w:r>
+        <w:rPr>
+          <w:rFonts w:ascii="Times New Roman" w:eastAsia="宋体" w:hAnsi="Times New Roman" w:cs="Times New Roman" w:hint="eastAsia"/>
+        </w:rPr>
+        <w:t>0-255</w:t>
+      </w:r>
+    </w:p>
+    <w:p>
+      <w:pPr>
+        <w:ind w:firstLineChars="200" w:firstLine="440"/>
+        <w:rPr>
+          <w:rFonts w:ascii="Times New Roman" w:eastAsia="宋体" w:hAnsi="Times New Roman" w:cs="Times New Roman"/>
+        </w:rPr>
+      </w:pPr>
+      <w:proofErr w:type="spellStart"/>
+      <w:r>
+        <w:rPr>
+          <w:rFonts w:ascii="Times New Roman" w:eastAsia="宋体" w:hAnsi="Times New Roman" w:cs="Times New Roman"/>
+        </w:rPr>
+        <w:t>TerrainGeneratorColor</w:t>
+      </w:r>
+      <w:proofErr w:type="spellEnd"/>
+      <w:r>
+        <w:rPr>
+          <w:rFonts w:ascii="Times New Roman" w:eastAsia="宋体" w:hAnsi="Times New Roman" w:cs="Times New Roman"/>
+        </w:rPr>
+        <w:t>=</w:t>
+      </w:r>
+      <w:r>
+        <w:rPr>
+          <w:rFonts w:ascii="Times New Roman" w:eastAsia="宋体" w:hAnsi="Times New Roman" w:cs="Times New Roman"/>
+        </w:rPr>
+        <w:t xml:space="preserve">COLORREF(R,G,B) ; </w:t>
+      </w:r>
+      <w:r>
+        <w:rPr>
+          <w:rFonts w:ascii="Times New Roman" w:eastAsia="宋体" w:hAnsi="Times New Roman" w:cs="Times New Roman"/>
+        </w:rPr>
+        <w:t>地形生成器设置范围的颜色</w:t>
+      </w:r>
+      <w:r>
+        <w:rPr>
+          <w:rFonts w:ascii="Times New Roman" w:eastAsia="宋体" w:hAnsi="Times New Roman" w:cs="Times New Roman"/>
+        </w:rPr>
+        <w:t xml:space="preserve">, </w:t>
+      </w:r>
+      <w:r>
+        <w:rPr>
+          <w:rFonts w:ascii="Times New Roman" w:eastAsia="宋体" w:hAnsi="Times New Roman" w:cs="Times New Roman"/>
+        </w:rPr>
+        <w:t>默认为</w:t>
+      </w:r>
+      <w:r>
+        <w:rPr>
+          <w:rFonts w:ascii="Times New Roman" w:eastAsia="宋体" w:hAnsi="Times New Roman" w:cs="Times New Roman"/>
+        </w:rPr>
+        <w:t xml:space="preserve"> 255,255,0. </w:t>
+      </w:r>
+      <w:r>
+        <w:rPr>
+          <w:rFonts w:ascii="Times New Roman" w:eastAsia="宋体" w:hAnsi="Times New Roman" w:cs="Times New Roman"/>
+        </w:rPr>
+        <w:t>取值范围为</w:t>
+      </w:r>
+      <w:r>
+        <w:rPr>
+          <w:rFonts w:ascii="Times New Roman" w:eastAsia="宋体" w:hAnsi="Times New Roman" w:cs="Times New Roman"/>
+        </w:rPr>
+        <w:t>0-255</w:t>
+      </w:r>
+    </w:p>
+    <w:p>
+      <w:pPr>
+        <w:ind w:firstLineChars="200" w:firstLine="440"/>
+        <w:rPr>
+          <w:rFonts w:ascii="Times New Roman" w:eastAsia="宋体" w:hAnsi="Times New Roman" w:cs="Times New Roman"/>
+        </w:rPr>
+      </w:pPr>
+      <w:proofErr w:type="spellStart"/>
+      <w:r>
+        <w:rPr>
+          <w:rFonts w:ascii="Times New Roman" w:eastAsia="宋体" w:hAnsi="Times New Roman" w:cs="Times New Roman" w:hint="eastAsia"/>
+        </w:rPr>
+        <w:t>PlayerLocation.Color</w:t>
+      </w:r>
+      <w:proofErr w:type="spellEnd"/>
+      <w:r>
+        <w:rPr>
+          <w:rFonts w:ascii="Times New Roman" w:eastAsia="宋体" w:hAnsi="Times New Roman" w:cs="Times New Roman" w:hint="eastAsia"/>
+        </w:rPr>
+        <w:t>=</w:t>
+      </w:r>
+      <w:r>
+        <w:rPr>
+          <w:rFonts w:ascii="Times New Roman" w:eastAsia="宋体" w:hAnsi="Times New Roman" w:cs="Times New Roman"/>
+        </w:rPr>
+        <w:t>COLORREF(R,G,B) ;</w:t>
       </w:r>
       <w:r>
         <w:rPr>
@@ -34106,14 +34813,12 @@
         </w:rPr>
         <w:t xml:space="preserve"> </w:t>
       </w:r>
-      <w:proofErr w:type="spellStart"/>
-      <w:r>
-        <w:rPr>
-          <w:rFonts w:ascii="Times New Roman" w:eastAsia="宋体" w:hAnsi="Times New Roman" w:cs="Times New Roman" w:hint="eastAsia"/>
-        </w:rPr>
-        <w:t>ExtraImage</w:t>
-      </w:r>
-      <w:proofErr w:type="spellEnd"/>
+      <w:r>
+        <w:rPr>
+          <w:rFonts w:ascii="Times New Roman" w:eastAsia="宋体" w:hAnsi="Times New Roman" w:cs="Times New Roman" w:hint="eastAsia"/>
+        </w:rPr>
+        <w:t>地图渲染器游戏者位置的颜色</w:t>
+      </w:r>
       <w:r>
         <w:rPr>
           <w:rFonts w:ascii="Times New Roman" w:eastAsia="宋体" w:hAnsi="Times New Roman" w:cs="Times New Roman" w:hint="eastAsia"/>
@@ -34130,6 +34835,1027 @@
         <w:rPr>
           <w:rFonts w:ascii="Times New Roman" w:eastAsia="宋体" w:hAnsi="Times New Roman" w:cs="Times New Roman" w:hint="eastAsia"/>
         </w:rPr>
+        <w:t xml:space="preserve"> 255,0,0</w:t>
+      </w:r>
+      <w:r>
+        <w:rPr>
+          <w:rFonts w:ascii="Times New Roman" w:eastAsia="宋体" w:hAnsi="Times New Roman" w:cs="Times New Roman"/>
+        </w:rPr>
+        <w:t xml:space="preserve">. </w:t>
+      </w:r>
+      <w:r>
+        <w:rPr>
+          <w:rFonts w:ascii="Times New Roman" w:eastAsia="宋体" w:hAnsi="Times New Roman" w:cs="Times New Roman"/>
+        </w:rPr>
+        <w:t>取值范围为</w:t>
+      </w:r>
+      <w:r>
+        <w:rPr>
+          <w:rFonts w:ascii="Times New Roman" w:eastAsia="宋体" w:hAnsi="Times New Roman" w:cs="Times New Roman"/>
+        </w:rPr>
+        <w:t>0-255</w:t>
+      </w:r>
+    </w:p>
+    <w:p>
+      <w:pPr>
+        <w:ind w:firstLineChars="200" w:firstLine="440"/>
+        <w:rPr>
+          <w:rFonts w:ascii="Times New Roman" w:eastAsia="宋体" w:hAnsi="Times New Roman" w:cs="Times New Roman"/>
+        </w:rPr>
+      </w:pPr>
+      <w:proofErr w:type="spellStart"/>
+      <w:r>
+        <w:rPr>
+          <w:rFonts w:ascii="Times New Roman" w:eastAsia="宋体" w:hAnsi="Times New Roman" w:cs="Times New Roman" w:hint="eastAsia"/>
+        </w:rPr>
+        <w:t>RangeBound.MaxRange</w:t>
+      </w:r>
+      <w:proofErr w:type="spellEnd"/>
+      <w:r>
+        <w:rPr>
+          <w:rFonts w:ascii="Times New Roman" w:eastAsia="宋体" w:hAnsi="Times New Roman" w:cs="Times New Roman" w:hint="eastAsia"/>
+        </w:rPr>
+        <w:t>=</w:t>
+      </w:r>
+      <w:r>
+        <w:rPr>
+          <w:rFonts w:ascii="Times New Roman" w:eastAsia="宋体" w:hAnsi="Times New Roman" w:cs="Times New Roman" w:hint="eastAsia"/>
+        </w:rPr>
+        <w:t xml:space="preserve">INTEGER ; </w:t>
+      </w:r>
+      <w:r>
+        <w:rPr>
+          <w:rFonts w:ascii="Times New Roman" w:eastAsia="宋体" w:hAnsi="Times New Roman" w:cs="Times New Roman" w:hint="eastAsia"/>
+        </w:rPr>
+        <w:t>范围属性最大显示的距离</w:t>
+      </w:r>
+      <w:r>
+        <w:rPr>
+          <w:rFonts w:ascii="Times New Roman" w:eastAsia="宋体" w:hAnsi="Times New Roman" w:cs="Times New Roman" w:hint="eastAsia"/>
+        </w:rPr>
+        <w:t xml:space="preserve">, </w:t>
+      </w:r>
+      <w:r>
+        <w:rPr>
+          <w:rFonts w:ascii="Times New Roman" w:eastAsia="宋体" w:hAnsi="Times New Roman" w:cs="Times New Roman" w:hint="eastAsia"/>
+        </w:rPr>
+        <w:t>过大的范围会导致显示卡顿</w:t>
+      </w:r>
+      <w:r>
+        <w:rPr>
+          <w:rFonts w:ascii="Times New Roman" w:eastAsia="宋体" w:hAnsi="Times New Roman" w:cs="Times New Roman" w:hint="eastAsia"/>
+        </w:rPr>
+        <w:t xml:space="preserve">, </w:t>
+      </w:r>
+      <w:r>
+        <w:rPr>
+          <w:rFonts w:ascii="Times New Roman" w:eastAsia="宋体" w:hAnsi="Times New Roman" w:cs="Times New Roman" w:hint="eastAsia"/>
+        </w:rPr>
+        <w:t>默认为</w:t>
+      </w:r>
+      <w:r>
+        <w:rPr>
+          <w:rFonts w:ascii="Times New Roman" w:eastAsia="宋体" w:hAnsi="Times New Roman" w:cs="Times New Roman" w:hint="eastAsia"/>
+        </w:rPr>
+        <w:t>50</w:t>
+      </w:r>
+    </w:p>
+    <w:p>
+      <w:pPr>
+        <w:ind w:firstLineChars="200" w:firstLine="440"/>
+        <w:rPr>
+          <w:rFonts w:ascii="Times New Roman" w:eastAsia="宋体" w:hAnsi="Times New Roman" w:cs="Times New Roman"/>
+        </w:rPr>
+      </w:pPr>
+      <w:proofErr w:type="spellStart"/>
+      <w:r>
+        <w:rPr>
+          <w:rFonts w:ascii="Times New Roman" w:eastAsia="宋体" w:hAnsi="Times New Roman" w:cs="Times New Roman"/>
+        </w:rPr>
+        <w:t>WeaponRangeBound.Color</w:t>
+      </w:r>
+      <w:proofErr w:type="spellEnd"/>
+      <w:r>
+        <w:rPr>
+          <w:rFonts w:ascii="Times New Roman" w:eastAsia="宋体" w:hAnsi="Times New Roman" w:cs="Times New Roman"/>
+        </w:rPr>
+        <w:t>=</w:t>
+      </w:r>
+      <w:r>
+        <w:rPr>
+          <w:rFonts w:ascii="Times New Roman" w:eastAsia="宋体" w:hAnsi="Times New Roman" w:cs="Times New Roman"/>
+        </w:rPr>
+        <w:t xml:space="preserve">COLORREF(R,G,B) ; </w:t>
+      </w:r>
+      <w:r>
+        <w:rPr>
+          <w:rFonts w:ascii="Times New Roman" w:eastAsia="宋体" w:hAnsi="Times New Roman" w:cs="Times New Roman"/>
+        </w:rPr>
+        <w:t>主武器射程范围的颜色</w:t>
+      </w:r>
+      <w:r>
+        <w:rPr>
+          <w:rFonts w:ascii="Times New Roman" w:eastAsia="宋体" w:hAnsi="Times New Roman" w:cs="Times New Roman"/>
+        </w:rPr>
+        <w:t xml:space="preserve">, </w:t>
+      </w:r>
+      <w:r>
+        <w:rPr>
+          <w:rFonts w:ascii="Times New Roman" w:eastAsia="宋体" w:hAnsi="Times New Roman" w:cs="Times New Roman"/>
+        </w:rPr>
+        <w:t>默认为</w:t>
+      </w:r>
+      <w:r>
+        <w:rPr>
+          <w:rFonts w:ascii="Times New Roman" w:eastAsia="宋体" w:hAnsi="Times New Roman" w:cs="Times New Roman"/>
+        </w:rPr>
+        <w:t xml:space="preserve"> 0,255,255. </w:t>
+      </w:r>
+      <w:r>
+        <w:rPr>
+          <w:rFonts w:ascii="Times New Roman" w:eastAsia="宋体" w:hAnsi="Times New Roman" w:cs="Times New Roman"/>
+        </w:rPr>
+        <w:t>取值范围为</w:t>
+      </w:r>
+      <w:r>
+        <w:rPr>
+          <w:rFonts w:ascii="Times New Roman" w:eastAsia="宋体" w:hAnsi="Times New Roman" w:cs="Times New Roman"/>
+        </w:rPr>
+        <w:t>0-255</w:t>
+      </w:r>
+    </w:p>
+    <w:p>
+      <w:pPr>
+        <w:ind w:firstLineChars="200" w:firstLine="440"/>
+        <w:rPr>
+          <w:rFonts w:ascii="Times New Roman" w:eastAsia="宋体" w:hAnsi="Times New Roman" w:cs="Times New Roman"/>
+        </w:rPr>
+      </w:pPr>
+      <w:proofErr w:type="spellStart"/>
+      <w:r>
+        <w:rPr>
+          <w:rFonts w:ascii="Times New Roman" w:eastAsia="宋体" w:hAnsi="Times New Roman" w:cs="Times New Roman"/>
+        </w:rPr>
+        <w:t>WeaponRangeMinimumBound.Color</w:t>
+      </w:r>
+      <w:proofErr w:type="spellEnd"/>
+      <w:r>
+        <w:rPr>
+          <w:rFonts w:ascii="Times New Roman" w:eastAsia="宋体" w:hAnsi="Times New Roman" w:cs="Times New Roman"/>
+        </w:rPr>
+        <w:t>=</w:t>
+      </w:r>
+      <w:r>
+        <w:rPr>
+          <w:rFonts w:ascii="Times New Roman" w:eastAsia="宋体" w:hAnsi="Times New Roman" w:cs="Times New Roman"/>
+        </w:rPr>
+        <w:t xml:space="preserve">COLORREF(R,G,B) ; </w:t>
+      </w:r>
+      <w:r>
+        <w:rPr>
+          <w:rFonts w:ascii="Times New Roman" w:eastAsia="宋体" w:hAnsi="Times New Roman" w:cs="Times New Roman"/>
+        </w:rPr>
+        <w:t>主武器最小射程范围的颜色</w:t>
+      </w:r>
+      <w:r>
+        <w:rPr>
+          <w:rFonts w:ascii="Times New Roman" w:eastAsia="宋体" w:hAnsi="Times New Roman" w:cs="Times New Roman"/>
+        </w:rPr>
+        <w:t xml:space="preserve">, </w:t>
+      </w:r>
+      <w:r>
+        <w:rPr>
+          <w:rFonts w:ascii="Times New Roman" w:eastAsia="宋体" w:hAnsi="Times New Roman" w:cs="Times New Roman"/>
+        </w:rPr>
+        <w:t>默认为</w:t>
+      </w:r>
+      <w:r>
+        <w:rPr>
+          <w:rFonts w:ascii="Times New Roman" w:eastAsia="宋体" w:hAnsi="Times New Roman" w:cs="Times New Roman"/>
+        </w:rPr>
+        <w:t xml:space="preserve"> 0,200,200. </w:t>
+      </w:r>
+      <w:r>
+        <w:rPr>
+          <w:rFonts w:ascii="Times New Roman" w:eastAsia="宋体" w:hAnsi="Times New Roman" w:cs="Times New Roman"/>
+        </w:rPr>
+        <w:t>取值范围为</w:t>
+      </w:r>
+      <w:r>
+        <w:rPr>
+          <w:rFonts w:ascii="Times New Roman" w:eastAsia="宋体" w:hAnsi="Times New Roman" w:cs="Times New Roman"/>
+        </w:rPr>
+        <w:t>0-255</w:t>
+      </w:r>
+    </w:p>
+    <w:p>
+      <w:pPr>
+        <w:ind w:firstLineChars="200" w:firstLine="440"/>
+        <w:rPr>
+          <w:rFonts w:ascii="Times New Roman" w:eastAsia="宋体" w:hAnsi="Times New Roman" w:cs="Times New Roman"/>
+        </w:rPr>
+      </w:pPr>
+      <w:proofErr w:type="spellStart"/>
+      <w:r>
+        <w:rPr>
+          <w:rFonts w:ascii="Times New Roman" w:eastAsia="宋体" w:hAnsi="Times New Roman" w:cs="Times New Roman"/>
+        </w:rPr>
+        <w:t>SecondaryWeaponRangeBound.Color</w:t>
+      </w:r>
+      <w:proofErr w:type="spellEnd"/>
+      <w:r>
+        <w:rPr>
+          <w:rFonts w:ascii="Times New Roman" w:eastAsia="宋体" w:hAnsi="Times New Roman" w:cs="Times New Roman"/>
+        </w:rPr>
+        <w:t>=</w:t>
+      </w:r>
+      <w:r>
+        <w:rPr>
+          <w:rFonts w:ascii="Times New Roman" w:eastAsia="宋体" w:hAnsi="Times New Roman" w:cs="Times New Roman"/>
+        </w:rPr>
+        <w:t xml:space="preserve">COLORREF(R,G,B) ; </w:t>
+      </w:r>
+      <w:r>
+        <w:rPr>
+          <w:rFonts w:ascii="Times New Roman" w:eastAsia="宋体" w:hAnsi="Times New Roman" w:cs="Times New Roman" w:hint="eastAsia"/>
+        </w:rPr>
+        <w:t>副</w:t>
+      </w:r>
+      <w:r>
+        <w:rPr>
+          <w:rFonts w:ascii="Times New Roman" w:eastAsia="宋体" w:hAnsi="Times New Roman" w:cs="Times New Roman"/>
+        </w:rPr>
+        <w:t>武器射程范围的颜色</w:t>
+      </w:r>
+      <w:r>
+        <w:rPr>
+          <w:rFonts w:ascii="Times New Roman" w:eastAsia="宋体" w:hAnsi="Times New Roman" w:cs="Times New Roman"/>
+        </w:rPr>
+        <w:t xml:space="preserve">, </w:t>
+      </w:r>
+      <w:r>
+        <w:rPr>
+          <w:rFonts w:ascii="Times New Roman" w:eastAsia="宋体" w:hAnsi="Times New Roman" w:cs="Times New Roman"/>
+        </w:rPr>
+        <w:t>默认为</w:t>
+      </w:r>
+      <w:r>
+        <w:rPr>
+          <w:rFonts w:ascii="Times New Roman" w:eastAsia="宋体" w:hAnsi="Times New Roman" w:cs="Times New Roman"/>
+        </w:rPr>
+        <w:t xml:space="preserve"> 0,255,130. </w:t>
+      </w:r>
+      <w:r>
+        <w:rPr>
+          <w:rFonts w:ascii="Times New Roman" w:eastAsia="宋体" w:hAnsi="Times New Roman" w:cs="Times New Roman"/>
+        </w:rPr>
+        <w:t>取值范围为</w:t>
+      </w:r>
+      <w:r>
+        <w:rPr>
+          <w:rFonts w:ascii="Times New Roman" w:eastAsia="宋体" w:hAnsi="Times New Roman" w:cs="Times New Roman"/>
+        </w:rPr>
+        <w:t>0-255</w:t>
+      </w:r>
+    </w:p>
+    <w:p>
+      <w:pPr>
+        <w:ind w:firstLineChars="200" w:firstLine="440"/>
+        <w:rPr>
+          <w:rFonts w:ascii="Times New Roman" w:eastAsia="宋体" w:hAnsi="Times New Roman" w:cs="Times New Roman"/>
+        </w:rPr>
+      </w:pPr>
+      <w:proofErr w:type="spellStart"/>
+      <w:r>
+        <w:rPr>
+          <w:rFonts w:ascii="Times New Roman" w:eastAsia="宋体" w:hAnsi="Times New Roman" w:cs="Times New Roman"/>
+        </w:rPr>
+        <w:lastRenderedPageBreak/>
+        <w:t>SecondaryWeaponRangeMinimumBound.Color</w:t>
+      </w:r>
+      <w:proofErr w:type="spellEnd"/>
+      <w:r>
+        <w:rPr>
+          <w:rFonts w:ascii="Times New Roman" w:eastAsia="宋体" w:hAnsi="Times New Roman" w:cs="Times New Roman"/>
+        </w:rPr>
+        <w:t>=</w:t>
+      </w:r>
+      <w:r>
+        <w:rPr>
+          <w:rFonts w:ascii="Times New Roman" w:eastAsia="宋体" w:hAnsi="Times New Roman" w:cs="Times New Roman"/>
+        </w:rPr>
+        <w:t xml:space="preserve">COLORREF(R,G,B) ; </w:t>
+      </w:r>
+      <w:r>
+        <w:rPr>
+          <w:rFonts w:ascii="Times New Roman" w:eastAsia="宋体" w:hAnsi="Times New Roman" w:cs="Times New Roman" w:hint="eastAsia"/>
+        </w:rPr>
+        <w:t>副</w:t>
+      </w:r>
+      <w:r>
+        <w:rPr>
+          <w:rFonts w:ascii="Times New Roman" w:eastAsia="宋体" w:hAnsi="Times New Roman" w:cs="Times New Roman"/>
+        </w:rPr>
+        <w:t>武器最小射程范围的颜色</w:t>
+      </w:r>
+      <w:r>
+        <w:rPr>
+          <w:rFonts w:ascii="Times New Roman" w:eastAsia="宋体" w:hAnsi="Times New Roman" w:cs="Times New Roman"/>
+        </w:rPr>
+        <w:t xml:space="preserve">, </w:t>
+      </w:r>
+      <w:r>
+        <w:rPr>
+          <w:rFonts w:ascii="Times New Roman" w:eastAsia="宋体" w:hAnsi="Times New Roman" w:cs="Times New Roman"/>
+        </w:rPr>
+        <w:t>默认为</w:t>
+      </w:r>
+      <w:r>
+        <w:rPr>
+          <w:rFonts w:ascii="Times New Roman" w:eastAsia="宋体" w:hAnsi="Times New Roman" w:cs="Times New Roman"/>
+        </w:rPr>
+        <w:t xml:space="preserve"> 0,200,100. </w:t>
+      </w:r>
+      <w:r>
+        <w:rPr>
+          <w:rFonts w:ascii="Times New Roman" w:eastAsia="宋体" w:hAnsi="Times New Roman" w:cs="Times New Roman"/>
+        </w:rPr>
+        <w:t>取值范围为</w:t>
+      </w:r>
+      <w:r>
+        <w:rPr>
+          <w:rFonts w:ascii="Times New Roman" w:eastAsia="宋体" w:hAnsi="Times New Roman" w:cs="Times New Roman"/>
+        </w:rPr>
+        <w:t>0-255</w:t>
+      </w:r>
+    </w:p>
+    <w:p>
+      <w:pPr>
+        <w:ind w:firstLineChars="200" w:firstLine="440"/>
+        <w:rPr>
+          <w:rFonts w:ascii="Times New Roman" w:eastAsia="宋体" w:hAnsi="Times New Roman" w:cs="Times New Roman"/>
+        </w:rPr>
+      </w:pPr>
+      <w:proofErr w:type="spellStart"/>
+      <w:r>
+        <w:rPr>
+          <w:rFonts w:ascii="Times New Roman" w:eastAsia="宋体" w:hAnsi="Times New Roman" w:cs="Times New Roman" w:hint="eastAsia"/>
+        </w:rPr>
+        <w:t>DeathWeaponRangeBound.Color</w:t>
+      </w:r>
+      <w:proofErr w:type="spellEnd"/>
+      <w:r>
+        <w:rPr>
+          <w:rFonts w:ascii="Times New Roman" w:eastAsia="宋体" w:hAnsi="Times New Roman" w:cs="Times New Roman" w:hint="eastAsia"/>
+        </w:rPr>
+        <w:t xml:space="preserve">=COLORREF(R,G,B) ; </w:t>
+      </w:r>
+      <w:r>
+        <w:rPr>
+          <w:rFonts w:ascii="Times New Roman" w:eastAsia="宋体" w:hAnsi="Times New Roman" w:cs="Times New Roman" w:hint="eastAsia"/>
+        </w:rPr>
+        <w:t>自杀武器范围的颜色</w:t>
+      </w:r>
+      <w:r>
+        <w:rPr>
+          <w:rFonts w:ascii="Times New Roman" w:eastAsia="宋体" w:hAnsi="Times New Roman" w:cs="Times New Roman" w:hint="eastAsia"/>
+        </w:rPr>
+        <w:t xml:space="preserve">, </w:t>
+      </w:r>
+      <w:r>
+        <w:rPr>
+          <w:rFonts w:ascii="Times New Roman" w:eastAsia="宋体" w:hAnsi="Times New Roman" w:cs="Times New Roman" w:hint="eastAsia"/>
+        </w:rPr>
+        <w:t>默认为</w:t>
+      </w:r>
+      <w:r>
+        <w:rPr>
+          <w:rFonts w:ascii="Times New Roman" w:eastAsia="宋体" w:hAnsi="Times New Roman" w:cs="Times New Roman" w:hint="eastAsia"/>
+        </w:rPr>
+        <w:t xml:space="preserve"> 255,127,39. </w:t>
+      </w:r>
+      <w:r>
+        <w:rPr>
+          <w:rFonts w:ascii="Times New Roman" w:eastAsia="宋体" w:hAnsi="Times New Roman" w:cs="Times New Roman" w:hint="eastAsia"/>
+        </w:rPr>
+        <w:t>取值范围为</w:t>
+      </w:r>
+      <w:r>
+        <w:rPr>
+          <w:rFonts w:ascii="Times New Roman" w:eastAsia="宋体" w:hAnsi="Times New Roman" w:cs="Times New Roman" w:hint="eastAsia"/>
+        </w:rPr>
+        <w:t>0-255</w:t>
+      </w:r>
+    </w:p>
+    <w:p>
+      <w:pPr>
+        <w:ind w:firstLineChars="200" w:firstLine="440"/>
+        <w:rPr>
+          <w:rFonts w:ascii="Times New Roman" w:eastAsia="宋体" w:hAnsi="Times New Roman" w:cs="Times New Roman"/>
+        </w:rPr>
+      </w:pPr>
+      <w:proofErr w:type="spellStart"/>
+      <w:r>
+        <w:rPr>
+          <w:rFonts w:ascii="Times New Roman" w:eastAsia="宋体" w:hAnsi="Times New Roman" w:cs="Times New Roman"/>
+        </w:rPr>
+        <w:t>GapRangeBound</w:t>
+      </w:r>
+      <w:r>
+        <w:rPr>
+          <w:rFonts w:ascii="Times New Roman" w:eastAsia="宋体" w:hAnsi="Times New Roman" w:cs="Times New Roman" w:hint="eastAsia"/>
+        </w:rPr>
+        <w:t>.</w:t>
+      </w:r>
+      <w:r>
+        <w:rPr>
+          <w:rFonts w:ascii="Times New Roman" w:eastAsia="宋体" w:hAnsi="Times New Roman" w:cs="Times New Roman"/>
+        </w:rPr>
+        <w:t>Color</w:t>
+      </w:r>
+      <w:proofErr w:type="spellEnd"/>
+      <w:r>
+        <w:rPr>
+          <w:rFonts w:ascii="Times New Roman" w:eastAsia="宋体" w:hAnsi="Times New Roman" w:cs="Times New Roman"/>
+        </w:rPr>
+        <w:t>=</w:t>
+      </w:r>
+      <w:r>
+        <w:rPr>
+          <w:rFonts w:ascii="Times New Roman" w:eastAsia="宋体" w:hAnsi="Times New Roman" w:cs="Times New Roman"/>
+        </w:rPr>
+        <w:t xml:space="preserve">COLORREF(R,G,B) ; </w:t>
+      </w:r>
+      <w:r>
+        <w:rPr>
+          <w:rFonts w:ascii="Times New Roman" w:eastAsia="宋体" w:hAnsi="Times New Roman" w:cs="Times New Roman"/>
+        </w:rPr>
+        <w:t>黑幕产生范围的颜色</w:t>
+      </w:r>
+      <w:r>
+        <w:rPr>
+          <w:rFonts w:ascii="Times New Roman" w:eastAsia="宋体" w:hAnsi="Times New Roman" w:cs="Times New Roman"/>
+        </w:rPr>
+        <w:t xml:space="preserve">, </w:t>
+      </w:r>
+      <w:r>
+        <w:rPr>
+          <w:rFonts w:ascii="Times New Roman" w:eastAsia="宋体" w:hAnsi="Times New Roman" w:cs="Times New Roman"/>
+        </w:rPr>
+        <w:t>默认为</w:t>
+      </w:r>
+      <w:r>
+        <w:rPr>
+          <w:rFonts w:ascii="Times New Roman" w:eastAsia="宋体" w:hAnsi="Times New Roman" w:cs="Times New Roman"/>
+        </w:rPr>
+        <w:t xml:space="preserve"> 0,0,255. </w:t>
+      </w:r>
+      <w:r>
+        <w:rPr>
+          <w:rFonts w:ascii="Times New Roman" w:eastAsia="宋体" w:hAnsi="Times New Roman" w:cs="Times New Roman"/>
+        </w:rPr>
+        <w:t>取值范围为</w:t>
+      </w:r>
+      <w:r>
+        <w:rPr>
+          <w:rFonts w:ascii="Times New Roman" w:eastAsia="宋体" w:hAnsi="Times New Roman" w:cs="Times New Roman"/>
+        </w:rPr>
+        <w:t>0-255</w:t>
+      </w:r>
+    </w:p>
+    <w:p>
+      <w:pPr>
+        <w:ind w:firstLineChars="200" w:firstLine="440"/>
+        <w:rPr>
+          <w:rFonts w:ascii="Times New Roman" w:eastAsia="宋体" w:hAnsi="Times New Roman" w:cs="Times New Roman"/>
+        </w:rPr>
+      </w:pPr>
+      <w:proofErr w:type="spellStart"/>
+      <w:r>
+        <w:rPr>
+          <w:rFonts w:ascii="Times New Roman" w:eastAsia="宋体" w:hAnsi="Times New Roman" w:cs="Times New Roman"/>
+        </w:rPr>
+        <w:t>SensorsRangeBound.Color</w:t>
+      </w:r>
+      <w:proofErr w:type="spellEnd"/>
+      <w:r>
+        <w:rPr>
+          <w:rFonts w:ascii="Times New Roman" w:eastAsia="宋体" w:hAnsi="Times New Roman" w:cs="Times New Roman"/>
+        </w:rPr>
+        <w:t>=</w:t>
+      </w:r>
+      <w:r>
+        <w:rPr>
+          <w:rFonts w:ascii="Times New Roman" w:eastAsia="宋体" w:hAnsi="Times New Roman" w:cs="Times New Roman"/>
+        </w:rPr>
+        <w:t xml:space="preserve">COLORREF(R,G,B) ; </w:t>
+      </w:r>
+      <w:r>
+        <w:rPr>
+          <w:rFonts w:ascii="Times New Roman" w:eastAsia="宋体" w:hAnsi="Times New Roman" w:cs="Times New Roman"/>
+        </w:rPr>
+        <w:t>隐形检测范围的颜色</w:t>
+      </w:r>
+      <w:r>
+        <w:rPr>
+          <w:rFonts w:ascii="Times New Roman" w:eastAsia="宋体" w:hAnsi="Times New Roman" w:cs="Times New Roman"/>
+        </w:rPr>
+        <w:t xml:space="preserve">, </w:t>
+      </w:r>
+      <w:r>
+        <w:rPr>
+          <w:rFonts w:ascii="Times New Roman" w:eastAsia="宋体" w:hAnsi="Times New Roman" w:cs="Times New Roman"/>
+        </w:rPr>
+        <w:t>默认为</w:t>
+      </w:r>
+      <w:r>
+        <w:rPr>
+          <w:rFonts w:ascii="Times New Roman" w:eastAsia="宋体" w:hAnsi="Times New Roman" w:cs="Times New Roman"/>
+        </w:rPr>
+        <w:t xml:space="preserve"> 255,0,255. </w:t>
+      </w:r>
+      <w:r>
+        <w:rPr>
+          <w:rFonts w:ascii="Times New Roman" w:eastAsia="宋体" w:hAnsi="Times New Roman" w:cs="Times New Roman"/>
+        </w:rPr>
+        <w:t>取值范围为</w:t>
+      </w:r>
+      <w:r>
+        <w:rPr>
+          <w:rFonts w:ascii="Times New Roman" w:eastAsia="宋体" w:hAnsi="Times New Roman" w:cs="Times New Roman"/>
+        </w:rPr>
+        <w:t>0-255</w:t>
+      </w:r>
+    </w:p>
+    <w:p>
+      <w:pPr>
+        <w:ind w:firstLineChars="200" w:firstLine="440"/>
+        <w:rPr>
+          <w:rFonts w:ascii="Times New Roman" w:eastAsia="宋体" w:hAnsi="Times New Roman" w:cs="Times New Roman"/>
+        </w:rPr>
+      </w:pPr>
+      <w:proofErr w:type="spellStart"/>
+      <w:r>
+        <w:rPr>
+          <w:rFonts w:ascii="Times New Roman" w:eastAsia="宋体" w:hAnsi="Times New Roman" w:cs="Times New Roman"/>
+        </w:rPr>
+        <w:t>CloakRangeBound.Color</w:t>
+      </w:r>
+      <w:proofErr w:type="spellEnd"/>
+      <w:r>
+        <w:rPr>
+          <w:rFonts w:ascii="Times New Roman" w:eastAsia="宋体" w:hAnsi="Times New Roman" w:cs="Times New Roman"/>
+        </w:rPr>
+        <w:t>=</w:t>
+      </w:r>
+      <w:r>
+        <w:rPr>
+          <w:rFonts w:ascii="Times New Roman" w:eastAsia="宋体" w:hAnsi="Times New Roman" w:cs="Times New Roman"/>
+        </w:rPr>
+        <w:t xml:space="preserve">COLORREF(R,G,B) ; </w:t>
+      </w:r>
+      <w:r>
+        <w:rPr>
+          <w:rFonts w:ascii="Times New Roman" w:eastAsia="宋体" w:hAnsi="Times New Roman" w:cs="Times New Roman"/>
+        </w:rPr>
+        <w:t>隐形范围的颜色</w:t>
+      </w:r>
+      <w:r>
+        <w:rPr>
+          <w:rFonts w:ascii="Times New Roman" w:eastAsia="宋体" w:hAnsi="Times New Roman" w:cs="Times New Roman"/>
+        </w:rPr>
+        <w:t xml:space="preserve">, </w:t>
+      </w:r>
+      <w:r>
+        <w:rPr>
+          <w:rFonts w:ascii="Times New Roman" w:eastAsia="宋体" w:hAnsi="Times New Roman" w:cs="Times New Roman"/>
+        </w:rPr>
+        <w:t>默认为</w:t>
+      </w:r>
+      <w:r>
+        <w:rPr>
+          <w:rFonts w:ascii="Times New Roman" w:eastAsia="宋体" w:hAnsi="Times New Roman" w:cs="Times New Roman"/>
+        </w:rPr>
+        <w:t xml:space="preserve"> 255,0,0. </w:t>
+      </w:r>
+      <w:r>
+        <w:rPr>
+          <w:rFonts w:ascii="Times New Roman" w:eastAsia="宋体" w:hAnsi="Times New Roman" w:cs="Times New Roman"/>
+        </w:rPr>
+        <w:t>取值范围为</w:t>
+      </w:r>
+      <w:r>
+        <w:rPr>
+          <w:rFonts w:ascii="Times New Roman" w:eastAsia="宋体" w:hAnsi="Times New Roman" w:cs="Times New Roman"/>
+        </w:rPr>
+        <w:t>0-255</w:t>
+      </w:r>
+    </w:p>
+    <w:p>
+      <w:pPr>
+        <w:ind w:firstLineChars="200" w:firstLine="440"/>
+        <w:rPr>
+          <w:rFonts w:ascii="Times New Roman" w:eastAsia="宋体" w:hAnsi="Times New Roman" w:cs="Times New Roman"/>
+        </w:rPr>
+      </w:pPr>
+      <w:proofErr w:type="spellStart"/>
+      <w:r>
+        <w:rPr>
+          <w:rFonts w:ascii="Times New Roman" w:eastAsia="宋体" w:hAnsi="Times New Roman" w:cs="Times New Roman"/>
+        </w:rPr>
+        <w:t>PsychicRangeBound.Color</w:t>
+      </w:r>
+      <w:proofErr w:type="spellEnd"/>
+      <w:r>
+        <w:rPr>
+          <w:rFonts w:ascii="Times New Roman" w:eastAsia="宋体" w:hAnsi="Times New Roman" w:cs="Times New Roman"/>
+        </w:rPr>
+        <w:t>=</w:t>
+      </w:r>
+      <w:r>
+        <w:rPr>
+          <w:rFonts w:ascii="Times New Roman" w:eastAsia="宋体" w:hAnsi="Times New Roman" w:cs="Times New Roman"/>
+        </w:rPr>
+        <w:t xml:space="preserve">COLORREF(R,G,B) ; </w:t>
+      </w:r>
+      <w:r>
+        <w:rPr>
+          <w:rFonts w:ascii="Times New Roman" w:eastAsia="宋体" w:hAnsi="Times New Roman" w:cs="Times New Roman"/>
+        </w:rPr>
+        <w:t>心灵感应范围的颜色</w:t>
+      </w:r>
+      <w:r>
+        <w:rPr>
+          <w:rFonts w:ascii="Times New Roman" w:eastAsia="宋体" w:hAnsi="Times New Roman" w:cs="Times New Roman"/>
+        </w:rPr>
+        <w:t xml:space="preserve">, </w:t>
+      </w:r>
+      <w:r>
+        <w:rPr>
+          <w:rFonts w:ascii="Times New Roman" w:eastAsia="宋体" w:hAnsi="Times New Roman" w:cs="Times New Roman"/>
+        </w:rPr>
+        <w:t>默认为</w:t>
+      </w:r>
+      <w:r>
+        <w:rPr>
+          <w:rFonts w:ascii="Times New Roman" w:eastAsia="宋体" w:hAnsi="Times New Roman" w:cs="Times New Roman"/>
+        </w:rPr>
+        <w:t xml:space="preserve"> 255,255,0. </w:t>
+      </w:r>
+      <w:r>
+        <w:rPr>
+          <w:rFonts w:ascii="Times New Roman" w:eastAsia="宋体" w:hAnsi="Times New Roman" w:cs="Times New Roman"/>
+        </w:rPr>
+        <w:t>取值范围为</w:t>
+      </w:r>
+      <w:r>
+        <w:rPr>
+          <w:rFonts w:ascii="Times New Roman" w:eastAsia="宋体" w:hAnsi="Times New Roman" w:cs="Times New Roman"/>
+        </w:rPr>
+        <w:t>0-255</w:t>
+      </w:r>
+    </w:p>
+    <w:p>
+      <w:pPr>
+        <w:ind w:firstLineChars="200" w:firstLine="440"/>
+        <w:rPr>
+          <w:rFonts w:ascii="Times New Roman" w:eastAsia="宋体" w:hAnsi="Times New Roman" w:cs="Times New Roman"/>
+        </w:rPr>
+      </w:pPr>
+      <w:proofErr w:type="spellStart"/>
+      <w:r>
+        <w:rPr>
+          <w:rFonts w:ascii="Times New Roman" w:eastAsia="宋体" w:hAnsi="Times New Roman" w:cs="Times New Roman"/>
+        </w:rPr>
+        <w:t>GuardRangeBound.Color</w:t>
+      </w:r>
+      <w:proofErr w:type="spellEnd"/>
+      <w:r>
+        <w:rPr>
+          <w:rFonts w:ascii="Times New Roman" w:eastAsia="宋体" w:hAnsi="Times New Roman" w:cs="Times New Roman"/>
+        </w:rPr>
+        <w:t>=</w:t>
+      </w:r>
+      <w:r>
+        <w:rPr>
+          <w:rFonts w:ascii="Times New Roman" w:eastAsia="宋体" w:hAnsi="Times New Roman" w:cs="Times New Roman"/>
+        </w:rPr>
+        <w:t xml:space="preserve">COLORREF(R,G,B) ; </w:t>
+      </w:r>
+      <w:r>
+        <w:rPr>
+          <w:rFonts w:ascii="Times New Roman" w:eastAsia="宋体" w:hAnsi="Times New Roman" w:cs="Times New Roman"/>
+        </w:rPr>
+        <w:t>区域警戒范围的颜色</w:t>
+      </w:r>
+      <w:r>
+        <w:rPr>
+          <w:rFonts w:ascii="Times New Roman" w:eastAsia="宋体" w:hAnsi="Times New Roman" w:cs="Times New Roman"/>
+        </w:rPr>
+        <w:t xml:space="preserve">, </w:t>
+      </w:r>
+      <w:r>
+        <w:rPr>
+          <w:rFonts w:ascii="Times New Roman" w:eastAsia="宋体" w:hAnsi="Times New Roman" w:cs="Times New Roman"/>
+        </w:rPr>
+        <w:t>默认为</w:t>
+      </w:r>
+      <w:r>
+        <w:rPr>
+          <w:rFonts w:ascii="Times New Roman" w:eastAsia="宋体" w:hAnsi="Times New Roman" w:cs="Times New Roman"/>
+        </w:rPr>
+        <w:t xml:space="preserve"> 0,255,0. </w:t>
+      </w:r>
+      <w:r>
+        <w:rPr>
+          <w:rFonts w:ascii="Times New Roman" w:eastAsia="宋体" w:hAnsi="Times New Roman" w:cs="Times New Roman"/>
+        </w:rPr>
+        <w:t>取值范围为</w:t>
+      </w:r>
+      <w:r>
+        <w:rPr>
+          <w:rFonts w:ascii="Times New Roman" w:eastAsia="宋体" w:hAnsi="Times New Roman" w:cs="Times New Roman"/>
+        </w:rPr>
+        <w:t>0-255</w:t>
+      </w:r>
+    </w:p>
+    <w:p>
+      <w:pPr>
+        <w:ind w:firstLineChars="200" w:firstLine="440"/>
+        <w:rPr>
+          <w:rFonts w:ascii="Times New Roman" w:eastAsia="宋体" w:hAnsi="Times New Roman" w:cs="Times New Roman"/>
+        </w:rPr>
+      </w:pPr>
+      <w:proofErr w:type="spellStart"/>
+      <w:r>
+        <w:rPr>
+          <w:rFonts w:ascii="Times New Roman" w:eastAsia="宋体" w:hAnsi="Times New Roman" w:cs="Times New Roman"/>
+        </w:rPr>
+        <w:t>SightRangeBound.Color</w:t>
+      </w:r>
+      <w:proofErr w:type="spellEnd"/>
+      <w:r>
+        <w:rPr>
+          <w:rFonts w:ascii="Times New Roman" w:eastAsia="宋体" w:hAnsi="Times New Roman" w:cs="Times New Roman"/>
+        </w:rPr>
+        <w:t>=</w:t>
+      </w:r>
+      <w:r>
+        <w:rPr>
+          <w:rFonts w:ascii="Times New Roman" w:eastAsia="宋体" w:hAnsi="Times New Roman" w:cs="Times New Roman"/>
+        </w:rPr>
+        <w:t xml:space="preserve">COLORREF(R,G,B) ; </w:t>
+      </w:r>
+      <w:r>
+        <w:rPr>
+          <w:rFonts w:ascii="Times New Roman" w:eastAsia="宋体" w:hAnsi="Times New Roman" w:cs="Times New Roman"/>
+        </w:rPr>
+        <w:t>视野范围的颜色</w:t>
+      </w:r>
+      <w:r>
+        <w:rPr>
+          <w:rFonts w:ascii="Times New Roman" w:eastAsia="宋体" w:hAnsi="Times New Roman" w:cs="Times New Roman"/>
+        </w:rPr>
+        <w:t xml:space="preserve">, </w:t>
+      </w:r>
+      <w:r>
+        <w:rPr>
+          <w:rFonts w:ascii="Times New Roman" w:eastAsia="宋体" w:hAnsi="Times New Roman" w:cs="Times New Roman"/>
+        </w:rPr>
+        <w:t>默认为</w:t>
+      </w:r>
+      <w:r>
+        <w:rPr>
+          <w:rFonts w:ascii="Times New Roman" w:eastAsia="宋体" w:hAnsi="Times New Roman" w:cs="Times New Roman"/>
+        </w:rPr>
+        <w:t xml:space="preserve"> 128,128,128. </w:t>
+      </w:r>
+      <w:r>
+        <w:rPr>
+          <w:rFonts w:ascii="Times New Roman" w:eastAsia="宋体" w:hAnsi="Times New Roman" w:cs="Times New Roman"/>
+        </w:rPr>
+        <w:t>取值范围为</w:t>
+      </w:r>
+      <w:r>
+        <w:rPr>
+          <w:rFonts w:ascii="Times New Roman" w:eastAsia="宋体" w:hAnsi="Times New Roman" w:cs="Times New Roman"/>
+        </w:rPr>
+        <w:t>0-255</w:t>
+      </w:r>
+    </w:p>
+    <w:p>
+      <w:pPr>
+        <w:ind w:firstLineChars="200" w:firstLine="440"/>
+        <w:rPr>
+          <w:rFonts w:ascii="Times New Roman" w:eastAsia="宋体" w:hAnsi="Times New Roman" w:cs="Times New Roman"/>
+        </w:rPr>
+      </w:pPr>
+      <w:proofErr w:type="spellStart"/>
+      <w:r>
+        <w:rPr>
+          <w:rFonts w:ascii="Times New Roman" w:eastAsia="宋体" w:hAnsi="Times New Roman" w:cs="Times New Roman" w:hint="eastAsia"/>
+        </w:rPr>
+        <w:t>DesignatorRangeBound.Color</w:t>
+      </w:r>
+      <w:proofErr w:type="spellEnd"/>
+      <w:r>
+        <w:rPr>
+          <w:rFonts w:ascii="Times New Roman" w:eastAsia="宋体" w:hAnsi="Times New Roman" w:cs="Times New Roman" w:hint="eastAsia"/>
+        </w:rPr>
+        <w:t>=</w:t>
+      </w:r>
+      <w:r>
+        <w:rPr>
+          <w:rFonts w:ascii="Times New Roman" w:eastAsia="宋体" w:hAnsi="Times New Roman" w:cs="Times New Roman"/>
+        </w:rPr>
+        <w:t>COLORREF(R,G,B) ;</w:t>
+      </w:r>
+      <w:r>
+        <w:rPr>
+          <w:rFonts w:hint="eastAsia"/>
+        </w:rPr>
+        <w:t xml:space="preserve"> </w:t>
+      </w:r>
+      <w:r>
+        <w:rPr>
+          <w:rFonts w:ascii="Times New Roman" w:eastAsia="宋体" w:hAnsi="Times New Roman" w:cs="Times New Roman" w:hint="eastAsia"/>
+        </w:rPr>
+        <w:t>指示者范围的颜色</w:t>
+      </w:r>
+      <w:r>
+        <w:rPr>
+          <w:rFonts w:ascii="Times New Roman" w:eastAsia="宋体" w:hAnsi="Times New Roman" w:cs="Times New Roman" w:hint="eastAsia"/>
+        </w:rPr>
+        <w:t xml:space="preserve">, </w:t>
+      </w:r>
+      <w:r>
+        <w:rPr>
+          <w:rFonts w:ascii="Times New Roman" w:eastAsia="宋体" w:hAnsi="Times New Roman" w:cs="Times New Roman" w:hint="eastAsia"/>
+        </w:rPr>
+        <w:t>默认为</w:t>
+      </w:r>
+      <w:r>
+        <w:rPr>
+          <w:rFonts w:ascii="Times New Roman" w:eastAsia="宋体" w:hAnsi="Times New Roman" w:cs="Times New Roman" w:hint="eastAsia"/>
+        </w:rPr>
+        <w:t xml:space="preserve"> 34,177,76. </w:t>
+      </w:r>
+      <w:r>
+        <w:rPr>
+          <w:rFonts w:ascii="Times New Roman" w:eastAsia="宋体" w:hAnsi="Times New Roman" w:cs="Times New Roman" w:hint="eastAsia"/>
+        </w:rPr>
+        <w:t>取值范围为</w:t>
+      </w:r>
+      <w:r>
+        <w:rPr>
+          <w:rFonts w:ascii="Times New Roman" w:eastAsia="宋体" w:hAnsi="Times New Roman" w:cs="Times New Roman" w:hint="eastAsia"/>
+        </w:rPr>
+        <w:t>0-255</w:t>
+      </w:r>
+    </w:p>
+    <w:p>
+      <w:pPr>
+        <w:ind w:firstLineChars="200" w:firstLine="440"/>
+        <w:rPr>
+          <w:rFonts w:ascii="Times New Roman" w:eastAsia="宋体" w:hAnsi="Times New Roman" w:cs="Times New Roman"/>
+        </w:rPr>
+      </w:pPr>
+      <w:proofErr w:type="spellStart"/>
+      <w:r>
+        <w:rPr>
+          <w:rFonts w:ascii="Times New Roman" w:eastAsia="宋体" w:hAnsi="Times New Roman" w:cs="Times New Roman" w:hint="eastAsia"/>
+        </w:rPr>
+        <w:t>InhibitorRangeBound.Color</w:t>
+      </w:r>
+      <w:proofErr w:type="spellEnd"/>
+      <w:r>
+        <w:rPr>
+          <w:rFonts w:ascii="Times New Roman" w:eastAsia="宋体" w:hAnsi="Times New Roman" w:cs="Times New Roman" w:hint="eastAsia"/>
+        </w:rPr>
+        <w:t>=</w:t>
+      </w:r>
+      <w:r>
+        <w:rPr>
+          <w:rFonts w:ascii="Times New Roman" w:eastAsia="宋体" w:hAnsi="Times New Roman" w:cs="Times New Roman"/>
+        </w:rPr>
+        <w:t>COLORREF(R,G,B) ;</w:t>
+      </w:r>
+      <w:r>
+        <w:rPr>
+          <w:rFonts w:hint="eastAsia"/>
+        </w:rPr>
+        <w:t xml:space="preserve"> </w:t>
+      </w:r>
+      <w:r>
+        <w:rPr>
+          <w:rFonts w:ascii="Times New Roman" w:eastAsia="宋体" w:hAnsi="Times New Roman" w:cs="Times New Roman" w:hint="eastAsia"/>
+        </w:rPr>
+        <w:t>抑制者范围的颜色</w:t>
+      </w:r>
+      <w:r>
+        <w:rPr>
+          <w:rFonts w:ascii="Times New Roman" w:eastAsia="宋体" w:hAnsi="Times New Roman" w:cs="Times New Roman" w:hint="eastAsia"/>
+        </w:rPr>
+        <w:t xml:space="preserve">, </w:t>
+      </w:r>
+      <w:r>
+        <w:rPr>
+          <w:rFonts w:ascii="Times New Roman" w:eastAsia="宋体" w:hAnsi="Times New Roman" w:cs="Times New Roman" w:hint="eastAsia"/>
+        </w:rPr>
+        <w:t>默认为</w:t>
+      </w:r>
+      <w:r>
+        <w:rPr>
+          <w:rFonts w:ascii="Times New Roman" w:eastAsia="宋体" w:hAnsi="Times New Roman" w:cs="Times New Roman" w:hint="eastAsia"/>
+        </w:rPr>
+        <w:t xml:space="preserve"> 204,46,49. </w:t>
+      </w:r>
+      <w:r>
+        <w:rPr>
+          <w:rFonts w:ascii="Times New Roman" w:eastAsia="宋体" w:hAnsi="Times New Roman" w:cs="Times New Roman" w:hint="eastAsia"/>
+        </w:rPr>
+        <w:t>取值范围为</w:t>
+      </w:r>
+      <w:r>
+        <w:rPr>
+          <w:rFonts w:ascii="Times New Roman" w:eastAsia="宋体" w:hAnsi="Times New Roman" w:cs="Times New Roman" w:hint="eastAsia"/>
+        </w:rPr>
+        <w:t>0-255</w:t>
+      </w:r>
+    </w:p>
+    <w:p>
+      <w:pPr>
+        <w:ind w:firstLineChars="200" w:firstLine="440"/>
+        <w:rPr>
+          <w:rFonts w:ascii="Times New Roman" w:eastAsia="宋体" w:hAnsi="Times New Roman" w:cs="Times New Roman"/>
+        </w:rPr>
+      </w:pPr>
+      <w:proofErr w:type="spellStart"/>
+      <w:r>
+        <w:rPr>
+          <w:rFonts w:ascii="Times New Roman" w:eastAsia="宋体" w:hAnsi="Times New Roman" w:cs="Times New Roman"/>
+        </w:rPr>
+        <w:t>WeaponRangeBound.SubjectToElevation</w:t>
+      </w:r>
+      <w:proofErr w:type="spellEnd"/>
+      <w:r>
+        <w:rPr>
+          <w:rFonts w:ascii="Times New Roman" w:eastAsia="宋体" w:hAnsi="Times New Roman" w:cs="Times New Roman"/>
+        </w:rPr>
+        <w:t>=</w:t>
+      </w:r>
+      <w:r>
+        <w:rPr>
+          <w:rFonts w:ascii="Times New Roman" w:eastAsia="宋体" w:hAnsi="Times New Roman" w:cs="Times New Roman"/>
+        </w:rPr>
+        <w:t xml:space="preserve">BOOLEAN ; </w:t>
+      </w:r>
+      <w:r>
+        <w:rPr>
+          <w:rFonts w:ascii="Times New Roman" w:eastAsia="宋体" w:hAnsi="Times New Roman" w:cs="Times New Roman"/>
+        </w:rPr>
+        <w:t>计算武器射程时，是否考虑悬崖对射程的影响</w:t>
+      </w:r>
+      <w:r>
+        <w:rPr>
+          <w:rFonts w:ascii="Times New Roman" w:eastAsia="宋体" w:hAnsi="Times New Roman" w:cs="Times New Roman"/>
+        </w:rPr>
+        <w:t xml:space="preserve">, </w:t>
+      </w:r>
+      <w:r>
+        <w:rPr>
+          <w:rFonts w:ascii="Times New Roman" w:eastAsia="宋体" w:hAnsi="Times New Roman" w:cs="Times New Roman"/>
+        </w:rPr>
+        <w:t>精确度较低</w:t>
+      </w:r>
+      <w:r>
+        <w:rPr>
+          <w:rFonts w:ascii="Times New Roman" w:eastAsia="宋体" w:hAnsi="Times New Roman" w:cs="Times New Roman"/>
+        </w:rPr>
+        <w:t xml:space="preserve">, </w:t>
+      </w:r>
+      <w:r>
+        <w:rPr>
+          <w:rFonts w:ascii="Times New Roman" w:eastAsia="宋体" w:hAnsi="Times New Roman" w:cs="Times New Roman"/>
+        </w:rPr>
+        <w:t>仅供参考</w:t>
+      </w:r>
+      <w:r>
+        <w:rPr>
+          <w:rFonts w:ascii="Times New Roman" w:eastAsia="宋体" w:hAnsi="Times New Roman" w:cs="Times New Roman"/>
+        </w:rPr>
+        <w:t xml:space="preserve">, </w:t>
+      </w:r>
+      <w:r>
+        <w:rPr>
+          <w:rFonts w:ascii="Times New Roman" w:eastAsia="宋体" w:hAnsi="Times New Roman" w:cs="Times New Roman"/>
+        </w:rPr>
+        <w:t>默认为</w:t>
+      </w:r>
+      <w:r>
+        <w:rPr>
+          <w:rFonts w:ascii="Times New Roman" w:eastAsia="宋体" w:hAnsi="Times New Roman" w:cs="Times New Roman"/>
+        </w:rPr>
         <w:t xml:space="preserve"> false</w:t>
       </w:r>
     </w:p>
@@ -34145,7 +35871,65 @@
         <w:rPr>
           <w:rFonts w:ascii="Times New Roman" w:eastAsia="宋体" w:hAnsi="Times New Roman" w:cs="Times New Roman" w:hint="eastAsia"/>
         </w:rPr>
-        <w:t>DisplayObjectsOutside</w:t>
+        <w:t>RangeBound.DrawEllipse</w:t>
+      </w:r>
+      <w:proofErr w:type="spellEnd"/>
+      <w:r>
+        <w:rPr>
+          <w:rFonts w:ascii="Times New Roman" w:eastAsia="宋体" w:hAnsi="Times New Roman" w:cs="Times New Roman" w:hint="eastAsia"/>
+        </w:rPr>
+        <w:t>=</w:t>
+      </w:r>
+      <w:r>
+        <w:rPr>
+          <w:rFonts w:ascii="Times New Roman" w:eastAsia="宋体" w:hAnsi="Times New Roman" w:cs="Times New Roman"/>
+        </w:rPr>
+        <w:t>BOOLEAN ;</w:t>
+      </w:r>
+      <w:r>
+        <w:rPr>
+          <w:rFonts w:hint="eastAsia"/>
+        </w:rPr>
+        <w:t xml:space="preserve"> </w:t>
+      </w:r>
+      <w:r>
+        <w:rPr>
+          <w:rFonts w:ascii="Times New Roman" w:eastAsia="宋体" w:hAnsi="Times New Roman" w:cs="Times New Roman" w:hint="eastAsia"/>
+        </w:rPr>
+        <w:t>使用椭圆绘制除了受高度影响的武器外的所有范围</w:t>
+      </w:r>
+      <w:r>
+        <w:rPr>
+          <w:rFonts w:ascii="Times New Roman" w:eastAsia="宋体" w:hAnsi="Times New Roman" w:cs="Times New Roman" w:hint="eastAsia"/>
+        </w:rPr>
+        <w:t xml:space="preserve">, </w:t>
+      </w:r>
+      <w:r>
+        <w:rPr>
+          <w:rFonts w:ascii="Times New Roman" w:eastAsia="宋体" w:hAnsi="Times New Roman" w:cs="Times New Roman" w:hint="eastAsia"/>
+        </w:rPr>
+        <w:t>默认为</w:t>
+      </w:r>
+      <w:r>
+        <w:rPr>
+          <w:rFonts w:ascii="Times New Roman" w:eastAsia="宋体" w:hAnsi="Times New Roman" w:cs="Times New Roman" w:hint="eastAsia"/>
+        </w:rPr>
+        <w:t xml:space="preserve"> false</w:t>
+      </w:r>
+    </w:p>
+    <w:p>
+      <w:pPr>
+        <w:ind w:firstLineChars="200" w:firstLine="440"/>
+        <w:rPr>
+          <w:rFonts w:ascii="Times New Roman" w:eastAsia="宋体" w:hAnsi="Times New Roman" w:cs="Times New Roman"/>
+        </w:rPr>
+      </w:pPr>
+      <w:proofErr w:type="spellStart"/>
+      <w:r>
+        <w:rPr>
+          <w:rFonts w:ascii="Times New Roman" w:eastAsia="宋体" w:hAnsi="Times New Roman" w:cs="Times New Roman" w:hint="eastAsia"/>
+        </w:rPr>
+        <w:t>PasteShowOutline</w:t>
       </w:r>
       <w:proofErr w:type="spellEnd"/>
       <w:r>
@@ -34158,7 +35942,7 @@
         <w:rPr>
           <w:rFonts w:ascii="Times New Roman" w:eastAsia="宋体" w:hAnsi="Times New Roman" w:cs="Times New Roman" w:hint="eastAsia"/>
         </w:rPr>
-        <w:t>是否显示地图边界外的游戏对象</w:t>
+        <w:t>粘贴地形时</w:t>
       </w:r>
       <w:r>
         <w:rPr>
@@ -34170,6 +35954,18 @@
         <w:rPr>
           <w:rFonts w:ascii="Times New Roman" w:eastAsia="宋体" w:hAnsi="Times New Roman" w:cs="Times New Roman" w:hint="eastAsia"/>
         </w:rPr>
+        <w:t>是否默认显示描边</w:t>
+      </w:r>
+      <w:r>
+        <w:rPr>
+          <w:rFonts w:ascii="Times New Roman" w:eastAsia="宋体" w:hAnsi="Times New Roman" w:cs="Times New Roman" w:hint="eastAsia"/>
+        </w:rPr>
+        <w:t xml:space="preserve">, </w:t>
+      </w:r>
+      <w:r>
+        <w:rPr>
+          <w:rFonts w:ascii="Times New Roman" w:eastAsia="宋体" w:hAnsi="Times New Roman" w:cs="Times New Roman" w:hint="eastAsia"/>
+        </w:rPr>
         <w:t>默认为</w:t>
       </w:r>
       <w:r>
@@ -34181,2160 +35977,343 @@
     </w:p>
     <w:p>
       <w:pPr>
+        <w:rPr>
+          <w:rFonts w:ascii="Times New Roman" w:eastAsia="宋体" w:hAnsi="Times New Roman" w:cs="Times New Roman"/>
+          <w:b/>
+          <w:bCs/>
+        </w:rPr>
+      </w:pPr>
+      <w:r>
+        <w:rPr>
+          <w:rFonts w:ascii="Times New Roman" w:eastAsia="宋体" w:hAnsi="Times New Roman" w:cs="Times New Roman" w:hint="eastAsia"/>
+          <w:b/>
+          <w:bCs/>
+        </w:rPr>
+        <w:t>[</w:t>
+      </w:r>
+      <w:r>
+        <w:rPr>
+          <w:rFonts w:ascii="Times New Roman" w:eastAsia="宋体" w:hAnsi="Times New Roman" w:cs="Times New Roman" w:hint="eastAsia"/>
+          <w:b/>
+          <w:bCs/>
+        </w:rPr>
+        <w:t>Theaters</w:t>
+      </w:r>
+      <w:r>
+        <w:rPr>
+          <w:rFonts w:ascii="Times New Roman" w:eastAsia="宋体" w:hAnsi="Times New Roman" w:cs="Times New Roman" w:hint="eastAsia"/>
+          <w:b/>
+          <w:bCs/>
+        </w:rPr>
+        <w:t xml:space="preserve">] ; </w:t>
+      </w:r>
+      <w:r>
+        <w:rPr>
+          <w:rFonts w:ascii="Times New Roman" w:eastAsia="宋体" w:hAnsi="Times New Roman" w:cs="Times New Roman" w:hint="eastAsia"/>
+          <w:b/>
+          <w:bCs/>
+        </w:rPr>
+        <w:t>FA2</w:t>
+      </w:r>
+      <w:r>
+        <w:rPr>
+          <w:rFonts w:ascii="Times New Roman" w:eastAsia="宋体" w:hAnsi="Times New Roman" w:cs="Times New Roman" w:hint="eastAsia"/>
+          <w:b/>
+          <w:bCs/>
+        </w:rPr>
+        <w:t>支持的地形类型</w:t>
+      </w:r>
+    </w:p>
+    <w:p>
+      <w:pPr>
         <w:ind w:firstLineChars="200" w:firstLine="440"/>
         <w:rPr>
           <w:rFonts w:ascii="Times New Roman" w:eastAsia="宋体" w:hAnsi="Times New Roman" w:cs="Times New Roman"/>
         </w:rPr>
       </w:pPr>
-      <w:proofErr w:type="spellStart"/>
-      <w:r>
-        <w:rPr>
-          <w:rFonts w:ascii="Times New Roman" w:eastAsia="宋体" w:hAnsi="Times New Roman" w:cs="Times New Roman"/>
-        </w:rPr>
-        <w:t>PlayerAtXForTechnos</w:t>
-      </w:r>
-      <w:proofErr w:type="spellEnd"/>
-      <w:r>
-        <w:rPr>
-          <w:rFonts w:ascii="Times New Roman" w:eastAsia="宋体" w:hAnsi="Times New Roman" w:cs="Times New Roman"/>
+      <w:r>
+        <w:rPr>
+          <w:rFonts w:ascii="Times New Roman" w:eastAsia="宋体" w:hAnsi="Times New Roman" w:cs="Times New Roman" w:hint="eastAsia"/>
+        </w:rPr>
+        <w:t>Index</w:t>
+      </w:r>
+      <w:r>
+        <w:rPr>
+          <w:rFonts w:ascii="Times New Roman" w:eastAsia="宋体" w:hAnsi="Times New Roman" w:cs="Times New Roman" w:hint="eastAsia"/>
         </w:rPr>
         <w:t>=</w:t>
       </w:r>
-      <w:r>
-        <w:rPr>
-          <w:rFonts w:ascii="Times New Roman" w:eastAsia="宋体" w:hAnsi="Times New Roman" w:cs="Times New Roman"/>
-        </w:rPr>
-        <w:t xml:space="preserve">BOOLEAN </w:t>
-      </w:r>
+      <w:proofErr w:type="spellStart"/>
+      <w:r>
+        <w:rPr>
+          <w:rFonts w:ascii="Times New Roman" w:eastAsia="宋体" w:hAnsi="Times New Roman" w:cs="Times New Roman" w:hint="eastAsia"/>
+        </w:rPr>
+        <w:t>RealTheater,IniTheater</w:t>
+      </w:r>
+      <w:proofErr w:type="spellEnd"/>
+      <w:r>
+        <w:rPr>
+          <w:rFonts w:ascii="Times New Roman" w:eastAsia="宋体" w:hAnsi="Times New Roman" w:cs="Times New Roman"/>
+        </w:rPr>
+        <w:t xml:space="preserve"> ; </w:t>
+      </w:r>
+      <w:proofErr w:type="spellStart"/>
+      <w:r>
+        <w:rPr>
+          <w:rFonts w:ascii="Times New Roman" w:eastAsia="宋体" w:hAnsi="Times New Roman" w:cs="Times New Roman" w:hint="eastAsia"/>
+        </w:rPr>
+        <w:t>RealTheater</w:t>
+      </w:r>
+      <w:proofErr w:type="spellEnd"/>
+      <w:r>
+        <w:rPr>
+          <w:rFonts w:ascii="Times New Roman" w:eastAsia="宋体" w:hAnsi="Times New Roman" w:cs="Times New Roman" w:hint="eastAsia"/>
+        </w:rPr>
+        <w:t>表示</w:t>
+      </w:r>
+      <w:r>
+        <w:rPr>
+          <w:rFonts w:ascii="Times New Roman" w:eastAsia="宋体" w:hAnsi="Times New Roman" w:cs="Times New Roman" w:hint="eastAsia"/>
+        </w:rPr>
+        <w:t>程序内实际的名称，仅支持</w:t>
+      </w:r>
+      <w:r>
+        <w:rPr>
+          <w:rFonts w:ascii="Times New Roman" w:eastAsia="宋体" w:hAnsi="Times New Roman" w:cs="Times New Roman" w:hint="eastAsia"/>
+        </w:rPr>
+        <w:t>TEMPERATE</w:t>
+      </w:r>
+      <w:r>
+        <w:rPr>
+          <w:rFonts w:ascii="Times New Roman" w:eastAsia="宋体" w:hAnsi="Times New Roman" w:cs="Times New Roman" w:hint="eastAsia"/>
+        </w:rPr>
+        <w:t>、</w:t>
+      </w:r>
+      <w:r>
+        <w:rPr>
+          <w:rFonts w:ascii="Times New Roman" w:eastAsia="宋体" w:hAnsi="Times New Roman" w:cs="Times New Roman" w:hint="eastAsia"/>
+        </w:rPr>
+        <w:t>SNOW</w:t>
+      </w:r>
+      <w:r>
+        <w:rPr>
+          <w:rFonts w:ascii="Times New Roman" w:eastAsia="宋体" w:hAnsi="Times New Roman" w:cs="Times New Roman" w:hint="eastAsia"/>
+        </w:rPr>
+        <w:t>、</w:t>
+      </w:r>
+      <w:r>
+        <w:rPr>
+          <w:rFonts w:ascii="Times New Roman" w:eastAsia="宋体" w:hAnsi="Times New Roman" w:cs="Times New Roman" w:hint="eastAsia"/>
+        </w:rPr>
+        <w:t>URBAN</w:t>
+      </w:r>
+      <w:r>
+        <w:rPr>
+          <w:rFonts w:ascii="Times New Roman" w:eastAsia="宋体" w:hAnsi="Times New Roman" w:cs="Times New Roman" w:hint="eastAsia"/>
+        </w:rPr>
+        <w:t>、</w:t>
+      </w:r>
+      <w:r>
+        <w:rPr>
+          <w:rFonts w:ascii="Times New Roman" w:eastAsia="宋体" w:hAnsi="Times New Roman" w:cs="Times New Roman" w:hint="eastAsia"/>
+        </w:rPr>
+        <w:t>NEWURBAN</w:t>
+      </w:r>
+      <w:r>
+        <w:rPr>
+          <w:rFonts w:ascii="Times New Roman" w:eastAsia="宋体" w:hAnsi="Times New Roman" w:cs="Times New Roman" w:hint="eastAsia"/>
+        </w:rPr>
+        <w:t>、</w:t>
+      </w:r>
+      <w:r>
+        <w:rPr>
+          <w:rFonts w:ascii="Times New Roman" w:eastAsia="宋体" w:hAnsi="Times New Roman" w:cs="Times New Roman" w:hint="eastAsia"/>
+        </w:rPr>
+        <w:t>LUNAR</w:t>
+      </w:r>
+      <w:r>
+        <w:rPr>
+          <w:rFonts w:ascii="Times New Roman" w:eastAsia="宋体" w:hAnsi="Times New Roman" w:cs="Times New Roman" w:hint="eastAsia"/>
+        </w:rPr>
+        <w:t>、</w:t>
+      </w:r>
+      <w:r>
+        <w:rPr>
+          <w:rFonts w:ascii="Times New Roman" w:eastAsia="宋体" w:hAnsi="Times New Roman" w:cs="Times New Roman" w:hint="eastAsia"/>
+        </w:rPr>
+        <w:t>DESERT</w:t>
+      </w:r>
+      <w:r>
+        <w:rPr>
+          <w:rFonts w:ascii="Times New Roman" w:eastAsia="宋体" w:hAnsi="Times New Roman" w:cs="Times New Roman" w:hint="eastAsia"/>
+        </w:rPr>
+        <w:t>；</w:t>
+      </w:r>
+      <w:proofErr w:type="spellStart"/>
+      <w:r>
+        <w:rPr>
+          <w:rFonts w:ascii="Times New Roman" w:eastAsia="宋体" w:hAnsi="Times New Roman" w:cs="Times New Roman" w:hint="eastAsia"/>
+        </w:rPr>
+        <w:t>IniTheater</w:t>
+      </w:r>
+      <w:proofErr w:type="spellEnd"/>
+      <w:r>
+        <w:rPr>
+          <w:rFonts w:ascii="Times New Roman" w:eastAsia="宋体" w:hAnsi="Times New Roman" w:cs="Times New Roman" w:hint="eastAsia"/>
+        </w:rPr>
+        <w:t>表示在地图文件</w:t>
+      </w:r>
+      <w:r>
+        <w:rPr>
+          <w:rFonts w:ascii="Times New Roman" w:eastAsia="宋体" w:hAnsi="Times New Roman" w:cs="Times New Roman" w:hint="eastAsia"/>
+        </w:rPr>
+        <w:t>[Map] -&gt; Theater</w:t>
+      </w:r>
+      <w:r>
+        <w:rPr>
+          <w:rFonts w:ascii="Times New Roman" w:eastAsia="宋体" w:hAnsi="Times New Roman" w:cs="Times New Roman" w:hint="eastAsia"/>
+        </w:rPr>
+        <w:t>=</w:t>
+      </w:r>
+      <w:r>
+        <w:rPr>
+          <w:rFonts w:ascii="Times New Roman" w:eastAsia="宋体" w:hAnsi="Times New Roman" w:cs="Times New Roman" w:hint="eastAsia"/>
+        </w:rPr>
+        <w:t>下保存的名称</w:t>
+      </w:r>
+    </w:p>
+    <w:p>
+      <w:pPr>
+        <w:rPr>
+          <w:rFonts w:ascii="Times New Roman" w:eastAsia="宋体" w:hAnsi="Times New Roman" w:cs="Times New Roman"/>
+          <w:b/>
+          <w:bCs/>
+        </w:rPr>
+      </w:pPr>
+      <w:r>
+        <w:rPr>
+          <w:rFonts w:ascii="Times New Roman" w:eastAsia="宋体" w:hAnsi="Times New Roman" w:cs="Times New Roman" w:hint="eastAsia"/>
+          <w:b/>
+          <w:bCs/>
+        </w:rPr>
+        <w:t>[</w:t>
+      </w:r>
+      <w:proofErr w:type="spellStart"/>
+      <w:r>
+        <w:rPr>
+          <w:rFonts w:ascii="Times New Roman" w:eastAsia="宋体" w:hAnsi="Times New Roman" w:cs="Times New Roman" w:hint="eastAsia"/>
+          <w:b/>
+          <w:bCs/>
+        </w:rPr>
+        <w:t>TheaterSuffixes</w:t>
+      </w:r>
+      <w:proofErr w:type="spellEnd"/>
+      <w:r>
+        <w:rPr>
+          <w:rFonts w:ascii="Times New Roman" w:eastAsia="宋体" w:hAnsi="Times New Roman" w:cs="Times New Roman" w:hint="eastAsia"/>
+          <w:b/>
+          <w:bCs/>
+        </w:rPr>
+        <w:t>] ;</w:t>
+      </w:r>
+      <w:r>
+        <w:rPr>
+          <w:rFonts w:ascii="Times New Roman" w:eastAsia="宋体" w:hAnsi="Times New Roman" w:cs="Times New Roman" w:hint="eastAsia"/>
+          <w:b/>
+          <w:bCs/>
+        </w:rPr>
+        <w:t>地形类型的</w:t>
+      </w:r>
+      <w:r>
+        <w:rPr>
+          <w:rFonts w:ascii="Times New Roman" w:eastAsia="宋体" w:hAnsi="Times New Roman" w:cs="Times New Roman" w:hint="eastAsia"/>
+          <w:b/>
+          <w:bCs/>
+        </w:rPr>
+        <w:t>字母</w:t>
+      </w:r>
+      <w:r>
+        <w:rPr>
+          <w:rFonts w:ascii="Times New Roman" w:eastAsia="宋体" w:hAnsi="Times New Roman" w:cs="Times New Roman" w:hint="eastAsia"/>
+          <w:b/>
+          <w:bCs/>
+        </w:rPr>
+        <w:t>缩写</w:t>
+      </w:r>
+    </w:p>
+    <w:p>
+      <w:pPr>
+        <w:ind w:firstLineChars="200" w:firstLine="440"/>
+        <w:rPr>
+          <w:rFonts w:ascii="Times New Roman" w:eastAsia="宋体" w:hAnsi="Times New Roman" w:cs="Times New Roman"/>
+        </w:rPr>
+      </w:pPr>
+      <w:proofErr w:type="spellStart"/>
+      <w:r>
+        <w:rPr>
+          <w:rFonts w:ascii="Times New Roman" w:eastAsia="宋体" w:hAnsi="Times New Roman" w:cs="Times New Roman" w:hint="eastAsia"/>
+        </w:rPr>
+        <w:t>RealTheater</w:t>
+      </w:r>
+      <w:proofErr w:type="spellEnd"/>
+      <w:r>
+        <w:rPr>
+          <w:rFonts w:ascii="Times New Roman" w:eastAsia="宋体" w:hAnsi="Times New Roman" w:cs="Times New Roman" w:hint="eastAsia"/>
+        </w:rPr>
+        <w:t>=</w:t>
+      </w:r>
+      <w:proofErr w:type="spellStart"/>
+      <w:r>
+        <w:rPr>
+          <w:rFonts w:ascii="Times New Roman" w:eastAsia="宋体" w:hAnsi="Times New Roman" w:cs="Times New Roman" w:hint="eastAsia"/>
+        </w:rPr>
+        <w:t>ThreeLetterA</w:t>
+      </w:r>
+      <w:r>
+        <w:rPr>
+          <w:rFonts w:ascii="Times New Roman" w:eastAsia="宋体" w:hAnsi="Times New Roman" w:cs="Times New Roman" w:hint="eastAsia"/>
+        </w:rPr>
+        <w:t>bbreviations</w:t>
+      </w:r>
+      <w:r>
+        <w:rPr>
+          <w:rFonts w:ascii="Times New Roman" w:eastAsia="宋体" w:hAnsi="Times New Roman" w:cs="Times New Roman" w:hint="eastAsia"/>
+        </w:rPr>
+        <w:t>,NewTheaterLetter</w:t>
+      </w:r>
+      <w:proofErr w:type="spellEnd"/>
       <w:r>
         <w:rPr>
           <w:rFonts w:ascii="Times New Roman" w:eastAsia="宋体" w:hAnsi="Times New Roman" w:cs="Times New Roman"/>
         </w:rPr>
         <w:t xml:space="preserve">; </w:t>
       </w:r>
-      <w:r>
-        <w:rPr>
-          <w:rFonts w:ascii="Times New Roman" w:eastAsia="宋体" w:hAnsi="Times New Roman" w:cs="Times New Roman"/>
-        </w:rPr>
-        <w:t>科技类型窗口在多人地图中显示</w:t>
-      </w:r>
-      <w:r>
-        <w:rPr>
-          <w:rFonts w:ascii="Times New Roman" w:eastAsia="宋体" w:hAnsi="Times New Roman" w:cs="Times New Roman"/>
-        </w:rPr>
-        <w:t xml:space="preserve"> Phobos </w:t>
-      </w:r>
-      <w:r>
-        <w:rPr>
-          <w:rFonts w:ascii="Times New Roman" w:eastAsia="宋体" w:hAnsi="Times New Roman" w:cs="Times New Roman"/>
-        </w:rPr>
-        <w:t>支持的</w:t>
-      </w:r>
-      <w:r>
-        <w:rPr>
-          <w:rFonts w:ascii="Times New Roman" w:eastAsia="宋体" w:hAnsi="Times New Roman" w:cs="Times New Roman"/>
-        </w:rPr>
-        <w:t xml:space="preserve"> &lt;Player @ A-H&gt; </w:t>
-      </w:r>
-      <w:r>
-        <w:rPr>
-          <w:rFonts w:ascii="Times New Roman" w:eastAsia="宋体" w:hAnsi="Times New Roman" w:cs="Times New Roman"/>
-        </w:rPr>
-        <w:t>所属方</w:t>
-      </w:r>
-      <w:r>
-        <w:rPr>
-          <w:rFonts w:ascii="Times New Roman" w:eastAsia="宋体" w:hAnsi="Times New Roman" w:cs="Times New Roman"/>
-        </w:rPr>
-        <w:t xml:space="preserve">, </w:t>
-      </w:r>
-      <w:r>
-        <w:rPr>
-          <w:rFonts w:ascii="Times New Roman" w:eastAsia="宋体" w:hAnsi="Times New Roman" w:cs="Times New Roman"/>
-        </w:rPr>
-        <w:t>默认为</w:t>
-      </w:r>
-      <w:r>
-        <w:rPr>
-          <w:rFonts w:ascii="Times New Roman" w:eastAsia="宋体" w:hAnsi="Times New Roman" w:cs="Times New Roman"/>
-        </w:rPr>
-        <w:t xml:space="preserve"> false</w:t>
-      </w:r>
-    </w:p>
-    <w:p>
-      <w:pPr>
-        <w:ind w:firstLineChars="200" w:firstLine="440"/>
-        <w:rPr>
-          <w:rFonts w:ascii="Times New Roman" w:eastAsia="宋体" w:hAnsi="Times New Roman" w:cs="Times New Roman"/>
-        </w:rPr>
-      </w:pPr>
-      <w:proofErr w:type="spellStart"/>
-      <w:r>
-        <w:rPr>
-          <w:rFonts w:ascii="Times New Roman" w:eastAsia="宋体" w:hAnsi="Times New Roman" w:cs="Times New Roman" w:hint="eastAsia"/>
-        </w:rPr>
-        <w:t>PlayerAtXForTriggers</w:t>
-      </w:r>
-      <w:proofErr w:type="spellEnd"/>
-      <w:r>
-        <w:rPr>
-          <w:rFonts w:ascii="Times New Roman" w:eastAsia="宋体" w:hAnsi="Times New Roman" w:cs="Times New Roman" w:hint="eastAsia"/>
-        </w:rPr>
-        <w:t xml:space="preserve">=BOOLEAN ; </w:t>
-      </w:r>
-      <w:r>
-        <w:rPr>
-          <w:rFonts w:ascii="Times New Roman" w:eastAsia="宋体" w:hAnsi="Times New Roman" w:cs="Times New Roman" w:hint="eastAsia"/>
-        </w:rPr>
-        <w:t>触发编辑器窗口在多人地图中显示</w:t>
-      </w:r>
-      <w:r>
-        <w:rPr>
-          <w:rFonts w:ascii="Times New Roman" w:eastAsia="宋体" w:hAnsi="Times New Roman" w:cs="Times New Roman" w:hint="eastAsia"/>
-        </w:rPr>
-        <w:t xml:space="preserve"> Phobos </w:t>
-      </w:r>
-      <w:r>
-        <w:rPr>
-          <w:rFonts w:ascii="Times New Roman" w:eastAsia="宋体" w:hAnsi="Times New Roman" w:cs="Times New Roman" w:hint="eastAsia"/>
-        </w:rPr>
-        <w:t>支持的</w:t>
-      </w:r>
-      <w:r>
-        <w:rPr>
-          <w:rFonts w:ascii="Times New Roman" w:eastAsia="宋体" w:hAnsi="Times New Roman" w:cs="Times New Roman" w:hint="eastAsia"/>
-        </w:rPr>
-        <w:t xml:space="preserve"> &lt;Player @ A-H&gt; </w:t>
-      </w:r>
-      <w:r>
-        <w:rPr>
-          <w:rFonts w:ascii="Times New Roman" w:eastAsia="宋体" w:hAnsi="Times New Roman" w:cs="Times New Roman" w:hint="eastAsia"/>
-        </w:rPr>
-        <w:t>所属方</w:t>
-      </w:r>
-      <w:r>
-        <w:rPr>
-          <w:rFonts w:ascii="Times New Roman" w:eastAsia="宋体" w:hAnsi="Times New Roman" w:cs="Times New Roman" w:hint="eastAsia"/>
-        </w:rPr>
-        <w:t xml:space="preserve">, </w:t>
-      </w:r>
-      <w:r>
-        <w:rPr>
-          <w:rFonts w:ascii="Times New Roman" w:eastAsia="宋体" w:hAnsi="Times New Roman" w:cs="Times New Roman" w:hint="eastAsia"/>
-        </w:rPr>
-        <w:t>默认为</w:t>
-      </w:r>
-      <w:r>
-        <w:rPr>
-          <w:rFonts w:ascii="Times New Roman" w:eastAsia="宋体" w:hAnsi="Times New Roman" w:cs="Times New Roman" w:hint="eastAsia"/>
-        </w:rPr>
-        <w:t xml:space="preserve"> false</w:t>
-      </w:r>
-    </w:p>
-    <w:p>
-      <w:pPr>
-        <w:ind w:firstLineChars="200" w:firstLine="440"/>
-        <w:rPr>
-          <w:rFonts w:ascii="Times New Roman" w:eastAsia="宋体" w:hAnsi="Times New Roman" w:cs="Times New Roman"/>
-        </w:rPr>
-      </w:pPr>
-      <w:proofErr w:type="spellStart"/>
-      <w:r>
-        <w:rPr>
-          <w:rFonts w:ascii="Times New Roman" w:eastAsia="宋体" w:hAnsi="Times New Roman" w:cs="Times New Roman" w:hint="eastAsia"/>
-        </w:rPr>
-        <w:t>DistanceRuler.Records</w:t>
-      </w:r>
-      <w:proofErr w:type="spellEnd"/>
-      <w:r>
-        <w:rPr>
-          <w:rFonts w:ascii="Times New Roman" w:eastAsia="宋体" w:hAnsi="Times New Roman" w:cs="Times New Roman" w:hint="eastAsia"/>
-        </w:rPr>
-        <w:t xml:space="preserve">=INTERGER ; </w:t>
-      </w:r>
-      <w:r>
-        <w:rPr>
-          <w:rFonts w:ascii="Times New Roman" w:eastAsia="宋体" w:hAnsi="Times New Roman" w:cs="Times New Roman" w:hint="eastAsia"/>
-        </w:rPr>
-        <w:t>距离标尺记录的历史数量</w:t>
-      </w:r>
-      <w:r>
-        <w:rPr>
-          <w:rFonts w:ascii="Times New Roman" w:eastAsia="宋体" w:hAnsi="Times New Roman" w:cs="Times New Roman" w:hint="eastAsia"/>
-        </w:rPr>
-        <w:t xml:space="preserve">, </w:t>
-      </w:r>
-      <w:r>
-        <w:rPr>
-          <w:rFonts w:ascii="Times New Roman" w:eastAsia="宋体" w:hAnsi="Times New Roman" w:cs="Times New Roman" w:hint="eastAsia"/>
-        </w:rPr>
-        <w:t>默认为</w:t>
-      </w:r>
-      <w:r>
-        <w:rPr>
-          <w:rFonts w:ascii="Times New Roman" w:eastAsia="宋体" w:hAnsi="Times New Roman" w:cs="Times New Roman" w:hint="eastAsia"/>
-        </w:rPr>
-        <w:t xml:space="preserve"> 5</w:t>
-      </w:r>
-    </w:p>
-    <w:p>
-      <w:pPr>
-        <w:ind w:firstLineChars="200" w:firstLine="440"/>
-        <w:rPr>
-          <w:rFonts w:ascii="Times New Roman" w:eastAsia="宋体" w:hAnsi="Times New Roman" w:cs="Times New Roman"/>
-        </w:rPr>
-      </w:pPr>
-      <w:proofErr w:type="spellStart"/>
-      <w:r>
-        <w:rPr>
-          <w:rFonts w:ascii="Times New Roman" w:eastAsia="宋体" w:hAnsi="Times New Roman" w:cs="Times New Roman" w:hint="eastAsia"/>
-        </w:rPr>
-        <w:t>DisplayTextSize</w:t>
-      </w:r>
-      <w:proofErr w:type="spellEnd"/>
-      <w:r>
-        <w:rPr>
-          <w:rFonts w:ascii="Times New Roman" w:eastAsia="宋体" w:hAnsi="Times New Roman" w:cs="Times New Roman" w:hint="eastAsia"/>
-        </w:rPr>
-        <w:t>=</w:t>
-      </w:r>
-      <w:r>
-        <w:rPr>
-          <w:rFonts w:ascii="Times New Roman" w:eastAsia="宋体" w:hAnsi="Times New Roman" w:cs="Times New Roman" w:hint="eastAsia"/>
-        </w:rPr>
-        <w:t xml:space="preserve"> </w:t>
-      </w:r>
-      <w:r>
-        <w:rPr>
-          <w:rFonts w:ascii="Times New Roman" w:eastAsia="宋体" w:hAnsi="Times New Roman" w:cs="Times New Roman" w:hint="eastAsia"/>
-        </w:rPr>
-        <w:t xml:space="preserve">INTERGER ; </w:t>
-      </w:r>
-      <w:r>
-        <w:rPr>
-          <w:rFonts w:ascii="Times New Roman" w:eastAsia="宋体" w:hAnsi="Times New Roman" w:cs="Times New Roman" w:hint="eastAsia"/>
-        </w:rPr>
-        <w:t>资源总量与属性查看字体的大小</w:t>
-      </w:r>
-      <w:r>
-        <w:rPr>
-          <w:rFonts w:ascii="Times New Roman" w:eastAsia="宋体" w:hAnsi="Times New Roman" w:cs="Times New Roman" w:hint="eastAsia"/>
-        </w:rPr>
-        <w:t xml:space="preserve">, </w:t>
-      </w:r>
-      <w:r>
-        <w:rPr>
-          <w:rFonts w:ascii="Times New Roman" w:eastAsia="宋体" w:hAnsi="Times New Roman" w:cs="Times New Roman" w:hint="eastAsia"/>
-        </w:rPr>
-        <w:t>默认为</w:t>
-      </w:r>
-      <w:r>
-        <w:rPr>
-          <w:rFonts w:ascii="Times New Roman" w:eastAsia="宋体" w:hAnsi="Times New Roman" w:cs="Times New Roman" w:hint="eastAsia"/>
-        </w:rPr>
-        <w:t xml:space="preserve"> 18</w:t>
-      </w:r>
-    </w:p>
-    <w:p>
-      <w:pPr>
-        <w:ind w:firstLineChars="200" w:firstLine="440"/>
-        <w:rPr>
-          <w:rFonts w:ascii="Times New Roman" w:eastAsia="宋体" w:hAnsi="Times New Roman" w:cs="Times New Roman"/>
-        </w:rPr>
-      </w:pPr>
-      <w:proofErr w:type="spellStart"/>
-      <w:r>
-        <w:rPr>
-          <w:rFonts w:ascii="Times New Roman" w:eastAsia="宋体" w:hAnsi="Times New Roman" w:cs="Times New Roman" w:hint="eastAsia"/>
-        </w:rPr>
-        <w:t>TreeViewCameo.Size</w:t>
-      </w:r>
-      <w:proofErr w:type="spellEnd"/>
-      <w:r>
-        <w:rPr>
-          <w:rFonts w:ascii="Times New Roman" w:eastAsia="宋体" w:hAnsi="Times New Roman" w:cs="Times New Roman" w:hint="eastAsia"/>
-        </w:rPr>
-        <w:t xml:space="preserve">=INTERGER ; </w:t>
-      </w:r>
-      <w:r>
-        <w:rPr>
-          <w:rFonts w:ascii="Times New Roman" w:eastAsia="宋体" w:hAnsi="Times New Roman" w:cs="Times New Roman" w:hint="eastAsia"/>
-        </w:rPr>
-        <w:t>物品浏览器图标的大小</w:t>
-      </w:r>
-      <w:r>
-        <w:rPr>
-          <w:rFonts w:ascii="Times New Roman" w:eastAsia="宋体" w:hAnsi="Times New Roman" w:cs="Times New Roman" w:hint="eastAsia"/>
-        </w:rPr>
-        <w:t xml:space="preserve">, </w:t>
-      </w:r>
-      <w:r>
-        <w:rPr>
-          <w:rFonts w:ascii="Times New Roman" w:eastAsia="宋体" w:hAnsi="Times New Roman" w:cs="Times New Roman" w:hint="eastAsia"/>
-        </w:rPr>
-        <w:t>默认为</w:t>
-      </w:r>
-      <w:r>
-        <w:rPr>
-          <w:rFonts w:ascii="Times New Roman" w:eastAsia="宋体" w:hAnsi="Times New Roman" w:cs="Times New Roman" w:hint="eastAsia"/>
-        </w:rPr>
-        <w:t xml:space="preserve"> 32, </w:t>
-      </w:r>
-      <w:r>
-        <w:rPr>
-          <w:rFonts w:ascii="Times New Roman" w:eastAsia="宋体" w:hAnsi="Times New Roman" w:cs="Times New Roman" w:hint="eastAsia"/>
-        </w:rPr>
-        <w:t>最小</w:t>
-      </w:r>
-      <w:r>
-        <w:rPr>
-          <w:rFonts w:ascii="Times New Roman" w:eastAsia="宋体" w:hAnsi="Times New Roman" w:cs="Times New Roman" w:hint="eastAsia"/>
-        </w:rPr>
-        <w:t xml:space="preserve"> 16, </w:t>
-      </w:r>
-      <w:r>
-        <w:rPr>
-          <w:rFonts w:ascii="Times New Roman" w:eastAsia="宋体" w:hAnsi="Times New Roman" w:cs="Times New Roman" w:hint="eastAsia"/>
-        </w:rPr>
-        <w:t>最大</w:t>
-      </w:r>
-      <w:r>
-        <w:rPr>
-          <w:rFonts w:ascii="Times New Roman" w:eastAsia="宋体" w:hAnsi="Times New Roman" w:cs="Times New Roman" w:hint="eastAsia"/>
-        </w:rPr>
-        <w:t xml:space="preserve"> 64</w:t>
-      </w:r>
-    </w:p>
-    <w:p>
-      <w:pPr>
-        <w:ind w:firstLineChars="200" w:firstLine="440"/>
-        <w:rPr>
-          <w:rFonts w:ascii="Times New Roman" w:eastAsia="宋体" w:hAnsi="Times New Roman" w:cs="Times New Roman"/>
-        </w:rPr>
-      </w:pPr>
-      <w:proofErr w:type="spellStart"/>
-      <w:r>
-        <w:rPr>
-          <w:rFonts w:ascii="Times New Roman" w:eastAsia="宋体" w:hAnsi="Times New Roman" w:cs="Times New Roman" w:hint="eastAsia"/>
-        </w:rPr>
-        <w:t>DrawCelltagTranslucent</w:t>
-      </w:r>
-      <w:proofErr w:type="spellEnd"/>
-      <w:r>
-        <w:rPr>
-          <w:rFonts w:ascii="Times New Roman" w:eastAsia="宋体" w:hAnsi="Times New Roman" w:cs="Times New Roman" w:hint="eastAsia"/>
-        </w:rPr>
-        <w:t xml:space="preserve">=BOOLEAN ; </w:t>
-      </w:r>
-      <w:r>
-        <w:rPr>
-          <w:rFonts w:ascii="Times New Roman" w:eastAsia="宋体" w:hAnsi="Times New Roman" w:cs="Times New Roman" w:hint="eastAsia"/>
-        </w:rPr>
-        <w:t>是否半透明绘制单元标记图标</w:t>
-      </w:r>
-      <w:r>
-        <w:rPr>
-          <w:rFonts w:ascii="Times New Roman" w:eastAsia="宋体" w:hAnsi="Times New Roman" w:cs="Times New Roman" w:hint="eastAsia"/>
-        </w:rPr>
-        <w:t xml:space="preserve">. </w:t>
-      </w:r>
-      <w:r>
-        <w:rPr>
-          <w:rFonts w:ascii="Times New Roman" w:eastAsia="宋体" w:hAnsi="Times New Roman" w:cs="Times New Roman" w:hint="eastAsia"/>
-        </w:rPr>
-        <w:t>默认为</w:t>
-      </w:r>
-      <w:r>
-        <w:rPr>
-          <w:rFonts w:ascii="Times New Roman" w:eastAsia="宋体" w:hAnsi="Times New Roman" w:cs="Times New Roman" w:hint="eastAsia"/>
-        </w:rPr>
-        <w:t>false</w:t>
-      </w:r>
-    </w:p>
-    <w:p>
-      <w:pPr>
-        <w:ind w:firstLineChars="200" w:firstLine="440"/>
-        <w:rPr>
-          <w:rFonts w:ascii="Times New Roman" w:eastAsia="宋体" w:hAnsi="Times New Roman" w:cs="Times New Roman"/>
-        </w:rPr>
-      </w:pPr>
-      <w:proofErr w:type="spellStart"/>
-      <w:r>
-        <w:rPr>
-          <w:rFonts w:ascii="Times New Roman" w:eastAsia="宋体" w:hAnsi="Times New Roman" w:cs="Times New Roman" w:hint="eastAsia"/>
-        </w:rPr>
-        <w:t>DisplayColor.Waypoint</w:t>
-      </w:r>
-      <w:proofErr w:type="spellEnd"/>
-      <w:r>
-        <w:rPr>
-          <w:rFonts w:ascii="Times New Roman" w:eastAsia="宋体" w:hAnsi="Times New Roman" w:cs="Times New Roman" w:hint="eastAsia"/>
-        </w:rPr>
-        <w:t xml:space="preserve">=COLORREF(R,G,B) ; </w:t>
-      </w:r>
-      <w:r>
-        <w:rPr>
-          <w:rFonts w:ascii="Times New Roman" w:eastAsia="宋体" w:hAnsi="Times New Roman" w:cs="Times New Roman" w:hint="eastAsia"/>
-        </w:rPr>
-        <w:t>在“设置路径点颜色”中替换的路径点旗帜颜色</w:t>
-      </w:r>
-      <w:r>
-        <w:rPr>
-          <w:rFonts w:ascii="Times New Roman" w:eastAsia="宋体" w:hAnsi="Times New Roman" w:cs="Times New Roman" w:hint="eastAsia"/>
-        </w:rPr>
-        <w:t xml:space="preserve">, </w:t>
-      </w:r>
-      <w:r>
-        <w:rPr>
-          <w:rFonts w:ascii="Times New Roman" w:eastAsia="宋体" w:hAnsi="Times New Roman" w:cs="Times New Roman" w:hint="eastAsia"/>
-        </w:rPr>
-        <w:t>默认为</w:t>
-      </w:r>
-      <w:r>
-        <w:rPr>
-          <w:rFonts w:ascii="Times New Roman" w:eastAsia="宋体" w:hAnsi="Times New Roman" w:cs="Times New Roman" w:hint="eastAsia"/>
-        </w:rPr>
-        <w:t xml:space="preserve"> 0,255,0. </w:t>
-      </w:r>
-      <w:r>
-        <w:rPr>
-          <w:rFonts w:ascii="Times New Roman" w:eastAsia="宋体" w:hAnsi="Times New Roman" w:cs="Times New Roman" w:hint="eastAsia"/>
-        </w:rPr>
-        <w:t>取值范围为</w:t>
-      </w:r>
-      <w:r>
-        <w:rPr>
-          <w:rFonts w:ascii="Times New Roman" w:eastAsia="宋体" w:hAnsi="Times New Roman" w:cs="Times New Roman" w:hint="eastAsia"/>
-        </w:rPr>
-        <w:t>0-255</w:t>
-      </w:r>
-    </w:p>
-    <w:p>
-      <w:pPr>
-        <w:ind w:firstLineChars="200" w:firstLine="440"/>
-        <w:rPr>
-          <w:rFonts w:ascii="Times New Roman" w:eastAsia="宋体" w:hAnsi="Times New Roman" w:cs="Times New Roman"/>
-        </w:rPr>
-      </w:pPr>
-      <w:proofErr w:type="spellStart"/>
-      <w:r>
-        <w:rPr>
-          <w:rFonts w:ascii="Times New Roman" w:eastAsia="宋体" w:hAnsi="Times New Roman" w:cs="Times New Roman" w:hint="eastAsia"/>
-        </w:rPr>
-        <w:t>DisplayColor.Celltag</w:t>
-      </w:r>
-      <w:proofErr w:type="spellEnd"/>
-      <w:r>
-        <w:rPr>
-          <w:rFonts w:ascii="Times New Roman" w:eastAsia="宋体" w:hAnsi="Times New Roman" w:cs="Times New Roman" w:hint="eastAsia"/>
-        </w:rPr>
-        <w:t>=</w:t>
-      </w:r>
-      <w:r>
-        <w:rPr>
-          <w:rFonts w:ascii="Times New Roman" w:eastAsia="宋体" w:hAnsi="Times New Roman" w:cs="Times New Roman" w:hint="eastAsia"/>
-        </w:rPr>
-        <w:t xml:space="preserve">COLORREF(R,G,B) ; </w:t>
-      </w:r>
-      <w:r>
-        <w:rPr>
-          <w:rFonts w:ascii="Times New Roman" w:eastAsia="宋体" w:hAnsi="Times New Roman" w:cs="Times New Roman" w:hint="eastAsia"/>
-        </w:rPr>
-        <w:t>在“设置单元标记颜色”中替换的单元标记图标颜色</w:t>
-      </w:r>
-      <w:r>
-        <w:rPr>
-          <w:rFonts w:ascii="Times New Roman" w:eastAsia="宋体" w:hAnsi="Times New Roman" w:cs="Times New Roman" w:hint="eastAsia"/>
-        </w:rPr>
-        <w:t xml:space="preserve">, </w:t>
-      </w:r>
-      <w:r>
-        <w:rPr>
-          <w:rFonts w:ascii="Times New Roman" w:eastAsia="宋体" w:hAnsi="Times New Roman" w:cs="Times New Roman" w:hint="eastAsia"/>
-        </w:rPr>
-        <w:t>默认为</w:t>
-      </w:r>
-      <w:r>
-        <w:rPr>
-          <w:rFonts w:ascii="Times New Roman" w:eastAsia="宋体" w:hAnsi="Times New Roman" w:cs="Times New Roman" w:hint="eastAsia"/>
-        </w:rPr>
-        <w:t xml:space="preserve"> 255,0,0. </w:t>
-      </w:r>
-      <w:r>
-        <w:rPr>
-          <w:rFonts w:ascii="Times New Roman" w:eastAsia="宋体" w:hAnsi="Times New Roman" w:cs="Times New Roman" w:hint="eastAsia"/>
-        </w:rPr>
-        <w:t>取值范围为</w:t>
-      </w:r>
-      <w:r>
-        <w:rPr>
-          <w:rFonts w:ascii="Times New Roman" w:eastAsia="宋体" w:hAnsi="Times New Roman" w:cs="Times New Roman" w:hint="eastAsia"/>
-        </w:rPr>
-        <w:t>0-255</w:t>
-      </w:r>
-    </w:p>
-    <w:p>
-      <w:pPr>
-        <w:ind w:firstLineChars="200" w:firstLine="440"/>
-        <w:rPr>
-          <w:rFonts w:ascii="Times New Roman" w:eastAsia="宋体" w:hAnsi="Times New Roman" w:cs="Times New Roman"/>
-        </w:rPr>
-      </w:pPr>
-      <w:proofErr w:type="spellStart"/>
-      <w:r>
-        <w:rPr>
-          <w:rFonts w:ascii="Times New Roman" w:eastAsia="宋体" w:hAnsi="Times New Roman" w:cs="Times New Roman" w:hint="eastAsia"/>
-        </w:rPr>
-        <w:t>DistanceRuler.Color</w:t>
-      </w:r>
-      <w:proofErr w:type="spellEnd"/>
-      <w:r>
-        <w:rPr>
-          <w:rFonts w:ascii="Times New Roman" w:eastAsia="宋体" w:hAnsi="Times New Roman" w:cs="Times New Roman" w:hint="eastAsia"/>
-        </w:rPr>
-        <w:t xml:space="preserve">=COLORREF(R,G,B) ; </w:t>
-      </w:r>
-      <w:r>
-        <w:rPr>
-          <w:rFonts w:ascii="Times New Roman" w:eastAsia="宋体" w:hAnsi="Times New Roman" w:cs="Times New Roman" w:hint="eastAsia"/>
-        </w:rPr>
-        <w:t>距离标尺线段的颜色</w:t>
-      </w:r>
-      <w:r>
-        <w:rPr>
-          <w:rFonts w:ascii="Times New Roman" w:eastAsia="宋体" w:hAnsi="Times New Roman" w:cs="Times New Roman" w:hint="eastAsia"/>
-        </w:rPr>
-        <w:t xml:space="preserve">, </w:t>
-      </w:r>
-      <w:r>
-        <w:rPr>
-          <w:rFonts w:ascii="Times New Roman" w:eastAsia="宋体" w:hAnsi="Times New Roman" w:cs="Times New Roman" w:hint="eastAsia"/>
-        </w:rPr>
-        <w:t>默认为</w:t>
-      </w:r>
-      <w:r>
-        <w:rPr>
-          <w:rFonts w:ascii="Times New Roman" w:eastAsia="宋体" w:hAnsi="Times New Roman" w:cs="Times New Roman" w:hint="eastAsia"/>
-        </w:rPr>
-        <w:t xml:space="preserve"> 255,</w:t>
-      </w:r>
-      <w:r>
-        <w:rPr>
-          <w:rFonts w:ascii="Times New Roman" w:eastAsia="宋体" w:hAnsi="Times New Roman" w:cs="Times New Roman" w:hint="eastAsia"/>
-        </w:rPr>
-        <w:t>0</w:t>
-      </w:r>
-      <w:r>
-        <w:rPr>
-          <w:rFonts w:ascii="Times New Roman" w:eastAsia="宋体" w:hAnsi="Times New Roman" w:cs="Times New Roman" w:hint="eastAsia"/>
-        </w:rPr>
-        <w:t xml:space="preserve">,0. </w:t>
-      </w:r>
-      <w:r>
-        <w:rPr>
-          <w:rFonts w:ascii="Times New Roman" w:eastAsia="宋体" w:hAnsi="Times New Roman" w:cs="Times New Roman" w:hint="eastAsia"/>
-        </w:rPr>
-        <w:t>取值范围为</w:t>
-      </w:r>
-      <w:r>
-        <w:rPr>
-          <w:rFonts w:ascii="Times New Roman" w:eastAsia="宋体" w:hAnsi="Times New Roman" w:cs="Times New Roman" w:hint="eastAsia"/>
-        </w:rPr>
-        <w:t>0-255</w:t>
-      </w:r>
-    </w:p>
-    <w:p>
-      <w:pPr>
-        <w:ind w:firstLineChars="200" w:firstLine="440"/>
-        <w:rPr>
-          <w:rFonts w:ascii="Times New Roman" w:eastAsia="宋体" w:hAnsi="Times New Roman" w:cs="Times New Roman"/>
-        </w:rPr>
-      </w:pPr>
-      <w:proofErr w:type="spellStart"/>
-      <w:r>
-        <w:rPr>
-          <w:rFonts w:ascii="Times New Roman" w:eastAsia="宋体" w:hAnsi="Times New Roman" w:cs="Times New Roman"/>
-        </w:rPr>
-        <w:t>TerrainGeneratorColor</w:t>
-      </w:r>
-      <w:proofErr w:type="spellEnd"/>
-      <w:r>
-        <w:rPr>
-          <w:rFonts w:ascii="Times New Roman" w:eastAsia="宋体" w:hAnsi="Times New Roman" w:cs="Times New Roman"/>
-        </w:rPr>
-        <w:t>=</w:t>
-      </w:r>
-      <w:r>
-        <w:rPr>
-          <w:rFonts w:ascii="Times New Roman" w:eastAsia="宋体" w:hAnsi="Times New Roman" w:cs="Times New Roman"/>
-        </w:rPr>
-        <w:t xml:space="preserve">COLORREF(R,G,B) ; </w:t>
-      </w:r>
-      <w:r>
-        <w:rPr>
-          <w:rFonts w:ascii="Times New Roman" w:eastAsia="宋体" w:hAnsi="Times New Roman" w:cs="Times New Roman"/>
-        </w:rPr>
-        <w:t>地形生成器设置范围的颜色</w:t>
-      </w:r>
-      <w:r>
-        <w:rPr>
-          <w:rFonts w:ascii="Times New Roman" w:eastAsia="宋体" w:hAnsi="Times New Roman" w:cs="Times New Roman"/>
-        </w:rPr>
-        <w:t xml:space="preserve">, </w:t>
-      </w:r>
-      <w:r>
-        <w:rPr>
-          <w:rFonts w:ascii="Times New Roman" w:eastAsia="宋体" w:hAnsi="Times New Roman" w:cs="Times New Roman"/>
-        </w:rPr>
-        <w:t>默认为</w:t>
-      </w:r>
-      <w:r>
-        <w:rPr>
-          <w:rFonts w:ascii="Times New Roman" w:eastAsia="宋体" w:hAnsi="Times New Roman" w:cs="Times New Roman"/>
-        </w:rPr>
-        <w:t xml:space="preserve"> 255,255,0. </w:t>
-      </w:r>
-      <w:r>
-        <w:rPr>
-          <w:rFonts w:ascii="Times New Roman" w:eastAsia="宋体" w:hAnsi="Times New Roman" w:cs="Times New Roman"/>
-        </w:rPr>
-        <w:t>取值范围为</w:t>
-      </w:r>
-      <w:r>
-        <w:rPr>
-          <w:rFonts w:ascii="Times New Roman" w:eastAsia="宋体" w:hAnsi="Times New Roman" w:cs="Times New Roman"/>
-        </w:rPr>
-        <w:t>0-255</w:t>
-      </w:r>
-    </w:p>
-    <w:p>
-      <w:pPr>
-        <w:ind w:firstLineChars="200" w:firstLine="440"/>
-        <w:rPr>
-          <w:rFonts w:ascii="Times New Roman" w:eastAsia="宋体" w:hAnsi="Times New Roman" w:cs="Times New Roman"/>
-        </w:rPr>
-      </w:pPr>
-      <w:proofErr w:type="spellStart"/>
-      <w:r>
-        <w:rPr>
-          <w:rFonts w:ascii="Times New Roman" w:eastAsia="宋体" w:hAnsi="Times New Roman" w:cs="Times New Roman" w:hint="eastAsia"/>
-        </w:rPr>
-        <w:t>PlayerLocation.Color</w:t>
-      </w:r>
-      <w:proofErr w:type="spellEnd"/>
-      <w:r>
-        <w:rPr>
-          <w:rFonts w:ascii="Times New Roman" w:eastAsia="宋体" w:hAnsi="Times New Roman" w:cs="Times New Roman" w:hint="eastAsia"/>
-        </w:rPr>
-        <w:t>=</w:t>
-      </w:r>
-      <w:r>
-        <w:rPr>
-          <w:rFonts w:ascii="Times New Roman" w:eastAsia="宋体" w:hAnsi="Times New Roman" w:cs="Times New Roman"/>
-        </w:rPr>
-        <w:t>COLORREF(R,G,B) ;</w:t>
-      </w:r>
-      <w:r>
-        <w:rPr>
-          <w:rFonts w:ascii="Times New Roman" w:eastAsia="宋体" w:hAnsi="Times New Roman" w:cs="Times New Roman" w:hint="eastAsia"/>
-        </w:rPr>
-        <w:t xml:space="preserve"> </w:t>
-      </w:r>
-      <w:r>
-        <w:rPr>
-          <w:rFonts w:ascii="Times New Roman" w:eastAsia="宋体" w:hAnsi="Times New Roman" w:cs="Times New Roman" w:hint="eastAsia"/>
-        </w:rPr>
-        <w:t>地图渲染器游戏者位置的颜色</w:t>
-      </w:r>
-      <w:r>
-        <w:rPr>
-          <w:rFonts w:ascii="Times New Roman" w:eastAsia="宋体" w:hAnsi="Times New Roman" w:cs="Times New Roman" w:hint="eastAsia"/>
-        </w:rPr>
-        <w:t xml:space="preserve">, </w:t>
-      </w:r>
-      <w:r>
-        <w:rPr>
-          <w:rFonts w:ascii="Times New Roman" w:eastAsia="宋体" w:hAnsi="Times New Roman" w:cs="Times New Roman" w:hint="eastAsia"/>
-        </w:rPr>
-        <w:t>默认为</w:t>
-      </w:r>
-      <w:r>
-        <w:rPr>
-          <w:rFonts w:ascii="Times New Roman" w:eastAsia="宋体" w:hAnsi="Times New Roman" w:cs="Times New Roman" w:hint="eastAsia"/>
-        </w:rPr>
-        <w:t xml:space="preserve"> 255,0,0</w:t>
-      </w:r>
-      <w:r>
-        <w:rPr>
-          <w:rFonts w:ascii="Times New Roman" w:eastAsia="宋体" w:hAnsi="Times New Roman" w:cs="Times New Roman"/>
-        </w:rPr>
-        <w:t xml:space="preserve">. </w:t>
-      </w:r>
-      <w:r>
-        <w:rPr>
-          <w:rFonts w:ascii="Times New Roman" w:eastAsia="宋体" w:hAnsi="Times New Roman" w:cs="Times New Roman"/>
-        </w:rPr>
-        <w:t>取值范围为</w:t>
-      </w:r>
-      <w:r>
-        <w:rPr>
-          <w:rFonts w:ascii="Times New Roman" w:eastAsia="宋体" w:hAnsi="Times New Roman" w:cs="Times New Roman"/>
-        </w:rPr>
-        <w:t>0-255</w:t>
-      </w:r>
-    </w:p>
-    <w:p>
-      <w:pPr>
-        <w:ind w:firstLineChars="200" w:firstLine="440"/>
-        <w:rPr>
-          <w:rFonts w:ascii="Times New Roman" w:eastAsia="宋体" w:hAnsi="Times New Roman" w:cs="Times New Roman"/>
-        </w:rPr>
-      </w:pPr>
-      <w:proofErr w:type="spellStart"/>
-      <w:r>
-        <w:rPr>
-          <w:rFonts w:ascii="Times New Roman" w:eastAsia="宋体" w:hAnsi="Times New Roman" w:cs="Times New Roman" w:hint="eastAsia"/>
-        </w:rPr>
-        <w:t>RangeBound.MaxRange</w:t>
-      </w:r>
-      <w:proofErr w:type="spellEnd"/>
-      <w:r>
-        <w:rPr>
-          <w:rFonts w:ascii="Times New Roman" w:eastAsia="宋体" w:hAnsi="Times New Roman" w:cs="Times New Roman" w:hint="eastAsia"/>
-        </w:rPr>
-        <w:t>=</w:t>
-      </w:r>
-      <w:r>
-        <w:rPr>
-          <w:rFonts w:ascii="Times New Roman" w:eastAsia="宋体" w:hAnsi="Times New Roman" w:cs="Times New Roman" w:hint="eastAsia"/>
-        </w:rPr>
-        <w:t xml:space="preserve">INTEGER ; </w:t>
-      </w:r>
-      <w:r>
-        <w:rPr>
-          <w:rFonts w:ascii="Times New Roman" w:eastAsia="宋体" w:hAnsi="Times New Roman" w:cs="Times New Roman" w:hint="eastAsia"/>
-        </w:rPr>
-        <w:t>范围属性最大显示的距离</w:t>
-      </w:r>
-      <w:r>
-        <w:rPr>
-          <w:rFonts w:ascii="Times New Roman" w:eastAsia="宋体" w:hAnsi="Times New Roman" w:cs="Times New Roman" w:hint="eastAsia"/>
-        </w:rPr>
-        <w:t xml:space="preserve">, </w:t>
-      </w:r>
-      <w:r>
-        <w:rPr>
-          <w:rFonts w:ascii="Times New Roman" w:eastAsia="宋体" w:hAnsi="Times New Roman" w:cs="Times New Roman" w:hint="eastAsia"/>
-        </w:rPr>
-        <w:t>过大的范围会导致显示卡顿</w:t>
-      </w:r>
-      <w:r>
-        <w:rPr>
-          <w:rFonts w:ascii="Times New Roman" w:eastAsia="宋体" w:hAnsi="Times New Roman" w:cs="Times New Roman" w:hint="eastAsia"/>
-        </w:rPr>
-        <w:t xml:space="preserve">, </w:t>
-      </w:r>
-      <w:r>
-        <w:rPr>
-          <w:rFonts w:ascii="Times New Roman" w:eastAsia="宋体" w:hAnsi="Times New Roman" w:cs="Times New Roman" w:hint="eastAsia"/>
-        </w:rPr>
-        <w:t>默认为</w:t>
-      </w:r>
-      <w:r>
-        <w:rPr>
-          <w:rFonts w:ascii="Times New Roman" w:eastAsia="宋体" w:hAnsi="Times New Roman" w:cs="Times New Roman" w:hint="eastAsia"/>
-        </w:rPr>
-        <w:t>50</w:t>
-      </w:r>
-    </w:p>
-    <w:p>
-      <w:pPr>
-        <w:ind w:firstLineChars="200" w:firstLine="440"/>
-        <w:rPr>
-          <w:rFonts w:ascii="Times New Roman" w:eastAsia="宋体" w:hAnsi="Times New Roman" w:cs="Times New Roman"/>
-        </w:rPr>
-      </w:pPr>
-      <w:proofErr w:type="spellStart"/>
-      <w:r>
-        <w:rPr>
-          <w:rFonts w:ascii="Times New Roman" w:eastAsia="宋体" w:hAnsi="Times New Roman" w:cs="Times New Roman"/>
-        </w:rPr>
-        <w:t>WeaponRangeBound.Color</w:t>
-      </w:r>
-      <w:proofErr w:type="spellEnd"/>
-      <w:r>
-        <w:rPr>
-          <w:rFonts w:ascii="Times New Roman" w:eastAsia="宋体" w:hAnsi="Times New Roman" w:cs="Times New Roman"/>
-        </w:rPr>
-        <w:t>=</w:t>
-      </w:r>
-      <w:r>
-        <w:rPr>
-          <w:rFonts w:ascii="Times New Roman" w:eastAsia="宋体" w:hAnsi="Times New Roman" w:cs="Times New Roman"/>
-        </w:rPr>
-        <w:t xml:space="preserve">COLORREF(R,G,B) ; </w:t>
-      </w:r>
-      <w:r>
-        <w:rPr>
-          <w:rFonts w:ascii="Times New Roman" w:eastAsia="宋体" w:hAnsi="Times New Roman" w:cs="Times New Roman"/>
-        </w:rPr>
-        <w:t>主武器射程范围的颜色</w:t>
-      </w:r>
-      <w:r>
-        <w:rPr>
-          <w:rFonts w:ascii="Times New Roman" w:eastAsia="宋体" w:hAnsi="Times New Roman" w:cs="Times New Roman"/>
-        </w:rPr>
-        <w:t xml:space="preserve">, </w:t>
-      </w:r>
-      <w:r>
-        <w:rPr>
-          <w:rFonts w:ascii="Times New Roman" w:eastAsia="宋体" w:hAnsi="Times New Roman" w:cs="Times New Roman"/>
-        </w:rPr>
-        <w:t>默认为</w:t>
-      </w:r>
-      <w:r>
-        <w:rPr>
-          <w:rFonts w:ascii="Times New Roman" w:eastAsia="宋体" w:hAnsi="Times New Roman" w:cs="Times New Roman"/>
-        </w:rPr>
-        <w:t xml:space="preserve"> 0,255,255. </w:t>
-      </w:r>
-      <w:r>
-        <w:rPr>
-          <w:rFonts w:ascii="Times New Roman" w:eastAsia="宋体" w:hAnsi="Times New Roman" w:cs="Times New Roman"/>
-        </w:rPr>
-        <w:t>取值范围为</w:t>
-      </w:r>
-      <w:r>
-        <w:rPr>
-          <w:rFonts w:ascii="Times New Roman" w:eastAsia="宋体" w:hAnsi="Times New Roman" w:cs="Times New Roman"/>
-        </w:rPr>
-        <w:t>0-255</w:t>
-      </w:r>
-    </w:p>
-    <w:p>
-      <w:pPr>
-        <w:ind w:firstLineChars="200" w:firstLine="440"/>
-        <w:rPr>
-          <w:rFonts w:ascii="Times New Roman" w:eastAsia="宋体" w:hAnsi="Times New Roman" w:cs="Times New Roman"/>
-        </w:rPr>
-      </w:pPr>
-      <w:proofErr w:type="spellStart"/>
-      <w:r>
-        <w:rPr>
-          <w:rFonts w:ascii="Times New Roman" w:eastAsia="宋体" w:hAnsi="Times New Roman" w:cs="Times New Roman"/>
-        </w:rPr>
-        <w:t>WeaponRangeMinimumBound.Color</w:t>
-      </w:r>
-      <w:proofErr w:type="spellEnd"/>
-      <w:r>
-        <w:rPr>
-          <w:rFonts w:ascii="Times New Roman" w:eastAsia="宋体" w:hAnsi="Times New Roman" w:cs="Times New Roman"/>
-        </w:rPr>
-        <w:t>=</w:t>
-      </w:r>
-      <w:r>
-        <w:rPr>
-          <w:rFonts w:ascii="Times New Roman" w:eastAsia="宋体" w:hAnsi="Times New Roman" w:cs="Times New Roman"/>
-        </w:rPr>
-        <w:t xml:space="preserve">COLORREF(R,G,B) ; </w:t>
-      </w:r>
-      <w:r>
-        <w:rPr>
-          <w:rFonts w:ascii="Times New Roman" w:eastAsia="宋体" w:hAnsi="Times New Roman" w:cs="Times New Roman"/>
-        </w:rPr>
-        <w:t>主武器最小射程范围的颜色</w:t>
-      </w:r>
-      <w:r>
-        <w:rPr>
-          <w:rFonts w:ascii="Times New Roman" w:eastAsia="宋体" w:hAnsi="Times New Roman" w:cs="Times New Roman"/>
-        </w:rPr>
-        <w:t xml:space="preserve">, </w:t>
-      </w:r>
-      <w:r>
-        <w:rPr>
-          <w:rFonts w:ascii="Times New Roman" w:eastAsia="宋体" w:hAnsi="Times New Roman" w:cs="Times New Roman"/>
-        </w:rPr>
-        <w:t>默认为</w:t>
-      </w:r>
-      <w:r>
-        <w:rPr>
-          <w:rFonts w:ascii="Times New Roman" w:eastAsia="宋体" w:hAnsi="Times New Roman" w:cs="Times New Roman"/>
-        </w:rPr>
-        <w:t xml:space="preserve"> 0,200,200. </w:t>
-      </w:r>
-      <w:r>
-        <w:rPr>
-          <w:rFonts w:ascii="Times New Roman" w:eastAsia="宋体" w:hAnsi="Times New Roman" w:cs="Times New Roman"/>
-        </w:rPr>
-        <w:t>取值范围为</w:t>
-      </w:r>
-      <w:r>
-        <w:rPr>
-          <w:rFonts w:ascii="Times New Roman" w:eastAsia="宋体" w:hAnsi="Times New Roman" w:cs="Times New Roman"/>
-        </w:rPr>
-        <w:t>0-255</w:t>
-      </w:r>
-    </w:p>
-    <w:p>
-      <w:pPr>
-        <w:ind w:firstLineChars="200" w:firstLine="440"/>
-        <w:rPr>
-          <w:rFonts w:ascii="Times New Roman" w:eastAsia="宋体" w:hAnsi="Times New Roman" w:cs="Times New Roman"/>
-        </w:rPr>
-      </w:pPr>
-      <w:proofErr w:type="spellStart"/>
-      <w:r>
-        <w:rPr>
-          <w:rFonts w:ascii="Times New Roman" w:eastAsia="宋体" w:hAnsi="Times New Roman" w:cs="Times New Roman"/>
+      <w:proofErr w:type="spellStart"/>
+      <w:r>
+        <w:rPr>
+          <w:rFonts w:ascii="Times New Roman" w:eastAsia="宋体" w:hAnsi="Times New Roman" w:cs="Times New Roman" w:hint="eastAsia"/>
+        </w:rPr>
+        <w:t>ThreeLetterA</w:t>
+      </w:r>
+      <w:r>
+        <w:rPr>
+          <w:rFonts w:ascii="Times New Roman" w:eastAsia="宋体" w:hAnsi="Times New Roman" w:cs="Times New Roman" w:hint="eastAsia"/>
+        </w:rPr>
+        <w:t>bbreviations</w:t>
+      </w:r>
+      <w:proofErr w:type="spellEnd"/>
+      <w:r>
+        <w:rPr>
+          <w:rFonts w:ascii="Times New Roman" w:eastAsia="宋体" w:hAnsi="Times New Roman" w:cs="Times New Roman" w:hint="eastAsia"/>
+        </w:rPr>
+        <w:t>表</w:t>
+      </w:r>
+      <w:r>
+        <w:rPr>
+          <w:rFonts w:ascii="Times New Roman" w:eastAsia="宋体" w:hAnsi="Times New Roman" w:cs="Times New Roman" w:hint="eastAsia"/>
         </w:rPr>
         <w:lastRenderedPageBreak/>
-        <w:t>SecondaryWeaponRangeBound.Color</w:t>
-      </w:r>
-      <w:proofErr w:type="spellEnd"/>
-      <w:r>
-        <w:rPr>
-          <w:rFonts w:ascii="Times New Roman" w:eastAsia="宋体" w:hAnsi="Times New Roman" w:cs="Times New Roman"/>
-        </w:rPr>
-        <w:t>=</w:t>
-      </w:r>
-      <w:r>
-        <w:rPr>
-          <w:rFonts w:ascii="Times New Roman" w:eastAsia="宋体" w:hAnsi="Times New Roman" w:cs="Times New Roman"/>
-        </w:rPr>
-        <w:t xml:space="preserve">COLORREF(R,G,B) ; </w:t>
-      </w:r>
-      <w:r>
-        <w:rPr>
-          <w:rFonts w:ascii="Times New Roman" w:eastAsia="宋体" w:hAnsi="Times New Roman" w:cs="Times New Roman" w:hint="eastAsia"/>
-        </w:rPr>
-        <w:t>副</w:t>
-      </w:r>
-      <w:r>
-        <w:rPr>
-          <w:rFonts w:ascii="Times New Roman" w:eastAsia="宋体" w:hAnsi="Times New Roman" w:cs="Times New Roman"/>
-        </w:rPr>
-        <w:t>武器射程范围的颜色</w:t>
-      </w:r>
-      <w:r>
-        <w:rPr>
-          <w:rFonts w:ascii="Times New Roman" w:eastAsia="宋体" w:hAnsi="Times New Roman" w:cs="Times New Roman"/>
-        </w:rPr>
-        <w:t xml:space="preserve">, </w:t>
-      </w:r>
-      <w:r>
-        <w:rPr>
-          <w:rFonts w:ascii="Times New Roman" w:eastAsia="宋体" w:hAnsi="Times New Roman" w:cs="Times New Roman"/>
-        </w:rPr>
-        <w:t>默认为</w:t>
-      </w:r>
-      <w:r>
-        <w:rPr>
-          <w:rFonts w:ascii="Times New Roman" w:eastAsia="宋体" w:hAnsi="Times New Roman" w:cs="Times New Roman"/>
-        </w:rPr>
-        <w:t xml:space="preserve"> 0,255,130. </w:t>
-      </w:r>
-      <w:r>
-        <w:rPr>
-          <w:rFonts w:ascii="Times New Roman" w:eastAsia="宋体" w:hAnsi="Times New Roman" w:cs="Times New Roman"/>
-        </w:rPr>
-        <w:t>取值范围为</w:t>
-      </w:r>
-      <w:r>
-        <w:rPr>
-          <w:rFonts w:ascii="Times New Roman" w:eastAsia="宋体" w:hAnsi="Times New Roman" w:cs="Times New Roman"/>
-        </w:rPr>
-        <w:t>0-255</w:t>
-      </w:r>
-    </w:p>
-    <w:p>
-      <w:pPr>
-        <w:ind w:firstLineChars="200" w:firstLine="440"/>
-        <w:rPr>
-          <w:rFonts w:ascii="Times New Roman" w:eastAsia="宋体" w:hAnsi="Times New Roman" w:cs="Times New Roman"/>
-        </w:rPr>
-      </w:pPr>
-      <w:proofErr w:type="spellStart"/>
-      <w:r>
-        <w:rPr>
-          <w:rFonts w:ascii="Times New Roman" w:eastAsia="宋体" w:hAnsi="Times New Roman" w:cs="Times New Roman"/>
-        </w:rPr>
-        <w:t>SecondaryWeaponRangeMinimumBound.Color</w:t>
-      </w:r>
-      <w:proofErr w:type="spellEnd"/>
-      <w:r>
-        <w:rPr>
-          <w:rFonts w:ascii="Times New Roman" w:eastAsia="宋体" w:hAnsi="Times New Roman" w:cs="Times New Roman"/>
-        </w:rPr>
-        <w:t>=</w:t>
-      </w:r>
-      <w:r>
-        <w:rPr>
-          <w:rFonts w:ascii="Times New Roman" w:eastAsia="宋体" w:hAnsi="Times New Roman" w:cs="Times New Roman"/>
-        </w:rPr>
-        <w:t xml:space="preserve">COLORREF(R,G,B) ; </w:t>
-      </w:r>
-      <w:r>
-        <w:rPr>
-          <w:rFonts w:ascii="Times New Roman" w:eastAsia="宋体" w:hAnsi="Times New Roman" w:cs="Times New Roman" w:hint="eastAsia"/>
-        </w:rPr>
-        <w:t>副</w:t>
-      </w:r>
-      <w:r>
-        <w:rPr>
-          <w:rFonts w:ascii="Times New Roman" w:eastAsia="宋体" w:hAnsi="Times New Roman" w:cs="Times New Roman"/>
-        </w:rPr>
-        <w:t>武器最小射程范围的颜色</w:t>
-      </w:r>
-      <w:r>
-        <w:rPr>
-          <w:rFonts w:ascii="Times New Roman" w:eastAsia="宋体" w:hAnsi="Times New Roman" w:cs="Times New Roman"/>
-        </w:rPr>
-        <w:t xml:space="preserve">, </w:t>
-      </w:r>
-      <w:r>
-        <w:rPr>
-          <w:rFonts w:ascii="Times New Roman" w:eastAsia="宋体" w:hAnsi="Times New Roman" w:cs="Times New Roman"/>
-        </w:rPr>
-        <w:t>默认为</w:t>
-      </w:r>
-      <w:r>
-        <w:rPr>
-          <w:rFonts w:ascii="Times New Roman" w:eastAsia="宋体" w:hAnsi="Times New Roman" w:cs="Times New Roman"/>
-        </w:rPr>
-        <w:t xml:space="preserve"> 0,200,100. </w:t>
-      </w:r>
-      <w:r>
-        <w:rPr>
-          <w:rFonts w:ascii="Times New Roman" w:eastAsia="宋体" w:hAnsi="Times New Roman" w:cs="Times New Roman"/>
-        </w:rPr>
-        <w:t>取值范围为</w:t>
-      </w:r>
-      <w:r>
-        <w:rPr>
-          <w:rFonts w:ascii="Times New Roman" w:eastAsia="宋体" w:hAnsi="Times New Roman" w:cs="Times New Roman"/>
-        </w:rPr>
-        <w:t>0-255</w:t>
-      </w:r>
-    </w:p>
-    <w:p>
-      <w:pPr>
-        <w:ind w:firstLineChars="200" w:firstLine="440"/>
-        <w:rPr>
-          <w:rFonts w:ascii="Times New Roman" w:eastAsia="宋体" w:hAnsi="Times New Roman" w:cs="Times New Roman"/>
-        </w:rPr>
-      </w:pPr>
-      <w:proofErr w:type="spellStart"/>
-      <w:r>
-        <w:rPr>
-          <w:rFonts w:ascii="Times New Roman" w:eastAsia="宋体" w:hAnsi="Times New Roman" w:cs="Times New Roman" w:hint="eastAsia"/>
-        </w:rPr>
-        <w:t>DeathWeaponRangeBound.Color</w:t>
-      </w:r>
-      <w:proofErr w:type="spellEnd"/>
-      <w:r>
-        <w:rPr>
-          <w:rFonts w:ascii="Times New Roman" w:eastAsia="宋体" w:hAnsi="Times New Roman" w:cs="Times New Roman" w:hint="eastAsia"/>
-        </w:rPr>
-        <w:t xml:space="preserve">=COLORREF(R,G,B) ; </w:t>
-      </w:r>
-      <w:r>
-        <w:rPr>
-          <w:rFonts w:ascii="Times New Roman" w:eastAsia="宋体" w:hAnsi="Times New Roman" w:cs="Times New Roman" w:hint="eastAsia"/>
-        </w:rPr>
-        <w:t>自杀武器范围的颜色</w:t>
-      </w:r>
-      <w:r>
-        <w:rPr>
-          <w:rFonts w:ascii="Times New Roman" w:eastAsia="宋体" w:hAnsi="Times New Roman" w:cs="Times New Roman" w:hint="eastAsia"/>
-        </w:rPr>
-        <w:t xml:space="preserve">, </w:t>
-      </w:r>
-      <w:r>
-        <w:rPr>
-          <w:rFonts w:ascii="Times New Roman" w:eastAsia="宋体" w:hAnsi="Times New Roman" w:cs="Times New Roman" w:hint="eastAsia"/>
-        </w:rPr>
-        <w:t>默认为</w:t>
-      </w:r>
-      <w:r>
-        <w:rPr>
-          <w:rFonts w:ascii="Times New Roman" w:eastAsia="宋体" w:hAnsi="Times New Roman" w:cs="Times New Roman" w:hint="eastAsia"/>
-        </w:rPr>
-        <w:t xml:space="preserve"> 255,127,39. </w:t>
-      </w:r>
-      <w:r>
-        <w:rPr>
-          <w:rFonts w:ascii="Times New Roman" w:eastAsia="宋体" w:hAnsi="Times New Roman" w:cs="Times New Roman" w:hint="eastAsia"/>
-        </w:rPr>
-        <w:t>取值范围为</w:t>
-      </w:r>
-      <w:r>
-        <w:rPr>
-          <w:rFonts w:ascii="Times New Roman" w:eastAsia="宋体" w:hAnsi="Times New Roman" w:cs="Times New Roman" w:hint="eastAsia"/>
-        </w:rPr>
-        <w:t>0-255</w:t>
-      </w:r>
-    </w:p>
-    <w:p>
-      <w:pPr>
-        <w:ind w:firstLineChars="200" w:firstLine="440"/>
-        <w:rPr>
-          <w:rFonts w:ascii="Times New Roman" w:eastAsia="宋体" w:hAnsi="Times New Roman" w:cs="Times New Roman"/>
-        </w:rPr>
-      </w:pPr>
-      <w:proofErr w:type="spellStart"/>
-      <w:r>
-        <w:rPr>
-          <w:rFonts w:ascii="Times New Roman" w:eastAsia="宋体" w:hAnsi="Times New Roman" w:cs="Times New Roman"/>
-        </w:rPr>
-        <w:t>GapRangeBound</w:t>
-      </w:r>
-      <w:r>
-        <w:rPr>
-          <w:rFonts w:ascii="Times New Roman" w:eastAsia="宋体" w:hAnsi="Times New Roman" w:cs="Times New Roman" w:hint="eastAsia"/>
-        </w:rPr>
-        <w:t>.</w:t>
-      </w:r>
-      <w:r>
-        <w:rPr>
-          <w:rFonts w:ascii="Times New Roman" w:eastAsia="宋体" w:hAnsi="Times New Roman" w:cs="Times New Roman"/>
-        </w:rPr>
-        <w:t>Color</w:t>
-      </w:r>
-      <w:proofErr w:type="spellEnd"/>
-      <w:r>
-        <w:rPr>
-          <w:rFonts w:ascii="Times New Roman" w:eastAsia="宋体" w:hAnsi="Times New Roman" w:cs="Times New Roman"/>
-        </w:rPr>
-        <w:t>=</w:t>
-      </w:r>
-      <w:r>
-        <w:rPr>
-          <w:rFonts w:ascii="Times New Roman" w:eastAsia="宋体" w:hAnsi="Times New Roman" w:cs="Times New Roman"/>
-        </w:rPr>
-        <w:t xml:space="preserve">COLORREF(R,G,B) ; </w:t>
-      </w:r>
-      <w:r>
-        <w:rPr>
-          <w:rFonts w:ascii="Times New Roman" w:eastAsia="宋体" w:hAnsi="Times New Roman" w:cs="Times New Roman"/>
-        </w:rPr>
-        <w:t>黑幕产生范围的颜色</w:t>
-      </w:r>
-      <w:r>
-        <w:rPr>
-          <w:rFonts w:ascii="Times New Roman" w:eastAsia="宋体" w:hAnsi="Times New Roman" w:cs="Times New Roman"/>
-        </w:rPr>
-        <w:t xml:space="preserve">, </w:t>
-      </w:r>
-      <w:r>
-        <w:rPr>
-          <w:rFonts w:ascii="Times New Roman" w:eastAsia="宋体" w:hAnsi="Times New Roman" w:cs="Times New Roman"/>
-        </w:rPr>
-        <w:t>默认为</w:t>
-      </w:r>
-      <w:r>
-        <w:rPr>
-          <w:rFonts w:ascii="Times New Roman" w:eastAsia="宋体" w:hAnsi="Times New Roman" w:cs="Times New Roman"/>
-        </w:rPr>
-        <w:t xml:space="preserve"> 0,0,255. </w:t>
-      </w:r>
-      <w:r>
-        <w:rPr>
-          <w:rFonts w:ascii="Times New Roman" w:eastAsia="宋体" w:hAnsi="Times New Roman" w:cs="Times New Roman"/>
-        </w:rPr>
-        <w:t>取值范围为</w:t>
-      </w:r>
-      <w:r>
-        <w:rPr>
-          <w:rFonts w:ascii="Times New Roman" w:eastAsia="宋体" w:hAnsi="Times New Roman" w:cs="Times New Roman"/>
-        </w:rPr>
-        <w:t>0-255</w:t>
-      </w:r>
-    </w:p>
-    <w:p>
-      <w:pPr>
-        <w:ind w:firstLineChars="200" w:firstLine="440"/>
-        <w:rPr>
-          <w:rFonts w:ascii="Times New Roman" w:eastAsia="宋体" w:hAnsi="Times New Roman" w:cs="Times New Roman"/>
-        </w:rPr>
-      </w:pPr>
-      <w:proofErr w:type="spellStart"/>
-      <w:r>
-        <w:rPr>
-          <w:rFonts w:ascii="Times New Roman" w:eastAsia="宋体" w:hAnsi="Times New Roman" w:cs="Times New Roman"/>
-        </w:rPr>
-        <w:t>SensorsRangeBound.Color</w:t>
-      </w:r>
-      <w:proofErr w:type="spellEnd"/>
-      <w:r>
-        <w:rPr>
-          <w:rFonts w:ascii="Times New Roman" w:eastAsia="宋体" w:hAnsi="Times New Roman" w:cs="Times New Roman"/>
-        </w:rPr>
-        <w:t>=</w:t>
-      </w:r>
-      <w:r>
-        <w:rPr>
-          <w:rFonts w:ascii="Times New Roman" w:eastAsia="宋体" w:hAnsi="Times New Roman" w:cs="Times New Roman"/>
-        </w:rPr>
-        <w:t xml:space="preserve">COLORREF(R,G,B) ; </w:t>
-      </w:r>
-      <w:r>
-        <w:rPr>
-          <w:rFonts w:ascii="Times New Roman" w:eastAsia="宋体" w:hAnsi="Times New Roman" w:cs="Times New Roman"/>
-        </w:rPr>
-        <w:t>隐形检测范围的颜色</w:t>
-      </w:r>
-      <w:r>
-        <w:rPr>
-          <w:rFonts w:ascii="Times New Roman" w:eastAsia="宋体" w:hAnsi="Times New Roman" w:cs="Times New Roman"/>
-        </w:rPr>
-        <w:t xml:space="preserve">, </w:t>
-      </w:r>
-      <w:r>
-        <w:rPr>
-          <w:rFonts w:ascii="Times New Roman" w:eastAsia="宋体" w:hAnsi="Times New Roman" w:cs="Times New Roman"/>
-        </w:rPr>
-        <w:t>默认为</w:t>
-      </w:r>
-      <w:r>
-        <w:rPr>
-          <w:rFonts w:ascii="Times New Roman" w:eastAsia="宋体" w:hAnsi="Times New Roman" w:cs="Times New Roman"/>
-        </w:rPr>
-        <w:t xml:space="preserve"> 255,0,255. </w:t>
-      </w:r>
-      <w:r>
-        <w:rPr>
-          <w:rFonts w:ascii="Times New Roman" w:eastAsia="宋体" w:hAnsi="Times New Roman" w:cs="Times New Roman"/>
-        </w:rPr>
-        <w:t>取值范围为</w:t>
-      </w:r>
-      <w:r>
-        <w:rPr>
-          <w:rFonts w:ascii="Times New Roman" w:eastAsia="宋体" w:hAnsi="Times New Roman" w:cs="Times New Roman"/>
-        </w:rPr>
-        <w:t>0-255</w:t>
-      </w:r>
-    </w:p>
-    <w:p>
-      <w:pPr>
-        <w:ind w:firstLineChars="200" w:firstLine="440"/>
-        <w:rPr>
-          <w:rFonts w:ascii="Times New Roman" w:eastAsia="宋体" w:hAnsi="Times New Roman" w:cs="Times New Roman"/>
-        </w:rPr>
-      </w:pPr>
-      <w:proofErr w:type="spellStart"/>
-      <w:r>
-        <w:rPr>
-          <w:rFonts w:ascii="Times New Roman" w:eastAsia="宋体" w:hAnsi="Times New Roman" w:cs="Times New Roman"/>
-        </w:rPr>
-        <w:t>CloakRangeBound.Color</w:t>
-      </w:r>
-      <w:proofErr w:type="spellEnd"/>
-      <w:r>
-        <w:rPr>
-          <w:rFonts w:ascii="Times New Roman" w:eastAsia="宋体" w:hAnsi="Times New Roman" w:cs="Times New Roman"/>
-        </w:rPr>
-        <w:t>=</w:t>
-      </w:r>
-      <w:r>
-        <w:rPr>
-          <w:rFonts w:ascii="Times New Roman" w:eastAsia="宋体" w:hAnsi="Times New Roman" w:cs="Times New Roman"/>
-        </w:rPr>
-        <w:t xml:space="preserve">COLORREF(R,G,B) ; </w:t>
-      </w:r>
-      <w:r>
-        <w:rPr>
-          <w:rFonts w:ascii="Times New Roman" w:eastAsia="宋体" w:hAnsi="Times New Roman" w:cs="Times New Roman"/>
-        </w:rPr>
-        <w:t>隐形范围的颜色</w:t>
-      </w:r>
-      <w:r>
-        <w:rPr>
-          <w:rFonts w:ascii="Times New Roman" w:eastAsia="宋体" w:hAnsi="Times New Roman" w:cs="Times New Roman"/>
-        </w:rPr>
-        <w:t xml:space="preserve">, </w:t>
-      </w:r>
-      <w:r>
-        <w:rPr>
-          <w:rFonts w:ascii="Times New Roman" w:eastAsia="宋体" w:hAnsi="Times New Roman" w:cs="Times New Roman"/>
-        </w:rPr>
-        <w:t>默认为</w:t>
-      </w:r>
-      <w:r>
-        <w:rPr>
-          <w:rFonts w:ascii="Times New Roman" w:eastAsia="宋体" w:hAnsi="Times New Roman" w:cs="Times New Roman"/>
-        </w:rPr>
-        <w:t xml:space="preserve"> 255,0,0. </w:t>
-      </w:r>
-      <w:r>
-        <w:rPr>
-          <w:rFonts w:ascii="Times New Roman" w:eastAsia="宋体" w:hAnsi="Times New Roman" w:cs="Times New Roman"/>
-        </w:rPr>
-        <w:t>取值范围为</w:t>
-      </w:r>
-      <w:r>
-        <w:rPr>
-          <w:rFonts w:ascii="Times New Roman" w:eastAsia="宋体" w:hAnsi="Times New Roman" w:cs="Times New Roman"/>
-        </w:rPr>
-        <w:t>0-255</w:t>
-      </w:r>
-    </w:p>
-    <w:p>
-      <w:pPr>
-        <w:ind w:firstLineChars="200" w:firstLine="440"/>
-        <w:rPr>
-          <w:rFonts w:ascii="Times New Roman" w:eastAsia="宋体" w:hAnsi="Times New Roman" w:cs="Times New Roman"/>
-        </w:rPr>
-      </w:pPr>
-      <w:proofErr w:type="spellStart"/>
-      <w:r>
-        <w:rPr>
-          <w:rFonts w:ascii="Times New Roman" w:eastAsia="宋体" w:hAnsi="Times New Roman" w:cs="Times New Roman"/>
-        </w:rPr>
-        <w:t>PsychicRangeBound.Color</w:t>
-      </w:r>
-      <w:proofErr w:type="spellEnd"/>
-      <w:r>
-        <w:rPr>
-          <w:rFonts w:ascii="Times New Roman" w:eastAsia="宋体" w:hAnsi="Times New Roman" w:cs="Times New Roman"/>
-        </w:rPr>
-        <w:t>=</w:t>
-      </w:r>
-      <w:r>
-        <w:rPr>
-          <w:rFonts w:ascii="Times New Roman" w:eastAsia="宋体" w:hAnsi="Times New Roman" w:cs="Times New Roman"/>
-        </w:rPr>
-        <w:t xml:space="preserve">COLORREF(R,G,B) ; </w:t>
-      </w:r>
-      <w:r>
-        <w:rPr>
-          <w:rFonts w:ascii="Times New Roman" w:eastAsia="宋体" w:hAnsi="Times New Roman" w:cs="Times New Roman"/>
-        </w:rPr>
-        <w:t>心灵感应范围的颜色</w:t>
-      </w:r>
-      <w:r>
-        <w:rPr>
-          <w:rFonts w:ascii="Times New Roman" w:eastAsia="宋体" w:hAnsi="Times New Roman" w:cs="Times New Roman"/>
-        </w:rPr>
-        <w:t xml:space="preserve">, </w:t>
-      </w:r>
-      <w:r>
-        <w:rPr>
-          <w:rFonts w:ascii="Times New Roman" w:eastAsia="宋体" w:hAnsi="Times New Roman" w:cs="Times New Roman"/>
-        </w:rPr>
-        <w:t>默认为</w:t>
-      </w:r>
-      <w:r>
-        <w:rPr>
-          <w:rFonts w:ascii="Times New Roman" w:eastAsia="宋体" w:hAnsi="Times New Roman" w:cs="Times New Roman"/>
-        </w:rPr>
-        <w:t xml:space="preserve"> 255,255,0. </w:t>
-      </w:r>
-      <w:r>
-        <w:rPr>
-          <w:rFonts w:ascii="Times New Roman" w:eastAsia="宋体" w:hAnsi="Times New Roman" w:cs="Times New Roman"/>
-        </w:rPr>
-        <w:t>取值范围为</w:t>
-      </w:r>
-      <w:r>
-        <w:rPr>
-          <w:rFonts w:ascii="Times New Roman" w:eastAsia="宋体" w:hAnsi="Times New Roman" w:cs="Times New Roman"/>
-        </w:rPr>
-        <w:t>0-255</w:t>
-      </w:r>
-    </w:p>
-    <w:p>
-      <w:pPr>
-        <w:ind w:firstLineChars="200" w:firstLine="440"/>
-        <w:rPr>
-          <w:rFonts w:ascii="Times New Roman" w:eastAsia="宋体" w:hAnsi="Times New Roman" w:cs="Times New Roman"/>
-        </w:rPr>
-      </w:pPr>
-      <w:proofErr w:type="spellStart"/>
-      <w:r>
-        <w:rPr>
-          <w:rFonts w:ascii="Times New Roman" w:eastAsia="宋体" w:hAnsi="Times New Roman" w:cs="Times New Roman"/>
-        </w:rPr>
-        <w:t>GuardRangeBound.Color</w:t>
-      </w:r>
-      <w:proofErr w:type="spellEnd"/>
-      <w:r>
-        <w:rPr>
-          <w:rFonts w:ascii="Times New Roman" w:eastAsia="宋体" w:hAnsi="Times New Roman" w:cs="Times New Roman"/>
-        </w:rPr>
-        <w:t>=</w:t>
-      </w:r>
-      <w:r>
-        <w:rPr>
-          <w:rFonts w:ascii="Times New Roman" w:eastAsia="宋体" w:hAnsi="Times New Roman" w:cs="Times New Roman"/>
-        </w:rPr>
-        <w:t xml:space="preserve">COLORREF(R,G,B) ; </w:t>
-      </w:r>
-      <w:r>
-        <w:rPr>
-          <w:rFonts w:ascii="Times New Roman" w:eastAsia="宋体" w:hAnsi="Times New Roman" w:cs="Times New Roman"/>
-        </w:rPr>
-        <w:t>区域警戒范围的颜色</w:t>
-      </w:r>
-      <w:r>
-        <w:rPr>
-          <w:rFonts w:ascii="Times New Roman" w:eastAsia="宋体" w:hAnsi="Times New Roman" w:cs="Times New Roman"/>
-        </w:rPr>
-        <w:t xml:space="preserve">, </w:t>
-      </w:r>
-      <w:r>
-        <w:rPr>
-          <w:rFonts w:ascii="Times New Roman" w:eastAsia="宋体" w:hAnsi="Times New Roman" w:cs="Times New Roman"/>
-        </w:rPr>
-        <w:t>默认为</w:t>
-      </w:r>
-      <w:r>
-        <w:rPr>
-          <w:rFonts w:ascii="Times New Roman" w:eastAsia="宋体" w:hAnsi="Times New Roman" w:cs="Times New Roman"/>
-        </w:rPr>
-        <w:t xml:space="preserve"> 0,255,0. </w:t>
-      </w:r>
-      <w:r>
-        <w:rPr>
-          <w:rFonts w:ascii="Times New Roman" w:eastAsia="宋体" w:hAnsi="Times New Roman" w:cs="Times New Roman"/>
-        </w:rPr>
-        <w:t>取值范围为</w:t>
-      </w:r>
-      <w:r>
-        <w:rPr>
-          <w:rFonts w:ascii="Times New Roman" w:eastAsia="宋体" w:hAnsi="Times New Roman" w:cs="Times New Roman"/>
-        </w:rPr>
-        <w:t>0-255</w:t>
-      </w:r>
-    </w:p>
-    <w:p>
-      <w:pPr>
-        <w:ind w:firstLineChars="200" w:firstLine="440"/>
-        <w:rPr>
-          <w:rFonts w:ascii="Times New Roman" w:eastAsia="宋体" w:hAnsi="Times New Roman" w:cs="Times New Roman"/>
-        </w:rPr>
-      </w:pPr>
-      <w:proofErr w:type="spellStart"/>
-      <w:r>
-        <w:rPr>
-          <w:rFonts w:ascii="Times New Roman" w:eastAsia="宋体" w:hAnsi="Times New Roman" w:cs="Times New Roman"/>
-        </w:rPr>
-        <w:t>SightRangeBound.Color</w:t>
-      </w:r>
-      <w:proofErr w:type="spellEnd"/>
-      <w:r>
-        <w:rPr>
-          <w:rFonts w:ascii="Times New Roman" w:eastAsia="宋体" w:hAnsi="Times New Roman" w:cs="Times New Roman"/>
-        </w:rPr>
-        <w:t>=</w:t>
-      </w:r>
-      <w:r>
-        <w:rPr>
-          <w:rFonts w:ascii="Times New Roman" w:eastAsia="宋体" w:hAnsi="Times New Roman" w:cs="Times New Roman"/>
-        </w:rPr>
-        <w:t xml:space="preserve">COLORREF(R,G,B) ; </w:t>
-      </w:r>
-      <w:r>
-        <w:rPr>
-          <w:rFonts w:ascii="Times New Roman" w:eastAsia="宋体" w:hAnsi="Times New Roman" w:cs="Times New Roman"/>
-        </w:rPr>
-        <w:t>视野范围的颜色</w:t>
-      </w:r>
-      <w:r>
-        <w:rPr>
-          <w:rFonts w:ascii="Times New Roman" w:eastAsia="宋体" w:hAnsi="Times New Roman" w:cs="Times New Roman"/>
-        </w:rPr>
-        <w:t xml:space="preserve">, </w:t>
-      </w:r>
-      <w:r>
-        <w:rPr>
-          <w:rFonts w:ascii="Times New Roman" w:eastAsia="宋体" w:hAnsi="Times New Roman" w:cs="Times New Roman"/>
-        </w:rPr>
-        <w:t>默认为</w:t>
-      </w:r>
-      <w:r>
-        <w:rPr>
-          <w:rFonts w:ascii="Times New Roman" w:eastAsia="宋体" w:hAnsi="Times New Roman" w:cs="Times New Roman"/>
-        </w:rPr>
-        <w:t xml:space="preserve"> 128,128,128. </w:t>
-      </w:r>
-      <w:r>
-        <w:rPr>
-          <w:rFonts w:ascii="Times New Roman" w:eastAsia="宋体" w:hAnsi="Times New Roman" w:cs="Times New Roman"/>
-        </w:rPr>
-        <w:t>取值范围为</w:t>
-      </w:r>
-      <w:r>
-        <w:rPr>
-          <w:rFonts w:ascii="Times New Roman" w:eastAsia="宋体" w:hAnsi="Times New Roman" w:cs="Times New Roman"/>
-        </w:rPr>
-        <w:t>0-255</w:t>
-      </w:r>
-    </w:p>
-    <w:p>
-      <w:pPr>
-        <w:ind w:firstLineChars="200" w:firstLine="440"/>
-        <w:rPr>
-          <w:rFonts w:ascii="Times New Roman" w:eastAsia="宋体" w:hAnsi="Times New Roman" w:cs="Times New Roman"/>
-        </w:rPr>
-      </w:pPr>
-      <w:proofErr w:type="spellStart"/>
-      <w:r>
-        <w:rPr>
-          <w:rFonts w:ascii="Times New Roman" w:eastAsia="宋体" w:hAnsi="Times New Roman" w:cs="Times New Roman" w:hint="eastAsia"/>
-        </w:rPr>
-        <w:t>DesignatorRangeBound.Color</w:t>
-      </w:r>
-      <w:proofErr w:type="spellEnd"/>
-      <w:r>
-        <w:rPr>
-          <w:rFonts w:ascii="Times New Roman" w:eastAsia="宋体" w:hAnsi="Times New Roman" w:cs="Times New Roman" w:hint="eastAsia"/>
-        </w:rPr>
-        <w:t>=</w:t>
-      </w:r>
-      <w:r>
-        <w:rPr>
-          <w:rFonts w:ascii="Times New Roman" w:eastAsia="宋体" w:hAnsi="Times New Roman" w:cs="Times New Roman"/>
-        </w:rPr>
-        <w:t>COLORREF(R,G,B) ;</w:t>
-      </w:r>
-      <w:r>
-        <w:rPr>
-          <w:rFonts w:hint="eastAsia"/>
-        </w:rPr>
-        <w:t xml:space="preserve"> </w:t>
-      </w:r>
-      <w:r>
-        <w:rPr>
-          <w:rFonts w:ascii="Times New Roman" w:eastAsia="宋体" w:hAnsi="Times New Roman" w:cs="Times New Roman" w:hint="eastAsia"/>
-        </w:rPr>
-        <w:t>指示者范围的颜色</w:t>
-      </w:r>
-      <w:r>
-        <w:rPr>
-          <w:rFonts w:ascii="Times New Roman" w:eastAsia="宋体" w:hAnsi="Times New Roman" w:cs="Times New Roman" w:hint="eastAsia"/>
-        </w:rPr>
-        <w:t xml:space="preserve">, </w:t>
-      </w:r>
-      <w:r>
-        <w:rPr>
-          <w:rFonts w:ascii="Times New Roman" w:eastAsia="宋体" w:hAnsi="Times New Roman" w:cs="Times New Roman" w:hint="eastAsia"/>
-        </w:rPr>
-        <w:t>默认为</w:t>
-      </w:r>
-      <w:r>
-        <w:rPr>
-          <w:rFonts w:ascii="Times New Roman" w:eastAsia="宋体" w:hAnsi="Times New Roman" w:cs="Times New Roman" w:hint="eastAsia"/>
-        </w:rPr>
-        <w:t xml:space="preserve"> 34,177,76. </w:t>
-      </w:r>
-      <w:r>
-        <w:rPr>
-          <w:rFonts w:ascii="Times New Roman" w:eastAsia="宋体" w:hAnsi="Times New Roman" w:cs="Times New Roman" w:hint="eastAsia"/>
-        </w:rPr>
-        <w:t>取值范围为</w:t>
-      </w:r>
-      <w:r>
-        <w:rPr>
-          <w:rFonts w:ascii="Times New Roman" w:eastAsia="宋体" w:hAnsi="Times New Roman" w:cs="Times New Roman" w:hint="eastAsia"/>
-        </w:rPr>
-        <w:t>0-255</w:t>
-      </w:r>
-    </w:p>
-    <w:p>
-      <w:pPr>
-        <w:ind w:firstLineChars="200" w:firstLine="440"/>
-        <w:rPr>
-          <w:rFonts w:ascii="Times New Roman" w:eastAsia="宋体" w:hAnsi="Times New Roman" w:cs="Times New Roman"/>
-        </w:rPr>
-      </w:pPr>
-      <w:proofErr w:type="spellStart"/>
-      <w:r>
-        <w:rPr>
-          <w:rFonts w:ascii="Times New Roman" w:eastAsia="宋体" w:hAnsi="Times New Roman" w:cs="Times New Roman" w:hint="eastAsia"/>
-        </w:rPr>
-        <w:t>InhibitorRangeBound.Color</w:t>
-      </w:r>
-      <w:proofErr w:type="spellEnd"/>
-      <w:r>
-        <w:rPr>
-          <w:rFonts w:ascii="Times New Roman" w:eastAsia="宋体" w:hAnsi="Times New Roman" w:cs="Times New Roman" w:hint="eastAsia"/>
-        </w:rPr>
-        <w:t>=</w:t>
-      </w:r>
-      <w:r>
-        <w:rPr>
-          <w:rFonts w:ascii="Times New Roman" w:eastAsia="宋体" w:hAnsi="Times New Roman" w:cs="Times New Roman"/>
-        </w:rPr>
-        <w:t>COLORREF(R,G,B) ;</w:t>
-      </w:r>
-      <w:r>
-        <w:rPr>
-          <w:rFonts w:hint="eastAsia"/>
-        </w:rPr>
-        <w:t xml:space="preserve"> </w:t>
-      </w:r>
-      <w:r>
-        <w:rPr>
-          <w:rFonts w:ascii="Times New Roman" w:eastAsia="宋体" w:hAnsi="Times New Roman" w:cs="Times New Roman" w:hint="eastAsia"/>
-        </w:rPr>
-        <w:t>抑制者范围的颜色</w:t>
-      </w:r>
-      <w:r>
-        <w:rPr>
-          <w:rFonts w:ascii="Times New Roman" w:eastAsia="宋体" w:hAnsi="Times New Roman" w:cs="Times New Roman" w:hint="eastAsia"/>
-        </w:rPr>
-        <w:t xml:space="preserve">, </w:t>
-      </w:r>
-      <w:r>
-        <w:rPr>
-          <w:rFonts w:ascii="Times New Roman" w:eastAsia="宋体" w:hAnsi="Times New Roman" w:cs="Times New Roman" w:hint="eastAsia"/>
-        </w:rPr>
-        <w:t>默认为</w:t>
-      </w:r>
-      <w:r>
-        <w:rPr>
-          <w:rFonts w:ascii="Times New Roman" w:eastAsia="宋体" w:hAnsi="Times New Roman" w:cs="Times New Roman" w:hint="eastAsia"/>
-        </w:rPr>
-        <w:t xml:space="preserve"> 204,46,49. </w:t>
-      </w:r>
-      <w:r>
-        <w:rPr>
-          <w:rFonts w:ascii="Times New Roman" w:eastAsia="宋体" w:hAnsi="Times New Roman" w:cs="Times New Roman" w:hint="eastAsia"/>
-        </w:rPr>
-        <w:t>取值范围为</w:t>
-      </w:r>
-      <w:r>
-        <w:rPr>
-          <w:rFonts w:ascii="Times New Roman" w:eastAsia="宋体" w:hAnsi="Times New Roman" w:cs="Times New Roman" w:hint="eastAsia"/>
-        </w:rPr>
-        <w:t>0-255</w:t>
-      </w:r>
-    </w:p>
-    <w:p>
-      <w:pPr>
-        <w:ind w:firstLineChars="200" w:firstLine="440"/>
-        <w:rPr>
-          <w:rFonts w:ascii="Times New Roman" w:eastAsia="宋体" w:hAnsi="Times New Roman" w:cs="Times New Roman"/>
-        </w:rPr>
-      </w:pPr>
-      <w:proofErr w:type="spellStart"/>
-      <w:r>
-        <w:rPr>
-          <w:rFonts w:ascii="Times New Roman" w:eastAsia="宋体" w:hAnsi="Times New Roman" w:cs="Times New Roman"/>
-        </w:rPr>
-        <w:t>WeaponRangeBound.SubjectToElevation</w:t>
-      </w:r>
-      <w:proofErr w:type="spellEnd"/>
-      <w:r>
-        <w:rPr>
-          <w:rFonts w:ascii="Times New Roman" w:eastAsia="宋体" w:hAnsi="Times New Roman" w:cs="Times New Roman"/>
-        </w:rPr>
-        <w:t>=</w:t>
-      </w:r>
-      <w:r>
-        <w:rPr>
-          <w:rFonts w:ascii="Times New Roman" w:eastAsia="宋体" w:hAnsi="Times New Roman" w:cs="Times New Roman"/>
-        </w:rPr>
-        <w:t xml:space="preserve">BOOLEAN ; </w:t>
-      </w:r>
-      <w:r>
-        <w:rPr>
-          <w:rFonts w:ascii="Times New Roman" w:eastAsia="宋体" w:hAnsi="Times New Roman" w:cs="Times New Roman"/>
-        </w:rPr>
-        <w:t>计算武器射程时，是否考虑悬崖对射程的影响</w:t>
-      </w:r>
-      <w:r>
-        <w:rPr>
-          <w:rFonts w:ascii="Times New Roman" w:eastAsia="宋体" w:hAnsi="Times New Roman" w:cs="Times New Roman"/>
-        </w:rPr>
-        <w:t xml:space="preserve">, </w:t>
-      </w:r>
-      <w:r>
-        <w:rPr>
-          <w:rFonts w:ascii="Times New Roman" w:eastAsia="宋体" w:hAnsi="Times New Roman" w:cs="Times New Roman"/>
-        </w:rPr>
-        <w:t>精确度较低</w:t>
-      </w:r>
-      <w:r>
-        <w:rPr>
-          <w:rFonts w:ascii="Times New Roman" w:eastAsia="宋体" w:hAnsi="Times New Roman" w:cs="Times New Roman"/>
-        </w:rPr>
-        <w:t xml:space="preserve">, </w:t>
-      </w:r>
-      <w:r>
-        <w:rPr>
-          <w:rFonts w:ascii="Times New Roman" w:eastAsia="宋体" w:hAnsi="Times New Roman" w:cs="Times New Roman"/>
-        </w:rPr>
-        <w:t>仅供参考</w:t>
-      </w:r>
-      <w:r>
-        <w:rPr>
-          <w:rFonts w:ascii="Times New Roman" w:eastAsia="宋体" w:hAnsi="Times New Roman" w:cs="Times New Roman"/>
-        </w:rPr>
-        <w:t xml:space="preserve">, </w:t>
-      </w:r>
-      <w:r>
-        <w:rPr>
-          <w:rFonts w:ascii="Times New Roman" w:eastAsia="宋体" w:hAnsi="Times New Roman" w:cs="Times New Roman"/>
-        </w:rPr>
-        <w:t>默认为</w:t>
-      </w:r>
-      <w:r>
-        <w:rPr>
-          <w:rFonts w:ascii="Times New Roman" w:eastAsia="宋体" w:hAnsi="Times New Roman" w:cs="Times New Roman"/>
-        </w:rPr>
-        <w:t xml:space="preserve"> false</w:t>
-      </w:r>
-    </w:p>
-    <w:p>
-      <w:pPr>
-        <w:ind w:firstLineChars="200" w:firstLine="440"/>
-        <w:rPr>
-          <w:rFonts w:ascii="Times New Roman" w:eastAsia="宋体" w:hAnsi="Times New Roman" w:cs="Times New Roman"/>
-        </w:rPr>
-      </w:pPr>
-      <w:proofErr w:type="spellStart"/>
-      <w:r>
-        <w:rPr>
-          <w:rFonts w:ascii="Times New Roman" w:eastAsia="宋体" w:hAnsi="Times New Roman" w:cs="Times New Roman" w:hint="eastAsia"/>
-        </w:rPr>
-        <w:t>RangeBound.DrawEllipse</w:t>
-      </w:r>
-      <w:proofErr w:type="spellEnd"/>
-      <w:r>
-        <w:rPr>
-          <w:rFonts w:ascii="Times New Roman" w:eastAsia="宋体" w:hAnsi="Times New Roman" w:cs="Times New Roman" w:hint="eastAsia"/>
-        </w:rPr>
-        <w:t>=</w:t>
-      </w:r>
-      <w:r>
-        <w:rPr>
-          <w:rFonts w:ascii="Times New Roman" w:eastAsia="宋体" w:hAnsi="Times New Roman" w:cs="Times New Roman"/>
-        </w:rPr>
-        <w:t>BOOLEAN ;</w:t>
-      </w:r>
-      <w:r>
-        <w:rPr>
-          <w:rFonts w:hint="eastAsia"/>
-        </w:rPr>
-        <w:t xml:space="preserve"> </w:t>
-      </w:r>
-      <w:r>
-        <w:rPr>
-          <w:rFonts w:ascii="Times New Roman" w:eastAsia="宋体" w:hAnsi="Times New Roman" w:cs="Times New Roman" w:hint="eastAsia"/>
-        </w:rPr>
-        <w:t>使用椭圆绘制除了受高度影响的武器外的所有范围</w:t>
-      </w:r>
-      <w:r>
-        <w:rPr>
-          <w:rFonts w:ascii="Times New Roman" w:eastAsia="宋体" w:hAnsi="Times New Roman" w:cs="Times New Roman" w:hint="eastAsia"/>
-        </w:rPr>
-        <w:t xml:space="preserve">, </w:t>
-      </w:r>
-      <w:r>
-        <w:rPr>
-          <w:rFonts w:ascii="Times New Roman" w:eastAsia="宋体" w:hAnsi="Times New Roman" w:cs="Times New Roman" w:hint="eastAsia"/>
-        </w:rPr>
-        <w:t>默认为</w:t>
-      </w:r>
-      <w:r>
-        <w:rPr>
-          <w:rFonts w:ascii="Times New Roman" w:eastAsia="宋体" w:hAnsi="Times New Roman" w:cs="Times New Roman" w:hint="eastAsia"/>
-        </w:rPr>
-        <w:t xml:space="preserve"> false</w:t>
-      </w:r>
-    </w:p>
-    <w:p>
-      <w:pPr>
-        <w:ind w:firstLineChars="200" w:firstLine="440"/>
-        <w:rPr>
-          <w:rFonts w:ascii="Times New Roman" w:eastAsia="宋体" w:hAnsi="Times New Roman" w:cs="Times New Roman"/>
-        </w:rPr>
-      </w:pPr>
-      <w:proofErr w:type="spellStart"/>
-      <w:r>
-        <w:rPr>
-          <w:rFonts w:ascii="Times New Roman" w:eastAsia="宋体" w:hAnsi="Times New Roman" w:cs="Times New Roman" w:hint="eastAsia"/>
-        </w:rPr>
-        <w:t>PasteShowOutline</w:t>
-      </w:r>
-      <w:proofErr w:type="spellEnd"/>
-      <w:r>
-        <w:rPr>
-          <w:rFonts w:ascii="Times New Roman" w:eastAsia="宋体" w:hAnsi="Times New Roman" w:cs="Times New Roman" w:hint="eastAsia"/>
-        </w:rPr>
-        <w:t xml:space="preserve">=BOOLEAN ; </w:t>
-      </w:r>
-      <w:r>
-        <w:rPr>
-          <w:rFonts w:ascii="Times New Roman" w:eastAsia="宋体" w:hAnsi="Times New Roman" w:cs="Times New Roman" w:hint="eastAsia"/>
-        </w:rPr>
-        <w:t>粘贴地形时</w:t>
-      </w:r>
-      <w:r>
-        <w:rPr>
-          <w:rFonts w:ascii="Times New Roman" w:eastAsia="宋体" w:hAnsi="Times New Roman" w:cs="Times New Roman" w:hint="eastAsia"/>
-        </w:rPr>
-        <w:t xml:space="preserve">, </w:t>
-      </w:r>
-      <w:r>
-        <w:rPr>
-          <w:rFonts w:ascii="Times New Roman" w:eastAsia="宋体" w:hAnsi="Times New Roman" w:cs="Times New Roman" w:hint="eastAsia"/>
-        </w:rPr>
-        <w:t>是否默认显示描边</w:t>
-      </w:r>
-      <w:r>
-        <w:rPr>
-          <w:rFonts w:ascii="Times New Roman" w:eastAsia="宋体" w:hAnsi="Times New Roman" w:cs="Times New Roman" w:hint="eastAsia"/>
-        </w:rPr>
-        <w:t xml:space="preserve">, </w:t>
-      </w:r>
-      <w:r>
-        <w:rPr>
-          <w:rFonts w:ascii="Times New Roman" w:eastAsia="宋体" w:hAnsi="Times New Roman" w:cs="Times New Roman" w:hint="eastAsia"/>
-        </w:rPr>
-        <w:t>默认为</w:t>
-      </w:r>
-      <w:r>
-        <w:rPr>
-          <w:rFonts w:ascii="Times New Roman" w:eastAsia="宋体" w:hAnsi="Times New Roman" w:cs="Times New Roman" w:hint="eastAsia"/>
-        </w:rPr>
-        <w:t xml:space="preserve"> false</w:t>
-      </w:r>
-    </w:p>
-    <w:p>
-      <w:pPr>
-        <w:rPr>
-          <w:rFonts w:ascii="Times New Roman" w:eastAsia="宋体" w:hAnsi="Times New Roman" w:cs="Times New Roman"/>
-          <w:b/>
-          <w:bCs/>
-        </w:rPr>
-      </w:pPr>
-      <w:r>
-        <w:rPr>
-          <w:rFonts w:ascii="Times New Roman" w:eastAsia="宋体" w:hAnsi="Times New Roman" w:cs="Times New Roman" w:hint="eastAsia"/>
-          <w:b/>
-          <w:bCs/>
-        </w:rPr>
-        <w:t>[</w:t>
-      </w:r>
-      <w:r>
-        <w:rPr>
-          <w:rFonts w:ascii="Times New Roman" w:eastAsia="宋体" w:hAnsi="Times New Roman" w:cs="Times New Roman" w:hint="eastAsia"/>
-          <w:b/>
-          <w:bCs/>
-        </w:rPr>
-        <w:t>Theaters</w:t>
-      </w:r>
-      <w:r>
-        <w:rPr>
-          <w:rFonts w:ascii="Times New Roman" w:eastAsia="宋体" w:hAnsi="Times New Roman" w:cs="Times New Roman" w:hint="eastAsia"/>
-          <w:b/>
-          <w:bCs/>
-        </w:rPr>
-        <w:t xml:space="preserve">] ; </w:t>
-      </w:r>
-      <w:r>
-        <w:rPr>
-          <w:rFonts w:ascii="Times New Roman" w:eastAsia="宋体" w:hAnsi="Times New Roman" w:cs="Times New Roman" w:hint="eastAsia"/>
-          <w:b/>
-          <w:bCs/>
-        </w:rPr>
-        <w:t>FA2</w:t>
-      </w:r>
-      <w:r>
-        <w:rPr>
-          <w:rFonts w:ascii="Times New Roman" w:eastAsia="宋体" w:hAnsi="Times New Roman" w:cs="Times New Roman" w:hint="eastAsia"/>
-          <w:b/>
-          <w:bCs/>
-        </w:rPr>
-        <w:t>支持的地形类型</w:t>
-      </w:r>
-    </w:p>
-    <w:p>
-      <w:pPr>
-        <w:ind w:firstLineChars="200" w:firstLine="440"/>
-        <w:rPr>
-          <w:rFonts w:ascii="Times New Roman" w:eastAsia="宋体" w:hAnsi="Times New Roman" w:cs="Times New Roman"/>
-        </w:rPr>
-      </w:pPr>
-      <w:r>
-        <w:rPr>
-          <w:rFonts w:ascii="Times New Roman" w:eastAsia="宋体" w:hAnsi="Times New Roman" w:cs="Times New Roman" w:hint="eastAsia"/>
-        </w:rPr>
-        <w:t>Index</w:t>
-      </w:r>
-      <w:r>
-        <w:rPr>
-          <w:rFonts w:ascii="Times New Roman" w:eastAsia="宋体" w:hAnsi="Times New Roman" w:cs="Times New Roman" w:hint="eastAsia"/>
-        </w:rPr>
-        <w:t>=</w:t>
-      </w:r>
-      <w:proofErr w:type="spellStart"/>
-      <w:r>
-        <w:rPr>
-          <w:rFonts w:ascii="Times New Roman" w:eastAsia="宋体" w:hAnsi="Times New Roman" w:cs="Times New Roman" w:hint="eastAsia"/>
-        </w:rPr>
-        <w:t>RealTheater,IniTheater</w:t>
-      </w:r>
-      <w:proofErr w:type="spellEnd"/>
-      <w:r>
-        <w:rPr>
-          <w:rFonts w:ascii="Times New Roman" w:eastAsia="宋体" w:hAnsi="Times New Roman" w:cs="Times New Roman"/>
-        </w:rPr>
-        <w:t xml:space="preserve"> ; </w:t>
-      </w:r>
-      <w:proofErr w:type="spellStart"/>
-      <w:r>
-        <w:rPr>
-          <w:rFonts w:ascii="Times New Roman" w:eastAsia="宋体" w:hAnsi="Times New Roman" w:cs="Times New Roman" w:hint="eastAsia"/>
-        </w:rPr>
-        <w:t>RealTheater</w:t>
-      </w:r>
-      <w:proofErr w:type="spellEnd"/>
-      <w:r>
-        <w:rPr>
-          <w:rFonts w:ascii="Times New Roman" w:eastAsia="宋体" w:hAnsi="Times New Roman" w:cs="Times New Roman" w:hint="eastAsia"/>
-        </w:rPr>
-        <w:t>表示</w:t>
-      </w:r>
-      <w:r>
-        <w:rPr>
-          <w:rFonts w:ascii="Times New Roman" w:eastAsia="宋体" w:hAnsi="Times New Roman" w:cs="Times New Roman" w:hint="eastAsia"/>
-        </w:rPr>
-        <w:t>程序内实际的名称，仅支持</w:t>
-      </w:r>
-      <w:r>
-        <w:rPr>
-          <w:rFonts w:ascii="Times New Roman" w:eastAsia="宋体" w:hAnsi="Times New Roman" w:cs="Times New Roman" w:hint="eastAsia"/>
-        </w:rPr>
-        <w:t>TEMPERATE</w:t>
-      </w:r>
-      <w:r>
-        <w:rPr>
-          <w:rFonts w:ascii="Times New Roman" w:eastAsia="宋体" w:hAnsi="Times New Roman" w:cs="Times New Roman" w:hint="eastAsia"/>
-        </w:rPr>
-        <w:t>、</w:t>
-      </w:r>
-      <w:r>
-        <w:rPr>
-          <w:rFonts w:ascii="Times New Roman" w:eastAsia="宋体" w:hAnsi="Times New Roman" w:cs="Times New Roman" w:hint="eastAsia"/>
-        </w:rPr>
-        <w:t>SNOW</w:t>
-      </w:r>
-      <w:r>
-        <w:rPr>
-          <w:rFonts w:ascii="Times New Roman" w:eastAsia="宋体" w:hAnsi="Times New Roman" w:cs="Times New Roman" w:hint="eastAsia"/>
-        </w:rPr>
-        <w:t>、</w:t>
-      </w:r>
-      <w:r>
-        <w:rPr>
-          <w:rFonts w:ascii="Times New Roman" w:eastAsia="宋体" w:hAnsi="Times New Roman" w:cs="Times New Roman" w:hint="eastAsia"/>
-        </w:rPr>
-        <w:t>URBAN</w:t>
-      </w:r>
-      <w:r>
-        <w:rPr>
-          <w:rFonts w:ascii="Times New Roman" w:eastAsia="宋体" w:hAnsi="Times New Roman" w:cs="Times New Roman" w:hint="eastAsia"/>
-        </w:rPr>
-        <w:t>、</w:t>
-      </w:r>
-      <w:r>
-        <w:rPr>
-          <w:rFonts w:ascii="Times New Roman" w:eastAsia="宋体" w:hAnsi="Times New Roman" w:cs="Times New Roman" w:hint="eastAsia"/>
-        </w:rPr>
-        <w:t>NEWURBAN</w:t>
-      </w:r>
-      <w:r>
-        <w:rPr>
-          <w:rFonts w:ascii="Times New Roman" w:eastAsia="宋体" w:hAnsi="Times New Roman" w:cs="Times New Roman" w:hint="eastAsia"/>
-        </w:rPr>
-        <w:t>、</w:t>
-      </w:r>
-      <w:r>
-        <w:rPr>
-          <w:rFonts w:ascii="Times New Roman" w:eastAsia="宋体" w:hAnsi="Times New Roman" w:cs="Times New Roman" w:hint="eastAsia"/>
-        </w:rPr>
-        <w:t>LUNAR</w:t>
-      </w:r>
-      <w:r>
-        <w:rPr>
-          <w:rFonts w:ascii="Times New Roman" w:eastAsia="宋体" w:hAnsi="Times New Roman" w:cs="Times New Roman" w:hint="eastAsia"/>
-        </w:rPr>
-        <w:t>、</w:t>
-      </w:r>
-      <w:r>
-        <w:rPr>
-          <w:rFonts w:ascii="Times New Roman" w:eastAsia="宋体" w:hAnsi="Times New Roman" w:cs="Times New Roman" w:hint="eastAsia"/>
-        </w:rPr>
-        <w:t>DESERT</w:t>
-      </w:r>
-      <w:r>
-        <w:rPr>
-          <w:rFonts w:ascii="Times New Roman" w:eastAsia="宋体" w:hAnsi="Times New Roman" w:cs="Times New Roman" w:hint="eastAsia"/>
-        </w:rPr>
-        <w:t>；</w:t>
-      </w:r>
-      <w:proofErr w:type="spellStart"/>
-      <w:r>
-        <w:rPr>
-          <w:rFonts w:ascii="Times New Roman" w:eastAsia="宋体" w:hAnsi="Times New Roman" w:cs="Times New Roman" w:hint="eastAsia"/>
-        </w:rPr>
-        <w:t>IniTheater</w:t>
-      </w:r>
-      <w:proofErr w:type="spellEnd"/>
-      <w:r>
-        <w:rPr>
-          <w:rFonts w:ascii="Times New Roman" w:eastAsia="宋体" w:hAnsi="Times New Roman" w:cs="Times New Roman" w:hint="eastAsia"/>
-        </w:rPr>
-        <w:t>表示在地图文件</w:t>
-      </w:r>
-      <w:r>
-        <w:rPr>
-          <w:rFonts w:ascii="Times New Roman" w:eastAsia="宋体" w:hAnsi="Times New Roman" w:cs="Times New Roman" w:hint="eastAsia"/>
-        </w:rPr>
-        <w:t>[Map] -&gt; Theater</w:t>
-      </w:r>
-      <w:r>
-        <w:rPr>
-          <w:rFonts w:ascii="Times New Roman" w:eastAsia="宋体" w:hAnsi="Times New Roman" w:cs="Times New Roman" w:hint="eastAsia"/>
-        </w:rPr>
-        <w:t>=</w:t>
-      </w:r>
-      <w:r>
-        <w:rPr>
-          <w:rFonts w:ascii="Times New Roman" w:eastAsia="宋体" w:hAnsi="Times New Roman" w:cs="Times New Roman" w:hint="eastAsia"/>
-        </w:rPr>
-        <w:t>下保存的名称</w:t>
-      </w:r>
-    </w:p>
-    <w:p>
-      <w:pPr>
-        <w:rPr>
-          <w:rFonts w:ascii="Times New Roman" w:eastAsia="宋体" w:hAnsi="Times New Roman" w:cs="Times New Roman"/>
-          <w:b/>
-          <w:bCs/>
-        </w:rPr>
-      </w:pPr>
-      <w:r>
-        <w:rPr>
-          <w:rFonts w:ascii="Times New Roman" w:eastAsia="宋体" w:hAnsi="Times New Roman" w:cs="Times New Roman" w:hint="eastAsia"/>
-          <w:b/>
-          <w:bCs/>
-        </w:rPr>
-        <w:lastRenderedPageBreak/>
-        <w:t>[</w:t>
-      </w:r>
-      <w:proofErr w:type="spellStart"/>
-      <w:r>
-        <w:rPr>
-          <w:rFonts w:ascii="Times New Roman" w:eastAsia="宋体" w:hAnsi="Times New Roman" w:cs="Times New Roman" w:hint="eastAsia"/>
-          <w:b/>
-          <w:bCs/>
-        </w:rPr>
-        <w:t>TheaterSuffixes</w:t>
-      </w:r>
-      <w:proofErr w:type="spellEnd"/>
-      <w:r>
-        <w:rPr>
-          <w:rFonts w:ascii="Times New Roman" w:eastAsia="宋体" w:hAnsi="Times New Roman" w:cs="Times New Roman" w:hint="eastAsia"/>
-          <w:b/>
-          <w:bCs/>
-        </w:rPr>
-        <w:t>] ;</w:t>
-      </w:r>
-      <w:r>
-        <w:rPr>
-          <w:rFonts w:ascii="Times New Roman" w:eastAsia="宋体" w:hAnsi="Times New Roman" w:cs="Times New Roman" w:hint="eastAsia"/>
-          <w:b/>
-          <w:bCs/>
-        </w:rPr>
-        <w:t>地形类型的</w:t>
-      </w:r>
-      <w:r>
-        <w:rPr>
-          <w:rFonts w:ascii="Times New Roman" w:eastAsia="宋体" w:hAnsi="Times New Roman" w:cs="Times New Roman" w:hint="eastAsia"/>
-          <w:b/>
-          <w:bCs/>
-        </w:rPr>
-        <w:t>字母</w:t>
-      </w:r>
-      <w:r>
-        <w:rPr>
-          <w:rFonts w:ascii="Times New Roman" w:eastAsia="宋体" w:hAnsi="Times New Roman" w:cs="Times New Roman" w:hint="eastAsia"/>
-          <w:b/>
-          <w:bCs/>
-        </w:rPr>
-        <w:t>缩写</w:t>
-      </w:r>
-    </w:p>
-    <w:p>
-      <w:pPr>
-        <w:ind w:firstLineChars="200" w:firstLine="440"/>
-        <w:rPr>
-          <w:rFonts w:ascii="Times New Roman" w:eastAsia="宋体" w:hAnsi="Times New Roman" w:cs="Times New Roman"/>
-        </w:rPr>
-      </w:pPr>
-      <w:proofErr w:type="spellStart"/>
-      <w:r>
-        <w:rPr>
-          <w:rFonts w:ascii="Times New Roman" w:eastAsia="宋体" w:hAnsi="Times New Roman" w:cs="Times New Roman" w:hint="eastAsia"/>
-        </w:rPr>
-        <w:t>RealTheater</w:t>
-      </w:r>
-      <w:proofErr w:type="spellEnd"/>
-      <w:r>
-        <w:rPr>
-          <w:rFonts w:ascii="Times New Roman" w:eastAsia="宋体" w:hAnsi="Times New Roman" w:cs="Times New Roman" w:hint="eastAsia"/>
-        </w:rPr>
-        <w:t>=</w:t>
-      </w:r>
-      <w:proofErr w:type="spellStart"/>
-      <w:r>
-        <w:rPr>
-          <w:rFonts w:ascii="Times New Roman" w:eastAsia="宋体" w:hAnsi="Times New Roman" w:cs="Times New Roman" w:hint="eastAsia"/>
-        </w:rPr>
-        <w:t>ThreeLetterA</w:t>
-      </w:r>
-      <w:r>
-        <w:rPr>
-          <w:rFonts w:ascii="Times New Roman" w:eastAsia="宋体" w:hAnsi="Times New Roman" w:cs="Times New Roman" w:hint="eastAsia"/>
-        </w:rPr>
-        <w:t>bbreviations</w:t>
-      </w:r>
-      <w:r>
-        <w:rPr>
-          <w:rFonts w:ascii="Times New Roman" w:eastAsia="宋体" w:hAnsi="Times New Roman" w:cs="Times New Roman" w:hint="eastAsia"/>
-        </w:rPr>
-        <w:t>,NewTheaterLetter</w:t>
-      </w:r>
-      <w:proofErr w:type="spellEnd"/>
-      <w:r>
-        <w:rPr>
-          <w:rFonts w:ascii="Times New Roman" w:eastAsia="宋体" w:hAnsi="Times New Roman" w:cs="Times New Roman"/>
-        </w:rPr>
-        <w:t xml:space="preserve">; </w:t>
-      </w:r>
-      <w:proofErr w:type="spellStart"/>
-      <w:r>
-        <w:rPr>
-          <w:rFonts w:ascii="Times New Roman" w:eastAsia="宋体" w:hAnsi="Times New Roman" w:cs="Times New Roman" w:hint="eastAsia"/>
-        </w:rPr>
-        <w:t>ThreeLetterA</w:t>
-      </w:r>
-      <w:r>
-        <w:rPr>
-          <w:rFonts w:ascii="Times New Roman" w:eastAsia="宋体" w:hAnsi="Times New Roman" w:cs="Times New Roman" w:hint="eastAsia"/>
-        </w:rPr>
-        <w:t>bbreviations</w:t>
-      </w:r>
-      <w:proofErr w:type="spellEnd"/>
-      <w:r>
-        <w:rPr>
-          <w:rFonts w:ascii="Times New Roman" w:eastAsia="宋体" w:hAnsi="Times New Roman" w:cs="Times New Roman" w:hint="eastAsia"/>
-        </w:rPr>
-        <w:t>表示文件后缀，如</w:t>
+        <w:t>示文件后缀，如</w:t>
       </w:r>
       <w:r>
         <w:rPr>
@@ -36721,6 +36700,9 @@
         <w:instrText>HYPERLINK "https://github.com/handama/FA2sp/tree/master/Supplementary/Tools/ResourceEncryptor"</w:instrText>
       </w:r>
       <w:r>
+        <w:rPr>
+          <w:rFonts w:hint="eastAsia"/>
+        </w:rPr>
         <w:fldChar w:fldCharType="separate"/>
       </w:r>
       <w:r>
@@ -49017,7 +48999,7 @@
         <v:path o:extrusionok="f" gradientshapeok="t" o:connecttype="rect"/>
         <o:lock v:ext="edit" aspectratio="t"/>
       </v:shapetype>
-      <v:shape id="_x0000_i1033" type="#_x0000_t75" style="width:11.4pt;height:11.4pt" o:bullet="t">
+      <v:shape id="_x0000_i1031" type="#_x0000_t75" style="width:11.4pt;height:11.4pt" o:bullet="t">
         <v:imagedata r:id="rId1" o:title="mso9A9A"/>
       </v:shape>
     </w:pict>

--- a/Supplementary/文档/FA2SP HDM Edition说明文档.docx
+++ b/Supplementary/文档/FA2SP HDM Edition说明文档.docx
@@ -153,7 +153,7 @@
           <w:rFonts w:ascii="宋体" w:eastAsia="宋体" w:hAnsi="宋体" w:hint="eastAsia"/>
           <w:sz w:val="24"/>
         </w:rPr>
-        <w:t>5</w:t>
+        <w:t>6</w:t>
       </w:r>
       <w:r>
         <w:rPr>
@@ -167,13 +167,6 @@
           <w:rFonts w:ascii="宋体" w:eastAsia="宋体" w:hAnsi="宋体" w:hint="eastAsia"/>
           <w:sz w:val="24"/>
         </w:rPr>
-        <w:t>3</w:t>
-      </w:r>
-      <w:r>
-        <w:rPr>
-          <w:rFonts w:ascii="宋体" w:eastAsia="宋体" w:hAnsi="宋体" w:hint="eastAsia"/>
-          <w:sz w:val="24"/>
-        </w:rPr>
         <w:t>1</w:t>
       </w:r>
     </w:p>
@@ -256,7 +249,7 @@
           <w:sz w:val="28"/>
           <w:szCs w:val="32"/>
         </w:rPr>
-        <w:t>5</w:t>
+        <w:t>6</w:t>
       </w:r>
       <w:r>
         <w:rPr>
@@ -276,7 +269,7 @@
           <w:sz w:val="28"/>
           <w:szCs w:val="32"/>
         </w:rPr>
-        <w:t>3</w:t>
+        <w:t>0</w:t>
       </w:r>
       <w:r>
         <w:rPr>
@@ -1454,6 +1447,24 @@
         <w:pStyle w:val="a9"/>
         <w:numPr>
           <w:ilvl w:val="0"/>
+          <w:numId w:val="11"/>
+        </w:numPr>
+        <w:rPr>
+          <w:rFonts w:ascii="Times New Roman" w:eastAsia="宋体" w:hAnsi="Times New Roman" w:cs="Times New Roman"/>
+        </w:rPr>
+      </w:pPr>
+      <w:r>
+        <w:rPr>
+          <w:rFonts w:ascii="Times New Roman" w:eastAsia="宋体" w:hAnsi="Times New Roman" w:cs="Times New Roman" w:hint="eastAsia"/>
+        </w:rPr>
+        <w:t>优化路径点列表性能，各列表会在对应编辑器内新建、复制、删除对象时刷新</w:t>
+      </w:r>
+    </w:p>
+    <w:p>
+      <w:pPr>
+        <w:pStyle w:val="a9"/>
+        <w:numPr>
+          <w:ilvl w:val="0"/>
           <w:numId w:val="10"/>
         </w:numPr>
         <w:rPr>
@@ -1832,6 +1843,7 @@
         <w:rPr>
           <w:rFonts w:ascii="Times New Roman" w:eastAsia="宋体" w:hAnsi="Times New Roman" w:cs="Times New Roman" w:hint="eastAsia"/>
         </w:rPr>
+        <w:lastRenderedPageBreak/>
         <w:t>修复当隧道信息不正确时崩溃的</w:t>
       </w:r>
       <w:r>
@@ -1880,7 +1892,6 @@
         <w:rPr>
           <w:rFonts w:ascii="Times New Roman" w:eastAsia="宋体" w:hAnsi="Times New Roman" w:cs="Times New Roman" w:hint="eastAsia"/>
         </w:rPr>
-        <w:lastRenderedPageBreak/>
         <w:t>显著</w:t>
       </w:r>
       <w:r>
@@ -2807,6 +2818,7 @@
         <w:rPr>
           <w:rFonts w:ascii="Times New Roman" w:eastAsia="宋体" w:hAnsi="Times New Roman" w:cs="Times New Roman" w:hint="eastAsia"/>
         </w:rPr>
+        <w:lastRenderedPageBreak/>
         <w:t>优化高架桥的遮挡表现</w:t>
       </w:r>
     </w:p>
@@ -2843,7 +2855,6 @@
         <w:rPr>
           <w:rFonts w:ascii="Times New Roman" w:eastAsia="宋体" w:hAnsi="Times New Roman" w:cs="Times New Roman" w:hint="eastAsia"/>
         </w:rPr>
-        <w:lastRenderedPageBreak/>
         <w:t>在地形生成器中同时生成覆盖物和地形对象时，地形对象不会在</w:t>
       </w:r>
       <w:r>
@@ -3831,6 +3842,7 @@
         <w:rPr>
           <w:rFonts w:ascii="Times New Roman" w:eastAsia="宋体" w:hAnsi="Times New Roman" w:cs="Times New Roman" w:hint="eastAsia"/>
         </w:rPr>
+        <w:lastRenderedPageBreak/>
         <w:t>支持摆放泰伯利亚蔓孔怪物与藤蔓，详见</w:t>
       </w:r>
       <w:r>
@@ -3891,7 +3903,6 @@
         <w:rPr>
           <w:rFonts w:ascii="Times New Roman" w:eastAsia="宋体" w:hAnsi="Times New Roman" w:cs="Times New Roman" w:hint="eastAsia"/>
         </w:rPr>
-        <w:lastRenderedPageBreak/>
         <w:t>IgnoreOverlays</w:t>
       </w:r>
       <w:r>
@@ -5116,6 +5127,7 @@
         <w:rPr>
           <w:rFonts w:ascii="Times New Roman" w:eastAsia="宋体" w:hAnsi="Times New Roman" w:cs="Times New Roman" w:hint="eastAsia"/>
         </w:rPr>
+        <w:lastRenderedPageBreak/>
         <w:t>修复附加单位绑定在建筑炮塔上时，无法跟随旋转的</w:t>
       </w:r>
       <w:r>
@@ -5158,7 +5170,6 @@
         <w:rPr>
           <w:rFonts w:ascii="Times New Roman" w:eastAsia="宋体" w:hAnsi="Times New Roman" w:cs="Times New Roman" w:hint="eastAsia"/>
         </w:rPr>
-        <w:lastRenderedPageBreak/>
         <w:t>支持将地图文件关联至启动器，直接打开地图；支持将地图拖拽至启动器打开，详见</w:t>
       </w:r>
       <w:r>
@@ -6125,6 +6136,7 @@
         <w:rPr>
           <w:rFonts w:ascii="Times New Roman" w:eastAsia="宋体" w:hAnsi="Times New Roman" w:cs="Times New Roman" w:hint="eastAsia"/>
         </w:rPr>
+        <w:lastRenderedPageBreak/>
         <w:t>围墙覆盖物支持</w:t>
       </w:r>
       <w:r>
@@ -6173,7 +6185,6 @@
         <w:rPr>
           <w:rFonts w:ascii="Times New Roman" w:eastAsia="宋体" w:hAnsi="Times New Roman" w:cs="Times New Roman" w:hint="eastAsia"/>
         </w:rPr>
-        <w:lastRenderedPageBreak/>
         <w:t>恢复心灵终结中被错误隐藏的部分地形组</w:t>
       </w:r>
     </w:p>
@@ -7104,6 +7115,7 @@
         <w:rPr>
           <w:rFonts w:ascii="Times New Roman" w:eastAsia="宋体" w:hAnsi="Times New Roman" w:cs="Times New Roman" w:hint="eastAsia"/>
         </w:rPr>
+        <w:lastRenderedPageBreak/>
         <w:t>小队变更时会即时刷新</w:t>
       </w:r>
       <w:r>
@@ -7158,14 +7170,7 @@
         <w:rPr>
           <w:rFonts w:ascii="Times New Roman" w:eastAsia="宋体" w:hAnsi="Times New Roman" w:cs="Times New Roman" w:hint="eastAsia"/>
         </w:rPr>
-        <w:t>水晶不能将矿石放在斜坡上（不影响地形浏览器中的</w:t>
-      </w:r>
-      <w:r>
-        <w:rPr>
-          <w:rFonts w:ascii="Times New Roman" w:eastAsia="宋体" w:hAnsi="Times New Roman" w:cs="Times New Roman" w:hint="eastAsia"/>
-        </w:rPr>
-        <w:lastRenderedPageBreak/>
-        <w:t>摆放）</w:t>
+        <w:t>水晶不能将矿石放在斜坡上（不影响地形浏览器中的摆放）</w:t>
       </w:r>
     </w:p>
     <w:p>
@@ -8231,6 +8236,7 @@
         <w:rPr>
           <w:rFonts w:ascii="Times New Roman" w:eastAsia="宋体" w:hAnsi="Times New Roman" w:cs="Times New Roman" w:hint="eastAsia"/>
         </w:rPr>
+        <w:lastRenderedPageBreak/>
         <w:t>污染现在能正确被阴影遮挡</w:t>
       </w:r>
     </w:p>
@@ -8273,7 +8279,6 @@
         <w:rPr>
           <w:rFonts w:ascii="Times New Roman" w:eastAsia="宋体" w:hAnsi="Times New Roman" w:cs="Times New Roman" w:hint="eastAsia"/>
         </w:rPr>
-        <w:lastRenderedPageBreak/>
         <w:t>支持自定义加载嵌套</w:t>
       </w:r>
       <w:r>
@@ -9298,6 +9303,7 @@
         <w:rPr>
           <w:rFonts w:ascii="Times New Roman" w:eastAsia="宋体" w:hAnsi="Times New Roman" w:cs="Times New Roman" w:hint="eastAsia"/>
         </w:rPr>
+        <w:lastRenderedPageBreak/>
         <w:t>修复了单位“在桥梁上”为</w:t>
       </w:r>
       <w:r>
@@ -9364,7 +9370,6 @@
         <w:rPr>
           <w:rFonts w:ascii="Times New Roman" w:eastAsia="宋体" w:hAnsi="Times New Roman" w:cs="Times New Roman" w:hint="eastAsia"/>
         </w:rPr>
-        <w:lastRenderedPageBreak/>
         <w:t>优化地形与阴影的覆盖关系，使渲染更接近游戏内效果</w:t>
       </w:r>
     </w:p>
@@ -10407,6 +10412,7 @@
         <w:rPr>
           <w:rFonts w:ascii="Times New Roman" w:eastAsia="宋体" w:hAnsi="Times New Roman" w:cs="Times New Roman" w:hint="eastAsia"/>
         </w:rPr>
+        <w:lastRenderedPageBreak/>
         <w:t>修复触发编辑器填写的参数为触发时不能正确截断空格的</w:t>
       </w:r>
       <w:r>
@@ -10439,7 +10445,6 @@
           <w:sz w:val="28"/>
           <w:szCs w:val="32"/>
         </w:rPr>
-        <w:lastRenderedPageBreak/>
         <w:t>1.2.4 (2025.11.02)</w:t>
       </w:r>
     </w:p>
@@ -11579,14 +11584,8 @@
         <w:rPr>
           <w:rFonts w:ascii="Times New Roman" w:eastAsia="宋体" w:hAnsi="Times New Roman" w:cs="Times New Roman" w:hint="eastAsia"/>
         </w:rPr>
-        <w:t>擦除覆盖物不会导致附近的围墙变为完好状态，会保持当前破损状态（但仍</w:t>
-      </w:r>
-      <w:r>
-        <w:rPr>
-          <w:rFonts w:ascii="Times New Roman" w:eastAsia="宋体" w:hAnsi="Times New Roman" w:cs="Times New Roman" w:hint="eastAsia"/>
-        </w:rPr>
         <w:lastRenderedPageBreak/>
-        <w:t>然会重新计算连接方式）</w:t>
+        <w:t>擦除覆盖物不会导致附近的围墙变为完好状态，会保持当前破损状态（但仍然会重新计算连接方式）</w:t>
       </w:r>
     </w:p>
     <w:p>

--- a/Supplementary/文档/FA2SP HDM Edition说明文档.docx
+++ b/Supplementary/文档/FA2SP HDM Edition说明文档.docx
@@ -28947,7 +28947,13 @@
         <w:rPr>
           <w:rFonts w:ascii="Times New Roman" w:eastAsia="宋体" w:hAnsi="Times New Roman" w:cs="Times New Roman" w:hint="eastAsia"/>
         </w:rPr>
-        <w:t xml:space="preserve"> false</w:t>
+        <w:t xml:space="preserve"> </w:t>
+      </w:r>
+      <w:r>
+        <w:rPr>
+          <w:rFonts w:ascii="Times New Roman" w:eastAsia="宋体" w:hAnsi="Times New Roman" w:cs="Times New Roman" w:hint="eastAsia"/>
+        </w:rPr>
+        <w:t>true</w:t>
       </w:r>
     </w:p>
     <w:p>
@@ -29204,7 +29210,13 @@
         <w:rPr>
           <w:rFonts w:ascii="Times New Roman" w:eastAsia="宋体" w:hAnsi="Times New Roman" w:cs="Times New Roman" w:hint="eastAsia"/>
         </w:rPr>
-        <w:t xml:space="preserve"> true</w:t>
+        <w:t xml:space="preserve"> </w:t>
+      </w:r>
+      <w:r>
+        <w:rPr>
+          <w:rFonts w:ascii="Times New Roman" w:eastAsia="宋体" w:hAnsi="Times New Roman" w:cs="Times New Roman" w:hint="eastAsia"/>
+        </w:rPr>
+        <w:t>false</w:t>
       </w:r>
     </w:p>
     <w:p>
@@ -38167,32 +38179,14 @@
       <w:pPr>
         <w:ind w:firstLineChars="200" w:firstLine="440"/>
         <w:rPr>
-          <w:rFonts w:ascii="Times New Roman" w:eastAsia="宋体" w:hAnsi="Times New Roman" w:cs="Times New Roman" w:hint="eastAsia"/>
-        </w:rPr>
-      </w:pPr>
-      <w:r>
-        <w:rPr>
-          <w:rFonts w:ascii="Times New Roman" w:eastAsia="宋体" w:hAnsi="Times New Roman" w:cs="Times New Roman" w:hint="eastAsia"/>
-        </w:rPr>
-        <w:t>ColorName</w:t>
-      </w:r>
-      <w:r>
-        <w:rPr>
-          <w:rFonts w:ascii="Times New Roman" w:eastAsia="宋体" w:hAnsi="Times New Roman" w:cs="Times New Roman" w:hint="eastAsia"/>
-        </w:rPr>
-        <w:t>=</w:t>
-      </w:r>
-      <w:r>
-        <w:rPr>
-          <w:rFonts w:ascii="Times New Roman" w:eastAsia="宋体" w:hAnsi="Times New Roman" w:cs="Times New Roman" w:hint="eastAsia"/>
-        </w:rPr>
-        <w:t>HSV</w:t>
-      </w:r>
-      <w:r>
-        <w:rPr>
-          <w:rFonts w:ascii="Times New Roman" w:eastAsia="宋体" w:hAnsi="Times New Roman" w:cs="Times New Roman" w:hint="eastAsia"/>
-        </w:rPr>
-        <w:t xml:space="preserve"> ; </w:t>
+          <w:rFonts w:ascii="Times New Roman" w:eastAsia="宋体" w:hAnsi="Times New Roman" w:cs="Times New Roman"/>
+        </w:rPr>
+      </w:pPr>
+      <w:r>
+        <w:rPr>
+          <w:rFonts w:ascii="Times New Roman" w:eastAsia="宋体" w:hAnsi="Times New Roman" w:cs="Times New Roman" w:hint="eastAsia"/>
+        </w:rPr>
+        <w:t xml:space="preserve">ColorName=HSV ; </w:t>
       </w:r>
       <w:r>
         <w:rPr>
@@ -45431,7 +45425,7 @@
         <v:path o:extrusionok="f" gradientshapeok="t" o:connecttype="rect"/>
         <o:lock v:ext="edit" aspectratio="t"/>
       </v:shapetype>
-      <v:shape id="_x0000_i1035" type="#_x0000_t75" style="width:11.25pt;height:11.25pt" o:bullet="t">
+      <v:shape id="_x0000_i1030" type="#_x0000_t75" style="width:11.25pt;height:11.25pt" o:bullet="t">
         <v:imagedata r:id="rId1" o:title="mso9A9A"/>
       </v:shape>
     </w:pict>

--- a/Supplementary/文档/FA2SP HDM Edition说明文档.docx
+++ b/Supplementary/文档/FA2SP HDM Edition说明文档.docx
@@ -167,7 +167,7 @@
           <w:rFonts w:ascii="宋体" w:eastAsia="宋体" w:hAnsi="宋体" w:hint="eastAsia"/>
           <w:sz w:val="24"/>
         </w:rPr>
-        <w:t>4</w:t>
+        <w:t>5</w:t>
       </w:r>
     </w:p>
     <w:p>
@@ -229,7 +229,7 @@
           <w:sz w:val="28"/>
           <w:szCs w:val="32"/>
         </w:rPr>
-        <w:t>4</w:t>
+        <w:t>5</w:t>
       </w:r>
       <w:r>
         <w:rPr>
@@ -379,6 +379,42 @@
         <w:pStyle w:val="a9"/>
         <w:numPr>
           <w:ilvl w:val="0"/>
+          <w:numId w:val="11"/>
+        </w:numPr>
+        <w:rPr>
+          <w:rFonts w:ascii="Times New Roman" w:eastAsia="宋体" w:hAnsi="Times New Roman" w:cs="Times New Roman"/>
+        </w:rPr>
+      </w:pPr>
+      <w:r>
+        <w:rPr>
+          <w:rFonts w:ascii="Times New Roman" w:eastAsia="宋体" w:hAnsi="Times New Roman" w:cs="Times New Roman" w:hint="eastAsia"/>
+        </w:rPr>
+        <w:t>修复高</w:t>
+      </w:r>
+      <w:r>
+        <w:rPr>
+          <w:rFonts w:ascii="Times New Roman" w:eastAsia="宋体" w:hAnsi="Times New Roman" w:cs="Times New Roman" w:hint="eastAsia"/>
+        </w:rPr>
+        <w:t>dpi</w:t>
+      </w:r>
+      <w:r>
+        <w:rPr>
+          <w:rFonts w:ascii="Times New Roman" w:eastAsia="宋体" w:hAnsi="Times New Roman" w:cs="Times New Roman" w:hint="eastAsia"/>
+        </w:rPr>
+        <w:t>时缩放小地图后，小地图内矩形框绘制错位的</w:t>
+      </w:r>
+      <w:r>
+        <w:rPr>
+          <w:rFonts w:ascii="Times New Roman" w:eastAsia="宋体" w:hAnsi="Times New Roman" w:cs="Times New Roman" w:hint="eastAsia"/>
+        </w:rPr>
+        <w:t>bug</w:t>
+      </w:r>
+    </w:p>
+    <w:p>
+      <w:pPr>
+        <w:pStyle w:val="a9"/>
+        <w:numPr>
+          <w:ilvl w:val="0"/>
           <w:numId w:val="10"/>
         </w:numPr>
         <w:rPr>
@@ -1019,6 +1055,7 @@
         <w:rPr>
           <w:rFonts w:ascii="Times New Roman" w:eastAsia="宋体" w:hAnsi="Times New Roman" w:cs="Times New Roman" w:hint="eastAsia"/>
         </w:rPr>
+        <w:lastRenderedPageBreak/>
         <w:t>支持切换是否更精确地计算深度关系，详见</w:t>
       </w:r>
       <w:r>
@@ -1043,7 +1080,6 @@
         <w:rPr>
           <w:rFonts w:ascii="Times New Roman" w:eastAsia="宋体" w:hAnsi="Times New Roman" w:cs="Times New Roman" w:hint="eastAsia"/>
         </w:rPr>
-        <w:lastRenderedPageBreak/>
         <w:t>修复物品浏览器多级分组单位选择错误的</w:t>
       </w:r>
       <w:r>
@@ -1901,6 +1937,7 @@
         <w:rPr>
           <w:rFonts w:ascii="Times New Roman" w:eastAsia="宋体" w:hAnsi="Times New Roman" w:cs="Times New Roman" w:hint="eastAsia"/>
         </w:rPr>
+        <w:lastRenderedPageBreak/>
         <w:t>可以正确显示驻军建筑的动画</w:t>
       </w:r>
     </w:p>
@@ -1919,7 +1956,6 @@
         <w:rPr>
           <w:rFonts w:ascii="Times New Roman" w:eastAsia="宋体" w:hAnsi="Times New Roman" w:cs="Times New Roman" w:hint="eastAsia"/>
         </w:rPr>
-        <w:lastRenderedPageBreak/>
         <w:t>可以正确显示生化反应炉的动画，计算初始乘员带来的发电量</w:t>
       </w:r>
     </w:p>
@@ -2828,6 +2864,7 @@
         <w:rPr>
           <w:rFonts w:ascii="Times New Roman" w:eastAsia="宋体" w:hAnsi="Times New Roman" w:cs="Times New Roman" w:hint="eastAsia"/>
         </w:rPr>
+        <w:lastRenderedPageBreak/>
         <w:t>优化更改地图大小工具的效率</w:t>
       </w:r>
     </w:p>
@@ -2846,7 +2883,6 @@
         <w:rPr>
           <w:rFonts w:ascii="Times New Roman" w:eastAsia="宋体" w:hAnsi="Times New Roman" w:cs="Times New Roman" w:hint="eastAsia"/>
         </w:rPr>
-        <w:lastRenderedPageBreak/>
         <w:t>对象查看器可以加载</w:t>
       </w:r>
       <w:r>
@@ -3780,6 +3816,7 @@
         <w:rPr>
           <w:rFonts w:ascii="Times New Roman" w:eastAsia="宋体" w:hAnsi="Times New Roman" w:cs="Times New Roman" w:hint="eastAsia"/>
         </w:rPr>
+        <w:lastRenderedPageBreak/>
         <w:t>新增禁止自动连接围墙选项，可以在摆放和擦除围墙时不自动修改连接</w:t>
       </w:r>
     </w:p>
@@ -3798,7 +3835,6 @@
         <w:rPr>
           <w:rFonts w:ascii="Times New Roman" w:eastAsia="宋体" w:hAnsi="Times New Roman" w:cs="Times New Roman" w:hint="eastAsia"/>
         </w:rPr>
-        <w:lastRenderedPageBreak/>
         <w:t>FAData.ini</w:t>
       </w:r>
       <w:r>
@@ -4957,6 +4993,7 @@
           <w:kern w:val="0"/>
           <w14:ligatures w14:val="none"/>
         </w:rPr>
+        <w:lastRenderedPageBreak/>
         <w:t>脚本编辑器的脚本序号从</w:t>
       </w:r>
       <w:r>
@@ -4995,7 +5032,6 @@
           <w:kern w:val="0"/>
           <w14:ligatures w14:val="none"/>
         </w:rPr>
-        <w:lastRenderedPageBreak/>
         <w:t>修复在地图边缘放置地形时崩溃的</w:t>
       </w:r>
       <w:r>
@@ -6086,6 +6122,7 @@
         <w:rPr>
           <w:rFonts w:ascii="Times New Roman" w:eastAsia="宋体" w:hAnsi="Times New Roman" w:cs="Times New Roman" w:hint="eastAsia"/>
         </w:rPr>
+        <w:lastRenderedPageBreak/>
         <w:t>修复自定义面积建筑的渲染遮挡问题</w:t>
       </w:r>
     </w:p>
@@ -6104,7 +6141,6 @@
         <w:rPr>
           <w:rFonts w:ascii="Times New Roman" w:eastAsia="宋体" w:hAnsi="Times New Roman" w:cs="Times New Roman" w:hint="eastAsia"/>
         </w:rPr>
-        <w:lastRenderedPageBreak/>
         <w:t>修复删除地图</w:t>
       </w:r>
       <w:r>
@@ -7019,6 +7055,7 @@
           <w:sz w:val="28"/>
           <w:szCs w:val="32"/>
         </w:rPr>
+        <w:lastRenderedPageBreak/>
         <w:t>1.3.4 (202</w:t>
       </w:r>
       <w:r>
@@ -7107,7 +7144,6 @@
         <w:rPr>
           <w:rFonts w:ascii="Times New Roman" w:eastAsia="宋体" w:hAnsi="Times New Roman" w:cs="Times New Roman" w:hint="eastAsia"/>
         </w:rPr>
-        <w:lastRenderedPageBreak/>
         <w:t>修复极少数情况下重新加载地图时的弹窗</w:t>
       </w:r>
     </w:p>
@@ -8112,6 +8148,7 @@
         <w:rPr>
           <w:rFonts w:ascii="Times New Roman" w:eastAsia="宋体" w:hAnsi="Times New Roman" w:cs="Times New Roman" w:hint="eastAsia"/>
         </w:rPr>
+        <w:lastRenderedPageBreak/>
         <w:t>修复未安装</w:t>
       </w:r>
       <w:r>
@@ -8166,7 +8203,6 @@
         <w:rPr>
           <w:rFonts w:ascii="Times New Roman" w:eastAsia="宋体" w:hAnsi="Times New Roman" w:cs="Times New Roman" w:hint="eastAsia"/>
         </w:rPr>
-        <w:lastRenderedPageBreak/>
         <w:t>若触发行为</w:t>
       </w:r>
       <w:r>
@@ -9201,6 +9237,7 @@
           <w:sz w:val="28"/>
           <w:szCs w:val="32"/>
         </w:rPr>
+        <w:lastRenderedPageBreak/>
         <w:t>1.</w:t>
       </w:r>
       <w:r>
@@ -9289,962 +9326,992 @@
         <w:rPr>
           <w:rFonts w:ascii="Times New Roman" w:eastAsia="宋体" w:hAnsi="Times New Roman" w:cs="Times New Roman" w:hint="eastAsia"/>
         </w:rPr>
+        <w:t>修复建筑存在加载物时，加载物品浏览器图标时会闪退的</w:t>
+      </w:r>
+      <w:r>
+        <w:rPr>
+          <w:rFonts w:ascii="Times New Roman" w:eastAsia="宋体" w:hAnsi="Times New Roman" w:cs="Times New Roman" w:hint="eastAsia"/>
+        </w:rPr>
+        <w:t>bug</w:t>
+      </w:r>
+    </w:p>
+    <w:p>
+      <w:pPr>
+        <w:pStyle w:val="a9"/>
+        <w:numPr>
+          <w:ilvl w:val="0"/>
+          <w:numId w:val="42"/>
+        </w:numPr>
+        <w:rPr>
+          <w:rFonts w:ascii="Times New Roman" w:eastAsia="宋体" w:hAnsi="Times New Roman" w:cs="Times New Roman"/>
+        </w:rPr>
+      </w:pPr>
+      <w:r>
+        <w:rPr>
+          <w:rFonts w:ascii="Times New Roman" w:eastAsia="宋体" w:hAnsi="Times New Roman" w:cs="Times New Roman" w:hint="eastAsia"/>
+        </w:rPr>
+        <w:t>可以自定义水面地形索引，详见</w:t>
+      </w:r>
+      <w:r>
+        <w:rPr>
+          <w:rFonts w:ascii="Times New Roman" w:eastAsia="宋体" w:hAnsi="Times New Roman" w:cs="Times New Roman" w:hint="eastAsia"/>
+        </w:rPr>
+        <w:t>BigWaterIndices</w:t>
+      </w:r>
+      <w:r>
+        <w:rPr>
+          <w:rFonts w:ascii="Times New Roman" w:eastAsia="宋体" w:hAnsi="Times New Roman" w:cs="Times New Roman" w:hint="eastAsia"/>
+        </w:rPr>
+        <w:t>与</w:t>
+      </w:r>
+      <w:r>
+        <w:rPr>
+          <w:rFonts w:ascii="Times New Roman" w:eastAsia="宋体" w:hAnsi="Times New Roman" w:cs="Times New Roman" w:hint="eastAsia"/>
+        </w:rPr>
+        <w:t>SmallWaterIndices</w:t>
+      </w:r>
+    </w:p>
+    <w:p>
+      <w:pPr>
+        <w:pStyle w:val="a9"/>
+        <w:numPr>
+          <w:ilvl w:val="0"/>
+          <w:numId w:val="42"/>
+        </w:numPr>
+        <w:rPr>
+          <w:rFonts w:ascii="Times New Roman" w:eastAsia="宋体" w:hAnsi="Times New Roman" w:cs="Times New Roman"/>
+        </w:rPr>
+      </w:pPr>
+      <w:r>
+        <w:rPr>
+          <w:rFonts w:ascii="Times New Roman" w:eastAsia="宋体" w:hAnsi="Times New Roman" w:cs="Times New Roman" w:hint="eastAsia"/>
+        </w:rPr>
+        <w:t>当特遣、脚本、标签发生改变时，自动刷新作战小队窗口对应下拉菜单</w:t>
+      </w:r>
+    </w:p>
+    <w:p>
+      <w:pPr>
+        <w:pStyle w:val="a9"/>
+        <w:numPr>
+          <w:ilvl w:val="0"/>
+          <w:numId w:val="42"/>
+        </w:numPr>
+        <w:rPr>
+          <w:rFonts w:ascii="Times New Roman" w:eastAsia="宋体" w:hAnsi="Times New Roman" w:cs="Times New Roman"/>
+        </w:rPr>
+      </w:pPr>
+      <w:r>
+        <w:rPr>
+          <w:rFonts w:ascii="Times New Roman" w:eastAsia="宋体" w:hAnsi="Times New Roman" w:cs="Times New Roman" w:hint="eastAsia"/>
+        </w:rPr>
+        <w:t>支持剪切地图</w:t>
+      </w:r>
+    </w:p>
+    <w:p>
+      <w:pPr>
+        <w:pStyle w:val="a9"/>
+        <w:numPr>
+          <w:ilvl w:val="0"/>
+          <w:numId w:val="42"/>
+        </w:numPr>
+        <w:rPr>
+          <w:rFonts w:ascii="Times New Roman" w:eastAsia="宋体" w:hAnsi="Times New Roman" w:cs="Times New Roman"/>
+        </w:rPr>
+      </w:pPr>
+      <w:r>
+        <w:rPr>
+          <w:rFonts w:ascii="Times New Roman" w:eastAsia="宋体" w:hAnsi="Times New Roman" w:cs="Times New Roman" w:hint="eastAsia"/>
+        </w:rPr>
+        <w:t>修复了摆放地形预览会破坏重做记录的</w:t>
+      </w:r>
+      <w:r>
+        <w:rPr>
+          <w:rFonts w:ascii="Times New Roman" w:eastAsia="宋体" w:hAnsi="Times New Roman" w:cs="Times New Roman" w:hint="eastAsia"/>
+        </w:rPr>
+        <w:t>bug</w:t>
+      </w:r>
+    </w:p>
+    <w:p>
+      <w:pPr>
+        <w:pStyle w:val="a9"/>
+        <w:numPr>
+          <w:ilvl w:val="0"/>
+          <w:numId w:val="42"/>
+        </w:numPr>
+        <w:rPr>
+          <w:rFonts w:ascii="Times New Roman" w:eastAsia="宋体" w:hAnsi="Times New Roman" w:cs="Times New Roman"/>
+        </w:rPr>
+      </w:pPr>
+      <w:r>
+        <w:rPr>
+          <w:rFonts w:ascii="Times New Roman" w:eastAsia="宋体" w:hAnsi="Times New Roman" w:cs="Times New Roman" w:hint="eastAsia"/>
+        </w:rPr>
+        <w:t>支持覆盖物</w:t>
+      </w:r>
+      <w:r>
+        <w:rPr>
+          <w:rFonts w:ascii="Times New Roman" w:eastAsia="宋体" w:hAnsi="Times New Roman" w:cs="Times New Roman" w:hint="eastAsia"/>
+        </w:rPr>
+        <w:t>CellAnim</w:t>
+      </w:r>
+      <w:r>
+        <w:rPr>
+          <w:rFonts w:ascii="Times New Roman" w:eastAsia="宋体" w:hAnsi="Times New Roman" w:cs="Times New Roman" w:hint="eastAsia"/>
+        </w:rPr>
+        <w:t>动画显示</w:t>
+      </w:r>
+    </w:p>
+    <w:p>
+      <w:pPr>
+        <w:pStyle w:val="a9"/>
+        <w:numPr>
+          <w:ilvl w:val="0"/>
+          <w:numId w:val="42"/>
+        </w:numPr>
+        <w:rPr>
+          <w:rFonts w:ascii="Times New Roman" w:eastAsia="宋体" w:hAnsi="Times New Roman" w:cs="Times New Roman"/>
+        </w:rPr>
+      </w:pPr>
+      <w:r>
+        <w:rPr>
+          <w:rFonts w:ascii="Times New Roman" w:eastAsia="宋体" w:hAnsi="Times New Roman" w:cs="Times New Roman" w:hint="eastAsia"/>
+        </w:rPr>
+        <w:t>支持随机地形摆放</w:t>
+      </w:r>
+      <w:r>
+        <w:rPr>
+          <w:rFonts w:ascii="Times New Roman" w:eastAsia="宋体" w:hAnsi="Times New Roman" w:cs="Times New Roman" w:hint="eastAsia"/>
+        </w:rPr>
+        <w:t>，详见</w:t>
+      </w:r>
+      <w:r>
+        <w:rPr>
+          <w:rFonts w:ascii="Times New Roman" w:eastAsia="宋体" w:hAnsi="Times New Roman" w:cs="Times New Roman" w:hint="eastAsia"/>
+        </w:rPr>
+        <w:t>PlaceRandomTileList</w:t>
+      </w:r>
+    </w:p>
+    <w:p>
+      <w:pPr>
+        <w:pStyle w:val="a9"/>
+        <w:numPr>
+          <w:ilvl w:val="0"/>
+          <w:numId w:val="42"/>
+        </w:numPr>
+        <w:rPr>
+          <w:rFonts w:ascii="Times New Roman" w:eastAsia="宋体" w:hAnsi="Times New Roman" w:cs="Times New Roman"/>
+        </w:rPr>
+      </w:pPr>
+      <w:r>
+        <w:rPr>
+          <w:rFonts w:ascii="Times New Roman" w:eastAsia="宋体" w:hAnsi="Times New Roman" w:cs="Times New Roman" w:hint="eastAsia"/>
+        </w:rPr>
+        <w:t>修复了物品浏览器中污染编号限制在</w:t>
+      </w:r>
+      <w:r>
+        <w:rPr>
+          <w:rFonts w:ascii="Times New Roman" w:eastAsia="宋体" w:hAnsi="Times New Roman" w:cs="Times New Roman" w:hint="eastAsia"/>
+        </w:rPr>
+        <w:t>100</w:t>
+      </w:r>
+      <w:r>
+        <w:rPr>
+          <w:rFonts w:ascii="Times New Roman" w:eastAsia="宋体" w:hAnsi="Times New Roman" w:cs="Times New Roman" w:hint="eastAsia"/>
+        </w:rPr>
+        <w:t>以内的</w:t>
+      </w:r>
+      <w:r>
+        <w:rPr>
+          <w:rFonts w:ascii="Times New Roman" w:eastAsia="宋体" w:hAnsi="Times New Roman" w:cs="Times New Roman" w:hint="eastAsia"/>
+        </w:rPr>
+        <w:t>bug</w:t>
+      </w:r>
+    </w:p>
+    <w:p>
+      <w:pPr>
+        <w:pStyle w:val="a9"/>
+        <w:numPr>
+          <w:ilvl w:val="0"/>
+          <w:numId w:val="42"/>
+        </w:numPr>
+        <w:rPr>
+          <w:rFonts w:ascii="Times New Roman" w:eastAsia="宋体" w:hAnsi="Times New Roman" w:cs="Times New Roman"/>
+        </w:rPr>
+      </w:pPr>
+      <w:r>
+        <w:rPr>
+          <w:rFonts w:ascii="Times New Roman" w:eastAsia="宋体" w:hAnsi="Times New Roman" w:cs="Times New Roman" w:hint="eastAsia"/>
+        </w:rPr>
+        <w:t>微调各游戏对象渲染位置，匹配游戏内效果</w:t>
+      </w:r>
+    </w:p>
+    <w:p>
+      <w:pPr>
+        <w:pStyle w:val="a9"/>
+        <w:numPr>
+          <w:ilvl w:val="0"/>
+          <w:numId w:val="42"/>
+        </w:numPr>
+        <w:rPr>
+          <w:rFonts w:ascii="Times New Roman" w:eastAsia="宋体" w:hAnsi="Times New Roman" w:cs="Times New Roman"/>
+        </w:rPr>
+      </w:pPr>
+      <w:r>
+        <w:rPr>
+          <w:rFonts w:ascii="Times New Roman" w:eastAsia="宋体" w:hAnsi="Times New Roman" w:cs="Times New Roman" w:hint="eastAsia"/>
+        </w:rPr>
+        <w:t>修复了单位“在桥梁上”为</w:t>
+      </w:r>
+      <w:r>
+        <w:rPr>
+          <w:rFonts w:ascii="Times New Roman" w:eastAsia="宋体" w:hAnsi="Times New Roman" w:cs="Times New Roman" w:hint="eastAsia"/>
+        </w:rPr>
+        <w:t>1</w:t>
+      </w:r>
+      <w:r>
+        <w:rPr>
+          <w:rFonts w:ascii="Times New Roman" w:eastAsia="宋体" w:hAnsi="Times New Roman" w:cs="Times New Roman" w:hint="eastAsia"/>
+        </w:rPr>
+        <w:t>时，在水上也会显示水中图像的</w:t>
+      </w:r>
+      <w:r>
+        <w:rPr>
+          <w:rFonts w:ascii="Times New Roman" w:eastAsia="宋体" w:hAnsi="Times New Roman" w:cs="Times New Roman" w:hint="eastAsia"/>
+        </w:rPr>
+        <w:t>bug</w:t>
+      </w:r>
+    </w:p>
+    <w:p>
+      <w:pPr>
+        <w:pStyle w:val="a9"/>
+        <w:numPr>
+          <w:ilvl w:val="0"/>
+          <w:numId w:val="42"/>
+        </w:numPr>
+        <w:rPr>
+          <w:rFonts w:ascii="Times New Roman" w:eastAsia="宋体" w:hAnsi="Times New Roman" w:cs="Times New Roman"/>
+        </w:rPr>
+      </w:pPr>
+      <w:r>
+        <w:rPr>
+          <w:rFonts w:ascii="Times New Roman" w:eastAsia="宋体" w:hAnsi="Times New Roman" w:cs="Times New Roman" w:hint="eastAsia"/>
+        </w:rPr>
+        <w:t>粘贴功能支持按</w:t>
+      </w:r>
+      <w:r>
+        <w:rPr>
+          <w:rFonts w:ascii="Times New Roman" w:eastAsia="宋体" w:hAnsi="Times New Roman" w:cs="Times New Roman" w:hint="eastAsia"/>
+        </w:rPr>
+        <w:t>ctrl</w:t>
+      </w:r>
+      <w:r>
+        <w:rPr>
+          <w:rFonts w:ascii="Times New Roman" w:eastAsia="宋体" w:hAnsi="Times New Roman" w:cs="Times New Roman" w:hint="eastAsia"/>
+        </w:rPr>
+        <w:t>进行填充</w:t>
+      </w:r>
+    </w:p>
+    <w:p>
+      <w:pPr>
+        <w:pStyle w:val="a9"/>
+        <w:numPr>
+          <w:ilvl w:val="0"/>
+          <w:numId w:val="42"/>
+        </w:numPr>
+        <w:rPr>
+          <w:rFonts w:ascii="Times New Roman" w:eastAsia="宋体" w:hAnsi="Times New Roman" w:cs="Times New Roman"/>
+        </w:rPr>
+      </w:pPr>
+      <w:r>
+        <w:rPr>
+          <w:rFonts w:ascii="Times New Roman" w:eastAsia="宋体" w:hAnsi="Times New Roman" w:cs="Times New Roman" w:hint="eastAsia"/>
+        </w:rPr>
+        <w:t>优化地形与阴影的覆盖关系，使渲染更接近游戏内效果</w:t>
+      </w:r>
+    </w:p>
+    <w:p>
+      <w:pPr>
+        <w:pStyle w:val="a9"/>
+        <w:numPr>
+          <w:ilvl w:val="0"/>
+          <w:numId w:val="42"/>
+        </w:numPr>
+        <w:rPr>
+          <w:rFonts w:ascii="Times New Roman" w:eastAsia="宋体" w:hAnsi="Times New Roman" w:cs="Times New Roman"/>
+        </w:rPr>
+      </w:pPr>
+      <w:r>
+        <w:rPr>
+          <w:rFonts w:ascii="Times New Roman" w:eastAsia="宋体" w:hAnsi="Times New Roman" w:cs="Times New Roman" w:hint="eastAsia"/>
+        </w:rPr>
+        <w:t>支持</w:t>
+      </w:r>
+      <w:r>
+        <w:rPr>
+          <w:rFonts w:ascii="Times New Roman" w:eastAsia="宋体" w:hAnsi="Times New Roman" w:cs="Times New Roman" w:hint="eastAsia"/>
+        </w:rPr>
+        <w:t>FireAngle</w:t>
+      </w:r>
+      <w:r>
+        <w:rPr>
+          <w:rFonts w:ascii="Times New Roman" w:eastAsia="宋体" w:hAnsi="Times New Roman" w:cs="Times New Roman" w:hint="eastAsia"/>
+        </w:rPr>
+        <w:t>显示</w:t>
+      </w:r>
+    </w:p>
+    <w:p>
+      <w:pPr>
+        <w:pStyle w:val="a9"/>
+        <w:numPr>
+          <w:ilvl w:val="0"/>
+          <w:numId w:val="42"/>
+        </w:numPr>
+        <w:rPr>
+          <w:rFonts w:ascii="Times New Roman" w:eastAsia="宋体" w:hAnsi="Times New Roman" w:cs="Times New Roman"/>
+        </w:rPr>
+      </w:pPr>
+      <w:r>
+        <w:rPr>
+          <w:rFonts w:ascii="Times New Roman" w:eastAsia="宋体" w:hAnsi="Times New Roman" w:cs="Times New Roman" w:hint="eastAsia"/>
+        </w:rPr>
+        <w:t>修复了当单位注册名以数字结尾时，可能与其他单位图像冲突的</w:t>
+      </w:r>
+      <w:r>
+        <w:rPr>
+          <w:rFonts w:ascii="Times New Roman" w:eastAsia="宋体" w:hAnsi="Times New Roman" w:cs="Times New Roman" w:hint="eastAsia"/>
+        </w:rPr>
+        <w:t>bug</w:t>
+      </w:r>
+    </w:p>
+    <w:p>
+      <w:pPr>
+        <w:pStyle w:val="a9"/>
+        <w:numPr>
+          <w:ilvl w:val="0"/>
+          <w:numId w:val="42"/>
+        </w:numPr>
+        <w:rPr>
+          <w:rFonts w:ascii="Times New Roman" w:eastAsia="宋体" w:hAnsi="Times New Roman" w:cs="Times New Roman"/>
+        </w:rPr>
+      </w:pPr>
+      <w:r>
+        <w:rPr>
+          <w:rFonts w:ascii="Times New Roman" w:eastAsia="宋体" w:hAnsi="Times New Roman" w:cs="Times New Roman" w:hint="eastAsia"/>
+        </w:rPr>
+        <w:t>修复了</w:t>
+      </w:r>
+      <w:r>
+        <w:rPr>
+          <w:rFonts w:ascii="Times New Roman" w:eastAsia="宋体" w:hAnsi="Times New Roman" w:cs="Times New Roman" w:hint="eastAsia"/>
+        </w:rPr>
+        <w:t>include</w:t>
+      </w:r>
+      <w:r>
+        <w:rPr>
+          <w:rFonts w:ascii="Times New Roman" w:eastAsia="宋体" w:hAnsi="Times New Roman" w:cs="Times New Roman" w:hint="eastAsia"/>
+        </w:rPr>
+        <w:t>的</w:t>
+      </w:r>
+      <w:r>
+        <w:rPr>
+          <w:rFonts w:ascii="Times New Roman" w:eastAsia="宋体" w:hAnsi="Times New Roman" w:cs="Times New Roman" w:hint="eastAsia"/>
+        </w:rPr>
+        <w:t>ini</w:t>
+      </w:r>
+      <w:r>
+        <w:rPr>
+          <w:rFonts w:ascii="Times New Roman" w:eastAsia="宋体" w:hAnsi="Times New Roman" w:cs="Times New Roman" w:hint="eastAsia"/>
+        </w:rPr>
+        <w:t>文件中的继承失效的问题</w:t>
+      </w:r>
+    </w:p>
+    <w:p>
+      <w:pPr>
+        <w:pStyle w:val="a9"/>
+        <w:numPr>
+          <w:ilvl w:val="0"/>
+          <w:numId w:val="42"/>
+        </w:numPr>
+        <w:rPr>
+          <w:rFonts w:ascii="Times New Roman" w:eastAsia="宋体" w:hAnsi="Times New Roman" w:cs="Times New Roman"/>
+        </w:rPr>
+      </w:pPr>
+      <w:r>
+        <w:rPr>
+          <w:rFonts w:ascii="Times New Roman" w:eastAsia="宋体" w:hAnsi="Times New Roman" w:cs="Times New Roman" w:hint="eastAsia"/>
+        </w:rPr>
+        <w:t>支持在</w:t>
+      </w:r>
+      <w:r>
+        <w:rPr>
+          <w:rFonts w:ascii="Times New Roman" w:eastAsia="宋体" w:hAnsi="Times New Roman" w:cs="Times New Roman" w:hint="eastAsia"/>
+        </w:rPr>
+        <w:t>Resources</w:t>
+      </w:r>
+      <w:r>
+        <w:rPr>
+          <w:rFonts w:ascii="Times New Roman" w:eastAsia="宋体" w:hAnsi="Times New Roman" w:cs="Times New Roman" w:hint="eastAsia"/>
+        </w:rPr>
+        <w:t>文件夹中加载额外的游戏资源文件</w:t>
+      </w:r>
+    </w:p>
+    <w:p>
+      <w:pPr>
+        <w:pStyle w:val="a9"/>
+        <w:numPr>
+          <w:ilvl w:val="0"/>
+          <w:numId w:val="42"/>
+        </w:numPr>
+        <w:rPr>
+          <w:rFonts w:ascii="Times New Roman" w:eastAsia="宋体" w:hAnsi="Times New Roman" w:cs="Times New Roman"/>
+        </w:rPr>
+      </w:pPr>
+      <w:r>
+        <w:rPr>
+          <w:rFonts w:ascii="Times New Roman" w:eastAsia="宋体" w:hAnsi="Times New Roman" w:cs="Times New Roman" w:hint="eastAsia"/>
+        </w:rPr>
+        <w:t>当编辑已经重叠的建筑时，不再弹出提示窗</w:t>
+      </w:r>
+    </w:p>
+    <w:p>
+      <w:pPr>
+        <w:pStyle w:val="a9"/>
+        <w:numPr>
+          <w:ilvl w:val="0"/>
+          <w:numId w:val="42"/>
+        </w:numPr>
+        <w:rPr>
+          <w:rFonts w:ascii="Times New Roman" w:eastAsia="宋体" w:hAnsi="Times New Roman" w:cs="Times New Roman"/>
+        </w:rPr>
+      </w:pPr>
+      <w:r>
+        <w:rPr>
+          <w:rFonts w:ascii="Times New Roman" w:eastAsia="宋体" w:hAnsi="Times New Roman" w:cs="Times New Roman" w:hint="eastAsia"/>
+        </w:rPr>
+        <w:t>使用随机地形填充地表时支持随机选取</w:t>
+      </w:r>
+    </w:p>
+    <w:p>
+      <w:pPr>
+        <w:pStyle w:val="a9"/>
+        <w:numPr>
+          <w:ilvl w:val="0"/>
+          <w:numId w:val="42"/>
+        </w:numPr>
+        <w:rPr>
+          <w:rFonts w:ascii="Times New Roman" w:eastAsia="宋体" w:hAnsi="Times New Roman" w:cs="Times New Roman"/>
+        </w:rPr>
+      </w:pPr>
+      <w:r>
+        <w:rPr>
+          <w:rFonts w:ascii="Times New Roman" w:eastAsia="宋体" w:hAnsi="Times New Roman" w:cs="Times New Roman" w:hint="eastAsia"/>
+        </w:rPr>
+        <w:t>地图渲染器支持将渲染图保存为</w:t>
+      </w:r>
+      <w:r>
+        <w:rPr>
+          <w:rFonts w:ascii="Times New Roman" w:eastAsia="宋体" w:hAnsi="Times New Roman" w:cs="Times New Roman" w:hint="eastAsia"/>
+        </w:rPr>
+        <w:t>jpg</w:t>
+      </w:r>
+      <w:r>
+        <w:rPr>
+          <w:rFonts w:ascii="Times New Roman" w:eastAsia="宋体" w:hAnsi="Times New Roman" w:cs="Times New Roman" w:hint="eastAsia"/>
+        </w:rPr>
+        <w:t>格式</w:t>
+      </w:r>
+    </w:p>
+    <w:p>
+      <w:pPr>
+        <w:pStyle w:val="a9"/>
+        <w:numPr>
+          <w:ilvl w:val="0"/>
+          <w:numId w:val="42"/>
+        </w:numPr>
+        <w:rPr>
+          <w:rFonts w:ascii="Times New Roman" w:eastAsia="宋体" w:hAnsi="Times New Roman" w:cs="Times New Roman"/>
+        </w:rPr>
+      </w:pPr>
+      <w:r>
+        <w:rPr>
+          <w:rFonts w:ascii="Times New Roman" w:eastAsia="宋体" w:hAnsi="Times New Roman" w:cs="Times New Roman" w:hint="eastAsia"/>
+        </w:rPr>
+        <w:t>正确显示</w:t>
+      </w:r>
+      <w:r>
+        <w:rPr>
+          <w:rFonts w:ascii="Times New Roman" w:eastAsia="宋体" w:hAnsi="Times New Roman" w:cs="Times New Roman" w:hint="eastAsia"/>
+        </w:rPr>
+        <w:t>Land=Rock</w:t>
+      </w:r>
+      <w:r>
+        <w:rPr>
+          <w:rFonts w:ascii="Times New Roman" w:eastAsia="宋体" w:hAnsi="Times New Roman" w:cs="Times New Roman" w:hint="eastAsia"/>
+        </w:rPr>
+        <w:t>覆盖物在游戏内的位置。心灵终结的</w:t>
+      </w:r>
+      <w:r>
+        <w:rPr>
+          <w:rFonts w:ascii="Times New Roman" w:eastAsia="宋体" w:hAnsi="Times New Roman" w:cs="Times New Roman" w:hint="eastAsia"/>
+        </w:rPr>
+        <w:t>“</w:t>
+      </w:r>
+      <w:r>
+        <w:rPr>
+          <w:rFonts w:ascii="Times New Roman" w:eastAsia="宋体" w:hAnsi="Times New Roman" w:cs="Times New Roman" w:hint="eastAsia"/>
+        </w:rPr>
+        <w:t>Block Base</w:t>
+      </w:r>
+      <w:r>
+        <w:rPr>
+          <w:rFonts w:ascii="Times New Roman" w:eastAsia="宋体" w:hAnsi="Times New Roman" w:cs="Times New Roman" w:hint="eastAsia"/>
+        </w:rPr>
+        <w:t>”、</w:t>
+      </w:r>
+      <w:r>
+        <w:rPr>
+          <w:rFonts w:ascii="Times New Roman" w:eastAsia="宋体" w:hAnsi="Times New Roman" w:cs="Times New Roman" w:hint="eastAsia"/>
+        </w:rPr>
+        <w:t>“</w:t>
+      </w:r>
+      <w:r>
+        <w:rPr>
+          <w:rFonts w:ascii="Times New Roman" w:eastAsia="宋体" w:hAnsi="Times New Roman" w:cs="Times New Roman" w:hint="eastAsia"/>
+        </w:rPr>
+        <w:t>Block Base and Movement</w:t>
+      </w:r>
+      <w:r>
+        <w:rPr>
+          <w:rFonts w:ascii="Times New Roman" w:eastAsia="宋体" w:hAnsi="Times New Roman" w:cs="Times New Roman" w:hint="eastAsia"/>
+        </w:rPr>
+        <w:t>”覆盖物为了兼容旧地编，进行了额外的偏移，在修复后反而会偏移。</w:t>
+      </w:r>
+      <w:r>
+        <w:rPr>
+          <w:rFonts w:ascii="Times New Roman" w:eastAsia="宋体" w:hAnsi="Times New Roman" w:cs="Times New Roman" w:hint="eastAsia"/>
+        </w:rPr>
+        <w:t>Tools</w:t>
+      </w:r>
+      <w:r>
+        <w:rPr>
+          <w:rFonts w:ascii="Times New Roman" w:eastAsia="宋体" w:hAnsi="Times New Roman" w:cs="Times New Roman" w:hint="eastAsia"/>
+        </w:rPr>
+        <w:t>/</w:t>
+      </w:r>
+      <w:r>
+        <w:rPr>
+          <w:rFonts w:ascii="Times New Roman" w:eastAsia="宋体" w:hAnsi="Times New Roman" w:cs="Times New Roman" w:hint="eastAsia"/>
+        </w:rPr>
+        <w:t>MentalOmega</w:t>
+      </w:r>
+      <w:r>
+        <w:rPr>
+          <w:rFonts w:ascii="Times New Roman" w:eastAsia="宋体" w:hAnsi="Times New Roman" w:cs="Times New Roman" w:hint="eastAsia"/>
+        </w:rPr>
+        <w:t>目录下提供了适配后的文件，将其放入心灵终结游戏目录下即可</w:t>
+      </w:r>
+    </w:p>
+    <w:p>
+      <w:pPr>
+        <w:pStyle w:val="a9"/>
+        <w:numPr>
+          <w:ilvl w:val="0"/>
+          <w:numId w:val="42"/>
+        </w:numPr>
+        <w:rPr>
+          <w:rFonts w:ascii="Times New Roman" w:eastAsia="宋体" w:hAnsi="Times New Roman" w:cs="Times New Roman"/>
+        </w:rPr>
+      </w:pPr>
+      <w:r>
+        <w:rPr>
+          <w:rFonts w:ascii="Times New Roman" w:eastAsia="宋体" w:hAnsi="Times New Roman" w:cs="Times New Roman" w:hint="eastAsia"/>
+        </w:rPr>
+        <w:t>全局搜索的地形选项可以搜索覆盖物了</w:t>
+      </w:r>
+    </w:p>
+    <w:p>
+      <w:pPr>
+        <w:pStyle w:val="a9"/>
+        <w:numPr>
+          <w:ilvl w:val="0"/>
+          <w:numId w:val="42"/>
+        </w:numPr>
+        <w:rPr>
+          <w:rFonts w:ascii="Times New Roman" w:eastAsia="宋体" w:hAnsi="Times New Roman" w:cs="Times New Roman"/>
+        </w:rPr>
+      </w:pPr>
+      <w:r>
+        <w:rPr>
+          <w:rFonts w:ascii="Times New Roman" w:eastAsia="宋体" w:hAnsi="Times New Roman" w:cs="Times New Roman" w:hint="eastAsia"/>
+        </w:rPr>
+        <w:t>双击地图注释改为打开编辑框，缩放注释功能改为按住</w:t>
+      </w:r>
+      <w:r>
+        <w:rPr>
+          <w:rFonts w:ascii="Times New Roman" w:eastAsia="宋体" w:hAnsi="Times New Roman" w:cs="Times New Roman" w:hint="eastAsia"/>
+        </w:rPr>
+        <w:t>ctrl</w:t>
+      </w:r>
+      <w:r>
+        <w:rPr>
+          <w:rFonts w:ascii="Times New Roman" w:eastAsia="宋体" w:hAnsi="Times New Roman" w:cs="Times New Roman" w:hint="eastAsia"/>
+        </w:rPr>
+        <w:t>双击</w:t>
+      </w:r>
+    </w:p>
+    <w:p>
+      <w:pPr>
+        <w:pStyle w:val="a9"/>
+        <w:numPr>
+          <w:ilvl w:val="0"/>
+          <w:numId w:val="42"/>
+        </w:numPr>
+        <w:rPr>
+          <w:rFonts w:ascii="Times New Roman" w:eastAsia="宋体" w:hAnsi="Times New Roman" w:cs="Times New Roman"/>
+        </w:rPr>
+      </w:pPr>
+      <w:r>
+        <w:rPr>
+          <w:rFonts w:ascii="Times New Roman" w:eastAsia="宋体" w:hAnsi="Times New Roman" w:cs="Times New Roman" w:hint="eastAsia"/>
+        </w:rPr>
+        <w:t>地图渲染器“使用数字渲染透明覆盖物”选项更改为“显示游戏内不可见对象”</w:t>
+      </w:r>
+    </w:p>
+    <w:p>
+      <w:pPr>
+        <w:pStyle w:val="a9"/>
+        <w:numPr>
+          <w:ilvl w:val="0"/>
+          <w:numId w:val="42"/>
+        </w:numPr>
+        <w:rPr>
+          <w:rFonts w:ascii="Times New Roman" w:eastAsia="宋体" w:hAnsi="Times New Roman" w:cs="Times New Roman"/>
+        </w:rPr>
+      </w:pPr>
+      <w:r>
+        <w:rPr>
+          <w:rFonts w:ascii="Times New Roman" w:eastAsia="宋体" w:hAnsi="Times New Roman" w:cs="Times New Roman" w:hint="eastAsia"/>
+        </w:rPr>
+        <w:t>修复当</w:t>
+      </w:r>
+      <w:r>
+        <w:rPr>
+          <w:rFonts w:ascii="Times New Roman" w:eastAsia="宋体" w:hAnsi="Times New Roman" w:cs="Times New Roman" w:hint="eastAsia"/>
+        </w:rPr>
+        <w:t>shp</w:t>
+      </w:r>
+      <w:r>
+        <w:rPr>
+          <w:rFonts w:ascii="Times New Roman" w:eastAsia="宋体" w:hAnsi="Times New Roman" w:cs="Times New Roman" w:hint="eastAsia"/>
+        </w:rPr>
+        <w:t>车辆单位的</w:t>
+      </w:r>
+      <w:r>
+        <w:rPr>
+          <w:rFonts w:ascii="Times New Roman" w:eastAsia="宋体" w:hAnsi="Times New Roman" w:cs="Times New Roman" w:hint="eastAsia"/>
+        </w:rPr>
+        <w:t>*tur.shp</w:t>
+      </w:r>
+      <w:r>
+        <w:rPr>
+          <w:rFonts w:ascii="Times New Roman" w:eastAsia="宋体" w:hAnsi="Times New Roman" w:cs="Times New Roman" w:hint="eastAsia"/>
+        </w:rPr>
+        <w:t>炮塔文件</w:t>
+      </w:r>
+      <w:r>
+        <w:rPr>
+          <w:rFonts w:ascii="Times New Roman" w:eastAsia="宋体" w:hAnsi="Times New Roman" w:cs="Times New Roman" w:hint="eastAsia"/>
+        </w:rPr>
+        <w:t>与本体大小不一致时的崩溃</w:t>
+      </w:r>
+    </w:p>
+    <w:p>
+      <w:pPr>
+        <w:pStyle w:val="a9"/>
+        <w:numPr>
+          <w:ilvl w:val="0"/>
+          <w:numId w:val="42"/>
+        </w:numPr>
+        <w:rPr>
+          <w:rFonts w:ascii="Times New Roman" w:eastAsia="宋体" w:hAnsi="Times New Roman" w:cs="Times New Roman"/>
+        </w:rPr>
+      </w:pPr>
+      <w:r>
+        <w:rPr>
+          <w:rFonts w:ascii="Times New Roman" w:eastAsia="宋体" w:hAnsi="Times New Roman" w:cs="Times New Roman" w:hint="eastAsia"/>
+        </w:rPr>
+        <w:t>修复当地图大于</w:t>
+      </w:r>
+      <w:r>
+        <w:rPr>
+          <w:rFonts w:ascii="Times New Roman" w:eastAsia="宋体" w:hAnsi="Times New Roman" w:cs="Times New Roman" w:hint="eastAsia"/>
+        </w:rPr>
+        <w:t>209*209</w:t>
+      </w:r>
+      <w:r>
+        <w:rPr>
+          <w:rFonts w:ascii="Times New Roman" w:eastAsia="宋体" w:hAnsi="Times New Roman" w:cs="Times New Roman" w:hint="eastAsia"/>
+        </w:rPr>
+        <w:t>时，编辑地形概率导致崩溃的</w:t>
+      </w:r>
+      <w:r>
+        <w:rPr>
+          <w:rFonts w:ascii="Times New Roman" w:eastAsia="宋体" w:hAnsi="Times New Roman" w:cs="Times New Roman" w:hint="eastAsia"/>
+        </w:rPr>
+        <w:t>bug</w:t>
+      </w:r>
+    </w:p>
+    <w:p>
+      <w:pPr>
+        <w:pStyle w:val="a9"/>
+        <w:numPr>
+          <w:ilvl w:val="0"/>
+          <w:numId w:val="42"/>
+        </w:numPr>
+        <w:rPr>
+          <w:rFonts w:ascii="Times New Roman" w:eastAsia="宋体" w:hAnsi="Times New Roman" w:cs="Times New Roman"/>
+        </w:rPr>
+      </w:pPr>
+      <w:r>
+        <w:rPr>
+          <w:rFonts w:ascii="Times New Roman" w:eastAsia="宋体" w:hAnsi="Times New Roman" w:cs="Times New Roman" w:hint="eastAsia"/>
+        </w:rPr>
+        <w:t>优化建筑渲染图层，减少建筑不正常遮挡的现象</w:t>
+      </w:r>
+    </w:p>
+    <w:p>
+      <w:pPr>
+        <w:pStyle w:val="a9"/>
+        <w:numPr>
+          <w:ilvl w:val="0"/>
+          <w:numId w:val="42"/>
+        </w:numPr>
+        <w:rPr>
+          <w:rFonts w:ascii="Times New Roman" w:eastAsia="宋体" w:hAnsi="Times New Roman" w:cs="Times New Roman"/>
+        </w:rPr>
+      </w:pPr>
+      <w:r>
+        <w:rPr>
+          <w:rFonts w:ascii="Times New Roman" w:eastAsia="宋体" w:hAnsi="Times New Roman" w:cs="Times New Roman" w:hint="eastAsia"/>
+        </w:rPr>
+        <w:t>修复当剪切板内没有有效信息时，粘贴会导致错误撤销的</w:t>
+      </w:r>
+      <w:r>
+        <w:rPr>
+          <w:rFonts w:ascii="Times New Roman" w:eastAsia="宋体" w:hAnsi="Times New Roman" w:cs="Times New Roman" w:hint="eastAsia"/>
+        </w:rPr>
+        <w:t>bug</w:t>
+      </w:r>
+    </w:p>
+    <w:p>
+      <w:pPr>
+        <w:pStyle w:val="a9"/>
+        <w:numPr>
+          <w:ilvl w:val="0"/>
+          <w:numId w:val="42"/>
+        </w:numPr>
+        <w:rPr>
+          <w:rFonts w:ascii="Times New Roman" w:eastAsia="宋体" w:hAnsi="Times New Roman" w:cs="Times New Roman"/>
+        </w:rPr>
+      </w:pPr>
+      <w:r>
+        <w:rPr>
+          <w:rFonts w:ascii="Times New Roman" w:eastAsia="宋体" w:hAnsi="Times New Roman" w:cs="Times New Roman" w:hint="eastAsia"/>
+        </w:rPr>
+        <w:t>移除</w:t>
+      </w:r>
+      <w:r>
+        <w:rPr>
+          <w:rFonts w:ascii="Times New Roman" w:eastAsia="宋体" w:hAnsi="Times New Roman" w:cs="Times New Roman" w:hint="eastAsia"/>
+        </w:rPr>
+        <w:t>ImageServer</w:t>
+      </w:r>
+    </w:p>
+    <w:p>
+      <w:pPr>
+        <w:pStyle w:val="a9"/>
+        <w:numPr>
+          <w:ilvl w:val="0"/>
+          <w:numId w:val="42"/>
+        </w:numPr>
+        <w:rPr>
+          <w:rFonts w:ascii="Times New Roman" w:eastAsia="宋体" w:hAnsi="Times New Roman" w:cs="Times New Roman"/>
+        </w:rPr>
+      </w:pPr>
+      <w:r>
+        <w:rPr>
+          <w:rFonts w:ascii="Times New Roman" w:eastAsia="宋体" w:hAnsi="Times New Roman" w:cs="Times New Roman" w:hint="eastAsia"/>
+        </w:rPr>
+        <w:t>在地图内触发的重新加载不会清空已加载的素材，减少重新加载后的卡顿</w:t>
+      </w:r>
+    </w:p>
+    <w:p>
+      <w:pPr>
+        <w:pStyle w:val="a9"/>
+        <w:numPr>
+          <w:ilvl w:val="0"/>
+          <w:numId w:val="42"/>
+        </w:numPr>
+        <w:rPr>
+          <w:rFonts w:ascii="Times New Roman" w:eastAsia="宋体" w:hAnsi="Times New Roman" w:cs="Times New Roman"/>
+        </w:rPr>
+      </w:pPr>
+      <w:r>
+        <w:rPr>
+          <w:rFonts w:ascii="Times New Roman" w:eastAsia="宋体" w:hAnsi="Times New Roman" w:cs="Times New Roman" w:hint="eastAsia"/>
+        </w:rPr>
+        <w:t>修复语言设置只支持</w:t>
+      </w:r>
+      <w:r>
+        <w:rPr>
+          <w:rFonts w:ascii="Times New Roman" w:eastAsia="宋体" w:hAnsi="Times New Roman" w:cs="Times New Roman" w:hint="eastAsia"/>
+        </w:rPr>
+        <w:t>English</w:t>
+      </w:r>
+      <w:r>
+        <w:rPr>
+          <w:rFonts w:ascii="Times New Roman" w:eastAsia="宋体" w:hAnsi="Times New Roman" w:cs="Times New Roman" w:hint="eastAsia"/>
+        </w:rPr>
+        <w:t>前缀的</w:t>
+      </w:r>
+      <w:r>
+        <w:rPr>
+          <w:rFonts w:ascii="Times New Roman" w:eastAsia="宋体" w:hAnsi="Times New Roman" w:cs="Times New Roman" w:hint="eastAsia"/>
+        </w:rPr>
+        <w:t>bug</w:t>
+      </w:r>
+    </w:p>
+    <w:p>
+      <w:pPr>
+        <w:pStyle w:val="a9"/>
+        <w:numPr>
+          <w:ilvl w:val="0"/>
+          <w:numId w:val="42"/>
+        </w:numPr>
+        <w:rPr>
+          <w:rFonts w:ascii="Times New Roman" w:eastAsia="宋体" w:hAnsi="Times New Roman" w:cs="Times New Roman"/>
+        </w:rPr>
+      </w:pPr>
+      <w:r>
+        <w:rPr>
+          <w:rFonts w:ascii="Times New Roman" w:eastAsia="宋体" w:hAnsi="Times New Roman" w:cs="Times New Roman" w:hint="eastAsia"/>
+        </w:rPr>
+        <w:t>支持翻译任意</w:t>
+      </w:r>
+      <w:r>
+        <w:rPr>
+          <w:rFonts w:ascii="Times New Roman" w:eastAsia="宋体" w:hAnsi="Times New Roman" w:cs="Times New Roman" w:hint="eastAsia"/>
+        </w:rPr>
+        <w:t>FA2</w:t>
+      </w:r>
+      <w:r>
+        <w:rPr>
+          <w:rFonts w:ascii="Times New Roman" w:eastAsia="宋体" w:hAnsi="Times New Roman" w:cs="Times New Roman" w:hint="eastAsia"/>
+        </w:rPr>
+        <w:t>原始窗口的文本，详见</w:t>
+      </w:r>
+      <w:r>
+        <w:rPr>
+          <w:rFonts w:ascii="Times New Roman" w:eastAsia="宋体" w:hAnsi="Times New Roman" w:cs="Times New Roman" w:hint="eastAsia"/>
+        </w:rPr>
+        <w:t>FADialog.ini</w:t>
+      </w:r>
+    </w:p>
+    <w:p>
+      <w:pPr>
+        <w:pStyle w:val="a9"/>
+        <w:numPr>
+          <w:ilvl w:val="0"/>
+          <w:numId w:val="42"/>
+        </w:numPr>
+        <w:rPr>
+          <w:rFonts w:ascii="Times New Roman" w:eastAsia="宋体" w:hAnsi="Times New Roman" w:cs="Times New Roman"/>
+        </w:rPr>
+      </w:pPr>
+      <w:r>
+        <w:rPr>
+          <w:rFonts w:ascii="Times New Roman" w:eastAsia="宋体" w:hAnsi="Times New Roman" w:cs="Times New Roman" w:hint="eastAsia"/>
+        </w:rPr>
+        <w:t>支持多语言切换，添加了英文版。所有可以在</w:t>
+      </w:r>
+      <w:r>
+        <w:rPr>
+          <w:rFonts w:ascii="Times New Roman" w:eastAsia="宋体" w:hAnsi="Times New Roman" w:cs="Times New Roman" w:hint="eastAsia"/>
+        </w:rPr>
+        <w:t>FA2</w:t>
+      </w:r>
+      <w:r>
+        <w:rPr>
+          <w:rFonts w:ascii="Times New Roman" w:eastAsia="宋体" w:hAnsi="Times New Roman" w:cs="Times New Roman" w:hint="eastAsia"/>
+        </w:rPr>
+        <w:t>内显示文本的</w:t>
+      </w:r>
+      <w:r>
+        <w:rPr>
+          <w:rFonts w:ascii="Times New Roman" w:eastAsia="宋体" w:hAnsi="Times New Roman" w:cs="Times New Roman" w:hint="eastAsia"/>
+        </w:rPr>
+        <w:t>INI</w:t>
+      </w:r>
+      <w:r>
+        <w:rPr>
+          <w:rFonts w:ascii="Times New Roman" w:eastAsia="宋体" w:hAnsi="Times New Roman" w:cs="Times New Roman" w:hint="eastAsia"/>
+        </w:rPr>
+        <w:t>小节</w:t>
+      </w:r>
+      <w:r>
+        <w:rPr>
+          <w:rFonts w:ascii="Times New Roman" w:eastAsia="宋体" w:hAnsi="Times New Roman" w:cs="Times New Roman" w:hint="eastAsia"/>
+        </w:rPr>
+        <w:t>和键</w:t>
+      </w:r>
+      <w:r>
+        <w:rPr>
+          <w:rFonts w:ascii="Times New Roman" w:eastAsia="宋体" w:hAnsi="Times New Roman" w:cs="Times New Roman" w:hint="eastAsia"/>
+        </w:rPr>
+        <w:t>，均可以通过“</w:t>
+      </w:r>
+      <w:r>
+        <w:rPr>
+          <w:rFonts w:ascii="Times New Roman" w:eastAsia="宋体" w:hAnsi="Times New Roman" w:cs="Times New Roman" w:hint="eastAsia"/>
+        </w:rPr>
+        <w:t>Language-</w:t>
+      </w:r>
+      <w:r>
+        <w:rPr>
+          <w:rFonts w:ascii="Times New Roman" w:eastAsia="宋体" w:hAnsi="Times New Roman" w:cs="Times New Roman" w:hint="eastAsia"/>
+        </w:rPr>
+        <w:t>”前缀支持多语言翻译，例如“</w:t>
+      </w:r>
+      <w:r>
+        <w:rPr>
+          <w:rFonts w:ascii="Times New Roman" w:eastAsia="宋体" w:hAnsi="Times New Roman" w:cs="Times New Roman" w:hint="eastAsia"/>
+        </w:rPr>
+        <w:t>[</w:t>
+      </w:r>
+      <w:r>
+        <w:rPr>
+          <w:rFonts w:ascii="Times New Roman" w:eastAsia="宋体" w:hAnsi="Times New Roman" w:cs="Times New Roman" w:hint="eastAsia"/>
+        </w:rPr>
+        <w:t>EventsRA2</w:t>
+      </w:r>
+      <w:r>
+        <w:rPr>
+          <w:rFonts w:ascii="Times New Roman" w:eastAsia="宋体" w:hAnsi="Times New Roman" w:cs="Times New Roman" w:hint="eastAsia"/>
+        </w:rPr>
+        <w:t>]</w:t>
+      </w:r>
+      <w:r>
+        <w:rPr>
+          <w:rFonts w:ascii="Times New Roman" w:eastAsia="宋体" w:hAnsi="Times New Roman" w:cs="Times New Roman" w:hint="eastAsia"/>
+        </w:rPr>
+        <w:t>”变</w:t>
+      </w:r>
+      <w:r>
+        <w:rPr>
+          <w:rFonts w:ascii="Times New Roman" w:eastAsia="宋体" w:hAnsi="Times New Roman" w:cs="Times New Roman" w:hint="eastAsia"/>
+        </w:rPr>
         <w:lastRenderedPageBreak/>
-        <w:t>修复建筑存在加载物时，加载物品浏览器图标时会闪退的</w:t>
-      </w:r>
-      <w:r>
-        <w:rPr>
-          <w:rFonts w:ascii="Times New Roman" w:eastAsia="宋体" w:hAnsi="Times New Roman" w:cs="Times New Roman" w:hint="eastAsia"/>
-        </w:rPr>
-        <w:t>bug</w:t>
-      </w:r>
-    </w:p>
-    <w:p>
-      <w:pPr>
-        <w:pStyle w:val="a9"/>
-        <w:numPr>
-          <w:ilvl w:val="0"/>
-          <w:numId w:val="42"/>
-        </w:numPr>
-        <w:rPr>
-          <w:rFonts w:ascii="Times New Roman" w:eastAsia="宋体" w:hAnsi="Times New Roman" w:cs="Times New Roman"/>
-        </w:rPr>
-      </w:pPr>
-      <w:r>
-        <w:rPr>
-          <w:rFonts w:ascii="Times New Roman" w:eastAsia="宋体" w:hAnsi="Times New Roman" w:cs="Times New Roman" w:hint="eastAsia"/>
-        </w:rPr>
-        <w:t>可以自定义水面地形索引，详见</w:t>
-      </w:r>
-      <w:r>
-        <w:rPr>
-          <w:rFonts w:ascii="Times New Roman" w:eastAsia="宋体" w:hAnsi="Times New Roman" w:cs="Times New Roman" w:hint="eastAsia"/>
-        </w:rPr>
-        <w:t>BigWaterIndices</w:t>
-      </w:r>
-      <w:r>
-        <w:rPr>
-          <w:rFonts w:ascii="Times New Roman" w:eastAsia="宋体" w:hAnsi="Times New Roman" w:cs="Times New Roman" w:hint="eastAsia"/>
-        </w:rPr>
-        <w:t>与</w:t>
-      </w:r>
-      <w:r>
-        <w:rPr>
-          <w:rFonts w:ascii="Times New Roman" w:eastAsia="宋体" w:hAnsi="Times New Roman" w:cs="Times New Roman" w:hint="eastAsia"/>
-        </w:rPr>
-        <w:t>SmallWaterIndices</w:t>
-      </w:r>
-    </w:p>
-    <w:p>
-      <w:pPr>
-        <w:pStyle w:val="a9"/>
-        <w:numPr>
-          <w:ilvl w:val="0"/>
-          <w:numId w:val="42"/>
-        </w:numPr>
-        <w:rPr>
-          <w:rFonts w:ascii="Times New Roman" w:eastAsia="宋体" w:hAnsi="Times New Roman" w:cs="Times New Roman"/>
-        </w:rPr>
-      </w:pPr>
-      <w:r>
-        <w:rPr>
-          <w:rFonts w:ascii="Times New Roman" w:eastAsia="宋体" w:hAnsi="Times New Roman" w:cs="Times New Roman" w:hint="eastAsia"/>
-        </w:rPr>
-        <w:t>当特遣、脚本、标签发生改变时，自动刷新作战小队窗口对应下拉菜单</w:t>
-      </w:r>
-    </w:p>
-    <w:p>
-      <w:pPr>
-        <w:pStyle w:val="a9"/>
-        <w:numPr>
-          <w:ilvl w:val="0"/>
-          <w:numId w:val="42"/>
-        </w:numPr>
-        <w:rPr>
-          <w:rFonts w:ascii="Times New Roman" w:eastAsia="宋体" w:hAnsi="Times New Roman" w:cs="Times New Roman"/>
-        </w:rPr>
-      </w:pPr>
-      <w:r>
-        <w:rPr>
-          <w:rFonts w:ascii="Times New Roman" w:eastAsia="宋体" w:hAnsi="Times New Roman" w:cs="Times New Roman" w:hint="eastAsia"/>
-        </w:rPr>
-        <w:t>支持剪切地图</w:t>
-      </w:r>
-    </w:p>
-    <w:p>
-      <w:pPr>
-        <w:pStyle w:val="a9"/>
-        <w:numPr>
-          <w:ilvl w:val="0"/>
-          <w:numId w:val="42"/>
-        </w:numPr>
-        <w:rPr>
-          <w:rFonts w:ascii="Times New Roman" w:eastAsia="宋体" w:hAnsi="Times New Roman" w:cs="Times New Roman"/>
-        </w:rPr>
-      </w:pPr>
-      <w:r>
-        <w:rPr>
-          <w:rFonts w:ascii="Times New Roman" w:eastAsia="宋体" w:hAnsi="Times New Roman" w:cs="Times New Roman" w:hint="eastAsia"/>
-        </w:rPr>
-        <w:t>修复了摆放地形预览会破坏重做记录的</w:t>
-      </w:r>
-      <w:r>
-        <w:rPr>
-          <w:rFonts w:ascii="Times New Roman" w:eastAsia="宋体" w:hAnsi="Times New Roman" w:cs="Times New Roman" w:hint="eastAsia"/>
-        </w:rPr>
-        <w:t>bug</w:t>
-      </w:r>
-    </w:p>
-    <w:p>
-      <w:pPr>
-        <w:pStyle w:val="a9"/>
-        <w:numPr>
-          <w:ilvl w:val="0"/>
-          <w:numId w:val="42"/>
-        </w:numPr>
-        <w:rPr>
-          <w:rFonts w:ascii="Times New Roman" w:eastAsia="宋体" w:hAnsi="Times New Roman" w:cs="Times New Roman"/>
-        </w:rPr>
-      </w:pPr>
-      <w:r>
-        <w:rPr>
-          <w:rFonts w:ascii="Times New Roman" w:eastAsia="宋体" w:hAnsi="Times New Roman" w:cs="Times New Roman" w:hint="eastAsia"/>
-        </w:rPr>
-        <w:t>支持覆盖物</w:t>
-      </w:r>
-      <w:r>
-        <w:rPr>
-          <w:rFonts w:ascii="Times New Roman" w:eastAsia="宋体" w:hAnsi="Times New Roman" w:cs="Times New Roman" w:hint="eastAsia"/>
-        </w:rPr>
-        <w:t>CellAnim</w:t>
-      </w:r>
-      <w:r>
-        <w:rPr>
-          <w:rFonts w:ascii="Times New Roman" w:eastAsia="宋体" w:hAnsi="Times New Roman" w:cs="Times New Roman" w:hint="eastAsia"/>
-        </w:rPr>
-        <w:t>动画显示</w:t>
-      </w:r>
-    </w:p>
-    <w:p>
-      <w:pPr>
-        <w:pStyle w:val="a9"/>
-        <w:numPr>
-          <w:ilvl w:val="0"/>
-          <w:numId w:val="42"/>
-        </w:numPr>
-        <w:rPr>
-          <w:rFonts w:ascii="Times New Roman" w:eastAsia="宋体" w:hAnsi="Times New Roman" w:cs="Times New Roman"/>
-        </w:rPr>
-      </w:pPr>
-      <w:r>
-        <w:rPr>
-          <w:rFonts w:ascii="Times New Roman" w:eastAsia="宋体" w:hAnsi="Times New Roman" w:cs="Times New Roman" w:hint="eastAsia"/>
-        </w:rPr>
-        <w:t>支持随机地形摆放</w:t>
-      </w:r>
-      <w:r>
-        <w:rPr>
-          <w:rFonts w:ascii="Times New Roman" w:eastAsia="宋体" w:hAnsi="Times New Roman" w:cs="Times New Roman" w:hint="eastAsia"/>
-        </w:rPr>
-        <w:t>，详见</w:t>
-      </w:r>
-      <w:r>
-        <w:rPr>
-          <w:rFonts w:ascii="Times New Roman" w:eastAsia="宋体" w:hAnsi="Times New Roman" w:cs="Times New Roman" w:hint="eastAsia"/>
-        </w:rPr>
-        <w:t>PlaceRandomTileList</w:t>
-      </w:r>
-    </w:p>
-    <w:p>
-      <w:pPr>
-        <w:pStyle w:val="a9"/>
-        <w:numPr>
-          <w:ilvl w:val="0"/>
-          <w:numId w:val="42"/>
-        </w:numPr>
-        <w:rPr>
-          <w:rFonts w:ascii="Times New Roman" w:eastAsia="宋体" w:hAnsi="Times New Roman" w:cs="Times New Roman"/>
-        </w:rPr>
-      </w:pPr>
-      <w:r>
-        <w:rPr>
-          <w:rFonts w:ascii="Times New Roman" w:eastAsia="宋体" w:hAnsi="Times New Roman" w:cs="Times New Roman" w:hint="eastAsia"/>
-        </w:rPr>
-        <w:t>修复了物品浏览器中污染编号限制在</w:t>
-      </w:r>
-      <w:r>
-        <w:rPr>
-          <w:rFonts w:ascii="Times New Roman" w:eastAsia="宋体" w:hAnsi="Times New Roman" w:cs="Times New Roman" w:hint="eastAsia"/>
-        </w:rPr>
-        <w:t>100</w:t>
-      </w:r>
-      <w:r>
-        <w:rPr>
-          <w:rFonts w:ascii="Times New Roman" w:eastAsia="宋体" w:hAnsi="Times New Roman" w:cs="Times New Roman" w:hint="eastAsia"/>
-        </w:rPr>
-        <w:t>以内的</w:t>
-      </w:r>
-      <w:r>
-        <w:rPr>
-          <w:rFonts w:ascii="Times New Roman" w:eastAsia="宋体" w:hAnsi="Times New Roman" w:cs="Times New Roman" w:hint="eastAsia"/>
-        </w:rPr>
-        <w:t>bug</w:t>
-      </w:r>
-    </w:p>
-    <w:p>
-      <w:pPr>
-        <w:pStyle w:val="a9"/>
-        <w:numPr>
-          <w:ilvl w:val="0"/>
-          <w:numId w:val="42"/>
-        </w:numPr>
-        <w:rPr>
-          <w:rFonts w:ascii="Times New Roman" w:eastAsia="宋体" w:hAnsi="Times New Roman" w:cs="Times New Roman"/>
-        </w:rPr>
-      </w:pPr>
-      <w:r>
-        <w:rPr>
-          <w:rFonts w:ascii="Times New Roman" w:eastAsia="宋体" w:hAnsi="Times New Roman" w:cs="Times New Roman" w:hint="eastAsia"/>
-        </w:rPr>
-        <w:t>微调各游戏对象渲染位置，匹配游戏内效果</w:t>
-      </w:r>
-    </w:p>
-    <w:p>
-      <w:pPr>
-        <w:pStyle w:val="a9"/>
-        <w:numPr>
-          <w:ilvl w:val="0"/>
-          <w:numId w:val="42"/>
-        </w:numPr>
-        <w:rPr>
-          <w:rFonts w:ascii="Times New Roman" w:eastAsia="宋体" w:hAnsi="Times New Roman" w:cs="Times New Roman"/>
-        </w:rPr>
-      </w:pPr>
-      <w:r>
-        <w:rPr>
-          <w:rFonts w:ascii="Times New Roman" w:eastAsia="宋体" w:hAnsi="Times New Roman" w:cs="Times New Roman" w:hint="eastAsia"/>
-        </w:rPr>
-        <w:t>修复了单位“在桥梁上”为</w:t>
-      </w:r>
-      <w:r>
-        <w:rPr>
-          <w:rFonts w:ascii="Times New Roman" w:eastAsia="宋体" w:hAnsi="Times New Roman" w:cs="Times New Roman" w:hint="eastAsia"/>
-        </w:rPr>
-        <w:t>1</w:t>
-      </w:r>
-      <w:r>
-        <w:rPr>
-          <w:rFonts w:ascii="Times New Roman" w:eastAsia="宋体" w:hAnsi="Times New Roman" w:cs="Times New Roman" w:hint="eastAsia"/>
-        </w:rPr>
-        <w:t>时，在水上也会显示水中图像的</w:t>
-      </w:r>
-      <w:r>
-        <w:rPr>
-          <w:rFonts w:ascii="Times New Roman" w:eastAsia="宋体" w:hAnsi="Times New Roman" w:cs="Times New Roman" w:hint="eastAsia"/>
-        </w:rPr>
-        <w:t>bug</w:t>
-      </w:r>
-    </w:p>
-    <w:p>
-      <w:pPr>
-        <w:pStyle w:val="a9"/>
-        <w:numPr>
-          <w:ilvl w:val="0"/>
-          <w:numId w:val="42"/>
-        </w:numPr>
-        <w:rPr>
-          <w:rFonts w:ascii="Times New Roman" w:eastAsia="宋体" w:hAnsi="Times New Roman" w:cs="Times New Roman"/>
-        </w:rPr>
-      </w:pPr>
-      <w:r>
-        <w:rPr>
-          <w:rFonts w:ascii="Times New Roman" w:eastAsia="宋体" w:hAnsi="Times New Roman" w:cs="Times New Roman" w:hint="eastAsia"/>
-        </w:rPr>
-        <w:t>粘贴功能支持按</w:t>
-      </w:r>
-      <w:r>
-        <w:rPr>
-          <w:rFonts w:ascii="Times New Roman" w:eastAsia="宋体" w:hAnsi="Times New Roman" w:cs="Times New Roman" w:hint="eastAsia"/>
-        </w:rPr>
-        <w:t>ctrl</w:t>
-      </w:r>
-      <w:r>
-        <w:rPr>
-          <w:rFonts w:ascii="Times New Roman" w:eastAsia="宋体" w:hAnsi="Times New Roman" w:cs="Times New Roman" w:hint="eastAsia"/>
-        </w:rPr>
-        <w:t>进行填充</w:t>
-      </w:r>
-    </w:p>
-    <w:p>
-      <w:pPr>
-        <w:pStyle w:val="a9"/>
-        <w:numPr>
-          <w:ilvl w:val="0"/>
-          <w:numId w:val="42"/>
-        </w:numPr>
-        <w:rPr>
-          <w:rFonts w:ascii="Times New Roman" w:eastAsia="宋体" w:hAnsi="Times New Roman" w:cs="Times New Roman"/>
-        </w:rPr>
-      </w:pPr>
-      <w:r>
-        <w:rPr>
-          <w:rFonts w:ascii="Times New Roman" w:eastAsia="宋体" w:hAnsi="Times New Roman" w:cs="Times New Roman" w:hint="eastAsia"/>
-        </w:rPr>
-        <w:t>优化地形与阴影的覆盖关系，使渲染更接近游戏内效果</w:t>
-      </w:r>
-    </w:p>
-    <w:p>
-      <w:pPr>
-        <w:pStyle w:val="a9"/>
-        <w:numPr>
-          <w:ilvl w:val="0"/>
-          <w:numId w:val="42"/>
-        </w:numPr>
-        <w:rPr>
-          <w:rFonts w:ascii="Times New Roman" w:eastAsia="宋体" w:hAnsi="Times New Roman" w:cs="Times New Roman"/>
-        </w:rPr>
-      </w:pPr>
-      <w:r>
-        <w:rPr>
-          <w:rFonts w:ascii="Times New Roman" w:eastAsia="宋体" w:hAnsi="Times New Roman" w:cs="Times New Roman" w:hint="eastAsia"/>
-        </w:rPr>
-        <w:t>支持</w:t>
-      </w:r>
-      <w:r>
-        <w:rPr>
-          <w:rFonts w:ascii="Times New Roman" w:eastAsia="宋体" w:hAnsi="Times New Roman" w:cs="Times New Roman" w:hint="eastAsia"/>
-        </w:rPr>
-        <w:t>FireAngle</w:t>
-      </w:r>
-      <w:r>
-        <w:rPr>
-          <w:rFonts w:ascii="Times New Roman" w:eastAsia="宋体" w:hAnsi="Times New Roman" w:cs="Times New Roman" w:hint="eastAsia"/>
-        </w:rPr>
-        <w:t>显示</w:t>
-      </w:r>
-    </w:p>
-    <w:p>
-      <w:pPr>
-        <w:pStyle w:val="a9"/>
-        <w:numPr>
-          <w:ilvl w:val="0"/>
-          <w:numId w:val="42"/>
-        </w:numPr>
-        <w:rPr>
-          <w:rFonts w:ascii="Times New Roman" w:eastAsia="宋体" w:hAnsi="Times New Roman" w:cs="Times New Roman"/>
-        </w:rPr>
-      </w:pPr>
-      <w:r>
-        <w:rPr>
-          <w:rFonts w:ascii="Times New Roman" w:eastAsia="宋体" w:hAnsi="Times New Roman" w:cs="Times New Roman" w:hint="eastAsia"/>
-        </w:rPr>
-        <w:t>修复了当单位注册名以数字结尾时，可能与其他单位图像冲突的</w:t>
-      </w:r>
-      <w:r>
-        <w:rPr>
-          <w:rFonts w:ascii="Times New Roman" w:eastAsia="宋体" w:hAnsi="Times New Roman" w:cs="Times New Roman" w:hint="eastAsia"/>
-        </w:rPr>
-        <w:t>bug</w:t>
-      </w:r>
-    </w:p>
-    <w:p>
-      <w:pPr>
-        <w:pStyle w:val="a9"/>
-        <w:numPr>
-          <w:ilvl w:val="0"/>
-          <w:numId w:val="42"/>
-        </w:numPr>
-        <w:rPr>
-          <w:rFonts w:ascii="Times New Roman" w:eastAsia="宋体" w:hAnsi="Times New Roman" w:cs="Times New Roman"/>
-        </w:rPr>
-      </w:pPr>
-      <w:r>
-        <w:rPr>
-          <w:rFonts w:ascii="Times New Roman" w:eastAsia="宋体" w:hAnsi="Times New Roman" w:cs="Times New Roman" w:hint="eastAsia"/>
-        </w:rPr>
-        <w:t>修复了</w:t>
-      </w:r>
-      <w:r>
-        <w:rPr>
-          <w:rFonts w:ascii="Times New Roman" w:eastAsia="宋体" w:hAnsi="Times New Roman" w:cs="Times New Roman" w:hint="eastAsia"/>
-        </w:rPr>
-        <w:t>include</w:t>
-      </w:r>
-      <w:r>
-        <w:rPr>
-          <w:rFonts w:ascii="Times New Roman" w:eastAsia="宋体" w:hAnsi="Times New Roman" w:cs="Times New Roman" w:hint="eastAsia"/>
-        </w:rPr>
-        <w:t>的</w:t>
-      </w:r>
-      <w:r>
-        <w:rPr>
-          <w:rFonts w:ascii="Times New Roman" w:eastAsia="宋体" w:hAnsi="Times New Roman" w:cs="Times New Roman" w:hint="eastAsia"/>
-        </w:rPr>
-        <w:t>ini</w:t>
-      </w:r>
-      <w:r>
-        <w:rPr>
-          <w:rFonts w:ascii="Times New Roman" w:eastAsia="宋体" w:hAnsi="Times New Roman" w:cs="Times New Roman" w:hint="eastAsia"/>
-        </w:rPr>
-        <w:t>文件中的继承失效的问题</w:t>
-      </w:r>
-    </w:p>
-    <w:p>
-      <w:pPr>
-        <w:pStyle w:val="a9"/>
-        <w:numPr>
-          <w:ilvl w:val="0"/>
-          <w:numId w:val="42"/>
-        </w:numPr>
-        <w:rPr>
-          <w:rFonts w:ascii="Times New Roman" w:eastAsia="宋体" w:hAnsi="Times New Roman" w:cs="Times New Roman"/>
-        </w:rPr>
-      </w:pPr>
-      <w:r>
-        <w:rPr>
-          <w:rFonts w:ascii="Times New Roman" w:eastAsia="宋体" w:hAnsi="Times New Roman" w:cs="Times New Roman" w:hint="eastAsia"/>
-        </w:rPr>
-        <w:t>支持在</w:t>
-      </w:r>
-      <w:r>
-        <w:rPr>
-          <w:rFonts w:ascii="Times New Roman" w:eastAsia="宋体" w:hAnsi="Times New Roman" w:cs="Times New Roman" w:hint="eastAsia"/>
-        </w:rPr>
-        <w:t>Resources</w:t>
-      </w:r>
-      <w:r>
-        <w:rPr>
-          <w:rFonts w:ascii="Times New Roman" w:eastAsia="宋体" w:hAnsi="Times New Roman" w:cs="Times New Roman" w:hint="eastAsia"/>
-        </w:rPr>
-        <w:t>文件夹中加载额外的游戏资源文件</w:t>
-      </w:r>
-    </w:p>
-    <w:p>
-      <w:pPr>
-        <w:pStyle w:val="a9"/>
-        <w:numPr>
-          <w:ilvl w:val="0"/>
-          <w:numId w:val="42"/>
-        </w:numPr>
-        <w:rPr>
-          <w:rFonts w:ascii="Times New Roman" w:eastAsia="宋体" w:hAnsi="Times New Roman" w:cs="Times New Roman"/>
-        </w:rPr>
-      </w:pPr>
-      <w:r>
-        <w:rPr>
-          <w:rFonts w:ascii="Times New Roman" w:eastAsia="宋体" w:hAnsi="Times New Roman" w:cs="Times New Roman" w:hint="eastAsia"/>
-        </w:rPr>
-        <w:t>当编辑已经重叠的建筑时，不再弹出提示窗</w:t>
-      </w:r>
-    </w:p>
-    <w:p>
-      <w:pPr>
-        <w:pStyle w:val="a9"/>
-        <w:numPr>
-          <w:ilvl w:val="0"/>
-          <w:numId w:val="42"/>
-        </w:numPr>
-        <w:rPr>
-          <w:rFonts w:ascii="Times New Roman" w:eastAsia="宋体" w:hAnsi="Times New Roman" w:cs="Times New Roman"/>
-        </w:rPr>
-      </w:pPr>
-      <w:r>
-        <w:rPr>
-          <w:rFonts w:ascii="Times New Roman" w:eastAsia="宋体" w:hAnsi="Times New Roman" w:cs="Times New Roman" w:hint="eastAsia"/>
-        </w:rPr>
-        <w:t>使用随机地形填充地表时支持随机选取</w:t>
-      </w:r>
-    </w:p>
-    <w:p>
-      <w:pPr>
-        <w:pStyle w:val="a9"/>
-        <w:numPr>
-          <w:ilvl w:val="0"/>
-          <w:numId w:val="42"/>
-        </w:numPr>
-        <w:rPr>
-          <w:rFonts w:ascii="Times New Roman" w:eastAsia="宋体" w:hAnsi="Times New Roman" w:cs="Times New Roman"/>
-        </w:rPr>
-      </w:pPr>
-      <w:r>
-        <w:rPr>
-          <w:rFonts w:ascii="Times New Roman" w:eastAsia="宋体" w:hAnsi="Times New Roman" w:cs="Times New Roman" w:hint="eastAsia"/>
-        </w:rPr>
-        <w:t>地图渲染器支持将渲染图保存为</w:t>
-      </w:r>
-      <w:r>
-        <w:rPr>
-          <w:rFonts w:ascii="Times New Roman" w:eastAsia="宋体" w:hAnsi="Times New Roman" w:cs="Times New Roman" w:hint="eastAsia"/>
-        </w:rPr>
-        <w:t>jpg</w:t>
-      </w:r>
-      <w:r>
-        <w:rPr>
-          <w:rFonts w:ascii="Times New Roman" w:eastAsia="宋体" w:hAnsi="Times New Roman" w:cs="Times New Roman" w:hint="eastAsia"/>
-        </w:rPr>
-        <w:t>格式</w:t>
-      </w:r>
-    </w:p>
-    <w:p>
-      <w:pPr>
-        <w:pStyle w:val="a9"/>
-        <w:numPr>
-          <w:ilvl w:val="0"/>
-          <w:numId w:val="42"/>
-        </w:numPr>
-        <w:rPr>
-          <w:rFonts w:ascii="Times New Roman" w:eastAsia="宋体" w:hAnsi="Times New Roman" w:cs="Times New Roman"/>
-        </w:rPr>
-      </w:pPr>
-      <w:r>
-        <w:rPr>
-          <w:rFonts w:ascii="Times New Roman" w:eastAsia="宋体" w:hAnsi="Times New Roman" w:cs="Times New Roman" w:hint="eastAsia"/>
-        </w:rPr>
-        <w:t>正确显示</w:t>
-      </w:r>
-      <w:r>
-        <w:rPr>
-          <w:rFonts w:ascii="Times New Roman" w:eastAsia="宋体" w:hAnsi="Times New Roman" w:cs="Times New Roman" w:hint="eastAsia"/>
-        </w:rPr>
-        <w:t>Land=Rock</w:t>
-      </w:r>
-      <w:r>
-        <w:rPr>
-          <w:rFonts w:ascii="Times New Roman" w:eastAsia="宋体" w:hAnsi="Times New Roman" w:cs="Times New Roman" w:hint="eastAsia"/>
-        </w:rPr>
-        <w:t>覆盖物在游戏内的位置。心灵终结的</w:t>
-      </w:r>
-      <w:r>
-        <w:rPr>
-          <w:rFonts w:ascii="Times New Roman" w:eastAsia="宋体" w:hAnsi="Times New Roman" w:cs="Times New Roman" w:hint="eastAsia"/>
-        </w:rPr>
-        <w:t>“</w:t>
-      </w:r>
-      <w:r>
-        <w:rPr>
-          <w:rFonts w:ascii="Times New Roman" w:eastAsia="宋体" w:hAnsi="Times New Roman" w:cs="Times New Roman" w:hint="eastAsia"/>
-        </w:rPr>
-        <w:t>Block Base</w:t>
-      </w:r>
-      <w:r>
-        <w:rPr>
-          <w:rFonts w:ascii="Times New Roman" w:eastAsia="宋体" w:hAnsi="Times New Roman" w:cs="Times New Roman" w:hint="eastAsia"/>
-        </w:rPr>
-        <w:t>”、</w:t>
-      </w:r>
-      <w:r>
-        <w:rPr>
-          <w:rFonts w:ascii="Times New Roman" w:eastAsia="宋体" w:hAnsi="Times New Roman" w:cs="Times New Roman" w:hint="eastAsia"/>
-        </w:rPr>
-        <w:t>“</w:t>
-      </w:r>
-      <w:r>
-        <w:rPr>
-          <w:rFonts w:ascii="Times New Roman" w:eastAsia="宋体" w:hAnsi="Times New Roman" w:cs="Times New Roman" w:hint="eastAsia"/>
-        </w:rPr>
-        <w:t>Block Base and Movement</w:t>
-      </w:r>
-      <w:r>
-        <w:rPr>
-          <w:rFonts w:ascii="Times New Roman" w:eastAsia="宋体" w:hAnsi="Times New Roman" w:cs="Times New Roman" w:hint="eastAsia"/>
-        </w:rPr>
-        <w:t>”覆盖物为了兼容旧地编，进行了额外的偏移，在修复后反而会偏移。</w:t>
-      </w:r>
-      <w:r>
-        <w:rPr>
-          <w:rFonts w:ascii="Times New Roman" w:eastAsia="宋体" w:hAnsi="Times New Roman" w:cs="Times New Roman" w:hint="eastAsia"/>
-        </w:rPr>
-        <w:t>Tools</w:t>
-      </w:r>
-      <w:r>
-        <w:rPr>
-          <w:rFonts w:ascii="Times New Roman" w:eastAsia="宋体" w:hAnsi="Times New Roman" w:cs="Times New Roman" w:hint="eastAsia"/>
-        </w:rPr>
-        <w:t>/</w:t>
-      </w:r>
-      <w:r>
-        <w:rPr>
-          <w:rFonts w:ascii="Times New Roman" w:eastAsia="宋体" w:hAnsi="Times New Roman" w:cs="Times New Roman" w:hint="eastAsia"/>
-        </w:rPr>
-        <w:t>MentalOmega</w:t>
-      </w:r>
-      <w:r>
-        <w:rPr>
-          <w:rFonts w:ascii="Times New Roman" w:eastAsia="宋体" w:hAnsi="Times New Roman" w:cs="Times New Roman" w:hint="eastAsia"/>
-        </w:rPr>
-        <w:t>目录下提供了适配后的文件，将其放入心灵终结游戏目录下即可</w:t>
-      </w:r>
-    </w:p>
-    <w:p>
-      <w:pPr>
-        <w:pStyle w:val="a9"/>
-        <w:numPr>
-          <w:ilvl w:val="0"/>
-          <w:numId w:val="42"/>
-        </w:numPr>
-        <w:rPr>
-          <w:rFonts w:ascii="Times New Roman" w:eastAsia="宋体" w:hAnsi="Times New Roman" w:cs="Times New Roman"/>
-        </w:rPr>
-      </w:pPr>
-      <w:r>
-        <w:rPr>
-          <w:rFonts w:ascii="Times New Roman" w:eastAsia="宋体" w:hAnsi="Times New Roman" w:cs="Times New Roman" w:hint="eastAsia"/>
-        </w:rPr>
-        <w:t>全局搜索的地形选项可以搜索覆盖物了</w:t>
-      </w:r>
-    </w:p>
-    <w:p>
-      <w:pPr>
-        <w:pStyle w:val="a9"/>
-        <w:numPr>
-          <w:ilvl w:val="0"/>
-          <w:numId w:val="42"/>
-        </w:numPr>
-        <w:rPr>
-          <w:rFonts w:ascii="Times New Roman" w:eastAsia="宋体" w:hAnsi="Times New Roman" w:cs="Times New Roman"/>
-        </w:rPr>
-      </w:pPr>
-      <w:r>
-        <w:rPr>
-          <w:rFonts w:ascii="Times New Roman" w:eastAsia="宋体" w:hAnsi="Times New Roman" w:cs="Times New Roman" w:hint="eastAsia"/>
-        </w:rPr>
-        <w:t>双击地图注释改为打开编辑框，缩放注释功能改为按住</w:t>
-      </w:r>
-      <w:r>
-        <w:rPr>
-          <w:rFonts w:ascii="Times New Roman" w:eastAsia="宋体" w:hAnsi="Times New Roman" w:cs="Times New Roman" w:hint="eastAsia"/>
-        </w:rPr>
-        <w:t>ctrl</w:t>
-      </w:r>
-      <w:r>
-        <w:rPr>
-          <w:rFonts w:ascii="Times New Roman" w:eastAsia="宋体" w:hAnsi="Times New Roman" w:cs="Times New Roman" w:hint="eastAsia"/>
-        </w:rPr>
-        <w:t>双击</w:t>
-      </w:r>
-    </w:p>
-    <w:p>
-      <w:pPr>
-        <w:pStyle w:val="a9"/>
-        <w:numPr>
-          <w:ilvl w:val="0"/>
-          <w:numId w:val="42"/>
-        </w:numPr>
-        <w:rPr>
-          <w:rFonts w:ascii="Times New Roman" w:eastAsia="宋体" w:hAnsi="Times New Roman" w:cs="Times New Roman"/>
-        </w:rPr>
-      </w:pPr>
-      <w:r>
-        <w:rPr>
-          <w:rFonts w:ascii="Times New Roman" w:eastAsia="宋体" w:hAnsi="Times New Roman" w:cs="Times New Roman" w:hint="eastAsia"/>
-        </w:rPr>
-        <w:t>地图渲染器“使用数字渲染透明覆盖物”选项更改为“显示游戏内不可见对象”</w:t>
-      </w:r>
-    </w:p>
-    <w:p>
-      <w:pPr>
-        <w:pStyle w:val="a9"/>
-        <w:numPr>
-          <w:ilvl w:val="0"/>
-          <w:numId w:val="42"/>
-        </w:numPr>
-        <w:rPr>
-          <w:rFonts w:ascii="Times New Roman" w:eastAsia="宋体" w:hAnsi="Times New Roman" w:cs="Times New Roman"/>
-        </w:rPr>
-      </w:pPr>
-      <w:r>
-        <w:rPr>
-          <w:rFonts w:ascii="Times New Roman" w:eastAsia="宋体" w:hAnsi="Times New Roman" w:cs="Times New Roman" w:hint="eastAsia"/>
-        </w:rPr>
-        <w:t>修复当</w:t>
-      </w:r>
-      <w:r>
-        <w:rPr>
-          <w:rFonts w:ascii="Times New Roman" w:eastAsia="宋体" w:hAnsi="Times New Roman" w:cs="Times New Roman" w:hint="eastAsia"/>
-        </w:rPr>
-        <w:t>shp</w:t>
-      </w:r>
-      <w:r>
-        <w:rPr>
-          <w:rFonts w:ascii="Times New Roman" w:eastAsia="宋体" w:hAnsi="Times New Roman" w:cs="Times New Roman" w:hint="eastAsia"/>
-        </w:rPr>
-        <w:t>车辆单位的</w:t>
-      </w:r>
-      <w:r>
-        <w:rPr>
-          <w:rFonts w:ascii="Times New Roman" w:eastAsia="宋体" w:hAnsi="Times New Roman" w:cs="Times New Roman" w:hint="eastAsia"/>
-        </w:rPr>
-        <w:t>*tur.shp</w:t>
-      </w:r>
-      <w:r>
-        <w:rPr>
-          <w:rFonts w:ascii="Times New Roman" w:eastAsia="宋体" w:hAnsi="Times New Roman" w:cs="Times New Roman" w:hint="eastAsia"/>
-        </w:rPr>
-        <w:t>炮塔文件</w:t>
-      </w:r>
-      <w:r>
-        <w:rPr>
-          <w:rFonts w:ascii="Times New Roman" w:eastAsia="宋体" w:hAnsi="Times New Roman" w:cs="Times New Roman" w:hint="eastAsia"/>
-        </w:rPr>
-        <w:t>与本体大小不一致时的崩溃</w:t>
-      </w:r>
-    </w:p>
-    <w:p>
-      <w:pPr>
-        <w:pStyle w:val="a9"/>
-        <w:numPr>
-          <w:ilvl w:val="0"/>
-          <w:numId w:val="42"/>
-        </w:numPr>
-        <w:rPr>
-          <w:rFonts w:ascii="Times New Roman" w:eastAsia="宋体" w:hAnsi="Times New Roman" w:cs="Times New Roman"/>
-        </w:rPr>
-      </w:pPr>
-      <w:r>
-        <w:rPr>
-          <w:rFonts w:ascii="Times New Roman" w:eastAsia="宋体" w:hAnsi="Times New Roman" w:cs="Times New Roman" w:hint="eastAsia"/>
-        </w:rPr>
-        <w:t>修复当地图大于</w:t>
-      </w:r>
-      <w:r>
-        <w:rPr>
-          <w:rFonts w:ascii="Times New Roman" w:eastAsia="宋体" w:hAnsi="Times New Roman" w:cs="Times New Roman" w:hint="eastAsia"/>
-        </w:rPr>
-        <w:t>209*209</w:t>
-      </w:r>
-      <w:r>
-        <w:rPr>
-          <w:rFonts w:ascii="Times New Roman" w:eastAsia="宋体" w:hAnsi="Times New Roman" w:cs="Times New Roman" w:hint="eastAsia"/>
-        </w:rPr>
-        <w:t>时，编辑地形概率导致崩溃的</w:t>
-      </w:r>
-      <w:r>
-        <w:rPr>
-          <w:rFonts w:ascii="Times New Roman" w:eastAsia="宋体" w:hAnsi="Times New Roman" w:cs="Times New Roman" w:hint="eastAsia"/>
-        </w:rPr>
-        <w:t>bug</w:t>
-      </w:r>
-    </w:p>
-    <w:p>
-      <w:pPr>
-        <w:pStyle w:val="a9"/>
-        <w:numPr>
-          <w:ilvl w:val="0"/>
-          <w:numId w:val="42"/>
-        </w:numPr>
-        <w:rPr>
-          <w:rFonts w:ascii="Times New Roman" w:eastAsia="宋体" w:hAnsi="Times New Roman" w:cs="Times New Roman"/>
-        </w:rPr>
-      </w:pPr>
-      <w:r>
-        <w:rPr>
-          <w:rFonts w:ascii="Times New Roman" w:eastAsia="宋体" w:hAnsi="Times New Roman" w:cs="Times New Roman" w:hint="eastAsia"/>
-        </w:rPr>
-        <w:t>优化建筑渲染图层，减少建筑不正常遮挡的现象</w:t>
-      </w:r>
-    </w:p>
-    <w:p>
-      <w:pPr>
-        <w:pStyle w:val="a9"/>
-        <w:numPr>
-          <w:ilvl w:val="0"/>
-          <w:numId w:val="42"/>
-        </w:numPr>
-        <w:rPr>
-          <w:rFonts w:ascii="Times New Roman" w:eastAsia="宋体" w:hAnsi="Times New Roman" w:cs="Times New Roman"/>
-        </w:rPr>
-      </w:pPr>
-      <w:r>
-        <w:rPr>
-          <w:rFonts w:ascii="Times New Roman" w:eastAsia="宋体" w:hAnsi="Times New Roman" w:cs="Times New Roman" w:hint="eastAsia"/>
-        </w:rPr>
-        <w:t>修复当剪切板内没有有效信息时，粘贴会导致错误撤销的</w:t>
-      </w:r>
-      <w:r>
-        <w:rPr>
-          <w:rFonts w:ascii="Times New Roman" w:eastAsia="宋体" w:hAnsi="Times New Roman" w:cs="Times New Roman" w:hint="eastAsia"/>
-        </w:rPr>
-        <w:t>bug</w:t>
-      </w:r>
-    </w:p>
-    <w:p>
-      <w:pPr>
-        <w:pStyle w:val="a9"/>
-        <w:numPr>
-          <w:ilvl w:val="0"/>
-          <w:numId w:val="42"/>
-        </w:numPr>
-        <w:rPr>
-          <w:rFonts w:ascii="Times New Roman" w:eastAsia="宋体" w:hAnsi="Times New Roman" w:cs="Times New Roman"/>
-        </w:rPr>
-      </w:pPr>
-      <w:r>
-        <w:rPr>
-          <w:rFonts w:ascii="Times New Roman" w:eastAsia="宋体" w:hAnsi="Times New Roman" w:cs="Times New Roman" w:hint="eastAsia"/>
-        </w:rPr>
-        <w:t>移除</w:t>
-      </w:r>
-      <w:r>
-        <w:rPr>
-          <w:rFonts w:ascii="Times New Roman" w:eastAsia="宋体" w:hAnsi="Times New Roman" w:cs="Times New Roman" w:hint="eastAsia"/>
-        </w:rPr>
-        <w:t>ImageServer</w:t>
-      </w:r>
-    </w:p>
-    <w:p>
-      <w:pPr>
-        <w:pStyle w:val="a9"/>
-        <w:numPr>
-          <w:ilvl w:val="0"/>
-          <w:numId w:val="42"/>
-        </w:numPr>
-        <w:rPr>
-          <w:rFonts w:ascii="Times New Roman" w:eastAsia="宋体" w:hAnsi="Times New Roman" w:cs="Times New Roman"/>
-        </w:rPr>
-      </w:pPr>
-      <w:r>
-        <w:rPr>
-          <w:rFonts w:ascii="Times New Roman" w:eastAsia="宋体" w:hAnsi="Times New Roman" w:cs="Times New Roman" w:hint="eastAsia"/>
-        </w:rPr>
-        <w:t>在地图内触发的重新加载不会清空已加载的素材，减少重新加载后的卡顿</w:t>
-      </w:r>
-    </w:p>
-    <w:p>
-      <w:pPr>
-        <w:pStyle w:val="a9"/>
-        <w:numPr>
-          <w:ilvl w:val="0"/>
-          <w:numId w:val="42"/>
-        </w:numPr>
-        <w:rPr>
-          <w:rFonts w:ascii="Times New Roman" w:eastAsia="宋体" w:hAnsi="Times New Roman" w:cs="Times New Roman"/>
-        </w:rPr>
-      </w:pPr>
-      <w:r>
-        <w:rPr>
-          <w:rFonts w:ascii="Times New Roman" w:eastAsia="宋体" w:hAnsi="Times New Roman" w:cs="Times New Roman" w:hint="eastAsia"/>
-        </w:rPr>
-        <w:t>修复语言设置只支持</w:t>
-      </w:r>
-      <w:r>
-        <w:rPr>
-          <w:rFonts w:ascii="Times New Roman" w:eastAsia="宋体" w:hAnsi="Times New Roman" w:cs="Times New Roman" w:hint="eastAsia"/>
-        </w:rPr>
-        <w:t>English</w:t>
-      </w:r>
-      <w:r>
-        <w:rPr>
-          <w:rFonts w:ascii="Times New Roman" w:eastAsia="宋体" w:hAnsi="Times New Roman" w:cs="Times New Roman" w:hint="eastAsia"/>
-        </w:rPr>
-        <w:t>前缀的</w:t>
-      </w:r>
-      <w:r>
-        <w:rPr>
-          <w:rFonts w:ascii="Times New Roman" w:eastAsia="宋体" w:hAnsi="Times New Roman" w:cs="Times New Roman" w:hint="eastAsia"/>
-        </w:rPr>
-        <w:t>bug</w:t>
-      </w:r>
-    </w:p>
-    <w:p>
-      <w:pPr>
-        <w:pStyle w:val="a9"/>
-        <w:numPr>
-          <w:ilvl w:val="0"/>
-          <w:numId w:val="42"/>
-        </w:numPr>
-        <w:rPr>
-          <w:rFonts w:ascii="Times New Roman" w:eastAsia="宋体" w:hAnsi="Times New Roman" w:cs="Times New Roman"/>
-        </w:rPr>
-      </w:pPr>
-      <w:r>
-        <w:rPr>
-          <w:rFonts w:ascii="Times New Roman" w:eastAsia="宋体" w:hAnsi="Times New Roman" w:cs="Times New Roman" w:hint="eastAsia"/>
-        </w:rPr>
-        <w:t>支持翻译任意</w:t>
-      </w:r>
-      <w:r>
-        <w:rPr>
-          <w:rFonts w:ascii="Times New Roman" w:eastAsia="宋体" w:hAnsi="Times New Roman" w:cs="Times New Roman" w:hint="eastAsia"/>
-        </w:rPr>
-        <w:t>FA2</w:t>
-      </w:r>
-      <w:r>
-        <w:rPr>
-          <w:rFonts w:ascii="Times New Roman" w:eastAsia="宋体" w:hAnsi="Times New Roman" w:cs="Times New Roman" w:hint="eastAsia"/>
-        </w:rPr>
-        <w:t>原始窗口的文本，详见</w:t>
-      </w:r>
-      <w:r>
-        <w:rPr>
-          <w:rFonts w:ascii="Times New Roman" w:eastAsia="宋体" w:hAnsi="Times New Roman" w:cs="Times New Roman" w:hint="eastAsia"/>
-        </w:rPr>
-        <w:t>FADialog.ini</w:t>
-      </w:r>
-    </w:p>
-    <w:p>
-      <w:pPr>
-        <w:pStyle w:val="a9"/>
-        <w:numPr>
-          <w:ilvl w:val="0"/>
-          <w:numId w:val="42"/>
-        </w:numPr>
-        <w:rPr>
-          <w:rFonts w:ascii="Times New Roman" w:eastAsia="宋体" w:hAnsi="Times New Roman" w:cs="Times New Roman"/>
-        </w:rPr>
-      </w:pPr>
-      <w:r>
-        <w:rPr>
-          <w:rFonts w:ascii="Times New Roman" w:eastAsia="宋体" w:hAnsi="Times New Roman" w:cs="Times New Roman" w:hint="eastAsia"/>
-        </w:rPr>
-        <w:t>支持多语言切换，添加了英文版。所有可以在</w:t>
-      </w:r>
-      <w:r>
-        <w:rPr>
-          <w:rFonts w:ascii="Times New Roman" w:eastAsia="宋体" w:hAnsi="Times New Roman" w:cs="Times New Roman" w:hint="eastAsia"/>
-        </w:rPr>
-        <w:t>FA2</w:t>
-      </w:r>
-      <w:r>
-        <w:rPr>
-          <w:rFonts w:ascii="Times New Roman" w:eastAsia="宋体" w:hAnsi="Times New Roman" w:cs="Times New Roman" w:hint="eastAsia"/>
-        </w:rPr>
-        <w:t>内显示文本的</w:t>
-      </w:r>
-      <w:r>
-        <w:rPr>
-          <w:rFonts w:ascii="Times New Roman" w:eastAsia="宋体" w:hAnsi="Times New Roman" w:cs="Times New Roman" w:hint="eastAsia"/>
-        </w:rPr>
-        <w:t>INI</w:t>
-      </w:r>
-      <w:r>
-        <w:rPr>
-          <w:rFonts w:ascii="Times New Roman" w:eastAsia="宋体" w:hAnsi="Times New Roman" w:cs="Times New Roman" w:hint="eastAsia"/>
-        </w:rPr>
-        <w:t>小节</w:t>
-      </w:r>
-      <w:r>
-        <w:rPr>
-          <w:rFonts w:ascii="Times New Roman" w:eastAsia="宋体" w:hAnsi="Times New Roman" w:cs="Times New Roman" w:hint="eastAsia"/>
-        </w:rPr>
-        <w:t>和键</w:t>
-      </w:r>
-      <w:r>
-        <w:rPr>
-          <w:rFonts w:ascii="Times New Roman" w:eastAsia="宋体" w:hAnsi="Times New Roman" w:cs="Times New Roman" w:hint="eastAsia"/>
-        </w:rPr>
-        <w:t>，均可以通过“</w:t>
-      </w:r>
-      <w:r>
-        <w:rPr>
-          <w:rFonts w:ascii="Times New Roman" w:eastAsia="宋体" w:hAnsi="Times New Roman" w:cs="Times New Roman" w:hint="eastAsia"/>
-        </w:rPr>
-        <w:t>Language-</w:t>
-      </w:r>
-      <w:r>
-        <w:rPr>
-          <w:rFonts w:ascii="Times New Roman" w:eastAsia="宋体" w:hAnsi="Times New Roman" w:cs="Times New Roman" w:hint="eastAsia"/>
-        </w:rPr>
-        <w:t>”前缀支持多语言翻译，例如“</w:t>
+        <w:t>为“</w:t>
       </w:r>
       <w:r>
         <w:rPr>
@@ -10256,7 +10323,7 @@
         <w:rPr>
           <w:rFonts w:ascii="Times New Roman" w:eastAsia="宋体" w:hAnsi="Times New Roman" w:cs="Times New Roman" w:hint="eastAsia"/>
         </w:rPr>
-        <w:t>EventsRA2</w:t>
+        <w:t>English-EventsRA2</w:t>
       </w:r>
       <w:r>
         <w:rPr>
@@ -10268,25 +10335,31 @@
         <w:rPr>
           <w:rFonts w:ascii="Times New Roman" w:eastAsia="宋体" w:hAnsi="Times New Roman" w:cs="Times New Roman" w:hint="eastAsia"/>
         </w:rPr>
+        <w:t>”</w:t>
+      </w:r>
+      <w:r>
+        <w:rPr>
+          <w:rFonts w:ascii="Times New Roman" w:eastAsia="宋体" w:hAnsi="Times New Roman" w:cs="Times New Roman" w:hint="eastAsia"/>
+        </w:rPr>
+        <w:t>，“</w:t>
+      </w:r>
+      <w:r>
+        <w:rPr>
+          <w:rFonts w:ascii="Times New Roman" w:eastAsia="宋体" w:hAnsi="Times New Roman" w:cs="Times New Roman" w:hint="eastAsia"/>
+        </w:rPr>
+        <w:t>Name=</w:t>
+      </w:r>
+      <w:r>
+        <w:rPr>
+          <w:rFonts w:ascii="Times New Roman" w:eastAsia="宋体" w:hAnsi="Times New Roman" w:cs="Times New Roman" w:hint="eastAsia"/>
+        </w:rPr>
         <w:t>”变为“</w:t>
       </w:r>
       <w:r>
         <w:rPr>
           <w:rFonts w:ascii="Times New Roman" w:eastAsia="宋体" w:hAnsi="Times New Roman" w:cs="Times New Roman" w:hint="eastAsia"/>
         </w:rPr>
-        <w:t>[</w:t>
-      </w:r>
-      <w:r>
-        <w:rPr>
-          <w:rFonts w:ascii="Times New Roman" w:eastAsia="宋体" w:hAnsi="Times New Roman" w:cs="Times New Roman" w:hint="eastAsia"/>
-        </w:rPr>
-        <w:t>English-EventsRA2</w:t>
-      </w:r>
-      <w:r>
-        <w:rPr>
-          <w:rFonts w:ascii="Times New Roman" w:eastAsia="宋体" w:hAnsi="Times New Roman" w:cs="Times New Roman" w:hint="eastAsia"/>
-        </w:rPr>
-        <w:t>]</w:t>
+        <w:t>Chinese-Name=</w:t>
       </w:r>
       <w:r>
         <w:rPr>
@@ -10304,50 +10377,13 @@
         <w:rPr>
           <w:rFonts w:ascii="Times New Roman" w:eastAsia="宋体" w:hAnsi="Times New Roman" w:cs="Times New Roman" w:hint="eastAsia"/>
         </w:rPr>
-        <w:t>Name=</w:t>
+        <w:t>fa2extra.csf</w:t>
       </w:r>
       <w:r>
         <w:rPr>
           <w:rFonts w:ascii="Times New Roman" w:eastAsia="宋体" w:hAnsi="Times New Roman" w:cs="Times New Roman" w:hint="eastAsia"/>
         </w:rPr>
         <w:t>”变为“</w:t>
-      </w:r>
-      <w:r>
-        <w:rPr>
-          <w:rFonts w:ascii="Times New Roman" w:eastAsia="宋体" w:hAnsi="Times New Roman" w:cs="Times New Roman" w:hint="eastAsia"/>
-        </w:rPr>
-        <w:t>Chinese-Name=</w:t>
-      </w:r>
-      <w:r>
-        <w:rPr>
-          <w:rFonts w:ascii="Times New Roman" w:eastAsia="宋体" w:hAnsi="Times New Roman" w:cs="Times New Roman" w:hint="eastAsia"/>
-        </w:rPr>
-        <w:t>”</w:t>
-      </w:r>
-      <w:r>
-        <w:rPr>
-          <w:rFonts w:ascii="Times New Roman" w:eastAsia="宋体" w:hAnsi="Times New Roman" w:cs="Times New Roman" w:hint="eastAsia"/>
-        </w:rPr>
-        <w:t>，“</w:t>
-      </w:r>
-      <w:r>
-        <w:rPr>
-          <w:rFonts w:ascii="Times New Roman" w:eastAsia="宋体" w:hAnsi="Times New Roman" w:cs="Times New Roman" w:hint="eastAsia"/>
-        </w:rPr>
-        <w:t>fa2extra.csf</w:t>
-      </w:r>
-      <w:r>
-        <w:rPr>
-          <w:rFonts w:ascii="Times New Roman" w:eastAsia="宋体" w:hAnsi="Times New Roman" w:cs="Times New Roman" w:hint="eastAsia"/>
-        </w:rPr>
-        <w:t>”</w:t>
-      </w:r>
-      <w:r>
-        <w:rPr>
-          <w:rFonts w:ascii="Times New Roman" w:eastAsia="宋体" w:hAnsi="Times New Roman" w:cs="Times New Roman" w:hint="eastAsia"/>
-        </w:rPr>
-        <w:lastRenderedPageBreak/>
-        <w:t>变为“</w:t>
       </w:r>
       <w:r>
         <w:rPr>
@@ -11462,6 +11498,7 @@
         <w:rPr>
           <w:rFonts w:ascii="Times New Roman" w:eastAsia="宋体" w:hAnsi="Times New Roman" w:cs="Times New Roman" w:hint="eastAsia"/>
         </w:rPr>
+        <w:lastRenderedPageBreak/>
         <w:t>修复暗色模式下部分按钮控件的文本不能换行的</w:t>
       </w:r>
       <w:r>
@@ -11486,7 +11523,6 @@
         <w:rPr>
           <w:rFonts w:ascii="Times New Roman" w:eastAsia="宋体" w:hAnsi="Times New Roman" w:cs="Times New Roman" w:hint="eastAsia"/>
         </w:rPr>
-        <w:lastRenderedPageBreak/>
         <w:t>支持</w:t>
       </w:r>
       <w:r>
@@ -12613,6 +12649,7 @@
         <w:rPr>
           <w:rFonts w:ascii="Times New Roman" w:eastAsia="宋体" w:hAnsi="Times New Roman" w:cs="Times New Roman" w:hint="eastAsia"/>
         </w:rPr>
+        <w:lastRenderedPageBreak/>
         <w:t>修复了地图检查器错误项过多时会挤在一起的</w:t>
       </w:r>
       <w:r>
@@ -12637,7 +12674,6 @@
         <w:rPr>
           <w:rFonts w:ascii="Times New Roman" w:eastAsia="宋体" w:hAnsi="Times New Roman" w:cs="Times New Roman" w:hint="eastAsia"/>
         </w:rPr>
-        <w:lastRenderedPageBreak/>
         <w:t>新增</w:t>
       </w:r>
       <w:r>
@@ -13676,6 +13712,7 @@
         <w:rPr>
           <w:rFonts w:ascii="Times New Roman" w:eastAsia="宋体" w:hAnsi="Times New Roman" w:cs="Times New Roman" w:hint="eastAsia"/>
         </w:rPr>
+        <w:lastRenderedPageBreak/>
         <w:t>增强绘制悬崖工具，可以在不同地图类型的</w:t>
       </w:r>
       <w:r>
@@ -13700,14 +13737,7 @@
         <w:rPr>
           <w:rFonts w:ascii="Times New Roman" w:eastAsia="宋体" w:hAnsi="Times New Roman" w:cs="Times New Roman" w:hint="eastAsia"/>
         </w:rPr>
-        <w:t>）中</w:t>
-      </w:r>
-      <w:r>
-        <w:rPr>
-          <w:rFonts w:ascii="Times New Roman" w:eastAsia="宋体" w:hAnsi="Times New Roman" w:cs="Times New Roman" w:hint="eastAsia"/>
-        </w:rPr>
-        <w:lastRenderedPageBreak/>
-        <w:t>填写</w:t>
+        <w:t>）中填写</w:t>
       </w:r>
       <w:r>
         <w:rPr>
@@ -14733,6 +14763,7 @@
         <w:rPr>
           <w:rFonts w:ascii="Times New Roman" w:eastAsia="宋体" w:hAnsi="Times New Roman" w:cs="Times New Roman" w:hint="eastAsia"/>
         </w:rPr>
+        <w:lastRenderedPageBreak/>
         <w:t>修复删除对象、格式刷使用大笔刷时，在地图边缘可能崩溃的</w:t>
       </w:r>
       <w:r>
@@ -14757,7 +14788,6 @@
         <w:rPr>
           <w:rFonts w:ascii="Times New Roman" w:eastAsia="宋体" w:hAnsi="Times New Roman" w:cs="Times New Roman" w:hint="eastAsia"/>
         </w:rPr>
-        <w:lastRenderedPageBreak/>
         <w:t>修复部分编辑器下拉菜单窗口无法输入超过菜单宽度的文字的</w:t>
       </w:r>
       <w:r>
@@ -15874,6 +15904,7 @@
         <w:rPr>
           <w:rFonts w:ascii="Times New Roman" w:eastAsia="宋体" w:hAnsi="Times New Roman" w:cs="Times New Roman" w:hint="eastAsia"/>
         </w:rPr>
+        <w:lastRenderedPageBreak/>
         <w:t>支持</w:t>
       </w:r>
       <w:r>
@@ -15916,7 +15947,6 @@
         <w:rPr>
           <w:rFonts w:ascii="Times New Roman" w:eastAsia="宋体" w:hAnsi="Times New Roman" w:cs="Times New Roman" w:hint="eastAsia"/>
         </w:rPr>
-        <w:lastRenderedPageBreak/>
         <w:t>中立驻军建筑在红血时才会显示破损图像</w:t>
       </w:r>
     </w:p>
@@ -16893,13 +16923,13 @@
         <w:rPr>
           <w:rFonts w:ascii="Times New Roman" w:eastAsia="宋体" w:hAnsi="Times New Roman" w:cs="Times New Roman" w:hint="eastAsia"/>
         </w:rPr>
+        <w:lastRenderedPageBreak/>
         <w:t>支持使用独立的进程存储游戏图像，以节约内存占用，详见</w:t>
       </w:r>
       <w:r>
         <w:rPr>
           <w:rFonts w:ascii="Times New Roman" w:eastAsia="宋体" w:hAnsi="Times New Roman" w:cs="Times New Roman" w:hint="eastAsia"/>
         </w:rPr>
-        <w:lastRenderedPageBreak/>
         <w:t>LoadImageDataFromServer</w:t>
       </w:r>
     </w:p>
@@ -17895,6 +17925,7 @@
         <w:rPr>
           <w:rFonts w:ascii="Times New Roman" w:eastAsia="宋体" w:hAnsi="Times New Roman" w:cs="Times New Roman" w:hint="eastAsia"/>
         </w:rPr>
+        <w:lastRenderedPageBreak/>
         <w:t>thumbnails</w:t>
       </w:r>
       <w:r>
@@ -17913,14 +17944,7 @@
         <w:rPr>
           <w:rFonts w:ascii="Times New Roman" w:eastAsia="宋体" w:hAnsi="Times New Roman" w:cs="Times New Roman" w:hint="eastAsia"/>
         </w:rPr>
-        <w:t>。注：心灵</w:t>
-      </w:r>
-      <w:r>
-        <w:rPr>
-          <w:rFonts w:ascii="Times New Roman" w:eastAsia="宋体" w:hAnsi="Times New Roman" w:cs="Times New Roman" w:hint="eastAsia"/>
-        </w:rPr>
-        <w:lastRenderedPageBreak/>
-        <w:t>终结</w:t>
+        <w:t>。注：心灵终结</w:t>
       </w:r>
       <w:r>
         <w:rPr>
@@ -18923,6 +18947,7 @@
         <w:rPr>
           <w:rFonts w:ascii="Times New Roman" w:eastAsia="宋体" w:hAnsi="Times New Roman" w:cs="Times New Roman" w:hint="eastAsia"/>
         </w:rPr>
+        <w:lastRenderedPageBreak/>
         <w:t>修复下拉菜单自动搜索部分情况下异常被禁用的</w:t>
       </w:r>
       <w:r>
@@ -18947,7 +18972,6 @@
         <w:rPr>
           <w:rFonts w:ascii="Times New Roman" w:eastAsia="宋体" w:hAnsi="Times New Roman" w:cs="Times New Roman" w:hint="eastAsia"/>
         </w:rPr>
-        <w:lastRenderedPageBreak/>
         <w:t>修复重新加载</w:t>
       </w:r>
       <w:r>
@@ -19890,6 +19914,7 @@
         <w:rPr>
           <w:rFonts w:ascii="Times New Roman" w:eastAsia="宋体" w:hAnsi="Times New Roman" w:cs="Times New Roman" w:hint="eastAsia"/>
         </w:rPr>
+        <w:lastRenderedPageBreak/>
         <w:t>修复了触发、小队等名称中数字部分超过</w:t>
       </w:r>
       <w:r>
@@ -19926,7 +19951,6 @@
         <w:rPr>
           <w:rFonts w:ascii="Times New Roman" w:eastAsia="宋体" w:hAnsi="Times New Roman" w:cs="Times New Roman" w:hint="eastAsia"/>
         </w:rPr>
-        <w:lastRenderedPageBreak/>
         <w:t>修复了触发、小队等名称中最后的数字超过</w:t>
       </w:r>
       <w:r>
@@ -20859,6 +20883,7 @@
         <w:rPr>
           <w:rFonts w:ascii="Times New Roman" w:eastAsia="宋体" w:hAnsi="Times New Roman" w:cs="Times New Roman" w:hint="eastAsia"/>
         </w:rPr>
+        <w:lastRenderedPageBreak/>
         <w:t>优化了</w:t>
       </w:r>
       <w:r>
@@ -20883,7 +20908,6 @@
         <w:rPr>
           <w:rFonts w:ascii="Times New Roman" w:eastAsia="宋体" w:hAnsi="Times New Roman" w:cs="Times New Roman" w:hint="eastAsia"/>
         </w:rPr>
-        <w:lastRenderedPageBreak/>
         <w:t>新增</w:t>
       </w:r>
       <w:r>
@@ -21920,7 +21944,14 @@
         <w:rPr>
           <w:rFonts w:ascii="Times New Roman" w:eastAsia="宋体" w:hAnsi="Times New Roman" w:cs="Times New Roman" w:hint="eastAsia"/>
         </w:rPr>
-        <w:t>禁用搜索功能以提升性能</w:t>
+        <w:t>禁用搜索</w:t>
+      </w:r>
+      <w:r>
+        <w:rPr>
+          <w:rFonts w:ascii="Times New Roman" w:eastAsia="宋体" w:hAnsi="Times New Roman" w:cs="Times New Roman" w:hint="eastAsia"/>
+        </w:rPr>
+        <w:lastRenderedPageBreak/>
+        <w:t>功能以提升性能</w:t>
       </w:r>
     </w:p>
     <w:p>
@@ -21938,7 +21969,6 @@
         <w:rPr>
           <w:rFonts w:ascii="Times New Roman" w:eastAsia="宋体" w:hAnsi="Times New Roman" w:cs="Times New Roman" w:hint="eastAsia"/>
         </w:rPr>
-        <w:lastRenderedPageBreak/>
         <w:t>基于地图</w:t>
       </w:r>
       <w:r>
@@ -23059,6 +23089,7 @@
           <w:sz w:val="28"/>
           <w:szCs w:val="32"/>
         </w:rPr>
+        <w:lastRenderedPageBreak/>
         <w:t>FA2SP HDM Edition</w:t>
       </w:r>
       <w:r>
@@ -23095,8 +23126,518 @@
           <w:sz w:val="28"/>
           <w:szCs w:val="32"/>
         </w:rPr>
+        <w:t>新增功能</w:t>
+      </w:r>
+    </w:p>
+    <w:p>
+      <w:pPr>
+        <w:ind w:firstLineChars="200" w:firstLine="440"/>
+        <w:rPr>
+          <w:rFonts w:ascii="Times New Roman" w:eastAsia="宋体" w:hAnsi="Times New Roman" w:cs="Times New Roman"/>
+        </w:rPr>
+      </w:pPr>
+      <w:r>
+        <w:rPr>
+          <w:rFonts w:ascii="Times New Roman" w:eastAsia="宋体" w:hAnsi="Times New Roman" w:cs="Times New Roman" w:hint="eastAsia"/>
+        </w:rPr>
+        <w:t>随机摆放对象：支持步兵、车辆、飞行器、建筑、污染、</w:t>
+      </w:r>
+      <w:r>
+        <w:rPr>
+          <w:rFonts w:ascii="Times New Roman" w:eastAsia="宋体" w:hAnsi="Times New Roman" w:cs="Times New Roman" w:hint="eastAsia"/>
+        </w:rPr>
+        <w:t>覆盖物</w:t>
+      </w:r>
+      <w:r>
+        <w:rPr>
+          <w:rFonts w:ascii="Times New Roman" w:eastAsia="宋体" w:hAnsi="Times New Roman" w:cs="Times New Roman" w:hint="eastAsia"/>
+        </w:rPr>
+        <w:t>的随机摆放，预设存储在</w:t>
+      </w:r>
+      <w:r>
+        <w:rPr>
+          <w:rFonts w:ascii="Times New Roman" w:eastAsia="宋体" w:hAnsi="Times New Roman" w:cs="Times New Roman" w:hint="eastAsia"/>
+        </w:rPr>
+        <w:t>FAData.ini</w:t>
+      </w:r>
+      <w:r>
+        <w:rPr>
+          <w:rFonts w:ascii="Times New Roman" w:eastAsia="宋体" w:hAnsi="Times New Roman" w:cs="Times New Roman" w:hint="eastAsia"/>
+        </w:rPr>
+        <w:t>中</w:t>
+      </w:r>
+    </w:p>
+    <w:p>
+      <w:pPr>
+        <w:ind w:firstLineChars="200" w:firstLine="440"/>
+        <w:rPr>
+          <w:rFonts w:ascii="Times New Roman" w:eastAsia="宋体" w:hAnsi="Times New Roman" w:cs="Times New Roman"/>
+        </w:rPr>
+      </w:pPr>
+      <w:r>
+        <w:rPr>
+          <w:rFonts w:ascii="Times New Roman" w:eastAsia="宋体" w:hAnsi="Times New Roman" w:cs="Times New Roman" w:hint="eastAsia"/>
+        </w:rPr>
+        <w:t>基地节点顺序显示与调整：在基地节点上方会显示它的建造顺序，同时在物品浏览器中提供了上移节点与下移节点功能</w:t>
+      </w:r>
+    </w:p>
+    <w:p>
+      <w:pPr>
+        <w:ind w:firstLineChars="200" w:firstLine="440"/>
+        <w:rPr>
+          <w:rFonts w:ascii="Times New Roman" w:eastAsia="宋体" w:hAnsi="Times New Roman" w:cs="Times New Roman"/>
+        </w:rPr>
+      </w:pPr>
+      <w:r>
+        <w:rPr>
+          <w:rFonts w:ascii="Times New Roman" w:eastAsia="宋体" w:hAnsi="Times New Roman" w:cs="Times New Roman" w:hint="eastAsia"/>
+        </w:rPr>
+        <w:t>属性查看：位于物品浏览器中，可以实时显示鼠标所指对象的各类属性</w:t>
+      </w:r>
+      <w:r>
+        <w:rPr>
+          <w:rFonts w:ascii="Times New Roman" w:eastAsia="宋体" w:hAnsi="Times New Roman" w:cs="Times New Roman" w:hint="eastAsia"/>
+        </w:rPr>
+        <w:t>，如单位属性、路径点关联的触发或小队、武器射程、地表类型等</w:t>
+      </w:r>
+    </w:p>
+    <w:p>
+      <w:pPr>
+        <w:ind w:firstLineChars="200" w:firstLine="440"/>
+        <w:rPr>
+          <w:rFonts w:ascii="Times New Roman" w:eastAsia="宋体" w:hAnsi="Times New Roman" w:cs="Times New Roman"/>
+        </w:rPr>
+      </w:pPr>
+      <w:r>
+        <w:rPr>
+          <w:rFonts w:ascii="Times New Roman" w:eastAsia="宋体" w:hAnsi="Times New Roman" w:cs="Times New Roman" w:hint="eastAsia"/>
+        </w:rPr>
+        <w:t>绘制连接地形：位于物品浏览器中，可以以地形块为单位，根据鼠标相对位置，自动绘制如悬崖、海岸、小路等连接地形。相较于</w:t>
+      </w:r>
+      <w:r>
+        <w:rPr>
+          <w:rFonts w:ascii="Times New Roman" w:eastAsia="宋体" w:hAnsi="Times New Roman" w:cs="Times New Roman" w:hint="eastAsia"/>
+        </w:rPr>
+        <w:t>WAE</w:t>
+      </w:r>
+      <w:r>
+        <w:rPr>
+          <w:rFonts w:ascii="Times New Roman" w:eastAsia="宋体" w:hAnsi="Times New Roman" w:cs="Times New Roman" w:hint="eastAsia"/>
+        </w:rPr>
+        <w:t>的同类功能，提供了更加精细的控制权</w:t>
+      </w:r>
+    </w:p>
+    <w:p>
+      <w:pPr>
+        <w:ind w:firstLineChars="200" w:firstLine="440"/>
+        <w:rPr>
+          <w:rFonts w:ascii="Times New Roman" w:eastAsia="宋体" w:hAnsi="Times New Roman" w:cs="Times New Roman"/>
+        </w:rPr>
+      </w:pPr>
+      <w:r>
+        <w:rPr>
+          <w:rFonts w:ascii="Times New Roman" w:eastAsia="宋体" w:hAnsi="Times New Roman" w:cs="Times New Roman" w:hint="eastAsia"/>
+        </w:rPr>
+        <w:t>重载地图：支持快捷重新打开当前地图，快捷键为</w:t>
+      </w:r>
+      <w:r>
+        <w:rPr>
+          <w:rFonts w:ascii="Times New Roman" w:eastAsia="宋体" w:hAnsi="Times New Roman" w:cs="Times New Roman" w:hint="eastAsia"/>
+        </w:rPr>
+        <w:t>Ctrl+Shift+O</w:t>
+      </w:r>
+    </w:p>
+    <w:p>
+      <w:pPr>
+        <w:ind w:firstLineChars="200" w:firstLine="440"/>
+        <w:rPr>
+          <w:rFonts w:ascii="Times New Roman" w:eastAsia="宋体" w:hAnsi="Times New Roman" w:cs="Times New Roman"/>
+        </w:rPr>
+      </w:pPr>
+      <w:r>
+        <w:rPr>
+          <w:rFonts w:ascii="Times New Roman" w:eastAsia="宋体" w:hAnsi="Times New Roman" w:cs="Times New Roman" w:hint="eastAsia"/>
+        </w:rPr>
+        <w:t>重新加载游戏目录：当检测到打开的地图文件位于另一个尤复游戏文件夹下时，会提示是否重新加载对应目录的游戏资源</w:t>
+      </w:r>
+    </w:p>
+    <w:p>
+      <w:pPr>
+        <w:ind w:firstLineChars="200" w:firstLine="440"/>
+        <w:rPr>
+          <w:rFonts w:ascii="Times New Roman" w:eastAsia="宋体" w:hAnsi="Times New Roman" w:cs="Times New Roman"/>
+        </w:rPr>
+      </w:pPr>
+      <w:r>
+        <w:rPr>
+          <w:rFonts w:ascii="Times New Roman" w:eastAsia="宋体" w:hAnsi="Times New Roman" w:cs="Times New Roman" w:hint="eastAsia"/>
+        </w:rPr>
+        <w:t>CSF</w:t>
+      </w:r>
+      <w:r>
+        <w:rPr>
+          <w:rFonts w:ascii="Times New Roman" w:eastAsia="宋体" w:hAnsi="Times New Roman" w:cs="Times New Roman" w:hint="eastAsia"/>
+        </w:rPr>
+        <w:t>浏览器：可以浏览、搜索当前加载的全部</w:t>
+      </w:r>
+      <w:r>
+        <w:rPr>
+          <w:rFonts w:ascii="Times New Roman" w:eastAsia="宋体" w:hAnsi="Times New Roman" w:cs="Times New Roman" w:hint="eastAsia"/>
+        </w:rPr>
+        <w:t>CSF</w:t>
+      </w:r>
+      <w:r>
+        <w:rPr>
+          <w:rFonts w:ascii="Times New Roman" w:eastAsia="宋体" w:hAnsi="Times New Roman" w:cs="Times New Roman" w:hint="eastAsia"/>
+        </w:rPr>
+        <w:t>文本，也可以立即重新加载</w:t>
+      </w:r>
+      <w:r>
+        <w:rPr>
+          <w:rFonts w:ascii="Times New Roman" w:eastAsia="宋体" w:hAnsi="Times New Roman" w:cs="Times New Roman" w:hint="eastAsia"/>
+        </w:rPr>
+        <w:t>CSF</w:t>
+      </w:r>
+      <w:r>
+        <w:rPr>
+          <w:rFonts w:ascii="Times New Roman" w:eastAsia="宋体" w:hAnsi="Times New Roman" w:cs="Times New Roman" w:hint="eastAsia"/>
+        </w:rPr>
+        <w:t>文件，还可以快捷为触发事件的对应参数选择文本标签</w:t>
+      </w:r>
+    </w:p>
+    <w:p>
+      <w:pPr>
+        <w:ind w:firstLineChars="200" w:firstLine="440"/>
+        <w:rPr>
+          <w:rFonts w:ascii="Times New Roman" w:eastAsia="宋体" w:hAnsi="Times New Roman" w:cs="Times New Roman"/>
+        </w:rPr>
+      </w:pPr>
+      <w:r>
+        <w:rPr>
+          <w:rFonts w:ascii="Times New Roman" w:eastAsia="宋体" w:hAnsi="Times New Roman" w:cs="Times New Roman" w:hint="eastAsia"/>
+        </w:rPr>
+        <w:t>LLF</w:t>
+      </w:r>
+      <w:r>
+        <w:rPr>
+          <w:rFonts w:ascii="Times New Roman" w:eastAsia="宋体" w:hAnsi="Times New Roman" w:cs="Times New Roman" w:hint="eastAsia"/>
+        </w:rPr>
+        <w:t>与</w:t>
+      </w:r>
+      <w:r>
+        <w:rPr>
+          <w:rFonts w:ascii="Times New Roman" w:eastAsia="宋体" w:hAnsi="Times New Roman" w:cs="Times New Roman" w:hint="eastAsia"/>
+        </w:rPr>
+        <w:t>ECS</w:t>
+      </w:r>
+      <w:r>
+        <w:rPr>
+          <w:rFonts w:ascii="Times New Roman" w:eastAsia="宋体" w:hAnsi="Times New Roman" w:cs="Times New Roman" w:hint="eastAsia"/>
+        </w:rPr>
+        <w:t>格式：支持</w:t>
+      </w:r>
+      <w:r>
+        <w:rPr>
+          <w:rFonts w:ascii="Times New Roman" w:eastAsia="宋体" w:hAnsi="Times New Roman" w:cs="Times New Roman" w:hint="eastAsia"/>
+        </w:rPr>
+        <w:t>LLF</w:t>
+      </w:r>
+      <w:r>
+        <w:rPr>
+          <w:rFonts w:ascii="Times New Roman" w:eastAsia="宋体" w:hAnsi="Times New Roman" w:cs="Times New Roman" w:hint="eastAsia"/>
+        </w:rPr>
+        <w:t>与</w:t>
+      </w:r>
+      <w:r>
+        <w:rPr>
+          <w:rFonts w:ascii="Times New Roman" w:eastAsia="宋体" w:hAnsi="Times New Roman" w:cs="Times New Roman" w:hint="eastAsia"/>
+        </w:rPr>
+        <w:t>ECS</w:t>
+      </w:r>
+      <w:r>
+        <w:rPr>
+          <w:rFonts w:ascii="Times New Roman" w:eastAsia="宋体" w:hAnsi="Times New Roman" w:cs="Times New Roman" w:hint="eastAsia"/>
+        </w:rPr>
+        <w:t>格式的</w:t>
+      </w:r>
+      <w:r>
+        <w:rPr>
+          <w:rFonts w:ascii="Times New Roman" w:eastAsia="宋体" w:hAnsi="Times New Roman" w:cs="Times New Roman" w:hint="eastAsia"/>
+        </w:rPr>
+        <w:t>字符串表</w:t>
+      </w:r>
+      <w:r>
+        <w:rPr>
+          <w:rFonts w:ascii="Times New Roman" w:eastAsia="宋体" w:hAnsi="Times New Roman" w:cs="Times New Roman" w:hint="eastAsia"/>
+        </w:rPr>
+        <w:t>（</w:t>
+      </w:r>
+      <w:r>
+        <w:rPr>
+          <w:rFonts w:ascii="Times New Roman" w:eastAsia="宋体" w:hAnsi="Times New Roman" w:cs="Times New Roman" w:hint="eastAsia"/>
+        </w:rPr>
+        <w:t>Stringtable</w:t>
+      </w:r>
+      <w:r>
+        <w:rPr>
+          <w:rFonts w:ascii="Times New Roman" w:eastAsia="宋体" w:hAnsi="Times New Roman" w:cs="Times New Roman" w:hint="eastAsia"/>
+        </w:rPr>
+        <w:t>）文件读取</w:t>
+      </w:r>
+    </w:p>
+    <w:p>
+      <w:pPr>
+        <w:ind w:firstLineChars="200" w:firstLine="440"/>
+        <w:rPr>
+          <w:rFonts w:ascii="Times New Roman" w:eastAsia="宋体" w:hAnsi="Times New Roman" w:cs="Times New Roman"/>
+        </w:rPr>
+      </w:pPr>
+      <w:r>
+        <w:rPr>
+          <w:rFonts w:ascii="Times New Roman" w:eastAsia="宋体" w:hAnsi="Times New Roman" w:cs="Times New Roman" w:hint="eastAsia"/>
+        </w:rPr>
+        <w:t>下拉菜单内搜索：触发、作战小队、特遣部队、动作脚本、</w:t>
+      </w:r>
+      <w:r>
+        <w:rPr>
+          <w:rFonts w:ascii="Times New Roman" w:eastAsia="宋体" w:hAnsi="Times New Roman" w:cs="Times New Roman" w:hint="eastAsia"/>
+        </w:rPr>
+        <w:t>AI</w:t>
+      </w:r>
+      <w:r>
+        <w:rPr>
+          <w:rFonts w:ascii="Times New Roman" w:eastAsia="宋体" w:hAnsi="Times New Roman" w:cs="Times New Roman" w:hint="eastAsia"/>
+        </w:rPr>
+        <w:t>编辑器的下拉菜单均支持直接输入文本，搜索对应标签</w:t>
+      </w:r>
+      <w:r>
+        <w:rPr>
+          <w:rFonts w:ascii="Times New Roman" w:eastAsia="宋体" w:hAnsi="Times New Roman" w:cs="Times New Roman" w:hint="eastAsia"/>
+        </w:rPr>
+        <w:t>支持使用通配符</w:t>
+      </w:r>
+      <w:r>
+        <w:rPr>
+          <w:rFonts w:ascii="Times New Roman" w:eastAsia="宋体" w:hAnsi="Times New Roman" w:cs="Times New Roman" w:hint="eastAsia"/>
+        </w:rPr>
+        <w:t>*</w:t>
+      </w:r>
+      <w:r>
+        <w:rPr>
+          <w:rFonts w:ascii="Times New Roman" w:eastAsia="宋体" w:hAnsi="Times New Roman" w:cs="Times New Roman" w:hint="eastAsia"/>
+        </w:rPr>
+        <w:t>与</w:t>
+      </w:r>
+      <w:r>
+        <w:rPr>
+          <w:rFonts w:ascii="Times New Roman" w:eastAsia="宋体" w:hAnsi="Times New Roman" w:cs="Times New Roman" w:hint="eastAsia"/>
+        </w:rPr>
+        <w:t>|</w:t>
+      </w:r>
+    </w:p>
+    <w:p>
+      <w:pPr>
+        <w:ind w:firstLineChars="200" w:firstLine="440"/>
+        <w:rPr>
+          <w:rFonts w:ascii="Times New Roman" w:eastAsia="宋体" w:hAnsi="Times New Roman" w:cs="Times New Roman"/>
+        </w:rPr>
+      </w:pPr>
+      <w:r>
+        <w:rPr>
+          <w:rFonts w:ascii="Times New Roman" w:eastAsia="宋体" w:hAnsi="Times New Roman" w:cs="Times New Roman" w:hint="eastAsia"/>
+        </w:rPr>
+        <w:t>查找引用：触发、作战小队、特遣部队、动作脚本编辑器新增“查找引用”按键，可以查找引用了当前对象的对象</w:t>
+      </w:r>
+    </w:p>
+    <w:p>
+      <w:pPr>
+        <w:ind w:firstLineChars="200" w:firstLine="440"/>
+        <w:rPr>
+          <w:rFonts w:ascii="Times New Roman" w:eastAsia="宋体" w:hAnsi="Times New Roman" w:cs="Times New Roman"/>
+        </w:rPr>
+      </w:pPr>
+      <w:r>
+        <w:rPr>
+          <w:rFonts w:ascii="Times New Roman" w:eastAsia="宋体" w:hAnsi="Times New Roman" w:cs="Times New Roman" w:hint="eastAsia"/>
+        </w:rPr>
+        <w:t>自动计算</w:t>
+      </w:r>
+      <w:r>
+        <w:rPr>
+          <w:rFonts w:ascii="Times New Roman" w:eastAsia="宋体" w:hAnsi="Times New Roman" w:cs="Times New Roman" w:hint="eastAsia"/>
+        </w:rPr>
+        <w:t>LAT</w:t>
+      </w:r>
+      <w:r>
+        <w:rPr>
+          <w:rFonts w:ascii="Times New Roman" w:eastAsia="宋体" w:hAnsi="Times New Roman" w:cs="Times New Roman" w:hint="eastAsia"/>
+        </w:rPr>
+        <w:t>：位于</w:t>
+      </w:r>
+      <w:r>
+        <w:rPr>
+          <w:rFonts w:ascii="Times New Roman" w:eastAsia="宋体" w:hAnsi="Times New Roman" w:cs="Times New Roman" w:hint="eastAsia"/>
+        </w:rPr>
+        <w:t>菜单栏</w:t>
+      </w:r>
+      <w:r>
+        <w:rPr>
+          <w:rFonts w:ascii="Times New Roman" w:eastAsia="宋体" w:hAnsi="Times New Roman" w:cs="Times New Roman" w:hint="eastAsia"/>
+        </w:rPr>
+        <w:t>-</w:t>
+      </w:r>
+      <w:r>
+        <w:rPr>
+          <w:rFonts w:ascii="Times New Roman" w:eastAsia="宋体" w:hAnsi="Times New Roman" w:cs="Times New Roman" w:hint="eastAsia"/>
+        </w:rPr>
+        <w:t>地图工具中，会按照游戏引擎逻辑重绘全图的</w:t>
+      </w:r>
+      <w:r>
+        <w:rPr>
+          <w:rFonts w:ascii="Times New Roman" w:eastAsia="宋体" w:hAnsi="Times New Roman" w:cs="Times New Roman" w:hint="eastAsia"/>
+        </w:rPr>
+        <w:t>LAT</w:t>
+      </w:r>
+    </w:p>
+    <w:p>
+      <w:pPr>
+        <w:ind w:firstLineChars="200" w:firstLine="440"/>
+        <w:rPr>
+          <w:rFonts w:ascii="Times New Roman" w:eastAsia="宋体" w:hAnsi="Times New Roman" w:cs="Times New Roman"/>
+        </w:rPr>
+      </w:pPr>
+      <w:r>
+        <w:rPr>
+          <w:rFonts w:ascii="Times New Roman" w:eastAsia="宋体" w:hAnsi="Times New Roman" w:cs="Times New Roman" w:hint="eastAsia"/>
+        </w:rPr>
+        <w:t>重绘水面：位于</w:t>
+      </w:r>
+      <w:r>
+        <w:rPr>
+          <w:rFonts w:ascii="Times New Roman" w:eastAsia="宋体" w:hAnsi="Times New Roman" w:cs="Times New Roman" w:hint="eastAsia"/>
+        </w:rPr>
+        <w:t>菜单栏</w:t>
+      </w:r>
+      <w:r>
+        <w:rPr>
+          <w:rFonts w:ascii="Times New Roman" w:eastAsia="宋体" w:hAnsi="Times New Roman" w:cs="Times New Roman" w:hint="eastAsia"/>
+        </w:rPr>
+        <w:t>-</w:t>
+      </w:r>
+      <w:r>
+        <w:rPr>
+          <w:rFonts w:ascii="Times New Roman" w:eastAsia="宋体" w:hAnsi="Times New Roman" w:cs="Times New Roman" w:hint="eastAsia"/>
+        </w:rPr>
+        <w:t>地图工具中，会重新生成全图水面，消除不完整的水面</w:t>
+      </w:r>
+    </w:p>
+    <w:p>
+      <w:pPr>
+        <w:ind w:firstLineChars="200" w:firstLine="440"/>
+        <w:rPr>
+          <w:rFonts w:ascii="Times New Roman" w:eastAsia="宋体" w:hAnsi="Times New Roman" w:cs="Times New Roman"/>
+        </w:rPr>
+      </w:pPr>
+      <w:r>
+        <w:rPr>
+          <w:rFonts w:ascii="Times New Roman" w:eastAsia="宋体" w:hAnsi="Times New Roman" w:cs="Times New Roman" w:hint="eastAsia"/>
+        </w:rPr>
+        <w:t>军衔显示：可以显示地图上单位的经验等级</w:t>
+      </w:r>
+    </w:p>
+    <w:p>
+      <w:pPr>
+        <w:ind w:firstLineChars="200" w:firstLine="440"/>
+        <w:rPr>
+          <w:rFonts w:ascii="Times New Roman" w:eastAsia="宋体" w:hAnsi="Times New Roman" w:cs="Times New Roman"/>
+        </w:rPr>
+      </w:pPr>
+      <w:r>
+        <w:rPr>
+          <w:rFonts w:ascii="Times New Roman" w:eastAsia="宋体" w:hAnsi="Times New Roman" w:cs="Times New Roman" w:hint="eastAsia"/>
+        </w:rPr>
+        <w:t>不可通行单元显示：位于菜单栏</w:t>
+      </w:r>
+      <w:r>
+        <w:rPr>
+          <w:rFonts w:ascii="Times New Roman" w:eastAsia="宋体" w:hAnsi="Times New Roman" w:cs="Times New Roman" w:hint="eastAsia"/>
+        </w:rPr>
+        <w:t>-</w:t>
+      </w:r>
+      <w:r>
+        <w:rPr>
+          <w:rFonts w:ascii="Times New Roman" w:eastAsia="宋体" w:hAnsi="Times New Roman" w:cs="Times New Roman" w:hint="eastAsia"/>
+        </w:rPr>
+        <w:t>图层中，可以显示所有单位都无法到达的单元格</w:t>
+      </w:r>
+    </w:p>
+    <w:p>
+      <w:pPr>
+        <w:ind w:firstLineChars="200" w:firstLine="440"/>
+        <w:rPr>
+          <w:rFonts w:ascii="Times New Roman" w:eastAsia="宋体" w:hAnsi="Times New Roman" w:cs="Times New Roman"/>
+        </w:rPr>
+      </w:pPr>
+      <w:r>
+        <w:rPr>
+          <w:rFonts w:ascii="Times New Roman" w:eastAsia="宋体" w:hAnsi="Times New Roman" w:cs="Times New Roman" w:hint="eastAsia"/>
+        </w:rPr>
+        <w:t>建筑、步兵、车辆、飞行器、基地节点、单元标记筛选：位于菜单栏</w:t>
+      </w:r>
+      <w:r>
+        <w:rPr>
+          <w:rFonts w:ascii="Times New Roman" w:eastAsia="宋体" w:hAnsi="Times New Roman" w:cs="Times New Roman" w:hint="eastAsia"/>
+        </w:rPr>
+        <w:t>-</w:t>
+      </w:r>
+      <w:r>
+        <w:rPr>
+          <w:rFonts w:ascii="Times New Roman" w:eastAsia="宋体" w:hAnsi="Times New Roman" w:cs="Times New Roman" w:hint="eastAsia"/>
+        </w:rPr>
+        <w:t>图层中，可以设置多种条件，仅显示符合条件的对象</w:t>
+      </w:r>
+    </w:p>
+    <w:p>
+      <w:pPr>
+        <w:ind w:firstLineChars="200" w:firstLine="440"/>
+        <w:rPr>
+          <w:rFonts w:ascii="Times New Roman" w:eastAsia="宋体" w:hAnsi="Times New Roman" w:cs="Times New Roman"/>
+        </w:rPr>
+      </w:pPr>
+      <w:r>
+        <w:rPr>
+          <w:rFonts w:ascii="Times New Roman" w:eastAsia="宋体" w:hAnsi="Times New Roman" w:cs="Times New Roman" w:hint="eastAsia"/>
+        </w:rPr>
+        <w:t>标签列表：位于地形浏览器的菜单栏中，支持查阅触发与关联对象</w:t>
+      </w:r>
+    </w:p>
+    <w:p>
+      <w:pPr>
+        <w:ind w:firstLineChars="200" w:firstLine="440"/>
+        <w:rPr>
+          <w:rFonts w:ascii="Times New Roman" w:eastAsia="宋体" w:hAnsi="Times New Roman" w:cs="Times New Roman"/>
+        </w:rPr>
+      </w:pPr>
+      <w:r>
+        <w:rPr>
+          <w:rFonts w:ascii="Times New Roman" w:eastAsia="宋体" w:hAnsi="Times New Roman" w:cs="Times New Roman" w:hint="eastAsia"/>
+        </w:rPr>
+        <w:t>小队列表：位于地形浏览器的菜单栏中</w:t>
+      </w:r>
+    </w:p>
+    <w:p>
+      <w:pPr>
+        <w:ind w:firstLineChars="200" w:firstLine="440"/>
+        <w:rPr>
+          <w:rFonts w:ascii="Times New Roman" w:eastAsia="宋体" w:hAnsi="Times New Roman" w:cs="Times New Roman"/>
+        </w:rPr>
+      </w:pPr>
+      <w:r>
+        <w:rPr>
+          <w:rFonts w:ascii="Times New Roman" w:eastAsia="宋体" w:hAnsi="Times New Roman" w:cs="Times New Roman" w:hint="eastAsia"/>
+        </w:rPr>
         <w:lastRenderedPageBreak/>
-        <w:t>新增功能</w:t>
+        <w:t>特遣列表：位于地形浏览器的菜单栏中</w:t>
       </w:r>
     </w:p>
     <w:p>
@@ -23110,517 +23651,6 @@
         <w:rPr>
           <w:rFonts w:ascii="Times New Roman" w:eastAsia="宋体" w:hAnsi="Times New Roman" w:cs="Times New Roman" w:hint="eastAsia"/>
         </w:rPr>
-        <w:t>随机摆放对象：支持步兵、车辆、飞行器、建筑、污染、</w:t>
-      </w:r>
-      <w:r>
-        <w:rPr>
-          <w:rFonts w:ascii="Times New Roman" w:eastAsia="宋体" w:hAnsi="Times New Roman" w:cs="Times New Roman" w:hint="eastAsia"/>
-        </w:rPr>
-        <w:t>覆盖物</w:t>
-      </w:r>
-      <w:r>
-        <w:rPr>
-          <w:rFonts w:ascii="Times New Roman" w:eastAsia="宋体" w:hAnsi="Times New Roman" w:cs="Times New Roman" w:hint="eastAsia"/>
-        </w:rPr>
-        <w:t>的随机摆放，预设存储在</w:t>
-      </w:r>
-      <w:r>
-        <w:rPr>
-          <w:rFonts w:ascii="Times New Roman" w:eastAsia="宋体" w:hAnsi="Times New Roman" w:cs="Times New Roman" w:hint="eastAsia"/>
-        </w:rPr>
-        <w:t>FAData.ini</w:t>
-      </w:r>
-      <w:r>
-        <w:rPr>
-          <w:rFonts w:ascii="Times New Roman" w:eastAsia="宋体" w:hAnsi="Times New Roman" w:cs="Times New Roman" w:hint="eastAsia"/>
-        </w:rPr>
-        <w:t>中</w:t>
-      </w:r>
-    </w:p>
-    <w:p>
-      <w:pPr>
-        <w:ind w:firstLineChars="200" w:firstLine="440"/>
-        <w:rPr>
-          <w:rFonts w:ascii="Times New Roman" w:eastAsia="宋体" w:hAnsi="Times New Roman" w:cs="Times New Roman"/>
-        </w:rPr>
-      </w:pPr>
-      <w:r>
-        <w:rPr>
-          <w:rFonts w:ascii="Times New Roman" w:eastAsia="宋体" w:hAnsi="Times New Roman" w:cs="Times New Roman" w:hint="eastAsia"/>
-        </w:rPr>
-        <w:t>基地节点顺序显示与调整：在基地节点上方会显示它的建造顺序，同时在物品浏览器中提供了上移节点与下移节点功能</w:t>
-      </w:r>
-    </w:p>
-    <w:p>
-      <w:pPr>
-        <w:ind w:firstLineChars="200" w:firstLine="440"/>
-        <w:rPr>
-          <w:rFonts w:ascii="Times New Roman" w:eastAsia="宋体" w:hAnsi="Times New Roman" w:cs="Times New Roman"/>
-        </w:rPr>
-      </w:pPr>
-      <w:r>
-        <w:rPr>
-          <w:rFonts w:ascii="Times New Roman" w:eastAsia="宋体" w:hAnsi="Times New Roman" w:cs="Times New Roman" w:hint="eastAsia"/>
-        </w:rPr>
-        <w:t>属性查看：位于物品浏览器中，可以实时显示鼠标所指对象的各类属性</w:t>
-      </w:r>
-      <w:r>
-        <w:rPr>
-          <w:rFonts w:ascii="Times New Roman" w:eastAsia="宋体" w:hAnsi="Times New Roman" w:cs="Times New Roman" w:hint="eastAsia"/>
-        </w:rPr>
-        <w:t>，如单位属性、路径点关联的触发或小队、武器射程、地表类型等</w:t>
-      </w:r>
-    </w:p>
-    <w:p>
-      <w:pPr>
-        <w:ind w:firstLineChars="200" w:firstLine="440"/>
-        <w:rPr>
-          <w:rFonts w:ascii="Times New Roman" w:eastAsia="宋体" w:hAnsi="Times New Roman" w:cs="Times New Roman"/>
-        </w:rPr>
-      </w:pPr>
-      <w:r>
-        <w:rPr>
-          <w:rFonts w:ascii="Times New Roman" w:eastAsia="宋体" w:hAnsi="Times New Roman" w:cs="Times New Roman" w:hint="eastAsia"/>
-        </w:rPr>
-        <w:t>绘制连接地形：位于物品浏览器中，可以以地形块为单位，根据鼠标相对位置，自动绘制如悬崖、海岸、小路等连接地形。相较于</w:t>
-      </w:r>
-      <w:r>
-        <w:rPr>
-          <w:rFonts w:ascii="Times New Roman" w:eastAsia="宋体" w:hAnsi="Times New Roman" w:cs="Times New Roman" w:hint="eastAsia"/>
-        </w:rPr>
-        <w:t>WAE</w:t>
-      </w:r>
-      <w:r>
-        <w:rPr>
-          <w:rFonts w:ascii="Times New Roman" w:eastAsia="宋体" w:hAnsi="Times New Roman" w:cs="Times New Roman" w:hint="eastAsia"/>
-        </w:rPr>
-        <w:t>的同类功能，提供了更加精细的控制权</w:t>
-      </w:r>
-    </w:p>
-    <w:p>
-      <w:pPr>
-        <w:ind w:firstLineChars="200" w:firstLine="440"/>
-        <w:rPr>
-          <w:rFonts w:ascii="Times New Roman" w:eastAsia="宋体" w:hAnsi="Times New Roman" w:cs="Times New Roman"/>
-        </w:rPr>
-      </w:pPr>
-      <w:r>
-        <w:rPr>
-          <w:rFonts w:ascii="Times New Roman" w:eastAsia="宋体" w:hAnsi="Times New Roman" w:cs="Times New Roman" w:hint="eastAsia"/>
-        </w:rPr>
-        <w:t>重载地图：支持快捷重新打开当前地图，快捷键为</w:t>
-      </w:r>
-      <w:r>
-        <w:rPr>
-          <w:rFonts w:ascii="Times New Roman" w:eastAsia="宋体" w:hAnsi="Times New Roman" w:cs="Times New Roman" w:hint="eastAsia"/>
-        </w:rPr>
-        <w:t>Ctrl+Shift+O</w:t>
-      </w:r>
-    </w:p>
-    <w:p>
-      <w:pPr>
-        <w:ind w:firstLineChars="200" w:firstLine="440"/>
-        <w:rPr>
-          <w:rFonts w:ascii="Times New Roman" w:eastAsia="宋体" w:hAnsi="Times New Roman" w:cs="Times New Roman"/>
-        </w:rPr>
-      </w:pPr>
-      <w:r>
-        <w:rPr>
-          <w:rFonts w:ascii="Times New Roman" w:eastAsia="宋体" w:hAnsi="Times New Roman" w:cs="Times New Roman" w:hint="eastAsia"/>
-        </w:rPr>
-        <w:t>重新加载游戏目录：当检测到打开的地图文件位于另一个尤复游戏文件夹下时，会提示是否重新加载对应目录的游戏资源</w:t>
-      </w:r>
-    </w:p>
-    <w:p>
-      <w:pPr>
-        <w:ind w:firstLineChars="200" w:firstLine="440"/>
-        <w:rPr>
-          <w:rFonts w:ascii="Times New Roman" w:eastAsia="宋体" w:hAnsi="Times New Roman" w:cs="Times New Roman"/>
-        </w:rPr>
-      </w:pPr>
-      <w:r>
-        <w:rPr>
-          <w:rFonts w:ascii="Times New Roman" w:eastAsia="宋体" w:hAnsi="Times New Roman" w:cs="Times New Roman" w:hint="eastAsia"/>
-        </w:rPr>
-        <w:t>CSF</w:t>
-      </w:r>
-      <w:r>
-        <w:rPr>
-          <w:rFonts w:ascii="Times New Roman" w:eastAsia="宋体" w:hAnsi="Times New Roman" w:cs="Times New Roman" w:hint="eastAsia"/>
-        </w:rPr>
-        <w:t>浏览器：可以浏览、搜索当前加载的全部</w:t>
-      </w:r>
-      <w:r>
-        <w:rPr>
-          <w:rFonts w:ascii="Times New Roman" w:eastAsia="宋体" w:hAnsi="Times New Roman" w:cs="Times New Roman" w:hint="eastAsia"/>
-        </w:rPr>
-        <w:t>CSF</w:t>
-      </w:r>
-      <w:r>
-        <w:rPr>
-          <w:rFonts w:ascii="Times New Roman" w:eastAsia="宋体" w:hAnsi="Times New Roman" w:cs="Times New Roman" w:hint="eastAsia"/>
-        </w:rPr>
-        <w:t>文本，也可以立即重新加载</w:t>
-      </w:r>
-      <w:r>
-        <w:rPr>
-          <w:rFonts w:ascii="Times New Roman" w:eastAsia="宋体" w:hAnsi="Times New Roman" w:cs="Times New Roman" w:hint="eastAsia"/>
-        </w:rPr>
-        <w:t>CSF</w:t>
-      </w:r>
-      <w:r>
-        <w:rPr>
-          <w:rFonts w:ascii="Times New Roman" w:eastAsia="宋体" w:hAnsi="Times New Roman" w:cs="Times New Roman" w:hint="eastAsia"/>
-        </w:rPr>
-        <w:t>文件，还可以快捷为触发事件的对应参数选择文本标签</w:t>
-      </w:r>
-    </w:p>
-    <w:p>
-      <w:pPr>
-        <w:ind w:firstLineChars="200" w:firstLine="440"/>
-        <w:rPr>
-          <w:rFonts w:ascii="Times New Roman" w:eastAsia="宋体" w:hAnsi="Times New Roman" w:cs="Times New Roman"/>
-        </w:rPr>
-      </w:pPr>
-      <w:r>
-        <w:rPr>
-          <w:rFonts w:ascii="Times New Roman" w:eastAsia="宋体" w:hAnsi="Times New Roman" w:cs="Times New Roman" w:hint="eastAsia"/>
-        </w:rPr>
-        <w:t>LLF</w:t>
-      </w:r>
-      <w:r>
-        <w:rPr>
-          <w:rFonts w:ascii="Times New Roman" w:eastAsia="宋体" w:hAnsi="Times New Roman" w:cs="Times New Roman" w:hint="eastAsia"/>
-        </w:rPr>
-        <w:t>与</w:t>
-      </w:r>
-      <w:r>
-        <w:rPr>
-          <w:rFonts w:ascii="Times New Roman" w:eastAsia="宋体" w:hAnsi="Times New Roman" w:cs="Times New Roman" w:hint="eastAsia"/>
-        </w:rPr>
-        <w:t>ECS</w:t>
-      </w:r>
-      <w:r>
-        <w:rPr>
-          <w:rFonts w:ascii="Times New Roman" w:eastAsia="宋体" w:hAnsi="Times New Roman" w:cs="Times New Roman" w:hint="eastAsia"/>
-        </w:rPr>
-        <w:t>格式：支持</w:t>
-      </w:r>
-      <w:r>
-        <w:rPr>
-          <w:rFonts w:ascii="Times New Roman" w:eastAsia="宋体" w:hAnsi="Times New Roman" w:cs="Times New Roman" w:hint="eastAsia"/>
-        </w:rPr>
-        <w:t>LLF</w:t>
-      </w:r>
-      <w:r>
-        <w:rPr>
-          <w:rFonts w:ascii="Times New Roman" w:eastAsia="宋体" w:hAnsi="Times New Roman" w:cs="Times New Roman" w:hint="eastAsia"/>
-        </w:rPr>
-        <w:t>与</w:t>
-      </w:r>
-      <w:r>
-        <w:rPr>
-          <w:rFonts w:ascii="Times New Roman" w:eastAsia="宋体" w:hAnsi="Times New Roman" w:cs="Times New Roman" w:hint="eastAsia"/>
-        </w:rPr>
-        <w:t>ECS</w:t>
-      </w:r>
-      <w:r>
-        <w:rPr>
-          <w:rFonts w:ascii="Times New Roman" w:eastAsia="宋体" w:hAnsi="Times New Roman" w:cs="Times New Roman" w:hint="eastAsia"/>
-        </w:rPr>
-        <w:t>格式的</w:t>
-      </w:r>
-      <w:r>
-        <w:rPr>
-          <w:rFonts w:ascii="Times New Roman" w:eastAsia="宋体" w:hAnsi="Times New Roman" w:cs="Times New Roman" w:hint="eastAsia"/>
-        </w:rPr>
-        <w:t>字符串表</w:t>
-      </w:r>
-      <w:r>
-        <w:rPr>
-          <w:rFonts w:ascii="Times New Roman" w:eastAsia="宋体" w:hAnsi="Times New Roman" w:cs="Times New Roman" w:hint="eastAsia"/>
-        </w:rPr>
-        <w:t>（</w:t>
-      </w:r>
-      <w:r>
-        <w:rPr>
-          <w:rFonts w:ascii="Times New Roman" w:eastAsia="宋体" w:hAnsi="Times New Roman" w:cs="Times New Roman" w:hint="eastAsia"/>
-        </w:rPr>
-        <w:t>Stringtable</w:t>
-      </w:r>
-      <w:r>
-        <w:rPr>
-          <w:rFonts w:ascii="Times New Roman" w:eastAsia="宋体" w:hAnsi="Times New Roman" w:cs="Times New Roman" w:hint="eastAsia"/>
-        </w:rPr>
-        <w:t>）文件读取</w:t>
-      </w:r>
-    </w:p>
-    <w:p>
-      <w:pPr>
-        <w:ind w:firstLineChars="200" w:firstLine="440"/>
-        <w:rPr>
-          <w:rFonts w:ascii="Times New Roman" w:eastAsia="宋体" w:hAnsi="Times New Roman" w:cs="Times New Roman"/>
-        </w:rPr>
-      </w:pPr>
-      <w:r>
-        <w:rPr>
-          <w:rFonts w:ascii="Times New Roman" w:eastAsia="宋体" w:hAnsi="Times New Roman" w:cs="Times New Roman" w:hint="eastAsia"/>
-        </w:rPr>
-        <w:t>下拉菜单内搜索：触发、作战小队、特遣部队、动作脚本、</w:t>
-      </w:r>
-      <w:r>
-        <w:rPr>
-          <w:rFonts w:ascii="Times New Roman" w:eastAsia="宋体" w:hAnsi="Times New Roman" w:cs="Times New Roman" w:hint="eastAsia"/>
-        </w:rPr>
-        <w:t>AI</w:t>
-      </w:r>
-      <w:r>
-        <w:rPr>
-          <w:rFonts w:ascii="Times New Roman" w:eastAsia="宋体" w:hAnsi="Times New Roman" w:cs="Times New Roman" w:hint="eastAsia"/>
-        </w:rPr>
-        <w:t>编辑器的下拉菜单均支持直接输入文本，搜索对应标签</w:t>
-      </w:r>
-      <w:r>
-        <w:rPr>
-          <w:rFonts w:ascii="Times New Roman" w:eastAsia="宋体" w:hAnsi="Times New Roman" w:cs="Times New Roman" w:hint="eastAsia"/>
-        </w:rPr>
-        <w:t>支持使用通配符</w:t>
-      </w:r>
-      <w:r>
-        <w:rPr>
-          <w:rFonts w:ascii="Times New Roman" w:eastAsia="宋体" w:hAnsi="Times New Roman" w:cs="Times New Roman" w:hint="eastAsia"/>
-        </w:rPr>
-        <w:t>*</w:t>
-      </w:r>
-      <w:r>
-        <w:rPr>
-          <w:rFonts w:ascii="Times New Roman" w:eastAsia="宋体" w:hAnsi="Times New Roman" w:cs="Times New Roman" w:hint="eastAsia"/>
-        </w:rPr>
-        <w:t>与</w:t>
-      </w:r>
-      <w:r>
-        <w:rPr>
-          <w:rFonts w:ascii="Times New Roman" w:eastAsia="宋体" w:hAnsi="Times New Roman" w:cs="Times New Roman" w:hint="eastAsia"/>
-        </w:rPr>
-        <w:t>|</w:t>
-      </w:r>
-    </w:p>
-    <w:p>
-      <w:pPr>
-        <w:ind w:firstLineChars="200" w:firstLine="440"/>
-        <w:rPr>
-          <w:rFonts w:ascii="Times New Roman" w:eastAsia="宋体" w:hAnsi="Times New Roman" w:cs="Times New Roman"/>
-        </w:rPr>
-      </w:pPr>
-      <w:r>
-        <w:rPr>
-          <w:rFonts w:ascii="Times New Roman" w:eastAsia="宋体" w:hAnsi="Times New Roman" w:cs="Times New Roman" w:hint="eastAsia"/>
-        </w:rPr>
-        <w:t>查找引用：触发、作战小队、特遣部队、动作脚本编辑器新增“查找引用”按键，可以查找引用了当前对象的对象</w:t>
-      </w:r>
-    </w:p>
-    <w:p>
-      <w:pPr>
-        <w:ind w:firstLineChars="200" w:firstLine="440"/>
-        <w:rPr>
-          <w:rFonts w:ascii="Times New Roman" w:eastAsia="宋体" w:hAnsi="Times New Roman" w:cs="Times New Roman"/>
-        </w:rPr>
-      </w:pPr>
-      <w:r>
-        <w:rPr>
-          <w:rFonts w:ascii="Times New Roman" w:eastAsia="宋体" w:hAnsi="Times New Roman" w:cs="Times New Roman" w:hint="eastAsia"/>
-        </w:rPr>
-        <w:t>自动计算</w:t>
-      </w:r>
-      <w:r>
-        <w:rPr>
-          <w:rFonts w:ascii="Times New Roman" w:eastAsia="宋体" w:hAnsi="Times New Roman" w:cs="Times New Roman" w:hint="eastAsia"/>
-        </w:rPr>
-        <w:t>LAT</w:t>
-      </w:r>
-      <w:r>
-        <w:rPr>
-          <w:rFonts w:ascii="Times New Roman" w:eastAsia="宋体" w:hAnsi="Times New Roman" w:cs="Times New Roman" w:hint="eastAsia"/>
-        </w:rPr>
-        <w:t>：位于</w:t>
-      </w:r>
-      <w:r>
-        <w:rPr>
-          <w:rFonts w:ascii="Times New Roman" w:eastAsia="宋体" w:hAnsi="Times New Roman" w:cs="Times New Roman" w:hint="eastAsia"/>
-        </w:rPr>
-        <w:t>菜单栏</w:t>
-      </w:r>
-      <w:r>
-        <w:rPr>
-          <w:rFonts w:ascii="Times New Roman" w:eastAsia="宋体" w:hAnsi="Times New Roman" w:cs="Times New Roman" w:hint="eastAsia"/>
-        </w:rPr>
-        <w:t>-</w:t>
-      </w:r>
-      <w:r>
-        <w:rPr>
-          <w:rFonts w:ascii="Times New Roman" w:eastAsia="宋体" w:hAnsi="Times New Roman" w:cs="Times New Roman" w:hint="eastAsia"/>
-        </w:rPr>
-        <w:t>地图工具中，会按照游戏引擎逻辑重绘全图的</w:t>
-      </w:r>
-      <w:r>
-        <w:rPr>
-          <w:rFonts w:ascii="Times New Roman" w:eastAsia="宋体" w:hAnsi="Times New Roman" w:cs="Times New Roman" w:hint="eastAsia"/>
-        </w:rPr>
-        <w:t>LAT</w:t>
-      </w:r>
-    </w:p>
-    <w:p>
-      <w:pPr>
-        <w:ind w:firstLineChars="200" w:firstLine="440"/>
-        <w:rPr>
-          <w:rFonts w:ascii="Times New Roman" w:eastAsia="宋体" w:hAnsi="Times New Roman" w:cs="Times New Roman"/>
-        </w:rPr>
-      </w:pPr>
-      <w:r>
-        <w:rPr>
-          <w:rFonts w:ascii="Times New Roman" w:eastAsia="宋体" w:hAnsi="Times New Roman" w:cs="Times New Roman" w:hint="eastAsia"/>
-        </w:rPr>
-        <w:t>重绘水面：位于</w:t>
-      </w:r>
-      <w:r>
-        <w:rPr>
-          <w:rFonts w:ascii="Times New Roman" w:eastAsia="宋体" w:hAnsi="Times New Roman" w:cs="Times New Roman" w:hint="eastAsia"/>
-        </w:rPr>
-        <w:t>菜单栏</w:t>
-      </w:r>
-      <w:r>
-        <w:rPr>
-          <w:rFonts w:ascii="Times New Roman" w:eastAsia="宋体" w:hAnsi="Times New Roman" w:cs="Times New Roman" w:hint="eastAsia"/>
-        </w:rPr>
-        <w:t>-</w:t>
-      </w:r>
-      <w:r>
-        <w:rPr>
-          <w:rFonts w:ascii="Times New Roman" w:eastAsia="宋体" w:hAnsi="Times New Roman" w:cs="Times New Roman" w:hint="eastAsia"/>
-        </w:rPr>
-        <w:t>地图工具中，会重新生成全图水面，消除不完整的水面</w:t>
-      </w:r>
-    </w:p>
-    <w:p>
-      <w:pPr>
-        <w:ind w:firstLineChars="200" w:firstLine="440"/>
-        <w:rPr>
-          <w:rFonts w:ascii="Times New Roman" w:eastAsia="宋体" w:hAnsi="Times New Roman" w:cs="Times New Roman"/>
-        </w:rPr>
-      </w:pPr>
-      <w:r>
-        <w:rPr>
-          <w:rFonts w:ascii="Times New Roman" w:eastAsia="宋体" w:hAnsi="Times New Roman" w:cs="Times New Roman" w:hint="eastAsia"/>
-        </w:rPr>
-        <w:t>军衔显示：可以显示地图上单位的经验等级</w:t>
-      </w:r>
-    </w:p>
-    <w:p>
-      <w:pPr>
-        <w:ind w:firstLineChars="200" w:firstLine="440"/>
-        <w:rPr>
-          <w:rFonts w:ascii="Times New Roman" w:eastAsia="宋体" w:hAnsi="Times New Roman" w:cs="Times New Roman"/>
-        </w:rPr>
-      </w:pPr>
-      <w:r>
-        <w:rPr>
-          <w:rFonts w:ascii="Times New Roman" w:eastAsia="宋体" w:hAnsi="Times New Roman" w:cs="Times New Roman" w:hint="eastAsia"/>
-        </w:rPr>
-        <w:t>不可通行单元显示：位于菜单栏</w:t>
-      </w:r>
-      <w:r>
-        <w:rPr>
-          <w:rFonts w:ascii="Times New Roman" w:eastAsia="宋体" w:hAnsi="Times New Roman" w:cs="Times New Roman" w:hint="eastAsia"/>
-        </w:rPr>
-        <w:t>-</w:t>
-      </w:r>
-      <w:r>
-        <w:rPr>
-          <w:rFonts w:ascii="Times New Roman" w:eastAsia="宋体" w:hAnsi="Times New Roman" w:cs="Times New Roman" w:hint="eastAsia"/>
-        </w:rPr>
-        <w:t>图层中，可以显示所有单位都无法到达的单元格</w:t>
-      </w:r>
-    </w:p>
-    <w:p>
-      <w:pPr>
-        <w:ind w:firstLineChars="200" w:firstLine="440"/>
-        <w:rPr>
-          <w:rFonts w:ascii="Times New Roman" w:eastAsia="宋体" w:hAnsi="Times New Roman" w:cs="Times New Roman"/>
-        </w:rPr>
-      </w:pPr>
-      <w:r>
-        <w:rPr>
-          <w:rFonts w:ascii="Times New Roman" w:eastAsia="宋体" w:hAnsi="Times New Roman" w:cs="Times New Roman" w:hint="eastAsia"/>
-        </w:rPr>
-        <w:t>建筑、步兵、车辆、飞行器、基地节点、单元标记筛选：位于菜单栏</w:t>
-      </w:r>
-      <w:r>
-        <w:rPr>
-          <w:rFonts w:ascii="Times New Roman" w:eastAsia="宋体" w:hAnsi="Times New Roman" w:cs="Times New Roman" w:hint="eastAsia"/>
-        </w:rPr>
-        <w:t>-</w:t>
-      </w:r>
-      <w:r>
-        <w:rPr>
-          <w:rFonts w:ascii="Times New Roman" w:eastAsia="宋体" w:hAnsi="Times New Roman" w:cs="Times New Roman" w:hint="eastAsia"/>
-        </w:rPr>
-        <w:t>图层中，可以设置多种条件，仅显示符合条件的对象</w:t>
-      </w:r>
-    </w:p>
-    <w:p>
-      <w:pPr>
-        <w:ind w:firstLineChars="200" w:firstLine="440"/>
-        <w:rPr>
-          <w:rFonts w:ascii="Times New Roman" w:eastAsia="宋体" w:hAnsi="Times New Roman" w:cs="Times New Roman"/>
-        </w:rPr>
-      </w:pPr>
-      <w:r>
-        <w:rPr>
-          <w:rFonts w:ascii="Times New Roman" w:eastAsia="宋体" w:hAnsi="Times New Roman" w:cs="Times New Roman" w:hint="eastAsia"/>
-        </w:rPr>
-        <w:t>标签列表：位于地形浏览器的菜单栏中，支持查阅触发与关联对象</w:t>
-      </w:r>
-    </w:p>
-    <w:p>
-      <w:pPr>
-        <w:ind w:firstLineChars="200" w:firstLine="440"/>
-        <w:rPr>
-          <w:rFonts w:ascii="Times New Roman" w:eastAsia="宋体" w:hAnsi="Times New Roman" w:cs="Times New Roman"/>
-        </w:rPr>
-      </w:pPr>
-      <w:r>
-        <w:rPr>
-          <w:rFonts w:ascii="Times New Roman" w:eastAsia="宋体" w:hAnsi="Times New Roman" w:cs="Times New Roman" w:hint="eastAsia"/>
-        </w:rPr>
-        <w:t>小队列表：位于地形浏览器的菜单栏中</w:t>
-      </w:r>
-    </w:p>
-    <w:p>
-      <w:pPr>
-        <w:ind w:firstLineChars="200" w:firstLine="440"/>
-        <w:rPr>
-          <w:rFonts w:ascii="Times New Roman" w:eastAsia="宋体" w:hAnsi="Times New Roman" w:cs="Times New Roman"/>
-        </w:rPr>
-      </w:pPr>
-      <w:r>
-        <w:rPr>
-          <w:rFonts w:ascii="Times New Roman" w:eastAsia="宋体" w:hAnsi="Times New Roman" w:cs="Times New Roman" w:hint="eastAsia"/>
-        </w:rPr>
-        <w:t>特遣列表：位于地形浏览器的菜单栏中</w:t>
-      </w:r>
-    </w:p>
-    <w:p>
-      <w:pPr>
-        <w:ind w:firstLineChars="200" w:firstLine="440"/>
-        <w:rPr>
-          <w:rFonts w:ascii="Times New Roman" w:eastAsia="宋体" w:hAnsi="Times New Roman" w:cs="Times New Roman"/>
-        </w:rPr>
-      </w:pPr>
-      <w:r>
-        <w:rPr>
-          <w:rFonts w:ascii="Times New Roman" w:eastAsia="宋体" w:hAnsi="Times New Roman" w:cs="Times New Roman" w:hint="eastAsia"/>
-        </w:rPr>
-        <w:lastRenderedPageBreak/>
         <w:t>脚本列表：位于地形浏览器的菜单栏中</w:t>
       </w:r>
     </w:p>
@@ -24143,7 +24173,14 @@
         <w:rPr>
           <w:rFonts w:ascii="Times New Roman" w:eastAsia="宋体" w:hAnsi="Times New Roman" w:cs="Times New Roman" w:hint="eastAsia"/>
         </w:rPr>
-        <w:t>，将触发设置、事件设置、行为设置集中显示在同一页面下，同时以列表状态显示事件与行为，可以显示当前事件或行为的全部参数列表</w:t>
+        <w:t>，将触发设置、事件设置、行为设置集中显示在同一页面下，同时以列表状态显示事件与行为，可以显示当前事件或行</w:t>
+      </w:r>
+      <w:r>
+        <w:rPr>
+          <w:rFonts w:ascii="Times New Roman" w:eastAsia="宋体" w:hAnsi="Times New Roman" w:cs="Times New Roman" w:hint="eastAsia"/>
+        </w:rPr>
+        <w:lastRenderedPageBreak/>
+        <w:t>为的全部参数列表</w:t>
       </w:r>
     </w:p>
     <w:p>
@@ -24157,20 +24194,556 @@
         <w:rPr>
           <w:rFonts w:ascii="Times New Roman" w:eastAsia="宋体" w:hAnsi="Times New Roman" w:cs="Times New Roman" w:hint="eastAsia"/>
         </w:rPr>
+        <w:t>动作脚本：完全重写的编辑器，拥有更加高效的</w:t>
+      </w:r>
+      <w:r>
+        <w:rPr>
+          <w:rFonts w:ascii="Times New Roman" w:eastAsia="宋体" w:hAnsi="Times New Roman" w:cs="Times New Roman" w:hint="eastAsia"/>
+        </w:rPr>
+        <w:t>UI</w:t>
+      </w:r>
+      <w:r>
+        <w:rPr>
+          <w:rFonts w:ascii="Times New Roman" w:eastAsia="宋体" w:hAnsi="Times New Roman" w:cs="Times New Roman" w:hint="eastAsia"/>
+        </w:rPr>
+        <w:t>界面，同时对于额外参数的支持更加全面</w:t>
+      </w:r>
+    </w:p>
+    <w:p>
+      <w:pPr>
+        <w:ind w:firstLineChars="200" w:firstLine="440"/>
+        <w:rPr>
+          <w:rFonts w:ascii="Times New Roman" w:eastAsia="宋体" w:hAnsi="Times New Roman" w:cs="Times New Roman"/>
+        </w:rPr>
+      </w:pPr>
+      <w:r>
+        <w:rPr>
+          <w:rFonts w:ascii="Times New Roman" w:eastAsia="宋体" w:hAnsi="Times New Roman" w:cs="Times New Roman" w:hint="eastAsia"/>
+        </w:rPr>
+        <w:t>特遣部队：完全重写的编辑器</w:t>
+      </w:r>
+    </w:p>
+    <w:p>
+      <w:pPr>
+        <w:ind w:firstLineChars="200" w:firstLine="440"/>
+        <w:rPr>
+          <w:rFonts w:ascii="Times New Roman" w:eastAsia="宋体" w:hAnsi="Times New Roman" w:cs="Times New Roman"/>
+        </w:rPr>
+      </w:pPr>
+      <w:r>
+        <w:rPr>
+          <w:rFonts w:ascii="Times New Roman" w:eastAsia="宋体" w:hAnsi="Times New Roman" w:cs="Times New Roman" w:hint="eastAsia"/>
+        </w:rPr>
+        <w:t>作战小队：完全重写的编辑器，可以通过滚轮直接切换所属方、特遣、脚本等内容，而无需重复获得焦点</w:t>
+      </w:r>
+      <w:r>
+        <w:rPr>
+          <w:rFonts w:ascii="Times New Roman" w:eastAsia="宋体" w:hAnsi="Times New Roman" w:cs="Times New Roman" w:hint="eastAsia"/>
+        </w:rPr>
+        <w:t>-</w:t>
+      </w:r>
+      <w:r>
+        <w:rPr>
+          <w:rFonts w:ascii="Times New Roman" w:eastAsia="宋体" w:hAnsi="Times New Roman" w:cs="Times New Roman" w:hint="eastAsia"/>
+        </w:rPr>
+        <w:t>失去焦点的复杂操作</w:t>
+      </w:r>
+    </w:p>
+    <w:p>
+      <w:pPr>
+        <w:ind w:firstLineChars="200" w:firstLine="440"/>
+        <w:rPr>
+          <w:rFonts w:ascii="Times New Roman" w:eastAsia="宋体" w:hAnsi="Times New Roman" w:cs="Times New Roman"/>
+        </w:rPr>
+      </w:pPr>
+      <w:r>
+        <w:rPr>
+          <w:rFonts w:ascii="Times New Roman" w:eastAsia="宋体" w:hAnsi="Times New Roman" w:cs="Times New Roman" w:hint="eastAsia"/>
+        </w:rPr>
+        <w:t>AI</w:t>
+      </w:r>
+      <w:r>
+        <w:rPr>
+          <w:rFonts w:ascii="Times New Roman" w:eastAsia="宋体" w:hAnsi="Times New Roman" w:cs="Times New Roman" w:hint="eastAsia"/>
+        </w:rPr>
+        <w:t>触发编辑器：完全重写的编辑器，调整了</w:t>
+      </w:r>
+      <w:r>
+        <w:rPr>
+          <w:rFonts w:ascii="Times New Roman" w:eastAsia="宋体" w:hAnsi="Times New Roman" w:cs="Times New Roman" w:hint="eastAsia"/>
+        </w:rPr>
+        <w:t>UI</w:t>
+      </w:r>
+      <w:r>
+        <w:rPr>
+          <w:rFonts w:ascii="Times New Roman" w:eastAsia="宋体" w:hAnsi="Times New Roman" w:cs="Times New Roman" w:hint="eastAsia"/>
+        </w:rPr>
+        <w:t>界面，大幅减少了卡顿</w:t>
+      </w:r>
+    </w:p>
+    <w:p>
+      <w:pPr>
+        <w:ind w:firstLineChars="200" w:firstLine="440"/>
+        <w:rPr>
+          <w:rFonts w:ascii="Times New Roman" w:eastAsia="宋体" w:hAnsi="Times New Roman" w:cs="Times New Roman"/>
+        </w:rPr>
+      </w:pPr>
+      <w:r>
+        <w:rPr>
+          <w:rFonts w:ascii="Times New Roman" w:eastAsia="宋体" w:hAnsi="Times New Roman" w:cs="Times New Roman" w:hint="eastAsia"/>
+        </w:rPr>
+        <w:t>单人任务设置：新增了部分全局设置选项</w:t>
+      </w:r>
+    </w:p>
+    <w:p>
+      <w:pPr>
+        <w:ind w:firstLineChars="200" w:firstLine="440"/>
+        <w:rPr>
+          <w:rFonts w:ascii="Times New Roman" w:eastAsia="宋体" w:hAnsi="Times New Roman" w:cs="Times New Roman"/>
+        </w:rPr>
+      </w:pPr>
+      <w:r>
+        <w:rPr>
+          <w:rFonts w:ascii="Times New Roman" w:eastAsia="宋体" w:hAnsi="Times New Roman" w:cs="Times New Roman" w:hint="eastAsia"/>
+        </w:rPr>
+        <w:t>INI</w:t>
+      </w:r>
+      <w:r>
+        <w:rPr>
+          <w:rFonts w:ascii="Times New Roman" w:eastAsia="宋体" w:hAnsi="Times New Roman" w:cs="Times New Roman" w:hint="eastAsia"/>
+        </w:rPr>
+        <w:t>编辑器：完全重写的编辑器，使用列表显示</w:t>
+      </w:r>
+      <w:r>
+        <w:rPr>
+          <w:rFonts w:ascii="Times New Roman" w:eastAsia="宋体" w:hAnsi="Times New Roman" w:cs="Times New Roman" w:hint="eastAsia"/>
+        </w:rPr>
+        <w:t>INI</w:t>
+      </w:r>
+      <w:r>
+        <w:rPr>
+          <w:rFonts w:ascii="Times New Roman" w:eastAsia="宋体" w:hAnsi="Times New Roman" w:cs="Times New Roman" w:hint="eastAsia"/>
+        </w:rPr>
+        <w:t>小节，一个文本编辑框显示小节内的全部内容，可以直接进行任意编辑，如同使用文本编辑器一样。新增了“从文本导入”按钮，可以直接粘贴一段</w:t>
+      </w:r>
+      <w:r>
+        <w:rPr>
+          <w:rFonts w:ascii="Times New Roman" w:eastAsia="宋体" w:hAnsi="Times New Roman" w:cs="Times New Roman" w:hint="eastAsia"/>
+        </w:rPr>
+        <w:t>INI</w:t>
+      </w:r>
+      <w:r>
+        <w:rPr>
+          <w:rFonts w:ascii="Times New Roman" w:eastAsia="宋体" w:hAnsi="Times New Roman" w:cs="Times New Roman" w:hint="eastAsia"/>
+        </w:rPr>
+        <w:t>文本进行导入。</w:t>
+      </w:r>
+      <w:r>
+        <w:rPr>
+          <w:rFonts w:ascii="Times New Roman" w:eastAsia="宋体" w:hAnsi="Times New Roman" w:cs="Times New Roman" w:hint="eastAsia"/>
+        </w:rPr>
+        <w:t>INI</w:t>
+      </w:r>
+      <w:r>
+        <w:rPr>
+          <w:rFonts w:ascii="Times New Roman" w:eastAsia="宋体" w:hAnsi="Times New Roman" w:cs="Times New Roman" w:hint="eastAsia"/>
+        </w:rPr>
+        <w:t>编辑器支持缩放大小和最大化</w:t>
+      </w:r>
+      <w:r>
+        <w:rPr>
+          <w:rFonts w:ascii="Times New Roman" w:eastAsia="宋体" w:hAnsi="Times New Roman" w:cs="Times New Roman" w:hint="eastAsia"/>
+        </w:rPr>
+        <w:t>。支持编辑地图对象的小节，改动会即刻生效</w:t>
+      </w:r>
+    </w:p>
+    <w:p>
+      <w:pPr>
+        <w:ind w:firstLineChars="200" w:firstLine="440"/>
+        <w:rPr>
+          <w:rFonts w:ascii="Times New Roman" w:eastAsia="宋体" w:hAnsi="Times New Roman" w:cs="Times New Roman"/>
+        </w:rPr>
+      </w:pPr>
+      <w:r>
+        <w:rPr>
+          <w:rFonts w:ascii="Times New Roman" w:eastAsia="宋体" w:hAnsi="Times New Roman" w:cs="Times New Roman" w:hint="eastAsia"/>
+        </w:rPr>
+        <w:t>LAT</w:t>
+      </w:r>
+      <w:r>
+        <w:rPr>
+          <w:rFonts w:ascii="Times New Roman" w:eastAsia="宋体" w:hAnsi="Times New Roman" w:cs="Times New Roman" w:hint="eastAsia"/>
+        </w:rPr>
+        <w:t>系统：重写了</w:t>
+      </w:r>
+      <w:r>
+        <w:rPr>
+          <w:rFonts w:ascii="Times New Roman" w:eastAsia="宋体" w:hAnsi="Times New Roman" w:cs="Times New Roman" w:hint="eastAsia"/>
+        </w:rPr>
+        <w:t>LAT</w:t>
+      </w:r>
+      <w:r>
+        <w:rPr>
+          <w:rFonts w:ascii="Times New Roman" w:eastAsia="宋体" w:hAnsi="Times New Roman" w:cs="Times New Roman" w:hint="eastAsia"/>
+        </w:rPr>
+        <w:t>逻辑，在支持原版</w:t>
+      </w:r>
+      <w:r>
+        <w:rPr>
+          <w:rFonts w:ascii="Times New Roman" w:eastAsia="宋体" w:hAnsi="Times New Roman" w:cs="Times New Roman" w:hint="eastAsia"/>
+        </w:rPr>
+        <w:t>LAT</w:t>
+      </w:r>
+      <w:r>
+        <w:rPr>
+          <w:rFonts w:ascii="Times New Roman" w:eastAsia="宋体" w:hAnsi="Times New Roman" w:cs="Times New Roman" w:hint="eastAsia"/>
+        </w:rPr>
+        <w:t>地形，让他们与游戏引擎内一致（如水泥地会自动与公路硬连接）的同时，支持在</w:t>
+      </w:r>
+      <w:r>
+        <w:rPr>
+          <w:rFonts w:ascii="Times New Roman" w:eastAsia="宋体" w:hAnsi="Times New Roman" w:cs="Times New Roman" w:hint="eastAsia"/>
+        </w:rPr>
+        <w:t>FAData</w:t>
+      </w:r>
+      <w:r>
+        <w:rPr>
+          <w:rFonts w:ascii="Times New Roman" w:eastAsia="宋体" w:hAnsi="Times New Roman" w:cs="Times New Roman" w:hint="eastAsia"/>
+        </w:rPr>
+        <w:t>中自定义新的</w:t>
+      </w:r>
+      <w:r>
+        <w:rPr>
+          <w:rFonts w:ascii="Times New Roman" w:eastAsia="宋体" w:hAnsi="Times New Roman" w:cs="Times New Roman" w:hint="eastAsia"/>
+        </w:rPr>
+        <w:t>LAT</w:t>
+      </w:r>
+      <w:r>
+        <w:rPr>
+          <w:rFonts w:ascii="Times New Roman" w:eastAsia="宋体" w:hAnsi="Times New Roman" w:cs="Times New Roman" w:hint="eastAsia"/>
+        </w:rPr>
+        <w:t>，可以实现自动为</w:t>
+      </w:r>
+      <w:r>
+        <w:rPr>
+          <w:rFonts w:ascii="Times New Roman" w:eastAsia="宋体" w:hAnsi="Times New Roman" w:cs="Times New Roman" w:hint="eastAsia"/>
+        </w:rPr>
+        <w:t>TX</w:t>
+      </w:r>
+      <w:r>
+        <w:rPr>
+          <w:rFonts w:ascii="Times New Roman" w:eastAsia="宋体" w:hAnsi="Times New Roman" w:cs="Times New Roman" w:hint="eastAsia"/>
+        </w:rPr>
+        <w:t>的新增</w:t>
+      </w:r>
+      <w:r>
+        <w:rPr>
+          <w:rFonts w:ascii="Times New Roman" w:eastAsia="宋体" w:hAnsi="Times New Roman" w:cs="Times New Roman" w:hint="eastAsia"/>
+        </w:rPr>
+        <w:t>LAT</w:t>
+      </w:r>
+      <w:r>
+        <w:rPr>
+          <w:rFonts w:ascii="Times New Roman" w:eastAsia="宋体" w:hAnsi="Times New Roman" w:cs="Times New Roman" w:hint="eastAsia"/>
+        </w:rPr>
+        <w:t>地形进行计算</w:t>
+      </w:r>
+    </w:p>
+    <w:p>
+      <w:pPr>
+        <w:ind w:firstLineChars="200" w:firstLine="440"/>
+        <w:rPr>
+          <w:rFonts w:ascii="Times New Roman" w:eastAsia="宋体" w:hAnsi="Times New Roman" w:cs="Times New Roman"/>
+        </w:rPr>
+      </w:pPr>
+      <w:r>
+        <w:rPr>
+          <w:rFonts w:ascii="Times New Roman" w:eastAsia="宋体" w:hAnsi="Times New Roman" w:cs="Times New Roman" w:hint="eastAsia"/>
+        </w:rPr>
+        <w:t>工具脚本：新增多个函数，提供了读取指定</w:t>
+      </w:r>
+      <w:r>
+        <w:rPr>
+          <w:rFonts w:ascii="Times New Roman" w:eastAsia="宋体" w:hAnsi="Times New Roman" w:cs="Times New Roman" w:hint="eastAsia"/>
+        </w:rPr>
+        <w:t>INI</w:t>
+      </w:r>
+      <w:r>
+        <w:rPr>
+          <w:rFonts w:ascii="Times New Roman" w:eastAsia="宋体" w:hAnsi="Times New Roman" w:cs="Times New Roman" w:hint="eastAsia"/>
+        </w:rPr>
+        <w:t>、对地形进行操作、获取地形信息等功能，详见“</w:t>
+      </w:r>
+      <w:r>
+        <w:rPr>
+          <w:rFonts w:ascii="Times New Roman" w:eastAsia="宋体" w:hAnsi="Times New Roman" w:cs="Times New Roman" w:hint="eastAsia"/>
+        </w:rPr>
+        <w:t>工具脚本词典</w:t>
+      </w:r>
+      <w:r>
+        <w:rPr>
+          <w:rFonts w:ascii="Times New Roman" w:eastAsia="宋体" w:hAnsi="Times New Roman" w:cs="Times New Roman" w:hint="eastAsia"/>
+        </w:rPr>
+        <w:t>.docx</w:t>
+      </w:r>
+      <w:r>
+        <w:rPr>
+          <w:rFonts w:ascii="Times New Roman" w:eastAsia="宋体" w:hAnsi="Times New Roman" w:cs="Times New Roman" w:hint="eastAsia"/>
+        </w:rPr>
+        <w:t>”</w:t>
+      </w:r>
+    </w:p>
+    <w:p>
+      <w:pPr>
+        <w:ind w:firstLineChars="200" w:firstLine="440"/>
+        <w:rPr>
+          <w:rFonts w:ascii="Times New Roman" w:eastAsia="宋体" w:hAnsi="Times New Roman" w:cs="Times New Roman"/>
+        </w:rPr>
+      </w:pPr>
+      <w:r>
+        <w:rPr>
+          <w:rFonts w:ascii="Times New Roman" w:eastAsia="宋体" w:hAnsi="Times New Roman" w:cs="Times New Roman" w:hint="eastAsia"/>
+        </w:rPr>
+        <w:t>小地图：将小地图窗口变为</w:t>
+      </w:r>
+      <w:r>
+        <w:rPr>
+          <w:rFonts w:ascii="Times New Roman" w:eastAsia="宋体" w:hAnsi="Times New Roman" w:cs="Times New Roman" w:hint="eastAsia"/>
+        </w:rPr>
+        <w:t>FA2</w:t>
+      </w:r>
+      <w:r>
+        <w:rPr>
+          <w:rFonts w:ascii="Times New Roman" w:eastAsia="宋体" w:hAnsi="Times New Roman" w:cs="Times New Roman" w:hint="eastAsia"/>
+        </w:rPr>
+        <w:t>的子窗口，不会在</w:t>
+      </w:r>
+      <w:r>
+        <w:rPr>
+          <w:rFonts w:ascii="Times New Roman" w:eastAsia="宋体" w:hAnsi="Times New Roman" w:cs="Times New Roman" w:hint="eastAsia"/>
+        </w:rPr>
+        <w:t>Windows</w:t>
+      </w:r>
+      <w:r>
+        <w:rPr>
+          <w:rFonts w:ascii="Times New Roman" w:eastAsia="宋体" w:hAnsi="Times New Roman" w:cs="Times New Roman" w:hint="eastAsia"/>
+        </w:rPr>
+        <w:t>菜单栏中显示为独立的窗口，删掉了它的最小化与最大化按钮</w:t>
+      </w:r>
+    </w:p>
+    <w:p>
+      <w:pPr>
+        <w:ind w:firstLineChars="200" w:firstLine="440"/>
+        <w:rPr>
+          <w:rFonts w:ascii="Times New Roman" w:eastAsia="宋体" w:hAnsi="Times New Roman" w:cs="Times New Roman"/>
+        </w:rPr>
+      </w:pPr>
+      <w:r>
+        <w:rPr>
+          <w:rFonts w:ascii="Times New Roman" w:eastAsia="宋体" w:hAnsi="Times New Roman" w:cs="Times New Roman" w:hint="eastAsia"/>
+        </w:rPr>
+        <w:t>地图边界：在地图上边界显示一条细线，指示游戏内实际可以到达的顶部区域</w:t>
+      </w:r>
+    </w:p>
+    <w:p>
+      <w:pPr>
+        <w:ind w:firstLineChars="200" w:firstLine="440"/>
+        <w:rPr>
+          <w:rFonts w:ascii="Times New Roman" w:eastAsia="宋体" w:hAnsi="Times New Roman" w:cs="Times New Roman"/>
+        </w:rPr>
+      </w:pPr>
+      <w:r>
+        <w:rPr>
+          <w:rFonts w:ascii="Times New Roman" w:eastAsia="宋体" w:hAnsi="Times New Roman" w:cs="Times New Roman" w:hint="eastAsia"/>
+        </w:rPr>
+        <w:t>显示建筑轮廓：当在图层中隐藏建筑时，建筑</w:t>
+      </w:r>
+      <w:r>
+        <w:rPr>
+          <w:rFonts w:ascii="Times New Roman" w:eastAsia="宋体" w:hAnsi="Times New Roman" w:cs="Times New Roman" w:hint="eastAsia"/>
+        </w:rPr>
+        <w:t>轮廓</w:t>
+      </w:r>
+      <w:r>
+        <w:rPr>
+          <w:rFonts w:ascii="Times New Roman" w:eastAsia="宋体" w:hAnsi="Times New Roman" w:cs="Times New Roman" w:hint="eastAsia"/>
+        </w:rPr>
+        <w:t>不会被隐藏</w:t>
+      </w:r>
+    </w:p>
+    <w:p>
+      <w:pPr>
+        <w:ind w:firstLineChars="200" w:firstLine="440"/>
+        <w:rPr>
+          <w:rFonts w:ascii="Times New Roman" w:eastAsia="宋体" w:hAnsi="Times New Roman" w:cs="Times New Roman"/>
+        </w:rPr>
+      </w:pPr>
+      <w:r>
+        <w:rPr>
+          <w:rFonts w:ascii="Times New Roman" w:eastAsia="宋体" w:hAnsi="Times New Roman" w:cs="Times New Roman" w:hint="eastAsia"/>
+        </w:rPr>
+        <w:t>粘贴选项：位于菜单栏中，可以选择粘贴的指定类型，注意除</w:t>
+      </w:r>
+      <w:r>
+        <w:rPr>
+          <w:rFonts w:ascii="Times New Roman" w:eastAsia="宋体" w:hAnsi="Times New Roman" w:cs="Times New Roman" w:hint="eastAsia"/>
+        </w:rPr>
+        <w:t>覆盖物</w:t>
+      </w:r>
+      <w:r>
+        <w:rPr>
+          <w:rFonts w:ascii="Times New Roman" w:eastAsia="宋体" w:hAnsi="Times New Roman" w:cs="Times New Roman" w:hint="eastAsia"/>
+        </w:rPr>
+        <w:t>和地形之外的选项，不能跨编辑器粘贴，也不支持撤销</w:t>
+      </w:r>
+    </w:p>
+    <w:p>
+      <w:pPr>
+        <w:ind w:firstLineChars="200" w:firstLine="440"/>
+        <w:rPr>
+          <w:rFonts w:ascii="Times New Roman" w:eastAsia="宋体" w:hAnsi="Times New Roman" w:cs="Times New Roman"/>
+        </w:rPr>
+      </w:pPr>
+      <w:r>
+        <w:rPr>
+          <w:rFonts w:ascii="Times New Roman" w:eastAsia="宋体" w:hAnsi="Times New Roman" w:cs="Times New Roman" w:hint="eastAsia"/>
+        </w:rPr>
+        <w:t>平面显示：将“使用悬崖模式自动升高地形”按钮替换为了平面显示按钮，同时开启平面显示时，会在视图左上角进行文本提示</w:t>
+      </w:r>
+    </w:p>
+    <w:p>
+      <w:pPr>
+        <w:ind w:firstLineChars="200" w:firstLine="440"/>
+        <w:rPr>
+          <w:rFonts w:ascii="Times New Roman" w:eastAsia="宋体" w:hAnsi="Times New Roman" w:cs="Times New Roman"/>
+        </w:rPr>
+      </w:pPr>
+      <w:r>
+        <w:rPr>
+          <w:rFonts w:ascii="Times New Roman" w:eastAsia="宋体" w:hAnsi="Times New Roman" w:cs="Times New Roman" w:hint="eastAsia"/>
+        </w:rPr>
+        <w:t>触发列表：位于地形浏览器的菜单栏中。现在触发列表支持查找上级触发与下级触发</w:t>
+      </w:r>
+    </w:p>
+    <w:p>
+      <w:pPr>
+        <w:ind w:firstLineChars="200" w:firstLine="440"/>
+        <w:rPr>
+          <w:rFonts w:ascii="Times New Roman" w:eastAsia="宋体" w:hAnsi="Times New Roman" w:cs="Times New Roman"/>
+        </w:rPr>
+      </w:pPr>
+      <w:r>
+        <w:rPr>
+          <w:rFonts w:ascii="Times New Roman" w:eastAsia="宋体" w:hAnsi="Times New Roman" w:cs="Times New Roman" w:hint="eastAsia"/>
+        </w:rPr>
+        <w:t>笔刷大小：支持在</w:t>
+      </w:r>
+      <w:r>
+        <w:rPr>
+          <w:rFonts w:ascii="Times New Roman" w:eastAsia="宋体" w:hAnsi="Times New Roman" w:cs="Times New Roman" w:hint="eastAsia"/>
+        </w:rPr>
+        <w:t>FAData</w:t>
+      </w:r>
+      <w:r>
+        <w:rPr>
+          <w:rFonts w:ascii="Times New Roman" w:eastAsia="宋体" w:hAnsi="Times New Roman" w:cs="Times New Roman" w:hint="eastAsia"/>
+        </w:rPr>
+        <w:t>中自定义笔刷大小</w:t>
+      </w:r>
+    </w:p>
+    <w:p>
+      <w:pPr>
+        <w:ind w:firstLineChars="200" w:firstLine="440"/>
+        <w:rPr>
+          <w:rFonts w:ascii="Times New Roman" w:eastAsia="宋体" w:hAnsi="Times New Roman" w:cs="Times New Roman"/>
+        </w:rPr>
+      </w:pPr>
+      <w:r>
+        <w:rPr>
+          <w:rFonts w:ascii="Times New Roman" w:eastAsia="宋体" w:hAnsi="Times New Roman" w:cs="Times New Roman" w:hint="eastAsia"/>
+        </w:rPr>
+        <w:t>BMP</w:t>
+      </w:r>
+      <w:r>
+        <w:rPr>
+          <w:rFonts w:ascii="Times New Roman" w:eastAsia="宋体" w:hAnsi="Times New Roman" w:cs="Times New Roman" w:hint="eastAsia"/>
+        </w:rPr>
+        <w:t>导入地图：支持生成最大</w:t>
+      </w:r>
+      <w:r>
+        <w:rPr>
+          <w:rFonts w:ascii="Times New Roman" w:eastAsia="宋体" w:hAnsi="Times New Roman" w:cs="Times New Roman" w:hint="eastAsia"/>
+        </w:rPr>
+        <w:t>255*255</w:t>
+      </w:r>
+      <w:r>
+        <w:rPr>
+          <w:rFonts w:ascii="Times New Roman" w:eastAsia="宋体" w:hAnsi="Times New Roman" w:cs="Times New Roman" w:hint="eastAsia"/>
+        </w:rPr>
+        <w:t>的地图，长</w:t>
+      </w:r>
+      <w:r>
+        <w:rPr>
+          <w:rFonts w:ascii="Times New Roman" w:eastAsia="宋体" w:hAnsi="Times New Roman" w:cs="Times New Roman" w:hint="eastAsia"/>
+        </w:rPr>
+        <w:t>+</w:t>
+      </w:r>
+      <w:r>
+        <w:rPr>
+          <w:rFonts w:ascii="Times New Roman" w:eastAsia="宋体" w:hAnsi="Times New Roman" w:cs="Times New Roman" w:hint="eastAsia"/>
+        </w:rPr>
+        <w:t>宽大于</w:t>
+      </w:r>
+      <w:r>
+        <w:rPr>
+          <w:rFonts w:ascii="Times New Roman" w:eastAsia="宋体" w:hAnsi="Times New Roman" w:cs="Times New Roman" w:hint="eastAsia"/>
+        </w:rPr>
+        <w:t>511</w:t>
+      </w:r>
+      <w:r>
+        <w:rPr>
+          <w:rFonts w:ascii="Times New Roman" w:eastAsia="宋体" w:hAnsi="Times New Roman" w:cs="Times New Roman" w:hint="eastAsia"/>
+        </w:rPr>
+        <w:t>后才会对图片进行缩放。不会自动生成海岸</w:t>
+      </w:r>
+    </w:p>
+    <w:p>
+      <w:pPr>
+        <w:ind w:firstLineChars="200" w:firstLine="440"/>
+        <w:rPr>
+          <w:rFonts w:ascii="Times New Roman" w:eastAsia="宋体" w:hAnsi="Times New Roman" w:cs="Times New Roman"/>
+        </w:rPr>
+      </w:pPr>
+      <w:r>
+        <w:rPr>
+          <w:rFonts w:ascii="Times New Roman" w:eastAsia="宋体" w:hAnsi="Times New Roman" w:cs="Times New Roman" w:hint="eastAsia"/>
+        </w:rPr>
+        <w:t>步兵子单元格：可以正常显示</w:t>
+      </w:r>
+      <w:r>
+        <w:rPr>
+          <w:rFonts w:ascii="Times New Roman" w:eastAsia="宋体" w:hAnsi="Times New Roman" w:cs="Times New Roman" w:hint="eastAsia"/>
+        </w:rPr>
+        <w:t>4</w:t>
+      </w:r>
+      <w:r>
+        <w:rPr>
+          <w:rFonts w:ascii="Times New Roman" w:eastAsia="宋体" w:hAnsi="Times New Roman" w:cs="Times New Roman" w:hint="eastAsia"/>
+        </w:rPr>
+        <w:t>号位（游戏中单元格中下位置）的步兵，同时允</w:t>
+      </w:r>
+      <w:r>
+        <w:rPr>
+          <w:rFonts w:ascii="Times New Roman" w:eastAsia="宋体" w:hAnsi="Times New Roman" w:cs="Times New Roman" w:hint="eastAsia"/>
+        </w:rPr>
         <w:lastRenderedPageBreak/>
-        <w:t>动作脚本：完全重写的编辑器，拥有更加高效的</w:t>
-      </w:r>
-      <w:r>
-        <w:rPr>
-          <w:rFonts w:ascii="Times New Roman" w:eastAsia="宋体" w:hAnsi="Times New Roman" w:cs="Times New Roman" w:hint="eastAsia"/>
-        </w:rPr>
-        <w:t>UI</w:t>
-      </w:r>
-      <w:r>
-        <w:rPr>
-          <w:rFonts w:ascii="Times New Roman" w:eastAsia="宋体" w:hAnsi="Times New Roman" w:cs="Times New Roman" w:hint="eastAsia"/>
-        </w:rPr>
-        <w:t>界面，同时对于额外参数的支持更加全面</w:t>
+        <w:t>许对步兵进行子单元格编辑，如指定步兵放置的位置，或者拖拽步兵的位置</w:t>
+      </w:r>
+      <w:r>
+        <w:rPr>
+          <w:rFonts w:ascii="Times New Roman" w:eastAsia="宋体" w:hAnsi="Times New Roman" w:cs="Times New Roman" w:hint="eastAsia"/>
+        </w:rPr>
+        <w:t>，将步兵放置在地形对象上时，会考虑可用的子单元格</w:t>
       </w:r>
     </w:p>
     <w:p>
@@ -24184,7 +24757,13 @@
         <w:rPr>
           <w:rFonts w:ascii="Times New Roman" w:eastAsia="宋体" w:hAnsi="Times New Roman" w:cs="Times New Roman" w:hint="eastAsia"/>
         </w:rPr>
-        <w:t>特遣部队：完全重写的编辑器</w:t>
+        <w:t>建筑放置：优化了建筑数量较多时放置、拖动、修改建筑属性的性能问题。现在无法直接放置重叠的建筑，若将建筑拖动到重叠位置，会弹出对话框确认</w:t>
+      </w:r>
+      <w:r>
+        <w:rPr>
+          <w:rFonts w:ascii="Times New Roman" w:eastAsia="宋体" w:hAnsi="Times New Roman" w:cs="Times New Roman" w:hint="eastAsia"/>
+        </w:rPr>
+        <w:t>。若建筑有加载物，会自动计算加载物数量</w:t>
       </w:r>
     </w:p>
     <w:p>
@@ -24198,19 +24777,43 @@
         <w:rPr>
           <w:rFonts w:ascii="Times New Roman" w:eastAsia="宋体" w:hAnsi="Times New Roman" w:cs="Times New Roman" w:hint="eastAsia"/>
         </w:rPr>
-        <w:t>作战小队：完全重写的编辑器，可以通过滚轮直接切换所属方、特遣、脚本等内容，而无需重复获得焦点</w:t>
-      </w:r>
-      <w:r>
-        <w:rPr>
-          <w:rFonts w:ascii="Times New Roman" w:eastAsia="宋体" w:hAnsi="Times New Roman" w:cs="Times New Roman" w:hint="eastAsia"/>
-        </w:rPr>
-        <w:t>-</w:t>
-      </w:r>
-      <w:r>
-        <w:rPr>
-          <w:rFonts w:ascii="Times New Roman" w:eastAsia="宋体" w:hAnsi="Times New Roman" w:cs="Times New Roman" w:hint="eastAsia"/>
-        </w:rPr>
-        <w:t>失去焦点的复杂操作</w:t>
+        <w:t>自动斜坡：重写了抬升、降低、平坦地表的对应函数。现在生成的斜坡更加不容易出现</w:t>
+      </w:r>
+      <w:r>
+        <w:rPr>
+          <w:rFonts w:ascii="Times New Roman" w:eastAsia="宋体" w:hAnsi="Times New Roman" w:cs="Times New Roman" w:hint="eastAsia"/>
+        </w:rPr>
+        <w:t>bug</w:t>
+      </w:r>
+      <w:r>
+        <w:rPr>
+          <w:rFonts w:ascii="Times New Roman" w:eastAsia="宋体" w:hAnsi="Times New Roman" w:cs="Times New Roman" w:hint="eastAsia"/>
+        </w:rPr>
+        <w:t>，平坦悬崖内地形不会溢出，支持按住</w:t>
+      </w:r>
+      <w:r>
+        <w:rPr>
+          <w:rFonts w:ascii="Times New Roman" w:eastAsia="宋体" w:hAnsi="Times New Roman" w:cs="Times New Roman" w:hint="eastAsia"/>
+        </w:rPr>
+        <w:t>Shift</w:t>
+      </w:r>
+      <w:r>
+        <w:rPr>
+          <w:rFonts w:ascii="Times New Roman" w:eastAsia="宋体" w:hAnsi="Times New Roman" w:cs="Times New Roman" w:hint="eastAsia"/>
+        </w:rPr>
+        <w:t>进行陡峭抬升，生成跨越两格高度的斜坡，支持按住</w:t>
+      </w:r>
+      <w:r>
+        <w:rPr>
+          <w:rFonts w:ascii="Times New Roman" w:eastAsia="宋体" w:hAnsi="Times New Roman" w:cs="Times New Roman" w:hint="eastAsia"/>
+        </w:rPr>
+        <w:t>Shift+Ctrl</w:t>
+      </w:r>
+      <w:r>
+        <w:rPr>
+          <w:rFonts w:ascii="Times New Roman" w:eastAsia="宋体" w:hAnsi="Times New Roman" w:cs="Times New Roman" w:hint="eastAsia"/>
+        </w:rPr>
+        <w:t>忽视不可抬升地形，强制生成斜坡</w:t>
       </w:r>
     </w:p>
     <w:p>
@@ -24224,25 +24827,43 @@
         <w:rPr>
           <w:rFonts w:ascii="Times New Roman" w:eastAsia="宋体" w:hAnsi="Times New Roman" w:cs="Times New Roman" w:hint="eastAsia"/>
         </w:rPr>
-        <w:t>AI</w:t>
-      </w:r>
-      <w:r>
-        <w:rPr>
-          <w:rFonts w:ascii="Times New Roman" w:eastAsia="宋体" w:hAnsi="Times New Roman" w:cs="Times New Roman" w:hint="eastAsia"/>
-        </w:rPr>
-        <w:t>触发编辑器：完全重写的编辑器，调整了</w:t>
-      </w:r>
-      <w:r>
-        <w:rPr>
-          <w:rFonts w:ascii="Times New Roman" w:eastAsia="宋体" w:hAnsi="Times New Roman" w:cs="Times New Roman" w:hint="eastAsia"/>
-        </w:rPr>
-        <w:t>UI</w:t>
-      </w:r>
-      <w:r>
-        <w:rPr>
-          <w:rFonts w:ascii="Times New Roman" w:eastAsia="宋体" w:hAnsi="Times New Roman" w:cs="Times New Roman" w:hint="eastAsia"/>
-        </w:rPr>
-        <w:t>界面，大幅减少了卡顿</w:t>
+        <w:t>连续放置地形、</w:t>
+      </w:r>
+      <w:r>
+        <w:rPr>
+          <w:rFonts w:ascii="Times New Roman" w:eastAsia="宋体" w:hAnsi="Times New Roman" w:cs="Times New Roman" w:hint="eastAsia"/>
+        </w:rPr>
+        <w:t>覆盖物</w:t>
+      </w:r>
+      <w:r>
+        <w:rPr>
+          <w:rFonts w:ascii="Times New Roman" w:eastAsia="宋体" w:hAnsi="Times New Roman" w:cs="Times New Roman" w:hint="eastAsia"/>
+        </w:rPr>
+        <w:t>：按住鼠标左键连续放置地形、</w:t>
+      </w:r>
+      <w:r>
+        <w:rPr>
+          <w:rFonts w:ascii="Times New Roman" w:eastAsia="宋体" w:hAnsi="Times New Roman" w:cs="Times New Roman" w:hint="eastAsia"/>
+        </w:rPr>
+        <w:t>覆盖物</w:t>
+      </w:r>
+      <w:r>
+        <w:rPr>
+          <w:rFonts w:ascii="Times New Roman" w:eastAsia="宋体" w:hAnsi="Times New Roman" w:cs="Times New Roman" w:hint="eastAsia"/>
+        </w:rPr>
+        <w:t>、擦除</w:t>
+      </w:r>
+      <w:r>
+        <w:rPr>
+          <w:rFonts w:ascii="Times New Roman" w:eastAsia="宋体" w:hAnsi="Times New Roman" w:cs="Times New Roman" w:hint="eastAsia"/>
+        </w:rPr>
+        <w:t>覆盖物</w:t>
+      </w:r>
+      <w:r>
+        <w:rPr>
+          <w:rFonts w:ascii="Times New Roman" w:eastAsia="宋体" w:hAnsi="Times New Roman" w:cs="Times New Roman" w:hint="eastAsia"/>
+        </w:rPr>
+        <w:t>后，此次连续更改仅占用一次历史记录，进行一次撤销即可全部撤销</w:t>
       </w:r>
     </w:p>
     <w:p>
@@ -24256,7 +24877,55 @@
         <w:rPr>
           <w:rFonts w:ascii="Times New Roman" w:eastAsia="宋体" w:hAnsi="Times New Roman" w:cs="Times New Roman" w:hint="eastAsia"/>
         </w:rPr>
-        <w:t>单人任务设置：新增了部分全局设置选项</w:t>
+        <w:t>填充模式：按住</w:t>
+      </w:r>
+      <w:r>
+        <w:rPr>
+          <w:rFonts w:ascii="Times New Roman" w:eastAsia="宋体" w:hAnsi="Times New Roman" w:cs="Times New Roman" w:hint="eastAsia"/>
+        </w:rPr>
+        <w:t>Ctrl</w:t>
+      </w:r>
+      <w:r>
+        <w:rPr>
+          <w:rFonts w:ascii="Times New Roman" w:eastAsia="宋体" w:hAnsi="Times New Roman" w:cs="Times New Roman" w:hint="eastAsia"/>
+        </w:rPr>
+        <w:t>填充摆放地形时，会将地形与该地形的</w:t>
+      </w:r>
+      <w:r>
+        <w:rPr>
+          <w:rFonts w:ascii="Times New Roman" w:eastAsia="宋体" w:hAnsi="Times New Roman" w:cs="Times New Roman" w:hint="eastAsia"/>
+        </w:rPr>
+        <w:t>LAT</w:t>
+      </w:r>
+      <w:r>
+        <w:rPr>
+          <w:rFonts w:ascii="Times New Roman" w:eastAsia="宋体" w:hAnsi="Times New Roman" w:cs="Times New Roman" w:hint="eastAsia"/>
+        </w:rPr>
+        <w:t>视为同一组</w:t>
+      </w:r>
+      <w:r>
+        <w:rPr>
+          <w:rFonts w:ascii="Times New Roman" w:eastAsia="宋体" w:hAnsi="Times New Roman" w:cs="Times New Roman" w:hint="eastAsia"/>
+        </w:rPr>
+        <w:t>，将所有水面视为同类地形，</w:t>
+      </w:r>
+      <w:r>
+        <w:rPr>
+          <w:rFonts w:ascii="Times New Roman" w:eastAsia="宋体" w:hAnsi="Times New Roman" w:cs="Times New Roman" w:hint="eastAsia"/>
+        </w:rPr>
+        <w:t>若有单元格</w:t>
+      </w:r>
+      <w:r>
+        <w:rPr>
+          <w:rFonts w:ascii="Times New Roman" w:eastAsia="宋体" w:hAnsi="Times New Roman" w:cs="Times New Roman" w:hint="eastAsia"/>
+        </w:rPr>
+        <w:t>被隐藏</w:t>
+      </w:r>
+      <w:r>
+        <w:rPr>
+          <w:rFonts w:ascii="Times New Roman" w:eastAsia="宋体" w:hAnsi="Times New Roman" w:cs="Times New Roman" w:hint="eastAsia"/>
+        </w:rPr>
+        <w:t>，则跳过；若开启多选模式，则对多选范围内的地形生效</w:t>
       </w:r>
     </w:p>
     <w:p>
@@ -24270,987 +24939,348 @@
         <w:rPr>
           <w:rFonts w:ascii="Times New Roman" w:eastAsia="宋体" w:hAnsi="Times New Roman" w:cs="Times New Roman" w:hint="eastAsia"/>
         </w:rPr>
+        <w:t>资源加载：支持读取游戏目录下的</w:t>
+      </w:r>
+      <w:r>
+        <w:rPr>
+          <w:rFonts w:ascii="Times New Roman" w:eastAsia="宋体" w:hAnsi="Times New Roman" w:cs="Times New Roman" w:hint="eastAsia"/>
+        </w:rPr>
+        <w:t>shp</w:t>
+      </w:r>
+      <w:r>
+        <w:rPr>
+          <w:rFonts w:ascii="Times New Roman" w:eastAsia="宋体" w:hAnsi="Times New Roman" w:cs="Times New Roman" w:hint="eastAsia"/>
+        </w:rPr>
+        <w:t>文件，围墙</w:t>
+      </w:r>
+ 